--- a/temp.docx
+++ b/temp.docx
@@ -1676,6 +1676,38 @@
                 <w:dropDownList>
                   <w:listItem w:displayText="Не назначено" w:value=""/>
                   <w:listItem w:displayText="──────── Сигналы РЗиА ────────" w:value="INPUTS_HEADER" w:disabled="true"/>
+                  <w:listItem w:displayText="KA1 Отключен" w:value="KA1 Отключен"/>
+                  <w:listItem w:displayText="KA10 Отключен" w:value="KA10 Отключен"/>
+                  <w:listItem w:displayText="KA11 Отключен" w:value="KA11 Отключен"/>
+                  <w:listItem w:displayText="KA12 Отключен" w:value="KA12 Отключен"/>
+                  <w:listItem w:displayText="KA13 Отключен" w:value="KA13 Отключен"/>
+                  <w:listItem w:displayText="KA14 Отключен" w:value="KA14 Отключен"/>
+                  <w:listItem w:displayText="KA15 Отключен" w:value="KA15 Отключен"/>
+                  <w:listItem w:displayText="KA16 Отключен" w:value="KA16 Отключен"/>
+                  <w:listItem w:displayText="KA17 Отключен" w:value="KA17 Отключен"/>
+                  <w:listItem w:displayText="KA18 Отключен" w:value="KA18 Отключен"/>
+                  <w:listItem w:displayText="KA19 Отключен" w:value="KA19 Отключен"/>
+                  <w:listItem w:displayText="KA2 Отключен" w:value="KA2 Отключен"/>
+                  <w:listItem w:displayText="KA20 Отключен" w:value="KA20 Отключен"/>
+                  <w:listItem w:displayText="KA21 Отключен" w:value="KA21 Отключен"/>
+                  <w:listItem w:displayText="KA22 Отключен" w:value="KA22 Отключен"/>
+                  <w:listItem w:displayText="KA23 Отключен" w:value="KA23 Отключен"/>
+                  <w:listItem w:displayText="KA24 Отключен" w:value="KA24 Отключен"/>
+                  <w:listItem w:displayText="KA25 Отключен" w:value="KA25 Отключен"/>
+                  <w:listItem w:displayText="KA26 Отключен" w:value="KA26 Отключен"/>
+                  <w:listItem w:displayText="KA27 Отключен" w:value="KA27 Отключен"/>
+                  <w:listItem w:displayText="KA28 Отключен" w:value="KA28 Отключен"/>
+                  <w:listItem w:displayText="KA29 Отключен" w:value="KA29 Отключен"/>
+                  <w:listItem w:displayText="KA3 Отключен" w:value="KA3 Отключен"/>
+                  <w:listItem w:displayText="KA30 Отключен" w:value="KA30 Отключен"/>
+                  <w:listItem w:displayText="KA31 Отключен" w:value="KA31 Отключен"/>
+                  <w:listItem w:displayText="KA32 Отключен" w:value="KA32 Отключен"/>
+                  <w:listItem w:displayText="KA4 Отключен" w:value="KA4 Отключен"/>
+                  <w:listItem w:displayText="KA5 Отключен" w:value="KA5 Отключен"/>
+                  <w:listItem w:displayText="KA6 Отключен" w:value="KA6 Отключен"/>
+                  <w:listItem w:displayText="KA7 Отключен" w:value="KA7 Отключен"/>
+                  <w:listItem w:displayText="KA8 Отключен" w:value="KA8 Отключен"/>
+                  <w:listItem w:displayText="KA9 Отключен" w:value="KA9 Отключен"/>
                   <w:listItem w:displayText="Блокировка АОСН1" w:value="Блокировка АОСН1"/>
                   <w:listItem w:displayText="Блокировка АОСН2" w:value="Блокировка АОСН2"/>
                   <w:listItem w:displayText="Блокировка АОСН3" w:value="Блокировка АОСН3"/>
@@ -1707,6 +1739,8 @@
                   <w:listItem w:displayText="Вход 7" w:value="Вход 7"/>
                   <w:listItem w:displayText="Вход 8" w:value="Вход 8"/>
                   <w:listItem w:displayText="Вход 9" w:value="Вход 9"/>
+                  <w:listItem w:displayText="Заземляющий нож включен (блок контакт)" w:value="Заземляющий нож включен (блок контакт)"/>
+                  <w:listItem w:displayText="Заземляющий нож отключен (блок контакт)" w:value="Заземляющий нож отключен (блок контакт)"/>
                   <w:listItem w:displayText="Команда ОН1" w:value="Команда ОН1"/>
                   <w:listItem w:displayText="Команда ОН10" w:value="Команда ОН10"/>
                   <w:listItem w:displayText="Команда ОН2" w:value="Команда ОН2"/>
@@ -1718,10 +1752,32 @@
                   <w:listItem w:displayText="Команда ОН8" w:value="Команда ОН8"/>
                   <w:listItem w:displayText="Команда ОН9" w:value="Команда ОН9"/>
                   <w:listItem w:displayText="Команда ЦВН" w:value="Команда ЦВН"/>
+                  <w:listItem w:displayText="Контроль оперативного тока цепей ОБР" w:value="Контроль оперативного тока цепей ОБР"/>
+                  <w:listItem w:displayText="Контроль шлейфа управления ячейкой" w:value="Контроль шлейфа управления ячейкой"/>
+                  <w:listItem w:displayText="Контрольное положение ВЭ" w:value="Контрольное положение ВЭ"/>
                   <w:listItem w:displayText="Положение SF1" w:value="Положение SF1"/>
                   <w:listItem w:displayText="Положение SF2" w:value="Положение SF2"/>
+                  <w:listItem w:displayText="Положение ВЭ «Вкачен»" w:value="Положение ВЭ «Вкачен»"/>
+                  <w:listItem w:displayText="Положение ВЭ «Выкачен»" w:value="Положение ВЭ «Выкачен»"/>
+                  <w:listItem w:displayText="Положение автоматического выключателя SF1" w:value="Положение автоматического выключателя SF1"/>
+                  <w:listItem w:displayText="Положение автоматического выключателя SF2" w:value="Положение автоматического выключателя SF2"/>
+                  <w:listItem w:displayText="Положение автоматического выключателя SF3" w:value="Положение автоматического выключателя SF3"/>
+                  <w:listItem w:displayText="Положение двери отсека/шкафа" w:value="Положение двери отсека/шкафа"/>
+                  <w:listItem w:displayText="Положение испытательного блока SG1" w:value="Положение испытательного блока SG1"/>
+                  <w:listItem w:displayText="Положение испытательного блока SG2" w:value="Положение испытательного блока SG2"/>
+                  <w:listItem w:displayText="Положение испытательного блока SG3" w:value="Положение испытательного блока SG3"/>
+                  <w:listItem w:displayText="Положение переключателя SA1 цепей управления" w:value="Положение переключателя SA1 цепей управления"/>
+                  <w:listItem w:displayText="Положение переключателя SA2 цепей управления" w:value="Положение переключателя SA2 цепей управления"/>
+                  <w:listItem w:displayText="Положение переключателя SA3 цепей управления" w:value="Положение переключателя SA3 цепей управления"/>
+                  <w:listItem w:displayText="Положение переключателя SA4 цепей управления" w:value="Положение переключателя SA4 цепей управления"/>
+                  <w:listItem w:displayText="Положение переключателя аварийной деблокировки ячейки" w:value="Положение переключателя аварийной деблокировки ячейки"/>
                   <w:listItem w:displayText="Положения вводного выключателя «Включён»" w:value="Положения вводного выключателя «Включён»"/>
                   <w:listItem w:displayText="Положения секционного выключателя «Включён»" w:value="Положения секционного выключателя «Включён»"/>
+                  <w:listItem w:displayText="Рабочее положение ВЭ" w:value="Рабочее положение ВЭ"/>
+                  <w:listItem w:displayText="Сигнал внешний 1" w:value="Сигнал внешний 1"/>
+                  <w:listItem w:displayText="Сигнал внешний 2" w:value="Сигнал внешний 2"/>
+                  <w:listItem w:displayText="Сигнал внешний 3" w:value="Сигнал внешний 3"/>
+                  <w:listItem w:displayText="Сигнал внешний 4" w:value="Сигнал внешний 4"/>
                   <w:listItem w:displayText=" " w:value="SPACER" w:disabled="true"/>
                   <w:listItem w:displayText="────── Общие сигналы ФС ──────" w:value="CONTROLS_HEADER" w:disabled="true"/>
                   <w:listItem w:displayText="Возврат АПВН" w:value="Возврат АПВН"/>
@@ -1776,7 +1832,14 @@
                   <w:listItem w:displayText="Оперативный вывод функции БНН" w:value="Оперативный вывод функции БНН"/>
                   <w:listItem w:displayText="Оперативный вывод функции ЗМН" w:value="Оперативный вывод функции ЗМН"/>
                   <w:listItem w:displayText="Оперативный вывод функции ЗФР" w:value="Оперативный вывод функции ЗФР"/>
+                  <w:listItem w:displayText="Оперативный вывод функции КА" w:value="Оперативный вывод функции КА"/>
+                  <w:listItem w:displayText="Оперативный вывод функции КНН" w:value="Оперативный вывод функции КНН"/>
+                  <w:listItem w:displayText="Оперативный вывод функции КОН" w:value="Оперативный вывод функции КОН"/>
+                  <w:listItem w:displayText="Оперативный вывод функции КП" w:value="Оперативный вывод функции КП"/>
+                  <w:listItem w:displayText="Оперативный вывод функции КПОН" w:value="Оперативный вывод функции КПОН"/>
                   <w:listItem w:displayText="Оперативный вывод функции МУВ" w:value="Оперативный вывод функции МУВ"/>
+                  <w:listItem w:displayText="Оперативный вывод функции ПДС" w:value="Оперативный вывод функции ПДС"/>
+                  <w:listItem w:displayText="Оперативный вывод функции ПДС НКУ" w:value="Оперативный вывод функции ПДС НКУ"/>
                   <w:listItem w:displayText="Оперативный вывод функции СЗЗ" w:value="Оперативный вывод функции СЗЗ"/>
                   <w:listItem w:displayText="Оперативный вывод функции УОН" w:value="Оперативный вывод функции УОН"/>
                   <w:listItem w:displayText="Оперативный вывод функции ЧАПВ" w:value="Оперативный вывод функции ЧАПВ"/>
@@ -1864,9 +1927,14 @@
                   <w:listItem w:displayText="Перевод ЧАПВ2 на сигнал" w:value="Перевод ЧАПВ2 на сигнал"/>
                   <w:listItem w:displayText="Перевод ЧАПВ3 на сигнал" w:value="Перевод ЧАПВ3 на сигнал"/>
                   <w:listItem w:displayText="Перевод ЧАПВ4 на сигнал" w:value="Перевод ЧАПВ4 на сигнал"/>
+                  <w:listItem w:displayText="Программная деблокировка управления выкатным элементом" w:value="Программная деблокировка управления выкатным элементом"/>
+                  <w:listItem w:displayText="Программная деблокировка управления заземляющим ножом" w:value="Программная деблокировка управления заземляющим ножом"/>
+                  <w:listItem w:displayText="Сброс" w:value="Сброс"/>
                   <w:listItem w:displayText="Сброс МУВ" w:value="Сброс МУВ"/>
                   <w:listItem w:displayText="Сброс блокировки УВ СКРМ1" w:value="Сброс блокировки УВ СКРМ1"/>
                   <w:listItem w:displayText="Сброс блокировки УВ СКРМ2" w:value="Сброс блокировки УВ СКРМ2"/>
+                  <w:listItem w:displayText="Сброс счетчика операций ВЭ" w:value="Сброс счетчика операций ВЭ"/>
+                  <w:listItem w:displayText="Сброс счетчика операций ЗН" w:value="Сброс счетчика операций ЗН"/>
                   <w:listItem w:displayText="УВ СКРМ1 на сигнал" w:value="УВ СКРМ1 на сигнал"/>
                   <w:listItem w:displayText="УВ СКРМ2 на сигнал" w:value="УВ СКРМ2 на сигнал"/>
                 </w:dropDownList>
@@ -2374,6 +2442,66 @@
                   <w:listItem w:displayText="ЗФР / ЗФР: Срабатывание на сигнал" w:value="ЗФР / ЗФР: Срабатывание на сигнал"/>
                   <w:listItem w:displayText="ЗФР / ЗФР: Функция введена в работу" w:value="ЗФР / ЗФР: Функция введена в работу"/>
                   <w:listItem w:displayText="ЗФР / ЗФР: Функция оперативно выведена из работы" w:value="ЗФР / ЗФР: Функция оперативно выведена из работы"/>
+                  <w:listItem w:displayText="КА / ВЭ: Команда «вкатить» выкатной элемент через выходное реле" w:value="КА / ВЭ: Команда «вкатить» выкатной элемент через выходное реле"/>
+                  <w:listItem w:displayText="КА / ВЭ: Команда «выкатить» выкатной элемент через выходное реле" w:value="КА / ВЭ: Команда «выкатить» выкатной элемент через выходное реле"/>
+                  <w:listItem w:displayText="КА / ВЭ: Неисправное положение выкатного элемента" w:value="КА / ВЭ: Неисправное положение выкатного элемента"/>
+                  <w:listItem w:displayText="КА / ВЭ: Положение выкатного элемента «Вкачен»" w:value="КА / ВЭ: Положение выкатного элемента «Вкачен»"/>
+                  <w:listItem w:displayText="КА / ВЭ: Положение выкатного элемента «Выкачен»" w:value="КА / ВЭ: Положение выкатного элемента «Выкачен»"/>
+                  <w:listItem w:displayText="КА / ВЭ: Промежуточное положение выкатного элемента" w:value="КА / ВЭ: Промежуточное положение выкатного элемента"/>
+                  <w:listItem w:displayText="КА / ВЭ: Ремонтное положение выкатного элемента" w:value="КА / ВЭ: Ремонтное положение выкатного элемента"/>
+                  <w:listItem w:displayText="КА / ВЭ: Функция введена в работу" w:value="КА / ВЭ: Функция введена в работу"/>
+                  <w:listItem w:displayText="КА / ЗН: Заземляющий нож включен" w:value="КА / ЗН: Заземляющий нож включен"/>
+                  <w:listItem w:displayText="КА / ЗН: Заземляющий нож отключен" w:value="КА / ЗН: Заземляющий нож отключен"/>
+                  <w:listItem w:displayText="КА / ЗН: Команда «включить» заземляющий нож через выходное реле" w:value="КА / ЗН: Команда «включить» заземляющий нож через выходное реле"/>
+                  <w:listItem w:displayText="КА / ЗН: Команда «отключить» заземляющий нож через выходное реле" w:value="КА / ЗН: Команда «отключить» заземляющий нож через выходное реле"/>
+                  <w:listItem w:displayText="КА / ЗН: Неисправное положение заземляющего ножа" w:value="КА / ЗН: Неисправное положение заземляющего ножа"/>
+                  <w:listItem w:displayText="КА / ЗН: Промежуточное положение заземляющего ножа" w:value="КА / ЗН: Промежуточное положение заземляющего ножа"/>
+                  <w:listItem w:displayText="КА / ЗН: Функция введена в работу" w:value="КА / ЗН: Функция введена в работу"/>
+                  <w:listItem w:displayText="КА / КА: Функция введена в работу" w:value="КА / КА: Функция введена в работу"/>
+                  <w:listItem w:displayText="КА / КА: Функция оперативно выведена из работы" w:value="КА / КА: Функция оперативно выведена из работы"/>
+                  <w:listItem w:displayText="КНН / КНН: Пуск ИО напряжения" w:value="КНН / КНН: Пуск ИО напряжения"/>
+                  <w:listItem w:displayText="КНН / КНН: Пуск ИО напряжения ОП" w:value="КНН / КНН: Пуск ИО напряжения ОП"/>
+                  <w:listItem w:displayText="КНН / КНН: Пуск КНН" w:value="КНН / КНН: Пуск КНН"/>
+                  <w:listItem w:displayText="КНН / КНН: Функция введена в работу" w:value="КНН / КНН: Функция введена в работу"/>
+                  <w:listItem w:displayText="КНН / КНН: Функция оперативно выведена из работы" w:value="КНН / КНН: Функция оперативно выведена из работы"/>
+                  <w:listItem w:displayText="КОН / КОН: Пуск ИО напряжения" w:value="КОН / КОН: Пуск ИО напряжения"/>
+                  <w:listItem w:displayText="КОН / КОН: Пуск КОН" w:value="КОН / КОН: Пуск КОН"/>
+                  <w:listItem w:displayText="КОН / КОН: Функция введена в работу" w:value="КОН / КОН: Функция введена в работу"/>
+                  <w:listItem w:displayText="КОН / КОН: Функция оперативно выведена из работы" w:value="КОН / КОН: Функция оперативно выведена из работы"/>
+                  <w:listItem w:displayText="КП / КП: Идет переключение" w:value="КП / КП: Идет переключение"/>
+                  <w:listItem w:displayText="КП / КП: Функция введена в работу" w:value="КП / КП: Функция введена в работу"/>
+                  <w:listItem w:displayText="КП / КП: Функция оперативно выведена из работы" w:value="КП / КП: Функция оперативно выведена из работы"/>
+                  <w:listItem w:displayText="КП / ОБР ВЭ: Разрешение управления выкатным элементом" w:value="КП / ОБР ВЭ: Разрешение управления выкатным элементом"/>
+                  <w:listItem w:displayText="КП / ОБР ЗН: Разрешение управления заземляющим ножом" w:value="КП / ОБР ЗН: Разрешение управления заземляющим ножом"/>
+                  <w:listItem w:displayText="КП / УВЭ: Вкатить выкатной элемент" w:value="КП / УВЭ: Вкатить выкатной элемент"/>
+                  <w:listItem w:displayText="КП / УВЭ: Выкатить выкатной элемент" w:value="КП / УВЭ: Выкатить выкатной элемент"/>
+                  <w:listItem w:displayText="КП / УВЭ: Идет переключение" w:value="КП / УВЭ: Идет переключение"/>
+                  <w:listItem w:displayText="КП / УВЭ: Поведение местного управления" w:value="КП / УВЭ: Поведение местного управления"/>
+                  <w:listItem w:displayText="КП / УВЭ: Положение ВЭ (Вкачен)" w:value="КП / УВЭ: Положение ВЭ (Вкачен)"/>
+                  <w:listItem w:displayText="КП / УВЭ: Положение ВЭ (Выкачен)" w:value="КП / УВЭ: Положение ВЭ (Выкачен)"/>
+                  <w:listItem w:displayText="КП / УВЭ: Положение ВЭ (Не определено)" w:value="КП / УВЭ: Положение ВЭ (Не определено)"/>
+                  <w:listItem w:displayText="КП / УВЭ: Положение ВЭ (Неисправность)" w:value="КП / УВЭ: Положение ВЭ (Неисправность)"/>
+                  <w:listItem w:displayText="КП / УВЭ: Положение ключа режима управления" w:value="КП / УВЭ: Положение ключа режима управления"/>
+                  <w:listItem w:displayText="КП / УВЭ: Право переключения на уровне станции" w:value="КП / УВЭ: Право переключения на уровне станции"/>
+                  <w:listItem w:displayText="КП / УВЭ: Сигнал превышения допустимого времени переключения" w:value="КП / УВЭ: Сигнал превышения допустимого времени переключения"/>
+                  <w:listItem w:displayText="КП / УВЭ: Функция введена в работу" w:value="КП / УВЭ: Функция введена в работу"/>
+                  <w:listItem w:displayText="КП / УЗН: Включить заземляющий нож" w:value="КП / УЗН: Включить заземляющий нож"/>
+                  <w:listItem w:displayText="КП / УЗН: Идет переключение" w:value="КП / УЗН: Идет переключение"/>
+                  <w:listItem w:displayText="КП / УЗН: Отключить заземляющий нож" w:value="КП / УЗН: Отключить заземляющий нож"/>
+                  <w:listItem w:displayText="КП / УЗН: Поведение местного управления" w:value="КП / УЗН: Поведение местного управления"/>
+                  <w:listItem w:displayText="КП / УЗН: Положение ЗН (Включено)" w:value="КП / УЗН: Положение ЗН (Включено)"/>
+                  <w:listItem w:displayText="КП / УЗН: Положение ЗН (Не определено)" w:value="КП / УЗН: Положение ЗН (Не определено)"/>
+                  <w:listItem w:displayText="КП / УЗН: Положение ЗН (Неисправность)" w:value="КП / УЗН: Положение ЗН (Неисправность)"/>
+                  <w:listItem w:displayText="КП / УЗН: Положение ЗН (Отключено)" w:value="КП / УЗН: Положение ЗН (Отключено)"/>
+                  <w:listItem w:displayText="КП / УЗН: Положение ключа режима управления" w:value="КП / УЗН: Положение ключа режима управления"/>
+                  <w:listItem w:displayText="КП / УЗН: Право переключения на уровне станции" w:value="КП / УЗН: Право переключения на уровне станции"/>
+                  <w:listItem w:displayText="КП / УЗН: Сигнал превышения допустимого времени переключения" w:value="КП / УЗН: Сигнал превышения допустимого времени переключения"/>
+                  <w:listItem w:displayText="КП / УЗН: Функция введена в работу" w:value="КП / УЗН: Функция введена в работу"/>
+                  <w:listItem w:displayText="КПОН / КПОН: Пуск ИО напряжения" w:value="КПОН / КПОН: Пуск ИО напряжения"/>
+                  <w:listItem w:displayText="КПОН / КПОН: Пуск ИО напряжения ОП" w:value="КПОН / КПОН: Пуск ИО напряжения ОП"/>
+                  <w:listItem w:displayText="КПОН / КПОН: Пуск КПОН" w:value="КПОН / КПОН: Пуск КПОН"/>
+                  <w:listItem w:displayText="КПОН / КПОН: Функция введена в работу" w:value="КПОН / КПОН: Функция введена в работу"/>
+                  <w:listItem w:displayText="КПОН / КПОН: Функция оперативно выведена из работы" w:value="КПОН / КПОН: Функция оперативно выведена из работы"/>
                   <w:listItem w:displayText="МУВ / УВ10: Срабатывание" w:value="МУВ / УВ10: Срабатывание"/>
                   <w:listItem w:displayText="МУВ / УВ10: Срабатывание на сигнал" w:value="МУВ / УВ10: Срабатывание на сигнал"/>
                   <w:listItem w:displayText="МУВ / УВ10: Функция введена в работу" w:value="МУВ / УВ10: Функция введена в работу"/>
@@ -2422,6 +2550,33 @@
                   <w:listItem w:displayText="МУВ / УВ9: Срабатывание на сигнал" w:value="МУВ / УВ9: Срабатывание на сигнал"/>
                   <w:listItem w:displayText="МУВ / УВ9: Функция введена в работу" w:value="МУВ / УВ9: Функция введена в работу"/>
                   <w:listItem w:displayText="МУВ / УВ9: Функция оперативно выведена из работы" w:value="МУВ / УВ9: Функция оперативно выведена из работы"/>
+                  <w:listItem w:displayText="ПДС / ВЭ: Поведение местного управления" w:value="ПДС / ВЭ: Поведение местного управления"/>
+                  <w:listItem w:displayText="ПДС / ВЭ: Положение ключа режима управления" w:value="ПДС / ВЭ: Положение ключа режима управления"/>
+                  <w:listItem w:displayText="ПДС / ВЭ: Право переключения на уровне станции" w:value="ПДС / ВЭ: Право переключения на уровне станции"/>
+                  <w:listItem w:displayText="ПДС / ВЭ: Ремонтное положение коммутационного аппарата" w:value="ПДС / ВЭ: Ремонтное положение коммутационного аппарата"/>
+                  <w:listItem w:displayText="ПДС / ЗН: Поведение местного управления" w:value="ПДС / ЗН: Поведение местного управления"/>
+                  <w:listItem w:displayText="ПДС / ЗН: Положение ключа режима управления" w:value="ПДС / ЗН: Положение ключа режима управления"/>
+                  <w:listItem w:displayText="ПДС / ЗН: Право переключения на уровне станции" w:value="ПДС / ЗН: Право переключения на уровне станции"/>
+                  <w:listItem w:displayText="ПДС / ПДС: Функция введена в работу" w:value="ПДС / ПДС: Функция введена в работу"/>
+                  <w:listItem w:displayText="ПДС / ПДС: Функция оперативно выведена из работы" w:value="ПДС / ПДС: Функция оперативно выведена из работы"/>
+                  <w:listItem w:displayText="ПДС НКУ / SA1: Цепь управления введена" w:value="ПДС НКУ / SA1: Цепь управления введена"/>
+                  <w:listItem w:displayText="ПДС НКУ / SA2: Цепь управления введена" w:value="ПДС НКУ / SA2: Цепь управления введена"/>
+                  <w:listItem w:displayText="ПДС НКУ / SA3: Цепь управления введена" w:value="ПДС НКУ / SA3: Цепь управления введена"/>
+                  <w:listItem w:displayText="ПДС НКУ / SA4: Цепь управления введена" w:value="ПДС НКУ / SA4: Цепь управления введена"/>
+                  <w:listItem w:displayText="ПДС НКУ / SF1: Автоматический выключатель отключен" w:value="ПДС НКУ / SF1: Автоматический выключатель отключен"/>
+                  <w:listItem w:displayText="ПДС НКУ / SF2: Автоматический выключатель отключен" w:value="ПДС НКУ / SF2: Автоматический выключатель отключен"/>
+                  <w:listItem w:displayText="ПДС НКУ / SF3: Автоматический выключатель отключен" w:value="ПДС НКУ / SF3: Автоматический выключатель отключен"/>
+                  <w:listItem w:displayText="ПДС НКУ / SG1: Рабочее положение испытательного блока" w:value="ПДС НКУ / SG1: Рабочее положение испытательного блока"/>
+                  <w:listItem w:displayText="ПДС НКУ / SG2: Рабочее положение испытательного блока" w:value="ПДС НКУ / SG2: Рабочее положение испытательного блока"/>
+                  <w:listItem w:displayText="ПДС НКУ / SG3: Рабочее положение испытательного блока" w:value="ПДС НКУ / SG3: Рабочее положение испытательного блока"/>
+                  <w:listItem w:displayText="ПДС НКУ / Дверь: Дверь отсека/шкафа закрыта" w:value="ПДС НКУ / Дверь: Дверь отсека/шкафа закрыта"/>
+                  <w:listItem w:displayText="ПДС НКУ / Дверь: Дверь отсека/шкафа открыта" w:value="ПДС НКУ / Дверь: Дверь отсека/шкафа открыта"/>
+                  <w:listItem w:displayText="ПДС НКУ / ОТ ОБР: Неисправность оперативного тока цепей ОБР" w:value="ПДС НКУ / ОТ ОБР: Неисправность оперативного тока цепей ОБР"/>
+                  <w:listItem w:displayText="ПДС НКУ / ПДС НКУ: Функция введена в работу" w:value="ПДС НКУ / ПДС НКУ: Функция введена в работу"/>
+                  <w:listItem w:displayText="ПДС НКУ / ПДС НКУ: Функция оперативно выведена из работы" w:value="ПДС НКУ / ПДС НКУ: Функция оперативно выведена из работы"/>
+                  <w:listItem w:displayText="ПДС НКУ / Пер.ав.дебл.см.яч.: Цепи аварийной деблокировки ячейки выведены" w:value="ПДС НКУ / Пер.ав.дебл.см.яч.: Цепи аварийной деблокировки ячейки выведены"/>
+                  <w:listItem w:displayText="ПС / ПС: Пуск предупредительной сигнализации" w:value="ПС / ПС: Пуск предупредительной сигнализации"/>
+                  <w:listItem w:displayText="ПС / ПС: Пуск предупредительной сигнализации (импульс)" w:value="ПС / ПС: Пуск предупредительной сигнализации (импульс)"/>
                   <w:listItem w:displayText="СЗЗ / СЗЗ: Пуск ИО напряжения НП 3U0&gt;" w:value="СЗЗ / СЗЗ: Пуск ИО напряжения НП 3U0&gt;"/>
                   <w:listItem w:displayText="СЗЗ / СЗЗ: Пуск СЗЗ" w:value="СЗЗ / СЗЗ: Пуск СЗЗ"/>
                   <w:listItem w:displayText="СЗЗ / СЗЗ: Срабатывание СЗЗ" w:value="СЗЗ / СЗЗ: Срабатывание СЗЗ"/>
@@ -2437,6 +2592,11 @@
                   <w:listItem w:displayText="СКРМ / УВ СКРМ2: Срабатывание на сигнал" w:value="СКРМ / УВ СКРМ2: Срабатывание на сигнал"/>
                   <w:listItem w:displayText="СКРМ / УВ СКРМ2: Функция введена в работу" w:value="СКРМ / УВ СКРМ2: Функция введена в работу"/>
                   <w:listItem w:displayText="СКРМ / УВ СКРМ2: Функция оперативно выведена из работы" w:value="СКРМ / УВ СКРМ2: Функция оперативно выведена из работы"/>
+                  <w:listItem w:displayText="СС / СС: БИ выведены" w:value="СС / СС: БИ выведены"/>
+                  <w:listItem w:displayText="СС / СС: Выходные цепи разобраны" w:value="СС / СС: Выходные цепи разобраны"/>
+                  <w:listItem w:displayText="СС / СС: Неисправность КА" w:value="СС / СС: Неисправность КА"/>
+                  <w:listItem w:displayText="СС / СС: Общий внешний сигнал" w:value="СС / СС: Общий внешний сигнал"/>
+                  <w:listItem w:displayText="СС / СС: Превышение времени переключения КА" w:value="СС / СС: Превышение времени переключения КА"/>
                   <w:listItem w:displayText="УОН / УВ ОН10: Срабатывание" w:value="УОН / УВ ОН10: Срабатывание"/>
                   <w:listItem w:displayText="УОН / УВ ОН10: Срабатывание на сигнал" w:value="УОН / УВ ОН10: Срабатывание на сигнал"/>
                   <w:listItem w:displayText="УОН / УВ ОН10: Функция введена в работу" w:value="УОН / УВ ОН10: Функция введена в работу"/>
@@ -2858,6 +3018,66 @@
                   <w:listItem w:displayText="ЗФР / ЗФР: Срабатывание на сигнал" w:value="ЗФР / ЗФР: Срабатывание на сигнал"/>
                   <w:listItem w:displayText="ЗФР / ЗФР: Функция введена в работу" w:value="ЗФР / ЗФР: Функция введена в работу"/>
                   <w:listItem w:displayText="ЗФР / ЗФР: Функция оперативно выведена из работы" w:value="ЗФР / ЗФР: Функция оперативно выведена из работы"/>
+                  <w:listItem w:displayText="КА / ВЭ: Команда «вкатить» выкатной элемент через выходное реле" w:value="КА / ВЭ: Команда «вкатить» выкатной элемент через выходное реле"/>
+                  <w:listItem w:displayText="КА / ВЭ: Команда «выкатить» выкатной элемент через выходное реле" w:value="КА / ВЭ: Команда «выкатить» выкатной элемент через выходное реле"/>
+                  <w:listItem w:displayText="КА / ВЭ: Неисправное положение выкатного элемента" w:value="КА / ВЭ: Неисправное положение выкатного элемента"/>
+                  <w:listItem w:displayText="КА / ВЭ: Положение выкатного элемента «Вкачен»" w:value="КА / ВЭ: Положение выкатного элемента «Вкачен»"/>
+                  <w:listItem w:displayText="КА / ВЭ: Положение выкатного элемента «Выкачен»" w:value="КА / ВЭ: Положение выкатного элемента «Выкачен»"/>
+                  <w:listItem w:displayText="КА / ВЭ: Промежуточное положение выкатного элемента" w:value="КА / ВЭ: Промежуточное положение выкатного элемента"/>
+                  <w:listItem w:displayText="КА / ВЭ: Ремонтное положение выкатного элемента" w:value="КА / ВЭ: Ремонтное положение выкатного элемента"/>
+                  <w:listItem w:displayText="КА / ВЭ: Функция введена в работу" w:value="КА / ВЭ: Функция введена в работу"/>
+                  <w:listItem w:displayText="КА / ЗН: Заземляющий нож включен" w:value="КА / ЗН: Заземляющий нож включен"/>
+                  <w:listItem w:displayText="КА / ЗН: Заземляющий нож отключен" w:value="КА / ЗН: Заземляющий нож отключен"/>
+                  <w:listItem w:displayText="КА / ЗН: Команда «включить» заземляющий нож через выходное реле" w:value="КА / ЗН: Команда «включить» заземляющий нож через выходное реле"/>
+                  <w:listItem w:displayText="КА / ЗН: Команда «отключить» заземляющий нож через выходное реле" w:value="КА / ЗН: Команда «отключить» заземляющий нож через выходное реле"/>
+                  <w:listItem w:displayText="КА / ЗН: Неисправное положение заземляющего ножа" w:value="КА / ЗН: Неисправное положение заземляющего ножа"/>
+                  <w:listItem w:displayText="КА / ЗН: Промежуточное положение заземляющего ножа" w:value="КА / ЗН: Промежуточное положение заземляющего ножа"/>
+                  <w:listItem w:displayText="КА / ЗН: Функция введена в работу" w:value="КА / ЗН: Функция введена в работу"/>
+                  <w:listItem w:displayText="КА / КА: Функция введена в работу" w:value="КА / КА: Функция введена в работу"/>
+                  <w:listItem w:displayText="КА / КА: Функция оперативно выведена из работы" w:value="КА / КА: Функция оперативно выведена из работы"/>
+                  <w:listItem w:displayText="КНН / КНН: Пуск ИО напряжения" w:value="КНН / КНН: Пуск ИО напряжения"/>
+                  <w:listItem w:displayText="КНН / КНН: Пуск ИО напряжения ОП" w:value="КНН / КНН: Пуск ИО напряжения ОП"/>
+                  <w:listItem w:displayText="КНН / КНН: Пуск КНН" w:value="КНН / КНН: Пуск КНН"/>
+                  <w:listItem w:displayText="КНН / КНН: Функция введена в работу" w:value="КНН / КНН: Функция введена в работу"/>
+                  <w:listItem w:displayText="КНН / КНН: Функция оперативно выведена из работы" w:value="КНН / КНН: Функция оперативно выведена из работы"/>
+                  <w:listItem w:displayText="КОН / КОН: Пуск ИО напряжения" w:value="КОН / КОН: Пуск ИО напряжения"/>
+                  <w:listItem w:displayText="КОН / КОН: Пуск КОН" w:value="КОН / КОН: Пуск КОН"/>
+                  <w:listItem w:displayText="КОН / КОН: Функция введена в работу" w:value="КОН / КОН: Функция введена в работу"/>
+                  <w:listItem w:displayText="КОН / КОН: Функция оперативно выведена из работы" w:value="КОН / КОН: Функция оперативно выведена из работы"/>
+                  <w:listItem w:displayText="КП / КП: Идет переключение" w:value="КП / КП: Идет переключение"/>
+                  <w:listItem w:displayText="КП / КП: Функция введена в работу" w:value="КП / КП: Функция введена в работу"/>
+                  <w:listItem w:displayText="КП / КП: Функция оперативно выведена из работы" w:value="КП / КП: Функция оперативно выведена из работы"/>
+                  <w:listItem w:displayText="КП / ОБР ВЭ: Разрешение управления выкатным элементом" w:value="КП / ОБР ВЭ: Разрешение управления выкатным элементом"/>
+                  <w:listItem w:displayText="КП / ОБР ЗН: Разрешение управления заземляющим ножом" w:value="КП / ОБР ЗН: Разрешение управления заземляющим ножом"/>
+                  <w:listItem w:displayText="КП / УВЭ: Вкатить выкатной элемент" w:value="КП / УВЭ: Вкатить выкатной элемент"/>
+                  <w:listItem w:displayText="КП / УВЭ: Выкатить выкатной элемент" w:value="КП / УВЭ: Выкатить выкатной элемент"/>
+                  <w:listItem w:displayText="КП / УВЭ: Идет переключение" w:value="КП / УВЭ: Идет переключение"/>
+                  <w:listItem w:displayText="КП / УВЭ: Поведение местного управления" w:value="КП / УВЭ: Поведение местного управления"/>
+                  <w:listItem w:displayText="КП / УВЭ: Положение ВЭ (Вкачен)" w:value="КП / УВЭ: Положение ВЭ (Вкачен)"/>
+                  <w:listItem w:displayText="КП / УВЭ: Положение ВЭ (Выкачен)" w:value="КП / УВЭ: Положение ВЭ (Выкачен)"/>
+                  <w:listItem w:displayText="КП / УВЭ: Положение ВЭ (Не определено)" w:value="КП / УВЭ: Положение ВЭ (Не определено)"/>
+                  <w:listItem w:displayText="КП / УВЭ: Положение ВЭ (Неисправность)" w:value="КП / УВЭ: Положение ВЭ (Неисправность)"/>
+                  <w:listItem w:displayText="КП / УВЭ: Положение ключа режима управления" w:value="КП / УВЭ: Положение ключа режима управления"/>
+                  <w:listItem w:displayText="КП / УВЭ: Право переключения на уровне станции" w:value="КП / УВЭ: Право переключения на уровне станции"/>
+                  <w:listItem w:displayText="КП / УВЭ: Сигнал превышения допустимого времени переключения" w:value="КП / УВЭ: Сигнал превышения допустимого времени переключения"/>
+                  <w:listItem w:displayText="КП / УВЭ: Функция введена в работу" w:value="КП / УВЭ: Функция введена в работу"/>
+                  <w:listItem w:displayText="КП / УЗН: Включить заземляющий нож" w:value="КП / УЗН: Включить заземляющий нож"/>
+                  <w:listItem w:displayText="КП / УЗН: Идет переключение" w:value="КП / УЗН: Идет переключение"/>
+                  <w:listItem w:displayText="КП / УЗН: Отключить заземляющий нож" w:value="КП / УЗН: Отключить заземляющий нож"/>
+                  <w:listItem w:displayText="КП / УЗН: Поведение местного управления" w:value="КП / УЗН: Поведение местного управления"/>
+                  <w:listItem w:displayText="КП / УЗН: Положение ЗН (Включено)" w:value="КП / УЗН: Положение ЗН (Включено)"/>
+                  <w:listItem w:displayText="КП / УЗН: Положение ЗН (Не определено)" w:value="КП / УЗН: Положение ЗН (Не определено)"/>
+                  <w:listItem w:displayText="КП / УЗН: Положение ЗН (Неисправность)" w:value="КП / УЗН: Положение ЗН (Неисправность)"/>
+                  <w:listItem w:displayText="КП / УЗН: Положение ЗН (Отключено)" w:value="КП / УЗН: Положение ЗН (Отключено)"/>
+                  <w:listItem w:displayText="КП / УЗН: Положение ключа режима управления" w:value="КП / УЗН: Положение ключа режима управления"/>
+                  <w:listItem w:displayText="КП / УЗН: Право переключения на уровне станции" w:value="КП / УЗН: Право переключения на уровне станции"/>
+                  <w:listItem w:displayText="КП / УЗН: Сигнал превышения допустимого времени переключения" w:value="КП / УЗН: Сигнал превышения допустимого времени переключения"/>
+                  <w:listItem w:displayText="КП / УЗН: Функция введена в работу" w:value="КП / УЗН: Функция введена в работу"/>
+                  <w:listItem w:displayText="КПОН / КПОН: Пуск ИО напряжения" w:value="КПОН / КПОН: Пуск ИО напряжения"/>
+                  <w:listItem w:displayText="КПОН / КПОН: Пуск ИО напряжения ОП" w:value="КПОН / КПОН: Пуск ИО напряжения ОП"/>
+                  <w:listItem w:displayText="КПОН / КПОН: Пуск КПОН" w:value="КПОН / КПОН: Пуск КПОН"/>
+                  <w:listItem w:displayText="КПОН / КПОН: Функция введена в работу" w:value="КПОН / КПОН: Функция введена в работу"/>
+                  <w:listItem w:displayText="КПОН / КПОН: Функция оперативно выведена из работы" w:value="КПОН / КПОН: Функция оперативно выведена из работы"/>
                   <w:listItem w:displayText="МУВ / УВ10: Срабатывание" w:value="МУВ / УВ10: Срабатывание"/>
                   <w:listItem w:displayText="МУВ / УВ10: Срабатывание на сигнал" w:value="МУВ / УВ10: Срабатывание на сигнал"/>
                   <w:listItem w:displayText="МУВ / УВ10: Функция введена в работу" w:value="МУВ / УВ10: Функция введена в работу"/>
@@ -2906,6 +3126,33 @@
                   <w:listItem w:displayText="МУВ / УВ9: Срабатывание на сигнал" w:value="МУВ / УВ9: Срабатывание на сигнал"/>
                   <w:listItem w:displayText="МУВ / УВ9: Функция введена в работу" w:value="МУВ / УВ9: Функция введена в работу"/>
                   <w:listItem w:displayText="МУВ / УВ9: Функция оперативно выведена из работы" w:value="МУВ / УВ9: Функция оперативно выведена из работы"/>
+                  <w:listItem w:displayText="ПДС / ВЭ: Поведение местного управления" w:value="ПДС / ВЭ: Поведение местного управления"/>
+                  <w:listItem w:displayText="ПДС / ВЭ: Положение ключа режима управления" w:value="ПДС / ВЭ: Положение ключа режима управления"/>
+                  <w:listItem w:displayText="ПДС / ВЭ: Право переключения на уровне станции" w:value="ПДС / ВЭ: Право переключения на уровне станции"/>
+                  <w:listItem w:displayText="ПДС / ВЭ: Ремонтное положение коммутационного аппарата" w:value="ПДС / ВЭ: Ремонтное положение коммутационного аппарата"/>
+                  <w:listItem w:displayText="ПДС / ЗН: Поведение местного управления" w:value="ПДС / ЗН: Поведение местного управления"/>
+                  <w:listItem w:displayText="ПДС / ЗН: Положение ключа режима управления" w:value="ПДС / ЗН: Положение ключа режима управления"/>
+                  <w:listItem w:displayText="ПДС / ЗН: Право переключения на уровне станции" w:value="ПДС / ЗН: Право переключения на уровне станции"/>
+                  <w:listItem w:displayText="ПДС / ПДС: Функция введена в работу" w:value="ПДС / ПДС: Функция введена в работу"/>
+                  <w:listItem w:displayText="ПДС / ПДС: Функция оперативно выведена из работы" w:value="ПДС / ПДС: Функция оперативно выведена из работы"/>
+                  <w:listItem w:displayText="ПДС НКУ / SA1: Цепь управления введена" w:value="ПДС НКУ / SA1: Цепь управления введена"/>
+                  <w:listItem w:displayText="ПДС НКУ / SA2: Цепь управления введена" w:value="ПДС НКУ / SA2: Цепь управления введена"/>
+                  <w:listItem w:displayText="ПДС НКУ / SA3: Цепь управления введена" w:value="ПДС НКУ / SA3: Цепь управления введена"/>
+                  <w:listItem w:displayText="ПДС НКУ / SA4: Цепь управления введена" w:value="ПДС НКУ / SA4: Цепь управления введена"/>
+                  <w:listItem w:displayText="ПДС НКУ / SF1: Автоматический выключатель отключен" w:value="ПДС НКУ / SF1: Автоматический выключатель отключен"/>
+                  <w:listItem w:displayText="ПДС НКУ / SF2: Автоматический выключатель отключен" w:value="ПДС НКУ / SF2: Автоматический выключатель отключен"/>
+                  <w:listItem w:displayText="ПДС НКУ / SF3: Автоматический выключатель отключен" w:value="ПДС НКУ / SF3: Автоматический выключатель отключен"/>
+                  <w:listItem w:displayText="ПДС НКУ / SG1: Рабочее положение испытательного блока" w:value="ПДС НКУ / SG1: Рабочее положение испытательного блока"/>
+                  <w:listItem w:displayText="ПДС НКУ / SG2: Рабочее положение испытательного блока" w:value="ПДС НКУ / SG2: Рабочее положение испытательного блока"/>
+                  <w:listItem w:displayText="ПДС НКУ / SG3: Рабочее положение испытательного блока" w:value="ПДС НКУ / SG3: Рабочее положение испытательного блока"/>
+                  <w:listItem w:displayText="ПДС НКУ / Дверь: Дверь отсека/шкафа закрыта" w:value="ПДС НКУ / Дверь: Дверь отсека/шкафа закрыта"/>
+                  <w:listItem w:displayText="ПДС НКУ / Дверь: Дверь отсека/шкафа открыта" w:value="ПДС НКУ / Дверь: Дверь отсека/шкафа открыта"/>
+                  <w:listItem w:displayText="ПДС НКУ / ОТ ОБР: Неисправность оперативного тока цепей ОБР" w:value="ПДС НКУ / ОТ ОБР: Неисправность оперативного тока цепей ОБР"/>
+                  <w:listItem w:displayText="ПДС НКУ / ПДС НКУ: Функция введена в работу" w:value="ПДС НКУ / ПДС НКУ: Функция введена в работу"/>
+                  <w:listItem w:displayText="ПДС НКУ / ПДС НКУ: Функция оперативно выведена из работы" w:value="ПДС НКУ / ПДС НКУ: Функция оперативно выведена из работы"/>
+                  <w:listItem w:displayText="ПДС НКУ / Пер.ав.дебл.см.яч.: Цепи аварийной деблокировки ячейки выведены" w:value="ПДС НКУ / Пер.ав.дебл.см.яч.: Цепи аварийной деблокировки ячейки выведены"/>
+                  <w:listItem w:displayText="ПС / ПС: Пуск предупредительной сигнализации" w:value="ПС / ПС: Пуск предупредительной сигнализации"/>
+                  <w:listItem w:displayText="ПС / ПС: Пуск предупредительной сигнализации (импульс)" w:value="ПС / ПС: Пуск предупредительной сигнализации (импульс)"/>
                   <w:listItem w:displayText="СЗЗ / СЗЗ: Пуск ИО напряжения НП 3U0&gt;" w:value="СЗЗ / СЗЗ: Пуск ИО напряжения НП 3U0&gt;"/>
                   <w:listItem w:displayText="СЗЗ / СЗЗ: Пуск СЗЗ" w:value="СЗЗ / СЗЗ: Пуск СЗЗ"/>
                   <w:listItem w:displayText="СЗЗ / СЗЗ: Срабатывание СЗЗ" w:value="СЗЗ / СЗЗ: Срабатывание СЗЗ"/>
@@ -2921,6 +3168,11 @@
                   <w:listItem w:displayText="СКРМ / УВ СКРМ2: Срабатывание на сигнал" w:value="СКРМ / УВ СКРМ2: Срабатывание на сигнал"/>
                   <w:listItem w:displayText="СКРМ / УВ СКРМ2: Функция введена в работу" w:value="СКРМ / УВ СКРМ2: Функция введена в работу"/>
                   <w:listItem w:displayText="СКРМ / УВ СКРМ2: Функция оперативно выведена из работы" w:value="СКРМ / УВ СКРМ2: Функция оперативно выведена из работы"/>
+                  <w:listItem w:displayText="СС / СС: БИ выведены" w:value="СС / СС: БИ выведены"/>
+                  <w:listItem w:displayText="СС / СС: Выходные цепи разобраны" w:value="СС / СС: Выходные цепи разобраны"/>
+                  <w:listItem w:displayText="СС / СС: Неисправность КА" w:value="СС / СС: Неисправность КА"/>
+                  <w:listItem w:displayText="СС / СС: Общий внешний сигнал" w:value="СС / СС: Общий внешний сигнал"/>
+                  <w:listItem w:displayText="СС / СС: Превышение времени переключения КА" w:value="СС / СС: Превышение времени переключения КА"/>
                   <w:listItem w:displayText="УОН / УВ ОН10: Срабатывание" w:value="УОН / УВ ОН10: Срабатывание"/>
                   <w:listItem w:displayText="УОН / УВ ОН10: Срабатывание на сигнал" w:value="УОН / УВ ОН10: Срабатывание на сигнал"/>
                   <w:listItem w:displayText="УОН / УВ ОН10: Функция введена в работу" w:value="УОН / УВ ОН10: Функция введена в работу"/>
@@ -3345,6 +3597,66 @@
                   <w:listItem w:displayText="ЗФР / ЗФР: Срабатывание на сигнал" w:value="ЗФР / ЗФР: Срабатывание на сигнал"/>
                   <w:listItem w:displayText="ЗФР / ЗФР: Функция введена в работу" w:value="ЗФР / ЗФР: Функция введена в работу"/>
                   <w:listItem w:displayText="ЗФР / ЗФР: Функция оперативно выведена из работы" w:value="ЗФР / ЗФР: Функция оперативно выведена из работы"/>
+                  <w:listItem w:displayText="КА / ВЭ: Команда «вкатить» выкатной элемент через выходное реле" w:value="КА / ВЭ: Команда «вкатить» выкатной элемент через выходное реле"/>
+                  <w:listItem w:displayText="КА / ВЭ: Команда «выкатить» выкатной элемент через выходное реле" w:value="КА / ВЭ: Команда «выкатить» выкатной элемент через выходное реле"/>
+                  <w:listItem w:displayText="КА / ВЭ: Неисправное положение выкатного элемента" w:value="КА / ВЭ: Неисправное положение выкатного элемента"/>
+                  <w:listItem w:displayText="КА / ВЭ: Положение выкатного элемента «Вкачен»" w:value="КА / ВЭ: Положение выкатного элемента «Вкачен»"/>
+                  <w:listItem w:displayText="КА / ВЭ: Положение выкатного элемента «Выкачен»" w:value="КА / ВЭ: Положение выкатного элемента «Выкачен»"/>
+                  <w:listItem w:displayText="КА / ВЭ: Промежуточное положение выкатного элемента" w:value="КА / ВЭ: Промежуточное положение выкатного элемента"/>
+                  <w:listItem w:displayText="КА / ВЭ: Ремонтное положение выкатного элемента" w:value="КА / ВЭ: Ремонтное положение выкатного элемента"/>
+                  <w:listItem w:displayText="КА / ВЭ: Функция введена в работу" w:value="КА / ВЭ: Функция введена в работу"/>
+                  <w:listItem w:displayText="КА / ЗН: Заземляющий нож включен" w:value="КА / ЗН: Заземляющий нож включен"/>
+                  <w:listItem w:displayText="КА / ЗН: Заземляющий нож отключен" w:value="КА / ЗН: Заземляющий нож отключен"/>
+                  <w:listItem w:displayText="КА / ЗН: Команда «включить» заземляющий нож через выходное реле" w:value="КА / ЗН: Команда «включить» заземляющий нож через выходное реле"/>
+                  <w:listItem w:displayText="КА / ЗН: Команда «отключить» заземляющий нож через выходное реле" w:value="КА / ЗН: Команда «отключить» заземляющий нож через выходное реле"/>
+                  <w:listItem w:displayText="КА / ЗН: Неисправное положение заземляющего ножа" w:value="КА / ЗН: Неисправное положение заземляющего ножа"/>
+                  <w:listItem w:displayText="КА / ЗН: Промежуточное положение заземляющего ножа" w:value="КА / ЗН: Промежуточное положение заземляющего ножа"/>
+                  <w:listItem w:displayText="КА / ЗН: Функция введена в работу" w:value="КА / ЗН: Функция введена в работу"/>
+                  <w:listItem w:displayText="КА / КА: Функция введена в работу" w:value="КА / КА: Функция введена в работу"/>
+                  <w:listItem w:displayText="КА / КА: Функция оперативно выведена из работы" w:value="КА / КА: Функция оперативно выведена из работы"/>
+                  <w:listItem w:displayText="КНН / КНН: Пуск ИО напряжения" w:value="КНН / КНН: Пуск ИО напряжения"/>
+                  <w:listItem w:displayText="КНН / КНН: Пуск ИО напряжения ОП" w:value="КНН / КНН: Пуск ИО напряжения ОП"/>
+                  <w:listItem w:displayText="КНН / КНН: Пуск КНН" w:value="КНН / КНН: Пуск КНН"/>
+                  <w:listItem w:displayText="КНН / КНН: Функция введена в работу" w:value="КНН / КНН: Функция введена в работу"/>
+                  <w:listItem w:displayText="КНН / КНН: Функция оперативно выведена из работы" w:value="КНН / КНН: Функция оперативно выведена из работы"/>
+                  <w:listItem w:displayText="КОН / КОН: Пуск ИО напряжения" w:value="КОН / КОН: Пуск ИО напряжения"/>
+                  <w:listItem w:displayText="КОН / КОН: Пуск КОН" w:value="КОН / КОН: Пуск КОН"/>
+                  <w:listItem w:displayText="КОН / КОН: Функция введена в работу" w:value="КОН / КОН: Функция введена в работу"/>
+                  <w:listItem w:displayText="КОН / КОН: Функция оперативно выведена из работы" w:value="КОН / КОН: Функция оперативно выведена из работы"/>
+                  <w:listItem w:displayText="КП / КП: Идет переключение" w:value="КП / КП: Идет переключение"/>
+                  <w:listItem w:displayText="КП / КП: Функция введена в работу" w:value="КП / КП: Функция введена в работу"/>
+                  <w:listItem w:displayText="КП / КП: Функция оперативно выведена из работы" w:value="КП / КП: Функция оперативно выведена из работы"/>
+                  <w:listItem w:displayText="КП / ОБР ВЭ: Разрешение управления выкатным элементом" w:value="КП / ОБР ВЭ: Разрешение управления выкатным элементом"/>
+                  <w:listItem w:displayText="КП / ОБР ЗН: Разрешение управления заземляющим ножом" w:value="КП / ОБР ЗН: Разрешение управления заземляющим ножом"/>
+                  <w:listItem w:displayText="КП / УВЭ: Вкатить выкатной элемент" w:value="КП / УВЭ: Вкатить выкатной элемент"/>
+                  <w:listItem w:displayText="КП / УВЭ: Выкатить выкатной элемент" w:value="КП / УВЭ: Выкатить выкатной элемент"/>
+                  <w:listItem w:displayText="КП / УВЭ: Идет переключение" w:value="КП / УВЭ: Идет переключение"/>
+                  <w:listItem w:displayText="КП / УВЭ: Поведение местного управления" w:value="КП / УВЭ: Поведение местного управления"/>
+                  <w:listItem w:displayText="КП / УВЭ: Положение ВЭ (Вкачен)" w:value="КП / УВЭ: Положение ВЭ (Вкачен)"/>
+                  <w:listItem w:displayText="КП / УВЭ: Положение ВЭ (Выкачен)" w:value="КП / УВЭ: Положение ВЭ (Выкачен)"/>
+                  <w:listItem w:displayText="КП / УВЭ: Положение ВЭ (Не определено)" w:value="КП / УВЭ: Положение ВЭ (Не определено)"/>
+                  <w:listItem w:displayText="КП / УВЭ: Положение ВЭ (Неисправность)" w:value="КП / УВЭ: Положение ВЭ (Неисправность)"/>
+                  <w:listItem w:displayText="КП / УВЭ: Положение ключа режима управления" w:value="КП / УВЭ: Положение ключа режима управления"/>
+                  <w:listItem w:displayText="КП / УВЭ: Право переключения на уровне станции" w:value="КП / УВЭ: Право переключения на уровне станции"/>
+                  <w:listItem w:displayText="КП / УВЭ: Сигнал превышения допустимого времени переключения" w:value="КП / УВЭ: Сигнал превышения допустимого времени переключения"/>
+                  <w:listItem w:displayText="КП / УВЭ: Функция введена в работу" w:value="КП / УВЭ: Функция введена в работу"/>
+                  <w:listItem w:displayText="КП / УЗН: Включить заземляющий нож" w:value="КП / УЗН: Включить заземляющий нож"/>
+                  <w:listItem w:displayText="КП / УЗН: Идет переключение" w:value="КП / УЗН: Идет переключение"/>
+                  <w:listItem w:displayText="КП / УЗН: Отключить заземляющий нож" w:value="КП / УЗН: Отключить заземляющий нож"/>
+                  <w:listItem w:displayText="КП / УЗН: Поведение местного управления" w:value="КП / УЗН: Поведение местного управления"/>
+                  <w:listItem w:displayText="КП / УЗН: Положение ЗН (Включено)" w:value="КП / УЗН: Положение ЗН (Включено)"/>
+                  <w:listItem w:displayText="КП / УЗН: Положение ЗН (Не определено)" w:value="КП / УЗН: Положение ЗН (Не определено)"/>
+                  <w:listItem w:displayText="КП / УЗН: Положение ЗН (Неисправность)" w:value="КП / УЗН: Положение ЗН (Неисправность)"/>
+                  <w:listItem w:displayText="КП / УЗН: Положение ЗН (Отключено)" w:value="КП / УЗН: Положение ЗН (Отключено)"/>
+                  <w:listItem w:displayText="КП / УЗН: Положение ключа режима управления" w:value="КП / УЗН: Положение ключа режима управления"/>
+                  <w:listItem w:displayText="КП / УЗН: Право переключения на уровне станции" w:value="КП / УЗН: Право переключения на уровне станции"/>
+                  <w:listItem w:displayText="КП / УЗН: Сигнал превышения допустимого времени переключения" w:value="КП / УЗН: Сигнал превышения допустимого времени переключения"/>
+                  <w:listItem w:displayText="КП / УЗН: Функция введена в работу" w:value="КП / УЗН: Функция введена в работу"/>
+                  <w:listItem w:displayText="КПОН / КПОН: Пуск ИО напряжения" w:value="КПОН / КПОН: Пуск ИО напряжения"/>
+                  <w:listItem w:displayText="КПОН / КПОН: Пуск ИО напряжения ОП" w:value="КПОН / КПОН: Пуск ИО напряжения ОП"/>
+                  <w:listItem w:displayText="КПОН / КПОН: Пуск КПОН" w:value="КПОН / КПОН: Пуск КПОН"/>
+                  <w:listItem w:displayText="КПОН / КПОН: Функция введена в работу" w:value="КПОН / КПОН: Функция введена в работу"/>
+                  <w:listItem w:displayText="КПОН / КПОН: Функция оперативно выведена из работы" w:value="КПОН / КПОН: Функция оперативно выведена из работы"/>
                   <w:listItem w:displayText="МУВ / УВ10: Срабатывание" w:value="МУВ / УВ10: Срабатывание"/>
                   <w:listItem w:displayText="МУВ / УВ10: Срабатывание на сигнал" w:value="МУВ / УВ10: Срабатывание на сигнал"/>
                   <w:listItem w:displayText="МУВ / УВ10: Функция введена в работу" w:value="МУВ / УВ10: Функция введена в работу"/>
@@ -3393,6 +3705,33 @@
                   <w:listItem w:displayText="МУВ / УВ9: Срабатывание на сигнал" w:value="МУВ / УВ9: Срабатывание на сигнал"/>
                   <w:listItem w:displayText="МУВ / УВ9: Функция введена в работу" w:value="МУВ / УВ9: Функция введена в работу"/>
                   <w:listItem w:displayText="МУВ / УВ9: Функция оперативно выведена из работы" w:value="МУВ / УВ9: Функция оперативно выведена из работы"/>
+                  <w:listItem w:displayText="ПДС / ВЭ: Поведение местного управления" w:value="ПДС / ВЭ: Поведение местного управления"/>
+                  <w:listItem w:displayText="ПДС / ВЭ: Положение ключа режима управления" w:value="ПДС / ВЭ: Положение ключа режима управления"/>
+                  <w:listItem w:displayText="ПДС / ВЭ: Право переключения на уровне станции" w:value="ПДС / ВЭ: Право переключения на уровне станции"/>
+                  <w:listItem w:displayText="ПДС / ВЭ: Ремонтное положение коммутационного аппарата" w:value="ПДС / ВЭ: Ремонтное положение коммутационного аппарата"/>
+                  <w:listItem w:displayText="ПДС / ЗН: Поведение местного управления" w:value="ПДС / ЗН: Поведение местного управления"/>
+                  <w:listItem w:displayText="ПДС / ЗН: Положение ключа режима управления" w:value="ПДС / ЗН: Положение ключа режима управления"/>
+                  <w:listItem w:displayText="ПДС / ЗН: Право переключения на уровне станции" w:value="ПДС / ЗН: Право переключения на уровне станции"/>
+                  <w:listItem w:displayText="ПДС / ПДС: Функция введена в работу" w:value="ПДС / ПДС: Функция введена в работу"/>
+                  <w:listItem w:displayText="ПДС / ПДС: Функция оперативно выведена из работы" w:value="ПДС / ПДС: Функция оперативно выведена из работы"/>
+                  <w:listItem w:displayText="ПДС НКУ / SA1: Цепь управления введена" w:value="ПДС НКУ / SA1: Цепь управления введена"/>
+                  <w:listItem w:displayText="ПДС НКУ / SA2: Цепь управления введена" w:value="ПДС НКУ / SA2: Цепь управления введена"/>
+                  <w:listItem w:displayText="ПДС НКУ / SA3: Цепь управления введена" w:value="ПДС НКУ / SA3: Цепь управления введена"/>
+                  <w:listItem w:displayText="ПДС НКУ / SA4: Цепь управления введена" w:value="ПДС НКУ / SA4: Цепь управления введена"/>
+                  <w:listItem w:displayText="ПДС НКУ / SF1: Автоматический выключатель отключен" w:value="ПДС НКУ / SF1: Автоматический выключатель отключен"/>
+                  <w:listItem w:displayText="ПДС НКУ / SF2: Автоматический выключатель отключен" w:value="ПДС НКУ / SF2: Автоматический выключатель отключен"/>
+                  <w:listItem w:displayText="ПДС НКУ / SF3: Автоматический выключатель отключен" w:value="ПДС НКУ / SF3: Автоматический выключатель отключен"/>
+                  <w:listItem w:displayText="ПДС НКУ / SG1: Рабочее положение испытательного блока" w:value="ПДС НКУ / SG1: Рабочее положение испытательного блока"/>
+                  <w:listItem w:displayText="ПДС НКУ / SG2: Рабочее положение испытательного блока" w:value="ПДС НКУ / SG2: Рабочее положение испытательного блока"/>
+                  <w:listItem w:displayText="ПДС НКУ / SG3: Рабочее положение испытательного блока" w:value="ПДС НКУ / SG3: Рабочее положение испытательного блока"/>
+                  <w:listItem w:displayText="ПДС НКУ / Дверь: Дверь отсека/шкафа закрыта" w:value="ПДС НКУ / Дверь: Дверь отсека/шкафа закрыта"/>
+                  <w:listItem w:displayText="ПДС НКУ / Дверь: Дверь отсека/шкафа открыта" w:value="ПДС НКУ / Дверь: Дверь отсека/шкафа открыта"/>
+                  <w:listItem w:displayText="ПДС НКУ / ОТ ОБР: Неисправность оперативного тока цепей ОБР" w:value="ПДС НКУ / ОТ ОБР: Неисправность оперативного тока цепей ОБР"/>
+                  <w:listItem w:displayText="ПДС НКУ / ПДС НКУ: Функция введена в работу" w:value="ПДС НКУ / ПДС НКУ: Функция введена в работу"/>
+                  <w:listItem w:displayText="ПДС НКУ / ПДС НКУ: Функция оперативно выведена из работы" w:value="ПДС НКУ / ПДС НКУ: Функция оперативно выведена из работы"/>
+                  <w:listItem w:displayText="ПДС НКУ / Пер.ав.дебл.см.яч.: Цепи аварийной деблокировки ячейки выведены" w:value="ПДС НКУ / Пер.ав.дебл.см.яч.: Цепи аварийной деблокировки ячейки выведены"/>
+                  <w:listItem w:displayText="ПС / ПС: Пуск предупредительной сигнализации" w:value="ПС / ПС: Пуск предупредительной сигнализации"/>
+                  <w:listItem w:displayText="ПС / ПС: Пуск предупредительной сигнализации (импульс)" w:value="ПС / ПС: Пуск предупредительной сигнализации (импульс)"/>
                   <w:listItem w:displayText="СЗЗ / СЗЗ: Пуск ИО напряжения НП 3U0&gt;" w:value="СЗЗ / СЗЗ: Пуск ИО напряжения НП 3U0&gt;"/>
                   <w:listItem w:displayText="СЗЗ / СЗЗ: Пуск СЗЗ" w:value="СЗЗ / СЗЗ: Пуск СЗЗ"/>
                   <w:listItem w:displayText="СЗЗ / СЗЗ: Срабатывание СЗЗ" w:value="СЗЗ / СЗЗ: Срабатывание СЗЗ"/>
@@ -3408,6 +3747,11 @@
                   <w:listItem w:displayText="СКРМ / УВ СКРМ2: Срабатывание на сигнал" w:value="СКРМ / УВ СКРМ2: Срабатывание на сигнал"/>
                   <w:listItem w:displayText="СКРМ / УВ СКРМ2: Функция введена в работу" w:value="СКРМ / УВ СКРМ2: Функция введена в работу"/>
                   <w:listItem w:displayText="СКРМ / УВ СКРМ2: Функция оперативно выведена из работы" w:value="СКРМ / УВ СКРМ2: Функция оперативно выведена из работы"/>
+                  <w:listItem w:displayText="СС / СС: БИ выведены" w:value="СС / СС: БИ выведены"/>
+                  <w:listItem w:displayText="СС / СС: Выходные цепи разобраны" w:value="СС / СС: Выходные цепи разобраны"/>
+                  <w:listItem w:displayText="СС / СС: Неисправность КА" w:value="СС / СС: Неисправность КА"/>
+                  <w:listItem w:displayText="СС / СС: Общий внешний сигнал" w:value="СС / СС: Общий внешний сигнал"/>
+                  <w:listItem w:displayText="СС / СС: Превышение времени переключения КА" w:value="СС / СС: Превышение времени переключения КА"/>
                   <w:listItem w:displayText="УОН / УВ ОН10: Срабатывание" w:value="УОН / УВ ОН10: Срабатывание"/>
                   <w:listItem w:displayText="УОН / УВ ОН10: Срабатывание на сигнал" w:value="УОН / УВ ОН10: Срабатывание на сигнал"/>
                   <w:listItem w:displayText="УОН / УВ ОН10: Функция введена в работу" w:value="УОН / УВ ОН10: Функция введена в работу"/>
@@ -3832,6 +4176,66 @@
                   <w:listItem w:displayText="ЗФР / ЗФР: Срабатывание на сигнал" w:value="ЗФР / ЗФР: Срабатывание на сигнал"/>
                   <w:listItem w:displayText="ЗФР / ЗФР: Функция введена в работу" w:value="ЗФР / ЗФР: Функция введена в работу"/>
                   <w:listItem w:displayText="ЗФР / ЗФР: Функция оперативно выведена из работы" w:value="ЗФР / ЗФР: Функция оперативно выведена из работы"/>
+                  <w:listItem w:displayText="КА / ВЭ: Команда «вкатить» выкатной элемент через выходное реле" w:value="КА / ВЭ: Команда «вкатить» выкатной элемент через выходное реле"/>
+                  <w:listItem w:displayText="КА / ВЭ: Команда «выкатить» выкатной элемент через выходное реле" w:value="КА / ВЭ: Команда «выкатить» выкатной элемент через выходное реле"/>
+                  <w:listItem w:displayText="КА / ВЭ: Неисправное положение выкатного элемента" w:value="КА / ВЭ: Неисправное положение выкатного элемента"/>
+                  <w:listItem w:displayText="КА / ВЭ: Положение выкатного элемента «Вкачен»" w:value="КА / ВЭ: Положение выкатного элемента «Вкачен»"/>
+                  <w:listItem w:displayText="КА / ВЭ: Положение выкатного элемента «Выкачен»" w:value="КА / ВЭ: Положение выкатного элемента «Выкачен»"/>
+                  <w:listItem w:displayText="КА / ВЭ: Промежуточное положение выкатного элемента" w:value="КА / ВЭ: Промежуточное положение выкатного элемента"/>
+                  <w:listItem w:displayText="КА / ВЭ: Ремонтное положение выкатного элемента" w:value="КА / ВЭ: Ремонтное положение выкатного элемента"/>
+                  <w:listItem w:displayText="КА / ВЭ: Функция введена в работу" w:value="КА / ВЭ: Функция введена в работу"/>
+                  <w:listItem w:displayText="КА / ЗН: Заземляющий нож включен" w:value="КА / ЗН: Заземляющий нож включен"/>
+                  <w:listItem w:displayText="КА / ЗН: Заземляющий нож отключен" w:value="КА / ЗН: Заземляющий нож отключен"/>
+                  <w:listItem w:displayText="КА / ЗН: Команда «включить» заземляющий нож через выходное реле" w:value="КА / ЗН: Команда «включить» заземляющий нож через выходное реле"/>
+                  <w:listItem w:displayText="КА / ЗН: Команда «отключить» заземляющий нож через выходное реле" w:value="КА / ЗН: Команда «отключить» заземляющий нож через выходное реле"/>
+                  <w:listItem w:displayText="КА / ЗН: Неисправное положение заземляющего ножа" w:value="КА / ЗН: Неисправное положение заземляющего ножа"/>
+                  <w:listItem w:displayText="КА / ЗН: Промежуточное положение заземляющего ножа" w:value="КА / ЗН: Промежуточное положение заземляющего ножа"/>
+                  <w:listItem w:displayText="КА / ЗН: Функция введена в работу" w:value="КА / ЗН: Функция введена в работу"/>
+                  <w:listItem w:displayText="КА / КА: Функция введена в работу" w:value="КА / КА: Функция введена в работу"/>
+                  <w:listItem w:displayText="КА / КА: Функция оперативно выведена из работы" w:value="КА / КА: Функция оперативно выведена из работы"/>
+                  <w:listItem w:displayText="КНН / КНН: Пуск ИО напряжения" w:value="КНН / КНН: Пуск ИО напряжения"/>
+                  <w:listItem w:displayText="КНН / КНН: Пуск ИО напряжения ОП" w:value="КНН / КНН: Пуск ИО напряжения ОП"/>
+                  <w:listItem w:displayText="КНН / КНН: Пуск КНН" w:value="КНН / КНН: Пуск КНН"/>
+                  <w:listItem w:displayText="КНН / КНН: Функция введена в работу" w:value="КНН / КНН: Функция введена в работу"/>
+                  <w:listItem w:displayText="КНН / КНН: Функция оперативно выведена из работы" w:value="КНН / КНН: Функция оперативно выведена из работы"/>
+                  <w:listItem w:displayText="КОН / КОН: Пуск ИО напряжения" w:value="КОН / КОН: Пуск ИО напряжения"/>
+                  <w:listItem w:displayText="КОН / КОН: Пуск КОН" w:value="КОН / КОН: Пуск КОН"/>
+                  <w:listItem w:displayText="КОН / КОН: Функция введена в работу" w:value="КОН / КОН: Функция введена в работу"/>
+                  <w:listItem w:displayText="КОН / КОН: Функция оперативно выведена из работы" w:value="КОН / КОН: Функция оперативно выведена из работы"/>
+                  <w:listItem w:displayText="КП / КП: Идет переключение" w:value="КП / КП: Идет переключение"/>
+                  <w:listItem w:displayText="КП / КП: Функция введена в работу" w:value="КП / КП: Функция введена в работу"/>
+                  <w:listItem w:displayText="КП / КП: Функция оперативно выведена из работы" w:value="КП / КП: Функция оперативно выведена из работы"/>
+                  <w:listItem w:displayText="КП / ОБР ВЭ: Разрешение управления выкатным элементом" w:value="КП / ОБР ВЭ: Разрешение управления выкатным элементом"/>
+                  <w:listItem w:displayText="КП / ОБР ЗН: Разрешение управления заземляющим ножом" w:value="КП / ОБР ЗН: Разрешение управления заземляющим ножом"/>
+                  <w:listItem w:displayText="КП / УВЭ: Вкатить выкатной элемент" w:value="КП / УВЭ: Вкатить выкатной элемент"/>
+                  <w:listItem w:displayText="КП / УВЭ: Выкатить выкатной элемент" w:value="КП / УВЭ: Выкатить выкатной элемент"/>
+                  <w:listItem w:displayText="КП / УВЭ: Идет переключение" w:value="КП / УВЭ: Идет переключение"/>
+                  <w:listItem w:displayText="КП / УВЭ: Поведение местного управления" w:value="КП / УВЭ: Поведение местного управления"/>
+                  <w:listItem w:displayText="КП / УВЭ: Положение ВЭ (Вкачен)" w:value="КП / УВЭ: Положение ВЭ (Вкачен)"/>
+                  <w:listItem w:displayText="КП / УВЭ: Положение ВЭ (Выкачен)" w:value="КП / УВЭ: Положение ВЭ (Выкачен)"/>
+                  <w:listItem w:displayText="КП / УВЭ: Положение ВЭ (Не определено)" w:value="КП / УВЭ: Положение ВЭ (Не определено)"/>
+                  <w:listItem w:displayText="КП / УВЭ: Положение ВЭ (Неисправность)" w:value="КП / УВЭ: Положение ВЭ (Неисправность)"/>
+                  <w:listItem w:displayText="КП / УВЭ: Положение ключа режима управления" w:value="КП / УВЭ: Положение ключа режима управления"/>
+                  <w:listItem w:displayText="КП / УВЭ: Право переключения на уровне станции" w:value="КП / УВЭ: Право переключения на уровне станции"/>
+                  <w:listItem w:displayText="КП / УВЭ: Сигнал превышения допустимого времени переключения" w:value="КП / УВЭ: Сигнал превышения допустимого времени переключения"/>
+                  <w:listItem w:displayText="КП / УВЭ: Функция введена в работу" w:value="КП / УВЭ: Функция введена в работу"/>
+                  <w:listItem w:displayText="КП / УЗН: Включить заземляющий нож" w:value="КП / УЗН: Включить заземляющий нож"/>
+                  <w:listItem w:displayText="КП / УЗН: Идет переключение" w:value="КП / УЗН: Идет переключение"/>
+                  <w:listItem w:displayText="КП / УЗН: Отключить заземляющий нож" w:value="КП / УЗН: Отключить заземляющий нож"/>
+                  <w:listItem w:displayText="КП / УЗН: Поведение местного управления" w:value="КП / УЗН: Поведение местного управления"/>
+                  <w:listItem w:displayText="КП / УЗН: Положение ЗН (Включено)" w:value="КП / УЗН: Положение ЗН (Включено)"/>
+                  <w:listItem w:displayText="КП / УЗН: Положение ЗН (Не определено)" w:value="КП / УЗН: Положение ЗН (Не определено)"/>
+                  <w:listItem w:displayText="КП / УЗН: Положение ЗН (Неисправность)" w:value="КП / УЗН: Положение ЗН (Неисправность)"/>
+                  <w:listItem w:displayText="КП / УЗН: Положение ЗН (Отключено)" w:value="КП / УЗН: Положение ЗН (Отключено)"/>
+                  <w:listItem w:displayText="КП / УЗН: Положение ключа режима управления" w:value="КП / УЗН: Положение ключа режима управления"/>
+                  <w:listItem w:displayText="КП / УЗН: Право переключения на уровне станции" w:value="КП / УЗН: Право переключения на уровне станции"/>
+                  <w:listItem w:displayText="КП / УЗН: Сигнал превышения допустимого времени переключения" w:value="КП / УЗН: Сигнал превышения допустимого времени переключения"/>
+                  <w:listItem w:displayText="КП / УЗН: Функция введена в работу" w:value="КП / УЗН: Функция введена в работу"/>
+                  <w:listItem w:displayText="КПОН / КПОН: Пуск ИО напряжения" w:value="КПОН / КПОН: Пуск ИО напряжения"/>
+                  <w:listItem w:displayText="КПОН / КПОН: Пуск ИО напряжения ОП" w:value="КПОН / КПОН: Пуск ИО напряжения ОП"/>
+                  <w:listItem w:displayText="КПОН / КПОН: Пуск КПОН" w:value="КПОН / КПОН: Пуск КПОН"/>
+                  <w:listItem w:displayText="КПОН / КПОН: Функция введена в работу" w:value="КПОН / КПОН: Функция введена в работу"/>
+                  <w:listItem w:displayText="КПОН / КПОН: Функция оперативно выведена из работы" w:value="КПОН / КПОН: Функция оперативно выведена из работы"/>
                   <w:listItem w:displayText="МУВ / УВ10: Срабатывание" w:value="МУВ / УВ10: Срабатывание"/>
                   <w:listItem w:displayText="МУВ / УВ10: Срабатывание на сигнал" w:value="МУВ / УВ10: Срабатывание на сигнал"/>
                   <w:listItem w:displayText="МУВ / УВ10: Функция введена в работу" w:value="МУВ / УВ10: Функция введена в работу"/>
@@ -3880,6 +4284,33 @@
                   <w:listItem w:displayText="МУВ / УВ9: Срабатывание на сигнал" w:value="МУВ / УВ9: Срабатывание на сигнал"/>
                   <w:listItem w:displayText="МУВ / УВ9: Функция введена в работу" w:value="МУВ / УВ9: Функция введена в работу"/>
                   <w:listItem w:displayText="МУВ / УВ9: Функция оперативно выведена из работы" w:value="МУВ / УВ9: Функция оперативно выведена из работы"/>
+                  <w:listItem w:displayText="ПДС / ВЭ: Поведение местного управления" w:value="ПДС / ВЭ: Поведение местного управления"/>
+                  <w:listItem w:displayText="ПДС / ВЭ: Положение ключа режима управления" w:value="ПДС / ВЭ: Положение ключа режима управления"/>
+                  <w:listItem w:displayText="ПДС / ВЭ: Право переключения на уровне станции" w:value="ПДС / ВЭ: Право переключения на уровне станции"/>
+                  <w:listItem w:displayText="ПДС / ВЭ: Ремонтное положение коммутационного аппарата" w:value="ПДС / ВЭ: Ремонтное положение коммутационного аппарата"/>
+                  <w:listItem w:displayText="ПДС / ЗН: Поведение местного управления" w:value="ПДС / ЗН: Поведение местного управления"/>
+                  <w:listItem w:displayText="ПДС / ЗН: Положение ключа режима управления" w:value="ПДС / ЗН: Положение ключа режима управления"/>
+                  <w:listItem w:displayText="ПДС / ЗН: Право переключения на уровне станции" w:value="ПДС / ЗН: Право переключения на уровне станции"/>
+                  <w:listItem w:displayText="ПДС / ПДС: Функция введена в работу" w:value="ПДС / ПДС: Функция введена в работу"/>
+                  <w:listItem w:displayText="ПДС / ПДС: Функция оперативно выведена из работы" w:value="ПДС / ПДС: Функция оперативно выведена из работы"/>
+                  <w:listItem w:displayText="ПДС НКУ / SA1: Цепь управления введена" w:value="ПДС НКУ / SA1: Цепь управления введена"/>
+                  <w:listItem w:displayText="ПДС НКУ / SA2: Цепь управления введена" w:value="ПДС НКУ / SA2: Цепь управления введена"/>
+                  <w:listItem w:displayText="ПДС НКУ / SA3: Цепь управления введена" w:value="ПДС НКУ / SA3: Цепь управления введена"/>
+                  <w:listItem w:displayText="ПДС НКУ / SA4: Цепь управления введена" w:value="ПДС НКУ / SA4: Цепь управления введена"/>
+                  <w:listItem w:displayText="ПДС НКУ / SF1: Автоматический выключатель отключен" w:value="ПДС НКУ / SF1: Автоматический выключатель отключен"/>
+                  <w:listItem w:displayText="ПДС НКУ / SF2: Автоматический выключатель отключен" w:value="ПДС НКУ / SF2: Автоматический выключатель отключен"/>
+                  <w:listItem w:displayText="ПДС НКУ / SF3: Автоматический выключатель отключен" w:value="ПДС НКУ / SF3: Автоматический выключатель отключен"/>
+                  <w:listItem w:displayText="ПДС НКУ / SG1: Рабочее положение испытательного блока" w:value="ПДС НКУ / SG1: Рабочее положение испытательного блока"/>
+                  <w:listItem w:displayText="ПДС НКУ / SG2: Рабочее положение испытательного блока" w:value="ПДС НКУ / SG2: Рабочее положение испытательного блока"/>
+                  <w:listItem w:displayText="ПДС НКУ / SG3: Рабочее положение испытательного блока" w:value="ПДС НКУ / SG3: Рабочее положение испытательного блока"/>
+                  <w:listItem w:displayText="ПДС НКУ / Дверь: Дверь отсека/шкафа закрыта" w:value="ПДС НКУ / Дверь: Дверь отсека/шкафа закрыта"/>
+                  <w:listItem w:displayText="ПДС НКУ / Дверь: Дверь отсека/шкафа открыта" w:value="ПДС НКУ / Дверь: Дверь отсека/шкафа открыта"/>
+                  <w:listItem w:displayText="ПДС НКУ / ОТ ОБР: Неисправность оперативного тока цепей ОБР" w:value="ПДС НКУ / ОТ ОБР: Неисправность оперативного тока цепей ОБР"/>
+                  <w:listItem w:displayText="ПДС НКУ / ПДС НКУ: Функция введена в работу" w:value="ПДС НКУ / ПДС НКУ: Функция введена в работу"/>
+                  <w:listItem w:displayText="ПДС НКУ / ПДС НКУ: Функция оперативно выведена из работы" w:value="ПДС НКУ / ПДС НКУ: Функция оперативно выведена из работы"/>
+                  <w:listItem w:displayText="ПДС НКУ / Пер.ав.дебл.см.яч.: Цепи аварийной деблокировки ячейки выведены" w:value="ПДС НКУ / Пер.ав.дебл.см.яч.: Цепи аварийной деблокировки ячейки выведены"/>
+                  <w:listItem w:displayText="ПС / ПС: Пуск предупредительной сигнализации" w:value="ПС / ПС: Пуск предупредительной сигнализации"/>
+                  <w:listItem w:displayText="ПС / ПС: Пуск предупредительной сигнализации (импульс)" w:value="ПС / ПС: Пуск предупредительной сигнализации (импульс)"/>
                   <w:listItem w:displayText="СЗЗ / СЗЗ: Пуск ИО напряжения НП 3U0&gt;" w:value="СЗЗ / СЗЗ: Пуск ИО напряжения НП 3U0&gt;"/>
                   <w:listItem w:displayText="СЗЗ / СЗЗ: Пуск СЗЗ" w:value="СЗЗ / СЗЗ: Пуск СЗЗ"/>
                   <w:listItem w:displayText="СЗЗ / СЗЗ: Срабатывание СЗЗ" w:value="СЗЗ / СЗЗ: Срабатывание СЗЗ"/>
@@ -3895,6 +4326,11 @@
                   <w:listItem w:displayText="СКРМ / УВ СКРМ2: Срабатывание на сигнал" w:value="СКРМ / УВ СКРМ2: Срабатывание на сигнал"/>
                   <w:listItem w:displayText="СКРМ / УВ СКРМ2: Функция введена в работу" w:value="СКРМ / УВ СКРМ2: Функция введена в работу"/>
                   <w:listItem w:displayText="СКРМ / УВ СКРМ2: Функция оперативно выведена из работы" w:value="СКРМ / УВ СКРМ2: Функция оперативно выведена из работы"/>
+                  <w:listItem w:displayText="СС / СС: БИ выведены" w:value="СС / СС: БИ выведены"/>
+                  <w:listItem w:displayText="СС / СС: Выходные цепи разобраны" w:value="СС / СС: Выходные цепи разобраны"/>
+                  <w:listItem w:displayText="СС / СС: Неисправность КА" w:value="СС / СС: Неисправность КА"/>
+                  <w:listItem w:displayText="СС / СС: Общий внешний сигнал" w:value="СС / СС: Общий внешний сигнал"/>
+                  <w:listItem w:displayText="СС / СС: Превышение времени переключения КА" w:value="СС / СС: Превышение времени переключения КА"/>
                   <w:listItem w:displayText="УОН / УВ ОН10: Срабатывание" w:value="УОН / УВ ОН10: Срабатывание"/>
                   <w:listItem w:displayText="УОН / УВ ОН10: Срабатывание на сигнал" w:value="УОН / УВ ОН10: Срабатывание на сигнал"/>
                   <w:listItem w:displayText="УОН / УВ ОН10: Функция введена в работу" w:value="УОН / УВ ОН10: Функция введена в работу"/>
@@ -4319,6 +4755,66 @@
                   <w:listItem w:displayText="ЗФР / ЗФР: Срабатывание на сигнал" w:value="ЗФР / ЗФР: Срабатывание на сигнал"/>
                   <w:listItem w:displayText="ЗФР / ЗФР: Функция введена в работу" w:value="ЗФР / ЗФР: Функция введена в работу"/>
                   <w:listItem w:displayText="ЗФР / ЗФР: Функция оперативно выведена из работы" w:value="ЗФР / ЗФР: Функция оперативно выведена из работы"/>
+                  <w:listItem w:displayText="КА / ВЭ: Команда «вкатить» выкатной элемент через выходное реле" w:value="КА / ВЭ: Команда «вкатить» выкатной элемент через выходное реле"/>
+                  <w:listItem w:displayText="КА / ВЭ: Команда «выкатить» выкатной элемент через выходное реле" w:value="КА / ВЭ: Команда «выкатить» выкатной элемент через выходное реле"/>
+                  <w:listItem w:displayText="КА / ВЭ: Неисправное положение выкатного элемента" w:value="КА / ВЭ: Неисправное положение выкатного элемента"/>
+                  <w:listItem w:displayText="КА / ВЭ: Положение выкатного элемента «Вкачен»" w:value="КА / ВЭ: Положение выкатного элемента «Вкачен»"/>
+                  <w:listItem w:displayText="КА / ВЭ: Положение выкатного элемента «Выкачен»" w:value="КА / ВЭ: Положение выкатного элемента «Выкачен»"/>
+                  <w:listItem w:displayText="КА / ВЭ: Промежуточное положение выкатного элемента" w:value="КА / ВЭ: Промежуточное положение выкатного элемента"/>
+                  <w:listItem w:displayText="КА / ВЭ: Ремонтное положение выкатного элемента" w:value="КА / ВЭ: Ремонтное положение выкатного элемента"/>
+                  <w:listItem w:displayText="КА / ВЭ: Функция введена в работу" w:value="КА / ВЭ: Функция введена в работу"/>
+                  <w:listItem w:displayText="КА / ЗН: Заземляющий нож включен" w:value="КА / ЗН: Заземляющий нож включен"/>
+                  <w:listItem w:displayText="КА / ЗН: Заземляющий нож отключен" w:value="КА / ЗН: Заземляющий нож отключен"/>
+                  <w:listItem w:displayText="КА / ЗН: Команда «включить» заземляющий нож через выходное реле" w:value="КА / ЗН: Команда «включить» заземляющий нож через выходное реле"/>
+                  <w:listItem w:displayText="КА / ЗН: Команда «отключить» заземляющий нож через выходное реле" w:value="КА / ЗН: Команда «отключить» заземляющий нож через выходное реле"/>
+                  <w:listItem w:displayText="КА / ЗН: Неисправное положение заземляющего ножа" w:value="КА / ЗН: Неисправное положение заземляющего ножа"/>
+                  <w:listItem w:displayText="КА / ЗН: Промежуточное положение заземляющего ножа" w:value="КА / ЗН: Промежуточное положение заземляющего ножа"/>
+                  <w:listItem w:displayText="КА / ЗН: Функция введена в работу" w:value="КА / ЗН: Функция введена в работу"/>
+                  <w:listItem w:displayText="КА / КА: Функция введена в работу" w:value="КА / КА: Функция введена в работу"/>
+                  <w:listItem w:displayText="КА / КА: Функция оперативно выведена из работы" w:value="КА / КА: Функция оперативно выведена из работы"/>
+                  <w:listItem w:displayText="КНН / КНН: Пуск ИО напряжения" w:value="КНН / КНН: Пуск ИО напряжения"/>
+                  <w:listItem w:displayText="КНН / КНН: Пуск ИО напряжения ОП" w:value="КНН / КНН: Пуск ИО напряжения ОП"/>
+                  <w:listItem w:displayText="КНН / КНН: Пуск КНН" w:value="КНН / КНН: Пуск КНН"/>
+                  <w:listItem w:displayText="КНН / КНН: Функция введена в работу" w:value="КНН / КНН: Функция введена в работу"/>
+                  <w:listItem w:displayText="КНН / КНН: Функция оперативно выведена из работы" w:value="КНН / КНН: Функция оперативно выведена из работы"/>
+                  <w:listItem w:displayText="КОН / КОН: Пуск ИО напряжения" w:value="КОН / КОН: Пуск ИО напряжения"/>
+                  <w:listItem w:displayText="КОН / КОН: Пуск КОН" w:value="КОН / КОН: Пуск КОН"/>
+                  <w:listItem w:displayText="КОН / КОН: Функция введена в работу" w:value="КОН / КОН: Функция введена в работу"/>
+                  <w:listItem w:displayText="КОН / КОН: Функция оперативно выведена из работы" w:value="КОН / КОН: Функция оперативно выведена из работы"/>
+                  <w:listItem w:displayText="КП / КП: Идет переключение" w:value="КП / КП: Идет переключение"/>
+                  <w:listItem w:displayText="КП / КП: Функция введена в работу" w:value="КП / КП: Функция введена в работу"/>
+                  <w:listItem w:displayText="КП / КП: Функция оперативно выведена из работы" w:value="КП / КП: Функция оперативно выведена из работы"/>
+                  <w:listItem w:displayText="КП / ОБР ВЭ: Разрешение управления выкатным элементом" w:value="КП / ОБР ВЭ: Разрешение управления выкатным элементом"/>
+                  <w:listItem w:displayText="КП / ОБР ЗН: Разрешение управления заземляющим ножом" w:value="КП / ОБР ЗН: Разрешение управления заземляющим ножом"/>
+                  <w:listItem w:displayText="КП / УВЭ: Вкатить выкатной элемент" w:value="КП / УВЭ: Вкатить выкатной элемент"/>
+                  <w:listItem w:displayText="КП / УВЭ: Выкатить выкатной элемент" w:value="КП / УВЭ: Выкатить выкатной элемент"/>
+                  <w:listItem w:displayText="КП / УВЭ: Идет переключение" w:value="КП / УВЭ: Идет переключение"/>
+                  <w:listItem w:displayText="КП / УВЭ: Поведение местного управления" w:value="КП / УВЭ: Поведение местного управления"/>
+                  <w:listItem w:displayText="КП / УВЭ: Положение ВЭ (Вкачен)" w:value="КП / УВЭ: Положение ВЭ (Вкачен)"/>
+                  <w:listItem w:displayText="КП / УВЭ: Положение ВЭ (Выкачен)" w:value="КП / УВЭ: Положение ВЭ (Выкачен)"/>
+                  <w:listItem w:displayText="КП / УВЭ: Положение ВЭ (Не определено)" w:value="КП / УВЭ: Положение ВЭ (Не определено)"/>
+                  <w:listItem w:displayText="КП / УВЭ: Положение ВЭ (Неисправность)" w:value="КП / УВЭ: Положение ВЭ (Неисправность)"/>
+                  <w:listItem w:displayText="КП / УВЭ: Положение ключа режима управления" w:value="КП / УВЭ: Положение ключа режима управления"/>
+                  <w:listItem w:displayText="КП / УВЭ: Право переключения на уровне станции" w:value="КП / УВЭ: Право переключения на уровне станции"/>
+                  <w:listItem w:displayText="КП / УВЭ: Сигнал превышения допустимого времени переключения" w:value="КП / УВЭ: Сигнал превышения допустимого времени переключения"/>
+                  <w:listItem w:displayText="КП / УВЭ: Функция введена в работу" w:value="КП / УВЭ: Функция введена в работу"/>
+                  <w:listItem w:displayText="КП / УЗН: Включить заземляющий нож" w:value="КП / УЗН: Включить заземляющий нож"/>
+                  <w:listItem w:displayText="КП / УЗН: Идет переключение" w:value="КП / УЗН: Идет переключение"/>
+                  <w:listItem w:displayText="КП / УЗН: Отключить заземляющий нож" w:value="КП / УЗН: Отключить заземляющий нож"/>
+                  <w:listItem w:displayText="КП / УЗН: Поведение местного управления" w:value="КП / УЗН: Поведение местного управления"/>
+                  <w:listItem w:displayText="КП / УЗН: Положение ЗН (Включено)" w:value="КП / УЗН: Положение ЗН (Включено)"/>
+                  <w:listItem w:displayText="КП / УЗН: Положение ЗН (Не определено)" w:value="КП / УЗН: Положение ЗН (Не определено)"/>
+                  <w:listItem w:displayText="КП / УЗН: Положение ЗН (Неисправность)" w:value="КП / УЗН: Положение ЗН (Неисправность)"/>
+                  <w:listItem w:displayText="КП / УЗН: Положение ЗН (Отключено)" w:value="КП / УЗН: Положение ЗН (Отключено)"/>
+                  <w:listItem w:displayText="КП / УЗН: Положение ключа режима управления" w:value="КП / УЗН: Положение ключа режима управления"/>
+                  <w:listItem w:displayText="КП / УЗН: Право переключения на уровне станции" w:value="КП / УЗН: Право переключения на уровне станции"/>
+                  <w:listItem w:displayText="КП / УЗН: Сигнал превышения допустимого времени переключения" w:value="КП / УЗН: Сигнал превышения допустимого времени переключения"/>
+                  <w:listItem w:displayText="КП / УЗН: Функция введена в работу" w:value="КП / УЗН: Функция введена в работу"/>
+                  <w:listItem w:displayText="КПОН / КПОН: Пуск ИО напряжения" w:value="КПОН / КПОН: Пуск ИО напряжения"/>
+                  <w:listItem w:displayText="КПОН / КПОН: Пуск ИО напряжения ОП" w:value="КПОН / КПОН: Пуск ИО напряжения ОП"/>
+                  <w:listItem w:displayText="КПОН / КПОН: Пуск КПОН" w:value="КПОН / КПОН: Пуск КПОН"/>
+                  <w:listItem w:displayText="КПОН / КПОН: Функция введена в работу" w:value="КПОН / КПОН: Функция введена в работу"/>
+                  <w:listItem w:displayText="КПОН / КПОН: Функция оперативно выведена из работы" w:value="КПОН / КПОН: Функция оперативно выведена из работы"/>
                   <w:listItem w:displayText="МУВ / УВ10: Срабатывание" w:value="МУВ / УВ10: Срабатывание"/>
                   <w:listItem w:displayText="МУВ / УВ10: Срабатывание на сигнал" w:value="МУВ / УВ10: Срабатывание на сигнал"/>
                   <w:listItem w:displayText="МУВ / УВ10: Функция введена в работу" w:value="МУВ / УВ10: Функция введена в работу"/>
@@ -4367,6 +4863,33 @@
                   <w:listItem w:displayText="МУВ / УВ9: Срабатывание на сигнал" w:value="МУВ / УВ9: Срабатывание на сигнал"/>
                   <w:listItem w:displayText="МУВ / УВ9: Функция введена в работу" w:value="МУВ / УВ9: Функция введена в работу"/>
                   <w:listItem w:displayText="МУВ / УВ9: Функция оперативно выведена из работы" w:value="МУВ / УВ9: Функция оперативно выведена из работы"/>
+                  <w:listItem w:displayText="ПДС / ВЭ: Поведение местного управления" w:value="ПДС / ВЭ: Поведение местного управления"/>
+                  <w:listItem w:displayText="ПДС / ВЭ: Положение ключа режима управления" w:value="ПДС / ВЭ: Положение ключа режима управления"/>
+                  <w:listItem w:displayText="ПДС / ВЭ: Право переключения на уровне станции" w:value="ПДС / ВЭ: Право переключения на уровне станции"/>
+                  <w:listItem w:displayText="ПДС / ВЭ: Ремонтное положение коммутационного аппарата" w:value="ПДС / ВЭ: Ремонтное положение коммутационного аппарата"/>
+                  <w:listItem w:displayText="ПДС / ЗН: Поведение местного управления" w:value="ПДС / ЗН: Поведение местного управления"/>
+                  <w:listItem w:displayText="ПДС / ЗН: Положение ключа режима управления" w:value="ПДС / ЗН: Положение ключа режима управления"/>
+                  <w:listItem w:displayText="ПДС / ЗН: Право переключения на уровне станции" w:value="ПДС / ЗН: Право переключения на уровне станции"/>
+                  <w:listItem w:displayText="ПДС / ПДС: Функция введена в работу" w:value="ПДС / ПДС: Функция введена в работу"/>
+                  <w:listItem w:displayText="ПДС / ПДС: Функция оперативно выведена из работы" w:value="ПДС / ПДС: Функция оперативно выведена из работы"/>
+                  <w:listItem w:displayText="ПДС НКУ / SA1: Цепь управления введена" w:value="ПДС НКУ / SA1: Цепь управления введена"/>
+                  <w:listItem w:displayText="ПДС НКУ / SA2: Цепь управления введена" w:value="ПДС НКУ / SA2: Цепь управления введена"/>
+                  <w:listItem w:displayText="ПДС НКУ / SA3: Цепь управления введена" w:value="ПДС НКУ / SA3: Цепь управления введена"/>
+                  <w:listItem w:displayText="ПДС НКУ / SA4: Цепь управления введена" w:value="ПДС НКУ / SA4: Цепь управления введена"/>
+                  <w:listItem w:displayText="ПДС НКУ / SF1: Автоматический выключатель отключен" w:value="ПДС НКУ / SF1: Автоматический выключатель отключен"/>
+                  <w:listItem w:displayText="ПДС НКУ / SF2: Автоматический выключатель отключен" w:value="ПДС НКУ / SF2: Автоматический выключатель отключен"/>
+                  <w:listItem w:displayText="ПДС НКУ / SF3: Автоматический выключатель отключен" w:value="ПДС НКУ / SF3: Автоматический выключатель отключен"/>
+                  <w:listItem w:displayText="ПДС НКУ / SG1: Рабочее положение испытательного блока" w:value="ПДС НКУ / SG1: Рабочее положение испытательного блока"/>
+                  <w:listItem w:displayText="ПДС НКУ / SG2: Рабочее положение испытательного блока" w:value="ПДС НКУ / SG2: Рабочее положение испытательного блока"/>
+                  <w:listItem w:displayText="ПДС НКУ / SG3: Рабочее положение испытательного блока" w:value="ПДС НКУ / SG3: Рабочее положение испытательного блока"/>
+                  <w:listItem w:displayText="ПДС НКУ / Дверь: Дверь отсека/шкафа закрыта" w:value="ПДС НКУ / Дверь: Дверь отсека/шкафа закрыта"/>
+                  <w:listItem w:displayText="ПДС НКУ / Дверь: Дверь отсека/шкафа открыта" w:value="ПДС НКУ / Дверь: Дверь отсека/шкафа открыта"/>
+                  <w:listItem w:displayText="ПДС НКУ / ОТ ОБР: Неисправность оперативного тока цепей ОБР" w:value="ПДС НКУ / ОТ ОБР: Неисправность оперативного тока цепей ОБР"/>
+                  <w:listItem w:displayText="ПДС НКУ / ПДС НКУ: Функция введена в работу" w:value="ПДС НКУ / ПДС НКУ: Функция введена в работу"/>
+                  <w:listItem w:displayText="ПДС НКУ / ПДС НКУ: Функция оперативно выведена из работы" w:value="ПДС НКУ / ПДС НКУ: Функция оперативно выведена из работы"/>
+                  <w:listItem w:displayText="ПДС НКУ / Пер.ав.дебл.см.яч.: Цепи аварийной деблокировки ячейки выведены" w:value="ПДС НКУ / Пер.ав.дебл.см.яч.: Цепи аварийной деблокировки ячейки выведены"/>
+                  <w:listItem w:displayText="ПС / ПС: Пуск предупредительной сигнализации" w:value="ПС / ПС: Пуск предупредительной сигнализации"/>
+                  <w:listItem w:displayText="ПС / ПС: Пуск предупредительной сигнализации (импульс)" w:value="ПС / ПС: Пуск предупредительной сигнализации (импульс)"/>
                   <w:listItem w:displayText="СЗЗ / СЗЗ: Пуск ИО напряжения НП 3U0&gt;" w:value="СЗЗ / СЗЗ: Пуск ИО напряжения НП 3U0&gt;"/>
                   <w:listItem w:displayText="СЗЗ / СЗЗ: Пуск СЗЗ" w:value="СЗЗ / СЗЗ: Пуск СЗЗ"/>
                   <w:listItem w:displayText="СЗЗ / СЗЗ: Срабатывание СЗЗ" w:value="СЗЗ / СЗЗ: Срабатывание СЗЗ"/>
@@ -4382,6 +4905,11 @@
                   <w:listItem w:displayText="СКРМ / УВ СКРМ2: Срабатывание на сигнал" w:value="СКРМ / УВ СКРМ2: Срабатывание на сигнал"/>
                   <w:listItem w:displayText="СКРМ / УВ СКРМ2: Функция введена в работу" w:value="СКРМ / УВ СКРМ2: Функция введена в работу"/>
                   <w:listItem w:displayText="СКРМ / УВ СКРМ2: Функция оперативно выведена из работы" w:value="СКРМ / УВ СКРМ2: Функция оперативно выведена из работы"/>
+                  <w:listItem w:displayText="СС / СС: БИ выведены" w:value="СС / СС: БИ выведены"/>
+                  <w:listItem w:displayText="СС / СС: Выходные цепи разобраны" w:value="СС / СС: Выходные цепи разобраны"/>
+                  <w:listItem w:displayText="СС / СС: Неисправность КА" w:value="СС / СС: Неисправность КА"/>
+                  <w:listItem w:displayText="СС / СС: Общий внешний сигнал" w:value="СС / СС: Общий внешний сигнал"/>
+                  <w:listItem w:displayText="СС / СС: Превышение времени переключения КА" w:value="СС / СС: Превышение времени переключения КА"/>
                   <w:listItem w:displayText="УОН / УВ ОН10: Срабатывание" w:value="УОН / УВ ОН10: Срабатывание"/>
                   <w:listItem w:displayText="УОН / УВ ОН10: Срабатывание на сигнал" w:value="УОН / УВ ОН10: Срабатывание на сигнал"/>
                   <w:listItem w:displayText="УОН / УВ ОН10: Функция введена в работу" w:value="УОН / УВ ОН10: Функция введена в работу"/>
@@ -5110,6 +5638,66 @@
                   <w:listItem w:displayText="ЗФР / ЗФР: Срабатывание на сигнал" w:value="ЗФР / ЗФР: Срабатывание на сигнал"/>
                   <w:listItem w:displayText="ЗФР / ЗФР: Функция введена в работу" w:value="ЗФР / ЗФР: Функция введена в работу"/>
                   <w:listItem w:displayText="ЗФР / ЗФР: Функция оперативно выведена из работы" w:value="ЗФР / ЗФР: Функция оперативно выведена из работы"/>
+                  <w:listItem w:displayText="КА / ВЭ: Команда «вкатить» выкатной элемент через выходное реле" w:value="КА / ВЭ: Команда «вкатить» выкатной элемент через выходное реле"/>
+                  <w:listItem w:displayText="КА / ВЭ: Команда «выкатить» выкатной элемент через выходное реле" w:value="КА / ВЭ: Команда «выкатить» выкатной элемент через выходное реле"/>
+                  <w:listItem w:displayText="КА / ВЭ: Неисправное положение выкатного элемента" w:value="КА / ВЭ: Неисправное положение выкатного элемента"/>
+                  <w:listItem w:displayText="КА / ВЭ: Положение выкатного элемента «Вкачен»" w:value="КА / ВЭ: Положение выкатного элемента «Вкачен»"/>
+                  <w:listItem w:displayText="КА / ВЭ: Положение выкатного элемента «Выкачен»" w:value="КА / ВЭ: Положение выкатного элемента «Выкачен»"/>
+                  <w:listItem w:displayText="КА / ВЭ: Промежуточное положение выкатного элемента" w:value="КА / ВЭ: Промежуточное положение выкатного элемента"/>
+                  <w:listItem w:displayText="КА / ВЭ: Ремонтное положение выкатного элемента" w:value="КА / ВЭ: Ремонтное положение выкатного элемента"/>
+                  <w:listItem w:displayText="КА / ВЭ: Функция введена в работу" w:value="КА / ВЭ: Функция введена в работу"/>
+                  <w:listItem w:displayText="КА / ЗН: Заземляющий нож включен" w:value="КА / ЗН: Заземляющий нож включен"/>
+                  <w:listItem w:displayText="КА / ЗН: Заземляющий нож отключен" w:value="КА / ЗН: Заземляющий нож отключен"/>
+                  <w:listItem w:displayText="КА / ЗН: Команда «включить» заземляющий нож через выходное реле" w:value="КА / ЗН: Команда «включить» заземляющий нож через выходное реле"/>
+                  <w:listItem w:displayText="КА / ЗН: Команда «отключить» заземляющий нож через выходное реле" w:value="КА / ЗН: Команда «отключить» заземляющий нож через выходное реле"/>
+                  <w:listItem w:displayText="КА / ЗН: Неисправное положение заземляющего ножа" w:value="КА / ЗН: Неисправное положение заземляющего ножа"/>
+                  <w:listItem w:displayText="КА / ЗН: Промежуточное положение заземляющего ножа" w:value="КА / ЗН: Промежуточное положение заземляющего ножа"/>
+                  <w:listItem w:displayText="КА / ЗН: Функция введена в работу" w:value="КА / ЗН: Функция введена в работу"/>
+                  <w:listItem w:displayText="КА / КА: Функция введена в работу" w:value="КА / КА: Функция введена в работу"/>
+                  <w:listItem w:displayText="КА / КА: Функция оперативно выведена из работы" w:value="КА / КА: Функция оперативно выведена из работы"/>
+                  <w:listItem w:displayText="КНН / КНН: Пуск ИО напряжения" w:value="КНН / КНН: Пуск ИО напряжения"/>
+                  <w:listItem w:displayText="КНН / КНН: Пуск ИО напряжения ОП" w:value="КНН / КНН: Пуск ИО напряжения ОП"/>
+                  <w:listItem w:displayText="КНН / КНН: Пуск КНН" w:value="КНН / КНН: Пуск КНН"/>
+                  <w:listItem w:displayText="КНН / КНН: Функция введена в работу" w:value="КНН / КНН: Функция введена в работу"/>
+                  <w:listItem w:displayText="КНН / КНН: Функция оперативно выведена из работы" w:value="КНН / КНН: Функция оперативно выведена из работы"/>
+                  <w:listItem w:displayText="КОН / КОН: Пуск ИО напряжения" w:value="КОН / КОН: Пуск ИО напряжения"/>
+                  <w:listItem w:displayText="КОН / КОН: Пуск КОН" w:value="КОН / КОН: Пуск КОН"/>
+                  <w:listItem w:displayText="КОН / КОН: Функция введена в работу" w:value="КОН / КОН: Функция введена в работу"/>
+                  <w:listItem w:displayText="КОН / КОН: Функция оперативно выведена из работы" w:value="КОН / КОН: Функция оперативно выведена из работы"/>
+                  <w:listItem w:displayText="КП / КП: Идет переключение" w:value="КП / КП: Идет переключение"/>
+                  <w:listItem w:displayText="КП / КП: Функция введена в работу" w:value="КП / КП: Функция введена в работу"/>
+                  <w:listItem w:displayText="КП / КП: Функция оперативно выведена из работы" w:value="КП / КП: Функция оперативно выведена из работы"/>
+                  <w:listItem w:displayText="КП / ОБР ВЭ: Разрешение управления выкатным элементом" w:value="КП / ОБР ВЭ: Разрешение управления выкатным элементом"/>
+                  <w:listItem w:displayText="КП / ОБР ЗН: Разрешение управления заземляющим ножом" w:value="КП / ОБР ЗН: Разрешение управления заземляющим ножом"/>
+                  <w:listItem w:displayText="КП / УВЭ: Вкатить выкатной элемент" w:value="КП / УВЭ: Вкатить выкатной элемент"/>
+                  <w:listItem w:displayText="КП / УВЭ: Выкатить выкатной элемент" w:value="КП / УВЭ: Выкатить выкатной элемент"/>
+                  <w:listItem w:displayText="КП / УВЭ: Идет переключение" w:value="КП / УВЭ: Идет переключение"/>
+                  <w:listItem w:displayText="КП / УВЭ: Поведение местного управления" w:value="КП / УВЭ: Поведение местного управления"/>
+                  <w:listItem w:displayText="КП / УВЭ: Положение ВЭ (Вкачен)" w:value="КП / УВЭ: Положение ВЭ (Вкачен)"/>
+                  <w:listItem w:displayText="КП / УВЭ: Положение ВЭ (Выкачен)" w:value="КП / УВЭ: Положение ВЭ (Выкачен)"/>
+                  <w:listItem w:displayText="КП / УВЭ: Положение ВЭ (Не определено)" w:value="КП / УВЭ: Положение ВЭ (Не определено)"/>
+                  <w:listItem w:displayText="КП / УВЭ: Положение ВЭ (Неисправность)" w:value="КП / УВЭ: Положение ВЭ (Неисправность)"/>
+                  <w:listItem w:displayText="КП / УВЭ: Положение ключа режима управления" w:value="КП / УВЭ: Положение ключа режима управления"/>
+                  <w:listItem w:displayText="КП / УВЭ: Право переключения на уровне станции" w:value="КП / УВЭ: Право переключения на уровне станции"/>
+                  <w:listItem w:displayText="КП / УВЭ: Сигнал превышения допустимого времени переключения" w:value="КП / УВЭ: Сигнал превышения допустимого времени переключения"/>
+                  <w:listItem w:displayText="КП / УВЭ: Функция введена в работу" w:value="КП / УВЭ: Функция введена в работу"/>
+                  <w:listItem w:displayText="КП / УЗН: Включить заземляющий нож" w:value="КП / УЗН: Включить заземляющий нож"/>
+                  <w:listItem w:displayText="КП / УЗН: Идет переключение" w:value="КП / УЗН: Идет переключение"/>
+                  <w:listItem w:displayText="КП / УЗН: Отключить заземляющий нож" w:value="КП / УЗН: Отключить заземляющий нож"/>
+                  <w:listItem w:displayText="КП / УЗН: Поведение местного управления" w:value="КП / УЗН: Поведение местного управления"/>
+                  <w:listItem w:displayText="КП / УЗН: Положение ЗН (Включено)" w:value="КП / УЗН: Положение ЗН (Включено)"/>
+                  <w:listItem w:displayText="КП / УЗН: Положение ЗН (Не определено)" w:value="КП / УЗН: Положение ЗН (Не определено)"/>
+                  <w:listItem w:displayText="КП / УЗН: Положение ЗН (Неисправность)" w:value="КП / УЗН: Положение ЗН (Неисправность)"/>
+                  <w:listItem w:displayText="КП / УЗН: Положение ЗН (Отключено)" w:value="КП / УЗН: Положение ЗН (Отключено)"/>
+                  <w:listItem w:displayText="КП / УЗН: Положение ключа режима управления" w:value="КП / УЗН: Положение ключа режима управления"/>
+                  <w:listItem w:displayText="КП / УЗН: Право переключения на уровне станции" w:value="КП / УЗН: Право переключения на уровне станции"/>
+                  <w:listItem w:displayText="КП / УЗН: Сигнал превышения допустимого времени переключения" w:value="КП / УЗН: Сигнал превышения допустимого времени переключения"/>
+                  <w:listItem w:displayText="КП / УЗН: Функция введена в работу" w:value="КП / УЗН: Функция введена в работу"/>
+                  <w:listItem w:displayText="КПОН / КПОН: Пуск ИО напряжения" w:value="КПОН / КПОН: Пуск ИО напряжения"/>
+                  <w:listItem w:displayText="КПОН / КПОН: Пуск ИО напряжения ОП" w:value="КПОН / КПОН: Пуск ИО напряжения ОП"/>
+                  <w:listItem w:displayText="КПОН / КПОН: Пуск КПОН" w:value="КПОН / КПОН: Пуск КПОН"/>
+                  <w:listItem w:displayText="КПОН / КПОН: Функция введена в работу" w:value="КПОН / КПОН: Функция введена в работу"/>
+                  <w:listItem w:displayText="КПОН / КПОН: Функция оперативно выведена из работы" w:value="КПОН / КПОН: Функция оперативно выведена из работы"/>
                   <w:listItem w:displayText="МУВ / УВ10: Срабатывание" w:value="МУВ / УВ10: Срабатывание"/>
                   <w:listItem w:displayText="МУВ / УВ10: Срабатывание на сигнал" w:value="МУВ / УВ10: Срабатывание на сигнал"/>
                   <w:listItem w:displayText="МУВ / УВ10: Функция введена в работу" w:value="МУВ / УВ10: Функция введена в работу"/>
@@ -5158,6 +5746,33 @@
                   <w:listItem w:displayText="МУВ / УВ9: Срабатывание на сигнал" w:value="МУВ / УВ9: Срабатывание на сигнал"/>
                   <w:listItem w:displayText="МУВ / УВ9: Функция введена в работу" w:value="МУВ / УВ9: Функция введена в работу"/>
                   <w:listItem w:displayText="МУВ / УВ9: Функция оперативно выведена из работы" w:value="МУВ / УВ9: Функция оперативно выведена из работы"/>
+                  <w:listItem w:displayText="ПДС / ВЭ: Поведение местного управления" w:value="ПДС / ВЭ: Поведение местного управления"/>
+                  <w:listItem w:displayText="ПДС / ВЭ: Положение ключа режима управления" w:value="ПДС / ВЭ: Положение ключа режима управления"/>
+                  <w:listItem w:displayText="ПДС / ВЭ: Право переключения на уровне станции" w:value="ПДС / ВЭ: Право переключения на уровне станции"/>
+                  <w:listItem w:displayText="ПДС / ВЭ: Ремонтное положение коммутационного аппарата" w:value="ПДС / ВЭ: Ремонтное положение коммутационного аппарата"/>
+                  <w:listItem w:displayText="ПДС / ЗН: Поведение местного управления" w:value="ПДС / ЗН: Поведение местного управления"/>
+                  <w:listItem w:displayText="ПДС / ЗН: Положение ключа режима управления" w:value="ПДС / ЗН: Положение ключа режима управления"/>
+                  <w:listItem w:displayText="ПДС / ЗН: Право переключения на уровне станции" w:value="ПДС / ЗН: Право переключения на уровне станции"/>
+                  <w:listItem w:displayText="ПДС / ПДС: Функция введена в работу" w:value="ПДС / ПДС: Функция введена в работу"/>
+                  <w:listItem w:displayText="ПДС / ПДС: Функция оперативно выведена из работы" w:value="ПДС / ПДС: Функция оперативно выведена из работы"/>
+                  <w:listItem w:displayText="ПДС НКУ / SA1: Цепь управления введена" w:value="ПДС НКУ / SA1: Цепь управления введена"/>
+                  <w:listItem w:displayText="ПДС НКУ / SA2: Цепь управления введена" w:value="ПДС НКУ / SA2: Цепь управления введена"/>
+                  <w:listItem w:displayText="ПДС НКУ / SA3: Цепь управления введена" w:value="ПДС НКУ / SA3: Цепь управления введена"/>
+                  <w:listItem w:displayText="ПДС НКУ / SA4: Цепь управления введена" w:value="ПДС НКУ / SA4: Цепь управления введена"/>
+                  <w:listItem w:displayText="ПДС НКУ / SF1: Автоматический выключатель отключен" w:value="ПДС НКУ / SF1: Автоматический выключатель отключен"/>
+                  <w:listItem w:displayText="ПДС НКУ / SF2: Автоматический выключатель отключен" w:value="ПДС НКУ / SF2: Автоматический выключатель отключен"/>
+                  <w:listItem w:displayText="ПДС НКУ / SF3: Автоматический выключатель отключен" w:value="ПДС НКУ / SF3: Автоматический выключатель отключен"/>
+                  <w:listItem w:displayText="ПДС НКУ / SG1: Рабочее положение испытательного блока" w:value="ПДС НКУ / SG1: Рабочее положение испытательного блока"/>
+                  <w:listItem w:displayText="ПДС НКУ / SG2: Рабочее положение испытательного блока" w:value="ПДС НКУ / SG2: Рабочее положение испытательного блока"/>
+                  <w:listItem w:displayText="ПДС НКУ / SG3: Рабочее положение испытательного блока" w:value="ПДС НКУ / SG3: Рабочее положение испытательного блока"/>
+                  <w:listItem w:displayText="ПДС НКУ / Дверь: Дверь отсека/шкафа закрыта" w:value="ПДС НКУ / Дверь: Дверь отсека/шкафа закрыта"/>
+                  <w:listItem w:displayText="ПДС НКУ / Дверь: Дверь отсека/шкафа открыта" w:value="ПДС НКУ / Дверь: Дверь отсека/шкафа открыта"/>
+                  <w:listItem w:displayText="ПДС НКУ / ОТ ОБР: Неисправность оперативного тока цепей ОБР" w:value="ПДС НКУ / ОТ ОБР: Неисправность оперативного тока цепей ОБР"/>
+                  <w:listItem w:displayText="ПДС НКУ / ПДС НКУ: Функция введена в работу" w:value="ПДС НКУ / ПДС НКУ: Функция введена в работу"/>
+                  <w:listItem w:displayText="ПДС НКУ / ПДС НКУ: Функция оперативно выведена из работы" w:value="ПДС НКУ / ПДС НКУ: Функция оперативно выведена из работы"/>
+                  <w:listItem w:displayText="ПДС НКУ / Пер.ав.дебл.см.яч.: Цепи аварийной деблокировки ячейки выведены" w:value="ПДС НКУ / Пер.ав.дебл.см.яч.: Цепи аварийной деблокировки ячейки выведены"/>
+                  <w:listItem w:displayText="ПС / ПС: Пуск предупредительной сигнализации" w:value="ПС / ПС: Пуск предупредительной сигнализации"/>
+                  <w:listItem w:displayText="ПС / ПС: Пуск предупредительной сигнализации (импульс)" w:value="ПС / ПС: Пуск предупредительной сигнализации (импульс)"/>
                   <w:listItem w:displayText="СЗЗ / СЗЗ: Пуск ИО напряжения НП 3U0&gt;" w:value="СЗЗ / СЗЗ: Пуск ИО напряжения НП 3U0&gt;"/>
                   <w:listItem w:displayText="СЗЗ / СЗЗ: Пуск СЗЗ" w:value="СЗЗ / СЗЗ: Пуск СЗЗ"/>
                   <w:listItem w:displayText="СЗЗ / СЗЗ: Срабатывание СЗЗ" w:value="СЗЗ / СЗЗ: Срабатывание СЗЗ"/>
@@ -5173,6 +5788,11 @@
                   <w:listItem w:displayText="СКРМ / УВ СКРМ2: Срабатывание на сигнал" w:value="СКРМ / УВ СКРМ2: Срабатывание на сигнал"/>
                   <w:listItem w:displayText="СКРМ / УВ СКРМ2: Функция введена в работу" w:value="СКРМ / УВ СКРМ2: Функция введена в работу"/>
                   <w:listItem w:displayText="СКРМ / УВ СКРМ2: Функция оперативно выведена из работы" w:value="СКРМ / УВ СКРМ2: Функция оперативно выведена из работы"/>
+                  <w:listItem w:displayText="СС / СС: БИ выведены" w:value="СС / СС: БИ выведены"/>
+                  <w:listItem w:displayText="СС / СС: Выходные цепи разобраны" w:value="СС / СС: Выходные цепи разобраны"/>
+                  <w:listItem w:displayText="СС / СС: Неисправность КА" w:value="СС / СС: Неисправность КА"/>
+                  <w:listItem w:displayText="СС / СС: Общий внешний сигнал" w:value="СС / СС: Общий внешний сигнал"/>
+                  <w:listItem w:displayText="СС / СС: Превышение времени переключения КА" w:value="СС / СС: Превышение времени переключения КА"/>
                   <w:listItem w:displayText="УОН / УВ ОН10: Срабатывание" w:value="УОН / УВ ОН10: Срабатывание"/>
                   <w:listItem w:displayText="УОН / УВ ОН10: Срабатывание на сигнал" w:value="УОН / УВ ОН10: Срабатывание на сигнал"/>
                   <w:listItem w:displayText="УОН / УВ ОН10: Функция введена в работу" w:value="УОН / УВ ОН10: Функция введена в работу"/>
@@ -5715,6 +6335,66 @@
                   <w:listItem w:displayText="ЗФР / ЗФР: Срабатывание на сигнал" w:value="ЗФР / ЗФР: Срабатывание на сигнал"/>
                   <w:listItem w:displayText="ЗФР / ЗФР: Функция введена в работу" w:value="ЗФР / ЗФР: Функция введена в работу"/>
                   <w:listItem w:displayText="ЗФР / ЗФР: Функция оперативно выведена из работы" w:value="ЗФР / ЗФР: Функция оперативно выведена из работы"/>
+                  <w:listItem w:displayText="КА / ВЭ: Команда «вкатить» выкатной элемент через выходное реле" w:value="КА / ВЭ: Команда «вкатить» выкатной элемент через выходное реле"/>
+                  <w:listItem w:displayText="КА / ВЭ: Команда «выкатить» выкатной элемент через выходное реле" w:value="КА / ВЭ: Команда «выкатить» выкатной элемент через выходное реле"/>
+                  <w:listItem w:displayText="КА / ВЭ: Неисправное положение выкатного элемента" w:value="КА / ВЭ: Неисправное положение выкатного элемента"/>
+                  <w:listItem w:displayText="КА / ВЭ: Положение выкатного элемента «Вкачен»" w:value="КА / ВЭ: Положение выкатного элемента «Вкачен»"/>
+                  <w:listItem w:displayText="КА / ВЭ: Положение выкатного элемента «Выкачен»" w:value="КА / ВЭ: Положение выкатного элемента «Выкачен»"/>
+                  <w:listItem w:displayText="КА / ВЭ: Промежуточное положение выкатного элемента" w:value="КА / ВЭ: Промежуточное положение выкатного элемента"/>
+                  <w:listItem w:displayText="КА / ВЭ: Ремонтное положение выкатного элемента" w:value="КА / ВЭ: Ремонтное положение выкатного элемента"/>
+                  <w:listItem w:displayText="КА / ВЭ: Функция введена в работу" w:value="КА / ВЭ: Функция введена в работу"/>
+                  <w:listItem w:displayText="КА / ЗН: Заземляющий нож включен" w:value="КА / ЗН: Заземляющий нож включен"/>
+                  <w:listItem w:displayText="КА / ЗН: Заземляющий нож отключен" w:value="КА / ЗН: Заземляющий нож отключен"/>
+                  <w:listItem w:displayText="КА / ЗН: Команда «включить» заземляющий нож через выходное реле" w:value="КА / ЗН: Команда «включить» заземляющий нож через выходное реле"/>
+                  <w:listItem w:displayText="КА / ЗН: Команда «отключить» заземляющий нож через выходное реле" w:value="КА / ЗН: Команда «отключить» заземляющий нож через выходное реле"/>
+                  <w:listItem w:displayText="КА / ЗН: Неисправное положение заземляющего ножа" w:value="КА / ЗН: Неисправное положение заземляющего ножа"/>
+                  <w:listItem w:displayText="КА / ЗН: Промежуточное положение заземляющего ножа" w:value="КА / ЗН: Промежуточное положение заземляющего ножа"/>
+                  <w:listItem w:displayText="КА / ЗН: Функция введена в работу" w:value="КА / ЗН: Функция введена в работу"/>
+                  <w:listItem w:displayText="КА / КА: Функция введена в работу" w:value="КА / КА: Функция введена в работу"/>
+                  <w:listItem w:displayText="КА / КА: Функция оперативно выведена из работы" w:value="КА / КА: Функция оперативно выведена из работы"/>
+                  <w:listItem w:displayText="КНН / КНН: Пуск ИО напряжения" w:value="КНН / КНН: Пуск ИО напряжения"/>
+                  <w:listItem w:displayText="КНН / КНН: Пуск ИО напряжения ОП" w:value="КНН / КНН: Пуск ИО напряжения ОП"/>
+                  <w:listItem w:displayText="КНН / КНН: Пуск КНН" w:value="КНН / КНН: Пуск КНН"/>
+                  <w:listItem w:displayText="КНН / КНН: Функция введена в работу" w:value="КНН / КНН: Функция введена в работу"/>
+                  <w:listItem w:displayText="КНН / КНН: Функция оперативно выведена из работы" w:value="КНН / КНН: Функция оперативно выведена из работы"/>
+                  <w:listItem w:displayText="КОН / КОН: Пуск ИО напряжения" w:value="КОН / КОН: Пуск ИО напряжения"/>
+                  <w:listItem w:displayText="КОН / КОН: Пуск КОН" w:value="КОН / КОН: Пуск КОН"/>
+                  <w:listItem w:displayText="КОН / КОН: Функция введена в работу" w:value="КОН / КОН: Функция введена в работу"/>
+                  <w:listItem w:displayText="КОН / КОН: Функция оперативно выведена из работы" w:value="КОН / КОН: Функция оперативно выведена из работы"/>
+                  <w:listItem w:displayText="КП / КП: Идет переключение" w:value="КП / КП: Идет переключение"/>
+                  <w:listItem w:displayText="КП / КП: Функция введена в работу" w:value="КП / КП: Функция введена в работу"/>
+                  <w:listItem w:displayText="КП / КП: Функция оперативно выведена из работы" w:value="КП / КП: Функция оперативно выведена из работы"/>
+                  <w:listItem w:displayText="КП / ОБР ВЭ: Разрешение управления выкатным элементом" w:value="КП / ОБР ВЭ: Разрешение управления выкатным элементом"/>
+                  <w:listItem w:displayText="КП / ОБР ЗН: Разрешение управления заземляющим ножом" w:value="КП / ОБР ЗН: Разрешение управления заземляющим ножом"/>
+                  <w:listItem w:displayText="КП / УВЭ: Вкатить выкатной элемент" w:value="КП / УВЭ: Вкатить выкатной элемент"/>
+                  <w:listItem w:displayText="КП / УВЭ: Выкатить выкатной элемент" w:value="КП / УВЭ: Выкатить выкатной элемент"/>
+                  <w:listItem w:displayText="КП / УВЭ: Идет переключение" w:value="КП / УВЭ: Идет переключение"/>
+                  <w:listItem w:displayText="КП / УВЭ: Поведение местного управления" w:value="КП / УВЭ: Поведение местного управления"/>
+                  <w:listItem w:displayText="КП / УВЭ: Положение ВЭ (Вкачен)" w:value="КП / УВЭ: Положение ВЭ (Вкачен)"/>
+                  <w:listItem w:displayText="КП / УВЭ: Положение ВЭ (Выкачен)" w:value="КП / УВЭ: Положение ВЭ (Выкачен)"/>
+                  <w:listItem w:displayText="КП / УВЭ: Положение ВЭ (Не определено)" w:value="КП / УВЭ: Положение ВЭ (Не определено)"/>
+                  <w:listItem w:displayText="КП / УВЭ: Положение ВЭ (Неисправность)" w:value="КП / УВЭ: Положение ВЭ (Неисправность)"/>
+                  <w:listItem w:displayText="КП / УВЭ: Положение ключа режима управления" w:value="КП / УВЭ: Положение ключа режима управления"/>
+                  <w:listItem w:displayText="КП / УВЭ: Право переключения на уровне станции" w:value="КП / УВЭ: Право переключения на уровне станции"/>
+                  <w:listItem w:displayText="КП / УВЭ: Сигнал превышения допустимого времени переключения" w:value="КП / УВЭ: Сигнал превышения допустимого времени переключения"/>
+                  <w:listItem w:displayText="КП / УВЭ: Функция введена в работу" w:value="КП / УВЭ: Функция введена в работу"/>
+                  <w:listItem w:displayText="КП / УЗН: Включить заземляющий нож" w:value="КП / УЗН: Включить заземляющий нож"/>
+                  <w:listItem w:displayText="КП / УЗН: Идет переключение" w:value="КП / УЗН: Идет переключение"/>
+                  <w:listItem w:displayText="КП / УЗН: Отключить заземляющий нож" w:value="КП / УЗН: Отключить заземляющий нож"/>
+                  <w:listItem w:displayText="КП / УЗН: Поведение местного управления" w:value="КП / УЗН: Поведение местного управления"/>
+                  <w:listItem w:displayText="КП / УЗН: Положение ЗН (Включено)" w:value="КП / УЗН: Положение ЗН (Включено)"/>
+                  <w:listItem w:displayText="КП / УЗН: Положение ЗН (Не определено)" w:value="КП / УЗН: Положение ЗН (Не определено)"/>
+                  <w:listItem w:displayText="КП / УЗН: Положение ЗН (Неисправность)" w:value="КП / УЗН: Положение ЗН (Неисправность)"/>
+                  <w:listItem w:displayText="КП / УЗН: Положение ЗН (Отключено)" w:value="КП / УЗН: Положение ЗН (Отключено)"/>
+                  <w:listItem w:displayText="КП / УЗН: Положение ключа режима управления" w:value="КП / УЗН: Положение ключа режима управления"/>
+                  <w:listItem w:displayText="КП / УЗН: Право переключения на уровне станции" w:value="КП / УЗН: Право переключения на уровне станции"/>
+                  <w:listItem w:displayText="КП / УЗН: Сигнал превышения допустимого времени переключения" w:value="КП / УЗН: Сигнал превышения допустимого времени переключения"/>
+                  <w:listItem w:displayText="КП / УЗН: Функция введена в работу" w:value="КП / УЗН: Функция введена в работу"/>
+                  <w:listItem w:displayText="КПОН / КПОН: Пуск ИО напряжения" w:value="КПОН / КПОН: Пуск ИО напряжения"/>
+                  <w:listItem w:displayText="КПОН / КПОН: Пуск ИО напряжения ОП" w:value="КПОН / КПОН: Пуск ИО напряжения ОП"/>
+                  <w:listItem w:displayText="КПОН / КПОН: Пуск КПОН" w:value="КПОН / КПОН: Пуск КПОН"/>
+                  <w:listItem w:displayText="КПОН / КПОН: Функция введена в работу" w:value="КПОН / КПОН: Функция введена в работу"/>
+                  <w:listItem w:displayText="КПОН / КПОН: Функция оперативно выведена из работы" w:value="КПОН / КПОН: Функция оперативно выведена из работы"/>
                   <w:listItem w:displayText="МУВ / УВ10: Срабатывание" w:value="МУВ / УВ10: Срабатывание"/>
                   <w:listItem w:displayText="МУВ / УВ10: Срабатывание на сигнал" w:value="МУВ / УВ10: Срабатывание на сигнал"/>
                   <w:listItem w:displayText="МУВ / УВ10: Функция введена в работу" w:value="МУВ / УВ10: Функция введена в работу"/>
@@ -5763,6 +6443,33 @@
                   <w:listItem w:displayText="МУВ / УВ9: Срабатывание на сигнал" w:value="МУВ / УВ9: Срабатывание на сигнал"/>
                   <w:listItem w:displayText="МУВ / УВ9: Функция введена в работу" w:value="МУВ / УВ9: Функция введена в работу"/>
                   <w:listItem w:displayText="МУВ / УВ9: Функция оперативно выведена из работы" w:value="МУВ / УВ9: Функция оперативно выведена из работы"/>
+                  <w:listItem w:displayText="ПДС / ВЭ: Поведение местного управления" w:value="ПДС / ВЭ: Поведение местного управления"/>
+                  <w:listItem w:displayText="ПДС / ВЭ: Положение ключа режима управления" w:value="ПДС / ВЭ: Положение ключа режима управления"/>
+                  <w:listItem w:displayText="ПДС / ВЭ: Право переключения на уровне станции" w:value="ПДС / ВЭ: Право переключения на уровне станции"/>
+                  <w:listItem w:displayText="ПДС / ВЭ: Ремонтное положение коммутационного аппарата" w:value="ПДС / ВЭ: Ремонтное положение коммутационного аппарата"/>
+                  <w:listItem w:displayText="ПДС / ЗН: Поведение местного управления" w:value="ПДС / ЗН: Поведение местного управления"/>
+                  <w:listItem w:displayText="ПДС / ЗН: Положение ключа режима управления" w:value="ПДС / ЗН: Положение ключа режима управления"/>
+                  <w:listItem w:displayText="ПДС / ЗН: Право переключения на уровне станции" w:value="ПДС / ЗН: Право переключения на уровне станции"/>
+                  <w:listItem w:displayText="ПДС / ПДС: Функция введена в работу" w:value="ПДС / ПДС: Функция введена в работу"/>
+                  <w:listItem w:displayText="ПДС / ПДС: Функция оперативно выведена из работы" w:value="ПДС / ПДС: Функция оперативно выведена из работы"/>
+                  <w:listItem w:displayText="ПДС НКУ / SA1: Цепь управления введена" w:value="ПДС НКУ / SA1: Цепь управления введена"/>
+                  <w:listItem w:displayText="ПДС НКУ / SA2: Цепь управления введена" w:value="ПДС НКУ / SA2: Цепь управления введена"/>
+                  <w:listItem w:displayText="ПДС НКУ / SA3: Цепь управления введена" w:value="ПДС НКУ / SA3: Цепь управления введена"/>
+                  <w:listItem w:displayText="ПДС НКУ / SA4: Цепь управления введена" w:value="ПДС НКУ / SA4: Цепь управления введена"/>
+                  <w:listItem w:displayText="ПДС НКУ / SF1: Автоматический выключатель отключен" w:value="ПДС НКУ / SF1: Автоматический выключатель отключен"/>
+                  <w:listItem w:displayText="ПДС НКУ / SF2: Автоматический выключатель отключен" w:value="ПДС НКУ / SF2: Автоматический выключатель отключен"/>
+                  <w:listItem w:displayText="ПДС НКУ / SF3: Автоматический выключатель отключен" w:value="ПДС НКУ / SF3: Автоматический выключатель отключен"/>
+                  <w:listItem w:displayText="ПДС НКУ / SG1: Рабочее положение испытательного блока" w:value="ПДС НКУ / SG1: Рабочее положение испытательного блока"/>
+                  <w:listItem w:displayText="ПДС НКУ / SG2: Рабочее положение испытательного блока" w:value="ПДС НКУ / SG2: Рабочее положение испытательного блока"/>
+                  <w:listItem w:displayText="ПДС НКУ / SG3: Рабочее положение испытательного блока" w:value="ПДС НКУ / SG3: Рабочее положение испытательного блока"/>
+                  <w:listItem w:displayText="ПДС НКУ / Дверь: Дверь отсека/шкафа закрыта" w:value="ПДС НКУ / Дверь: Дверь отсека/шкафа закрыта"/>
+                  <w:listItem w:displayText="ПДС НКУ / Дверь: Дверь отсека/шкафа открыта" w:value="ПДС НКУ / Дверь: Дверь отсека/шкафа открыта"/>
+                  <w:listItem w:displayText="ПДС НКУ / ОТ ОБР: Неисправность оперативного тока цепей ОБР" w:value="ПДС НКУ / ОТ ОБР: Неисправность оперативного тока цепей ОБР"/>
+                  <w:listItem w:displayText="ПДС НКУ / ПДС НКУ: Функция введена в работу" w:value="ПДС НКУ / ПДС НКУ: Функция введена в работу"/>
+                  <w:listItem w:displayText="ПДС НКУ / ПДС НКУ: Функция оперативно выведена из работы" w:value="ПДС НКУ / ПДС НКУ: Функция оперативно выведена из работы"/>
+                  <w:listItem w:displayText="ПДС НКУ / Пер.ав.дебл.см.яч.: Цепи аварийной деблокировки ячейки выведены" w:value="ПДС НКУ / Пер.ав.дебл.см.яч.: Цепи аварийной деблокировки ячейки выведены"/>
+                  <w:listItem w:displayText="ПС / ПС: Пуск предупредительной сигнализации" w:value="ПС / ПС: Пуск предупредительной сигнализации"/>
+                  <w:listItem w:displayText="ПС / ПС: Пуск предупредительной сигнализации (импульс)" w:value="ПС / ПС: Пуск предупредительной сигнализации (импульс)"/>
                   <w:listItem w:displayText="СЗЗ / СЗЗ: Пуск ИО напряжения НП 3U0&gt;" w:value="СЗЗ / СЗЗ: Пуск ИО напряжения НП 3U0&gt;"/>
                   <w:listItem w:displayText="СЗЗ / СЗЗ: Пуск СЗЗ" w:value="СЗЗ / СЗЗ: Пуск СЗЗ"/>
                   <w:listItem w:displayText="СЗЗ / СЗЗ: Срабатывание СЗЗ" w:value="СЗЗ / СЗЗ: Срабатывание СЗЗ"/>
@@ -5778,6 +6485,11 @@
                   <w:listItem w:displayText="СКРМ / УВ СКРМ2: Срабатывание на сигнал" w:value="СКРМ / УВ СКРМ2: Срабатывание на сигнал"/>
                   <w:listItem w:displayText="СКРМ / УВ СКРМ2: Функция введена в работу" w:value="СКРМ / УВ СКРМ2: Функция введена в работу"/>
                   <w:listItem w:displayText="СКРМ / УВ СКРМ2: Функция оперативно выведена из работы" w:value="СКРМ / УВ СКРМ2: Функция оперативно выведена из работы"/>
+                  <w:listItem w:displayText="СС / СС: БИ выведены" w:value="СС / СС: БИ выведены"/>
+                  <w:listItem w:displayText="СС / СС: Выходные цепи разобраны" w:value="СС / СС: Выходные цепи разобраны"/>
+                  <w:listItem w:displayText="СС / СС: Неисправность КА" w:value="СС / СС: Неисправность КА"/>
+                  <w:listItem w:displayText="СС / СС: Общий внешний сигнал" w:value="СС / СС: Общий внешний сигнал"/>
+                  <w:listItem w:displayText="СС / СС: Превышение времени переключения КА" w:value="СС / СС: Превышение времени переключения КА"/>
                   <w:listItem w:displayText="УОН / УВ ОН10: Срабатывание" w:value="УОН / УВ ОН10: Срабатывание"/>
                   <w:listItem w:displayText="УОН / УВ ОН10: Срабатывание на сигнал" w:value="УОН / УВ ОН10: Срабатывание на сигнал"/>
                   <w:listItem w:displayText="УОН / УВ ОН10: Функция введена в работу" w:value="УОН / УВ ОН10: Функция введена в работу"/>
@@ -6320,6 +7032,66 @@
                   <w:listItem w:displayText="ЗФР / ЗФР: Срабатывание на сигнал" w:value="ЗФР / ЗФР: Срабатывание на сигнал"/>
                   <w:listItem w:displayText="ЗФР / ЗФР: Функция введена в работу" w:value="ЗФР / ЗФР: Функция введена в работу"/>
                   <w:listItem w:displayText="ЗФР / ЗФР: Функция оперативно выведена из работы" w:value="ЗФР / ЗФР: Функция оперативно выведена из работы"/>
+                  <w:listItem w:displayText="КА / ВЭ: Команда «вкатить» выкатной элемент через выходное реле" w:value="КА / ВЭ: Команда «вкатить» выкатной элемент через выходное реле"/>
+                  <w:listItem w:displayText="КА / ВЭ: Команда «выкатить» выкатной элемент через выходное реле" w:value="КА / ВЭ: Команда «выкатить» выкатной элемент через выходное реле"/>
+                  <w:listItem w:displayText="КА / ВЭ: Неисправное положение выкатного элемента" w:value="КА / ВЭ: Неисправное положение выкатного элемента"/>
+                  <w:listItem w:displayText="КА / ВЭ: Положение выкатного элемента «Вкачен»" w:value="КА / ВЭ: Положение выкатного элемента «Вкачен»"/>
+                  <w:listItem w:displayText="КА / ВЭ: Положение выкатного элемента «Выкачен»" w:value="КА / ВЭ: Положение выкатного элемента «Выкачен»"/>
+                  <w:listItem w:displayText="КА / ВЭ: Промежуточное положение выкатного элемента" w:value="КА / ВЭ: Промежуточное положение выкатного элемента"/>
+                  <w:listItem w:displayText="КА / ВЭ: Ремонтное положение выкатного элемента" w:value="КА / ВЭ: Ремонтное положение выкатного элемента"/>
+                  <w:listItem w:displayText="КА / ВЭ: Функция введена в работу" w:value="КА / ВЭ: Функция введена в работу"/>
+                  <w:listItem w:displayText="КА / ЗН: Заземляющий нож включен" w:value="КА / ЗН: Заземляющий нож включен"/>
+                  <w:listItem w:displayText="КА / ЗН: Заземляющий нож отключен" w:value="КА / ЗН: Заземляющий нож отключен"/>
+                  <w:listItem w:displayText="КА / ЗН: Команда «включить» заземляющий нож через выходное реле" w:value="КА / ЗН: Команда «включить» заземляющий нож через выходное реле"/>
+                  <w:listItem w:displayText="КА / ЗН: Команда «отключить» заземляющий нож через выходное реле" w:value="КА / ЗН: Команда «отключить» заземляющий нож через выходное реле"/>
+                  <w:listItem w:displayText="КА / ЗН: Неисправное положение заземляющего ножа" w:value="КА / ЗН: Неисправное положение заземляющего ножа"/>
+                  <w:listItem w:displayText="КА / ЗН: Промежуточное положение заземляющего ножа" w:value="КА / ЗН: Промежуточное положение заземляющего ножа"/>
+                  <w:listItem w:displayText="КА / ЗН: Функция введена в работу" w:value="КА / ЗН: Функция введена в работу"/>
+                  <w:listItem w:displayText="КА / КА: Функция введена в работу" w:value="КА / КА: Функция введена в работу"/>
+                  <w:listItem w:displayText="КА / КА: Функция оперативно выведена из работы" w:value="КА / КА: Функция оперативно выведена из работы"/>
+                  <w:listItem w:displayText="КНН / КНН: Пуск ИО напряжения" w:value="КНН / КНН: Пуск ИО напряжения"/>
+                  <w:listItem w:displayText="КНН / КНН: Пуск ИО напряжения ОП" w:value="КНН / КНН: Пуск ИО напряжения ОП"/>
+                  <w:listItem w:displayText="КНН / КНН: Пуск КНН" w:value="КНН / КНН: Пуск КНН"/>
+                  <w:listItem w:displayText="КНН / КНН: Функция введена в работу" w:value="КНН / КНН: Функция введена в работу"/>
+                  <w:listItem w:displayText="КНН / КНН: Функция оперативно выведена из работы" w:value="КНН / КНН: Функция оперативно выведена из работы"/>
+                  <w:listItem w:displayText="КОН / КОН: Пуск ИО напряжения" w:value="КОН / КОН: Пуск ИО напряжения"/>
+                  <w:listItem w:displayText="КОН / КОН: Пуск КОН" w:value="КОН / КОН: Пуск КОН"/>
+                  <w:listItem w:displayText="КОН / КОН: Функция введена в работу" w:value="КОН / КОН: Функция введена в работу"/>
+                  <w:listItem w:displayText="КОН / КОН: Функция оперативно выведена из работы" w:value="КОН / КОН: Функция оперативно выведена из работы"/>
+                  <w:listItem w:displayText="КП / КП: Идет переключение" w:value="КП / КП: Идет переключение"/>
+                  <w:listItem w:displayText="КП / КП: Функция введена в работу" w:value="КП / КП: Функция введена в работу"/>
+                  <w:listItem w:displayText="КП / КП: Функция оперативно выведена из работы" w:value="КП / КП: Функция оперативно выведена из работы"/>
+                  <w:listItem w:displayText="КП / ОБР ВЭ: Разрешение управления выкатным элементом" w:value="КП / ОБР ВЭ: Разрешение управления выкатным элементом"/>
+                  <w:listItem w:displayText="КП / ОБР ЗН: Разрешение управления заземляющим ножом" w:value="КП / ОБР ЗН: Разрешение управления заземляющим ножом"/>
+                  <w:listItem w:displayText="КП / УВЭ: Вкатить выкатной элемент" w:value="КП / УВЭ: Вкатить выкатной элемент"/>
+                  <w:listItem w:displayText="КП / УВЭ: Выкатить выкатной элемент" w:value="КП / УВЭ: Выкатить выкатной элемент"/>
+                  <w:listItem w:displayText="КП / УВЭ: Идет переключение" w:value="КП / УВЭ: Идет переключение"/>
+                  <w:listItem w:displayText="КП / УВЭ: Поведение местного управления" w:value="КП / УВЭ: Поведение местного управления"/>
+                  <w:listItem w:displayText="КП / УВЭ: Положение ВЭ (Вкачен)" w:value="КП / УВЭ: Положение ВЭ (Вкачен)"/>
+                  <w:listItem w:displayText="КП / УВЭ: Положение ВЭ (Выкачен)" w:value="КП / УВЭ: Положение ВЭ (Выкачен)"/>
+                  <w:listItem w:displayText="КП / УВЭ: Положение ВЭ (Не определено)" w:value="КП / УВЭ: Положение ВЭ (Не определено)"/>
+                  <w:listItem w:displayText="КП / УВЭ: Положение ВЭ (Неисправность)" w:value="КП / УВЭ: Положение ВЭ (Неисправность)"/>
+                  <w:listItem w:displayText="КП / УВЭ: Положение ключа режима управления" w:value="КП / УВЭ: Положение ключа режима управления"/>
+                  <w:listItem w:displayText="КП / УВЭ: Право переключения на уровне станции" w:value="КП / УВЭ: Право переключения на уровне станции"/>
+                  <w:listItem w:displayText="КП / УВЭ: Сигнал превышения допустимого времени переключения" w:value="КП / УВЭ: Сигнал превышения допустимого времени переключения"/>
+                  <w:listItem w:displayText="КП / УВЭ: Функция введена в работу" w:value="КП / УВЭ: Функция введена в работу"/>
+                  <w:listItem w:displayText="КП / УЗН: Включить заземляющий нож" w:value="КП / УЗН: Включить заземляющий нож"/>
+                  <w:listItem w:displayText="КП / УЗН: Идет переключение" w:value="КП / УЗН: Идет переключение"/>
+                  <w:listItem w:displayText="КП / УЗН: Отключить заземляющий нож" w:value="КП / УЗН: Отключить заземляющий нож"/>
+                  <w:listItem w:displayText="КП / УЗН: Поведение местного управления" w:value="КП / УЗН: Поведение местного управления"/>
+                  <w:listItem w:displayText="КП / УЗН: Положение ЗН (Включено)" w:value="КП / УЗН: Положение ЗН (Включено)"/>
+                  <w:listItem w:displayText="КП / УЗН: Положение ЗН (Не определено)" w:value="КП / УЗН: Положение ЗН (Не определено)"/>
+                  <w:listItem w:displayText="КП / УЗН: Положение ЗН (Неисправность)" w:value="КП / УЗН: Положение ЗН (Неисправность)"/>
+                  <w:listItem w:displayText="КП / УЗН: Положение ЗН (Отключено)" w:value="КП / УЗН: Положение ЗН (Отключено)"/>
+                  <w:listItem w:displayText="КП / УЗН: Положение ключа режима управления" w:value="КП / УЗН: Положение ключа режима управления"/>
+                  <w:listItem w:displayText="КП / УЗН: Право переключения на уровне станции" w:value="КП / УЗН: Право переключения на уровне станции"/>
+                  <w:listItem w:displayText="КП / УЗН: Сигнал превышения допустимого времени переключения" w:value="КП / УЗН: Сигнал превышения допустимого времени переключения"/>
+                  <w:listItem w:displayText="КП / УЗН: Функция введена в работу" w:value="КП / УЗН: Функция введена в работу"/>
+                  <w:listItem w:displayText="КПОН / КПОН: Пуск ИО напряжения" w:value="КПОН / КПОН: Пуск ИО напряжения"/>
+                  <w:listItem w:displayText="КПОН / КПОН: Пуск ИО напряжения ОП" w:value="КПОН / КПОН: Пуск ИО напряжения ОП"/>
+                  <w:listItem w:displayText="КПОН / КПОН: Пуск КПОН" w:value="КПОН / КПОН: Пуск КПОН"/>
+                  <w:listItem w:displayText="КПОН / КПОН: Функция введена в работу" w:value="КПОН / КПОН: Функция введена в работу"/>
+                  <w:listItem w:displayText="КПОН / КПОН: Функция оперативно выведена из работы" w:value="КПОН / КПОН: Функция оперативно выведена из работы"/>
                   <w:listItem w:displayText="МУВ / УВ10: Срабатывание" w:value="МУВ / УВ10: Срабатывание"/>
                   <w:listItem w:displayText="МУВ / УВ10: Срабатывание на сигнал" w:value="МУВ / УВ10: Срабатывание на сигнал"/>
                   <w:listItem w:displayText="МУВ / УВ10: Функция введена в работу" w:value="МУВ / УВ10: Функция введена в работу"/>
@@ -6368,6 +7140,33 @@
                   <w:listItem w:displayText="МУВ / УВ9: Срабатывание на сигнал" w:value="МУВ / УВ9: Срабатывание на сигнал"/>
                   <w:listItem w:displayText="МУВ / УВ9: Функция введена в работу" w:value="МУВ / УВ9: Функция введена в работу"/>
                   <w:listItem w:displayText="МУВ / УВ9: Функция оперативно выведена из работы" w:value="МУВ / УВ9: Функция оперативно выведена из работы"/>
+                  <w:listItem w:displayText="ПДС / ВЭ: Поведение местного управления" w:value="ПДС / ВЭ: Поведение местного управления"/>
+                  <w:listItem w:displayText="ПДС / ВЭ: Положение ключа режима управления" w:value="ПДС / ВЭ: Положение ключа режима управления"/>
+                  <w:listItem w:displayText="ПДС / ВЭ: Право переключения на уровне станции" w:value="ПДС / ВЭ: Право переключения на уровне станции"/>
+                  <w:listItem w:displayText="ПДС / ВЭ: Ремонтное положение коммутационного аппарата" w:value="ПДС / ВЭ: Ремонтное положение коммутационного аппарата"/>
+                  <w:listItem w:displayText="ПДС / ЗН: Поведение местного управления" w:value="ПДС / ЗН: Поведение местного управления"/>
+                  <w:listItem w:displayText="ПДС / ЗН: Положение ключа режима управления" w:value="ПДС / ЗН: Положение ключа режима управления"/>
+                  <w:listItem w:displayText="ПДС / ЗН: Право переключения на уровне станции" w:value="ПДС / ЗН: Право переключения на уровне станции"/>
+                  <w:listItem w:displayText="ПДС / ПДС: Функция введена в работу" w:value="ПДС / ПДС: Функция введена в работу"/>
+                  <w:listItem w:displayText="ПДС / ПДС: Функция оперативно выведена из работы" w:value="ПДС / ПДС: Функция оперативно выведена из работы"/>
+                  <w:listItem w:displayText="ПДС НКУ / SA1: Цепь управления введена" w:value="ПДС НКУ / SA1: Цепь управления введена"/>
+                  <w:listItem w:displayText="ПДС НКУ / SA2: Цепь управления введена" w:value="ПДС НКУ / SA2: Цепь управления введена"/>
+                  <w:listItem w:displayText="ПДС НКУ / SA3: Цепь управления введена" w:value="ПДС НКУ / SA3: Цепь управления введена"/>
+                  <w:listItem w:displayText="ПДС НКУ / SA4: Цепь управления введена" w:value="ПДС НКУ / SA4: Цепь управления введена"/>
+                  <w:listItem w:displayText="ПДС НКУ / SF1: Автоматический выключатель отключен" w:value="ПДС НКУ / SF1: Автоматический выключатель отключен"/>
+                  <w:listItem w:displayText="ПДС НКУ / SF2: Автоматический выключатель отключен" w:value="ПДС НКУ / SF2: Автоматический выключатель отключен"/>
+                  <w:listItem w:displayText="ПДС НКУ / SF3: Автоматический выключатель отключен" w:value="ПДС НКУ / SF3: Автоматический выключатель отключен"/>
+                  <w:listItem w:displayText="ПДС НКУ / SG1: Рабочее положение испытательного блока" w:value="ПДС НКУ / SG1: Рабочее положение испытательного блока"/>
+                  <w:listItem w:displayText="ПДС НКУ / SG2: Рабочее положение испытательного блока" w:value="ПДС НКУ / SG2: Рабочее положение испытательного блока"/>
+                  <w:listItem w:displayText="ПДС НКУ / SG3: Рабочее положение испытательного блока" w:value="ПДС НКУ / SG3: Рабочее положение испытательного блока"/>
+                  <w:listItem w:displayText="ПДС НКУ / Дверь: Дверь отсека/шкафа закрыта" w:value="ПДС НКУ / Дверь: Дверь отсека/шкафа закрыта"/>
+                  <w:listItem w:displayText="ПДС НКУ / Дверь: Дверь отсека/шкафа открыта" w:value="ПДС НКУ / Дверь: Дверь отсека/шкафа открыта"/>
+                  <w:listItem w:displayText="ПДС НКУ / ОТ ОБР: Неисправность оперативного тока цепей ОБР" w:value="ПДС НКУ / ОТ ОБР: Неисправность оперативного тока цепей ОБР"/>
+                  <w:listItem w:displayText="ПДС НКУ / ПДС НКУ: Функция введена в работу" w:value="ПДС НКУ / ПДС НКУ: Функция введена в работу"/>
+                  <w:listItem w:displayText="ПДС НКУ / ПДС НКУ: Функция оперативно выведена из работы" w:value="ПДС НКУ / ПДС НКУ: Функция оперативно выведена из работы"/>
+                  <w:listItem w:displayText="ПДС НКУ / Пер.ав.дебл.см.яч.: Цепи аварийной деблокировки ячейки выведены" w:value="ПДС НКУ / Пер.ав.дебл.см.яч.: Цепи аварийной деблокировки ячейки выведены"/>
+                  <w:listItem w:displayText="ПС / ПС: Пуск предупредительной сигнализации" w:value="ПС / ПС: Пуск предупредительной сигнализации"/>
+                  <w:listItem w:displayText="ПС / ПС: Пуск предупредительной сигнализации (импульс)" w:value="ПС / ПС: Пуск предупредительной сигнализации (импульс)"/>
                   <w:listItem w:displayText="СЗЗ / СЗЗ: Пуск ИО напряжения НП 3U0&gt;" w:value="СЗЗ / СЗЗ: Пуск ИО напряжения НП 3U0&gt;"/>
                   <w:listItem w:displayText="СЗЗ / СЗЗ: Пуск СЗЗ" w:value="СЗЗ / СЗЗ: Пуск СЗЗ"/>
                   <w:listItem w:displayText="СЗЗ / СЗЗ: Срабатывание СЗЗ" w:value="СЗЗ / СЗЗ: Срабатывание СЗЗ"/>
@@ -6383,6 +7182,11 @@
                   <w:listItem w:displayText="СКРМ / УВ СКРМ2: Срабатывание на сигнал" w:value="СКРМ / УВ СКРМ2: Срабатывание на сигнал"/>
                   <w:listItem w:displayText="СКРМ / УВ СКРМ2: Функция введена в работу" w:value="СКРМ / УВ СКРМ2: Функция введена в работу"/>
                   <w:listItem w:displayText="СКРМ / УВ СКРМ2: Функция оперативно выведена из работы" w:value="СКРМ / УВ СКРМ2: Функция оперативно выведена из работы"/>
+                  <w:listItem w:displayText="СС / СС: БИ выведены" w:value="СС / СС: БИ выведены"/>
+                  <w:listItem w:displayText="СС / СС: Выходные цепи разобраны" w:value="СС / СС: Выходные цепи разобраны"/>
+                  <w:listItem w:displayText="СС / СС: Неисправность КА" w:value="СС / СС: Неисправность КА"/>
+                  <w:listItem w:displayText="СС / СС: Общий внешний сигнал" w:value="СС / СС: Общий внешний сигнал"/>
+                  <w:listItem w:displayText="СС / СС: Превышение времени переключения КА" w:value="СС / СС: Превышение времени переключения КА"/>
                   <w:listItem w:displayText="УОН / УВ ОН10: Срабатывание" w:value="УОН / УВ ОН10: Срабатывание"/>
                   <w:listItem w:displayText="УОН / УВ ОН10: Срабатывание на сигнал" w:value="УОН / УВ ОН10: Срабатывание на сигнал"/>
                   <w:listItem w:displayText="УОН / УВ ОН10: Функция введена в работу" w:value="УОН / УВ ОН10: Функция введена в работу"/>
@@ -6925,6 +7729,66 @@
                   <w:listItem w:displayText="ЗФР / ЗФР: Срабатывание на сигнал" w:value="ЗФР / ЗФР: Срабатывание на сигнал"/>
                   <w:listItem w:displayText="ЗФР / ЗФР: Функция введена в работу" w:value="ЗФР / ЗФР: Функция введена в работу"/>
                   <w:listItem w:displayText="ЗФР / ЗФР: Функция оперативно выведена из работы" w:value="ЗФР / ЗФР: Функция оперативно выведена из работы"/>
+                  <w:listItem w:displayText="КА / ВЭ: Команда «вкатить» выкатной элемент через выходное реле" w:value="КА / ВЭ: Команда «вкатить» выкатной элемент через выходное реле"/>
+                  <w:listItem w:displayText="КА / ВЭ: Команда «выкатить» выкатной элемент через выходное реле" w:value="КА / ВЭ: Команда «выкатить» выкатной элемент через выходное реле"/>
+                  <w:listItem w:displayText="КА / ВЭ: Неисправное положение выкатного элемента" w:value="КА / ВЭ: Неисправное положение выкатного элемента"/>
+                  <w:listItem w:displayText="КА / ВЭ: Положение выкатного элемента «Вкачен»" w:value="КА / ВЭ: Положение выкатного элемента «Вкачен»"/>
+                  <w:listItem w:displayText="КА / ВЭ: Положение выкатного элемента «Выкачен»" w:value="КА / ВЭ: Положение выкатного элемента «Выкачен»"/>
+                  <w:listItem w:displayText="КА / ВЭ: Промежуточное положение выкатного элемента" w:value="КА / ВЭ: Промежуточное положение выкатного элемента"/>
+                  <w:listItem w:displayText="КА / ВЭ: Ремонтное положение выкатного элемента" w:value="КА / ВЭ: Ремонтное положение выкатного элемента"/>
+                  <w:listItem w:displayText="КА / ВЭ: Функция введена в работу" w:value="КА / ВЭ: Функция введена в работу"/>
+                  <w:listItem w:displayText="КА / ЗН: Заземляющий нож включен" w:value="КА / ЗН: Заземляющий нож включен"/>
+                  <w:listItem w:displayText="КА / ЗН: Заземляющий нож отключен" w:value="КА / ЗН: Заземляющий нож отключен"/>
+                  <w:listItem w:displayText="КА / ЗН: Команда «включить» заземляющий нож через выходное реле" w:value="КА / ЗН: Команда «включить» заземляющий нож через выходное реле"/>
+                  <w:listItem w:displayText="КА / ЗН: Команда «отключить» заземляющий нож через выходное реле" w:value="КА / ЗН: Команда «отключить» заземляющий нож через выходное реле"/>
+                  <w:listItem w:displayText="КА / ЗН: Неисправное положение заземляющего ножа" w:value="КА / ЗН: Неисправное положение заземляющего ножа"/>
+                  <w:listItem w:displayText="КА / ЗН: Промежуточное положение заземляющего ножа" w:value="КА / ЗН: Промежуточное положение заземляющего ножа"/>
+                  <w:listItem w:displayText="КА / ЗН: Функция введена в работу" w:value="КА / ЗН: Функция введена в работу"/>
+                  <w:listItem w:displayText="КА / КА: Функция введена в работу" w:value="КА / КА: Функция введена в работу"/>
+                  <w:listItem w:displayText="КА / КА: Функция оперативно выведена из работы" w:value="КА / КА: Функция оперативно выведена из работы"/>
+                  <w:listItem w:displayText="КНН / КНН: Пуск ИО напряжения" w:value="КНН / КНН: Пуск ИО напряжения"/>
+                  <w:listItem w:displayText="КНН / КНН: Пуск ИО напряжения ОП" w:value="КНН / КНН: Пуск ИО напряжения ОП"/>
+                  <w:listItem w:displayText="КНН / КНН: Пуск КНН" w:value="КНН / КНН: Пуск КНН"/>
+                  <w:listItem w:displayText="КНН / КНН: Функция введена в работу" w:value="КНН / КНН: Функция введена в работу"/>
+                  <w:listItem w:displayText="КНН / КНН: Функция оперативно выведена из работы" w:value="КНН / КНН: Функция оперативно выведена из работы"/>
+                  <w:listItem w:displayText="КОН / КОН: Пуск ИО напряжения" w:value="КОН / КОН: Пуск ИО напряжения"/>
+                  <w:listItem w:displayText="КОН / КОН: Пуск КОН" w:value="КОН / КОН: Пуск КОН"/>
+                  <w:listItem w:displayText="КОН / КОН: Функция введена в работу" w:value="КОН / КОН: Функция введена в работу"/>
+                  <w:listItem w:displayText="КОН / КОН: Функция оперативно выведена из работы" w:value="КОН / КОН: Функция оперативно выведена из работы"/>
+                  <w:listItem w:displayText="КП / КП: Идет переключение" w:value="КП / КП: Идет переключение"/>
+                  <w:listItem w:displayText="КП / КП: Функция введена в работу" w:value="КП / КП: Функция введена в работу"/>
+                  <w:listItem w:displayText="КП / КП: Функция оперативно выведена из работы" w:value="КП / КП: Функция оперативно выведена из работы"/>
+                  <w:listItem w:displayText="КП / ОБР ВЭ: Разрешение управления выкатным элементом" w:value="КП / ОБР ВЭ: Разрешение управления выкатным элементом"/>
+                  <w:listItem w:displayText="КП / ОБР ЗН: Разрешение управления заземляющим ножом" w:value="КП / ОБР ЗН: Разрешение управления заземляющим ножом"/>
+                  <w:listItem w:displayText="КП / УВЭ: Вкатить выкатной элемент" w:value="КП / УВЭ: Вкатить выкатной элемент"/>
+                  <w:listItem w:displayText="КП / УВЭ: Выкатить выкатной элемент" w:value="КП / УВЭ: Выкатить выкатной элемент"/>
+                  <w:listItem w:displayText="КП / УВЭ: Идет переключение" w:value="КП / УВЭ: Идет переключение"/>
+                  <w:listItem w:displayText="КП / УВЭ: Поведение местного управления" w:value="КП / УВЭ: Поведение местного управления"/>
+                  <w:listItem w:displayText="КП / УВЭ: Положение ВЭ (Вкачен)" w:value="КП / УВЭ: Положение ВЭ (Вкачен)"/>
+                  <w:listItem w:displayText="КП / УВЭ: Положение ВЭ (Выкачен)" w:value="КП / УВЭ: Положение ВЭ (Выкачен)"/>
+                  <w:listItem w:displayText="КП / УВЭ: Положение ВЭ (Не определено)" w:value="КП / УВЭ: Положение ВЭ (Не определено)"/>
+                  <w:listItem w:displayText="КП / УВЭ: Положение ВЭ (Неисправность)" w:value="КП / УВЭ: Положение ВЭ (Неисправность)"/>
+                  <w:listItem w:displayText="КП / УВЭ: Положение ключа режима управления" w:value="КП / УВЭ: Положение ключа режима управления"/>
+                  <w:listItem w:displayText="КП / УВЭ: Право переключения на уровне станции" w:value="КП / УВЭ: Право переключения на уровне станции"/>
+                  <w:listItem w:displayText="КП / УВЭ: Сигнал превышения допустимого времени переключения" w:value="КП / УВЭ: Сигнал превышения допустимого времени переключения"/>
+                  <w:listItem w:displayText="КП / УВЭ: Функция введена в работу" w:value="КП / УВЭ: Функция введена в работу"/>
+                  <w:listItem w:displayText="КП / УЗН: Включить заземляющий нож" w:value="КП / УЗН: Включить заземляющий нож"/>
+                  <w:listItem w:displayText="КП / УЗН: Идет переключение" w:value="КП / УЗН: Идет переключение"/>
+                  <w:listItem w:displayText="КП / УЗН: Отключить заземляющий нож" w:value="КП / УЗН: Отключить заземляющий нож"/>
+                  <w:listItem w:displayText="КП / УЗН: Поведение местного управления" w:value="КП / УЗН: Поведение местного управления"/>
+                  <w:listItem w:displayText="КП / УЗН: Положение ЗН (Включено)" w:value="КП / УЗН: Положение ЗН (Включено)"/>
+                  <w:listItem w:displayText="КП / УЗН: Положение ЗН (Не определено)" w:value="КП / УЗН: Положение ЗН (Не определено)"/>
+                  <w:listItem w:displayText="КП / УЗН: Положение ЗН (Неисправность)" w:value="КП / УЗН: Положение ЗН (Неисправность)"/>
+                  <w:listItem w:displayText="КП / УЗН: Положение ЗН (Отключено)" w:value="КП / УЗН: Положение ЗН (Отключено)"/>
+                  <w:listItem w:displayText="КП / УЗН: Положение ключа режима управления" w:value="КП / УЗН: Положение ключа режима управления"/>
+                  <w:listItem w:displayText="КП / УЗН: Право переключения на уровне станции" w:value="КП / УЗН: Право переключения на уровне станции"/>
+                  <w:listItem w:displayText="КП / УЗН: Сигнал превышения допустимого времени переключения" w:value="КП / УЗН: Сигнал превышения допустимого времени переключения"/>
+                  <w:listItem w:displayText="КП / УЗН: Функция введена в работу" w:value="КП / УЗН: Функция введена в работу"/>
+                  <w:listItem w:displayText="КПОН / КПОН: Пуск ИО напряжения" w:value="КПОН / КПОН: Пуск ИО напряжения"/>
+                  <w:listItem w:displayText="КПОН / КПОН: Пуск ИО напряжения ОП" w:value="КПОН / КПОН: Пуск ИО напряжения ОП"/>
+                  <w:listItem w:displayText="КПОН / КПОН: Пуск КПОН" w:value="КПОН / КПОН: Пуск КПОН"/>
+                  <w:listItem w:displayText="КПОН / КПОН: Функция введена в работу" w:value="КПОН / КПОН: Функция введена в работу"/>
+                  <w:listItem w:displayText="КПОН / КПОН: Функция оперативно выведена из работы" w:value="КПОН / КПОН: Функция оперативно выведена из работы"/>
                   <w:listItem w:displayText="МУВ / УВ10: Срабатывание" w:value="МУВ / УВ10: Срабатывание"/>
                   <w:listItem w:displayText="МУВ / УВ10: Срабатывание на сигнал" w:value="МУВ / УВ10: Срабатывание на сигнал"/>
                   <w:listItem w:displayText="МУВ / УВ10: Функция введена в работу" w:value="МУВ / УВ10: Функция введена в работу"/>
@@ -6973,6 +7837,33 @@
                   <w:listItem w:displayText="МУВ / УВ9: Срабатывание на сигнал" w:value="МУВ / УВ9: Срабатывание на сигнал"/>
                   <w:listItem w:displayText="МУВ / УВ9: Функция введена в работу" w:value="МУВ / УВ9: Функция введена в работу"/>
                   <w:listItem w:displayText="МУВ / УВ9: Функция оперативно выведена из работы" w:value="МУВ / УВ9: Функция оперативно выведена из работы"/>
+                  <w:listItem w:displayText="ПДС / ВЭ: Поведение местного управления" w:value="ПДС / ВЭ: Поведение местного управления"/>
+                  <w:listItem w:displayText="ПДС / ВЭ: Положение ключа режима управления" w:value="ПДС / ВЭ: Положение ключа режима управления"/>
+                  <w:listItem w:displayText="ПДС / ВЭ: Право переключения на уровне станции" w:value="ПДС / ВЭ: Право переключения на уровне станции"/>
+                  <w:listItem w:displayText="ПДС / ВЭ: Ремонтное положение коммутационного аппарата" w:value="ПДС / ВЭ: Ремонтное положение коммутационного аппарата"/>
+                  <w:listItem w:displayText="ПДС / ЗН: Поведение местного управления" w:value="ПДС / ЗН: Поведение местного управления"/>
+                  <w:listItem w:displayText="ПДС / ЗН: Положение ключа режима управления" w:value="ПДС / ЗН: Положение ключа режима управления"/>
+                  <w:listItem w:displayText="ПДС / ЗН: Право переключения на уровне станции" w:value="ПДС / ЗН: Право переключения на уровне станции"/>
+                  <w:listItem w:displayText="ПДС / ПДС: Функция введена в работу" w:value="ПДС / ПДС: Функция введена в работу"/>
+                  <w:listItem w:displayText="ПДС / ПДС: Функция оперативно выведена из работы" w:value="ПДС / ПДС: Функция оперативно выведена из работы"/>
+                  <w:listItem w:displayText="ПДС НКУ / SA1: Цепь управления введена" w:value="ПДС НКУ / SA1: Цепь управления введена"/>
+                  <w:listItem w:displayText="ПДС НКУ / SA2: Цепь управления введена" w:value="ПДС НКУ / SA2: Цепь управления введена"/>
+                  <w:listItem w:displayText="ПДС НКУ / SA3: Цепь управления введена" w:value="ПДС НКУ / SA3: Цепь управления введена"/>
+                  <w:listItem w:displayText="ПДС НКУ / SA4: Цепь управления введена" w:value="ПДС НКУ / SA4: Цепь управления введена"/>
+                  <w:listItem w:displayText="ПДС НКУ / SF1: Автоматический выключатель отключен" w:value="ПДС НКУ / SF1: Автоматический выключатель отключен"/>
+                  <w:listItem w:displayText="ПДС НКУ / SF2: Автоматический выключатель отключен" w:value="ПДС НКУ / SF2: Автоматический выключатель отключен"/>
+                  <w:listItem w:displayText="ПДС НКУ / SF3: Автоматический выключатель отключен" w:value="ПДС НКУ / SF3: Автоматический выключатель отключен"/>
+                  <w:listItem w:displayText="ПДС НКУ / SG1: Рабочее положение испытательного блока" w:value="ПДС НКУ / SG1: Рабочее положение испытательного блока"/>
+                  <w:listItem w:displayText="ПДС НКУ / SG2: Рабочее положение испытательного блока" w:value="ПДС НКУ / SG2: Рабочее положение испытательного блока"/>
+                  <w:listItem w:displayText="ПДС НКУ / SG3: Рабочее положение испытательного блока" w:value="ПДС НКУ / SG3: Рабочее положение испытательного блока"/>
+                  <w:listItem w:displayText="ПДС НКУ / Дверь: Дверь отсека/шкафа закрыта" w:value="ПДС НКУ / Дверь: Дверь отсека/шкафа закрыта"/>
+                  <w:listItem w:displayText="ПДС НКУ / Дверь: Дверь отсека/шкафа открыта" w:value="ПДС НКУ / Дверь: Дверь отсека/шкафа открыта"/>
+                  <w:listItem w:displayText="ПДС НКУ / ОТ ОБР: Неисправность оперативного тока цепей ОБР" w:value="ПДС НКУ / ОТ ОБР: Неисправность оперативного тока цепей ОБР"/>
+                  <w:listItem w:displayText="ПДС НКУ / ПДС НКУ: Функция введена в работу" w:value="ПДС НКУ / ПДС НКУ: Функция введена в работу"/>
+                  <w:listItem w:displayText="ПДС НКУ / ПДС НКУ: Функция оперативно выведена из работы" w:value="ПДС НКУ / ПДС НКУ: Функция оперативно выведена из работы"/>
+                  <w:listItem w:displayText="ПДС НКУ / Пер.ав.дебл.см.яч.: Цепи аварийной деблокировки ячейки выведены" w:value="ПДС НКУ / Пер.ав.дебл.см.яч.: Цепи аварийной деблокировки ячейки выведены"/>
+                  <w:listItem w:displayText="ПС / ПС: Пуск предупредительной сигнализации" w:value="ПС / ПС: Пуск предупредительной сигнализации"/>
+                  <w:listItem w:displayText="ПС / ПС: Пуск предупредительной сигнализации (импульс)" w:value="ПС / ПС: Пуск предупредительной сигнализации (импульс)"/>
                   <w:listItem w:displayText="СЗЗ / СЗЗ: Пуск ИО напряжения НП 3U0&gt;" w:value="СЗЗ / СЗЗ: Пуск ИО напряжения НП 3U0&gt;"/>
                   <w:listItem w:displayText="СЗЗ / СЗЗ: Пуск СЗЗ" w:value="СЗЗ / СЗЗ: Пуск СЗЗ"/>
                   <w:listItem w:displayText="СЗЗ / СЗЗ: Срабатывание СЗЗ" w:value="СЗЗ / СЗЗ: Срабатывание СЗЗ"/>
@@ -6988,6 +7879,11 @@
                   <w:listItem w:displayText="СКРМ / УВ СКРМ2: Срабатывание на сигнал" w:value="СКРМ / УВ СКРМ2: Срабатывание на сигнал"/>
                   <w:listItem w:displayText="СКРМ / УВ СКРМ2: Функция введена в работу" w:value="СКРМ / УВ СКРМ2: Функция введена в работу"/>
                   <w:listItem w:displayText="СКРМ / УВ СКРМ2: Функция оперативно выведена из работы" w:value="СКРМ / УВ СКРМ2: Функция оперативно выведена из работы"/>
+                  <w:listItem w:displayText="СС / СС: БИ выведены" w:value="СС / СС: БИ выведены"/>
+                  <w:listItem w:displayText="СС / СС: Выходные цепи разобраны" w:value="СС / СС: Выходные цепи разобраны"/>
+                  <w:listItem w:displayText="СС / СС: Неисправность КА" w:value="СС / СС: Неисправность КА"/>
+                  <w:listItem w:displayText="СС / СС: Общий внешний сигнал" w:value="СС / СС: Общий внешний сигнал"/>
+                  <w:listItem w:displayText="СС / СС: Превышение времени переключения КА" w:value="СС / СС: Превышение времени переключения КА"/>
                   <w:listItem w:displayText="УОН / УВ ОН10: Срабатывание" w:value="УОН / УВ ОН10: Срабатывание"/>
                   <w:listItem w:displayText="УОН / УВ ОН10: Срабатывание на сигнал" w:value="УОН / УВ ОН10: Срабатывание на сигнал"/>
                   <w:listItem w:displayText="УОН / УВ ОН10: Функция введена в работу" w:value="УОН / УВ ОН10: Функция введена в работу"/>
@@ -7530,6 +8426,66 @@
                   <w:listItem w:displayText="ЗФР / ЗФР: Срабатывание на сигнал" w:value="ЗФР / ЗФР: Срабатывание на сигнал"/>
                   <w:listItem w:displayText="ЗФР / ЗФР: Функция введена в работу" w:value="ЗФР / ЗФР: Функция введена в работу"/>
                   <w:listItem w:displayText="ЗФР / ЗФР: Функция оперативно выведена из работы" w:value="ЗФР / ЗФР: Функция оперативно выведена из работы"/>
+                  <w:listItem w:displayText="КА / ВЭ: Команда «вкатить» выкатной элемент через выходное реле" w:value="КА / ВЭ: Команда «вкатить» выкатной элемент через выходное реле"/>
+                  <w:listItem w:displayText="КА / ВЭ: Команда «выкатить» выкатной элемент через выходное реле" w:value="КА / ВЭ: Команда «выкатить» выкатной элемент через выходное реле"/>
+                  <w:listItem w:displayText="КА / ВЭ: Неисправное положение выкатного элемента" w:value="КА / ВЭ: Неисправное положение выкатного элемента"/>
+                  <w:listItem w:displayText="КА / ВЭ: Положение выкатного элемента «Вкачен»" w:value="КА / ВЭ: Положение выкатного элемента «Вкачен»"/>
+                  <w:listItem w:displayText="КА / ВЭ: Положение выкатного элемента «Выкачен»" w:value="КА / ВЭ: Положение выкатного элемента «Выкачен»"/>
+                  <w:listItem w:displayText="КА / ВЭ: Промежуточное положение выкатного элемента" w:value="КА / ВЭ: Промежуточное положение выкатного элемента"/>
+                  <w:listItem w:displayText="КА / ВЭ: Ремонтное положение выкатного элемента" w:value="КА / ВЭ: Ремонтное положение выкатного элемента"/>
+                  <w:listItem w:displayText="КА / ВЭ: Функция введена в работу" w:value="КА / ВЭ: Функция введена в работу"/>
+                  <w:listItem w:displayText="КА / ЗН: Заземляющий нож включен" w:value="КА / ЗН: Заземляющий нож включен"/>
+                  <w:listItem w:displayText="КА / ЗН: Заземляющий нож отключен" w:value="КА / ЗН: Заземляющий нож отключен"/>
+                  <w:listItem w:displayText="КА / ЗН: Команда «включить» заземляющий нож через выходное реле" w:value="КА / ЗН: Команда «включить» заземляющий нож через выходное реле"/>
+                  <w:listItem w:displayText="КА / ЗН: Команда «отключить» заземляющий нож через выходное реле" w:value="КА / ЗН: Команда «отключить» заземляющий нож через выходное реле"/>
+                  <w:listItem w:displayText="КА / ЗН: Неисправное положение заземляющего ножа" w:value="КА / ЗН: Неисправное положение заземляющего ножа"/>
+                  <w:listItem w:displayText="КА / ЗН: Промежуточное положение заземляющего ножа" w:value="КА / ЗН: Промежуточное положение заземляющего ножа"/>
+                  <w:listItem w:displayText="КА / ЗН: Функция введена в работу" w:value="КА / ЗН: Функция введена в работу"/>
+                  <w:listItem w:displayText="КА / КА: Функция введена в работу" w:value="КА / КА: Функция введена в работу"/>
+                  <w:listItem w:displayText="КА / КА: Функция оперативно выведена из работы" w:value="КА / КА: Функция оперативно выведена из работы"/>
+                  <w:listItem w:displayText="КНН / КНН: Пуск ИО напряжения" w:value="КНН / КНН: Пуск ИО напряжения"/>
+                  <w:listItem w:displayText="КНН / КНН: Пуск ИО напряжения ОП" w:value="КНН / КНН: Пуск ИО напряжения ОП"/>
+                  <w:listItem w:displayText="КНН / КНН: Пуск КНН" w:value="КНН / КНН: Пуск КНН"/>
+                  <w:listItem w:displayText="КНН / КНН: Функция введена в работу" w:value="КНН / КНН: Функция введена в работу"/>
+                  <w:listItem w:displayText="КНН / КНН: Функция оперативно выведена из работы" w:value="КНН / КНН: Функция оперативно выведена из работы"/>
+                  <w:listItem w:displayText="КОН / КОН: Пуск ИО напряжения" w:value="КОН / КОН: Пуск ИО напряжения"/>
+                  <w:listItem w:displayText="КОН / КОН: Пуск КОН" w:value="КОН / КОН: Пуск КОН"/>
+                  <w:listItem w:displayText="КОН / КОН: Функция введена в работу" w:value="КОН / КОН: Функция введена в работу"/>
+                  <w:listItem w:displayText="КОН / КОН: Функция оперативно выведена из работы" w:value="КОН / КОН: Функция оперативно выведена из работы"/>
+                  <w:listItem w:displayText="КП / КП: Идет переключение" w:value="КП / КП: Идет переключение"/>
+                  <w:listItem w:displayText="КП / КП: Функция введена в работу" w:value="КП / КП: Функция введена в работу"/>
+                  <w:listItem w:displayText="КП / КП: Функция оперативно выведена из работы" w:value="КП / КП: Функция оперативно выведена из работы"/>
+                  <w:listItem w:displayText="КП / ОБР ВЭ: Разрешение управления выкатным элементом" w:value="КП / ОБР ВЭ: Разрешение управления выкатным элементом"/>
+                  <w:listItem w:displayText="КП / ОБР ЗН: Разрешение управления заземляющим ножом" w:value="КП / ОБР ЗН: Разрешение управления заземляющим ножом"/>
+                  <w:listItem w:displayText="КП / УВЭ: Вкатить выкатной элемент" w:value="КП / УВЭ: Вкатить выкатной элемент"/>
+                  <w:listItem w:displayText="КП / УВЭ: Выкатить выкатной элемент" w:value="КП / УВЭ: Выкатить выкатной элемент"/>
+                  <w:listItem w:displayText="КП / УВЭ: Идет переключение" w:value="КП / УВЭ: Идет переключение"/>
+                  <w:listItem w:displayText="КП / УВЭ: Поведение местного управления" w:value="КП / УВЭ: Поведение местного управления"/>
+                  <w:listItem w:displayText="КП / УВЭ: Положение ВЭ (Вкачен)" w:value="КП / УВЭ: Положение ВЭ (Вкачен)"/>
+                  <w:listItem w:displayText="КП / УВЭ: Положение ВЭ (Выкачен)" w:value="КП / УВЭ: Положение ВЭ (Выкачен)"/>
+                  <w:listItem w:displayText="КП / УВЭ: Положение ВЭ (Не определено)" w:value="КП / УВЭ: Положение ВЭ (Не определено)"/>
+                  <w:listItem w:displayText="КП / УВЭ: Положение ВЭ (Неисправность)" w:value="КП / УВЭ: Положение ВЭ (Неисправность)"/>
+                  <w:listItem w:displayText="КП / УВЭ: Положение ключа режима управления" w:value="КП / УВЭ: Положение ключа режима управления"/>
+                  <w:listItem w:displayText="КП / УВЭ: Право переключения на уровне станции" w:value="КП / УВЭ: Право переключения на уровне станции"/>
+                  <w:listItem w:displayText="КП / УВЭ: Сигнал превышения допустимого времени переключения" w:value="КП / УВЭ: Сигнал превышения допустимого времени переключения"/>
+                  <w:listItem w:displayText="КП / УВЭ: Функция введена в работу" w:value="КП / УВЭ: Функция введена в работу"/>
+                  <w:listItem w:displayText="КП / УЗН: Включить заземляющий нож" w:value="КП / УЗН: Включить заземляющий нож"/>
+                  <w:listItem w:displayText="КП / УЗН: Идет переключение" w:value="КП / УЗН: Идет переключение"/>
+                  <w:listItem w:displayText="КП / УЗН: Отключить заземляющий нож" w:value="КП / УЗН: Отключить заземляющий нож"/>
+                  <w:listItem w:displayText="КП / УЗН: Поведение местного управления" w:value="КП / УЗН: Поведение местного управления"/>
+                  <w:listItem w:displayText="КП / УЗН: Положение ЗН (Включено)" w:value="КП / УЗН: Положение ЗН (Включено)"/>
+                  <w:listItem w:displayText="КП / УЗН: Положение ЗН (Не определено)" w:value="КП / УЗН: Положение ЗН (Не определено)"/>
+                  <w:listItem w:displayText="КП / УЗН: Положение ЗН (Неисправность)" w:value="КП / УЗН: Положение ЗН (Неисправность)"/>
+                  <w:listItem w:displayText="КП / УЗН: Положение ЗН (Отключено)" w:value="КП / УЗН: Положение ЗН (Отключено)"/>
+                  <w:listItem w:displayText="КП / УЗН: Положение ключа режима управления" w:value="КП / УЗН: Положение ключа режима управления"/>
+                  <w:listItem w:displayText="КП / УЗН: Право переключения на уровне станции" w:value="КП / УЗН: Право переключения на уровне станции"/>
+                  <w:listItem w:displayText="КП / УЗН: Сигнал превышения допустимого времени переключения" w:value="КП / УЗН: Сигнал превышения допустимого времени переключения"/>
+                  <w:listItem w:displayText="КП / УЗН: Функция введена в работу" w:value="КП / УЗН: Функция введена в работу"/>
+                  <w:listItem w:displayText="КПОН / КПОН: Пуск ИО напряжения" w:value="КПОН / КПОН: Пуск ИО напряжения"/>
+                  <w:listItem w:displayText="КПОН / КПОН: Пуск ИО напряжения ОП" w:value="КПОН / КПОН: Пуск ИО напряжения ОП"/>
+                  <w:listItem w:displayText="КПОН / КПОН: Пуск КПОН" w:value="КПОН / КПОН: Пуск КПОН"/>
+                  <w:listItem w:displayText="КПОН / КПОН: Функция введена в работу" w:value="КПОН / КПОН: Функция введена в работу"/>
+                  <w:listItem w:displayText="КПОН / КПОН: Функция оперативно выведена из работы" w:value="КПОН / КПОН: Функция оперативно выведена из работы"/>
                   <w:listItem w:displayText="МУВ / УВ10: Срабатывание" w:value="МУВ / УВ10: Срабатывание"/>
                   <w:listItem w:displayText="МУВ / УВ10: Срабатывание на сигнал" w:value="МУВ / УВ10: Срабатывание на сигнал"/>
                   <w:listItem w:displayText="МУВ / УВ10: Функция введена в работу" w:value="МУВ / УВ10: Функция введена в работу"/>
@@ -7578,6 +8534,33 @@
                   <w:listItem w:displayText="МУВ / УВ9: Срабатывание на сигнал" w:value="МУВ / УВ9: Срабатывание на сигнал"/>
                   <w:listItem w:displayText="МУВ / УВ9: Функция введена в работу" w:value="МУВ / УВ9: Функция введена в работу"/>
                   <w:listItem w:displayText="МУВ / УВ9: Функция оперативно выведена из работы" w:value="МУВ / УВ9: Функция оперативно выведена из работы"/>
+                  <w:listItem w:displayText="ПДС / ВЭ: Поведение местного управления" w:value="ПДС / ВЭ: Поведение местного управления"/>
+                  <w:listItem w:displayText="ПДС / ВЭ: Положение ключа режима управления" w:value="ПДС / ВЭ: Положение ключа режима управления"/>
+                  <w:listItem w:displayText="ПДС / ВЭ: Право переключения на уровне станции" w:value="ПДС / ВЭ: Право переключения на уровне станции"/>
+                  <w:listItem w:displayText="ПДС / ВЭ: Ремонтное положение коммутационного аппарата" w:value="ПДС / ВЭ: Ремонтное положение коммутационного аппарата"/>
+                  <w:listItem w:displayText="ПДС / ЗН: Поведение местного управления" w:value="ПДС / ЗН: Поведение местного управления"/>
+                  <w:listItem w:displayText="ПДС / ЗН: Положение ключа режима управления" w:value="ПДС / ЗН: Положение ключа режима управления"/>
+                  <w:listItem w:displayText="ПДС / ЗН: Право переключения на уровне станции" w:value="ПДС / ЗН: Право переключения на уровне станции"/>
+                  <w:listItem w:displayText="ПДС / ПДС: Функция введена в работу" w:value="ПДС / ПДС: Функция введена в работу"/>
+                  <w:listItem w:displayText="ПДС / ПДС: Функция оперативно выведена из работы" w:value="ПДС / ПДС: Функция оперативно выведена из работы"/>
+                  <w:listItem w:displayText="ПДС НКУ / SA1: Цепь управления введена" w:value="ПДС НКУ / SA1: Цепь управления введена"/>
+                  <w:listItem w:displayText="ПДС НКУ / SA2: Цепь управления введена" w:value="ПДС НКУ / SA2: Цепь управления введена"/>
+                  <w:listItem w:displayText="ПДС НКУ / SA3: Цепь управления введена" w:value="ПДС НКУ / SA3: Цепь управления введена"/>
+                  <w:listItem w:displayText="ПДС НКУ / SA4: Цепь управления введена" w:value="ПДС НКУ / SA4: Цепь управления введена"/>
+                  <w:listItem w:displayText="ПДС НКУ / SF1: Автоматический выключатель отключен" w:value="ПДС НКУ / SF1: Автоматический выключатель отключен"/>
+                  <w:listItem w:displayText="ПДС НКУ / SF2: Автоматический выключатель отключен" w:value="ПДС НКУ / SF2: Автоматический выключатель отключен"/>
+                  <w:listItem w:displayText="ПДС НКУ / SF3: Автоматический выключатель отключен" w:value="ПДС НКУ / SF3: Автоматический выключатель отключен"/>
+                  <w:listItem w:displayText="ПДС НКУ / SG1: Рабочее положение испытательного блока" w:value="ПДС НКУ / SG1: Рабочее положение испытательного блока"/>
+                  <w:listItem w:displayText="ПДС НКУ / SG2: Рабочее положение испытательного блока" w:value="ПДС НКУ / SG2: Рабочее положение испытательного блока"/>
+                  <w:listItem w:displayText="ПДС НКУ / SG3: Рабочее положение испытательного блока" w:value="ПДС НКУ / SG3: Рабочее положение испытательного блока"/>
+                  <w:listItem w:displayText="ПДС НКУ / Дверь: Дверь отсека/шкафа закрыта" w:value="ПДС НКУ / Дверь: Дверь отсека/шкафа закрыта"/>
+                  <w:listItem w:displayText="ПДС НКУ / Дверь: Дверь отсека/шкафа открыта" w:value="ПДС НКУ / Дверь: Дверь отсека/шкафа открыта"/>
+                  <w:listItem w:displayText="ПДС НКУ / ОТ ОБР: Неисправность оперативного тока цепей ОБР" w:value="ПДС НКУ / ОТ ОБР: Неисправность оперативного тока цепей ОБР"/>
+                  <w:listItem w:displayText="ПДС НКУ / ПДС НКУ: Функция введена в работу" w:value="ПДС НКУ / ПДС НКУ: Функция введена в работу"/>
+                  <w:listItem w:displayText="ПДС НКУ / ПДС НКУ: Функция оперативно выведена из работы" w:value="ПДС НКУ / ПДС НКУ: Функция оперативно выведена из работы"/>
+                  <w:listItem w:displayText="ПДС НКУ / Пер.ав.дебл.см.яч.: Цепи аварийной деблокировки ячейки выведены" w:value="ПДС НКУ / Пер.ав.дебл.см.яч.: Цепи аварийной деблокировки ячейки выведены"/>
+                  <w:listItem w:displayText="ПС / ПС: Пуск предупредительной сигнализации" w:value="ПС / ПС: Пуск предупредительной сигнализации"/>
+                  <w:listItem w:displayText="ПС / ПС: Пуск предупредительной сигнализации (импульс)" w:value="ПС / ПС: Пуск предупредительной сигнализации (импульс)"/>
                   <w:listItem w:displayText="СЗЗ / СЗЗ: Пуск ИО напряжения НП 3U0&gt;" w:value="СЗЗ / СЗЗ: Пуск ИО напряжения НП 3U0&gt;"/>
                   <w:listItem w:displayText="СЗЗ / СЗЗ: Пуск СЗЗ" w:value="СЗЗ / СЗЗ: Пуск СЗЗ"/>
                   <w:listItem w:displayText="СЗЗ / СЗЗ: Срабатывание СЗЗ" w:value="СЗЗ / СЗЗ: Срабатывание СЗЗ"/>
@@ -7593,6 +8576,11 @@
                   <w:listItem w:displayText="СКРМ / УВ СКРМ2: Срабатывание на сигнал" w:value="СКРМ / УВ СКРМ2: Срабатывание на сигнал"/>
                   <w:listItem w:displayText="СКРМ / УВ СКРМ2: Функция введена в работу" w:value="СКРМ / УВ СКРМ2: Функция введена в работу"/>
                   <w:listItem w:displayText="СКРМ / УВ СКРМ2: Функция оперативно выведена из работы" w:value="СКРМ / УВ СКРМ2: Функция оперативно выведена из работы"/>
+                  <w:listItem w:displayText="СС / СС: БИ выведены" w:value="СС / СС: БИ выведены"/>
+                  <w:listItem w:displayText="СС / СС: Выходные цепи разобраны" w:value="СС / СС: Выходные цепи разобраны"/>
+                  <w:listItem w:displayText="СС / СС: Неисправность КА" w:value="СС / СС: Неисправность КА"/>
+                  <w:listItem w:displayText="СС / СС: Общий внешний сигнал" w:value="СС / СС: Общий внешний сигнал"/>
+                  <w:listItem w:displayText="СС / СС: Превышение времени переключения КА" w:value="СС / СС: Превышение времени переключения КА"/>
                   <w:listItem w:displayText="УОН / УВ ОН10: Срабатывание" w:value="УОН / УВ ОН10: Срабатывание"/>
                   <w:listItem w:displayText="УОН / УВ ОН10: Срабатывание на сигнал" w:value="УОН / УВ ОН10: Срабатывание на сигнал"/>
                   <w:listItem w:displayText="УОН / УВ ОН10: Функция введена в работу" w:value="УОН / УВ ОН10: Функция введена в работу"/>
@@ -8186,6 +9174,66 @@
                   <w:listItem w:displayText="ЗФР / ЗФР: Срабатывание на сигнал" w:value="ЗФР / ЗФР: Срабатывание на сигнал"/>
                   <w:listItem w:displayText="ЗФР / ЗФР: Функция введена в работу" w:value="ЗФР / ЗФР: Функция введена в работу"/>
                   <w:listItem w:displayText="ЗФР / ЗФР: Функция оперативно выведена из работы" w:value="ЗФР / ЗФР: Функция оперативно выведена из работы"/>
+                  <w:listItem w:displayText="КА / ВЭ: Команда «вкатить» выкатной элемент через выходное реле" w:value="КА / ВЭ: Команда «вкатить» выкатной элемент через выходное реле"/>
+                  <w:listItem w:displayText="КА / ВЭ: Команда «выкатить» выкатной элемент через выходное реле" w:value="КА / ВЭ: Команда «выкатить» выкатной элемент через выходное реле"/>
+                  <w:listItem w:displayText="КА / ВЭ: Неисправное положение выкатного элемента" w:value="КА / ВЭ: Неисправное положение выкатного элемента"/>
+                  <w:listItem w:displayText="КА / ВЭ: Положение выкатного элемента «Вкачен»" w:value="КА / ВЭ: Положение выкатного элемента «Вкачен»"/>
+                  <w:listItem w:displayText="КА / ВЭ: Положение выкатного элемента «Выкачен»" w:value="КА / ВЭ: Положение выкатного элемента «Выкачен»"/>
+                  <w:listItem w:displayText="КА / ВЭ: Промежуточное положение выкатного элемента" w:value="КА / ВЭ: Промежуточное положение выкатного элемента"/>
+                  <w:listItem w:displayText="КА / ВЭ: Ремонтное положение выкатного элемента" w:value="КА / ВЭ: Ремонтное положение выкатного элемента"/>
+                  <w:listItem w:displayText="КА / ВЭ: Функция введена в работу" w:value="КА / ВЭ: Функция введена в работу"/>
+                  <w:listItem w:displayText="КА / ЗН: Заземляющий нож включен" w:value="КА / ЗН: Заземляющий нож включен"/>
+                  <w:listItem w:displayText="КА / ЗН: Заземляющий нож отключен" w:value="КА / ЗН: Заземляющий нож отключен"/>
+                  <w:listItem w:displayText="КА / ЗН: Команда «включить» заземляющий нож через выходное реле" w:value="КА / ЗН: Команда «включить» заземляющий нож через выходное реле"/>
+                  <w:listItem w:displayText="КА / ЗН: Команда «отключить» заземляющий нож через выходное реле" w:value="КА / ЗН: Команда «отключить» заземляющий нож через выходное реле"/>
+                  <w:listItem w:displayText="КА / ЗН: Неисправное положение заземляющего ножа" w:value="КА / ЗН: Неисправное положение заземляющего ножа"/>
+                  <w:listItem w:displayText="КА / ЗН: Промежуточное положение заземляющего ножа" w:value="КА / ЗН: Промежуточное положение заземляющего ножа"/>
+                  <w:listItem w:displayText="КА / ЗН: Функция введена в работу" w:value="КА / ЗН: Функция введена в работу"/>
+                  <w:listItem w:displayText="КА / КА: Функция введена в работу" w:value="КА / КА: Функция введена в работу"/>
+                  <w:listItem w:displayText="КА / КА: Функция оперативно выведена из работы" w:value="КА / КА: Функция оперативно выведена из работы"/>
+                  <w:listItem w:displayText="КНН / КНН: Пуск ИО напряжения" w:value="КНН / КНН: Пуск ИО напряжения"/>
+                  <w:listItem w:displayText="КНН / КНН: Пуск ИО напряжения ОП" w:value="КНН / КНН: Пуск ИО напряжения ОП"/>
+                  <w:listItem w:displayText="КНН / КНН: Пуск КНН" w:value="КНН / КНН: Пуск КНН"/>
+                  <w:listItem w:displayText="КНН / КНН: Функция введена в работу" w:value="КНН / КНН: Функция введена в работу"/>
+                  <w:listItem w:displayText="КНН / КНН: Функция оперативно выведена из работы" w:value="КНН / КНН: Функция оперативно выведена из работы"/>
+                  <w:listItem w:displayText="КОН / КОН: Пуск ИО напряжения" w:value="КОН / КОН: Пуск ИО напряжения"/>
+                  <w:listItem w:displayText="КОН / КОН: Пуск КОН" w:value="КОН / КОН: Пуск КОН"/>
+                  <w:listItem w:displayText="КОН / КОН: Функция введена в работу" w:value="КОН / КОН: Функция введена в работу"/>
+                  <w:listItem w:displayText="КОН / КОН: Функция оперативно выведена из работы" w:value="КОН / КОН: Функция оперативно выведена из работы"/>
+                  <w:listItem w:displayText="КП / КП: Идет переключение" w:value="КП / КП: Идет переключение"/>
+                  <w:listItem w:displayText="КП / КП: Функция введена в работу" w:value="КП / КП: Функция введена в работу"/>
+                  <w:listItem w:displayText="КП / КП: Функция оперативно выведена из работы" w:value="КП / КП: Функция оперативно выведена из работы"/>
+                  <w:listItem w:displayText="КП / ОБР ВЭ: Разрешение управления выкатным элементом" w:value="КП / ОБР ВЭ: Разрешение управления выкатным элементом"/>
+                  <w:listItem w:displayText="КП / ОБР ЗН: Разрешение управления заземляющим ножом" w:value="КП / ОБР ЗН: Разрешение управления заземляющим ножом"/>
+                  <w:listItem w:displayText="КП / УВЭ: Вкатить выкатной элемент" w:value="КП / УВЭ: Вкатить выкатной элемент"/>
+                  <w:listItem w:displayText="КП / УВЭ: Выкатить выкатной элемент" w:value="КП / УВЭ: Выкатить выкатной элемент"/>
+                  <w:listItem w:displayText="КП / УВЭ: Идет переключение" w:value="КП / УВЭ: Идет переключение"/>
+                  <w:listItem w:displayText="КП / УВЭ: Поведение местного управления" w:value="КП / УВЭ: Поведение местного управления"/>
+                  <w:listItem w:displayText="КП / УВЭ: Положение ВЭ (Вкачен)" w:value="КП / УВЭ: Положение ВЭ (Вкачен)"/>
+                  <w:listItem w:displayText="КП / УВЭ: Положение ВЭ (Выкачен)" w:value="КП / УВЭ: Положение ВЭ (Выкачен)"/>
+                  <w:listItem w:displayText="КП / УВЭ: Положение ВЭ (Не определено)" w:value="КП / УВЭ: Положение ВЭ (Не определено)"/>
+                  <w:listItem w:displayText="КП / УВЭ: Положение ВЭ (Неисправность)" w:value="КП / УВЭ: Положение ВЭ (Неисправность)"/>
+                  <w:listItem w:displayText="КП / УВЭ: Положение ключа режима управления" w:value="КП / УВЭ: Положение ключа режима управления"/>
+                  <w:listItem w:displayText="КП / УВЭ: Право переключения на уровне станции" w:value="КП / УВЭ: Право переключения на уровне станции"/>
+                  <w:listItem w:displayText="КП / УВЭ: Сигнал превышения допустимого времени переключения" w:value="КП / УВЭ: Сигнал превышения допустимого времени переключения"/>
+                  <w:listItem w:displayText="КП / УВЭ: Функция введена в работу" w:value="КП / УВЭ: Функция введена в работу"/>
+                  <w:listItem w:displayText="КП / УЗН: Включить заземляющий нож" w:value="КП / УЗН: Включить заземляющий нож"/>
+                  <w:listItem w:displayText="КП / УЗН: Идет переключение" w:value="КП / УЗН: Идет переключение"/>
+                  <w:listItem w:displayText="КП / УЗН: Отключить заземляющий нож" w:value="КП / УЗН: Отключить заземляющий нож"/>
+                  <w:listItem w:displayText="КП / УЗН: Поведение местного управления" w:value="КП / УЗН: Поведение местного управления"/>
+                  <w:listItem w:displayText="КП / УЗН: Положение ЗН (Включено)" w:value="КП / УЗН: Положение ЗН (Включено)"/>
+                  <w:listItem w:displayText="КП / УЗН: Положение ЗН (Не определено)" w:value="КП / УЗН: Положение ЗН (Не определено)"/>
+                  <w:listItem w:displayText="КП / УЗН: Положение ЗН (Неисправность)" w:value="КП / УЗН: Положение ЗН (Неисправность)"/>
+                  <w:listItem w:displayText="КП / УЗН: Положение ЗН (Отключено)" w:value="КП / УЗН: Положение ЗН (Отключено)"/>
+                  <w:listItem w:displayText="КП / УЗН: Положение ключа режима управления" w:value="КП / УЗН: Положение ключа режима управления"/>
+                  <w:listItem w:displayText="КП / УЗН: Право переключения на уровне станции" w:value="КП / УЗН: Право переключения на уровне станции"/>
+                  <w:listItem w:displayText="КП / УЗН: Сигнал превышения допустимого времени переключения" w:value="КП / УЗН: Сигнал превышения допустимого времени переключения"/>
+                  <w:listItem w:displayText="КП / УЗН: Функция введена в работу" w:value="КП / УЗН: Функция введена в работу"/>
+                  <w:listItem w:displayText="КПОН / КПОН: Пуск ИО напряжения" w:value="КПОН / КПОН: Пуск ИО напряжения"/>
+                  <w:listItem w:displayText="КПОН / КПОН: Пуск ИО напряжения ОП" w:value="КПОН / КПОН: Пуск ИО напряжения ОП"/>
+                  <w:listItem w:displayText="КПОН / КПОН: Пуск КПОН" w:value="КПОН / КПОН: Пуск КПОН"/>
+                  <w:listItem w:displayText="КПОН / КПОН: Функция введена в работу" w:value="КПОН / КПОН: Функция введена в работу"/>
+                  <w:listItem w:displayText="КПОН / КПОН: Функция оперативно выведена из работы" w:value="КПОН / КПОН: Функция оперативно выведена из работы"/>
                   <w:listItem w:displayText="МУВ / УВ10: Срабатывание" w:value="МУВ / УВ10: Срабатывание"/>
                   <w:listItem w:displayText="МУВ / УВ10: Срабатывание на сигнал" w:value="МУВ / УВ10: Срабатывание на сигнал"/>
                   <w:listItem w:displayText="МУВ / УВ10: Функция введена в работу" w:value="МУВ / УВ10: Функция введена в работу"/>
@@ -8234,6 +9282,33 @@
                   <w:listItem w:displayText="МУВ / УВ9: Срабатывание на сигнал" w:value="МУВ / УВ9: Срабатывание на сигнал"/>
                   <w:listItem w:displayText="МУВ / УВ9: Функция введена в работу" w:value="МУВ / УВ9: Функция введена в работу"/>
                   <w:listItem w:displayText="МУВ / УВ9: Функция оперативно выведена из работы" w:value="МУВ / УВ9: Функция оперативно выведена из работы"/>
+                  <w:listItem w:displayText="ПДС / ВЭ: Поведение местного управления" w:value="ПДС / ВЭ: Поведение местного управления"/>
+                  <w:listItem w:displayText="ПДС / ВЭ: Положение ключа режима управления" w:value="ПДС / ВЭ: Положение ключа режима управления"/>
+                  <w:listItem w:displayText="ПДС / ВЭ: Право переключения на уровне станции" w:value="ПДС / ВЭ: Право переключения на уровне станции"/>
+                  <w:listItem w:displayText="ПДС / ВЭ: Ремонтное положение коммутационного аппарата" w:value="ПДС / ВЭ: Ремонтное положение коммутационного аппарата"/>
+                  <w:listItem w:displayText="ПДС / ЗН: Поведение местного управления" w:value="ПДС / ЗН: Поведение местного управления"/>
+                  <w:listItem w:displayText="ПДС / ЗН: Положение ключа режима управления" w:value="ПДС / ЗН: Положение ключа режима управления"/>
+                  <w:listItem w:displayText="ПДС / ЗН: Право переключения на уровне станции" w:value="ПДС / ЗН: Право переключения на уровне станции"/>
+                  <w:listItem w:displayText="ПДС / ПДС: Функция введена в работу" w:value="ПДС / ПДС: Функция введена в работу"/>
+                  <w:listItem w:displayText="ПДС / ПДС: Функция оперативно выведена из работы" w:value="ПДС / ПДС: Функция оперативно выведена из работы"/>
+                  <w:listItem w:displayText="ПДС НКУ / SA1: Цепь управления введена" w:value="ПДС НКУ / SA1: Цепь управления введена"/>
+                  <w:listItem w:displayText="ПДС НКУ / SA2: Цепь управления введена" w:value="ПДС НКУ / SA2: Цепь управления введена"/>
+                  <w:listItem w:displayText="ПДС НКУ / SA3: Цепь управления введена" w:value="ПДС НКУ / SA3: Цепь управления введена"/>
+                  <w:listItem w:displayText="ПДС НКУ / SA4: Цепь управления введена" w:value="ПДС НКУ / SA4: Цепь управления введена"/>
+                  <w:listItem w:displayText="ПДС НКУ / SF1: Автоматический выключатель отключен" w:value="ПДС НКУ / SF1: Автоматический выключатель отключен"/>
+                  <w:listItem w:displayText="ПДС НКУ / SF2: Автоматический выключатель отключен" w:value="ПДС НКУ / SF2: Автоматический выключатель отключен"/>
+                  <w:listItem w:displayText="ПДС НКУ / SF3: Автоматический выключатель отключен" w:value="ПДС НКУ / SF3: Автоматический выключатель отключен"/>
+                  <w:listItem w:displayText="ПДС НКУ / SG1: Рабочее положение испытательного блока" w:value="ПДС НКУ / SG1: Рабочее положение испытательного блока"/>
+                  <w:listItem w:displayText="ПДС НКУ / SG2: Рабочее положение испытательного блока" w:value="ПДС НКУ / SG2: Рабочее положение испытательного блока"/>
+                  <w:listItem w:displayText="ПДС НКУ / SG3: Рабочее положение испытательного блока" w:value="ПДС НКУ / SG3: Рабочее положение испытательного блока"/>
+                  <w:listItem w:displayText="ПДС НКУ / Дверь: Дверь отсека/шкафа закрыта" w:value="ПДС НКУ / Дверь: Дверь отсека/шкафа закрыта"/>
+                  <w:listItem w:displayText="ПДС НКУ / Дверь: Дверь отсека/шкафа открыта" w:value="ПДС НКУ / Дверь: Дверь отсека/шкафа открыта"/>
+                  <w:listItem w:displayText="ПДС НКУ / ОТ ОБР: Неисправность оперативного тока цепей ОБР" w:value="ПДС НКУ / ОТ ОБР: Неисправность оперативного тока цепей ОБР"/>
+                  <w:listItem w:displayText="ПДС НКУ / ПДС НКУ: Функция введена в работу" w:value="ПДС НКУ / ПДС НКУ: Функция введена в работу"/>
+                  <w:listItem w:displayText="ПДС НКУ / ПДС НКУ: Функция оперативно выведена из работы" w:value="ПДС НКУ / ПДС НКУ: Функция оперативно выведена из работы"/>
+                  <w:listItem w:displayText="ПДС НКУ / Пер.ав.дебл.см.яч.: Цепи аварийной деблокировки ячейки выведены" w:value="ПДС НКУ / Пер.ав.дебл.см.яч.: Цепи аварийной деблокировки ячейки выведены"/>
+                  <w:listItem w:displayText="ПС / ПС: Пуск предупредительной сигнализации" w:value="ПС / ПС: Пуск предупредительной сигнализации"/>
+                  <w:listItem w:displayText="ПС / ПС: Пуск предупредительной сигнализации (импульс)" w:value="ПС / ПС: Пуск предупредительной сигнализации (импульс)"/>
                   <w:listItem w:displayText="СЗЗ / СЗЗ: Пуск ИО напряжения НП 3U0&gt;" w:value="СЗЗ / СЗЗ: Пуск ИО напряжения НП 3U0&gt;"/>
                   <w:listItem w:displayText="СЗЗ / СЗЗ: Пуск СЗЗ" w:value="СЗЗ / СЗЗ: Пуск СЗЗ"/>
                   <w:listItem w:displayText="СЗЗ / СЗЗ: Срабатывание СЗЗ" w:value="СЗЗ / СЗЗ: Срабатывание СЗЗ"/>
@@ -8249,6 +9324,11 @@
                   <w:listItem w:displayText="СКРМ / УВ СКРМ2: Срабатывание на сигнал" w:value="СКРМ / УВ СКРМ2: Срабатывание на сигнал"/>
                   <w:listItem w:displayText="СКРМ / УВ СКРМ2: Функция введена в работу" w:value="СКРМ / УВ СКРМ2: Функция введена в работу"/>
                   <w:listItem w:displayText="СКРМ / УВ СКРМ2: Функция оперативно выведена из работы" w:value="СКРМ / УВ СКРМ2: Функция оперативно выведена из работы"/>
+                  <w:listItem w:displayText="СС / СС: БИ выведены" w:value="СС / СС: БИ выведены"/>
+                  <w:listItem w:displayText="СС / СС: Выходные цепи разобраны" w:value="СС / СС: Выходные цепи разобраны"/>
+                  <w:listItem w:displayText="СС / СС: Неисправность КА" w:value="СС / СС: Неисправность КА"/>
+                  <w:listItem w:displayText="СС / СС: Общий внешний сигнал" w:value="СС / СС: Общий внешний сигнал"/>
+                  <w:listItem w:displayText="СС / СС: Превышение времени переключения КА" w:value="СС / СС: Превышение времени переключения КА"/>
                   <w:listItem w:displayText="УОН / УВ ОН10: Срабатывание" w:value="УОН / УВ ОН10: Срабатывание"/>
                   <w:listItem w:displayText="УОН / УВ ОН10: Срабатывание на сигнал" w:value="УОН / УВ ОН10: Срабатывание на сигнал"/>
                   <w:listItem w:displayText="УОН / УВ ОН10: Функция введена в работу" w:value="УОН / УВ ОН10: Функция введена в работу"/>
@@ -8791,6 +9871,66 @@
                   <w:listItem w:displayText="ЗФР / ЗФР: Срабатывание на сигнал" w:value="ЗФР / ЗФР: Срабатывание на сигнал"/>
                   <w:listItem w:displayText="ЗФР / ЗФР: Функция введена в работу" w:value="ЗФР / ЗФР: Функция введена в работу"/>
                   <w:listItem w:displayText="ЗФР / ЗФР: Функция оперативно выведена из работы" w:value="ЗФР / ЗФР: Функция оперативно выведена из работы"/>
+                  <w:listItem w:displayText="КА / ВЭ: Команда «вкатить» выкатной элемент через выходное реле" w:value="КА / ВЭ: Команда «вкатить» выкатной элемент через выходное реле"/>
+                  <w:listItem w:displayText="КА / ВЭ: Команда «выкатить» выкатной элемент через выходное реле" w:value="КА / ВЭ: Команда «выкатить» выкатной элемент через выходное реле"/>
+                  <w:listItem w:displayText="КА / ВЭ: Неисправное положение выкатного элемента" w:value="КА / ВЭ: Неисправное положение выкатного элемента"/>
+                  <w:listItem w:displayText="КА / ВЭ: Положение выкатного элемента «Вкачен»" w:value="КА / ВЭ: Положение выкатного элемента «Вкачен»"/>
+                  <w:listItem w:displayText="КА / ВЭ: Положение выкатного элемента «Выкачен»" w:value="КА / ВЭ: Положение выкатного элемента «Выкачен»"/>
+                  <w:listItem w:displayText="КА / ВЭ: Промежуточное положение выкатного элемента" w:value="КА / ВЭ: Промежуточное положение выкатного элемента"/>
+                  <w:listItem w:displayText="КА / ВЭ: Ремонтное положение выкатного элемента" w:value="КА / ВЭ: Ремонтное положение выкатного элемента"/>
+                  <w:listItem w:displayText="КА / ВЭ: Функция введена в работу" w:value="КА / ВЭ: Функция введена в работу"/>
+                  <w:listItem w:displayText="КА / ЗН: Заземляющий нож включен" w:value="КА / ЗН: Заземляющий нож включен"/>
+                  <w:listItem w:displayText="КА / ЗН: Заземляющий нож отключен" w:value="КА / ЗН: Заземляющий нож отключен"/>
+                  <w:listItem w:displayText="КА / ЗН: Команда «включить» заземляющий нож через выходное реле" w:value="КА / ЗН: Команда «включить» заземляющий нож через выходное реле"/>
+                  <w:listItem w:displayText="КА / ЗН: Команда «отключить» заземляющий нож через выходное реле" w:value="КА / ЗН: Команда «отключить» заземляющий нож через выходное реле"/>
+                  <w:listItem w:displayText="КА / ЗН: Неисправное положение заземляющего ножа" w:value="КА / ЗН: Неисправное положение заземляющего ножа"/>
+                  <w:listItem w:displayText="КА / ЗН: Промежуточное положение заземляющего ножа" w:value="КА / ЗН: Промежуточное положение заземляющего ножа"/>
+                  <w:listItem w:displayText="КА / ЗН: Функция введена в работу" w:value="КА / ЗН: Функция введена в работу"/>
+                  <w:listItem w:displayText="КА / КА: Функция введена в работу" w:value="КА / КА: Функция введена в работу"/>
+                  <w:listItem w:displayText="КА / КА: Функция оперативно выведена из работы" w:value="КА / КА: Функция оперативно выведена из работы"/>
+                  <w:listItem w:displayText="КНН / КНН: Пуск ИО напряжения" w:value="КНН / КНН: Пуск ИО напряжения"/>
+                  <w:listItem w:displayText="КНН / КНН: Пуск ИО напряжения ОП" w:value="КНН / КНН: Пуск ИО напряжения ОП"/>
+                  <w:listItem w:displayText="КНН / КНН: Пуск КНН" w:value="КНН / КНН: Пуск КНН"/>
+                  <w:listItem w:displayText="КНН / КНН: Функция введена в работу" w:value="КНН / КНН: Функция введена в работу"/>
+                  <w:listItem w:displayText="КНН / КНН: Функция оперативно выведена из работы" w:value="КНН / КНН: Функция оперативно выведена из работы"/>
+                  <w:listItem w:displayText="КОН / КОН: Пуск ИО напряжения" w:value="КОН / КОН: Пуск ИО напряжения"/>
+                  <w:listItem w:displayText="КОН / КОН: Пуск КОН" w:value="КОН / КОН: Пуск КОН"/>
+                  <w:listItem w:displayText="КОН / КОН: Функция введена в работу" w:value="КОН / КОН: Функция введена в работу"/>
+                  <w:listItem w:displayText="КОН / КОН: Функция оперативно выведена из работы" w:value="КОН / КОН: Функция оперативно выведена из работы"/>
+                  <w:listItem w:displayText="КП / КП: Идет переключение" w:value="КП / КП: Идет переключение"/>
+                  <w:listItem w:displayText="КП / КП: Функция введена в работу" w:value="КП / КП: Функция введена в работу"/>
+                  <w:listItem w:displayText="КП / КП: Функция оперативно выведена из работы" w:value="КП / КП: Функция оперативно выведена из работы"/>
+                  <w:listItem w:displayText="КП / ОБР ВЭ: Разрешение управления выкатным элементом" w:value="КП / ОБР ВЭ: Разрешение управления выкатным элементом"/>
+                  <w:listItem w:displayText="КП / ОБР ЗН: Разрешение управления заземляющим ножом" w:value="КП / ОБР ЗН: Разрешение управления заземляющим ножом"/>
+                  <w:listItem w:displayText="КП / УВЭ: Вкатить выкатной элемент" w:value="КП / УВЭ: Вкатить выкатной элемент"/>
+                  <w:listItem w:displayText="КП / УВЭ: Выкатить выкатной элемент" w:value="КП / УВЭ: Выкатить выкатной элемент"/>
+                  <w:listItem w:displayText="КП / УВЭ: Идет переключение" w:value="КП / УВЭ: Идет переключение"/>
+                  <w:listItem w:displayText="КП / УВЭ: Поведение местного управления" w:value="КП / УВЭ: Поведение местного управления"/>
+                  <w:listItem w:displayText="КП / УВЭ: Положение ВЭ (Вкачен)" w:value="КП / УВЭ: Положение ВЭ (Вкачен)"/>
+                  <w:listItem w:displayText="КП / УВЭ: Положение ВЭ (Выкачен)" w:value="КП / УВЭ: Положение ВЭ (Выкачен)"/>
+                  <w:listItem w:displayText="КП / УВЭ: Положение ВЭ (Не определено)" w:value="КП / УВЭ: Положение ВЭ (Не определено)"/>
+                  <w:listItem w:displayText="КП / УВЭ: Положение ВЭ (Неисправность)" w:value="КП / УВЭ: Положение ВЭ (Неисправность)"/>
+                  <w:listItem w:displayText="КП / УВЭ: Положение ключа режима управления" w:value="КП / УВЭ: Положение ключа режима управления"/>
+                  <w:listItem w:displayText="КП / УВЭ: Право переключения на уровне станции" w:value="КП / УВЭ: Право переключения на уровне станции"/>
+                  <w:listItem w:displayText="КП / УВЭ: Сигнал превышения допустимого времени переключения" w:value="КП / УВЭ: Сигнал превышения допустимого времени переключения"/>
+                  <w:listItem w:displayText="КП / УВЭ: Функция введена в работу" w:value="КП / УВЭ: Функция введена в работу"/>
+                  <w:listItem w:displayText="КП / УЗН: Включить заземляющий нож" w:value="КП / УЗН: Включить заземляющий нож"/>
+                  <w:listItem w:displayText="КП / УЗН: Идет переключение" w:value="КП / УЗН: Идет переключение"/>
+                  <w:listItem w:displayText="КП / УЗН: Отключить заземляющий нож" w:value="КП / УЗН: Отключить заземляющий нож"/>
+                  <w:listItem w:displayText="КП / УЗН: Поведение местного управления" w:value="КП / УЗН: Поведение местного управления"/>
+                  <w:listItem w:displayText="КП / УЗН: Положение ЗН (Включено)" w:value="КП / УЗН: Положение ЗН (Включено)"/>
+                  <w:listItem w:displayText="КП / УЗН: Положение ЗН (Не определено)" w:value="КП / УЗН: Положение ЗН (Не определено)"/>
+                  <w:listItem w:displayText="КП / УЗН: Положение ЗН (Неисправность)" w:value="КП / УЗН: Положение ЗН (Неисправность)"/>
+                  <w:listItem w:displayText="КП / УЗН: Положение ЗН (Отключено)" w:value="КП / УЗН: Положение ЗН (Отключено)"/>
+                  <w:listItem w:displayText="КП / УЗН: Положение ключа режима управления" w:value="КП / УЗН: Положение ключа режима управления"/>
+                  <w:listItem w:displayText="КП / УЗН: Право переключения на уровне станции" w:value="КП / УЗН: Право переключения на уровне станции"/>
+                  <w:listItem w:displayText="КП / УЗН: Сигнал превышения допустимого времени переключения" w:value="КП / УЗН: Сигнал превышения допустимого времени переключения"/>
+                  <w:listItem w:displayText="КП / УЗН: Функция введена в работу" w:value="КП / УЗН: Функция введена в работу"/>
+                  <w:listItem w:displayText="КПОН / КПОН: Пуск ИО напряжения" w:value="КПОН / КПОН: Пуск ИО напряжения"/>
+                  <w:listItem w:displayText="КПОН / КПОН: Пуск ИО напряжения ОП" w:value="КПОН / КПОН: Пуск ИО напряжения ОП"/>
+                  <w:listItem w:displayText="КПОН / КПОН: Пуск КПОН" w:value="КПОН / КПОН: Пуск КПОН"/>
+                  <w:listItem w:displayText="КПОН / КПОН: Функция введена в работу" w:value="КПОН / КПОН: Функция введена в работу"/>
+                  <w:listItem w:displayText="КПОН / КПОН: Функция оперативно выведена из работы" w:value="КПОН / КПОН: Функция оперативно выведена из работы"/>
                   <w:listItem w:displayText="МУВ / УВ10: Срабатывание" w:value="МУВ / УВ10: Срабатывание"/>
                   <w:listItem w:displayText="МУВ / УВ10: Срабатывание на сигнал" w:value="МУВ / УВ10: Срабатывание на сигнал"/>
                   <w:listItem w:displayText="МУВ / УВ10: Функция введена в работу" w:value="МУВ / УВ10: Функция введена в работу"/>
@@ -8839,6 +9979,33 @@
                   <w:listItem w:displayText="МУВ / УВ9: Срабатывание на сигнал" w:value="МУВ / УВ9: Срабатывание на сигнал"/>
                   <w:listItem w:displayText="МУВ / УВ9: Функция введена в работу" w:value="МУВ / УВ9: Функция введена в работу"/>
                   <w:listItem w:displayText="МУВ / УВ9: Функция оперативно выведена из работы" w:value="МУВ / УВ9: Функция оперативно выведена из работы"/>
+                  <w:listItem w:displayText="ПДС / ВЭ: Поведение местного управления" w:value="ПДС / ВЭ: Поведение местного управления"/>
+                  <w:listItem w:displayText="ПДС / ВЭ: Положение ключа режима управления" w:value="ПДС / ВЭ: Положение ключа режима управления"/>
+                  <w:listItem w:displayText="ПДС / ВЭ: Право переключения на уровне станции" w:value="ПДС / ВЭ: Право переключения на уровне станции"/>
+                  <w:listItem w:displayText="ПДС / ВЭ: Ремонтное положение коммутационного аппарата" w:value="ПДС / ВЭ: Ремонтное положение коммутационного аппарата"/>
+                  <w:listItem w:displayText="ПДС / ЗН: Поведение местного управления" w:value="ПДС / ЗН: Поведение местного управления"/>
+                  <w:listItem w:displayText="ПДС / ЗН: Положение ключа режима управления" w:value="ПДС / ЗН: Положение ключа режима управления"/>
+                  <w:listItem w:displayText="ПДС / ЗН: Право переключения на уровне станции" w:value="ПДС / ЗН: Право переключения на уровне станции"/>
+                  <w:listItem w:displayText="ПДС / ПДС: Функция введена в работу" w:value="ПДС / ПДС: Функция введена в работу"/>
+                  <w:listItem w:displayText="ПДС / ПДС: Функция оперативно выведена из работы" w:value="ПДС / ПДС: Функция оперативно выведена из работы"/>
+                  <w:listItem w:displayText="ПДС НКУ / SA1: Цепь управления введена" w:value="ПДС НКУ / SA1: Цепь управления введена"/>
+                  <w:listItem w:displayText="ПДС НКУ / SA2: Цепь управления введена" w:value="ПДС НКУ / SA2: Цепь управления введена"/>
+                  <w:listItem w:displayText="ПДС НКУ / SA3: Цепь управления введена" w:value="ПДС НКУ / SA3: Цепь управления введена"/>
+                  <w:listItem w:displayText="ПДС НКУ / SA4: Цепь управления введена" w:value="ПДС НКУ / SA4: Цепь управления введена"/>
+                  <w:listItem w:displayText="ПДС НКУ / SF1: Автоматический выключатель отключен" w:value="ПДС НКУ / SF1: Автоматический выключатель отключен"/>
+                  <w:listItem w:displayText="ПДС НКУ / SF2: Автоматический выключатель отключен" w:value="ПДС НКУ / SF2: Автоматический выключатель отключен"/>
+                  <w:listItem w:displayText="ПДС НКУ / SF3: Автоматический выключатель отключен" w:value="ПДС НКУ / SF3: Автоматический выключатель отключен"/>
+                  <w:listItem w:displayText="ПДС НКУ / SG1: Рабочее положение испытательного блока" w:value="ПДС НКУ / SG1: Рабочее положение испытательного блока"/>
+                  <w:listItem w:displayText="ПДС НКУ / SG2: Рабочее положение испытательного блока" w:value="ПДС НКУ / SG2: Рабочее положение испытательного блока"/>
+                  <w:listItem w:displayText="ПДС НКУ / SG3: Рабочее положение испытательного блока" w:value="ПДС НКУ / SG3: Рабочее положение испытательного блока"/>
+                  <w:listItem w:displayText="ПДС НКУ / Дверь: Дверь отсека/шкафа закрыта" w:value="ПДС НКУ / Дверь: Дверь отсека/шкафа закрыта"/>
+                  <w:listItem w:displayText="ПДС НКУ / Дверь: Дверь отсека/шкафа открыта" w:value="ПДС НКУ / Дверь: Дверь отсека/шкафа открыта"/>
+                  <w:listItem w:displayText="ПДС НКУ / ОТ ОБР: Неисправность оперативного тока цепей ОБР" w:value="ПДС НКУ / ОТ ОБР: Неисправность оперативного тока цепей ОБР"/>
+                  <w:listItem w:displayText="ПДС НКУ / ПДС НКУ: Функция введена в работу" w:value="ПДС НКУ / ПДС НКУ: Функция введена в работу"/>
+                  <w:listItem w:displayText="ПДС НКУ / ПДС НКУ: Функция оперативно выведена из работы" w:value="ПДС НКУ / ПДС НКУ: Функция оперативно выведена из работы"/>
+                  <w:listItem w:displayText="ПДС НКУ / Пер.ав.дебл.см.яч.: Цепи аварийной деблокировки ячейки выведены" w:value="ПДС НКУ / Пер.ав.дебл.см.яч.: Цепи аварийной деблокировки ячейки выведены"/>
+                  <w:listItem w:displayText="ПС / ПС: Пуск предупредительной сигнализации" w:value="ПС / ПС: Пуск предупредительной сигнализации"/>
+                  <w:listItem w:displayText="ПС / ПС: Пуск предупредительной сигнализации (импульс)" w:value="ПС / ПС: Пуск предупредительной сигнализации (импульс)"/>
                   <w:listItem w:displayText="СЗЗ / СЗЗ: Пуск ИО напряжения НП 3U0&gt;" w:value="СЗЗ / СЗЗ: Пуск ИО напряжения НП 3U0&gt;"/>
                   <w:listItem w:displayText="СЗЗ / СЗЗ: Пуск СЗЗ" w:value="СЗЗ / СЗЗ: Пуск СЗЗ"/>
                   <w:listItem w:displayText="СЗЗ / СЗЗ: Срабатывание СЗЗ" w:value="СЗЗ / СЗЗ: Срабатывание СЗЗ"/>
@@ -8854,6 +10021,11 @@
                   <w:listItem w:displayText="СКРМ / УВ СКРМ2: Срабатывание на сигнал" w:value="СКРМ / УВ СКРМ2: Срабатывание на сигнал"/>
                   <w:listItem w:displayText="СКРМ / УВ СКРМ2: Функция введена в работу" w:value="СКРМ / УВ СКРМ2: Функция введена в работу"/>
                   <w:listItem w:displayText="СКРМ / УВ СКРМ2: Функция оперативно выведена из работы" w:value="СКРМ / УВ СКРМ2: Функция оперативно выведена из работы"/>
+                  <w:listItem w:displayText="СС / СС: БИ выведены" w:value="СС / СС: БИ выведены"/>
+                  <w:listItem w:displayText="СС / СС: Выходные цепи разобраны" w:value="СС / СС: Выходные цепи разобраны"/>
+                  <w:listItem w:displayText="СС / СС: Неисправность КА" w:value="СС / СС: Неисправность КА"/>
+                  <w:listItem w:displayText="СС / СС: Общий внешний сигнал" w:value="СС / СС: Общий внешний сигнал"/>
+                  <w:listItem w:displayText="СС / СС: Превышение времени переключения КА" w:value="СС / СС: Превышение времени переключения КА"/>
                   <w:listItem w:displayText="УОН / УВ ОН10: Срабатывание" w:value="УОН / УВ ОН10: Срабатывание"/>
                   <w:listItem w:displayText="УОН / УВ ОН10: Срабатывание на сигнал" w:value="УОН / УВ ОН10: Срабатывание на сигнал"/>
                   <w:listItem w:displayText="УОН / УВ ОН10: Функция введена в работу" w:value="УОН / УВ ОН10: Функция введена в работу"/>
@@ -9396,6 +10568,66 @@
                   <w:listItem w:displayText="ЗФР / ЗФР: Срабатывание на сигнал" w:value="ЗФР / ЗФР: Срабатывание на сигнал"/>
                   <w:listItem w:displayText="ЗФР / ЗФР: Функция введена в работу" w:value="ЗФР / ЗФР: Функция введена в работу"/>
                   <w:listItem w:displayText="ЗФР / ЗФР: Функция оперативно выведена из работы" w:value="ЗФР / ЗФР: Функция оперативно выведена из работы"/>
+                  <w:listItem w:displayText="КА / ВЭ: Команда «вкатить» выкатной элемент через выходное реле" w:value="КА / ВЭ: Команда «вкатить» выкатной элемент через выходное реле"/>
+                  <w:listItem w:displayText="КА / ВЭ: Команда «выкатить» выкатной элемент через выходное реле" w:value="КА / ВЭ: Команда «выкатить» выкатной элемент через выходное реле"/>
+                  <w:listItem w:displayText="КА / ВЭ: Неисправное положение выкатного элемента" w:value="КА / ВЭ: Неисправное положение выкатного элемента"/>
+                  <w:listItem w:displayText="КА / ВЭ: Положение выкатного элемента «Вкачен»" w:value="КА / ВЭ: Положение выкатного элемента «Вкачен»"/>
+                  <w:listItem w:displayText="КА / ВЭ: Положение выкатного элемента «Выкачен»" w:value="КА / ВЭ: Положение выкатного элемента «Выкачен»"/>
+                  <w:listItem w:displayText="КА / ВЭ: Промежуточное положение выкатного элемента" w:value="КА / ВЭ: Промежуточное положение выкатного элемента"/>
+                  <w:listItem w:displayText="КА / ВЭ: Ремонтное положение выкатного элемента" w:value="КА / ВЭ: Ремонтное положение выкатного элемента"/>
+                  <w:listItem w:displayText="КА / ВЭ: Функция введена в работу" w:value="КА / ВЭ: Функция введена в работу"/>
+                  <w:listItem w:displayText="КА / ЗН: Заземляющий нож включен" w:value="КА / ЗН: Заземляющий нож включен"/>
+                  <w:listItem w:displayText="КА / ЗН: Заземляющий нож отключен" w:value="КА / ЗН: Заземляющий нож отключен"/>
+                  <w:listItem w:displayText="КА / ЗН: Команда «включить» заземляющий нож через выходное реле" w:value="КА / ЗН: Команда «включить» заземляющий нож через выходное реле"/>
+                  <w:listItem w:displayText="КА / ЗН: Команда «отключить» заземляющий нож через выходное реле" w:value="КА / ЗН: Команда «отключить» заземляющий нож через выходное реле"/>
+                  <w:listItem w:displayText="КА / ЗН: Неисправное положение заземляющего ножа" w:value="КА / ЗН: Неисправное положение заземляющего ножа"/>
+                  <w:listItem w:displayText="КА / ЗН: Промежуточное положение заземляющего ножа" w:value="КА / ЗН: Промежуточное положение заземляющего ножа"/>
+                  <w:listItem w:displayText="КА / ЗН: Функция введена в работу" w:value="КА / ЗН: Функция введена в работу"/>
+                  <w:listItem w:displayText="КА / КА: Функция введена в работу" w:value="КА / КА: Функция введена в работу"/>
+                  <w:listItem w:displayText="КА / КА: Функция оперативно выведена из работы" w:value="КА / КА: Функция оперативно выведена из работы"/>
+                  <w:listItem w:displayText="КНН / КНН: Пуск ИО напряжения" w:value="КНН / КНН: Пуск ИО напряжения"/>
+                  <w:listItem w:displayText="КНН / КНН: Пуск ИО напряжения ОП" w:value="КНН / КНН: Пуск ИО напряжения ОП"/>
+                  <w:listItem w:displayText="КНН / КНН: Пуск КНН" w:value="КНН / КНН: Пуск КНН"/>
+                  <w:listItem w:displayText="КНН / КНН: Функция введена в работу" w:value="КНН / КНН: Функция введена в работу"/>
+                  <w:listItem w:displayText="КНН / КНН: Функция оперативно выведена из работы" w:value="КНН / КНН: Функция оперативно выведена из работы"/>
+                  <w:listItem w:displayText="КОН / КОН: Пуск ИО напряжения" w:value="КОН / КОН: Пуск ИО напряжения"/>
+                  <w:listItem w:displayText="КОН / КОН: Пуск КОН" w:value="КОН / КОН: Пуск КОН"/>
+                  <w:listItem w:displayText="КОН / КОН: Функция введена в работу" w:value="КОН / КОН: Функция введена в работу"/>
+                  <w:listItem w:displayText="КОН / КОН: Функция оперативно выведена из работы" w:value="КОН / КОН: Функция оперативно выведена из работы"/>
+                  <w:listItem w:displayText="КП / КП: Идет переключение" w:value="КП / КП: Идет переключение"/>
+                  <w:listItem w:displayText="КП / КП: Функция введена в работу" w:value="КП / КП: Функция введена в работу"/>
+                  <w:listItem w:displayText="КП / КП: Функция оперативно выведена из работы" w:value="КП / КП: Функция оперативно выведена из работы"/>
+                  <w:listItem w:displayText="КП / ОБР ВЭ: Разрешение управления выкатным элементом" w:value="КП / ОБР ВЭ: Разрешение управления выкатным элементом"/>
+                  <w:listItem w:displayText="КП / ОБР ЗН: Разрешение управления заземляющим ножом" w:value="КП / ОБР ЗН: Разрешение управления заземляющим ножом"/>
+                  <w:listItem w:displayText="КП / УВЭ: Вкатить выкатной элемент" w:value="КП / УВЭ: Вкатить выкатной элемент"/>
+                  <w:listItem w:displayText="КП / УВЭ: Выкатить выкатной элемент" w:value="КП / УВЭ: Выкатить выкатной элемент"/>
+                  <w:listItem w:displayText="КП / УВЭ: Идет переключение" w:value="КП / УВЭ: Идет переключение"/>
+                  <w:listItem w:displayText="КП / УВЭ: Поведение местного управления" w:value="КП / УВЭ: Поведение местного управления"/>
+                  <w:listItem w:displayText="КП / УВЭ: Положение ВЭ (Вкачен)" w:value="КП / УВЭ: Положение ВЭ (Вкачен)"/>
+                  <w:listItem w:displayText="КП / УВЭ: Положение ВЭ (Выкачен)" w:value="КП / УВЭ: Положение ВЭ (Выкачен)"/>
+                  <w:listItem w:displayText="КП / УВЭ: Положение ВЭ (Не определено)" w:value="КП / УВЭ: Положение ВЭ (Не определено)"/>
+                  <w:listItem w:displayText="КП / УВЭ: Положение ВЭ (Неисправность)" w:value="КП / УВЭ: Положение ВЭ (Неисправность)"/>
+                  <w:listItem w:displayText="КП / УВЭ: Положение ключа режима управления" w:value="КП / УВЭ: Положение ключа режима управления"/>
+                  <w:listItem w:displayText="КП / УВЭ: Право переключения на уровне станции" w:value="КП / УВЭ: Право переключения на уровне станции"/>
+                  <w:listItem w:displayText="КП / УВЭ: Сигнал превышения допустимого времени переключения" w:value="КП / УВЭ: Сигнал превышения допустимого времени переключения"/>
+                  <w:listItem w:displayText="КП / УВЭ: Функция введена в работу" w:value="КП / УВЭ: Функция введена в работу"/>
+                  <w:listItem w:displayText="КП / УЗН: Включить заземляющий нож" w:value="КП / УЗН: Включить заземляющий нож"/>
+                  <w:listItem w:displayText="КП / УЗН: Идет переключение" w:value="КП / УЗН: Идет переключение"/>
+                  <w:listItem w:displayText="КП / УЗН: Отключить заземляющий нож" w:value="КП / УЗН: Отключить заземляющий нож"/>
+                  <w:listItem w:displayText="КП / УЗН: Поведение местного управления" w:value="КП / УЗН: Поведение местного управления"/>
+                  <w:listItem w:displayText="КП / УЗН: Положение ЗН (Включено)" w:value="КП / УЗН: Положение ЗН (Включено)"/>
+                  <w:listItem w:displayText="КП / УЗН: Положение ЗН (Не определено)" w:value="КП / УЗН: Положение ЗН (Не определено)"/>
+                  <w:listItem w:displayText="КП / УЗН: Положение ЗН (Неисправность)" w:value="КП / УЗН: Положение ЗН (Неисправность)"/>
+                  <w:listItem w:displayText="КП / УЗН: Положение ЗН (Отключено)" w:value="КП / УЗН: Положение ЗН (Отключено)"/>
+                  <w:listItem w:displayText="КП / УЗН: Положение ключа режима управления" w:value="КП / УЗН: Положение ключа режима управления"/>
+                  <w:listItem w:displayText="КП / УЗН: Право переключения на уровне станции" w:value="КП / УЗН: Право переключения на уровне станции"/>
+                  <w:listItem w:displayText="КП / УЗН: Сигнал превышения допустимого времени переключения" w:value="КП / УЗН: Сигнал превышения допустимого времени переключения"/>
+                  <w:listItem w:displayText="КП / УЗН: Функция введена в работу" w:value="КП / УЗН: Функция введена в работу"/>
+                  <w:listItem w:displayText="КПОН / КПОН: Пуск ИО напряжения" w:value="КПОН / КПОН: Пуск ИО напряжения"/>
+                  <w:listItem w:displayText="КПОН / КПОН: Пуск ИО напряжения ОП" w:value="КПОН / КПОН: Пуск ИО напряжения ОП"/>
+                  <w:listItem w:displayText="КПОН / КПОН: Пуск КПОН" w:value="КПОН / КПОН: Пуск КПОН"/>
+                  <w:listItem w:displayText="КПОН / КПОН: Функция введена в работу" w:value="КПОН / КПОН: Функция введена в работу"/>
+                  <w:listItem w:displayText="КПОН / КПОН: Функция оперативно выведена из работы" w:value="КПОН / КПОН: Функция оперативно выведена из работы"/>
                   <w:listItem w:displayText="МУВ / УВ10: Срабатывание" w:value="МУВ / УВ10: Срабатывание"/>
                   <w:listItem w:displayText="МУВ / УВ10: Срабатывание на сигнал" w:value="МУВ / УВ10: Срабатывание на сигнал"/>
                   <w:listItem w:displayText="МУВ / УВ10: Функция введена в работу" w:value="МУВ / УВ10: Функция введена в работу"/>
@@ -9444,6 +10676,33 @@
                   <w:listItem w:displayText="МУВ / УВ9: Срабатывание на сигнал" w:value="МУВ / УВ9: Срабатывание на сигнал"/>
                   <w:listItem w:displayText="МУВ / УВ9: Функция введена в работу" w:value="МУВ / УВ9: Функция введена в работу"/>
                   <w:listItem w:displayText="МУВ / УВ9: Функция оперативно выведена из работы" w:value="МУВ / УВ9: Функция оперативно выведена из работы"/>
+                  <w:listItem w:displayText="ПДС / ВЭ: Поведение местного управления" w:value="ПДС / ВЭ: Поведение местного управления"/>
+                  <w:listItem w:displayText="ПДС / ВЭ: Положение ключа режима управления" w:value="ПДС / ВЭ: Положение ключа режима управления"/>
+                  <w:listItem w:displayText="ПДС / ВЭ: Право переключения на уровне станции" w:value="ПДС / ВЭ: Право переключения на уровне станции"/>
+                  <w:listItem w:displayText="ПДС / ВЭ: Ремонтное положение коммутационного аппарата" w:value="ПДС / ВЭ: Ремонтное положение коммутационного аппарата"/>
+                  <w:listItem w:displayText="ПДС / ЗН: Поведение местного управления" w:value="ПДС / ЗН: Поведение местного управления"/>
+                  <w:listItem w:displayText="ПДС / ЗН: Положение ключа режима управления" w:value="ПДС / ЗН: Положение ключа режима управления"/>
+                  <w:listItem w:displayText="ПДС / ЗН: Право переключения на уровне станции" w:value="ПДС / ЗН: Право переключения на уровне станции"/>
+                  <w:listItem w:displayText="ПДС / ПДС: Функция введена в работу" w:value="ПДС / ПДС: Функция введена в работу"/>
+                  <w:listItem w:displayText="ПДС / ПДС: Функция оперативно выведена из работы" w:value="ПДС / ПДС: Функция оперативно выведена из работы"/>
+                  <w:listItem w:displayText="ПДС НКУ / SA1: Цепь управления введена" w:value="ПДС НКУ / SA1: Цепь управления введена"/>
+                  <w:listItem w:displayText="ПДС НКУ / SA2: Цепь управления введена" w:value="ПДС НКУ / SA2: Цепь управления введена"/>
+                  <w:listItem w:displayText="ПДС НКУ / SA3: Цепь управления введена" w:value="ПДС НКУ / SA3: Цепь управления введена"/>
+                  <w:listItem w:displayText="ПДС НКУ / SA4: Цепь управления введена" w:value="ПДС НКУ / SA4: Цепь управления введена"/>
+                  <w:listItem w:displayText="ПДС НКУ / SF1: Автоматический выключатель отключен" w:value="ПДС НКУ / SF1: Автоматический выключатель отключен"/>
+                  <w:listItem w:displayText="ПДС НКУ / SF2: Автоматический выключатель отключен" w:value="ПДС НКУ / SF2: Автоматический выключатель отключен"/>
+                  <w:listItem w:displayText="ПДС НКУ / SF3: Автоматический выключатель отключен" w:value="ПДС НКУ / SF3: Автоматический выключатель отключен"/>
+                  <w:listItem w:displayText="ПДС НКУ / SG1: Рабочее положение испытательного блока" w:value="ПДС НКУ / SG1: Рабочее положение испытательного блока"/>
+                  <w:listItem w:displayText="ПДС НКУ / SG2: Рабочее положение испытательного блока" w:value="ПДС НКУ / SG2: Рабочее положение испытательного блока"/>
+                  <w:listItem w:displayText="ПДС НКУ / SG3: Рабочее положение испытательного блока" w:value="ПДС НКУ / SG3: Рабочее положение испытательного блока"/>
+                  <w:listItem w:displayText="ПДС НКУ / Дверь: Дверь отсека/шкафа закрыта" w:value="ПДС НКУ / Дверь: Дверь отсека/шкафа закрыта"/>
+                  <w:listItem w:displayText="ПДС НКУ / Дверь: Дверь отсека/шкафа открыта" w:value="ПДС НКУ / Дверь: Дверь отсека/шкафа открыта"/>
+                  <w:listItem w:displayText="ПДС НКУ / ОТ ОБР: Неисправность оперативного тока цепей ОБР" w:value="ПДС НКУ / ОТ ОБР: Неисправность оперативного тока цепей ОБР"/>
+                  <w:listItem w:displayText="ПДС НКУ / ПДС НКУ: Функция введена в работу" w:value="ПДС НКУ / ПДС НКУ: Функция введена в работу"/>
+                  <w:listItem w:displayText="ПДС НКУ / ПДС НКУ: Функция оперативно выведена из работы" w:value="ПДС НКУ / ПДС НКУ: Функция оперативно выведена из работы"/>
+                  <w:listItem w:displayText="ПДС НКУ / Пер.ав.дебл.см.яч.: Цепи аварийной деблокировки ячейки выведены" w:value="ПДС НКУ / Пер.ав.дебл.см.яч.: Цепи аварийной деблокировки ячейки выведены"/>
+                  <w:listItem w:displayText="ПС / ПС: Пуск предупредительной сигнализации" w:value="ПС / ПС: Пуск предупредительной сигнализации"/>
+                  <w:listItem w:displayText="ПС / ПС: Пуск предупредительной сигнализации (импульс)" w:value="ПС / ПС: Пуск предупредительной сигнализации (импульс)"/>
                   <w:listItem w:displayText="СЗЗ / СЗЗ: Пуск ИО напряжения НП 3U0&gt;" w:value="СЗЗ / СЗЗ: Пуск ИО напряжения НП 3U0&gt;"/>
                   <w:listItem w:displayText="СЗЗ / СЗЗ: Пуск СЗЗ" w:value="СЗЗ / СЗЗ: Пуск СЗЗ"/>
                   <w:listItem w:displayText="СЗЗ / СЗЗ: Срабатывание СЗЗ" w:value="СЗЗ / СЗЗ: Срабатывание СЗЗ"/>
@@ -9459,6 +10718,11 @@
                   <w:listItem w:displayText="СКРМ / УВ СКРМ2: Срабатывание на сигнал" w:value="СКРМ / УВ СКРМ2: Срабатывание на сигнал"/>
                   <w:listItem w:displayText="СКРМ / УВ СКРМ2: Функция введена в работу" w:value="СКРМ / УВ СКРМ2: Функция введена в работу"/>
                   <w:listItem w:displayText="СКРМ / УВ СКРМ2: Функция оперативно выведена из работы" w:value="СКРМ / УВ СКРМ2: Функция оперативно выведена из работы"/>
+                  <w:listItem w:displayText="СС / СС: БИ выведены" w:value="СС / СС: БИ выведены"/>
+                  <w:listItem w:displayText="СС / СС: Выходные цепи разобраны" w:value="СС / СС: Выходные цепи разобраны"/>
+                  <w:listItem w:displayText="СС / СС: Неисправность КА" w:value="СС / СС: Неисправность КА"/>
+                  <w:listItem w:displayText="СС / СС: Общий внешний сигнал" w:value="СС / СС: Общий внешний сигнал"/>
+                  <w:listItem w:displayText="СС / СС: Превышение времени переключения КА" w:value="СС / СС: Превышение времени переключения КА"/>
                   <w:listItem w:displayText="УОН / УВ ОН10: Срабатывание" w:value="УОН / УВ ОН10: Срабатывание"/>
                   <w:listItem w:displayText="УОН / УВ ОН10: Срабатывание на сигнал" w:value="УОН / УВ ОН10: Срабатывание на сигнал"/>
                   <w:listItem w:displayText="УОН / УВ ОН10: Функция введена в работу" w:value="УОН / УВ ОН10: Функция введена в работу"/>
@@ -10001,6 +11265,66 @@
                   <w:listItem w:displayText="ЗФР / ЗФР: Срабатывание на сигнал" w:value="ЗФР / ЗФР: Срабатывание на сигнал"/>
                   <w:listItem w:displayText="ЗФР / ЗФР: Функция введена в работу" w:value="ЗФР / ЗФР: Функция введена в работу"/>
                   <w:listItem w:displayText="ЗФР / ЗФР: Функция оперативно выведена из работы" w:value="ЗФР / ЗФР: Функция оперативно выведена из работы"/>
+                  <w:listItem w:displayText="КА / ВЭ: Команда «вкатить» выкатной элемент через выходное реле" w:value="КА / ВЭ: Команда «вкатить» выкатной элемент через выходное реле"/>
+                  <w:listItem w:displayText="КА / ВЭ: Команда «выкатить» выкатной элемент через выходное реле" w:value="КА / ВЭ: Команда «выкатить» выкатной элемент через выходное реле"/>
+                  <w:listItem w:displayText="КА / ВЭ: Неисправное положение выкатного элемента" w:value="КА / ВЭ: Неисправное положение выкатного элемента"/>
+                  <w:listItem w:displayText="КА / ВЭ: Положение выкатного элемента «Вкачен»" w:value="КА / ВЭ: Положение выкатного элемента «Вкачен»"/>
+                  <w:listItem w:displayText="КА / ВЭ: Положение выкатного элемента «Выкачен»" w:value="КА / ВЭ: Положение выкатного элемента «Выкачен»"/>
+                  <w:listItem w:displayText="КА / ВЭ: Промежуточное положение выкатного элемента" w:value="КА / ВЭ: Промежуточное положение выкатного элемента"/>
+                  <w:listItem w:displayText="КА / ВЭ: Ремонтное положение выкатного элемента" w:value="КА / ВЭ: Ремонтное положение выкатного элемента"/>
+                  <w:listItem w:displayText="КА / ВЭ: Функция введена в работу" w:value="КА / ВЭ: Функция введена в работу"/>
+                  <w:listItem w:displayText="КА / ЗН: Заземляющий нож включен" w:value="КА / ЗН: Заземляющий нож включен"/>
+                  <w:listItem w:displayText="КА / ЗН: Заземляющий нож отключен" w:value="КА / ЗН: Заземляющий нож отключен"/>
+                  <w:listItem w:displayText="КА / ЗН: Команда «включить» заземляющий нож через выходное реле" w:value="КА / ЗН: Команда «включить» заземляющий нож через выходное реле"/>
+                  <w:listItem w:displayText="КА / ЗН: Команда «отключить» заземляющий нож через выходное реле" w:value="КА / ЗН: Команда «отключить» заземляющий нож через выходное реле"/>
+                  <w:listItem w:displayText="КА / ЗН: Неисправное положение заземляющего ножа" w:value="КА / ЗН: Неисправное положение заземляющего ножа"/>
+                  <w:listItem w:displayText="КА / ЗН: Промежуточное положение заземляющего ножа" w:value="КА / ЗН: Промежуточное положение заземляющего ножа"/>
+                  <w:listItem w:displayText="КА / ЗН: Функция введена в работу" w:value="КА / ЗН: Функция введена в работу"/>
+                  <w:listItem w:displayText="КА / КА: Функция введена в работу" w:value="КА / КА: Функция введена в работу"/>
+                  <w:listItem w:displayText="КА / КА: Функция оперативно выведена из работы" w:value="КА / КА: Функция оперативно выведена из работы"/>
+                  <w:listItem w:displayText="КНН / КНН: Пуск ИО напряжения" w:value="КНН / КНН: Пуск ИО напряжения"/>
+                  <w:listItem w:displayText="КНН / КНН: Пуск ИО напряжения ОП" w:value="КНН / КНН: Пуск ИО напряжения ОП"/>
+                  <w:listItem w:displayText="КНН / КНН: Пуск КНН" w:value="КНН / КНН: Пуск КНН"/>
+                  <w:listItem w:displayText="КНН / КНН: Функция введена в работу" w:value="КНН / КНН: Функция введена в работу"/>
+                  <w:listItem w:displayText="КНН / КНН: Функция оперативно выведена из работы" w:value="КНН / КНН: Функция оперативно выведена из работы"/>
+                  <w:listItem w:displayText="КОН / КОН: Пуск ИО напряжения" w:value="КОН / КОН: Пуск ИО напряжения"/>
+                  <w:listItem w:displayText="КОН / КОН: Пуск КОН" w:value="КОН / КОН: Пуск КОН"/>
+                  <w:listItem w:displayText="КОН / КОН: Функция введена в работу" w:value="КОН / КОН: Функция введена в работу"/>
+                  <w:listItem w:displayText="КОН / КОН: Функция оперативно выведена из работы" w:value="КОН / КОН: Функция оперативно выведена из работы"/>
+                  <w:listItem w:displayText="КП / КП: Идет переключение" w:value="КП / КП: Идет переключение"/>
+                  <w:listItem w:displayText="КП / КП: Функция введена в работу" w:value="КП / КП: Функция введена в работу"/>
+                  <w:listItem w:displayText="КП / КП: Функция оперативно выведена из работы" w:value="КП / КП: Функция оперативно выведена из работы"/>
+                  <w:listItem w:displayText="КП / ОБР ВЭ: Разрешение управления выкатным элементом" w:value="КП / ОБР ВЭ: Разрешение управления выкатным элементом"/>
+                  <w:listItem w:displayText="КП / ОБР ЗН: Разрешение управления заземляющим ножом" w:value="КП / ОБР ЗН: Разрешение управления заземляющим ножом"/>
+                  <w:listItem w:displayText="КП / УВЭ: Вкатить выкатной элемент" w:value="КП / УВЭ: Вкатить выкатной элемент"/>
+                  <w:listItem w:displayText="КП / УВЭ: Выкатить выкатной элемент" w:value="КП / УВЭ: Выкатить выкатной элемент"/>
+                  <w:listItem w:displayText="КП / УВЭ: Идет переключение" w:value="КП / УВЭ: Идет переключение"/>
+                  <w:listItem w:displayText="КП / УВЭ: Поведение местного управления" w:value="КП / УВЭ: Поведение местного управления"/>
+                  <w:listItem w:displayText="КП / УВЭ: Положение ВЭ (Вкачен)" w:value="КП / УВЭ: Положение ВЭ (Вкачен)"/>
+                  <w:listItem w:displayText="КП / УВЭ: Положение ВЭ (Выкачен)" w:value="КП / УВЭ: Положение ВЭ (Выкачен)"/>
+                  <w:listItem w:displayText="КП / УВЭ: Положение ВЭ (Не определено)" w:value="КП / УВЭ: Положение ВЭ (Не определено)"/>
+                  <w:listItem w:displayText="КП / УВЭ: Положение ВЭ (Неисправность)" w:value="КП / УВЭ: Положение ВЭ (Неисправность)"/>
+                  <w:listItem w:displayText="КП / УВЭ: Положение ключа режима управления" w:value="КП / УВЭ: Положение ключа режима управления"/>
+                  <w:listItem w:displayText="КП / УВЭ: Право переключения на уровне станции" w:value="КП / УВЭ: Право переключения на уровне станции"/>
+                  <w:listItem w:displayText="КП / УВЭ: Сигнал превышения допустимого времени переключения" w:value="КП / УВЭ: Сигнал превышения допустимого времени переключения"/>
+                  <w:listItem w:displayText="КП / УВЭ: Функция введена в работу" w:value="КП / УВЭ: Функция введена в работу"/>
+                  <w:listItem w:displayText="КП / УЗН: Включить заземляющий нож" w:value="КП / УЗН: Включить заземляющий нож"/>
+                  <w:listItem w:displayText="КП / УЗН: Идет переключение" w:value="КП / УЗН: Идет переключение"/>
+                  <w:listItem w:displayText="КП / УЗН: Отключить заземляющий нож" w:value="КП / УЗН: Отключить заземляющий нож"/>
+                  <w:listItem w:displayText="КП / УЗН: Поведение местного управления" w:value="КП / УЗН: Поведение местного управления"/>
+                  <w:listItem w:displayText="КП / УЗН: Положение ЗН (Включено)" w:value="КП / УЗН: Положение ЗН (Включено)"/>
+                  <w:listItem w:displayText="КП / УЗН: Положение ЗН (Не определено)" w:value="КП / УЗН: Положение ЗН (Не определено)"/>
+                  <w:listItem w:displayText="КП / УЗН: Положение ЗН (Неисправность)" w:value="КП / УЗН: Положение ЗН (Неисправность)"/>
+                  <w:listItem w:displayText="КП / УЗН: Положение ЗН (Отключено)" w:value="КП / УЗН: Положение ЗН (Отключено)"/>
+                  <w:listItem w:displayText="КП / УЗН: Положение ключа режима управления" w:value="КП / УЗН: Положение ключа режима управления"/>
+                  <w:listItem w:displayText="КП / УЗН: Право переключения на уровне станции" w:value="КП / УЗН: Право переключения на уровне станции"/>
+                  <w:listItem w:displayText="КП / УЗН: Сигнал превышения допустимого времени переключения" w:value="КП / УЗН: Сигнал превышения допустимого времени переключения"/>
+                  <w:listItem w:displayText="КП / УЗН: Функция введена в работу" w:value="КП / УЗН: Функция введена в работу"/>
+                  <w:listItem w:displayText="КПОН / КПОН: Пуск ИО напряжения" w:value="КПОН / КПОН: Пуск ИО напряжения"/>
+                  <w:listItem w:displayText="КПОН / КПОН: Пуск ИО напряжения ОП" w:value="КПОН / КПОН: Пуск ИО напряжения ОП"/>
+                  <w:listItem w:displayText="КПОН / КПОН: Пуск КПОН" w:value="КПОН / КПОН: Пуск КПОН"/>
+                  <w:listItem w:displayText="КПОН / КПОН: Функция введена в работу" w:value="КПОН / КПОН: Функция введена в работу"/>
+                  <w:listItem w:displayText="КПОН / КПОН: Функция оперативно выведена из работы" w:value="КПОН / КПОН: Функция оперативно выведена из работы"/>
                   <w:listItem w:displayText="МУВ / УВ10: Срабатывание" w:value="МУВ / УВ10: Срабатывание"/>
                   <w:listItem w:displayText="МУВ / УВ10: Срабатывание на сигнал" w:value="МУВ / УВ10: Срабатывание на сигнал"/>
                   <w:listItem w:displayText="МУВ / УВ10: Функция введена в работу" w:value="МУВ / УВ10: Функция введена в работу"/>
@@ -10049,6 +11373,33 @@
                   <w:listItem w:displayText="МУВ / УВ9: Срабатывание на сигнал" w:value="МУВ / УВ9: Срабатывание на сигнал"/>
                   <w:listItem w:displayText="МУВ / УВ9: Функция введена в работу" w:value="МУВ / УВ9: Функция введена в работу"/>
                   <w:listItem w:displayText="МУВ / УВ9: Функция оперативно выведена из работы" w:value="МУВ / УВ9: Функция оперативно выведена из работы"/>
+                  <w:listItem w:displayText="ПДС / ВЭ: Поведение местного управления" w:value="ПДС / ВЭ: Поведение местного управления"/>
+                  <w:listItem w:displayText="ПДС / ВЭ: Положение ключа режима управления" w:value="ПДС / ВЭ: Положение ключа режима управления"/>
+                  <w:listItem w:displayText="ПДС / ВЭ: Право переключения на уровне станции" w:value="ПДС / ВЭ: Право переключения на уровне станции"/>
+                  <w:listItem w:displayText="ПДС / ВЭ: Ремонтное положение коммутационного аппарата" w:value="ПДС / ВЭ: Ремонтное положение коммутационного аппарата"/>
+                  <w:listItem w:displayText="ПДС / ЗН: Поведение местного управления" w:value="ПДС / ЗН: Поведение местного управления"/>
+                  <w:listItem w:displayText="ПДС / ЗН: Положение ключа режима управления" w:value="ПДС / ЗН: Положение ключа режима управления"/>
+                  <w:listItem w:displayText="ПДС / ЗН: Право переключения на уровне станции" w:value="ПДС / ЗН: Право переключения на уровне станции"/>
+                  <w:listItem w:displayText="ПДС / ПДС: Функция введена в работу" w:value="ПДС / ПДС: Функция введена в работу"/>
+                  <w:listItem w:displayText="ПДС / ПДС: Функция оперативно выведена из работы" w:value="ПДС / ПДС: Функция оперативно выведена из работы"/>
+                  <w:listItem w:displayText="ПДС НКУ / SA1: Цепь управления введена" w:value="ПДС НКУ / SA1: Цепь управления введена"/>
+                  <w:listItem w:displayText="ПДС НКУ / SA2: Цепь управления введена" w:value="ПДС НКУ / SA2: Цепь управления введена"/>
+                  <w:listItem w:displayText="ПДС НКУ / SA3: Цепь управления введена" w:value="ПДС НКУ / SA3: Цепь управления введена"/>
+                  <w:listItem w:displayText="ПДС НКУ / SA4: Цепь управления введена" w:value="ПДС НКУ / SA4: Цепь управления введена"/>
+                  <w:listItem w:displayText="ПДС НКУ / SF1: Автоматический выключатель отключен" w:value="ПДС НКУ / SF1: Автоматический выключатель отключен"/>
+                  <w:listItem w:displayText="ПДС НКУ / SF2: Автоматический выключатель отключен" w:value="ПДС НКУ / SF2: Автоматический выключатель отключен"/>
+                  <w:listItem w:displayText="ПДС НКУ / SF3: Автоматический выключатель отключен" w:value="ПДС НКУ / SF3: Автоматический выключатель отключен"/>
+                  <w:listItem w:displayText="ПДС НКУ / SG1: Рабочее положение испытательного блока" w:value="ПДС НКУ / SG1: Рабочее положение испытательного блока"/>
+                  <w:listItem w:displayText="ПДС НКУ / SG2: Рабочее положение испытательного блока" w:value="ПДС НКУ / SG2: Рабочее положение испытательного блока"/>
+                  <w:listItem w:displayText="ПДС НКУ / SG3: Рабочее положение испытательного блока" w:value="ПДС НКУ / SG3: Рабочее положение испытательного блока"/>
+                  <w:listItem w:displayText="ПДС НКУ / Дверь: Дверь отсека/шкафа закрыта" w:value="ПДС НКУ / Дверь: Дверь отсека/шкафа закрыта"/>
+                  <w:listItem w:displayText="ПДС НКУ / Дверь: Дверь отсека/шкафа открыта" w:value="ПДС НКУ / Дверь: Дверь отсека/шкафа открыта"/>
+                  <w:listItem w:displayText="ПДС НКУ / ОТ ОБР: Неисправность оперативного тока цепей ОБР" w:value="ПДС НКУ / ОТ ОБР: Неисправность оперативного тока цепей ОБР"/>
+                  <w:listItem w:displayText="ПДС НКУ / ПДС НКУ: Функция введена в работу" w:value="ПДС НКУ / ПДС НКУ: Функция введена в работу"/>
+                  <w:listItem w:displayText="ПДС НКУ / ПДС НКУ: Функция оперативно выведена из работы" w:value="ПДС НКУ / ПДС НКУ: Функция оперативно выведена из работы"/>
+                  <w:listItem w:displayText="ПДС НКУ / Пер.ав.дебл.см.яч.: Цепи аварийной деблокировки ячейки выведены" w:value="ПДС НКУ / Пер.ав.дебл.см.яч.: Цепи аварийной деблокировки ячейки выведены"/>
+                  <w:listItem w:displayText="ПС / ПС: Пуск предупредительной сигнализации" w:value="ПС / ПС: Пуск предупредительной сигнализации"/>
+                  <w:listItem w:displayText="ПС / ПС: Пуск предупредительной сигнализации (импульс)" w:value="ПС / ПС: Пуск предупредительной сигнализации (импульс)"/>
                   <w:listItem w:displayText="СЗЗ / СЗЗ: Пуск ИО напряжения НП 3U0&gt;" w:value="СЗЗ / СЗЗ: Пуск ИО напряжения НП 3U0&gt;"/>
                   <w:listItem w:displayText="СЗЗ / СЗЗ: Пуск СЗЗ" w:value="СЗЗ / СЗЗ: Пуск СЗЗ"/>
                   <w:listItem w:displayText="СЗЗ / СЗЗ: Срабатывание СЗЗ" w:value="СЗЗ / СЗЗ: Срабатывание СЗЗ"/>
@@ -10064,6 +11415,11 @@
                   <w:listItem w:displayText="СКРМ / УВ СКРМ2: Срабатывание на сигнал" w:value="СКРМ / УВ СКРМ2: Срабатывание на сигнал"/>
                   <w:listItem w:displayText="СКРМ / УВ СКРМ2: Функция введена в работу" w:value="СКРМ / УВ СКРМ2: Функция введена в работу"/>
                   <w:listItem w:displayText="СКРМ / УВ СКРМ2: Функция оперативно выведена из работы" w:value="СКРМ / УВ СКРМ2: Функция оперативно выведена из работы"/>
+                  <w:listItem w:displayText="СС / СС: БИ выведены" w:value="СС / СС: БИ выведены"/>
+                  <w:listItem w:displayText="СС / СС: Выходные цепи разобраны" w:value="СС / СС: Выходные цепи разобраны"/>
+                  <w:listItem w:displayText="СС / СС: Неисправность КА" w:value="СС / СС: Неисправность КА"/>
+                  <w:listItem w:displayText="СС / СС: Общий внешний сигнал" w:value="СС / СС: Общий внешний сигнал"/>
+                  <w:listItem w:displayText="СС / СС: Превышение времени переключения КА" w:value="СС / СС: Превышение времени переключения КА"/>
                   <w:listItem w:displayText="УОН / УВ ОН10: Срабатывание" w:value="УОН / УВ ОН10: Срабатывание"/>
                   <w:listItem w:displayText="УОН / УВ ОН10: Срабатывание на сигнал" w:value="УОН / УВ ОН10: Срабатывание на сигнал"/>
                   <w:listItem w:displayText="УОН / УВ ОН10: Функция введена в работу" w:value="УОН / УВ ОН10: Функция введена в работу"/>
@@ -10606,6 +11962,66 @@
                   <w:listItem w:displayText="ЗФР / ЗФР: Срабатывание на сигнал" w:value="ЗФР / ЗФР: Срабатывание на сигнал"/>
                   <w:listItem w:displayText="ЗФР / ЗФР: Функция введена в работу" w:value="ЗФР / ЗФР: Функция введена в работу"/>
                   <w:listItem w:displayText="ЗФР / ЗФР: Функция оперативно выведена из работы" w:value="ЗФР / ЗФР: Функция оперативно выведена из работы"/>
+                  <w:listItem w:displayText="КА / ВЭ: Команда «вкатить» выкатной элемент через выходное реле" w:value="КА / ВЭ: Команда «вкатить» выкатной элемент через выходное реле"/>
+                  <w:listItem w:displayText="КА / ВЭ: Команда «выкатить» выкатной элемент через выходное реле" w:value="КА / ВЭ: Команда «выкатить» выкатной элемент через выходное реле"/>
+                  <w:listItem w:displayText="КА / ВЭ: Неисправное положение выкатного элемента" w:value="КА / ВЭ: Неисправное положение выкатного элемента"/>
+                  <w:listItem w:displayText="КА / ВЭ: Положение выкатного элемента «Вкачен»" w:value="КА / ВЭ: Положение выкатного элемента «Вкачен»"/>
+                  <w:listItem w:displayText="КА / ВЭ: Положение выкатного элемента «Выкачен»" w:value="КА / ВЭ: Положение выкатного элемента «Выкачен»"/>
+                  <w:listItem w:displayText="КА / ВЭ: Промежуточное положение выкатного элемента" w:value="КА / ВЭ: Промежуточное положение выкатного элемента"/>
+                  <w:listItem w:displayText="КА / ВЭ: Ремонтное положение выкатного элемента" w:value="КА / ВЭ: Ремонтное положение выкатного элемента"/>
+                  <w:listItem w:displayText="КА / ВЭ: Функция введена в работу" w:value="КА / ВЭ: Функция введена в работу"/>
+                  <w:listItem w:displayText="КА / ЗН: Заземляющий нож включен" w:value="КА / ЗН: Заземляющий нож включен"/>
+                  <w:listItem w:displayText="КА / ЗН: Заземляющий нож отключен" w:value="КА / ЗН: Заземляющий нож отключен"/>
+                  <w:listItem w:displayText="КА / ЗН: Команда «включить» заземляющий нож через выходное реле" w:value="КА / ЗН: Команда «включить» заземляющий нож через выходное реле"/>
+                  <w:listItem w:displayText="КА / ЗН: Команда «отключить» заземляющий нож через выходное реле" w:value="КА / ЗН: Команда «отключить» заземляющий нож через выходное реле"/>
+                  <w:listItem w:displayText="КА / ЗН: Неисправное положение заземляющего ножа" w:value="КА / ЗН: Неисправное положение заземляющего ножа"/>
+                  <w:listItem w:displayText="КА / ЗН: Промежуточное положение заземляющего ножа" w:value="КА / ЗН: Промежуточное положение заземляющего ножа"/>
+                  <w:listItem w:displayText="КА / ЗН: Функция введена в работу" w:value="КА / ЗН: Функция введена в работу"/>
+                  <w:listItem w:displayText="КА / КА: Функция введена в работу" w:value="КА / КА: Функция введена в работу"/>
+                  <w:listItem w:displayText="КА / КА: Функция оперативно выведена из работы" w:value="КА / КА: Функция оперативно выведена из работы"/>
+                  <w:listItem w:displayText="КНН / КНН: Пуск ИО напряжения" w:value="КНН / КНН: Пуск ИО напряжения"/>
+                  <w:listItem w:displayText="КНН / КНН: Пуск ИО напряжения ОП" w:value="КНН / КНН: Пуск ИО напряжения ОП"/>
+                  <w:listItem w:displayText="КНН / КНН: Пуск КНН" w:value="КНН / КНН: Пуск КНН"/>
+                  <w:listItem w:displayText="КНН / КНН: Функция введена в работу" w:value="КНН / КНН: Функция введена в работу"/>
+                  <w:listItem w:displayText="КНН / КНН: Функция оперативно выведена из работы" w:value="КНН / КНН: Функция оперативно выведена из работы"/>
+                  <w:listItem w:displayText="КОН / КОН: Пуск ИО напряжения" w:value="КОН / КОН: Пуск ИО напряжения"/>
+                  <w:listItem w:displayText="КОН / КОН: Пуск КОН" w:value="КОН / КОН: Пуск КОН"/>
+                  <w:listItem w:displayText="КОН / КОН: Функция введена в работу" w:value="КОН / КОН: Функция введена в работу"/>
+                  <w:listItem w:displayText="КОН / КОН: Функция оперативно выведена из работы" w:value="КОН / КОН: Функция оперативно выведена из работы"/>
+                  <w:listItem w:displayText="КП / КП: Идет переключение" w:value="КП / КП: Идет переключение"/>
+                  <w:listItem w:displayText="КП / КП: Функция введена в работу" w:value="КП / КП: Функция введена в работу"/>
+                  <w:listItem w:displayText="КП / КП: Функция оперативно выведена из работы" w:value="КП / КП: Функция оперативно выведена из работы"/>
+                  <w:listItem w:displayText="КП / ОБР ВЭ: Разрешение управления выкатным элементом" w:value="КП / ОБР ВЭ: Разрешение управления выкатным элементом"/>
+                  <w:listItem w:displayText="КП / ОБР ЗН: Разрешение управления заземляющим ножом" w:value="КП / ОБР ЗН: Разрешение управления заземляющим ножом"/>
+                  <w:listItem w:displayText="КП / УВЭ: Вкатить выкатной элемент" w:value="КП / УВЭ: Вкатить выкатной элемент"/>
+                  <w:listItem w:displayText="КП / УВЭ: Выкатить выкатной элемент" w:value="КП / УВЭ: Выкатить выкатной элемент"/>
+                  <w:listItem w:displayText="КП / УВЭ: Идет переключение" w:value="КП / УВЭ: Идет переключение"/>
+                  <w:listItem w:displayText="КП / УВЭ: Поведение местного управления" w:value="КП / УВЭ: Поведение местного управления"/>
+                  <w:listItem w:displayText="КП / УВЭ: Положение ВЭ (Вкачен)" w:value="КП / УВЭ: Положение ВЭ (Вкачен)"/>
+                  <w:listItem w:displayText="КП / УВЭ: Положение ВЭ (Выкачен)" w:value="КП / УВЭ: Положение ВЭ (Выкачен)"/>
+                  <w:listItem w:displayText="КП / УВЭ: Положение ВЭ (Не определено)" w:value="КП / УВЭ: Положение ВЭ (Не определено)"/>
+                  <w:listItem w:displayText="КП / УВЭ: Положение ВЭ (Неисправность)" w:value="КП / УВЭ: Положение ВЭ (Неисправность)"/>
+                  <w:listItem w:displayText="КП / УВЭ: Положение ключа режима управления" w:value="КП / УВЭ: Положение ключа режима управления"/>
+                  <w:listItem w:displayText="КП / УВЭ: Право переключения на уровне станции" w:value="КП / УВЭ: Право переключения на уровне станции"/>
+                  <w:listItem w:displayText="КП / УВЭ: Сигнал превышения допустимого времени переключения" w:value="КП / УВЭ: Сигнал превышения допустимого времени переключения"/>
+                  <w:listItem w:displayText="КП / УВЭ: Функция введена в работу" w:value="КП / УВЭ: Функция введена в работу"/>
+                  <w:listItem w:displayText="КП / УЗН: Включить заземляющий нож" w:value="КП / УЗН: Включить заземляющий нож"/>
+                  <w:listItem w:displayText="КП / УЗН: Идет переключение" w:value="КП / УЗН: Идет переключение"/>
+                  <w:listItem w:displayText="КП / УЗН: Отключить заземляющий нож" w:value="КП / УЗН: Отключить заземляющий нож"/>
+                  <w:listItem w:displayText="КП / УЗН: Поведение местного управления" w:value="КП / УЗН: Поведение местного управления"/>
+                  <w:listItem w:displayText="КП / УЗН: Положение ЗН (Включено)" w:value="КП / УЗН: Положение ЗН (Включено)"/>
+                  <w:listItem w:displayText="КП / УЗН: Положение ЗН (Не определено)" w:value="КП / УЗН: Положение ЗН (Не определено)"/>
+                  <w:listItem w:displayText="КП / УЗН: Положение ЗН (Неисправность)" w:value="КП / УЗН: Положение ЗН (Неисправность)"/>
+                  <w:listItem w:displayText="КП / УЗН: Положение ЗН (Отключено)" w:value="КП / УЗН: Положение ЗН (Отключено)"/>
+                  <w:listItem w:displayText="КП / УЗН: Положение ключа режима управления" w:value="КП / УЗН: Положение ключа режима управления"/>
+                  <w:listItem w:displayText="КП / УЗН: Право переключения на уровне станции" w:value="КП / УЗН: Право переключения на уровне станции"/>
+                  <w:listItem w:displayText="КП / УЗН: Сигнал превышения допустимого времени переключения" w:value="КП / УЗН: Сигнал превышения допустимого времени переключения"/>
+                  <w:listItem w:displayText="КП / УЗН: Функция введена в работу" w:value="КП / УЗН: Функция введена в работу"/>
+                  <w:listItem w:displayText="КПОН / КПОН: Пуск ИО напряжения" w:value="КПОН / КПОН: Пуск ИО напряжения"/>
+                  <w:listItem w:displayText="КПОН / КПОН: Пуск ИО напряжения ОП" w:value="КПОН / КПОН: Пуск ИО напряжения ОП"/>
+                  <w:listItem w:displayText="КПОН / КПОН: Пуск КПОН" w:value="КПОН / КПОН: Пуск КПОН"/>
+                  <w:listItem w:displayText="КПОН / КПОН: Функция введена в работу" w:value="КПОН / КПОН: Функция введена в работу"/>
+                  <w:listItem w:displayText="КПОН / КПОН: Функция оперативно выведена из работы" w:value="КПОН / КПОН: Функция оперативно выведена из работы"/>
                   <w:listItem w:displayText="МУВ / УВ10: Срабатывание" w:value="МУВ / УВ10: Срабатывание"/>
                   <w:listItem w:displayText="МУВ / УВ10: Срабатывание на сигнал" w:value="МУВ / УВ10: Срабатывание на сигнал"/>
                   <w:listItem w:displayText="МУВ / УВ10: Функция введена в работу" w:value="МУВ / УВ10: Функция введена в работу"/>
@@ -10654,6 +12070,33 @@
                   <w:listItem w:displayText="МУВ / УВ9: Срабатывание на сигнал" w:value="МУВ / УВ9: Срабатывание на сигнал"/>
                   <w:listItem w:displayText="МУВ / УВ9: Функция введена в работу" w:value="МУВ / УВ9: Функция введена в работу"/>
                   <w:listItem w:displayText="МУВ / УВ9: Функция оперативно выведена из работы" w:value="МУВ / УВ9: Функция оперативно выведена из работы"/>
+                  <w:listItem w:displayText="ПДС / ВЭ: Поведение местного управления" w:value="ПДС / ВЭ: Поведение местного управления"/>
+                  <w:listItem w:displayText="ПДС / ВЭ: Положение ключа режима управления" w:value="ПДС / ВЭ: Положение ключа режима управления"/>
+                  <w:listItem w:displayText="ПДС / ВЭ: Право переключения на уровне станции" w:value="ПДС / ВЭ: Право переключения на уровне станции"/>
+                  <w:listItem w:displayText="ПДС / ВЭ: Ремонтное положение коммутационного аппарата" w:value="ПДС / ВЭ: Ремонтное положение коммутационного аппарата"/>
+                  <w:listItem w:displayText="ПДС / ЗН: Поведение местного управления" w:value="ПДС / ЗН: Поведение местного управления"/>
+                  <w:listItem w:displayText="ПДС / ЗН: Положение ключа режима управления" w:value="ПДС / ЗН: Положение ключа режима управления"/>
+                  <w:listItem w:displayText="ПДС / ЗН: Право переключения на уровне станции" w:value="ПДС / ЗН: Право переключения на уровне станции"/>
+                  <w:listItem w:displayText="ПДС / ПДС: Функция введена в работу" w:value="ПДС / ПДС: Функция введена в работу"/>
+                  <w:listItem w:displayText="ПДС / ПДС: Функция оперативно выведена из работы" w:value="ПДС / ПДС: Функция оперативно выведена из работы"/>
+                  <w:listItem w:displayText="ПДС НКУ / SA1: Цепь управления введена" w:value="ПДС НКУ / SA1: Цепь управления введена"/>
+                  <w:listItem w:displayText="ПДС НКУ / SA2: Цепь управления введена" w:value="ПДС НКУ / SA2: Цепь управления введена"/>
+                  <w:listItem w:displayText="ПДС НКУ / SA3: Цепь управления введена" w:value="ПДС НКУ / SA3: Цепь управления введена"/>
+                  <w:listItem w:displayText="ПДС НКУ / SA4: Цепь управления введена" w:value="ПДС НКУ / SA4: Цепь управления введена"/>
+                  <w:listItem w:displayText="ПДС НКУ / SF1: Автоматический выключатель отключен" w:value="ПДС НКУ / SF1: Автоматический выключатель отключен"/>
+                  <w:listItem w:displayText="ПДС НКУ / SF2: Автоматический выключатель отключен" w:value="ПДС НКУ / SF2: Автоматический выключатель отключен"/>
+                  <w:listItem w:displayText="ПДС НКУ / SF3: Автоматический выключатель отключен" w:value="ПДС НКУ / SF3: Автоматический выключатель отключен"/>
+                  <w:listItem w:displayText="ПДС НКУ / SG1: Рабочее положение испытательного блока" w:value="ПДС НКУ / SG1: Рабочее положение испытательного блока"/>
+                  <w:listItem w:displayText="ПДС НКУ / SG2: Рабочее положение испытательного блока" w:value="ПДС НКУ / SG2: Рабочее положение испытательного блока"/>
+                  <w:listItem w:displayText="ПДС НКУ / SG3: Рабочее положение испытательного блока" w:value="ПДС НКУ / SG3: Рабочее положение испытательного блока"/>
+                  <w:listItem w:displayText="ПДС НКУ / Дверь: Дверь отсека/шкафа закрыта" w:value="ПДС НКУ / Дверь: Дверь отсека/шкафа закрыта"/>
+                  <w:listItem w:displayText="ПДС НКУ / Дверь: Дверь отсека/шкафа открыта" w:value="ПДС НКУ / Дверь: Дверь отсека/шкафа открыта"/>
+                  <w:listItem w:displayText="ПДС НКУ / ОТ ОБР: Неисправность оперативного тока цепей ОБР" w:value="ПДС НКУ / ОТ ОБР: Неисправность оперативного тока цепей ОБР"/>
+                  <w:listItem w:displayText="ПДС НКУ / ПДС НКУ: Функция введена в работу" w:value="ПДС НКУ / ПДС НКУ: Функция введена в работу"/>
+                  <w:listItem w:displayText="ПДС НКУ / ПДС НКУ: Функция оперативно выведена из работы" w:value="ПДС НКУ / ПДС НКУ: Функция оперативно выведена из работы"/>
+                  <w:listItem w:displayText="ПДС НКУ / Пер.ав.дебл.см.яч.: Цепи аварийной деблокировки ячейки выведены" w:value="ПДС НКУ / Пер.ав.дебл.см.яч.: Цепи аварийной деблокировки ячейки выведены"/>
+                  <w:listItem w:displayText="ПС / ПС: Пуск предупредительной сигнализации" w:value="ПС / ПС: Пуск предупредительной сигнализации"/>
+                  <w:listItem w:displayText="ПС / ПС: Пуск предупредительной сигнализации (импульс)" w:value="ПС / ПС: Пуск предупредительной сигнализации (импульс)"/>
                   <w:listItem w:displayText="СЗЗ / СЗЗ: Пуск ИО напряжения НП 3U0&gt;" w:value="СЗЗ / СЗЗ: Пуск ИО напряжения НП 3U0&gt;"/>
                   <w:listItem w:displayText="СЗЗ / СЗЗ: Пуск СЗЗ" w:value="СЗЗ / СЗЗ: Пуск СЗЗ"/>
                   <w:listItem w:displayText="СЗЗ / СЗЗ: Срабатывание СЗЗ" w:value="СЗЗ / СЗЗ: Срабатывание СЗЗ"/>
@@ -10669,6 +12112,11 @@
                   <w:listItem w:displayText="СКРМ / УВ СКРМ2: Срабатывание на сигнал" w:value="СКРМ / УВ СКРМ2: Срабатывание на сигнал"/>
                   <w:listItem w:displayText="СКРМ / УВ СКРМ2: Функция введена в работу" w:value="СКРМ / УВ СКРМ2: Функция введена в работу"/>
                   <w:listItem w:displayText="СКРМ / УВ СКРМ2: Функция оперативно выведена из работы" w:value="СКРМ / УВ СКРМ2: Функция оперативно выведена из работы"/>
+                  <w:listItem w:displayText="СС / СС: БИ выведены" w:value="СС / СС: БИ выведены"/>
+                  <w:listItem w:displayText="СС / СС: Выходные цепи разобраны" w:value="СС / СС: Выходные цепи разобраны"/>
+                  <w:listItem w:displayText="СС / СС: Неисправность КА" w:value="СС / СС: Неисправность КА"/>
+                  <w:listItem w:displayText="СС / СС: Общий внешний сигнал" w:value="СС / СС: Общий внешний сигнал"/>
+                  <w:listItem w:displayText="СС / СС: Превышение времени переключения КА" w:value="СС / СС: Превышение времени переключения КА"/>
                   <w:listItem w:displayText="УОН / УВ ОН10: Срабатывание" w:value="УОН / УВ ОН10: Срабатывание"/>
                   <w:listItem w:displayText="УОН / УВ ОН10: Срабатывание на сигнал" w:value="УОН / УВ ОН10: Срабатывание на сигнал"/>
                   <w:listItem w:displayText="УОН / УВ ОН10: Функция введена в работу" w:value="УОН / УВ ОН10: Функция введена в работу"/>
@@ -11160,6 +12608,8 @@
                   <w:listItem w:displayText="ОВ БНН" w:value="ОВ БНН"/>
                   <w:listItem w:displayText="ОВ ЗМН" w:value="ОВ ЗМН"/>
                   <w:listItem w:displayText="ОВ ЗФР" w:value="ОВ ЗФР"/>
+                  <w:listItem w:displayText="ОВ КА" w:value="ОВ КА"/>
+                  <w:listItem w:displayText="ОВ КП" w:value="ОВ КП"/>
                   <w:listItem w:displayText="ОВ ЛФ УВ1" w:value="ОВ ЛФ УВ1"/>
                   <w:listItem w:displayText="ОВ ЛФ УВ10" w:value="ОВ ЛФ УВ10"/>
                   <w:listItem w:displayText="ОВ ЛФ УВ11" w:value="ОВ ЛФ УВ11"/>
@@ -11173,6 +12623,8 @@
                   <w:listItem w:displayText="ОВ ЛФ УВ8" w:value="ОВ ЛФ УВ8"/>
                   <w:listItem w:displayText="ОВ ЛФ УВ9" w:value="ОВ ЛФ УВ9"/>
                   <w:listItem w:displayText="ОВ МУВ" w:value="ОВ МУВ"/>
+                  <w:listItem w:displayText="ОВ ПДС" w:value="ОВ ПДС"/>
+                  <w:listItem w:displayText="ОВ ПДС НКУ" w:value="ОВ ПДС НКУ"/>
                   <w:listItem w:displayText="ОВ СЗЗ" w:value="ОВ СЗЗ"/>
                   <w:listItem w:displayText="ОВ УВ ОН1" w:value="ОВ УВ ОН1"/>
                   <w:listItem w:displayText="ОВ УВ ОН10" w:value="ОВ УВ ОН10"/>
@@ -11198,10 +12650,18 @@
                   <w:listItem w:displayText="ОВ УВ ЦВН9" w:value="ОВ УВ ЦВН9"/>
                   <w:listItem w:displayText="ОВ УОН" w:value="ОВ УОН"/>
                   <w:listItem w:displayText="ОВ ЧАПВ" w:value="ОВ ЧАПВ"/>
+                  <w:listItem w:displayText="Опер. вывод КНН" w:value="Опер. вывод КНН"/>
+                  <w:listItem w:displayText="Опер. вывод КОН" w:value="Опер. вывод КОН"/>
+                  <w:listItem w:displayText="Опер. вывод КПОН" w:value="Опер. вывод КПОН"/>
+                  <w:listItem w:displayText="Програм. деблок. ВЭ" w:value="Програм. деблок. ВЭ"/>
+                  <w:listItem w:displayText="Програм. деблок. ЗН" w:value="Програм. деблок. ЗН"/>
                   <w:listItem w:displayText="САЧР на сигн" w:value="САЧР на сигн"/>
+                  <w:listItem w:displayText="Сброс" w:value="Сброс"/>
                   <w:listItem w:displayText="Сброс МУВ" w:value="Сброс МУВ"/>
                   <w:listItem w:displayText="Сброс блок СКРМ1" w:value="Сброс блок СКРМ1"/>
                   <w:listItem w:displayText="Сброс блок СКРМ2" w:value="Сброс блок СКРМ2"/>
+                  <w:listItem w:displayText="Сброс счет.опер.ВЭ" w:value="Сброс счет.опер.ВЭ"/>
+                  <w:listItem w:displayText="Сброс счет.опер.ЗН" w:value="Сброс счет.опер.ЗН"/>
                   <w:listItem w:displayText="УВ ОН1 на сигн" w:value="УВ ОН1 на сигн"/>
                   <w:listItem w:displayText="УВ ОН10 на сигн" w:value="УВ ОН10 на сигн"/>
                   <w:listItem w:displayText="УВ ОН2 на сигн" w:value="УВ ОН2 на сигн"/>

--- a/temp.docx
+++ b/temp.docx
@@ -1683,6 +1683,7 @@
                   <w:listItem w:displayText="KA5 Отключен" w:value="KA5 Отключен"/>
                   <w:listItem w:displayText="KA6 Отключен" w:value="KA6 Отключен"/>
                   <w:listItem w:displayText="KA7 Отключен" w:value="KA7 Отключен"/>
+                  <w:listItem w:displayText="Аварийный уровень изоляции В" w:value="Аварийный уровень изоляции В"/>
                   <w:listItem w:displayText="Блокировка ВНР" w:value="Блокировка ВНР"/>
                   <w:listItem w:displayText="Блокировка ЛЗШ 1" w:value="Блокировка ЛЗШ 1"/>
                   <w:listItem w:displayText="Блокировка ЛЗШ 2" w:value="Блокировка ЛЗШ 2"/>
@@ -1690,7 +1691,9 @@
                   <w:listItem w:displayText="Включение от ВНР" w:value="Включение от ВНР"/>
                   <w:listItem w:displayText="Включить В от пульта управления" w:value="Включить В от пульта управления"/>
                   <w:listItem w:displayText="Включить В от телеуправления" w:value="Включить В от телеуправления"/>
+                  <w:listItem w:displayText="Внешний запрет АВР" w:value="Внешний запрет АВР"/>
                   <w:listItem w:displayText="Внешний запрет АПВ" w:value="Внешний запрет АПВ"/>
+                  <w:listItem w:displayText="Внешняя блокировка управления В" w:value="Внешняя блокировка управления В"/>
                   <w:listItem w:displayText="Выключатель включен (блок контакт)" w:value="Выключатель включен (блок контакт)"/>
                   <w:listItem w:displayText="Выключатель отключен (блок контакт)" w:value="Выключатель отключен (блок контакт)"/>
                   <w:listItem w:displayText="Заземляющий нож включен (блок контакт)" w:value="Заземляющий нож включен (блок контакт)"/>
@@ -1700,27 +1703,54 @@
                   <w:listItem w:displayText="Контроль автомата 1 ТН до ввода" w:value="Контроль автомата 1 ТН до ввода"/>
                   <w:listItem w:displayText="Контроль автомата 2 ТН до ввода" w:value="Контроль автомата 2 ТН до ввода"/>
                   <w:listItem w:displayText="Контроль автоматов ТН секции шин" w:value="Контроль автоматов ТН секции шин"/>
+                  <w:listItem w:displayText="Контроль оперативного тока ЭМО1, ЭМВ" w:value="Контроль оперативного тока ЭМО1, ЭМВ"/>
+                  <w:listItem w:displayText="Контроль оперативного тока ЭМО2" w:value="Контроль оперативного тока ЭМО2"/>
+                  <w:listItem w:displayText="Контроль оперативного тока цепей ОБР 1" w:value="Контроль оперативного тока цепей ОБР 1"/>
+                  <w:listItem w:displayText="Контроль оперативного тока цепей ОБР 2" w:value="Контроль оперативного тока цепей ОБР 2"/>
+                  <w:listItem w:displayText="Контроль оперативного тока цепей ЭМО1, ЭМВ" w:value="Контроль оперативного тока цепей ЭМО1, ЭМВ"/>
+                  <w:listItem w:displayText="Контроль оперативного тока цепей ЭМО2" w:value="Контроль оперативного тока цепей ЭМО2"/>
+                  <w:listItem w:displayText="Контроль оперативного тока цепей сигнализации В" w:value="Контроль оперативного тока цепей сигнализации В"/>
                   <w:listItem w:displayText="Контроль тока ЗДЗ" w:value="Контроль тока ЗДЗ"/>
+                  <w:listItem w:displayText="Контроль цепи ЭМВ" w:value="Контроль цепи ЭМВ"/>
                   <w:listItem w:displayText="Контроль цепи ЭМО1" w:value="Контроль цепи ЭМО1"/>
                   <w:listItem w:displayText="Контроль цепи ЭМО2" w:value="Контроль цепи ЭМО2"/>
-                  <w:listItem w:displayText="Контроль шлейфа управления ячейкой" w:value="Контроль шлейфа управления ячейкой"/>
+                  <w:listItem w:displayText="Контроль шлейфа управления ячейкой ВЭ1" w:value="Контроль шлейфа управления ячейкой ВЭ1"/>
+                  <w:listItem w:displayText="Контроль шлейфа управления ячейкой ВЭ2" w:value="Контроль шлейфа управления ячейкой ВЭ2"/>
                   <w:listItem w:displayText="Контрольное положение ВЭ1" w:value="Контрольное положение ВЭ1"/>
                   <w:listItem w:displayText="Контрольное положение ВЭ2" w:value="Контрольное положение ВЭ2"/>
                   <w:listItem w:displayText="Наличие напряжения до ввода" w:value="Наличие напряжения до ввода"/>
                   <w:listItem w:displayText="Наличие напряжения на шинах" w:value="Наличие напряжения на шинах"/>
                   <w:listItem w:displayText="Неисправность ТН до ввода" w:value="Неисправность ТН до ввода"/>
                   <w:listItem w:displayText="Неисправность ТН секции шин" w:value="Неисправность ТН секции шин"/>
+                  <w:listItem w:displayText="Неисправность опер. тока цепей ОБР 1" w:value="Неисправность опер. тока цепей ОБР 1"/>
+                  <w:listItem w:displayText="Неисправность опер. тока цепей ОБР 2" w:value="Неисправность опер. тока цепей ОБР 2"/>
+                  <w:listItem w:displayText="Неисправность опер. тока цепей сигнализации выключателя" w:value="Неисправность опер. тока цепей сигнализации выключателя"/>
+                  <w:listItem w:displayText="Низкий уровень изоляции В" w:value="Низкий уровень изоляции В"/>
                   <w:listItem w:displayText="Оперативно отключить В" w:value="Оперативно отключить В"/>
                   <w:listItem w:displayText="Отключение внешнее 1" w:value="Отключение внешнее 1"/>
                   <w:listItem w:displayText="Отключение внешнее 2" w:value="Отключение внешнее 2"/>
                   <w:listItem w:displayText="Отключение внешнее 3" w:value="Отключение внешнее 3"/>
                   <w:listItem w:displayText="Отключение внешнее 4" w:value="Отключение внешнее 4"/>
+                  <w:listItem w:displayText="Отключение от кнопки" w:value="Отключение от кнопки"/>
+                  <w:listItem w:displayText="Отключить В оперативно" w:value="Отключить В оперативно"/>
                   <w:listItem w:displayText="Отключить В от пульта управления" w:value="Отключить В от пульта управления"/>
                   <w:listItem w:displayText="Отключить В от телеуправления" w:value="Отключить В от телеуправления"/>
                   <w:listItem w:displayText="Отсутствие напряжения до ввода" w:value="Отсутствие напряжения до ввода"/>
                   <w:listItem w:displayText="Отсутствие напряжения на шинах" w:value="Отсутствие напряжения на шинах"/>
-                  <w:listItem w:displayText="Положение ВЭ «Вкачен»" w:value="Положение ВЭ «Вкачен»"/>
-                  <w:listItem w:displayText="Положение ВЭ «Выкачен»" w:value="Положение ВЭ «Выкачен»"/>
+                  <w:listItem w:displayText="Положение ВЭ1 «Вкачен»" w:value="Положение ВЭ1 «Вкачен»"/>
+                  <w:listItem w:displayText="Положение ВЭ1 «Выкачен»" w:value="Положение ВЭ1 «Выкачен»"/>
+                  <w:listItem w:displayText="Положение ВЭ2 «Вкачен»" w:value="Положение ВЭ2 «Вкачен»"/>
+                  <w:listItem w:displayText="Положение ВЭ2 «Выкачен»" w:value="Положение ВЭ2 «Выкачен»"/>
+                  <w:listItem w:displayText="Положение двери шкафа/отсека" w:value="Положение двери шкафа/отсека"/>
+                  <w:listItem w:displayText="Положение испытательного блока SG1" w:value="Положение испытательного блока SG1"/>
+                  <w:listItem w:displayText="Положение испытательного блока SG2" w:value="Положение испытательного блока SG2"/>
+                  <w:listItem w:displayText="Положение испытательного блока SG3" w:value="Положение испытательного блока SG3"/>
+                  <w:listItem w:displayText="Положение переключателя SA1 цепей управления" w:value="Положение переключателя SA1 цепей управления"/>
+                  <w:listItem w:displayText="Положение переключателя SA2 цепей управления" w:value="Положение переключателя SA2 цепей управления"/>
+                  <w:listItem w:displayText="Положение переключателя SA3 цепей управления" w:value="Положение переключателя SA3 цепей управления"/>
+                  <w:listItem w:displayText="Положение переключателя SA4 цепей управления" w:value="Положение переключателя SA4 цепей управления"/>
+                  <w:listItem w:displayText="Положение переключателя аварийной деблокировки ячейки" w:value="Положение переключателя аварийной деблокировки ячейки"/>
+                  <w:listItem w:displayText="Пружина не заведена" w:value="Пружина не заведена"/>
                   <w:listItem w:displayText="Пуск УРОВ внешний" w:value="Пуск УРОВ внешний"/>
                   <w:listItem w:displayText="Работа ЭМВ" w:value="Работа ЭМВ"/>
                   <w:listItem w:displayText="Работа ЭМО1" w:value="Работа ЭМО1"/>
@@ -1729,9 +1759,15 @@
                   <w:listItem w:displayText="Рабочее положение ВЭ2" w:value="Рабочее положение ВЭ2"/>
                   <w:listItem w:displayText="Разрешение АВР" w:value="Разрешение АВР"/>
                   <w:listItem w:displayText="Резервный ВВ/СВ отключен" w:value="Резервный ВВ/СВ отключен"/>
+                  <w:listItem w:displayText="Сигнал внешний 1" w:value="Сигнал внешний 1"/>
+                  <w:listItem w:displayText="Сигнал внешний 2" w:value="Сигнал внешний 2"/>
+                  <w:listItem w:displayText="Сигнал внешний 3" w:value="Сигнал внешний 3"/>
+                  <w:listItem w:displayText="Сигнал внешний 4" w:value="Сигнал внешний 4"/>
                   <w:listItem w:displayText="Сигнал отключения от ВНР" w:value="Сигнал отключения от ВНР"/>
                   <w:listItem w:displayText="Срабатывание ЗДЗ" w:value="Срабатывание ЗДЗ"/>
                   <w:listItem w:displayText="Срабатывание внешнего КПОН" w:value="Срабатывание внешнего КПОН"/>
+                  <w:listItem w:displayText="Срабатывание сигнализации о наличии замыкания на землю ТН 1 секции шин" w:value="Срабатывание сигнализации о наличии замыкания на землю ТН 1 секции шин"/>
+                  <w:listItem w:displayText="Срабатывание сигнализации о наличии замыкания на землю ТН 2 секции шин" w:value="Срабатывание сигнализации о наличии замыкания на землю ТН 2 секции шин"/>
                   <w:listItem w:displayText=" " w:value="SPACER" w:disabled="true"/>
                   <w:listItem w:displayText="────── Общие сигналы ФС ──────" w:value="CONTROLS_HEADER" w:disabled="true"/>
                   <w:listItem w:displayText="АПВ без контролей" w:value="АПВ без контролей"/>
@@ -1766,9 +1802,11 @@
                   <w:listItem w:displayText="Оперативный вывод функции КОНш" w:value="Оперативный вывод функции КОНш"/>
                   <w:listItem w:displayText="Оперативный вывод функции КП" w:value="Оперативный вывод функции КП"/>
                   <w:listItem w:displayText="Оперативный вывод функции КС" w:value="Оперативный вывод функции КС"/>
+                  <w:listItem w:displayText="Оперативный вывод функции КСВ" w:value="Оперативный вывод функции КСВ"/>
                   <w:listItem w:displayText="Оперативный вывод функции ЛЗШ" w:value="Оперативный вывод функции ЛЗШ"/>
                   <w:listItem w:displayText="Оперативный вывод функции ЛОВ" w:value="Оперативный вывод функции ЛОВ"/>
                   <w:listItem w:displayText="Оперативный вывод функции МТЗ" w:value="Оперативный вывод функции МТЗ"/>
+                  <w:listItem w:displayText="Оперативный вывод функции ПДС НКУ" w:value="Оперативный вывод функции ПДС НКУ"/>
                   <w:listItem w:displayText="Оперативный вывод функции ТЗНП" w:value="Оперативный вывод функции ТЗНП"/>
                   <w:listItem w:displayText="Оперативный вывод функции ТК ЗДЗ" w:value="Оперативный вывод функции ТК ЗДЗ"/>
                   <w:listItem w:displayText="Оперативный вывод функции УРОВ" w:value="Оперативный вывод функции УРОВ"/>
@@ -1790,6 +1828,7 @@
                   <w:listItem w:displayText="Программная деблокировка управления первым выкатным элементом" w:value="Программная деблокировка управления первым выкатным элементом"/>
                   <w:listItem w:displayText="Режим работы ЧС" w:value="Режим работы ЧС"/>
                   <w:listItem w:displayText="Сброс" w:value="Сброс"/>
+                  <w:listItem w:displayText="Сброс счетчиков ресурса выключателя" w:value="Сброс счетчиков ресурса выключателя"/>
                   <w:listItem w:displayText="Сигнал ввода оперативного ускорения ДЗ" w:value="Сигнал ввода оперативного ускорения ДЗ"/>
                   <w:listItem w:displayText="Сигнал ввода оперативного ускорения МТЗ" w:value="Сигнал ввода оперативного ускорения МТЗ"/>
                   <w:listItem w:displayText="Сигнал ввода оперативного ускорения ТЗНП" w:value="Сигнал ввода оперативного ускорения ТЗНП"/>
@@ -2179,14 +2218,22 @@
                   <w:listItem w:displayText="КА / В: Неисправное положение выключателя" w:value="КА / В: Неисправное положение выключателя"/>
                   <w:listItem w:displayText="КА / В: Промежуточное положение выключателя" w:value="КА / В: Промежуточное положение выключателя"/>
                   <w:listItem w:displayText="КА / В: Функция введена в работу" w:value="КА / В: Функция введена в работу"/>
-                  <w:listItem w:displayText="КА / ВЭ: Команда «вкатить» выкатной элемент через выходное реле" w:value="КА / ВЭ: Команда «вкатить» выкатной элемент через выходное реле"/>
-                  <w:listItem w:displayText="КА / ВЭ: Команда «выкатить» выкатной элемент через выходное реле" w:value="КА / ВЭ: Команда «выкатить» выкатной элемент через выходное реле"/>
-                  <w:listItem w:displayText="КА / ВЭ: Неисправное положение выкатного элемента" w:value="КА / ВЭ: Неисправное положение выкатного элемента"/>
-                  <w:listItem w:displayText="КА / ВЭ: Положение выкатного элемента «Вкачен»" w:value="КА / ВЭ: Положение выкатного элемента «Вкачен»"/>
-                  <w:listItem w:displayText="КА / ВЭ: Положение выкатного элемента «Выкачен»" w:value="КА / ВЭ: Положение выкатного элемента «Выкачен»"/>
-                  <w:listItem w:displayText="КА / ВЭ: Промежуточное положение выкатного элемента" w:value="КА / ВЭ: Промежуточное положение выкатного элемента"/>
-                  <w:listItem w:displayText="КА / ВЭ: Ремонтное положение выкатного элемента" w:value="КА / ВЭ: Ремонтное положение выкатного элемента"/>
-                  <w:listItem w:displayText="КА / ВЭ: Функция введена в работу" w:value="КА / ВЭ: Функция введена в работу"/>
+                  <w:listItem w:displayText="КА / ВЭ1: Команда «вкатить» выкатной элемент через выходное реле" w:value="КА / ВЭ1: Команда «вкатить» выкатной элемент через выходное реле"/>
+                  <w:listItem w:displayText="КА / ВЭ1: Команда «выкатить» выкатной элемент через выходное реле" w:value="КА / ВЭ1: Команда «выкатить» выкатной элемент через выходное реле"/>
+                  <w:listItem w:displayText="КА / ВЭ1: Неисправное положение выкатного элемента" w:value="КА / ВЭ1: Неисправное положение выкатного элемента"/>
+                  <w:listItem w:displayText="КА / ВЭ1: Положение выкатного элемента «Вкачен»" w:value="КА / ВЭ1: Положение выкатного элемента «Вкачен»"/>
+                  <w:listItem w:displayText="КА / ВЭ1: Положение выкатного элемента «Выкачен»" w:value="КА / ВЭ1: Положение выкатного элемента «Выкачен»"/>
+                  <w:listItem w:displayText="КА / ВЭ1: Промежуточное положение выкатного элемента" w:value="КА / ВЭ1: Промежуточное положение выкатного элемента"/>
+                  <w:listItem w:displayText="КА / ВЭ1: Ремонтное положение выкатного элемента" w:value="КА / ВЭ1: Ремонтное положение выкатного элемента"/>
+                  <w:listItem w:displayText="КА / ВЭ1: Функция введена в работу" w:value="КА / ВЭ1: Функция введена в работу"/>
+                  <w:listItem w:displayText="КА / ВЭ2: Команда «вкатить» выкатной элемент через выходное реле" w:value="КА / ВЭ2: Команда «вкатить» выкатной элемент через выходное реле"/>
+                  <w:listItem w:displayText="КА / ВЭ2: Команда «выкатить» выкатной элемент через выходное реле" w:value="КА / ВЭ2: Команда «выкатить» выкатной элемент через выходное реле"/>
+                  <w:listItem w:displayText="КА / ВЭ2: Неисправное положение выкатного элемента" w:value="КА / ВЭ2: Неисправное положение выкатного элемента"/>
+                  <w:listItem w:displayText="КА / ВЭ2: Положение выкатного элемента «Вкачен»" w:value="КА / ВЭ2: Положение выкатного элемента «Вкачен»"/>
+                  <w:listItem w:displayText="КА / ВЭ2: Положение выкатного элемента «Выкачен»" w:value="КА / ВЭ2: Положение выкатного элемента «Выкачен»"/>
+                  <w:listItem w:displayText="КА / ВЭ2: Промежуточное положение выкатного элемента" w:value="КА / ВЭ2: Промежуточное положение выкатного элемента"/>
+                  <w:listItem w:displayText="КА / ВЭ2: Ремонтное положение выкатного элемента" w:value="КА / ВЭ2: Ремонтное положение выкатного элемента"/>
+                  <w:listItem w:displayText="КА / ВЭ2: Функция введена в работу" w:value="КА / ВЭ2: Функция введена в работу"/>
                   <w:listItem w:displayText="КА / ЗН: Заземляющий нож включен" w:value="КА / ЗН: Заземляющий нож включен"/>
                   <w:listItem w:displayText="КА / ЗН: Заземляющий нож отключен" w:value="КА / ЗН: Заземляющий нож отключен"/>
                   <w:listItem w:displayText="КА / ЗН: Команда «включить» заземляющий нож через выходное реле" w:value="КА / ЗН: Команда «включить» заземляющий нож через выходное реле"/>
@@ -2274,6 +2321,10 @@
                   <w:listItem w:displayText="КП / УЗН: Право переключения на уровне станции" w:value="КП / УЗН: Право переключения на уровне станции"/>
                   <w:listItem w:displayText="КП / УЗН: Сигнал превышения допустимого времени переключения" w:value="КП / УЗН: Сигнал превышения допустимого времени переключения"/>
                   <w:listItem w:displayText="КП / УЗН: Функция введена в работу" w:value="КП / УЗН: Функция введена в работу"/>
+                  <w:listItem w:displayText="КРВ / КРВ: Превышен коммутационный ресурс выключателя" w:value="КРВ / КРВ: Превышен коммутационный ресурс выключателя"/>
+                  <w:listItem w:displayText="КРВ / КРВ: Превышен механический ресурс выключателя" w:value="КРВ / КРВ: Превышен механический ресурс выключателя"/>
+                  <w:listItem w:displayText="КРВ / КРВ: Превышен ресурс выключателя" w:value="КРВ / КРВ: Превышен ресурс выключателя"/>
+                  <w:listItem w:displayText="КРВ / КРВ: Функция введена в работу" w:value="КРВ / КРВ: Функция введена в работу"/>
                   <w:listItem w:displayText="КС / КС: Блокировка по скорости изменения частоты" w:value="КС / КС: Блокировка по скорости изменения частоты"/>
                   <w:listItem w:displayText="КС / КС: Нет условий по напряжению" w:value="КС / КС: Нет условий по напряжению"/>
                   <w:listItem w:displayText="КС / КС: Нет условий по углу" w:value="КС / КС: Нет условий по углу"/>
@@ -2287,6 +2338,18 @@
                   <w:listItem w:displayText="КС / КС: Разрешение оперативного включения" w:value="КС / КС: Разрешение оперативного включения"/>
                   <w:listItem w:displayText="КС / КС: Функция введена в работу" w:value="КС / КС: Функция введена в работу"/>
                   <w:listItem w:displayText="КС / КС: Функция оперативно выведена из работы" w:value="КС / КС: Функция оперативно выведена из работы"/>
+                  <w:listItem w:displayText="КСВ / КСВ: Блокировка включения В" w:value="КСВ / КСВ: Блокировка включения В"/>
+                  <w:listItem w:displayText="КСВ / КСВ: Блокировка отключения В" w:value="КСВ / КСВ: Блокировка отключения В"/>
+                  <w:listItem w:displayText="КСВ / КСВ: В аварийно отключен" w:value="КСВ / КСВ: В аварийно отключен"/>
+                  <w:listItem w:displayText="КСВ / КСВ: В самопроизвольно отключен" w:value="КСВ / КСВ: В самопроизвольно отключен"/>
+                  <w:listItem w:displayText="КСВ / КСВ: Защита ЭМВ" w:value="КСВ / КСВ: Защита ЭМВ"/>
+                  <w:listItem w:displayText="КСВ / КСВ: Защита ЭМО1" w:value="КСВ / КСВ: Защита ЭМО1"/>
+                  <w:listItem w:displayText="КСВ / КСВ: Защита ЭМО2" w:value="КСВ / КСВ: Защита ЭМО2"/>
+                  <w:listItem w:displayText="КСВ / КСВ: Неисправность В" w:value="КСВ / КСВ: Неисправность В"/>
+                  <w:listItem w:displayText="КСВ / КСВ: Неисправность цепей ЭМУ" w:value="КСВ / КСВ: Неисправность цепей ЭМУ"/>
+                  <w:listItem w:displayText="КСВ / КСВ: Реле фиксации команды" w:value="КСВ / КСВ: Реле фиксации команды"/>
+                  <w:listItem w:displayText="КСВ / КСВ: Функция введена в работу" w:value="КСВ / КСВ: Функция введена в работу"/>
+                  <w:listItem w:displayText="КСВ / КСВ: Функция оперативно выведена из работы" w:value="КСВ / КСВ: Функция оперативно выведена из работы"/>
                   <w:listItem w:displayText="ЛЗШ / ЛЗШ: Обнаружение неисправности" w:value="ЛЗШ / ЛЗШ: Обнаружение неисправности"/>
                   <w:listItem w:displayText="ЛЗШ / ЛЗШ: Пуск" w:value="ЛЗШ / ЛЗШ: Пуск"/>
                   <w:listItem w:displayText="ЛЗШ / ЛЗШ: Пуск ИО тока по фазе B" w:value="ЛЗШ / ЛЗШ: Пуск ИО тока по фазе B"/>
@@ -2375,6 +2438,59 @@
                   <w:listItem w:displayText="МТЗ / ОНМ: Пуск по фазе C" w:value="МТЗ / ОНМ: Пуск по фазе C"/>
                   <w:listItem w:displayText="МТЗ / ОНМ: Пуск по фазе А" w:value="МТЗ / ОНМ: Пуск по фазе А"/>
                   <w:listItem w:displayText="МТЗ / ОУ МТЗ: Срабатывание" w:value="МТЗ / ОУ МТЗ: Срабатывание"/>
+                  <w:listItem w:displayText="ПДС / В: Поведение местного управления" w:value="ПДС / В: Поведение местного управления"/>
+                  <w:listItem w:displayText="ПДС / В: Положение ключа режима управления" w:value="ПДС / В: Положение ключа режима управления"/>
+                  <w:listItem w:displayText="ПДС / В: Положение ключа режима управления привода В" w:value="ПДС / В: Положение ключа режима управления привода В"/>
+                  <w:listItem w:displayText="ПДС / В: Право переключения на уровне станции" w:value="ПДС / В: Право переключения на уровне станции"/>
+                  <w:listItem w:displayText="ПДС / ВЭ1: Поведение местного управления" w:value="ПДС / ВЭ1: Поведение местного управления"/>
+                  <w:listItem w:displayText="ПДС / ВЭ1: Положение ключа режима управления" w:value="ПДС / ВЭ1: Положение ключа режима управления"/>
+                  <w:listItem w:displayText="ПДС / ВЭ1: Право переключения на уровне станции" w:value="ПДС / ВЭ1: Право переключения на уровне станции"/>
+                  <w:listItem w:displayText="ПДС / ВЭ1: Ремонтное положение коммутационного аппарата" w:value="ПДС / ВЭ1: Ремонтное положение коммутационного аппарата"/>
+                  <w:listItem w:displayText="ПДС / ВЭ2: Поведение местного управления" w:value="ПДС / ВЭ2: Поведение местного управления"/>
+                  <w:listItem w:displayText="ПДС / ВЭ2: Положение ключа режима управления" w:value="ПДС / ВЭ2: Положение ключа режима управления"/>
+                  <w:listItem w:displayText="ПДС / ВЭ2: Право переключения на уровне станции" w:value="ПДС / ВЭ2: Право переключения на уровне станции"/>
+                  <w:listItem w:displayText="ПДС / ВЭ2: Ремонтное положение коммутационного аппарата" w:value="ПДС / ВЭ2: Ремонтное положение коммутационного аппарата"/>
+                  <w:listItem w:displayText="ПДС / ЗН: Поведение местного управления" w:value="ПДС / ЗН: Поведение местного управления"/>
+                  <w:listItem w:displayText="ПДС / ЗН: Положение ключа режима управления" w:value="ПДС / ЗН: Положение ключа режима управления"/>
+                  <w:listItem w:displayText="ПДС / ЗН: Право переключения на уровне станции" w:value="ПДС / ЗН: Право переключения на уровне станции"/>
+                  <w:listItem w:displayText="ПДС / КИ: Аварийный уровень изоляции" w:value="ПДС / КИ: Аварийный уровень изоляции"/>
+                  <w:listItem w:displayText="ПДС / КИ: Низкий уровень изоляции" w:value="ПДС / КИ: Низкий уровень изоляции"/>
+                  <w:listItem w:displayText="ПДС / КПруж: Пружина не заведена" w:value="ПДС / КПруж: Пружина не заведена"/>
+                  <w:listItem w:displayText="ПДС / КЦВ: Контроль цепи ЭМВ" w:value="ПДС / КЦВ: Контроль цепи ЭМВ"/>
+                  <w:listItem w:displayText="ПДС / КЦВ: Контроль цепи ЭМО1" w:value="ПДС / КЦВ: Контроль цепи ЭМО1"/>
+                  <w:listItem w:displayText="ПДС / КЦВ: Контроль цепи ЭМО2" w:value="ПДС / КЦВ: Контроль цепи ЭМО2"/>
+                  <w:listItem w:displayText="ПДС / КЦВ: Работа ЭМВ" w:value="ПДС / КЦВ: Работа ЭМВ"/>
+                  <w:listItem w:displayText="ПДС / КЦВ: Работа ЭМО1" w:value="ПДС / КЦВ: Работа ЭМО1"/>
+                  <w:listItem w:displayText="ПДС / КЦВ: Работа ЭМО2" w:value="ПДС / КЦВ: Работа ЭМО2"/>
+                  <w:listItem w:displayText="ПДС / ПДС: Функция введена в работу" w:value="ПДС / ПДС: Функция введена в работу"/>
+                  <w:listItem w:displayText="ПДС / ПДС: Функция оперативно выведена из работы" w:value="ПДС / ПДС: Функция оперативно выведена из работы"/>
+                  <w:listItem w:displayText="ПДС НКУ / SA1: Цепь управления введена" w:value="ПДС НКУ / SA1: Цепь управления введена"/>
+                  <w:listItem w:displayText="ПДС НКУ / SA2: Цепь управления введена" w:value="ПДС НКУ / SA2: Цепь управления введена"/>
+                  <w:listItem w:displayText="ПДС НКУ / SA3: Цепь управления введена" w:value="ПДС НКУ / SA3: Цепь управления введена"/>
+                  <w:listItem w:displayText="ПДС НКУ / SA4: Цепь управления введена" w:value="ПДС НКУ / SA4: Цепь управления введена"/>
+                  <w:listItem w:displayText="ПДС НКУ / SF1: Автоматический выключатель отключен" w:value="ПДС НКУ / SF1: Автоматический выключатель отключен"/>
+                  <w:listItem w:displayText="ПДС НКУ / SF2: Автоматический выключатель отключен" w:value="ПДС НКУ / SF2: Автоматический выключатель отключен"/>
+                  <w:listItem w:displayText="ПДС НКУ / SG1: Рабочее положение испытательного блока" w:value="ПДС НКУ / SG1: Рабочее положение испытательного блока"/>
+                  <w:listItem w:displayText="ПДС НКУ / SG2: Рабочее положение испытательного блока" w:value="ПДС НКУ / SG2: Рабочее положение испытательного блока"/>
+                  <w:listItem w:displayText="ПДС НКУ / SG3: Рабочее положение испытательного блока" w:value="ПДС НКУ / SG3: Рабочее положение испытательного блока"/>
+                  <w:listItem w:displayText="ПДС НКУ / Дверь: Дверь отсека/ шкафа закрыта" w:value="ПДС НКУ / Дверь: Дверь отсека/ шкафа закрыта"/>
+                  <w:listItem w:displayText="ПДС НКУ / Дверь: Дверь отсека/ шкафа открыта" w:value="ПДС НКУ / Дверь: Дверь отсека/ шкафа открыта"/>
+                  <w:listItem w:displayText="ПДС НКУ / ОТ ОБР 1: Неисправность оперативного тока цепей ОБР 1" w:value="ПДС НКУ / ОТ ОБР 1: Неисправность оперативного тока цепей ОБР 1"/>
+                  <w:listItem w:displayText="ПДС НКУ / ОТ ОБР 2: Неисправность оперативного тока цепей ОБР 2" w:value="ПДС НКУ / ОТ ОБР 2: Неисправность оперативного тока цепей ОБР 2"/>
+                  <w:listItem w:displayText="ПДС НКУ / ОТ ЦСВ: Неисправность ОТ цепей сигнализации В" w:value="ПДС НКУ / ОТ ЦСВ: Неисправность ОТ цепей сигнализации В"/>
+                  <w:listItem w:displayText="ПДС НКУ / ОТ ЭМО1, ЭМВ: Неисправность оперативного тока цепей ЭМВ, ЭМО1" w:value="ПДС НКУ / ОТ ЭМО1, ЭМВ: Неисправность оперативного тока цепей ЭМВ, ЭМО1"/>
+                  <w:listItem w:displayText="ПДС НКУ / ОТ ЭМО2: Неисправность оперативного тока цепей ЭМО2" w:value="ПДС НКУ / ОТ ЭМО2: Неисправность оперативного тока цепей ЭМО2"/>
+                  <w:listItem w:displayText="ПДС НКУ / ПДС НКУ: Функция введена в работу" w:value="ПДС НКУ / ПДС НКУ: Функция введена в работу"/>
+                  <w:listItem w:displayText="ПДС НКУ / ПДС НКУ: Функция оперативно выведена из работы" w:value="ПДС НКУ / ПДС НКУ: Функция оперативно выведена из работы"/>
+                  <w:listItem w:displayText="ПДС НКУ / Пер.ав.дебл.см.яч.: Цепи аварийной деблокировки ячейки выведены" w:value="ПДС НКУ / Пер.ав.дебл.см.яч.: Цепи аварийной деблокировки ячейки выведены"/>
+                  <w:listItem w:displayText="ПС / ПС: Пуск предупредительной сигнализации" w:value="ПС / ПС: Пуск предупредительной сигнализации"/>
+                  <w:listItem w:displayText="ПС / ПС: Пуск предупредительной сигнализации (импульс)" w:value="ПС / ПС: Пуск предупредительной сигнализации (импульс)"/>
+                  <w:listItem w:displayText="СС / СС: БИ выведены" w:value="СС / СС: БИ выведены"/>
+                  <w:listItem w:displayText="СС / СС: Выходные цепи разобраны" w:value="СС / СС: Выходные цепи разобраны"/>
+                  <w:listItem w:displayText="СС / СС: Неисправность КА" w:value="СС / СС: Неисправность КА"/>
+                  <w:listItem w:displayText="СС / СС: Общий внешний сигнал" w:value="СС / СС: Общий внешний сигнал"/>
+                  <w:listItem w:displayText="СС / СС: Превышение времени переключения КА" w:value="СС / СС: Превышение времени переключения КА"/>
+                  <w:listItem w:displayText="СС / СС: Сигнализация цепей опер.тока" w:value="СС / СС: Сигнализация цепей опер.тока"/>
                   <w:listItem w:displayText="ТЗНП / АУ ТЗНП: Пуск автоматического ускорения ТЗНП" w:value="ТЗНП / АУ ТЗНП: Пуск автоматического ускорения ТЗНП"/>
                   <w:listItem w:displayText="ТЗНП / БНТ НП: Пуск БНТ НП" w:value="ТЗНП / БНТ НП: Пуск БНТ НП"/>
                   <w:listItem w:displayText="ТЗНП / БЧС: Блокировка чувствительных ступеней" w:value="ТЗНП / БЧС: Блокировка чувствительных ступеней"/>
@@ -2574,14 +2690,22 @@
                   <w:listItem w:displayText="КА / В: Неисправное положение выключателя" w:value="КА / В: Неисправное положение выключателя"/>
                   <w:listItem w:displayText="КА / В: Промежуточное положение выключателя" w:value="КА / В: Промежуточное положение выключателя"/>
                   <w:listItem w:displayText="КА / В: Функция введена в работу" w:value="КА / В: Функция введена в работу"/>
-                  <w:listItem w:displayText="КА / ВЭ: Команда «вкатить» выкатной элемент через выходное реле" w:value="КА / ВЭ: Команда «вкатить» выкатной элемент через выходное реле"/>
-                  <w:listItem w:displayText="КА / ВЭ: Команда «выкатить» выкатной элемент через выходное реле" w:value="КА / ВЭ: Команда «выкатить» выкатной элемент через выходное реле"/>
-                  <w:listItem w:displayText="КА / ВЭ: Неисправное положение выкатного элемента" w:value="КА / ВЭ: Неисправное положение выкатного элемента"/>
-                  <w:listItem w:displayText="КА / ВЭ: Положение выкатного элемента «Вкачен»" w:value="КА / ВЭ: Положение выкатного элемента «Вкачен»"/>
-                  <w:listItem w:displayText="КА / ВЭ: Положение выкатного элемента «Выкачен»" w:value="КА / ВЭ: Положение выкатного элемента «Выкачен»"/>
-                  <w:listItem w:displayText="КА / ВЭ: Промежуточное положение выкатного элемента" w:value="КА / ВЭ: Промежуточное положение выкатного элемента"/>
-                  <w:listItem w:displayText="КА / ВЭ: Ремонтное положение выкатного элемента" w:value="КА / ВЭ: Ремонтное положение выкатного элемента"/>
-                  <w:listItem w:displayText="КА / ВЭ: Функция введена в работу" w:value="КА / ВЭ: Функция введена в работу"/>
+                  <w:listItem w:displayText="КА / ВЭ1: Команда «вкатить» выкатной элемент через выходное реле" w:value="КА / ВЭ1: Команда «вкатить» выкатной элемент через выходное реле"/>
+                  <w:listItem w:displayText="КА / ВЭ1: Команда «выкатить» выкатной элемент через выходное реле" w:value="КА / ВЭ1: Команда «выкатить» выкатной элемент через выходное реле"/>
+                  <w:listItem w:displayText="КА / ВЭ1: Неисправное положение выкатного элемента" w:value="КА / ВЭ1: Неисправное положение выкатного элемента"/>
+                  <w:listItem w:displayText="КА / ВЭ1: Положение выкатного элемента «Вкачен»" w:value="КА / ВЭ1: Положение выкатного элемента «Вкачен»"/>
+                  <w:listItem w:displayText="КА / ВЭ1: Положение выкатного элемента «Выкачен»" w:value="КА / ВЭ1: Положение выкатного элемента «Выкачен»"/>
+                  <w:listItem w:displayText="КА / ВЭ1: Промежуточное положение выкатного элемента" w:value="КА / ВЭ1: Промежуточное положение выкатного элемента"/>
+                  <w:listItem w:displayText="КА / ВЭ1: Ремонтное положение выкатного элемента" w:value="КА / ВЭ1: Ремонтное положение выкатного элемента"/>
+                  <w:listItem w:displayText="КА / ВЭ1: Функция введена в работу" w:value="КА / ВЭ1: Функция введена в работу"/>
+                  <w:listItem w:displayText="КА / ВЭ2: Команда «вкатить» выкатной элемент через выходное реле" w:value="КА / ВЭ2: Команда «вкатить» выкатной элемент через выходное реле"/>
+                  <w:listItem w:displayText="КА / ВЭ2: Команда «выкатить» выкатной элемент через выходное реле" w:value="КА / ВЭ2: Команда «выкатить» выкатной элемент через выходное реле"/>
+                  <w:listItem w:displayText="КА / ВЭ2: Неисправное положение выкатного элемента" w:value="КА / ВЭ2: Неисправное положение выкатного элемента"/>
+                  <w:listItem w:displayText="КА / ВЭ2: Положение выкатного элемента «Вкачен»" w:value="КА / ВЭ2: Положение выкатного элемента «Вкачен»"/>
+                  <w:listItem w:displayText="КА / ВЭ2: Положение выкатного элемента «Выкачен»" w:value="КА / ВЭ2: Положение выкатного элемента «Выкачен»"/>
+                  <w:listItem w:displayText="КА / ВЭ2: Промежуточное положение выкатного элемента" w:value="КА / ВЭ2: Промежуточное положение выкатного элемента"/>
+                  <w:listItem w:displayText="КА / ВЭ2: Ремонтное положение выкатного элемента" w:value="КА / ВЭ2: Ремонтное положение выкатного элемента"/>
+                  <w:listItem w:displayText="КА / ВЭ2: Функция введена в работу" w:value="КА / ВЭ2: Функция введена в работу"/>
                   <w:listItem w:displayText="КА / ЗН: Заземляющий нож включен" w:value="КА / ЗН: Заземляющий нож включен"/>
                   <w:listItem w:displayText="КА / ЗН: Заземляющий нож отключен" w:value="КА / ЗН: Заземляющий нож отключен"/>
                   <w:listItem w:displayText="КА / ЗН: Команда «включить» заземляющий нож через выходное реле" w:value="КА / ЗН: Команда «включить» заземляющий нож через выходное реле"/>
@@ -2669,6 +2793,10 @@
                   <w:listItem w:displayText="КП / УЗН: Право переключения на уровне станции" w:value="КП / УЗН: Право переключения на уровне станции"/>
                   <w:listItem w:displayText="КП / УЗН: Сигнал превышения допустимого времени переключения" w:value="КП / УЗН: Сигнал превышения допустимого времени переключения"/>
                   <w:listItem w:displayText="КП / УЗН: Функция введена в работу" w:value="КП / УЗН: Функция введена в работу"/>
+                  <w:listItem w:displayText="КРВ / КРВ: Превышен коммутационный ресурс выключателя" w:value="КРВ / КРВ: Превышен коммутационный ресурс выключателя"/>
+                  <w:listItem w:displayText="КРВ / КРВ: Превышен механический ресурс выключателя" w:value="КРВ / КРВ: Превышен механический ресурс выключателя"/>
+                  <w:listItem w:displayText="КРВ / КРВ: Превышен ресурс выключателя" w:value="КРВ / КРВ: Превышен ресурс выключателя"/>
+                  <w:listItem w:displayText="КРВ / КРВ: Функция введена в работу" w:value="КРВ / КРВ: Функция введена в работу"/>
                   <w:listItem w:displayText="КС / КС: Блокировка по скорости изменения частоты" w:value="КС / КС: Блокировка по скорости изменения частоты"/>
                   <w:listItem w:displayText="КС / КС: Нет условий по напряжению" w:value="КС / КС: Нет условий по напряжению"/>
                   <w:listItem w:displayText="КС / КС: Нет условий по углу" w:value="КС / КС: Нет условий по углу"/>
@@ -2682,6 +2810,18 @@
                   <w:listItem w:displayText="КС / КС: Разрешение оперативного включения" w:value="КС / КС: Разрешение оперативного включения"/>
                   <w:listItem w:displayText="КС / КС: Функция введена в работу" w:value="КС / КС: Функция введена в работу"/>
                   <w:listItem w:displayText="КС / КС: Функция оперативно выведена из работы" w:value="КС / КС: Функция оперативно выведена из работы"/>
+                  <w:listItem w:displayText="КСВ / КСВ: Блокировка включения В" w:value="КСВ / КСВ: Блокировка включения В"/>
+                  <w:listItem w:displayText="КСВ / КСВ: Блокировка отключения В" w:value="КСВ / КСВ: Блокировка отключения В"/>
+                  <w:listItem w:displayText="КСВ / КСВ: В аварийно отключен" w:value="КСВ / КСВ: В аварийно отключен"/>
+                  <w:listItem w:displayText="КСВ / КСВ: В самопроизвольно отключен" w:value="КСВ / КСВ: В самопроизвольно отключен"/>
+                  <w:listItem w:displayText="КСВ / КСВ: Защита ЭМВ" w:value="КСВ / КСВ: Защита ЭМВ"/>
+                  <w:listItem w:displayText="КСВ / КСВ: Защита ЭМО1" w:value="КСВ / КСВ: Защита ЭМО1"/>
+                  <w:listItem w:displayText="КСВ / КСВ: Защита ЭМО2" w:value="КСВ / КСВ: Защита ЭМО2"/>
+                  <w:listItem w:displayText="КСВ / КСВ: Неисправность В" w:value="КСВ / КСВ: Неисправность В"/>
+                  <w:listItem w:displayText="КСВ / КСВ: Неисправность цепей ЭМУ" w:value="КСВ / КСВ: Неисправность цепей ЭМУ"/>
+                  <w:listItem w:displayText="КСВ / КСВ: Реле фиксации команды" w:value="КСВ / КСВ: Реле фиксации команды"/>
+                  <w:listItem w:displayText="КСВ / КСВ: Функция введена в работу" w:value="КСВ / КСВ: Функция введена в работу"/>
+                  <w:listItem w:displayText="КСВ / КСВ: Функция оперативно выведена из работы" w:value="КСВ / КСВ: Функция оперативно выведена из работы"/>
                   <w:listItem w:displayText="ЛЗШ / ЛЗШ: Обнаружение неисправности" w:value="ЛЗШ / ЛЗШ: Обнаружение неисправности"/>
                   <w:listItem w:displayText="ЛЗШ / ЛЗШ: Пуск" w:value="ЛЗШ / ЛЗШ: Пуск"/>
                   <w:listItem w:displayText="ЛЗШ / ЛЗШ: Пуск ИО тока по фазе B" w:value="ЛЗШ / ЛЗШ: Пуск ИО тока по фазе B"/>
@@ -2770,6 +2910,59 @@
                   <w:listItem w:displayText="МТЗ / ОНМ: Пуск по фазе C" w:value="МТЗ / ОНМ: Пуск по фазе C"/>
                   <w:listItem w:displayText="МТЗ / ОНМ: Пуск по фазе А" w:value="МТЗ / ОНМ: Пуск по фазе А"/>
                   <w:listItem w:displayText="МТЗ / ОУ МТЗ: Срабатывание" w:value="МТЗ / ОУ МТЗ: Срабатывание"/>
+                  <w:listItem w:displayText="ПДС / В: Поведение местного управления" w:value="ПДС / В: Поведение местного управления"/>
+                  <w:listItem w:displayText="ПДС / В: Положение ключа режима управления" w:value="ПДС / В: Положение ключа режима управления"/>
+                  <w:listItem w:displayText="ПДС / В: Положение ключа режима управления привода В" w:value="ПДС / В: Положение ключа режима управления привода В"/>
+                  <w:listItem w:displayText="ПДС / В: Право переключения на уровне станции" w:value="ПДС / В: Право переключения на уровне станции"/>
+                  <w:listItem w:displayText="ПДС / ВЭ1: Поведение местного управления" w:value="ПДС / ВЭ1: Поведение местного управления"/>
+                  <w:listItem w:displayText="ПДС / ВЭ1: Положение ключа режима управления" w:value="ПДС / ВЭ1: Положение ключа режима управления"/>
+                  <w:listItem w:displayText="ПДС / ВЭ1: Право переключения на уровне станции" w:value="ПДС / ВЭ1: Право переключения на уровне станции"/>
+                  <w:listItem w:displayText="ПДС / ВЭ1: Ремонтное положение коммутационного аппарата" w:value="ПДС / ВЭ1: Ремонтное положение коммутационного аппарата"/>
+                  <w:listItem w:displayText="ПДС / ВЭ2: Поведение местного управления" w:value="ПДС / ВЭ2: Поведение местного управления"/>
+                  <w:listItem w:displayText="ПДС / ВЭ2: Положение ключа режима управления" w:value="ПДС / ВЭ2: Положение ключа режима управления"/>
+                  <w:listItem w:displayText="ПДС / ВЭ2: Право переключения на уровне станции" w:value="ПДС / ВЭ2: Право переключения на уровне станции"/>
+                  <w:listItem w:displayText="ПДС / ВЭ2: Ремонтное положение коммутационного аппарата" w:value="ПДС / ВЭ2: Ремонтное положение коммутационного аппарата"/>
+                  <w:listItem w:displayText="ПДС / ЗН: Поведение местного управления" w:value="ПДС / ЗН: Поведение местного управления"/>
+                  <w:listItem w:displayText="ПДС / ЗН: Положение ключа режима управления" w:value="ПДС / ЗН: Положение ключа режима управления"/>
+                  <w:listItem w:displayText="ПДС / ЗН: Право переключения на уровне станции" w:value="ПДС / ЗН: Право переключения на уровне станции"/>
+                  <w:listItem w:displayText="ПДС / КИ: Аварийный уровень изоляции" w:value="ПДС / КИ: Аварийный уровень изоляции"/>
+                  <w:listItem w:displayText="ПДС / КИ: Низкий уровень изоляции" w:value="ПДС / КИ: Низкий уровень изоляции"/>
+                  <w:listItem w:displayText="ПДС / КПруж: Пружина не заведена" w:value="ПДС / КПруж: Пружина не заведена"/>
+                  <w:listItem w:displayText="ПДС / КЦВ: Контроль цепи ЭМВ" w:value="ПДС / КЦВ: Контроль цепи ЭМВ"/>
+                  <w:listItem w:displayText="ПДС / КЦВ: Контроль цепи ЭМО1" w:value="ПДС / КЦВ: Контроль цепи ЭМО1"/>
+                  <w:listItem w:displayText="ПДС / КЦВ: Контроль цепи ЭМО2" w:value="ПДС / КЦВ: Контроль цепи ЭМО2"/>
+                  <w:listItem w:displayText="ПДС / КЦВ: Работа ЭМВ" w:value="ПДС / КЦВ: Работа ЭМВ"/>
+                  <w:listItem w:displayText="ПДС / КЦВ: Работа ЭМО1" w:value="ПДС / КЦВ: Работа ЭМО1"/>
+                  <w:listItem w:displayText="ПДС / КЦВ: Работа ЭМО2" w:value="ПДС / КЦВ: Работа ЭМО2"/>
+                  <w:listItem w:displayText="ПДС / ПДС: Функция введена в работу" w:value="ПДС / ПДС: Функция введена в работу"/>
+                  <w:listItem w:displayText="ПДС / ПДС: Функция оперативно выведена из работы" w:value="ПДС / ПДС: Функция оперативно выведена из работы"/>
+                  <w:listItem w:displayText="ПДС НКУ / SA1: Цепь управления введена" w:value="ПДС НКУ / SA1: Цепь управления введена"/>
+                  <w:listItem w:displayText="ПДС НКУ / SA2: Цепь управления введена" w:value="ПДС НКУ / SA2: Цепь управления введена"/>
+                  <w:listItem w:displayText="ПДС НКУ / SA3: Цепь управления введена" w:value="ПДС НКУ / SA3: Цепь управления введена"/>
+                  <w:listItem w:displayText="ПДС НКУ / SA4: Цепь управления введена" w:value="ПДС НКУ / SA4: Цепь управления введена"/>
+                  <w:listItem w:displayText="ПДС НКУ / SF1: Автоматический выключатель отключен" w:value="ПДС НКУ / SF1: Автоматический выключатель отключен"/>
+                  <w:listItem w:displayText="ПДС НКУ / SF2: Автоматический выключатель отключен" w:value="ПДС НКУ / SF2: Автоматический выключатель отключен"/>
+                  <w:listItem w:displayText="ПДС НКУ / SG1: Рабочее положение испытательного блока" w:value="ПДС НКУ / SG1: Рабочее положение испытательного блока"/>
+                  <w:listItem w:displayText="ПДС НКУ / SG2: Рабочее положение испытательного блока" w:value="ПДС НКУ / SG2: Рабочее положение испытательного блока"/>
+                  <w:listItem w:displayText="ПДС НКУ / SG3: Рабочее положение испытательного блока" w:value="ПДС НКУ / SG3: Рабочее положение испытательного блока"/>
+                  <w:listItem w:displayText="ПДС НКУ / Дверь: Дверь отсека/ шкафа закрыта" w:value="ПДС НКУ / Дверь: Дверь отсека/ шкафа закрыта"/>
+                  <w:listItem w:displayText="ПДС НКУ / Дверь: Дверь отсека/ шкафа открыта" w:value="ПДС НКУ / Дверь: Дверь отсека/ шкафа открыта"/>
+                  <w:listItem w:displayText="ПДС НКУ / ОТ ОБР 1: Неисправность оперативного тока цепей ОБР 1" w:value="ПДС НКУ / ОТ ОБР 1: Неисправность оперативного тока цепей ОБР 1"/>
+                  <w:listItem w:displayText="ПДС НКУ / ОТ ОБР 2: Неисправность оперативного тока цепей ОБР 2" w:value="ПДС НКУ / ОТ ОБР 2: Неисправность оперативного тока цепей ОБР 2"/>
+                  <w:listItem w:displayText="ПДС НКУ / ОТ ЦСВ: Неисправность ОТ цепей сигнализации В" w:value="ПДС НКУ / ОТ ЦСВ: Неисправность ОТ цепей сигнализации В"/>
+                  <w:listItem w:displayText="ПДС НКУ / ОТ ЭМО1, ЭМВ: Неисправность оперативного тока цепей ЭМВ, ЭМО1" w:value="ПДС НКУ / ОТ ЭМО1, ЭМВ: Неисправность оперативного тока цепей ЭМВ, ЭМО1"/>
+                  <w:listItem w:displayText="ПДС НКУ / ОТ ЭМО2: Неисправность оперативного тока цепей ЭМО2" w:value="ПДС НКУ / ОТ ЭМО2: Неисправность оперативного тока цепей ЭМО2"/>
+                  <w:listItem w:displayText="ПДС НКУ / ПДС НКУ: Функция введена в работу" w:value="ПДС НКУ / ПДС НКУ: Функция введена в работу"/>
+                  <w:listItem w:displayText="ПДС НКУ / ПДС НКУ: Функция оперативно выведена из работы" w:value="ПДС НКУ / ПДС НКУ: Функция оперативно выведена из работы"/>
+                  <w:listItem w:displayText="ПДС НКУ / Пер.ав.дебл.см.яч.: Цепи аварийной деблокировки ячейки выведены" w:value="ПДС НКУ / Пер.ав.дебл.см.яч.: Цепи аварийной деблокировки ячейки выведены"/>
+                  <w:listItem w:displayText="ПС / ПС: Пуск предупредительной сигнализации" w:value="ПС / ПС: Пуск предупредительной сигнализации"/>
+                  <w:listItem w:displayText="ПС / ПС: Пуск предупредительной сигнализации (импульс)" w:value="ПС / ПС: Пуск предупредительной сигнализации (импульс)"/>
+                  <w:listItem w:displayText="СС / СС: БИ выведены" w:value="СС / СС: БИ выведены"/>
+                  <w:listItem w:displayText="СС / СС: Выходные цепи разобраны" w:value="СС / СС: Выходные цепи разобраны"/>
+                  <w:listItem w:displayText="СС / СС: Неисправность КА" w:value="СС / СС: Неисправность КА"/>
+                  <w:listItem w:displayText="СС / СС: Общий внешний сигнал" w:value="СС / СС: Общий внешний сигнал"/>
+                  <w:listItem w:displayText="СС / СС: Превышение времени переключения КА" w:value="СС / СС: Превышение времени переключения КА"/>
+                  <w:listItem w:displayText="СС / СС: Сигнализация цепей опер.тока" w:value="СС / СС: Сигнализация цепей опер.тока"/>
                   <w:listItem w:displayText="ТЗНП / АУ ТЗНП: Пуск автоматического ускорения ТЗНП" w:value="ТЗНП / АУ ТЗНП: Пуск автоматического ускорения ТЗНП"/>
                   <w:listItem w:displayText="ТЗНП / БНТ НП: Пуск БНТ НП" w:value="ТЗНП / БНТ НП: Пуск БНТ НП"/>
                   <w:listItem w:displayText="ТЗНП / БЧС: Блокировка чувствительных ступеней" w:value="ТЗНП / БЧС: Блокировка чувствительных ступеней"/>
@@ -2972,14 +3165,22 @@
                   <w:listItem w:displayText="КА / В: Неисправное положение выключателя" w:value="КА / В: Неисправное положение выключателя"/>
                   <w:listItem w:displayText="КА / В: Промежуточное положение выключателя" w:value="КА / В: Промежуточное положение выключателя"/>
                   <w:listItem w:displayText="КА / В: Функция введена в работу" w:value="КА / В: Функция введена в работу"/>
-                  <w:listItem w:displayText="КА / ВЭ: Команда «вкатить» выкатной элемент через выходное реле" w:value="КА / ВЭ: Команда «вкатить» выкатной элемент через выходное реле"/>
-                  <w:listItem w:displayText="КА / ВЭ: Команда «выкатить» выкатной элемент через выходное реле" w:value="КА / ВЭ: Команда «выкатить» выкатной элемент через выходное реле"/>
-                  <w:listItem w:displayText="КА / ВЭ: Неисправное положение выкатного элемента" w:value="КА / ВЭ: Неисправное положение выкатного элемента"/>
-                  <w:listItem w:displayText="КА / ВЭ: Положение выкатного элемента «Вкачен»" w:value="КА / ВЭ: Положение выкатного элемента «Вкачен»"/>
-                  <w:listItem w:displayText="КА / ВЭ: Положение выкатного элемента «Выкачен»" w:value="КА / ВЭ: Положение выкатного элемента «Выкачен»"/>
-                  <w:listItem w:displayText="КА / ВЭ: Промежуточное положение выкатного элемента" w:value="КА / ВЭ: Промежуточное положение выкатного элемента"/>
-                  <w:listItem w:displayText="КА / ВЭ: Ремонтное положение выкатного элемента" w:value="КА / ВЭ: Ремонтное положение выкатного элемента"/>
-                  <w:listItem w:displayText="КА / ВЭ: Функция введена в работу" w:value="КА / ВЭ: Функция введена в работу"/>
+                  <w:listItem w:displayText="КА / ВЭ1: Команда «вкатить» выкатной элемент через выходное реле" w:value="КА / ВЭ1: Команда «вкатить» выкатной элемент через выходное реле"/>
+                  <w:listItem w:displayText="КА / ВЭ1: Команда «выкатить» выкатной элемент через выходное реле" w:value="КА / ВЭ1: Команда «выкатить» выкатной элемент через выходное реле"/>
+                  <w:listItem w:displayText="КА / ВЭ1: Неисправное положение выкатного элемента" w:value="КА / ВЭ1: Неисправное положение выкатного элемента"/>
+                  <w:listItem w:displayText="КА / ВЭ1: Положение выкатного элемента «Вкачен»" w:value="КА / ВЭ1: Положение выкатного элемента «Вкачен»"/>
+                  <w:listItem w:displayText="КА / ВЭ1: Положение выкатного элемента «Выкачен»" w:value="КА / ВЭ1: Положение выкатного элемента «Выкачен»"/>
+                  <w:listItem w:displayText="КА / ВЭ1: Промежуточное положение выкатного элемента" w:value="КА / ВЭ1: Промежуточное положение выкатного элемента"/>
+                  <w:listItem w:displayText="КА / ВЭ1: Ремонтное положение выкатного элемента" w:value="КА / ВЭ1: Ремонтное положение выкатного элемента"/>
+                  <w:listItem w:displayText="КА / ВЭ1: Функция введена в работу" w:value="КА / ВЭ1: Функция введена в работу"/>
+                  <w:listItem w:displayText="КА / ВЭ2: Команда «вкатить» выкатной элемент через выходное реле" w:value="КА / ВЭ2: Команда «вкатить» выкатной элемент через выходное реле"/>
+                  <w:listItem w:displayText="КА / ВЭ2: Команда «выкатить» выкатной элемент через выходное реле" w:value="КА / ВЭ2: Команда «выкатить» выкатной элемент через выходное реле"/>
+                  <w:listItem w:displayText="КА / ВЭ2: Неисправное положение выкатного элемента" w:value="КА / ВЭ2: Неисправное положение выкатного элемента"/>
+                  <w:listItem w:displayText="КА / ВЭ2: Положение выкатного элемента «Вкачен»" w:value="КА / ВЭ2: Положение выкатного элемента «Вкачен»"/>
+                  <w:listItem w:displayText="КА / ВЭ2: Положение выкатного элемента «Выкачен»" w:value="КА / ВЭ2: Положение выкатного элемента «Выкачен»"/>
+                  <w:listItem w:displayText="КА / ВЭ2: Промежуточное положение выкатного элемента" w:value="КА / ВЭ2: Промежуточное положение выкатного элемента"/>
+                  <w:listItem w:displayText="КА / ВЭ2: Ремонтное положение выкатного элемента" w:value="КА / ВЭ2: Ремонтное положение выкатного элемента"/>
+                  <w:listItem w:displayText="КА / ВЭ2: Функция введена в работу" w:value="КА / ВЭ2: Функция введена в работу"/>
                   <w:listItem w:displayText="КА / ЗН: Заземляющий нож включен" w:value="КА / ЗН: Заземляющий нож включен"/>
                   <w:listItem w:displayText="КА / ЗН: Заземляющий нож отключен" w:value="КА / ЗН: Заземляющий нож отключен"/>
                   <w:listItem w:displayText="КА / ЗН: Команда «включить» заземляющий нож через выходное реле" w:value="КА / ЗН: Команда «включить» заземляющий нож через выходное реле"/>
@@ -3067,6 +3268,10 @@
                   <w:listItem w:displayText="КП / УЗН: Право переключения на уровне станции" w:value="КП / УЗН: Право переключения на уровне станции"/>
                   <w:listItem w:displayText="КП / УЗН: Сигнал превышения допустимого времени переключения" w:value="КП / УЗН: Сигнал превышения допустимого времени переключения"/>
                   <w:listItem w:displayText="КП / УЗН: Функция введена в работу" w:value="КП / УЗН: Функция введена в работу"/>
+                  <w:listItem w:displayText="КРВ / КРВ: Превышен коммутационный ресурс выключателя" w:value="КРВ / КРВ: Превышен коммутационный ресурс выключателя"/>
+                  <w:listItem w:displayText="КРВ / КРВ: Превышен механический ресурс выключателя" w:value="КРВ / КРВ: Превышен механический ресурс выключателя"/>
+                  <w:listItem w:displayText="КРВ / КРВ: Превышен ресурс выключателя" w:value="КРВ / КРВ: Превышен ресурс выключателя"/>
+                  <w:listItem w:displayText="КРВ / КРВ: Функция введена в работу" w:value="КРВ / КРВ: Функция введена в работу"/>
                   <w:listItem w:displayText="КС / КС: Блокировка по скорости изменения частоты" w:value="КС / КС: Блокировка по скорости изменения частоты"/>
                   <w:listItem w:displayText="КС / КС: Нет условий по напряжению" w:value="КС / КС: Нет условий по напряжению"/>
                   <w:listItem w:displayText="КС / КС: Нет условий по углу" w:value="КС / КС: Нет условий по углу"/>
@@ -3080,6 +3285,18 @@
                   <w:listItem w:displayText="КС / КС: Разрешение оперативного включения" w:value="КС / КС: Разрешение оперативного включения"/>
                   <w:listItem w:displayText="КС / КС: Функция введена в работу" w:value="КС / КС: Функция введена в работу"/>
                   <w:listItem w:displayText="КС / КС: Функция оперативно выведена из работы" w:value="КС / КС: Функция оперативно выведена из работы"/>
+                  <w:listItem w:displayText="КСВ / КСВ: Блокировка включения В" w:value="КСВ / КСВ: Блокировка включения В"/>
+                  <w:listItem w:displayText="КСВ / КСВ: Блокировка отключения В" w:value="КСВ / КСВ: Блокировка отключения В"/>
+                  <w:listItem w:displayText="КСВ / КСВ: В аварийно отключен" w:value="КСВ / КСВ: В аварийно отключен"/>
+                  <w:listItem w:displayText="КСВ / КСВ: В самопроизвольно отключен" w:value="КСВ / КСВ: В самопроизвольно отключен"/>
+                  <w:listItem w:displayText="КСВ / КСВ: Защита ЭМВ" w:value="КСВ / КСВ: Защита ЭМВ"/>
+                  <w:listItem w:displayText="КСВ / КСВ: Защита ЭМО1" w:value="КСВ / КСВ: Защита ЭМО1"/>
+                  <w:listItem w:displayText="КСВ / КСВ: Защита ЭМО2" w:value="КСВ / КСВ: Защита ЭМО2"/>
+                  <w:listItem w:displayText="КСВ / КСВ: Неисправность В" w:value="КСВ / КСВ: Неисправность В"/>
+                  <w:listItem w:displayText="КСВ / КСВ: Неисправность цепей ЭМУ" w:value="КСВ / КСВ: Неисправность цепей ЭМУ"/>
+                  <w:listItem w:displayText="КСВ / КСВ: Реле фиксации команды" w:value="КСВ / КСВ: Реле фиксации команды"/>
+                  <w:listItem w:displayText="КСВ / КСВ: Функция введена в работу" w:value="КСВ / КСВ: Функция введена в работу"/>
+                  <w:listItem w:displayText="КСВ / КСВ: Функция оперативно выведена из работы" w:value="КСВ / КСВ: Функция оперативно выведена из работы"/>
                   <w:listItem w:displayText="ЛЗШ / ЛЗШ: Обнаружение неисправности" w:value="ЛЗШ / ЛЗШ: Обнаружение неисправности"/>
                   <w:listItem w:displayText="ЛЗШ / ЛЗШ: Пуск" w:value="ЛЗШ / ЛЗШ: Пуск"/>
                   <w:listItem w:displayText="ЛЗШ / ЛЗШ: Пуск ИО тока по фазе B" w:value="ЛЗШ / ЛЗШ: Пуск ИО тока по фазе B"/>
@@ -3168,6 +3385,59 @@
                   <w:listItem w:displayText="МТЗ / ОНМ: Пуск по фазе C" w:value="МТЗ / ОНМ: Пуск по фазе C"/>
                   <w:listItem w:displayText="МТЗ / ОНМ: Пуск по фазе А" w:value="МТЗ / ОНМ: Пуск по фазе А"/>
                   <w:listItem w:displayText="МТЗ / ОУ МТЗ: Срабатывание" w:value="МТЗ / ОУ МТЗ: Срабатывание"/>
+                  <w:listItem w:displayText="ПДС / В: Поведение местного управления" w:value="ПДС / В: Поведение местного управления"/>
+                  <w:listItem w:displayText="ПДС / В: Положение ключа режима управления" w:value="ПДС / В: Положение ключа режима управления"/>
+                  <w:listItem w:displayText="ПДС / В: Положение ключа режима управления привода В" w:value="ПДС / В: Положение ключа режима управления привода В"/>
+                  <w:listItem w:displayText="ПДС / В: Право переключения на уровне станции" w:value="ПДС / В: Право переключения на уровне станции"/>
+                  <w:listItem w:displayText="ПДС / ВЭ1: Поведение местного управления" w:value="ПДС / ВЭ1: Поведение местного управления"/>
+                  <w:listItem w:displayText="ПДС / ВЭ1: Положение ключа режима управления" w:value="ПДС / ВЭ1: Положение ключа режима управления"/>
+                  <w:listItem w:displayText="ПДС / ВЭ1: Право переключения на уровне станции" w:value="ПДС / ВЭ1: Право переключения на уровне станции"/>
+                  <w:listItem w:displayText="ПДС / ВЭ1: Ремонтное положение коммутационного аппарата" w:value="ПДС / ВЭ1: Ремонтное положение коммутационного аппарата"/>
+                  <w:listItem w:displayText="ПДС / ВЭ2: Поведение местного управления" w:value="ПДС / ВЭ2: Поведение местного управления"/>
+                  <w:listItem w:displayText="ПДС / ВЭ2: Положение ключа режима управления" w:value="ПДС / ВЭ2: Положение ключа режима управления"/>
+                  <w:listItem w:displayText="ПДС / ВЭ2: Право переключения на уровне станции" w:value="ПДС / ВЭ2: Право переключения на уровне станции"/>
+                  <w:listItem w:displayText="ПДС / ВЭ2: Ремонтное положение коммутационного аппарата" w:value="ПДС / ВЭ2: Ремонтное положение коммутационного аппарата"/>
+                  <w:listItem w:displayText="ПДС / ЗН: Поведение местного управления" w:value="ПДС / ЗН: Поведение местного управления"/>
+                  <w:listItem w:displayText="ПДС / ЗН: Положение ключа режима управления" w:value="ПДС / ЗН: Положение ключа режима управления"/>
+                  <w:listItem w:displayText="ПДС / ЗН: Право переключения на уровне станции" w:value="ПДС / ЗН: Право переключения на уровне станции"/>
+                  <w:listItem w:displayText="ПДС / КИ: Аварийный уровень изоляции" w:value="ПДС / КИ: Аварийный уровень изоляции"/>
+                  <w:listItem w:displayText="ПДС / КИ: Низкий уровень изоляции" w:value="ПДС / КИ: Низкий уровень изоляции"/>
+                  <w:listItem w:displayText="ПДС / КПруж: Пружина не заведена" w:value="ПДС / КПруж: Пружина не заведена"/>
+                  <w:listItem w:displayText="ПДС / КЦВ: Контроль цепи ЭМВ" w:value="ПДС / КЦВ: Контроль цепи ЭМВ"/>
+                  <w:listItem w:displayText="ПДС / КЦВ: Контроль цепи ЭМО1" w:value="ПДС / КЦВ: Контроль цепи ЭМО1"/>
+                  <w:listItem w:displayText="ПДС / КЦВ: Контроль цепи ЭМО2" w:value="ПДС / КЦВ: Контроль цепи ЭМО2"/>
+                  <w:listItem w:displayText="ПДС / КЦВ: Работа ЭМВ" w:value="ПДС / КЦВ: Работа ЭМВ"/>
+                  <w:listItem w:displayText="ПДС / КЦВ: Работа ЭМО1" w:value="ПДС / КЦВ: Работа ЭМО1"/>
+                  <w:listItem w:displayText="ПДС / КЦВ: Работа ЭМО2" w:value="ПДС / КЦВ: Работа ЭМО2"/>
+                  <w:listItem w:displayText="ПДС / ПДС: Функция введена в работу" w:value="ПДС / ПДС: Функция введена в работу"/>
+                  <w:listItem w:displayText="ПДС / ПДС: Функция оперативно выведена из работы" w:value="ПДС / ПДС: Функция оперативно выведена из работы"/>
+                  <w:listItem w:displayText="ПДС НКУ / SA1: Цепь управления введена" w:value="ПДС НКУ / SA1: Цепь управления введена"/>
+                  <w:listItem w:displayText="ПДС НКУ / SA2: Цепь управления введена" w:value="ПДС НКУ / SA2: Цепь управления введена"/>
+                  <w:listItem w:displayText="ПДС НКУ / SA3: Цепь управления введена" w:value="ПДС НКУ / SA3: Цепь управления введена"/>
+                  <w:listItem w:displayText="ПДС НКУ / SA4: Цепь управления введена" w:value="ПДС НКУ / SA4: Цепь управления введена"/>
+                  <w:listItem w:displayText="ПДС НКУ / SF1: Автоматический выключатель отключен" w:value="ПДС НКУ / SF1: Автоматический выключатель отключен"/>
+                  <w:listItem w:displayText="ПДС НКУ / SF2: Автоматический выключатель отключен" w:value="ПДС НКУ / SF2: Автоматический выключатель отключен"/>
+                  <w:listItem w:displayText="ПДС НКУ / SG1: Рабочее положение испытательного блока" w:value="ПДС НКУ / SG1: Рабочее положение испытательного блока"/>
+                  <w:listItem w:displayText="ПДС НКУ / SG2: Рабочее положение испытательного блока" w:value="ПДС НКУ / SG2: Рабочее положение испытательного блока"/>
+                  <w:listItem w:displayText="ПДС НКУ / SG3: Рабочее положение испытательного блока" w:value="ПДС НКУ / SG3: Рабочее положение испытательного блока"/>
+                  <w:listItem w:displayText="ПДС НКУ / Дверь: Дверь отсека/ шкафа закрыта" w:value="ПДС НКУ / Дверь: Дверь отсека/ шкафа закрыта"/>
+                  <w:listItem w:displayText="ПДС НКУ / Дверь: Дверь отсека/ шкафа открыта" w:value="ПДС НКУ / Дверь: Дверь отсека/ шкафа открыта"/>
+                  <w:listItem w:displayText="ПДС НКУ / ОТ ОБР 1: Неисправность оперативного тока цепей ОБР 1" w:value="ПДС НКУ / ОТ ОБР 1: Неисправность оперативного тока цепей ОБР 1"/>
+                  <w:listItem w:displayText="ПДС НКУ / ОТ ОБР 2: Неисправность оперативного тока цепей ОБР 2" w:value="ПДС НКУ / ОТ ОБР 2: Неисправность оперативного тока цепей ОБР 2"/>
+                  <w:listItem w:displayText="ПДС НКУ / ОТ ЦСВ: Неисправность ОТ цепей сигнализации В" w:value="ПДС НКУ / ОТ ЦСВ: Неисправность ОТ цепей сигнализации В"/>
+                  <w:listItem w:displayText="ПДС НКУ / ОТ ЭМО1, ЭМВ: Неисправность оперативного тока цепей ЭМВ, ЭМО1" w:value="ПДС НКУ / ОТ ЭМО1, ЭМВ: Неисправность оперативного тока цепей ЭМВ, ЭМО1"/>
+                  <w:listItem w:displayText="ПДС НКУ / ОТ ЭМО2: Неисправность оперативного тока цепей ЭМО2" w:value="ПДС НКУ / ОТ ЭМО2: Неисправность оперативного тока цепей ЭМО2"/>
+                  <w:listItem w:displayText="ПДС НКУ / ПДС НКУ: Функция введена в работу" w:value="ПДС НКУ / ПДС НКУ: Функция введена в работу"/>
+                  <w:listItem w:displayText="ПДС НКУ / ПДС НКУ: Функция оперативно выведена из работы" w:value="ПДС НКУ / ПДС НКУ: Функция оперативно выведена из работы"/>
+                  <w:listItem w:displayText="ПДС НКУ / Пер.ав.дебл.см.яч.: Цепи аварийной деблокировки ячейки выведены" w:value="ПДС НКУ / Пер.ав.дебл.см.яч.: Цепи аварийной деблокировки ячейки выведены"/>
+                  <w:listItem w:displayText="ПС / ПС: Пуск предупредительной сигнализации" w:value="ПС / ПС: Пуск предупредительной сигнализации"/>
+                  <w:listItem w:displayText="ПС / ПС: Пуск предупредительной сигнализации (импульс)" w:value="ПС / ПС: Пуск предупредительной сигнализации (импульс)"/>
+                  <w:listItem w:displayText="СС / СС: БИ выведены" w:value="СС / СС: БИ выведены"/>
+                  <w:listItem w:displayText="СС / СС: Выходные цепи разобраны" w:value="СС / СС: Выходные цепи разобраны"/>
+                  <w:listItem w:displayText="СС / СС: Неисправность КА" w:value="СС / СС: Неисправность КА"/>
+                  <w:listItem w:displayText="СС / СС: Общий внешний сигнал" w:value="СС / СС: Общий внешний сигнал"/>
+                  <w:listItem w:displayText="СС / СС: Превышение времени переключения КА" w:value="СС / СС: Превышение времени переключения КА"/>
+                  <w:listItem w:displayText="СС / СС: Сигнализация цепей опер.тока" w:value="СС / СС: Сигнализация цепей опер.тока"/>
                   <w:listItem w:displayText="ТЗНП / АУ ТЗНП: Пуск автоматического ускорения ТЗНП" w:value="ТЗНП / АУ ТЗНП: Пуск автоматического ускорения ТЗНП"/>
                   <w:listItem w:displayText="ТЗНП / БНТ НП: Пуск БНТ НП" w:value="ТЗНП / БНТ НП: Пуск БНТ НП"/>
                   <w:listItem w:displayText="ТЗНП / БЧС: Блокировка чувствительных ступеней" w:value="ТЗНП / БЧС: Блокировка чувствительных ступеней"/>
@@ -3370,14 +3640,22 @@
                   <w:listItem w:displayText="КА / В: Неисправное положение выключателя" w:value="КА / В: Неисправное положение выключателя"/>
                   <w:listItem w:displayText="КА / В: Промежуточное положение выключателя" w:value="КА / В: Промежуточное положение выключателя"/>
                   <w:listItem w:displayText="КА / В: Функция введена в работу" w:value="КА / В: Функция введена в работу"/>
-                  <w:listItem w:displayText="КА / ВЭ: Команда «вкатить» выкатной элемент через выходное реле" w:value="КА / ВЭ: Команда «вкатить» выкатной элемент через выходное реле"/>
-                  <w:listItem w:displayText="КА / ВЭ: Команда «выкатить» выкатной элемент через выходное реле" w:value="КА / ВЭ: Команда «выкатить» выкатной элемент через выходное реле"/>
-                  <w:listItem w:displayText="КА / ВЭ: Неисправное положение выкатного элемента" w:value="КА / ВЭ: Неисправное положение выкатного элемента"/>
-                  <w:listItem w:displayText="КА / ВЭ: Положение выкатного элемента «Вкачен»" w:value="КА / ВЭ: Положение выкатного элемента «Вкачен»"/>
-                  <w:listItem w:displayText="КА / ВЭ: Положение выкатного элемента «Выкачен»" w:value="КА / ВЭ: Положение выкатного элемента «Выкачен»"/>
-                  <w:listItem w:displayText="КА / ВЭ: Промежуточное положение выкатного элемента" w:value="КА / ВЭ: Промежуточное положение выкатного элемента"/>
-                  <w:listItem w:displayText="КА / ВЭ: Ремонтное положение выкатного элемента" w:value="КА / ВЭ: Ремонтное положение выкатного элемента"/>
-                  <w:listItem w:displayText="КА / ВЭ: Функция введена в работу" w:value="КА / ВЭ: Функция введена в работу"/>
+                  <w:listItem w:displayText="КА / ВЭ1: Команда «вкатить» выкатной элемент через выходное реле" w:value="КА / ВЭ1: Команда «вкатить» выкатной элемент через выходное реле"/>
+                  <w:listItem w:displayText="КА / ВЭ1: Команда «выкатить» выкатной элемент через выходное реле" w:value="КА / ВЭ1: Команда «выкатить» выкатной элемент через выходное реле"/>
+                  <w:listItem w:displayText="КА / ВЭ1: Неисправное положение выкатного элемента" w:value="КА / ВЭ1: Неисправное положение выкатного элемента"/>
+                  <w:listItem w:displayText="КА / ВЭ1: Положение выкатного элемента «Вкачен»" w:value="КА / ВЭ1: Положение выкатного элемента «Вкачен»"/>
+                  <w:listItem w:displayText="КА / ВЭ1: Положение выкатного элемента «Выкачен»" w:value="КА / ВЭ1: Положение выкатного элемента «Выкачен»"/>
+                  <w:listItem w:displayText="КА / ВЭ1: Промежуточное положение выкатного элемента" w:value="КА / ВЭ1: Промежуточное положение выкатного элемента"/>
+                  <w:listItem w:displayText="КА / ВЭ1: Ремонтное положение выкатного элемента" w:value="КА / ВЭ1: Ремонтное положение выкатного элемента"/>
+                  <w:listItem w:displayText="КА / ВЭ1: Функция введена в работу" w:value="КА / ВЭ1: Функция введена в работу"/>
+                  <w:listItem w:displayText="КА / ВЭ2: Команда «вкатить» выкатной элемент через выходное реле" w:value="КА / ВЭ2: Команда «вкатить» выкатной элемент через выходное реле"/>
+                  <w:listItem w:displayText="КА / ВЭ2: Команда «выкатить» выкатной элемент через выходное реле" w:value="КА / ВЭ2: Команда «выкатить» выкатной элемент через выходное реле"/>
+                  <w:listItem w:displayText="КА / ВЭ2: Неисправное положение выкатного элемента" w:value="КА / ВЭ2: Неисправное положение выкатного элемента"/>
+                  <w:listItem w:displayText="КА / ВЭ2: Положение выкатного элемента «Вкачен»" w:value="КА / ВЭ2: Положение выкатного элемента «Вкачен»"/>
+                  <w:listItem w:displayText="КА / ВЭ2: Положение выкатного элемента «Выкачен»" w:value="КА / ВЭ2: Положение выкатного элемента «Выкачен»"/>
+                  <w:listItem w:displayText="КА / ВЭ2: Промежуточное положение выкатного элемента" w:value="КА / ВЭ2: Промежуточное положение выкатного элемента"/>
+                  <w:listItem w:displayText="КА / ВЭ2: Ремонтное положение выкатного элемента" w:value="КА / ВЭ2: Ремонтное положение выкатного элемента"/>
+                  <w:listItem w:displayText="КА / ВЭ2: Функция введена в работу" w:value="КА / ВЭ2: Функция введена в работу"/>
                   <w:listItem w:displayText="КА / ЗН: Заземляющий нож включен" w:value="КА / ЗН: Заземляющий нож включен"/>
                   <w:listItem w:displayText="КА / ЗН: Заземляющий нож отключен" w:value="КА / ЗН: Заземляющий нож отключен"/>
                   <w:listItem w:displayText="КА / ЗН: Команда «включить» заземляющий нож через выходное реле" w:value="КА / ЗН: Команда «включить» заземляющий нож через выходное реле"/>
@@ -3465,6 +3743,10 @@
                   <w:listItem w:displayText="КП / УЗН: Право переключения на уровне станции" w:value="КП / УЗН: Право переключения на уровне станции"/>
                   <w:listItem w:displayText="КП / УЗН: Сигнал превышения допустимого времени переключения" w:value="КП / УЗН: Сигнал превышения допустимого времени переключения"/>
                   <w:listItem w:displayText="КП / УЗН: Функция введена в работу" w:value="КП / УЗН: Функция введена в работу"/>
+                  <w:listItem w:displayText="КРВ / КРВ: Превышен коммутационный ресурс выключателя" w:value="КРВ / КРВ: Превышен коммутационный ресурс выключателя"/>
+                  <w:listItem w:displayText="КРВ / КРВ: Превышен механический ресурс выключателя" w:value="КРВ / КРВ: Превышен механический ресурс выключателя"/>
+                  <w:listItem w:displayText="КРВ / КРВ: Превышен ресурс выключателя" w:value="КРВ / КРВ: Превышен ресурс выключателя"/>
+                  <w:listItem w:displayText="КРВ / КРВ: Функция введена в работу" w:value="КРВ / КРВ: Функция введена в работу"/>
                   <w:listItem w:displayText="КС / КС: Блокировка по скорости изменения частоты" w:value="КС / КС: Блокировка по скорости изменения частоты"/>
                   <w:listItem w:displayText="КС / КС: Нет условий по напряжению" w:value="КС / КС: Нет условий по напряжению"/>
                   <w:listItem w:displayText="КС / КС: Нет условий по углу" w:value="КС / КС: Нет условий по углу"/>
@@ -3478,6 +3760,18 @@
                   <w:listItem w:displayText="КС / КС: Разрешение оперативного включения" w:value="КС / КС: Разрешение оперативного включения"/>
                   <w:listItem w:displayText="КС / КС: Функция введена в работу" w:value="КС / КС: Функция введена в работу"/>
                   <w:listItem w:displayText="КС / КС: Функция оперативно выведена из работы" w:value="КС / КС: Функция оперативно выведена из работы"/>
+                  <w:listItem w:displayText="КСВ / КСВ: Блокировка включения В" w:value="КСВ / КСВ: Блокировка включения В"/>
+                  <w:listItem w:displayText="КСВ / КСВ: Блокировка отключения В" w:value="КСВ / КСВ: Блокировка отключения В"/>
+                  <w:listItem w:displayText="КСВ / КСВ: В аварийно отключен" w:value="КСВ / КСВ: В аварийно отключен"/>
+                  <w:listItem w:displayText="КСВ / КСВ: В самопроизвольно отключен" w:value="КСВ / КСВ: В самопроизвольно отключен"/>
+                  <w:listItem w:displayText="КСВ / КСВ: Защита ЭМВ" w:value="КСВ / КСВ: Защита ЭМВ"/>
+                  <w:listItem w:displayText="КСВ / КСВ: Защита ЭМО1" w:value="КСВ / КСВ: Защита ЭМО1"/>
+                  <w:listItem w:displayText="КСВ / КСВ: Защита ЭМО2" w:value="КСВ / КСВ: Защита ЭМО2"/>
+                  <w:listItem w:displayText="КСВ / КСВ: Неисправность В" w:value="КСВ / КСВ: Неисправность В"/>
+                  <w:listItem w:displayText="КСВ / КСВ: Неисправность цепей ЭМУ" w:value="КСВ / КСВ: Неисправность цепей ЭМУ"/>
+                  <w:listItem w:displayText="КСВ / КСВ: Реле фиксации команды" w:value="КСВ / КСВ: Реле фиксации команды"/>
+                  <w:listItem w:displayText="КСВ / КСВ: Функция введена в работу" w:value="КСВ / КСВ: Функция введена в работу"/>
+                  <w:listItem w:displayText="КСВ / КСВ: Функция оперативно выведена из работы" w:value="КСВ / КСВ: Функция оперативно выведена из работы"/>
                   <w:listItem w:displayText="ЛЗШ / ЛЗШ: Обнаружение неисправности" w:value="ЛЗШ / ЛЗШ: Обнаружение неисправности"/>
                   <w:listItem w:displayText="ЛЗШ / ЛЗШ: Пуск" w:value="ЛЗШ / ЛЗШ: Пуск"/>
                   <w:listItem w:displayText="ЛЗШ / ЛЗШ: Пуск ИО тока по фазе B" w:value="ЛЗШ / ЛЗШ: Пуск ИО тока по фазе B"/>
@@ -3566,6 +3860,59 @@
                   <w:listItem w:displayText="МТЗ / ОНМ: Пуск по фазе C" w:value="МТЗ / ОНМ: Пуск по фазе C"/>
                   <w:listItem w:displayText="МТЗ / ОНМ: Пуск по фазе А" w:value="МТЗ / ОНМ: Пуск по фазе А"/>
                   <w:listItem w:displayText="МТЗ / ОУ МТЗ: Срабатывание" w:value="МТЗ / ОУ МТЗ: Срабатывание"/>
+                  <w:listItem w:displayText="ПДС / В: Поведение местного управления" w:value="ПДС / В: Поведение местного управления"/>
+                  <w:listItem w:displayText="ПДС / В: Положение ключа режима управления" w:value="ПДС / В: Положение ключа режима управления"/>
+                  <w:listItem w:displayText="ПДС / В: Положение ключа режима управления привода В" w:value="ПДС / В: Положение ключа режима управления привода В"/>
+                  <w:listItem w:displayText="ПДС / В: Право переключения на уровне станции" w:value="ПДС / В: Право переключения на уровне станции"/>
+                  <w:listItem w:displayText="ПДС / ВЭ1: Поведение местного управления" w:value="ПДС / ВЭ1: Поведение местного управления"/>
+                  <w:listItem w:displayText="ПДС / ВЭ1: Положение ключа режима управления" w:value="ПДС / ВЭ1: Положение ключа режима управления"/>
+                  <w:listItem w:displayText="ПДС / ВЭ1: Право переключения на уровне станции" w:value="ПДС / ВЭ1: Право переключения на уровне станции"/>
+                  <w:listItem w:displayText="ПДС / ВЭ1: Ремонтное положение коммутационного аппарата" w:value="ПДС / ВЭ1: Ремонтное положение коммутационного аппарата"/>
+                  <w:listItem w:displayText="ПДС / ВЭ2: Поведение местного управления" w:value="ПДС / ВЭ2: Поведение местного управления"/>
+                  <w:listItem w:displayText="ПДС / ВЭ2: Положение ключа режима управления" w:value="ПДС / ВЭ2: Положение ключа режима управления"/>
+                  <w:listItem w:displayText="ПДС / ВЭ2: Право переключения на уровне станции" w:value="ПДС / ВЭ2: Право переключения на уровне станции"/>
+                  <w:listItem w:displayText="ПДС / ВЭ2: Ремонтное положение коммутационного аппарата" w:value="ПДС / ВЭ2: Ремонтное положение коммутационного аппарата"/>
+                  <w:listItem w:displayText="ПДС / ЗН: Поведение местного управления" w:value="ПДС / ЗН: Поведение местного управления"/>
+                  <w:listItem w:displayText="ПДС / ЗН: Положение ключа режима управления" w:value="ПДС / ЗН: Положение ключа режима управления"/>
+                  <w:listItem w:displayText="ПДС / ЗН: Право переключения на уровне станции" w:value="ПДС / ЗН: Право переключения на уровне станции"/>
+                  <w:listItem w:displayText="ПДС / КИ: Аварийный уровень изоляции" w:value="ПДС / КИ: Аварийный уровень изоляции"/>
+                  <w:listItem w:displayText="ПДС / КИ: Низкий уровень изоляции" w:value="ПДС / КИ: Низкий уровень изоляции"/>
+                  <w:listItem w:displayText="ПДС / КПруж: Пружина не заведена" w:value="ПДС / КПруж: Пружина не заведена"/>
+                  <w:listItem w:displayText="ПДС / КЦВ: Контроль цепи ЭМВ" w:value="ПДС / КЦВ: Контроль цепи ЭМВ"/>
+                  <w:listItem w:displayText="ПДС / КЦВ: Контроль цепи ЭМО1" w:value="ПДС / КЦВ: Контроль цепи ЭМО1"/>
+                  <w:listItem w:displayText="ПДС / КЦВ: Контроль цепи ЭМО2" w:value="ПДС / КЦВ: Контроль цепи ЭМО2"/>
+                  <w:listItem w:displayText="ПДС / КЦВ: Работа ЭМВ" w:value="ПДС / КЦВ: Работа ЭМВ"/>
+                  <w:listItem w:displayText="ПДС / КЦВ: Работа ЭМО1" w:value="ПДС / КЦВ: Работа ЭМО1"/>
+                  <w:listItem w:displayText="ПДС / КЦВ: Работа ЭМО2" w:value="ПДС / КЦВ: Работа ЭМО2"/>
+                  <w:listItem w:displayText="ПДС / ПДС: Функция введена в работу" w:value="ПДС / ПДС: Функция введена в работу"/>
+                  <w:listItem w:displayText="ПДС / ПДС: Функция оперативно выведена из работы" w:value="ПДС / ПДС: Функция оперативно выведена из работы"/>
+                  <w:listItem w:displayText="ПДС НКУ / SA1: Цепь управления введена" w:value="ПДС НКУ / SA1: Цепь управления введена"/>
+                  <w:listItem w:displayText="ПДС НКУ / SA2: Цепь управления введена" w:value="ПДС НКУ / SA2: Цепь управления введена"/>
+                  <w:listItem w:displayText="ПДС НКУ / SA3: Цепь управления введена" w:value="ПДС НКУ / SA3: Цепь управления введена"/>
+                  <w:listItem w:displayText="ПДС НКУ / SA4: Цепь управления введена" w:value="ПДС НКУ / SA4: Цепь управления введена"/>
+                  <w:listItem w:displayText="ПДС НКУ / SF1: Автоматический выключатель отключен" w:value="ПДС НКУ / SF1: Автоматический выключатель отключен"/>
+                  <w:listItem w:displayText="ПДС НКУ / SF2: Автоматический выключатель отключен" w:value="ПДС НКУ / SF2: Автоматический выключатель отключен"/>
+                  <w:listItem w:displayText="ПДС НКУ / SG1: Рабочее положение испытательного блока" w:value="ПДС НКУ / SG1: Рабочее положение испытательного блока"/>
+                  <w:listItem w:displayText="ПДС НКУ / SG2: Рабочее положение испытательного блока" w:value="ПДС НКУ / SG2: Рабочее положение испытательного блока"/>
+                  <w:listItem w:displayText="ПДС НКУ / SG3: Рабочее положение испытательного блока" w:value="ПДС НКУ / SG3: Рабочее положение испытательного блока"/>
+                  <w:listItem w:displayText="ПДС НКУ / Дверь: Дверь отсека/ шкафа закрыта" w:value="ПДС НКУ / Дверь: Дверь отсека/ шкафа закрыта"/>
+                  <w:listItem w:displayText="ПДС НКУ / Дверь: Дверь отсека/ шкафа открыта" w:value="ПДС НКУ / Дверь: Дверь отсека/ шкафа открыта"/>
+                  <w:listItem w:displayText="ПДС НКУ / ОТ ОБР 1: Неисправность оперативного тока цепей ОБР 1" w:value="ПДС НКУ / ОТ ОБР 1: Неисправность оперативного тока цепей ОБР 1"/>
+                  <w:listItem w:displayText="ПДС НКУ / ОТ ОБР 2: Неисправность оперативного тока цепей ОБР 2" w:value="ПДС НКУ / ОТ ОБР 2: Неисправность оперативного тока цепей ОБР 2"/>
+                  <w:listItem w:displayText="ПДС НКУ / ОТ ЦСВ: Неисправность ОТ цепей сигнализации В" w:value="ПДС НКУ / ОТ ЦСВ: Неисправность ОТ цепей сигнализации В"/>
+                  <w:listItem w:displayText="ПДС НКУ / ОТ ЭМО1, ЭМВ: Неисправность оперативного тока цепей ЭМВ, ЭМО1" w:value="ПДС НКУ / ОТ ЭМО1, ЭМВ: Неисправность оперативного тока цепей ЭМВ, ЭМО1"/>
+                  <w:listItem w:displayText="ПДС НКУ / ОТ ЭМО2: Неисправность оперативного тока цепей ЭМО2" w:value="ПДС НКУ / ОТ ЭМО2: Неисправность оперативного тока цепей ЭМО2"/>
+                  <w:listItem w:displayText="ПДС НКУ / ПДС НКУ: Функция введена в работу" w:value="ПДС НКУ / ПДС НКУ: Функция введена в работу"/>
+                  <w:listItem w:displayText="ПДС НКУ / ПДС НКУ: Функция оперативно выведена из работы" w:value="ПДС НКУ / ПДС НКУ: Функция оперативно выведена из работы"/>
+                  <w:listItem w:displayText="ПДС НКУ / Пер.ав.дебл.см.яч.: Цепи аварийной деблокировки ячейки выведены" w:value="ПДС НКУ / Пер.ав.дебл.см.яч.: Цепи аварийной деблокировки ячейки выведены"/>
+                  <w:listItem w:displayText="ПС / ПС: Пуск предупредительной сигнализации" w:value="ПС / ПС: Пуск предупредительной сигнализации"/>
+                  <w:listItem w:displayText="ПС / ПС: Пуск предупредительной сигнализации (импульс)" w:value="ПС / ПС: Пуск предупредительной сигнализации (импульс)"/>
+                  <w:listItem w:displayText="СС / СС: БИ выведены" w:value="СС / СС: БИ выведены"/>
+                  <w:listItem w:displayText="СС / СС: Выходные цепи разобраны" w:value="СС / СС: Выходные цепи разобраны"/>
+                  <w:listItem w:displayText="СС / СС: Неисправность КА" w:value="СС / СС: Неисправность КА"/>
+                  <w:listItem w:displayText="СС / СС: Общий внешний сигнал" w:value="СС / СС: Общий внешний сигнал"/>
+                  <w:listItem w:displayText="СС / СС: Превышение времени переключения КА" w:value="СС / СС: Превышение времени переключения КА"/>
+                  <w:listItem w:displayText="СС / СС: Сигнализация цепей опер.тока" w:value="СС / СС: Сигнализация цепей опер.тока"/>
                   <w:listItem w:displayText="ТЗНП / АУ ТЗНП: Пуск автоматического ускорения ТЗНП" w:value="ТЗНП / АУ ТЗНП: Пуск автоматического ускорения ТЗНП"/>
                   <w:listItem w:displayText="ТЗНП / БНТ НП: Пуск БНТ НП" w:value="ТЗНП / БНТ НП: Пуск БНТ НП"/>
                   <w:listItem w:displayText="ТЗНП / БЧС: Блокировка чувствительных ступеней" w:value="ТЗНП / БЧС: Блокировка чувствительных ступеней"/>
@@ -3768,14 +4115,22 @@
                   <w:listItem w:displayText="КА / В: Неисправное положение выключателя" w:value="КА / В: Неисправное положение выключателя"/>
                   <w:listItem w:displayText="КА / В: Промежуточное положение выключателя" w:value="КА / В: Промежуточное положение выключателя"/>
                   <w:listItem w:displayText="КА / В: Функция введена в работу" w:value="КА / В: Функция введена в работу"/>
-                  <w:listItem w:displayText="КА / ВЭ: Команда «вкатить» выкатной элемент через выходное реле" w:value="КА / ВЭ: Команда «вкатить» выкатной элемент через выходное реле"/>
-                  <w:listItem w:displayText="КА / ВЭ: Команда «выкатить» выкатной элемент через выходное реле" w:value="КА / ВЭ: Команда «выкатить» выкатной элемент через выходное реле"/>
-                  <w:listItem w:displayText="КА / ВЭ: Неисправное положение выкатного элемента" w:value="КА / ВЭ: Неисправное положение выкатного элемента"/>
-                  <w:listItem w:displayText="КА / ВЭ: Положение выкатного элемента «Вкачен»" w:value="КА / ВЭ: Положение выкатного элемента «Вкачен»"/>
-                  <w:listItem w:displayText="КА / ВЭ: Положение выкатного элемента «Выкачен»" w:value="КА / ВЭ: Положение выкатного элемента «Выкачен»"/>
-                  <w:listItem w:displayText="КА / ВЭ: Промежуточное положение выкатного элемента" w:value="КА / ВЭ: Промежуточное положение выкатного элемента"/>
-                  <w:listItem w:displayText="КА / ВЭ: Ремонтное положение выкатного элемента" w:value="КА / ВЭ: Ремонтное положение выкатного элемента"/>
-                  <w:listItem w:displayText="КА / ВЭ: Функция введена в работу" w:value="КА / ВЭ: Функция введена в работу"/>
+                  <w:listItem w:displayText="КА / ВЭ1: Команда «вкатить» выкатной элемент через выходное реле" w:value="КА / ВЭ1: Команда «вкатить» выкатной элемент через выходное реле"/>
+                  <w:listItem w:displayText="КА / ВЭ1: Команда «выкатить» выкатной элемент через выходное реле" w:value="КА / ВЭ1: Команда «выкатить» выкатной элемент через выходное реле"/>
+                  <w:listItem w:displayText="КА / ВЭ1: Неисправное положение выкатного элемента" w:value="КА / ВЭ1: Неисправное положение выкатного элемента"/>
+                  <w:listItem w:displayText="КА / ВЭ1: Положение выкатного элемента «Вкачен»" w:value="КА / ВЭ1: Положение выкатного элемента «Вкачен»"/>
+                  <w:listItem w:displayText="КА / ВЭ1: Положение выкатного элемента «Выкачен»" w:value="КА / ВЭ1: Положение выкатного элемента «Выкачен»"/>
+                  <w:listItem w:displayText="КА / ВЭ1: Промежуточное положение выкатного элемента" w:value="КА / ВЭ1: Промежуточное положение выкатного элемента"/>
+                  <w:listItem w:displayText="КА / ВЭ1: Ремонтное положение выкатного элемента" w:value="КА / ВЭ1: Ремонтное положение выкатного элемента"/>
+                  <w:listItem w:displayText="КА / ВЭ1: Функция введена в работу" w:value="КА / ВЭ1: Функция введена в работу"/>
+                  <w:listItem w:displayText="КА / ВЭ2: Команда «вкатить» выкатной элемент через выходное реле" w:value="КА / ВЭ2: Команда «вкатить» выкатной элемент через выходное реле"/>
+                  <w:listItem w:displayText="КА / ВЭ2: Команда «выкатить» выкатной элемент через выходное реле" w:value="КА / ВЭ2: Команда «выкатить» выкатной элемент через выходное реле"/>
+                  <w:listItem w:displayText="КА / ВЭ2: Неисправное положение выкатного элемента" w:value="КА / ВЭ2: Неисправное положение выкатного элемента"/>
+                  <w:listItem w:displayText="КА / ВЭ2: Положение выкатного элемента «Вкачен»" w:value="КА / ВЭ2: Положение выкатного элемента «Вкачен»"/>
+                  <w:listItem w:displayText="КА / ВЭ2: Положение выкатного элемента «Выкачен»" w:value="КА / ВЭ2: Положение выкатного элемента «Выкачен»"/>
+                  <w:listItem w:displayText="КА / ВЭ2: Промежуточное положение выкатного элемента" w:value="КА / ВЭ2: Промежуточное положение выкатного элемента"/>
+                  <w:listItem w:displayText="КА / ВЭ2: Ремонтное положение выкатного элемента" w:value="КА / ВЭ2: Ремонтное положение выкатного элемента"/>
+                  <w:listItem w:displayText="КА / ВЭ2: Функция введена в работу" w:value="КА / ВЭ2: Функция введена в работу"/>
                   <w:listItem w:displayText="КА / ЗН: Заземляющий нож включен" w:value="КА / ЗН: Заземляющий нож включен"/>
                   <w:listItem w:displayText="КА / ЗН: Заземляющий нож отключен" w:value="КА / ЗН: Заземляющий нож отключен"/>
                   <w:listItem w:displayText="КА / ЗН: Команда «включить» заземляющий нож через выходное реле" w:value="КА / ЗН: Команда «включить» заземляющий нож через выходное реле"/>
@@ -3863,6 +4218,10 @@
                   <w:listItem w:displayText="КП / УЗН: Право переключения на уровне станции" w:value="КП / УЗН: Право переключения на уровне станции"/>
                   <w:listItem w:displayText="КП / УЗН: Сигнал превышения допустимого времени переключения" w:value="КП / УЗН: Сигнал превышения допустимого времени переключения"/>
                   <w:listItem w:displayText="КП / УЗН: Функция введена в работу" w:value="КП / УЗН: Функция введена в работу"/>
+                  <w:listItem w:displayText="КРВ / КРВ: Превышен коммутационный ресурс выключателя" w:value="КРВ / КРВ: Превышен коммутационный ресурс выключателя"/>
+                  <w:listItem w:displayText="КРВ / КРВ: Превышен механический ресурс выключателя" w:value="КРВ / КРВ: Превышен механический ресурс выключателя"/>
+                  <w:listItem w:displayText="КРВ / КРВ: Превышен ресурс выключателя" w:value="КРВ / КРВ: Превышен ресурс выключателя"/>
+                  <w:listItem w:displayText="КРВ / КРВ: Функция введена в работу" w:value="КРВ / КРВ: Функция введена в работу"/>
                   <w:listItem w:displayText="КС / КС: Блокировка по скорости изменения частоты" w:value="КС / КС: Блокировка по скорости изменения частоты"/>
                   <w:listItem w:displayText="КС / КС: Нет условий по напряжению" w:value="КС / КС: Нет условий по напряжению"/>
                   <w:listItem w:displayText="КС / КС: Нет условий по углу" w:value="КС / КС: Нет условий по углу"/>
@@ -3876,6 +4235,18 @@
                   <w:listItem w:displayText="КС / КС: Разрешение оперативного включения" w:value="КС / КС: Разрешение оперативного включения"/>
                   <w:listItem w:displayText="КС / КС: Функция введена в работу" w:value="КС / КС: Функция введена в работу"/>
                   <w:listItem w:displayText="КС / КС: Функция оперативно выведена из работы" w:value="КС / КС: Функция оперативно выведена из работы"/>
+                  <w:listItem w:displayText="КСВ / КСВ: Блокировка включения В" w:value="КСВ / КСВ: Блокировка включения В"/>
+                  <w:listItem w:displayText="КСВ / КСВ: Блокировка отключения В" w:value="КСВ / КСВ: Блокировка отключения В"/>
+                  <w:listItem w:displayText="КСВ / КСВ: В аварийно отключен" w:value="КСВ / КСВ: В аварийно отключен"/>
+                  <w:listItem w:displayText="КСВ / КСВ: В самопроизвольно отключен" w:value="КСВ / КСВ: В самопроизвольно отключен"/>
+                  <w:listItem w:displayText="КСВ / КСВ: Защита ЭМВ" w:value="КСВ / КСВ: Защита ЭМВ"/>
+                  <w:listItem w:displayText="КСВ / КСВ: Защита ЭМО1" w:value="КСВ / КСВ: Защита ЭМО1"/>
+                  <w:listItem w:displayText="КСВ / КСВ: Защита ЭМО2" w:value="КСВ / КСВ: Защита ЭМО2"/>
+                  <w:listItem w:displayText="КСВ / КСВ: Неисправность В" w:value="КСВ / КСВ: Неисправность В"/>
+                  <w:listItem w:displayText="КСВ / КСВ: Неисправность цепей ЭМУ" w:value="КСВ / КСВ: Неисправность цепей ЭМУ"/>
+                  <w:listItem w:displayText="КСВ / КСВ: Реле фиксации команды" w:value="КСВ / КСВ: Реле фиксации команды"/>
+                  <w:listItem w:displayText="КСВ / КСВ: Функция введена в работу" w:value="КСВ / КСВ: Функция введена в работу"/>
+                  <w:listItem w:displayText="КСВ / КСВ: Функция оперативно выведена из работы" w:value="КСВ / КСВ: Функция оперативно выведена из работы"/>
                   <w:listItem w:displayText="ЛЗШ / ЛЗШ: Обнаружение неисправности" w:value="ЛЗШ / ЛЗШ: Обнаружение неисправности"/>
                   <w:listItem w:displayText="ЛЗШ / ЛЗШ: Пуск" w:value="ЛЗШ / ЛЗШ: Пуск"/>
                   <w:listItem w:displayText="ЛЗШ / ЛЗШ: Пуск ИО тока по фазе B" w:value="ЛЗШ / ЛЗШ: Пуск ИО тока по фазе B"/>
@@ -3964,6 +4335,59 @@
                   <w:listItem w:displayText="МТЗ / ОНМ: Пуск по фазе C" w:value="МТЗ / ОНМ: Пуск по фазе C"/>
                   <w:listItem w:displayText="МТЗ / ОНМ: Пуск по фазе А" w:value="МТЗ / ОНМ: Пуск по фазе А"/>
                   <w:listItem w:displayText="МТЗ / ОУ МТЗ: Срабатывание" w:value="МТЗ / ОУ МТЗ: Срабатывание"/>
+                  <w:listItem w:displayText="ПДС / В: Поведение местного управления" w:value="ПДС / В: Поведение местного управления"/>
+                  <w:listItem w:displayText="ПДС / В: Положение ключа режима управления" w:value="ПДС / В: Положение ключа режима управления"/>
+                  <w:listItem w:displayText="ПДС / В: Положение ключа режима управления привода В" w:value="ПДС / В: Положение ключа режима управления привода В"/>
+                  <w:listItem w:displayText="ПДС / В: Право переключения на уровне станции" w:value="ПДС / В: Право переключения на уровне станции"/>
+                  <w:listItem w:displayText="ПДС / ВЭ1: Поведение местного управления" w:value="ПДС / ВЭ1: Поведение местного управления"/>
+                  <w:listItem w:displayText="ПДС / ВЭ1: Положение ключа режима управления" w:value="ПДС / ВЭ1: Положение ключа режима управления"/>
+                  <w:listItem w:displayText="ПДС / ВЭ1: Право переключения на уровне станции" w:value="ПДС / ВЭ1: Право переключения на уровне станции"/>
+                  <w:listItem w:displayText="ПДС / ВЭ1: Ремонтное положение коммутационного аппарата" w:value="ПДС / ВЭ1: Ремонтное положение коммутационного аппарата"/>
+                  <w:listItem w:displayText="ПДС / ВЭ2: Поведение местного управления" w:value="ПДС / ВЭ2: Поведение местного управления"/>
+                  <w:listItem w:displayText="ПДС / ВЭ2: Положение ключа режима управления" w:value="ПДС / ВЭ2: Положение ключа режима управления"/>
+                  <w:listItem w:displayText="ПДС / ВЭ2: Право переключения на уровне станции" w:value="ПДС / ВЭ2: Право переключения на уровне станции"/>
+                  <w:listItem w:displayText="ПДС / ВЭ2: Ремонтное положение коммутационного аппарата" w:value="ПДС / ВЭ2: Ремонтное положение коммутационного аппарата"/>
+                  <w:listItem w:displayText="ПДС / ЗН: Поведение местного управления" w:value="ПДС / ЗН: Поведение местного управления"/>
+                  <w:listItem w:displayText="ПДС / ЗН: Положение ключа режима управления" w:value="ПДС / ЗН: Положение ключа режима управления"/>
+                  <w:listItem w:displayText="ПДС / ЗН: Право переключения на уровне станции" w:value="ПДС / ЗН: Право переключения на уровне станции"/>
+                  <w:listItem w:displayText="ПДС / КИ: Аварийный уровень изоляции" w:value="ПДС / КИ: Аварийный уровень изоляции"/>
+                  <w:listItem w:displayText="ПДС / КИ: Низкий уровень изоляции" w:value="ПДС / КИ: Низкий уровень изоляции"/>
+                  <w:listItem w:displayText="ПДС / КПруж: Пружина не заведена" w:value="ПДС / КПруж: Пружина не заведена"/>
+                  <w:listItem w:displayText="ПДС / КЦВ: Контроль цепи ЭМВ" w:value="ПДС / КЦВ: Контроль цепи ЭМВ"/>
+                  <w:listItem w:displayText="ПДС / КЦВ: Контроль цепи ЭМО1" w:value="ПДС / КЦВ: Контроль цепи ЭМО1"/>
+                  <w:listItem w:displayText="ПДС / КЦВ: Контроль цепи ЭМО2" w:value="ПДС / КЦВ: Контроль цепи ЭМО2"/>
+                  <w:listItem w:displayText="ПДС / КЦВ: Работа ЭМВ" w:value="ПДС / КЦВ: Работа ЭМВ"/>
+                  <w:listItem w:displayText="ПДС / КЦВ: Работа ЭМО1" w:value="ПДС / КЦВ: Работа ЭМО1"/>
+                  <w:listItem w:displayText="ПДС / КЦВ: Работа ЭМО2" w:value="ПДС / КЦВ: Работа ЭМО2"/>
+                  <w:listItem w:displayText="ПДС / ПДС: Функция введена в работу" w:value="ПДС / ПДС: Функция введена в работу"/>
+                  <w:listItem w:displayText="ПДС / ПДС: Функция оперативно выведена из работы" w:value="ПДС / ПДС: Функция оперативно выведена из работы"/>
+                  <w:listItem w:displayText="ПДС НКУ / SA1: Цепь управления введена" w:value="ПДС НКУ / SA1: Цепь управления введена"/>
+                  <w:listItem w:displayText="ПДС НКУ / SA2: Цепь управления введена" w:value="ПДС НКУ / SA2: Цепь управления введена"/>
+                  <w:listItem w:displayText="ПДС НКУ / SA3: Цепь управления введена" w:value="ПДС НКУ / SA3: Цепь управления введена"/>
+                  <w:listItem w:displayText="ПДС НКУ / SA4: Цепь управления введена" w:value="ПДС НКУ / SA4: Цепь управления введена"/>
+                  <w:listItem w:displayText="ПДС НКУ / SF1: Автоматический выключатель отключен" w:value="ПДС НКУ / SF1: Автоматический выключатель отключен"/>
+                  <w:listItem w:displayText="ПДС НКУ / SF2: Автоматический выключатель отключен" w:value="ПДС НКУ / SF2: Автоматический выключатель отключен"/>
+                  <w:listItem w:displayText="ПДС НКУ / SG1: Рабочее положение испытательного блока" w:value="ПДС НКУ / SG1: Рабочее положение испытательного блока"/>
+                  <w:listItem w:displayText="ПДС НКУ / SG2: Рабочее положение испытательного блока" w:value="ПДС НКУ / SG2: Рабочее положение испытательного блока"/>
+                  <w:listItem w:displayText="ПДС НКУ / SG3: Рабочее положение испытательного блока" w:value="ПДС НКУ / SG3: Рабочее положение испытательного блока"/>
+                  <w:listItem w:displayText="ПДС НКУ / Дверь: Дверь отсека/ шкафа закрыта" w:value="ПДС НКУ / Дверь: Дверь отсека/ шкафа закрыта"/>
+                  <w:listItem w:displayText="ПДС НКУ / Дверь: Дверь отсека/ шкафа открыта" w:value="ПДС НКУ / Дверь: Дверь отсека/ шкафа открыта"/>
+                  <w:listItem w:displayText="ПДС НКУ / ОТ ОБР 1: Неисправность оперативного тока цепей ОБР 1" w:value="ПДС НКУ / ОТ ОБР 1: Неисправность оперативного тока цепей ОБР 1"/>
+                  <w:listItem w:displayText="ПДС НКУ / ОТ ОБР 2: Неисправность оперативного тока цепей ОБР 2" w:value="ПДС НКУ / ОТ ОБР 2: Неисправность оперативного тока цепей ОБР 2"/>
+                  <w:listItem w:displayText="ПДС НКУ / ОТ ЦСВ: Неисправность ОТ цепей сигнализации В" w:value="ПДС НКУ / ОТ ЦСВ: Неисправность ОТ цепей сигнализации В"/>
+                  <w:listItem w:displayText="ПДС НКУ / ОТ ЭМО1, ЭМВ: Неисправность оперативного тока цепей ЭМВ, ЭМО1" w:value="ПДС НКУ / ОТ ЭМО1, ЭМВ: Неисправность оперативного тока цепей ЭМВ, ЭМО1"/>
+                  <w:listItem w:displayText="ПДС НКУ / ОТ ЭМО2: Неисправность оперативного тока цепей ЭМО2" w:value="ПДС НКУ / ОТ ЭМО2: Неисправность оперативного тока цепей ЭМО2"/>
+                  <w:listItem w:displayText="ПДС НКУ / ПДС НКУ: Функция введена в работу" w:value="ПДС НКУ / ПДС НКУ: Функция введена в работу"/>
+                  <w:listItem w:displayText="ПДС НКУ / ПДС НКУ: Функция оперативно выведена из работы" w:value="ПДС НКУ / ПДС НКУ: Функция оперативно выведена из работы"/>
+                  <w:listItem w:displayText="ПДС НКУ / Пер.ав.дебл.см.яч.: Цепи аварийной деблокировки ячейки выведены" w:value="ПДС НКУ / Пер.ав.дебл.см.яч.: Цепи аварийной деблокировки ячейки выведены"/>
+                  <w:listItem w:displayText="ПС / ПС: Пуск предупредительной сигнализации" w:value="ПС / ПС: Пуск предупредительной сигнализации"/>
+                  <w:listItem w:displayText="ПС / ПС: Пуск предупредительной сигнализации (импульс)" w:value="ПС / ПС: Пуск предупредительной сигнализации (импульс)"/>
+                  <w:listItem w:displayText="СС / СС: БИ выведены" w:value="СС / СС: БИ выведены"/>
+                  <w:listItem w:displayText="СС / СС: Выходные цепи разобраны" w:value="СС / СС: Выходные цепи разобраны"/>
+                  <w:listItem w:displayText="СС / СС: Неисправность КА" w:value="СС / СС: Неисправность КА"/>
+                  <w:listItem w:displayText="СС / СС: Общий внешний сигнал" w:value="СС / СС: Общий внешний сигнал"/>
+                  <w:listItem w:displayText="СС / СС: Превышение времени переключения КА" w:value="СС / СС: Превышение времени переключения КА"/>
+                  <w:listItem w:displayText="СС / СС: Сигнализация цепей опер.тока" w:value="СС / СС: Сигнализация цепей опер.тока"/>
                   <w:listItem w:displayText="ТЗНП / АУ ТЗНП: Пуск автоматического ускорения ТЗНП" w:value="ТЗНП / АУ ТЗНП: Пуск автоматического ускорения ТЗНП"/>
                   <w:listItem w:displayText="ТЗНП / БНТ НП: Пуск БНТ НП" w:value="ТЗНП / БНТ НП: Пуск БНТ НП"/>
                   <w:listItem w:displayText="ТЗНП / БЧС: Блокировка чувствительных ступеней" w:value="ТЗНП / БЧС: Блокировка чувствительных ступеней"/>
@@ -4470,14 +4894,22 @@
                   <w:listItem w:displayText="КА / В: Неисправное положение выключателя" w:value="КА / В: Неисправное положение выключателя"/>
                   <w:listItem w:displayText="КА / В: Промежуточное положение выключателя" w:value="КА / В: Промежуточное положение выключателя"/>
                   <w:listItem w:displayText="КА / В: Функция введена в работу" w:value="КА / В: Функция введена в работу"/>
-                  <w:listItem w:displayText="КА / ВЭ: Команда «вкатить» выкатной элемент через выходное реле" w:value="КА / ВЭ: Команда «вкатить» выкатной элемент через выходное реле"/>
-                  <w:listItem w:displayText="КА / ВЭ: Команда «выкатить» выкатной элемент через выходное реле" w:value="КА / ВЭ: Команда «выкатить» выкатной элемент через выходное реле"/>
-                  <w:listItem w:displayText="КА / ВЭ: Неисправное положение выкатного элемента" w:value="КА / ВЭ: Неисправное положение выкатного элемента"/>
-                  <w:listItem w:displayText="КА / ВЭ: Положение выкатного элемента «Вкачен»" w:value="КА / ВЭ: Положение выкатного элемента «Вкачен»"/>
-                  <w:listItem w:displayText="КА / ВЭ: Положение выкатного элемента «Выкачен»" w:value="КА / ВЭ: Положение выкатного элемента «Выкачен»"/>
-                  <w:listItem w:displayText="КА / ВЭ: Промежуточное положение выкатного элемента" w:value="КА / ВЭ: Промежуточное положение выкатного элемента"/>
-                  <w:listItem w:displayText="КА / ВЭ: Ремонтное положение выкатного элемента" w:value="КА / ВЭ: Ремонтное положение выкатного элемента"/>
-                  <w:listItem w:displayText="КА / ВЭ: Функция введена в работу" w:value="КА / ВЭ: Функция введена в работу"/>
+                  <w:listItem w:displayText="КА / ВЭ1: Команда «вкатить» выкатной элемент через выходное реле" w:value="КА / ВЭ1: Команда «вкатить» выкатной элемент через выходное реле"/>
+                  <w:listItem w:displayText="КА / ВЭ1: Команда «выкатить» выкатной элемент через выходное реле" w:value="КА / ВЭ1: Команда «выкатить» выкатной элемент через выходное реле"/>
+                  <w:listItem w:displayText="КА / ВЭ1: Неисправное положение выкатного элемента" w:value="КА / ВЭ1: Неисправное положение выкатного элемента"/>
+                  <w:listItem w:displayText="КА / ВЭ1: Положение выкатного элемента «Вкачен»" w:value="КА / ВЭ1: Положение выкатного элемента «Вкачен»"/>
+                  <w:listItem w:displayText="КА / ВЭ1: Положение выкатного элемента «Выкачен»" w:value="КА / ВЭ1: Положение выкатного элемента «Выкачен»"/>
+                  <w:listItem w:displayText="КА / ВЭ1: Промежуточное положение выкатного элемента" w:value="КА / ВЭ1: Промежуточное положение выкатного элемента"/>
+                  <w:listItem w:displayText="КА / ВЭ1: Ремонтное положение выкатного элемента" w:value="КА / ВЭ1: Ремонтное положение выкатного элемента"/>
+                  <w:listItem w:displayText="КА / ВЭ1: Функция введена в работу" w:value="КА / ВЭ1: Функция введена в работу"/>
+                  <w:listItem w:displayText="КА / ВЭ2: Команда «вкатить» выкатной элемент через выходное реле" w:value="КА / ВЭ2: Команда «вкатить» выкатной элемент через выходное реле"/>
+                  <w:listItem w:displayText="КА / ВЭ2: Команда «выкатить» выкатной элемент через выходное реле" w:value="КА / ВЭ2: Команда «выкатить» выкатной элемент через выходное реле"/>
+                  <w:listItem w:displayText="КА / ВЭ2: Неисправное положение выкатного элемента" w:value="КА / ВЭ2: Неисправное положение выкатного элемента"/>
+                  <w:listItem w:displayText="КА / ВЭ2: Положение выкатного элемента «Вкачен»" w:value="КА / ВЭ2: Положение выкатного элемента «Вкачен»"/>
+                  <w:listItem w:displayText="КА / ВЭ2: Положение выкатного элемента «Выкачен»" w:value="КА / ВЭ2: Положение выкатного элемента «Выкачен»"/>
+                  <w:listItem w:displayText="КА / ВЭ2: Промежуточное положение выкатного элемента" w:value="КА / ВЭ2: Промежуточное положение выкатного элемента"/>
+                  <w:listItem w:displayText="КА / ВЭ2: Ремонтное положение выкатного элемента" w:value="КА / ВЭ2: Ремонтное положение выкатного элемента"/>
+                  <w:listItem w:displayText="КА / ВЭ2: Функция введена в работу" w:value="КА / ВЭ2: Функция введена в работу"/>
                   <w:listItem w:displayText="КА / ЗН: Заземляющий нож включен" w:value="КА / ЗН: Заземляющий нож включен"/>
                   <w:listItem w:displayText="КА / ЗН: Заземляющий нож отключен" w:value="КА / ЗН: Заземляющий нож отключен"/>
                   <w:listItem w:displayText="КА / ЗН: Команда «включить» заземляющий нож через выходное реле" w:value="КА / ЗН: Команда «включить» заземляющий нож через выходное реле"/>
@@ -4565,6 +4997,10 @@
                   <w:listItem w:displayText="КП / УЗН: Право переключения на уровне станции" w:value="КП / УЗН: Право переключения на уровне станции"/>
                   <w:listItem w:displayText="КП / УЗН: Сигнал превышения допустимого времени переключения" w:value="КП / УЗН: Сигнал превышения допустимого времени переключения"/>
                   <w:listItem w:displayText="КП / УЗН: Функция введена в работу" w:value="КП / УЗН: Функция введена в работу"/>
+                  <w:listItem w:displayText="КРВ / КРВ: Превышен коммутационный ресурс выключателя" w:value="КРВ / КРВ: Превышен коммутационный ресурс выключателя"/>
+                  <w:listItem w:displayText="КРВ / КРВ: Превышен механический ресурс выключателя" w:value="КРВ / КРВ: Превышен механический ресурс выключателя"/>
+                  <w:listItem w:displayText="КРВ / КРВ: Превышен ресурс выключателя" w:value="КРВ / КРВ: Превышен ресурс выключателя"/>
+                  <w:listItem w:displayText="КРВ / КРВ: Функция введена в работу" w:value="КРВ / КРВ: Функция введена в работу"/>
                   <w:listItem w:displayText="КС / КС: Блокировка по скорости изменения частоты" w:value="КС / КС: Блокировка по скорости изменения частоты"/>
                   <w:listItem w:displayText="КС / КС: Нет условий по напряжению" w:value="КС / КС: Нет условий по напряжению"/>
                   <w:listItem w:displayText="КС / КС: Нет условий по углу" w:value="КС / КС: Нет условий по углу"/>
@@ -4578,6 +5014,18 @@
                   <w:listItem w:displayText="КС / КС: Разрешение оперативного включения" w:value="КС / КС: Разрешение оперативного включения"/>
                   <w:listItem w:displayText="КС / КС: Функция введена в работу" w:value="КС / КС: Функция введена в работу"/>
                   <w:listItem w:displayText="КС / КС: Функция оперативно выведена из работы" w:value="КС / КС: Функция оперативно выведена из работы"/>
+                  <w:listItem w:displayText="КСВ / КСВ: Блокировка включения В" w:value="КСВ / КСВ: Блокировка включения В"/>
+                  <w:listItem w:displayText="КСВ / КСВ: Блокировка отключения В" w:value="КСВ / КСВ: Блокировка отключения В"/>
+                  <w:listItem w:displayText="КСВ / КСВ: В аварийно отключен" w:value="КСВ / КСВ: В аварийно отключен"/>
+                  <w:listItem w:displayText="КСВ / КСВ: В самопроизвольно отключен" w:value="КСВ / КСВ: В самопроизвольно отключен"/>
+                  <w:listItem w:displayText="КСВ / КСВ: Защита ЭМВ" w:value="КСВ / КСВ: Защита ЭМВ"/>
+                  <w:listItem w:displayText="КСВ / КСВ: Защита ЭМО1" w:value="КСВ / КСВ: Защита ЭМО1"/>
+                  <w:listItem w:displayText="КСВ / КСВ: Защита ЭМО2" w:value="КСВ / КСВ: Защита ЭМО2"/>
+                  <w:listItem w:displayText="КСВ / КСВ: Неисправность В" w:value="КСВ / КСВ: Неисправность В"/>
+                  <w:listItem w:displayText="КСВ / КСВ: Неисправность цепей ЭМУ" w:value="КСВ / КСВ: Неисправность цепей ЭМУ"/>
+                  <w:listItem w:displayText="КСВ / КСВ: Реле фиксации команды" w:value="КСВ / КСВ: Реле фиксации команды"/>
+                  <w:listItem w:displayText="КСВ / КСВ: Функция введена в работу" w:value="КСВ / КСВ: Функция введена в работу"/>
+                  <w:listItem w:displayText="КСВ / КСВ: Функция оперативно выведена из работы" w:value="КСВ / КСВ: Функция оперативно выведена из работы"/>
                   <w:listItem w:displayText="ЛЗШ / ЛЗШ: Обнаружение неисправности" w:value="ЛЗШ / ЛЗШ: Обнаружение неисправности"/>
                   <w:listItem w:displayText="ЛЗШ / ЛЗШ: Пуск" w:value="ЛЗШ / ЛЗШ: Пуск"/>
                   <w:listItem w:displayText="ЛЗШ / ЛЗШ: Пуск ИО тока по фазе B" w:value="ЛЗШ / ЛЗШ: Пуск ИО тока по фазе B"/>
@@ -4666,6 +5114,59 @@
                   <w:listItem w:displayText="МТЗ / ОНМ: Пуск по фазе C" w:value="МТЗ / ОНМ: Пуск по фазе C"/>
                   <w:listItem w:displayText="МТЗ / ОНМ: Пуск по фазе А" w:value="МТЗ / ОНМ: Пуск по фазе А"/>
                   <w:listItem w:displayText="МТЗ / ОУ МТЗ: Срабатывание" w:value="МТЗ / ОУ МТЗ: Срабатывание"/>
+                  <w:listItem w:displayText="ПДС / В: Поведение местного управления" w:value="ПДС / В: Поведение местного управления"/>
+                  <w:listItem w:displayText="ПДС / В: Положение ключа режима управления" w:value="ПДС / В: Положение ключа режима управления"/>
+                  <w:listItem w:displayText="ПДС / В: Положение ключа режима управления привода В" w:value="ПДС / В: Положение ключа режима управления привода В"/>
+                  <w:listItem w:displayText="ПДС / В: Право переключения на уровне станции" w:value="ПДС / В: Право переключения на уровне станции"/>
+                  <w:listItem w:displayText="ПДС / ВЭ1: Поведение местного управления" w:value="ПДС / ВЭ1: Поведение местного управления"/>
+                  <w:listItem w:displayText="ПДС / ВЭ1: Положение ключа режима управления" w:value="ПДС / ВЭ1: Положение ключа режима управления"/>
+                  <w:listItem w:displayText="ПДС / ВЭ1: Право переключения на уровне станции" w:value="ПДС / ВЭ1: Право переключения на уровне станции"/>
+                  <w:listItem w:displayText="ПДС / ВЭ1: Ремонтное положение коммутационного аппарата" w:value="ПДС / ВЭ1: Ремонтное положение коммутационного аппарата"/>
+                  <w:listItem w:displayText="ПДС / ВЭ2: Поведение местного управления" w:value="ПДС / ВЭ2: Поведение местного управления"/>
+                  <w:listItem w:displayText="ПДС / ВЭ2: Положение ключа режима управления" w:value="ПДС / ВЭ2: Положение ключа режима управления"/>
+                  <w:listItem w:displayText="ПДС / ВЭ2: Право переключения на уровне станции" w:value="ПДС / ВЭ2: Право переключения на уровне станции"/>
+                  <w:listItem w:displayText="ПДС / ВЭ2: Ремонтное положение коммутационного аппарата" w:value="ПДС / ВЭ2: Ремонтное положение коммутационного аппарата"/>
+                  <w:listItem w:displayText="ПДС / ЗН: Поведение местного управления" w:value="ПДС / ЗН: Поведение местного управления"/>
+                  <w:listItem w:displayText="ПДС / ЗН: Положение ключа режима управления" w:value="ПДС / ЗН: Положение ключа режима управления"/>
+                  <w:listItem w:displayText="ПДС / ЗН: Право переключения на уровне станции" w:value="ПДС / ЗН: Право переключения на уровне станции"/>
+                  <w:listItem w:displayText="ПДС / КИ: Аварийный уровень изоляции" w:value="ПДС / КИ: Аварийный уровень изоляции"/>
+                  <w:listItem w:displayText="ПДС / КИ: Низкий уровень изоляции" w:value="ПДС / КИ: Низкий уровень изоляции"/>
+                  <w:listItem w:displayText="ПДС / КПруж: Пружина не заведена" w:value="ПДС / КПруж: Пружина не заведена"/>
+                  <w:listItem w:displayText="ПДС / КЦВ: Контроль цепи ЭМВ" w:value="ПДС / КЦВ: Контроль цепи ЭМВ"/>
+                  <w:listItem w:displayText="ПДС / КЦВ: Контроль цепи ЭМО1" w:value="ПДС / КЦВ: Контроль цепи ЭМО1"/>
+                  <w:listItem w:displayText="ПДС / КЦВ: Контроль цепи ЭМО2" w:value="ПДС / КЦВ: Контроль цепи ЭМО2"/>
+                  <w:listItem w:displayText="ПДС / КЦВ: Работа ЭМВ" w:value="ПДС / КЦВ: Работа ЭМВ"/>
+                  <w:listItem w:displayText="ПДС / КЦВ: Работа ЭМО1" w:value="ПДС / КЦВ: Работа ЭМО1"/>
+                  <w:listItem w:displayText="ПДС / КЦВ: Работа ЭМО2" w:value="ПДС / КЦВ: Работа ЭМО2"/>
+                  <w:listItem w:displayText="ПДС / ПДС: Функция введена в работу" w:value="ПДС / ПДС: Функция введена в работу"/>
+                  <w:listItem w:displayText="ПДС / ПДС: Функция оперативно выведена из работы" w:value="ПДС / ПДС: Функция оперативно выведена из работы"/>
+                  <w:listItem w:displayText="ПДС НКУ / SA1: Цепь управления введена" w:value="ПДС НКУ / SA1: Цепь управления введена"/>
+                  <w:listItem w:displayText="ПДС НКУ / SA2: Цепь управления введена" w:value="ПДС НКУ / SA2: Цепь управления введена"/>
+                  <w:listItem w:displayText="ПДС НКУ / SA3: Цепь управления введена" w:value="ПДС НКУ / SA3: Цепь управления введена"/>
+                  <w:listItem w:displayText="ПДС НКУ / SA4: Цепь управления введена" w:value="ПДС НКУ / SA4: Цепь управления введена"/>
+                  <w:listItem w:displayText="ПДС НКУ / SF1: Автоматический выключатель отключен" w:value="ПДС НКУ / SF1: Автоматический выключатель отключен"/>
+                  <w:listItem w:displayText="ПДС НКУ / SF2: Автоматический выключатель отключен" w:value="ПДС НКУ / SF2: Автоматический выключатель отключен"/>
+                  <w:listItem w:displayText="ПДС НКУ / SG1: Рабочее положение испытательного блока" w:value="ПДС НКУ / SG1: Рабочее положение испытательного блока"/>
+                  <w:listItem w:displayText="ПДС НКУ / SG2: Рабочее положение испытательного блока" w:value="ПДС НКУ / SG2: Рабочее положение испытательного блока"/>
+                  <w:listItem w:displayText="ПДС НКУ / SG3: Рабочее положение испытательного блока" w:value="ПДС НКУ / SG3: Рабочее положение испытательного блока"/>
+                  <w:listItem w:displayText="ПДС НКУ / Дверь: Дверь отсека/ шкафа закрыта" w:value="ПДС НКУ / Дверь: Дверь отсека/ шкафа закрыта"/>
+                  <w:listItem w:displayText="ПДС НКУ / Дверь: Дверь отсека/ шкафа открыта" w:value="ПДС НКУ / Дверь: Дверь отсека/ шкафа открыта"/>
+                  <w:listItem w:displayText="ПДС НКУ / ОТ ОБР 1: Неисправность оперативного тока цепей ОБР 1" w:value="ПДС НКУ / ОТ ОБР 1: Неисправность оперативного тока цепей ОБР 1"/>
+                  <w:listItem w:displayText="ПДС НКУ / ОТ ОБР 2: Неисправность оперативного тока цепей ОБР 2" w:value="ПДС НКУ / ОТ ОБР 2: Неисправность оперативного тока цепей ОБР 2"/>
+                  <w:listItem w:displayText="ПДС НКУ / ОТ ЦСВ: Неисправность ОТ цепей сигнализации В" w:value="ПДС НКУ / ОТ ЦСВ: Неисправность ОТ цепей сигнализации В"/>
+                  <w:listItem w:displayText="ПДС НКУ / ОТ ЭМО1, ЭМВ: Неисправность оперативного тока цепей ЭМВ, ЭМО1" w:value="ПДС НКУ / ОТ ЭМО1, ЭМВ: Неисправность оперативного тока цепей ЭМВ, ЭМО1"/>
+                  <w:listItem w:displayText="ПДС НКУ / ОТ ЭМО2: Неисправность оперативного тока цепей ЭМО2" w:value="ПДС НКУ / ОТ ЭМО2: Неисправность оперативного тока цепей ЭМО2"/>
+                  <w:listItem w:displayText="ПДС НКУ / ПДС НКУ: Функция введена в работу" w:value="ПДС НКУ / ПДС НКУ: Функция введена в работу"/>
+                  <w:listItem w:displayText="ПДС НКУ / ПДС НКУ: Функция оперативно выведена из работы" w:value="ПДС НКУ / ПДС НКУ: Функция оперативно выведена из работы"/>
+                  <w:listItem w:displayText="ПДС НКУ / Пер.ав.дебл.см.яч.: Цепи аварийной деблокировки ячейки выведены" w:value="ПДС НКУ / Пер.ав.дебл.см.яч.: Цепи аварийной деблокировки ячейки выведены"/>
+                  <w:listItem w:displayText="ПС / ПС: Пуск предупредительной сигнализации" w:value="ПС / ПС: Пуск предупредительной сигнализации"/>
+                  <w:listItem w:displayText="ПС / ПС: Пуск предупредительной сигнализации (импульс)" w:value="ПС / ПС: Пуск предупредительной сигнализации (импульс)"/>
+                  <w:listItem w:displayText="СС / СС: БИ выведены" w:value="СС / СС: БИ выведены"/>
+                  <w:listItem w:displayText="СС / СС: Выходные цепи разобраны" w:value="СС / СС: Выходные цепи разобраны"/>
+                  <w:listItem w:displayText="СС / СС: Неисправность КА" w:value="СС / СС: Неисправность КА"/>
+                  <w:listItem w:displayText="СС / СС: Общий внешний сигнал" w:value="СС / СС: Общий внешний сигнал"/>
+                  <w:listItem w:displayText="СС / СС: Превышение времени переключения КА" w:value="СС / СС: Превышение времени переключения КА"/>
+                  <w:listItem w:displayText="СС / СС: Сигнализация цепей опер.тока" w:value="СС / СС: Сигнализация цепей опер.тока"/>
                   <w:listItem w:displayText="ТЗНП / АУ ТЗНП: Пуск автоматического ускорения ТЗНП" w:value="ТЗНП / АУ ТЗНП: Пуск автоматического ускорения ТЗНП"/>
                   <w:listItem w:displayText="ТЗНП / БНТ НП: Пуск БНТ НП" w:value="ТЗНП / БНТ НП: Пуск БНТ НП"/>
                   <w:listItem w:displayText="ТЗНП / БЧС: Блокировка чувствительных ступеней" w:value="ТЗНП / БЧС: Блокировка чувствительных ступеней"/>
@@ -5028,14 +5529,22 @@
                   <w:listItem w:displayText="КА / В: Неисправное положение выключателя" w:value="КА / В: Неисправное положение выключателя"/>
                   <w:listItem w:displayText="КА / В: Промежуточное положение выключателя" w:value="КА / В: Промежуточное положение выключателя"/>
                   <w:listItem w:displayText="КА / В: Функция введена в работу" w:value="КА / В: Функция введена в работу"/>
-                  <w:listItem w:displayText="КА / ВЭ: Команда «вкатить» выкатной элемент через выходное реле" w:value="КА / ВЭ: Команда «вкатить» выкатной элемент через выходное реле"/>
-                  <w:listItem w:displayText="КА / ВЭ: Команда «выкатить» выкатной элемент через выходное реле" w:value="КА / ВЭ: Команда «выкатить» выкатной элемент через выходное реле"/>
-                  <w:listItem w:displayText="КА / ВЭ: Неисправное положение выкатного элемента" w:value="КА / ВЭ: Неисправное положение выкатного элемента"/>
-                  <w:listItem w:displayText="КА / ВЭ: Положение выкатного элемента «Вкачен»" w:value="КА / ВЭ: Положение выкатного элемента «Вкачен»"/>
-                  <w:listItem w:displayText="КА / ВЭ: Положение выкатного элемента «Выкачен»" w:value="КА / ВЭ: Положение выкатного элемента «Выкачен»"/>
-                  <w:listItem w:displayText="КА / ВЭ: Промежуточное положение выкатного элемента" w:value="КА / ВЭ: Промежуточное положение выкатного элемента"/>
-                  <w:listItem w:displayText="КА / ВЭ: Ремонтное положение выкатного элемента" w:value="КА / ВЭ: Ремонтное положение выкатного элемента"/>
-                  <w:listItem w:displayText="КА / ВЭ: Функция введена в работу" w:value="КА / ВЭ: Функция введена в работу"/>
+                  <w:listItem w:displayText="КА / ВЭ1: Команда «вкатить» выкатной элемент через выходное реле" w:value="КА / ВЭ1: Команда «вкатить» выкатной элемент через выходное реле"/>
+                  <w:listItem w:displayText="КА / ВЭ1: Команда «выкатить» выкатной элемент через выходное реле" w:value="КА / ВЭ1: Команда «выкатить» выкатной элемент через выходное реле"/>
+                  <w:listItem w:displayText="КА / ВЭ1: Неисправное положение выкатного элемента" w:value="КА / ВЭ1: Неисправное положение выкатного элемента"/>
+                  <w:listItem w:displayText="КА / ВЭ1: Положение выкатного элемента «Вкачен»" w:value="КА / ВЭ1: Положение выкатного элемента «Вкачен»"/>
+                  <w:listItem w:displayText="КА / ВЭ1: Положение выкатного элемента «Выкачен»" w:value="КА / ВЭ1: Положение выкатного элемента «Выкачен»"/>
+                  <w:listItem w:displayText="КА / ВЭ1: Промежуточное положение выкатного элемента" w:value="КА / ВЭ1: Промежуточное положение выкатного элемента"/>
+                  <w:listItem w:displayText="КА / ВЭ1: Ремонтное положение выкатного элемента" w:value="КА / ВЭ1: Ремонтное положение выкатного элемента"/>
+                  <w:listItem w:displayText="КА / ВЭ1: Функция введена в работу" w:value="КА / ВЭ1: Функция введена в работу"/>
+                  <w:listItem w:displayText="КА / ВЭ2: Команда «вкатить» выкатной элемент через выходное реле" w:value="КА / ВЭ2: Команда «вкатить» выкатной элемент через выходное реле"/>
+                  <w:listItem w:displayText="КА / ВЭ2: Команда «выкатить» выкатной элемент через выходное реле" w:value="КА / ВЭ2: Команда «выкатить» выкатной элемент через выходное реле"/>
+                  <w:listItem w:displayText="КА / ВЭ2: Неисправное положение выкатного элемента" w:value="КА / ВЭ2: Неисправное положение выкатного элемента"/>
+                  <w:listItem w:displayText="КА / ВЭ2: Положение выкатного элемента «Вкачен»" w:value="КА / ВЭ2: Положение выкатного элемента «Вкачен»"/>
+                  <w:listItem w:displayText="КА / ВЭ2: Положение выкатного элемента «Выкачен»" w:value="КА / ВЭ2: Положение выкатного элемента «Выкачен»"/>
+                  <w:listItem w:displayText="КА / ВЭ2: Промежуточное положение выкатного элемента" w:value="КА / ВЭ2: Промежуточное положение выкатного элемента"/>
+                  <w:listItem w:displayText="КА / ВЭ2: Ремонтное положение выкатного элемента" w:value="КА / ВЭ2: Ремонтное положение выкатного элемента"/>
+                  <w:listItem w:displayText="КА / ВЭ2: Функция введена в работу" w:value="КА / ВЭ2: Функция введена в работу"/>
                   <w:listItem w:displayText="КА / ЗН: Заземляющий нож включен" w:value="КА / ЗН: Заземляющий нож включен"/>
                   <w:listItem w:displayText="КА / ЗН: Заземляющий нож отключен" w:value="КА / ЗН: Заземляющий нож отключен"/>
                   <w:listItem w:displayText="КА / ЗН: Команда «включить» заземляющий нож через выходное реле" w:value="КА / ЗН: Команда «включить» заземляющий нож через выходное реле"/>
@@ -5123,6 +5632,10 @@
                   <w:listItem w:displayText="КП / УЗН: Право переключения на уровне станции" w:value="КП / УЗН: Право переключения на уровне станции"/>
                   <w:listItem w:displayText="КП / УЗН: Сигнал превышения допустимого времени переключения" w:value="КП / УЗН: Сигнал превышения допустимого времени переключения"/>
                   <w:listItem w:displayText="КП / УЗН: Функция введена в работу" w:value="КП / УЗН: Функция введена в работу"/>
+                  <w:listItem w:displayText="КРВ / КРВ: Превышен коммутационный ресурс выключателя" w:value="КРВ / КРВ: Превышен коммутационный ресурс выключателя"/>
+                  <w:listItem w:displayText="КРВ / КРВ: Превышен механический ресурс выключателя" w:value="КРВ / КРВ: Превышен механический ресурс выключателя"/>
+                  <w:listItem w:displayText="КРВ / КРВ: Превышен ресурс выключателя" w:value="КРВ / КРВ: Превышен ресурс выключателя"/>
+                  <w:listItem w:displayText="КРВ / КРВ: Функция введена в работу" w:value="КРВ / КРВ: Функция введена в работу"/>
                   <w:listItem w:displayText="КС / КС: Блокировка по скорости изменения частоты" w:value="КС / КС: Блокировка по скорости изменения частоты"/>
                   <w:listItem w:displayText="КС / КС: Нет условий по напряжению" w:value="КС / КС: Нет условий по напряжению"/>
                   <w:listItem w:displayText="КС / КС: Нет условий по углу" w:value="КС / КС: Нет условий по углу"/>
@@ -5136,6 +5649,18 @@
                   <w:listItem w:displayText="КС / КС: Разрешение оперативного включения" w:value="КС / КС: Разрешение оперативного включения"/>
                   <w:listItem w:displayText="КС / КС: Функция введена в работу" w:value="КС / КС: Функция введена в работу"/>
                   <w:listItem w:displayText="КС / КС: Функция оперативно выведена из работы" w:value="КС / КС: Функция оперативно выведена из работы"/>
+                  <w:listItem w:displayText="КСВ / КСВ: Блокировка включения В" w:value="КСВ / КСВ: Блокировка включения В"/>
+                  <w:listItem w:displayText="КСВ / КСВ: Блокировка отключения В" w:value="КСВ / КСВ: Блокировка отключения В"/>
+                  <w:listItem w:displayText="КСВ / КСВ: В аварийно отключен" w:value="КСВ / КСВ: В аварийно отключен"/>
+                  <w:listItem w:displayText="КСВ / КСВ: В самопроизвольно отключен" w:value="КСВ / КСВ: В самопроизвольно отключен"/>
+                  <w:listItem w:displayText="КСВ / КСВ: Защита ЭМВ" w:value="КСВ / КСВ: Защита ЭМВ"/>
+                  <w:listItem w:displayText="КСВ / КСВ: Защита ЭМО1" w:value="КСВ / КСВ: Защита ЭМО1"/>
+                  <w:listItem w:displayText="КСВ / КСВ: Защита ЭМО2" w:value="КСВ / КСВ: Защита ЭМО2"/>
+                  <w:listItem w:displayText="КСВ / КСВ: Неисправность В" w:value="КСВ / КСВ: Неисправность В"/>
+                  <w:listItem w:displayText="КСВ / КСВ: Неисправность цепей ЭМУ" w:value="КСВ / КСВ: Неисправность цепей ЭМУ"/>
+                  <w:listItem w:displayText="КСВ / КСВ: Реле фиксации команды" w:value="КСВ / КСВ: Реле фиксации команды"/>
+                  <w:listItem w:displayText="КСВ / КСВ: Функция введена в работу" w:value="КСВ / КСВ: Функция введена в работу"/>
+                  <w:listItem w:displayText="КСВ / КСВ: Функция оперативно выведена из работы" w:value="КСВ / КСВ: Функция оперативно выведена из работы"/>
                   <w:listItem w:displayText="ЛЗШ / ЛЗШ: Обнаружение неисправности" w:value="ЛЗШ / ЛЗШ: Обнаружение неисправности"/>
                   <w:listItem w:displayText="ЛЗШ / ЛЗШ: Пуск" w:value="ЛЗШ / ЛЗШ: Пуск"/>
                   <w:listItem w:displayText="ЛЗШ / ЛЗШ: Пуск ИО тока по фазе B" w:value="ЛЗШ / ЛЗШ: Пуск ИО тока по фазе B"/>
@@ -5224,6 +5749,59 @@
                   <w:listItem w:displayText="МТЗ / ОНМ: Пуск по фазе C" w:value="МТЗ / ОНМ: Пуск по фазе C"/>
                   <w:listItem w:displayText="МТЗ / ОНМ: Пуск по фазе А" w:value="МТЗ / ОНМ: Пуск по фазе А"/>
                   <w:listItem w:displayText="МТЗ / ОУ МТЗ: Срабатывание" w:value="МТЗ / ОУ МТЗ: Срабатывание"/>
+                  <w:listItem w:displayText="ПДС / В: Поведение местного управления" w:value="ПДС / В: Поведение местного управления"/>
+                  <w:listItem w:displayText="ПДС / В: Положение ключа режима управления" w:value="ПДС / В: Положение ключа режима управления"/>
+                  <w:listItem w:displayText="ПДС / В: Положение ключа режима управления привода В" w:value="ПДС / В: Положение ключа режима управления привода В"/>
+                  <w:listItem w:displayText="ПДС / В: Право переключения на уровне станции" w:value="ПДС / В: Право переключения на уровне станции"/>
+                  <w:listItem w:displayText="ПДС / ВЭ1: Поведение местного управления" w:value="ПДС / ВЭ1: Поведение местного управления"/>
+                  <w:listItem w:displayText="ПДС / ВЭ1: Положение ключа режима управления" w:value="ПДС / ВЭ1: Положение ключа режима управления"/>
+                  <w:listItem w:displayText="ПДС / ВЭ1: Право переключения на уровне станции" w:value="ПДС / ВЭ1: Право переключения на уровне станции"/>
+                  <w:listItem w:displayText="ПДС / ВЭ1: Ремонтное положение коммутационного аппарата" w:value="ПДС / ВЭ1: Ремонтное положение коммутационного аппарата"/>
+                  <w:listItem w:displayText="ПДС / ВЭ2: Поведение местного управления" w:value="ПДС / ВЭ2: Поведение местного управления"/>
+                  <w:listItem w:displayText="ПДС / ВЭ2: Положение ключа режима управления" w:value="ПДС / ВЭ2: Положение ключа режима управления"/>
+                  <w:listItem w:displayText="ПДС / ВЭ2: Право переключения на уровне станции" w:value="ПДС / ВЭ2: Право переключения на уровне станции"/>
+                  <w:listItem w:displayText="ПДС / ВЭ2: Ремонтное положение коммутационного аппарата" w:value="ПДС / ВЭ2: Ремонтное положение коммутационного аппарата"/>
+                  <w:listItem w:displayText="ПДС / ЗН: Поведение местного управления" w:value="ПДС / ЗН: Поведение местного управления"/>
+                  <w:listItem w:displayText="ПДС / ЗН: Положение ключа режима управления" w:value="ПДС / ЗН: Положение ключа режима управления"/>
+                  <w:listItem w:displayText="ПДС / ЗН: Право переключения на уровне станции" w:value="ПДС / ЗН: Право переключения на уровне станции"/>
+                  <w:listItem w:displayText="ПДС / КИ: Аварийный уровень изоляции" w:value="ПДС / КИ: Аварийный уровень изоляции"/>
+                  <w:listItem w:displayText="ПДС / КИ: Низкий уровень изоляции" w:value="ПДС / КИ: Низкий уровень изоляции"/>
+                  <w:listItem w:displayText="ПДС / КПруж: Пружина не заведена" w:value="ПДС / КПруж: Пружина не заведена"/>
+                  <w:listItem w:displayText="ПДС / КЦВ: Контроль цепи ЭМВ" w:value="ПДС / КЦВ: Контроль цепи ЭМВ"/>
+                  <w:listItem w:displayText="ПДС / КЦВ: Контроль цепи ЭМО1" w:value="ПДС / КЦВ: Контроль цепи ЭМО1"/>
+                  <w:listItem w:displayText="ПДС / КЦВ: Контроль цепи ЭМО2" w:value="ПДС / КЦВ: Контроль цепи ЭМО2"/>
+                  <w:listItem w:displayText="ПДС / КЦВ: Работа ЭМВ" w:value="ПДС / КЦВ: Работа ЭМВ"/>
+                  <w:listItem w:displayText="ПДС / КЦВ: Работа ЭМО1" w:value="ПДС / КЦВ: Работа ЭМО1"/>
+                  <w:listItem w:displayText="ПДС / КЦВ: Работа ЭМО2" w:value="ПДС / КЦВ: Работа ЭМО2"/>
+                  <w:listItem w:displayText="ПДС / ПДС: Функция введена в работу" w:value="ПДС / ПДС: Функция введена в работу"/>
+                  <w:listItem w:displayText="ПДС / ПДС: Функция оперативно выведена из работы" w:value="ПДС / ПДС: Функция оперативно выведена из работы"/>
+                  <w:listItem w:displayText="ПДС НКУ / SA1: Цепь управления введена" w:value="ПДС НКУ / SA1: Цепь управления введена"/>
+                  <w:listItem w:displayText="ПДС НКУ / SA2: Цепь управления введена" w:value="ПДС НКУ / SA2: Цепь управления введена"/>
+                  <w:listItem w:displayText="ПДС НКУ / SA3: Цепь управления введена" w:value="ПДС НКУ / SA3: Цепь управления введена"/>
+                  <w:listItem w:displayText="ПДС НКУ / SA4: Цепь управления введена" w:value="ПДС НКУ / SA4: Цепь управления введена"/>
+                  <w:listItem w:displayText="ПДС НКУ / SF1: Автоматический выключатель отключен" w:value="ПДС НКУ / SF1: Автоматический выключатель отключен"/>
+                  <w:listItem w:displayText="ПДС НКУ / SF2: Автоматический выключатель отключен" w:value="ПДС НКУ / SF2: Автоматический выключатель отключен"/>
+                  <w:listItem w:displayText="ПДС НКУ / SG1: Рабочее положение испытательного блока" w:value="ПДС НКУ / SG1: Рабочее положение испытательного блока"/>
+                  <w:listItem w:displayText="ПДС НКУ / SG2: Рабочее положение испытательного блока" w:value="ПДС НКУ / SG2: Рабочее положение испытательного блока"/>
+                  <w:listItem w:displayText="ПДС НКУ / SG3: Рабочее положение испытательного блока" w:value="ПДС НКУ / SG3: Рабочее положение испытательного блока"/>
+                  <w:listItem w:displayText="ПДС НКУ / Дверь: Дверь отсека/ шкафа закрыта" w:value="ПДС НКУ / Дверь: Дверь отсека/ шкафа закрыта"/>
+                  <w:listItem w:displayText="ПДС НКУ / Дверь: Дверь отсека/ шкафа открыта" w:value="ПДС НКУ / Дверь: Дверь отсека/ шкафа открыта"/>
+                  <w:listItem w:displayText="ПДС НКУ / ОТ ОБР 1: Неисправность оперативного тока цепей ОБР 1" w:value="ПДС НКУ / ОТ ОБР 1: Неисправность оперативного тока цепей ОБР 1"/>
+                  <w:listItem w:displayText="ПДС НКУ / ОТ ОБР 2: Неисправность оперативного тока цепей ОБР 2" w:value="ПДС НКУ / ОТ ОБР 2: Неисправность оперативного тока цепей ОБР 2"/>
+                  <w:listItem w:displayText="ПДС НКУ / ОТ ЦСВ: Неисправность ОТ цепей сигнализации В" w:value="ПДС НКУ / ОТ ЦСВ: Неисправность ОТ цепей сигнализации В"/>
+                  <w:listItem w:displayText="ПДС НКУ / ОТ ЭМО1, ЭМВ: Неисправность оперативного тока цепей ЭМВ, ЭМО1" w:value="ПДС НКУ / ОТ ЭМО1, ЭМВ: Неисправность оперативного тока цепей ЭМВ, ЭМО1"/>
+                  <w:listItem w:displayText="ПДС НКУ / ОТ ЭМО2: Неисправность оперативного тока цепей ЭМО2" w:value="ПДС НКУ / ОТ ЭМО2: Неисправность оперативного тока цепей ЭМО2"/>
+                  <w:listItem w:displayText="ПДС НКУ / ПДС НКУ: Функция введена в работу" w:value="ПДС НКУ / ПДС НКУ: Функция введена в работу"/>
+                  <w:listItem w:displayText="ПДС НКУ / ПДС НКУ: Функция оперативно выведена из работы" w:value="ПДС НКУ / ПДС НКУ: Функция оперативно выведена из работы"/>
+                  <w:listItem w:displayText="ПДС НКУ / Пер.ав.дебл.см.яч.: Цепи аварийной деблокировки ячейки выведены" w:value="ПДС НКУ / Пер.ав.дебл.см.яч.: Цепи аварийной деблокировки ячейки выведены"/>
+                  <w:listItem w:displayText="ПС / ПС: Пуск предупредительной сигнализации" w:value="ПС / ПС: Пуск предупредительной сигнализации"/>
+                  <w:listItem w:displayText="ПС / ПС: Пуск предупредительной сигнализации (импульс)" w:value="ПС / ПС: Пуск предупредительной сигнализации (импульс)"/>
+                  <w:listItem w:displayText="СС / СС: БИ выведены" w:value="СС / СС: БИ выведены"/>
+                  <w:listItem w:displayText="СС / СС: Выходные цепи разобраны" w:value="СС / СС: Выходные цепи разобраны"/>
+                  <w:listItem w:displayText="СС / СС: Неисправность КА" w:value="СС / СС: Неисправность КА"/>
+                  <w:listItem w:displayText="СС / СС: Общий внешний сигнал" w:value="СС / СС: Общий внешний сигнал"/>
+                  <w:listItem w:displayText="СС / СС: Превышение времени переключения КА" w:value="СС / СС: Превышение времени переключения КА"/>
+                  <w:listItem w:displayText="СС / СС: Сигнализация цепей опер.тока" w:value="СС / СС: Сигнализация цепей опер.тока"/>
                   <w:listItem w:displayText="ТЗНП / АУ ТЗНП: Пуск автоматического ускорения ТЗНП" w:value="ТЗНП / АУ ТЗНП: Пуск автоматического ускорения ТЗНП"/>
                   <w:listItem w:displayText="ТЗНП / БНТ НП: Пуск БНТ НП" w:value="ТЗНП / БНТ НП: Пуск БНТ НП"/>
                   <w:listItem w:displayText="ТЗНП / БЧС: Блокировка чувствительных ступеней" w:value="ТЗНП / БЧС: Блокировка чувствительных ступеней"/>
@@ -5586,14 +6164,22 @@
                   <w:listItem w:displayText="КА / В: Неисправное положение выключателя" w:value="КА / В: Неисправное положение выключателя"/>
                   <w:listItem w:displayText="КА / В: Промежуточное положение выключателя" w:value="КА / В: Промежуточное положение выключателя"/>
                   <w:listItem w:displayText="КА / В: Функция введена в работу" w:value="КА / В: Функция введена в работу"/>
-                  <w:listItem w:displayText="КА / ВЭ: Команда «вкатить» выкатной элемент через выходное реле" w:value="КА / ВЭ: Команда «вкатить» выкатной элемент через выходное реле"/>
-                  <w:listItem w:displayText="КА / ВЭ: Команда «выкатить» выкатной элемент через выходное реле" w:value="КА / ВЭ: Команда «выкатить» выкатной элемент через выходное реле"/>
-                  <w:listItem w:displayText="КА / ВЭ: Неисправное положение выкатного элемента" w:value="КА / ВЭ: Неисправное положение выкатного элемента"/>
-                  <w:listItem w:displayText="КА / ВЭ: Положение выкатного элемента «Вкачен»" w:value="КА / ВЭ: Положение выкатного элемента «Вкачен»"/>
-                  <w:listItem w:displayText="КА / ВЭ: Положение выкатного элемента «Выкачен»" w:value="КА / ВЭ: Положение выкатного элемента «Выкачен»"/>
-                  <w:listItem w:displayText="КА / ВЭ: Промежуточное положение выкатного элемента" w:value="КА / ВЭ: Промежуточное положение выкатного элемента"/>
-                  <w:listItem w:displayText="КА / ВЭ: Ремонтное положение выкатного элемента" w:value="КА / ВЭ: Ремонтное положение выкатного элемента"/>
-                  <w:listItem w:displayText="КА / ВЭ: Функция введена в работу" w:value="КА / ВЭ: Функция введена в работу"/>
+                  <w:listItem w:displayText="КА / ВЭ1: Команда «вкатить» выкатной элемент через выходное реле" w:value="КА / ВЭ1: Команда «вкатить» выкатной элемент через выходное реле"/>
+                  <w:listItem w:displayText="КА / ВЭ1: Команда «выкатить» выкатной элемент через выходное реле" w:value="КА / ВЭ1: Команда «выкатить» выкатной элемент через выходное реле"/>
+                  <w:listItem w:displayText="КА / ВЭ1: Неисправное положение выкатного элемента" w:value="КА / ВЭ1: Неисправное положение выкатного элемента"/>
+                  <w:listItem w:displayText="КА / ВЭ1: Положение выкатного элемента «Вкачен»" w:value="КА / ВЭ1: Положение выкатного элемента «Вкачен»"/>
+                  <w:listItem w:displayText="КА / ВЭ1: Положение выкатного элемента «Выкачен»" w:value="КА / ВЭ1: Положение выкатного элемента «Выкачен»"/>
+                  <w:listItem w:displayText="КА / ВЭ1: Промежуточное положение выкатного элемента" w:value="КА / ВЭ1: Промежуточное положение выкатного элемента"/>
+                  <w:listItem w:displayText="КА / ВЭ1: Ремонтное положение выкатного элемента" w:value="КА / ВЭ1: Ремонтное положение выкатного элемента"/>
+                  <w:listItem w:displayText="КА / ВЭ1: Функция введена в работу" w:value="КА / ВЭ1: Функция введена в работу"/>
+                  <w:listItem w:displayText="КА / ВЭ2: Команда «вкатить» выкатной элемент через выходное реле" w:value="КА / ВЭ2: Команда «вкатить» выкатной элемент через выходное реле"/>
+                  <w:listItem w:displayText="КА / ВЭ2: Команда «выкатить» выкатной элемент через выходное реле" w:value="КА / ВЭ2: Команда «выкатить» выкатной элемент через выходное реле"/>
+                  <w:listItem w:displayText="КА / ВЭ2: Неисправное положение выкатного элемента" w:value="КА / ВЭ2: Неисправное положение выкатного элемента"/>
+                  <w:listItem w:displayText="КА / ВЭ2: Положение выкатного элемента «Вкачен»" w:value="КА / ВЭ2: Положение выкатного элемента «Вкачен»"/>
+                  <w:listItem w:displayText="КА / ВЭ2: Положение выкатного элемента «Выкачен»" w:value="КА / ВЭ2: Положение выкатного элемента «Выкачен»"/>
+                  <w:listItem w:displayText="КА / ВЭ2: Промежуточное положение выкатного элемента" w:value="КА / ВЭ2: Промежуточное положение выкатного элемента"/>
+                  <w:listItem w:displayText="КА / ВЭ2: Ремонтное положение выкатного элемента" w:value="КА / ВЭ2: Ремонтное положение выкатного элемента"/>
+                  <w:listItem w:displayText="КА / ВЭ2: Функция введена в работу" w:value="КА / ВЭ2: Функция введена в работу"/>
                   <w:listItem w:displayText="КА / ЗН: Заземляющий нож включен" w:value="КА / ЗН: Заземляющий нож включен"/>
                   <w:listItem w:displayText="КА / ЗН: Заземляющий нож отключен" w:value="КА / ЗН: Заземляющий нож отключен"/>
                   <w:listItem w:displayText="КА / ЗН: Команда «включить» заземляющий нож через выходное реле" w:value="КА / ЗН: Команда «включить» заземляющий нож через выходное реле"/>
@@ -5681,6 +6267,10 @@
                   <w:listItem w:displayText="КП / УЗН: Право переключения на уровне станции" w:value="КП / УЗН: Право переключения на уровне станции"/>
                   <w:listItem w:displayText="КП / УЗН: Сигнал превышения допустимого времени переключения" w:value="КП / УЗН: Сигнал превышения допустимого времени переключения"/>
                   <w:listItem w:displayText="КП / УЗН: Функция введена в работу" w:value="КП / УЗН: Функция введена в работу"/>
+                  <w:listItem w:displayText="КРВ / КРВ: Превышен коммутационный ресурс выключателя" w:value="КРВ / КРВ: Превышен коммутационный ресурс выключателя"/>
+                  <w:listItem w:displayText="КРВ / КРВ: Превышен механический ресурс выключателя" w:value="КРВ / КРВ: Превышен механический ресурс выключателя"/>
+                  <w:listItem w:displayText="КРВ / КРВ: Превышен ресурс выключателя" w:value="КРВ / КРВ: Превышен ресурс выключателя"/>
+                  <w:listItem w:displayText="КРВ / КРВ: Функция введена в работу" w:value="КРВ / КРВ: Функция введена в работу"/>
                   <w:listItem w:displayText="КС / КС: Блокировка по скорости изменения частоты" w:value="КС / КС: Блокировка по скорости изменения частоты"/>
                   <w:listItem w:displayText="КС / КС: Нет условий по напряжению" w:value="КС / КС: Нет условий по напряжению"/>
                   <w:listItem w:displayText="КС / КС: Нет условий по углу" w:value="КС / КС: Нет условий по углу"/>
@@ -5694,6 +6284,18 @@
                   <w:listItem w:displayText="КС / КС: Разрешение оперативного включения" w:value="КС / КС: Разрешение оперативного включения"/>
                   <w:listItem w:displayText="КС / КС: Функция введена в работу" w:value="КС / КС: Функция введена в работу"/>
                   <w:listItem w:displayText="КС / КС: Функция оперативно выведена из работы" w:value="КС / КС: Функция оперативно выведена из работы"/>
+                  <w:listItem w:displayText="КСВ / КСВ: Блокировка включения В" w:value="КСВ / КСВ: Блокировка включения В"/>
+                  <w:listItem w:displayText="КСВ / КСВ: Блокировка отключения В" w:value="КСВ / КСВ: Блокировка отключения В"/>
+                  <w:listItem w:displayText="КСВ / КСВ: В аварийно отключен" w:value="КСВ / КСВ: В аварийно отключен"/>
+                  <w:listItem w:displayText="КСВ / КСВ: В самопроизвольно отключен" w:value="КСВ / КСВ: В самопроизвольно отключен"/>
+                  <w:listItem w:displayText="КСВ / КСВ: Защита ЭМВ" w:value="КСВ / КСВ: Защита ЭМВ"/>
+                  <w:listItem w:displayText="КСВ / КСВ: Защита ЭМО1" w:value="КСВ / КСВ: Защита ЭМО1"/>
+                  <w:listItem w:displayText="КСВ / КСВ: Защита ЭМО2" w:value="КСВ / КСВ: Защита ЭМО2"/>
+                  <w:listItem w:displayText="КСВ / КСВ: Неисправность В" w:value="КСВ / КСВ: Неисправность В"/>
+                  <w:listItem w:displayText="КСВ / КСВ: Неисправность цепей ЭМУ" w:value="КСВ / КСВ: Неисправность цепей ЭМУ"/>
+                  <w:listItem w:displayText="КСВ / КСВ: Реле фиксации команды" w:value="КСВ / КСВ: Реле фиксации команды"/>
+                  <w:listItem w:displayText="КСВ / КСВ: Функция введена в работу" w:value="КСВ / КСВ: Функция введена в работу"/>
+                  <w:listItem w:displayText="КСВ / КСВ: Функция оперативно выведена из работы" w:value="КСВ / КСВ: Функция оперативно выведена из работы"/>
                   <w:listItem w:displayText="ЛЗШ / ЛЗШ: Обнаружение неисправности" w:value="ЛЗШ / ЛЗШ: Обнаружение неисправности"/>
                   <w:listItem w:displayText="ЛЗШ / ЛЗШ: Пуск" w:value="ЛЗШ / ЛЗШ: Пуск"/>
                   <w:listItem w:displayText="ЛЗШ / ЛЗШ: Пуск ИО тока по фазе B" w:value="ЛЗШ / ЛЗШ: Пуск ИО тока по фазе B"/>
@@ -5782,6 +6384,59 @@
                   <w:listItem w:displayText="МТЗ / ОНМ: Пуск по фазе C" w:value="МТЗ / ОНМ: Пуск по фазе C"/>
                   <w:listItem w:displayText="МТЗ / ОНМ: Пуск по фазе А" w:value="МТЗ / ОНМ: Пуск по фазе А"/>
                   <w:listItem w:displayText="МТЗ / ОУ МТЗ: Срабатывание" w:value="МТЗ / ОУ МТЗ: Срабатывание"/>
+                  <w:listItem w:displayText="ПДС / В: Поведение местного управления" w:value="ПДС / В: Поведение местного управления"/>
+                  <w:listItem w:displayText="ПДС / В: Положение ключа режима управления" w:value="ПДС / В: Положение ключа режима управления"/>
+                  <w:listItem w:displayText="ПДС / В: Положение ключа режима управления привода В" w:value="ПДС / В: Положение ключа режима управления привода В"/>
+                  <w:listItem w:displayText="ПДС / В: Право переключения на уровне станции" w:value="ПДС / В: Право переключения на уровне станции"/>
+                  <w:listItem w:displayText="ПДС / ВЭ1: Поведение местного управления" w:value="ПДС / ВЭ1: Поведение местного управления"/>
+                  <w:listItem w:displayText="ПДС / ВЭ1: Положение ключа режима управления" w:value="ПДС / ВЭ1: Положение ключа режима управления"/>
+                  <w:listItem w:displayText="ПДС / ВЭ1: Право переключения на уровне станции" w:value="ПДС / ВЭ1: Право переключения на уровне станции"/>
+                  <w:listItem w:displayText="ПДС / ВЭ1: Ремонтное положение коммутационного аппарата" w:value="ПДС / ВЭ1: Ремонтное положение коммутационного аппарата"/>
+                  <w:listItem w:displayText="ПДС / ВЭ2: Поведение местного управления" w:value="ПДС / ВЭ2: Поведение местного управления"/>
+                  <w:listItem w:displayText="ПДС / ВЭ2: Положение ключа режима управления" w:value="ПДС / ВЭ2: Положение ключа режима управления"/>
+                  <w:listItem w:displayText="ПДС / ВЭ2: Право переключения на уровне станции" w:value="ПДС / ВЭ2: Право переключения на уровне станции"/>
+                  <w:listItem w:displayText="ПДС / ВЭ2: Ремонтное положение коммутационного аппарата" w:value="ПДС / ВЭ2: Ремонтное положение коммутационного аппарата"/>
+                  <w:listItem w:displayText="ПДС / ЗН: Поведение местного управления" w:value="ПДС / ЗН: Поведение местного управления"/>
+                  <w:listItem w:displayText="ПДС / ЗН: Положение ключа режима управления" w:value="ПДС / ЗН: Положение ключа режима управления"/>
+                  <w:listItem w:displayText="ПДС / ЗН: Право переключения на уровне станции" w:value="ПДС / ЗН: Право переключения на уровне станции"/>
+                  <w:listItem w:displayText="ПДС / КИ: Аварийный уровень изоляции" w:value="ПДС / КИ: Аварийный уровень изоляции"/>
+                  <w:listItem w:displayText="ПДС / КИ: Низкий уровень изоляции" w:value="ПДС / КИ: Низкий уровень изоляции"/>
+                  <w:listItem w:displayText="ПДС / КПруж: Пружина не заведена" w:value="ПДС / КПруж: Пружина не заведена"/>
+                  <w:listItem w:displayText="ПДС / КЦВ: Контроль цепи ЭМВ" w:value="ПДС / КЦВ: Контроль цепи ЭМВ"/>
+                  <w:listItem w:displayText="ПДС / КЦВ: Контроль цепи ЭМО1" w:value="ПДС / КЦВ: Контроль цепи ЭМО1"/>
+                  <w:listItem w:displayText="ПДС / КЦВ: Контроль цепи ЭМО2" w:value="ПДС / КЦВ: Контроль цепи ЭМО2"/>
+                  <w:listItem w:displayText="ПДС / КЦВ: Работа ЭМВ" w:value="ПДС / КЦВ: Работа ЭМВ"/>
+                  <w:listItem w:displayText="ПДС / КЦВ: Работа ЭМО1" w:value="ПДС / КЦВ: Работа ЭМО1"/>
+                  <w:listItem w:displayText="ПДС / КЦВ: Работа ЭМО2" w:value="ПДС / КЦВ: Работа ЭМО2"/>
+                  <w:listItem w:displayText="ПДС / ПДС: Функция введена в работу" w:value="ПДС / ПДС: Функция введена в работу"/>
+                  <w:listItem w:displayText="ПДС / ПДС: Функция оперативно выведена из работы" w:value="ПДС / ПДС: Функция оперативно выведена из работы"/>
+                  <w:listItem w:displayText="ПДС НКУ / SA1: Цепь управления введена" w:value="ПДС НКУ / SA1: Цепь управления введена"/>
+                  <w:listItem w:displayText="ПДС НКУ / SA2: Цепь управления введена" w:value="ПДС НКУ / SA2: Цепь управления введена"/>
+                  <w:listItem w:displayText="ПДС НКУ / SA3: Цепь управления введена" w:value="ПДС НКУ / SA3: Цепь управления введена"/>
+                  <w:listItem w:displayText="ПДС НКУ / SA4: Цепь управления введена" w:value="ПДС НКУ / SA4: Цепь управления введена"/>
+                  <w:listItem w:displayText="ПДС НКУ / SF1: Автоматический выключатель отключен" w:value="ПДС НКУ / SF1: Автоматический выключатель отключен"/>
+                  <w:listItem w:displayText="ПДС НКУ / SF2: Автоматический выключатель отключен" w:value="ПДС НКУ / SF2: Автоматический выключатель отключен"/>
+                  <w:listItem w:displayText="ПДС НКУ / SG1: Рабочее положение испытательного блока" w:value="ПДС НКУ / SG1: Рабочее положение испытательного блока"/>
+                  <w:listItem w:displayText="ПДС НКУ / SG2: Рабочее положение испытательного блока" w:value="ПДС НКУ / SG2: Рабочее положение испытательного блока"/>
+                  <w:listItem w:displayText="ПДС НКУ / SG3: Рабочее положение испытательного блока" w:value="ПДС НКУ / SG3: Рабочее положение испытательного блока"/>
+                  <w:listItem w:displayText="ПДС НКУ / Дверь: Дверь отсека/ шкафа закрыта" w:value="ПДС НКУ / Дверь: Дверь отсека/ шкафа закрыта"/>
+                  <w:listItem w:displayText="ПДС НКУ / Дверь: Дверь отсека/ шкафа открыта" w:value="ПДС НКУ / Дверь: Дверь отсека/ шкафа открыта"/>
+                  <w:listItem w:displayText="ПДС НКУ / ОТ ОБР 1: Неисправность оперативного тока цепей ОБР 1" w:value="ПДС НКУ / ОТ ОБР 1: Неисправность оперативного тока цепей ОБР 1"/>
+                  <w:listItem w:displayText="ПДС НКУ / ОТ ОБР 2: Неисправность оперативного тока цепей ОБР 2" w:value="ПДС НКУ / ОТ ОБР 2: Неисправность оперативного тока цепей ОБР 2"/>
+                  <w:listItem w:displayText="ПДС НКУ / ОТ ЦСВ: Неисправность ОТ цепей сигнализации В" w:value="ПДС НКУ / ОТ ЦСВ: Неисправность ОТ цепей сигнализации В"/>
+                  <w:listItem w:displayText="ПДС НКУ / ОТ ЭМО1, ЭМВ: Неисправность оперативного тока цепей ЭМВ, ЭМО1" w:value="ПДС НКУ / ОТ ЭМО1, ЭМВ: Неисправность оперативного тока цепей ЭМВ, ЭМО1"/>
+                  <w:listItem w:displayText="ПДС НКУ / ОТ ЭМО2: Неисправность оперативного тока цепей ЭМО2" w:value="ПДС НКУ / ОТ ЭМО2: Неисправность оперативного тока цепей ЭМО2"/>
+                  <w:listItem w:displayText="ПДС НКУ / ПДС НКУ: Функция введена в работу" w:value="ПДС НКУ / ПДС НКУ: Функция введена в работу"/>
+                  <w:listItem w:displayText="ПДС НКУ / ПДС НКУ: Функция оперативно выведена из работы" w:value="ПДС НКУ / ПДС НКУ: Функция оперативно выведена из работы"/>
+                  <w:listItem w:displayText="ПДС НКУ / Пер.ав.дебл.см.яч.: Цепи аварийной деблокировки ячейки выведены" w:value="ПДС НКУ / Пер.ав.дебл.см.яч.: Цепи аварийной деблокировки ячейки выведены"/>
+                  <w:listItem w:displayText="ПС / ПС: Пуск предупредительной сигнализации" w:value="ПС / ПС: Пуск предупредительной сигнализации"/>
+                  <w:listItem w:displayText="ПС / ПС: Пуск предупредительной сигнализации (импульс)" w:value="ПС / ПС: Пуск предупредительной сигнализации (импульс)"/>
+                  <w:listItem w:displayText="СС / СС: БИ выведены" w:value="СС / СС: БИ выведены"/>
+                  <w:listItem w:displayText="СС / СС: Выходные цепи разобраны" w:value="СС / СС: Выходные цепи разобраны"/>
+                  <w:listItem w:displayText="СС / СС: Неисправность КА" w:value="СС / СС: Неисправность КА"/>
+                  <w:listItem w:displayText="СС / СС: Общий внешний сигнал" w:value="СС / СС: Общий внешний сигнал"/>
+                  <w:listItem w:displayText="СС / СС: Превышение времени переключения КА" w:value="СС / СС: Превышение времени переключения КА"/>
+                  <w:listItem w:displayText="СС / СС: Сигнализация цепей опер.тока" w:value="СС / СС: Сигнализация цепей опер.тока"/>
                   <w:listItem w:displayText="ТЗНП / АУ ТЗНП: Пуск автоматического ускорения ТЗНП" w:value="ТЗНП / АУ ТЗНП: Пуск автоматического ускорения ТЗНП"/>
                   <w:listItem w:displayText="ТЗНП / БНТ НП: Пуск БНТ НП" w:value="ТЗНП / БНТ НП: Пуск БНТ НП"/>
                   <w:listItem w:displayText="ТЗНП / БЧС: Блокировка чувствительных ступеней" w:value="ТЗНП / БЧС: Блокировка чувствительных ступеней"/>
@@ -6144,14 +6799,22 @@
                   <w:listItem w:displayText="КА / В: Неисправное положение выключателя" w:value="КА / В: Неисправное положение выключателя"/>
                   <w:listItem w:displayText="КА / В: Промежуточное положение выключателя" w:value="КА / В: Промежуточное положение выключателя"/>
                   <w:listItem w:displayText="КА / В: Функция введена в работу" w:value="КА / В: Функция введена в работу"/>
-                  <w:listItem w:displayText="КА / ВЭ: Команда «вкатить» выкатной элемент через выходное реле" w:value="КА / ВЭ: Команда «вкатить» выкатной элемент через выходное реле"/>
-                  <w:listItem w:displayText="КА / ВЭ: Команда «выкатить» выкатной элемент через выходное реле" w:value="КА / ВЭ: Команда «выкатить» выкатной элемент через выходное реле"/>
-                  <w:listItem w:displayText="КА / ВЭ: Неисправное положение выкатного элемента" w:value="КА / ВЭ: Неисправное положение выкатного элемента"/>
-                  <w:listItem w:displayText="КА / ВЭ: Положение выкатного элемента «Вкачен»" w:value="КА / ВЭ: Положение выкатного элемента «Вкачен»"/>
-                  <w:listItem w:displayText="КА / ВЭ: Положение выкатного элемента «Выкачен»" w:value="КА / ВЭ: Положение выкатного элемента «Выкачен»"/>
-                  <w:listItem w:displayText="КА / ВЭ: Промежуточное положение выкатного элемента" w:value="КА / ВЭ: Промежуточное положение выкатного элемента"/>
-                  <w:listItem w:displayText="КА / ВЭ: Ремонтное положение выкатного элемента" w:value="КА / ВЭ: Ремонтное положение выкатного элемента"/>
-                  <w:listItem w:displayText="КА / ВЭ: Функция введена в работу" w:value="КА / ВЭ: Функция введена в работу"/>
+                  <w:listItem w:displayText="КА / ВЭ1: Команда «вкатить» выкатной элемент через выходное реле" w:value="КА / ВЭ1: Команда «вкатить» выкатной элемент через выходное реле"/>
+                  <w:listItem w:displayText="КА / ВЭ1: Команда «выкатить» выкатной элемент через выходное реле" w:value="КА / ВЭ1: Команда «выкатить» выкатной элемент через выходное реле"/>
+                  <w:listItem w:displayText="КА / ВЭ1: Неисправное положение выкатного элемента" w:value="КА / ВЭ1: Неисправное положение выкатного элемента"/>
+                  <w:listItem w:displayText="КА / ВЭ1: Положение выкатного элемента «Вкачен»" w:value="КА / ВЭ1: Положение выкатного элемента «Вкачен»"/>
+                  <w:listItem w:displayText="КА / ВЭ1: Положение выкатного элемента «Выкачен»" w:value="КА / ВЭ1: Положение выкатного элемента «Выкачен»"/>
+                  <w:listItem w:displayText="КА / ВЭ1: Промежуточное положение выкатного элемента" w:value="КА / ВЭ1: Промежуточное положение выкатного элемента"/>
+                  <w:listItem w:displayText="КА / ВЭ1: Ремонтное положение выкатного элемента" w:value="КА / ВЭ1: Ремонтное положение выкатного элемента"/>
+                  <w:listItem w:displayText="КА / ВЭ1: Функция введена в работу" w:value="КА / ВЭ1: Функция введена в работу"/>
+                  <w:listItem w:displayText="КА / ВЭ2: Команда «вкатить» выкатной элемент через выходное реле" w:value="КА / ВЭ2: Команда «вкатить» выкатной элемент через выходное реле"/>
+                  <w:listItem w:displayText="КА / ВЭ2: Команда «выкатить» выкатной элемент через выходное реле" w:value="КА / ВЭ2: Команда «выкатить» выкатной элемент через выходное реле"/>
+                  <w:listItem w:displayText="КА / ВЭ2: Неисправное положение выкатного элемента" w:value="КА / ВЭ2: Неисправное положение выкатного элемента"/>
+                  <w:listItem w:displayText="КА / ВЭ2: Положение выкатного элемента «Вкачен»" w:value="КА / ВЭ2: Положение выкатного элемента «Вкачен»"/>
+                  <w:listItem w:displayText="КА / ВЭ2: Положение выкатного элемента «Выкачен»" w:value="КА / ВЭ2: Положение выкатного элемента «Выкачен»"/>
+                  <w:listItem w:displayText="КА / ВЭ2: Промежуточное положение выкатного элемента" w:value="КА / ВЭ2: Промежуточное положение выкатного элемента"/>
+                  <w:listItem w:displayText="КА / ВЭ2: Ремонтное положение выкатного элемента" w:value="КА / ВЭ2: Ремонтное положение выкатного элемента"/>
+                  <w:listItem w:displayText="КА / ВЭ2: Функция введена в работу" w:value="КА / ВЭ2: Функция введена в работу"/>
                   <w:listItem w:displayText="КА / ЗН: Заземляющий нож включен" w:value="КА / ЗН: Заземляющий нож включен"/>
                   <w:listItem w:displayText="КА / ЗН: Заземляющий нож отключен" w:value="КА / ЗН: Заземляющий нож отключен"/>
                   <w:listItem w:displayText="КА / ЗН: Команда «включить» заземляющий нож через выходное реле" w:value="КА / ЗН: Команда «включить» заземляющий нож через выходное реле"/>
@@ -6239,6 +6902,10 @@
                   <w:listItem w:displayText="КП / УЗН: Право переключения на уровне станции" w:value="КП / УЗН: Право переключения на уровне станции"/>
                   <w:listItem w:displayText="КП / УЗН: Сигнал превышения допустимого времени переключения" w:value="КП / УЗН: Сигнал превышения допустимого времени переключения"/>
                   <w:listItem w:displayText="КП / УЗН: Функция введена в работу" w:value="КП / УЗН: Функция введена в работу"/>
+                  <w:listItem w:displayText="КРВ / КРВ: Превышен коммутационный ресурс выключателя" w:value="КРВ / КРВ: Превышен коммутационный ресурс выключателя"/>
+                  <w:listItem w:displayText="КРВ / КРВ: Превышен механический ресурс выключателя" w:value="КРВ / КРВ: Превышен механический ресурс выключателя"/>
+                  <w:listItem w:displayText="КРВ / КРВ: Превышен ресурс выключателя" w:value="КРВ / КРВ: Превышен ресурс выключателя"/>
+                  <w:listItem w:displayText="КРВ / КРВ: Функция введена в работу" w:value="КРВ / КРВ: Функция введена в работу"/>
                   <w:listItem w:displayText="КС / КС: Блокировка по скорости изменения частоты" w:value="КС / КС: Блокировка по скорости изменения частоты"/>
                   <w:listItem w:displayText="КС / КС: Нет условий по напряжению" w:value="КС / КС: Нет условий по напряжению"/>
                   <w:listItem w:displayText="КС / КС: Нет условий по углу" w:value="КС / КС: Нет условий по углу"/>
@@ -6252,6 +6919,18 @@
                   <w:listItem w:displayText="КС / КС: Разрешение оперативного включения" w:value="КС / КС: Разрешение оперативного включения"/>
                   <w:listItem w:displayText="КС / КС: Функция введена в работу" w:value="КС / КС: Функция введена в работу"/>
                   <w:listItem w:displayText="КС / КС: Функция оперативно выведена из работы" w:value="КС / КС: Функция оперативно выведена из работы"/>
+                  <w:listItem w:displayText="КСВ / КСВ: Блокировка включения В" w:value="КСВ / КСВ: Блокировка включения В"/>
+                  <w:listItem w:displayText="КСВ / КСВ: Блокировка отключения В" w:value="КСВ / КСВ: Блокировка отключения В"/>
+                  <w:listItem w:displayText="КСВ / КСВ: В аварийно отключен" w:value="КСВ / КСВ: В аварийно отключен"/>
+                  <w:listItem w:displayText="КСВ / КСВ: В самопроизвольно отключен" w:value="КСВ / КСВ: В самопроизвольно отключен"/>
+                  <w:listItem w:displayText="КСВ / КСВ: Защита ЭМВ" w:value="КСВ / КСВ: Защита ЭМВ"/>
+                  <w:listItem w:displayText="КСВ / КСВ: Защита ЭМО1" w:value="КСВ / КСВ: Защита ЭМО1"/>
+                  <w:listItem w:displayText="КСВ / КСВ: Защита ЭМО2" w:value="КСВ / КСВ: Защита ЭМО2"/>
+                  <w:listItem w:displayText="КСВ / КСВ: Неисправность В" w:value="КСВ / КСВ: Неисправность В"/>
+                  <w:listItem w:displayText="КСВ / КСВ: Неисправность цепей ЭМУ" w:value="КСВ / КСВ: Неисправность цепей ЭМУ"/>
+                  <w:listItem w:displayText="КСВ / КСВ: Реле фиксации команды" w:value="КСВ / КСВ: Реле фиксации команды"/>
+                  <w:listItem w:displayText="КСВ / КСВ: Функция введена в работу" w:value="КСВ / КСВ: Функция введена в работу"/>
+                  <w:listItem w:displayText="КСВ / КСВ: Функция оперативно выведена из работы" w:value="КСВ / КСВ: Функция оперативно выведена из работы"/>
                   <w:listItem w:displayText="ЛЗШ / ЛЗШ: Обнаружение неисправности" w:value="ЛЗШ / ЛЗШ: Обнаружение неисправности"/>
                   <w:listItem w:displayText="ЛЗШ / ЛЗШ: Пуск" w:value="ЛЗШ / ЛЗШ: Пуск"/>
                   <w:listItem w:displayText="ЛЗШ / ЛЗШ: Пуск ИО тока по фазе B" w:value="ЛЗШ / ЛЗШ: Пуск ИО тока по фазе B"/>
@@ -6340,6 +7019,59 @@
                   <w:listItem w:displayText="МТЗ / ОНМ: Пуск по фазе C" w:value="МТЗ / ОНМ: Пуск по фазе C"/>
                   <w:listItem w:displayText="МТЗ / ОНМ: Пуск по фазе А" w:value="МТЗ / ОНМ: Пуск по фазе А"/>
                   <w:listItem w:displayText="МТЗ / ОУ МТЗ: Срабатывание" w:value="МТЗ / ОУ МТЗ: Срабатывание"/>
+                  <w:listItem w:displayText="ПДС / В: Поведение местного управления" w:value="ПДС / В: Поведение местного управления"/>
+                  <w:listItem w:displayText="ПДС / В: Положение ключа режима управления" w:value="ПДС / В: Положение ключа режима управления"/>
+                  <w:listItem w:displayText="ПДС / В: Положение ключа режима управления привода В" w:value="ПДС / В: Положение ключа режима управления привода В"/>
+                  <w:listItem w:displayText="ПДС / В: Право переключения на уровне станции" w:value="ПДС / В: Право переключения на уровне станции"/>
+                  <w:listItem w:displayText="ПДС / ВЭ1: Поведение местного управления" w:value="ПДС / ВЭ1: Поведение местного управления"/>
+                  <w:listItem w:displayText="ПДС / ВЭ1: Положение ключа режима управления" w:value="ПДС / ВЭ1: Положение ключа режима управления"/>
+                  <w:listItem w:displayText="ПДС / ВЭ1: Право переключения на уровне станции" w:value="ПДС / ВЭ1: Право переключения на уровне станции"/>
+                  <w:listItem w:displayText="ПДС / ВЭ1: Ремонтное положение коммутационного аппарата" w:value="ПДС / ВЭ1: Ремонтное положение коммутационного аппарата"/>
+                  <w:listItem w:displayText="ПДС / ВЭ2: Поведение местного управления" w:value="ПДС / ВЭ2: Поведение местного управления"/>
+                  <w:listItem w:displayText="ПДС / ВЭ2: Положение ключа режима управления" w:value="ПДС / ВЭ2: Положение ключа режима управления"/>
+                  <w:listItem w:displayText="ПДС / ВЭ2: Право переключения на уровне станции" w:value="ПДС / ВЭ2: Право переключения на уровне станции"/>
+                  <w:listItem w:displayText="ПДС / ВЭ2: Ремонтное положение коммутационного аппарата" w:value="ПДС / ВЭ2: Ремонтное положение коммутационного аппарата"/>
+                  <w:listItem w:displayText="ПДС / ЗН: Поведение местного управления" w:value="ПДС / ЗН: Поведение местного управления"/>
+                  <w:listItem w:displayText="ПДС / ЗН: Положение ключа режима управления" w:value="ПДС / ЗН: Положение ключа режима управления"/>
+                  <w:listItem w:displayText="ПДС / ЗН: Право переключения на уровне станции" w:value="ПДС / ЗН: Право переключения на уровне станции"/>
+                  <w:listItem w:displayText="ПДС / КИ: Аварийный уровень изоляции" w:value="ПДС / КИ: Аварийный уровень изоляции"/>
+                  <w:listItem w:displayText="ПДС / КИ: Низкий уровень изоляции" w:value="ПДС / КИ: Низкий уровень изоляции"/>
+                  <w:listItem w:displayText="ПДС / КПруж: Пружина не заведена" w:value="ПДС / КПруж: Пружина не заведена"/>
+                  <w:listItem w:displayText="ПДС / КЦВ: Контроль цепи ЭМВ" w:value="ПДС / КЦВ: Контроль цепи ЭМВ"/>
+                  <w:listItem w:displayText="ПДС / КЦВ: Контроль цепи ЭМО1" w:value="ПДС / КЦВ: Контроль цепи ЭМО1"/>
+                  <w:listItem w:displayText="ПДС / КЦВ: Контроль цепи ЭМО2" w:value="ПДС / КЦВ: Контроль цепи ЭМО2"/>
+                  <w:listItem w:displayText="ПДС / КЦВ: Работа ЭМВ" w:value="ПДС / КЦВ: Работа ЭМВ"/>
+                  <w:listItem w:displayText="ПДС / КЦВ: Работа ЭМО1" w:value="ПДС / КЦВ: Работа ЭМО1"/>
+                  <w:listItem w:displayText="ПДС / КЦВ: Работа ЭМО2" w:value="ПДС / КЦВ: Работа ЭМО2"/>
+                  <w:listItem w:displayText="ПДС / ПДС: Функция введена в работу" w:value="ПДС / ПДС: Функция введена в работу"/>
+                  <w:listItem w:displayText="ПДС / ПДС: Функция оперативно выведена из работы" w:value="ПДС / ПДС: Функция оперативно выведена из работы"/>
+                  <w:listItem w:displayText="ПДС НКУ / SA1: Цепь управления введена" w:value="ПДС НКУ / SA1: Цепь управления введена"/>
+                  <w:listItem w:displayText="ПДС НКУ / SA2: Цепь управления введена" w:value="ПДС НКУ / SA2: Цепь управления введена"/>
+                  <w:listItem w:displayText="ПДС НКУ / SA3: Цепь управления введена" w:value="ПДС НКУ / SA3: Цепь управления введена"/>
+                  <w:listItem w:displayText="ПДС НКУ / SA4: Цепь управления введена" w:value="ПДС НКУ / SA4: Цепь управления введена"/>
+                  <w:listItem w:displayText="ПДС НКУ / SF1: Автоматический выключатель отключен" w:value="ПДС НКУ / SF1: Автоматический выключатель отключен"/>
+                  <w:listItem w:displayText="ПДС НКУ / SF2: Автоматический выключатель отключен" w:value="ПДС НКУ / SF2: Автоматический выключатель отключен"/>
+                  <w:listItem w:displayText="ПДС НКУ / SG1: Рабочее положение испытательного блока" w:value="ПДС НКУ / SG1: Рабочее положение испытательного блока"/>
+                  <w:listItem w:displayText="ПДС НКУ / SG2: Рабочее положение испытательного блока" w:value="ПДС НКУ / SG2: Рабочее положение испытательного блока"/>
+                  <w:listItem w:displayText="ПДС НКУ / SG3: Рабочее положение испытательного блока" w:value="ПДС НКУ / SG3: Рабочее положение испытательного блока"/>
+                  <w:listItem w:displayText="ПДС НКУ / Дверь: Дверь отсека/ шкафа закрыта" w:value="ПДС НКУ / Дверь: Дверь отсека/ шкафа закрыта"/>
+                  <w:listItem w:displayText="ПДС НКУ / Дверь: Дверь отсека/ шкафа открыта" w:value="ПДС НКУ / Дверь: Дверь отсека/ шкафа открыта"/>
+                  <w:listItem w:displayText="ПДС НКУ / ОТ ОБР 1: Неисправность оперативного тока цепей ОБР 1" w:value="ПДС НКУ / ОТ ОБР 1: Неисправность оперативного тока цепей ОБР 1"/>
+                  <w:listItem w:displayText="ПДС НКУ / ОТ ОБР 2: Неисправность оперативного тока цепей ОБР 2" w:value="ПДС НКУ / ОТ ОБР 2: Неисправность оперативного тока цепей ОБР 2"/>
+                  <w:listItem w:displayText="ПДС НКУ / ОТ ЦСВ: Неисправность ОТ цепей сигнализации В" w:value="ПДС НКУ / ОТ ЦСВ: Неисправность ОТ цепей сигнализации В"/>
+                  <w:listItem w:displayText="ПДС НКУ / ОТ ЭМО1, ЭМВ: Неисправность оперативного тока цепей ЭМВ, ЭМО1" w:value="ПДС НКУ / ОТ ЭМО1, ЭМВ: Неисправность оперативного тока цепей ЭМВ, ЭМО1"/>
+                  <w:listItem w:displayText="ПДС НКУ / ОТ ЭМО2: Неисправность оперативного тока цепей ЭМО2" w:value="ПДС НКУ / ОТ ЭМО2: Неисправность оперативного тока цепей ЭМО2"/>
+                  <w:listItem w:displayText="ПДС НКУ / ПДС НКУ: Функция введена в работу" w:value="ПДС НКУ / ПДС НКУ: Функция введена в работу"/>
+                  <w:listItem w:displayText="ПДС НКУ / ПДС НКУ: Функция оперативно выведена из работы" w:value="ПДС НКУ / ПДС НКУ: Функция оперативно выведена из работы"/>
+                  <w:listItem w:displayText="ПДС НКУ / Пер.ав.дебл.см.яч.: Цепи аварийной деблокировки ячейки выведены" w:value="ПДС НКУ / Пер.ав.дебл.см.яч.: Цепи аварийной деблокировки ячейки выведены"/>
+                  <w:listItem w:displayText="ПС / ПС: Пуск предупредительной сигнализации" w:value="ПС / ПС: Пуск предупредительной сигнализации"/>
+                  <w:listItem w:displayText="ПС / ПС: Пуск предупредительной сигнализации (импульс)" w:value="ПС / ПС: Пуск предупредительной сигнализации (импульс)"/>
+                  <w:listItem w:displayText="СС / СС: БИ выведены" w:value="СС / СС: БИ выведены"/>
+                  <w:listItem w:displayText="СС / СС: Выходные цепи разобраны" w:value="СС / СС: Выходные цепи разобраны"/>
+                  <w:listItem w:displayText="СС / СС: Неисправность КА" w:value="СС / СС: Неисправность КА"/>
+                  <w:listItem w:displayText="СС / СС: Общий внешний сигнал" w:value="СС / СС: Общий внешний сигнал"/>
+                  <w:listItem w:displayText="СС / СС: Превышение времени переключения КА" w:value="СС / СС: Превышение времени переключения КА"/>
+                  <w:listItem w:displayText="СС / СС: Сигнализация цепей опер.тока" w:value="СС / СС: Сигнализация цепей опер.тока"/>
                   <w:listItem w:displayText="ТЗНП / АУ ТЗНП: Пуск автоматического ускорения ТЗНП" w:value="ТЗНП / АУ ТЗНП: Пуск автоматического ускорения ТЗНП"/>
                   <w:listItem w:displayText="ТЗНП / БНТ НП: Пуск БНТ НП" w:value="ТЗНП / БНТ НП: Пуск БНТ НП"/>
                   <w:listItem w:displayText="ТЗНП / БЧС: Блокировка чувствительных ступеней" w:value="ТЗНП / БЧС: Блокировка чувствительных ступеней"/>
@@ -6702,14 +7434,22 @@
                   <w:listItem w:displayText="КА / В: Неисправное положение выключателя" w:value="КА / В: Неисправное положение выключателя"/>
                   <w:listItem w:displayText="КА / В: Промежуточное положение выключателя" w:value="КА / В: Промежуточное положение выключателя"/>
                   <w:listItem w:displayText="КА / В: Функция введена в работу" w:value="КА / В: Функция введена в работу"/>
-                  <w:listItem w:displayText="КА / ВЭ: Команда «вкатить» выкатной элемент через выходное реле" w:value="КА / ВЭ: Команда «вкатить» выкатной элемент через выходное реле"/>
-                  <w:listItem w:displayText="КА / ВЭ: Команда «выкатить» выкатной элемент через выходное реле" w:value="КА / ВЭ: Команда «выкатить» выкатной элемент через выходное реле"/>
-                  <w:listItem w:displayText="КА / ВЭ: Неисправное положение выкатного элемента" w:value="КА / ВЭ: Неисправное положение выкатного элемента"/>
-                  <w:listItem w:displayText="КА / ВЭ: Положение выкатного элемента «Вкачен»" w:value="КА / ВЭ: Положение выкатного элемента «Вкачен»"/>
-                  <w:listItem w:displayText="КА / ВЭ: Положение выкатного элемента «Выкачен»" w:value="КА / ВЭ: Положение выкатного элемента «Выкачен»"/>
-                  <w:listItem w:displayText="КА / ВЭ: Промежуточное положение выкатного элемента" w:value="КА / ВЭ: Промежуточное положение выкатного элемента"/>
-                  <w:listItem w:displayText="КА / ВЭ: Ремонтное положение выкатного элемента" w:value="КА / ВЭ: Ремонтное положение выкатного элемента"/>
-                  <w:listItem w:displayText="КА / ВЭ: Функция введена в работу" w:value="КА / ВЭ: Функция введена в работу"/>
+                  <w:listItem w:displayText="КА / ВЭ1: Команда «вкатить» выкатной элемент через выходное реле" w:value="КА / ВЭ1: Команда «вкатить» выкатной элемент через выходное реле"/>
+                  <w:listItem w:displayText="КА / ВЭ1: Команда «выкатить» выкатной элемент через выходное реле" w:value="КА / ВЭ1: Команда «выкатить» выкатной элемент через выходное реле"/>
+                  <w:listItem w:displayText="КА / ВЭ1: Неисправное положение выкатного элемента" w:value="КА / ВЭ1: Неисправное положение выкатного элемента"/>
+                  <w:listItem w:displayText="КА / ВЭ1: Положение выкатного элемента «Вкачен»" w:value="КА / ВЭ1: Положение выкатного элемента «Вкачен»"/>
+                  <w:listItem w:displayText="КА / ВЭ1: Положение выкатного элемента «Выкачен»" w:value="КА / ВЭ1: Положение выкатного элемента «Выкачен»"/>
+                  <w:listItem w:displayText="КА / ВЭ1: Промежуточное положение выкатного элемента" w:value="КА / ВЭ1: Промежуточное положение выкатного элемента"/>
+                  <w:listItem w:displayText="КА / ВЭ1: Ремонтное положение выкатного элемента" w:value="КА / ВЭ1: Ремонтное положение выкатного элемента"/>
+                  <w:listItem w:displayText="КА / ВЭ1: Функция введена в работу" w:value="КА / ВЭ1: Функция введена в работу"/>
+                  <w:listItem w:displayText="КА / ВЭ2: Команда «вкатить» выкатной элемент через выходное реле" w:value="КА / ВЭ2: Команда «вкатить» выкатной элемент через выходное реле"/>
+                  <w:listItem w:displayText="КА / ВЭ2: Команда «выкатить» выкатной элемент через выходное реле" w:value="КА / ВЭ2: Команда «выкатить» выкатной элемент через выходное реле"/>
+                  <w:listItem w:displayText="КА / ВЭ2: Неисправное положение выкатного элемента" w:value="КА / ВЭ2: Неисправное положение выкатного элемента"/>
+                  <w:listItem w:displayText="КА / ВЭ2: Положение выкатного элемента «Вкачен»" w:value="КА / ВЭ2: Положение выкатного элемента «Вкачен»"/>
+                  <w:listItem w:displayText="КА / ВЭ2: Положение выкатного элемента «Выкачен»" w:value="КА / ВЭ2: Положение выкатного элемента «Выкачен»"/>
+                  <w:listItem w:displayText="КА / ВЭ2: Промежуточное положение выкатного элемента" w:value="КА / ВЭ2: Промежуточное положение выкатного элемента"/>
+                  <w:listItem w:displayText="КА / ВЭ2: Ремонтное положение выкатного элемента" w:value="КА / ВЭ2: Ремонтное положение выкатного элемента"/>
+                  <w:listItem w:displayText="КА / ВЭ2: Функция введена в работу" w:value="КА / ВЭ2: Функция введена в работу"/>
                   <w:listItem w:displayText="КА / ЗН: Заземляющий нож включен" w:value="КА / ЗН: Заземляющий нож включен"/>
                   <w:listItem w:displayText="КА / ЗН: Заземляющий нож отключен" w:value="КА / ЗН: Заземляющий нож отключен"/>
                   <w:listItem w:displayText="КА / ЗН: Команда «включить» заземляющий нож через выходное реле" w:value="КА / ЗН: Команда «включить» заземляющий нож через выходное реле"/>
@@ -6797,6 +7537,10 @@
                   <w:listItem w:displayText="КП / УЗН: Право переключения на уровне станции" w:value="КП / УЗН: Право переключения на уровне станции"/>
                   <w:listItem w:displayText="КП / УЗН: Сигнал превышения допустимого времени переключения" w:value="КП / УЗН: Сигнал превышения допустимого времени переключения"/>
                   <w:listItem w:displayText="КП / УЗН: Функция введена в работу" w:value="КП / УЗН: Функция введена в работу"/>
+                  <w:listItem w:displayText="КРВ / КРВ: Превышен коммутационный ресурс выключателя" w:value="КРВ / КРВ: Превышен коммутационный ресурс выключателя"/>
+                  <w:listItem w:displayText="КРВ / КРВ: Превышен механический ресурс выключателя" w:value="КРВ / КРВ: Превышен механический ресурс выключателя"/>
+                  <w:listItem w:displayText="КРВ / КРВ: Превышен ресурс выключателя" w:value="КРВ / КРВ: Превышен ресурс выключателя"/>
+                  <w:listItem w:displayText="КРВ / КРВ: Функция введена в работу" w:value="КРВ / КРВ: Функция введена в работу"/>
                   <w:listItem w:displayText="КС / КС: Блокировка по скорости изменения частоты" w:value="КС / КС: Блокировка по скорости изменения частоты"/>
                   <w:listItem w:displayText="КС / КС: Нет условий по напряжению" w:value="КС / КС: Нет условий по напряжению"/>
                   <w:listItem w:displayText="КС / КС: Нет условий по углу" w:value="КС / КС: Нет условий по углу"/>
@@ -6810,6 +7554,18 @@
                   <w:listItem w:displayText="КС / КС: Разрешение оперативного включения" w:value="КС / КС: Разрешение оперативного включения"/>
                   <w:listItem w:displayText="КС / КС: Функция введена в работу" w:value="КС / КС: Функция введена в работу"/>
                   <w:listItem w:displayText="КС / КС: Функция оперативно выведена из работы" w:value="КС / КС: Функция оперативно выведена из работы"/>
+                  <w:listItem w:displayText="КСВ / КСВ: Блокировка включения В" w:value="КСВ / КСВ: Блокировка включения В"/>
+                  <w:listItem w:displayText="КСВ / КСВ: Блокировка отключения В" w:value="КСВ / КСВ: Блокировка отключения В"/>
+                  <w:listItem w:displayText="КСВ / КСВ: В аварийно отключен" w:value="КСВ / КСВ: В аварийно отключен"/>
+                  <w:listItem w:displayText="КСВ / КСВ: В самопроизвольно отключен" w:value="КСВ / КСВ: В самопроизвольно отключен"/>
+                  <w:listItem w:displayText="КСВ / КСВ: Защита ЭМВ" w:value="КСВ / КСВ: Защита ЭМВ"/>
+                  <w:listItem w:displayText="КСВ / КСВ: Защита ЭМО1" w:value="КСВ / КСВ: Защита ЭМО1"/>
+                  <w:listItem w:displayText="КСВ / КСВ: Защита ЭМО2" w:value="КСВ / КСВ: Защита ЭМО2"/>
+                  <w:listItem w:displayText="КСВ / КСВ: Неисправность В" w:value="КСВ / КСВ: Неисправность В"/>
+                  <w:listItem w:displayText="КСВ / КСВ: Неисправность цепей ЭМУ" w:value="КСВ / КСВ: Неисправность цепей ЭМУ"/>
+                  <w:listItem w:displayText="КСВ / КСВ: Реле фиксации команды" w:value="КСВ / КСВ: Реле фиксации команды"/>
+                  <w:listItem w:displayText="КСВ / КСВ: Функция введена в работу" w:value="КСВ / КСВ: Функция введена в работу"/>
+                  <w:listItem w:displayText="КСВ / КСВ: Функция оперативно выведена из работы" w:value="КСВ / КСВ: Функция оперативно выведена из работы"/>
                   <w:listItem w:displayText="ЛЗШ / ЛЗШ: Обнаружение неисправности" w:value="ЛЗШ / ЛЗШ: Обнаружение неисправности"/>
                   <w:listItem w:displayText="ЛЗШ / ЛЗШ: Пуск" w:value="ЛЗШ / ЛЗШ: Пуск"/>
                   <w:listItem w:displayText="ЛЗШ / ЛЗШ: Пуск ИО тока по фазе B" w:value="ЛЗШ / ЛЗШ: Пуск ИО тока по фазе B"/>
@@ -6898,6 +7654,59 @@
                   <w:listItem w:displayText="МТЗ / ОНМ: Пуск по фазе C" w:value="МТЗ / ОНМ: Пуск по фазе C"/>
                   <w:listItem w:displayText="МТЗ / ОНМ: Пуск по фазе А" w:value="МТЗ / ОНМ: Пуск по фазе А"/>
                   <w:listItem w:displayText="МТЗ / ОУ МТЗ: Срабатывание" w:value="МТЗ / ОУ МТЗ: Срабатывание"/>
+                  <w:listItem w:displayText="ПДС / В: Поведение местного управления" w:value="ПДС / В: Поведение местного управления"/>
+                  <w:listItem w:displayText="ПДС / В: Положение ключа режима управления" w:value="ПДС / В: Положение ключа режима управления"/>
+                  <w:listItem w:displayText="ПДС / В: Положение ключа режима управления привода В" w:value="ПДС / В: Положение ключа режима управления привода В"/>
+                  <w:listItem w:displayText="ПДС / В: Право переключения на уровне станции" w:value="ПДС / В: Право переключения на уровне станции"/>
+                  <w:listItem w:displayText="ПДС / ВЭ1: Поведение местного управления" w:value="ПДС / ВЭ1: Поведение местного управления"/>
+                  <w:listItem w:displayText="ПДС / ВЭ1: Положение ключа режима управления" w:value="ПДС / ВЭ1: Положение ключа режима управления"/>
+                  <w:listItem w:displayText="ПДС / ВЭ1: Право переключения на уровне станции" w:value="ПДС / ВЭ1: Право переключения на уровне станции"/>
+                  <w:listItem w:displayText="ПДС / ВЭ1: Ремонтное положение коммутационного аппарата" w:value="ПДС / ВЭ1: Ремонтное положение коммутационного аппарата"/>
+                  <w:listItem w:displayText="ПДС / ВЭ2: Поведение местного управления" w:value="ПДС / ВЭ2: Поведение местного управления"/>
+                  <w:listItem w:displayText="ПДС / ВЭ2: Положение ключа режима управления" w:value="ПДС / ВЭ2: Положение ключа режима управления"/>
+                  <w:listItem w:displayText="ПДС / ВЭ2: Право переключения на уровне станции" w:value="ПДС / ВЭ2: Право переключения на уровне станции"/>
+                  <w:listItem w:displayText="ПДС / ВЭ2: Ремонтное положение коммутационного аппарата" w:value="ПДС / ВЭ2: Ремонтное положение коммутационного аппарата"/>
+                  <w:listItem w:displayText="ПДС / ЗН: Поведение местного управления" w:value="ПДС / ЗН: Поведение местного управления"/>
+                  <w:listItem w:displayText="ПДС / ЗН: Положение ключа режима управления" w:value="ПДС / ЗН: Положение ключа режима управления"/>
+                  <w:listItem w:displayText="ПДС / ЗН: Право переключения на уровне станции" w:value="ПДС / ЗН: Право переключения на уровне станции"/>
+                  <w:listItem w:displayText="ПДС / КИ: Аварийный уровень изоляции" w:value="ПДС / КИ: Аварийный уровень изоляции"/>
+                  <w:listItem w:displayText="ПДС / КИ: Низкий уровень изоляции" w:value="ПДС / КИ: Низкий уровень изоляции"/>
+                  <w:listItem w:displayText="ПДС / КПруж: Пружина не заведена" w:value="ПДС / КПруж: Пружина не заведена"/>
+                  <w:listItem w:displayText="ПДС / КЦВ: Контроль цепи ЭМВ" w:value="ПДС / КЦВ: Контроль цепи ЭМВ"/>
+                  <w:listItem w:displayText="ПДС / КЦВ: Контроль цепи ЭМО1" w:value="ПДС / КЦВ: Контроль цепи ЭМО1"/>
+                  <w:listItem w:displayText="ПДС / КЦВ: Контроль цепи ЭМО2" w:value="ПДС / КЦВ: Контроль цепи ЭМО2"/>
+                  <w:listItem w:displayText="ПДС / КЦВ: Работа ЭМВ" w:value="ПДС / КЦВ: Работа ЭМВ"/>
+                  <w:listItem w:displayText="ПДС / КЦВ: Работа ЭМО1" w:value="ПДС / КЦВ: Работа ЭМО1"/>
+                  <w:listItem w:displayText="ПДС / КЦВ: Работа ЭМО2" w:value="ПДС / КЦВ: Работа ЭМО2"/>
+                  <w:listItem w:displayText="ПДС / ПДС: Функция введена в работу" w:value="ПДС / ПДС: Функция введена в работу"/>
+                  <w:listItem w:displayText="ПДС / ПДС: Функция оперативно выведена из работы" w:value="ПДС / ПДС: Функция оперативно выведена из работы"/>
+                  <w:listItem w:displayText="ПДС НКУ / SA1: Цепь управления введена" w:value="ПДС НКУ / SA1: Цепь управления введена"/>
+                  <w:listItem w:displayText="ПДС НКУ / SA2: Цепь управления введена" w:value="ПДС НКУ / SA2: Цепь управления введена"/>
+                  <w:listItem w:displayText="ПДС НКУ / SA3: Цепь управления введена" w:value="ПДС НКУ / SA3: Цепь управления введена"/>
+                  <w:listItem w:displayText="ПДС НКУ / SA4: Цепь управления введена" w:value="ПДС НКУ / SA4: Цепь управления введена"/>
+                  <w:listItem w:displayText="ПДС НКУ / SF1: Автоматический выключатель отключен" w:value="ПДС НКУ / SF1: Автоматический выключатель отключен"/>
+                  <w:listItem w:displayText="ПДС НКУ / SF2: Автоматический выключатель отключен" w:value="ПДС НКУ / SF2: Автоматический выключатель отключен"/>
+                  <w:listItem w:displayText="ПДС НКУ / SG1: Рабочее положение испытательного блока" w:value="ПДС НКУ / SG1: Рабочее положение испытательного блока"/>
+                  <w:listItem w:displayText="ПДС НКУ / SG2: Рабочее положение испытательного блока" w:value="ПДС НКУ / SG2: Рабочее положение испытательного блока"/>
+                  <w:listItem w:displayText="ПДС НКУ / SG3: Рабочее положение испытательного блока" w:value="ПДС НКУ / SG3: Рабочее положение испытательного блока"/>
+                  <w:listItem w:displayText="ПДС НКУ / Дверь: Дверь отсека/ шкафа закрыта" w:value="ПДС НКУ / Дверь: Дверь отсека/ шкафа закрыта"/>
+                  <w:listItem w:displayText="ПДС НКУ / Дверь: Дверь отсека/ шкафа открыта" w:value="ПДС НКУ / Дверь: Дверь отсека/ шкафа открыта"/>
+                  <w:listItem w:displayText="ПДС НКУ / ОТ ОБР 1: Неисправность оперативного тока цепей ОБР 1" w:value="ПДС НКУ / ОТ ОБР 1: Неисправность оперативного тока цепей ОБР 1"/>
+                  <w:listItem w:displayText="ПДС НКУ / ОТ ОБР 2: Неисправность оперативного тока цепей ОБР 2" w:value="ПДС НКУ / ОТ ОБР 2: Неисправность оперативного тока цепей ОБР 2"/>
+                  <w:listItem w:displayText="ПДС НКУ / ОТ ЦСВ: Неисправность ОТ цепей сигнализации В" w:value="ПДС НКУ / ОТ ЦСВ: Неисправность ОТ цепей сигнализации В"/>
+                  <w:listItem w:displayText="ПДС НКУ / ОТ ЭМО1, ЭМВ: Неисправность оперативного тока цепей ЭМВ, ЭМО1" w:value="ПДС НКУ / ОТ ЭМО1, ЭМВ: Неисправность оперативного тока цепей ЭМВ, ЭМО1"/>
+                  <w:listItem w:displayText="ПДС НКУ / ОТ ЭМО2: Неисправность оперативного тока цепей ЭМО2" w:value="ПДС НКУ / ОТ ЭМО2: Неисправность оперативного тока цепей ЭМО2"/>
+                  <w:listItem w:displayText="ПДС НКУ / ПДС НКУ: Функция введена в работу" w:value="ПДС НКУ / ПДС НКУ: Функция введена в работу"/>
+                  <w:listItem w:displayText="ПДС НКУ / ПДС НКУ: Функция оперативно выведена из работы" w:value="ПДС НКУ / ПДС НКУ: Функция оперативно выведена из работы"/>
+                  <w:listItem w:displayText="ПДС НКУ / Пер.ав.дебл.см.яч.: Цепи аварийной деблокировки ячейки выведены" w:value="ПДС НКУ / Пер.ав.дебл.см.яч.: Цепи аварийной деблокировки ячейки выведены"/>
+                  <w:listItem w:displayText="ПС / ПС: Пуск предупредительной сигнализации" w:value="ПС / ПС: Пуск предупредительной сигнализации"/>
+                  <w:listItem w:displayText="ПС / ПС: Пуск предупредительной сигнализации (импульс)" w:value="ПС / ПС: Пуск предупредительной сигнализации (импульс)"/>
+                  <w:listItem w:displayText="СС / СС: БИ выведены" w:value="СС / СС: БИ выведены"/>
+                  <w:listItem w:displayText="СС / СС: Выходные цепи разобраны" w:value="СС / СС: Выходные цепи разобраны"/>
+                  <w:listItem w:displayText="СС / СС: Неисправность КА" w:value="СС / СС: Неисправность КА"/>
+                  <w:listItem w:displayText="СС / СС: Общий внешний сигнал" w:value="СС / СС: Общий внешний сигнал"/>
+                  <w:listItem w:displayText="СС / СС: Превышение времени переключения КА" w:value="СС / СС: Превышение времени переключения КА"/>
+                  <w:listItem w:displayText="СС / СС: Сигнализация цепей опер.тока" w:value="СС / СС: Сигнализация цепей опер.тока"/>
                   <w:listItem w:displayText="ТЗНП / АУ ТЗНП: Пуск автоматического ускорения ТЗНП" w:value="ТЗНП / АУ ТЗНП: Пуск автоматического ускорения ТЗНП"/>
                   <w:listItem w:displayText="ТЗНП / БНТ НП: Пуск БНТ НП" w:value="ТЗНП / БНТ НП: Пуск БНТ НП"/>
                   <w:listItem w:displayText="ТЗНП / БЧС: Блокировка чувствительных ступеней" w:value="ТЗНП / БЧС: Блокировка чувствительных ступеней"/>
@@ -7311,14 +8120,22 @@
                   <w:listItem w:displayText="КА / В: Неисправное положение выключателя" w:value="КА / В: Неисправное положение выключателя"/>
                   <w:listItem w:displayText="КА / В: Промежуточное положение выключателя" w:value="КА / В: Промежуточное положение выключателя"/>
                   <w:listItem w:displayText="КА / В: Функция введена в работу" w:value="КА / В: Функция введена в работу"/>
-                  <w:listItem w:displayText="КА / ВЭ: Команда «вкатить» выкатной элемент через выходное реле" w:value="КА / ВЭ: Команда «вкатить» выкатной элемент через выходное реле"/>
-                  <w:listItem w:displayText="КА / ВЭ: Команда «выкатить» выкатной элемент через выходное реле" w:value="КА / ВЭ: Команда «выкатить» выкатной элемент через выходное реле"/>
-                  <w:listItem w:displayText="КА / ВЭ: Неисправное положение выкатного элемента" w:value="КА / ВЭ: Неисправное положение выкатного элемента"/>
-                  <w:listItem w:displayText="КА / ВЭ: Положение выкатного элемента «Вкачен»" w:value="КА / ВЭ: Положение выкатного элемента «Вкачен»"/>
-                  <w:listItem w:displayText="КА / ВЭ: Положение выкатного элемента «Выкачен»" w:value="КА / ВЭ: Положение выкатного элемента «Выкачен»"/>
-                  <w:listItem w:displayText="КА / ВЭ: Промежуточное положение выкатного элемента" w:value="КА / ВЭ: Промежуточное положение выкатного элемента"/>
-                  <w:listItem w:displayText="КА / ВЭ: Ремонтное положение выкатного элемента" w:value="КА / ВЭ: Ремонтное положение выкатного элемента"/>
-                  <w:listItem w:displayText="КА / ВЭ: Функция введена в работу" w:value="КА / ВЭ: Функция введена в работу"/>
+                  <w:listItem w:displayText="КА / ВЭ1: Команда «вкатить» выкатной элемент через выходное реле" w:value="КА / ВЭ1: Команда «вкатить» выкатной элемент через выходное реле"/>
+                  <w:listItem w:displayText="КА / ВЭ1: Команда «выкатить» выкатной элемент через выходное реле" w:value="КА / ВЭ1: Команда «выкатить» выкатной элемент через выходное реле"/>
+                  <w:listItem w:displayText="КА / ВЭ1: Неисправное положение выкатного элемента" w:value="КА / ВЭ1: Неисправное положение выкатного элемента"/>
+                  <w:listItem w:displayText="КА / ВЭ1: Положение выкатного элемента «Вкачен»" w:value="КА / ВЭ1: Положение выкатного элемента «Вкачен»"/>
+                  <w:listItem w:displayText="КА / ВЭ1: Положение выкатного элемента «Выкачен»" w:value="КА / ВЭ1: Положение выкатного элемента «Выкачен»"/>
+                  <w:listItem w:displayText="КА / ВЭ1: Промежуточное положение выкатного элемента" w:value="КА / ВЭ1: Промежуточное положение выкатного элемента"/>
+                  <w:listItem w:displayText="КА / ВЭ1: Ремонтное положение выкатного элемента" w:value="КА / ВЭ1: Ремонтное положение выкатного элемента"/>
+                  <w:listItem w:displayText="КА / ВЭ1: Функция введена в работу" w:value="КА / ВЭ1: Функция введена в работу"/>
+                  <w:listItem w:displayText="КА / ВЭ2: Команда «вкатить» выкатной элемент через выходное реле" w:value="КА / ВЭ2: Команда «вкатить» выкатной элемент через выходное реле"/>
+                  <w:listItem w:displayText="КА / ВЭ2: Команда «выкатить» выкатной элемент через выходное реле" w:value="КА / ВЭ2: Команда «выкатить» выкатной элемент через выходное реле"/>
+                  <w:listItem w:displayText="КА / ВЭ2: Неисправное положение выкатного элемента" w:value="КА / ВЭ2: Неисправное положение выкатного элемента"/>
+                  <w:listItem w:displayText="КА / ВЭ2: Положение выкатного элемента «Вкачен»" w:value="КА / ВЭ2: Положение выкатного элемента «Вкачен»"/>
+                  <w:listItem w:displayText="КА / ВЭ2: Положение выкатного элемента «Выкачен»" w:value="КА / ВЭ2: Положение выкатного элемента «Выкачен»"/>
+                  <w:listItem w:displayText="КА / ВЭ2: Промежуточное положение выкатного элемента" w:value="КА / ВЭ2: Промежуточное положение выкатного элемента"/>
+                  <w:listItem w:displayText="КА / ВЭ2: Ремонтное положение выкатного элемента" w:value="КА / ВЭ2: Ремонтное положение выкатного элемента"/>
+                  <w:listItem w:displayText="КА / ВЭ2: Функция введена в работу" w:value="КА / ВЭ2: Функция введена в работу"/>
                   <w:listItem w:displayText="КА / ЗН: Заземляющий нож включен" w:value="КА / ЗН: Заземляющий нож включен"/>
                   <w:listItem w:displayText="КА / ЗН: Заземляющий нож отключен" w:value="КА / ЗН: Заземляющий нож отключен"/>
                   <w:listItem w:displayText="КА / ЗН: Команда «включить» заземляющий нож через выходное реле" w:value="КА / ЗН: Команда «включить» заземляющий нож через выходное реле"/>
@@ -7406,6 +8223,10 @@
                   <w:listItem w:displayText="КП / УЗН: Право переключения на уровне станции" w:value="КП / УЗН: Право переключения на уровне станции"/>
                   <w:listItem w:displayText="КП / УЗН: Сигнал превышения допустимого времени переключения" w:value="КП / УЗН: Сигнал превышения допустимого времени переключения"/>
                   <w:listItem w:displayText="КП / УЗН: Функция введена в работу" w:value="КП / УЗН: Функция введена в работу"/>
+                  <w:listItem w:displayText="КРВ / КРВ: Превышен коммутационный ресурс выключателя" w:value="КРВ / КРВ: Превышен коммутационный ресурс выключателя"/>
+                  <w:listItem w:displayText="КРВ / КРВ: Превышен механический ресурс выключателя" w:value="КРВ / КРВ: Превышен механический ресурс выключателя"/>
+                  <w:listItem w:displayText="КРВ / КРВ: Превышен ресурс выключателя" w:value="КРВ / КРВ: Превышен ресурс выключателя"/>
+                  <w:listItem w:displayText="КРВ / КРВ: Функция введена в работу" w:value="КРВ / КРВ: Функция введена в работу"/>
                   <w:listItem w:displayText="КС / КС: Блокировка по скорости изменения частоты" w:value="КС / КС: Блокировка по скорости изменения частоты"/>
                   <w:listItem w:displayText="КС / КС: Нет условий по напряжению" w:value="КС / КС: Нет условий по напряжению"/>
                   <w:listItem w:displayText="КС / КС: Нет условий по углу" w:value="КС / КС: Нет условий по углу"/>
@@ -7419,6 +8240,18 @@
                   <w:listItem w:displayText="КС / КС: Разрешение оперативного включения" w:value="КС / КС: Разрешение оперативного включения"/>
                   <w:listItem w:displayText="КС / КС: Функция введена в работу" w:value="КС / КС: Функция введена в работу"/>
                   <w:listItem w:displayText="КС / КС: Функция оперативно выведена из работы" w:value="КС / КС: Функция оперативно выведена из работы"/>
+                  <w:listItem w:displayText="КСВ / КСВ: Блокировка включения В" w:value="КСВ / КСВ: Блокировка включения В"/>
+                  <w:listItem w:displayText="КСВ / КСВ: Блокировка отключения В" w:value="КСВ / КСВ: Блокировка отключения В"/>
+                  <w:listItem w:displayText="КСВ / КСВ: В аварийно отключен" w:value="КСВ / КСВ: В аварийно отключен"/>
+                  <w:listItem w:displayText="КСВ / КСВ: В самопроизвольно отключен" w:value="КСВ / КСВ: В самопроизвольно отключен"/>
+                  <w:listItem w:displayText="КСВ / КСВ: Защита ЭМВ" w:value="КСВ / КСВ: Защита ЭМВ"/>
+                  <w:listItem w:displayText="КСВ / КСВ: Защита ЭМО1" w:value="КСВ / КСВ: Защита ЭМО1"/>
+                  <w:listItem w:displayText="КСВ / КСВ: Защита ЭМО2" w:value="КСВ / КСВ: Защита ЭМО2"/>
+                  <w:listItem w:displayText="КСВ / КСВ: Неисправность В" w:value="КСВ / КСВ: Неисправность В"/>
+                  <w:listItem w:displayText="КСВ / КСВ: Неисправность цепей ЭМУ" w:value="КСВ / КСВ: Неисправность цепей ЭМУ"/>
+                  <w:listItem w:displayText="КСВ / КСВ: Реле фиксации команды" w:value="КСВ / КСВ: Реле фиксации команды"/>
+                  <w:listItem w:displayText="КСВ / КСВ: Функция введена в работу" w:value="КСВ / КСВ: Функция введена в работу"/>
+                  <w:listItem w:displayText="КСВ / КСВ: Функция оперативно выведена из работы" w:value="КСВ / КСВ: Функция оперативно выведена из работы"/>
                   <w:listItem w:displayText="ЛЗШ / ЛЗШ: Обнаружение неисправности" w:value="ЛЗШ / ЛЗШ: Обнаружение неисправности"/>
                   <w:listItem w:displayText="ЛЗШ / ЛЗШ: Пуск" w:value="ЛЗШ / ЛЗШ: Пуск"/>
                   <w:listItem w:displayText="ЛЗШ / ЛЗШ: Пуск ИО тока по фазе B" w:value="ЛЗШ / ЛЗШ: Пуск ИО тока по фазе B"/>
@@ -7507,6 +8340,59 @@
                   <w:listItem w:displayText="МТЗ / ОНМ: Пуск по фазе C" w:value="МТЗ / ОНМ: Пуск по фазе C"/>
                   <w:listItem w:displayText="МТЗ / ОНМ: Пуск по фазе А" w:value="МТЗ / ОНМ: Пуск по фазе А"/>
                   <w:listItem w:displayText="МТЗ / ОУ МТЗ: Срабатывание" w:value="МТЗ / ОУ МТЗ: Срабатывание"/>
+                  <w:listItem w:displayText="ПДС / В: Поведение местного управления" w:value="ПДС / В: Поведение местного управления"/>
+                  <w:listItem w:displayText="ПДС / В: Положение ключа режима управления" w:value="ПДС / В: Положение ключа режима управления"/>
+                  <w:listItem w:displayText="ПДС / В: Положение ключа режима управления привода В" w:value="ПДС / В: Положение ключа режима управления привода В"/>
+                  <w:listItem w:displayText="ПДС / В: Право переключения на уровне станции" w:value="ПДС / В: Право переключения на уровне станции"/>
+                  <w:listItem w:displayText="ПДС / ВЭ1: Поведение местного управления" w:value="ПДС / ВЭ1: Поведение местного управления"/>
+                  <w:listItem w:displayText="ПДС / ВЭ1: Положение ключа режима управления" w:value="ПДС / ВЭ1: Положение ключа режима управления"/>
+                  <w:listItem w:displayText="ПДС / ВЭ1: Право переключения на уровне станции" w:value="ПДС / ВЭ1: Право переключения на уровне станции"/>
+                  <w:listItem w:displayText="ПДС / ВЭ1: Ремонтное положение коммутационного аппарата" w:value="ПДС / ВЭ1: Ремонтное положение коммутационного аппарата"/>
+                  <w:listItem w:displayText="ПДС / ВЭ2: Поведение местного управления" w:value="ПДС / ВЭ2: Поведение местного управления"/>
+                  <w:listItem w:displayText="ПДС / ВЭ2: Положение ключа режима управления" w:value="ПДС / ВЭ2: Положение ключа режима управления"/>
+                  <w:listItem w:displayText="ПДС / ВЭ2: Право переключения на уровне станции" w:value="ПДС / ВЭ2: Право переключения на уровне станции"/>
+                  <w:listItem w:displayText="ПДС / ВЭ2: Ремонтное положение коммутационного аппарата" w:value="ПДС / ВЭ2: Ремонтное положение коммутационного аппарата"/>
+                  <w:listItem w:displayText="ПДС / ЗН: Поведение местного управления" w:value="ПДС / ЗН: Поведение местного управления"/>
+                  <w:listItem w:displayText="ПДС / ЗН: Положение ключа режима управления" w:value="ПДС / ЗН: Положение ключа режима управления"/>
+                  <w:listItem w:displayText="ПДС / ЗН: Право переключения на уровне станции" w:value="ПДС / ЗН: Право переключения на уровне станции"/>
+                  <w:listItem w:displayText="ПДС / КИ: Аварийный уровень изоляции" w:value="ПДС / КИ: Аварийный уровень изоляции"/>
+                  <w:listItem w:displayText="ПДС / КИ: Низкий уровень изоляции" w:value="ПДС / КИ: Низкий уровень изоляции"/>
+                  <w:listItem w:displayText="ПДС / КПруж: Пружина не заведена" w:value="ПДС / КПруж: Пружина не заведена"/>
+                  <w:listItem w:displayText="ПДС / КЦВ: Контроль цепи ЭМВ" w:value="ПДС / КЦВ: Контроль цепи ЭМВ"/>
+                  <w:listItem w:displayText="ПДС / КЦВ: Контроль цепи ЭМО1" w:value="ПДС / КЦВ: Контроль цепи ЭМО1"/>
+                  <w:listItem w:displayText="ПДС / КЦВ: Контроль цепи ЭМО2" w:value="ПДС / КЦВ: Контроль цепи ЭМО2"/>
+                  <w:listItem w:displayText="ПДС / КЦВ: Работа ЭМВ" w:value="ПДС / КЦВ: Работа ЭМВ"/>
+                  <w:listItem w:displayText="ПДС / КЦВ: Работа ЭМО1" w:value="ПДС / КЦВ: Работа ЭМО1"/>
+                  <w:listItem w:displayText="ПДС / КЦВ: Работа ЭМО2" w:value="ПДС / КЦВ: Работа ЭМО2"/>
+                  <w:listItem w:displayText="ПДС / ПДС: Функция введена в работу" w:value="ПДС / ПДС: Функция введена в работу"/>
+                  <w:listItem w:displayText="ПДС / ПДС: Функция оперативно выведена из работы" w:value="ПДС / ПДС: Функция оперативно выведена из работы"/>
+                  <w:listItem w:displayText="ПДС НКУ / SA1: Цепь управления введена" w:value="ПДС НКУ / SA1: Цепь управления введена"/>
+                  <w:listItem w:displayText="ПДС НКУ / SA2: Цепь управления введена" w:value="ПДС НКУ / SA2: Цепь управления введена"/>
+                  <w:listItem w:displayText="ПДС НКУ / SA3: Цепь управления введена" w:value="ПДС НКУ / SA3: Цепь управления введена"/>
+                  <w:listItem w:displayText="ПДС НКУ / SA4: Цепь управления введена" w:value="ПДС НКУ / SA4: Цепь управления введена"/>
+                  <w:listItem w:displayText="ПДС НКУ / SF1: Автоматический выключатель отключен" w:value="ПДС НКУ / SF1: Автоматический выключатель отключен"/>
+                  <w:listItem w:displayText="ПДС НКУ / SF2: Автоматический выключатель отключен" w:value="ПДС НКУ / SF2: Автоматический выключатель отключен"/>
+                  <w:listItem w:displayText="ПДС НКУ / SG1: Рабочее положение испытательного блока" w:value="ПДС НКУ / SG1: Рабочее положение испытательного блока"/>
+                  <w:listItem w:displayText="ПДС НКУ / SG2: Рабочее положение испытательного блока" w:value="ПДС НКУ / SG2: Рабочее положение испытательного блока"/>
+                  <w:listItem w:displayText="ПДС НКУ / SG3: Рабочее положение испытательного блока" w:value="ПДС НКУ / SG3: Рабочее положение испытательного блока"/>
+                  <w:listItem w:displayText="ПДС НКУ / Дверь: Дверь отсека/ шкафа закрыта" w:value="ПДС НКУ / Дверь: Дверь отсека/ шкафа закрыта"/>
+                  <w:listItem w:displayText="ПДС НКУ / Дверь: Дверь отсека/ шкафа открыта" w:value="ПДС НКУ / Дверь: Дверь отсека/ шкафа открыта"/>
+                  <w:listItem w:displayText="ПДС НКУ / ОТ ОБР 1: Неисправность оперативного тока цепей ОБР 1" w:value="ПДС НКУ / ОТ ОБР 1: Неисправность оперативного тока цепей ОБР 1"/>
+                  <w:listItem w:displayText="ПДС НКУ / ОТ ОБР 2: Неисправность оперативного тока цепей ОБР 2" w:value="ПДС НКУ / ОТ ОБР 2: Неисправность оперативного тока цепей ОБР 2"/>
+                  <w:listItem w:displayText="ПДС НКУ / ОТ ЦСВ: Неисправность ОТ цепей сигнализации В" w:value="ПДС НКУ / ОТ ЦСВ: Неисправность ОТ цепей сигнализации В"/>
+                  <w:listItem w:displayText="ПДС НКУ / ОТ ЭМО1, ЭМВ: Неисправность оперативного тока цепей ЭМВ, ЭМО1" w:value="ПДС НКУ / ОТ ЭМО1, ЭМВ: Неисправность оперативного тока цепей ЭМВ, ЭМО1"/>
+                  <w:listItem w:displayText="ПДС НКУ / ОТ ЭМО2: Неисправность оперативного тока цепей ЭМО2" w:value="ПДС НКУ / ОТ ЭМО2: Неисправность оперативного тока цепей ЭМО2"/>
+                  <w:listItem w:displayText="ПДС НКУ / ПДС НКУ: Функция введена в работу" w:value="ПДС НКУ / ПДС НКУ: Функция введена в работу"/>
+                  <w:listItem w:displayText="ПДС НКУ / ПДС НКУ: Функция оперативно выведена из работы" w:value="ПДС НКУ / ПДС НКУ: Функция оперативно выведена из работы"/>
+                  <w:listItem w:displayText="ПДС НКУ / Пер.ав.дебл.см.яч.: Цепи аварийной деблокировки ячейки выведены" w:value="ПДС НКУ / Пер.ав.дебл.см.яч.: Цепи аварийной деблокировки ячейки выведены"/>
+                  <w:listItem w:displayText="ПС / ПС: Пуск предупредительной сигнализации" w:value="ПС / ПС: Пуск предупредительной сигнализации"/>
+                  <w:listItem w:displayText="ПС / ПС: Пуск предупредительной сигнализации (импульс)" w:value="ПС / ПС: Пуск предупредительной сигнализации (импульс)"/>
+                  <w:listItem w:displayText="СС / СС: БИ выведены" w:value="СС / СС: БИ выведены"/>
+                  <w:listItem w:displayText="СС / СС: Выходные цепи разобраны" w:value="СС / СС: Выходные цепи разобраны"/>
+                  <w:listItem w:displayText="СС / СС: Неисправность КА" w:value="СС / СС: Неисправность КА"/>
+                  <w:listItem w:displayText="СС / СС: Общий внешний сигнал" w:value="СС / СС: Общий внешний сигнал"/>
+                  <w:listItem w:displayText="СС / СС: Превышение времени переключения КА" w:value="СС / СС: Превышение времени переключения КА"/>
+                  <w:listItem w:displayText="СС / СС: Сигнализация цепей опер.тока" w:value="СС / СС: Сигнализация цепей опер.тока"/>
                   <w:listItem w:displayText="ТЗНП / АУ ТЗНП: Пуск автоматического ускорения ТЗНП" w:value="ТЗНП / АУ ТЗНП: Пуск автоматического ускорения ТЗНП"/>
                   <w:listItem w:displayText="ТЗНП / БНТ НП: Пуск БНТ НП" w:value="ТЗНП / БНТ НП: Пуск БНТ НП"/>
                   <w:listItem w:displayText="ТЗНП / БЧС: Блокировка чувствительных ступеней" w:value="ТЗНП / БЧС: Блокировка чувствительных ступеней"/>
@@ -7869,14 +8755,22 @@
                   <w:listItem w:displayText="КА / В: Неисправное положение выключателя" w:value="КА / В: Неисправное положение выключателя"/>
                   <w:listItem w:displayText="КА / В: Промежуточное положение выключателя" w:value="КА / В: Промежуточное положение выключателя"/>
                   <w:listItem w:displayText="КА / В: Функция введена в работу" w:value="КА / В: Функция введена в работу"/>
-                  <w:listItem w:displayText="КА / ВЭ: Команда «вкатить» выкатной элемент через выходное реле" w:value="КА / ВЭ: Команда «вкатить» выкатной элемент через выходное реле"/>
-                  <w:listItem w:displayText="КА / ВЭ: Команда «выкатить» выкатной элемент через выходное реле" w:value="КА / ВЭ: Команда «выкатить» выкатной элемент через выходное реле"/>
-                  <w:listItem w:displayText="КА / ВЭ: Неисправное положение выкатного элемента" w:value="КА / ВЭ: Неисправное положение выкатного элемента"/>
-                  <w:listItem w:displayText="КА / ВЭ: Положение выкатного элемента «Вкачен»" w:value="КА / ВЭ: Положение выкатного элемента «Вкачен»"/>
-                  <w:listItem w:displayText="КА / ВЭ: Положение выкатного элемента «Выкачен»" w:value="КА / ВЭ: Положение выкатного элемента «Выкачен»"/>
-                  <w:listItem w:displayText="КА / ВЭ: Промежуточное положение выкатного элемента" w:value="КА / ВЭ: Промежуточное положение выкатного элемента"/>
-                  <w:listItem w:displayText="КА / ВЭ: Ремонтное положение выкатного элемента" w:value="КА / ВЭ: Ремонтное положение выкатного элемента"/>
-                  <w:listItem w:displayText="КА / ВЭ: Функция введена в работу" w:value="КА / ВЭ: Функция введена в работу"/>
+                  <w:listItem w:displayText="КА / ВЭ1: Команда «вкатить» выкатной элемент через выходное реле" w:value="КА / ВЭ1: Команда «вкатить» выкатной элемент через выходное реле"/>
+                  <w:listItem w:displayText="КА / ВЭ1: Команда «выкатить» выкатной элемент через выходное реле" w:value="КА / ВЭ1: Команда «выкатить» выкатной элемент через выходное реле"/>
+                  <w:listItem w:displayText="КА / ВЭ1: Неисправное положение выкатного элемента" w:value="КА / ВЭ1: Неисправное положение выкатного элемента"/>
+                  <w:listItem w:displayText="КА / ВЭ1: Положение выкатного элемента «Вкачен»" w:value="КА / ВЭ1: Положение выкатного элемента «Вкачен»"/>
+                  <w:listItem w:displayText="КА / ВЭ1: Положение выкатного элемента «Выкачен»" w:value="КА / ВЭ1: Положение выкатного элемента «Выкачен»"/>
+                  <w:listItem w:displayText="КА / ВЭ1: Промежуточное положение выкатного элемента" w:value="КА / ВЭ1: Промежуточное положение выкатного элемента"/>
+                  <w:listItem w:displayText="КА / ВЭ1: Ремонтное положение выкатного элемента" w:value="КА / ВЭ1: Ремонтное положение выкатного элемента"/>
+                  <w:listItem w:displayText="КА / ВЭ1: Функция введена в работу" w:value="КА / ВЭ1: Функция введена в работу"/>
+                  <w:listItem w:displayText="КА / ВЭ2: Команда «вкатить» выкатной элемент через выходное реле" w:value="КА / ВЭ2: Команда «вкатить» выкатной элемент через выходное реле"/>
+                  <w:listItem w:displayText="КА / ВЭ2: Команда «выкатить» выкатной элемент через выходное реле" w:value="КА / ВЭ2: Команда «выкатить» выкатной элемент через выходное реле"/>
+                  <w:listItem w:displayText="КА / ВЭ2: Неисправное положение выкатного элемента" w:value="КА / ВЭ2: Неисправное положение выкатного элемента"/>
+                  <w:listItem w:displayText="КА / ВЭ2: Положение выкатного элемента «Вкачен»" w:value="КА / ВЭ2: Положение выкатного элемента «Вкачен»"/>
+                  <w:listItem w:displayText="КА / ВЭ2: Положение выкатного элемента «Выкачен»" w:value="КА / ВЭ2: Положение выкатного элемента «Выкачен»"/>
+                  <w:listItem w:displayText="КА / ВЭ2: Промежуточное положение выкатного элемента" w:value="КА / ВЭ2: Промежуточное положение выкатного элемента"/>
+                  <w:listItem w:displayText="КА / ВЭ2: Ремонтное положение выкатного элемента" w:value="КА / ВЭ2: Ремонтное положение выкатного элемента"/>
+                  <w:listItem w:displayText="КА / ВЭ2: Функция введена в работу" w:value="КА / ВЭ2: Функция введена в работу"/>
                   <w:listItem w:displayText="КА / ЗН: Заземляющий нож включен" w:value="КА / ЗН: Заземляющий нож включен"/>
                   <w:listItem w:displayText="КА / ЗН: Заземляющий нож отключен" w:value="КА / ЗН: Заземляющий нож отключен"/>
                   <w:listItem w:displayText="КА / ЗН: Команда «включить» заземляющий нож через выходное реле" w:value="КА / ЗН: Команда «включить» заземляющий нож через выходное реле"/>
@@ -7964,6 +8858,10 @@
                   <w:listItem w:displayText="КП / УЗН: Право переключения на уровне станции" w:value="КП / УЗН: Право переключения на уровне станции"/>
                   <w:listItem w:displayText="КП / УЗН: Сигнал превышения допустимого времени переключения" w:value="КП / УЗН: Сигнал превышения допустимого времени переключения"/>
                   <w:listItem w:displayText="КП / УЗН: Функция введена в работу" w:value="КП / УЗН: Функция введена в работу"/>
+                  <w:listItem w:displayText="КРВ / КРВ: Превышен коммутационный ресурс выключателя" w:value="КРВ / КРВ: Превышен коммутационный ресурс выключателя"/>
+                  <w:listItem w:displayText="КРВ / КРВ: Превышен механический ресурс выключателя" w:value="КРВ / КРВ: Превышен механический ресурс выключателя"/>
+                  <w:listItem w:displayText="КРВ / КРВ: Превышен ресурс выключателя" w:value="КРВ / КРВ: Превышен ресурс выключателя"/>
+                  <w:listItem w:displayText="КРВ / КРВ: Функция введена в работу" w:value="КРВ / КРВ: Функция введена в работу"/>
                   <w:listItem w:displayText="КС / КС: Блокировка по скорости изменения частоты" w:value="КС / КС: Блокировка по скорости изменения частоты"/>
                   <w:listItem w:displayText="КС / КС: Нет условий по напряжению" w:value="КС / КС: Нет условий по напряжению"/>
                   <w:listItem w:displayText="КС / КС: Нет условий по углу" w:value="КС / КС: Нет условий по углу"/>
@@ -7977,6 +8875,18 @@
                   <w:listItem w:displayText="КС / КС: Разрешение оперативного включения" w:value="КС / КС: Разрешение оперативного включения"/>
                   <w:listItem w:displayText="КС / КС: Функция введена в работу" w:value="КС / КС: Функция введена в работу"/>
                   <w:listItem w:displayText="КС / КС: Функция оперативно выведена из работы" w:value="КС / КС: Функция оперативно выведена из работы"/>
+                  <w:listItem w:displayText="КСВ / КСВ: Блокировка включения В" w:value="КСВ / КСВ: Блокировка включения В"/>
+                  <w:listItem w:displayText="КСВ / КСВ: Блокировка отключения В" w:value="КСВ / КСВ: Блокировка отключения В"/>
+                  <w:listItem w:displayText="КСВ / КСВ: В аварийно отключен" w:value="КСВ / КСВ: В аварийно отключен"/>
+                  <w:listItem w:displayText="КСВ / КСВ: В самопроизвольно отключен" w:value="КСВ / КСВ: В самопроизвольно отключен"/>
+                  <w:listItem w:displayText="КСВ / КСВ: Защита ЭМВ" w:value="КСВ / КСВ: Защита ЭМВ"/>
+                  <w:listItem w:displayText="КСВ / КСВ: Защита ЭМО1" w:value="КСВ / КСВ: Защита ЭМО1"/>
+                  <w:listItem w:displayText="КСВ / КСВ: Защита ЭМО2" w:value="КСВ / КСВ: Защита ЭМО2"/>
+                  <w:listItem w:displayText="КСВ / КСВ: Неисправность В" w:value="КСВ / КСВ: Неисправность В"/>
+                  <w:listItem w:displayText="КСВ / КСВ: Неисправность цепей ЭМУ" w:value="КСВ / КСВ: Неисправность цепей ЭМУ"/>
+                  <w:listItem w:displayText="КСВ / КСВ: Реле фиксации команды" w:value="КСВ / КСВ: Реле фиксации команды"/>
+                  <w:listItem w:displayText="КСВ / КСВ: Функция введена в работу" w:value="КСВ / КСВ: Функция введена в работу"/>
+                  <w:listItem w:displayText="КСВ / КСВ: Функция оперативно выведена из работы" w:value="КСВ / КСВ: Функция оперативно выведена из работы"/>
                   <w:listItem w:displayText="ЛЗШ / ЛЗШ: Обнаружение неисправности" w:value="ЛЗШ / ЛЗШ: Обнаружение неисправности"/>
                   <w:listItem w:displayText="ЛЗШ / ЛЗШ: Пуск" w:value="ЛЗШ / ЛЗШ: Пуск"/>
                   <w:listItem w:displayText="ЛЗШ / ЛЗШ: Пуск ИО тока по фазе B" w:value="ЛЗШ / ЛЗШ: Пуск ИО тока по фазе B"/>
@@ -8065,6 +8975,59 @@
                   <w:listItem w:displayText="МТЗ / ОНМ: Пуск по фазе C" w:value="МТЗ / ОНМ: Пуск по фазе C"/>
                   <w:listItem w:displayText="МТЗ / ОНМ: Пуск по фазе А" w:value="МТЗ / ОНМ: Пуск по фазе А"/>
                   <w:listItem w:displayText="МТЗ / ОУ МТЗ: Срабатывание" w:value="МТЗ / ОУ МТЗ: Срабатывание"/>
+                  <w:listItem w:displayText="ПДС / В: Поведение местного управления" w:value="ПДС / В: Поведение местного управления"/>
+                  <w:listItem w:displayText="ПДС / В: Положение ключа режима управления" w:value="ПДС / В: Положение ключа режима управления"/>
+                  <w:listItem w:displayText="ПДС / В: Положение ключа режима управления привода В" w:value="ПДС / В: Положение ключа режима управления привода В"/>
+                  <w:listItem w:displayText="ПДС / В: Право переключения на уровне станции" w:value="ПДС / В: Право переключения на уровне станции"/>
+                  <w:listItem w:displayText="ПДС / ВЭ1: Поведение местного управления" w:value="ПДС / ВЭ1: Поведение местного управления"/>
+                  <w:listItem w:displayText="ПДС / ВЭ1: Положение ключа режима управления" w:value="ПДС / ВЭ1: Положение ключа режима управления"/>
+                  <w:listItem w:displayText="ПДС / ВЭ1: Право переключения на уровне станции" w:value="ПДС / ВЭ1: Право переключения на уровне станции"/>
+                  <w:listItem w:displayText="ПДС / ВЭ1: Ремонтное положение коммутационного аппарата" w:value="ПДС / ВЭ1: Ремонтное положение коммутационного аппарата"/>
+                  <w:listItem w:displayText="ПДС / ВЭ2: Поведение местного управления" w:value="ПДС / ВЭ2: Поведение местного управления"/>
+                  <w:listItem w:displayText="ПДС / ВЭ2: Положение ключа режима управления" w:value="ПДС / ВЭ2: Положение ключа режима управления"/>
+                  <w:listItem w:displayText="ПДС / ВЭ2: Право переключения на уровне станции" w:value="ПДС / ВЭ2: Право переключения на уровне станции"/>
+                  <w:listItem w:displayText="ПДС / ВЭ2: Ремонтное положение коммутационного аппарата" w:value="ПДС / ВЭ2: Ремонтное положение коммутационного аппарата"/>
+                  <w:listItem w:displayText="ПДС / ЗН: Поведение местного управления" w:value="ПДС / ЗН: Поведение местного управления"/>
+                  <w:listItem w:displayText="ПДС / ЗН: Положение ключа режима управления" w:value="ПДС / ЗН: Положение ключа режима управления"/>
+                  <w:listItem w:displayText="ПДС / ЗН: Право переключения на уровне станции" w:value="ПДС / ЗН: Право переключения на уровне станции"/>
+                  <w:listItem w:displayText="ПДС / КИ: Аварийный уровень изоляции" w:value="ПДС / КИ: Аварийный уровень изоляции"/>
+                  <w:listItem w:displayText="ПДС / КИ: Низкий уровень изоляции" w:value="ПДС / КИ: Низкий уровень изоляции"/>
+                  <w:listItem w:displayText="ПДС / КПруж: Пружина не заведена" w:value="ПДС / КПруж: Пружина не заведена"/>
+                  <w:listItem w:displayText="ПДС / КЦВ: Контроль цепи ЭМВ" w:value="ПДС / КЦВ: Контроль цепи ЭМВ"/>
+                  <w:listItem w:displayText="ПДС / КЦВ: Контроль цепи ЭМО1" w:value="ПДС / КЦВ: Контроль цепи ЭМО1"/>
+                  <w:listItem w:displayText="ПДС / КЦВ: Контроль цепи ЭМО2" w:value="ПДС / КЦВ: Контроль цепи ЭМО2"/>
+                  <w:listItem w:displayText="ПДС / КЦВ: Работа ЭМВ" w:value="ПДС / КЦВ: Работа ЭМВ"/>
+                  <w:listItem w:displayText="ПДС / КЦВ: Работа ЭМО1" w:value="ПДС / КЦВ: Работа ЭМО1"/>
+                  <w:listItem w:displayText="ПДС / КЦВ: Работа ЭМО2" w:value="ПДС / КЦВ: Работа ЭМО2"/>
+                  <w:listItem w:displayText="ПДС / ПДС: Функция введена в работу" w:value="ПДС / ПДС: Функция введена в работу"/>
+                  <w:listItem w:displayText="ПДС / ПДС: Функция оперативно выведена из работы" w:value="ПДС / ПДС: Функция оперативно выведена из работы"/>
+                  <w:listItem w:displayText="ПДС НКУ / SA1: Цепь управления введена" w:value="ПДС НКУ / SA1: Цепь управления введена"/>
+                  <w:listItem w:displayText="ПДС НКУ / SA2: Цепь управления введена" w:value="ПДС НКУ / SA2: Цепь управления введена"/>
+                  <w:listItem w:displayText="ПДС НКУ / SA3: Цепь управления введена" w:value="ПДС НКУ / SA3: Цепь управления введена"/>
+                  <w:listItem w:displayText="ПДС НКУ / SA4: Цепь управления введена" w:value="ПДС НКУ / SA4: Цепь управления введена"/>
+                  <w:listItem w:displayText="ПДС НКУ / SF1: Автоматический выключатель отключен" w:value="ПДС НКУ / SF1: Автоматический выключатель отключен"/>
+                  <w:listItem w:displayText="ПДС НКУ / SF2: Автоматический выключатель отключен" w:value="ПДС НКУ / SF2: Автоматический выключатель отключен"/>
+                  <w:listItem w:displayText="ПДС НКУ / SG1: Рабочее положение испытательного блока" w:value="ПДС НКУ / SG1: Рабочее положение испытательного блока"/>
+                  <w:listItem w:displayText="ПДС НКУ / SG2: Рабочее положение испытательного блока" w:value="ПДС НКУ / SG2: Рабочее положение испытательного блока"/>
+                  <w:listItem w:displayText="ПДС НКУ / SG3: Рабочее положение испытательного блока" w:value="ПДС НКУ / SG3: Рабочее положение испытательного блока"/>
+                  <w:listItem w:displayText="ПДС НКУ / Дверь: Дверь отсека/ шкафа закрыта" w:value="ПДС НКУ / Дверь: Дверь отсека/ шкафа закрыта"/>
+                  <w:listItem w:displayText="ПДС НКУ / Дверь: Дверь отсека/ шкафа открыта" w:value="ПДС НКУ / Дверь: Дверь отсека/ шкафа открыта"/>
+                  <w:listItem w:displayText="ПДС НКУ / ОТ ОБР 1: Неисправность оперативного тока цепей ОБР 1" w:value="ПДС НКУ / ОТ ОБР 1: Неисправность оперативного тока цепей ОБР 1"/>
+                  <w:listItem w:displayText="ПДС НКУ / ОТ ОБР 2: Неисправность оперативного тока цепей ОБР 2" w:value="ПДС НКУ / ОТ ОБР 2: Неисправность оперативного тока цепей ОБР 2"/>
+                  <w:listItem w:displayText="ПДС НКУ / ОТ ЦСВ: Неисправность ОТ цепей сигнализации В" w:value="ПДС НКУ / ОТ ЦСВ: Неисправность ОТ цепей сигнализации В"/>
+                  <w:listItem w:displayText="ПДС НКУ / ОТ ЭМО1, ЭМВ: Неисправность оперативного тока цепей ЭМВ, ЭМО1" w:value="ПДС НКУ / ОТ ЭМО1, ЭМВ: Неисправность оперативного тока цепей ЭМВ, ЭМО1"/>
+                  <w:listItem w:displayText="ПДС НКУ / ОТ ЭМО2: Неисправность оперативного тока цепей ЭМО2" w:value="ПДС НКУ / ОТ ЭМО2: Неисправность оперативного тока цепей ЭМО2"/>
+                  <w:listItem w:displayText="ПДС НКУ / ПДС НКУ: Функция введена в работу" w:value="ПДС НКУ / ПДС НКУ: Функция введена в работу"/>
+                  <w:listItem w:displayText="ПДС НКУ / ПДС НКУ: Функция оперативно выведена из работы" w:value="ПДС НКУ / ПДС НКУ: Функция оперативно выведена из работы"/>
+                  <w:listItem w:displayText="ПДС НКУ / Пер.ав.дебл.см.яч.: Цепи аварийной деблокировки ячейки выведены" w:value="ПДС НКУ / Пер.ав.дебл.см.яч.: Цепи аварийной деблокировки ячейки выведены"/>
+                  <w:listItem w:displayText="ПС / ПС: Пуск предупредительной сигнализации" w:value="ПС / ПС: Пуск предупредительной сигнализации"/>
+                  <w:listItem w:displayText="ПС / ПС: Пуск предупредительной сигнализации (импульс)" w:value="ПС / ПС: Пуск предупредительной сигнализации (импульс)"/>
+                  <w:listItem w:displayText="СС / СС: БИ выведены" w:value="СС / СС: БИ выведены"/>
+                  <w:listItem w:displayText="СС / СС: Выходные цепи разобраны" w:value="СС / СС: Выходные цепи разобраны"/>
+                  <w:listItem w:displayText="СС / СС: Неисправность КА" w:value="СС / СС: Неисправность КА"/>
+                  <w:listItem w:displayText="СС / СС: Общий внешний сигнал" w:value="СС / СС: Общий внешний сигнал"/>
+                  <w:listItem w:displayText="СС / СС: Превышение времени переключения КА" w:value="СС / СС: Превышение времени переключения КА"/>
+                  <w:listItem w:displayText="СС / СС: Сигнализация цепей опер.тока" w:value="СС / СС: Сигнализация цепей опер.тока"/>
                   <w:listItem w:displayText="ТЗНП / АУ ТЗНП: Пуск автоматического ускорения ТЗНП" w:value="ТЗНП / АУ ТЗНП: Пуск автоматического ускорения ТЗНП"/>
                   <w:listItem w:displayText="ТЗНП / БНТ НП: Пуск БНТ НП" w:value="ТЗНП / БНТ НП: Пуск БНТ НП"/>
                   <w:listItem w:displayText="ТЗНП / БЧС: Блокировка чувствительных ступеней" w:value="ТЗНП / БЧС: Блокировка чувствительных ступеней"/>
@@ -8427,14 +9390,22 @@
                   <w:listItem w:displayText="КА / В: Неисправное положение выключателя" w:value="КА / В: Неисправное положение выключателя"/>
                   <w:listItem w:displayText="КА / В: Промежуточное положение выключателя" w:value="КА / В: Промежуточное положение выключателя"/>
                   <w:listItem w:displayText="КА / В: Функция введена в работу" w:value="КА / В: Функция введена в работу"/>
-                  <w:listItem w:displayText="КА / ВЭ: Команда «вкатить» выкатной элемент через выходное реле" w:value="КА / ВЭ: Команда «вкатить» выкатной элемент через выходное реле"/>
-                  <w:listItem w:displayText="КА / ВЭ: Команда «выкатить» выкатной элемент через выходное реле" w:value="КА / ВЭ: Команда «выкатить» выкатной элемент через выходное реле"/>
-                  <w:listItem w:displayText="КА / ВЭ: Неисправное положение выкатного элемента" w:value="КА / ВЭ: Неисправное положение выкатного элемента"/>
-                  <w:listItem w:displayText="КА / ВЭ: Положение выкатного элемента «Вкачен»" w:value="КА / ВЭ: Положение выкатного элемента «Вкачен»"/>
-                  <w:listItem w:displayText="КА / ВЭ: Положение выкатного элемента «Выкачен»" w:value="КА / ВЭ: Положение выкатного элемента «Выкачен»"/>
-                  <w:listItem w:displayText="КА / ВЭ: Промежуточное положение выкатного элемента" w:value="КА / ВЭ: Промежуточное положение выкатного элемента"/>
-                  <w:listItem w:displayText="КА / ВЭ: Ремонтное положение выкатного элемента" w:value="КА / ВЭ: Ремонтное положение выкатного элемента"/>
-                  <w:listItem w:displayText="КА / ВЭ: Функция введена в работу" w:value="КА / ВЭ: Функция введена в работу"/>
+                  <w:listItem w:displayText="КА / ВЭ1: Команда «вкатить» выкатной элемент через выходное реле" w:value="КА / ВЭ1: Команда «вкатить» выкатной элемент через выходное реле"/>
+                  <w:listItem w:displayText="КА / ВЭ1: Команда «выкатить» выкатной элемент через выходное реле" w:value="КА / ВЭ1: Команда «выкатить» выкатной элемент через выходное реле"/>
+                  <w:listItem w:displayText="КА / ВЭ1: Неисправное положение выкатного элемента" w:value="КА / ВЭ1: Неисправное положение выкатного элемента"/>
+                  <w:listItem w:displayText="КА / ВЭ1: Положение выкатного элемента «Вкачен»" w:value="КА / ВЭ1: Положение выкатного элемента «Вкачен»"/>
+                  <w:listItem w:displayText="КА / ВЭ1: Положение выкатного элемента «Выкачен»" w:value="КА / ВЭ1: Положение выкатного элемента «Выкачен»"/>
+                  <w:listItem w:displayText="КА / ВЭ1: Промежуточное положение выкатного элемента" w:value="КА / ВЭ1: Промежуточное положение выкатного элемента"/>
+                  <w:listItem w:displayText="КА / ВЭ1: Ремонтное положение выкатного элемента" w:value="КА / ВЭ1: Ремонтное положение выкатного элемента"/>
+                  <w:listItem w:displayText="КА / ВЭ1: Функция введена в работу" w:value="КА / ВЭ1: Функция введена в работу"/>
+                  <w:listItem w:displayText="КА / ВЭ2: Команда «вкатить» выкатной элемент через выходное реле" w:value="КА / ВЭ2: Команда «вкатить» выкатной элемент через выходное реле"/>
+                  <w:listItem w:displayText="КА / ВЭ2: Команда «выкатить» выкатной элемент через выходное реле" w:value="КА / ВЭ2: Команда «выкатить» выкатной элемент через выходное реле"/>
+                  <w:listItem w:displayText="КА / ВЭ2: Неисправное положение выкатного элемента" w:value="КА / ВЭ2: Неисправное положение выкатного элемента"/>
+                  <w:listItem w:displayText="КА / ВЭ2: Положение выкатного элемента «Вкачен»" w:value="КА / ВЭ2: Положение выкатного элемента «Вкачен»"/>
+                  <w:listItem w:displayText="КА / ВЭ2: Положение выкатного элемента «Выкачен»" w:value="КА / ВЭ2: Положение выкатного элемента «Выкачен»"/>
+                  <w:listItem w:displayText="КА / ВЭ2: Промежуточное положение выкатного элемента" w:value="КА / ВЭ2: Промежуточное положение выкатного элемента"/>
+                  <w:listItem w:displayText="КА / ВЭ2: Ремонтное положение выкатного элемента" w:value="КА / ВЭ2: Ремонтное положение выкатного элемента"/>
+                  <w:listItem w:displayText="КА / ВЭ2: Функция введена в работу" w:value="КА / ВЭ2: Функция введена в работу"/>
                   <w:listItem w:displayText="КА / ЗН: Заземляющий нож включен" w:value="КА / ЗН: Заземляющий нож включен"/>
                   <w:listItem w:displayText="КА / ЗН: Заземляющий нож отключен" w:value="КА / ЗН: Заземляющий нож отключен"/>
                   <w:listItem w:displayText="КА / ЗН: Команда «включить» заземляющий нож через выходное реле" w:value="КА / ЗН: Команда «включить» заземляющий нож через выходное реле"/>
@@ -8522,6 +9493,10 @@
                   <w:listItem w:displayText="КП / УЗН: Право переключения на уровне станции" w:value="КП / УЗН: Право переключения на уровне станции"/>
                   <w:listItem w:displayText="КП / УЗН: Сигнал превышения допустимого времени переключения" w:value="КП / УЗН: Сигнал превышения допустимого времени переключения"/>
                   <w:listItem w:displayText="КП / УЗН: Функция введена в работу" w:value="КП / УЗН: Функция введена в работу"/>
+                  <w:listItem w:displayText="КРВ / КРВ: Превышен коммутационный ресурс выключателя" w:value="КРВ / КРВ: Превышен коммутационный ресурс выключателя"/>
+                  <w:listItem w:displayText="КРВ / КРВ: Превышен механический ресурс выключателя" w:value="КРВ / КРВ: Превышен механический ресурс выключателя"/>
+                  <w:listItem w:displayText="КРВ / КРВ: Превышен ресурс выключателя" w:value="КРВ / КРВ: Превышен ресурс выключателя"/>
+                  <w:listItem w:displayText="КРВ / КРВ: Функция введена в работу" w:value="КРВ / КРВ: Функция введена в работу"/>
                   <w:listItem w:displayText="КС / КС: Блокировка по скорости изменения частоты" w:value="КС / КС: Блокировка по скорости изменения частоты"/>
                   <w:listItem w:displayText="КС / КС: Нет условий по напряжению" w:value="КС / КС: Нет условий по напряжению"/>
                   <w:listItem w:displayText="КС / КС: Нет условий по углу" w:value="КС / КС: Нет условий по углу"/>
@@ -8535,6 +9510,18 @@
                   <w:listItem w:displayText="КС / КС: Разрешение оперативного включения" w:value="КС / КС: Разрешение оперативного включения"/>
                   <w:listItem w:displayText="КС / КС: Функция введена в работу" w:value="КС / КС: Функция введена в работу"/>
                   <w:listItem w:displayText="КС / КС: Функция оперативно выведена из работы" w:value="КС / КС: Функция оперативно выведена из работы"/>
+                  <w:listItem w:displayText="КСВ / КСВ: Блокировка включения В" w:value="КСВ / КСВ: Блокировка включения В"/>
+                  <w:listItem w:displayText="КСВ / КСВ: Блокировка отключения В" w:value="КСВ / КСВ: Блокировка отключения В"/>
+                  <w:listItem w:displayText="КСВ / КСВ: В аварийно отключен" w:value="КСВ / КСВ: В аварийно отключен"/>
+                  <w:listItem w:displayText="КСВ / КСВ: В самопроизвольно отключен" w:value="КСВ / КСВ: В самопроизвольно отключен"/>
+                  <w:listItem w:displayText="КСВ / КСВ: Защита ЭМВ" w:value="КСВ / КСВ: Защита ЭМВ"/>
+                  <w:listItem w:displayText="КСВ / КСВ: Защита ЭМО1" w:value="КСВ / КСВ: Защита ЭМО1"/>
+                  <w:listItem w:displayText="КСВ / КСВ: Защита ЭМО2" w:value="КСВ / КСВ: Защита ЭМО2"/>
+                  <w:listItem w:displayText="КСВ / КСВ: Неисправность В" w:value="КСВ / КСВ: Неисправность В"/>
+                  <w:listItem w:displayText="КСВ / КСВ: Неисправность цепей ЭМУ" w:value="КСВ / КСВ: Неисправность цепей ЭМУ"/>
+                  <w:listItem w:displayText="КСВ / КСВ: Реле фиксации команды" w:value="КСВ / КСВ: Реле фиксации команды"/>
+                  <w:listItem w:displayText="КСВ / КСВ: Функция введена в работу" w:value="КСВ / КСВ: Функция введена в работу"/>
+                  <w:listItem w:displayText="КСВ / КСВ: Функция оперативно выведена из работы" w:value="КСВ / КСВ: Функция оперативно выведена из работы"/>
                   <w:listItem w:displayText="ЛЗШ / ЛЗШ: Обнаружение неисправности" w:value="ЛЗШ / ЛЗШ: Обнаружение неисправности"/>
                   <w:listItem w:displayText="ЛЗШ / ЛЗШ: Пуск" w:value="ЛЗШ / ЛЗШ: Пуск"/>
                   <w:listItem w:displayText="ЛЗШ / ЛЗШ: Пуск ИО тока по фазе B" w:value="ЛЗШ / ЛЗШ: Пуск ИО тока по фазе B"/>
@@ -8623,6 +9610,59 @@
                   <w:listItem w:displayText="МТЗ / ОНМ: Пуск по фазе C" w:value="МТЗ / ОНМ: Пуск по фазе C"/>
                   <w:listItem w:displayText="МТЗ / ОНМ: Пуск по фазе А" w:value="МТЗ / ОНМ: Пуск по фазе А"/>
                   <w:listItem w:displayText="МТЗ / ОУ МТЗ: Срабатывание" w:value="МТЗ / ОУ МТЗ: Срабатывание"/>
+                  <w:listItem w:displayText="ПДС / В: Поведение местного управления" w:value="ПДС / В: Поведение местного управления"/>
+                  <w:listItem w:displayText="ПДС / В: Положение ключа режима управления" w:value="ПДС / В: Положение ключа режима управления"/>
+                  <w:listItem w:displayText="ПДС / В: Положение ключа режима управления привода В" w:value="ПДС / В: Положение ключа режима управления привода В"/>
+                  <w:listItem w:displayText="ПДС / В: Право переключения на уровне станции" w:value="ПДС / В: Право переключения на уровне станции"/>
+                  <w:listItem w:displayText="ПДС / ВЭ1: Поведение местного управления" w:value="ПДС / ВЭ1: Поведение местного управления"/>
+                  <w:listItem w:displayText="ПДС / ВЭ1: Положение ключа режима управления" w:value="ПДС / ВЭ1: Положение ключа режима управления"/>
+                  <w:listItem w:displayText="ПДС / ВЭ1: Право переключения на уровне станции" w:value="ПДС / ВЭ1: Право переключения на уровне станции"/>
+                  <w:listItem w:displayText="ПДС / ВЭ1: Ремонтное положение коммутационного аппарата" w:value="ПДС / ВЭ1: Ремонтное положение коммутационного аппарата"/>
+                  <w:listItem w:displayText="ПДС / ВЭ2: Поведение местного управления" w:value="ПДС / ВЭ2: Поведение местного управления"/>
+                  <w:listItem w:displayText="ПДС / ВЭ2: Положение ключа режима управления" w:value="ПДС / ВЭ2: Положение ключа режима управления"/>
+                  <w:listItem w:displayText="ПДС / ВЭ2: Право переключения на уровне станции" w:value="ПДС / ВЭ2: Право переключения на уровне станции"/>
+                  <w:listItem w:displayText="ПДС / ВЭ2: Ремонтное положение коммутационного аппарата" w:value="ПДС / ВЭ2: Ремонтное положение коммутационного аппарата"/>
+                  <w:listItem w:displayText="ПДС / ЗН: Поведение местного управления" w:value="ПДС / ЗН: Поведение местного управления"/>
+                  <w:listItem w:displayText="ПДС / ЗН: Положение ключа режима управления" w:value="ПДС / ЗН: Положение ключа режима управления"/>
+                  <w:listItem w:displayText="ПДС / ЗН: Право переключения на уровне станции" w:value="ПДС / ЗН: Право переключения на уровне станции"/>
+                  <w:listItem w:displayText="ПДС / КИ: Аварийный уровень изоляции" w:value="ПДС / КИ: Аварийный уровень изоляции"/>
+                  <w:listItem w:displayText="ПДС / КИ: Низкий уровень изоляции" w:value="ПДС / КИ: Низкий уровень изоляции"/>
+                  <w:listItem w:displayText="ПДС / КПруж: Пружина не заведена" w:value="ПДС / КПруж: Пружина не заведена"/>
+                  <w:listItem w:displayText="ПДС / КЦВ: Контроль цепи ЭМВ" w:value="ПДС / КЦВ: Контроль цепи ЭМВ"/>
+                  <w:listItem w:displayText="ПДС / КЦВ: Контроль цепи ЭМО1" w:value="ПДС / КЦВ: Контроль цепи ЭМО1"/>
+                  <w:listItem w:displayText="ПДС / КЦВ: Контроль цепи ЭМО2" w:value="ПДС / КЦВ: Контроль цепи ЭМО2"/>
+                  <w:listItem w:displayText="ПДС / КЦВ: Работа ЭМВ" w:value="ПДС / КЦВ: Работа ЭМВ"/>
+                  <w:listItem w:displayText="ПДС / КЦВ: Работа ЭМО1" w:value="ПДС / КЦВ: Работа ЭМО1"/>
+                  <w:listItem w:displayText="ПДС / КЦВ: Работа ЭМО2" w:value="ПДС / КЦВ: Работа ЭМО2"/>
+                  <w:listItem w:displayText="ПДС / ПДС: Функция введена в работу" w:value="ПДС / ПДС: Функция введена в работу"/>
+                  <w:listItem w:displayText="ПДС / ПДС: Функция оперативно выведена из работы" w:value="ПДС / ПДС: Функция оперативно выведена из работы"/>
+                  <w:listItem w:displayText="ПДС НКУ / SA1: Цепь управления введена" w:value="ПДС НКУ / SA1: Цепь управления введена"/>
+                  <w:listItem w:displayText="ПДС НКУ / SA2: Цепь управления введена" w:value="ПДС НКУ / SA2: Цепь управления введена"/>
+                  <w:listItem w:displayText="ПДС НКУ / SA3: Цепь управления введена" w:value="ПДС НКУ / SA3: Цепь управления введена"/>
+                  <w:listItem w:displayText="ПДС НКУ / SA4: Цепь управления введена" w:value="ПДС НКУ / SA4: Цепь управления введена"/>
+                  <w:listItem w:displayText="ПДС НКУ / SF1: Автоматический выключатель отключен" w:value="ПДС НКУ / SF1: Автоматический выключатель отключен"/>
+                  <w:listItem w:displayText="ПДС НКУ / SF2: Автоматический выключатель отключен" w:value="ПДС НКУ / SF2: Автоматический выключатель отключен"/>
+                  <w:listItem w:displayText="ПДС НКУ / SG1: Рабочее положение испытательного блока" w:value="ПДС НКУ / SG1: Рабочее положение испытательного блока"/>
+                  <w:listItem w:displayText="ПДС НКУ / SG2: Рабочее положение испытательного блока" w:value="ПДС НКУ / SG2: Рабочее положение испытательного блока"/>
+                  <w:listItem w:displayText="ПДС НКУ / SG3: Рабочее положение испытательного блока" w:value="ПДС НКУ / SG3: Рабочее положение испытательного блока"/>
+                  <w:listItem w:displayText="ПДС НКУ / Дверь: Дверь отсека/ шкафа закрыта" w:value="ПДС НКУ / Дверь: Дверь отсека/ шкафа закрыта"/>
+                  <w:listItem w:displayText="ПДС НКУ / Дверь: Дверь отсека/ шкафа открыта" w:value="ПДС НКУ / Дверь: Дверь отсека/ шкафа открыта"/>
+                  <w:listItem w:displayText="ПДС НКУ / ОТ ОБР 1: Неисправность оперативного тока цепей ОБР 1" w:value="ПДС НКУ / ОТ ОБР 1: Неисправность оперативного тока цепей ОБР 1"/>
+                  <w:listItem w:displayText="ПДС НКУ / ОТ ОБР 2: Неисправность оперативного тока цепей ОБР 2" w:value="ПДС НКУ / ОТ ОБР 2: Неисправность оперативного тока цепей ОБР 2"/>
+                  <w:listItem w:displayText="ПДС НКУ / ОТ ЦСВ: Неисправность ОТ цепей сигнализации В" w:value="ПДС НКУ / ОТ ЦСВ: Неисправность ОТ цепей сигнализации В"/>
+                  <w:listItem w:displayText="ПДС НКУ / ОТ ЭМО1, ЭМВ: Неисправность оперативного тока цепей ЭМВ, ЭМО1" w:value="ПДС НКУ / ОТ ЭМО1, ЭМВ: Неисправность оперативного тока цепей ЭМВ, ЭМО1"/>
+                  <w:listItem w:displayText="ПДС НКУ / ОТ ЭМО2: Неисправность оперативного тока цепей ЭМО2" w:value="ПДС НКУ / ОТ ЭМО2: Неисправность оперативного тока цепей ЭМО2"/>
+                  <w:listItem w:displayText="ПДС НКУ / ПДС НКУ: Функция введена в работу" w:value="ПДС НКУ / ПДС НКУ: Функция введена в работу"/>
+                  <w:listItem w:displayText="ПДС НКУ / ПДС НКУ: Функция оперативно выведена из работы" w:value="ПДС НКУ / ПДС НКУ: Функция оперативно выведена из работы"/>
+                  <w:listItem w:displayText="ПДС НКУ / Пер.ав.дебл.см.яч.: Цепи аварийной деблокировки ячейки выведены" w:value="ПДС НКУ / Пер.ав.дебл.см.яч.: Цепи аварийной деблокировки ячейки выведены"/>
+                  <w:listItem w:displayText="ПС / ПС: Пуск предупредительной сигнализации" w:value="ПС / ПС: Пуск предупредительной сигнализации"/>
+                  <w:listItem w:displayText="ПС / ПС: Пуск предупредительной сигнализации (импульс)" w:value="ПС / ПС: Пуск предупредительной сигнализации (импульс)"/>
+                  <w:listItem w:displayText="СС / СС: БИ выведены" w:value="СС / СС: БИ выведены"/>
+                  <w:listItem w:displayText="СС / СС: Выходные цепи разобраны" w:value="СС / СС: Выходные цепи разобраны"/>
+                  <w:listItem w:displayText="СС / СС: Неисправность КА" w:value="СС / СС: Неисправность КА"/>
+                  <w:listItem w:displayText="СС / СС: Общий внешний сигнал" w:value="СС / СС: Общий внешний сигнал"/>
+                  <w:listItem w:displayText="СС / СС: Превышение времени переключения КА" w:value="СС / СС: Превышение времени переключения КА"/>
+                  <w:listItem w:displayText="СС / СС: Сигнализация цепей опер.тока" w:value="СС / СС: Сигнализация цепей опер.тока"/>
                   <w:listItem w:displayText="ТЗНП / АУ ТЗНП: Пуск автоматического ускорения ТЗНП" w:value="ТЗНП / АУ ТЗНП: Пуск автоматического ускорения ТЗНП"/>
                   <w:listItem w:displayText="ТЗНП / БНТ НП: Пуск БНТ НП" w:value="ТЗНП / БНТ НП: Пуск БНТ НП"/>
                   <w:listItem w:displayText="ТЗНП / БЧС: Блокировка чувствительных ступеней" w:value="ТЗНП / БЧС: Блокировка чувствительных ступеней"/>
@@ -8985,14 +10025,22 @@
                   <w:listItem w:displayText="КА / В: Неисправное положение выключателя" w:value="КА / В: Неисправное положение выключателя"/>
                   <w:listItem w:displayText="КА / В: Промежуточное положение выключателя" w:value="КА / В: Промежуточное положение выключателя"/>
                   <w:listItem w:displayText="КА / В: Функция введена в работу" w:value="КА / В: Функция введена в работу"/>
-                  <w:listItem w:displayText="КА / ВЭ: Команда «вкатить» выкатной элемент через выходное реле" w:value="КА / ВЭ: Команда «вкатить» выкатной элемент через выходное реле"/>
-                  <w:listItem w:displayText="КА / ВЭ: Команда «выкатить» выкатной элемент через выходное реле" w:value="КА / ВЭ: Команда «выкатить» выкатной элемент через выходное реле"/>
-                  <w:listItem w:displayText="КА / ВЭ: Неисправное положение выкатного элемента" w:value="КА / ВЭ: Неисправное положение выкатного элемента"/>
-                  <w:listItem w:displayText="КА / ВЭ: Положение выкатного элемента «Вкачен»" w:value="КА / ВЭ: Положение выкатного элемента «Вкачен»"/>
-                  <w:listItem w:displayText="КА / ВЭ: Положение выкатного элемента «Выкачен»" w:value="КА / ВЭ: Положение выкатного элемента «Выкачен»"/>
-                  <w:listItem w:displayText="КА / ВЭ: Промежуточное положение выкатного элемента" w:value="КА / ВЭ: Промежуточное положение выкатного элемента"/>
-                  <w:listItem w:displayText="КА / ВЭ: Ремонтное положение выкатного элемента" w:value="КА / ВЭ: Ремонтное положение выкатного элемента"/>
-                  <w:listItem w:displayText="КА / ВЭ: Функция введена в работу" w:value="КА / ВЭ: Функция введена в работу"/>
+                  <w:listItem w:displayText="КА / ВЭ1: Команда «вкатить» выкатной элемент через выходное реле" w:value="КА / ВЭ1: Команда «вкатить» выкатной элемент через выходное реле"/>
+                  <w:listItem w:displayText="КА / ВЭ1: Команда «выкатить» выкатной элемент через выходное реле" w:value="КА / ВЭ1: Команда «выкатить» выкатной элемент через выходное реле"/>
+                  <w:listItem w:displayText="КА / ВЭ1: Неисправное положение выкатного элемента" w:value="КА / ВЭ1: Неисправное положение выкатного элемента"/>
+                  <w:listItem w:displayText="КА / ВЭ1: Положение выкатного элемента «Вкачен»" w:value="КА / ВЭ1: Положение выкатного элемента «Вкачен»"/>
+                  <w:listItem w:displayText="КА / ВЭ1: Положение выкатного элемента «Выкачен»" w:value="КА / ВЭ1: Положение выкатного элемента «Выкачен»"/>
+                  <w:listItem w:displayText="КА / ВЭ1: Промежуточное положение выкатного элемента" w:value="КА / ВЭ1: Промежуточное положение выкатного элемента"/>
+                  <w:listItem w:displayText="КА / ВЭ1: Ремонтное положение выкатного элемента" w:value="КА / ВЭ1: Ремонтное положение выкатного элемента"/>
+                  <w:listItem w:displayText="КА / ВЭ1: Функция введена в работу" w:value="КА / ВЭ1: Функция введена в работу"/>
+                  <w:listItem w:displayText="КА / ВЭ2: Команда «вкатить» выкатной элемент через выходное реле" w:value="КА / ВЭ2: Команда «вкатить» выкатной элемент через выходное реле"/>
+                  <w:listItem w:displayText="КА / ВЭ2: Команда «выкатить» выкатной элемент через выходное реле" w:value="КА / ВЭ2: Команда «выкатить» выкатной элемент через выходное реле"/>
+                  <w:listItem w:displayText="КА / ВЭ2: Неисправное положение выкатного элемента" w:value="КА / ВЭ2: Неисправное положение выкатного элемента"/>
+                  <w:listItem w:displayText="КА / ВЭ2: Положение выкатного элемента «Вкачен»" w:value="КА / ВЭ2: Положение выкатного элемента «Вкачен»"/>
+                  <w:listItem w:displayText="КА / ВЭ2: Положение выкатного элемента «Выкачен»" w:value="КА / ВЭ2: Положение выкатного элемента «Выкачен»"/>
+                  <w:listItem w:displayText="КА / ВЭ2: Промежуточное положение выкатного элемента" w:value="КА / ВЭ2: Промежуточное положение выкатного элемента"/>
+                  <w:listItem w:displayText="КА / ВЭ2: Ремонтное положение выкатного элемента" w:value="КА / ВЭ2: Ремонтное положение выкатного элемента"/>
+                  <w:listItem w:displayText="КА / ВЭ2: Функция введена в работу" w:value="КА / ВЭ2: Функция введена в работу"/>
                   <w:listItem w:displayText="КА / ЗН: Заземляющий нож включен" w:value="КА / ЗН: Заземляющий нож включен"/>
                   <w:listItem w:displayText="КА / ЗН: Заземляющий нож отключен" w:value="КА / ЗН: Заземляющий нож отключен"/>
                   <w:listItem w:displayText="КА / ЗН: Команда «включить» заземляющий нож через выходное реле" w:value="КА / ЗН: Команда «включить» заземляющий нож через выходное реле"/>
@@ -9080,6 +10128,10 @@
                   <w:listItem w:displayText="КП / УЗН: Право переключения на уровне станции" w:value="КП / УЗН: Право переключения на уровне станции"/>
                   <w:listItem w:displayText="КП / УЗН: Сигнал превышения допустимого времени переключения" w:value="КП / УЗН: Сигнал превышения допустимого времени переключения"/>
                   <w:listItem w:displayText="КП / УЗН: Функция введена в работу" w:value="КП / УЗН: Функция введена в работу"/>
+                  <w:listItem w:displayText="КРВ / КРВ: Превышен коммутационный ресурс выключателя" w:value="КРВ / КРВ: Превышен коммутационный ресурс выключателя"/>
+                  <w:listItem w:displayText="КРВ / КРВ: Превышен механический ресурс выключателя" w:value="КРВ / КРВ: Превышен механический ресурс выключателя"/>
+                  <w:listItem w:displayText="КРВ / КРВ: Превышен ресурс выключателя" w:value="КРВ / КРВ: Превышен ресурс выключателя"/>
+                  <w:listItem w:displayText="КРВ / КРВ: Функция введена в работу" w:value="КРВ / КРВ: Функция введена в работу"/>
                   <w:listItem w:displayText="КС / КС: Блокировка по скорости изменения частоты" w:value="КС / КС: Блокировка по скорости изменения частоты"/>
                   <w:listItem w:displayText="КС / КС: Нет условий по напряжению" w:value="КС / КС: Нет условий по напряжению"/>
                   <w:listItem w:displayText="КС / КС: Нет условий по углу" w:value="КС / КС: Нет условий по углу"/>
@@ -9093,6 +10145,18 @@
                   <w:listItem w:displayText="КС / КС: Разрешение оперативного включения" w:value="КС / КС: Разрешение оперативного включения"/>
                   <w:listItem w:displayText="КС / КС: Функция введена в работу" w:value="КС / КС: Функция введена в работу"/>
                   <w:listItem w:displayText="КС / КС: Функция оперативно выведена из работы" w:value="КС / КС: Функция оперативно выведена из работы"/>
+                  <w:listItem w:displayText="КСВ / КСВ: Блокировка включения В" w:value="КСВ / КСВ: Блокировка включения В"/>
+                  <w:listItem w:displayText="КСВ / КСВ: Блокировка отключения В" w:value="КСВ / КСВ: Блокировка отключения В"/>
+                  <w:listItem w:displayText="КСВ / КСВ: В аварийно отключен" w:value="КСВ / КСВ: В аварийно отключен"/>
+                  <w:listItem w:displayText="КСВ / КСВ: В самопроизвольно отключен" w:value="КСВ / КСВ: В самопроизвольно отключен"/>
+                  <w:listItem w:displayText="КСВ / КСВ: Защита ЭМВ" w:value="КСВ / КСВ: Защита ЭМВ"/>
+                  <w:listItem w:displayText="КСВ / КСВ: Защита ЭМО1" w:value="КСВ / КСВ: Защита ЭМО1"/>
+                  <w:listItem w:displayText="КСВ / КСВ: Защита ЭМО2" w:value="КСВ / КСВ: Защита ЭМО2"/>
+                  <w:listItem w:displayText="КСВ / КСВ: Неисправность В" w:value="КСВ / КСВ: Неисправность В"/>
+                  <w:listItem w:displayText="КСВ / КСВ: Неисправность цепей ЭМУ" w:value="КСВ / КСВ: Неисправность цепей ЭМУ"/>
+                  <w:listItem w:displayText="КСВ / КСВ: Реле фиксации команды" w:value="КСВ / КСВ: Реле фиксации команды"/>
+                  <w:listItem w:displayText="КСВ / КСВ: Функция введена в работу" w:value="КСВ / КСВ: Функция введена в работу"/>
+                  <w:listItem w:displayText="КСВ / КСВ: Функция оперативно выведена из работы" w:value="КСВ / КСВ: Функция оперативно выведена из работы"/>
                   <w:listItem w:displayText="ЛЗШ / ЛЗШ: Обнаружение неисправности" w:value="ЛЗШ / ЛЗШ: Обнаружение неисправности"/>
                   <w:listItem w:displayText="ЛЗШ / ЛЗШ: Пуск" w:value="ЛЗШ / ЛЗШ: Пуск"/>
                   <w:listItem w:displayText="ЛЗШ / ЛЗШ: Пуск ИО тока по фазе B" w:value="ЛЗШ / ЛЗШ: Пуск ИО тока по фазе B"/>
@@ -9181,6 +10245,59 @@
                   <w:listItem w:displayText="МТЗ / ОНМ: Пуск по фазе C" w:value="МТЗ / ОНМ: Пуск по фазе C"/>
                   <w:listItem w:displayText="МТЗ / ОНМ: Пуск по фазе А" w:value="МТЗ / ОНМ: Пуск по фазе А"/>
                   <w:listItem w:displayText="МТЗ / ОУ МТЗ: Срабатывание" w:value="МТЗ / ОУ МТЗ: Срабатывание"/>
+                  <w:listItem w:displayText="ПДС / В: Поведение местного управления" w:value="ПДС / В: Поведение местного управления"/>
+                  <w:listItem w:displayText="ПДС / В: Положение ключа режима управления" w:value="ПДС / В: Положение ключа режима управления"/>
+                  <w:listItem w:displayText="ПДС / В: Положение ключа режима управления привода В" w:value="ПДС / В: Положение ключа режима управления привода В"/>
+                  <w:listItem w:displayText="ПДС / В: Право переключения на уровне станции" w:value="ПДС / В: Право переключения на уровне станции"/>
+                  <w:listItem w:displayText="ПДС / ВЭ1: Поведение местного управления" w:value="ПДС / ВЭ1: Поведение местного управления"/>
+                  <w:listItem w:displayText="ПДС / ВЭ1: Положение ключа режима управления" w:value="ПДС / ВЭ1: Положение ключа режима управления"/>
+                  <w:listItem w:displayText="ПДС / ВЭ1: Право переключения на уровне станции" w:value="ПДС / ВЭ1: Право переключения на уровне станции"/>
+                  <w:listItem w:displayText="ПДС / ВЭ1: Ремонтное положение коммутационного аппарата" w:value="ПДС / ВЭ1: Ремонтное положение коммутационного аппарата"/>
+                  <w:listItem w:displayText="ПДС / ВЭ2: Поведение местного управления" w:value="ПДС / ВЭ2: Поведение местного управления"/>
+                  <w:listItem w:displayText="ПДС / ВЭ2: Положение ключа режима управления" w:value="ПДС / ВЭ2: Положение ключа режима управления"/>
+                  <w:listItem w:displayText="ПДС / ВЭ2: Право переключения на уровне станции" w:value="ПДС / ВЭ2: Право переключения на уровне станции"/>
+                  <w:listItem w:displayText="ПДС / ВЭ2: Ремонтное положение коммутационного аппарата" w:value="ПДС / ВЭ2: Ремонтное положение коммутационного аппарата"/>
+                  <w:listItem w:displayText="ПДС / ЗН: Поведение местного управления" w:value="ПДС / ЗН: Поведение местного управления"/>
+                  <w:listItem w:displayText="ПДС / ЗН: Положение ключа режима управления" w:value="ПДС / ЗН: Положение ключа режима управления"/>
+                  <w:listItem w:displayText="ПДС / ЗН: Право переключения на уровне станции" w:value="ПДС / ЗН: Право переключения на уровне станции"/>
+                  <w:listItem w:displayText="ПДС / КИ: Аварийный уровень изоляции" w:value="ПДС / КИ: Аварийный уровень изоляции"/>
+                  <w:listItem w:displayText="ПДС / КИ: Низкий уровень изоляции" w:value="ПДС / КИ: Низкий уровень изоляции"/>
+                  <w:listItem w:displayText="ПДС / КПруж: Пружина не заведена" w:value="ПДС / КПруж: Пружина не заведена"/>
+                  <w:listItem w:displayText="ПДС / КЦВ: Контроль цепи ЭМВ" w:value="ПДС / КЦВ: Контроль цепи ЭМВ"/>
+                  <w:listItem w:displayText="ПДС / КЦВ: Контроль цепи ЭМО1" w:value="ПДС / КЦВ: Контроль цепи ЭМО1"/>
+                  <w:listItem w:displayText="ПДС / КЦВ: Контроль цепи ЭМО2" w:value="ПДС / КЦВ: Контроль цепи ЭМО2"/>
+                  <w:listItem w:displayText="ПДС / КЦВ: Работа ЭМВ" w:value="ПДС / КЦВ: Работа ЭМВ"/>
+                  <w:listItem w:displayText="ПДС / КЦВ: Работа ЭМО1" w:value="ПДС / КЦВ: Работа ЭМО1"/>
+                  <w:listItem w:displayText="ПДС / КЦВ: Работа ЭМО2" w:value="ПДС / КЦВ: Работа ЭМО2"/>
+                  <w:listItem w:displayText="ПДС / ПДС: Функция введена в работу" w:value="ПДС / ПДС: Функция введена в работу"/>
+                  <w:listItem w:displayText="ПДС / ПДС: Функция оперативно выведена из работы" w:value="ПДС / ПДС: Функция оперативно выведена из работы"/>
+                  <w:listItem w:displayText="ПДС НКУ / SA1: Цепь управления введена" w:value="ПДС НКУ / SA1: Цепь управления введена"/>
+                  <w:listItem w:displayText="ПДС НКУ / SA2: Цепь управления введена" w:value="ПДС НКУ / SA2: Цепь управления введена"/>
+                  <w:listItem w:displayText="ПДС НКУ / SA3: Цепь управления введена" w:value="ПДС НКУ / SA3: Цепь управления введена"/>
+                  <w:listItem w:displayText="ПДС НКУ / SA4: Цепь управления введена" w:value="ПДС НКУ / SA4: Цепь управления введена"/>
+                  <w:listItem w:displayText="ПДС НКУ / SF1: Автоматический выключатель отключен" w:value="ПДС НКУ / SF1: Автоматический выключатель отключен"/>
+                  <w:listItem w:displayText="ПДС НКУ / SF2: Автоматический выключатель отключен" w:value="ПДС НКУ / SF2: Автоматический выключатель отключен"/>
+                  <w:listItem w:displayText="ПДС НКУ / SG1: Рабочее положение испытательного блока" w:value="ПДС НКУ / SG1: Рабочее положение испытательного блока"/>
+                  <w:listItem w:displayText="ПДС НКУ / SG2: Рабочее положение испытательного блока" w:value="ПДС НКУ / SG2: Рабочее положение испытательного блока"/>
+                  <w:listItem w:displayText="ПДС НКУ / SG3: Рабочее положение испытательного блока" w:value="ПДС НКУ / SG3: Рабочее положение испытательного блока"/>
+                  <w:listItem w:displayText="ПДС НКУ / Дверь: Дверь отсека/ шкафа закрыта" w:value="ПДС НКУ / Дверь: Дверь отсека/ шкафа закрыта"/>
+                  <w:listItem w:displayText="ПДС НКУ / Дверь: Дверь отсека/ шкафа открыта" w:value="ПДС НКУ / Дверь: Дверь отсека/ шкафа открыта"/>
+                  <w:listItem w:displayText="ПДС НКУ / ОТ ОБР 1: Неисправность оперативного тока цепей ОБР 1" w:value="ПДС НКУ / ОТ ОБР 1: Неисправность оперативного тока цепей ОБР 1"/>
+                  <w:listItem w:displayText="ПДС НКУ / ОТ ОБР 2: Неисправность оперативного тока цепей ОБР 2" w:value="ПДС НКУ / ОТ ОБР 2: Неисправность оперативного тока цепей ОБР 2"/>
+                  <w:listItem w:displayText="ПДС НКУ / ОТ ЦСВ: Неисправность ОТ цепей сигнализации В" w:value="ПДС НКУ / ОТ ЦСВ: Неисправность ОТ цепей сигнализации В"/>
+                  <w:listItem w:displayText="ПДС НКУ / ОТ ЭМО1, ЭМВ: Неисправность оперативного тока цепей ЭМВ, ЭМО1" w:value="ПДС НКУ / ОТ ЭМО1, ЭМВ: Неисправность оперативного тока цепей ЭМВ, ЭМО1"/>
+                  <w:listItem w:displayText="ПДС НКУ / ОТ ЭМО2: Неисправность оперативного тока цепей ЭМО2" w:value="ПДС НКУ / ОТ ЭМО2: Неисправность оперативного тока цепей ЭМО2"/>
+                  <w:listItem w:displayText="ПДС НКУ / ПДС НКУ: Функция введена в работу" w:value="ПДС НКУ / ПДС НКУ: Функция введена в работу"/>
+                  <w:listItem w:displayText="ПДС НКУ / ПДС НКУ: Функция оперативно выведена из работы" w:value="ПДС НКУ / ПДС НКУ: Функция оперативно выведена из работы"/>
+                  <w:listItem w:displayText="ПДС НКУ / Пер.ав.дебл.см.яч.: Цепи аварийной деблокировки ячейки выведены" w:value="ПДС НКУ / Пер.ав.дебл.см.яч.: Цепи аварийной деблокировки ячейки выведены"/>
+                  <w:listItem w:displayText="ПС / ПС: Пуск предупредительной сигнализации" w:value="ПС / ПС: Пуск предупредительной сигнализации"/>
+                  <w:listItem w:displayText="ПС / ПС: Пуск предупредительной сигнализации (импульс)" w:value="ПС / ПС: Пуск предупредительной сигнализации (импульс)"/>
+                  <w:listItem w:displayText="СС / СС: БИ выведены" w:value="СС / СС: БИ выведены"/>
+                  <w:listItem w:displayText="СС / СС: Выходные цепи разобраны" w:value="СС / СС: Выходные цепи разобраны"/>
+                  <w:listItem w:displayText="СС / СС: Неисправность КА" w:value="СС / СС: Неисправность КА"/>
+                  <w:listItem w:displayText="СС / СС: Общий внешний сигнал" w:value="СС / СС: Общий внешний сигнал"/>
+                  <w:listItem w:displayText="СС / СС: Превышение времени переключения КА" w:value="СС / СС: Превышение времени переключения КА"/>
+                  <w:listItem w:displayText="СС / СС: Сигнализация цепей опер.тока" w:value="СС / СС: Сигнализация цепей опер.тока"/>
                   <w:listItem w:displayText="ТЗНП / АУ ТЗНП: Пуск автоматического ускорения ТЗНП" w:value="ТЗНП / АУ ТЗНП: Пуск автоматического ускорения ТЗНП"/>
                   <w:listItem w:displayText="ТЗНП / БНТ НП: Пуск БНТ НП" w:value="ТЗНП / БНТ НП: Пуск БНТ НП"/>
                   <w:listItem w:displayText="ТЗНП / БЧС: Блокировка чувствительных ступеней" w:value="ТЗНП / БЧС: Блокировка чувствительных ступеней"/>
@@ -9543,14 +10660,22 @@
                   <w:listItem w:displayText="КА / В: Неисправное положение выключателя" w:value="КА / В: Неисправное положение выключателя"/>
                   <w:listItem w:displayText="КА / В: Промежуточное положение выключателя" w:value="КА / В: Промежуточное положение выключателя"/>
                   <w:listItem w:displayText="КА / В: Функция введена в работу" w:value="КА / В: Функция введена в работу"/>
-                  <w:listItem w:displayText="КА / ВЭ: Команда «вкатить» выкатной элемент через выходное реле" w:value="КА / ВЭ: Команда «вкатить» выкатной элемент через выходное реле"/>
-                  <w:listItem w:displayText="КА / ВЭ: Команда «выкатить» выкатной элемент через выходное реле" w:value="КА / ВЭ: Команда «выкатить» выкатной элемент через выходное реле"/>
-                  <w:listItem w:displayText="КА / ВЭ: Неисправное положение выкатного элемента" w:value="КА / ВЭ: Неисправное положение выкатного элемента"/>
-                  <w:listItem w:displayText="КА / ВЭ: Положение выкатного элемента «Вкачен»" w:value="КА / ВЭ: Положение выкатного элемента «Вкачен»"/>
-                  <w:listItem w:displayText="КА / ВЭ: Положение выкатного элемента «Выкачен»" w:value="КА / ВЭ: Положение выкатного элемента «Выкачен»"/>
-                  <w:listItem w:displayText="КА / ВЭ: Промежуточное положение выкатного элемента" w:value="КА / ВЭ: Промежуточное положение выкатного элемента"/>
-                  <w:listItem w:displayText="КА / ВЭ: Ремонтное положение выкатного элемента" w:value="КА / ВЭ: Ремонтное положение выкатного элемента"/>
-                  <w:listItem w:displayText="КА / ВЭ: Функция введена в работу" w:value="КА / ВЭ: Функция введена в работу"/>
+                  <w:listItem w:displayText="КА / ВЭ1: Команда «вкатить» выкатной элемент через выходное реле" w:value="КА / ВЭ1: Команда «вкатить» выкатной элемент через выходное реле"/>
+                  <w:listItem w:displayText="КА / ВЭ1: Команда «выкатить» выкатной элемент через выходное реле" w:value="КА / ВЭ1: Команда «выкатить» выкатной элемент через выходное реле"/>
+                  <w:listItem w:displayText="КА / ВЭ1: Неисправное положение выкатного элемента" w:value="КА / ВЭ1: Неисправное положение выкатного элемента"/>
+                  <w:listItem w:displayText="КА / ВЭ1: Положение выкатного элемента «Вкачен»" w:value="КА / ВЭ1: Положение выкатного элемента «Вкачен»"/>
+                  <w:listItem w:displayText="КА / ВЭ1: Положение выкатного элемента «Выкачен»" w:value="КА / ВЭ1: Положение выкатного элемента «Выкачен»"/>
+                  <w:listItem w:displayText="КА / ВЭ1: Промежуточное положение выкатного элемента" w:value="КА / ВЭ1: Промежуточное положение выкатного элемента"/>
+                  <w:listItem w:displayText="КА / ВЭ1: Ремонтное положение выкатного элемента" w:value="КА / ВЭ1: Ремонтное положение выкатного элемента"/>
+                  <w:listItem w:displayText="КА / ВЭ1: Функция введена в работу" w:value="КА / ВЭ1: Функция введена в работу"/>
+                  <w:listItem w:displayText="КА / ВЭ2: Команда «вкатить» выкатной элемент через выходное реле" w:value="КА / ВЭ2: Команда «вкатить» выкатной элемент через выходное реле"/>
+                  <w:listItem w:displayText="КА / ВЭ2: Команда «выкатить» выкатной элемент через выходное реле" w:value="КА / ВЭ2: Команда «выкатить» выкатной элемент через выходное реле"/>
+                  <w:listItem w:displayText="КА / ВЭ2: Неисправное положение выкатного элемента" w:value="КА / ВЭ2: Неисправное положение выкатного элемента"/>
+                  <w:listItem w:displayText="КА / ВЭ2: Положение выкатного элемента «Вкачен»" w:value="КА / ВЭ2: Положение выкатного элемента «Вкачен»"/>
+                  <w:listItem w:displayText="КА / ВЭ2: Положение выкатного элемента «Выкачен»" w:value="КА / ВЭ2: Положение выкатного элемента «Выкачен»"/>
+                  <w:listItem w:displayText="КА / ВЭ2: Промежуточное положение выкатного элемента" w:value="КА / ВЭ2: Промежуточное положение выкатного элемента"/>
+                  <w:listItem w:displayText="КА / ВЭ2: Ремонтное положение выкатного элемента" w:value="КА / ВЭ2: Ремонтное положение выкатного элемента"/>
+                  <w:listItem w:displayText="КА / ВЭ2: Функция введена в работу" w:value="КА / ВЭ2: Функция введена в работу"/>
                   <w:listItem w:displayText="КА / ЗН: Заземляющий нож включен" w:value="КА / ЗН: Заземляющий нож включен"/>
                   <w:listItem w:displayText="КА / ЗН: Заземляющий нож отключен" w:value="КА / ЗН: Заземляющий нож отключен"/>
                   <w:listItem w:displayText="КА / ЗН: Команда «включить» заземляющий нож через выходное реле" w:value="КА / ЗН: Команда «включить» заземляющий нож через выходное реле"/>
@@ -9638,6 +10763,10 @@
                   <w:listItem w:displayText="КП / УЗН: Право переключения на уровне станции" w:value="КП / УЗН: Право переключения на уровне станции"/>
                   <w:listItem w:displayText="КП / УЗН: Сигнал превышения допустимого времени переключения" w:value="КП / УЗН: Сигнал превышения допустимого времени переключения"/>
                   <w:listItem w:displayText="КП / УЗН: Функция введена в работу" w:value="КП / УЗН: Функция введена в работу"/>
+                  <w:listItem w:displayText="КРВ / КРВ: Превышен коммутационный ресурс выключателя" w:value="КРВ / КРВ: Превышен коммутационный ресурс выключателя"/>
+                  <w:listItem w:displayText="КРВ / КРВ: Превышен механический ресурс выключателя" w:value="КРВ / КРВ: Превышен механический ресурс выключателя"/>
+                  <w:listItem w:displayText="КРВ / КРВ: Превышен ресурс выключателя" w:value="КРВ / КРВ: Превышен ресурс выключателя"/>
+                  <w:listItem w:displayText="КРВ / КРВ: Функция введена в работу" w:value="КРВ / КРВ: Функция введена в работу"/>
                   <w:listItem w:displayText="КС / КС: Блокировка по скорости изменения частоты" w:value="КС / КС: Блокировка по скорости изменения частоты"/>
                   <w:listItem w:displayText="КС / КС: Нет условий по напряжению" w:value="КС / КС: Нет условий по напряжению"/>
                   <w:listItem w:displayText="КС / КС: Нет условий по углу" w:value="КС / КС: Нет условий по углу"/>
@@ -9651,6 +10780,18 @@
                   <w:listItem w:displayText="КС / КС: Разрешение оперативного включения" w:value="КС / КС: Разрешение оперативного включения"/>
                   <w:listItem w:displayText="КС / КС: Функция введена в работу" w:value="КС / КС: Функция введена в работу"/>
                   <w:listItem w:displayText="КС / КС: Функция оперативно выведена из работы" w:value="КС / КС: Функция оперативно выведена из работы"/>
+                  <w:listItem w:displayText="КСВ / КСВ: Блокировка включения В" w:value="КСВ / КСВ: Блокировка включения В"/>
+                  <w:listItem w:displayText="КСВ / КСВ: Блокировка отключения В" w:value="КСВ / КСВ: Блокировка отключения В"/>
+                  <w:listItem w:displayText="КСВ / КСВ: В аварийно отключен" w:value="КСВ / КСВ: В аварийно отключен"/>
+                  <w:listItem w:displayText="КСВ / КСВ: В самопроизвольно отключен" w:value="КСВ / КСВ: В самопроизвольно отключен"/>
+                  <w:listItem w:displayText="КСВ / КСВ: Защита ЭМВ" w:value="КСВ / КСВ: Защита ЭМВ"/>
+                  <w:listItem w:displayText="КСВ / КСВ: Защита ЭМО1" w:value="КСВ / КСВ: Защита ЭМО1"/>
+                  <w:listItem w:displayText="КСВ / КСВ: Защита ЭМО2" w:value="КСВ / КСВ: Защита ЭМО2"/>
+                  <w:listItem w:displayText="КСВ / КСВ: Неисправность В" w:value="КСВ / КСВ: Неисправность В"/>
+                  <w:listItem w:displayText="КСВ / КСВ: Неисправность цепей ЭМУ" w:value="КСВ / КСВ: Неисправность цепей ЭМУ"/>
+                  <w:listItem w:displayText="КСВ / КСВ: Реле фиксации команды" w:value="КСВ / КСВ: Реле фиксации команды"/>
+                  <w:listItem w:displayText="КСВ / КСВ: Функция введена в работу" w:value="КСВ / КСВ: Функция введена в работу"/>
+                  <w:listItem w:displayText="КСВ / КСВ: Функция оперативно выведена из работы" w:value="КСВ / КСВ: Функция оперативно выведена из работы"/>
                   <w:listItem w:displayText="ЛЗШ / ЛЗШ: Обнаружение неисправности" w:value="ЛЗШ / ЛЗШ: Обнаружение неисправности"/>
                   <w:listItem w:displayText="ЛЗШ / ЛЗШ: Пуск" w:value="ЛЗШ / ЛЗШ: Пуск"/>
                   <w:listItem w:displayText="ЛЗШ / ЛЗШ: Пуск ИО тока по фазе B" w:value="ЛЗШ / ЛЗШ: Пуск ИО тока по фазе B"/>
@@ -9739,6 +10880,59 @@
                   <w:listItem w:displayText="МТЗ / ОНМ: Пуск по фазе C" w:value="МТЗ / ОНМ: Пуск по фазе C"/>
                   <w:listItem w:displayText="МТЗ / ОНМ: Пуск по фазе А" w:value="МТЗ / ОНМ: Пуск по фазе А"/>
                   <w:listItem w:displayText="МТЗ / ОУ МТЗ: Срабатывание" w:value="МТЗ / ОУ МТЗ: Срабатывание"/>
+                  <w:listItem w:displayText="ПДС / В: Поведение местного управления" w:value="ПДС / В: Поведение местного управления"/>
+                  <w:listItem w:displayText="ПДС / В: Положение ключа режима управления" w:value="ПДС / В: Положение ключа режима управления"/>
+                  <w:listItem w:displayText="ПДС / В: Положение ключа режима управления привода В" w:value="ПДС / В: Положение ключа режима управления привода В"/>
+                  <w:listItem w:displayText="ПДС / В: Право переключения на уровне станции" w:value="ПДС / В: Право переключения на уровне станции"/>
+                  <w:listItem w:displayText="ПДС / ВЭ1: Поведение местного управления" w:value="ПДС / ВЭ1: Поведение местного управления"/>
+                  <w:listItem w:displayText="ПДС / ВЭ1: Положение ключа режима управления" w:value="ПДС / ВЭ1: Положение ключа режима управления"/>
+                  <w:listItem w:displayText="ПДС / ВЭ1: Право переключения на уровне станции" w:value="ПДС / ВЭ1: Право переключения на уровне станции"/>
+                  <w:listItem w:displayText="ПДС / ВЭ1: Ремонтное положение коммутационного аппарата" w:value="ПДС / ВЭ1: Ремонтное положение коммутационного аппарата"/>
+                  <w:listItem w:displayText="ПДС / ВЭ2: Поведение местного управления" w:value="ПДС / ВЭ2: Поведение местного управления"/>
+                  <w:listItem w:displayText="ПДС / ВЭ2: Положение ключа режима управления" w:value="ПДС / ВЭ2: Положение ключа режима управления"/>
+                  <w:listItem w:displayText="ПДС / ВЭ2: Право переключения на уровне станции" w:value="ПДС / ВЭ2: Право переключения на уровне станции"/>
+                  <w:listItem w:displayText="ПДС / ВЭ2: Ремонтное положение коммутационного аппарата" w:value="ПДС / ВЭ2: Ремонтное положение коммутационного аппарата"/>
+                  <w:listItem w:displayText="ПДС / ЗН: Поведение местного управления" w:value="ПДС / ЗН: Поведение местного управления"/>
+                  <w:listItem w:displayText="ПДС / ЗН: Положение ключа режима управления" w:value="ПДС / ЗН: Положение ключа режима управления"/>
+                  <w:listItem w:displayText="ПДС / ЗН: Право переключения на уровне станции" w:value="ПДС / ЗН: Право переключения на уровне станции"/>
+                  <w:listItem w:displayText="ПДС / КИ: Аварийный уровень изоляции" w:value="ПДС / КИ: Аварийный уровень изоляции"/>
+                  <w:listItem w:displayText="ПДС / КИ: Низкий уровень изоляции" w:value="ПДС / КИ: Низкий уровень изоляции"/>
+                  <w:listItem w:displayText="ПДС / КПруж: Пружина не заведена" w:value="ПДС / КПруж: Пружина не заведена"/>
+                  <w:listItem w:displayText="ПДС / КЦВ: Контроль цепи ЭМВ" w:value="ПДС / КЦВ: Контроль цепи ЭМВ"/>
+                  <w:listItem w:displayText="ПДС / КЦВ: Контроль цепи ЭМО1" w:value="ПДС / КЦВ: Контроль цепи ЭМО1"/>
+                  <w:listItem w:displayText="ПДС / КЦВ: Контроль цепи ЭМО2" w:value="ПДС / КЦВ: Контроль цепи ЭМО2"/>
+                  <w:listItem w:displayText="ПДС / КЦВ: Работа ЭМВ" w:value="ПДС / КЦВ: Работа ЭМВ"/>
+                  <w:listItem w:displayText="ПДС / КЦВ: Работа ЭМО1" w:value="ПДС / КЦВ: Работа ЭМО1"/>
+                  <w:listItem w:displayText="ПДС / КЦВ: Работа ЭМО2" w:value="ПДС / КЦВ: Работа ЭМО2"/>
+                  <w:listItem w:displayText="ПДС / ПДС: Функция введена в работу" w:value="ПДС / ПДС: Функция введена в работу"/>
+                  <w:listItem w:displayText="ПДС / ПДС: Функция оперативно выведена из работы" w:value="ПДС / ПДС: Функция оперативно выведена из работы"/>
+                  <w:listItem w:displayText="ПДС НКУ / SA1: Цепь управления введена" w:value="ПДС НКУ / SA1: Цепь управления введена"/>
+                  <w:listItem w:displayText="ПДС НКУ / SA2: Цепь управления введена" w:value="ПДС НКУ / SA2: Цепь управления введена"/>
+                  <w:listItem w:displayText="ПДС НКУ / SA3: Цепь управления введена" w:value="ПДС НКУ / SA3: Цепь управления введена"/>
+                  <w:listItem w:displayText="ПДС НКУ / SA4: Цепь управления введена" w:value="ПДС НКУ / SA4: Цепь управления введена"/>
+                  <w:listItem w:displayText="ПДС НКУ / SF1: Автоматический выключатель отключен" w:value="ПДС НКУ / SF1: Автоматический выключатель отключен"/>
+                  <w:listItem w:displayText="ПДС НКУ / SF2: Автоматический выключатель отключен" w:value="ПДС НКУ / SF2: Автоматический выключатель отключен"/>
+                  <w:listItem w:displayText="ПДС НКУ / SG1: Рабочее положение испытательного блока" w:value="ПДС НКУ / SG1: Рабочее положение испытательного блока"/>
+                  <w:listItem w:displayText="ПДС НКУ / SG2: Рабочее положение испытательного блока" w:value="ПДС НКУ / SG2: Рабочее положение испытательного блока"/>
+                  <w:listItem w:displayText="ПДС НКУ / SG3: Рабочее положение испытательного блока" w:value="ПДС НКУ / SG3: Рабочее положение испытательного блока"/>
+                  <w:listItem w:displayText="ПДС НКУ / Дверь: Дверь отсека/ шкафа закрыта" w:value="ПДС НКУ / Дверь: Дверь отсека/ шкафа закрыта"/>
+                  <w:listItem w:displayText="ПДС НКУ / Дверь: Дверь отсека/ шкафа открыта" w:value="ПДС НКУ / Дверь: Дверь отсека/ шкафа открыта"/>
+                  <w:listItem w:displayText="ПДС НКУ / ОТ ОБР 1: Неисправность оперативного тока цепей ОБР 1" w:value="ПДС НКУ / ОТ ОБР 1: Неисправность оперативного тока цепей ОБР 1"/>
+                  <w:listItem w:displayText="ПДС НКУ / ОТ ОБР 2: Неисправность оперативного тока цепей ОБР 2" w:value="ПДС НКУ / ОТ ОБР 2: Неисправность оперативного тока цепей ОБР 2"/>
+                  <w:listItem w:displayText="ПДС НКУ / ОТ ЦСВ: Неисправность ОТ цепей сигнализации В" w:value="ПДС НКУ / ОТ ЦСВ: Неисправность ОТ цепей сигнализации В"/>
+                  <w:listItem w:displayText="ПДС НКУ / ОТ ЭМО1, ЭМВ: Неисправность оперативного тока цепей ЭМВ, ЭМО1" w:value="ПДС НКУ / ОТ ЭМО1, ЭМВ: Неисправность оперативного тока цепей ЭМВ, ЭМО1"/>
+                  <w:listItem w:displayText="ПДС НКУ / ОТ ЭМО2: Неисправность оперативного тока цепей ЭМО2" w:value="ПДС НКУ / ОТ ЭМО2: Неисправность оперативного тока цепей ЭМО2"/>
+                  <w:listItem w:displayText="ПДС НКУ / ПДС НКУ: Функция введена в работу" w:value="ПДС НКУ / ПДС НКУ: Функция введена в работу"/>
+                  <w:listItem w:displayText="ПДС НКУ / ПДС НКУ: Функция оперативно выведена из работы" w:value="ПДС НКУ / ПДС НКУ: Функция оперативно выведена из работы"/>
+                  <w:listItem w:displayText="ПДС НКУ / Пер.ав.дебл.см.яч.: Цепи аварийной деблокировки ячейки выведены" w:value="ПДС НКУ / Пер.ав.дебл.см.яч.: Цепи аварийной деблокировки ячейки выведены"/>
+                  <w:listItem w:displayText="ПС / ПС: Пуск предупредительной сигнализации" w:value="ПС / ПС: Пуск предупредительной сигнализации"/>
+                  <w:listItem w:displayText="ПС / ПС: Пуск предупредительной сигнализации (импульс)" w:value="ПС / ПС: Пуск предупредительной сигнализации (импульс)"/>
+                  <w:listItem w:displayText="СС / СС: БИ выведены" w:value="СС / СС: БИ выведены"/>
+                  <w:listItem w:displayText="СС / СС: Выходные цепи разобраны" w:value="СС / СС: Выходные цепи разобраны"/>
+                  <w:listItem w:displayText="СС / СС: Неисправность КА" w:value="СС / СС: Неисправность КА"/>
+                  <w:listItem w:displayText="СС / СС: Общий внешний сигнал" w:value="СС / СС: Общий внешний сигнал"/>
+                  <w:listItem w:displayText="СС / СС: Превышение времени переключения КА" w:value="СС / СС: Превышение времени переключения КА"/>
+                  <w:listItem w:displayText="СС / СС: Сигнализация цепей опер.тока" w:value="СС / СС: Сигнализация цепей опер.тока"/>
                   <w:listItem w:displayText="ТЗНП / АУ ТЗНП: Пуск автоматического ускорения ТЗНП" w:value="ТЗНП / АУ ТЗНП: Пуск автоматического ускорения ТЗНП"/>
                   <w:listItem w:displayText="ТЗНП / БНТ НП: Пуск БНТ НП" w:value="ТЗНП / БНТ НП: Пуск БНТ НП"/>
                   <w:listItem w:displayText="ТЗНП / БЧС: Блокировка чувствительных ступеней" w:value="ТЗНП / БЧС: Блокировка чувствительных ступеней"/>
@@ -10163,6 +11357,7 @@
                   <w:listItem w:displayText="ОВ КОНш" w:value="ОВ КОНш"/>
                   <w:listItem w:displayText="ОВ КП" w:value="ОВ КП"/>
                   <w:listItem w:displayText="ОВ КС" w:value="ОВ КС"/>
+                  <w:listItem w:displayText="ОВ КСВ" w:value="ОВ КСВ"/>
                   <w:listItem w:displayText="ОВ ЛВ ВНР" w:value="ОВ ЛВ ВНР"/>
                   <w:listItem w:displayText="ОВ ЛЗШ" w:value="ОВ ЛЗШ"/>
                   <w:listItem w:displayText="ОВ ЛО ВНР" w:value="ОВ ЛО ВНР"/>
@@ -10172,6 +11367,7 @@
                   <w:listItem w:displayText="ОВ МТЗ 1 ст." w:value="ОВ МТЗ 1 ст."/>
                   <w:listItem w:displayText="ОВ МТЗ 2 ст." w:value="ОВ МТЗ 2 ст."/>
                   <w:listItem w:displayText="ОВ МТЗ 3 ст." w:value="ОВ МТЗ 3 ст."/>
+                  <w:listItem w:displayText="ОВ ПДС НКУ" w:value="ОВ ПДС НКУ"/>
                   <w:listItem w:displayText="ОВ ТЗНП" w:value="ОВ ТЗНП"/>
                   <w:listItem w:displayText="ОВ ТК ЗДЗ" w:value="ОВ ТК ЗДЗ"/>
                   <w:listItem w:displayText="ОВ УРОВ" w:value="ОВ УРОВ"/>
@@ -10180,6 +11376,7 @@
                   <w:listItem w:displayText="Програм.деблок. ЗН" w:value="Програм.деблок. ЗН"/>
                   <w:listItem w:displayText="Режим работы ЧС" w:value="Режим работы ЧС"/>
                   <w:listItem w:displayText="Сброс" w:value="Сброс"/>
+                  <w:listItem w:displayText="Сброс КРВ" w:value="Сброс КРВ"/>
                   <w:listItem w:displayText="ТЗНП 1ст. на сигн" w:value="ТЗНП 1ст. на сигн"/>
                   <w:listItem w:displayText="ТЗНП 2ст. на сигн" w:value="ТЗНП 2ст. на сигн"/>
                   <w:listItem w:displayText="Фикс.неисп.ЦНш" w:value="Фикс.неисп.ЦНш"/>

--- a/temp.docx
+++ b/temp.docx
@@ -1676,103 +1676,44 @@
                 <w:dropDownList>
                   <w:listItem w:displayText="Не назначено" w:value=""/>
                   <w:listItem w:displayText="──────── Сигналы РЗиА ────────" w:value="INPUTS_HEADER" w:disabled="true"/>
-                  <w:listItem w:displayText="KA1 Отключен" w:value="KA1 Отключен"/>
-                  <w:listItem w:displayText="KA2 Отключен" w:value="KA2 Отключен"/>
-                  <w:listItem w:displayText="KA3 Отключен" w:value="KA3 Отключен"/>
-                  <w:listItem w:displayText="KA4 Отключен" w:value="KA4 Отключен"/>
-                  <w:listItem w:displayText="KA5 Отключен" w:value="KA5 Отключен"/>
-                  <w:listItem w:displayText="KA6 Отключен" w:value="KA6 Отключен"/>
-                  <w:listItem w:displayText="KA7 Отключен" w:value="KA7 Отключен"/>
-                  <w:listItem w:displayText="Аварийный уровень изоляции В" w:value="Аварийный уровень изоляции В"/>
                   <w:listItem w:displayText="Блокировка ВНР" w:value="Блокировка ВНР"/>
                   <w:listItem w:displayText="Блокировка ЛЗШ 1" w:value="Блокировка ЛЗШ 1"/>
                   <w:listItem w:displayText="Блокировка ЛЗШ 2" w:value="Блокировка ЛЗШ 2"/>
-                  <w:listItem w:displayText="Включение от АВР" w:value="Включение от АВР"/>
-                  <w:listItem w:displayText="Включение от ВНР" w:value="Включение от ВНР"/>
-                  <w:listItem w:displayText="Включить В от пульта управления" w:value="Включить В от пульта управления"/>
-                  <w:listItem w:displayText="Включить В от телеуправления" w:value="Включить В от телеуправления"/>
-                  <w:listItem w:displayText="Внешний запрет АВР" w:value="Внешний запрет АВР"/>
-                  <w:listItem w:displayText="Внешний запрет АПВ" w:value="Внешний запрет АПВ"/>
-                  <w:listItem w:displayText="Внешняя блокировка управления В" w:value="Внешняя блокировка управления В"/>
-                  <w:listItem w:displayText="Выключатель включен (блок контакт)" w:value="Выключатель включен (блок контакт)"/>
-                  <w:listItem w:displayText="Выключатель отключен (блок контакт)" w:value="Выключатель отключен (блок контакт)"/>
-                  <w:listItem w:displayText="Заземляющий нож включен (блок контакт)" w:value="Заземляющий нож включен (блок контакт)"/>
-                  <w:listItem w:displayText="Заземляющий нож отключен (блок контакт)" w:value="Заземляющий нож отключен (блок контакт)"/>
-                  <w:listItem w:displayText="Запрет АВР" w:value="Запрет АВР"/>
-                  <w:listItem w:displayText="Ключ М/Д привода В" w:value="Ключ М/Д привода В"/>
-                  <w:listItem w:displayText="Контроль автомата 1 ТН до ввода" w:value="Контроль автомата 1 ТН до ввода"/>
-                  <w:listItem w:displayText="Контроль автомата 2 ТН до ввода" w:value="Контроль автомата 2 ТН до ввода"/>
-                  <w:listItem w:displayText="Контроль автоматов ТН секции шин" w:value="Контроль автоматов ТН секции шин"/>
-                  <w:listItem w:displayText="Контроль оперативного тока ЭМО1, ЭМВ" w:value="Контроль оперативного тока ЭМО1, ЭМВ"/>
-                  <w:listItem w:displayText="Контроль оперативного тока ЭМО2" w:value="Контроль оперативного тока ЭМО2"/>
-                  <w:listItem w:displayText="Контроль оперативного тока цепей ОБР 1" w:value="Контроль оперативного тока цепей ОБР 1"/>
-                  <w:listItem w:displayText="Контроль оперативного тока цепей ОБР 2" w:value="Контроль оперативного тока цепей ОБР 2"/>
-                  <w:listItem w:displayText="Контроль оперативного тока цепей ЭМО1, ЭМВ" w:value="Контроль оперативного тока цепей ЭМО1, ЭМВ"/>
-                  <w:listItem w:displayText="Контроль оперативного тока цепей ЭМО2" w:value="Контроль оперативного тока цепей ЭМО2"/>
-                  <w:listItem w:displayText="Контроль оперативного тока цепей сигнализации В" w:value="Контроль оперативного тока цепей сигнализации В"/>
+                  <w:listItem w:displayText="ВВ 1 секции шин отключен" w:value="ВВ 1 секции шин отключен"/>
+                  <w:listItem w:displayText="ВВ 2 секции шин отключен" w:value="ВВ 2 секции шин отключен"/>
+                  <w:listItem w:displayText="Включить СВ от ВВ 1 секции шин" w:value="Включить СВ от ВВ 1 секции шин"/>
+                  <w:listItem w:displayText="Включить СВ от ВВ 2 секции шин" w:value="Включить СВ от ВВ 2 секции шин"/>
+                  <w:listItem w:displayText="Внешний запрет АВР1" w:value="Внешний запрет АВР1"/>
+                  <w:listItem w:displayText="Внешний запрет АВР2" w:value="Внешний запрет АВР2"/>
+                  <w:listItem w:displayText="Контроль автоматов ТН 1 секции шин" w:value="Контроль автоматов ТН 1 секции шин"/>
+                  <w:listItem w:displayText="Контроль автоматов ТН 2 секции шин" w:value="Контроль автоматов ТН 2 секции шин"/>
                   <w:listItem w:displayText="Контроль тока ЗДЗ" w:value="Контроль тока ЗДЗ"/>
-                  <w:listItem w:displayText="Контроль цепи ЭМВ" w:value="Контроль цепи ЭМВ"/>
                   <w:listItem w:displayText="Контроль цепи ЭМО1" w:value="Контроль цепи ЭМО1"/>
                   <w:listItem w:displayText="Контроль цепи ЭМО2" w:value="Контроль цепи ЭМО2"/>
-                  <w:listItem w:displayText="Контроль шлейфа управления ячейкой ВЭ1" w:value="Контроль шлейфа управления ячейкой ВЭ1"/>
-                  <w:listItem w:displayText="Контроль шлейфа управления ячейкой ВЭ2" w:value="Контроль шлейфа управления ячейкой ВЭ2"/>
-                  <w:listItem w:displayText="Контрольное положение ВЭ1" w:value="Контрольное положение ВЭ1"/>
-                  <w:listItem w:displayText="Контрольное положение ВЭ2" w:value="Контрольное положение ВЭ2"/>
-                  <w:listItem w:displayText="Наличие напряжения до ввода" w:value="Наличие напряжения до ввода"/>
-                  <w:listItem w:displayText="Наличие напряжения на шинах" w:value="Наличие напряжения на шинах"/>
-                  <w:listItem w:displayText="Неисправность ТН до ввода" w:value="Неисправность ТН до ввода"/>
+                  <w:listItem w:displayText="Наличие напряжения на 1 секции шин" w:value="Наличие напряжения на 1 секции шин"/>
+                  <w:listItem w:displayText="Наличие напряжения на 2 секции шин" w:value="Наличие напряжения на 2 секции шин"/>
+                  <w:listItem w:displayText="Неисправность ТН 2 секции шин" w:value="Неисправность ТН 2 секции шин"/>
                   <w:listItem w:displayText="Неисправность ТН секции шин" w:value="Неисправность ТН секции шин"/>
-                  <w:listItem w:displayText="Неисправность опер. тока цепей ОБР 1" w:value="Неисправность опер. тока цепей ОБР 1"/>
-                  <w:listItem w:displayText="Неисправность опер. тока цепей ОБР 2" w:value="Неисправность опер. тока цепей ОБР 2"/>
-                  <w:listItem w:displayText="Неисправность опер. тока цепей сигнализации выключателя" w:value="Неисправность опер. тока цепей сигнализации выключателя"/>
-                  <w:listItem w:displayText="Низкий уровень изоляции В" w:value="Низкий уровень изоляции В"/>
-                  <w:listItem w:displayText="Оперативно отключить В" w:value="Оперативно отключить В"/>
+                  <w:listItem w:displayText="Оперативное отключение ВВ 1 секции шин" w:value="Оперативное отключение ВВ 1 секции шин"/>
+                  <w:listItem w:displayText="Оперативное отключение ВВ 2 секции шин" w:value="Оперативное отключение ВВ 2 секции шин"/>
                   <w:listItem w:displayText="Отключение внешнее 1" w:value="Отключение внешнее 1"/>
                   <w:listItem w:displayText="Отключение внешнее 2" w:value="Отключение внешнее 2"/>
                   <w:listItem w:displayText="Отключение внешнее 3" w:value="Отключение внешнее 3"/>
                   <w:listItem w:displayText="Отключение внешнее 4" w:value="Отключение внешнее 4"/>
-                  <w:listItem w:displayText="Отключение от кнопки" w:value="Отключение от кнопки"/>
                   <w:listItem w:displayText="Отключить В оперативно" w:value="Отключить В оперативно"/>
-                  <w:listItem w:displayText="Отключить В от пульта управления" w:value="Отключить В от пульта управления"/>
-                  <w:listItem w:displayText="Отключить В от телеуправления" w:value="Отключить В от телеуправления"/>
-                  <w:listItem w:displayText="Отсутствие напряжения до ввода" w:value="Отсутствие напряжения до ввода"/>
-                  <w:listItem w:displayText="Отсутствие напряжения на шинах" w:value="Отсутствие напряжения на шинах"/>
-                  <w:listItem w:displayText="Положение ВЭ1 «Вкачен»" w:value="Положение ВЭ1 «Вкачен»"/>
-                  <w:listItem w:displayText="Положение ВЭ1 «Выкачен»" w:value="Положение ВЭ1 «Выкачен»"/>
-                  <w:listItem w:displayText="Положение ВЭ2 «Вкачен»" w:value="Положение ВЭ2 «Вкачен»"/>
-                  <w:listItem w:displayText="Положение ВЭ2 «Выкачен»" w:value="Положение ВЭ2 «Выкачен»"/>
-                  <w:listItem w:displayText="Положение двери шкафа/отсека" w:value="Положение двери шкафа/отсека"/>
-                  <w:listItem w:displayText="Положение испытательного блока SG1" w:value="Положение испытательного блока SG1"/>
-                  <w:listItem w:displayText="Положение испытательного блока SG2" w:value="Положение испытательного блока SG2"/>
-                  <w:listItem w:displayText="Положение испытательного блока SG3" w:value="Положение испытательного блока SG3"/>
-                  <w:listItem w:displayText="Положение переключателя SA1 цепей управления" w:value="Положение переключателя SA1 цепей управления"/>
-                  <w:listItem w:displayText="Положение переключателя SA2 цепей управления" w:value="Положение переключателя SA2 цепей управления"/>
-                  <w:listItem w:displayText="Положение переключателя SA3 цепей управления" w:value="Положение переключателя SA3 цепей управления"/>
-                  <w:listItem w:displayText="Положение переключателя SA4 цепей управления" w:value="Положение переключателя SA4 цепей управления"/>
-                  <w:listItem w:displayText="Положение переключателя аварийной деблокировки ячейки" w:value="Положение переключателя аварийной деблокировки ячейки"/>
-                  <w:listItem w:displayText="Пружина не заведена" w:value="Пружина не заведена"/>
+                  <w:listItem w:displayText="Отсутствие напряжения на 1 секции шин" w:value="Отсутствие напряжения на 1 секции шин"/>
+                  <w:listItem w:displayText="Отсутствие напряжения на 2 секции шин" w:value="Отсутствие напряжения на 2 секции шин"/>
+                  <w:listItem w:displayText="Пуск КНН до ввода 1 секции шин" w:value="Пуск КНН до ввода 1 секции шин"/>
+                  <w:listItem w:displayText="Пуск КНН до ввода 2 секции шин" w:value="Пуск КНН до ввода 2 секции шин"/>
                   <w:listItem w:displayText="Пуск УРОВ внешний" w:value="Пуск УРОВ внешний"/>
-                  <w:listItem w:displayText="Работа ЭМВ" w:value="Работа ЭМВ"/>
-                  <w:listItem w:displayText="Работа ЭМО1" w:value="Работа ЭМО1"/>
-                  <w:listItem w:displayText="Работа ЭМО2" w:value="Работа ЭМО2"/>
-                  <w:listItem w:displayText="Рабочее положение ВЭ1" w:value="Рабочее положение ВЭ1"/>
-                  <w:listItem w:displayText="Рабочее положение ВЭ2" w:value="Рабочее положение ВЭ2"/>
-                  <w:listItem w:displayText="Разрешение АВР" w:value="Разрешение АВР"/>
-                  <w:listItem w:displayText="Резервный ВВ/СВ отключен" w:value="Резервный ВВ/СВ отключен"/>
-                  <w:listItem w:displayText="Сигнал внешний 1" w:value="Сигнал внешний 1"/>
-                  <w:listItem w:displayText="Сигнал внешний 2" w:value="Сигнал внешний 2"/>
-                  <w:listItem w:displayText="Сигнал внешний 3" w:value="Сигнал внешний 3"/>
-                  <w:listItem w:displayText="Сигнал внешний 4" w:value="Сигнал внешний 4"/>
                   <w:listItem w:displayText="Сигнал отключения от ВНР" w:value="Сигнал отключения от ВНР"/>
-                  <w:listItem w:displayText="Срабатывание ЗДЗ" w:value="Срабатывание ЗДЗ"/>
+                  <w:listItem w:displayText="Срабатывание ЗДЗ 1 секции шин" w:value="Срабатывание ЗДЗ 1 секции шин"/>
+                  <w:listItem w:displayText="Срабатывание ЗДЗ 2 секции шин" w:value="Срабатывание ЗДЗ 2 секции шин"/>
                   <w:listItem w:displayText="Срабатывание внешнего КПОН" w:value="Срабатывание внешнего КПОН"/>
                   <w:listItem w:displayText="Срабатывание сигнализации о наличии замыкания на землю ТН 1 секции шин" w:value="Срабатывание сигнализации о наличии замыкания на землю ТН 1 секции шин"/>
                   <w:listItem w:displayText="Срабатывание сигнализации о наличии замыкания на землю ТН 2 секции шин" w:value="Срабатывание сигнализации о наличии замыкания на землю ТН 2 секции шин"/>
                   <w:listItem w:displayText=" " w:value="SPACER" w:disabled="true"/>
                   <w:listItem w:displayText="────── Общие сигналы ФС ──────" w:value="CONTROLS_HEADER" w:disabled="true"/>
-                  <w:listItem w:displayText="АПВ без контролей" w:value="АПВ без контролей"/>
-                  <w:listItem w:displayText="АПВ с контролем от КННш и КОНвв" w:value="АПВ с контролем от КННш и КОНвв"/>
-                  <w:listItem w:displayText="АПВ с контролем от КОНш и КННвв" w:value="АПВ с контролем от КОНш и КННвв"/>
                   <w:listItem w:displayText="Вывод терминала" w:value="Вывод терминала"/>
                   <w:listItem w:displayText="Оперативный вывод 1 ступени ДЗ-фф" w:value="Оперативный вывод 1 ступени ДЗ-фф"/>
                   <w:listItem w:displayText="Оперативный вывод 1 ступени МТЗ" w:value="Оперативный вывод 1 ступени МТЗ"/>
@@ -1780,55 +1721,45 @@
                   <w:listItem w:displayText="Оперативный вывод 2 ступени МТЗ" w:value="Оперативный вывод 2 ступени МТЗ"/>
                   <w:listItem w:displayText="Оперативный вывод 3 ступени ДЗ-фф" w:value="Оперативный вывод 3 ступени ДЗ-фф"/>
                   <w:listItem w:displayText="Оперативный вывод 3 ступени МТЗ" w:value="Оперативный вывод 3 ступени МТЗ"/>
-                  <w:listItem w:displayText="Оперативный вывод ЛВ ВНР" w:value="Оперативный вывод ЛВ ВНР"/>
+                  <w:listItem w:displayText="Оперативный вывод 4 ступени ДЗ-фф" w:value="Оперативный вывод 4 ступени ДЗ-фф"/>
+                  <w:listItem w:displayText="Оперативный вывод 4 ступени МТЗ" w:value="Оперативный вывод 4 ступени МТЗ"/>
                   <w:listItem w:displayText="Оперативный вывод ЛО ВНР" w:value="Оперативный вывод ЛО ВНР"/>
                   <w:listItem w:displayText="Оперативный вывод ЛО РЗ" w:value="Оперативный вывод ЛО РЗ"/>
                   <w:listItem w:displayText="Оперативный вывод функции АВР" w:value="Оперативный вывод функции АВР"/>
-                  <w:listItem w:displayText="Оперативный вывод функции АПВ" w:value="Оперативный вывод функции АПВ"/>
-                  <w:listItem w:displayText="Оперативный вывод функции АУ" w:value="Оперативный вывод функции АУ"/>
                   <w:listItem w:displayText="Оперативный вывод функции БК" w:value="Оперативный вывод функции БК"/>
-                  <w:listItem w:displayText="Оперативный вывод функции БННвв" w:value="Оперативный вывод функции БННвв"/>
-                  <w:listItem w:displayText="Оперативный вывод функции БННш" w:value="Оперативный вывод функции БННш"/>
+                  <w:listItem w:displayText="Оперативный вывод функции БНН 1 секции шин" w:value="Оперативный вывод функции БНН 1 секции шин"/>
+                  <w:listItem w:displayText="Оперативный вывод функции БНН 2 секции шин" w:value="Оперативный вывод функции БНН 2 секции шин"/>
                   <w:listItem w:displayText="Оперативный вывод функции ВНР" w:value="Оперативный вывод функции ВНР"/>
                   <w:listItem w:displayText="Оперативный вывод функции ДЗ" w:value="Оперативный вывод функции ДЗ"/>
                   <w:listItem w:displayText="Оперативный вывод функции ЗДЗ" w:value="Оперативный вывод функции ЗДЗ"/>
-                  <w:listItem w:displayText="Оперативный вывод функции ЗМН" w:value="Оперативный вывод функции ЗМН"/>
                   <w:listItem w:displayText="Оперативный вывод функции ЗОП" w:value="Оперативный вывод функции ЗОП"/>
-                  <w:listItem w:displayText="Оперативный вывод функции ЗП" w:value="Оперативный вывод функции ЗП"/>
-                  <w:listItem w:displayText="Оперативный вывод функции КА" w:value="Оперативный вывод функции КА"/>
-                  <w:listItem w:displayText="Оперативный вывод функции КННвв" w:value="Оперативный вывод функции КННвв"/>
-                  <w:listItem w:displayText="Оперативный вывод функции КННш" w:value="Оперативный вывод функции КННш"/>
-                  <w:listItem w:displayText="Оперативный вывод функции КОНвв" w:value="Оперативный вывод функции КОНвв"/>
-                  <w:listItem w:displayText="Оперативный вывод функции КОНш" w:value="Оперативный вывод функции КОНш"/>
-                  <w:listItem w:displayText="Оперативный вывод функции КП" w:value="Оперативный вывод функции КП"/>
+                  <w:listItem w:displayText="Оперативный вывод функции КНН 1 секции шин" w:value="Оперативный вывод функции КНН 1 секции шин"/>
+                  <w:listItem w:displayText="Оперативный вывод функции КНН 2 секции шин" w:value="Оперативный вывод функции КНН 2 секции шин"/>
+                  <w:listItem w:displayText="Оперативный вывод функции КОН 1 секции шин" w:value="Оперативный вывод функции КОН 1 секции шин"/>
+                  <w:listItem w:displayText="Оперативный вывод функции КОН 2 секции шин" w:value="Оперативный вывод функции КОН 2 секции шин"/>
                   <w:listItem w:displayText="Оперативный вывод функции КС" w:value="Оперативный вывод функции КС"/>
-                  <w:listItem w:displayText="Оперативный вывод функции КСВ" w:value="Оперативный вывод функции КСВ"/>
                   <w:listItem w:displayText="Оперативный вывод функции ЛЗШ" w:value="Оперативный вывод функции ЛЗШ"/>
-                  <w:listItem w:displayText="Оперативный вывод функции ЛОВ" w:value="Оперативный вывод функции ЛОВ"/>
+                  <w:listItem w:displayText="Оперативный вывод функции ЛО" w:value="Оперативный вывод функции ЛО"/>
                   <w:listItem w:displayText="Оперативный вывод функции МТЗ" w:value="Оперативный вывод функции МТЗ"/>
-                  <w:listItem w:displayText="Оперативный вывод функции ПДС НКУ" w:value="Оперативный вывод функции ПДС НКУ"/>
                   <w:listItem w:displayText="Оперативный вывод функции ТЗНП" w:value="Оперативный вывод функции ТЗНП"/>
                   <w:listItem w:displayText="Оперативный вывод функции ТК ЗДЗ" w:value="Оперативный вывод функции ТК ЗДЗ"/>
                   <w:listItem w:displayText="Оперативный вывод функции УРОВ" w:value="Оперативный вывод функции УРОВ"/>
                   <w:listItem w:displayText="Перевод 1 ступени ДЗ-фф на сигнал" w:value="Перевод 1 ступени ДЗ-фф на сигнал"/>
                   <w:listItem w:displayText="Перевод 2 ступени ДЗ-фф на сигнал" w:value="Перевод 2 ступени ДЗ-фф на сигнал"/>
                   <w:listItem w:displayText="Перевод 3 ступени ДЗ-фф на сигнал" w:value="Перевод 3 ступени ДЗ-фф на сигнал"/>
+                  <w:listItem w:displayText="Перевод 4 ступени ДЗ-фф на сигнал" w:value="Перевод 4 ступени ДЗ-фф на сигнал"/>
                   <w:listItem w:displayText="Перевод ЗДЗ на сигнал" w:value="Перевод ЗДЗ на сигнал"/>
-                  <w:listItem w:displayText="Перевод ЗМН на сигнал" w:value="Перевод ЗМН на сигнал"/>
                   <w:listItem w:displayText="Перевод ЗОП на сигнал" w:value="Перевод ЗОП на сигнал"/>
-                  <w:listItem w:displayText="Перевод ЗП на отключение" w:value="Перевод ЗП на отключение"/>
                   <w:listItem w:displayText="Перевод ЛЗШ на сигнал" w:value="Перевод ЛЗШ на сигнал"/>
                   <w:listItem w:displayText="Перевод МТЗ 1 ступени на сигнал" w:value="Перевод МТЗ 1 ступени на сигнал"/>
                   <w:listItem w:displayText="Перевод МТЗ 2 ступени на сигнал" w:value="Перевод МТЗ 2 ступени на сигнал"/>
                   <w:listItem w:displayText="Перевод МТЗ 3 ступени на сигнал" w:value="Перевод МТЗ 3 ступени на сигнал"/>
+                  <w:listItem w:displayText="Перевод МТЗ 4 ступени на сигнал" w:value="Перевод МТЗ 4 ступени на сигнал"/>
                   <w:listItem w:displayText="Перевод ТЗНП 1 ступени на сигнал" w:value="Перевод ТЗНП 1 ступени на сигнал"/>
                   <w:listItem w:displayText="Перевод ТЗНП 2 ступени на сигнал" w:value="Перевод ТЗНП 2 ступени на сигнал"/>
-                  <w:listItem w:displayText="Программная деблокировка управления вторым выкатным элементом" w:value="Программная деблокировка управления вторым выкатным элементом"/>
-                  <w:listItem w:displayText="Программная деблокировка управления заземляющим ножом" w:value="Программная деблокировка управления заземляющим ножом"/>
-                  <w:listItem w:displayText="Программная деблокировка управления первым выкатным элементом" w:value="Программная деблокировка управления первым выкатным элементом"/>
+                  <w:listItem w:displayText="Перевод ТЗНП 3 ступени на сигнал" w:value="Перевод ТЗНП 3 ступени на сигнал"/>
+                  <w:listItem w:displayText="Перевод ТЗНП 4 ступени на сигнал" w:value="Перевод ТЗНП 4 ступени на сигнал"/>
                   <w:listItem w:displayText="Режим работы ЧС" w:value="Режим работы ЧС"/>
-                  <w:listItem w:displayText="Сброс" w:value="Сброс"/>
-                  <w:listItem w:displayText="Сброс счетчиков ресурса выключателя" w:value="Сброс счетчиков ресурса выключателя"/>
                   <w:listItem w:displayText="Сигнал ввода оперативного ускорения ДЗ" w:value="Сигнал ввода оперативного ускорения ДЗ"/>
                   <w:listItem w:displayText="Сигнал ввода оперативного ускорения МТЗ" w:value="Сигнал ввода оперативного ускорения МТЗ"/>
                   <w:listItem w:displayText="Сигнал ввода оперативного ускорения ТЗНП" w:value="Сигнал ввода оперативного ускорения ТЗНП"/>
@@ -2087,58 +2018,39 @@
                   <w:listItem w:displayText="Не назначено" w:value=""/>
                   <w:listItem w:displayText="──────── Сигналы РЗиА ────────" w:value="INPUTS_HEADER" w:disabled="true"/>
                   <w:listItem w:displayText="АВР / АВР: Включить" w:value="АВР / АВР: Включить"/>
-                  <w:listItem w:displayText="АВР / АВР: Включить резервный ввод или секционный выключатель" w:value="АВР / АВР: Включить резервный ввод или секционный выключатель"/>
                   <w:listItem w:displayText="АВР / АВР: Готовность" w:value="АВР / АВР: Готовность"/>
-                  <w:listItem w:displayText="АВР / АВР: Разрешение" w:value="АВР / АВР: Разрешение"/>
+                  <w:listItem w:displayText="АВР / АВР: Пуск" w:value="АВР / АВР: Пуск"/>
+                  <w:listItem w:displayText="АВР / АВР: Разрешение отключения ВВ 1 секции шин" w:value="АВР / АВР: Разрешение отключения ВВ 1 секции шин"/>
+                  <w:listItem w:displayText="АВР / АВР: Разрешение отключения ВВ 2 секции шин" w:value="АВР / АВР: Разрешение отключения ВВ 2 секции шин"/>
                   <w:listItem w:displayText="АВР / АВР: Функция введена в работу" w:value="АВР / АВР: Функция введена в работу"/>
                   <w:listItem w:displayText="АВР / АВР: Функция оперативно выведена из работы" w:value="АВР / АВР: Функция оперативно выведена из работы"/>
                   <w:listItem w:displayText="АВР / ЗАВР: Запрет АВР" w:value="АВР / ЗАВР: Запрет АВР"/>
-                  <w:listItem w:displayText="АПВ ВВ / АПВ ВВ: АПВ неуспешно" w:value="АПВ ВВ / АПВ ВВ: АПВ неуспешно"/>
-                  <w:listItem w:displayText="АПВ ВВ / АПВ ВВ: АПВ успешно" w:value="АПВ ВВ / АПВ ВВ: АПВ успешно"/>
-                  <w:listItem w:displayText="АПВ ВВ / АПВ ВВ: Аварийное отключение" w:value="АПВ ВВ / АПВ ВВ: Аварийное отключение"/>
-                  <w:listItem w:displayText="АПВ ВВ / АПВ ВВ: Включение с контролем синхронизма" w:value="АПВ ВВ / АПВ ВВ: Включение с контролем синхронизма"/>
-                  <w:listItem w:displayText="АПВ ВВ / АПВ ВВ: Включить" w:value="АПВ ВВ / АПВ ВВ: Включить"/>
-                  <w:listItem w:displayText="АПВ ВВ / АПВ ВВ: Выключатель включен" w:value="АПВ ВВ / АПВ ВВ: Выключатель включен"/>
-                  <w:listItem w:displayText="АПВ ВВ / АПВ ВВ: Готовность" w:value="АПВ ВВ / АПВ ВВ: Готовность"/>
-                  <w:listItem w:displayText="АПВ ВВ / АПВ ВВ: Задержка включения" w:value="АПВ ВВ / АПВ ВВ: Задержка включения"/>
-                  <w:listItem w:displayText="АПВ ВВ / АПВ ВВ: Неуспешный цикл" w:value="АПВ ВВ / АПВ ВВ: Неуспешный цикл"/>
-                  <w:listItem w:displayText="АПВ ВВ / АПВ ВВ: Общая готовность" w:value="АПВ ВВ / АПВ ВВ: Общая готовность"/>
-                  <w:listItem w:displayText="АПВ ВВ / АПВ ВВ: Ожидание срабатывания" w:value="АПВ ВВ / АПВ ВВ: Ожидание срабатывания"/>
-                  <w:listItem w:displayText="АПВ ВВ / АПВ ВВ: Пуск" w:value="АПВ ВВ / АПВ ВВ: Пуск"/>
-                  <w:listItem w:displayText="АПВ ВВ / АПВ ВВ: Функция введена в работу" w:value="АПВ ВВ / АПВ ВВ: Функция введена в работу"/>
-                  <w:listItem w:displayText="АПВ ВВ / АПВ ВВ: Функция оперативно выведена из работы" w:value="АПВ ВВ / АПВ ВВ: Функция оперативно выведена из работы"/>
-                  <w:listItem w:displayText="АПВ ВВ / АПВ ВВ: Цикл АПВ прерван" w:value="АПВ ВВ / АПВ ВВ: Цикл АПВ прерван"/>
-                  <w:listItem w:displayText="АУ / АУ: Ввод ускорения" w:value="АУ / АУ: Ввод ускорения"/>
-                  <w:listItem w:displayText="АУ / АУ: Срабатывание" w:value="АУ / АУ: Срабатывание"/>
-                  <w:listItem w:displayText="АУ / АУ: Функция введена в работу" w:value="АУ / АУ: Функция введена в работу"/>
-                  <w:listItem w:displayText="АУ / АУ: Функция оперативно выведена из работы" w:value="АУ / АУ: Функция оперативно выведена из работы"/>
                   <w:listItem w:displayText="БК / БК: Срабатывание быстродействующих ступеней" w:value="БК / БК: Срабатывание быстродействующих ступеней"/>
                   <w:listItem w:displayText="БК / БК: Срабатывание медленнодействующих ступеней" w:value="БК / БК: Срабатывание медленнодействующих ступеней"/>
                   <w:listItem w:displayText="БК / БК: Функция введена в работу" w:value="БК / БК: Функция введена в работу"/>
                   <w:listItem w:displayText="БК / БК: Функция оперативно выведена из работы" w:value="БК / БК: Функция оперативно выведена из работы"/>
-                  <w:listItem w:displayText="БННвв / БННвв: Неисправность ЦН" w:value="БННвв / БННвв: Неисправность ЦН"/>
-                  <w:listItem w:displayText="БННвв / БННвв: Отключение автомата ТН" w:value="БННвв / БННвв: Отключение автомата ТН"/>
-                  <w:listItem w:displayText="БННвв / БННвв: Пуск 3U03f" w:value="БННвв / БННвв: Пуск 3U03f"/>
-                  <w:listItem w:displayText="БННвв / БННвв: Пуск U2I2" w:value="БННвв / БННвв: Пуск U2I2"/>
-                  <w:listItem w:displayText="БННвв / БННвв: Пуск dU0" w:value="БННвв / БННвв: Пуск dU0"/>
-                  <w:listItem w:displayText="БННвв / БННвв: Пуск minU3p" w:value="БННвв / БННвв: Пуск minU3p"/>
-                  <w:listItem w:displayText="БННвв / БННвв: Срабатывание" w:value="БННвв / БННвв: Срабатывание"/>
-                  <w:listItem w:displayText="БННвв / БННвв: Функция введена в работу" w:value="БННвв / БННвв: Функция введена в работу"/>
-                  <w:listItem w:displayText="БННвв / БННвв: Функция оперативно выведена из работы" w:value="БННвв / БННвв: Функция оперативно выведена из работы"/>
-                  <w:listItem w:displayText="БННш / БННш: Неисправность ЦН" w:value="БННш / БННш: Неисправность ЦН"/>
-                  <w:listItem w:displayText="БННш / БННш: Отключение автомата ТН" w:value="БННш / БННш: Отключение автомата ТН"/>
-                  <w:listItem w:displayText="БННш / БННш: Пуск 3U03f" w:value="БННш / БННш: Пуск 3U03f"/>
-                  <w:listItem w:displayText="БННш / БННш: Пуск U2I2" w:value="БННш / БННш: Пуск U2I2"/>
-                  <w:listItem w:displayText="БННш / БННш: Пуск dU0" w:value="БННш / БННш: Пуск dU0"/>
-                  <w:listItem w:displayText="БННш / БННш: Пуск minU3p" w:value="БННш / БННш: Пуск minU3p"/>
-                  <w:listItem w:displayText="БННш / БННш: Срабатывание" w:value="БННш / БННш: Срабатывание"/>
-                  <w:listItem w:displayText="БННш / БННш: Функция введена в работу" w:value="БННш / БННш: Функция введена в работу"/>
-                  <w:listItem w:displayText="БННш / БННш: Функция оперативно выведена из работы" w:value="БННш / БННш: Функция оперативно выведена из работы"/>
-                  <w:listItem w:displayText="ВНР / ВНР: Включение с КС" w:value="ВНР / ВНР: Включение с КС"/>
-                  <w:listItem w:displayText="ВНР / ВНР: Включить" w:value="ВНР / ВНР: Включить"/>
-                  <w:listItem w:displayText="ВНР / ВНР: Задержка включения с КС" w:value="ВНР / ВНР: Задержка включения с КС"/>
+                  <w:listItem w:displayText="БНН 1сш / БНН 1сш: Неисправность ЦН" w:value="БНН 1сш / БНН 1сш: Неисправность ЦН"/>
+                  <w:listItem w:displayText="БНН 1сш / БНН 1сш: Отключение автомата ТН" w:value="БНН 1сш / БНН 1сш: Отключение автомата ТН"/>
+                  <w:listItem w:displayText="БНН 1сш / БНН 1сш: Пуск 3U03f" w:value="БНН 1сш / БНН 1сш: Пуск 3U03f"/>
+                  <w:listItem w:displayText="БНН 1сш / БНН 1сш: Пуск U2I2" w:value="БНН 1сш / БНН 1сш: Пуск U2I2"/>
+                  <w:listItem w:displayText="БНН 1сш / БНН 1сш: Пуск dU0" w:value="БНН 1сш / БНН 1сш: Пуск dU0"/>
+                  <w:listItem w:displayText="БНН 1сш / БНН 1сш: Пуск minU3p" w:value="БНН 1сш / БНН 1сш: Пуск minU3p"/>
+                  <w:listItem w:displayText="БНН 1сш / БНН 1сш: Срабатывание" w:value="БНН 1сш / БНН 1сш: Срабатывание"/>
+                  <w:listItem w:displayText="БНН 1сш / БНН 1сш: Функция введена в работу" w:value="БНН 1сш / БНН 1сш: Функция введена в работу"/>
+                  <w:listItem w:displayText="БНН 1сш / БНН 1сш: Функция оперативно выведена из работы" w:value="БНН 1сш / БНН 1сш: Функция оперативно выведена из работы"/>
+                  <w:listItem w:displayText="БНН 2сш / БНН 2сш: Неисправность ЦН" w:value="БНН 2сш / БНН 2сш: Неисправность ЦН"/>
+                  <w:listItem w:displayText="БНН 2сш / БНН 2сш: Отключение автомата ТН" w:value="БНН 2сш / БНН 2сш: Отключение автомата ТН"/>
+                  <w:listItem w:displayText="БНН 2сш / БНН 2сш: Пуск U2I2" w:value="БНН 2сш / БНН 2сш: Пуск U2I2"/>
+                  <w:listItem w:displayText="БНН 2сш / БНН 2сш: Пуск minU3p" w:value="БНН 2сш / БНН 2сш: Пуск minU3p"/>
+                  <w:listItem w:displayText="БНН 2сш / БНН 2сш: Срабатывание" w:value="БНН 2сш / БНН 2сш: Срабатывание"/>
+                  <w:listItem w:displayText="БНН 2сш / БНН 2сш: Функция введена в работу" w:value="БНН 2сш / БНН 2сш: Функция введена в работу"/>
+                  <w:listItem w:displayText="БНН 2сш / БНН 2сш: Функция оперативно выведена из работы" w:value="БНН 2сш / БНН 2сш: Функция оперативно выведена из работы"/>
+                  <w:listItem w:displayText="ВНР / ВНР: Включение ВВ 1 секции шин" w:value="ВНР / ВНР: Включение ВВ 1 секции шин"/>
+                  <w:listItem w:displayText="ВНР / ВНР: Включение ВВ 2 секции шин" w:value="ВНР / ВНР: Включение ВВ 2 секции шин"/>
+                  <w:listItem w:displayText="ВНР / ВНР: Готовность ВВ 1 секции шин" w:value="ВНР / ВНР: Готовность ВВ 1 секции шин"/>
+                  <w:listItem w:displayText="ВНР / ВНР: Готовность ВВ 2 секции шин" w:value="ВНР / ВНР: Готовность ВВ 2 секции шин"/>
                   <w:listItem w:displayText="ВНР / ВНР: Ожидание ВНР" w:value="ВНР / ВНР: Ожидание ВНР"/>
-                  <w:listItem w:displayText="ВНР / ВНР: Отключить резервный ВВ или СВ" w:value="ВНР / ВНР: Отключить резервный ВВ или СВ"/>
+                  <w:listItem w:displayText="ВНР / ВНР: Отключить" w:value="ВНР / ВНР: Отключить"/>
                   <w:listItem w:displayText="ВНР / ВНР: Функция введена в работу" w:value="ВНР / ВНР: Функция введена в работу"/>
                   <w:listItem w:displayText="ВНР / ВНР: Функция оперативно выведена из работы" w:value="ВНР / ВНР: Функция оперативно выведена из работы"/>
                   <w:listItem w:displayText="ДЗ / АУ ДЗ: Пуск автоматического ускорения ДЗ" w:value="ДЗ / АУ ДЗ: Пуск автоматического ускорения ДЗ"/>
@@ -2166,7 +2078,14 @@
                   <w:listItem w:displayText="ДЗ / ДЗ-фф 3ст.: Срабатывание на сигнал" w:value="ДЗ / ДЗ-фф 3ст.: Срабатывание на сигнал"/>
                   <w:listItem w:displayText="ДЗ / ДЗ-фф 3ст.: Функция введена в работу" w:value="ДЗ / ДЗ-фф 3ст.: Функция введена в работу"/>
                   <w:listItem w:displayText="ДЗ / ДЗ-фф 3ст.: Функция оперативно выведена из работы" w:value="ДЗ / ДЗ-фф 3ст.: Функция оперативно выведена из работы"/>
-                  <w:listItem w:displayText="ДЗ / ДЗ: Пуск" w:value="ДЗ / ДЗ: Пуск"/>
+                  <w:listItem w:displayText="ДЗ / ДЗ-фф 4ст.: Пуск ДЗ-фф 4 ст." w:value="ДЗ / ДЗ-фф 4ст.: Пуск ДЗ-фф 4 ст."/>
+                  <w:listItem w:displayText="ДЗ / ДЗ-фф 4ст.: Пуск ИО сопротивления Zab (фаза-фаза4)" w:value="ДЗ / ДЗ-фф 4ст.: Пуск ИО сопротивления Zab (фаза-фаза4)"/>
+                  <w:listItem w:displayText="ДЗ / ДЗ-фф 4ст.: Пуск ИО сопротивления Zbc (фаза-фаза4)" w:value="ДЗ / ДЗ-фф 4ст.: Пуск ИО сопротивления Zbc (фаза-фаза4)"/>
+                  <w:listItem w:displayText="ДЗ / ДЗ-фф 4ст.: Пуск ИО сопротивления Zca (фаза-фаза4)" w:value="ДЗ / ДЗ-фф 4ст.: Пуск ИО сопротивления Zca (фаза-фаза4)"/>
+                  <w:listItem w:displayText="ДЗ / ДЗ-фф 4ст.: Срабатывание ДЗ-фф 4 ст." w:value="ДЗ / ДЗ-фф 4ст.: Срабатывание ДЗ-фф 4 ст."/>
+                  <w:listItem w:displayText="ДЗ / ДЗ-фф 4ст.: Срабатывание на сигнал" w:value="ДЗ / ДЗ-фф 4ст.: Срабатывание на сигнал"/>
+                  <w:listItem w:displayText="ДЗ / ДЗ-фф 4ст.: Функция введена в работу" w:value="ДЗ / ДЗ-фф 4ст.: Функция введена в работу"/>
+                  <w:listItem w:displayText="ДЗ / ДЗ-фф 4ст.: Функция оперативно выведена из работы" w:value="ДЗ / ДЗ-фф 4ст.: Функция оперативно выведена из работы"/>
                   <w:listItem w:displayText="ДЗ / ОН: Обратное" w:value="ДЗ / ОН: Обратное"/>
                   <w:listItem w:displayText="ДЗ / ОН: Обратное направление контура BC" w:value="ДЗ / ОН: Обратное направление контура BC"/>
                   <w:listItem w:displayText="ДЗ / ОН: Обратное направление контура CA" w:value="ДЗ / ОН: Обратное направление контура CA"/>
@@ -2191,13 +2110,6 @@
                   <w:listItem w:displayText="ЗДЗ / ЗДЗ: Срабатывание на сигнал" w:value="ЗДЗ / ЗДЗ: Срабатывание на сигнал"/>
                   <w:listItem w:displayText="ЗДЗ / ЗДЗ: Функция введена в работу" w:value="ЗДЗ / ЗДЗ: Функция введена в работу"/>
                   <w:listItem w:displayText="ЗДЗ / ЗДЗ: Функция оперативно выведена из работы" w:value="ЗДЗ / ЗДЗ: Функция оперативно выведена из работы"/>
-                  <w:listItem w:displayText="ЗМН / ЗМН: Пуск" w:value="ЗМН / ЗМН: Пуск"/>
-                  <w:listItem w:displayText="ЗМН / ЗМН: Пуск ИО напряжения" w:value="ЗМН / ЗМН: Пуск ИО напряжения"/>
-                  <w:listItem w:displayText="ЗМН / ЗМН: Пуск ИО напряжения ОП" w:value="ЗМН / ЗМН: Пуск ИО напряжения ОП"/>
-                  <w:listItem w:displayText="ЗМН / ЗМН: Срабатывание" w:value="ЗМН / ЗМН: Срабатывание"/>
-                  <w:listItem w:displayText="ЗМН / ЗМН: Срабатывание на сигнал" w:value="ЗМН / ЗМН: Срабатывание на сигнал"/>
-                  <w:listItem w:displayText="ЗМН / ЗМН: Функция введена в работу" w:value="ЗМН / ЗМН: Функция введена в работу"/>
-                  <w:listItem w:displayText="ЗМН / ЗМН: Функция оперативно выведена из работы" w:value="ЗМН / ЗМН: Функция оперативно выведена из работы"/>
                   <w:listItem w:displayText="ЗОП / ЗОП: Пуск" w:value="ЗОП / ЗОП: Пуск"/>
                   <w:listItem w:displayText="ЗОП / ЗОП: Пуск ИО по несимметрии токов прямой и обратной последовательности" w:value="ЗОП / ЗОП: Пуск ИО по несимметрии токов прямой и обратной последовательности"/>
                   <w:listItem w:displayText="ЗОП / ЗОП: Пуск ИО тока обратной последовательности" w:value="ЗОП / ЗОП: Пуск ИО тока обратной последовательности"/>
@@ -2205,126 +2117,26 @@
                   <w:listItem w:displayText="ЗОП / ЗОП: Срабатывание на сигнал" w:value="ЗОП / ЗОП: Срабатывание на сигнал"/>
                   <w:listItem w:displayText="ЗОП / ЗОП: Функция введена в работу" w:value="ЗОП / ЗОП: Функция введена в работу"/>
                   <w:listItem w:displayText="ЗОП / ЗОП: Функция оперативно выведена из работы" w:value="ЗОП / ЗОП: Функция оперативно выведена из работы"/>
-                  <w:listItem w:displayText="ЗП / ЗП: Пуск" w:value="ЗП / ЗП: Пуск"/>
-                  <w:listItem w:displayText="ЗП / ЗП: Пуск ИО максимального тока" w:value="ЗП / ЗП: Пуск ИО максимального тока"/>
-                  <w:listItem w:displayText="ЗП / ЗП: Срабатывание" w:value="ЗП / ЗП: Срабатывание"/>
-                  <w:listItem w:displayText="ЗП / ЗП: Срабатывание на сигнал" w:value="ЗП / ЗП: Срабатывание на сигнал"/>
-                  <w:listItem w:displayText="ЗП / ЗП: Функция введена в работу" w:value="ЗП / ЗП: Функция введена в работу"/>
-                  <w:listItem w:displayText="ЗП / ЗП: Функция оперативно выведена из работы" w:value="ЗП / ЗП: Функция оперативно выведена из работы"/>
-                  <w:listItem w:displayText="КА / В: Выключатель включен" w:value="КА / В: Выключатель включен"/>
-                  <w:listItem w:displayText="КА / В: Выключатель отключен" w:value="КА / В: Выключатель отключен"/>
-                  <w:listItem w:displayText="КА / В: Команда «включить» выключатель через выходное реле" w:value="КА / В: Команда «включить» выключатель через выходное реле"/>
-                  <w:listItem w:displayText="КА / В: Команда «отключить» выключатель через выходное реле" w:value="КА / В: Команда «отключить» выключатель через выходное реле"/>
-                  <w:listItem w:displayText="КА / В: Неисправное положение выключателя" w:value="КА / В: Неисправное положение выключателя"/>
-                  <w:listItem w:displayText="КА / В: Промежуточное положение выключателя" w:value="КА / В: Промежуточное положение выключателя"/>
-                  <w:listItem w:displayText="КА / В: Функция введена в работу" w:value="КА / В: Функция введена в работу"/>
-                  <w:listItem w:displayText="КА / ВЭ1: Команда «вкатить» выкатной элемент через выходное реле" w:value="КА / ВЭ1: Команда «вкатить» выкатной элемент через выходное реле"/>
-                  <w:listItem w:displayText="КА / ВЭ1: Команда «выкатить» выкатной элемент через выходное реле" w:value="КА / ВЭ1: Команда «выкатить» выкатной элемент через выходное реле"/>
-                  <w:listItem w:displayText="КА / ВЭ1: Неисправное положение выкатного элемента" w:value="КА / ВЭ1: Неисправное положение выкатного элемента"/>
-                  <w:listItem w:displayText="КА / ВЭ1: Положение выкатного элемента «Вкачен»" w:value="КА / ВЭ1: Положение выкатного элемента «Вкачен»"/>
-                  <w:listItem w:displayText="КА / ВЭ1: Положение выкатного элемента «Выкачен»" w:value="КА / ВЭ1: Положение выкатного элемента «Выкачен»"/>
-                  <w:listItem w:displayText="КА / ВЭ1: Промежуточное положение выкатного элемента" w:value="КА / ВЭ1: Промежуточное положение выкатного элемента"/>
-                  <w:listItem w:displayText="КА / ВЭ1: Ремонтное положение выкатного элемента" w:value="КА / ВЭ1: Ремонтное положение выкатного элемента"/>
-                  <w:listItem w:displayText="КА / ВЭ1: Функция введена в работу" w:value="КА / ВЭ1: Функция введена в работу"/>
-                  <w:listItem w:displayText="КА / ВЭ2: Команда «вкатить» выкатной элемент через выходное реле" w:value="КА / ВЭ2: Команда «вкатить» выкатной элемент через выходное реле"/>
-                  <w:listItem w:displayText="КА / ВЭ2: Команда «выкатить» выкатной элемент через выходное реле" w:value="КА / ВЭ2: Команда «выкатить» выкатной элемент через выходное реле"/>
-                  <w:listItem w:displayText="КА / ВЭ2: Неисправное положение выкатного элемента" w:value="КА / ВЭ2: Неисправное положение выкатного элемента"/>
-                  <w:listItem w:displayText="КА / ВЭ2: Положение выкатного элемента «Вкачен»" w:value="КА / ВЭ2: Положение выкатного элемента «Вкачен»"/>
-                  <w:listItem w:displayText="КА / ВЭ2: Положение выкатного элемента «Выкачен»" w:value="КА / ВЭ2: Положение выкатного элемента «Выкачен»"/>
-                  <w:listItem w:displayText="КА / ВЭ2: Промежуточное положение выкатного элемента" w:value="КА / ВЭ2: Промежуточное положение выкатного элемента"/>
-                  <w:listItem w:displayText="КА / ВЭ2: Ремонтное положение выкатного элемента" w:value="КА / ВЭ2: Ремонтное положение выкатного элемента"/>
-                  <w:listItem w:displayText="КА / ВЭ2: Функция введена в работу" w:value="КА / ВЭ2: Функция введена в работу"/>
-                  <w:listItem w:displayText="КА / ЗН: Заземляющий нож включен" w:value="КА / ЗН: Заземляющий нож включен"/>
-                  <w:listItem w:displayText="КА / ЗН: Заземляющий нож отключен" w:value="КА / ЗН: Заземляющий нож отключен"/>
-                  <w:listItem w:displayText="КА / ЗН: Команда «включить» заземляющий нож через выходное реле" w:value="КА / ЗН: Команда «включить» заземляющий нож через выходное реле"/>
-                  <w:listItem w:displayText="КА / ЗН: Команда «отключить» заземляющий нож через выходное реле" w:value="КА / ЗН: Команда «отключить» заземляющий нож через выходное реле"/>
-                  <w:listItem w:displayText="КА / ЗН: Неисправное положение заземляющего ножа" w:value="КА / ЗН: Неисправное положение заземляющего ножа"/>
-                  <w:listItem w:displayText="КА / ЗН: Промежуточное положение заземляющего ножа" w:value="КА / ЗН: Промежуточное положение заземляющего ножа"/>
-                  <w:listItem w:displayText="КА / ЗН: Функция введена в работу" w:value="КА / ЗН: Функция введена в работу"/>
-                  <w:listItem w:displayText="КА / КА: Функция введена в работу" w:value="КА / КА: Функция введена в работу"/>
-                  <w:listItem w:displayText="КА / КА: Функция оперативно выведена из работы" w:value="КА / КА: Функция оперативно выведена из работы"/>
-                  <w:listItem w:displayText="КННвв / КННвв: Пуск" w:value="КННвв / КННвв: Пуск"/>
-                  <w:listItem w:displayText="КННвв / КННвв: Пуск ИО напряжения" w:value="КННвв / КННвв: Пуск ИО напряжения"/>
-                  <w:listItem w:displayText="КННвв / КННвв: Пуск ИО напряжения ОП" w:value="КННвв / КННвв: Пуск ИО напряжения ОП"/>
-                  <w:listItem w:displayText="КННвв / КННвв: Функция введена в работу" w:value="КННвв / КННвв: Функция введена в работу"/>
-                  <w:listItem w:displayText="КННвв / КННвв: Функция оперативно выведена из работы" w:value="КННвв / КННвв: Функция оперативно выведена из работы"/>
-                  <w:listItem w:displayText="КННш / КННш: Пуск" w:value="КННш / КННш: Пуск"/>
-                  <w:listItem w:displayText="КННш / КННш: Пуск ИО напряжения" w:value="КННш / КННш: Пуск ИО напряжения"/>
-                  <w:listItem w:displayText="КННш / КННш: Пуск ИО напряжения ОП" w:value="КННш / КННш: Пуск ИО напряжения ОП"/>
-                  <w:listItem w:displayText="КННш / КННш: Функция введена в работу" w:value="КННш / КННш: Функция введена в работу"/>
-                  <w:listItem w:displayText="КННш / КННш: Функция оперативно выведена из работы" w:value="КННш / КННш: Функция оперативно выведена из работы"/>
-                  <w:listItem w:displayText="КОНвв / КОНвв: Пуск" w:value="КОНвв / КОНвв: Пуск"/>
-                  <w:listItem w:displayText="КОНвв / КОНвв: Пуск ИО напряжения" w:value="КОНвв / КОНвв: Пуск ИО напряжения"/>
-                  <w:listItem w:displayText="КОНвв / КОНвв: Пуск ИО напряжения ОП" w:value="КОНвв / КОНвв: Пуск ИО напряжения ОП"/>
-                  <w:listItem w:displayText="КОНвв / КОНвв: Функция введена в работу" w:value="КОНвв / КОНвв: Функция введена в работу"/>
-                  <w:listItem w:displayText="КОНвв / КОНвв: Функция оперативно выведена из работы" w:value="КОНвв / КОНвв: Функция оперативно выведена из работы"/>
-                  <w:listItem w:displayText="КОНш / КОНш: Пуск" w:value="КОНш / КОНш: Пуск"/>
-                  <w:listItem w:displayText="КОНш / КОНш: Пуск ИО напряжения" w:value="КОНш / КОНш: Пуск ИО напряжения"/>
-                  <w:listItem w:displayText="КОНш / КОНш: Пуск ИО напряжения ОП" w:value="КОНш / КОНш: Пуск ИО напряжения ОП"/>
-                  <w:listItem w:displayText="КОНш / КОНш: Функция введена в работу" w:value="КОНш / КОНш: Функция введена в работу"/>
-                  <w:listItem w:displayText="КОНш / КОНш: Функция оперативно выведена из работы" w:value="КОНш / КОНш: Функция оперативно выведена из работы"/>
-                  <w:listItem w:displayText="КП / КП: Идет переключение" w:value="КП / КП: Идет переключение"/>
-                  <w:listItem w:displayText="КП / КП: Функция введена в работу" w:value="КП / КП: Функция введена в работу"/>
-                  <w:listItem w:displayText="КП / КП: Функция оперативно выведена из работы" w:value="КП / КП: Функция оперативно выведена из работы"/>
-                  <w:listItem w:displayText="КП / ОБР В: Блокировка включения" w:value="КП / ОБР В: Блокировка включения"/>
-                  <w:listItem w:displayText="КП / ОБР В: Разрешить включение" w:value="КП / ОБР В: Разрешить включение"/>
-                  <w:listItem w:displayText="КП / ОБР ВЭ1: Разрешение управления первым выкатным элементом" w:value="КП / ОБР ВЭ1: Разрешение управления первым выкатным элементом"/>
-                  <w:listItem w:displayText="КП / ОБР ВЭ2: Разрешение управления вторым выкатным элементом" w:value="КП / ОБР ВЭ2: Разрешение управления вторым выкатным элементом"/>
-                  <w:listItem w:displayText="КП / ОБР ЗН: Разрешение управления заземляющим ножом" w:value="КП / ОБР ЗН: Разрешение управления заземляющим ножом"/>
-                  <w:listItem w:displayText="КП / УВ: Включение с контролем синхронизма" w:value="КП / УВ: Включение с контролем синхронизма"/>
-                  <w:listItem w:displayText="КП / УВ: Включить выключатель" w:value="КП / УВ: Включить выключатель"/>
-                  <w:listItem w:displayText="КП / УВ: Задержка включения с контролем синхронизма" w:value="КП / УВ: Задержка включения с контролем синхронизма"/>
-                  <w:listItem w:displayText="КП / УВ: Идет переключение" w:value="КП / УВ: Идет переключение"/>
-                  <w:listItem w:displayText="КП / УВ: Отключить выключатель" w:value="КП / УВ: Отключить выключатель"/>
-                  <w:listItem w:displayText="КП / УВ: Поведение местного управления" w:value="КП / УВ: Поведение местного управления"/>
-                  <w:listItem w:displayText="КП / УВ: Положение В (Включено)" w:value="КП / УВ: Положение В (Включено)"/>
-                  <w:listItem w:displayText="КП / УВ: Положение В (Не определено)" w:value="КП / УВ: Положение В (Не определено)"/>
-                  <w:listItem w:displayText="КП / УВ: Положение В (Неисправность)" w:value="КП / УВ: Положение В (Неисправность)"/>
-                  <w:listItem w:displayText="КП / УВ: Положение В (Отключено)" w:value="КП / УВ: Положение В (Отключено)"/>
-                  <w:listItem w:displayText="КП / УВ: Положение ключа режима управления" w:value="КП / УВ: Положение ключа режима управления"/>
-                  <w:listItem w:displayText="КП / УВ: Право переключения на уровне станции" w:value="КП / УВ: Право переключения на уровне станции"/>
-                  <w:listItem w:displayText="КП / УВ: Сигнал превышения допустимого времени переключения" w:value="КП / УВ: Сигнал превышения допустимого времени переключения"/>
-                  <w:listItem w:displayText="КП / УВ: Функция введена в работу" w:value="КП / УВ: Функция введена в работу"/>
-                  <w:listItem w:displayText="КП / УВЭ1: Вкатить первый выкатной элемент" w:value="КП / УВЭ1: Вкатить первый выкатной элемент"/>
-                  <w:listItem w:displayText="КП / УВЭ1: Выкатить первый выкатной элемент" w:value="КП / УВЭ1: Выкатить первый выкатной элемент"/>
-                  <w:listItem w:displayText="КП / УВЭ1: Идет переключение" w:value="КП / УВЭ1: Идет переключение"/>
-                  <w:listItem w:displayText="КП / УВЭ1: Поведение местного управления" w:value="КП / УВЭ1: Поведение местного управления"/>
-                  <w:listItem w:displayText="КП / УВЭ1: Положение ВЭ1 (Вкачен)" w:value="КП / УВЭ1: Положение ВЭ1 (Вкачен)"/>
-                  <w:listItem w:displayText="КП / УВЭ1: Положение ВЭ1 (Выкачен)" w:value="КП / УВЭ1: Положение ВЭ1 (Выкачен)"/>
-                  <w:listItem w:displayText="КП / УВЭ1: Положение ВЭ1 (Не определено)" w:value="КП / УВЭ1: Положение ВЭ1 (Не определено)"/>
-                  <w:listItem w:displayText="КП / УВЭ1: Положение ВЭ1 (Неисправность)" w:value="КП / УВЭ1: Положение ВЭ1 (Неисправность)"/>
-                  <w:listItem w:displayText="КП / УВЭ1: Положение ключа режима управления" w:value="КП / УВЭ1: Положение ключа режима управления"/>
-                  <w:listItem w:displayText="КП / УВЭ1: Право переключения на уровне станции" w:value="КП / УВЭ1: Право переключения на уровне станции"/>
-                  <w:listItem w:displayText="КП / УВЭ1: Сигнал превышения допустимого времени переключения" w:value="КП / УВЭ1: Сигнал превышения допустимого времени переключения"/>
-                  <w:listItem w:displayText="КП / УВЭ1: Функция введена в работу" w:value="КП / УВЭ1: Функция введена в работу"/>
-                  <w:listItem w:displayText="КП / УВЭ2: Вкатить второй выкатной элемент" w:value="КП / УВЭ2: Вкатить второй выкатной элемент"/>
-                  <w:listItem w:displayText="КП / УВЭ2: Выкатить второй выкатной элемент" w:value="КП / УВЭ2: Выкатить второй выкатной элемент"/>
-                  <w:listItem w:displayText="КП / УВЭ2: Идет переключение" w:value="КП / УВЭ2: Идет переключение"/>
-                  <w:listItem w:displayText="КП / УВЭ2: Поведение местного управления" w:value="КП / УВЭ2: Поведение местного управления"/>
-                  <w:listItem w:displayText="КП / УВЭ2: Положение ВЭ2 (Вкачен)" w:value="КП / УВЭ2: Положение ВЭ2 (Вкачен)"/>
-                  <w:listItem w:displayText="КП / УВЭ2: Положение ВЭ2 (Выкачен)" w:value="КП / УВЭ2: Положение ВЭ2 (Выкачен)"/>
-                  <w:listItem w:displayText="КП / УВЭ2: Положение ВЭ2 (Не определено)" w:value="КП / УВЭ2: Положение ВЭ2 (Не определено)"/>
-                  <w:listItem w:displayText="КП / УВЭ2: Положение ВЭ2 (Неисправность)" w:value="КП / УВЭ2: Положение ВЭ2 (Неисправность)"/>
-                  <w:listItem w:displayText="КП / УВЭ2: Положение ключа режима управления" w:value="КП / УВЭ2: Положение ключа режима управления"/>
-                  <w:listItem w:displayText="КП / УВЭ2: Право переключения на уровне станции" w:value="КП / УВЭ2: Право переключения на уровне станции"/>
-                  <w:listItem w:displayText="КП / УВЭ2: Сигнал превышения допустимого времени переключения" w:value="КП / УВЭ2: Сигнал превышения допустимого времени переключения"/>
-                  <w:listItem w:displayText="КП / УВЭ2: Функция введена в работу" w:value="КП / УВЭ2: Функция введена в работу"/>
-                  <w:listItem w:displayText="КП / УЗН: Включить заземляющий нож" w:value="КП / УЗН: Включить заземляющий нож"/>
-                  <w:listItem w:displayText="КП / УЗН: Идет переключение" w:value="КП / УЗН: Идет переключение"/>
-                  <w:listItem w:displayText="КП / УЗН: Отключить заземляющий нож" w:value="КП / УЗН: Отключить заземляющий нож"/>
-                  <w:listItem w:displayText="КП / УЗН: Поведение местного управления" w:value="КП / УЗН: Поведение местного управления"/>
-                  <w:listItem w:displayText="КП / УЗН: Положение ЗН (Включено)" w:value="КП / УЗН: Положение ЗН (Включено)"/>
-                  <w:listItem w:displayText="КП / УЗН: Положение ЗН (Не определено)" w:value="КП / УЗН: Положение ЗН (Не определено)"/>
-                  <w:listItem w:displayText="КП / УЗН: Положение ЗН (Неисправность)" w:value="КП / УЗН: Положение ЗН (Неисправность)"/>
-                  <w:listItem w:displayText="КП / УЗН: Положение ЗН (Отключено)" w:value="КП / УЗН: Положение ЗН (Отключено)"/>
-                  <w:listItem w:displayText="КП / УЗН: Положение ключа режима управления" w:value="КП / УЗН: Положение ключа режима управления"/>
-                  <w:listItem w:displayText="КП / УЗН: Право переключения на уровне станции" w:value="КП / УЗН: Право переключения на уровне станции"/>
-                  <w:listItem w:displayText="КП / УЗН: Сигнал превышения допустимого времени переключения" w:value="КП / УЗН: Сигнал превышения допустимого времени переключения"/>
-                  <w:listItem w:displayText="КП / УЗН: Функция введена в работу" w:value="КП / УЗН: Функция введена в работу"/>
-                  <w:listItem w:displayText="КРВ / КРВ: Превышен коммутационный ресурс выключателя" w:value="КРВ / КРВ: Превышен коммутационный ресурс выключателя"/>
-                  <w:listItem w:displayText="КРВ / КРВ: Превышен механический ресурс выключателя" w:value="КРВ / КРВ: Превышен механический ресурс выключателя"/>
-                  <w:listItem w:displayText="КРВ / КРВ: Превышен ресурс выключателя" w:value="КРВ / КРВ: Превышен ресурс выключателя"/>
-                  <w:listItem w:displayText="КРВ / КРВ: Функция введена в работу" w:value="КРВ / КРВ: Функция введена в работу"/>
+                  <w:listItem w:displayText="КНН 1сш / КНН 1сш: Пуск" w:value="КНН 1сш / КНН 1сш: Пуск"/>
+                  <w:listItem w:displayText="КНН 1сш / КНН 1сш: Пуск ИО напряжения" w:value="КНН 1сш / КНН 1сш: Пуск ИО напряжения"/>
+                  <w:listItem w:displayText="КНН 1сш / КНН 1сш: Пуск ИО напряжения ОП" w:value="КНН 1сш / КНН 1сш: Пуск ИО напряжения ОП"/>
+                  <w:listItem w:displayText="КНН 1сш / КНН 1сш: Функция введена в работу" w:value="КНН 1сш / КНН 1сш: Функция введена в работу"/>
+                  <w:listItem w:displayText="КНН 1сш / КНН 1сш: Функция оперативно выведена из работы" w:value="КНН 1сш / КНН 1сш: Функция оперативно выведена из работы"/>
+                  <w:listItem w:displayText="КНН 2сш / КНН 2сш: Пуск" w:value="КНН 2сш / КНН 2сш: Пуск"/>
+                  <w:listItem w:displayText="КНН 2сш / КНН 2сш: Пуск ИО напряжения" w:value="КНН 2сш / КНН 2сш: Пуск ИО напряжения"/>
+                  <w:listItem w:displayText="КНН 2сш / КНН 2сш: Пуск ИО напряжения ОП" w:value="КНН 2сш / КНН 2сш: Пуск ИО напряжения ОП"/>
+                  <w:listItem w:displayText="КНН 2сш / КНН 2сш: Функция введена в работу" w:value="КНН 2сш / КНН 2сш: Функция введена в работу"/>
+                  <w:listItem w:displayText="КНН 2сш / КНН 2сш: Функция оперативно выведена из работы" w:value="КНН 2сш / КНН 2сш: Функция оперативно выведена из работы"/>
+                  <w:listItem w:displayText="КОН 1сш / КОН 1сш: Пуск" w:value="КОН 1сш / КОН 1сш: Пуск"/>
+                  <w:listItem w:displayText="КОН 1сш / КОН 1сш: Пуск ИО напряжения" w:value="КОН 1сш / КОН 1сш: Пуск ИО напряжения"/>
+                  <w:listItem w:displayText="КОН 1сш / КОН 1сш: Пуск ИО напряжения ОП" w:value="КОН 1сш / КОН 1сш: Пуск ИО напряжения ОП"/>
+                  <w:listItem w:displayText="КОН 1сш / КОН 1сш: Функция введена в работу" w:value="КОН 1сш / КОН 1сш: Функция введена в работу"/>
+                  <w:listItem w:displayText="КОН 1сш / КОН 1сш: Функция оперативно выведена из работы" w:value="КОН 1сш / КОН 1сш: Функция оперативно выведена из работы"/>
+                  <w:listItem w:displayText="КОН 2сш / КОН 2сш: Пуск" w:value="КОН 2сш / КОН 2сш: Пуск"/>
+                  <w:listItem w:displayText="КОН 2сш / КОН 2сш: Пуск ИО напряжения" w:value="КОН 2сш / КОН 2сш: Пуск ИО напряжения"/>
+                  <w:listItem w:displayText="КОН 2сш / КОН 2сш: Пуск ИО напряжения ОП" w:value="КОН 2сш / КОН 2сш: Пуск ИО напряжения ОП"/>
+                  <w:listItem w:displayText="КОН 2сш / КОН 2сш: Функция введена в работу" w:value="КОН 2сш / КОН 2сш: Функция введена в работу"/>
+                  <w:listItem w:displayText="КОН 2сш / КОН 2сш: Функция оперативно выведена из работы" w:value="КОН 2сш / КОН 2сш: Функция оперативно выведена из работы"/>
                   <w:listItem w:displayText="КС / КС: Блокировка по скорости изменения частоты" w:value="КС / КС: Блокировка по скорости изменения частоты"/>
                   <w:listItem w:displayText="КС / КС: Нет условий по напряжению" w:value="КС / КС: Нет условий по напряжению"/>
                   <w:listItem w:displayText="КС / КС: Нет условий по углу" w:value="КС / КС: Нет условий по углу"/>
@@ -2334,22 +2146,9 @@
                   <w:listItem w:displayText="КС / КС: Общий пуск" w:value="КС / КС: Общий пуск"/>
                   <w:listItem w:displayText="КС / КС: Пуск условий ожидания синхронизма" w:value="КС / КС: Пуск условий ожидания синхронизма"/>
                   <w:listItem w:displayText="КС / КС: Пуск условий улавливания синхронизма" w:value="КС / КС: Пуск условий улавливания синхронизма"/>
-                  <w:listItem w:displayText="КС / КС: Разрешение автоматического включения" w:value="КС / КС: Разрешение автоматического включения"/>
                   <w:listItem w:displayText="КС / КС: Разрешение оперативного включения" w:value="КС / КС: Разрешение оперативного включения"/>
                   <w:listItem w:displayText="КС / КС: Функция введена в работу" w:value="КС / КС: Функция введена в работу"/>
                   <w:listItem w:displayText="КС / КС: Функция оперативно выведена из работы" w:value="КС / КС: Функция оперативно выведена из работы"/>
-                  <w:listItem w:displayText="КСВ / КСВ: Блокировка включения В" w:value="КСВ / КСВ: Блокировка включения В"/>
-                  <w:listItem w:displayText="КСВ / КСВ: Блокировка отключения В" w:value="КСВ / КСВ: Блокировка отключения В"/>
-                  <w:listItem w:displayText="КСВ / КСВ: В аварийно отключен" w:value="КСВ / КСВ: В аварийно отключен"/>
-                  <w:listItem w:displayText="КСВ / КСВ: В самопроизвольно отключен" w:value="КСВ / КСВ: В самопроизвольно отключен"/>
-                  <w:listItem w:displayText="КСВ / КСВ: Защита ЭМВ" w:value="КСВ / КСВ: Защита ЭМВ"/>
-                  <w:listItem w:displayText="КСВ / КСВ: Защита ЭМО1" w:value="КСВ / КСВ: Защита ЭМО1"/>
-                  <w:listItem w:displayText="КСВ / КСВ: Защита ЭМО2" w:value="КСВ / КСВ: Защита ЭМО2"/>
-                  <w:listItem w:displayText="КСВ / КСВ: Неисправность В" w:value="КСВ / КСВ: Неисправность В"/>
-                  <w:listItem w:displayText="КСВ / КСВ: Неисправность цепей ЭМУ" w:value="КСВ / КСВ: Неисправность цепей ЭМУ"/>
-                  <w:listItem w:displayText="КСВ / КСВ: Реле фиксации команды" w:value="КСВ / КСВ: Реле фиксации команды"/>
-                  <w:listItem w:displayText="КСВ / КСВ: Функция введена в работу" w:value="КСВ / КСВ: Функция введена в работу"/>
-                  <w:listItem w:displayText="КСВ / КСВ: Функция оперативно выведена из работы" w:value="КСВ / КСВ: Функция оперативно выведена из работы"/>
                   <w:listItem w:displayText="ЛЗШ / ЛЗШ: Обнаружение неисправности" w:value="ЛЗШ / ЛЗШ: Обнаружение неисправности"/>
                   <w:listItem w:displayText="ЛЗШ / ЛЗШ: Пуск" w:value="ЛЗШ / ЛЗШ: Пуск"/>
                   <w:listItem w:displayText="ЛЗШ / ЛЗШ: Пуск ИО тока по фазе B" w:value="ЛЗШ / ЛЗШ: Пуск ИО тока по фазе B"/>
@@ -2362,27 +2161,19 @@
                   <w:listItem w:displayText="ЛЗШ / ЛЗШ: Срабатывание на сигнал" w:value="ЛЗШ / ЛЗШ: Срабатывание на сигнал"/>
                   <w:listItem w:displayText="ЛЗШ / ЛЗШ: Функция введена в работу" w:value="ЛЗШ / ЛЗШ: Функция введена в работу"/>
                   <w:listItem w:displayText="ЛЗШ / ЛЗШ: Функция оперативно выведена из работы" w:value="ЛЗШ / ЛЗШ: Функция оперативно выведена из работы"/>
-                  <w:listItem w:displayText="ЛОВ / ЗАВР ЛО: Запрет АВР" w:value="ЛОВ / ЗАВР ЛО: Запрет АВР"/>
-                  <w:listItem w:displayText="ЛОВ / ЗАВР ЛО: Функция введена в работу" w:value="ЛОВ / ЗАВР ЛО: Функция введена в работу"/>
-                  <w:listItem w:displayText="ЛОВ / ЗАВР ЛО: Функция оперативно выведена из работы" w:value="ЛОВ / ЗАВР ЛО: Функция оперативно выведена из работы"/>
-                  <w:listItem w:displayText="ЛОВ / ЗАПВ: Запрет АПВ" w:value="ЛОВ / ЗАПВ: Запрет АПВ"/>
-                  <w:listItem w:displayText="ЛОВ / ЗАПВ: Функция введена в работу" w:value="ЛОВ / ЗАПВ: Функция введена в работу"/>
-                  <w:listItem w:displayText="ЛОВ / ЗАПВ: Функция оперативно выведена из работы" w:value="ЛОВ / ЗАПВ: Функция оперативно выведена из работы"/>
-                  <w:listItem w:displayText="ЛОВ / ЛВ ВНР: Включение с КС" w:value="ЛОВ / ЛВ ВНР: Включение с КС"/>
-                  <w:listItem w:displayText="ЛОВ / ЛВ ВНР: Включить" w:value="ЛОВ / ЛВ ВНР: Включить"/>
-                  <w:listItem w:displayText="ЛОВ / ЛВ ВНР: Задержка включения с КС" w:value="ЛОВ / ЛВ ВНР: Задержка включения с КС"/>
-                  <w:listItem w:displayText="ЛОВ / ЛВ ВНР: Функция введена в работу" w:value="ЛОВ / ЛВ ВНР: Функция введена в работу"/>
-                  <w:listItem w:displayText="ЛОВ / ЛВ ВНР: Функция оперативно выведена из работы" w:value="ЛОВ / ЛВ ВНР: Функция оперативно выведена из работы"/>
-                  <w:listItem w:displayText="ЛОВ / ЛО ВНР: Отключение" w:value="ЛОВ / ЛО ВНР: Отключение"/>
-                  <w:listItem w:displayText="ЛОВ / ЛО ВНР: Отключить" w:value="ЛОВ / ЛО ВНР: Отключить"/>
-                  <w:listItem w:displayText="ЛОВ / ЛО ВНР: Функция введена в работу" w:value="ЛОВ / ЛО ВНР: Функция введена в работу"/>
-                  <w:listItem w:displayText="ЛОВ / ЛО ВНР: Функция оперативно выведена из работы" w:value="ЛОВ / ЛО ВНР: Функция оперативно выведена из работы"/>
-                  <w:listItem w:displayText="ЛОВ / ЛО РЗ: Отключение" w:value="ЛОВ / ЛО РЗ: Отключение"/>
-                  <w:listItem w:displayText="ЛОВ / ЛО РЗ: Отключить" w:value="ЛОВ / ЛО РЗ: Отключить"/>
-                  <w:listItem w:displayText="ЛОВ / ЛО РЗ: Функция введена в работу" w:value="ЛОВ / ЛО РЗ: Функция введена в работу"/>
-                  <w:listItem w:displayText="ЛОВ / ЛО РЗ: Функция оперативно выведена из работы" w:value="ЛОВ / ЛО РЗ: Функция оперативно выведена из работы"/>
+                  <w:listItem w:displayText="ЛО / ЗАВР ЛО: Запрет АВР" w:value="ЛО / ЗАВР ЛО: Запрет АВР"/>
+                  <w:listItem w:displayText="ЛО / ЗАВР ЛО: Функция введена в работу" w:value="ЛО / ЗАВР ЛО: Функция введена в работу"/>
+                  <w:listItem w:displayText="ЛО / ЗАВР ЛО: Функция оперативно выведена из работы" w:value="ЛО / ЗАВР ЛО: Функция оперативно выведена из работы"/>
+                  <w:listItem w:displayText="ЛО / ЛО ВНР: Отключение" w:value="ЛО / ЛО ВНР: Отключение"/>
+                  <w:listItem w:displayText="ЛО / ЛО ВНР: Отключить" w:value="ЛО / ЛО ВНР: Отключить"/>
+                  <w:listItem w:displayText="ЛО / ЛО ВНР: Функция введена в работу" w:value="ЛО / ЛО ВНР: Функция введена в работу"/>
+                  <w:listItem w:displayText="ЛО / ЛО ВНР: Функция оперативно выведена из работы" w:value="ЛО / ЛО ВНР: Функция оперативно выведена из работы"/>
+                  <w:listItem w:displayText="ЛО / ЛО РЗ: Отключение" w:value="ЛО / ЛО РЗ: Отключение"/>
+                  <w:listItem w:displayText="ЛО / ЛО РЗ: Отключить" w:value="ЛО / ЛО РЗ: Отключить"/>
+                  <w:listItem w:displayText="ЛО / ЛО РЗ: Функция введена в работу" w:value="ЛО / ЛО РЗ: Функция введена в работу"/>
+                  <w:listItem w:displayText="ЛО / ЛО РЗ: Функция оперативно выведена из работы" w:value="ЛО / ЛО РЗ: Функция оперативно выведена из работы"/>
                   <w:listItem w:displayText="МТЗ / АУ МТЗ: Пуск АУ" w:value="МТЗ / АУ МТЗ: Пуск АУ"/>
-                  <w:listItem w:displayText="МТЗ / БЛЗТ: Блокировка" w:value="МТЗ / БЛЗТ: Блокировка"/>
+                  <w:listItem w:displayText="МТЗ / БЛЗШ: Блокировка ЛЗШ" w:value="МТЗ / БЛЗШ: Блокировка ЛЗШ"/>
                   <w:listItem w:displayText="МТЗ / БНТ: Пуск БНТ" w:value="МТЗ / БНТ: Пуск БНТ"/>
                   <w:listItem w:displayText="МТЗ / БНТ: Пуск БНТ по фазе A" w:value="МТЗ / БНТ: Пуск БНТ по фазе A"/>
                   <w:listItem w:displayText="МТЗ / БНТ: Пуск БНТ по фазе B" w:value="МТЗ / БНТ: Пуск БНТ по фазе B"/>
@@ -2424,6 +2215,18 @@
                   <w:listItem w:displayText="МТЗ / МТЗ 3 ст.: Срабатывание на сигнал" w:value="МТЗ / МТЗ 3 ст.: Срабатывание на сигнал"/>
                   <w:listItem w:displayText="МТЗ / МТЗ 3 ст.: Функция введена в работу" w:value="МТЗ / МТЗ 3 ст.: Функция введена в работу"/>
                   <w:listItem w:displayText="МТЗ / МТЗ 3 ст.: Функция оперативно выведена из работы" w:value="МТЗ / МТЗ 3 ст.: Функция оперативно выведена из работы"/>
+                  <w:listItem w:displayText="МТЗ / МТЗ 4 ст.: Пуск" w:value="МТЗ / МТЗ 4 ст.: Пуск"/>
+                  <w:listItem w:displayText="МТЗ / МТЗ 4 ст.: Пуск ИО тока по фазе B" w:value="МТЗ / МТЗ 4 ст.: Пуск ИО тока по фазе B"/>
+                  <w:listItem w:displayText="МТЗ / МТЗ 4 ст.: Пуск ИО тока по фазе C" w:value="МТЗ / МТЗ 4 ст.: Пуск ИО тока по фазе C"/>
+                  <w:listItem w:displayText="МТЗ / МТЗ 4 ст.: Пуск ИО тока по фазе А" w:value="МТЗ / МТЗ 4 ст.: Пуск ИО тока по фазе А"/>
+                  <w:listItem w:displayText="МТЗ / МТЗ 4 ст.: Пуск ФВН" w:value="МТЗ / МТЗ 4 ст.: Пуск ФВН"/>
+                  <w:listItem w:displayText="МТЗ / МТЗ 4 ст.: Пуск по фазе B" w:value="МТЗ / МТЗ 4 ст.: Пуск по фазе B"/>
+                  <w:listItem w:displayText="МТЗ / МТЗ 4 ст.: Пуск по фазе C" w:value="МТЗ / МТЗ 4 ст.: Пуск по фазе C"/>
+                  <w:listItem w:displayText="МТЗ / МТЗ 4 ст.: Пуск по фазе А" w:value="МТЗ / МТЗ 4 ст.: Пуск по фазе А"/>
+                  <w:listItem w:displayText="МТЗ / МТЗ 4 ст.: Срабатывание" w:value="МТЗ / МТЗ 4 ст.: Срабатывание"/>
+                  <w:listItem w:displayText="МТЗ / МТЗ 4 ст.: Срабатывание на сигнал" w:value="МТЗ / МТЗ 4 ст.: Срабатывание на сигнал"/>
+                  <w:listItem w:displayText="МТЗ / МТЗ 4 ст.: Функция введена в работу" w:value="МТЗ / МТЗ 4 ст.: Функция введена в работу"/>
+                  <w:listItem w:displayText="МТЗ / МТЗ 4 ст.: Функция оперативно выведена из работы" w:value="МТЗ / МТЗ 4 ст.: Функция оперативно выведена из работы"/>
                   <w:listItem w:displayText="МТЗ / МТЗ: Пуск" w:value="МТЗ / МТЗ: Пуск"/>
                   <w:listItem w:displayText="МТЗ / ОНМ: Обратное направление" w:value="МТЗ / ОНМ: Обратное направление"/>
                   <w:listItem w:displayText="МТЗ / ОНМ: Обратное направление по фазе B" w:value="МТЗ / ОНМ: Обратное направление по фазе B"/>
@@ -2438,59 +2241,6 @@
                   <w:listItem w:displayText="МТЗ / ОНМ: Пуск по фазе C" w:value="МТЗ / ОНМ: Пуск по фазе C"/>
                   <w:listItem w:displayText="МТЗ / ОНМ: Пуск по фазе А" w:value="МТЗ / ОНМ: Пуск по фазе А"/>
                   <w:listItem w:displayText="МТЗ / ОУ МТЗ: Срабатывание" w:value="МТЗ / ОУ МТЗ: Срабатывание"/>
-                  <w:listItem w:displayText="ПДС / В: Поведение местного управления" w:value="ПДС / В: Поведение местного управления"/>
-                  <w:listItem w:displayText="ПДС / В: Положение ключа режима управления" w:value="ПДС / В: Положение ключа режима управления"/>
-                  <w:listItem w:displayText="ПДС / В: Положение ключа режима управления привода В" w:value="ПДС / В: Положение ключа режима управления привода В"/>
-                  <w:listItem w:displayText="ПДС / В: Право переключения на уровне станции" w:value="ПДС / В: Право переключения на уровне станции"/>
-                  <w:listItem w:displayText="ПДС / ВЭ1: Поведение местного управления" w:value="ПДС / ВЭ1: Поведение местного управления"/>
-                  <w:listItem w:displayText="ПДС / ВЭ1: Положение ключа режима управления" w:value="ПДС / ВЭ1: Положение ключа режима управления"/>
-                  <w:listItem w:displayText="ПДС / ВЭ1: Право переключения на уровне станции" w:value="ПДС / ВЭ1: Право переключения на уровне станции"/>
-                  <w:listItem w:displayText="ПДС / ВЭ1: Ремонтное положение коммутационного аппарата" w:value="ПДС / ВЭ1: Ремонтное положение коммутационного аппарата"/>
-                  <w:listItem w:displayText="ПДС / ВЭ2: Поведение местного управления" w:value="ПДС / ВЭ2: Поведение местного управления"/>
-                  <w:listItem w:displayText="ПДС / ВЭ2: Положение ключа режима управления" w:value="ПДС / ВЭ2: Положение ключа режима управления"/>
-                  <w:listItem w:displayText="ПДС / ВЭ2: Право переключения на уровне станции" w:value="ПДС / ВЭ2: Право переключения на уровне станции"/>
-                  <w:listItem w:displayText="ПДС / ВЭ2: Ремонтное положение коммутационного аппарата" w:value="ПДС / ВЭ2: Ремонтное положение коммутационного аппарата"/>
-                  <w:listItem w:displayText="ПДС / ЗН: Поведение местного управления" w:value="ПДС / ЗН: Поведение местного управления"/>
-                  <w:listItem w:displayText="ПДС / ЗН: Положение ключа режима управления" w:value="ПДС / ЗН: Положение ключа режима управления"/>
-                  <w:listItem w:displayText="ПДС / ЗН: Право переключения на уровне станции" w:value="ПДС / ЗН: Право переключения на уровне станции"/>
-                  <w:listItem w:displayText="ПДС / КИ: Аварийный уровень изоляции" w:value="ПДС / КИ: Аварийный уровень изоляции"/>
-                  <w:listItem w:displayText="ПДС / КИ: Низкий уровень изоляции" w:value="ПДС / КИ: Низкий уровень изоляции"/>
-                  <w:listItem w:displayText="ПДС / КПруж: Пружина не заведена" w:value="ПДС / КПруж: Пружина не заведена"/>
-                  <w:listItem w:displayText="ПДС / КЦВ: Контроль цепи ЭМВ" w:value="ПДС / КЦВ: Контроль цепи ЭМВ"/>
-                  <w:listItem w:displayText="ПДС / КЦВ: Контроль цепи ЭМО1" w:value="ПДС / КЦВ: Контроль цепи ЭМО1"/>
-                  <w:listItem w:displayText="ПДС / КЦВ: Контроль цепи ЭМО2" w:value="ПДС / КЦВ: Контроль цепи ЭМО2"/>
-                  <w:listItem w:displayText="ПДС / КЦВ: Работа ЭМВ" w:value="ПДС / КЦВ: Работа ЭМВ"/>
-                  <w:listItem w:displayText="ПДС / КЦВ: Работа ЭМО1" w:value="ПДС / КЦВ: Работа ЭМО1"/>
-                  <w:listItem w:displayText="ПДС / КЦВ: Работа ЭМО2" w:value="ПДС / КЦВ: Работа ЭМО2"/>
-                  <w:listItem w:displayText="ПДС / ПДС: Функция введена в работу" w:value="ПДС / ПДС: Функция введена в работу"/>
-                  <w:listItem w:displayText="ПДС / ПДС: Функция оперативно выведена из работы" w:value="ПДС / ПДС: Функция оперативно выведена из работы"/>
-                  <w:listItem w:displayText="ПДС НКУ / SA1: Цепь управления введена" w:value="ПДС НКУ / SA1: Цепь управления введена"/>
-                  <w:listItem w:displayText="ПДС НКУ / SA2: Цепь управления введена" w:value="ПДС НКУ / SA2: Цепь управления введена"/>
-                  <w:listItem w:displayText="ПДС НКУ / SA3: Цепь управления введена" w:value="ПДС НКУ / SA3: Цепь управления введена"/>
-                  <w:listItem w:displayText="ПДС НКУ / SA4: Цепь управления введена" w:value="ПДС НКУ / SA4: Цепь управления введена"/>
-                  <w:listItem w:displayText="ПДС НКУ / SF1: Автоматический выключатель отключен" w:value="ПДС НКУ / SF1: Автоматический выключатель отключен"/>
-                  <w:listItem w:displayText="ПДС НКУ / SF2: Автоматический выключатель отключен" w:value="ПДС НКУ / SF2: Автоматический выключатель отключен"/>
-                  <w:listItem w:displayText="ПДС НКУ / SG1: Рабочее положение испытательного блока" w:value="ПДС НКУ / SG1: Рабочее положение испытательного блока"/>
-                  <w:listItem w:displayText="ПДС НКУ / SG2: Рабочее положение испытательного блока" w:value="ПДС НКУ / SG2: Рабочее положение испытательного блока"/>
-                  <w:listItem w:displayText="ПДС НКУ / SG3: Рабочее положение испытательного блока" w:value="ПДС НКУ / SG3: Рабочее положение испытательного блока"/>
-                  <w:listItem w:displayText="ПДС НКУ / Дверь: Дверь отсека/ шкафа закрыта" w:value="ПДС НКУ / Дверь: Дверь отсека/ шкафа закрыта"/>
-                  <w:listItem w:displayText="ПДС НКУ / Дверь: Дверь отсека/ шкафа открыта" w:value="ПДС НКУ / Дверь: Дверь отсека/ шкафа открыта"/>
-                  <w:listItem w:displayText="ПДС НКУ / ОТ ОБР 1: Неисправность оперативного тока цепей ОБР 1" w:value="ПДС НКУ / ОТ ОБР 1: Неисправность оперативного тока цепей ОБР 1"/>
-                  <w:listItem w:displayText="ПДС НКУ / ОТ ОБР 2: Неисправность оперативного тока цепей ОБР 2" w:value="ПДС НКУ / ОТ ОБР 2: Неисправность оперативного тока цепей ОБР 2"/>
-                  <w:listItem w:displayText="ПДС НКУ / ОТ ЦСВ: Неисправность ОТ цепей сигнализации В" w:value="ПДС НКУ / ОТ ЦСВ: Неисправность ОТ цепей сигнализации В"/>
-                  <w:listItem w:displayText="ПДС НКУ / ОТ ЭМО1, ЭМВ: Неисправность оперативного тока цепей ЭМВ, ЭМО1" w:value="ПДС НКУ / ОТ ЭМО1, ЭМВ: Неисправность оперативного тока цепей ЭМВ, ЭМО1"/>
-                  <w:listItem w:displayText="ПДС НКУ / ОТ ЭМО2: Неисправность оперативного тока цепей ЭМО2" w:value="ПДС НКУ / ОТ ЭМО2: Неисправность оперативного тока цепей ЭМО2"/>
-                  <w:listItem w:displayText="ПДС НКУ / ПДС НКУ: Функция введена в работу" w:value="ПДС НКУ / ПДС НКУ: Функция введена в работу"/>
-                  <w:listItem w:displayText="ПДС НКУ / ПДС НКУ: Функция оперативно выведена из работы" w:value="ПДС НКУ / ПДС НКУ: Функция оперативно выведена из работы"/>
-                  <w:listItem w:displayText="ПДС НКУ / Пер.ав.дебл.см.яч.: Цепи аварийной деблокировки ячейки выведены" w:value="ПДС НКУ / Пер.ав.дебл.см.яч.: Цепи аварийной деблокировки ячейки выведены"/>
-                  <w:listItem w:displayText="ПС / ПС: Пуск предупредительной сигнализации" w:value="ПС / ПС: Пуск предупредительной сигнализации"/>
-                  <w:listItem w:displayText="ПС / ПС: Пуск предупредительной сигнализации (импульс)" w:value="ПС / ПС: Пуск предупредительной сигнализации (импульс)"/>
-                  <w:listItem w:displayText="СС / СС: БИ выведены" w:value="СС / СС: БИ выведены"/>
-                  <w:listItem w:displayText="СС / СС: Выходные цепи разобраны" w:value="СС / СС: Выходные цепи разобраны"/>
-                  <w:listItem w:displayText="СС / СС: Неисправность КА" w:value="СС / СС: Неисправность КА"/>
-                  <w:listItem w:displayText="СС / СС: Общий внешний сигнал" w:value="СС / СС: Общий внешний сигнал"/>
-                  <w:listItem w:displayText="СС / СС: Превышение времени переключения КА" w:value="СС / СС: Превышение времени переключения КА"/>
-                  <w:listItem w:displayText="СС / СС: Сигнализация цепей опер.тока" w:value="СС / СС: Сигнализация цепей опер.тока"/>
                   <w:listItem w:displayText="ТЗНП / АУ ТЗНП: Пуск автоматического ускорения ТЗНП" w:value="ТЗНП / АУ ТЗНП: Пуск автоматического ускорения ТЗНП"/>
                   <w:listItem w:displayText="ТЗНП / БНТ НП: Пуск БНТ НП" w:value="ТЗНП / БНТ НП: Пуск БНТ НП"/>
                   <w:listItem w:displayText="ТЗНП / БЧС: Блокировка чувствительных ступеней" w:value="ТЗНП / БЧС: Блокировка чувствительных ступеней"/>
@@ -2512,6 +2262,20 @@
                   <w:listItem w:displayText="ТЗНП / ТЗНП 2 ст.: Срабатывание на сигнал" w:value="ТЗНП / ТЗНП 2 ст.: Срабатывание на сигнал"/>
                   <w:listItem w:displayText="ТЗНП / ТЗНП 2 ст.: Функция введена в работу" w:value="ТЗНП / ТЗНП 2 ст.: Функция введена в работу"/>
                   <w:listItem w:displayText="ТЗНП / ТЗНП 2 ст.: Функция оперативно выведена из работы" w:value="ТЗНП / ТЗНП 2 ст.: Функция оперативно выведена из работы"/>
+                  <w:listItem w:displayText="ТЗНП / ТЗНП 3 ст.: Пуск" w:value="ТЗНП / ТЗНП 3 ст.: Пуск"/>
+                  <w:listItem w:displayText="ТЗНП / ТЗНП 3 ст.: Пуск ИО напряжения НП" w:value="ТЗНП / ТЗНП 3 ст.: Пуск ИО напряжения НП"/>
+                  <w:listItem w:displayText="ТЗНП / ТЗНП 3 ст.: Пуск ИО тока НП" w:value="ТЗНП / ТЗНП 3 ст.: Пуск ИО тока НП"/>
+                  <w:listItem w:displayText="ТЗНП / ТЗНП 3 ст.: Срабатывание" w:value="ТЗНП / ТЗНП 3 ст.: Срабатывание"/>
+                  <w:listItem w:displayText="ТЗНП / ТЗНП 3 ст.: Срабатывание на сигнал" w:value="ТЗНП / ТЗНП 3 ст.: Срабатывание на сигнал"/>
+                  <w:listItem w:displayText="ТЗНП / ТЗНП 3 ст.: Функция введена в работу" w:value="ТЗНП / ТЗНП 3 ст.: Функция введена в работу"/>
+                  <w:listItem w:displayText="ТЗНП / ТЗНП 3 ст.: Функция оперативно выведена из работы" w:value="ТЗНП / ТЗНП 3 ст.: Функция оперативно выведена из работы"/>
+                  <w:listItem w:displayText="ТЗНП / ТЗНП 4 ст.: Пуск" w:value="ТЗНП / ТЗНП 4 ст.: Пуск"/>
+                  <w:listItem w:displayText="ТЗНП / ТЗНП 4 ст.: Пуск ИО напряжения НП" w:value="ТЗНП / ТЗНП 4 ст.: Пуск ИО напряжения НП"/>
+                  <w:listItem w:displayText="ТЗНП / ТЗНП 4 ст.: Пуск ИО тока НП" w:value="ТЗНП / ТЗНП 4 ст.: Пуск ИО тока НП"/>
+                  <w:listItem w:displayText="ТЗНП / ТЗНП 4 ст.: Срабатывание" w:value="ТЗНП / ТЗНП 4 ст.: Срабатывание"/>
+                  <w:listItem w:displayText="ТЗНП / ТЗНП 4 ст.: Срабатывание на сигнал" w:value="ТЗНП / ТЗНП 4 ст.: Срабатывание на сигнал"/>
+                  <w:listItem w:displayText="ТЗНП / ТЗНП 4 ст.: Функция введена в работу" w:value="ТЗНП / ТЗНП 4 ст.: Функция введена в работу"/>
+                  <w:listItem w:displayText="ТЗНП / ТЗНП 4 ст.: Функция оперативно выведена из работы" w:value="ТЗНП / ТЗНП 4 ст.: Функция оперативно выведена из работы"/>
                   <w:listItem w:displayText="ТК ЗДЗ / ТК ЗДЗ: Пуск" w:value="ТК ЗДЗ / ТК ЗДЗ: Пуск"/>
                   <w:listItem w:displayText="ТК ЗДЗ / ТК ЗДЗ: Пуск ИО тока" w:value="ТК ЗДЗ / ТК ЗДЗ: Пуск ИО тока"/>
                   <w:listItem w:displayText="ТК ЗДЗ / ТК ЗДЗ: Функция введена в работу" w:value="ТК ЗДЗ / ТК ЗДЗ: Функция введена в работу"/>
@@ -2559,58 +2323,39 @@
                 <w:dropDownList>
                   <w:listItem w:displayText="Не назначено" w:value=""/>
                   <w:listItem w:displayText="АВР / АВР: Включить" w:value="АВР / АВР: Включить"/>
-                  <w:listItem w:displayText="АВР / АВР: Включить резервный ввод или секционный выключатель" w:value="АВР / АВР: Включить резервный ввод или секционный выключатель"/>
                   <w:listItem w:displayText="АВР / АВР: Готовность" w:value="АВР / АВР: Готовность"/>
-                  <w:listItem w:displayText="АВР / АВР: Разрешение" w:value="АВР / АВР: Разрешение"/>
+                  <w:listItem w:displayText="АВР / АВР: Пуск" w:value="АВР / АВР: Пуск"/>
+                  <w:listItem w:displayText="АВР / АВР: Разрешение отключения ВВ 1 секции шин" w:value="АВР / АВР: Разрешение отключения ВВ 1 секции шин"/>
+                  <w:listItem w:displayText="АВР / АВР: Разрешение отключения ВВ 2 секции шин" w:value="АВР / АВР: Разрешение отключения ВВ 2 секции шин"/>
                   <w:listItem w:displayText="АВР / АВР: Функция введена в работу" w:value="АВР / АВР: Функция введена в работу"/>
                   <w:listItem w:displayText="АВР / АВР: Функция оперативно выведена из работы" w:value="АВР / АВР: Функция оперативно выведена из работы"/>
                   <w:listItem w:displayText="АВР / ЗАВР: Запрет АВР" w:value="АВР / ЗАВР: Запрет АВР"/>
-                  <w:listItem w:displayText="АПВ ВВ / АПВ ВВ: АПВ неуспешно" w:value="АПВ ВВ / АПВ ВВ: АПВ неуспешно"/>
-                  <w:listItem w:displayText="АПВ ВВ / АПВ ВВ: АПВ успешно" w:value="АПВ ВВ / АПВ ВВ: АПВ успешно"/>
-                  <w:listItem w:displayText="АПВ ВВ / АПВ ВВ: Аварийное отключение" w:value="АПВ ВВ / АПВ ВВ: Аварийное отключение"/>
-                  <w:listItem w:displayText="АПВ ВВ / АПВ ВВ: Включение с контролем синхронизма" w:value="АПВ ВВ / АПВ ВВ: Включение с контролем синхронизма"/>
-                  <w:listItem w:displayText="АПВ ВВ / АПВ ВВ: Включить" w:value="АПВ ВВ / АПВ ВВ: Включить"/>
-                  <w:listItem w:displayText="АПВ ВВ / АПВ ВВ: Выключатель включен" w:value="АПВ ВВ / АПВ ВВ: Выключатель включен"/>
-                  <w:listItem w:displayText="АПВ ВВ / АПВ ВВ: Готовность" w:value="АПВ ВВ / АПВ ВВ: Готовность"/>
-                  <w:listItem w:displayText="АПВ ВВ / АПВ ВВ: Задержка включения" w:value="АПВ ВВ / АПВ ВВ: Задержка включения"/>
-                  <w:listItem w:displayText="АПВ ВВ / АПВ ВВ: Неуспешный цикл" w:value="АПВ ВВ / АПВ ВВ: Неуспешный цикл"/>
-                  <w:listItem w:displayText="АПВ ВВ / АПВ ВВ: Общая готовность" w:value="АПВ ВВ / АПВ ВВ: Общая готовность"/>
-                  <w:listItem w:displayText="АПВ ВВ / АПВ ВВ: Ожидание срабатывания" w:value="АПВ ВВ / АПВ ВВ: Ожидание срабатывания"/>
-                  <w:listItem w:displayText="АПВ ВВ / АПВ ВВ: Пуск" w:value="АПВ ВВ / АПВ ВВ: Пуск"/>
-                  <w:listItem w:displayText="АПВ ВВ / АПВ ВВ: Функция введена в работу" w:value="АПВ ВВ / АПВ ВВ: Функция введена в работу"/>
-                  <w:listItem w:displayText="АПВ ВВ / АПВ ВВ: Функция оперативно выведена из работы" w:value="АПВ ВВ / АПВ ВВ: Функция оперативно выведена из работы"/>
-                  <w:listItem w:displayText="АПВ ВВ / АПВ ВВ: Цикл АПВ прерван" w:value="АПВ ВВ / АПВ ВВ: Цикл АПВ прерван"/>
-                  <w:listItem w:displayText="АУ / АУ: Ввод ускорения" w:value="АУ / АУ: Ввод ускорения"/>
-                  <w:listItem w:displayText="АУ / АУ: Срабатывание" w:value="АУ / АУ: Срабатывание"/>
-                  <w:listItem w:displayText="АУ / АУ: Функция введена в работу" w:value="АУ / АУ: Функция введена в работу"/>
-                  <w:listItem w:displayText="АУ / АУ: Функция оперативно выведена из работы" w:value="АУ / АУ: Функция оперативно выведена из работы"/>
                   <w:listItem w:displayText="БК / БК: Срабатывание быстродействующих ступеней" w:value="БК / БК: Срабатывание быстродействующих ступеней"/>
                   <w:listItem w:displayText="БК / БК: Срабатывание медленнодействующих ступеней" w:value="БК / БК: Срабатывание медленнодействующих ступеней"/>
                   <w:listItem w:displayText="БК / БК: Функция введена в работу" w:value="БК / БК: Функция введена в работу"/>
                   <w:listItem w:displayText="БК / БК: Функция оперативно выведена из работы" w:value="БК / БК: Функция оперативно выведена из работы"/>
-                  <w:listItem w:displayText="БННвв / БННвв: Неисправность ЦН" w:value="БННвв / БННвв: Неисправность ЦН"/>
-                  <w:listItem w:displayText="БННвв / БННвв: Отключение автомата ТН" w:value="БННвв / БННвв: Отключение автомата ТН"/>
-                  <w:listItem w:displayText="БННвв / БННвв: Пуск 3U03f" w:value="БННвв / БННвв: Пуск 3U03f"/>
-                  <w:listItem w:displayText="БННвв / БННвв: Пуск U2I2" w:value="БННвв / БННвв: Пуск U2I2"/>
-                  <w:listItem w:displayText="БННвв / БННвв: Пуск dU0" w:value="БННвв / БННвв: Пуск dU0"/>
-                  <w:listItem w:displayText="БННвв / БННвв: Пуск minU3p" w:value="БННвв / БННвв: Пуск minU3p"/>
-                  <w:listItem w:displayText="БННвв / БННвв: Срабатывание" w:value="БННвв / БННвв: Срабатывание"/>
-                  <w:listItem w:displayText="БННвв / БННвв: Функция введена в работу" w:value="БННвв / БННвв: Функция введена в работу"/>
-                  <w:listItem w:displayText="БННвв / БННвв: Функция оперативно выведена из работы" w:value="БННвв / БННвв: Функция оперативно выведена из работы"/>
-                  <w:listItem w:displayText="БННш / БННш: Неисправность ЦН" w:value="БННш / БННш: Неисправность ЦН"/>
-                  <w:listItem w:displayText="БННш / БННш: Отключение автомата ТН" w:value="БННш / БННш: Отключение автомата ТН"/>
-                  <w:listItem w:displayText="БННш / БННш: Пуск 3U03f" w:value="БННш / БННш: Пуск 3U03f"/>
-                  <w:listItem w:displayText="БННш / БННш: Пуск U2I2" w:value="БННш / БННш: Пуск U2I2"/>
-                  <w:listItem w:displayText="БННш / БННш: Пуск dU0" w:value="БННш / БННш: Пуск dU0"/>
-                  <w:listItem w:displayText="БННш / БННш: Пуск minU3p" w:value="БННш / БННш: Пуск minU3p"/>
-                  <w:listItem w:displayText="БННш / БННш: Срабатывание" w:value="БННш / БННш: Срабатывание"/>
-                  <w:listItem w:displayText="БННш / БННш: Функция введена в работу" w:value="БННш / БННш: Функция введена в работу"/>
-                  <w:listItem w:displayText="БННш / БННш: Функция оперативно выведена из работы" w:value="БННш / БННш: Функция оперативно выведена из работы"/>
-                  <w:listItem w:displayText="ВНР / ВНР: Включение с КС" w:value="ВНР / ВНР: Включение с КС"/>
-                  <w:listItem w:displayText="ВНР / ВНР: Включить" w:value="ВНР / ВНР: Включить"/>
-                  <w:listItem w:displayText="ВНР / ВНР: Задержка включения с КС" w:value="ВНР / ВНР: Задержка включения с КС"/>
+                  <w:listItem w:displayText="БНН 1сш / БНН 1сш: Неисправность ЦН" w:value="БНН 1сш / БНН 1сш: Неисправность ЦН"/>
+                  <w:listItem w:displayText="БНН 1сш / БНН 1сш: Отключение автомата ТН" w:value="БНН 1сш / БНН 1сш: Отключение автомата ТН"/>
+                  <w:listItem w:displayText="БНН 1сш / БНН 1сш: Пуск 3U03f" w:value="БНН 1сш / БНН 1сш: Пуск 3U03f"/>
+                  <w:listItem w:displayText="БНН 1сш / БНН 1сш: Пуск U2I2" w:value="БНН 1сш / БНН 1сш: Пуск U2I2"/>
+                  <w:listItem w:displayText="БНН 1сш / БНН 1сш: Пуск dU0" w:value="БНН 1сш / БНН 1сш: Пуск dU0"/>
+                  <w:listItem w:displayText="БНН 1сш / БНН 1сш: Пуск minU3p" w:value="БНН 1сш / БНН 1сш: Пуск minU3p"/>
+                  <w:listItem w:displayText="БНН 1сш / БНН 1сш: Срабатывание" w:value="БНН 1сш / БНН 1сш: Срабатывание"/>
+                  <w:listItem w:displayText="БНН 1сш / БНН 1сш: Функция введена в работу" w:value="БНН 1сш / БНН 1сш: Функция введена в работу"/>
+                  <w:listItem w:displayText="БНН 1сш / БНН 1сш: Функция оперативно выведена из работы" w:value="БНН 1сш / БНН 1сш: Функция оперативно выведена из работы"/>
+                  <w:listItem w:displayText="БНН 2сш / БНН 2сш: Неисправность ЦН" w:value="БНН 2сш / БНН 2сш: Неисправность ЦН"/>
+                  <w:listItem w:displayText="БНН 2сш / БНН 2сш: Отключение автомата ТН" w:value="БНН 2сш / БНН 2сш: Отключение автомата ТН"/>
+                  <w:listItem w:displayText="БНН 2сш / БНН 2сш: Пуск U2I2" w:value="БНН 2сш / БНН 2сш: Пуск U2I2"/>
+                  <w:listItem w:displayText="БНН 2сш / БНН 2сш: Пуск minU3p" w:value="БНН 2сш / БНН 2сш: Пуск minU3p"/>
+                  <w:listItem w:displayText="БНН 2сш / БНН 2сш: Срабатывание" w:value="БНН 2сш / БНН 2сш: Срабатывание"/>
+                  <w:listItem w:displayText="БНН 2сш / БНН 2сш: Функция введена в работу" w:value="БНН 2сш / БНН 2сш: Функция введена в работу"/>
+                  <w:listItem w:displayText="БНН 2сш / БНН 2сш: Функция оперативно выведена из работы" w:value="БНН 2сш / БНН 2сш: Функция оперативно выведена из работы"/>
+                  <w:listItem w:displayText="ВНР / ВНР: Включение ВВ 1 секции шин" w:value="ВНР / ВНР: Включение ВВ 1 секции шин"/>
+                  <w:listItem w:displayText="ВНР / ВНР: Включение ВВ 2 секции шин" w:value="ВНР / ВНР: Включение ВВ 2 секции шин"/>
+                  <w:listItem w:displayText="ВНР / ВНР: Готовность ВВ 1 секции шин" w:value="ВНР / ВНР: Готовность ВВ 1 секции шин"/>
+                  <w:listItem w:displayText="ВНР / ВНР: Готовность ВВ 2 секции шин" w:value="ВНР / ВНР: Готовность ВВ 2 секции шин"/>
                   <w:listItem w:displayText="ВНР / ВНР: Ожидание ВНР" w:value="ВНР / ВНР: Ожидание ВНР"/>
-                  <w:listItem w:displayText="ВНР / ВНР: Отключить резервный ВВ или СВ" w:value="ВНР / ВНР: Отключить резервный ВВ или СВ"/>
+                  <w:listItem w:displayText="ВНР / ВНР: Отключить" w:value="ВНР / ВНР: Отключить"/>
                   <w:listItem w:displayText="ВНР / ВНР: Функция введена в работу" w:value="ВНР / ВНР: Функция введена в работу"/>
                   <w:listItem w:displayText="ВНР / ВНР: Функция оперативно выведена из работы" w:value="ВНР / ВНР: Функция оперативно выведена из работы"/>
                   <w:listItem w:displayText="ДЗ / АУ ДЗ: Пуск автоматического ускорения ДЗ" w:value="ДЗ / АУ ДЗ: Пуск автоматического ускорения ДЗ"/>
@@ -2638,7 +2383,14 @@
                   <w:listItem w:displayText="ДЗ / ДЗ-фф 3ст.: Срабатывание на сигнал" w:value="ДЗ / ДЗ-фф 3ст.: Срабатывание на сигнал"/>
                   <w:listItem w:displayText="ДЗ / ДЗ-фф 3ст.: Функция введена в работу" w:value="ДЗ / ДЗ-фф 3ст.: Функция введена в работу"/>
                   <w:listItem w:displayText="ДЗ / ДЗ-фф 3ст.: Функция оперативно выведена из работы" w:value="ДЗ / ДЗ-фф 3ст.: Функция оперативно выведена из работы"/>
-                  <w:listItem w:displayText="ДЗ / ДЗ: Пуск" w:value="ДЗ / ДЗ: Пуск"/>
+                  <w:listItem w:displayText="ДЗ / ДЗ-фф 4ст.: Пуск ДЗ-фф 4 ст." w:value="ДЗ / ДЗ-фф 4ст.: Пуск ДЗ-фф 4 ст."/>
+                  <w:listItem w:displayText="ДЗ / ДЗ-фф 4ст.: Пуск ИО сопротивления Zab (фаза-фаза4)" w:value="ДЗ / ДЗ-фф 4ст.: Пуск ИО сопротивления Zab (фаза-фаза4)"/>
+                  <w:listItem w:displayText="ДЗ / ДЗ-фф 4ст.: Пуск ИО сопротивления Zbc (фаза-фаза4)" w:value="ДЗ / ДЗ-фф 4ст.: Пуск ИО сопротивления Zbc (фаза-фаза4)"/>
+                  <w:listItem w:displayText="ДЗ / ДЗ-фф 4ст.: Пуск ИО сопротивления Zca (фаза-фаза4)" w:value="ДЗ / ДЗ-фф 4ст.: Пуск ИО сопротивления Zca (фаза-фаза4)"/>
+                  <w:listItem w:displayText="ДЗ / ДЗ-фф 4ст.: Срабатывание ДЗ-фф 4 ст." w:value="ДЗ / ДЗ-фф 4ст.: Срабатывание ДЗ-фф 4 ст."/>
+                  <w:listItem w:displayText="ДЗ / ДЗ-фф 4ст.: Срабатывание на сигнал" w:value="ДЗ / ДЗ-фф 4ст.: Срабатывание на сигнал"/>
+                  <w:listItem w:displayText="ДЗ / ДЗ-фф 4ст.: Функция введена в работу" w:value="ДЗ / ДЗ-фф 4ст.: Функция введена в работу"/>
+                  <w:listItem w:displayText="ДЗ / ДЗ-фф 4ст.: Функция оперативно выведена из работы" w:value="ДЗ / ДЗ-фф 4ст.: Функция оперативно выведена из работы"/>
                   <w:listItem w:displayText="ДЗ / ОН: Обратное" w:value="ДЗ / ОН: Обратное"/>
                   <w:listItem w:displayText="ДЗ / ОН: Обратное направление контура BC" w:value="ДЗ / ОН: Обратное направление контура BC"/>
                   <w:listItem w:displayText="ДЗ / ОН: Обратное направление контура CA" w:value="ДЗ / ОН: Обратное направление контура CA"/>
@@ -2663,13 +2415,6 @@
                   <w:listItem w:displayText="ЗДЗ / ЗДЗ: Срабатывание на сигнал" w:value="ЗДЗ / ЗДЗ: Срабатывание на сигнал"/>
                   <w:listItem w:displayText="ЗДЗ / ЗДЗ: Функция введена в работу" w:value="ЗДЗ / ЗДЗ: Функция введена в работу"/>
                   <w:listItem w:displayText="ЗДЗ / ЗДЗ: Функция оперативно выведена из работы" w:value="ЗДЗ / ЗДЗ: Функция оперативно выведена из работы"/>
-                  <w:listItem w:displayText="ЗМН / ЗМН: Пуск" w:value="ЗМН / ЗМН: Пуск"/>
-                  <w:listItem w:displayText="ЗМН / ЗМН: Пуск ИО напряжения" w:value="ЗМН / ЗМН: Пуск ИО напряжения"/>
-                  <w:listItem w:displayText="ЗМН / ЗМН: Пуск ИО напряжения ОП" w:value="ЗМН / ЗМН: Пуск ИО напряжения ОП"/>
-                  <w:listItem w:displayText="ЗМН / ЗМН: Срабатывание" w:value="ЗМН / ЗМН: Срабатывание"/>
-                  <w:listItem w:displayText="ЗМН / ЗМН: Срабатывание на сигнал" w:value="ЗМН / ЗМН: Срабатывание на сигнал"/>
-                  <w:listItem w:displayText="ЗМН / ЗМН: Функция введена в работу" w:value="ЗМН / ЗМН: Функция введена в работу"/>
-                  <w:listItem w:displayText="ЗМН / ЗМН: Функция оперативно выведена из работы" w:value="ЗМН / ЗМН: Функция оперативно выведена из работы"/>
                   <w:listItem w:displayText="ЗОП / ЗОП: Пуск" w:value="ЗОП / ЗОП: Пуск"/>
                   <w:listItem w:displayText="ЗОП / ЗОП: Пуск ИО по несимметрии токов прямой и обратной последовательности" w:value="ЗОП / ЗОП: Пуск ИО по несимметрии токов прямой и обратной последовательности"/>
                   <w:listItem w:displayText="ЗОП / ЗОП: Пуск ИО тока обратной последовательности" w:value="ЗОП / ЗОП: Пуск ИО тока обратной последовательности"/>
@@ -2677,126 +2422,26 @@
                   <w:listItem w:displayText="ЗОП / ЗОП: Срабатывание на сигнал" w:value="ЗОП / ЗОП: Срабатывание на сигнал"/>
                   <w:listItem w:displayText="ЗОП / ЗОП: Функция введена в работу" w:value="ЗОП / ЗОП: Функция введена в работу"/>
                   <w:listItem w:displayText="ЗОП / ЗОП: Функция оперативно выведена из работы" w:value="ЗОП / ЗОП: Функция оперативно выведена из работы"/>
-                  <w:listItem w:displayText="ЗП / ЗП: Пуск" w:value="ЗП / ЗП: Пуск"/>
-                  <w:listItem w:displayText="ЗП / ЗП: Пуск ИО максимального тока" w:value="ЗП / ЗП: Пуск ИО максимального тока"/>
-                  <w:listItem w:displayText="ЗП / ЗП: Срабатывание" w:value="ЗП / ЗП: Срабатывание"/>
-                  <w:listItem w:displayText="ЗП / ЗП: Срабатывание на сигнал" w:value="ЗП / ЗП: Срабатывание на сигнал"/>
-                  <w:listItem w:displayText="ЗП / ЗП: Функция введена в работу" w:value="ЗП / ЗП: Функция введена в работу"/>
-                  <w:listItem w:displayText="ЗП / ЗП: Функция оперативно выведена из работы" w:value="ЗП / ЗП: Функция оперативно выведена из работы"/>
-                  <w:listItem w:displayText="КА / В: Выключатель включен" w:value="КА / В: Выключатель включен"/>
-                  <w:listItem w:displayText="КА / В: Выключатель отключен" w:value="КА / В: Выключатель отключен"/>
-                  <w:listItem w:displayText="КА / В: Команда «включить» выключатель через выходное реле" w:value="КА / В: Команда «включить» выключатель через выходное реле"/>
-                  <w:listItem w:displayText="КА / В: Команда «отключить» выключатель через выходное реле" w:value="КА / В: Команда «отключить» выключатель через выходное реле"/>
-                  <w:listItem w:displayText="КА / В: Неисправное положение выключателя" w:value="КА / В: Неисправное положение выключателя"/>
-                  <w:listItem w:displayText="КА / В: Промежуточное положение выключателя" w:value="КА / В: Промежуточное положение выключателя"/>
-                  <w:listItem w:displayText="КА / В: Функция введена в работу" w:value="КА / В: Функция введена в работу"/>
-                  <w:listItem w:displayText="КА / ВЭ1: Команда «вкатить» выкатной элемент через выходное реле" w:value="КА / ВЭ1: Команда «вкатить» выкатной элемент через выходное реле"/>
-                  <w:listItem w:displayText="КА / ВЭ1: Команда «выкатить» выкатной элемент через выходное реле" w:value="КА / ВЭ1: Команда «выкатить» выкатной элемент через выходное реле"/>
-                  <w:listItem w:displayText="КА / ВЭ1: Неисправное положение выкатного элемента" w:value="КА / ВЭ1: Неисправное положение выкатного элемента"/>
-                  <w:listItem w:displayText="КА / ВЭ1: Положение выкатного элемента «Вкачен»" w:value="КА / ВЭ1: Положение выкатного элемента «Вкачен»"/>
-                  <w:listItem w:displayText="КА / ВЭ1: Положение выкатного элемента «Выкачен»" w:value="КА / ВЭ1: Положение выкатного элемента «Выкачен»"/>
-                  <w:listItem w:displayText="КА / ВЭ1: Промежуточное положение выкатного элемента" w:value="КА / ВЭ1: Промежуточное положение выкатного элемента"/>
-                  <w:listItem w:displayText="КА / ВЭ1: Ремонтное положение выкатного элемента" w:value="КА / ВЭ1: Ремонтное положение выкатного элемента"/>
-                  <w:listItem w:displayText="КА / ВЭ1: Функция введена в работу" w:value="КА / ВЭ1: Функция введена в работу"/>
-                  <w:listItem w:displayText="КА / ВЭ2: Команда «вкатить» выкатной элемент через выходное реле" w:value="КА / ВЭ2: Команда «вкатить» выкатной элемент через выходное реле"/>
-                  <w:listItem w:displayText="КА / ВЭ2: Команда «выкатить» выкатной элемент через выходное реле" w:value="КА / ВЭ2: Команда «выкатить» выкатной элемент через выходное реле"/>
-                  <w:listItem w:displayText="КА / ВЭ2: Неисправное положение выкатного элемента" w:value="КА / ВЭ2: Неисправное положение выкатного элемента"/>
-                  <w:listItem w:displayText="КА / ВЭ2: Положение выкатного элемента «Вкачен»" w:value="КА / ВЭ2: Положение выкатного элемента «Вкачен»"/>
-                  <w:listItem w:displayText="КА / ВЭ2: Положение выкатного элемента «Выкачен»" w:value="КА / ВЭ2: Положение выкатного элемента «Выкачен»"/>
-                  <w:listItem w:displayText="КА / ВЭ2: Промежуточное положение выкатного элемента" w:value="КА / ВЭ2: Промежуточное положение выкатного элемента"/>
-                  <w:listItem w:displayText="КА / ВЭ2: Ремонтное положение выкатного элемента" w:value="КА / ВЭ2: Ремонтное положение выкатного элемента"/>
-                  <w:listItem w:displayText="КА / ВЭ2: Функция введена в работу" w:value="КА / ВЭ2: Функция введена в работу"/>
-                  <w:listItem w:displayText="КА / ЗН: Заземляющий нож включен" w:value="КА / ЗН: Заземляющий нож включен"/>
-                  <w:listItem w:displayText="КА / ЗН: Заземляющий нож отключен" w:value="КА / ЗН: Заземляющий нож отключен"/>
-                  <w:listItem w:displayText="КА / ЗН: Команда «включить» заземляющий нож через выходное реле" w:value="КА / ЗН: Команда «включить» заземляющий нож через выходное реле"/>
-                  <w:listItem w:displayText="КА / ЗН: Команда «отключить» заземляющий нож через выходное реле" w:value="КА / ЗН: Команда «отключить» заземляющий нож через выходное реле"/>
-                  <w:listItem w:displayText="КА / ЗН: Неисправное положение заземляющего ножа" w:value="КА / ЗН: Неисправное положение заземляющего ножа"/>
-                  <w:listItem w:displayText="КА / ЗН: Промежуточное положение заземляющего ножа" w:value="КА / ЗН: Промежуточное положение заземляющего ножа"/>
-                  <w:listItem w:displayText="КА / ЗН: Функция введена в работу" w:value="КА / ЗН: Функция введена в работу"/>
-                  <w:listItem w:displayText="КА / КА: Функция введена в работу" w:value="КА / КА: Функция введена в работу"/>
-                  <w:listItem w:displayText="КА / КА: Функция оперативно выведена из работы" w:value="КА / КА: Функция оперативно выведена из работы"/>
-                  <w:listItem w:displayText="КННвв / КННвв: Пуск" w:value="КННвв / КННвв: Пуск"/>
-                  <w:listItem w:displayText="КННвв / КННвв: Пуск ИО напряжения" w:value="КННвв / КННвв: Пуск ИО напряжения"/>
-                  <w:listItem w:displayText="КННвв / КННвв: Пуск ИО напряжения ОП" w:value="КННвв / КННвв: Пуск ИО напряжения ОП"/>
-                  <w:listItem w:displayText="КННвв / КННвв: Функция введена в работу" w:value="КННвв / КННвв: Функция введена в работу"/>
-                  <w:listItem w:displayText="КННвв / КННвв: Функция оперативно выведена из работы" w:value="КННвв / КННвв: Функция оперативно выведена из работы"/>
-                  <w:listItem w:displayText="КННш / КННш: Пуск" w:value="КННш / КННш: Пуск"/>
-                  <w:listItem w:displayText="КННш / КННш: Пуск ИО напряжения" w:value="КННш / КННш: Пуск ИО напряжения"/>
-                  <w:listItem w:displayText="КННш / КННш: Пуск ИО напряжения ОП" w:value="КННш / КННш: Пуск ИО напряжения ОП"/>
-                  <w:listItem w:displayText="КННш / КННш: Функция введена в работу" w:value="КННш / КННш: Функция введена в работу"/>
-                  <w:listItem w:displayText="КННш / КННш: Функция оперативно выведена из работы" w:value="КННш / КННш: Функция оперативно выведена из работы"/>
-                  <w:listItem w:displayText="КОНвв / КОНвв: Пуск" w:value="КОНвв / КОНвв: Пуск"/>
-                  <w:listItem w:displayText="КОНвв / КОНвв: Пуск ИО напряжения" w:value="КОНвв / КОНвв: Пуск ИО напряжения"/>
-                  <w:listItem w:displayText="КОНвв / КОНвв: Пуск ИО напряжения ОП" w:value="КОНвв / КОНвв: Пуск ИО напряжения ОП"/>
-                  <w:listItem w:displayText="КОНвв / КОНвв: Функция введена в работу" w:value="КОНвв / КОНвв: Функция введена в работу"/>
-                  <w:listItem w:displayText="КОНвв / КОНвв: Функция оперативно выведена из работы" w:value="КОНвв / КОНвв: Функция оперативно выведена из работы"/>
-                  <w:listItem w:displayText="КОНш / КОНш: Пуск" w:value="КОНш / КОНш: Пуск"/>
-                  <w:listItem w:displayText="КОНш / КОНш: Пуск ИО напряжения" w:value="КОНш / КОНш: Пуск ИО напряжения"/>
-                  <w:listItem w:displayText="КОНш / КОНш: Пуск ИО напряжения ОП" w:value="КОНш / КОНш: Пуск ИО напряжения ОП"/>
-                  <w:listItem w:displayText="КОНш / КОНш: Функция введена в работу" w:value="КОНш / КОНш: Функция введена в работу"/>
-                  <w:listItem w:displayText="КОНш / КОНш: Функция оперативно выведена из работы" w:value="КОНш / КОНш: Функция оперативно выведена из работы"/>
-                  <w:listItem w:displayText="КП / КП: Идет переключение" w:value="КП / КП: Идет переключение"/>
-                  <w:listItem w:displayText="КП / КП: Функция введена в работу" w:value="КП / КП: Функция введена в работу"/>
-                  <w:listItem w:displayText="КП / КП: Функция оперативно выведена из работы" w:value="КП / КП: Функция оперативно выведена из работы"/>
-                  <w:listItem w:displayText="КП / ОБР В: Блокировка включения" w:value="КП / ОБР В: Блокировка включения"/>
-                  <w:listItem w:displayText="КП / ОБР В: Разрешить включение" w:value="КП / ОБР В: Разрешить включение"/>
-                  <w:listItem w:displayText="КП / ОБР ВЭ1: Разрешение управления первым выкатным элементом" w:value="КП / ОБР ВЭ1: Разрешение управления первым выкатным элементом"/>
-                  <w:listItem w:displayText="КП / ОБР ВЭ2: Разрешение управления вторым выкатным элементом" w:value="КП / ОБР ВЭ2: Разрешение управления вторым выкатным элементом"/>
-                  <w:listItem w:displayText="КП / ОБР ЗН: Разрешение управления заземляющим ножом" w:value="КП / ОБР ЗН: Разрешение управления заземляющим ножом"/>
-                  <w:listItem w:displayText="КП / УВ: Включение с контролем синхронизма" w:value="КП / УВ: Включение с контролем синхронизма"/>
-                  <w:listItem w:displayText="КП / УВ: Включить выключатель" w:value="КП / УВ: Включить выключатель"/>
-                  <w:listItem w:displayText="КП / УВ: Задержка включения с контролем синхронизма" w:value="КП / УВ: Задержка включения с контролем синхронизма"/>
-                  <w:listItem w:displayText="КП / УВ: Идет переключение" w:value="КП / УВ: Идет переключение"/>
-                  <w:listItem w:displayText="КП / УВ: Отключить выключатель" w:value="КП / УВ: Отключить выключатель"/>
-                  <w:listItem w:displayText="КП / УВ: Поведение местного управления" w:value="КП / УВ: Поведение местного управления"/>
-                  <w:listItem w:displayText="КП / УВ: Положение В (Включено)" w:value="КП / УВ: Положение В (Включено)"/>
-                  <w:listItem w:displayText="КП / УВ: Положение В (Не определено)" w:value="КП / УВ: Положение В (Не определено)"/>
-                  <w:listItem w:displayText="КП / УВ: Положение В (Неисправность)" w:value="КП / УВ: Положение В (Неисправность)"/>
-                  <w:listItem w:displayText="КП / УВ: Положение В (Отключено)" w:value="КП / УВ: Положение В (Отключено)"/>
-                  <w:listItem w:displayText="КП / УВ: Положение ключа режима управления" w:value="КП / УВ: Положение ключа режима управления"/>
-                  <w:listItem w:displayText="КП / УВ: Право переключения на уровне станции" w:value="КП / УВ: Право переключения на уровне станции"/>
-                  <w:listItem w:displayText="КП / УВ: Сигнал превышения допустимого времени переключения" w:value="КП / УВ: Сигнал превышения допустимого времени переключения"/>
-                  <w:listItem w:displayText="КП / УВ: Функция введена в работу" w:value="КП / УВ: Функция введена в работу"/>
-                  <w:listItem w:displayText="КП / УВЭ1: Вкатить первый выкатной элемент" w:value="КП / УВЭ1: Вкатить первый выкатной элемент"/>
-                  <w:listItem w:displayText="КП / УВЭ1: Выкатить первый выкатной элемент" w:value="КП / УВЭ1: Выкатить первый выкатной элемент"/>
-                  <w:listItem w:displayText="КП / УВЭ1: Идет переключение" w:value="КП / УВЭ1: Идет переключение"/>
-                  <w:listItem w:displayText="КП / УВЭ1: Поведение местного управления" w:value="КП / УВЭ1: Поведение местного управления"/>
-                  <w:listItem w:displayText="КП / УВЭ1: Положение ВЭ1 (Вкачен)" w:value="КП / УВЭ1: Положение ВЭ1 (Вкачен)"/>
-                  <w:listItem w:displayText="КП / УВЭ1: Положение ВЭ1 (Выкачен)" w:value="КП / УВЭ1: Положение ВЭ1 (Выкачен)"/>
-                  <w:listItem w:displayText="КП / УВЭ1: Положение ВЭ1 (Не определено)" w:value="КП / УВЭ1: Положение ВЭ1 (Не определено)"/>
-                  <w:listItem w:displayText="КП / УВЭ1: Положение ВЭ1 (Неисправность)" w:value="КП / УВЭ1: Положение ВЭ1 (Неисправность)"/>
-                  <w:listItem w:displayText="КП / УВЭ1: Положение ключа режима управления" w:value="КП / УВЭ1: Положение ключа режима управления"/>
-                  <w:listItem w:displayText="КП / УВЭ1: Право переключения на уровне станции" w:value="КП / УВЭ1: Право переключения на уровне станции"/>
-                  <w:listItem w:displayText="КП / УВЭ1: Сигнал превышения допустимого времени переключения" w:value="КП / УВЭ1: Сигнал превышения допустимого времени переключения"/>
-                  <w:listItem w:displayText="КП / УВЭ1: Функция введена в работу" w:value="КП / УВЭ1: Функция введена в работу"/>
-                  <w:listItem w:displayText="КП / УВЭ2: Вкатить второй выкатной элемент" w:value="КП / УВЭ2: Вкатить второй выкатной элемент"/>
-                  <w:listItem w:displayText="КП / УВЭ2: Выкатить второй выкатной элемент" w:value="КП / УВЭ2: Выкатить второй выкатной элемент"/>
-                  <w:listItem w:displayText="КП / УВЭ2: Идет переключение" w:value="КП / УВЭ2: Идет переключение"/>
-                  <w:listItem w:displayText="КП / УВЭ2: Поведение местного управления" w:value="КП / УВЭ2: Поведение местного управления"/>
-                  <w:listItem w:displayText="КП / УВЭ2: Положение ВЭ2 (Вкачен)" w:value="КП / УВЭ2: Положение ВЭ2 (Вкачен)"/>
-                  <w:listItem w:displayText="КП / УВЭ2: Положение ВЭ2 (Выкачен)" w:value="КП / УВЭ2: Положение ВЭ2 (Выкачен)"/>
-                  <w:listItem w:displayText="КП / УВЭ2: Положение ВЭ2 (Не определено)" w:value="КП / УВЭ2: Положение ВЭ2 (Не определено)"/>
-                  <w:listItem w:displayText="КП / УВЭ2: Положение ВЭ2 (Неисправность)" w:value="КП / УВЭ2: Положение ВЭ2 (Неисправность)"/>
-                  <w:listItem w:displayText="КП / УВЭ2: Положение ключа режима управления" w:value="КП / УВЭ2: Положение ключа режима управления"/>
-                  <w:listItem w:displayText="КП / УВЭ2: Право переключения на уровне станции" w:value="КП / УВЭ2: Право переключения на уровне станции"/>
-                  <w:listItem w:displayText="КП / УВЭ2: Сигнал превышения допустимого времени переключения" w:value="КП / УВЭ2: Сигнал превышения допустимого времени переключения"/>
-                  <w:listItem w:displayText="КП / УВЭ2: Функция введена в работу" w:value="КП / УВЭ2: Функция введена в работу"/>
-                  <w:listItem w:displayText="КП / УЗН: Включить заземляющий нож" w:value="КП / УЗН: Включить заземляющий нож"/>
-                  <w:listItem w:displayText="КП / УЗН: Идет переключение" w:value="КП / УЗН: Идет переключение"/>
-                  <w:listItem w:displayText="КП / УЗН: Отключить заземляющий нож" w:value="КП / УЗН: Отключить заземляющий нож"/>
-                  <w:listItem w:displayText="КП / УЗН: Поведение местного управления" w:value="КП / УЗН: Поведение местного управления"/>
-                  <w:listItem w:displayText="КП / УЗН: Положение ЗН (Включено)" w:value="КП / УЗН: Положение ЗН (Включено)"/>
-                  <w:listItem w:displayText="КП / УЗН: Положение ЗН (Не определено)" w:value="КП / УЗН: Положение ЗН (Не определено)"/>
-                  <w:listItem w:displayText="КП / УЗН: Положение ЗН (Неисправность)" w:value="КП / УЗН: Положение ЗН (Неисправность)"/>
-                  <w:listItem w:displayText="КП / УЗН: Положение ЗН (Отключено)" w:value="КП / УЗН: Положение ЗН (Отключено)"/>
-                  <w:listItem w:displayText="КП / УЗН: Положение ключа режима управления" w:value="КП / УЗН: Положение ключа режима управления"/>
-                  <w:listItem w:displayText="КП / УЗН: Право переключения на уровне станции" w:value="КП / УЗН: Право переключения на уровне станции"/>
-                  <w:listItem w:displayText="КП / УЗН: Сигнал превышения допустимого времени переключения" w:value="КП / УЗН: Сигнал превышения допустимого времени переключения"/>
-                  <w:listItem w:displayText="КП / УЗН: Функция введена в работу" w:value="КП / УЗН: Функция введена в работу"/>
-                  <w:listItem w:displayText="КРВ / КРВ: Превышен коммутационный ресурс выключателя" w:value="КРВ / КРВ: Превышен коммутационный ресурс выключателя"/>
-                  <w:listItem w:displayText="КРВ / КРВ: Превышен механический ресурс выключателя" w:value="КРВ / КРВ: Превышен механический ресурс выключателя"/>
-                  <w:listItem w:displayText="КРВ / КРВ: Превышен ресурс выключателя" w:value="КРВ / КРВ: Превышен ресурс выключателя"/>
-                  <w:listItem w:displayText="КРВ / КРВ: Функция введена в работу" w:value="КРВ / КРВ: Функция введена в работу"/>
+                  <w:listItem w:displayText="КНН 1сш / КНН 1сш: Пуск" w:value="КНН 1сш / КНН 1сш: Пуск"/>
+                  <w:listItem w:displayText="КНН 1сш / КНН 1сш: Пуск ИО напряжения" w:value="КНН 1сш / КНН 1сш: Пуск ИО напряжения"/>
+                  <w:listItem w:displayText="КНН 1сш / КНН 1сш: Пуск ИО напряжения ОП" w:value="КНН 1сш / КНН 1сш: Пуск ИО напряжения ОП"/>
+                  <w:listItem w:displayText="КНН 1сш / КНН 1сш: Функция введена в работу" w:value="КНН 1сш / КНН 1сш: Функция введена в работу"/>
+                  <w:listItem w:displayText="КНН 1сш / КНН 1сш: Функция оперативно выведена из работы" w:value="КНН 1сш / КНН 1сш: Функция оперативно выведена из работы"/>
+                  <w:listItem w:displayText="КНН 2сш / КНН 2сш: Пуск" w:value="КНН 2сш / КНН 2сш: Пуск"/>
+                  <w:listItem w:displayText="КНН 2сш / КНН 2сш: Пуск ИО напряжения" w:value="КНН 2сш / КНН 2сш: Пуск ИО напряжения"/>
+                  <w:listItem w:displayText="КНН 2сш / КНН 2сш: Пуск ИО напряжения ОП" w:value="КНН 2сш / КНН 2сш: Пуск ИО напряжения ОП"/>
+                  <w:listItem w:displayText="КНН 2сш / КНН 2сш: Функция введена в работу" w:value="КНН 2сш / КНН 2сш: Функция введена в работу"/>
+                  <w:listItem w:displayText="КНН 2сш / КНН 2сш: Функция оперативно выведена из работы" w:value="КНН 2сш / КНН 2сш: Функция оперативно выведена из работы"/>
+                  <w:listItem w:displayText="КОН 1сш / КОН 1сш: Пуск" w:value="КОН 1сш / КОН 1сш: Пуск"/>
+                  <w:listItem w:displayText="КОН 1сш / КОН 1сш: Пуск ИО напряжения" w:value="КОН 1сш / КОН 1сш: Пуск ИО напряжения"/>
+                  <w:listItem w:displayText="КОН 1сш / КОН 1сш: Пуск ИО напряжения ОП" w:value="КОН 1сш / КОН 1сш: Пуск ИО напряжения ОП"/>
+                  <w:listItem w:displayText="КОН 1сш / КОН 1сш: Функция введена в работу" w:value="КОН 1сш / КОН 1сш: Функция введена в работу"/>
+                  <w:listItem w:displayText="КОН 1сш / КОН 1сш: Функция оперативно выведена из работы" w:value="КОН 1сш / КОН 1сш: Функция оперативно выведена из работы"/>
+                  <w:listItem w:displayText="КОН 2сш / КОН 2сш: Пуск" w:value="КОН 2сш / КОН 2сш: Пуск"/>
+                  <w:listItem w:displayText="КОН 2сш / КОН 2сш: Пуск ИО напряжения" w:value="КОН 2сш / КОН 2сш: Пуск ИО напряжения"/>
+                  <w:listItem w:displayText="КОН 2сш / КОН 2сш: Пуск ИО напряжения ОП" w:value="КОН 2сш / КОН 2сш: Пуск ИО напряжения ОП"/>
+                  <w:listItem w:displayText="КОН 2сш / КОН 2сш: Функция введена в работу" w:value="КОН 2сш / КОН 2сш: Функция введена в работу"/>
+                  <w:listItem w:displayText="КОН 2сш / КОН 2сш: Функция оперативно выведена из работы" w:value="КОН 2сш / КОН 2сш: Функция оперативно выведена из работы"/>
                   <w:listItem w:displayText="КС / КС: Блокировка по скорости изменения частоты" w:value="КС / КС: Блокировка по скорости изменения частоты"/>
                   <w:listItem w:displayText="КС / КС: Нет условий по напряжению" w:value="КС / КС: Нет условий по напряжению"/>
                   <w:listItem w:displayText="КС / КС: Нет условий по углу" w:value="КС / КС: Нет условий по углу"/>
@@ -2806,22 +2451,9 @@
                   <w:listItem w:displayText="КС / КС: Общий пуск" w:value="КС / КС: Общий пуск"/>
                   <w:listItem w:displayText="КС / КС: Пуск условий ожидания синхронизма" w:value="КС / КС: Пуск условий ожидания синхронизма"/>
                   <w:listItem w:displayText="КС / КС: Пуск условий улавливания синхронизма" w:value="КС / КС: Пуск условий улавливания синхронизма"/>
-                  <w:listItem w:displayText="КС / КС: Разрешение автоматического включения" w:value="КС / КС: Разрешение автоматического включения"/>
                   <w:listItem w:displayText="КС / КС: Разрешение оперативного включения" w:value="КС / КС: Разрешение оперативного включения"/>
                   <w:listItem w:displayText="КС / КС: Функция введена в работу" w:value="КС / КС: Функция введена в работу"/>
                   <w:listItem w:displayText="КС / КС: Функция оперативно выведена из работы" w:value="КС / КС: Функция оперативно выведена из работы"/>
-                  <w:listItem w:displayText="КСВ / КСВ: Блокировка включения В" w:value="КСВ / КСВ: Блокировка включения В"/>
-                  <w:listItem w:displayText="КСВ / КСВ: Блокировка отключения В" w:value="КСВ / КСВ: Блокировка отключения В"/>
-                  <w:listItem w:displayText="КСВ / КСВ: В аварийно отключен" w:value="КСВ / КСВ: В аварийно отключен"/>
-                  <w:listItem w:displayText="КСВ / КСВ: В самопроизвольно отключен" w:value="КСВ / КСВ: В самопроизвольно отключен"/>
-                  <w:listItem w:displayText="КСВ / КСВ: Защита ЭМВ" w:value="КСВ / КСВ: Защита ЭМВ"/>
-                  <w:listItem w:displayText="КСВ / КСВ: Защита ЭМО1" w:value="КСВ / КСВ: Защита ЭМО1"/>
-                  <w:listItem w:displayText="КСВ / КСВ: Защита ЭМО2" w:value="КСВ / КСВ: Защита ЭМО2"/>
-                  <w:listItem w:displayText="КСВ / КСВ: Неисправность В" w:value="КСВ / КСВ: Неисправность В"/>
-                  <w:listItem w:displayText="КСВ / КСВ: Неисправность цепей ЭМУ" w:value="КСВ / КСВ: Неисправность цепей ЭМУ"/>
-                  <w:listItem w:displayText="КСВ / КСВ: Реле фиксации команды" w:value="КСВ / КСВ: Реле фиксации команды"/>
-                  <w:listItem w:displayText="КСВ / КСВ: Функция введена в работу" w:value="КСВ / КСВ: Функция введена в работу"/>
-                  <w:listItem w:displayText="КСВ / КСВ: Функция оперативно выведена из работы" w:value="КСВ / КСВ: Функция оперативно выведена из работы"/>
                   <w:listItem w:displayText="ЛЗШ / ЛЗШ: Обнаружение неисправности" w:value="ЛЗШ / ЛЗШ: Обнаружение неисправности"/>
                   <w:listItem w:displayText="ЛЗШ / ЛЗШ: Пуск" w:value="ЛЗШ / ЛЗШ: Пуск"/>
                   <w:listItem w:displayText="ЛЗШ / ЛЗШ: Пуск ИО тока по фазе B" w:value="ЛЗШ / ЛЗШ: Пуск ИО тока по фазе B"/>
@@ -2834,27 +2466,19 @@
                   <w:listItem w:displayText="ЛЗШ / ЛЗШ: Срабатывание на сигнал" w:value="ЛЗШ / ЛЗШ: Срабатывание на сигнал"/>
                   <w:listItem w:displayText="ЛЗШ / ЛЗШ: Функция введена в работу" w:value="ЛЗШ / ЛЗШ: Функция введена в работу"/>
                   <w:listItem w:displayText="ЛЗШ / ЛЗШ: Функция оперативно выведена из работы" w:value="ЛЗШ / ЛЗШ: Функция оперативно выведена из работы"/>
-                  <w:listItem w:displayText="ЛОВ / ЗАВР ЛО: Запрет АВР" w:value="ЛОВ / ЗАВР ЛО: Запрет АВР"/>
-                  <w:listItem w:displayText="ЛОВ / ЗАВР ЛО: Функция введена в работу" w:value="ЛОВ / ЗАВР ЛО: Функция введена в работу"/>
-                  <w:listItem w:displayText="ЛОВ / ЗАВР ЛО: Функция оперативно выведена из работы" w:value="ЛОВ / ЗАВР ЛО: Функция оперативно выведена из работы"/>
-                  <w:listItem w:displayText="ЛОВ / ЗАПВ: Запрет АПВ" w:value="ЛОВ / ЗАПВ: Запрет АПВ"/>
-                  <w:listItem w:displayText="ЛОВ / ЗАПВ: Функция введена в работу" w:value="ЛОВ / ЗАПВ: Функция введена в работу"/>
-                  <w:listItem w:displayText="ЛОВ / ЗАПВ: Функция оперативно выведена из работы" w:value="ЛОВ / ЗАПВ: Функция оперативно выведена из работы"/>
-                  <w:listItem w:displayText="ЛОВ / ЛВ ВНР: Включение с КС" w:value="ЛОВ / ЛВ ВНР: Включение с КС"/>
-                  <w:listItem w:displayText="ЛОВ / ЛВ ВНР: Включить" w:value="ЛОВ / ЛВ ВНР: Включить"/>
-                  <w:listItem w:displayText="ЛОВ / ЛВ ВНР: Задержка включения с КС" w:value="ЛОВ / ЛВ ВНР: Задержка включения с КС"/>
-                  <w:listItem w:displayText="ЛОВ / ЛВ ВНР: Функция введена в работу" w:value="ЛОВ / ЛВ ВНР: Функция введена в работу"/>
-                  <w:listItem w:displayText="ЛОВ / ЛВ ВНР: Функция оперативно выведена из работы" w:value="ЛОВ / ЛВ ВНР: Функция оперативно выведена из работы"/>
-                  <w:listItem w:displayText="ЛОВ / ЛО ВНР: Отключение" w:value="ЛОВ / ЛО ВНР: Отключение"/>
-                  <w:listItem w:displayText="ЛОВ / ЛО ВНР: Отключить" w:value="ЛОВ / ЛО ВНР: Отключить"/>
-                  <w:listItem w:displayText="ЛОВ / ЛО ВНР: Функция введена в работу" w:value="ЛОВ / ЛО ВНР: Функция введена в работу"/>
-                  <w:listItem w:displayText="ЛОВ / ЛО ВНР: Функция оперативно выведена из работы" w:value="ЛОВ / ЛО ВНР: Функция оперативно выведена из работы"/>
-                  <w:listItem w:displayText="ЛОВ / ЛО РЗ: Отключение" w:value="ЛОВ / ЛО РЗ: Отключение"/>
-                  <w:listItem w:displayText="ЛОВ / ЛО РЗ: Отключить" w:value="ЛОВ / ЛО РЗ: Отключить"/>
-                  <w:listItem w:displayText="ЛОВ / ЛО РЗ: Функция введена в работу" w:value="ЛОВ / ЛО РЗ: Функция введена в работу"/>
-                  <w:listItem w:displayText="ЛОВ / ЛО РЗ: Функция оперативно выведена из работы" w:value="ЛОВ / ЛО РЗ: Функция оперативно выведена из работы"/>
+                  <w:listItem w:displayText="ЛО / ЗАВР ЛО: Запрет АВР" w:value="ЛО / ЗАВР ЛО: Запрет АВР"/>
+                  <w:listItem w:displayText="ЛО / ЗАВР ЛО: Функция введена в работу" w:value="ЛО / ЗАВР ЛО: Функция введена в работу"/>
+                  <w:listItem w:displayText="ЛО / ЗАВР ЛО: Функция оперативно выведена из работы" w:value="ЛО / ЗАВР ЛО: Функция оперативно выведена из работы"/>
+                  <w:listItem w:displayText="ЛО / ЛО ВНР: Отключение" w:value="ЛО / ЛО ВНР: Отключение"/>
+                  <w:listItem w:displayText="ЛО / ЛО ВНР: Отключить" w:value="ЛО / ЛО ВНР: Отключить"/>
+                  <w:listItem w:displayText="ЛО / ЛО ВНР: Функция введена в работу" w:value="ЛО / ЛО ВНР: Функция введена в работу"/>
+                  <w:listItem w:displayText="ЛО / ЛО ВНР: Функция оперативно выведена из работы" w:value="ЛО / ЛО ВНР: Функция оперативно выведена из работы"/>
+                  <w:listItem w:displayText="ЛО / ЛО РЗ: Отключение" w:value="ЛО / ЛО РЗ: Отключение"/>
+                  <w:listItem w:displayText="ЛО / ЛО РЗ: Отключить" w:value="ЛО / ЛО РЗ: Отключить"/>
+                  <w:listItem w:displayText="ЛО / ЛО РЗ: Функция введена в работу" w:value="ЛО / ЛО РЗ: Функция введена в работу"/>
+                  <w:listItem w:displayText="ЛО / ЛО РЗ: Функция оперативно выведена из работы" w:value="ЛО / ЛО РЗ: Функция оперативно выведена из работы"/>
                   <w:listItem w:displayText="МТЗ / АУ МТЗ: Пуск АУ" w:value="МТЗ / АУ МТЗ: Пуск АУ"/>
-                  <w:listItem w:displayText="МТЗ / БЛЗТ: Блокировка" w:value="МТЗ / БЛЗТ: Блокировка"/>
+                  <w:listItem w:displayText="МТЗ / БЛЗШ: Блокировка ЛЗШ" w:value="МТЗ / БЛЗШ: Блокировка ЛЗШ"/>
                   <w:listItem w:displayText="МТЗ / БНТ: Пуск БНТ" w:value="МТЗ / БНТ: Пуск БНТ"/>
                   <w:listItem w:displayText="МТЗ / БНТ: Пуск БНТ по фазе A" w:value="МТЗ / БНТ: Пуск БНТ по фазе A"/>
                   <w:listItem w:displayText="МТЗ / БНТ: Пуск БНТ по фазе B" w:value="МТЗ / БНТ: Пуск БНТ по фазе B"/>
@@ -2896,6 +2520,18 @@
                   <w:listItem w:displayText="МТЗ / МТЗ 3 ст.: Срабатывание на сигнал" w:value="МТЗ / МТЗ 3 ст.: Срабатывание на сигнал"/>
                   <w:listItem w:displayText="МТЗ / МТЗ 3 ст.: Функция введена в работу" w:value="МТЗ / МТЗ 3 ст.: Функция введена в работу"/>
                   <w:listItem w:displayText="МТЗ / МТЗ 3 ст.: Функция оперативно выведена из работы" w:value="МТЗ / МТЗ 3 ст.: Функция оперативно выведена из работы"/>
+                  <w:listItem w:displayText="МТЗ / МТЗ 4 ст.: Пуск" w:value="МТЗ / МТЗ 4 ст.: Пуск"/>
+                  <w:listItem w:displayText="МТЗ / МТЗ 4 ст.: Пуск ИО тока по фазе B" w:value="МТЗ / МТЗ 4 ст.: Пуск ИО тока по фазе B"/>
+                  <w:listItem w:displayText="МТЗ / МТЗ 4 ст.: Пуск ИО тока по фазе C" w:value="МТЗ / МТЗ 4 ст.: Пуск ИО тока по фазе C"/>
+                  <w:listItem w:displayText="МТЗ / МТЗ 4 ст.: Пуск ИО тока по фазе А" w:value="МТЗ / МТЗ 4 ст.: Пуск ИО тока по фазе А"/>
+                  <w:listItem w:displayText="МТЗ / МТЗ 4 ст.: Пуск ФВН" w:value="МТЗ / МТЗ 4 ст.: Пуск ФВН"/>
+                  <w:listItem w:displayText="МТЗ / МТЗ 4 ст.: Пуск по фазе B" w:value="МТЗ / МТЗ 4 ст.: Пуск по фазе B"/>
+                  <w:listItem w:displayText="МТЗ / МТЗ 4 ст.: Пуск по фазе C" w:value="МТЗ / МТЗ 4 ст.: Пуск по фазе C"/>
+                  <w:listItem w:displayText="МТЗ / МТЗ 4 ст.: Пуск по фазе А" w:value="МТЗ / МТЗ 4 ст.: Пуск по фазе А"/>
+                  <w:listItem w:displayText="МТЗ / МТЗ 4 ст.: Срабатывание" w:value="МТЗ / МТЗ 4 ст.: Срабатывание"/>
+                  <w:listItem w:displayText="МТЗ / МТЗ 4 ст.: Срабатывание на сигнал" w:value="МТЗ / МТЗ 4 ст.: Срабатывание на сигнал"/>
+                  <w:listItem w:displayText="МТЗ / МТЗ 4 ст.: Функция введена в работу" w:value="МТЗ / МТЗ 4 ст.: Функция введена в работу"/>
+                  <w:listItem w:displayText="МТЗ / МТЗ 4 ст.: Функция оперативно выведена из работы" w:value="МТЗ / МТЗ 4 ст.: Функция оперативно выведена из работы"/>
                   <w:listItem w:displayText="МТЗ / МТЗ: Пуск" w:value="МТЗ / МТЗ: Пуск"/>
                   <w:listItem w:displayText="МТЗ / ОНМ: Обратное направление" w:value="МТЗ / ОНМ: Обратное направление"/>
                   <w:listItem w:displayText="МТЗ / ОНМ: Обратное направление по фазе B" w:value="МТЗ / ОНМ: Обратное направление по фазе B"/>
@@ -2910,59 +2546,6 @@
                   <w:listItem w:displayText="МТЗ / ОНМ: Пуск по фазе C" w:value="МТЗ / ОНМ: Пуск по фазе C"/>
                   <w:listItem w:displayText="МТЗ / ОНМ: Пуск по фазе А" w:value="МТЗ / ОНМ: Пуск по фазе А"/>
                   <w:listItem w:displayText="МТЗ / ОУ МТЗ: Срабатывание" w:value="МТЗ / ОУ МТЗ: Срабатывание"/>
-                  <w:listItem w:displayText="ПДС / В: Поведение местного управления" w:value="ПДС / В: Поведение местного управления"/>
-                  <w:listItem w:displayText="ПДС / В: Положение ключа режима управления" w:value="ПДС / В: Положение ключа режима управления"/>
-                  <w:listItem w:displayText="ПДС / В: Положение ключа режима управления привода В" w:value="ПДС / В: Положение ключа режима управления привода В"/>
-                  <w:listItem w:displayText="ПДС / В: Право переключения на уровне станции" w:value="ПДС / В: Право переключения на уровне станции"/>
-                  <w:listItem w:displayText="ПДС / ВЭ1: Поведение местного управления" w:value="ПДС / ВЭ1: Поведение местного управления"/>
-                  <w:listItem w:displayText="ПДС / ВЭ1: Положение ключа режима управления" w:value="ПДС / ВЭ1: Положение ключа режима управления"/>
-                  <w:listItem w:displayText="ПДС / ВЭ1: Право переключения на уровне станции" w:value="ПДС / ВЭ1: Право переключения на уровне станции"/>
-                  <w:listItem w:displayText="ПДС / ВЭ1: Ремонтное положение коммутационного аппарата" w:value="ПДС / ВЭ1: Ремонтное положение коммутационного аппарата"/>
-                  <w:listItem w:displayText="ПДС / ВЭ2: Поведение местного управления" w:value="ПДС / ВЭ2: Поведение местного управления"/>
-                  <w:listItem w:displayText="ПДС / ВЭ2: Положение ключа режима управления" w:value="ПДС / ВЭ2: Положение ключа режима управления"/>
-                  <w:listItem w:displayText="ПДС / ВЭ2: Право переключения на уровне станции" w:value="ПДС / ВЭ2: Право переключения на уровне станции"/>
-                  <w:listItem w:displayText="ПДС / ВЭ2: Ремонтное положение коммутационного аппарата" w:value="ПДС / ВЭ2: Ремонтное положение коммутационного аппарата"/>
-                  <w:listItem w:displayText="ПДС / ЗН: Поведение местного управления" w:value="ПДС / ЗН: Поведение местного управления"/>
-                  <w:listItem w:displayText="ПДС / ЗН: Положение ключа режима управления" w:value="ПДС / ЗН: Положение ключа режима управления"/>
-                  <w:listItem w:displayText="ПДС / ЗН: Право переключения на уровне станции" w:value="ПДС / ЗН: Право переключения на уровне станции"/>
-                  <w:listItem w:displayText="ПДС / КИ: Аварийный уровень изоляции" w:value="ПДС / КИ: Аварийный уровень изоляции"/>
-                  <w:listItem w:displayText="ПДС / КИ: Низкий уровень изоляции" w:value="ПДС / КИ: Низкий уровень изоляции"/>
-                  <w:listItem w:displayText="ПДС / КПруж: Пружина не заведена" w:value="ПДС / КПруж: Пружина не заведена"/>
-                  <w:listItem w:displayText="ПДС / КЦВ: Контроль цепи ЭМВ" w:value="ПДС / КЦВ: Контроль цепи ЭМВ"/>
-                  <w:listItem w:displayText="ПДС / КЦВ: Контроль цепи ЭМО1" w:value="ПДС / КЦВ: Контроль цепи ЭМО1"/>
-                  <w:listItem w:displayText="ПДС / КЦВ: Контроль цепи ЭМО2" w:value="ПДС / КЦВ: Контроль цепи ЭМО2"/>
-                  <w:listItem w:displayText="ПДС / КЦВ: Работа ЭМВ" w:value="ПДС / КЦВ: Работа ЭМВ"/>
-                  <w:listItem w:displayText="ПДС / КЦВ: Работа ЭМО1" w:value="ПДС / КЦВ: Работа ЭМО1"/>
-                  <w:listItem w:displayText="ПДС / КЦВ: Работа ЭМО2" w:value="ПДС / КЦВ: Работа ЭМО2"/>
-                  <w:listItem w:displayText="ПДС / ПДС: Функция введена в работу" w:value="ПДС / ПДС: Функция введена в работу"/>
-                  <w:listItem w:displayText="ПДС / ПДС: Функция оперативно выведена из работы" w:value="ПДС / ПДС: Функция оперативно выведена из работы"/>
-                  <w:listItem w:displayText="ПДС НКУ / SA1: Цепь управления введена" w:value="ПДС НКУ / SA1: Цепь управления введена"/>
-                  <w:listItem w:displayText="ПДС НКУ / SA2: Цепь управления введена" w:value="ПДС НКУ / SA2: Цепь управления введена"/>
-                  <w:listItem w:displayText="ПДС НКУ / SA3: Цепь управления введена" w:value="ПДС НКУ / SA3: Цепь управления введена"/>
-                  <w:listItem w:displayText="ПДС НКУ / SA4: Цепь управления введена" w:value="ПДС НКУ / SA4: Цепь управления введена"/>
-                  <w:listItem w:displayText="ПДС НКУ / SF1: Автоматический выключатель отключен" w:value="ПДС НКУ / SF1: Автоматический выключатель отключен"/>
-                  <w:listItem w:displayText="ПДС НКУ / SF2: Автоматический выключатель отключен" w:value="ПДС НКУ / SF2: Автоматический выключатель отключен"/>
-                  <w:listItem w:displayText="ПДС НКУ / SG1: Рабочее положение испытательного блока" w:value="ПДС НКУ / SG1: Рабочее положение испытательного блока"/>
-                  <w:listItem w:displayText="ПДС НКУ / SG2: Рабочее положение испытательного блока" w:value="ПДС НКУ / SG2: Рабочее положение испытательного блока"/>
-                  <w:listItem w:displayText="ПДС НКУ / SG3: Рабочее положение испытательного блока" w:value="ПДС НКУ / SG3: Рабочее положение испытательного блока"/>
-                  <w:listItem w:displayText="ПДС НКУ / Дверь: Дверь отсека/ шкафа закрыта" w:value="ПДС НКУ / Дверь: Дверь отсека/ шкафа закрыта"/>
-                  <w:listItem w:displayText="ПДС НКУ / Дверь: Дверь отсека/ шкафа открыта" w:value="ПДС НКУ / Дверь: Дверь отсека/ шкафа открыта"/>
-                  <w:listItem w:displayText="ПДС НКУ / ОТ ОБР 1: Неисправность оперативного тока цепей ОБР 1" w:value="ПДС НКУ / ОТ ОБР 1: Неисправность оперативного тока цепей ОБР 1"/>
-                  <w:listItem w:displayText="ПДС НКУ / ОТ ОБР 2: Неисправность оперативного тока цепей ОБР 2" w:value="ПДС НКУ / ОТ ОБР 2: Неисправность оперативного тока цепей ОБР 2"/>
-                  <w:listItem w:displayText="ПДС НКУ / ОТ ЦСВ: Неисправность ОТ цепей сигнализации В" w:value="ПДС НКУ / ОТ ЦСВ: Неисправность ОТ цепей сигнализации В"/>
-                  <w:listItem w:displayText="ПДС НКУ / ОТ ЭМО1, ЭМВ: Неисправность оперативного тока цепей ЭМВ, ЭМО1" w:value="ПДС НКУ / ОТ ЭМО1, ЭМВ: Неисправность оперативного тока цепей ЭМВ, ЭМО1"/>
-                  <w:listItem w:displayText="ПДС НКУ / ОТ ЭМО2: Неисправность оперативного тока цепей ЭМО2" w:value="ПДС НКУ / ОТ ЭМО2: Неисправность оперативного тока цепей ЭМО2"/>
-                  <w:listItem w:displayText="ПДС НКУ / ПДС НКУ: Функция введена в работу" w:value="ПДС НКУ / ПДС НКУ: Функция введена в работу"/>
-                  <w:listItem w:displayText="ПДС НКУ / ПДС НКУ: Функция оперативно выведена из работы" w:value="ПДС НКУ / ПДС НКУ: Функция оперативно выведена из работы"/>
-                  <w:listItem w:displayText="ПДС НКУ / Пер.ав.дебл.см.яч.: Цепи аварийной деблокировки ячейки выведены" w:value="ПДС НКУ / Пер.ав.дебл.см.яч.: Цепи аварийной деблокировки ячейки выведены"/>
-                  <w:listItem w:displayText="ПС / ПС: Пуск предупредительной сигнализации" w:value="ПС / ПС: Пуск предупредительной сигнализации"/>
-                  <w:listItem w:displayText="ПС / ПС: Пуск предупредительной сигнализации (импульс)" w:value="ПС / ПС: Пуск предупредительной сигнализации (импульс)"/>
-                  <w:listItem w:displayText="СС / СС: БИ выведены" w:value="СС / СС: БИ выведены"/>
-                  <w:listItem w:displayText="СС / СС: Выходные цепи разобраны" w:value="СС / СС: Выходные цепи разобраны"/>
-                  <w:listItem w:displayText="СС / СС: Неисправность КА" w:value="СС / СС: Неисправность КА"/>
-                  <w:listItem w:displayText="СС / СС: Общий внешний сигнал" w:value="СС / СС: Общий внешний сигнал"/>
-                  <w:listItem w:displayText="СС / СС: Превышение времени переключения КА" w:value="СС / СС: Превышение времени переключения КА"/>
-                  <w:listItem w:displayText="СС / СС: Сигнализация цепей опер.тока" w:value="СС / СС: Сигнализация цепей опер.тока"/>
                   <w:listItem w:displayText="ТЗНП / АУ ТЗНП: Пуск автоматического ускорения ТЗНП" w:value="ТЗНП / АУ ТЗНП: Пуск автоматического ускорения ТЗНП"/>
                   <w:listItem w:displayText="ТЗНП / БНТ НП: Пуск БНТ НП" w:value="ТЗНП / БНТ НП: Пуск БНТ НП"/>
                   <w:listItem w:displayText="ТЗНП / БЧС: Блокировка чувствительных ступеней" w:value="ТЗНП / БЧС: Блокировка чувствительных ступеней"/>
@@ -2984,6 +2567,20 @@
                   <w:listItem w:displayText="ТЗНП / ТЗНП 2 ст.: Срабатывание на сигнал" w:value="ТЗНП / ТЗНП 2 ст.: Срабатывание на сигнал"/>
                   <w:listItem w:displayText="ТЗНП / ТЗНП 2 ст.: Функция введена в работу" w:value="ТЗНП / ТЗНП 2 ст.: Функция введена в работу"/>
                   <w:listItem w:displayText="ТЗНП / ТЗНП 2 ст.: Функция оперативно выведена из работы" w:value="ТЗНП / ТЗНП 2 ст.: Функция оперативно выведена из работы"/>
+                  <w:listItem w:displayText="ТЗНП / ТЗНП 3 ст.: Пуск" w:value="ТЗНП / ТЗНП 3 ст.: Пуск"/>
+                  <w:listItem w:displayText="ТЗНП / ТЗНП 3 ст.: Пуск ИО напряжения НП" w:value="ТЗНП / ТЗНП 3 ст.: Пуск ИО напряжения НП"/>
+                  <w:listItem w:displayText="ТЗНП / ТЗНП 3 ст.: Пуск ИО тока НП" w:value="ТЗНП / ТЗНП 3 ст.: Пуск ИО тока НП"/>
+                  <w:listItem w:displayText="ТЗНП / ТЗНП 3 ст.: Срабатывание" w:value="ТЗНП / ТЗНП 3 ст.: Срабатывание"/>
+                  <w:listItem w:displayText="ТЗНП / ТЗНП 3 ст.: Срабатывание на сигнал" w:value="ТЗНП / ТЗНП 3 ст.: Срабатывание на сигнал"/>
+                  <w:listItem w:displayText="ТЗНП / ТЗНП 3 ст.: Функция введена в работу" w:value="ТЗНП / ТЗНП 3 ст.: Функция введена в работу"/>
+                  <w:listItem w:displayText="ТЗНП / ТЗНП 3 ст.: Функция оперативно выведена из работы" w:value="ТЗНП / ТЗНП 3 ст.: Функция оперативно выведена из работы"/>
+                  <w:listItem w:displayText="ТЗНП / ТЗНП 4 ст.: Пуск" w:value="ТЗНП / ТЗНП 4 ст.: Пуск"/>
+                  <w:listItem w:displayText="ТЗНП / ТЗНП 4 ст.: Пуск ИО напряжения НП" w:value="ТЗНП / ТЗНП 4 ст.: Пуск ИО напряжения НП"/>
+                  <w:listItem w:displayText="ТЗНП / ТЗНП 4 ст.: Пуск ИО тока НП" w:value="ТЗНП / ТЗНП 4 ст.: Пуск ИО тока НП"/>
+                  <w:listItem w:displayText="ТЗНП / ТЗНП 4 ст.: Срабатывание" w:value="ТЗНП / ТЗНП 4 ст.: Срабатывание"/>
+                  <w:listItem w:displayText="ТЗНП / ТЗНП 4 ст.: Срабатывание на сигнал" w:value="ТЗНП / ТЗНП 4 ст.: Срабатывание на сигнал"/>
+                  <w:listItem w:displayText="ТЗНП / ТЗНП 4 ст.: Функция введена в работу" w:value="ТЗНП / ТЗНП 4 ст.: Функция введена в работу"/>
+                  <w:listItem w:displayText="ТЗНП / ТЗНП 4 ст.: Функция оперативно выведена из работы" w:value="ТЗНП / ТЗНП 4 ст.: Функция оперативно выведена из работы"/>
                   <w:listItem w:displayText="ТК ЗДЗ / ТК ЗДЗ: Пуск" w:value="ТК ЗДЗ / ТК ЗДЗ: Пуск"/>
                   <w:listItem w:displayText="ТК ЗДЗ / ТК ЗДЗ: Пуск ИО тока" w:value="ТК ЗДЗ / ТК ЗДЗ: Пуск ИО тока"/>
                   <w:listItem w:displayText="ТК ЗДЗ / ТК ЗДЗ: Функция введена в работу" w:value="ТК ЗДЗ / ТК ЗДЗ: Функция введена в работу"/>
@@ -3034,58 +2631,39 @@
                 <w:dropDownList>
                   <w:listItem w:displayText="Не назначено" w:value=""/>
                   <w:listItem w:displayText="АВР / АВР: Включить" w:value="АВР / АВР: Включить"/>
-                  <w:listItem w:displayText="АВР / АВР: Включить резервный ввод или секционный выключатель" w:value="АВР / АВР: Включить резервный ввод или секционный выключатель"/>
                   <w:listItem w:displayText="АВР / АВР: Готовность" w:value="АВР / АВР: Готовность"/>
-                  <w:listItem w:displayText="АВР / АВР: Разрешение" w:value="АВР / АВР: Разрешение"/>
+                  <w:listItem w:displayText="АВР / АВР: Пуск" w:value="АВР / АВР: Пуск"/>
+                  <w:listItem w:displayText="АВР / АВР: Разрешение отключения ВВ 1 секции шин" w:value="АВР / АВР: Разрешение отключения ВВ 1 секции шин"/>
+                  <w:listItem w:displayText="АВР / АВР: Разрешение отключения ВВ 2 секции шин" w:value="АВР / АВР: Разрешение отключения ВВ 2 секции шин"/>
                   <w:listItem w:displayText="АВР / АВР: Функция введена в работу" w:value="АВР / АВР: Функция введена в работу"/>
                   <w:listItem w:displayText="АВР / АВР: Функция оперативно выведена из работы" w:value="АВР / АВР: Функция оперативно выведена из работы"/>
                   <w:listItem w:displayText="АВР / ЗАВР: Запрет АВР" w:value="АВР / ЗАВР: Запрет АВР"/>
-                  <w:listItem w:displayText="АПВ ВВ / АПВ ВВ: АПВ неуспешно" w:value="АПВ ВВ / АПВ ВВ: АПВ неуспешно"/>
-                  <w:listItem w:displayText="АПВ ВВ / АПВ ВВ: АПВ успешно" w:value="АПВ ВВ / АПВ ВВ: АПВ успешно"/>
-                  <w:listItem w:displayText="АПВ ВВ / АПВ ВВ: Аварийное отключение" w:value="АПВ ВВ / АПВ ВВ: Аварийное отключение"/>
-                  <w:listItem w:displayText="АПВ ВВ / АПВ ВВ: Включение с контролем синхронизма" w:value="АПВ ВВ / АПВ ВВ: Включение с контролем синхронизма"/>
-                  <w:listItem w:displayText="АПВ ВВ / АПВ ВВ: Включить" w:value="АПВ ВВ / АПВ ВВ: Включить"/>
-                  <w:listItem w:displayText="АПВ ВВ / АПВ ВВ: Выключатель включен" w:value="АПВ ВВ / АПВ ВВ: Выключатель включен"/>
-                  <w:listItem w:displayText="АПВ ВВ / АПВ ВВ: Готовность" w:value="АПВ ВВ / АПВ ВВ: Готовность"/>
-                  <w:listItem w:displayText="АПВ ВВ / АПВ ВВ: Задержка включения" w:value="АПВ ВВ / АПВ ВВ: Задержка включения"/>
-                  <w:listItem w:displayText="АПВ ВВ / АПВ ВВ: Неуспешный цикл" w:value="АПВ ВВ / АПВ ВВ: Неуспешный цикл"/>
-                  <w:listItem w:displayText="АПВ ВВ / АПВ ВВ: Общая готовность" w:value="АПВ ВВ / АПВ ВВ: Общая готовность"/>
-                  <w:listItem w:displayText="АПВ ВВ / АПВ ВВ: Ожидание срабатывания" w:value="АПВ ВВ / АПВ ВВ: Ожидание срабатывания"/>
-                  <w:listItem w:displayText="АПВ ВВ / АПВ ВВ: Пуск" w:value="АПВ ВВ / АПВ ВВ: Пуск"/>
-                  <w:listItem w:displayText="АПВ ВВ / АПВ ВВ: Функция введена в работу" w:value="АПВ ВВ / АПВ ВВ: Функция введена в работу"/>
-                  <w:listItem w:displayText="АПВ ВВ / АПВ ВВ: Функция оперативно выведена из работы" w:value="АПВ ВВ / АПВ ВВ: Функция оперативно выведена из работы"/>
-                  <w:listItem w:displayText="АПВ ВВ / АПВ ВВ: Цикл АПВ прерван" w:value="АПВ ВВ / АПВ ВВ: Цикл АПВ прерван"/>
-                  <w:listItem w:displayText="АУ / АУ: Ввод ускорения" w:value="АУ / АУ: Ввод ускорения"/>
-                  <w:listItem w:displayText="АУ / АУ: Срабатывание" w:value="АУ / АУ: Срабатывание"/>
-                  <w:listItem w:displayText="АУ / АУ: Функция введена в работу" w:value="АУ / АУ: Функция введена в работу"/>
-                  <w:listItem w:displayText="АУ / АУ: Функция оперативно выведена из работы" w:value="АУ / АУ: Функция оперативно выведена из работы"/>
                   <w:listItem w:displayText="БК / БК: Срабатывание быстродействующих ступеней" w:value="БК / БК: Срабатывание быстродействующих ступеней"/>
                   <w:listItem w:displayText="БК / БК: Срабатывание медленнодействующих ступеней" w:value="БК / БК: Срабатывание медленнодействующих ступеней"/>
                   <w:listItem w:displayText="БК / БК: Функция введена в работу" w:value="БК / БК: Функция введена в работу"/>
                   <w:listItem w:displayText="БК / БК: Функция оперативно выведена из работы" w:value="БК / БК: Функция оперативно выведена из работы"/>
-                  <w:listItem w:displayText="БННвв / БННвв: Неисправность ЦН" w:value="БННвв / БННвв: Неисправность ЦН"/>
-                  <w:listItem w:displayText="БННвв / БННвв: Отключение автомата ТН" w:value="БННвв / БННвв: Отключение автомата ТН"/>
-                  <w:listItem w:displayText="БННвв / БННвв: Пуск 3U03f" w:value="БННвв / БННвв: Пуск 3U03f"/>
-                  <w:listItem w:displayText="БННвв / БННвв: Пуск U2I2" w:value="БННвв / БННвв: Пуск U2I2"/>
-                  <w:listItem w:displayText="БННвв / БННвв: Пуск dU0" w:value="БННвв / БННвв: Пуск dU0"/>
-                  <w:listItem w:displayText="БННвв / БННвв: Пуск minU3p" w:value="БННвв / БННвв: Пуск minU3p"/>
-                  <w:listItem w:displayText="БННвв / БННвв: Срабатывание" w:value="БННвв / БННвв: Срабатывание"/>
-                  <w:listItem w:displayText="БННвв / БННвв: Функция введена в работу" w:value="БННвв / БННвв: Функция введена в работу"/>
-                  <w:listItem w:displayText="БННвв / БННвв: Функция оперативно выведена из работы" w:value="БННвв / БННвв: Функция оперативно выведена из работы"/>
-                  <w:listItem w:displayText="БННш / БННш: Неисправность ЦН" w:value="БННш / БННш: Неисправность ЦН"/>
-                  <w:listItem w:displayText="БННш / БННш: Отключение автомата ТН" w:value="БННш / БННш: Отключение автомата ТН"/>
-                  <w:listItem w:displayText="БННш / БННш: Пуск 3U03f" w:value="БННш / БННш: Пуск 3U03f"/>
-                  <w:listItem w:displayText="БННш / БННш: Пуск U2I2" w:value="БННш / БННш: Пуск U2I2"/>
-                  <w:listItem w:displayText="БННш / БННш: Пуск dU0" w:value="БННш / БННш: Пуск dU0"/>
-                  <w:listItem w:displayText="БННш / БННш: Пуск minU3p" w:value="БННш / БННш: Пуск minU3p"/>
-                  <w:listItem w:displayText="БННш / БННш: Срабатывание" w:value="БННш / БННш: Срабатывание"/>
-                  <w:listItem w:displayText="БННш / БННш: Функция введена в работу" w:value="БННш / БННш: Функция введена в работу"/>
-                  <w:listItem w:displayText="БННш / БННш: Функция оперативно выведена из работы" w:value="БННш / БННш: Функция оперативно выведена из работы"/>
-                  <w:listItem w:displayText="ВНР / ВНР: Включение с КС" w:value="ВНР / ВНР: Включение с КС"/>
-                  <w:listItem w:displayText="ВНР / ВНР: Включить" w:value="ВНР / ВНР: Включить"/>
-                  <w:listItem w:displayText="ВНР / ВНР: Задержка включения с КС" w:value="ВНР / ВНР: Задержка включения с КС"/>
+                  <w:listItem w:displayText="БНН 1сш / БНН 1сш: Неисправность ЦН" w:value="БНН 1сш / БНН 1сш: Неисправность ЦН"/>
+                  <w:listItem w:displayText="БНН 1сш / БНН 1сш: Отключение автомата ТН" w:value="БНН 1сш / БНН 1сш: Отключение автомата ТН"/>
+                  <w:listItem w:displayText="БНН 1сш / БНН 1сш: Пуск 3U03f" w:value="БНН 1сш / БНН 1сш: Пуск 3U03f"/>
+                  <w:listItem w:displayText="БНН 1сш / БНН 1сш: Пуск U2I2" w:value="БНН 1сш / БНН 1сш: Пуск U2I2"/>
+                  <w:listItem w:displayText="БНН 1сш / БНН 1сш: Пуск dU0" w:value="БНН 1сш / БНН 1сш: Пуск dU0"/>
+                  <w:listItem w:displayText="БНН 1сш / БНН 1сш: Пуск minU3p" w:value="БНН 1сш / БНН 1сш: Пуск minU3p"/>
+                  <w:listItem w:displayText="БНН 1сш / БНН 1сш: Срабатывание" w:value="БНН 1сш / БНН 1сш: Срабатывание"/>
+                  <w:listItem w:displayText="БНН 1сш / БНН 1сш: Функция введена в работу" w:value="БНН 1сш / БНН 1сш: Функция введена в работу"/>
+                  <w:listItem w:displayText="БНН 1сш / БНН 1сш: Функция оперативно выведена из работы" w:value="БНН 1сш / БНН 1сш: Функция оперативно выведена из работы"/>
+                  <w:listItem w:displayText="БНН 2сш / БНН 2сш: Неисправность ЦН" w:value="БНН 2сш / БНН 2сш: Неисправность ЦН"/>
+                  <w:listItem w:displayText="БНН 2сш / БНН 2сш: Отключение автомата ТН" w:value="БНН 2сш / БНН 2сш: Отключение автомата ТН"/>
+                  <w:listItem w:displayText="БНН 2сш / БНН 2сш: Пуск U2I2" w:value="БНН 2сш / БНН 2сш: Пуск U2I2"/>
+                  <w:listItem w:displayText="БНН 2сш / БНН 2сш: Пуск minU3p" w:value="БНН 2сш / БНН 2сш: Пуск minU3p"/>
+                  <w:listItem w:displayText="БНН 2сш / БНН 2сш: Срабатывание" w:value="БНН 2сш / БНН 2сш: Срабатывание"/>
+                  <w:listItem w:displayText="БНН 2сш / БНН 2сш: Функция введена в работу" w:value="БНН 2сш / БНН 2сш: Функция введена в работу"/>
+                  <w:listItem w:displayText="БНН 2сш / БНН 2сш: Функция оперативно выведена из работы" w:value="БНН 2сш / БНН 2сш: Функция оперативно выведена из работы"/>
+                  <w:listItem w:displayText="ВНР / ВНР: Включение ВВ 1 секции шин" w:value="ВНР / ВНР: Включение ВВ 1 секции шин"/>
+                  <w:listItem w:displayText="ВНР / ВНР: Включение ВВ 2 секции шин" w:value="ВНР / ВНР: Включение ВВ 2 секции шин"/>
+                  <w:listItem w:displayText="ВНР / ВНР: Готовность ВВ 1 секции шин" w:value="ВНР / ВНР: Готовность ВВ 1 секции шин"/>
+                  <w:listItem w:displayText="ВНР / ВНР: Готовность ВВ 2 секции шин" w:value="ВНР / ВНР: Готовность ВВ 2 секции шин"/>
                   <w:listItem w:displayText="ВНР / ВНР: Ожидание ВНР" w:value="ВНР / ВНР: Ожидание ВНР"/>
-                  <w:listItem w:displayText="ВНР / ВНР: Отключить резервный ВВ или СВ" w:value="ВНР / ВНР: Отключить резервный ВВ или СВ"/>
+                  <w:listItem w:displayText="ВНР / ВНР: Отключить" w:value="ВНР / ВНР: Отключить"/>
                   <w:listItem w:displayText="ВНР / ВНР: Функция введена в работу" w:value="ВНР / ВНР: Функция введена в работу"/>
                   <w:listItem w:displayText="ВНР / ВНР: Функция оперативно выведена из работы" w:value="ВНР / ВНР: Функция оперативно выведена из работы"/>
                   <w:listItem w:displayText="ДЗ / АУ ДЗ: Пуск автоматического ускорения ДЗ" w:value="ДЗ / АУ ДЗ: Пуск автоматического ускорения ДЗ"/>
@@ -3113,7 +2691,14 @@
                   <w:listItem w:displayText="ДЗ / ДЗ-фф 3ст.: Срабатывание на сигнал" w:value="ДЗ / ДЗ-фф 3ст.: Срабатывание на сигнал"/>
                   <w:listItem w:displayText="ДЗ / ДЗ-фф 3ст.: Функция введена в работу" w:value="ДЗ / ДЗ-фф 3ст.: Функция введена в работу"/>
                   <w:listItem w:displayText="ДЗ / ДЗ-фф 3ст.: Функция оперативно выведена из работы" w:value="ДЗ / ДЗ-фф 3ст.: Функция оперативно выведена из работы"/>
-                  <w:listItem w:displayText="ДЗ / ДЗ: Пуск" w:value="ДЗ / ДЗ: Пуск"/>
+                  <w:listItem w:displayText="ДЗ / ДЗ-фф 4ст.: Пуск ДЗ-фф 4 ст." w:value="ДЗ / ДЗ-фф 4ст.: Пуск ДЗ-фф 4 ст."/>
+                  <w:listItem w:displayText="ДЗ / ДЗ-фф 4ст.: Пуск ИО сопротивления Zab (фаза-фаза4)" w:value="ДЗ / ДЗ-фф 4ст.: Пуск ИО сопротивления Zab (фаза-фаза4)"/>
+                  <w:listItem w:displayText="ДЗ / ДЗ-фф 4ст.: Пуск ИО сопротивления Zbc (фаза-фаза4)" w:value="ДЗ / ДЗ-фф 4ст.: Пуск ИО сопротивления Zbc (фаза-фаза4)"/>
+                  <w:listItem w:displayText="ДЗ / ДЗ-фф 4ст.: Пуск ИО сопротивления Zca (фаза-фаза4)" w:value="ДЗ / ДЗ-фф 4ст.: Пуск ИО сопротивления Zca (фаза-фаза4)"/>
+                  <w:listItem w:displayText="ДЗ / ДЗ-фф 4ст.: Срабатывание ДЗ-фф 4 ст." w:value="ДЗ / ДЗ-фф 4ст.: Срабатывание ДЗ-фф 4 ст."/>
+                  <w:listItem w:displayText="ДЗ / ДЗ-фф 4ст.: Срабатывание на сигнал" w:value="ДЗ / ДЗ-фф 4ст.: Срабатывание на сигнал"/>
+                  <w:listItem w:displayText="ДЗ / ДЗ-фф 4ст.: Функция введена в работу" w:value="ДЗ / ДЗ-фф 4ст.: Функция введена в работу"/>
+                  <w:listItem w:displayText="ДЗ / ДЗ-фф 4ст.: Функция оперативно выведена из работы" w:value="ДЗ / ДЗ-фф 4ст.: Функция оперативно выведена из работы"/>
                   <w:listItem w:displayText="ДЗ / ОН: Обратное" w:value="ДЗ / ОН: Обратное"/>
                   <w:listItem w:displayText="ДЗ / ОН: Обратное направление контура BC" w:value="ДЗ / ОН: Обратное направление контура BC"/>
                   <w:listItem w:displayText="ДЗ / ОН: Обратное направление контура CA" w:value="ДЗ / ОН: Обратное направление контура CA"/>
@@ -3138,13 +2723,6 @@
                   <w:listItem w:displayText="ЗДЗ / ЗДЗ: Срабатывание на сигнал" w:value="ЗДЗ / ЗДЗ: Срабатывание на сигнал"/>
                   <w:listItem w:displayText="ЗДЗ / ЗДЗ: Функция введена в работу" w:value="ЗДЗ / ЗДЗ: Функция введена в работу"/>
                   <w:listItem w:displayText="ЗДЗ / ЗДЗ: Функция оперативно выведена из работы" w:value="ЗДЗ / ЗДЗ: Функция оперативно выведена из работы"/>
-                  <w:listItem w:displayText="ЗМН / ЗМН: Пуск" w:value="ЗМН / ЗМН: Пуск"/>
-                  <w:listItem w:displayText="ЗМН / ЗМН: Пуск ИО напряжения" w:value="ЗМН / ЗМН: Пуск ИО напряжения"/>
-                  <w:listItem w:displayText="ЗМН / ЗМН: Пуск ИО напряжения ОП" w:value="ЗМН / ЗМН: Пуск ИО напряжения ОП"/>
-                  <w:listItem w:displayText="ЗМН / ЗМН: Срабатывание" w:value="ЗМН / ЗМН: Срабатывание"/>
-                  <w:listItem w:displayText="ЗМН / ЗМН: Срабатывание на сигнал" w:value="ЗМН / ЗМН: Срабатывание на сигнал"/>
-                  <w:listItem w:displayText="ЗМН / ЗМН: Функция введена в работу" w:value="ЗМН / ЗМН: Функция введена в работу"/>
-                  <w:listItem w:displayText="ЗМН / ЗМН: Функция оперативно выведена из работы" w:value="ЗМН / ЗМН: Функция оперативно выведена из работы"/>
                   <w:listItem w:displayText="ЗОП / ЗОП: Пуск" w:value="ЗОП / ЗОП: Пуск"/>
                   <w:listItem w:displayText="ЗОП / ЗОП: Пуск ИО по несимметрии токов прямой и обратной последовательности" w:value="ЗОП / ЗОП: Пуск ИО по несимметрии токов прямой и обратной последовательности"/>
                   <w:listItem w:displayText="ЗОП / ЗОП: Пуск ИО тока обратной последовательности" w:value="ЗОП / ЗОП: Пуск ИО тока обратной последовательности"/>
@@ -3152,126 +2730,26 @@
                   <w:listItem w:displayText="ЗОП / ЗОП: Срабатывание на сигнал" w:value="ЗОП / ЗОП: Срабатывание на сигнал"/>
                   <w:listItem w:displayText="ЗОП / ЗОП: Функция введена в работу" w:value="ЗОП / ЗОП: Функция введена в работу"/>
                   <w:listItem w:displayText="ЗОП / ЗОП: Функция оперативно выведена из работы" w:value="ЗОП / ЗОП: Функция оперативно выведена из работы"/>
-                  <w:listItem w:displayText="ЗП / ЗП: Пуск" w:value="ЗП / ЗП: Пуск"/>
-                  <w:listItem w:displayText="ЗП / ЗП: Пуск ИО максимального тока" w:value="ЗП / ЗП: Пуск ИО максимального тока"/>
-                  <w:listItem w:displayText="ЗП / ЗП: Срабатывание" w:value="ЗП / ЗП: Срабатывание"/>
-                  <w:listItem w:displayText="ЗП / ЗП: Срабатывание на сигнал" w:value="ЗП / ЗП: Срабатывание на сигнал"/>
-                  <w:listItem w:displayText="ЗП / ЗП: Функция введена в работу" w:value="ЗП / ЗП: Функция введена в работу"/>
-                  <w:listItem w:displayText="ЗП / ЗП: Функция оперативно выведена из работы" w:value="ЗП / ЗП: Функция оперативно выведена из работы"/>
-                  <w:listItem w:displayText="КА / В: Выключатель включен" w:value="КА / В: Выключатель включен"/>
-                  <w:listItem w:displayText="КА / В: Выключатель отключен" w:value="КА / В: Выключатель отключен"/>
-                  <w:listItem w:displayText="КА / В: Команда «включить» выключатель через выходное реле" w:value="КА / В: Команда «включить» выключатель через выходное реле"/>
-                  <w:listItem w:displayText="КА / В: Команда «отключить» выключатель через выходное реле" w:value="КА / В: Команда «отключить» выключатель через выходное реле"/>
-                  <w:listItem w:displayText="КА / В: Неисправное положение выключателя" w:value="КА / В: Неисправное положение выключателя"/>
-                  <w:listItem w:displayText="КА / В: Промежуточное положение выключателя" w:value="КА / В: Промежуточное положение выключателя"/>
-                  <w:listItem w:displayText="КА / В: Функция введена в работу" w:value="КА / В: Функция введена в работу"/>
-                  <w:listItem w:displayText="КА / ВЭ1: Команда «вкатить» выкатной элемент через выходное реле" w:value="КА / ВЭ1: Команда «вкатить» выкатной элемент через выходное реле"/>
-                  <w:listItem w:displayText="КА / ВЭ1: Команда «выкатить» выкатной элемент через выходное реле" w:value="КА / ВЭ1: Команда «выкатить» выкатной элемент через выходное реле"/>
-                  <w:listItem w:displayText="КА / ВЭ1: Неисправное положение выкатного элемента" w:value="КА / ВЭ1: Неисправное положение выкатного элемента"/>
-                  <w:listItem w:displayText="КА / ВЭ1: Положение выкатного элемента «Вкачен»" w:value="КА / ВЭ1: Положение выкатного элемента «Вкачен»"/>
-                  <w:listItem w:displayText="КА / ВЭ1: Положение выкатного элемента «Выкачен»" w:value="КА / ВЭ1: Положение выкатного элемента «Выкачен»"/>
-                  <w:listItem w:displayText="КА / ВЭ1: Промежуточное положение выкатного элемента" w:value="КА / ВЭ1: Промежуточное положение выкатного элемента"/>
-                  <w:listItem w:displayText="КА / ВЭ1: Ремонтное положение выкатного элемента" w:value="КА / ВЭ1: Ремонтное положение выкатного элемента"/>
-                  <w:listItem w:displayText="КА / ВЭ1: Функция введена в работу" w:value="КА / ВЭ1: Функция введена в работу"/>
-                  <w:listItem w:displayText="КА / ВЭ2: Команда «вкатить» выкатной элемент через выходное реле" w:value="КА / ВЭ2: Команда «вкатить» выкатной элемент через выходное реле"/>
-                  <w:listItem w:displayText="КА / ВЭ2: Команда «выкатить» выкатной элемент через выходное реле" w:value="КА / ВЭ2: Команда «выкатить» выкатной элемент через выходное реле"/>
-                  <w:listItem w:displayText="КА / ВЭ2: Неисправное положение выкатного элемента" w:value="КА / ВЭ2: Неисправное положение выкатного элемента"/>
-                  <w:listItem w:displayText="КА / ВЭ2: Положение выкатного элемента «Вкачен»" w:value="КА / ВЭ2: Положение выкатного элемента «Вкачен»"/>
-                  <w:listItem w:displayText="КА / ВЭ2: Положение выкатного элемента «Выкачен»" w:value="КА / ВЭ2: Положение выкатного элемента «Выкачен»"/>
-                  <w:listItem w:displayText="КА / ВЭ2: Промежуточное положение выкатного элемента" w:value="КА / ВЭ2: Промежуточное положение выкатного элемента"/>
-                  <w:listItem w:displayText="КА / ВЭ2: Ремонтное положение выкатного элемента" w:value="КА / ВЭ2: Ремонтное положение выкатного элемента"/>
-                  <w:listItem w:displayText="КА / ВЭ2: Функция введена в работу" w:value="КА / ВЭ2: Функция введена в работу"/>
-                  <w:listItem w:displayText="КА / ЗН: Заземляющий нож включен" w:value="КА / ЗН: Заземляющий нож включен"/>
-                  <w:listItem w:displayText="КА / ЗН: Заземляющий нож отключен" w:value="КА / ЗН: Заземляющий нож отключен"/>
-                  <w:listItem w:displayText="КА / ЗН: Команда «включить» заземляющий нож через выходное реле" w:value="КА / ЗН: Команда «включить» заземляющий нож через выходное реле"/>
-                  <w:listItem w:displayText="КА / ЗН: Команда «отключить» заземляющий нож через выходное реле" w:value="КА / ЗН: Команда «отключить» заземляющий нож через выходное реле"/>
-                  <w:listItem w:displayText="КА / ЗН: Неисправное положение заземляющего ножа" w:value="КА / ЗН: Неисправное положение заземляющего ножа"/>
-                  <w:listItem w:displayText="КА / ЗН: Промежуточное положение заземляющего ножа" w:value="КА / ЗН: Промежуточное положение заземляющего ножа"/>
-                  <w:listItem w:displayText="КА / ЗН: Функция введена в работу" w:value="КА / ЗН: Функция введена в работу"/>
-                  <w:listItem w:displayText="КА / КА: Функция введена в работу" w:value="КА / КА: Функция введена в работу"/>
-                  <w:listItem w:displayText="КА / КА: Функция оперативно выведена из работы" w:value="КА / КА: Функция оперативно выведена из работы"/>
-                  <w:listItem w:displayText="КННвв / КННвв: Пуск" w:value="КННвв / КННвв: Пуск"/>
-                  <w:listItem w:displayText="КННвв / КННвв: Пуск ИО напряжения" w:value="КННвв / КННвв: Пуск ИО напряжения"/>
-                  <w:listItem w:displayText="КННвв / КННвв: Пуск ИО напряжения ОП" w:value="КННвв / КННвв: Пуск ИО напряжения ОП"/>
-                  <w:listItem w:displayText="КННвв / КННвв: Функция введена в работу" w:value="КННвв / КННвв: Функция введена в работу"/>
-                  <w:listItem w:displayText="КННвв / КННвв: Функция оперативно выведена из работы" w:value="КННвв / КННвв: Функция оперативно выведена из работы"/>
-                  <w:listItem w:displayText="КННш / КННш: Пуск" w:value="КННш / КННш: Пуск"/>
-                  <w:listItem w:displayText="КННш / КННш: Пуск ИО напряжения" w:value="КННш / КННш: Пуск ИО напряжения"/>
-                  <w:listItem w:displayText="КННш / КННш: Пуск ИО напряжения ОП" w:value="КННш / КННш: Пуск ИО напряжения ОП"/>
-                  <w:listItem w:displayText="КННш / КННш: Функция введена в работу" w:value="КННш / КННш: Функция введена в работу"/>
-                  <w:listItem w:displayText="КННш / КННш: Функция оперативно выведена из работы" w:value="КННш / КННш: Функция оперативно выведена из работы"/>
-                  <w:listItem w:displayText="КОНвв / КОНвв: Пуск" w:value="КОНвв / КОНвв: Пуск"/>
-                  <w:listItem w:displayText="КОНвв / КОНвв: Пуск ИО напряжения" w:value="КОНвв / КОНвв: Пуск ИО напряжения"/>
-                  <w:listItem w:displayText="КОНвв / КОНвв: Пуск ИО напряжения ОП" w:value="КОНвв / КОНвв: Пуск ИО напряжения ОП"/>
-                  <w:listItem w:displayText="КОНвв / КОНвв: Функция введена в работу" w:value="КОНвв / КОНвв: Функция введена в работу"/>
-                  <w:listItem w:displayText="КОНвв / КОНвв: Функция оперативно выведена из работы" w:value="КОНвв / КОНвв: Функция оперативно выведена из работы"/>
-                  <w:listItem w:displayText="КОНш / КОНш: Пуск" w:value="КОНш / КОНш: Пуск"/>
-                  <w:listItem w:displayText="КОНш / КОНш: Пуск ИО напряжения" w:value="КОНш / КОНш: Пуск ИО напряжения"/>
-                  <w:listItem w:displayText="КОНш / КОНш: Пуск ИО напряжения ОП" w:value="КОНш / КОНш: Пуск ИО напряжения ОП"/>
-                  <w:listItem w:displayText="КОНш / КОНш: Функция введена в работу" w:value="КОНш / КОНш: Функция введена в работу"/>
-                  <w:listItem w:displayText="КОНш / КОНш: Функция оперативно выведена из работы" w:value="КОНш / КОНш: Функция оперативно выведена из работы"/>
-                  <w:listItem w:displayText="КП / КП: Идет переключение" w:value="КП / КП: Идет переключение"/>
-                  <w:listItem w:displayText="КП / КП: Функция введена в работу" w:value="КП / КП: Функция введена в работу"/>
-                  <w:listItem w:displayText="КП / КП: Функция оперативно выведена из работы" w:value="КП / КП: Функция оперативно выведена из работы"/>
-                  <w:listItem w:displayText="КП / ОБР В: Блокировка включения" w:value="КП / ОБР В: Блокировка включения"/>
-                  <w:listItem w:displayText="КП / ОБР В: Разрешить включение" w:value="КП / ОБР В: Разрешить включение"/>
-                  <w:listItem w:displayText="КП / ОБР ВЭ1: Разрешение управления первым выкатным элементом" w:value="КП / ОБР ВЭ1: Разрешение управления первым выкатным элементом"/>
-                  <w:listItem w:displayText="КП / ОБР ВЭ2: Разрешение управления вторым выкатным элементом" w:value="КП / ОБР ВЭ2: Разрешение управления вторым выкатным элементом"/>
-                  <w:listItem w:displayText="КП / ОБР ЗН: Разрешение управления заземляющим ножом" w:value="КП / ОБР ЗН: Разрешение управления заземляющим ножом"/>
-                  <w:listItem w:displayText="КП / УВ: Включение с контролем синхронизма" w:value="КП / УВ: Включение с контролем синхронизма"/>
-                  <w:listItem w:displayText="КП / УВ: Включить выключатель" w:value="КП / УВ: Включить выключатель"/>
-                  <w:listItem w:displayText="КП / УВ: Задержка включения с контролем синхронизма" w:value="КП / УВ: Задержка включения с контролем синхронизма"/>
-                  <w:listItem w:displayText="КП / УВ: Идет переключение" w:value="КП / УВ: Идет переключение"/>
-                  <w:listItem w:displayText="КП / УВ: Отключить выключатель" w:value="КП / УВ: Отключить выключатель"/>
-                  <w:listItem w:displayText="КП / УВ: Поведение местного управления" w:value="КП / УВ: Поведение местного управления"/>
-                  <w:listItem w:displayText="КП / УВ: Положение В (Включено)" w:value="КП / УВ: Положение В (Включено)"/>
-                  <w:listItem w:displayText="КП / УВ: Положение В (Не определено)" w:value="КП / УВ: Положение В (Не определено)"/>
-                  <w:listItem w:displayText="КП / УВ: Положение В (Неисправность)" w:value="КП / УВ: Положение В (Неисправность)"/>
-                  <w:listItem w:displayText="КП / УВ: Положение В (Отключено)" w:value="КП / УВ: Положение В (Отключено)"/>
-                  <w:listItem w:displayText="КП / УВ: Положение ключа режима управления" w:value="КП / УВ: Положение ключа режима управления"/>
-                  <w:listItem w:displayText="КП / УВ: Право переключения на уровне станции" w:value="КП / УВ: Право переключения на уровне станции"/>
-                  <w:listItem w:displayText="КП / УВ: Сигнал превышения допустимого времени переключения" w:value="КП / УВ: Сигнал превышения допустимого времени переключения"/>
-                  <w:listItem w:displayText="КП / УВ: Функция введена в работу" w:value="КП / УВ: Функция введена в работу"/>
-                  <w:listItem w:displayText="КП / УВЭ1: Вкатить первый выкатной элемент" w:value="КП / УВЭ1: Вкатить первый выкатной элемент"/>
-                  <w:listItem w:displayText="КП / УВЭ1: Выкатить первый выкатной элемент" w:value="КП / УВЭ1: Выкатить первый выкатной элемент"/>
-                  <w:listItem w:displayText="КП / УВЭ1: Идет переключение" w:value="КП / УВЭ1: Идет переключение"/>
-                  <w:listItem w:displayText="КП / УВЭ1: Поведение местного управления" w:value="КП / УВЭ1: Поведение местного управления"/>
-                  <w:listItem w:displayText="КП / УВЭ1: Положение ВЭ1 (Вкачен)" w:value="КП / УВЭ1: Положение ВЭ1 (Вкачен)"/>
-                  <w:listItem w:displayText="КП / УВЭ1: Положение ВЭ1 (Выкачен)" w:value="КП / УВЭ1: Положение ВЭ1 (Выкачен)"/>
-                  <w:listItem w:displayText="КП / УВЭ1: Положение ВЭ1 (Не определено)" w:value="КП / УВЭ1: Положение ВЭ1 (Не определено)"/>
-                  <w:listItem w:displayText="КП / УВЭ1: Положение ВЭ1 (Неисправность)" w:value="КП / УВЭ1: Положение ВЭ1 (Неисправность)"/>
-                  <w:listItem w:displayText="КП / УВЭ1: Положение ключа режима управления" w:value="КП / УВЭ1: Положение ключа режима управления"/>
-                  <w:listItem w:displayText="КП / УВЭ1: Право переключения на уровне станции" w:value="КП / УВЭ1: Право переключения на уровне станции"/>
-                  <w:listItem w:displayText="КП / УВЭ1: Сигнал превышения допустимого времени переключения" w:value="КП / УВЭ1: Сигнал превышения допустимого времени переключения"/>
-                  <w:listItem w:displayText="КП / УВЭ1: Функция введена в работу" w:value="КП / УВЭ1: Функция введена в работу"/>
-                  <w:listItem w:displayText="КП / УВЭ2: Вкатить второй выкатной элемент" w:value="КП / УВЭ2: Вкатить второй выкатной элемент"/>
-                  <w:listItem w:displayText="КП / УВЭ2: Выкатить второй выкатной элемент" w:value="КП / УВЭ2: Выкатить второй выкатной элемент"/>
-                  <w:listItem w:displayText="КП / УВЭ2: Идет переключение" w:value="КП / УВЭ2: Идет переключение"/>
-                  <w:listItem w:displayText="КП / УВЭ2: Поведение местного управления" w:value="КП / УВЭ2: Поведение местного управления"/>
-                  <w:listItem w:displayText="КП / УВЭ2: Положение ВЭ2 (Вкачен)" w:value="КП / УВЭ2: Положение ВЭ2 (Вкачен)"/>
-                  <w:listItem w:displayText="КП / УВЭ2: Положение ВЭ2 (Выкачен)" w:value="КП / УВЭ2: Положение ВЭ2 (Выкачен)"/>
-                  <w:listItem w:displayText="КП / УВЭ2: Положение ВЭ2 (Не определено)" w:value="КП / УВЭ2: Положение ВЭ2 (Не определено)"/>
-                  <w:listItem w:displayText="КП / УВЭ2: Положение ВЭ2 (Неисправность)" w:value="КП / УВЭ2: Положение ВЭ2 (Неисправность)"/>
-                  <w:listItem w:displayText="КП / УВЭ2: Положение ключа режима управления" w:value="КП / УВЭ2: Положение ключа режима управления"/>
-                  <w:listItem w:displayText="КП / УВЭ2: Право переключения на уровне станции" w:value="КП / УВЭ2: Право переключения на уровне станции"/>
-                  <w:listItem w:displayText="КП / УВЭ2: Сигнал превышения допустимого времени переключения" w:value="КП / УВЭ2: Сигнал превышения допустимого времени переключения"/>
-                  <w:listItem w:displayText="КП / УВЭ2: Функция введена в работу" w:value="КП / УВЭ2: Функция введена в работу"/>
-                  <w:listItem w:displayText="КП / УЗН: Включить заземляющий нож" w:value="КП / УЗН: Включить заземляющий нож"/>
-                  <w:listItem w:displayText="КП / УЗН: Идет переключение" w:value="КП / УЗН: Идет переключение"/>
-                  <w:listItem w:displayText="КП / УЗН: Отключить заземляющий нож" w:value="КП / УЗН: Отключить заземляющий нож"/>
-                  <w:listItem w:displayText="КП / УЗН: Поведение местного управления" w:value="КП / УЗН: Поведение местного управления"/>
-                  <w:listItem w:displayText="КП / УЗН: Положение ЗН (Включено)" w:value="КП / УЗН: Положение ЗН (Включено)"/>
-                  <w:listItem w:displayText="КП / УЗН: Положение ЗН (Не определено)" w:value="КП / УЗН: Положение ЗН (Не определено)"/>
-                  <w:listItem w:displayText="КП / УЗН: Положение ЗН (Неисправность)" w:value="КП / УЗН: Положение ЗН (Неисправность)"/>
-                  <w:listItem w:displayText="КП / УЗН: Положение ЗН (Отключено)" w:value="КП / УЗН: Положение ЗН (Отключено)"/>
-                  <w:listItem w:displayText="КП / УЗН: Положение ключа режима управления" w:value="КП / УЗН: Положение ключа режима управления"/>
-                  <w:listItem w:displayText="КП / УЗН: Право переключения на уровне станции" w:value="КП / УЗН: Право переключения на уровне станции"/>
-                  <w:listItem w:displayText="КП / УЗН: Сигнал превышения допустимого времени переключения" w:value="КП / УЗН: Сигнал превышения допустимого времени переключения"/>
-                  <w:listItem w:displayText="КП / УЗН: Функция введена в работу" w:value="КП / УЗН: Функция введена в работу"/>
-                  <w:listItem w:displayText="КРВ / КРВ: Превышен коммутационный ресурс выключателя" w:value="КРВ / КРВ: Превышен коммутационный ресурс выключателя"/>
-                  <w:listItem w:displayText="КРВ / КРВ: Превышен механический ресурс выключателя" w:value="КРВ / КРВ: Превышен механический ресурс выключателя"/>
-                  <w:listItem w:displayText="КРВ / КРВ: Превышен ресурс выключателя" w:value="КРВ / КРВ: Превышен ресурс выключателя"/>
-                  <w:listItem w:displayText="КРВ / КРВ: Функция введена в работу" w:value="КРВ / КРВ: Функция введена в работу"/>
+                  <w:listItem w:displayText="КНН 1сш / КНН 1сш: Пуск" w:value="КНН 1сш / КНН 1сш: Пуск"/>
+                  <w:listItem w:displayText="КНН 1сш / КНН 1сш: Пуск ИО напряжения" w:value="КНН 1сш / КНН 1сш: Пуск ИО напряжения"/>
+                  <w:listItem w:displayText="КНН 1сш / КНН 1сш: Пуск ИО напряжения ОП" w:value="КНН 1сш / КНН 1сш: Пуск ИО напряжения ОП"/>
+                  <w:listItem w:displayText="КНН 1сш / КНН 1сш: Функция введена в работу" w:value="КНН 1сш / КНН 1сш: Функция введена в работу"/>
+                  <w:listItem w:displayText="КНН 1сш / КНН 1сш: Функция оперативно выведена из работы" w:value="КНН 1сш / КНН 1сш: Функция оперативно выведена из работы"/>
+                  <w:listItem w:displayText="КНН 2сш / КНН 2сш: Пуск" w:value="КНН 2сш / КНН 2сш: Пуск"/>
+                  <w:listItem w:displayText="КНН 2сш / КНН 2сш: Пуск ИО напряжения" w:value="КНН 2сш / КНН 2сш: Пуск ИО напряжения"/>
+                  <w:listItem w:displayText="КНН 2сш / КНН 2сш: Пуск ИО напряжения ОП" w:value="КНН 2сш / КНН 2сш: Пуск ИО напряжения ОП"/>
+                  <w:listItem w:displayText="КНН 2сш / КНН 2сш: Функция введена в работу" w:value="КНН 2сш / КНН 2сш: Функция введена в работу"/>
+                  <w:listItem w:displayText="КНН 2сш / КНН 2сш: Функция оперативно выведена из работы" w:value="КНН 2сш / КНН 2сш: Функция оперативно выведена из работы"/>
+                  <w:listItem w:displayText="КОН 1сш / КОН 1сш: Пуск" w:value="КОН 1сш / КОН 1сш: Пуск"/>
+                  <w:listItem w:displayText="КОН 1сш / КОН 1сш: Пуск ИО напряжения" w:value="КОН 1сш / КОН 1сш: Пуск ИО напряжения"/>
+                  <w:listItem w:displayText="КОН 1сш / КОН 1сш: Пуск ИО напряжения ОП" w:value="КОН 1сш / КОН 1сш: Пуск ИО напряжения ОП"/>
+                  <w:listItem w:displayText="КОН 1сш / КОН 1сш: Функция введена в работу" w:value="КОН 1сш / КОН 1сш: Функция введена в работу"/>
+                  <w:listItem w:displayText="КОН 1сш / КОН 1сш: Функция оперативно выведена из работы" w:value="КОН 1сш / КОН 1сш: Функция оперативно выведена из работы"/>
+                  <w:listItem w:displayText="КОН 2сш / КОН 2сш: Пуск" w:value="КОН 2сш / КОН 2сш: Пуск"/>
+                  <w:listItem w:displayText="КОН 2сш / КОН 2сш: Пуск ИО напряжения" w:value="КОН 2сш / КОН 2сш: Пуск ИО напряжения"/>
+                  <w:listItem w:displayText="КОН 2сш / КОН 2сш: Пуск ИО напряжения ОП" w:value="КОН 2сш / КОН 2сш: Пуск ИО напряжения ОП"/>
+                  <w:listItem w:displayText="КОН 2сш / КОН 2сш: Функция введена в работу" w:value="КОН 2сш / КОН 2сш: Функция введена в работу"/>
+                  <w:listItem w:displayText="КОН 2сш / КОН 2сш: Функция оперативно выведена из работы" w:value="КОН 2сш / КОН 2сш: Функция оперативно выведена из работы"/>
                   <w:listItem w:displayText="КС / КС: Блокировка по скорости изменения частоты" w:value="КС / КС: Блокировка по скорости изменения частоты"/>
                   <w:listItem w:displayText="КС / КС: Нет условий по напряжению" w:value="КС / КС: Нет условий по напряжению"/>
                   <w:listItem w:displayText="КС / КС: Нет условий по углу" w:value="КС / КС: Нет условий по углу"/>
@@ -3281,22 +2759,9 @@
                   <w:listItem w:displayText="КС / КС: Общий пуск" w:value="КС / КС: Общий пуск"/>
                   <w:listItem w:displayText="КС / КС: Пуск условий ожидания синхронизма" w:value="КС / КС: Пуск условий ожидания синхронизма"/>
                   <w:listItem w:displayText="КС / КС: Пуск условий улавливания синхронизма" w:value="КС / КС: Пуск условий улавливания синхронизма"/>
-                  <w:listItem w:displayText="КС / КС: Разрешение автоматического включения" w:value="КС / КС: Разрешение автоматического включения"/>
                   <w:listItem w:displayText="КС / КС: Разрешение оперативного включения" w:value="КС / КС: Разрешение оперативного включения"/>
                   <w:listItem w:displayText="КС / КС: Функция введена в работу" w:value="КС / КС: Функция введена в работу"/>
                   <w:listItem w:displayText="КС / КС: Функция оперативно выведена из работы" w:value="КС / КС: Функция оперативно выведена из работы"/>
-                  <w:listItem w:displayText="КСВ / КСВ: Блокировка включения В" w:value="КСВ / КСВ: Блокировка включения В"/>
-                  <w:listItem w:displayText="КСВ / КСВ: Блокировка отключения В" w:value="КСВ / КСВ: Блокировка отключения В"/>
-                  <w:listItem w:displayText="КСВ / КСВ: В аварийно отключен" w:value="КСВ / КСВ: В аварийно отключен"/>
-                  <w:listItem w:displayText="КСВ / КСВ: В самопроизвольно отключен" w:value="КСВ / КСВ: В самопроизвольно отключен"/>
-                  <w:listItem w:displayText="КСВ / КСВ: Защита ЭМВ" w:value="КСВ / КСВ: Защита ЭМВ"/>
-                  <w:listItem w:displayText="КСВ / КСВ: Защита ЭМО1" w:value="КСВ / КСВ: Защита ЭМО1"/>
-                  <w:listItem w:displayText="КСВ / КСВ: Защита ЭМО2" w:value="КСВ / КСВ: Защита ЭМО2"/>
-                  <w:listItem w:displayText="КСВ / КСВ: Неисправность В" w:value="КСВ / КСВ: Неисправность В"/>
-                  <w:listItem w:displayText="КСВ / КСВ: Неисправность цепей ЭМУ" w:value="КСВ / КСВ: Неисправность цепей ЭМУ"/>
-                  <w:listItem w:displayText="КСВ / КСВ: Реле фиксации команды" w:value="КСВ / КСВ: Реле фиксации команды"/>
-                  <w:listItem w:displayText="КСВ / КСВ: Функция введена в работу" w:value="КСВ / КСВ: Функция введена в работу"/>
-                  <w:listItem w:displayText="КСВ / КСВ: Функция оперативно выведена из работы" w:value="КСВ / КСВ: Функция оперативно выведена из работы"/>
                   <w:listItem w:displayText="ЛЗШ / ЛЗШ: Обнаружение неисправности" w:value="ЛЗШ / ЛЗШ: Обнаружение неисправности"/>
                   <w:listItem w:displayText="ЛЗШ / ЛЗШ: Пуск" w:value="ЛЗШ / ЛЗШ: Пуск"/>
                   <w:listItem w:displayText="ЛЗШ / ЛЗШ: Пуск ИО тока по фазе B" w:value="ЛЗШ / ЛЗШ: Пуск ИО тока по фазе B"/>
@@ -3309,27 +2774,19 @@
                   <w:listItem w:displayText="ЛЗШ / ЛЗШ: Срабатывание на сигнал" w:value="ЛЗШ / ЛЗШ: Срабатывание на сигнал"/>
                   <w:listItem w:displayText="ЛЗШ / ЛЗШ: Функция введена в работу" w:value="ЛЗШ / ЛЗШ: Функция введена в работу"/>
                   <w:listItem w:displayText="ЛЗШ / ЛЗШ: Функция оперативно выведена из работы" w:value="ЛЗШ / ЛЗШ: Функция оперативно выведена из работы"/>
-                  <w:listItem w:displayText="ЛОВ / ЗАВР ЛО: Запрет АВР" w:value="ЛОВ / ЗАВР ЛО: Запрет АВР"/>
-                  <w:listItem w:displayText="ЛОВ / ЗАВР ЛО: Функция введена в работу" w:value="ЛОВ / ЗАВР ЛО: Функция введена в работу"/>
-                  <w:listItem w:displayText="ЛОВ / ЗАВР ЛО: Функция оперативно выведена из работы" w:value="ЛОВ / ЗАВР ЛО: Функция оперативно выведена из работы"/>
-                  <w:listItem w:displayText="ЛОВ / ЗАПВ: Запрет АПВ" w:value="ЛОВ / ЗАПВ: Запрет АПВ"/>
-                  <w:listItem w:displayText="ЛОВ / ЗАПВ: Функция введена в работу" w:value="ЛОВ / ЗАПВ: Функция введена в работу"/>
-                  <w:listItem w:displayText="ЛОВ / ЗАПВ: Функция оперативно выведена из работы" w:value="ЛОВ / ЗАПВ: Функция оперативно выведена из работы"/>
-                  <w:listItem w:displayText="ЛОВ / ЛВ ВНР: Включение с КС" w:value="ЛОВ / ЛВ ВНР: Включение с КС"/>
-                  <w:listItem w:displayText="ЛОВ / ЛВ ВНР: Включить" w:value="ЛОВ / ЛВ ВНР: Включить"/>
-                  <w:listItem w:displayText="ЛОВ / ЛВ ВНР: Задержка включения с КС" w:value="ЛОВ / ЛВ ВНР: Задержка включения с КС"/>
-                  <w:listItem w:displayText="ЛОВ / ЛВ ВНР: Функция введена в работу" w:value="ЛОВ / ЛВ ВНР: Функция введена в работу"/>
-                  <w:listItem w:displayText="ЛОВ / ЛВ ВНР: Функция оперативно выведена из работы" w:value="ЛОВ / ЛВ ВНР: Функция оперативно выведена из работы"/>
-                  <w:listItem w:displayText="ЛОВ / ЛО ВНР: Отключение" w:value="ЛОВ / ЛО ВНР: Отключение"/>
-                  <w:listItem w:displayText="ЛОВ / ЛО ВНР: Отключить" w:value="ЛОВ / ЛО ВНР: Отключить"/>
-                  <w:listItem w:displayText="ЛОВ / ЛО ВНР: Функция введена в работу" w:value="ЛОВ / ЛО ВНР: Функция введена в работу"/>
-                  <w:listItem w:displayText="ЛОВ / ЛО ВНР: Функция оперативно выведена из работы" w:value="ЛОВ / ЛО ВНР: Функция оперативно выведена из работы"/>
-                  <w:listItem w:displayText="ЛОВ / ЛО РЗ: Отключение" w:value="ЛОВ / ЛО РЗ: Отключение"/>
-                  <w:listItem w:displayText="ЛОВ / ЛО РЗ: Отключить" w:value="ЛОВ / ЛО РЗ: Отключить"/>
-                  <w:listItem w:displayText="ЛОВ / ЛО РЗ: Функция введена в работу" w:value="ЛОВ / ЛО РЗ: Функция введена в работу"/>
-                  <w:listItem w:displayText="ЛОВ / ЛО РЗ: Функция оперативно выведена из работы" w:value="ЛОВ / ЛО РЗ: Функция оперативно выведена из работы"/>
+                  <w:listItem w:displayText="ЛО / ЗАВР ЛО: Запрет АВР" w:value="ЛО / ЗАВР ЛО: Запрет АВР"/>
+                  <w:listItem w:displayText="ЛО / ЗАВР ЛО: Функция введена в работу" w:value="ЛО / ЗАВР ЛО: Функция введена в работу"/>
+                  <w:listItem w:displayText="ЛО / ЗАВР ЛО: Функция оперативно выведена из работы" w:value="ЛО / ЗАВР ЛО: Функция оперативно выведена из работы"/>
+                  <w:listItem w:displayText="ЛО / ЛО ВНР: Отключение" w:value="ЛО / ЛО ВНР: Отключение"/>
+                  <w:listItem w:displayText="ЛО / ЛО ВНР: Отключить" w:value="ЛО / ЛО ВНР: Отключить"/>
+                  <w:listItem w:displayText="ЛО / ЛО ВНР: Функция введена в работу" w:value="ЛО / ЛО ВНР: Функция введена в работу"/>
+                  <w:listItem w:displayText="ЛО / ЛО ВНР: Функция оперативно выведена из работы" w:value="ЛО / ЛО ВНР: Функция оперативно выведена из работы"/>
+                  <w:listItem w:displayText="ЛО / ЛО РЗ: Отключение" w:value="ЛО / ЛО РЗ: Отключение"/>
+                  <w:listItem w:displayText="ЛО / ЛО РЗ: Отключить" w:value="ЛО / ЛО РЗ: Отключить"/>
+                  <w:listItem w:displayText="ЛО / ЛО РЗ: Функция введена в работу" w:value="ЛО / ЛО РЗ: Функция введена в работу"/>
+                  <w:listItem w:displayText="ЛО / ЛО РЗ: Функция оперативно выведена из работы" w:value="ЛО / ЛО РЗ: Функция оперативно выведена из работы"/>
                   <w:listItem w:displayText="МТЗ / АУ МТЗ: Пуск АУ" w:value="МТЗ / АУ МТЗ: Пуск АУ"/>
-                  <w:listItem w:displayText="МТЗ / БЛЗТ: Блокировка" w:value="МТЗ / БЛЗТ: Блокировка"/>
+                  <w:listItem w:displayText="МТЗ / БЛЗШ: Блокировка ЛЗШ" w:value="МТЗ / БЛЗШ: Блокировка ЛЗШ"/>
                   <w:listItem w:displayText="МТЗ / БНТ: Пуск БНТ" w:value="МТЗ / БНТ: Пуск БНТ"/>
                   <w:listItem w:displayText="МТЗ / БНТ: Пуск БНТ по фазе A" w:value="МТЗ / БНТ: Пуск БНТ по фазе A"/>
                   <w:listItem w:displayText="МТЗ / БНТ: Пуск БНТ по фазе B" w:value="МТЗ / БНТ: Пуск БНТ по фазе B"/>
@@ -3371,6 +2828,18 @@
                   <w:listItem w:displayText="МТЗ / МТЗ 3 ст.: Срабатывание на сигнал" w:value="МТЗ / МТЗ 3 ст.: Срабатывание на сигнал"/>
                   <w:listItem w:displayText="МТЗ / МТЗ 3 ст.: Функция введена в работу" w:value="МТЗ / МТЗ 3 ст.: Функция введена в работу"/>
                   <w:listItem w:displayText="МТЗ / МТЗ 3 ст.: Функция оперативно выведена из работы" w:value="МТЗ / МТЗ 3 ст.: Функция оперативно выведена из работы"/>
+                  <w:listItem w:displayText="МТЗ / МТЗ 4 ст.: Пуск" w:value="МТЗ / МТЗ 4 ст.: Пуск"/>
+                  <w:listItem w:displayText="МТЗ / МТЗ 4 ст.: Пуск ИО тока по фазе B" w:value="МТЗ / МТЗ 4 ст.: Пуск ИО тока по фазе B"/>
+                  <w:listItem w:displayText="МТЗ / МТЗ 4 ст.: Пуск ИО тока по фазе C" w:value="МТЗ / МТЗ 4 ст.: Пуск ИО тока по фазе C"/>
+                  <w:listItem w:displayText="МТЗ / МТЗ 4 ст.: Пуск ИО тока по фазе А" w:value="МТЗ / МТЗ 4 ст.: Пуск ИО тока по фазе А"/>
+                  <w:listItem w:displayText="МТЗ / МТЗ 4 ст.: Пуск ФВН" w:value="МТЗ / МТЗ 4 ст.: Пуск ФВН"/>
+                  <w:listItem w:displayText="МТЗ / МТЗ 4 ст.: Пуск по фазе B" w:value="МТЗ / МТЗ 4 ст.: Пуск по фазе B"/>
+                  <w:listItem w:displayText="МТЗ / МТЗ 4 ст.: Пуск по фазе C" w:value="МТЗ / МТЗ 4 ст.: Пуск по фазе C"/>
+                  <w:listItem w:displayText="МТЗ / МТЗ 4 ст.: Пуск по фазе А" w:value="МТЗ / МТЗ 4 ст.: Пуск по фазе А"/>
+                  <w:listItem w:displayText="МТЗ / МТЗ 4 ст.: Срабатывание" w:value="МТЗ / МТЗ 4 ст.: Срабатывание"/>
+                  <w:listItem w:displayText="МТЗ / МТЗ 4 ст.: Срабатывание на сигнал" w:value="МТЗ / МТЗ 4 ст.: Срабатывание на сигнал"/>
+                  <w:listItem w:displayText="МТЗ / МТЗ 4 ст.: Функция введена в работу" w:value="МТЗ / МТЗ 4 ст.: Функция введена в работу"/>
+                  <w:listItem w:displayText="МТЗ / МТЗ 4 ст.: Функция оперативно выведена из работы" w:value="МТЗ / МТЗ 4 ст.: Функция оперативно выведена из работы"/>
                   <w:listItem w:displayText="МТЗ / МТЗ: Пуск" w:value="МТЗ / МТЗ: Пуск"/>
                   <w:listItem w:displayText="МТЗ / ОНМ: Обратное направление" w:value="МТЗ / ОНМ: Обратное направление"/>
                   <w:listItem w:displayText="МТЗ / ОНМ: Обратное направление по фазе B" w:value="МТЗ / ОНМ: Обратное направление по фазе B"/>
@@ -3385,59 +2854,6 @@
                   <w:listItem w:displayText="МТЗ / ОНМ: Пуск по фазе C" w:value="МТЗ / ОНМ: Пуск по фазе C"/>
                   <w:listItem w:displayText="МТЗ / ОНМ: Пуск по фазе А" w:value="МТЗ / ОНМ: Пуск по фазе А"/>
                   <w:listItem w:displayText="МТЗ / ОУ МТЗ: Срабатывание" w:value="МТЗ / ОУ МТЗ: Срабатывание"/>
-                  <w:listItem w:displayText="ПДС / В: Поведение местного управления" w:value="ПДС / В: Поведение местного управления"/>
-                  <w:listItem w:displayText="ПДС / В: Положение ключа режима управления" w:value="ПДС / В: Положение ключа режима управления"/>
-                  <w:listItem w:displayText="ПДС / В: Положение ключа режима управления привода В" w:value="ПДС / В: Положение ключа режима управления привода В"/>
-                  <w:listItem w:displayText="ПДС / В: Право переключения на уровне станции" w:value="ПДС / В: Право переключения на уровне станции"/>
-                  <w:listItem w:displayText="ПДС / ВЭ1: Поведение местного управления" w:value="ПДС / ВЭ1: Поведение местного управления"/>
-                  <w:listItem w:displayText="ПДС / ВЭ1: Положение ключа режима управления" w:value="ПДС / ВЭ1: Положение ключа режима управления"/>
-                  <w:listItem w:displayText="ПДС / ВЭ1: Право переключения на уровне станции" w:value="ПДС / ВЭ1: Право переключения на уровне станции"/>
-                  <w:listItem w:displayText="ПДС / ВЭ1: Ремонтное положение коммутационного аппарата" w:value="ПДС / ВЭ1: Ремонтное положение коммутационного аппарата"/>
-                  <w:listItem w:displayText="ПДС / ВЭ2: Поведение местного управления" w:value="ПДС / ВЭ2: Поведение местного управления"/>
-                  <w:listItem w:displayText="ПДС / ВЭ2: Положение ключа режима управления" w:value="ПДС / ВЭ2: Положение ключа режима управления"/>
-                  <w:listItem w:displayText="ПДС / ВЭ2: Право переключения на уровне станции" w:value="ПДС / ВЭ2: Право переключения на уровне станции"/>
-                  <w:listItem w:displayText="ПДС / ВЭ2: Ремонтное положение коммутационного аппарата" w:value="ПДС / ВЭ2: Ремонтное положение коммутационного аппарата"/>
-                  <w:listItem w:displayText="ПДС / ЗН: Поведение местного управления" w:value="ПДС / ЗН: Поведение местного управления"/>
-                  <w:listItem w:displayText="ПДС / ЗН: Положение ключа режима управления" w:value="ПДС / ЗН: Положение ключа режима управления"/>
-                  <w:listItem w:displayText="ПДС / ЗН: Право переключения на уровне станции" w:value="ПДС / ЗН: Право переключения на уровне станции"/>
-                  <w:listItem w:displayText="ПДС / КИ: Аварийный уровень изоляции" w:value="ПДС / КИ: Аварийный уровень изоляции"/>
-                  <w:listItem w:displayText="ПДС / КИ: Низкий уровень изоляции" w:value="ПДС / КИ: Низкий уровень изоляции"/>
-                  <w:listItem w:displayText="ПДС / КПруж: Пружина не заведена" w:value="ПДС / КПруж: Пружина не заведена"/>
-                  <w:listItem w:displayText="ПДС / КЦВ: Контроль цепи ЭМВ" w:value="ПДС / КЦВ: Контроль цепи ЭМВ"/>
-                  <w:listItem w:displayText="ПДС / КЦВ: Контроль цепи ЭМО1" w:value="ПДС / КЦВ: Контроль цепи ЭМО1"/>
-                  <w:listItem w:displayText="ПДС / КЦВ: Контроль цепи ЭМО2" w:value="ПДС / КЦВ: Контроль цепи ЭМО2"/>
-                  <w:listItem w:displayText="ПДС / КЦВ: Работа ЭМВ" w:value="ПДС / КЦВ: Работа ЭМВ"/>
-                  <w:listItem w:displayText="ПДС / КЦВ: Работа ЭМО1" w:value="ПДС / КЦВ: Работа ЭМО1"/>
-                  <w:listItem w:displayText="ПДС / КЦВ: Работа ЭМО2" w:value="ПДС / КЦВ: Работа ЭМО2"/>
-                  <w:listItem w:displayText="ПДС / ПДС: Функция введена в работу" w:value="ПДС / ПДС: Функция введена в работу"/>
-                  <w:listItem w:displayText="ПДС / ПДС: Функция оперативно выведена из работы" w:value="ПДС / ПДС: Функция оперативно выведена из работы"/>
-                  <w:listItem w:displayText="ПДС НКУ / SA1: Цепь управления введена" w:value="ПДС НКУ / SA1: Цепь управления введена"/>
-                  <w:listItem w:displayText="ПДС НКУ / SA2: Цепь управления введена" w:value="ПДС НКУ / SA2: Цепь управления введена"/>
-                  <w:listItem w:displayText="ПДС НКУ / SA3: Цепь управления введена" w:value="ПДС НКУ / SA3: Цепь управления введена"/>
-                  <w:listItem w:displayText="ПДС НКУ / SA4: Цепь управления введена" w:value="ПДС НКУ / SA4: Цепь управления введена"/>
-                  <w:listItem w:displayText="ПДС НКУ / SF1: Автоматический выключатель отключен" w:value="ПДС НКУ / SF1: Автоматический выключатель отключен"/>
-                  <w:listItem w:displayText="ПДС НКУ / SF2: Автоматический выключатель отключен" w:value="ПДС НКУ / SF2: Автоматический выключатель отключен"/>
-                  <w:listItem w:displayText="ПДС НКУ / SG1: Рабочее положение испытательного блока" w:value="ПДС НКУ / SG1: Рабочее положение испытательного блока"/>
-                  <w:listItem w:displayText="ПДС НКУ / SG2: Рабочее положение испытательного блока" w:value="ПДС НКУ / SG2: Рабочее положение испытательного блока"/>
-                  <w:listItem w:displayText="ПДС НКУ / SG3: Рабочее положение испытательного блока" w:value="ПДС НКУ / SG3: Рабочее положение испытательного блока"/>
-                  <w:listItem w:displayText="ПДС НКУ / Дверь: Дверь отсека/ шкафа закрыта" w:value="ПДС НКУ / Дверь: Дверь отсека/ шкафа закрыта"/>
-                  <w:listItem w:displayText="ПДС НКУ / Дверь: Дверь отсека/ шкафа открыта" w:value="ПДС НКУ / Дверь: Дверь отсека/ шкафа открыта"/>
-                  <w:listItem w:displayText="ПДС НКУ / ОТ ОБР 1: Неисправность оперативного тока цепей ОБР 1" w:value="ПДС НКУ / ОТ ОБР 1: Неисправность оперативного тока цепей ОБР 1"/>
-                  <w:listItem w:displayText="ПДС НКУ / ОТ ОБР 2: Неисправность оперативного тока цепей ОБР 2" w:value="ПДС НКУ / ОТ ОБР 2: Неисправность оперативного тока цепей ОБР 2"/>
-                  <w:listItem w:displayText="ПДС НКУ / ОТ ЦСВ: Неисправность ОТ цепей сигнализации В" w:value="ПДС НКУ / ОТ ЦСВ: Неисправность ОТ цепей сигнализации В"/>
-                  <w:listItem w:displayText="ПДС НКУ / ОТ ЭМО1, ЭМВ: Неисправность оперативного тока цепей ЭМВ, ЭМО1" w:value="ПДС НКУ / ОТ ЭМО1, ЭМВ: Неисправность оперативного тока цепей ЭМВ, ЭМО1"/>
-                  <w:listItem w:displayText="ПДС НКУ / ОТ ЭМО2: Неисправность оперативного тока цепей ЭМО2" w:value="ПДС НКУ / ОТ ЭМО2: Неисправность оперативного тока цепей ЭМО2"/>
-                  <w:listItem w:displayText="ПДС НКУ / ПДС НКУ: Функция введена в работу" w:value="ПДС НКУ / ПДС НКУ: Функция введена в работу"/>
-                  <w:listItem w:displayText="ПДС НКУ / ПДС НКУ: Функция оперативно выведена из работы" w:value="ПДС НКУ / ПДС НКУ: Функция оперативно выведена из работы"/>
-                  <w:listItem w:displayText="ПДС НКУ / Пер.ав.дебл.см.яч.: Цепи аварийной деблокировки ячейки выведены" w:value="ПДС НКУ / Пер.ав.дебл.см.яч.: Цепи аварийной деблокировки ячейки выведены"/>
-                  <w:listItem w:displayText="ПС / ПС: Пуск предупредительной сигнализации" w:value="ПС / ПС: Пуск предупредительной сигнализации"/>
-                  <w:listItem w:displayText="ПС / ПС: Пуск предупредительной сигнализации (импульс)" w:value="ПС / ПС: Пуск предупредительной сигнализации (импульс)"/>
-                  <w:listItem w:displayText="СС / СС: БИ выведены" w:value="СС / СС: БИ выведены"/>
-                  <w:listItem w:displayText="СС / СС: Выходные цепи разобраны" w:value="СС / СС: Выходные цепи разобраны"/>
-                  <w:listItem w:displayText="СС / СС: Неисправность КА" w:value="СС / СС: Неисправность КА"/>
-                  <w:listItem w:displayText="СС / СС: Общий внешний сигнал" w:value="СС / СС: Общий внешний сигнал"/>
-                  <w:listItem w:displayText="СС / СС: Превышение времени переключения КА" w:value="СС / СС: Превышение времени переключения КА"/>
-                  <w:listItem w:displayText="СС / СС: Сигнализация цепей опер.тока" w:value="СС / СС: Сигнализация цепей опер.тока"/>
                   <w:listItem w:displayText="ТЗНП / АУ ТЗНП: Пуск автоматического ускорения ТЗНП" w:value="ТЗНП / АУ ТЗНП: Пуск автоматического ускорения ТЗНП"/>
                   <w:listItem w:displayText="ТЗНП / БНТ НП: Пуск БНТ НП" w:value="ТЗНП / БНТ НП: Пуск БНТ НП"/>
                   <w:listItem w:displayText="ТЗНП / БЧС: Блокировка чувствительных ступеней" w:value="ТЗНП / БЧС: Блокировка чувствительных ступеней"/>
@@ -3459,6 +2875,20 @@
                   <w:listItem w:displayText="ТЗНП / ТЗНП 2 ст.: Срабатывание на сигнал" w:value="ТЗНП / ТЗНП 2 ст.: Срабатывание на сигнал"/>
                   <w:listItem w:displayText="ТЗНП / ТЗНП 2 ст.: Функция введена в работу" w:value="ТЗНП / ТЗНП 2 ст.: Функция введена в работу"/>
                   <w:listItem w:displayText="ТЗНП / ТЗНП 2 ст.: Функция оперативно выведена из работы" w:value="ТЗНП / ТЗНП 2 ст.: Функция оперативно выведена из работы"/>
+                  <w:listItem w:displayText="ТЗНП / ТЗНП 3 ст.: Пуск" w:value="ТЗНП / ТЗНП 3 ст.: Пуск"/>
+                  <w:listItem w:displayText="ТЗНП / ТЗНП 3 ст.: Пуск ИО напряжения НП" w:value="ТЗНП / ТЗНП 3 ст.: Пуск ИО напряжения НП"/>
+                  <w:listItem w:displayText="ТЗНП / ТЗНП 3 ст.: Пуск ИО тока НП" w:value="ТЗНП / ТЗНП 3 ст.: Пуск ИО тока НП"/>
+                  <w:listItem w:displayText="ТЗНП / ТЗНП 3 ст.: Срабатывание" w:value="ТЗНП / ТЗНП 3 ст.: Срабатывание"/>
+                  <w:listItem w:displayText="ТЗНП / ТЗНП 3 ст.: Срабатывание на сигнал" w:value="ТЗНП / ТЗНП 3 ст.: Срабатывание на сигнал"/>
+                  <w:listItem w:displayText="ТЗНП / ТЗНП 3 ст.: Функция введена в работу" w:value="ТЗНП / ТЗНП 3 ст.: Функция введена в работу"/>
+                  <w:listItem w:displayText="ТЗНП / ТЗНП 3 ст.: Функция оперативно выведена из работы" w:value="ТЗНП / ТЗНП 3 ст.: Функция оперативно выведена из работы"/>
+                  <w:listItem w:displayText="ТЗНП / ТЗНП 4 ст.: Пуск" w:value="ТЗНП / ТЗНП 4 ст.: Пуск"/>
+                  <w:listItem w:displayText="ТЗНП / ТЗНП 4 ст.: Пуск ИО напряжения НП" w:value="ТЗНП / ТЗНП 4 ст.: Пуск ИО напряжения НП"/>
+                  <w:listItem w:displayText="ТЗНП / ТЗНП 4 ст.: Пуск ИО тока НП" w:value="ТЗНП / ТЗНП 4 ст.: Пуск ИО тока НП"/>
+                  <w:listItem w:displayText="ТЗНП / ТЗНП 4 ст.: Срабатывание" w:value="ТЗНП / ТЗНП 4 ст.: Срабатывание"/>
+                  <w:listItem w:displayText="ТЗНП / ТЗНП 4 ст.: Срабатывание на сигнал" w:value="ТЗНП / ТЗНП 4 ст.: Срабатывание на сигнал"/>
+                  <w:listItem w:displayText="ТЗНП / ТЗНП 4 ст.: Функция введена в работу" w:value="ТЗНП / ТЗНП 4 ст.: Функция введена в работу"/>
+                  <w:listItem w:displayText="ТЗНП / ТЗНП 4 ст.: Функция оперативно выведена из работы" w:value="ТЗНП / ТЗНП 4 ст.: Функция оперативно выведена из работы"/>
                   <w:listItem w:displayText="ТК ЗДЗ / ТК ЗДЗ: Пуск" w:value="ТК ЗДЗ / ТК ЗДЗ: Пуск"/>
                   <w:listItem w:displayText="ТК ЗДЗ / ТК ЗДЗ: Пуск ИО тока" w:value="ТК ЗДЗ / ТК ЗДЗ: Пуск ИО тока"/>
                   <w:listItem w:displayText="ТК ЗДЗ / ТК ЗДЗ: Функция введена в работу" w:value="ТК ЗДЗ / ТК ЗДЗ: Функция введена в работу"/>
@@ -3509,58 +2939,39 @@
                 <w:dropDownList>
                   <w:listItem w:displayText="Не назначено" w:value=""/>
                   <w:listItem w:displayText="АВР / АВР: Включить" w:value="АВР / АВР: Включить"/>
-                  <w:listItem w:displayText="АВР / АВР: Включить резервный ввод или секционный выключатель" w:value="АВР / АВР: Включить резервный ввод или секционный выключатель"/>
                   <w:listItem w:displayText="АВР / АВР: Готовность" w:value="АВР / АВР: Готовность"/>
-                  <w:listItem w:displayText="АВР / АВР: Разрешение" w:value="АВР / АВР: Разрешение"/>
+                  <w:listItem w:displayText="АВР / АВР: Пуск" w:value="АВР / АВР: Пуск"/>
+                  <w:listItem w:displayText="АВР / АВР: Разрешение отключения ВВ 1 секции шин" w:value="АВР / АВР: Разрешение отключения ВВ 1 секции шин"/>
+                  <w:listItem w:displayText="АВР / АВР: Разрешение отключения ВВ 2 секции шин" w:value="АВР / АВР: Разрешение отключения ВВ 2 секции шин"/>
                   <w:listItem w:displayText="АВР / АВР: Функция введена в работу" w:value="АВР / АВР: Функция введена в работу"/>
                   <w:listItem w:displayText="АВР / АВР: Функция оперативно выведена из работы" w:value="АВР / АВР: Функция оперативно выведена из работы"/>
                   <w:listItem w:displayText="АВР / ЗАВР: Запрет АВР" w:value="АВР / ЗАВР: Запрет АВР"/>
-                  <w:listItem w:displayText="АПВ ВВ / АПВ ВВ: АПВ неуспешно" w:value="АПВ ВВ / АПВ ВВ: АПВ неуспешно"/>
-                  <w:listItem w:displayText="АПВ ВВ / АПВ ВВ: АПВ успешно" w:value="АПВ ВВ / АПВ ВВ: АПВ успешно"/>
-                  <w:listItem w:displayText="АПВ ВВ / АПВ ВВ: Аварийное отключение" w:value="АПВ ВВ / АПВ ВВ: Аварийное отключение"/>
-                  <w:listItem w:displayText="АПВ ВВ / АПВ ВВ: Включение с контролем синхронизма" w:value="АПВ ВВ / АПВ ВВ: Включение с контролем синхронизма"/>
-                  <w:listItem w:displayText="АПВ ВВ / АПВ ВВ: Включить" w:value="АПВ ВВ / АПВ ВВ: Включить"/>
-                  <w:listItem w:displayText="АПВ ВВ / АПВ ВВ: Выключатель включен" w:value="АПВ ВВ / АПВ ВВ: Выключатель включен"/>
-                  <w:listItem w:displayText="АПВ ВВ / АПВ ВВ: Готовность" w:value="АПВ ВВ / АПВ ВВ: Готовность"/>
-                  <w:listItem w:displayText="АПВ ВВ / АПВ ВВ: Задержка включения" w:value="АПВ ВВ / АПВ ВВ: Задержка включения"/>
-                  <w:listItem w:displayText="АПВ ВВ / АПВ ВВ: Неуспешный цикл" w:value="АПВ ВВ / АПВ ВВ: Неуспешный цикл"/>
-                  <w:listItem w:displayText="АПВ ВВ / АПВ ВВ: Общая готовность" w:value="АПВ ВВ / АПВ ВВ: Общая готовность"/>
-                  <w:listItem w:displayText="АПВ ВВ / АПВ ВВ: Ожидание срабатывания" w:value="АПВ ВВ / АПВ ВВ: Ожидание срабатывания"/>
-                  <w:listItem w:displayText="АПВ ВВ / АПВ ВВ: Пуск" w:value="АПВ ВВ / АПВ ВВ: Пуск"/>
-                  <w:listItem w:displayText="АПВ ВВ / АПВ ВВ: Функция введена в работу" w:value="АПВ ВВ / АПВ ВВ: Функция введена в работу"/>
-                  <w:listItem w:displayText="АПВ ВВ / АПВ ВВ: Функция оперативно выведена из работы" w:value="АПВ ВВ / АПВ ВВ: Функция оперативно выведена из работы"/>
-                  <w:listItem w:displayText="АПВ ВВ / АПВ ВВ: Цикл АПВ прерван" w:value="АПВ ВВ / АПВ ВВ: Цикл АПВ прерван"/>
-                  <w:listItem w:displayText="АУ / АУ: Ввод ускорения" w:value="АУ / АУ: Ввод ускорения"/>
-                  <w:listItem w:displayText="АУ / АУ: Срабатывание" w:value="АУ / АУ: Срабатывание"/>
-                  <w:listItem w:displayText="АУ / АУ: Функция введена в работу" w:value="АУ / АУ: Функция введена в работу"/>
-                  <w:listItem w:displayText="АУ / АУ: Функция оперативно выведена из работы" w:value="АУ / АУ: Функция оперативно выведена из работы"/>
                   <w:listItem w:displayText="БК / БК: Срабатывание быстродействующих ступеней" w:value="БК / БК: Срабатывание быстродействующих ступеней"/>
                   <w:listItem w:displayText="БК / БК: Срабатывание медленнодействующих ступеней" w:value="БК / БК: Срабатывание медленнодействующих ступеней"/>
                   <w:listItem w:displayText="БК / БК: Функция введена в работу" w:value="БК / БК: Функция введена в работу"/>
                   <w:listItem w:displayText="БК / БК: Функция оперативно выведена из работы" w:value="БК / БК: Функция оперативно выведена из работы"/>
-                  <w:listItem w:displayText="БННвв / БННвв: Неисправность ЦН" w:value="БННвв / БННвв: Неисправность ЦН"/>
-                  <w:listItem w:displayText="БННвв / БННвв: Отключение автомата ТН" w:value="БННвв / БННвв: Отключение автомата ТН"/>
-                  <w:listItem w:displayText="БННвв / БННвв: Пуск 3U03f" w:value="БННвв / БННвв: Пуск 3U03f"/>
-                  <w:listItem w:displayText="БННвв / БННвв: Пуск U2I2" w:value="БННвв / БННвв: Пуск U2I2"/>
-                  <w:listItem w:displayText="БННвв / БННвв: Пуск dU0" w:value="БННвв / БННвв: Пуск dU0"/>
-                  <w:listItem w:displayText="БННвв / БННвв: Пуск minU3p" w:value="БННвв / БННвв: Пуск minU3p"/>
-                  <w:listItem w:displayText="БННвв / БННвв: Срабатывание" w:value="БННвв / БННвв: Срабатывание"/>
-                  <w:listItem w:displayText="БННвв / БННвв: Функция введена в работу" w:value="БННвв / БННвв: Функция введена в работу"/>
-                  <w:listItem w:displayText="БННвв / БННвв: Функция оперативно выведена из работы" w:value="БННвв / БННвв: Функция оперативно выведена из работы"/>
-                  <w:listItem w:displayText="БННш / БННш: Неисправность ЦН" w:value="БННш / БННш: Неисправность ЦН"/>
-                  <w:listItem w:displayText="БННш / БННш: Отключение автомата ТН" w:value="БННш / БННш: Отключение автомата ТН"/>
-                  <w:listItem w:displayText="БННш / БННш: Пуск 3U03f" w:value="БННш / БННш: Пуск 3U03f"/>
-                  <w:listItem w:displayText="БННш / БННш: Пуск U2I2" w:value="БННш / БННш: Пуск U2I2"/>
-                  <w:listItem w:displayText="БННш / БННш: Пуск dU0" w:value="БННш / БННш: Пуск dU0"/>
-                  <w:listItem w:displayText="БННш / БННш: Пуск minU3p" w:value="БННш / БННш: Пуск minU3p"/>
-                  <w:listItem w:displayText="БННш / БННш: Срабатывание" w:value="БННш / БННш: Срабатывание"/>
-                  <w:listItem w:displayText="БННш / БННш: Функция введена в работу" w:value="БННш / БННш: Функция введена в работу"/>
-                  <w:listItem w:displayText="БННш / БННш: Функция оперативно выведена из работы" w:value="БННш / БННш: Функция оперативно выведена из работы"/>
-                  <w:listItem w:displayText="ВНР / ВНР: Включение с КС" w:value="ВНР / ВНР: Включение с КС"/>
-                  <w:listItem w:displayText="ВНР / ВНР: Включить" w:value="ВНР / ВНР: Включить"/>
-                  <w:listItem w:displayText="ВНР / ВНР: Задержка включения с КС" w:value="ВНР / ВНР: Задержка включения с КС"/>
+                  <w:listItem w:displayText="БНН 1сш / БНН 1сш: Неисправность ЦН" w:value="БНН 1сш / БНН 1сш: Неисправность ЦН"/>
+                  <w:listItem w:displayText="БНН 1сш / БНН 1сш: Отключение автомата ТН" w:value="БНН 1сш / БНН 1сш: Отключение автомата ТН"/>
+                  <w:listItem w:displayText="БНН 1сш / БНН 1сш: Пуск 3U03f" w:value="БНН 1сш / БНН 1сш: Пуск 3U03f"/>
+                  <w:listItem w:displayText="БНН 1сш / БНН 1сш: Пуск U2I2" w:value="БНН 1сш / БНН 1сш: Пуск U2I2"/>
+                  <w:listItem w:displayText="БНН 1сш / БНН 1сш: Пуск dU0" w:value="БНН 1сш / БНН 1сш: Пуск dU0"/>
+                  <w:listItem w:displayText="БНН 1сш / БНН 1сш: Пуск minU3p" w:value="БНН 1сш / БНН 1сш: Пуск minU3p"/>
+                  <w:listItem w:displayText="БНН 1сш / БНН 1сш: Срабатывание" w:value="БНН 1сш / БНН 1сш: Срабатывание"/>
+                  <w:listItem w:displayText="БНН 1сш / БНН 1сш: Функция введена в работу" w:value="БНН 1сш / БНН 1сш: Функция введена в работу"/>
+                  <w:listItem w:displayText="БНН 1сш / БНН 1сш: Функция оперативно выведена из работы" w:value="БНН 1сш / БНН 1сш: Функция оперативно выведена из работы"/>
+                  <w:listItem w:displayText="БНН 2сш / БНН 2сш: Неисправность ЦН" w:value="БНН 2сш / БНН 2сш: Неисправность ЦН"/>
+                  <w:listItem w:displayText="БНН 2сш / БНН 2сш: Отключение автомата ТН" w:value="БНН 2сш / БНН 2сш: Отключение автомата ТН"/>
+                  <w:listItem w:displayText="БНН 2сш / БНН 2сш: Пуск U2I2" w:value="БНН 2сш / БНН 2сш: Пуск U2I2"/>
+                  <w:listItem w:displayText="БНН 2сш / БНН 2сш: Пуск minU3p" w:value="БНН 2сш / БНН 2сш: Пуск minU3p"/>
+                  <w:listItem w:displayText="БНН 2сш / БНН 2сш: Срабатывание" w:value="БНН 2сш / БНН 2сш: Срабатывание"/>
+                  <w:listItem w:displayText="БНН 2сш / БНН 2сш: Функция введена в работу" w:value="БНН 2сш / БНН 2сш: Функция введена в работу"/>
+                  <w:listItem w:displayText="БНН 2сш / БНН 2сш: Функция оперативно выведена из работы" w:value="БНН 2сш / БНН 2сш: Функция оперативно выведена из работы"/>
+                  <w:listItem w:displayText="ВНР / ВНР: Включение ВВ 1 секции шин" w:value="ВНР / ВНР: Включение ВВ 1 секции шин"/>
+                  <w:listItem w:displayText="ВНР / ВНР: Включение ВВ 2 секции шин" w:value="ВНР / ВНР: Включение ВВ 2 секции шин"/>
+                  <w:listItem w:displayText="ВНР / ВНР: Готовность ВВ 1 секции шин" w:value="ВНР / ВНР: Готовность ВВ 1 секции шин"/>
+                  <w:listItem w:displayText="ВНР / ВНР: Готовность ВВ 2 секции шин" w:value="ВНР / ВНР: Готовность ВВ 2 секции шин"/>
                   <w:listItem w:displayText="ВНР / ВНР: Ожидание ВНР" w:value="ВНР / ВНР: Ожидание ВНР"/>
-                  <w:listItem w:displayText="ВНР / ВНР: Отключить резервный ВВ или СВ" w:value="ВНР / ВНР: Отключить резервный ВВ или СВ"/>
+                  <w:listItem w:displayText="ВНР / ВНР: Отключить" w:value="ВНР / ВНР: Отключить"/>
                   <w:listItem w:displayText="ВНР / ВНР: Функция введена в работу" w:value="ВНР / ВНР: Функция введена в работу"/>
                   <w:listItem w:displayText="ВНР / ВНР: Функция оперативно выведена из работы" w:value="ВНР / ВНР: Функция оперативно выведена из работы"/>
                   <w:listItem w:displayText="ДЗ / АУ ДЗ: Пуск автоматического ускорения ДЗ" w:value="ДЗ / АУ ДЗ: Пуск автоматического ускорения ДЗ"/>
@@ -3588,7 +2999,14 @@
                   <w:listItem w:displayText="ДЗ / ДЗ-фф 3ст.: Срабатывание на сигнал" w:value="ДЗ / ДЗ-фф 3ст.: Срабатывание на сигнал"/>
                   <w:listItem w:displayText="ДЗ / ДЗ-фф 3ст.: Функция введена в работу" w:value="ДЗ / ДЗ-фф 3ст.: Функция введена в работу"/>
                   <w:listItem w:displayText="ДЗ / ДЗ-фф 3ст.: Функция оперативно выведена из работы" w:value="ДЗ / ДЗ-фф 3ст.: Функция оперативно выведена из работы"/>
-                  <w:listItem w:displayText="ДЗ / ДЗ: Пуск" w:value="ДЗ / ДЗ: Пуск"/>
+                  <w:listItem w:displayText="ДЗ / ДЗ-фф 4ст.: Пуск ДЗ-фф 4 ст." w:value="ДЗ / ДЗ-фф 4ст.: Пуск ДЗ-фф 4 ст."/>
+                  <w:listItem w:displayText="ДЗ / ДЗ-фф 4ст.: Пуск ИО сопротивления Zab (фаза-фаза4)" w:value="ДЗ / ДЗ-фф 4ст.: Пуск ИО сопротивления Zab (фаза-фаза4)"/>
+                  <w:listItem w:displayText="ДЗ / ДЗ-фф 4ст.: Пуск ИО сопротивления Zbc (фаза-фаза4)" w:value="ДЗ / ДЗ-фф 4ст.: Пуск ИО сопротивления Zbc (фаза-фаза4)"/>
+                  <w:listItem w:displayText="ДЗ / ДЗ-фф 4ст.: Пуск ИО сопротивления Zca (фаза-фаза4)" w:value="ДЗ / ДЗ-фф 4ст.: Пуск ИО сопротивления Zca (фаза-фаза4)"/>
+                  <w:listItem w:displayText="ДЗ / ДЗ-фф 4ст.: Срабатывание ДЗ-фф 4 ст." w:value="ДЗ / ДЗ-фф 4ст.: Срабатывание ДЗ-фф 4 ст."/>
+                  <w:listItem w:displayText="ДЗ / ДЗ-фф 4ст.: Срабатывание на сигнал" w:value="ДЗ / ДЗ-фф 4ст.: Срабатывание на сигнал"/>
+                  <w:listItem w:displayText="ДЗ / ДЗ-фф 4ст.: Функция введена в работу" w:value="ДЗ / ДЗ-фф 4ст.: Функция введена в работу"/>
+                  <w:listItem w:displayText="ДЗ / ДЗ-фф 4ст.: Функция оперативно выведена из работы" w:value="ДЗ / ДЗ-фф 4ст.: Функция оперативно выведена из работы"/>
                   <w:listItem w:displayText="ДЗ / ОН: Обратное" w:value="ДЗ / ОН: Обратное"/>
                   <w:listItem w:displayText="ДЗ / ОН: Обратное направление контура BC" w:value="ДЗ / ОН: Обратное направление контура BC"/>
                   <w:listItem w:displayText="ДЗ / ОН: Обратное направление контура CA" w:value="ДЗ / ОН: Обратное направление контура CA"/>
@@ -3613,13 +3031,6 @@
                   <w:listItem w:displayText="ЗДЗ / ЗДЗ: Срабатывание на сигнал" w:value="ЗДЗ / ЗДЗ: Срабатывание на сигнал"/>
                   <w:listItem w:displayText="ЗДЗ / ЗДЗ: Функция введена в работу" w:value="ЗДЗ / ЗДЗ: Функция введена в работу"/>
                   <w:listItem w:displayText="ЗДЗ / ЗДЗ: Функция оперативно выведена из работы" w:value="ЗДЗ / ЗДЗ: Функция оперативно выведена из работы"/>
-                  <w:listItem w:displayText="ЗМН / ЗМН: Пуск" w:value="ЗМН / ЗМН: Пуск"/>
-                  <w:listItem w:displayText="ЗМН / ЗМН: Пуск ИО напряжения" w:value="ЗМН / ЗМН: Пуск ИО напряжения"/>
-                  <w:listItem w:displayText="ЗМН / ЗМН: Пуск ИО напряжения ОП" w:value="ЗМН / ЗМН: Пуск ИО напряжения ОП"/>
-                  <w:listItem w:displayText="ЗМН / ЗМН: Срабатывание" w:value="ЗМН / ЗМН: Срабатывание"/>
-                  <w:listItem w:displayText="ЗМН / ЗМН: Срабатывание на сигнал" w:value="ЗМН / ЗМН: Срабатывание на сигнал"/>
-                  <w:listItem w:displayText="ЗМН / ЗМН: Функция введена в работу" w:value="ЗМН / ЗМН: Функция введена в работу"/>
-                  <w:listItem w:displayText="ЗМН / ЗМН: Функция оперативно выведена из работы" w:value="ЗМН / ЗМН: Функция оперативно выведена из работы"/>
                   <w:listItem w:displayText="ЗОП / ЗОП: Пуск" w:value="ЗОП / ЗОП: Пуск"/>
                   <w:listItem w:displayText="ЗОП / ЗОП: Пуск ИО по несимметрии токов прямой и обратной последовательности" w:value="ЗОП / ЗОП: Пуск ИО по несимметрии токов прямой и обратной последовательности"/>
                   <w:listItem w:displayText="ЗОП / ЗОП: Пуск ИО тока обратной последовательности" w:value="ЗОП / ЗОП: Пуск ИО тока обратной последовательности"/>
@@ -3627,126 +3038,26 @@
                   <w:listItem w:displayText="ЗОП / ЗОП: Срабатывание на сигнал" w:value="ЗОП / ЗОП: Срабатывание на сигнал"/>
                   <w:listItem w:displayText="ЗОП / ЗОП: Функция введена в работу" w:value="ЗОП / ЗОП: Функция введена в работу"/>
                   <w:listItem w:displayText="ЗОП / ЗОП: Функция оперативно выведена из работы" w:value="ЗОП / ЗОП: Функция оперативно выведена из работы"/>
-                  <w:listItem w:displayText="ЗП / ЗП: Пуск" w:value="ЗП / ЗП: Пуск"/>
-                  <w:listItem w:displayText="ЗП / ЗП: Пуск ИО максимального тока" w:value="ЗП / ЗП: Пуск ИО максимального тока"/>
-                  <w:listItem w:displayText="ЗП / ЗП: Срабатывание" w:value="ЗП / ЗП: Срабатывание"/>
-                  <w:listItem w:displayText="ЗП / ЗП: Срабатывание на сигнал" w:value="ЗП / ЗП: Срабатывание на сигнал"/>
-                  <w:listItem w:displayText="ЗП / ЗП: Функция введена в работу" w:value="ЗП / ЗП: Функция введена в работу"/>
-                  <w:listItem w:displayText="ЗП / ЗП: Функция оперативно выведена из работы" w:value="ЗП / ЗП: Функция оперативно выведена из работы"/>
-                  <w:listItem w:displayText="КА / В: Выключатель включен" w:value="КА / В: Выключатель включен"/>
-                  <w:listItem w:displayText="КА / В: Выключатель отключен" w:value="КА / В: Выключатель отключен"/>
-                  <w:listItem w:displayText="КА / В: Команда «включить» выключатель через выходное реле" w:value="КА / В: Команда «включить» выключатель через выходное реле"/>
-                  <w:listItem w:displayText="КА / В: Команда «отключить» выключатель через выходное реле" w:value="КА / В: Команда «отключить» выключатель через выходное реле"/>
-                  <w:listItem w:displayText="КА / В: Неисправное положение выключателя" w:value="КА / В: Неисправное положение выключателя"/>
-                  <w:listItem w:displayText="КА / В: Промежуточное положение выключателя" w:value="КА / В: Промежуточное положение выключателя"/>
-                  <w:listItem w:displayText="КА / В: Функция введена в работу" w:value="КА / В: Функция введена в работу"/>
-                  <w:listItem w:displayText="КА / ВЭ1: Команда «вкатить» выкатной элемент через выходное реле" w:value="КА / ВЭ1: Команда «вкатить» выкатной элемент через выходное реле"/>
-                  <w:listItem w:displayText="КА / ВЭ1: Команда «выкатить» выкатной элемент через выходное реле" w:value="КА / ВЭ1: Команда «выкатить» выкатной элемент через выходное реле"/>
-                  <w:listItem w:displayText="КА / ВЭ1: Неисправное положение выкатного элемента" w:value="КА / ВЭ1: Неисправное положение выкатного элемента"/>
-                  <w:listItem w:displayText="КА / ВЭ1: Положение выкатного элемента «Вкачен»" w:value="КА / ВЭ1: Положение выкатного элемента «Вкачен»"/>
-                  <w:listItem w:displayText="КА / ВЭ1: Положение выкатного элемента «Выкачен»" w:value="КА / ВЭ1: Положение выкатного элемента «Выкачен»"/>
-                  <w:listItem w:displayText="КА / ВЭ1: Промежуточное положение выкатного элемента" w:value="КА / ВЭ1: Промежуточное положение выкатного элемента"/>
-                  <w:listItem w:displayText="КА / ВЭ1: Ремонтное положение выкатного элемента" w:value="КА / ВЭ1: Ремонтное положение выкатного элемента"/>
-                  <w:listItem w:displayText="КА / ВЭ1: Функция введена в работу" w:value="КА / ВЭ1: Функция введена в работу"/>
-                  <w:listItem w:displayText="КА / ВЭ2: Команда «вкатить» выкатной элемент через выходное реле" w:value="КА / ВЭ2: Команда «вкатить» выкатной элемент через выходное реле"/>
-                  <w:listItem w:displayText="КА / ВЭ2: Команда «выкатить» выкатной элемент через выходное реле" w:value="КА / ВЭ2: Команда «выкатить» выкатной элемент через выходное реле"/>
-                  <w:listItem w:displayText="КА / ВЭ2: Неисправное положение выкатного элемента" w:value="КА / ВЭ2: Неисправное положение выкатного элемента"/>
-                  <w:listItem w:displayText="КА / ВЭ2: Положение выкатного элемента «Вкачен»" w:value="КА / ВЭ2: Положение выкатного элемента «Вкачен»"/>
-                  <w:listItem w:displayText="КА / ВЭ2: Положение выкатного элемента «Выкачен»" w:value="КА / ВЭ2: Положение выкатного элемента «Выкачен»"/>
-                  <w:listItem w:displayText="КА / ВЭ2: Промежуточное положение выкатного элемента" w:value="КА / ВЭ2: Промежуточное положение выкатного элемента"/>
-                  <w:listItem w:displayText="КА / ВЭ2: Ремонтное положение выкатного элемента" w:value="КА / ВЭ2: Ремонтное положение выкатного элемента"/>
-                  <w:listItem w:displayText="КА / ВЭ2: Функция введена в работу" w:value="КА / ВЭ2: Функция введена в работу"/>
-                  <w:listItem w:displayText="КА / ЗН: Заземляющий нож включен" w:value="КА / ЗН: Заземляющий нож включен"/>
-                  <w:listItem w:displayText="КА / ЗН: Заземляющий нож отключен" w:value="КА / ЗН: Заземляющий нож отключен"/>
-                  <w:listItem w:displayText="КА / ЗН: Команда «включить» заземляющий нож через выходное реле" w:value="КА / ЗН: Команда «включить» заземляющий нож через выходное реле"/>
-                  <w:listItem w:displayText="КА / ЗН: Команда «отключить» заземляющий нож через выходное реле" w:value="КА / ЗН: Команда «отключить» заземляющий нож через выходное реле"/>
-                  <w:listItem w:displayText="КА / ЗН: Неисправное положение заземляющего ножа" w:value="КА / ЗН: Неисправное положение заземляющего ножа"/>
-                  <w:listItem w:displayText="КА / ЗН: Промежуточное положение заземляющего ножа" w:value="КА / ЗН: Промежуточное положение заземляющего ножа"/>
-                  <w:listItem w:displayText="КА / ЗН: Функция введена в работу" w:value="КА / ЗН: Функция введена в работу"/>
-                  <w:listItem w:displayText="КА / КА: Функция введена в работу" w:value="КА / КА: Функция введена в работу"/>
-                  <w:listItem w:displayText="КА / КА: Функция оперативно выведена из работы" w:value="КА / КА: Функция оперативно выведена из работы"/>
-                  <w:listItem w:displayText="КННвв / КННвв: Пуск" w:value="КННвв / КННвв: Пуск"/>
-                  <w:listItem w:displayText="КННвв / КННвв: Пуск ИО напряжения" w:value="КННвв / КННвв: Пуск ИО напряжения"/>
-                  <w:listItem w:displayText="КННвв / КННвв: Пуск ИО напряжения ОП" w:value="КННвв / КННвв: Пуск ИО напряжения ОП"/>
-                  <w:listItem w:displayText="КННвв / КННвв: Функция введена в работу" w:value="КННвв / КННвв: Функция введена в работу"/>
-                  <w:listItem w:displayText="КННвв / КННвв: Функция оперативно выведена из работы" w:value="КННвв / КННвв: Функция оперативно выведена из работы"/>
-                  <w:listItem w:displayText="КННш / КННш: Пуск" w:value="КННш / КННш: Пуск"/>
-                  <w:listItem w:displayText="КННш / КННш: Пуск ИО напряжения" w:value="КННш / КННш: Пуск ИО напряжения"/>
-                  <w:listItem w:displayText="КННш / КННш: Пуск ИО напряжения ОП" w:value="КННш / КННш: Пуск ИО напряжения ОП"/>
-                  <w:listItem w:displayText="КННш / КННш: Функция введена в работу" w:value="КННш / КННш: Функция введена в работу"/>
-                  <w:listItem w:displayText="КННш / КННш: Функция оперативно выведена из работы" w:value="КННш / КННш: Функция оперативно выведена из работы"/>
-                  <w:listItem w:displayText="КОНвв / КОНвв: Пуск" w:value="КОНвв / КОНвв: Пуск"/>
-                  <w:listItem w:displayText="КОНвв / КОНвв: Пуск ИО напряжения" w:value="КОНвв / КОНвв: Пуск ИО напряжения"/>
-                  <w:listItem w:displayText="КОНвв / КОНвв: Пуск ИО напряжения ОП" w:value="КОНвв / КОНвв: Пуск ИО напряжения ОП"/>
-                  <w:listItem w:displayText="КОНвв / КОНвв: Функция введена в работу" w:value="КОНвв / КОНвв: Функция введена в работу"/>
-                  <w:listItem w:displayText="КОНвв / КОНвв: Функция оперативно выведена из работы" w:value="КОНвв / КОНвв: Функция оперативно выведена из работы"/>
-                  <w:listItem w:displayText="КОНш / КОНш: Пуск" w:value="КОНш / КОНш: Пуск"/>
-                  <w:listItem w:displayText="КОНш / КОНш: Пуск ИО напряжения" w:value="КОНш / КОНш: Пуск ИО напряжения"/>
-                  <w:listItem w:displayText="КОНш / КОНш: Пуск ИО напряжения ОП" w:value="КОНш / КОНш: Пуск ИО напряжения ОП"/>
-                  <w:listItem w:displayText="КОНш / КОНш: Функция введена в работу" w:value="КОНш / КОНш: Функция введена в работу"/>
-                  <w:listItem w:displayText="КОНш / КОНш: Функция оперативно выведена из работы" w:value="КОНш / КОНш: Функция оперативно выведена из работы"/>
-                  <w:listItem w:displayText="КП / КП: Идет переключение" w:value="КП / КП: Идет переключение"/>
-                  <w:listItem w:displayText="КП / КП: Функция введена в работу" w:value="КП / КП: Функция введена в работу"/>
-                  <w:listItem w:displayText="КП / КП: Функция оперативно выведена из работы" w:value="КП / КП: Функция оперативно выведена из работы"/>
-                  <w:listItem w:displayText="КП / ОБР В: Блокировка включения" w:value="КП / ОБР В: Блокировка включения"/>
-                  <w:listItem w:displayText="КП / ОБР В: Разрешить включение" w:value="КП / ОБР В: Разрешить включение"/>
-                  <w:listItem w:displayText="КП / ОБР ВЭ1: Разрешение управления первым выкатным элементом" w:value="КП / ОБР ВЭ1: Разрешение управления первым выкатным элементом"/>
-                  <w:listItem w:displayText="КП / ОБР ВЭ2: Разрешение управления вторым выкатным элементом" w:value="КП / ОБР ВЭ2: Разрешение управления вторым выкатным элементом"/>
-                  <w:listItem w:displayText="КП / ОБР ЗН: Разрешение управления заземляющим ножом" w:value="КП / ОБР ЗН: Разрешение управления заземляющим ножом"/>
-                  <w:listItem w:displayText="КП / УВ: Включение с контролем синхронизма" w:value="КП / УВ: Включение с контролем синхронизма"/>
-                  <w:listItem w:displayText="КП / УВ: Включить выключатель" w:value="КП / УВ: Включить выключатель"/>
-                  <w:listItem w:displayText="КП / УВ: Задержка включения с контролем синхронизма" w:value="КП / УВ: Задержка включения с контролем синхронизма"/>
-                  <w:listItem w:displayText="КП / УВ: Идет переключение" w:value="КП / УВ: Идет переключение"/>
-                  <w:listItem w:displayText="КП / УВ: Отключить выключатель" w:value="КП / УВ: Отключить выключатель"/>
-                  <w:listItem w:displayText="КП / УВ: Поведение местного управления" w:value="КП / УВ: Поведение местного управления"/>
-                  <w:listItem w:displayText="КП / УВ: Положение В (Включено)" w:value="КП / УВ: Положение В (Включено)"/>
-                  <w:listItem w:displayText="КП / УВ: Положение В (Не определено)" w:value="КП / УВ: Положение В (Не определено)"/>
-                  <w:listItem w:displayText="КП / УВ: Положение В (Неисправность)" w:value="КП / УВ: Положение В (Неисправность)"/>
-                  <w:listItem w:displayText="КП / УВ: Положение В (Отключено)" w:value="КП / УВ: Положение В (Отключено)"/>
-                  <w:listItem w:displayText="КП / УВ: Положение ключа режима управления" w:value="КП / УВ: Положение ключа режима управления"/>
-                  <w:listItem w:displayText="КП / УВ: Право переключения на уровне станции" w:value="КП / УВ: Право переключения на уровне станции"/>
-                  <w:listItem w:displayText="КП / УВ: Сигнал превышения допустимого времени переключения" w:value="КП / УВ: Сигнал превышения допустимого времени переключения"/>
-                  <w:listItem w:displayText="КП / УВ: Функция введена в работу" w:value="КП / УВ: Функция введена в работу"/>
-                  <w:listItem w:displayText="КП / УВЭ1: Вкатить первый выкатной элемент" w:value="КП / УВЭ1: Вкатить первый выкатной элемент"/>
-                  <w:listItem w:displayText="КП / УВЭ1: Выкатить первый выкатной элемент" w:value="КП / УВЭ1: Выкатить первый выкатной элемент"/>
-                  <w:listItem w:displayText="КП / УВЭ1: Идет переключение" w:value="КП / УВЭ1: Идет переключение"/>
-                  <w:listItem w:displayText="КП / УВЭ1: Поведение местного управления" w:value="КП / УВЭ1: Поведение местного управления"/>
-                  <w:listItem w:displayText="КП / УВЭ1: Положение ВЭ1 (Вкачен)" w:value="КП / УВЭ1: Положение ВЭ1 (Вкачен)"/>
-                  <w:listItem w:displayText="КП / УВЭ1: Положение ВЭ1 (Выкачен)" w:value="КП / УВЭ1: Положение ВЭ1 (Выкачен)"/>
-                  <w:listItem w:displayText="КП / УВЭ1: Положение ВЭ1 (Не определено)" w:value="КП / УВЭ1: Положение ВЭ1 (Не определено)"/>
-                  <w:listItem w:displayText="КП / УВЭ1: Положение ВЭ1 (Неисправность)" w:value="КП / УВЭ1: Положение ВЭ1 (Неисправность)"/>
-                  <w:listItem w:displayText="КП / УВЭ1: Положение ключа режима управления" w:value="КП / УВЭ1: Положение ключа режима управления"/>
-                  <w:listItem w:displayText="КП / УВЭ1: Право переключения на уровне станции" w:value="КП / УВЭ1: Право переключения на уровне станции"/>
-                  <w:listItem w:displayText="КП / УВЭ1: Сигнал превышения допустимого времени переключения" w:value="КП / УВЭ1: Сигнал превышения допустимого времени переключения"/>
-                  <w:listItem w:displayText="КП / УВЭ1: Функция введена в работу" w:value="КП / УВЭ1: Функция введена в работу"/>
-                  <w:listItem w:displayText="КП / УВЭ2: Вкатить второй выкатной элемент" w:value="КП / УВЭ2: Вкатить второй выкатной элемент"/>
-                  <w:listItem w:displayText="КП / УВЭ2: Выкатить второй выкатной элемент" w:value="КП / УВЭ2: Выкатить второй выкатной элемент"/>
-                  <w:listItem w:displayText="КП / УВЭ2: Идет переключение" w:value="КП / УВЭ2: Идет переключение"/>
-                  <w:listItem w:displayText="КП / УВЭ2: Поведение местного управления" w:value="КП / УВЭ2: Поведение местного управления"/>
-                  <w:listItem w:displayText="КП / УВЭ2: Положение ВЭ2 (Вкачен)" w:value="КП / УВЭ2: Положение ВЭ2 (Вкачен)"/>
-                  <w:listItem w:displayText="КП / УВЭ2: Положение ВЭ2 (Выкачен)" w:value="КП / УВЭ2: Положение ВЭ2 (Выкачен)"/>
-                  <w:listItem w:displayText="КП / УВЭ2: Положение ВЭ2 (Не определено)" w:value="КП / УВЭ2: Положение ВЭ2 (Не определено)"/>
-                  <w:listItem w:displayText="КП / УВЭ2: Положение ВЭ2 (Неисправность)" w:value="КП / УВЭ2: Положение ВЭ2 (Неисправность)"/>
-                  <w:listItem w:displayText="КП / УВЭ2: Положение ключа режима управления" w:value="КП / УВЭ2: Положение ключа режима управления"/>
-                  <w:listItem w:displayText="КП / УВЭ2: Право переключения на уровне станции" w:value="КП / УВЭ2: Право переключения на уровне станции"/>
-                  <w:listItem w:displayText="КП / УВЭ2: Сигнал превышения допустимого времени переключения" w:value="КП / УВЭ2: Сигнал превышения допустимого времени переключения"/>
-                  <w:listItem w:displayText="КП / УВЭ2: Функция введена в работу" w:value="КП / УВЭ2: Функция введена в работу"/>
-                  <w:listItem w:displayText="КП / УЗН: Включить заземляющий нож" w:value="КП / УЗН: Включить заземляющий нож"/>
-                  <w:listItem w:displayText="КП / УЗН: Идет переключение" w:value="КП / УЗН: Идет переключение"/>
-                  <w:listItem w:displayText="КП / УЗН: Отключить заземляющий нож" w:value="КП / УЗН: Отключить заземляющий нож"/>
-                  <w:listItem w:displayText="КП / УЗН: Поведение местного управления" w:value="КП / УЗН: Поведение местного управления"/>
-                  <w:listItem w:displayText="КП / УЗН: Положение ЗН (Включено)" w:value="КП / УЗН: Положение ЗН (Включено)"/>
-                  <w:listItem w:displayText="КП / УЗН: Положение ЗН (Не определено)" w:value="КП / УЗН: Положение ЗН (Не определено)"/>
-                  <w:listItem w:displayText="КП / УЗН: Положение ЗН (Неисправность)" w:value="КП / УЗН: Положение ЗН (Неисправность)"/>
-                  <w:listItem w:displayText="КП / УЗН: Положение ЗН (Отключено)" w:value="КП / УЗН: Положение ЗН (Отключено)"/>
-                  <w:listItem w:displayText="КП / УЗН: Положение ключа режима управления" w:value="КП / УЗН: Положение ключа режима управления"/>
-                  <w:listItem w:displayText="КП / УЗН: Право переключения на уровне станции" w:value="КП / УЗН: Право переключения на уровне станции"/>
-                  <w:listItem w:displayText="КП / УЗН: Сигнал превышения допустимого времени переключения" w:value="КП / УЗН: Сигнал превышения допустимого времени переключения"/>
-                  <w:listItem w:displayText="КП / УЗН: Функция введена в работу" w:value="КП / УЗН: Функция введена в работу"/>
-                  <w:listItem w:displayText="КРВ / КРВ: Превышен коммутационный ресурс выключателя" w:value="КРВ / КРВ: Превышен коммутационный ресурс выключателя"/>
-                  <w:listItem w:displayText="КРВ / КРВ: Превышен механический ресурс выключателя" w:value="КРВ / КРВ: Превышен механический ресурс выключателя"/>
-                  <w:listItem w:displayText="КРВ / КРВ: Превышен ресурс выключателя" w:value="КРВ / КРВ: Превышен ресурс выключателя"/>
-                  <w:listItem w:displayText="КРВ / КРВ: Функция введена в работу" w:value="КРВ / КРВ: Функция введена в работу"/>
+                  <w:listItem w:displayText="КНН 1сш / КНН 1сш: Пуск" w:value="КНН 1сш / КНН 1сш: Пуск"/>
+                  <w:listItem w:displayText="КНН 1сш / КНН 1сш: Пуск ИО напряжения" w:value="КНН 1сш / КНН 1сш: Пуск ИО напряжения"/>
+                  <w:listItem w:displayText="КНН 1сш / КНН 1сш: Пуск ИО напряжения ОП" w:value="КНН 1сш / КНН 1сш: Пуск ИО напряжения ОП"/>
+                  <w:listItem w:displayText="КНН 1сш / КНН 1сш: Функция введена в работу" w:value="КНН 1сш / КНН 1сш: Функция введена в работу"/>
+                  <w:listItem w:displayText="КНН 1сш / КНН 1сш: Функция оперативно выведена из работы" w:value="КНН 1сш / КНН 1сш: Функция оперативно выведена из работы"/>
+                  <w:listItem w:displayText="КНН 2сш / КНН 2сш: Пуск" w:value="КНН 2сш / КНН 2сш: Пуск"/>
+                  <w:listItem w:displayText="КНН 2сш / КНН 2сш: Пуск ИО напряжения" w:value="КНН 2сш / КНН 2сш: Пуск ИО напряжения"/>
+                  <w:listItem w:displayText="КНН 2сш / КНН 2сш: Пуск ИО напряжения ОП" w:value="КНН 2сш / КНН 2сш: Пуск ИО напряжения ОП"/>
+                  <w:listItem w:displayText="КНН 2сш / КНН 2сш: Функция введена в работу" w:value="КНН 2сш / КНН 2сш: Функция введена в работу"/>
+                  <w:listItem w:displayText="КНН 2сш / КНН 2сш: Функция оперативно выведена из работы" w:value="КНН 2сш / КНН 2сш: Функция оперативно выведена из работы"/>
+                  <w:listItem w:displayText="КОН 1сш / КОН 1сш: Пуск" w:value="КОН 1сш / КОН 1сш: Пуск"/>
+                  <w:listItem w:displayText="КОН 1сш / КОН 1сш: Пуск ИО напряжения" w:value="КОН 1сш / КОН 1сш: Пуск ИО напряжения"/>
+                  <w:listItem w:displayText="КОН 1сш / КОН 1сш: Пуск ИО напряжения ОП" w:value="КОН 1сш / КОН 1сш: Пуск ИО напряжения ОП"/>
+                  <w:listItem w:displayText="КОН 1сш / КОН 1сш: Функция введена в работу" w:value="КОН 1сш / КОН 1сш: Функция введена в работу"/>
+                  <w:listItem w:displayText="КОН 1сш / КОН 1сш: Функция оперативно выведена из работы" w:value="КОН 1сш / КОН 1сш: Функция оперативно выведена из работы"/>
+                  <w:listItem w:displayText="КОН 2сш / КОН 2сш: Пуск" w:value="КОН 2сш / КОН 2сш: Пуск"/>
+                  <w:listItem w:displayText="КОН 2сш / КОН 2сш: Пуск ИО напряжения" w:value="КОН 2сш / КОН 2сш: Пуск ИО напряжения"/>
+                  <w:listItem w:displayText="КОН 2сш / КОН 2сш: Пуск ИО напряжения ОП" w:value="КОН 2сш / КОН 2сш: Пуск ИО напряжения ОП"/>
+                  <w:listItem w:displayText="КОН 2сш / КОН 2сш: Функция введена в работу" w:value="КОН 2сш / КОН 2сш: Функция введена в работу"/>
+                  <w:listItem w:displayText="КОН 2сш / КОН 2сш: Функция оперативно выведена из работы" w:value="КОН 2сш / КОН 2сш: Функция оперативно выведена из работы"/>
                   <w:listItem w:displayText="КС / КС: Блокировка по скорости изменения частоты" w:value="КС / КС: Блокировка по скорости изменения частоты"/>
                   <w:listItem w:displayText="КС / КС: Нет условий по напряжению" w:value="КС / КС: Нет условий по напряжению"/>
                   <w:listItem w:displayText="КС / КС: Нет условий по углу" w:value="КС / КС: Нет условий по углу"/>
@@ -3756,22 +3067,9 @@
                   <w:listItem w:displayText="КС / КС: Общий пуск" w:value="КС / КС: Общий пуск"/>
                   <w:listItem w:displayText="КС / КС: Пуск условий ожидания синхронизма" w:value="КС / КС: Пуск условий ожидания синхронизма"/>
                   <w:listItem w:displayText="КС / КС: Пуск условий улавливания синхронизма" w:value="КС / КС: Пуск условий улавливания синхронизма"/>
-                  <w:listItem w:displayText="КС / КС: Разрешение автоматического включения" w:value="КС / КС: Разрешение автоматического включения"/>
                   <w:listItem w:displayText="КС / КС: Разрешение оперативного включения" w:value="КС / КС: Разрешение оперативного включения"/>
                   <w:listItem w:displayText="КС / КС: Функция введена в работу" w:value="КС / КС: Функция введена в работу"/>
                   <w:listItem w:displayText="КС / КС: Функция оперативно выведена из работы" w:value="КС / КС: Функция оперативно выведена из работы"/>
-                  <w:listItem w:displayText="КСВ / КСВ: Блокировка включения В" w:value="КСВ / КСВ: Блокировка включения В"/>
-                  <w:listItem w:displayText="КСВ / КСВ: Блокировка отключения В" w:value="КСВ / КСВ: Блокировка отключения В"/>
-                  <w:listItem w:displayText="КСВ / КСВ: В аварийно отключен" w:value="КСВ / КСВ: В аварийно отключен"/>
-                  <w:listItem w:displayText="КСВ / КСВ: В самопроизвольно отключен" w:value="КСВ / КСВ: В самопроизвольно отключен"/>
-                  <w:listItem w:displayText="КСВ / КСВ: Защита ЭМВ" w:value="КСВ / КСВ: Защита ЭМВ"/>
-                  <w:listItem w:displayText="КСВ / КСВ: Защита ЭМО1" w:value="КСВ / КСВ: Защита ЭМО1"/>
-                  <w:listItem w:displayText="КСВ / КСВ: Защита ЭМО2" w:value="КСВ / КСВ: Защита ЭМО2"/>
-                  <w:listItem w:displayText="КСВ / КСВ: Неисправность В" w:value="КСВ / КСВ: Неисправность В"/>
-                  <w:listItem w:displayText="КСВ / КСВ: Неисправность цепей ЭМУ" w:value="КСВ / КСВ: Неисправность цепей ЭМУ"/>
-                  <w:listItem w:displayText="КСВ / КСВ: Реле фиксации команды" w:value="КСВ / КСВ: Реле фиксации команды"/>
-                  <w:listItem w:displayText="КСВ / КСВ: Функция введена в работу" w:value="КСВ / КСВ: Функция введена в работу"/>
-                  <w:listItem w:displayText="КСВ / КСВ: Функция оперативно выведена из работы" w:value="КСВ / КСВ: Функция оперативно выведена из работы"/>
                   <w:listItem w:displayText="ЛЗШ / ЛЗШ: Обнаружение неисправности" w:value="ЛЗШ / ЛЗШ: Обнаружение неисправности"/>
                   <w:listItem w:displayText="ЛЗШ / ЛЗШ: Пуск" w:value="ЛЗШ / ЛЗШ: Пуск"/>
                   <w:listItem w:displayText="ЛЗШ / ЛЗШ: Пуск ИО тока по фазе B" w:value="ЛЗШ / ЛЗШ: Пуск ИО тока по фазе B"/>
@@ -3784,27 +3082,19 @@
                   <w:listItem w:displayText="ЛЗШ / ЛЗШ: Срабатывание на сигнал" w:value="ЛЗШ / ЛЗШ: Срабатывание на сигнал"/>
                   <w:listItem w:displayText="ЛЗШ / ЛЗШ: Функция введена в работу" w:value="ЛЗШ / ЛЗШ: Функция введена в работу"/>
                   <w:listItem w:displayText="ЛЗШ / ЛЗШ: Функция оперативно выведена из работы" w:value="ЛЗШ / ЛЗШ: Функция оперативно выведена из работы"/>
-                  <w:listItem w:displayText="ЛОВ / ЗАВР ЛО: Запрет АВР" w:value="ЛОВ / ЗАВР ЛО: Запрет АВР"/>
-                  <w:listItem w:displayText="ЛОВ / ЗАВР ЛО: Функция введена в работу" w:value="ЛОВ / ЗАВР ЛО: Функция введена в работу"/>
-                  <w:listItem w:displayText="ЛОВ / ЗАВР ЛО: Функция оперативно выведена из работы" w:value="ЛОВ / ЗАВР ЛО: Функция оперативно выведена из работы"/>
-                  <w:listItem w:displayText="ЛОВ / ЗАПВ: Запрет АПВ" w:value="ЛОВ / ЗАПВ: Запрет АПВ"/>
-                  <w:listItem w:displayText="ЛОВ / ЗАПВ: Функция введена в работу" w:value="ЛОВ / ЗАПВ: Функция введена в работу"/>
-                  <w:listItem w:displayText="ЛОВ / ЗАПВ: Функция оперативно выведена из работы" w:value="ЛОВ / ЗАПВ: Функция оперативно выведена из работы"/>
-                  <w:listItem w:displayText="ЛОВ / ЛВ ВНР: Включение с КС" w:value="ЛОВ / ЛВ ВНР: Включение с КС"/>
-                  <w:listItem w:displayText="ЛОВ / ЛВ ВНР: Включить" w:value="ЛОВ / ЛВ ВНР: Включить"/>
-                  <w:listItem w:displayText="ЛОВ / ЛВ ВНР: Задержка включения с КС" w:value="ЛОВ / ЛВ ВНР: Задержка включения с КС"/>
-                  <w:listItem w:displayText="ЛОВ / ЛВ ВНР: Функция введена в работу" w:value="ЛОВ / ЛВ ВНР: Функция введена в работу"/>
-                  <w:listItem w:displayText="ЛОВ / ЛВ ВНР: Функция оперативно выведена из работы" w:value="ЛОВ / ЛВ ВНР: Функция оперативно выведена из работы"/>
-                  <w:listItem w:displayText="ЛОВ / ЛО ВНР: Отключение" w:value="ЛОВ / ЛО ВНР: Отключение"/>
-                  <w:listItem w:displayText="ЛОВ / ЛО ВНР: Отключить" w:value="ЛОВ / ЛО ВНР: Отключить"/>
-                  <w:listItem w:displayText="ЛОВ / ЛО ВНР: Функция введена в работу" w:value="ЛОВ / ЛО ВНР: Функция введена в работу"/>
-                  <w:listItem w:displayText="ЛОВ / ЛО ВНР: Функция оперативно выведена из работы" w:value="ЛОВ / ЛО ВНР: Функция оперативно выведена из работы"/>
-                  <w:listItem w:displayText="ЛОВ / ЛО РЗ: Отключение" w:value="ЛОВ / ЛО РЗ: Отключение"/>
-                  <w:listItem w:displayText="ЛОВ / ЛО РЗ: Отключить" w:value="ЛОВ / ЛО РЗ: Отключить"/>
-                  <w:listItem w:displayText="ЛОВ / ЛО РЗ: Функция введена в работу" w:value="ЛОВ / ЛО РЗ: Функция введена в работу"/>
-                  <w:listItem w:displayText="ЛОВ / ЛО РЗ: Функция оперативно выведена из работы" w:value="ЛОВ / ЛО РЗ: Функция оперативно выведена из работы"/>
+                  <w:listItem w:displayText="ЛО / ЗАВР ЛО: Запрет АВР" w:value="ЛО / ЗАВР ЛО: Запрет АВР"/>
+                  <w:listItem w:displayText="ЛО / ЗАВР ЛО: Функция введена в работу" w:value="ЛО / ЗАВР ЛО: Функция введена в работу"/>
+                  <w:listItem w:displayText="ЛО / ЗАВР ЛО: Функция оперативно выведена из работы" w:value="ЛО / ЗАВР ЛО: Функция оперативно выведена из работы"/>
+                  <w:listItem w:displayText="ЛО / ЛО ВНР: Отключение" w:value="ЛО / ЛО ВНР: Отключение"/>
+                  <w:listItem w:displayText="ЛО / ЛО ВНР: Отключить" w:value="ЛО / ЛО ВНР: Отключить"/>
+                  <w:listItem w:displayText="ЛО / ЛО ВНР: Функция введена в работу" w:value="ЛО / ЛО ВНР: Функция введена в работу"/>
+                  <w:listItem w:displayText="ЛО / ЛО ВНР: Функция оперативно выведена из работы" w:value="ЛО / ЛО ВНР: Функция оперативно выведена из работы"/>
+                  <w:listItem w:displayText="ЛО / ЛО РЗ: Отключение" w:value="ЛО / ЛО РЗ: Отключение"/>
+                  <w:listItem w:displayText="ЛО / ЛО РЗ: Отключить" w:value="ЛО / ЛО РЗ: Отключить"/>
+                  <w:listItem w:displayText="ЛО / ЛО РЗ: Функция введена в работу" w:value="ЛО / ЛО РЗ: Функция введена в работу"/>
+                  <w:listItem w:displayText="ЛО / ЛО РЗ: Функция оперативно выведена из работы" w:value="ЛО / ЛО РЗ: Функция оперативно выведена из работы"/>
                   <w:listItem w:displayText="МТЗ / АУ МТЗ: Пуск АУ" w:value="МТЗ / АУ МТЗ: Пуск АУ"/>
-                  <w:listItem w:displayText="МТЗ / БЛЗТ: Блокировка" w:value="МТЗ / БЛЗТ: Блокировка"/>
+                  <w:listItem w:displayText="МТЗ / БЛЗШ: Блокировка ЛЗШ" w:value="МТЗ / БЛЗШ: Блокировка ЛЗШ"/>
                   <w:listItem w:displayText="МТЗ / БНТ: Пуск БНТ" w:value="МТЗ / БНТ: Пуск БНТ"/>
                   <w:listItem w:displayText="МТЗ / БНТ: Пуск БНТ по фазе A" w:value="МТЗ / БНТ: Пуск БНТ по фазе A"/>
                   <w:listItem w:displayText="МТЗ / БНТ: Пуск БНТ по фазе B" w:value="МТЗ / БНТ: Пуск БНТ по фазе B"/>
@@ -3846,6 +3136,18 @@
                   <w:listItem w:displayText="МТЗ / МТЗ 3 ст.: Срабатывание на сигнал" w:value="МТЗ / МТЗ 3 ст.: Срабатывание на сигнал"/>
                   <w:listItem w:displayText="МТЗ / МТЗ 3 ст.: Функция введена в работу" w:value="МТЗ / МТЗ 3 ст.: Функция введена в работу"/>
                   <w:listItem w:displayText="МТЗ / МТЗ 3 ст.: Функция оперативно выведена из работы" w:value="МТЗ / МТЗ 3 ст.: Функция оперативно выведена из работы"/>
+                  <w:listItem w:displayText="МТЗ / МТЗ 4 ст.: Пуск" w:value="МТЗ / МТЗ 4 ст.: Пуск"/>
+                  <w:listItem w:displayText="МТЗ / МТЗ 4 ст.: Пуск ИО тока по фазе B" w:value="МТЗ / МТЗ 4 ст.: Пуск ИО тока по фазе B"/>
+                  <w:listItem w:displayText="МТЗ / МТЗ 4 ст.: Пуск ИО тока по фазе C" w:value="МТЗ / МТЗ 4 ст.: Пуск ИО тока по фазе C"/>
+                  <w:listItem w:displayText="МТЗ / МТЗ 4 ст.: Пуск ИО тока по фазе А" w:value="МТЗ / МТЗ 4 ст.: Пуск ИО тока по фазе А"/>
+                  <w:listItem w:displayText="МТЗ / МТЗ 4 ст.: Пуск ФВН" w:value="МТЗ / МТЗ 4 ст.: Пуск ФВН"/>
+                  <w:listItem w:displayText="МТЗ / МТЗ 4 ст.: Пуск по фазе B" w:value="МТЗ / МТЗ 4 ст.: Пуск по фазе B"/>
+                  <w:listItem w:displayText="МТЗ / МТЗ 4 ст.: Пуск по фазе C" w:value="МТЗ / МТЗ 4 ст.: Пуск по фазе C"/>
+                  <w:listItem w:displayText="МТЗ / МТЗ 4 ст.: Пуск по фазе А" w:value="МТЗ / МТЗ 4 ст.: Пуск по фазе А"/>
+                  <w:listItem w:displayText="МТЗ / МТЗ 4 ст.: Срабатывание" w:value="МТЗ / МТЗ 4 ст.: Срабатывание"/>
+                  <w:listItem w:displayText="МТЗ / МТЗ 4 ст.: Срабатывание на сигнал" w:value="МТЗ / МТЗ 4 ст.: Срабатывание на сигнал"/>
+                  <w:listItem w:displayText="МТЗ / МТЗ 4 ст.: Функция введена в работу" w:value="МТЗ / МТЗ 4 ст.: Функция введена в работу"/>
+                  <w:listItem w:displayText="МТЗ / МТЗ 4 ст.: Функция оперативно выведена из работы" w:value="МТЗ / МТЗ 4 ст.: Функция оперативно выведена из работы"/>
                   <w:listItem w:displayText="МТЗ / МТЗ: Пуск" w:value="МТЗ / МТЗ: Пуск"/>
                   <w:listItem w:displayText="МТЗ / ОНМ: Обратное направление" w:value="МТЗ / ОНМ: Обратное направление"/>
                   <w:listItem w:displayText="МТЗ / ОНМ: Обратное направление по фазе B" w:value="МТЗ / ОНМ: Обратное направление по фазе B"/>
@@ -3860,59 +3162,6 @@
                   <w:listItem w:displayText="МТЗ / ОНМ: Пуск по фазе C" w:value="МТЗ / ОНМ: Пуск по фазе C"/>
                   <w:listItem w:displayText="МТЗ / ОНМ: Пуск по фазе А" w:value="МТЗ / ОНМ: Пуск по фазе А"/>
                   <w:listItem w:displayText="МТЗ / ОУ МТЗ: Срабатывание" w:value="МТЗ / ОУ МТЗ: Срабатывание"/>
-                  <w:listItem w:displayText="ПДС / В: Поведение местного управления" w:value="ПДС / В: Поведение местного управления"/>
-                  <w:listItem w:displayText="ПДС / В: Положение ключа режима управления" w:value="ПДС / В: Положение ключа режима управления"/>
-                  <w:listItem w:displayText="ПДС / В: Положение ключа режима управления привода В" w:value="ПДС / В: Положение ключа режима управления привода В"/>
-                  <w:listItem w:displayText="ПДС / В: Право переключения на уровне станции" w:value="ПДС / В: Право переключения на уровне станции"/>
-                  <w:listItem w:displayText="ПДС / ВЭ1: Поведение местного управления" w:value="ПДС / ВЭ1: Поведение местного управления"/>
-                  <w:listItem w:displayText="ПДС / ВЭ1: Положение ключа режима управления" w:value="ПДС / ВЭ1: Положение ключа режима управления"/>
-                  <w:listItem w:displayText="ПДС / ВЭ1: Право переключения на уровне станции" w:value="ПДС / ВЭ1: Право переключения на уровне станции"/>
-                  <w:listItem w:displayText="ПДС / ВЭ1: Ремонтное положение коммутационного аппарата" w:value="ПДС / ВЭ1: Ремонтное положение коммутационного аппарата"/>
-                  <w:listItem w:displayText="ПДС / ВЭ2: Поведение местного управления" w:value="ПДС / ВЭ2: Поведение местного управления"/>
-                  <w:listItem w:displayText="ПДС / ВЭ2: Положение ключа режима управления" w:value="ПДС / ВЭ2: Положение ключа режима управления"/>
-                  <w:listItem w:displayText="ПДС / ВЭ2: Право переключения на уровне станции" w:value="ПДС / ВЭ2: Право переключения на уровне станции"/>
-                  <w:listItem w:displayText="ПДС / ВЭ2: Ремонтное положение коммутационного аппарата" w:value="ПДС / ВЭ2: Ремонтное положение коммутационного аппарата"/>
-                  <w:listItem w:displayText="ПДС / ЗН: Поведение местного управления" w:value="ПДС / ЗН: Поведение местного управления"/>
-                  <w:listItem w:displayText="ПДС / ЗН: Положение ключа режима управления" w:value="ПДС / ЗН: Положение ключа режима управления"/>
-                  <w:listItem w:displayText="ПДС / ЗН: Право переключения на уровне станции" w:value="ПДС / ЗН: Право переключения на уровне станции"/>
-                  <w:listItem w:displayText="ПДС / КИ: Аварийный уровень изоляции" w:value="ПДС / КИ: Аварийный уровень изоляции"/>
-                  <w:listItem w:displayText="ПДС / КИ: Низкий уровень изоляции" w:value="ПДС / КИ: Низкий уровень изоляции"/>
-                  <w:listItem w:displayText="ПДС / КПруж: Пружина не заведена" w:value="ПДС / КПруж: Пружина не заведена"/>
-                  <w:listItem w:displayText="ПДС / КЦВ: Контроль цепи ЭМВ" w:value="ПДС / КЦВ: Контроль цепи ЭМВ"/>
-                  <w:listItem w:displayText="ПДС / КЦВ: Контроль цепи ЭМО1" w:value="ПДС / КЦВ: Контроль цепи ЭМО1"/>
-                  <w:listItem w:displayText="ПДС / КЦВ: Контроль цепи ЭМО2" w:value="ПДС / КЦВ: Контроль цепи ЭМО2"/>
-                  <w:listItem w:displayText="ПДС / КЦВ: Работа ЭМВ" w:value="ПДС / КЦВ: Работа ЭМВ"/>
-                  <w:listItem w:displayText="ПДС / КЦВ: Работа ЭМО1" w:value="ПДС / КЦВ: Работа ЭМО1"/>
-                  <w:listItem w:displayText="ПДС / КЦВ: Работа ЭМО2" w:value="ПДС / КЦВ: Работа ЭМО2"/>
-                  <w:listItem w:displayText="ПДС / ПДС: Функция введена в работу" w:value="ПДС / ПДС: Функция введена в работу"/>
-                  <w:listItem w:displayText="ПДС / ПДС: Функция оперативно выведена из работы" w:value="ПДС / ПДС: Функция оперативно выведена из работы"/>
-                  <w:listItem w:displayText="ПДС НКУ / SA1: Цепь управления введена" w:value="ПДС НКУ / SA1: Цепь управления введена"/>
-                  <w:listItem w:displayText="ПДС НКУ / SA2: Цепь управления введена" w:value="ПДС НКУ / SA2: Цепь управления введена"/>
-                  <w:listItem w:displayText="ПДС НКУ / SA3: Цепь управления введена" w:value="ПДС НКУ / SA3: Цепь управления введена"/>
-                  <w:listItem w:displayText="ПДС НКУ / SA4: Цепь управления введена" w:value="ПДС НКУ / SA4: Цепь управления введена"/>
-                  <w:listItem w:displayText="ПДС НКУ / SF1: Автоматический выключатель отключен" w:value="ПДС НКУ / SF1: Автоматический выключатель отключен"/>
-                  <w:listItem w:displayText="ПДС НКУ / SF2: Автоматический выключатель отключен" w:value="ПДС НКУ / SF2: Автоматический выключатель отключен"/>
-                  <w:listItem w:displayText="ПДС НКУ / SG1: Рабочее положение испытательного блока" w:value="ПДС НКУ / SG1: Рабочее положение испытательного блока"/>
-                  <w:listItem w:displayText="ПДС НКУ / SG2: Рабочее положение испытательного блока" w:value="ПДС НКУ / SG2: Рабочее положение испытательного блока"/>
-                  <w:listItem w:displayText="ПДС НКУ / SG3: Рабочее положение испытательного блока" w:value="ПДС НКУ / SG3: Рабочее положение испытательного блока"/>
-                  <w:listItem w:displayText="ПДС НКУ / Дверь: Дверь отсека/ шкафа закрыта" w:value="ПДС НКУ / Дверь: Дверь отсека/ шкафа закрыта"/>
-                  <w:listItem w:displayText="ПДС НКУ / Дверь: Дверь отсека/ шкафа открыта" w:value="ПДС НКУ / Дверь: Дверь отсека/ шкафа открыта"/>
-                  <w:listItem w:displayText="ПДС НКУ / ОТ ОБР 1: Неисправность оперативного тока цепей ОБР 1" w:value="ПДС НКУ / ОТ ОБР 1: Неисправность оперативного тока цепей ОБР 1"/>
-                  <w:listItem w:displayText="ПДС НКУ / ОТ ОБР 2: Неисправность оперативного тока цепей ОБР 2" w:value="ПДС НКУ / ОТ ОБР 2: Неисправность оперативного тока цепей ОБР 2"/>
-                  <w:listItem w:displayText="ПДС НКУ / ОТ ЦСВ: Неисправность ОТ цепей сигнализации В" w:value="ПДС НКУ / ОТ ЦСВ: Неисправность ОТ цепей сигнализации В"/>
-                  <w:listItem w:displayText="ПДС НКУ / ОТ ЭМО1, ЭМВ: Неисправность оперативного тока цепей ЭМВ, ЭМО1" w:value="ПДС НКУ / ОТ ЭМО1, ЭМВ: Неисправность оперативного тока цепей ЭМВ, ЭМО1"/>
-                  <w:listItem w:displayText="ПДС НКУ / ОТ ЭМО2: Неисправность оперативного тока цепей ЭМО2" w:value="ПДС НКУ / ОТ ЭМО2: Неисправность оперативного тока цепей ЭМО2"/>
-                  <w:listItem w:displayText="ПДС НКУ / ПДС НКУ: Функция введена в работу" w:value="ПДС НКУ / ПДС НКУ: Функция введена в работу"/>
-                  <w:listItem w:displayText="ПДС НКУ / ПДС НКУ: Функция оперативно выведена из работы" w:value="ПДС НКУ / ПДС НКУ: Функция оперативно выведена из работы"/>
-                  <w:listItem w:displayText="ПДС НКУ / Пер.ав.дебл.см.яч.: Цепи аварийной деблокировки ячейки выведены" w:value="ПДС НКУ / Пер.ав.дебл.см.яч.: Цепи аварийной деблокировки ячейки выведены"/>
-                  <w:listItem w:displayText="ПС / ПС: Пуск предупредительной сигнализации" w:value="ПС / ПС: Пуск предупредительной сигнализации"/>
-                  <w:listItem w:displayText="ПС / ПС: Пуск предупредительной сигнализации (импульс)" w:value="ПС / ПС: Пуск предупредительной сигнализации (импульс)"/>
-                  <w:listItem w:displayText="СС / СС: БИ выведены" w:value="СС / СС: БИ выведены"/>
-                  <w:listItem w:displayText="СС / СС: Выходные цепи разобраны" w:value="СС / СС: Выходные цепи разобраны"/>
-                  <w:listItem w:displayText="СС / СС: Неисправность КА" w:value="СС / СС: Неисправность КА"/>
-                  <w:listItem w:displayText="СС / СС: Общий внешний сигнал" w:value="СС / СС: Общий внешний сигнал"/>
-                  <w:listItem w:displayText="СС / СС: Превышение времени переключения КА" w:value="СС / СС: Превышение времени переключения КА"/>
-                  <w:listItem w:displayText="СС / СС: Сигнализация цепей опер.тока" w:value="СС / СС: Сигнализация цепей опер.тока"/>
                   <w:listItem w:displayText="ТЗНП / АУ ТЗНП: Пуск автоматического ускорения ТЗНП" w:value="ТЗНП / АУ ТЗНП: Пуск автоматического ускорения ТЗНП"/>
                   <w:listItem w:displayText="ТЗНП / БНТ НП: Пуск БНТ НП" w:value="ТЗНП / БНТ НП: Пуск БНТ НП"/>
                   <w:listItem w:displayText="ТЗНП / БЧС: Блокировка чувствительных ступеней" w:value="ТЗНП / БЧС: Блокировка чувствительных ступеней"/>
@@ -3934,6 +3183,20 @@
                   <w:listItem w:displayText="ТЗНП / ТЗНП 2 ст.: Срабатывание на сигнал" w:value="ТЗНП / ТЗНП 2 ст.: Срабатывание на сигнал"/>
                   <w:listItem w:displayText="ТЗНП / ТЗНП 2 ст.: Функция введена в работу" w:value="ТЗНП / ТЗНП 2 ст.: Функция введена в работу"/>
                   <w:listItem w:displayText="ТЗНП / ТЗНП 2 ст.: Функция оперативно выведена из работы" w:value="ТЗНП / ТЗНП 2 ст.: Функция оперативно выведена из работы"/>
+                  <w:listItem w:displayText="ТЗНП / ТЗНП 3 ст.: Пуск" w:value="ТЗНП / ТЗНП 3 ст.: Пуск"/>
+                  <w:listItem w:displayText="ТЗНП / ТЗНП 3 ст.: Пуск ИО напряжения НП" w:value="ТЗНП / ТЗНП 3 ст.: Пуск ИО напряжения НП"/>
+                  <w:listItem w:displayText="ТЗНП / ТЗНП 3 ст.: Пуск ИО тока НП" w:value="ТЗНП / ТЗНП 3 ст.: Пуск ИО тока НП"/>
+                  <w:listItem w:displayText="ТЗНП / ТЗНП 3 ст.: Срабатывание" w:value="ТЗНП / ТЗНП 3 ст.: Срабатывание"/>
+                  <w:listItem w:displayText="ТЗНП / ТЗНП 3 ст.: Срабатывание на сигнал" w:value="ТЗНП / ТЗНП 3 ст.: Срабатывание на сигнал"/>
+                  <w:listItem w:displayText="ТЗНП / ТЗНП 3 ст.: Функция введена в работу" w:value="ТЗНП / ТЗНП 3 ст.: Функция введена в работу"/>
+                  <w:listItem w:displayText="ТЗНП / ТЗНП 3 ст.: Функция оперативно выведена из работы" w:value="ТЗНП / ТЗНП 3 ст.: Функция оперативно выведена из работы"/>
+                  <w:listItem w:displayText="ТЗНП / ТЗНП 4 ст.: Пуск" w:value="ТЗНП / ТЗНП 4 ст.: Пуск"/>
+                  <w:listItem w:displayText="ТЗНП / ТЗНП 4 ст.: Пуск ИО напряжения НП" w:value="ТЗНП / ТЗНП 4 ст.: Пуск ИО напряжения НП"/>
+                  <w:listItem w:displayText="ТЗНП / ТЗНП 4 ст.: Пуск ИО тока НП" w:value="ТЗНП / ТЗНП 4 ст.: Пуск ИО тока НП"/>
+                  <w:listItem w:displayText="ТЗНП / ТЗНП 4 ст.: Срабатывание" w:value="ТЗНП / ТЗНП 4 ст.: Срабатывание"/>
+                  <w:listItem w:displayText="ТЗНП / ТЗНП 4 ст.: Срабатывание на сигнал" w:value="ТЗНП / ТЗНП 4 ст.: Срабатывание на сигнал"/>
+                  <w:listItem w:displayText="ТЗНП / ТЗНП 4 ст.: Функция введена в работу" w:value="ТЗНП / ТЗНП 4 ст.: Функция введена в работу"/>
+                  <w:listItem w:displayText="ТЗНП / ТЗНП 4 ст.: Функция оперативно выведена из работы" w:value="ТЗНП / ТЗНП 4 ст.: Функция оперативно выведена из работы"/>
                   <w:listItem w:displayText="ТК ЗДЗ / ТК ЗДЗ: Пуск" w:value="ТК ЗДЗ / ТК ЗДЗ: Пуск"/>
                   <w:listItem w:displayText="ТК ЗДЗ / ТК ЗДЗ: Пуск ИО тока" w:value="ТК ЗДЗ / ТК ЗДЗ: Пуск ИО тока"/>
                   <w:listItem w:displayText="ТК ЗДЗ / ТК ЗДЗ: Функция введена в работу" w:value="ТК ЗДЗ / ТК ЗДЗ: Функция введена в работу"/>
@@ -3984,58 +3247,39 @@
                 <w:dropDownList>
                   <w:listItem w:displayText="Не назначено" w:value=""/>
                   <w:listItem w:displayText="АВР / АВР: Включить" w:value="АВР / АВР: Включить"/>
-                  <w:listItem w:displayText="АВР / АВР: Включить резервный ввод или секционный выключатель" w:value="АВР / АВР: Включить резервный ввод или секционный выключатель"/>
                   <w:listItem w:displayText="АВР / АВР: Готовность" w:value="АВР / АВР: Готовность"/>
-                  <w:listItem w:displayText="АВР / АВР: Разрешение" w:value="АВР / АВР: Разрешение"/>
+                  <w:listItem w:displayText="АВР / АВР: Пуск" w:value="АВР / АВР: Пуск"/>
+                  <w:listItem w:displayText="АВР / АВР: Разрешение отключения ВВ 1 секции шин" w:value="АВР / АВР: Разрешение отключения ВВ 1 секции шин"/>
+                  <w:listItem w:displayText="АВР / АВР: Разрешение отключения ВВ 2 секции шин" w:value="АВР / АВР: Разрешение отключения ВВ 2 секции шин"/>
                   <w:listItem w:displayText="АВР / АВР: Функция введена в работу" w:value="АВР / АВР: Функция введена в работу"/>
                   <w:listItem w:displayText="АВР / АВР: Функция оперативно выведена из работы" w:value="АВР / АВР: Функция оперативно выведена из работы"/>
                   <w:listItem w:displayText="АВР / ЗАВР: Запрет АВР" w:value="АВР / ЗАВР: Запрет АВР"/>
-                  <w:listItem w:displayText="АПВ ВВ / АПВ ВВ: АПВ неуспешно" w:value="АПВ ВВ / АПВ ВВ: АПВ неуспешно"/>
-                  <w:listItem w:displayText="АПВ ВВ / АПВ ВВ: АПВ успешно" w:value="АПВ ВВ / АПВ ВВ: АПВ успешно"/>
-                  <w:listItem w:displayText="АПВ ВВ / АПВ ВВ: Аварийное отключение" w:value="АПВ ВВ / АПВ ВВ: Аварийное отключение"/>
-                  <w:listItem w:displayText="АПВ ВВ / АПВ ВВ: Включение с контролем синхронизма" w:value="АПВ ВВ / АПВ ВВ: Включение с контролем синхронизма"/>
-                  <w:listItem w:displayText="АПВ ВВ / АПВ ВВ: Включить" w:value="АПВ ВВ / АПВ ВВ: Включить"/>
-                  <w:listItem w:displayText="АПВ ВВ / АПВ ВВ: Выключатель включен" w:value="АПВ ВВ / АПВ ВВ: Выключатель включен"/>
-                  <w:listItem w:displayText="АПВ ВВ / АПВ ВВ: Готовность" w:value="АПВ ВВ / АПВ ВВ: Готовность"/>
-                  <w:listItem w:displayText="АПВ ВВ / АПВ ВВ: Задержка включения" w:value="АПВ ВВ / АПВ ВВ: Задержка включения"/>
-                  <w:listItem w:displayText="АПВ ВВ / АПВ ВВ: Неуспешный цикл" w:value="АПВ ВВ / АПВ ВВ: Неуспешный цикл"/>
-                  <w:listItem w:displayText="АПВ ВВ / АПВ ВВ: Общая готовность" w:value="АПВ ВВ / АПВ ВВ: Общая готовность"/>
-                  <w:listItem w:displayText="АПВ ВВ / АПВ ВВ: Ожидание срабатывания" w:value="АПВ ВВ / АПВ ВВ: Ожидание срабатывания"/>
-                  <w:listItem w:displayText="АПВ ВВ / АПВ ВВ: Пуск" w:value="АПВ ВВ / АПВ ВВ: Пуск"/>
-                  <w:listItem w:displayText="АПВ ВВ / АПВ ВВ: Функция введена в работу" w:value="АПВ ВВ / АПВ ВВ: Функция введена в работу"/>
-                  <w:listItem w:displayText="АПВ ВВ / АПВ ВВ: Функция оперативно выведена из работы" w:value="АПВ ВВ / АПВ ВВ: Функция оперативно выведена из работы"/>
-                  <w:listItem w:displayText="АПВ ВВ / АПВ ВВ: Цикл АПВ прерван" w:value="АПВ ВВ / АПВ ВВ: Цикл АПВ прерван"/>
-                  <w:listItem w:displayText="АУ / АУ: Ввод ускорения" w:value="АУ / АУ: Ввод ускорения"/>
-                  <w:listItem w:displayText="АУ / АУ: Срабатывание" w:value="АУ / АУ: Срабатывание"/>
-                  <w:listItem w:displayText="АУ / АУ: Функция введена в работу" w:value="АУ / АУ: Функция введена в работу"/>
-                  <w:listItem w:displayText="АУ / АУ: Функция оперативно выведена из работы" w:value="АУ / АУ: Функция оперативно выведена из работы"/>
                   <w:listItem w:displayText="БК / БК: Срабатывание быстродействующих ступеней" w:value="БК / БК: Срабатывание быстродействующих ступеней"/>
                   <w:listItem w:displayText="БК / БК: Срабатывание медленнодействующих ступеней" w:value="БК / БК: Срабатывание медленнодействующих ступеней"/>
                   <w:listItem w:displayText="БК / БК: Функция введена в работу" w:value="БК / БК: Функция введена в работу"/>
                   <w:listItem w:displayText="БК / БК: Функция оперативно выведена из работы" w:value="БК / БК: Функция оперативно выведена из работы"/>
-                  <w:listItem w:displayText="БННвв / БННвв: Неисправность ЦН" w:value="БННвв / БННвв: Неисправность ЦН"/>
-                  <w:listItem w:displayText="БННвв / БННвв: Отключение автомата ТН" w:value="БННвв / БННвв: Отключение автомата ТН"/>
-                  <w:listItem w:displayText="БННвв / БННвв: Пуск 3U03f" w:value="БННвв / БННвв: Пуск 3U03f"/>
-                  <w:listItem w:displayText="БННвв / БННвв: Пуск U2I2" w:value="БННвв / БННвв: Пуск U2I2"/>
-                  <w:listItem w:displayText="БННвв / БННвв: Пуск dU0" w:value="БННвв / БННвв: Пуск dU0"/>
-                  <w:listItem w:displayText="БННвв / БННвв: Пуск minU3p" w:value="БННвв / БННвв: Пуск minU3p"/>
-                  <w:listItem w:displayText="БННвв / БННвв: Срабатывание" w:value="БННвв / БННвв: Срабатывание"/>
-                  <w:listItem w:displayText="БННвв / БННвв: Функция введена в работу" w:value="БННвв / БННвв: Функция введена в работу"/>
-                  <w:listItem w:displayText="БННвв / БННвв: Функция оперативно выведена из работы" w:value="БННвв / БННвв: Функция оперативно выведена из работы"/>
-                  <w:listItem w:displayText="БННш / БННш: Неисправность ЦН" w:value="БННш / БННш: Неисправность ЦН"/>
-                  <w:listItem w:displayText="БННш / БННш: Отключение автомата ТН" w:value="БННш / БННш: Отключение автомата ТН"/>
-                  <w:listItem w:displayText="БННш / БННш: Пуск 3U03f" w:value="БННш / БННш: Пуск 3U03f"/>
-                  <w:listItem w:displayText="БННш / БННш: Пуск U2I2" w:value="БННш / БННш: Пуск U2I2"/>
-                  <w:listItem w:displayText="БННш / БННш: Пуск dU0" w:value="БННш / БННш: Пуск dU0"/>
-                  <w:listItem w:displayText="БННш / БННш: Пуск minU3p" w:value="БННш / БННш: Пуск minU3p"/>
-                  <w:listItem w:displayText="БННш / БННш: Срабатывание" w:value="БННш / БННш: Срабатывание"/>
-                  <w:listItem w:displayText="БННш / БННш: Функция введена в работу" w:value="БННш / БННш: Функция введена в работу"/>
-                  <w:listItem w:displayText="БННш / БННш: Функция оперативно выведена из работы" w:value="БННш / БННш: Функция оперативно выведена из работы"/>
-                  <w:listItem w:displayText="ВНР / ВНР: Включение с КС" w:value="ВНР / ВНР: Включение с КС"/>
-                  <w:listItem w:displayText="ВНР / ВНР: Включить" w:value="ВНР / ВНР: Включить"/>
-                  <w:listItem w:displayText="ВНР / ВНР: Задержка включения с КС" w:value="ВНР / ВНР: Задержка включения с КС"/>
+                  <w:listItem w:displayText="БНН 1сш / БНН 1сш: Неисправность ЦН" w:value="БНН 1сш / БНН 1сш: Неисправность ЦН"/>
+                  <w:listItem w:displayText="БНН 1сш / БНН 1сш: Отключение автомата ТН" w:value="БНН 1сш / БНН 1сш: Отключение автомата ТН"/>
+                  <w:listItem w:displayText="БНН 1сш / БНН 1сш: Пуск 3U03f" w:value="БНН 1сш / БНН 1сш: Пуск 3U03f"/>
+                  <w:listItem w:displayText="БНН 1сш / БНН 1сш: Пуск U2I2" w:value="БНН 1сш / БНН 1сш: Пуск U2I2"/>
+                  <w:listItem w:displayText="БНН 1сш / БНН 1сш: Пуск dU0" w:value="БНН 1сш / БНН 1сш: Пуск dU0"/>
+                  <w:listItem w:displayText="БНН 1сш / БНН 1сш: Пуск minU3p" w:value="БНН 1сш / БНН 1сш: Пуск minU3p"/>
+                  <w:listItem w:displayText="БНН 1сш / БНН 1сш: Срабатывание" w:value="БНН 1сш / БНН 1сш: Срабатывание"/>
+                  <w:listItem w:displayText="БНН 1сш / БНН 1сш: Функция введена в работу" w:value="БНН 1сш / БНН 1сш: Функция введена в работу"/>
+                  <w:listItem w:displayText="БНН 1сш / БНН 1сш: Функция оперативно выведена из работы" w:value="БНН 1сш / БНН 1сш: Функция оперативно выведена из работы"/>
+                  <w:listItem w:displayText="БНН 2сш / БНН 2сш: Неисправность ЦН" w:value="БНН 2сш / БНН 2сш: Неисправность ЦН"/>
+                  <w:listItem w:displayText="БНН 2сш / БНН 2сш: Отключение автомата ТН" w:value="БНН 2сш / БНН 2сш: Отключение автомата ТН"/>
+                  <w:listItem w:displayText="БНН 2сш / БНН 2сш: Пуск U2I2" w:value="БНН 2сш / БНН 2сш: Пуск U2I2"/>
+                  <w:listItem w:displayText="БНН 2сш / БНН 2сш: Пуск minU3p" w:value="БНН 2сш / БНН 2сш: Пуск minU3p"/>
+                  <w:listItem w:displayText="БНН 2сш / БНН 2сш: Срабатывание" w:value="БНН 2сш / БНН 2сш: Срабатывание"/>
+                  <w:listItem w:displayText="БНН 2сш / БНН 2сш: Функция введена в работу" w:value="БНН 2сш / БНН 2сш: Функция введена в работу"/>
+                  <w:listItem w:displayText="БНН 2сш / БНН 2сш: Функция оперативно выведена из работы" w:value="БНН 2сш / БНН 2сш: Функция оперативно выведена из работы"/>
+                  <w:listItem w:displayText="ВНР / ВНР: Включение ВВ 1 секции шин" w:value="ВНР / ВНР: Включение ВВ 1 секции шин"/>
+                  <w:listItem w:displayText="ВНР / ВНР: Включение ВВ 2 секции шин" w:value="ВНР / ВНР: Включение ВВ 2 секции шин"/>
+                  <w:listItem w:displayText="ВНР / ВНР: Готовность ВВ 1 секции шин" w:value="ВНР / ВНР: Готовность ВВ 1 секции шин"/>
+                  <w:listItem w:displayText="ВНР / ВНР: Готовность ВВ 2 секции шин" w:value="ВНР / ВНР: Готовность ВВ 2 секции шин"/>
                   <w:listItem w:displayText="ВНР / ВНР: Ожидание ВНР" w:value="ВНР / ВНР: Ожидание ВНР"/>
-                  <w:listItem w:displayText="ВНР / ВНР: Отключить резервный ВВ или СВ" w:value="ВНР / ВНР: Отключить резервный ВВ или СВ"/>
+                  <w:listItem w:displayText="ВНР / ВНР: Отключить" w:value="ВНР / ВНР: Отключить"/>
                   <w:listItem w:displayText="ВНР / ВНР: Функция введена в работу" w:value="ВНР / ВНР: Функция введена в работу"/>
                   <w:listItem w:displayText="ВНР / ВНР: Функция оперативно выведена из работы" w:value="ВНР / ВНР: Функция оперативно выведена из работы"/>
                   <w:listItem w:displayText="ДЗ / АУ ДЗ: Пуск автоматического ускорения ДЗ" w:value="ДЗ / АУ ДЗ: Пуск автоматического ускорения ДЗ"/>
@@ -4063,7 +3307,14 @@
                   <w:listItem w:displayText="ДЗ / ДЗ-фф 3ст.: Срабатывание на сигнал" w:value="ДЗ / ДЗ-фф 3ст.: Срабатывание на сигнал"/>
                   <w:listItem w:displayText="ДЗ / ДЗ-фф 3ст.: Функция введена в работу" w:value="ДЗ / ДЗ-фф 3ст.: Функция введена в работу"/>
                   <w:listItem w:displayText="ДЗ / ДЗ-фф 3ст.: Функция оперативно выведена из работы" w:value="ДЗ / ДЗ-фф 3ст.: Функция оперативно выведена из работы"/>
-                  <w:listItem w:displayText="ДЗ / ДЗ: Пуск" w:value="ДЗ / ДЗ: Пуск"/>
+                  <w:listItem w:displayText="ДЗ / ДЗ-фф 4ст.: Пуск ДЗ-фф 4 ст." w:value="ДЗ / ДЗ-фф 4ст.: Пуск ДЗ-фф 4 ст."/>
+                  <w:listItem w:displayText="ДЗ / ДЗ-фф 4ст.: Пуск ИО сопротивления Zab (фаза-фаза4)" w:value="ДЗ / ДЗ-фф 4ст.: Пуск ИО сопротивления Zab (фаза-фаза4)"/>
+                  <w:listItem w:displayText="ДЗ / ДЗ-фф 4ст.: Пуск ИО сопротивления Zbc (фаза-фаза4)" w:value="ДЗ / ДЗ-фф 4ст.: Пуск ИО сопротивления Zbc (фаза-фаза4)"/>
+                  <w:listItem w:displayText="ДЗ / ДЗ-фф 4ст.: Пуск ИО сопротивления Zca (фаза-фаза4)" w:value="ДЗ / ДЗ-фф 4ст.: Пуск ИО сопротивления Zca (фаза-фаза4)"/>
+                  <w:listItem w:displayText="ДЗ / ДЗ-фф 4ст.: Срабатывание ДЗ-фф 4 ст." w:value="ДЗ / ДЗ-фф 4ст.: Срабатывание ДЗ-фф 4 ст."/>
+                  <w:listItem w:displayText="ДЗ / ДЗ-фф 4ст.: Срабатывание на сигнал" w:value="ДЗ / ДЗ-фф 4ст.: Срабатывание на сигнал"/>
+                  <w:listItem w:displayText="ДЗ / ДЗ-фф 4ст.: Функция введена в работу" w:value="ДЗ / ДЗ-фф 4ст.: Функция введена в работу"/>
+                  <w:listItem w:displayText="ДЗ / ДЗ-фф 4ст.: Функция оперативно выведена из работы" w:value="ДЗ / ДЗ-фф 4ст.: Функция оперативно выведена из работы"/>
                   <w:listItem w:displayText="ДЗ / ОН: Обратное" w:value="ДЗ / ОН: Обратное"/>
                   <w:listItem w:displayText="ДЗ / ОН: Обратное направление контура BC" w:value="ДЗ / ОН: Обратное направление контура BC"/>
                   <w:listItem w:displayText="ДЗ / ОН: Обратное направление контура CA" w:value="ДЗ / ОН: Обратное направление контура CA"/>
@@ -4088,13 +3339,6 @@
                   <w:listItem w:displayText="ЗДЗ / ЗДЗ: Срабатывание на сигнал" w:value="ЗДЗ / ЗДЗ: Срабатывание на сигнал"/>
                   <w:listItem w:displayText="ЗДЗ / ЗДЗ: Функция введена в работу" w:value="ЗДЗ / ЗДЗ: Функция введена в работу"/>
                   <w:listItem w:displayText="ЗДЗ / ЗДЗ: Функция оперативно выведена из работы" w:value="ЗДЗ / ЗДЗ: Функция оперативно выведена из работы"/>
-                  <w:listItem w:displayText="ЗМН / ЗМН: Пуск" w:value="ЗМН / ЗМН: Пуск"/>
-                  <w:listItem w:displayText="ЗМН / ЗМН: Пуск ИО напряжения" w:value="ЗМН / ЗМН: Пуск ИО напряжения"/>
-                  <w:listItem w:displayText="ЗМН / ЗМН: Пуск ИО напряжения ОП" w:value="ЗМН / ЗМН: Пуск ИО напряжения ОП"/>
-                  <w:listItem w:displayText="ЗМН / ЗМН: Срабатывание" w:value="ЗМН / ЗМН: Срабатывание"/>
-                  <w:listItem w:displayText="ЗМН / ЗМН: Срабатывание на сигнал" w:value="ЗМН / ЗМН: Срабатывание на сигнал"/>
-                  <w:listItem w:displayText="ЗМН / ЗМН: Функция введена в работу" w:value="ЗМН / ЗМН: Функция введена в работу"/>
-                  <w:listItem w:displayText="ЗМН / ЗМН: Функция оперативно выведена из работы" w:value="ЗМН / ЗМН: Функция оперативно выведена из работы"/>
                   <w:listItem w:displayText="ЗОП / ЗОП: Пуск" w:value="ЗОП / ЗОП: Пуск"/>
                   <w:listItem w:displayText="ЗОП / ЗОП: Пуск ИО по несимметрии токов прямой и обратной последовательности" w:value="ЗОП / ЗОП: Пуск ИО по несимметрии токов прямой и обратной последовательности"/>
                   <w:listItem w:displayText="ЗОП / ЗОП: Пуск ИО тока обратной последовательности" w:value="ЗОП / ЗОП: Пуск ИО тока обратной последовательности"/>
@@ -4102,126 +3346,26 @@
                   <w:listItem w:displayText="ЗОП / ЗОП: Срабатывание на сигнал" w:value="ЗОП / ЗОП: Срабатывание на сигнал"/>
                   <w:listItem w:displayText="ЗОП / ЗОП: Функция введена в работу" w:value="ЗОП / ЗОП: Функция введена в работу"/>
                   <w:listItem w:displayText="ЗОП / ЗОП: Функция оперативно выведена из работы" w:value="ЗОП / ЗОП: Функция оперативно выведена из работы"/>
-                  <w:listItem w:displayText="ЗП / ЗП: Пуск" w:value="ЗП / ЗП: Пуск"/>
-                  <w:listItem w:displayText="ЗП / ЗП: Пуск ИО максимального тока" w:value="ЗП / ЗП: Пуск ИО максимального тока"/>
-                  <w:listItem w:displayText="ЗП / ЗП: Срабатывание" w:value="ЗП / ЗП: Срабатывание"/>
-                  <w:listItem w:displayText="ЗП / ЗП: Срабатывание на сигнал" w:value="ЗП / ЗП: Срабатывание на сигнал"/>
-                  <w:listItem w:displayText="ЗП / ЗП: Функция введена в работу" w:value="ЗП / ЗП: Функция введена в работу"/>
-                  <w:listItem w:displayText="ЗП / ЗП: Функция оперативно выведена из работы" w:value="ЗП / ЗП: Функция оперативно выведена из работы"/>
-                  <w:listItem w:displayText="КА / В: Выключатель включен" w:value="КА / В: Выключатель включен"/>
-                  <w:listItem w:displayText="КА / В: Выключатель отключен" w:value="КА / В: Выключатель отключен"/>
-                  <w:listItem w:displayText="КА / В: Команда «включить» выключатель через выходное реле" w:value="КА / В: Команда «включить» выключатель через выходное реле"/>
-                  <w:listItem w:displayText="КА / В: Команда «отключить» выключатель через выходное реле" w:value="КА / В: Команда «отключить» выключатель через выходное реле"/>
-                  <w:listItem w:displayText="КА / В: Неисправное положение выключателя" w:value="КА / В: Неисправное положение выключателя"/>
-                  <w:listItem w:displayText="КА / В: Промежуточное положение выключателя" w:value="КА / В: Промежуточное положение выключателя"/>
-                  <w:listItem w:displayText="КА / В: Функция введена в работу" w:value="КА / В: Функция введена в работу"/>
-                  <w:listItem w:displayText="КА / ВЭ1: Команда «вкатить» выкатной элемент через выходное реле" w:value="КА / ВЭ1: Команда «вкатить» выкатной элемент через выходное реле"/>
-                  <w:listItem w:displayText="КА / ВЭ1: Команда «выкатить» выкатной элемент через выходное реле" w:value="КА / ВЭ1: Команда «выкатить» выкатной элемент через выходное реле"/>
-                  <w:listItem w:displayText="КА / ВЭ1: Неисправное положение выкатного элемента" w:value="КА / ВЭ1: Неисправное положение выкатного элемента"/>
-                  <w:listItem w:displayText="КА / ВЭ1: Положение выкатного элемента «Вкачен»" w:value="КА / ВЭ1: Положение выкатного элемента «Вкачен»"/>
-                  <w:listItem w:displayText="КА / ВЭ1: Положение выкатного элемента «Выкачен»" w:value="КА / ВЭ1: Положение выкатного элемента «Выкачен»"/>
-                  <w:listItem w:displayText="КА / ВЭ1: Промежуточное положение выкатного элемента" w:value="КА / ВЭ1: Промежуточное положение выкатного элемента"/>
-                  <w:listItem w:displayText="КА / ВЭ1: Ремонтное положение выкатного элемента" w:value="КА / ВЭ1: Ремонтное положение выкатного элемента"/>
-                  <w:listItem w:displayText="КА / ВЭ1: Функция введена в работу" w:value="КА / ВЭ1: Функция введена в работу"/>
-                  <w:listItem w:displayText="КА / ВЭ2: Команда «вкатить» выкатной элемент через выходное реле" w:value="КА / ВЭ2: Команда «вкатить» выкатной элемент через выходное реле"/>
-                  <w:listItem w:displayText="КА / ВЭ2: Команда «выкатить» выкатной элемент через выходное реле" w:value="КА / ВЭ2: Команда «выкатить» выкатной элемент через выходное реле"/>
-                  <w:listItem w:displayText="КА / ВЭ2: Неисправное положение выкатного элемента" w:value="КА / ВЭ2: Неисправное положение выкатного элемента"/>
-                  <w:listItem w:displayText="КА / ВЭ2: Положение выкатного элемента «Вкачен»" w:value="КА / ВЭ2: Положение выкатного элемента «Вкачен»"/>
-                  <w:listItem w:displayText="КА / ВЭ2: Положение выкатного элемента «Выкачен»" w:value="КА / ВЭ2: Положение выкатного элемента «Выкачен»"/>
-                  <w:listItem w:displayText="КА / ВЭ2: Промежуточное положение выкатного элемента" w:value="КА / ВЭ2: Промежуточное положение выкатного элемента"/>
-                  <w:listItem w:displayText="КА / ВЭ2: Ремонтное положение выкатного элемента" w:value="КА / ВЭ2: Ремонтное положение выкатного элемента"/>
-                  <w:listItem w:displayText="КА / ВЭ2: Функция введена в работу" w:value="КА / ВЭ2: Функция введена в работу"/>
-                  <w:listItem w:displayText="КА / ЗН: Заземляющий нож включен" w:value="КА / ЗН: Заземляющий нож включен"/>
-                  <w:listItem w:displayText="КА / ЗН: Заземляющий нож отключен" w:value="КА / ЗН: Заземляющий нож отключен"/>
-                  <w:listItem w:displayText="КА / ЗН: Команда «включить» заземляющий нож через выходное реле" w:value="КА / ЗН: Команда «включить» заземляющий нож через выходное реле"/>
-                  <w:listItem w:displayText="КА / ЗН: Команда «отключить» заземляющий нож через выходное реле" w:value="КА / ЗН: Команда «отключить» заземляющий нож через выходное реле"/>
-                  <w:listItem w:displayText="КА / ЗН: Неисправное положение заземляющего ножа" w:value="КА / ЗН: Неисправное положение заземляющего ножа"/>
-                  <w:listItem w:displayText="КА / ЗН: Промежуточное положение заземляющего ножа" w:value="КА / ЗН: Промежуточное положение заземляющего ножа"/>
-                  <w:listItem w:displayText="КА / ЗН: Функция введена в работу" w:value="КА / ЗН: Функция введена в работу"/>
-                  <w:listItem w:displayText="КА / КА: Функция введена в работу" w:value="КА / КА: Функция введена в работу"/>
-                  <w:listItem w:displayText="КА / КА: Функция оперативно выведена из работы" w:value="КА / КА: Функция оперативно выведена из работы"/>
-                  <w:listItem w:displayText="КННвв / КННвв: Пуск" w:value="КННвв / КННвв: Пуск"/>
-                  <w:listItem w:displayText="КННвв / КННвв: Пуск ИО напряжения" w:value="КННвв / КННвв: Пуск ИО напряжения"/>
-                  <w:listItem w:displayText="КННвв / КННвв: Пуск ИО напряжения ОП" w:value="КННвв / КННвв: Пуск ИО напряжения ОП"/>
-                  <w:listItem w:displayText="КННвв / КННвв: Функция введена в работу" w:value="КННвв / КННвв: Функция введена в работу"/>
-                  <w:listItem w:displayText="КННвв / КННвв: Функция оперативно выведена из работы" w:value="КННвв / КННвв: Функция оперативно выведена из работы"/>
-                  <w:listItem w:displayText="КННш / КННш: Пуск" w:value="КННш / КННш: Пуск"/>
-                  <w:listItem w:displayText="КННш / КННш: Пуск ИО напряжения" w:value="КННш / КННш: Пуск ИО напряжения"/>
-                  <w:listItem w:displayText="КННш / КННш: Пуск ИО напряжения ОП" w:value="КННш / КННш: Пуск ИО напряжения ОП"/>
-                  <w:listItem w:displayText="КННш / КННш: Функция введена в работу" w:value="КННш / КННш: Функция введена в работу"/>
-                  <w:listItem w:displayText="КННш / КННш: Функция оперативно выведена из работы" w:value="КННш / КННш: Функция оперативно выведена из работы"/>
-                  <w:listItem w:displayText="КОНвв / КОНвв: Пуск" w:value="КОНвв / КОНвв: Пуск"/>
-                  <w:listItem w:displayText="КОНвв / КОНвв: Пуск ИО напряжения" w:value="КОНвв / КОНвв: Пуск ИО напряжения"/>
-                  <w:listItem w:displayText="КОНвв / КОНвв: Пуск ИО напряжения ОП" w:value="КОНвв / КОНвв: Пуск ИО напряжения ОП"/>
-                  <w:listItem w:displayText="КОНвв / КОНвв: Функция введена в работу" w:value="КОНвв / КОНвв: Функция введена в работу"/>
-                  <w:listItem w:displayText="КОНвв / КОНвв: Функция оперативно выведена из работы" w:value="КОНвв / КОНвв: Функция оперативно выведена из работы"/>
-                  <w:listItem w:displayText="КОНш / КОНш: Пуск" w:value="КОНш / КОНш: Пуск"/>
-                  <w:listItem w:displayText="КОНш / КОНш: Пуск ИО напряжения" w:value="КОНш / КОНш: Пуск ИО напряжения"/>
-                  <w:listItem w:displayText="КОНш / КОНш: Пуск ИО напряжения ОП" w:value="КОНш / КОНш: Пуск ИО напряжения ОП"/>
-                  <w:listItem w:displayText="КОНш / КОНш: Функция введена в работу" w:value="КОНш / КОНш: Функция введена в работу"/>
-                  <w:listItem w:displayText="КОНш / КОНш: Функция оперативно выведена из работы" w:value="КОНш / КОНш: Функция оперативно выведена из работы"/>
-                  <w:listItem w:displayText="КП / КП: Идет переключение" w:value="КП / КП: Идет переключение"/>
-                  <w:listItem w:displayText="КП / КП: Функция введена в работу" w:value="КП / КП: Функция введена в работу"/>
-                  <w:listItem w:displayText="КП / КП: Функция оперативно выведена из работы" w:value="КП / КП: Функция оперативно выведена из работы"/>
-                  <w:listItem w:displayText="КП / ОБР В: Блокировка включения" w:value="КП / ОБР В: Блокировка включения"/>
-                  <w:listItem w:displayText="КП / ОБР В: Разрешить включение" w:value="КП / ОБР В: Разрешить включение"/>
-                  <w:listItem w:displayText="КП / ОБР ВЭ1: Разрешение управления первым выкатным элементом" w:value="КП / ОБР ВЭ1: Разрешение управления первым выкатным элементом"/>
-                  <w:listItem w:displayText="КП / ОБР ВЭ2: Разрешение управления вторым выкатным элементом" w:value="КП / ОБР ВЭ2: Разрешение управления вторым выкатным элементом"/>
-                  <w:listItem w:displayText="КП / ОБР ЗН: Разрешение управления заземляющим ножом" w:value="КП / ОБР ЗН: Разрешение управления заземляющим ножом"/>
-                  <w:listItem w:displayText="КП / УВ: Включение с контролем синхронизма" w:value="КП / УВ: Включение с контролем синхронизма"/>
-                  <w:listItem w:displayText="КП / УВ: Включить выключатель" w:value="КП / УВ: Включить выключатель"/>
-                  <w:listItem w:displayText="КП / УВ: Задержка включения с контролем синхронизма" w:value="КП / УВ: Задержка включения с контролем синхронизма"/>
-                  <w:listItem w:displayText="КП / УВ: Идет переключение" w:value="КП / УВ: Идет переключение"/>
-                  <w:listItem w:displayText="КП / УВ: Отключить выключатель" w:value="КП / УВ: Отключить выключатель"/>
-                  <w:listItem w:displayText="КП / УВ: Поведение местного управления" w:value="КП / УВ: Поведение местного управления"/>
-                  <w:listItem w:displayText="КП / УВ: Положение В (Включено)" w:value="КП / УВ: Положение В (Включено)"/>
-                  <w:listItem w:displayText="КП / УВ: Положение В (Не определено)" w:value="КП / УВ: Положение В (Не определено)"/>
-                  <w:listItem w:displayText="КП / УВ: Положение В (Неисправность)" w:value="КП / УВ: Положение В (Неисправность)"/>
-                  <w:listItem w:displayText="КП / УВ: Положение В (Отключено)" w:value="КП / УВ: Положение В (Отключено)"/>
-                  <w:listItem w:displayText="КП / УВ: Положение ключа режима управления" w:value="КП / УВ: Положение ключа режима управления"/>
-                  <w:listItem w:displayText="КП / УВ: Право переключения на уровне станции" w:value="КП / УВ: Право переключения на уровне станции"/>
-                  <w:listItem w:displayText="КП / УВ: Сигнал превышения допустимого времени переключения" w:value="КП / УВ: Сигнал превышения допустимого времени переключения"/>
-                  <w:listItem w:displayText="КП / УВ: Функция введена в работу" w:value="КП / УВ: Функция введена в работу"/>
-                  <w:listItem w:displayText="КП / УВЭ1: Вкатить первый выкатной элемент" w:value="КП / УВЭ1: Вкатить первый выкатной элемент"/>
-                  <w:listItem w:displayText="КП / УВЭ1: Выкатить первый выкатной элемент" w:value="КП / УВЭ1: Выкатить первый выкатной элемент"/>
-                  <w:listItem w:displayText="КП / УВЭ1: Идет переключение" w:value="КП / УВЭ1: Идет переключение"/>
-                  <w:listItem w:displayText="КП / УВЭ1: Поведение местного управления" w:value="КП / УВЭ1: Поведение местного управления"/>
-                  <w:listItem w:displayText="КП / УВЭ1: Положение ВЭ1 (Вкачен)" w:value="КП / УВЭ1: Положение ВЭ1 (Вкачен)"/>
-                  <w:listItem w:displayText="КП / УВЭ1: Положение ВЭ1 (Выкачен)" w:value="КП / УВЭ1: Положение ВЭ1 (Выкачен)"/>
-                  <w:listItem w:displayText="КП / УВЭ1: Положение ВЭ1 (Не определено)" w:value="КП / УВЭ1: Положение ВЭ1 (Не определено)"/>
-                  <w:listItem w:displayText="КП / УВЭ1: Положение ВЭ1 (Неисправность)" w:value="КП / УВЭ1: Положение ВЭ1 (Неисправность)"/>
-                  <w:listItem w:displayText="КП / УВЭ1: Положение ключа режима управления" w:value="КП / УВЭ1: Положение ключа режима управления"/>
-                  <w:listItem w:displayText="КП / УВЭ1: Право переключения на уровне станции" w:value="КП / УВЭ1: Право переключения на уровне станции"/>
-                  <w:listItem w:displayText="КП / УВЭ1: Сигнал превышения допустимого времени переключения" w:value="КП / УВЭ1: Сигнал превышения допустимого времени переключения"/>
-                  <w:listItem w:displayText="КП / УВЭ1: Функция введена в работу" w:value="КП / УВЭ1: Функция введена в работу"/>
-                  <w:listItem w:displayText="КП / УВЭ2: Вкатить второй выкатной элемент" w:value="КП / УВЭ2: Вкатить второй выкатной элемент"/>
-                  <w:listItem w:displayText="КП / УВЭ2: Выкатить второй выкатной элемент" w:value="КП / УВЭ2: Выкатить второй выкатной элемент"/>
-                  <w:listItem w:displayText="КП / УВЭ2: Идет переключение" w:value="КП / УВЭ2: Идет переключение"/>
-                  <w:listItem w:displayText="КП / УВЭ2: Поведение местного управления" w:value="КП / УВЭ2: Поведение местного управления"/>
-                  <w:listItem w:displayText="КП / УВЭ2: Положение ВЭ2 (Вкачен)" w:value="КП / УВЭ2: Положение ВЭ2 (Вкачен)"/>
-                  <w:listItem w:displayText="КП / УВЭ2: Положение ВЭ2 (Выкачен)" w:value="КП / УВЭ2: Положение ВЭ2 (Выкачен)"/>
-                  <w:listItem w:displayText="КП / УВЭ2: Положение ВЭ2 (Не определено)" w:value="КП / УВЭ2: Положение ВЭ2 (Не определено)"/>
-                  <w:listItem w:displayText="КП / УВЭ2: Положение ВЭ2 (Неисправность)" w:value="КП / УВЭ2: Положение ВЭ2 (Неисправность)"/>
-                  <w:listItem w:displayText="КП / УВЭ2: Положение ключа режима управления" w:value="КП / УВЭ2: Положение ключа режима управления"/>
-                  <w:listItem w:displayText="КП / УВЭ2: Право переключения на уровне станции" w:value="КП / УВЭ2: Право переключения на уровне станции"/>
-                  <w:listItem w:displayText="КП / УВЭ2: Сигнал превышения допустимого времени переключения" w:value="КП / УВЭ2: Сигнал превышения допустимого времени переключения"/>
-                  <w:listItem w:displayText="КП / УВЭ2: Функция введена в работу" w:value="КП / УВЭ2: Функция введена в работу"/>
-                  <w:listItem w:displayText="КП / УЗН: Включить заземляющий нож" w:value="КП / УЗН: Включить заземляющий нож"/>
-                  <w:listItem w:displayText="КП / УЗН: Идет переключение" w:value="КП / УЗН: Идет переключение"/>
-                  <w:listItem w:displayText="КП / УЗН: Отключить заземляющий нож" w:value="КП / УЗН: Отключить заземляющий нож"/>
-                  <w:listItem w:displayText="КП / УЗН: Поведение местного управления" w:value="КП / УЗН: Поведение местного управления"/>
-                  <w:listItem w:displayText="КП / УЗН: Положение ЗН (Включено)" w:value="КП / УЗН: Положение ЗН (Включено)"/>
-                  <w:listItem w:displayText="КП / УЗН: Положение ЗН (Не определено)" w:value="КП / УЗН: Положение ЗН (Не определено)"/>
-                  <w:listItem w:displayText="КП / УЗН: Положение ЗН (Неисправность)" w:value="КП / УЗН: Положение ЗН (Неисправность)"/>
-                  <w:listItem w:displayText="КП / УЗН: Положение ЗН (Отключено)" w:value="КП / УЗН: Положение ЗН (Отключено)"/>
-                  <w:listItem w:displayText="КП / УЗН: Положение ключа режима управления" w:value="КП / УЗН: Положение ключа режима управления"/>
-                  <w:listItem w:displayText="КП / УЗН: Право переключения на уровне станции" w:value="КП / УЗН: Право переключения на уровне станции"/>
-                  <w:listItem w:displayText="КП / УЗН: Сигнал превышения допустимого времени переключения" w:value="КП / УЗН: Сигнал превышения допустимого времени переключения"/>
-                  <w:listItem w:displayText="КП / УЗН: Функция введена в работу" w:value="КП / УЗН: Функция введена в работу"/>
-                  <w:listItem w:displayText="КРВ / КРВ: Превышен коммутационный ресурс выключателя" w:value="КРВ / КРВ: Превышен коммутационный ресурс выключателя"/>
-                  <w:listItem w:displayText="КРВ / КРВ: Превышен механический ресурс выключателя" w:value="КРВ / КРВ: Превышен механический ресурс выключателя"/>
-                  <w:listItem w:displayText="КРВ / КРВ: Превышен ресурс выключателя" w:value="КРВ / КРВ: Превышен ресурс выключателя"/>
-                  <w:listItem w:displayText="КРВ / КРВ: Функция введена в работу" w:value="КРВ / КРВ: Функция введена в работу"/>
+                  <w:listItem w:displayText="КНН 1сш / КНН 1сш: Пуск" w:value="КНН 1сш / КНН 1сш: Пуск"/>
+                  <w:listItem w:displayText="КНН 1сш / КНН 1сш: Пуск ИО напряжения" w:value="КНН 1сш / КНН 1сш: Пуск ИО напряжения"/>
+                  <w:listItem w:displayText="КНН 1сш / КНН 1сш: Пуск ИО напряжения ОП" w:value="КНН 1сш / КНН 1сш: Пуск ИО напряжения ОП"/>
+                  <w:listItem w:displayText="КНН 1сш / КНН 1сш: Функция введена в работу" w:value="КНН 1сш / КНН 1сш: Функция введена в работу"/>
+                  <w:listItem w:displayText="КНН 1сш / КНН 1сш: Функция оперативно выведена из работы" w:value="КНН 1сш / КНН 1сш: Функция оперативно выведена из работы"/>
+                  <w:listItem w:displayText="КНН 2сш / КНН 2сш: Пуск" w:value="КНН 2сш / КНН 2сш: Пуск"/>
+                  <w:listItem w:displayText="КНН 2сш / КНН 2сш: Пуск ИО напряжения" w:value="КНН 2сш / КНН 2сш: Пуск ИО напряжения"/>
+                  <w:listItem w:displayText="КНН 2сш / КНН 2сш: Пуск ИО напряжения ОП" w:value="КНН 2сш / КНН 2сш: Пуск ИО напряжения ОП"/>
+                  <w:listItem w:displayText="КНН 2сш / КНН 2сш: Функция введена в работу" w:value="КНН 2сш / КНН 2сш: Функция введена в работу"/>
+                  <w:listItem w:displayText="КНН 2сш / КНН 2сш: Функция оперативно выведена из работы" w:value="КНН 2сш / КНН 2сш: Функция оперативно выведена из работы"/>
+                  <w:listItem w:displayText="КОН 1сш / КОН 1сш: Пуск" w:value="КОН 1сш / КОН 1сш: Пуск"/>
+                  <w:listItem w:displayText="КОН 1сш / КОН 1сш: Пуск ИО напряжения" w:value="КОН 1сш / КОН 1сш: Пуск ИО напряжения"/>
+                  <w:listItem w:displayText="КОН 1сш / КОН 1сш: Пуск ИО напряжения ОП" w:value="КОН 1сш / КОН 1сш: Пуск ИО напряжения ОП"/>
+                  <w:listItem w:displayText="КОН 1сш / КОН 1сш: Функция введена в работу" w:value="КОН 1сш / КОН 1сш: Функция введена в работу"/>
+                  <w:listItem w:displayText="КОН 1сш / КОН 1сш: Функция оперативно выведена из работы" w:value="КОН 1сш / КОН 1сш: Функция оперативно выведена из работы"/>
+                  <w:listItem w:displayText="КОН 2сш / КОН 2сш: Пуск" w:value="КОН 2сш / КОН 2сш: Пуск"/>
+                  <w:listItem w:displayText="КОН 2сш / КОН 2сш: Пуск ИО напряжения" w:value="КОН 2сш / КОН 2сш: Пуск ИО напряжения"/>
+                  <w:listItem w:displayText="КОН 2сш / КОН 2сш: Пуск ИО напряжения ОП" w:value="КОН 2сш / КОН 2сш: Пуск ИО напряжения ОП"/>
+                  <w:listItem w:displayText="КОН 2сш / КОН 2сш: Функция введена в работу" w:value="КОН 2сш / КОН 2сш: Функция введена в работу"/>
+                  <w:listItem w:displayText="КОН 2сш / КОН 2сш: Функция оперативно выведена из работы" w:value="КОН 2сш / КОН 2сш: Функция оперативно выведена из работы"/>
                   <w:listItem w:displayText="КС / КС: Блокировка по скорости изменения частоты" w:value="КС / КС: Блокировка по скорости изменения частоты"/>
                   <w:listItem w:displayText="КС / КС: Нет условий по напряжению" w:value="КС / КС: Нет условий по напряжению"/>
                   <w:listItem w:displayText="КС / КС: Нет условий по углу" w:value="КС / КС: Нет условий по углу"/>
@@ -4231,22 +3375,9 @@
                   <w:listItem w:displayText="КС / КС: Общий пуск" w:value="КС / КС: Общий пуск"/>
                   <w:listItem w:displayText="КС / КС: Пуск условий ожидания синхронизма" w:value="КС / КС: Пуск условий ожидания синхронизма"/>
                   <w:listItem w:displayText="КС / КС: Пуск условий улавливания синхронизма" w:value="КС / КС: Пуск условий улавливания синхронизма"/>
-                  <w:listItem w:displayText="КС / КС: Разрешение автоматического включения" w:value="КС / КС: Разрешение автоматического включения"/>
                   <w:listItem w:displayText="КС / КС: Разрешение оперативного включения" w:value="КС / КС: Разрешение оперативного включения"/>
                   <w:listItem w:displayText="КС / КС: Функция введена в работу" w:value="КС / КС: Функция введена в работу"/>
                   <w:listItem w:displayText="КС / КС: Функция оперативно выведена из работы" w:value="КС / КС: Функция оперативно выведена из работы"/>
-                  <w:listItem w:displayText="КСВ / КСВ: Блокировка включения В" w:value="КСВ / КСВ: Блокировка включения В"/>
-                  <w:listItem w:displayText="КСВ / КСВ: Блокировка отключения В" w:value="КСВ / КСВ: Блокировка отключения В"/>
-                  <w:listItem w:displayText="КСВ / КСВ: В аварийно отключен" w:value="КСВ / КСВ: В аварийно отключен"/>
-                  <w:listItem w:displayText="КСВ / КСВ: В самопроизвольно отключен" w:value="КСВ / КСВ: В самопроизвольно отключен"/>
-                  <w:listItem w:displayText="КСВ / КСВ: Защита ЭМВ" w:value="КСВ / КСВ: Защита ЭМВ"/>
-                  <w:listItem w:displayText="КСВ / КСВ: Защита ЭМО1" w:value="КСВ / КСВ: Защита ЭМО1"/>
-                  <w:listItem w:displayText="КСВ / КСВ: Защита ЭМО2" w:value="КСВ / КСВ: Защита ЭМО2"/>
-                  <w:listItem w:displayText="КСВ / КСВ: Неисправность В" w:value="КСВ / КСВ: Неисправность В"/>
-                  <w:listItem w:displayText="КСВ / КСВ: Неисправность цепей ЭМУ" w:value="КСВ / КСВ: Неисправность цепей ЭМУ"/>
-                  <w:listItem w:displayText="КСВ / КСВ: Реле фиксации команды" w:value="КСВ / КСВ: Реле фиксации команды"/>
-                  <w:listItem w:displayText="КСВ / КСВ: Функция введена в работу" w:value="КСВ / КСВ: Функция введена в работу"/>
-                  <w:listItem w:displayText="КСВ / КСВ: Функция оперативно выведена из работы" w:value="КСВ / КСВ: Функция оперативно выведена из работы"/>
                   <w:listItem w:displayText="ЛЗШ / ЛЗШ: Обнаружение неисправности" w:value="ЛЗШ / ЛЗШ: Обнаружение неисправности"/>
                   <w:listItem w:displayText="ЛЗШ / ЛЗШ: Пуск" w:value="ЛЗШ / ЛЗШ: Пуск"/>
                   <w:listItem w:displayText="ЛЗШ / ЛЗШ: Пуск ИО тока по фазе B" w:value="ЛЗШ / ЛЗШ: Пуск ИО тока по фазе B"/>
@@ -4259,27 +3390,19 @@
                   <w:listItem w:displayText="ЛЗШ / ЛЗШ: Срабатывание на сигнал" w:value="ЛЗШ / ЛЗШ: Срабатывание на сигнал"/>
                   <w:listItem w:displayText="ЛЗШ / ЛЗШ: Функция введена в работу" w:value="ЛЗШ / ЛЗШ: Функция введена в работу"/>
                   <w:listItem w:displayText="ЛЗШ / ЛЗШ: Функция оперативно выведена из работы" w:value="ЛЗШ / ЛЗШ: Функция оперативно выведена из работы"/>
-                  <w:listItem w:displayText="ЛОВ / ЗАВР ЛО: Запрет АВР" w:value="ЛОВ / ЗАВР ЛО: Запрет АВР"/>
-                  <w:listItem w:displayText="ЛОВ / ЗАВР ЛО: Функция введена в работу" w:value="ЛОВ / ЗАВР ЛО: Функция введена в работу"/>
-                  <w:listItem w:displayText="ЛОВ / ЗАВР ЛО: Функция оперативно выведена из работы" w:value="ЛОВ / ЗАВР ЛО: Функция оперативно выведена из работы"/>
-                  <w:listItem w:displayText="ЛОВ / ЗАПВ: Запрет АПВ" w:value="ЛОВ / ЗАПВ: Запрет АПВ"/>
-                  <w:listItem w:displayText="ЛОВ / ЗАПВ: Функция введена в работу" w:value="ЛОВ / ЗАПВ: Функция введена в работу"/>
-                  <w:listItem w:displayText="ЛОВ / ЗАПВ: Функция оперативно выведена из работы" w:value="ЛОВ / ЗАПВ: Функция оперативно выведена из работы"/>
-                  <w:listItem w:displayText="ЛОВ / ЛВ ВНР: Включение с КС" w:value="ЛОВ / ЛВ ВНР: Включение с КС"/>
-                  <w:listItem w:displayText="ЛОВ / ЛВ ВНР: Включить" w:value="ЛОВ / ЛВ ВНР: Включить"/>
-                  <w:listItem w:displayText="ЛОВ / ЛВ ВНР: Задержка включения с КС" w:value="ЛОВ / ЛВ ВНР: Задержка включения с КС"/>
-                  <w:listItem w:displayText="ЛОВ / ЛВ ВНР: Функция введена в работу" w:value="ЛОВ / ЛВ ВНР: Функция введена в работу"/>
-                  <w:listItem w:displayText="ЛОВ / ЛВ ВНР: Функция оперативно выведена из работы" w:value="ЛОВ / ЛВ ВНР: Функция оперативно выведена из работы"/>
-                  <w:listItem w:displayText="ЛОВ / ЛО ВНР: Отключение" w:value="ЛОВ / ЛО ВНР: Отключение"/>
-                  <w:listItem w:displayText="ЛОВ / ЛО ВНР: Отключить" w:value="ЛОВ / ЛО ВНР: Отключить"/>
-                  <w:listItem w:displayText="ЛОВ / ЛО ВНР: Функция введена в работу" w:value="ЛОВ / ЛО ВНР: Функция введена в работу"/>
-                  <w:listItem w:displayText="ЛОВ / ЛО ВНР: Функция оперативно выведена из работы" w:value="ЛОВ / ЛО ВНР: Функция оперативно выведена из работы"/>
-                  <w:listItem w:displayText="ЛОВ / ЛО РЗ: Отключение" w:value="ЛОВ / ЛО РЗ: Отключение"/>
-                  <w:listItem w:displayText="ЛОВ / ЛО РЗ: Отключить" w:value="ЛОВ / ЛО РЗ: Отключить"/>
-                  <w:listItem w:displayText="ЛОВ / ЛО РЗ: Функция введена в работу" w:value="ЛОВ / ЛО РЗ: Функция введена в работу"/>
-                  <w:listItem w:displayText="ЛОВ / ЛО РЗ: Функция оперативно выведена из работы" w:value="ЛОВ / ЛО РЗ: Функция оперативно выведена из работы"/>
+                  <w:listItem w:displayText="ЛО / ЗАВР ЛО: Запрет АВР" w:value="ЛО / ЗАВР ЛО: Запрет АВР"/>
+                  <w:listItem w:displayText="ЛО / ЗАВР ЛО: Функция введена в работу" w:value="ЛО / ЗАВР ЛО: Функция введена в работу"/>
+                  <w:listItem w:displayText="ЛО / ЗАВР ЛО: Функция оперативно выведена из работы" w:value="ЛО / ЗАВР ЛО: Функция оперативно выведена из работы"/>
+                  <w:listItem w:displayText="ЛО / ЛО ВНР: Отключение" w:value="ЛО / ЛО ВНР: Отключение"/>
+                  <w:listItem w:displayText="ЛО / ЛО ВНР: Отключить" w:value="ЛО / ЛО ВНР: Отключить"/>
+                  <w:listItem w:displayText="ЛО / ЛО ВНР: Функция введена в работу" w:value="ЛО / ЛО ВНР: Функция введена в работу"/>
+                  <w:listItem w:displayText="ЛО / ЛО ВНР: Функция оперативно выведена из работы" w:value="ЛО / ЛО ВНР: Функция оперативно выведена из работы"/>
+                  <w:listItem w:displayText="ЛО / ЛО РЗ: Отключение" w:value="ЛО / ЛО РЗ: Отключение"/>
+                  <w:listItem w:displayText="ЛО / ЛО РЗ: Отключить" w:value="ЛО / ЛО РЗ: Отключить"/>
+                  <w:listItem w:displayText="ЛО / ЛО РЗ: Функция введена в работу" w:value="ЛО / ЛО РЗ: Функция введена в работу"/>
+                  <w:listItem w:displayText="ЛО / ЛО РЗ: Функция оперативно выведена из работы" w:value="ЛО / ЛО РЗ: Функция оперативно выведена из работы"/>
                   <w:listItem w:displayText="МТЗ / АУ МТЗ: Пуск АУ" w:value="МТЗ / АУ МТЗ: Пуск АУ"/>
-                  <w:listItem w:displayText="МТЗ / БЛЗТ: Блокировка" w:value="МТЗ / БЛЗТ: Блокировка"/>
+                  <w:listItem w:displayText="МТЗ / БЛЗШ: Блокировка ЛЗШ" w:value="МТЗ / БЛЗШ: Блокировка ЛЗШ"/>
                   <w:listItem w:displayText="МТЗ / БНТ: Пуск БНТ" w:value="МТЗ / БНТ: Пуск БНТ"/>
                   <w:listItem w:displayText="МТЗ / БНТ: Пуск БНТ по фазе A" w:value="МТЗ / БНТ: Пуск БНТ по фазе A"/>
                   <w:listItem w:displayText="МТЗ / БНТ: Пуск БНТ по фазе B" w:value="МТЗ / БНТ: Пуск БНТ по фазе B"/>
@@ -4321,6 +3444,18 @@
                   <w:listItem w:displayText="МТЗ / МТЗ 3 ст.: Срабатывание на сигнал" w:value="МТЗ / МТЗ 3 ст.: Срабатывание на сигнал"/>
                   <w:listItem w:displayText="МТЗ / МТЗ 3 ст.: Функция введена в работу" w:value="МТЗ / МТЗ 3 ст.: Функция введена в работу"/>
                   <w:listItem w:displayText="МТЗ / МТЗ 3 ст.: Функция оперативно выведена из работы" w:value="МТЗ / МТЗ 3 ст.: Функция оперативно выведена из работы"/>
+                  <w:listItem w:displayText="МТЗ / МТЗ 4 ст.: Пуск" w:value="МТЗ / МТЗ 4 ст.: Пуск"/>
+                  <w:listItem w:displayText="МТЗ / МТЗ 4 ст.: Пуск ИО тока по фазе B" w:value="МТЗ / МТЗ 4 ст.: Пуск ИО тока по фазе B"/>
+                  <w:listItem w:displayText="МТЗ / МТЗ 4 ст.: Пуск ИО тока по фазе C" w:value="МТЗ / МТЗ 4 ст.: Пуск ИО тока по фазе C"/>
+                  <w:listItem w:displayText="МТЗ / МТЗ 4 ст.: Пуск ИО тока по фазе А" w:value="МТЗ / МТЗ 4 ст.: Пуск ИО тока по фазе А"/>
+                  <w:listItem w:displayText="МТЗ / МТЗ 4 ст.: Пуск ФВН" w:value="МТЗ / МТЗ 4 ст.: Пуск ФВН"/>
+                  <w:listItem w:displayText="МТЗ / МТЗ 4 ст.: Пуск по фазе B" w:value="МТЗ / МТЗ 4 ст.: Пуск по фазе B"/>
+                  <w:listItem w:displayText="МТЗ / МТЗ 4 ст.: Пуск по фазе C" w:value="МТЗ / МТЗ 4 ст.: Пуск по фазе C"/>
+                  <w:listItem w:displayText="МТЗ / МТЗ 4 ст.: Пуск по фазе А" w:value="МТЗ / МТЗ 4 ст.: Пуск по фазе А"/>
+                  <w:listItem w:displayText="МТЗ / МТЗ 4 ст.: Срабатывание" w:value="МТЗ / МТЗ 4 ст.: Срабатывание"/>
+                  <w:listItem w:displayText="МТЗ / МТЗ 4 ст.: Срабатывание на сигнал" w:value="МТЗ / МТЗ 4 ст.: Срабатывание на сигнал"/>
+                  <w:listItem w:displayText="МТЗ / МТЗ 4 ст.: Функция введена в работу" w:value="МТЗ / МТЗ 4 ст.: Функция введена в работу"/>
+                  <w:listItem w:displayText="МТЗ / МТЗ 4 ст.: Функция оперативно выведена из работы" w:value="МТЗ / МТЗ 4 ст.: Функция оперативно выведена из работы"/>
                   <w:listItem w:displayText="МТЗ / МТЗ: Пуск" w:value="МТЗ / МТЗ: Пуск"/>
                   <w:listItem w:displayText="МТЗ / ОНМ: Обратное направление" w:value="МТЗ / ОНМ: Обратное направление"/>
                   <w:listItem w:displayText="МТЗ / ОНМ: Обратное направление по фазе B" w:value="МТЗ / ОНМ: Обратное направление по фазе B"/>
@@ -4335,59 +3470,6 @@
                   <w:listItem w:displayText="МТЗ / ОНМ: Пуск по фазе C" w:value="МТЗ / ОНМ: Пуск по фазе C"/>
                   <w:listItem w:displayText="МТЗ / ОНМ: Пуск по фазе А" w:value="МТЗ / ОНМ: Пуск по фазе А"/>
                   <w:listItem w:displayText="МТЗ / ОУ МТЗ: Срабатывание" w:value="МТЗ / ОУ МТЗ: Срабатывание"/>
-                  <w:listItem w:displayText="ПДС / В: Поведение местного управления" w:value="ПДС / В: Поведение местного управления"/>
-                  <w:listItem w:displayText="ПДС / В: Положение ключа режима управления" w:value="ПДС / В: Положение ключа режима управления"/>
-                  <w:listItem w:displayText="ПДС / В: Положение ключа режима управления привода В" w:value="ПДС / В: Положение ключа режима управления привода В"/>
-                  <w:listItem w:displayText="ПДС / В: Право переключения на уровне станции" w:value="ПДС / В: Право переключения на уровне станции"/>
-                  <w:listItem w:displayText="ПДС / ВЭ1: Поведение местного управления" w:value="ПДС / ВЭ1: Поведение местного управления"/>
-                  <w:listItem w:displayText="ПДС / ВЭ1: Положение ключа режима управления" w:value="ПДС / ВЭ1: Положение ключа режима управления"/>
-                  <w:listItem w:displayText="ПДС / ВЭ1: Право переключения на уровне станции" w:value="ПДС / ВЭ1: Право переключения на уровне станции"/>
-                  <w:listItem w:displayText="ПДС / ВЭ1: Ремонтное положение коммутационного аппарата" w:value="ПДС / ВЭ1: Ремонтное положение коммутационного аппарата"/>
-                  <w:listItem w:displayText="ПДС / ВЭ2: Поведение местного управления" w:value="ПДС / ВЭ2: Поведение местного управления"/>
-                  <w:listItem w:displayText="ПДС / ВЭ2: Положение ключа режима управления" w:value="ПДС / ВЭ2: Положение ключа режима управления"/>
-                  <w:listItem w:displayText="ПДС / ВЭ2: Право переключения на уровне станции" w:value="ПДС / ВЭ2: Право переключения на уровне станции"/>
-                  <w:listItem w:displayText="ПДС / ВЭ2: Ремонтное положение коммутационного аппарата" w:value="ПДС / ВЭ2: Ремонтное положение коммутационного аппарата"/>
-                  <w:listItem w:displayText="ПДС / ЗН: Поведение местного управления" w:value="ПДС / ЗН: Поведение местного управления"/>
-                  <w:listItem w:displayText="ПДС / ЗН: Положение ключа режима управления" w:value="ПДС / ЗН: Положение ключа режима управления"/>
-                  <w:listItem w:displayText="ПДС / ЗН: Право переключения на уровне станции" w:value="ПДС / ЗН: Право переключения на уровне станции"/>
-                  <w:listItem w:displayText="ПДС / КИ: Аварийный уровень изоляции" w:value="ПДС / КИ: Аварийный уровень изоляции"/>
-                  <w:listItem w:displayText="ПДС / КИ: Низкий уровень изоляции" w:value="ПДС / КИ: Низкий уровень изоляции"/>
-                  <w:listItem w:displayText="ПДС / КПруж: Пружина не заведена" w:value="ПДС / КПруж: Пружина не заведена"/>
-                  <w:listItem w:displayText="ПДС / КЦВ: Контроль цепи ЭМВ" w:value="ПДС / КЦВ: Контроль цепи ЭМВ"/>
-                  <w:listItem w:displayText="ПДС / КЦВ: Контроль цепи ЭМО1" w:value="ПДС / КЦВ: Контроль цепи ЭМО1"/>
-                  <w:listItem w:displayText="ПДС / КЦВ: Контроль цепи ЭМО2" w:value="ПДС / КЦВ: Контроль цепи ЭМО2"/>
-                  <w:listItem w:displayText="ПДС / КЦВ: Работа ЭМВ" w:value="ПДС / КЦВ: Работа ЭМВ"/>
-                  <w:listItem w:displayText="ПДС / КЦВ: Работа ЭМО1" w:value="ПДС / КЦВ: Работа ЭМО1"/>
-                  <w:listItem w:displayText="ПДС / КЦВ: Работа ЭМО2" w:value="ПДС / КЦВ: Работа ЭМО2"/>
-                  <w:listItem w:displayText="ПДС / ПДС: Функция введена в работу" w:value="ПДС / ПДС: Функция введена в работу"/>
-                  <w:listItem w:displayText="ПДС / ПДС: Функция оперативно выведена из работы" w:value="ПДС / ПДС: Функция оперативно выведена из работы"/>
-                  <w:listItem w:displayText="ПДС НКУ / SA1: Цепь управления введена" w:value="ПДС НКУ / SA1: Цепь управления введена"/>
-                  <w:listItem w:displayText="ПДС НКУ / SA2: Цепь управления введена" w:value="ПДС НКУ / SA2: Цепь управления введена"/>
-                  <w:listItem w:displayText="ПДС НКУ / SA3: Цепь управления введена" w:value="ПДС НКУ / SA3: Цепь управления введена"/>
-                  <w:listItem w:displayText="ПДС НКУ / SA4: Цепь управления введена" w:value="ПДС НКУ / SA4: Цепь управления введена"/>
-                  <w:listItem w:displayText="ПДС НКУ / SF1: Автоматический выключатель отключен" w:value="ПДС НКУ / SF1: Автоматический выключатель отключен"/>
-                  <w:listItem w:displayText="ПДС НКУ / SF2: Автоматический выключатель отключен" w:value="ПДС НКУ / SF2: Автоматический выключатель отключен"/>
-                  <w:listItem w:displayText="ПДС НКУ / SG1: Рабочее положение испытательного блока" w:value="ПДС НКУ / SG1: Рабочее положение испытательного блока"/>
-                  <w:listItem w:displayText="ПДС НКУ / SG2: Рабочее положение испытательного блока" w:value="ПДС НКУ / SG2: Рабочее положение испытательного блока"/>
-                  <w:listItem w:displayText="ПДС НКУ / SG3: Рабочее положение испытательного блока" w:value="ПДС НКУ / SG3: Рабочее положение испытательного блока"/>
-                  <w:listItem w:displayText="ПДС НКУ / Дверь: Дверь отсека/ шкафа закрыта" w:value="ПДС НКУ / Дверь: Дверь отсека/ шкафа закрыта"/>
-                  <w:listItem w:displayText="ПДС НКУ / Дверь: Дверь отсека/ шкафа открыта" w:value="ПДС НКУ / Дверь: Дверь отсека/ шкафа открыта"/>
-                  <w:listItem w:displayText="ПДС НКУ / ОТ ОБР 1: Неисправность оперативного тока цепей ОБР 1" w:value="ПДС НКУ / ОТ ОБР 1: Неисправность оперативного тока цепей ОБР 1"/>
-                  <w:listItem w:displayText="ПДС НКУ / ОТ ОБР 2: Неисправность оперативного тока цепей ОБР 2" w:value="ПДС НКУ / ОТ ОБР 2: Неисправность оперативного тока цепей ОБР 2"/>
-                  <w:listItem w:displayText="ПДС НКУ / ОТ ЦСВ: Неисправность ОТ цепей сигнализации В" w:value="ПДС НКУ / ОТ ЦСВ: Неисправность ОТ цепей сигнализации В"/>
-                  <w:listItem w:displayText="ПДС НКУ / ОТ ЭМО1, ЭМВ: Неисправность оперативного тока цепей ЭМВ, ЭМО1" w:value="ПДС НКУ / ОТ ЭМО1, ЭМВ: Неисправность оперативного тока цепей ЭМВ, ЭМО1"/>
-                  <w:listItem w:displayText="ПДС НКУ / ОТ ЭМО2: Неисправность оперативного тока цепей ЭМО2" w:value="ПДС НКУ / ОТ ЭМО2: Неисправность оперативного тока цепей ЭМО2"/>
-                  <w:listItem w:displayText="ПДС НКУ / ПДС НКУ: Функция введена в работу" w:value="ПДС НКУ / ПДС НКУ: Функция введена в работу"/>
-                  <w:listItem w:displayText="ПДС НКУ / ПДС НКУ: Функция оперативно выведена из работы" w:value="ПДС НКУ / ПДС НКУ: Функция оперативно выведена из работы"/>
-                  <w:listItem w:displayText="ПДС НКУ / Пер.ав.дебл.см.яч.: Цепи аварийной деблокировки ячейки выведены" w:value="ПДС НКУ / Пер.ав.дебл.см.яч.: Цепи аварийной деблокировки ячейки выведены"/>
-                  <w:listItem w:displayText="ПС / ПС: Пуск предупредительной сигнализации" w:value="ПС / ПС: Пуск предупредительной сигнализации"/>
-                  <w:listItem w:displayText="ПС / ПС: Пуск предупредительной сигнализации (импульс)" w:value="ПС / ПС: Пуск предупредительной сигнализации (импульс)"/>
-                  <w:listItem w:displayText="СС / СС: БИ выведены" w:value="СС / СС: БИ выведены"/>
-                  <w:listItem w:displayText="СС / СС: Выходные цепи разобраны" w:value="СС / СС: Выходные цепи разобраны"/>
-                  <w:listItem w:displayText="СС / СС: Неисправность КА" w:value="СС / СС: Неисправность КА"/>
-                  <w:listItem w:displayText="СС / СС: Общий внешний сигнал" w:value="СС / СС: Общий внешний сигнал"/>
-                  <w:listItem w:displayText="СС / СС: Превышение времени переключения КА" w:value="СС / СС: Превышение времени переключения КА"/>
-                  <w:listItem w:displayText="СС / СС: Сигнализация цепей опер.тока" w:value="СС / СС: Сигнализация цепей опер.тока"/>
                   <w:listItem w:displayText="ТЗНП / АУ ТЗНП: Пуск автоматического ускорения ТЗНП" w:value="ТЗНП / АУ ТЗНП: Пуск автоматического ускорения ТЗНП"/>
                   <w:listItem w:displayText="ТЗНП / БНТ НП: Пуск БНТ НП" w:value="ТЗНП / БНТ НП: Пуск БНТ НП"/>
                   <w:listItem w:displayText="ТЗНП / БЧС: Блокировка чувствительных ступеней" w:value="ТЗНП / БЧС: Блокировка чувствительных ступеней"/>
@@ -4409,6 +3491,20 @@
                   <w:listItem w:displayText="ТЗНП / ТЗНП 2 ст.: Срабатывание на сигнал" w:value="ТЗНП / ТЗНП 2 ст.: Срабатывание на сигнал"/>
                   <w:listItem w:displayText="ТЗНП / ТЗНП 2 ст.: Функция введена в работу" w:value="ТЗНП / ТЗНП 2 ст.: Функция введена в работу"/>
                   <w:listItem w:displayText="ТЗНП / ТЗНП 2 ст.: Функция оперативно выведена из работы" w:value="ТЗНП / ТЗНП 2 ст.: Функция оперативно выведена из работы"/>
+                  <w:listItem w:displayText="ТЗНП / ТЗНП 3 ст.: Пуск" w:value="ТЗНП / ТЗНП 3 ст.: Пуск"/>
+                  <w:listItem w:displayText="ТЗНП / ТЗНП 3 ст.: Пуск ИО напряжения НП" w:value="ТЗНП / ТЗНП 3 ст.: Пуск ИО напряжения НП"/>
+                  <w:listItem w:displayText="ТЗНП / ТЗНП 3 ст.: Пуск ИО тока НП" w:value="ТЗНП / ТЗНП 3 ст.: Пуск ИО тока НП"/>
+                  <w:listItem w:displayText="ТЗНП / ТЗНП 3 ст.: Срабатывание" w:value="ТЗНП / ТЗНП 3 ст.: Срабатывание"/>
+                  <w:listItem w:displayText="ТЗНП / ТЗНП 3 ст.: Срабатывание на сигнал" w:value="ТЗНП / ТЗНП 3 ст.: Срабатывание на сигнал"/>
+                  <w:listItem w:displayText="ТЗНП / ТЗНП 3 ст.: Функция введена в работу" w:value="ТЗНП / ТЗНП 3 ст.: Функция введена в работу"/>
+                  <w:listItem w:displayText="ТЗНП / ТЗНП 3 ст.: Функция оперативно выведена из работы" w:value="ТЗНП / ТЗНП 3 ст.: Функция оперативно выведена из работы"/>
+                  <w:listItem w:displayText="ТЗНП / ТЗНП 4 ст.: Пуск" w:value="ТЗНП / ТЗНП 4 ст.: Пуск"/>
+                  <w:listItem w:displayText="ТЗНП / ТЗНП 4 ст.: Пуск ИО напряжения НП" w:value="ТЗНП / ТЗНП 4 ст.: Пуск ИО напряжения НП"/>
+                  <w:listItem w:displayText="ТЗНП / ТЗНП 4 ст.: Пуск ИО тока НП" w:value="ТЗНП / ТЗНП 4 ст.: Пуск ИО тока НП"/>
+                  <w:listItem w:displayText="ТЗНП / ТЗНП 4 ст.: Срабатывание" w:value="ТЗНП / ТЗНП 4 ст.: Срабатывание"/>
+                  <w:listItem w:displayText="ТЗНП / ТЗНП 4 ст.: Срабатывание на сигнал" w:value="ТЗНП / ТЗНП 4 ст.: Срабатывание на сигнал"/>
+                  <w:listItem w:displayText="ТЗНП / ТЗНП 4 ст.: Функция введена в работу" w:value="ТЗНП / ТЗНП 4 ст.: Функция введена в работу"/>
+                  <w:listItem w:displayText="ТЗНП / ТЗНП 4 ст.: Функция оперативно выведена из работы" w:value="ТЗНП / ТЗНП 4 ст.: Функция оперативно выведена из работы"/>
                   <w:listItem w:displayText="ТК ЗДЗ / ТК ЗДЗ: Пуск" w:value="ТК ЗДЗ / ТК ЗДЗ: Пуск"/>
                   <w:listItem w:displayText="ТК ЗДЗ / ТК ЗДЗ: Пуск ИО тока" w:value="ТК ЗДЗ / ТК ЗДЗ: Пуск ИО тока"/>
                   <w:listItem w:displayText="ТК ЗДЗ / ТК ЗДЗ: Функция введена в работу" w:value="ТК ЗДЗ / ТК ЗДЗ: Функция введена в работу"/>
@@ -4763,58 +3859,39 @@
                   <w:listItem w:displayText="Не назначено" w:value=""/>
                   <w:listItem w:displayText="──────── Сигналы РЗиА ────────" w:value="INPUTS_HEADER" w:disabled="true"/>
                   <w:listItem w:displayText="АВР / АВР: Включить" w:value="АВР / АВР: Включить"/>
-                  <w:listItem w:displayText="АВР / АВР: Включить резервный ввод или секционный выключатель" w:value="АВР / АВР: Включить резервный ввод или секционный выключатель"/>
                   <w:listItem w:displayText="АВР / АВР: Готовность" w:value="АВР / АВР: Готовность"/>
-                  <w:listItem w:displayText="АВР / АВР: Разрешение" w:value="АВР / АВР: Разрешение"/>
+                  <w:listItem w:displayText="АВР / АВР: Пуск" w:value="АВР / АВР: Пуск"/>
+                  <w:listItem w:displayText="АВР / АВР: Разрешение отключения ВВ 1 секции шин" w:value="АВР / АВР: Разрешение отключения ВВ 1 секции шин"/>
+                  <w:listItem w:displayText="АВР / АВР: Разрешение отключения ВВ 2 секции шин" w:value="АВР / АВР: Разрешение отключения ВВ 2 секции шин"/>
                   <w:listItem w:displayText="АВР / АВР: Функция введена в работу" w:value="АВР / АВР: Функция введена в работу"/>
                   <w:listItem w:displayText="АВР / АВР: Функция оперативно выведена из работы" w:value="АВР / АВР: Функция оперативно выведена из работы"/>
                   <w:listItem w:displayText="АВР / ЗАВР: Запрет АВР" w:value="АВР / ЗАВР: Запрет АВР"/>
-                  <w:listItem w:displayText="АПВ ВВ / АПВ ВВ: АПВ неуспешно" w:value="АПВ ВВ / АПВ ВВ: АПВ неуспешно"/>
-                  <w:listItem w:displayText="АПВ ВВ / АПВ ВВ: АПВ успешно" w:value="АПВ ВВ / АПВ ВВ: АПВ успешно"/>
-                  <w:listItem w:displayText="АПВ ВВ / АПВ ВВ: Аварийное отключение" w:value="АПВ ВВ / АПВ ВВ: Аварийное отключение"/>
-                  <w:listItem w:displayText="АПВ ВВ / АПВ ВВ: Включение с контролем синхронизма" w:value="АПВ ВВ / АПВ ВВ: Включение с контролем синхронизма"/>
-                  <w:listItem w:displayText="АПВ ВВ / АПВ ВВ: Включить" w:value="АПВ ВВ / АПВ ВВ: Включить"/>
-                  <w:listItem w:displayText="АПВ ВВ / АПВ ВВ: Выключатель включен" w:value="АПВ ВВ / АПВ ВВ: Выключатель включен"/>
-                  <w:listItem w:displayText="АПВ ВВ / АПВ ВВ: Готовность" w:value="АПВ ВВ / АПВ ВВ: Готовность"/>
-                  <w:listItem w:displayText="АПВ ВВ / АПВ ВВ: Задержка включения" w:value="АПВ ВВ / АПВ ВВ: Задержка включения"/>
-                  <w:listItem w:displayText="АПВ ВВ / АПВ ВВ: Неуспешный цикл" w:value="АПВ ВВ / АПВ ВВ: Неуспешный цикл"/>
-                  <w:listItem w:displayText="АПВ ВВ / АПВ ВВ: Общая готовность" w:value="АПВ ВВ / АПВ ВВ: Общая готовность"/>
-                  <w:listItem w:displayText="АПВ ВВ / АПВ ВВ: Ожидание срабатывания" w:value="АПВ ВВ / АПВ ВВ: Ожидание срабатывания"/>
-                  <w:listItem w:displayText="АПВ ВВ / АПВ ВВ: Пуск" w:value="АПВ ВВ / АПВ ВВ: Пуск"/>
-                  <w:listItem w:displayText="АПВ ВВ / АПВ ВВ: Функция введена в работу" w:value="АПВ ВВ / АПВ ВВ: Функция введена в работу"/>
-                  <w:listItem w:displayText="АПВ ВВ / АПВ ВВ: Функция оперативно выведена из работы" w:value="АПВ ВВ / АПВ ВВ: Функция оперативно выведена из работы"/>
-                  <w:listItem w:displayText="АПВ ВВ / АПВ ВВ: Цикл АПВ прерван" w:value="АПВ ВВ / АПВ ВВ: Цикл АПВ прерван"/>
-                  <w:listItem w:displayText="АУ / АУ: Ввод ускорения" w:value="АУ / АУ: Ввод ускорения"/>
-                  <w:listItem w:displayText="АУ / АУ: Срабатывание" w:value="АУ / АУ: Срабатывание"/>
-                  <w:listItem w:displayText="АУ / АУ: Функция введена в работу" w:value="АУ / АУ: Функция введена в работу"/>
-                  <w:listItem w:displayText="АУ / АУ: Функция оперативно выведена из работы" w:value="АУ / АУ: Функция оперативно выведена из работы"/>
                   <w:listItem w:displayText="БК / БК: Срабатывание быстродействующих ступеней" w:value="БК / БК: Срабатывание быстродействующих ступеней"/>
                   <w:listItem w:displayText="БК / БК: Срабатывание медленнодействующих ступеней" w:value="БК / БК: Срабатывание медленнодействующих ступеней"/>
                   <w:listItem w:displayText="БК / БК: Функция введена в работу" w:value="БК / БК: Функция введена в работу"/>
                   <w:listItem w:displayText="БК / БК: Функция оперативно выведена из работы" w:value="БК / БК: Функция оперативно выведена из работы"/>
-                  <w:listItem w:displayText="БННвв / БННвв: Неисправность ЦН" w:value="БННвв / БННвв: Неисправность ЦН"/>
-                  <w:listItem w:displayText="БННвв / БННвв: Отключение автомата ТН" w:value="БННвв / БННвв: Отключение автомата ТН"/>
-                  <w:listItem w:displayText="БННвв / БННвв: Пуск 3U03f" w:value="БННвв / БННвв: Пуск 3U03f"/>
-                  <w:listItem w:displayText="БННвв / БННвв: Пуск U2I2" w:value="БННвв / БННвв: Пуск U2I2"/>
-                  <w:listItem w:displayText="БННвв / БННвв: Пуск dU0" w:value="БННвв / БННвв: Пуск dU0"/>
-                  <w:listItem w:displayText="БННвв / БННвв: Пуск minU3p" w:value="БННвв / БННвв: Пуск minU3p"/>
-                  <w:listItem w:displayText="БННвв / БННвв: Срабатывание" w:value="БННвв / БННвв: Срабатывание"/>
-                  <w:listItem w:displayText="БННвв / БННвв: Функция введена в работу" w:value="БННвв / БННвв: Функция введена в работу"/>
-                  <w:listItem w:displayText="БННвв / БННвв: Функция оперативно выведена из работы" w:value="БННвв / БННвв: Функция оперативно выведена из работы"/>
-                  <w:listItem w:displayText="БННш / БННш: Неисправность ЦН" w:value="БННш / БННш: Неисправность ЦН"/>
-                  <w:listItem w:displayText="БННш / БННш: Отключение автомата ТН" w:value="БННш / БННш: Отключение автомата ТН"/>
-                  <w:listItem w:displayText="БННш / БННш: Пуск 3U03f" w:value="БННш / БННш: Пуск 3U03f"/>
-                  <w:listItem w:displayText="БННш / БННш: Пуск U2I2" w:value="БННш / БННш: Пуск U2I2"/>
-                  <w:listItem w:displayText="БННш / БННш: Пуск dU0" w:value="БННш / БННш: Пуск dU0"/>
-                  <w:listItem w:displayText="БННш / БННш: Пуск minU3p" w:value="БННш / БННш: Пуск minU3p"/>
-                  <w:listItem w:displayText="БННш / БННш: Срабатывание" w:value="БННш / БННш: Срабатывание"/>
-                  <w:listItem w:displayText="БННш / БННш: Функция введена в работу" w:value="БННш / БННш: Функция введена в работу"/>
-                  <w:listItem w:displayText="БННш / БННш: Функция оперативно выведена из работы" w:value="БННш / БННш: Функция оперативно выведена из работы"/>
-                  <w:listItem w:displayText="ВНР / ВНР: Включение с КС" w:value="ВНР / ВНР: Включение с КС"/>
-                  <w:listItem w:displayText="ВНР / ВНР: Включить" w:value="ВНР / ВНР: Включить"/>
-                  <w:listItem w:displayText="ВНР / ВНР: Задержка включения с КС" w:value="ВНР / ВНР: Задержка включения с КС"/>
+                  <w:listItem w:displayText="БНН 1сш / БНН 1сш: Неисправность ЦН" w:value="БНН 1сш / БНН 1сш: Неисправность ЦН"/>
+                  <w:listItem w:displayText="БНН 1сш / БНН 1сш: Отключение автомата ТН" w:value="БНН 1сш / БНН 1сш: Отключение автомата ТН"/>
+                  <w:listItem w:displayText="БНН 1сш / БНН 1сш: Пуск 3U03f" w:value="БНН 1сш / БНН 1сш: Пуск 3U03f"/>
+                  <w:listItem w:displayText="БНН 1сш / БНН 1сш: Пуск U2I2" w:value="БНН 1сш / БНН 1сш: Пуск U2I2"/>
+                  <w:listItem w:displayText="БНН 1сш / БНН 1сш: Пуск dU0" w:value="БНН 1сш / БНН 1сш: Пуск dU0"/>
+                  <w:listItem w:displayText="БНН 1сш / БНН 1сш: Пуск minU3p" w:value="БНН 1сш / БНН 1сш: Пуск minU3p"/>
+                  <w:listItem w:displayText="БНН 1сш / БНН 1сш: Срабатывание" w:value="БНН 1сш / БНН 1сш: Срабатывание"/>
+                  <w:listItem w:displayText="БНН 1сш / БНН 1сш: Функция введена в работу" w:value="БНН 1сш / БНН 1сш: Функция введена в работу"/>
+                  <w:listItem w:displayText="БНН 1сш / БНН 1сш: Функция оперативно выведена из работы" w:value="БНН 1сш / БНН 1сш: Функция оперативно выведена из работы"/>
+                  <w:listItem w:displayText="БНН 2сш / БНН 2сш: Неисправность ЦН" w:value="БНН 2сш / БНН 2сш: Неисправность ЦН"/>
+                  <w:listItem w:displayText="БНН 2сш / БНН 2сш: Отключение автомата ТН" w:value="БНН 2сш / БНН 2сш: Отключение автомата ТН"/>
+                  <w:listItem w:displayText="БНН 2сш / БНН 2сш: Пуск U2I2" w:value="БНН 2сш / БНН 2сш: Пуск U2I2"/>
+                  <w:listItem w:displayText="БНН 2сш / БНН 2сш: Пуск minU3p" w:value="БНН 2сш / БНН 2сш: Пуск minU3p"/>
+                  <w:listItem w:displayText="БНН 2сш / БНН 2сш: Срабатывание" w:value="БНН 2сш / БНН 2сш: Срабатывание"/>
+                  <w:listItem w:displayText="БНН 2сш / БНН 2сш: Функция введена в работу" w:value="БНН 2сш / БНН 2сш: Функция введена в работу"/>
+                  <w:listItem w:displayText="БНН 2сш / БНН 2сш: Функция оперативно выведена из работы" w:value="БНН 2сш / БНН 2сш: Функция оперативно выведена из работы"/>
+                  <w:listItem w:displayText="ВНР / ВНР: Включение ВВ 1 секции шин" w:value="ВНР / ВНР: Включение ВВ 1 секции шин"/>
+                  <w:listItem w:displayText="ВНР / ВНР: Включение ВВ 2 секции шин" w:value="ВНР / ВНР: Включение ВВ 2 секции шин"/>
+                  <w:listItem w:displayText="ВНР / ВНР: Готовность ВВ 1 секции шин" w:value="ВНР / ВНР: Готовность ВВ 1 секции шин"/>
+                  <w:listItem w:displayText="ВНР / ВНР: Готовность ВВ 2 секции шин" w:value="ВНР / ВНР: Готовность ВВ 2 секции шин"/>
                   <w:listItem w:displayText="ВНР / ВНР: Ожидание ВНР" w:value="ВНР / ВНР: Ожидание ВНР"/>
-                  <w:listItem w:displayText="ВНР / ВНР: Отключить резервный ВВ или СВ" w:value="ВНР / ВНР: Отключить резервный ВВ или СВ"/>
+                  <w:listItem w:displayText="ВНР / ВНР: Отключить" w:value="ВНР / ВНР: Отключить"/>
                   <w:listItem w:displayText="ВНР / ВНР: Функция введена в работу" w:value="ВНР / ВНР: Функция введена в работу"/>
                   <w:listItem w:displayText="ВНР / ВНР: Функция оперативно выведена из работы" w:value="ВНР / ВНР: Функция оперативно выведена из работы"/>
                   <w:listItem w:displayText="ДЗ / АУ ДЗ: Пуск автоматического ускорения ДЗ" w:value="ДЗ / АУ ДЗ: Пуск автоматического ускорения ДЗ"/>
@@ -4842,7 +3919,14 @@
                   <w:listItem w:displayText="ДЗ / ДЗ-фф 3ст.: Срабатывание на сигнал" w:value="ДЗ / ДЗ-фф 3ст.: Срабатывание на сигнал"/>
                   <w:listItem w:displayText="ДЗ / ДЗ-фф 3ст.: Функция введена в работу" w:value="ДЗ / ДЗ-фф 3ст.: Функция введена в работу"/>
                   <w:listItem w:displayText="ДЗ / ДЗ-фф 3ст.: Функция оперативно выведена из работы" w:value="ДЗ / ДЗ-фф 3ст.: Функция оперативно выведена из работы"/>
-                  <w:listItem w:displayText="ДЗ / ДЗ: Пуск" w:value="ДЗ / ДЗ: Пуск"/>
+                  <w:listItem w:displayText="ДЗ / ДЗ-фф 4ст.: Пуск ДЗ-фф 4 ст." w:value="ДЗ / ДЗ-фф 4ст.: Пуск ДЗ-фф 4 ст."/>
+                  <w:listItem w:displayText="ДЗ / ДЗ-фф 4ст.: Пуск ИО сопротивления Zab (фаза-фаза4)" w:value="ДЗ / ДЗ-фф 4ст.: Пуск ИО сопротивления Zab (фаза-фаза4)"/>
+                  <w:listItem w:displayText="ДЗ / ДЗ-фф 4ст.: Пуск ИО сопротивления Zbc (фаза-фаза4)" w:value="ДЗ / ДЗ-фф 4ст.: Пуск ИО сопротивления Zbc (фаза-фаза4)"/>
+                  <w:listItem w:displayText="ДЗ / ДЗ-фф 4ст.: Пуск ИО сопротивления Zca (фаза-фаза4)" w:value="ДЗ / ДЗ-фф 4ст.: Пуск ИО сопротивления Zca (фаза-фаза4)"/>
+                  <w:listItem w:displayText="ДЗ / ДЗ-фф 4ст.: Срабатывание ДЗ-фф 4 ст." w:value="ДЗ / ДЗ-фф 4ст.: Срабатывание ДЗ-фф 4 ст."/>
+                  <w:listItem w:displayText="ДЗ / ДЗ-фф 4ст.: Срабатывание на сигнал" w:value="ДЗ / ДЗ-фф 4ст.: Срабатывание на сигнал"/>
+                  <w:listItem w:displayText="ДЗ / ДЗ-фф 4ст.: Функция введена в работу" w:value="ДЗ / ДЗ-фф 4ст.: Функция введена в работу"/>
+                  <w:listItem w:displayText="ДЗ / ДЗ-фф 4ст.: Функция оперативно выведена из работы" w:value="ДЗ / ДЗ-фф 4ст.: Функция оперативно выведена из работы"/>
                   <w:listItem w:displayText="ДЗ / ОН: Обратное" w:value="ДЗ / ОН: Обратное"/>
                   <w:listItem w:displayText="ДЗ / ОН: Обратное направление контура BC" w:value="ДЗ / ОН: Обратное направление контура BC"/>
                   <w:listItem w:displayText="ДЗ / ОН: Обратное направление контура CA" w:value="ДЗ / ОН: Обратное направление контура CA"/>
@@ -4867,13 +3951,6 @@
                   <w:listItem w:displayText="ЗДЗ / ЗДЗ: Срабатывание на сигнал" w:value="ЗДЗ / ЗДЗ: Срабатывание на сигнал"/>
                   <w:listItem w:displayText="ЗДЗ / ЗДЗ: Функция введена в работу" w:value="ЗДЗ / ЗДЗ: Функция введена в работу"/>
                   <w:listItem w:displayText="ЗДЗ / ЗДЗ: Функция оперативно выведена из работы" w:value="ЗДЗ / ЗДЗ: Функция оперативно выведена из работы"/>
-                  <w:listItem w:displayText="ЗМН / ЗМН: Пуск" w:value="ЗМН / ЗМН: Пуск"/>
-                  <w:listItem w:displayText="ЗМН / ЗМН: Пуск ИО напряжения" w:value="ЗМН / ЗМН: Пуск ИО напряжения"/>
-                  <w:listItem w:displayText="ЗМН / ЗМН: Пуск ИО напряжения ОП" w:value="ЗМН / ЗМН: Пуск ИО напряжения ОП"/>
-                  <w:listItem w:displayText="ЗМН / ЗМН: Срабатывание" w:value="ЗМН / ЗМН: Срабатывание"/>
-                  <w:listItem w:displayText="ЗМН / ЗМН: Срабатывание на сигнал" w:value="ЗМН / ЗМН: Срабатывание на сигнал"/>
-                  <w:listItem w:displayText="ЗМН / ЗМН: Функция введена в работу" w:value="ЗМН / ЗМН: Функция введена в работу"/>
-                  <w:listItem w:displayText="ЗМН / ЗМН: Функция оперативно выведена из работы" w:value="ЗМН / ЗМН: Функция оперативно выведена из работы"/>
                   <w:listItem w:displayText="ЗОП / ЗОП: Пуск" w:value="ЗОП / ЗОП: Пуск"/>
                   <w:listItem w:displayText="ЗОП / ЗОП: Пуск ИО по несимметрии токов прямой и обратной последовательности" w:value="ЗОП / ЗОП: Пуск ИО по несимметрии токов прямой и обратной последовательности"/>
                   <w:listItem w:displayText="ЗОП / ЗОП: Пуск ИО тока обратной последовательности" w:value="ЗОП / ЗОП: Пуск ИО тока обратной последовательности"/>
@@ -4881,126 +3958,26 @@
                   <w:listItem w:displayText="ЗОП / ЗОП: Срабатывание на сигнал" w:value="ЗОП / ЗОП: Срабатывание на сигнал"/>
                   <w:listItem w:displayText="ЗОП / ЗОП: Функция введена в работу" w:value="ЗОП / ЗОП: Функция введена в работу"/>
                   <w:listItem w:displayText="ЗОП / ЗОП: Функция оперативно выведена из работы" w:value="ЗОП / ЗОП: Функция оперативно выведена из работы"/>
-                  <w:listItem w:displayText="ЗП / ЗП: Пуск" w:value="ЗП / ЗП: Пуск"/>
-                  <w:listItem w:displayText="ЗП / ЗП: Пуск ИО максимального тока" w:value="ЗП / ЗП: Пуск ИО максимального тока"/>
-                  <w:listItem w:displayText="ЗП / ЗП: Срабатывание" w:value="ЗП / ЗП: Срабатывание"/>
-                  <w:listItem w:displayText="ЗП / ЗП: Срабатывание на сигнал" w:value="ЗП / ЗП: Срабатывание на сигнал"/>
-                  <w:listItem w:displayText="ЗП / ЗП: Функция введена в работу" w:value="ЗП / ЗП: Функция введена в работу"/>
-                  <w:listItem w:displayText="ЗП / ЗП: Функция оперативно выведена из работы" w:value="ЗП / ЗП: Функция оперативно выведена из работы"/>
-                  <w:listItem w:displayText="КА / В: Выключатель включен" w:value="КА / В: Выключатель включен"/>
-                  <w:listItem w:displayText="КА / В: Выключатель отключен" w:value="КА / В: Выключатель отключен"/>
-                  <w:listItem w:displayText="КА / В: Команда «включить» выключатель через выходное реле" w:value="КА / В: Команда «включить» выключатель через выходное реле"/>
-                  <w:listItem w:displayText="КА / В: Команда «отключить» выключатель через выходное реле" w:value="КА / В: Команда «отключить» выключатель через выходное реле"/>
-                  <w:listItem w:displayText="КА / В: Неисправное положение выключателя" w:value="КА / В: Неисправное положение выключателя"/>
-                  <w:listItem w:displayText="КА / В: Промежуточное положение выключателя" w:value="КА / В: Промежуточное положение выключателя"/>
-                  <w:listItem w:displayText="КА / В: Функция введена в работу" w:value="КА / В: Функция введена в работу"/>
-                  <w:listItem w:displayText="КА / ВЭ1: Команда «вкатить» выкатной элемент через выходное реле" w:value="КА / ВЭ1: Команда «вкатить» выкатной элемент через выходное реле"/>
-                  <w:listItem w:displayText="КА / ВЭ1: Команда «выкатить» выкатной элемент через выходное реле" w:value="КА / ВЭ1: Команда «выкатить» выкатной элемент через выходное реле"/>
-                  <w:listItem w:displayText="КА / ВЭ1: Неисправное положение выкатного элемента" w:value="КА / ВЭ1: Неисправное положение выкатного элемента"/>
-                  <w:listItem w:displayText="КА / ВЭ1: Положение выкатного элемента «Вкачен»" w:value="КА / ВЭ1: Положение выкатного элемента «Вкачен»"/>
-                  <w:listItem w:displayText="КА / ВЭ1: Положение выкатного элемента «Выкачен»" w:value="КА / ВЭ1: Положение выкатного элемента «Выкачен»"/>
-                  <w:listItem w:displayText="КА / ВЭ1: Промежуточное положение выкатного элемента" w:value="КА / ВЭ1: Промежуточное положение выкатного элемента"/>
-                  <w:listItem w:displayText="КА / ВЭ1: Ремонтное положение выкатного элемента" w:value="КА / ВЭ1: Ремонтное положение выкатного элемента"/>
-                  <w:listItem w:displayText="КА / ВЭ1: Функция введена в работу" w:value="КА / ВЭ1: Функция введена в работу"/>
-                  <w:listItem w:displayText="КА / ВЭ2: Команда «вкатить» выкатной элемент через выходное реле" w:value="КА / ВЭ2: Команда «вкатить» выкатной элемент через выходное реле"/>
-                  <w:listItem w:displayText="КА / ВЭ2: Команда «выкатить» выкатной элемент через выходное реле" w:value="КА / ВЭ2: Команда «выкатить» выкатной элемент через выходное реле"/>
-                  <w:listItem w:displayText="КА / ВЭ2: Неисправное положение выкатного элемента" w:value="КА / ВЭ2: Неисправное положение выкатного элемента"/>
-                  <w:listItem w:displayText="КА / ВЭ2: Положение выкатного элемента «Вкачен»" w:value="КА / ВЭ2: Положение выкатного элемента «Вкачен»"/>
-                  <w:listItem w:displayText="КА / ВЭ2: Положение выкатного элемента «Выкачен»" w:value="КА / ВЭ2: Положение выкатного элемента «Выкачен»"/>
-                  <w:listItem w:displayText="КА / ВЭ2: Промежуточное положение выкатного элемента" w:value="КА / ВЭ2: Промежуточное положение выкатного элемента"/>
-                  <w:listItem w:displayText="КА / ВЭ2: Ремонтное положение выкатного элемента" w:value="КА / ВЭ2: Ремонтное положение выкатного элемента"/>
-                  <w:listItem w:displayText="КА / ВЭ2: Функция введена в работу" w:value="КА / ВЭ2: Функция введена в работу"/>
-                  <w:listItem w:displayText="КА / ЗН: Заземляющий нож включен" w:value="КА / ЗН: Заземляющий нож включен"/>
-                  <w:listItem w:displayText="КА / ЗН: Заземляющий нож отключен" w:value="КА / ЗН: Заземляющий нож отключен"/>
-                  <w:listItem w:displayText="КА / ЗН: Команда «включить» заземляющий нож через выходное реле" w:value="КА / ЗН: Команда «включить» заземляющий нож через выходное реле"/>
-                  <w:listItem w:displayText="КА / ЗН: Команда «отключить» заземляющий нож через выходное реле" w:value="КА / ЗН: Команда «отключить» заземляющий нож через выходное реле"/>
-                  <w:listItem w:displayText="КА / ЗН: Неисправное положение заземляющего ножа" w:value="КА / ЗН: Неисправное положение заземляющего ножа"/>
-                  <w:listItem w:displayText="КА / ЗН: Промежуточное положение заземляющего ножа" w:value="КА / ЗН: Промежуточное положение заземляющего ножа"/>
-                  <w:listItem w:displayText="КА / ЗН: Функция введена в работу" w:value="КА / ЗН: Функция введена в работу"/>
-                  <w:listItem w:displayText="КА / КА: Функция введена в работу" w:value="КА / КА: Функция введена в работу"/>
-                  <w:listItem w:displayText="КА / КА: Функция оперативно выведена из работы" w:value="КА / КА: Функция оперативно выведена из работы"/>
-                  <w:listItem w:displayText="КННвв / КННвв: Пуск" w:value="КННвв / КННвв: Пуск"/>
-                  <w:listItem w:displayText="КННвв / КННвв: Пуск ИО напряжения" w:value="КННвв / КННвв: Пуск ИО напряжения"/>
-                  <w:listItem w:displayText="КННвв / КННвв: Пуск ИО напряжения ОП" w:value="КННвв / КННвв: Пуск ИО напряжения ОП"/>
-                  <w:listItem w:displayText="КННвв / КННвв: Функция введена в работу" w:value="КННвв / КННвв: Функция введена в работу"/>
-                  <w:listItem w:displayText="КННвв / КННвв: Функция оперативно выведена из работы" w:value="КННвв / КННвв: Функция оперативно выведена из работы"/>
-                  <w:listItem w:displayText="КННш / КННш: Пуск" w:value="КННш / КННш: Пуск"/>
-                  <w:listItem w:displayText="КННш / КННш: Пуск ИО напряжения" w:value="КННш / КННш: Пуск ИО напряжения"/>
-                  <w:listItem w:displayText="КННш / КННш: Пуск ИО напряжения ОП" w:value="КННш / КННш: Пуск ИО напряжения ОП"/>
-                  <w:listItem w:displayText="КННш / КННш: Функция введена в работу" w:value="КННш / КННш: Функция введена в работу"/>
-                  <w:listItem w:displayText="КННш / КННш: Функция оперативно выведена из работы" w:value="КННш / КННш: Функция оперативно выведена из работы"/>
-                  <w:listItem w:displayText="КОНвв / КОНвв: Пуск" w:value="КОНвв / КОНвв: Пуск"/>
-                  <w:listItem w:displayText="КОНвв / КОНвв: Пуск ИО напряжения" w:value="КОНвв / КОНвв: Пуск ИО напряжения"/>
-                  <w:listItem w:displayText="КОНвв / КОНвв: Пуск ИО напряжения ОП" w:value="КОНвв / КОНвв: Пуск ИО напряжения ОП"/>
-                  <w:listItem w:displayText="КОНвв / КОНвв: Функция введена в работу" w:value="КОНвв / КОНвв: Функция введена в работу"/>
-                  <w:listItem w:displayText="КОНвв / КОНвв: Функция оперативно выведена из работы" w:value="КОНвв / КОНвв: Функция оперативно выведена из работы"/>
-                  <w:listItem w:displayText="КОНш / КОНш: Пуск" w:value="КОНш / КОНш: Пуск"/>
-                  <w:listItem w:displayText="КОНш / КОНш: Пуск ИО напряжения" w:value="КОНш / КОНш: Пуск ИО напряжения"/>
-                  <w:listItem w:displayText="КОНш / КОНш: Пуск ИО напряжения ОП" w:value="КОНш / КОНш: Пуск ИО напряжения ОП"/>
-                  <w:listItem w:displayText="КОНш / КОНш: Функция введена в работу" w:value="КОНш / КОНш: Функция введена в работу"/>
-                  <w:listItem w:displayText="КОНш / КОНш: Функция оперативно выведена из работы" w:value="КОНш / КОНш: Функция оперативно выведена из работы"/>
-                  <w:listItem w:displayText="КП / КП: Идет переключение" w:value="КП / КП: Идет переключение"/>
-                  <w:listItem w:displayText="КП / КП: Функция введена в работу" w:value="КП / КП: Функция введена в работу"/>
-                  <w:listItem w:displayText="КП / КП: Функция оперативно выведена из работы" w:value="КП / КП: Функция оперативно выведена из работы"/>
-                  <w:listItem w:displayText="КП / ОБР В: Блокировка включения" w:value="КП / ОБР В: Блокировка включения"/>
-                  <w:listItem w:displayText="КП / ОБР В: Разрешить включение" w:value="КП / ОБР В: Разрешить включение"/>
-                  <w:listItem w:displayText="КП / ОБР ВЭ1: Разрешение управления первым выкатным элементом" w:value="КП / ОБР ВЭ1: Разрешение управления первым выкатным элементом"/>
-                  <w:listItem w:displayText="КП / ОБР ВЭ2: Разрешение управления вторым выкатным элементом" w:value="КП / ОБР ВЭ2: Разрешение управления вторым выкатным элементом"/>
-                  <w:listItem w:displayText="КП / ОБР ЗН: Разрешение управления заземляющим ножом" w:value="КП / ОБР ЗН: Разрешение управления заземляющим ножом"/>
-                  <w:listItem w:displayText="КП / УВ: Включение с контролем синхронизма" w:value="КП / УВ: Включение с контролем синхронизма"/>
-                  <w:listItem w:displayText="КП / УВ: Включить выключатель" w:value="КП / УВ: Включить выключатель"/>
-                  <w:listItem w:displayText="КП / УВ: Задержка включения с контролем синхронизма" w:value="КП / УВ: Задержка включения с контролем синхронизма"/>
-                  <w:listItem w:displayText="КП / УВ: Идет переключение" w:value="КП / УВ: Идет переключение"/>
-                  <w:listItem w:displayText="КП / УВ: Отключить выключатель" w:value="КП / УВ: Отключить выключатель"/>
-                  <w:listItem w:displayText="КП / УВ: Поведение местного управления" w:value="КП / УВ: Поведение местного управления"/>
-                  <w:listItem w:displayText="КП / УВ: Положение В (Включено)" w:value="КП / УВ: Положение В (Включено)"/>
-                  <w:listItem w:displayText="КП / УВ: Положение В (Не определено)" w:value="КП / УВ: Положение В (Не определено)"/>
-                  <w:listItem w:displayText="КП / УВ: Положение В (Неисправность)" w:value="КП / УВ: Положение В (Неисправность)"/>
-                  <w:listItem w:displayText="КП / УВ: Положение В (Отключено)" w:value="КП / УВ: Положение В (Отключено)"/>
-                  <w:listItem w:displayText="КП / УВ: Положение ключа режима управления" w:value="КП / УВ: Положение ключа режима управления"/>
-                  <w:listItem w:displayText="КП / УВ: Право переключения на уровне станции" w:value="КП / УВ: Право переключения на уровне станции"/>
-                  <w:listItem w:displayText="КП / УВ: Сигнал превышения допустимого времени переключения" w:value="КП / УВ: Сигнал превышения допустимого времени переключения"/>
-                  <w:listItem w:displayText="КП / УВ: Функция введена в работу" w:value="КП / УВ: Функция введена в работу"/>
-                  <w:listItem w:displayText="КП / УВЭ1: Вкатить первый выкатной элемент" w:value="КП / УВЭ1: Вкатить первый выкатной элемент"/>
-                  <w:listItem w:displayText="КП / УВЭ1: Выкатить первый выкатной элемент" w:value="КП / УВЭ1: Выкатить первый выкатной элемент"/>
-                  <w:listItem w:displayText="КП / УВЭ1: Идет переключение" w:value="КП / УВЭ1: Идет переключение"/>
-                  <w:listItem w:displayText="КП / УВЭ1: Поведение местного управления" w:value="КП / УВЭ1: Поведение местного управления"/>
-                  <w:listItem w:displayText="КП / УВЭ1: Положение ВЭ1 (Вкачен)" w:value="КП / УВЭ1: Положение ВЭ1 (Вкачен)"/>
-                  <w:listItem w:displayText="КП / УВЭ1: Положение ВЭ1 (Выкачен)" w:value="КП / УВЭ1: Положение ВЭ1 (Выкачен)"/>
-                  <w:listItem w:displayText="КП / УВЭ1: Положение ВЭ1 (Не определено)" w:value="КП / УВЭ1: Положение ВЭ1 (Не определено)"/>
-                  <w:listItem w:displayText="КП / УВЭ1: Положение ВЭ1 (Неисправность)" w:value="КП / УВЭ1: Положение ВЭ1 (Неисправность)"/>
-                  <w:listItem w:displayText="КП / УВЭ1: Положение ключа режима управления" w:value="КП / УВЭ1: Положение ключа режима управления"/>
-                  <w:listItem w:displayText="КП / УВЭ1: Право переключения на уровне станции" w:value="КП / УВЭ1: Право переключения на уровне станции"/>
-                  <w:listItem w:displayText="КП / УВЭ1: Сигнал превышения допустимого времени переключения" w:value="КП / УВЭ1: Сигнал превышения допустимого времени переключения"/>
-                  <w:listItem w:displayText="КП / УВЭ1: Функция введена в работу" w:value="КП / УВЭ1: Функция введена в работу"/>
-                  <w:listItem w:displayText="КП / УВЭ2: Вкатить второй выкатной элемент" w:value="КП / УВЭ2: Вкатить второй выкатной элемент"/>
-                  <w:listItem w:displayText="КП / УВЭ2: Выкатить второй выкатной элемент" w:value="КП / УВЭ2: Выкатить второй выкатной элемент"/>
-                  <w:listItem w:displayText="КП / УВЭ2: Идет переключение" w:value="КП / УВЭ2: Идет переключение"/>
-                  <w:listItem w:displayText="КП / УВЭ2: Поведение местного управления" w:value="КП / УВЭ2: Поведение местного управления"/>
-                  <w:listItem w:displayText="КП / УВЭ2: Положение ВЭ2 (Вкачен)" w:value="КП / УВЭ2: Положение ВЭ2 (Вкачен)"/>
-                  <w:listItem w:displayText="КП / УВЭ2: Положение ВЭ2 (Выкачен)" w:value="КП / УВЭ2: Положение ВЭ2 (Выкачен)"/>
-                  <w:listItem w:displayText="КП / УВЭ2: Положение ВЭ2 (Не определено)" w:value="КП / УВЭ2: Положение ВЭ2 (Не определено)"/>
-                  <w:listItem w:displayText="КП / УВЭ2: Положение ВЭ2 (Неисправность)" w:value="КП / УВЭ2: Положение ВЭ2 (Неисправность)"/>
-                  <w:listItem w:displayText="КП / УВЭ2: Положение ключа режима управления" w:value="КП / УВЭ2: Положение ключа режима управления"/>
-                  <w:listItem w:displayText="КП / УВЭ2: Право переключения на уровне станции" w:value="КП / УВЭ2: Право переключения на уровне станции"/>
-                  <w:listItem w:displayText="КП / УВЭ2: Сигнал превышения допустимого времени переключения" w:value="КП / УВЭ2: Сигнал превышения допустимого времени переключения"/>
-                  <w:listItem w:displayText="КП / УВЭ2: Функция введена в работу" w:value="КП / УВЭ2: Функция введена в работу"/>
-                  <w:listItem w:displayText="КП / УЗН: Включить заземляющий нож" w:value="КП / УЗН: Включить заземляющий нож"/>
-                  <w:listItem w:displayText="КП / УЗН: Идет переключение" w:value="КП / УЗН: Идет переключение"/>
-                  <w:listItem w:displayText="КП / УЗН: Отключить заземляющий нож" w:value="КП / УЗН: Отключить заземляющий нож"/>
-                  <w:listItem w:displayText="КП / УЗН: Поведение местного управления" w:value="КП / УЗН: Поведение местного управления"/>
-                  <w:listItem w:displayText="КП / УЗН: Положение ЗН (Включено)" w:value="КП / УЗН: Положение ЗН (Включено)"/>
-                  <w:listItem w:displayText="КП / УЗН: Положение ЗН (Не определено)" w:value="КП / УЗН: Положение ЗН (Не определено)"/>
-                  <w:listItem w:displayText="КП / УЗН: Положение ЗН (Неисправность)" w:value="КП / УЗН: Положение ЗН (Неисправность)"/>
-                  <w:listItem w:displayText="КП / УЗН: Положение ЗН (Отключено)" w:value="КП / УЗН: Положение ЗН (Отключено)"/>
-                  <w:listItem w:displayText="КП / УЗН: Положение ключа режима управления" w:value="КП / УЗН: Положение ключа режима управления"/>
-                  <w:listItem w:displayText="КП / УЗН: Право переключения на уровне станции" w:value="КП / УЗН: Право переключения на уровне станции"/>
-                  <w:listItem w:displayText="КП / УЗН: Сигнал превышения допустимого времени переключения" w:value="КП / УЗН: Сигнал превышения допустимого времени переключения"/>
-                  <w:listItem w:displayText="КП / УЗН: Функция введена в работу" w:value="КП / УЗН: Функция введена в работу"/>
-                  <w:listItem w:displayText="КРВ / КРВ: Превышен коммутационный ресурс выключателя" w:value="КРВ / КРВ: Превышен коммутационный ресурс выключателя"/>
-                  <w:listItem w:displayText="КРВ / КРВ: Превышен механический ресурс выключателя" w:value="КРВ / КРВ: Превышен механический ресурс выключателя"/>
-                  <w:listItem w:displayText="КРВ / КРВ: Превышен ресурс выключателя" w:value="КРВ / КРВ: Превышен ресурс выключателя"/>
-                  <w:listItem w:displayText="КРВ / КРВ: Функция введена в работу" w:value="КРВ / КРВ: Функция введена в работу"/>
+                  <w:listItem w:displayText="КНН 1сш / КНН 1сш: Пуск" w:value="КНН 1сш / КНН 1сш: Пуск"/>
+                  <w:listItem w:displayText="КНН 1сш / КНН 1сш: Пуск ИО напряжения" w:value="КНН 1сш / КНН 1сш: Пуск ИО напряжения"/>
+                  <w:listItem w:displayText="КНН 1сш / КНН 1сш: Пуск ИО напряжения ОП" w:value="КНН 1сш / КНН 1сш: Пуск ИО напряжения ОП"/>
+                  <w:listItem w:displayText="КНН 1сш / КНН 1сш: Функция введена в работу" w:value="КНН 1сш / КНН 1сш: Функция введена в работу"/>
+                  <w:listItem w:displayText="КНН 1сш / КНН 1сш: Функция оперативно выведена из работы" w:value="КНН 1сш / КНН 1сш: Функция оперативно выведена из работы"/>
+                  <w:listItem w:displayText="КНН 2сш / КНН 2сш: Пуск" w:value="КНН 2сш / КНН 2сш: Пуск"/>
+                  <w:listItem w:displayText="КНН 2сш / КНН 2сш: Пуск ИО напряжения" w:value="КНН 2сш / КНН 2сш: Пуск ИО напряжения"/>
+                  <w:listItem w:displayText="КНН 2сш / КНН 2сш: Пуск ИО напряжения ОП" w:value="КНН 2сш / КНН 2сш: Пуск ИО напряжения ОП"/>
+                  <w:listItem w:displayText="КНН 2сш / КНН 2сш: Функция введена в работу" w:value="КНН 2сш / КНН 2сш: Функция введена в работу"/>
+                  <w:listItem w:displayText="КНН 2сш / КНН 2сш: Функция оперативно выведена из работы" w:value="КНН 2сш / КНН 2сш: Функция оперативно выведена из работы"/>
+                  <w:listItem w:displayText="КОН 1сш / КОН 1сш: Пуск" w:value="КОН 1сш / КОН 1сш: Пуск"/>
+                  <w:listItem w:displayText="КОН 1сш / КОН 1сш: Пуск ИО напряжения" w:value="КОН 1сш / КОН 1сш: Пуск ИО напряжения"/>
+                  <w:listItem w:displayText="КОН 1сш / КОН 1сш: Пуск ИО напряжения ОП" w:value="КОН 1сш / КОН 1сш: Пуск ИО напряжения ОП"/>
+                  <w:listItem w:displayText="КОН 1сш / КОН 1сш: Функция введена в работу" w:value="КОН 1сш / КОН 1сш: Функция введена в работу"/>
+                  <w:listItem w:displayText="КОН 1сш / КОН 1сш: Функция оперативно выведена из работы" w:value="КОН 1сш / КОН 1сш: Функция оперативно выведена из работы"/>
+                  <w:listItem w:displayText="КОН 2сш / КОН 2сш: Пуск" w:value="КОН 2сш / КОН 2сш: Пуск"/>
+                  <w:listItem w:displayText="КОН 2сш / КОН 2сш: Пуск ИО напряжения" w:value="КОН 2сш / КОН 2сш: Пуск ИО напряжения"/>
+                  <w:listItem w:displayText="КОН 2сш / КОН 2сш: Пуск ИО напряжения ОП" w:value="КОН 2сш / КОН 2сш: Пуск ИО напряжения ОП"/>
+                  <w:listItem w:displayText="КОН 2сш / КОН 2сш: Функция введена в работу" w:value="КОН 2сш / КОН 2сш: Функция введена в работу"/>
+                  <w:listItem w:displayText="КОН 2сш / КОН 2сш: Функция оперативно выведена из работы" w:value="КОН 2сш / КОН 2сш: Функция оперативно выведена из работы"/>
                   <w:listItem w:displayText="КС / КС: Блокировка по скорости изменения частоты" w:value="КС / КС: Блокировка по скорости изменения частоты"/>
                   <w:listItem w:displayText="КС / КС: Нет условий по напряжению" w:value="КС / КС: Нет условий по напряжению"/>
                   <w:listItem w:displayText="КС / КС: Нет условий по углу" w:value="КС / КС: Нет условий по углу"/>
@@ -5010,22 +3987,9 @@
                   <w:listItem w:displayText="КС / КС: Общий пуск" w:value="КС / КС: Общий пуск"/>
                   <w:listItem w:displayText="КС / КС: Пуск условий ожидания синхронизма" w:value="КС / КС: Пуск условий ожидания синхронизма"/>
                   <w:listItem w:displayText="КС / КС: Пуск условий улавливания синхронизма" w:value="КС / КС: Пуск условий улавливания синхронизма"/>
-                  <w:listItem w:displayText="КС / КС: Разрешение автоматического включения" w:value="КС / КС: Разрешение автоматического включения"/>
                   <w:listItem w:displayText="КС / КС: Разрешение оперативного включения" w:value="КС / КС: Разрешение оперативного включения"/>
                   <w:listItem w:displayText="КС / КС: Функция введена в работу" w:value="КС / КС: Функция введена в работу"/>
                   <w:listItem w:displayText="КС / КС: Функция оперативно выведена из работы" w:value="КС / КС: Функция оперативно выведена из работы"/>
-                  <w:listItem w:displayText="КСВ / КСВ: Блокировка включения В" w:value="КСВ / КСВ: Блокировка включения В"/>
-                  <w:listItem w:displayText="КСВ / КСВ: Блокировка отключения В" w:value="КСВ / КСВ: Блокировка отключения В"/>
-                  <w:listItem w:displayText="КСВ / КСВ: В аварийно отключен" w:value="КСВ / КСВ: В аварийно отключен"/>
-                  <w:listItem w:displayText="КСВ / КСВ: В самопроизвольно отключен" w:value="КСВ / КСВ: В самопроизвольно отключен"/>
-                  <w:listItem w:displayText="КСВ / КСВ: Защита ЭМВ" w:value="КСВ / КСВ: Защита ЭМВ"/>
-                  <w:listItem w:displayText="КСВ / КСВ: Защита ЭМО1" w:value="КСВ / КСВ: Защита ЭМО1"/>
-                  <w:listItem w:displayText="КСВ / КСВ: Защита ЭМО2" w:value="КСВ / КСВ: Защита ЭМО2"/>
-                  <w:listItem w:displayText="КСВ / КСВ: Неисправность В" w:value="КСВ / КСВ: Неисправность В"/>
-                  <w:listItem w:displayText="КСВ / КСВ: Неисправность цепей ЭМУ" w:value="КСВ / КСВ: Неисправность цепей ЭМУ"/>
-                  <w:listItem w:displayText="КСВ / КСВ: Реле фиксации команды" w:value="КСВ / КСВ: Реле фиксации команды"/>
-                  <w:listItem w:displayText="КСВ / КСВ: Функция введена в работу" w:value="КСВ / КСВ: Функция введена в работу"/>
-                  <w:listItem w:displayText="КСВ / КСВ: Функция оперативно выведена из работы" w:value="КСВ / КСВ: Функция оперативно выведена из работы"/>
                   <w:listItem w:displayText="ЛЗШ / ЛЗШ: Обнаружение неисправности" w:value="ЛЗШ / ЛЗШ: Обнаружение неисправности"/>
                   <w:listItem w:displayText="ЛЗШ / ЛЗШ: Пуск" w:value="ЛЗШ / ЛЗШ: Пуск"/>
                   <w:listItem w:displayText="ЛЗШ / ЛЗШ: Пуск ИО тока по фазе B" w:value="ЛЗШ / ЛЗШ: Пуск ИО тока по фазе B"/>
@@ -5038,27 +4002,19 @@
                   <w:listItem w:displayText="ЛЗШ / ЛЗШ: Срабатывание на сигнал" w:value="ЛЗШ / ЛЗШ: Срабатывание на сигнал"/>
                   <w:listItem w:displayText="ЛЗШ / ЛЗШ: Функция введена в работу" w:value="ЛЗШ / ЛЗШ: Функция введена в работу"/>
                   <w:listItem w:displayText="ЛЗШ / ЛЗШ: Функция оперативно выведена из работы" w:value="ЛЗШ / ЛЗШ: Функция оперативно выведена из работы"/>
-                  <w:listItem w:displayText="ЛОВ / ЗАВР ЛО: Запрет АВР" w:value="ЛОВ / ЗАВР ЛО: Запрет АВР"/>
-                  <w:listItem w:displayText="ЛОВ / ЗАВР ЛО: Функция введена в работу" w:value="ЛОВ / ЗАВР ЛО: Функция введена в работу"/>
-                  <w:listItem w:displayText="ЛОВ / ЗАВР ЛО: Функция оперативно выведена из работы" w:value="ЛОВ / ЗАВР ЛО: Функция оперативно выведена из работы"/>
-                  <w:listItem w:displayText="ЛОВ / ЗАПВ: Запрет АПВ" w:value="ЛОВ / ЗАПВ: Запрет АПВ"/>
-                  <w:listItem w:displayText="ЛОВ / ЗАПВ: Функция введена в работу" w:value="ЛОВ / ЗАПВ: Функция введена в работу"/>
-                  <w:listItem w:displayText="ЛОВ / ЗАПВ: Функция оперативно выведена из работы" w:value="ЛОВ / ЗАПВ: Функция оперативно выведена из работы"/>
-                  <w:listItem w:displayText="ЛОВ / ЛВ ВНР: Включение с КС" w:value="ЛОВ / ЛВ ВНР: Включение с КС"/>
-                  <w:listItem w:displayText="ЛОВ / ЛВ ВНР: Включить" w:value="ЛОВ / ЛВ ВНР: Включить"/>
-                  <w:listItem w:displayText="ЛОВ / ЛВ ВНР: Задержка включения с КС" w:value="ЛОВ / ЛВ ВНР: Задержка включения с КС"/>
-                  <w:listItem w:displayText="ЛОВ / ЛВ ВНР: Функция введена в работу" w:value="ЛОВ / ЛВ ВНР: Функция введена в работу"/>
-                  <w:listItem w:displayText="ЛОВ / ЛВ ВНР: Функция оперативно выведена из работы" w:value="ЛОВ / ЛВ ВНР: Функция оперативно выведена из работы"/>
-                  <w:listItem w:displayText="ЛОВ / ЛО ВНР: Отключение" w:value="ЛОВ / ЛО ВНР: Отключение"/>
-                  <w:listItem w:displayText="ЛОВ / ЛО ВНР: Отключить" w:value="ЛОВ / ЛО ВНР: Отключить"/>
-                  <w:listItem w:displayText="ЛОВ / ЛО ВНР: Функция введена в работу" w:value="ЛОВ / ЛО ВНР: Функция введена в работу"/>
-                  <w:listItem w:displayText="ЛОВ / ЛО ВНР: Функция оперативно выведена из работы" w:value="ЛОВ / ЛО ВНР: Функция оперативно выведена из работы"/>
-                  <w:listItem w:displayText="ЛОВ / ЛО РЗ: Отключение" w:value="ЛОВ / ЛО РЗ: Отключение"/>
-                  <w:listItem w:displayText="ЛОВ / ЛО РЗ: Отключить" w:value="ЛОВ / ЛО РЗ: Отключить"/>
-                  <w:listItem w:displayText="ЛОВ / ЛО РЗ: Функция введена в работу" w:value="ЛОВ / ЛО РЗ: Функция введена в работу"/>
-                  <w:listItem w:displayText="ЛОВ / ЛО РЗ: Функция оперативно выведена из работы" w:value="ЛОВ / ЛО РЗ: Функция оперативно выведена из работы"/>
+                  <w:listItem w:displayText="ЛО / ЗАВР ЛО: Запрет АВР" w:value="ЛО / ЗАВР ЛО: Запрет АВР"/>
+                  <w:listItem w:displayText="ЛО / ЗАВР ЛО: Функция введена в работу" w:value="ЛО / ЗАВР ЛО: Функция введена в работу"/>
+                  <w:listItem w:displayText="ЛО / ЗАВР ЛО: Функция оперативно выведена из работы" w:value="ЛО / ЗАВР ЛО: Функция оперативно выведена из работы"/>
+                  <w:listItem w:displayText="ЛО / ЛО ВНР: Отключение" w:value="ЛО / ЛО ВНР: Отключение"/>
+                  <w:listItem w:displayText="ЛО / ЛО ВНР: Отключить" w:value="ЛО / ЛО ВНР: Отключить"/>
+                  <w:listItem w:displayText="ЛО / ЛО ВНР: Функция введена в работу" w:value="ЛО / ЛО ВНР: Функция введена в работу"/>
+                  <w:listItem w:displayText="ЛО / ЛО ВНР: Функция оперативно выведена из работы" w:value="ЛО / ЛО ВНР: Функция оперативно выведена из работы"/>
+                  <w:listItem w:displayText="ЛО / ЛО РЗ: Отключение" w:value="ЛО / ЛО РЗ: Отключение"/>
+                  <w:listItem w:displayText="ЛО / ЛО РЗ: Отключить" w:value="ЛО / ЛО РЗ: Отключить"/>
+                  <w:listItem w:displayText="ЛО / ЛО РЗ: Функция введена в работу" w:value="ЛО / ЛО РЗ: Функция введена в работу"/>
+                  <w:listItem w:displayText="ЛО / ЛО РЗ: Функция оперативно выведена из работы" w:value="ЛО / ЛО РЗ: Функция оперативно выведена из работы"/>
                   <w:listItem w:displayText="МТЗ / АУ МТЗ: Пуск АУ" w:value="МТЗ / АУ МТЗ: Пуск АУ"/>
-                  <w:listItem w:displayText="МТЗ / БЛЗТ: Блокировка" w:value="МТЗ / БЛЗТ: Блокировка"/>
+                  <w:listItem w:displayText="МТЗ / БЛЗШ: Блокировка ЛЗШ" w:value="МТЗ / БЛЗШ: Блокировка ЛЗШ"/>
                   <w:listItem w:displayText="МТЗ / БНТ: Пуск БНТ" w:value="МТЗ / БНТ: Пуск БНТ"/>
                   <w:listItem w:displayText="МТЗ / БНТ: Пуск БНТ по фазе A" w:value="МТЗ / БНТ: Пуск БНТ по фазе A"/>
                   <w:listItem w:displayText="МТЗ / БНТ: Пуск БНТ по фазе B" w:value="МТЗ / БНТ: Пуск БНТ по фазе B"/>
@@ -5100,6 +4056,18 @@
                   <w:listItem w:displayText="МТЗ / МТЗ 3 ст.: Срабатывание на сигнал" w:value="МТЗ / МТЗ 3 ст.: Срабатывание на сигнал"/>
                   <w:listItem w:displayText="МТЗ / МТЗ 3 ст.: Функция введена в работу" w:value="МТЗ / МТЗ 3 ст.: Функция введена в работу"/>
                   <w:listItem w:displayText="МТЗ / МТЗ 3 ст.: Функция оперативно выведена из работы" w:value="МТЗ / МТЗ 3 ст.: Функция оперативно выведена из работы"/>
+                  <w:listItem w:displayText="МТЗ / МТЗ 4 ст.: Пуск" w:value="МТЗ / МТЗ 4 ст.: Пуск"/>
+                  <w:listItem w:displayText="МТЗ / МТЗ 4 ст.: Пуск ИО тока по фазе B" w:value="МТЗ / МТЗ 4 ст.: Пуск ИО тока по фазе B"/>
+                  <w:listItem w:displayText="МТЗ / МТЗ 4 ст.: Пуск ИО тока по фазе C" w:value="МТЗ / МТЗ 4 ст.: Пуск ИО тока по фазе C"/>
+                  <w:listItem w:displayText="МТЗ / МТЗ 4 ст.: Пуск ИО тока по фазе А" w:value="МТЗ / МТЗ 4 ст.: Пуск ИО тока по фазе А"/>
+                  <w:listItem w:displayText="МТЗ / МТЗ 4 ст.: Пуск ФВН" w:value="МТЗ / МТЗ 4 ст.: Пуск ФВН"/>
+                  <w:listItem w:displayText="МТЗ / МТЗ 4 ст.: Пуск по фазе B" w:value="МТЗ / МТЗ 4 ст.: Пуск по фазе B"/>
+                  <w:listItem w:displayText="МТЗ / МТЗ 4 ст.: Пуск по фазе C" w:value="МТЗ / МТЗ 4 ст.: Пуск по фазе C"/>
+                  <w:listItem w:displayText="МТЗ / МТЗ 4 ст.: Пуск по фазе А" w:value="МТЗ / МТЗ 4 ст.: Пуск по фазе А"/>
+                  <w:listItem w:displayText="МТЗ / МТЗ 4 ст.: Срабатывание" w:value="МТЗ / МТЗ 4 ст.: Срабатывание"/>
+                  <w:listItem w:displayText="МТЗ / МТЗ 4 ст.: Срабатывание на сигнал" w:value="МТЗ / МТЗ 4 ст.: Срабатывание на сигнал"/>
+                  <w:listItem w:displayText="МТЗ / МТЗ 4 ст.: Функция введена в работу" w:value="МТЗ / МТЗ 4 ст.: Функция введена в работу"/>
+                  <w:listItem w:displayText="МТЗ / МТЗ 4 ст.: Функция оперативно выведена из работы" w:value="МТЗ / МТЗ 4 ст.: Функция оперативно выведена из работы"/>
                   <w:listItem w:displayText="МТЗ / МТЗ: Пуск" w:value="МТЗ / МТЗ: Пуск"/>
                   <w:listItem w:displayText="МТЗ / ОНМ: Обратное направление" w:value="МТЗ / ОНМ: Обратное направление"/>
                   <w:listItem w:displayText="МТЗ / ОНМ: Обратное направление по фазе B" w:value="МТЗ / ОНМ: Обратное направление по фазе B"/>
@@ -5114,59 +4082,6 @@
                   <w:listItem w:displayText="МТЗ / ОНМ: Пуск по фазе C" w:value="МТЗ / ОНМ: Пуск по фазе C"/>
                   <w:listItem w:displayText="МТЗ / ОНМ: Пуск по фазе А" w:value="МТЗ / ОНМ: Пуск по фазе А"/>
                   <w:listItem w:displayText="МТЗ / ОУ МТЗ: Срабатывание" w:value="МТЗ / ОУ МТЗ: Срабатывание"/>
-                  <w:listItem w:displayText="ПДС / В: Поведение местного управления" w:value="ПДС / В: Поведение местного управления"/>
-                  <w:listItem w:displayText="ПДС / В: Положение ключа режима управления" w:value="ПДС / В: Положение ключа режима управления"/>
-                  <w:listItem w:displayText="ПДС / В: Положение ключа режима управления привода В" w:value="ПДС / В: Положение ключа режима управления привода В"/>
-                  <w:listItem w:displayText="ПДС / В: Право переключения на уровне станции" w:value="ПДС / В: Право переключения на уровне станции"/>
-                  <w:listItem w:displayText="ПДС / ВЭ1: Поведение местного управления" w:value="ПДС / ВЭ1: Поведение местного управления"/>
-                  <w:listItem w:displayText="ПДС / ВЭ1: Положение ключа режима управления" w:value="ПДС / ВЭ1: Положение ключа режима управления"/>
-                  <w:listItem w:displayText="ПДС / ВЭ1: Право переключения на уровне станции" w:value="ПДС / ВЭ1: Право переключения на уровне станции"/>
-                  <w:listItem w:displayText="ПДС / ВЭ1: Ремонтное положение коммутационного аппарата" w:value="ПДС / ВЭ1: Ремонтное положение коммутационного аппарата"/>
-                  <w:listItem w:displayText="ПДС / ВЭ2: Поведение местного управления" w:value="ПДС / ВЭ2: Поведение местного управления"/>
-                  <w:listItem w:displayText="ПДС / ВЭ2: Положение ключа режима управления" w:value="ПДС / ВЭ2: Положение ключа режима управления"/>
-                  <w:listItem w:displayText="ПДС / ВЭ2: Право переключения на уровне станции" w:value="ПДС / ВЭ2: Право переключения на уровне станции"/>
-                  <w:listItem w:displayText="ПДС / ВЭ2: Ремонтное положение коммутационного аппарата" w:value="ПДС / ВЭ2: Ремонтное положение коммутационного аппарата"/>
-                  <w:listItem w:displayText="ПДС / ЗН: Поведение местного управления" w:value="ПДС / ЗН: Поведение местного управления"/>
-                  <w:listItem w:displayText="ПДС / ЗН: Положение ключа режима управления" w:value="ПДС / ЗН: Положение ключа режима управления"/>
-                  <w:listItem w:displayText="ПДС / ЗН: Право переключения на уровне станции" w:value="ПДС / ЗН: Право переключения на уровне станции"/>
-                  <w:listItem w:displayText="ПДС / КИ: Аварийный уровень изоляции" w:value="ПДС / КИ: Аварийный уровень изоляции"/>
-                  <w:listItem w:displayText="ПДС / КИ: Низкий уровень изоляции" w:value="ПДС / КИ: Низкий уровень изоляции"/>
-                  <w:listItem w:displayText="ПДС / КПруж: Пружина не заведена" w:value="ПДС / КПруж: Пружина не заведена"/>
-                  <w:listItem w:displayText="ПДС / КЦВ: Контроль цепи ЭМВ" w:value="ПДС / КЦВ: Контроль цепи ЭМВ"/>
-                  <w:listItem w:displayText="ПДС / КЦВ: Контроль цепи ЭМО1" w:value="ПДС / КЦВ: Контроль цепи ЭМО1"/>
-                  <w:listItem w:displayText="ПДС / КЦВ: Контроль цепи ЭМО2" w:value="ПДС / КЦВ: Контроль цепи ЭМО2"/>
-                  <w:listItem w:displayText="ПДС / КЦВ: Работа ЭМВ" w:value="ПДС / КЦВ: Работа ЭМВ"/>
-                  <w:listItem w:displayText="ПДС / КЦВ: Работа ЭМО1" w:value="ПДС / КЦВ: Работа ЭМО1"/>
-                  <w:listItem w:displayText="ПДС / КЦВ: Работа ЭМО2" w:value="ПДС / КЦВ: Работа ЭМО2"/>
-                  <w:listItem w:displayText="ПДС / ПДС: Функция введена в работу" w:value="ПДС / ПДС: Функция введена в работу"/>
-                  <w:listItem w:displayText="ПДС / ПДС: Функция оперативно выведена из работы" w:value="ПДС / ПДС: Функция оперативно выведена из работы"/>
-                  <w:listItem w:displayText="ПДС НКУ / SA1: Цепь управления введена" w:value="ПДС НКУ / SA1: Цепь управления введена"/>
-                  <w:listItem w:displayText="ПДС НКУ / SA2: Цепь управления введена" w:value="ПДС НКУ / SA2: Цепь управления введена"/>
-                  <w:listItem w:displayText="ПДС НКУ / SA3: Цепь управления введена" w:value="ПДС НКУ / SA3: Цепь управления введена"/>
-                  <w:listItem w:displayText="ПДС НКУ / SA4: Цепь управления введена" w:value="ПДС НКУ / SA4: Цепь управления введена"/>
-                  <w:listItem w:displayText="ПДС НКУ / SF1: Автоматический выключатель отключен" w:value="ПДС НКУ / SF1: Автоматический выключатель отключен"/>
-                  <w:listItem w:displayText="ПДС НКУ / SF2: Автоматический выключатель отключен" w:value="ПДС НКУ / SF2: Автоматический выключатель отключен"/>
-                  <w:listItem w:displayText="ПДС НКУ / SG1: Рабочее положение испытательного блока" w:value="ПДС НКУ / SG1: Рабочее положение испытательного блока"/>
-                  <w:listItem w:displayText="ПДС НКУ / SG2: Рабочее положение испытательного блока" w:value="ПДС НКУ / SG2: Рабочее положение испытательного блока"/>
-                  <w:listItem w:displayText="ПДС НКУ / SG3: Рабочее положение испытательного блока" w:value="ПДС НКУ / SG3: Рабочее положение испытательного блока"/>
-                  <w:listItem w:displayText="ПДС НКУ / Дверь: Дверь отсека/ шкафа закрыта" w:value="ПДС НКУ / Дверь: Дверь отсека/ шкафа закрыта"/>
-                  <w:listItem w:displayText="ПДС НКУ / Дверь: Дверь отсека/ шкафа открыта" w:value="ПДС НКУ / Дверь: Дверь отсека/ шкафа открыта"/>
-                  <w:listItem w:displayText="ПДС НКУ / ОТ ОБР 1: Неисправность оперативного тока цепей ОБР 1" w:value="ПДС НКУ / ОТ ОБР 1: Неисправность оперативного тока цепей ОБР 1"/>
-                  <w:listItem w:displayText="ПДС НКУ / ОТ ОБР 2: Неисправность оперативного тока цепей ОБР 2" w:value="ПДС НКУ / ОТ ОБР 2: Неисправность оперативного тока цепей ОБР 2"/>
-                  <w:listItem w:displayText="ПДС НКУ / ОТ ЦСВ: Неисправность ОТ цепей сигнализации В" w:value="ПДС НКУ / ОТ ЦСВ: Неисправность ОТ цепей сигнализации В"/>
-                  <w:listItem w:displayText="ПДС НКУ / ОТ ЭМО1, ЭМВ: Неисправность оперативного тока цепей ЭМВ, ЭМО1" w:value="ПДС НКУ / ОТ ЭМО1, ЭМВ: Неисправность оперативного тока цепей ЭМВ, ЭМО1"/>
-                  <w:listItem w:displayText="ПДС НКУ / ОТ ЭМО2: Неисправность оперативного тока цепей ЭМО2" w:value="ПДС НКУ / ОТ ЭМО2: Неисправность оперативного тока цепей ЭМО2"/>
-                  <w:listItem w:displayText="ПДС НКУ / ПДС НКУ: Функция введена в работу" w:value="ПДС НКУ / ПДС НКУ: Функция введена в работу"/>
-                  <w:listItem w:displayText="ПДС НКУ / ПДС НКУ: Функция оперативно выведена из работы" w:value="ПДС НКУ / ПДС НКУ: Функция оперативно выведена из работы"/>
-                  <w:listItem w:displayText="ПДС НКУ / Пер.ав.дебл.см.яч.: Цепи аварийной деблокировки ячейки выведены" w:value="ПДС НКУ / Пер.ав.дебл.см.яч.: Цепи аварийной деблокировки ячейки выведены"/>
-                  <w:listItem w:displayText="ПС / ПС: Пуск предупредительной сигнализации" w:value="ПС / ПС: Пуск предупредительной сигнализации"/>
-                  <w:listItem w:displayText="ПС / ПС: Пуск предупредительной сигнализации (импульс)" w:value="ПС / ПС: Пуск предупредительной сигнализации (импульс)"/>
-                  <w:listItem w:displayText="СС / СС: БИ выведены" w:value="СС / СС: БИ выведены"/>
-                  <w:listItem w:displayText="СС / СС: Выходные цепи разобраны" w:value="СС / СС: Выходные цепи разобраны"/>
-                  <w:listItem w:displayText="СС / СС: Неисправность КА" w:value="СС / СС: Неисправность КА"/>
-                  <w:listItem w:displayText="СС / СС: Общий внешний сигнал" w:value="СС / СС: Общий внешний сигнал"/>
-                  <w:listItem w:displayText="СС / СС: Превышение времени переключения КА" w:value="СС / СС: Превышение времени переключения КА"/>
-                  <w:listItem w:displayText="СС / СС: Сигнализация цепей опер.тока" w:value="СС / СС: Сигнализация цепей опер.тока"/>
                   <w:listItem w:displayText="ТЗНП / АУ ТЗНП: Пуск автоматического ускорения ТЗНП" w:value="ТЗНП / АУ ТЗНП: Пуск автоматического ускорения ТЗНП"/>
                   <w:listItem w:displayText="ТЗНП / БНТ НП: Пуск БНТ НП" w:value="ТЗНП / БНТ НП: Пуск БНТ НП"/>
                   <w:listItem w:displayText="ТЗНП / БЧС: Блокировка чувствительных ступеней" w:value="ТЗНП / БЧС: Блокировка чувствительных ступеней"/>
@@ -5188,6 +4103,20 @@
                   <w:listItem w:displayText="ТЗНП / ТЗНП 2 ст.: Срабатывание на сигнал" w:value="ТЗНП / ТЗНП 2 ст.: Срабатывание на сигнал"/>
                   <w:listItem w:displayText="ТЗНП / ТЗНП 2 ст.: Функция введена в работу" w:value="ТЗНП / ТЗНП 2 ст.: Функция введена в работу"/>
                   <w:listItem w:displayText="ТЗНП / ТЗНП 2 ст.: Функция оперативно выведена из работы" w:value="ТЗНП / ТЗНП 2 ст.: Функция оперативно выведена из работы"/>
+                  <w:listItem w:displayText="ТЗНП / ТЗНП 3 ст.: Пуск" w:value="ТЗНП / ТЗНП 3 ст.: Пуск"/>
+                  <w:listItem w:displayText="ТЗНП / ТЗНП 3 ст.: Пуск ИО напряжения НП" w:value="ТЗНП / ТЗНП 3 ст.: Пуск ИО напряжения НП"/>
+                  <w:listItem w:displayText="ТЗНП / ТЗНП 3 ст.: Пуск ИО тока НП" w:value="ТЗНП / ТЗНП 3 ст.: Пуск ИО тока НП"/>
+                  <w:listItem w:displayText="ТЗНП / ТЗНП 3 ст.: Срабатывание" w:value="ТЗНП / ТЗНП 3 ст.: Срабатывание"/>
+                  <w:listItem w:displayText="ТЗНП / ТЗНП 3 ст.: Срабатывание на сигнал" w:value="ТЗНП / ТЗНП 3 ст.: Срабатывание на сигнал"/>
+                  <w:listItem w:displayText="ТЗНП / ТЗНП 3 ст.: Функция введена в работу" w:value="ТЗНП / ТЗНП 3 ст.: Функция введена в работу"/>
+                  <w:listItem w:displayText="ТЗНП / ТЗНП 3 ст.: Функция оперативно выведена из работы" w:value="ТЗНП / ТЗНП 3 ст.: Функция оперативно выведена из работы"/>
+                  <w:listItem w:displayText="ТЗНП / ТЗНП 4 ст.: Пуск" w:value="ТЗНП / ТЗНП 4 ст.: Пуск"/>
+                  <w:listItem w:displayText="ТЗНП / ТЗНП 4 ст.: Пуск ИО напряжения НП" w:value="ТЗНП / ТЗНП 4 ст.: Пуск ИО напряжения НП"/>
+                  <w:listItem w:displayText="ТЗНП / ТЗНП 4 ст.: Пуск ИО тока НП" w:value="ТЗНП / ТЗНП 4 ст.: Пуск ИО тока НП"/>
+                  <w:listItem w:displayText="ТЗНП / ТЗНП 4 ст.: Срабатывание" w:value="ТЗНП / ТЗНП 4 ст.: Срабатывание"/>
+                  <w:listItem w:displayText="ТЗНП / ТЗНП 4 ст.: Срабатывание на сигнал" w:value="ТЗНП / ТЗНП 4 ст.: Срабатывание на сигнал"/>
+                  <w:listItem w:displayText="ТЗНП / ТЗНП 4 ст.: Функция введена в работу" w:value="ТЗНП / ТЗНП 4 ст.: Функция введена в работу"/>
+                  <w:listItem w:displayText="ТЗНП / ТЗНП 4 ст.: Функция оперативно выведена из работы" w:value="ТЗНП / ТЗНП 4 ст.: Функция оперативно выведена из работы"/>
                   <w:listItem w:displayText="ТК ЗДЗ / ТК ЗДЗ: Пуск" w:value="ТК ЗДЗ / ТК ЗДЗ: Пуск"/>
                   <w:listItem w:displayText="ТК ЗДЗ / ТК ЗДЗ: Пуск ИО тока" w:value="ТК ЗДЗ / ТК ЗДЗ: Пуск ИО тока"/>
                   <w:listItem w:displayText="ТК ЗДЗ / ТК ЗДЗ: Функция введена в работу" w:value="ТК ЗДЗ / ТК ЗДЗ: Функция введена в работу"/>
@@ -5260,20 +4189,14 @@
                   <w:listItem w:displayText="Слот М6. Реле8. Статус" w:value="Слот М6. Реле8. Статус"/>
                   <w:listItem w:displayText="Слот М7. Отказ модуля" w:value="Слот М7. Отказ модуля"/>
                   <w:listItem w:displayText="Слот М7. Модуль не определен" w:value="Слот М7. Модуль не определен"/>
-                  <w:listItem w:displayText="Слот М7. ДВ1. Статус" w:value="Слот М7. ДВ1. Статус"/>
-                  <w:listItem w:displayText="Слот М7. ДВ2. Статус" w:value="Слот М7. ДВ2. Статус"/>
-                  <w:listItem w:displayText="Слот М7. ДВ3. Статус" w:value="Слот М7. ДВ3. Статус"/>
-                  <w:listItem w:displayText="Слот М7. ДВ4. Статус" w:value="Слот М7. ДВ4. Статус"/>
-                  <w:listItem w:displayText="Слот М7. ДВ5. Статус" w:value="Слот М7. ДВ5. Статус"/>
-                  <w:listItem w:displayText="Слот М7. ДВ6. Статус" w:value="Слот М7. ДВ6. Статус"/>
-                  <w:listItem w:displayText="Слот М7. ДВ7. Статус" w:value="Слот М7. ДВ7. Статус"/>
-                  <w:listItem w:displayText="Слот М7. ДВ8. Статус" w:value="Слот М7. ДВ8. Статус"/>
-                  <w:listItem w:displayText="Слот М7. ДВ9. Статус" w:value="Слот М7. ДВ9. Статус"/>
-                  <w:listItem w:displayText="Слот М7. ДВ10. Статус" w:value="Слот М7. ДВ10. Статус"/>
-                  <w:listItem w:displayText="Слот М7. ДВ11. Статус" w:value="Слот М7. ДВ11. Статус"/>
-                  <w:listItem w:displayText="Слот М7. ДВ12. Статус" w:value="Слот М7. ДВ12. Статус"/>
-                  <w:listItem w:displayText="Слот М7. ДВ13. Статус" w:value="Слот М7. ДВ13. Статус"/>
-                  <w:listItem w:displayText="Слот М7. ДВ14. Статус" w:value="Слот М7. ДВ14. Статус"/>
+                  <w:listItem w:displayText="Слот М7. Реле1. Статус" w:value="Слот М7. Реле1. Статус"/>
+                  <w:listItem w:displayText="Слот М7. Реле2. Статус" w:value="Слот М7. Реле2. Статус"/>
+                  <w:listItem w:displayText="Слот М7. Реле3. Статус" w:value="Слот М7. Реле3. Статус"/>
+                  <w:listItem w:displayText="Слот М7. Реле4. Статус" w:value="Слот М7. Реле4. Статус"/>
+                  <w:listItem w:displayText="Слот М7. Реле5. Статус" w:value="Слот М7. Реле5. Статус"/>
+                  <w:listItem w:displayText="Слот М7. Реле6. Статус" w:value="Слот М7. Реле6. Статус"/>
+                  <w:listItem w:displayText="Слот М7. Реле7. Статус" w:value="Слот М7. Реле7. Статус"/>
+                  <w:listItem w:displayText="Слот М7. Реле8. Статус" w:value="Слот М7. Реле8. Статус"/>
                   <w:listItem w:displayText="Слот М8. Отказ модуля" w:value="Слот М8. Отказ модуля"/>
                   <w:listItem w:displayText="Слот М8. Модуль не определен" w:value="Слот М8. Модуль не определен"/>
                   <w:listItem w:displayText="Слот М8. ДВ1. Статус" w:value="Слот М8. ДВ1. Статус"/>
@@ -5316,6 +4239,22 @@
                   <w:listItem w:displayText="Слот М10. ДВ6. Статус" w:value="Слот М10. ДВ6. Статус"/>
                   <w:listItem w:displayText="Слот М10. ДВ7. Статус" w:value="Слот М10. ДВ7. Статус"/>
                   <w:listItem w:displayText="Слот М10. ДВ8. Статус" w:value="Слот М10. ДВ8. Статус"/>
+                  <w:listItem w:displayText="Слот М10. ДВ9. Статус" w:value="Слот М10. ДВ9. Статус"/>
+                  <w:listItem w:displayText="Слот М10. ДВ10. Статус" w:value="Слот М10. ДВ10. Статус"/>
+                  <w:listItem w:displayText="Слот М10. ДВ11. Статус" w:value="Слот М10. ДВ11. Статус"/>
+                  <w:listItem w:displayText="Слот М10. ДВ12. Статус" w:value="Слот М10. ДВ12. Статус"/>
+                  <w:listItem w:displayText="Слот М10. ДВ13. Статус" w:value="Слот М10. ДВ13. Статус"/>
+                  <w:listItem w:displayText="Слот М10. ДВ14. Статус" w:value="Слот М10. ДВ14. Статус"/>
+                  <w:listItem w:displayText="Слот М11. Отказ модуля" w:value="Слот М11. Отказ модуля"/>
+                  <w:listItem w:displayText="Слот М11. Модуль не определен" w:value="Слот М11. Модуль не определен"/>
+                  <w:listItem w:displayText="Слот М11. ДВ1. Статус" w:value="Слот М11. ДВ1. Статус"/>
+                  <w:listItem w:displayText="Слот М11. ДВ2. Статус" w:value="Слот М11. ДВ2. Статус"/>
+                  <w:listItem w:displayText="Слот М11. ДВ3. Статус" w:value="Слот М11. ДВ3. Статус"/>
+                  <w:listItem w:displayText="Слот М11. ДВ4. Статус" w:value="Слот М11. ДВ4. Статус"/>
+                  <w:listItem w:displayText="Слот М11. ДВ5. Статус" w:value="Слот М11. ДВ5. Статус"/>
+                  <w:listItem w:displayText="Слот М11. ДВ6. Статус" w:value="Слот М11. ДВ6. Статус"/>
+                  <w:listItem w:displayText="Слот М11. ДВ7. Статус" w:value="Слот М11. ДВ7. Статус"/>
+                  <w:listItem w:displayText="Слот М11. ДВ8. Статус" w:value="Слот М11. ДВ8. Статус"/>
                   <w:listItem w:displayText="Отказ модуля ЦП" w:value="Отказ модуля ЦП"/>
                   <w:listItem w:displayText="Неисправность ПЗУ ЦП" w:value="Неисправность ПЗУ ЦП"/>
                   <w:listItem w:displayText="Неисправность ПЗУ MPU" w:value="Неисправность ПЗУ MPU"/>
@@ -5398,58 +4337,39 @@
                   <w:listItem w:displayText="Не назначено" w:value=""/>
                   <w:listItem w:displayText="──────── Сигналы РЗиА ────────" w:value="INPUTS_HEADER" w:disabled="true"/>
                   <w:listItem w:displayText="АВР / АВР: Включить" w:value="АВР / АВР: Включить"/>
-                  <w:listItem w:displayText="АВР / АВР: Включить резервный ввод или секционный выключатель" w:value="АВР / АВР: Включить резервный ввод или секционный выключатель"/>
                   <w:listItem w:displayText="АВР / АВР: Готовность" w:value="АВР / АВР: Готовность"/>
-                  <w:listItem w:displayText="АВР / АВР: Разрешение" w:value="АВР / АВР: Разрешение"/>
+                  <w:listItem w:displayText="АВР / АВР: Пуск" w:value="АВР / АВР: Пуск"/>
+                  <w:listItem w:displayText="АВР / АВР: Разрешение отключения ВВ 1 секции шин" w:value="АВР / АВР: Разрешение отключения ВВ 1 секции шин"/>
+                  <w:listItem w:displayText="АВР / АВР: Разрешение отключения ВВ 2 секции шин" w:value="АВР / АВР: Разрешение отключения ВВ 2 секции шин"/>
                   <w:listItem w:displayText="АВР / АВР: Функция введена в работу" w:value="АВР / АВР: Функция введена в работу"/>
                   <w:listItem w:displayText="АВР / АВР: Функция оперативно выведена из работы" w:value="АВР / АВР: Функция оперативно выведена из работы"/>
                   <w:listItem w:displayText="АВР / ЗАВР: Запрет АВР" w:value="АВР / ЗАВР: Запрет АВР"/>
-                  <w:listItem w:displayText="АПВ ВВ / АПВ ВВ: АПВ неуспешно" w:value="АПВ ВВ / АПВ ВВ: АПВ неуспешно"/>
-                  <w:listItem w:displayText="АПВ ВВ / АПВ ВВ: АПВ успешно" w:value="АПВ ВВ / АПВ ВВ: АПВ успешно"/>
-                  <w:listItem w:displayText="АПВ ВВ / АПВ ВВ: Аварийное отключение" w:value="АПВ ВВ / АПВ ВВ: Аварийное отключение"/>
-                  <w:listItem w:displayText="АПВ ВВ / АПВ ВВ: Включение с контролем синхронизма" w:value="АПВ ВВ / АПВ ВВ: Включение с контролем синхронизма"/>
-                  <w:listItem w:displayText="АПВ ВВ / АПВ ВВ: Включить" w:value="АПВ ВВ / АПВ ВВ: Включить"/>
-                  <w:listItem w:displayText="АПВ ВВ / АПВ ВВ: Выключатель включен" w:value="АПВ ВВ / АПВ ВВ: Выключатель включен"/>
-                  <w:listItem w:displayText="АПВ ВВ / АПВ ВВ: Готовность" w:value="АПВ ВВ / АПВ ВВ: Готовность"/>
-                  <w:listItem w:displayText="АПВ ВВ / АПВ ВВ: Задержка включения" w:value="АПВ ВВ / АПВ ВВ: Задержка включения"/>
-                  <w:listItem w:displayText="АПВ ВВ / АПВ ВВ: Неуспешный цикл" w:value="АПВ ВВ / АПВ ВВ: Неуспешный цикл"/>
-                  <w:listItem w:displayText="АПВ ВВ / АПВ ВВ: Общая готовность" w:value="АПВ ВВ / АПВ ВВ: Общая готовность"/>
-                  <w:listItem w:displayText="АПВ ВВ / АПВ ВВ: Ожидание срабатывания" w:value="АПВ ВВ / АПВ ВВ: Ожидание срабатывания"/>
-                  <w:listItem w:displayText="АПВ ВВ / АПВ ВВ: Пуск" w:value="АПВ ВВ / АПВ ВВ: Пуск"/>
-                  <w:listItem w:displayText="АПВ ВВ / АПВ ВВ: Функция введена в работу" w:value="АПВ ВВ / АПВ ВВ: Функция введена в работу"/>
-                  <w:listItem w:displayText="АПВ ВВ / АПВ ВВ: Функция оперативно выведена из работы" w:value="АПВ ВВ / АПВ ВВ: Функция оперативно выведена из работы"/>
-                  <w:listItem w:displayText="АПВ ВВ / АПВ ВВ: Цикл АПВ прерван" w:value="АПВ ВВ / АПВ ВВ: Цикл АПВ прерван"/>
-                  <w:listItem w:displayText="АУ / АУ: Ввод ускорения" w:value="АУ / АУ: Ввод ускорения"/>
-                  <w:listItem w:displayText="АУ / АУ: Срабатывание" w:value="АУ / АУ: Срабатывание"/>
-                  <w:listItem w:displayText="АУ / АУ: Функция введена в работу" w:value="АУ / АУ: Функция введена в работу"/>
-                  <w:listItem w:displayText="АУ / АУ: Функция оперативно выведена из работы" w:value="АУ / АУ: Функция оперативно выведена из работы"/>
                   <w:listItem w:displayText="БК / БК: Срабатывание быстродействующих ступеней" w:value="БК / БК: Срабатывание быстродействующих ступеней"/>
                   <w:listItem w:displayText="БК / БК: Срабатывание медленнодействующих ступеней" w:value="БК / БК: Срабатывание медленнодействующих ступеней"/>
                   <w:listItem w:displayText="БК / БК: Функция введена в работу" w:value="БК / БК: Функция введена в работу"/>
                   <w:listItem w:displayText="БК / БК: Функция оперативно выведена из работы" w:value="БК / БК: Функция оперативно выведена из работы"/>
-                  <w:listItem w:displayText="БННвв / БННвв: Неисправность ЦН" w:value="БННвв / БННвв: Неисправность ЦН"/>
-                  <w:listItem w:displayText="БННвв / БННвв: Отключение автомата ТН" w:value="БННвв / БННвв: Отключение автомата ТН"/>
-                  <w:listItem w:displayText="БННвв / БННвв: Пуск 3U03f" w:value="БННвв / БННвв: Пуск 3U03f"/>
-                  <w:listItem w:displayText="БННвв / БННвв: Пуск U2I2" w:value="БННвв / БННвв: Пуск U2I2"/>
-                  <w:listItem w:displayText="БННвв / БННвв: Пуск dU0" w:value="БННвв / БННвв: Пуск dU0"/>
-                  <w:listItem w:displayText="БННвв / БННвв: Пуск minU3p" w:value="БННвв / БННвв: Пуск minU3p"/>
-                  <w:listItem w:displayText="БННвв / БННвв: Срабатывание" w:value="БННвв / БННвв: Срабатывание"/>
-                  <w:listItem w:displayText="БННвв / БННвв: Функция введена в работу" w:value="БННвв / БННвв: Функция введена в работу"/>
-                  <w:listItem w:displayText="БННвв / БННвв: Функция оперативно выведена из работы" w:value="БННвв / БННвв: Функция оперативно выведена из работы"/>
-                  <w:listItem w:displayText="БННш / БННш: Неисправность ЦН" w:value="БННш / БННш: Неисправность ЦН"/>
-                  <w:listItem w:displayText="БННш / БННш: Отключение автомата ТН" w:value="БННш / БННш: Отключение автомата ТН"/>
-                  <w:listItem w:displayText="БННш / БННш: Пуск 3U03f" w:value="БННш / БННш: Пуск 3U03f"/>
-                  <w:listItem w:displayText="БННш / БННш: Пуск U2I2" w:value="БННш / БННш: Пуск U2I2"/>
-                  <w:listItem w:displayText="БННш / БННш: Пуск dU0" w:value="БННш / БННш: Пуск dU0"/>
-                  <w:listItem w:displayText="БННш / БННш: Пуск minU3p" w:value="БННш / БННш: Пуск minU3p"/>
-                  <w:listItem w:displayText="БННш / БННш: Срабатывание" w:value="БННш / БННш: Срабатывание"/>
-                  <w:listItem w:displayText="БННш / БННш: Функция введена в работу" w:value="БННш / БННш: Функция введена в работу"/>
-                  <w:listItem w:displayText="БННш / БННш: Функция оперативно выведена из работы" w:value="БННш / БННш: Функция оперативно выведена из работы"/>
-                  <w:listItem w:displayText="ВНР / ВНР: Включение с КС" w:value="ВНР / ВНР: Включение с КС"/>
-                  <w:listItem w:displayText="ВНР / ВНР: Включить" w:value="ВНР / ВНР: Включить"/>
-                  <w:listItem w:displayText="ВНР / ВНР: Задержка включения с КС" w:value="ВНР / ВНР: Задержка включения с КС"/>
+                  <w:listItem w:displayText="БНН 1сш / БНН 1сш: Неисправность ЦН" w:value="БНН 1сш / БНН 1сш: Неисправность ЦН"/>
+                  <w:listItem w:displayText="БНН 1сш / БНН 1сш: Отключение автомата ТН" w:value="БНН 1сш / БНН 1сш: Отключение автомата ТН"/>
+                  <w:listItem w:displayText="БНН 1сш / БНН 1сш: Пуск 3U03f" w:value="БНН 1сш / БНН 1сш: Пуск 3U03f"/>
+                  <w:listItem w:displayText="БНН 1сш / БНН 1сш: Пуск U2I2" w:value="БНН 1сш / БНН 1сш: Пуск U2I2"/>
+                  <w:listItem w:displayText="БНН 1сш / БНН 1сш: Пуск dU0" w:value="БНН 1сш / БНН 1сш: Пуск dU0"/>
+                  <w:listItem w:displayText="БНН 1сш / БНН 1сш: Пуск minU3p" w:value="БНН 1сш / БНН 1сш: Пуск minU3p"/>
+                  <w:listItem w:displayText="БНН 1сш / БНН 1сш: Срабатывание" w:value="БНН 1сш / БНН 1сш: Срабатывание"/>
+                  <w:listItem w:displayText="БНН 1сш / БНН 1сш: Функция введена в работу" w:value="БНН 1сш / БНН 1сш: Функция введена в работу"/>
+                  <w:listItem w:displayText="БНН 1сш / БНН 1сш: Функция оперативно выведена из работы" w:value="БНН 1сш / БНН 1сш: Функция оперативно выведена из работы"/>
+                  <w:listItem w:displayText="БНН 2сш / БНН 2сш: Неисправность ЦН" w:value="БНН 2сш / БНН 2сш: Неисправность ЦН"/>
+                  <w:listItem w:displayText="БНН 2сш / БНН 2сш: Отключение автомата ТН" w:value="БНН 2сш / БНН 2сш: Отключение автомата ТН"/>
+                  <w:listItem w:displayText="БНН 2сш / БНН 2сш: Пуск U2I2" w:value="БНН 2сш / БНН 2сш: Пуск U2I2"/>
+                  <w:listItem w:displayText="БНН 2сш / БНН 2сш: Пуск minU3p" w:value="БНН 2сш / БНН 2сш: Пуск minU3p"/>
+                  <w:listItem w:displayText="БНН 2сш / БНН 2сш: Срабатывание" w:value="БНН 2сш / БНН 2сш: Срабатывание"/>
+                  <w:listItem w:displayText="БНН 2сш / БНН 2сш: Функция введена в работу" w:value="БНН 2сш / БНН 2сш: Функция введена в работу"/>
+                  <w:listItem w:displayText="БНН 2сш / БНН 2сш: Функция оперативно выведена из работы" w:value="БНН 2сш / БНН 2сш: Функция оперативно выведена из работы"/>
+                  <w:listItem w:displayText="ВНР / ВНР: Включение ВВ 1 секции шин" w:value="ВНР / ВНР: Включение ВВ 1 секции шин"/>
+                  <w:listItem w:displayText="ВНР / ВНР: Включение ВВ 2 секции шин" w:value="ВНР / ВНР: Включение ВВ 2 секции шин"/>
+                  <w:listItem w:displayText="ВНР / ВНР: Готовность ВВ 1 секции шин" w:value="ВНР / ВНР: Готовность ВВ 1 секции шин"/>
+                  <w:listItem w:displayText="ВНР / ВНР: Готовность ВВ 2 секции шин" w:value="ВНР / ВНР: Готовность ВВ 2 секции шин"/>
                   <w:listItem w:displayText="ВНР / ВНР: Ожидание ВНР" w:value="ВНР / ВНР: Ожидание ВНР"/>
-                  <w:listItem w:displayText="ВНР / ВНР: Отключить резервный ВВ или СВ" w:value="ВНР / ВНР: Отключить резервный ВВ или СВ"/>
+                  <w:listItem w:displayText="ВНР / ВНР: Отключить" w:value="ВНР / ВНР: Отключить"/>
                   <w:listItem w:displayText="ВНР / ВНР: Функция введена в работу" w:value="ВНР / ВНР: Функция введена в работу"/>
                   <w:listItem w:displayText="ВНР / ВНР: Функция оперативно выведена из работы" w:value="ВНР / ВНР: Функция оперативно выведена из работы"/>
                   <w:listItem w:displayText="ДЗ / АУ ДЗ: Пуск автоматического ускорения ДЗ" w:value="ДЗ / АУ ДЗ: Пуск автоматического ускорения ДЗ"/>
@@ -5477,7 +4397,14 @@
                   <w:listItem w:displayText="ДЗ / ДЗ-фф 3ст.: Срабатывание на сигнал" w:value="ДЗ / ДЗ-фф 3ст.: Срабатывание на сигнал"/>
                   <w:listItem w:displayText="ДЗ / ДЗ-фф 3ст.: Функция введена в работу" w:value="ДЗ / ДЗ-фф 3ст.: Функция введена в работу"/>
                   <w:listItem w:displayText="ДЗ / ДЗ-фф 3ст.: Функция оперативно выведена из работы" w:value="ДЗ / ДЗ-фф 3ст.: Функция оперативно выведена из работы"/>
-                  <w:listItem w:displayText="ДЗ / ДЗ: Пуск" w:value="ДЗ / ДЗ: Пуск"/>
+                  <w:listItem w:displayText="ДЗ / ДЗ-фф 4ст.: Пуск ДЗ-фф 4 ст." w:value="ДЗ / ДЗ-фф 4ст.: Пуск ДЗ-фф 4 ст."/>
+                  <w:listItem w:displayText="ДЗ / ДЗ-фф 4ст.: Пуск ИО сопротивления Zab (фаза-фаза4)" w:value="ДЗ / ДЗ-фф 4ст.: Пуск ИО сопротивления Zab (фаза-фаза4)"/>
+                  <w:listItem w:displayText="ДЗ / ДЗ-фф 4ст.: Пуск ИО сопротивления Zbc (фаза-фаза4)" w:value="ДЗ / ДЗ-фф 4ст.: Пуск ИО сопротивления Zbc (фаза-фаза4)"/>
+                  <w:listItem w:displayText="ДЗ / ДЗ-фф 4ст.: Пуск ИО сопротивления Zca (фаза-фаза4)" w:value="ДЗ / ДЗ-фф 4ст.: Пуск ИО сопротивления Zca (фаза-фаза4)"/>
+                  <w:listItem w:displayText="ДЗ / ДЗ-фф 4ст.: Срабатывание ДЗ-фф 4 ст." w:value="ДЗ / ДЗ-фф 4ст.: Срабатывание ДЗ-фф 4 ст."/>
+                  <w:listItem w:displayText="ДЗ / ДЗ-фф 4ст.: Срабатывание на сигнал" w:value="ДЗ / ДЗ-фф 4ст.: Срабатывание на сигнал"/>
+                  <w:listItem w:displayText="ДЗ / ДЗ-фф 4ст.: Функция введена в работу" w:value="ДЗ / ДЗ-фф 4ст.: Функция введена в работу"/>
+                  <w:listItem w:displayText="ДЗ / ДЗ-фф 4ст.: Функция оперативно выведена из работы" w:value="ДЗ / ДЗ-фф 4ст.: Функция оперативно выведена из работы"/>
                   <w:listItem w:displayText="ДЗ / ОН: Обратное" w:value="ДЗ / ОН: Обратное"/>
                   <w:listItem w:displayText="ДЗ / ОН: Обратное направление контура BC" w:value="ДЗ / ОН: Обратное направление контура BC"/>
                   <w:listItem w:displayText="ДЗ / ОН: Обратное направление контура CA" w:value="ДЗ / ОН: Обратное направление контура CA"/>
@@ -5502,13 +4429,6 @@
                   <w:listItem w:displayText="ЗДЗ / ЗДЗ: Срабатывание на сигнал" w:value="ЗДЗ / ЗДЗ: Срабатывание на сигнал"/>
                   <w:listItem w:displayText="ЗДЗ / ЗДЗ: Функция введена в работу" w:value="ЗДЗ / ЗДЗ: Функция введена в работу"/>
                   <w:listItem w:displayText="ЗДЗ / ЗДЗ: Функция оперативно выведена из работы" w:value="ЗДЗ / ЗДЗ: Функция оперативно выведена из работы"/>
-                  <w:listItem w:displayText="ЗМН / ЗМН: Пуск" w:value="ЗМН / ЗМН: Пуск"/>
-                  <w:listItem w:displayText="ЗМН / ЗМН: Пуск ИО напряжения" w:value="ЗМН / ЗМН: Пуск ИО напряжения"/>
-                  <w:listItem w:displayText="ЗМН / ЗМН: Пуск ИО напряжения ОП" w:value="ЗМН / ЗМН: Пуск ИО напряжения ОП"/>
-                  <w:listItem w:displayText="ЗМН / ЗМН: Срабатывание" w:value="ЗМН / ЗМН: Срабатывание"/>
-                  <w:listItem w:displayText="ЗМН / ЗМН: Срабатывание на сигнал" w:value="ЗМН / ЗМН: Срабатывание на сигнал"/>
-                  <w:listItem w:displayText="ЗМН / ЗМН: Функция введена в работу" w:value="ЗМН / ЗМН: Функция введена в работу"/>
-                  <w:listItem w:displayText="ЗМН / ЗМН: Функция оперативно выведена из работы" w:value="ЗМН / ЗМН: Функция оперативно выведена из работы"/>
                   <w:listItem w:displayText="ЗОП / ЗОП: Пуск" w:value="ЗОП / ЗОП: Пуск"/>
                   <w:listItem w:displayText="ЗОП / ЗОП: Пуск ИО по несимметрии токов прямой и обратной последовательности" w:value="ЗОП / ЗОП: Пуск ИО по несимметрии токов прямой и обратной последовательности"/>
                   <w:listItem w:displayText="ЗОП / ЗОП: Пуск ИО тока обратной последовательности" w:value="ЗОП / ЗОП: Пуск ИО тока обратной последовательности"/>
@@ -5516,126 +4436,26 @@
                   <w:listItem w:displayText="ЗОП / ЗОП: Срабатывание на сигнал" w:value="ЗОП / ЗОП: Срабатывание на сигнал"/>
                   <w:listItem w:displayText="ЗОП / ЗОП: Функция введена в работу" w:value="ЗОП / ЗОП: Функция введена в работу"/>
                   <w:listItem w:displayText="ЗОП / ЗОП: Функция оперативно выведена из работы" w:value="ЗОП / ЗОП: Функция оперативно выведена из работы"/>
-                  <w:listItem w:displayText="ЗП / ЗП: Пуск" w:value="ЗП / ЗП: Пуск"/>
-                  <w:listItem w:displayText="ЗП / ЗП: Пуск ИО максимального тока" w:value="ЗП / ЗП: Пуск ИО максимального тока"/>
-                  <w:listItem w:displayText="ЗП / ЗП: Срабатывание" w:value="ЗП / ЗП: Срабатывание"/>
-                  <w:listItem w:displayText="ЗП / ЗП: Срабатывание на сигнал" w:value="ЗП / ЗП: Срабатывание на сигнал"/>
-                  <w:listItem w:displayText="ЗП / ЗП: Функция введена в работу" w:value="ЗП / ЗП: Функция введена в работу"/>
-                  <w:listItem w:displayText="ЗП / ЗП: Функция оперативно выведена из работы" w:value="ЗП / ЗП: Функция оперативно выведена из работы"/>
-                  <w:listItem w:displayText="КА / В: Выключатель включен" w:value="КА / В: Выключатель включен"/>
-                  <w:listItem w:displayText="КА / В: Выключатель отключен" w:value="КА / В: Выключатель отключен"/>
-                  <w:listItem w:displayText="КА / В: Команда «включить» выключатель через выходное реле" w:value="КА / В: Команда «включить» выключатель через выходное реле"/>
-                  <w:listItem w:displayText="КА / В: Команда «отключить» выключатель через выходное реле" w:value="КА / В: Команда «отключить» выключатель через выходное реле"/>
-                  <w:listItem w:displayText="КА / В: Неисправное положение выключателя" w:value="КА / В: Неисправное положение выключателя"/>
-                  <w:listItem w:displayText="КА / В: Промежуточное положение выключателя" w:value="КА / В: Промежуточное положение выключателя"/>
-                  <w:listItem w:displayText="КА / В: Функция введена в работу" w:value="КА / В: Функция введена в работу"/>
-                  <w:listItem w:displayText="КА / ВЭ1: Команда «вкатить» выкатной элемент через выходное реле" w:value="КА / ВЭ1: Команда «вкатить» выкатной элемент через выходное реле"/>
-                  <w:listItem w:displayText="КА / ВЭ1: Команда «выкатить» выкатной элемент через выходное реле" w:value="КА / ВЭ1: Команда «выкатить» выкатной элемент через выходное реле"/>
-                  <w:listItem w:displayText="КА / ВЭ1: Неисправное положение выкатного элемента" w:value="КА / ВЭ1: Неисправное положение выкатного элемента"/>
-                  <w:listItem w:displayText="КА / ВЭ1: Положение выкатного элемента «Вкачен»" w:value="КА / ВЭ1: Положение выкатного элемента «Вкачен»"/>
-                  <w:listItem w:displayText="КА / ВЭ1: Положение выкатного элемента «Выкачен»" w:value="КА / ВЭ1: Положение выкатного элемента «Выкачен»"/>
-                  <w:listItem w:displayText="КА / ВЭ1: Промежуточное положение выкатного элемента" w:value="КА / ВЭ1: Промежуточное положение выкатного элемента"/>
-                  <w:listItem w:displayText="КА / ВЭ1: Ремонтное положение выкатного элемента" w:value="КА / ВЭ1: Ремонтное положение выкатного элемента"/>
-                  <w:listItem w:displayText="КА / ВЭ1: Функция введена в работу" w:value="КА / ВЭ1: Функция введена в работу"/>
-                  <w:listItem w:displayText="КА / ВЭ2: Команда «вкатить» выкатной элемент через выходное реле" w:value="КА / ВЭ2: Команда «вкатить» выкатной элемент через выходное реле"/>
-                  <w:listItem w:displayText="КА / ВЭ2: Команда «выкатить» выкатной элемент через выходное реле" w:value="КА / ВЭ2: Команда «выкатить» выкатной элемент через выходное реле"/>
-                  <w:listItem w:displayText="КА / ВЭ2: Неисправное положение выкатного элемента" w:value="КА / ВЭ2: Неисправное положение выкатного элемента"/>
-                  <w:listItem w:displayText="КА / ВЭ2: Положение выкатного элемента «Вкачен»" w:value="КА / ВЭ2: Положение выкатного элемента «Вкачен»"/>
-                  <w:listItem w:displayText="КА / ВЭ2: Положение выкатного элемента «Выкачен»" w:value="КА / ВЭ2: Положение выкатного элемента «Выкачен»"/>
-                  <w:listItem w:displayText="КА / ВЭ2: Промежуточное положение выкатного элемента" w:value="КА / ВЭ2: Промежуточное положение выкатного элемента"/>
-                  <w:listItem w:displayText="КА / ВЭ2: Ремонтное положение выкатного элемента" w:value="КА / ВЭ2: Ремонтное положение выкатного элемента"/>
-                  <w:listItem w:displayText="КА / ВЭ2: Функция введена в работу" w:value="КА / ВЭ2: Функция введена в работу"/>
-                  <w:listItem w:displayText="КА / ЗН: Заземляющий нож включен" w:value="КА / ЗН: Заземляющий нож включен"/>
-                  <w:listItem w:displayText="КА / ЗН: Заземляющий нож отключен" w:value="КА / ЗН: Заземляющий нож отключен"/>
-                  <w:listItem w:displayText="КА / ЗН: Команда «включить» заземляющий нож через выходное реле" w:value="КА / ЗН: Команда «включить» заземляющий нож через выходное реле"/>
-                  <w:listItem w:displayText="КА / ЗН: Команда «отключить» заземляющий нож через выходное реле" w:value="КА / ЗН: Команда «отключить» заземляющий нож через выходное реле"/>
-                  <w:listItem w:displayText="КА / ЗН: Неисправное положение заземляющего ножа" w:value="КА / ЗН: Неисправное положение заземляющего ножа"/>
-                  <w:listItem w:displayText="КА / ЗН: Промежуточное положение заземляющего ножа" w:value="КА / ЗН: Промежуточное положение заземляющего ножа"/>
-                  <w:listItem w:displayText="КА / ЗН: Функция введена в работу" w:value="КА / ЗН: Функция введена в работу"/>
-                  <w:listItem w:displayText="КА / КА: Функция введена в работу" w:value="КА / КА: Функция введена в работу"/>
-                  <w:listItem w:displayText="КА / КА: Функция оперативно выведена из работы" w:value="КА / КА: Функция оперативно выведена из работы"/>
-                  <w:listItem w:displayText="КННвв / КННвв: Пуск" w:value="КННвв / КННвв: Пуск"/>
-                  <w:listItem w:displayText="КННвв / КННвв: Пуск ИО напряжения" w:value="КННвв / КННвв: Пуск ИО напряжения"/>
-                  <w:listItem w:displayText="КННвв / КННвв: Пуск ИО напряжения ОП" w:value="КННвв / КННвв: Пуск ИО напряжения ОП"/>
-                  <w:listItem w:displayText="КННвв / КННвв: Функция введена в работу" w:value="КННвв / КННвв: Функция введена в работу"/>
-                  <w:listItem w:displayText="КННвв / КННвв: Функция оперативно выведена из работы" w:value="КННвв / КННвв: Функция оперативно выведена из работы"/>
-                  <w:listItem w:displayText="КННш / КННш: Пуск" w:value="КННш / КННш: Пуск"/>
-                  <w:listItem w:displayText="КННш / КННш: Пуск ИО напряжения" w:value="КННш / КННш: Пуск ИО напряжения"/>
-                  <w:listItem w:displayText="КННш / КННш: Пуск ИО напряжения ОП" w:value="КННш / КННш: Пуск ИО напряжения ОП"/>
-                  <w:listItem w:displayText="КННш / КННш: Функция введена в работу" w:value="КННш / КННш: Функция введена в работу"/>
-                  <w:listItem w:displayText="КННш / КННш: Функция оперативно выведена из работы" w:value="КННш / КННш: Функция оперативно выведена из работы"/>
-                  <w:listItem w:displayText="КОНвв / КОНвв: Пуск" w:value="КОНвв / КОНвв: Пуск"/>
-                  <w:listItem w:displayText="КОНвв / КОНвв: Пуск ИО напряжения" w:value="КОНвв / КОНвв: Пуск ИО напряжения"/>
-                  <w:listItem w:displayText="КОНвв / КОНвв: Пуск ИО напряжения ОП" w:value="КОНвв / КОНвв: Пуск ИО напряжения ОП"/>
-                  <w:listItem w:displayText="КОНвв / КОНвв: Функция введена в работу" w:value="КОНвв / КОНвв: Функция введена в работу"/>
-                  <w:listItem w:displayText="КОНвв / КОНвв: Функция оперативно выведена из работы" w:value="КОНвв / КОНвв: Функция оперативно выведена из работы"/>
-                  <w:listItem w:displayText="КОНш / КОНш: Пуск" w:value="КОНш / КОНш: Пуск"/>
-                  <w:listItem w:displayText="КОНш / КОНш: Пуск ИО напряжения" w:value="КОНш / КОНш: Пуск ИО напряжения"/>
-                  <w:listItem w:displayText="КОНш / КОНш: Пуск ИО напряжения ОП" w:value="КОНш / КОНш: Пуск ИО напряжения ОП"/>
-                  <w:listItem w:displayText="КОНш / КОНш: Функция введена в работу" w:value="КОНш / КОНш: Функция введена в работу"/>
-                  <w:listItem w:displayText="КОНш / КОНш: Функция оперативно выведена из работы" w:value="КОНш / КОНш: Функция оперативно выведена из работы"/>
-                  <w:listItem w:displayText="КП / КП: Идет переключение" w:value="КП / КП: Идет переключение"/>
-                  <w:listItem w:displayText="КП / КП: Функция введена в работу" w:value="КП / КП: Функция введена в работу"/>
-                  <w:listItem w:displayText="КП / КП: Функция оперативно выведена из работы" w:value="КП / КП: Функция оперативно выведена из работы"/>
-                  <w:listItem w:displayText="КП / ОБР В: Блокировка включения" w:value="КП / ОБР В: Блокировка включения"/>
-                  <w:listItem w:displayText="КП / ОБР В: Разрешить включение" w:value="КП / ОБР В: Разрешить включение"/>
-                  <w:listItem w:displayText="КП / ОБР ВЭ1: Разрешение управления первым выкатным элементом" w:value="КП / ОБР ВЭ1: Разрешение управления первым выкатным элементом"/>
-                  <w:listItem w:displayText="КП / ОБР ВЭ2: Разрешение управления вторым выкатным элементом" w:value="КП / ОБР ВЭ2: Разрешение управления вторым выкатным элементом"/>
-                  <w:listItem w:displayText="КП / ОБР ЗН: Разрешение управления заземляющим ножом" w:value="КП / ОБР ЗН: Разрешение управления заземляющим ножом"/>
-                  <w:listItem w:displayText="КП / УВ: Включение с контролем синхронизма" w:value="КП / УВ: Включение с контролем синхронизма"/>
-                  <w:listItem w:displayText="КП / УВ: Включить выключатель" w:value="КП / УВ: Включить выключатель"/>
-                  <w:listItem w:displayText="КП / УВ: Задержка включения с контролем синхронизма" w:value="КП / УВ: Задержка включения с контролем синхронизма"/>
-                  <w:listItem w:displayText="КП / УВ: Идет переключение" w:value="КП / УВ: Идет переключение"/>
-                  <w:listItem w:displayText="КП / УВ: Отключить выключатель" w:value="КП / УВ: Отключить выключатель"/>
-                  <w:listItem w:displayText="КП / УВ: Поведение местного управления" w:value="КП / УВ: Поведение местного управления"/>
-                  <w:listItem w:displayText="КП / УВ: Положение В (Включено)" w:value="КП / УВ: Положение В (Включено)"/>
-                  <w:listItem w:displayText="КП / УВ: Положение В (Не определено)" w:value="КП / УВ: Положение В (Не определено)"/>
-                  <w:listItem w:displayText="КП / УВ: Положение В (Неисправность)" w:value="КП / УВ: Положение В (Неисправность)"/>
-                  <w:listItem w:displayText="КП / УВ: Положение В (Отключено)" w:value="КП / УВ: Положение В (Отключено)"/>
-                  <w:listItem w:displayText="КП / УВ: Положение ключа режима управления" w:value="КП / УВ: Положение ключа режима управления"/>
-                  <w:listItem w:displayText="КП / УВ: Право переключения на уровне станции" w:value="КП / УВ: Право переключения на уровне станции"/>
-                  <w:listItem w:displayText="КП / УВ: Сигнал превышения допустимого времени переключения" w:value="КП / УВ: Сигнал превышения допустимого времени переключения"/>
-                  <w:listItem w:displayText="КП / УВ: Функция введена в работу" w:value="КП / УВ: Функция введена в работу"/>
-                  <w:listItem w:displayText="КП / УВЭ1: Вкатить первый выкатной элемент" w:value="КП / УВЭ1: Вкатить первый выкатной элемент"/>
-                  <w:listItem w:displayText="КП / УВЭ1: Выкатить первый выкатной элемент" w:value="КП / УВЭ1: Выкатить первый выкатной элемент"/>
-                  <w:listItem w:displayText="КП / УВЭ1: Идет переключение" w:value="КП / УВЭ1: Идет переключение"/>
-                  <w:listItem w:displayText="КП / УВЭ1: Поведение местного управления" w:value="КП / УВЭ1: Поведение местного управления"/>
-                  <w:listItem w:displayText="КП / УВЭ1: Положение ВЭ1 (Вкачен)" w:value="КП / УВЭ1: Положение ВЭ1 (Вкачен)"/>
-                  <w:listItem w:displayText="КП / УВЭ1: Положение ВЭ1 (Выкачен)" w:value="КП / УВЭ1: Положение ВЭ1 (Выкачен)"/>
-                  <w:listItem w:displayText="КП / УВЭ1: Положение ВЭ1 (Не определено)" w:value="КП / УВЭ1: Положение ВЭ1 (Не определено)"/>
-                  <w:listItem w:displayText="КП / УВЭ1: Положение ВЭ1 (Неисправность)" w:value="КП / УВЭ1: Положение ВЭ1 (Неисправность)"/>
-                  <w:listItem w:displayText="КП / УВЭ1: Положение ключа режима управления" w:value="КП / УВЭ1: Положение ключа режима управления"/>
-                  <w:listItem w:displayText="КП / УВЭ1: Право переключения на уровне станции" w:value="КП / УВЭ1: Право переключения на уровне станции"/>
-                  <w:listItem w:displayText="КП / УВЭ1: Сигнал превышения допустимого времени переключения" w:value="КП / УВЭ1: Сигнал превышения допустимого времени переключения"/>
-                  <w:listItem w:displayText="КП / УВЭ1: Функция введена в работу" w:value="КП / УВЭ1: Функция введена в работу"/>
-                  <w:listItem w:displayText="КП / УВЭ2: Вкатить второй выкатной элемент" w:value="КП / УВЭ2: Вкатить второй выкатной элемент"/>
-                  <w:listItem w:displayText="КП / УВЭ2: Выкатить второй выкатной элемент" w:value="КП / УВЭ2: Выкатить второй выкатной элемент"/>
-                  <w:listItem w:displayText="КП / УВЭ2: Идет переключение" w:value="КП / УВЭ2: Идет переключение"/>
-                  <w:listItem w:displayText="КП / УВЭ2: Поведение местного управления" w:value="КП / УВЭ2: Поведение местного управления"/>
-                  <w:listItem w:displayText="КП / УВЭ2: Положение ВЭ2 (Вкачен)" w:value="КП / УВЭ2: Положение ВЭ2 (Вкачен)"/>
-                  <w:listItem w:displayText="КП / УВЭ2: Положение ВЭ2 (Выкачен)" w:value="КП / УВЭ2: Положение ВЭ2 (Выкачен)"/>
-                  <w:listItem w:displayText="КП / УВЭ2: Положение ВЭ2 (Не определено)" w:value="КП / УВЭ2: Положение ВЭ2 (Не определено)"/>
-                  <w:listItem w:displayText="КП / УВЭ2: Положение ВЭ2 (Неисправность)" w:value="КП / УВЭ2: Положение ВЭ2 (Неисправность)"/>
-                  <w:listItem w:displayText="КП / УВЭ2: Положение ключа режима управления" w:value="КП / УВЭ2: Положение ключа режима управления"/>
-                  <w:listItem w:displayText="КП / УВЭ2: Право переключения на уровне станции" w:value="КП / УВЭ2: Право переключения на уровне станции"/>
-                  <w:listItem w:displayText="КП / УВЭ2: Сигнал превышения допустимого времени переключения" w:value="КП / УВЭ2: Сигнал превышения допустимого времени переключения"/>
-                  <w:listItem w:displayText="КП / УВЭ2: Функция введена в работу" w:value="КП / УВЭ2: Функция введена в работу"/>
-                  <w:listItem w:displayText="КП / УЗН: Включить заземляющий нож" w:value="КП / УЗН: Включить заземляющий нож"/>
-                  <w:listItem w:displayText="КП / УЗН: Идет переключение" w:value="КП / УЗН: Идет переключение"/>
-                  <w:listItem w:displayText="КП / УЗН: Отключить заземляющий нож" w:value="КП / УЗН: Отключить заземляющий нож"/>
-                  <w:listItem w:displayText="КП / УЗН: Поведение местного управления" w:value="КП / УЗН: Поведение местного управления"/>
-                  <w:listItem w:displayText="КП / УЗН: Положение ЗН (Включено)" w:value="КП / УЗН: Положение ЗН (Включено)"/>
-                  <w:listItem w:displayText="КП / УЗН: Положение ЗН (Не определено)" w:value="КП / УЗН: Положение ЗН (Не определено)"/>
-                  <w:listItem w:displayText="КП / УЗН: Положение ЗН (Неисправность)" w:value="КП / УЗН: Положение ЗН (Неисправность)"/>
-                  <w:listItem w:displayText="КП / УЗН: Положение ЗН (Отключено)" w:value="КП / УЗН: Положение ЗН (Отключено)"/>
-                  <w:listItem w:displayText="КП / УЗН: Положение ключа режима управления" w:value="КП / УЗН: Положение ключа режима управления"/>
-                  <w:listItem w:displayText="КП / УЗН: Право переключения на уровне станции" w:value="КП / УЗН: Право переключения на уровне станции"/>
-                  <w:listItem w:displayText="КП / УЗН: Сигнал превышения допустимого времени переключения" w:value="КП / УЗН: Сигнал превышения допустимого времени переключения"/>
-                  <w:listItem w:displayText="КП / УЗН: Функция введена в работу" w:value="КП / УЗН: Функция введена в работу"/>
-                  <w:listItem w:displayText="КРВ / КРВ: Превышен коммутационный ресурс выключателя" w:value="КРВ / КРВ: Превышен коммутационный ресурс выключателя"/>
-                  <w:listItem w:displayText="КРВ / КРВ: Превышен механический ресурс выключателя" w:value="КРВ / КРВ: Превышен механический ресурс выключателя"/>
-                  <w:listItem w:displayText="КРВ / КРВ: Превышен ресурс выключателя" w:value="КРВ / КРВ: Превышен ресурс выключателя"/>
-                  <w:listItem w:displayText="КРВ / КРВ: Функция введена в работу" w:value="КРВ / КРВ: Функция введена в работу"/>
+                  <w:listItem w:displayText="КНН 1сш / КНН 1сш: Пуск" w:value="КНН 1сш / КНН 1сш: Пуск"/>
+                  <w:listItem w:displayText="КНН 1сш / КНН 1сш: Пуск ИО напряжения" w:value="КНН 1сш / КНН 1сш: Пуск ИО напряжения"/>
+                  <w:listItem w:displayText="КНН 1сш / КНН 1сш: Пуск ИО напряжения ОП" w:value="КНН 1сш / КНН 1сш: Пуск ИО напряжения ОП"/>
+                  <w:listItem w:displayText="КНН 1сш / КНН 1сш: Функция введена в работу" w:value="КНН 1сш / КНН 1сш: Функция введена в работу"/>
+                  <w:listItem w:displayText="КНН 1сш / КНН 1сш: Функция оперативно выведена из работы" w:value="КНН 1сш / КНН 1сш: Функция оперативно выведена из работы"/>
+                  <w:listItem w:displayText="КНН 2сш / КНН 2сш: Пуск" w:value="КНН 2сш / КНН 2сш: Пуск"/>
+                  <w:listItem w:displayText="КНН 2сш / КНН 2сш: Пуск ИО напряжения" w:value="КНН 2сш / КНН 2сш: Пуск ИО напряжения"/>
+                  <w:listItem w:displayText="КНН 2сш / КНН 2сш: Пуск ИО напряжения ОП" w:value="КНН 2сш / КНН 2сш: Пуск ИО напряжения ОП"/>
+                  <w:listItem w:displayText="КНН 2сш / КНН 2сш: Функция введена в работу" w:value="КНН 2сш / КНН 2сш: Функция введена в работу"/>
+                  <w:listItem w:displayText="КНН 2сш / КНН 2сш: Функция оперативно выведена из работы" w:value="КНН 2сш / КНН 2сш: Функция оперативно выведена из работы"/>
+                  <w:listItem w:displayText="КОН 1сш / КОН 1сш: Пуск" w:value="КОН 1сш / КОН 1сш: Пуск"/>
+                  <w:listItem w:displayText="КОН 1сш / КОН 1сш: Пуск ИО напряжения" w:value="КОН 1сш / КОН 1сш: Пуск ИО напряжения"/>
+                  <w:listItem w:displayText="КОН 1сш / КОН 1сш: Пуск ИО напряжения ОП" w:value="КОН 1сш / КОН 1сш: Пуск ИО напряжения ОП"/>
+                  <w:listItem w:displayText="КОН 1сш / КОН 1сш: Функция введена в работу" w:value="КОН 1сш / КОН 1сш: Функция введена в работу"/>
+                  <w:listItem w:displayText="КОН 1сш / КОН 1сш: Функция оперативно выведена из работы" w:value="КОН 1сш / КОН 1сш: Функция оперативно выведена из работы"/>
+                  <w:listItem w:displayText="КОН 2сш / КОН 2сш: Пуск" w:value="КОН 2сш / КОН 2сш: Пуск"/>
+                  <w:listItem w:displayText="КОН 2сш / КОН 2сш: Пуск ИО напряжения" w:value="КОН 2сш / КОН 2сш: Пуск ИО напряжения"/>
+                  <w:listItem w:displayText="КОН 2сш / КОН 2сш: Пуск ИО напряжения ОП" w:value="КОН 2сш / КОН 2сш: Пуск ИО напряжения ОП"/>
+                  <w:listItem w:displayText="КОН 2сш / КОН 2сш: Функция введена в работу" w:value="КОН 2сш / КОН 2сш: Функция введена в работу"/>
+                  <w:listItem w:displayText="КОН 2сш / КОН 2сш: Функция оперативно выведена из работы" w:value="КОН 2сш / КОН 2сш: Функция оперативно выведена из работы"/>
                   <w:listItem w:displayText="КС / КС: Блокировка по скорости изменения частоты" w:value="КС / КС: Блокировка по скорости изменения частоты"/>
                   <w:listItem w:displayText="КС / КС: Нет условий по напряжению" w:value="КС / КС: Нет условий по напряжению"/>
                   <w:listItem w:displayText="КС / КС: Нет условий по углу" w:value="КС / КС: Нет условий по углу"/>
@@ -5645,22 +4465,9 @@
                   <w:listItem w:displayText="КС / КС: Общий пуск" w:value="КС / КС: Общий пуск"/>
                   <w:listItem w:displayText="КС / КС: Пуск условий ожидания синхронизма" w:value="КС / КС: Пуск условий ожидания синхронизма"/>
                   <w:listItem w:displayText="КС / КС: Пуск условий улавливания синхронизма" w:value="КС / КС: Пуск условий улавливания синхронизма"/>
-                  <w:listItem w:displayText="КС / КС: Разрешение автоматического включения" w:value="КС / КС: Разрешение автоматического включения"/>
                   <w:listItem w:displayText="КС / КС: Разрешение оперативного включения" w:value="КС / КС: Разрешение оперативного включения"/>
                   <w:listItem w:displayText="КС / КС: Функция введена в работу" w:value="КС / КС: Функция введена в работу"/>
                   <w:listItem w:displayText="КС / КС: Функция оперативно выведена из работы" w:value="КС / КС: Функция оперативно выведена из работы"/>
-                  <w:listItem w:displayText="КСВ / КСВ: Блокировка включения В" w:value="КСВ / КСВ: Блокировка включения В"/>
-                  <w:listItem w:displayText="КСВ / КСВ: Блокировка отключения В" w:value="КСВ / КСВ: Блокировка отключения В"/>
-                  <w:listItem w:displayText="КСВ / КСВ: В аварийно отключен" w:value="КСВ / КСВ: В аварийно отключен"/>
-                  <w:listItem w:displayText="КСВ / КСВ: В самопроизвольно отключен" w:value="КСВ / КСВ: В самопроизвольно отключен"/>
-                  <w:listItem w:displayText="КСВ / КСВ: Защита ЭМВ" w:value="КСВ / КСВ: Защита ЭМВ"/>
-                  <w:listItem w:displayText="КСВ / КСВ: Защита ЭМО1" w:value="КСВ / КСВ: Защита ЭМО1"/>
-                  <w:listItem w:displayText="КСВ / КСВ: Защита ЭМО2" w:value="КСВ / КСВ: Защита ЭМО2"/>
-                  <w:listItem w:displayText="КСВ / КСВ: Неисправность В" w:value="КСВ / КСВ: Неисправность В"/>
-                  <w:listItem w:displayText="КСВ / КСВ: Неисправность цепей ЭМУ" w:value="КСВ / КСВ: Неисправность цепей ЭМУ"/>
-                  <w:listItem w:displayText="КСВ / КСВ: Реле фиксации команды" w:value="КСВ / КСВ: Реле фиксации команды"/>
-                  <w:listItem w:displayText="КСВ / КСВ: Функция введена в работу" w:value="КСВ / КСВ: Функция введена в работу"/>
-                  <w:listItem w:displayText="КСВ / КСВ: Функция оперативно выведена из работы" w:value="КСВ / КСВ: Функция оперативно выведена из работы"/>
                   <w:listItem w:displayText="ЛЗШ / ЛЗШ: Обнаружение неисправности" w:value="ЛЗШ / ЛЗШ: Обнаружение неисправности"/>
                   <w:listItem w:displayText="ЛЗШ / ЛЗШ: Пуск" w:value="ЛЗШ / ЛЗШ: Пуск"/>
                   <w:listItem w:displayText="ЛЗШ / ЛЗШ: Пуск ИО тока по фазе B" w:value="ЛЗШ / ЛЗШ: Пуск ИО тока по фазе B"/>
@@ -5673,27 +4480,19 @@
                   <w:listItem w:displayText="ЛЗШ / ЛЗШ: Срабатывание на сигнал" w:value="ЛЗШ / ЛЗШ: Срабатывание на сигнал"/>
                   <w:listItem w:displayText="ЛЗШ / ЛЗШ: Функция введена в работу" w:value="ЛЗШ / ЛЗШ: Функция введена в работу"/>
                   <w:listItem w:displayText="ЛЗШ / ЛЗШ: Функция оперативно выведена из работы" w:value="ЛЗШ / ЛЗШ: Функция оперативно выведена из работы"/>
-                  <w:listItem w:displayText="ЛОВ / ЗАВР ЛО: Запрет АВР" w:value="ЛОВ / ЗАВР ЛО: Запрет АВР"/>
-                  <w:listItem w:displayText="ЛОВ / ЗАВР ЛО: Функция введена в работу" w:value="ЛОВ / ЗАВР ЛО: Функция введена в работу"/>
-                  <w:listItem w:displayText="ЛОВ / ЗАВР ЛО: Функция оперативно выведена из работы" w:value="ЛОВ / ЗАВР ЛО: Функция оперативно выведена из работы"/>
-                  <w:listItem w:displayText="ЛОВ / ЗАПВ: Запрет АПВ" w:value="ЛОВ / ЗАПВ: Запрет АПВ"/>
-                  <w:listItem w:displayText="ЛОВ / ЗАПВ: Функция введена в работу" w:value="ЛОВ / ЗАПВ: Функция введена в работу"/>
-                  <w:listItem w:displayText="ЛОВ / ЗАПВ: Функция оперативно выведена из работы" w:value="ЛОВ / ЗАПВ: Функция оперативно выведена из работы"/>
-                  <w:listItem w:displayText="ЛОВ / ЛВ ВНР: Включение с КС" w:value="ЛОВ / ЛВ ВНР: Включение с КС"/>
-                  <w:listItem w:displayText="ЛОВ / ЛВ ВНР: Включить" w:value="ЛОВ / ЛВ ВНР: Включить"/>
-                  <w:listItem w:displayText="ЛОВ / ЛВ ВНР: Задержка включения с КС" w:value="ЛОВ / ЛВ ВНР: Задержка включения с КС"/>
-                  <w:listItem w:displayText="ЛОВ / ЛВ ВНР: Функция введена в работу" w:value="ЛОВ / ЛВ ВНР: Функция введена в работу"/>
-                  <w:listItem w:displayText="ЛОВ / ЛВ ВНР: Функция оперативно выведена из работы" w:value="ЛОВ / ЛВ ВНР: Функция оперативно выведена из работы"/>
-                  <w:listItem w:displayText="ЛОВ / ЛО ВНР: Отключение" w:value="ЛОВ / ЛО ВНР: Отключение"/>
-                  <w:listItem w:displayText="ЛОВ / ЛО ВНР: Отключить" w:value="ЛОВ / ЛО ВНР: Отключить"/>
-                  <w:listItem w:displayText="ЛОВ / ЛО ВНР: Функция введена в работу" w:value="ЛОВ / ЛО ВНР: Функция введена в работу"/>
-                  <w:listItem w:displayText="ЛОВ / ЛО ВНР: Функция оперативно выведена из работы" w:value="ЛОВ / ЛО ВНР: Функция оперативно выведена из работы"/>
-                  <w:listItem w:displayText="ЛОВ / ЛО РЗ: Отключение" w:value="ЛОВ / ЛО РЗ: Отключение"/>
-                  <w:listItem w:displayText="ЛОВ / ЛО РЗ: Отключить" w:value="ЛОВ / ЛО РЗ: Отключить"/>
-                  <w:listItem w:displayText="ЛОВ / ЛО РЗ: Функция введена в работу" w:value="ЛОВ / ЛО РЗ: Функция введена в работу"/>
-                  <w:listItem w:displayText="ЛОВ / ЛО РЗ: Функция оперативно выведена из работы" w:value="ЛОВ / ЛО РЗ: Функция оперативно выведена из работы"/>
+                  <w:listItem w:displayText="ЛО / ЗАВР ЛО: Запрет АВР" w:value="ЛО / ЗАВР ЛО: Запрет АВР"/>
+                  <w:listItem w:displayText="ЛО / ЗАВР ЛО: Функция введена в работу" w:value="ЛО / ЗАВР ЛО: Функция введена в работу"/>
+                  <w:listItem w:displayText="ЛО / ЗАВР ЛО: Функция оперативно выведена из работы" w:value="ЛО / ЗАВР ЛО: Функция оперативно выведена из работы"/>
+                  <w:listItem w:displayText="ЛО / ЛО ВНР: Отключение" w:value="ЛО / ЛО ВНР: Отключение"/>
+                  <w:listItem w:displayText="ЛО / ЛО ВНР: Отключить" w:value="ЛО / ЛО ВНР: Отключить"/>
+                  <w:listItem w:displayText="ЛО / ЛО ВНР: Функция введена в работу" w:value="ЛО / ЛО ВНР: Функция введена в работу"/>
+                  <w:listItem w:displayText="ЛО / ЛО ВНР: Функция оперативно выведена из работы" w:value="ЛО / ЛО ВНР: Функция оперативно выведена из работы"/>
+                  <w:listItem w:displayText="ЛО / ЛО РЗ: Отключение" w:value="ЛО / ЛО РЗ: Отключение"/>
+                  <w:listItem w:displayText="ЛО / ЛО РЗ: Отключить" w:value="ЛО / ЛО РЗ: Отключить"/>
+                  <w:listItem w:displayText="ЛО / ЛО РЗ: Функция введена в работу" w:value="ЛО / ЛО РЗ: Функция введена в работу"/>
+                  <w:listItem w:displayText="ЛО / ЛО РЗ: Функция оперативно выведена из работы" w:value="ЛО / ЛО РЗ: Функция оперативно выведена из работы"/>
                   <w:listItem w:displayText="МТЗ / АУ МТЗ: Пуск АУ" w:value="МТЗ / АУ МТЗ: Пуск АУ"/>
-                  <w:listItem w:displayText="МТЗ / БЛЗТ: Блокировка" w:value="МТЗ / БЛЗТ: Блокировка"/>
+                  <w:listItem w:displayText="МТЗ / БЛЗШ: Блокировка ЛЗШ" w:value="МТЗ / БЛЗШ: Блокировка ЛЗШ"/>
                   <w:listItem w:displayText="МТЗ / БНТ: Пуск БНТ" w:value="МТЗ / БНТ: Пуск БНТ"/>
                   <w:listItem w:displayText="МТЗ / БНТ: Пуск БНТ по фазе A" w:value="МТЗ / БНТ: Пуск БНТ по фазе A"/>
                   <w:listItem w:displayText="МТЗ / БНТ: Пуск БНТ по фазе B" w:value="МТЗ / БНТ: Пуск БНТ по фазе B"/>
@@ -5735,6 +4534,18 @@
                   <w:listItem w:displayText="МТЗ / МТЗ 3 ст.: Срабатывание на сигнал" w:value="МТЗ / МТЗ 3 ст.: Срабатывание на сигнал"/>
                   <w:listItem w:displayText="МТЗ / МТЗ 3 ст.: Функция введена в работу" w:value="МТЗ / МТЗ 3 ст.: Функция введена в работу"/>
                   <w:listItem w:displayText="МТЗ / МТЗ 3 ст.: Функция оперативно выведена из работы" w:value="МТЗ / МТЗ 3 ст.: Функция оперативно выведена из работы"/>
+                  <w:listItem w:displayText="МТЗ / МТЗ 4 ст.: Пуск" w:value="МТЗ / МТЗ 4 ст.: Пуск"/>
+                  <w:listItem w:displayText="МТЗ / МТЗ 4 ст.: Пуск ИО тока по фазе B" w:value="МТЗ / МТЗ 4 ст.: Пуск ИО тока по фазе B"/>
+                  <w:listItem w:displayText="МТЗ / МТЗ 4 ст.: Пуск ИО тока по фазе C" w:value="МТЗ / МТЗ 4 ст.: Пуск ИО тока по фазе C"/>
+                  <w:listItem w:displayText="МТЗ / МТЗ 4 ст.: Пуск ИО тока по фазе А" w:value="МТЗ / МТЗ 4 ст.: Пуск ИО тока по фазе А"/>
+                  <w:listItem w:displayText="МТЗ / МТЗ 4 ст.: Пуск ФВН" w:value="МТЗ / МТЗ 4 ст.: Пуск ФВН"/>
+                  <w:listItem w:displayText="МТЗ / МТЗ 4 ст.: Пуск по фазе B" w:value="МТЗ / МТЗ 4 ст.: Пуск по фазе B"/>
+                  <w:listItem w:displayText="МТЗ / МТЗ 4 ст.: Пуск по фазе C" w:value="МТЗ / МТЗ 4 ст.: Пуск по фазе C"/>
+                  <w:listItem w:displayText="МТЗ / МТЗ 4 ст.: Пуск по фазе А" w:value="МТЗ / МТЗ 4 ст.: Пуск по фазе А"/>
+                  <w:listItem w:displayText="МТЗ / МТЗ 4 ст.: Срабатывание" w:value="МТЗ / МТЗ 4 ст.: Срабатывание"/>
+                  <w:listItem w:displayText="МТЗ / МТЗ 4 ст.: Срабатывание на сигнал" w:value="МТЗ / МТЗ 4 ст.: Срабатывание на сигнал"/>
+                  <w:listItem w:displayText="МТЗ / МТЗ 4 ст.: Функция введена в работу" w:value="МТЗ / МТЗ 4 ст.: Функция введена в работу"/>
+                  <w:listItem w:displayText="МТЗ / МТЗ 4 ст.: Функция оперативно выведена из работы" w:value="МТЗ / МТЗ 4 ст.: Функция оперативно выведена из работы"/>
                   <w:listItem w:displayText="МТЗ / МТЗ: Пуск" w:value="МТЗ / МТЗ: Пуск"/>
                   <w:listItem w:displayText="МТЗ / ОНМ: Обратное направление" w:value="МТЗ / ОНМ: Обратное направление"/>
                   <w:listItem w:displayText="МТЗ / ОНМ: Обратное направление по фазе B" w:value="МТЗ / ОНМ: Обратное направление по фазе B"/>
@@ -5749,59 +4560,6 @@
                   <w:listItem w:displayText="МТЗ / ОНМ: Пуск по фазе C" w:value="МТЗ / ОНМ: Пуск по фазе C"/>
                   <w:listItem w:displayText="МТЗ / ОНМ: Пуск по фазе А" w:value="МТЗ / ОНМ: Пуск по фазе А"/>
                   <w:listItem w:displayText="МТЗ / ОУ МТЗ: Срабатывание" w:value="МТЗ / ОУ МТЗ: Срабатывание"/>
-                  <w:listItem w:displayText="ПДС / В: Поведение местного управления" w:value="ПДС / В: Поведение местного управления"/>
-                  <w:listItem w:displayText="ПДС / В: Положение ключа режима управления" w:value="ПДС / В: Положение ключа режима управления"/>
-                  <w:listItem w:displayText="ПДС / В: Положение ключа режима управления привода В" w:value="ПДС / В: Положение ключа режима управления привода В"/>
-                  <w:listItem w:displayText="ПДС / В: Право переключения на уровне станции" w:value="ПДС / В: Право переключения на уровне станции"/>
-                  <w:listItem w:displayText="ПДС / ВЭ1: Поведение местного управления" w:value="ПДС / ВЭ1: Поведение местного управления"/>
-                  <w:listItem w:displayText="ПДС / ВЭ1: Положение ключа режима управления" w:value="ПДС / ВЭ1: Положение ключа режима управления"/>
-                  <w:listItem w:displayText="ПДС / ВЭ1: Право переключения на уровне станции" w:value="ПДС / ВЭ1: Право переключения на уровне станции"/>
-                  <w:listItem w:displayText="ПДС / ВЭ1: Ремонтное положение коммутационного аппарата" w:value="ПДС / ВЭ1: Ремонтное положение коммутационного аппарата"/>
-                  <w:listItem w:displayText="ПДС / ВЭ2: Поведение местного управления" w:value="ПДС / ВЭ2: Поведение местного управления"/>
-                  <w:listItem w:displayText="ПДС / ВЭ2: Положение ключа режима управления" w:value="ПДС / ВЭ2: Положение ключа режима управления"/>
-                  <w:listItem w:displayText="ПДС / ВЭ2: Право переключения на уровне станции" w:value="ПДС / ВЭ2: Право переключения на уровне станции"/>
-                  <w:listItem w:displayText="ПДС / ВЭ2: Ремонтное положение коммутационного аппарата" w:value="ПДС / ВЭ2: Ремонтное положение коммутационного аппарата"/>
-                  <w:listItem w:displayText="ПДС / ЗН: Поведение местного управления" w:value="ПДС / ЗН: Поведение местного управления"/>
-                  <w:listItem w:displayText="ПДС / ЗН: Положение ключа режима управления" w:value="ПДС / ЗН: Положение ключа режима управления"/>
-                  <w:listItem w:displayText="ПДС / ЗН: Право переключения на уровне станции" w:value="ПДС / ЗН: Право переключения на уровне станции"/>
-                  <w:listItem w:displayText="ПДС / КИ: Аварийный уровень изоляции" w:value="ПДС / КИ: Аварийный уровень изоляции"/>
-                  <w:listItem w:displayText="ПДС / КИ: Низкий уровень изоляции" w:value="ПДС / КИ: Низкий уровень изоляции"/>
-                  <w:listItem w:displayText="ПДС / КПруж: Пружина не заведена" w:value="ПДС / КПруж: Пружина не заведена"/>
-                  <w:listItem w:displayText="ПДС / КЦВ: Контроль цепи ЭМВ" w:value="ПДС / КЦВ: Контроль цепи ЭМВ"/>
-                  <w:listItem w:displayText="ПДС / КЦВ: Контроль цепи ЭМО1" w:value="ПДС / КЦВ: Контроль цепи ЭМО1"/>
-                  <w:listItem w:displayText="ПДС / КЦВ: Контроль цепи ЭМО2" w:value="ПДС / КЦВ: Контроль цепи ЭМО2"/>
-                  <w:listItem w:displayText="ПДС / КЦВ: Работа ЭМВ" w:value="ПДС / КЦВ: Работа ЭМВ"/>
-                  <w:listItem w:displayText="ПДС / КЦВ: Работа ЭМО1" w:value="ПДС / КЦВ: Работа ЭМО1"/>
-                  <w:listItem w:displayText="ПДС / КЦВ: Работа ЭМО2" w:value="ПДС / КЦВ: Работа ЭМО2"/>
-                  <w:listItem w:displayText="ПДС / ПДС: Функция введена в работу" w:value="ПДС / ПДС: Функция введена в работу"/>
-                  <w:listItem w:displayText="ПДС / ПДС: Функция оперативно выведена из работы" w:value="ПДС / ПДС: Функция оперативно выведена из работы"/>
-                  <w:listItem w:displayText="ПДС НКУ / SA1: Цепь управления введена" w:value="ПДС НКУ / SA1: Цепь управления введена"/>
-                  <w:listItem w:displayText="ПДС НКУ / SA2: Цепь управления введена" w:value="ПДС НКУ / SA2: Цепь управления введена"/>
-                  <w:listItem w:displayText="ПДС НКУ / SA3: Цепь управления введена" w:value="ПДС НКУ / SA3: Цепь управления введена"/>
-                  <w:listItem w:displayText="ПДС НКУ / SA4: Цепь управления введена" w:value="ПДС НКУ / SA4: Цепь управления введена"/>
-                  <w:listItem w:displayText="ПДС НКУ / SF1: Автоматический выключатель отключен" w:value="ПДС НКУ / SF1: Автоматический выключатель отключен"/>
-                  <w:listItem w:displayText="ПДС НКУ / SF2: Автоматический выключатель отключен" w:value="ПДС НКУ / SF2: Автоматический выключатель отключен"/>
-                  <w:listItem w:displayText="ПДС НКУ / SG1: Рабочее положение испытательного блока" w:value="ПДС НКУ / SG1: Рабочее положение испытательного блока"/>
-                  <w:listItem w:displayText="ПДС НКУ / SG2: Рабочее положение испытательного блока" w:value="ПДС НКУ / SG2: Рабочее положение испытательного блока"/>
-                  <w:listItem w:displayText="ПДС НКУ / SG3: Рабочее положение испытательного блока" w:value="ПДС НКУ / SG3: Рабочее положение испытательного блока"/>
-                  <w:listItem w:displayText="ПДС НКУ / Дверь: Дверь отсека/ шкафа закрыта" w:value="ПДС НКУ / Дверь: Дверь отсека/ шкафа закрыта"/>
-                  <w:listItem w:displayText="ПДС НКУ / Дверь: Дверь отсека/ шкафа открыта" w:value="ПДС НКУ / Дверь: Дверь отсека/ шкафа открыта"/>
-                  <w:listItem w:displayText="ПДС НКУ / ОТ ОБР 1: Неисправность оперативного тока цепей ОБР 1" w:value="ПДС НКУ / ОТ ОБР 1: Неисправность оперативного тока цепей ОБР 1"/>
-                  <w:listItem w:displayText="ПДС НКУ / ОТ ОБР 2: Неисправность оперативного тока цепей ОБР 2" w:value="ПДС НКУ / ОТ ОБР 2: Неисправность оперативного тока цепей ОБР 2"/>
-                  <w:listItem w:displayText="ПДС НКУ / ОТ ЦСВ: Неисправность ОТ цепей сигнализации В" w:value="ПДС НКУ / ОТ ЦСВ: Неисправность ОТ цепей сигнализации В"/>
-                  <w:listItem w:displayText="ПДС НКУ / ОТ ЭМО1, ЭМВ: Неисправность оперативного тока цепей ЭМВ, ЭМО1" w:value="ПДС НКУ / ОТ ЭМО1, ЭМВ: Неисправность оперативного тока цепей ЭМВ, ЭМО1"/>
-                  <w:listItem w:displayText="ПДС НКУ / ОТ ЭМО2: Неисправность оперативного тока цепей ЭМО2" w:value="ПДС НКУ / ОТ ЭМО2: Неисправность оперативного тока цепей ЭМО2"/>
-                  <w:listItem w:displayText="ПДС НКУ / ПДС НКУ: Функция введена в работу" w:value="ПДС НКУ / ПДС НКУ: Функция введена в работу"/>
-                  <w:listItem w:displayText="ПДС НКУ / ПДС НКУ: Функция оперативно выведена из работы" w:value="ПДС НКУ / ПДС НКУ: Функция оперативно выведена из работы"/>
-                  <w:listItem w:displayText="ПДС НКУ / Пер.ав.дебл.см.яч.: Цепи аварийной деблокировки ячейки выведены" w:value="ПДС НКУ / Пер.ав.дебл.см.яч.: Цепи аварийной деблокировки ячейки выведены"/>
-                  <w:listItem w:displayText="ПС / ПС: Пуск предупредительной сигнализации" w:value="ПС / ПС: Пуск предупредительной сигнализации"/>
-                  <w:listItem w:displayText="ПС / ПС: Пуск предупредительной сигнализации (импульс)" w:value="ПС / ПС: Пуск предупредительной сигнализации (импульс)"/>
-                  <w:listItem w:displayText="СС / СС: БИ выведены" w:value="СС / СС: БИ выведены"/>
-                  <w:listItem w:displayText="СС / СС: Выходные цепи разобраны" w:value="СС / СС: Выходные цепи разобраны"/>
-                  <w:listItem w:displayText="СС / СС: Неисправность КА" w:value="СС / СС: Неисправность КА"/>
-                  <w:listItem w:displayText="СС / СС: Общий внешний сигнал" w:value="СС / СС: Общий внешний сигнал"/>
-                  <w:listItem w:displayText="СС / СС: Превышение времени переключения КА" w:value="СС / СС: Превышение времени переключения КА"/>
-                  <w:listItem w:displayText="СС / СС: Сигнализация цепей опер.тока" w:value="СС / СС: Сигнализация цепей опер.тока"/>
                   <w:listItem w:displayText="ТЗНП / АУ ТЗНП: Пуск автоматического ускорения ТЗНП" w:value="ТЗНП / АУ ТЗНП: Пуск автоматического ускорения ТЗНП"/>
                   <w:listItem w:displayText="ТЗНП / БНТ НП: Пуск БНТ НП" w:value="ТЗНП / БНТ НП: Пуск БНТ НП"/>
                   <w:listItem w:displayText="ТЗНП / БЧС: Блокировка чувствительных ступеней" w:value="ТЗНП / БЧС: Блокировка чувствительных ступеней"/>
@@ -5823,6 +4581,20 @@
                   <w:listItem w:displayText="ТЗНП / ТЗНП 2 ст.: Срабатывание на сигнал" w:value="ТЗНП / ТЗНП 2 ст.: Срабатывание на сигнал"/>
                   <w:listItem w:displayText="ТЗНП / ТЗНП 2 ст.: Функция введена в работу" w:value="ТЗНП / ТЗНП 2 ст.: Функция введена в работу"/>
                   <w:listItem w:displayText="ТЗНП / ТЗНП 2 ст.: Функция оперативно выведена из работы" w:value="ТЗНП / ТЗНП 2 ст.: Функция оперативно выведена из работы"/>
+                  <w:listItem w:displayText="ТЗНП / ТЗНП 3 ст.: Пуск" w:value="ТЗНП / ТЗНП 3 ст.: Пуск"/>
+                  <w:listItem w:displayText="ТЗНП / ТЗНП 3 ст.: Пуск ИО напряжения НП" w:value="ТЗНП / ТЗНП 3 ст.: Пуск ИО напряжения НП"/>
+                  <w:listItem w:displayText="ТЗНП / ТЗНП 3 ст.: Пуск ИО тока НП" w:value="ТЗНП / ТЗНП 3 ст.: Пуск ИО тока НП"/>
+                  <w:listItem w:displayText="ТЗНП / ТЗНП 3 ст.: Срабатывание" w:value="ТЗНП / ТЗНП 3 ст.: Срабатывание"/>
+                  <w:listItem w:displayText="ТЗНП / ТЗНП 3 ст.: Срабатывание на сигнал" w:value="ТЗНП / ТЗНП 3 ст.: Срабатывание на сигнал"/>
+                  <w:listItem w:displayText="ТЗНП / ТЗНП 3 ст.: Функция введена в работу" w:value="ТЗНП / ТЗНП 3 ст.: Функция введена в работу"/>
+                  <w:listItem w:displayText="ТЗНП / ТЗНП 3 ст.: Функция оперативно выведена из работы" w:value="ТЗНП / ТЗНП 3 ст.: Функция оперативно выведена из работы"/>
+                  <w:listItem w:displayText="ТЗНП / ТЗНП 4 ст.: Пуск" w:value="ТЗНП / ТЗНП 4 ст.: Пуск"/>
+                  <w:listItem w:displayText="ТЗНП / ТЗНП 4 ст.: Пуск ИО напряжения НП" w:value="ТЗНП / ТЗНП 4 ст.: Пуск ИО напряжения НП"/>
+                  <w:listItem w:displayText="ТЗНП / ТЗНП 4 ст.: Пуск ИО тока НП" w:value="ТЗНП / ТЗНП 4 ст.: Пуск ИО тока НП"/>
+                  <w:listItem w:displayText="ТЗНП / ТЗНП 4 ст.: Срабатывание" w:value="ТЗНП / ТЗНП 4 ст.: Срабатывание"/>
+                  <w:listItem w:displayText="ТЗНП / ТЗНП 4 ст.: Срабатывание на сигнал" w:value="ТЗНП / ТЗНП 4 ст.: Срабатывание на сигнал"/>
+                  <w:listItem w:displayText="ТЗНП / ТЗНП 4 ст.: Функция введена в работу" w:value="ТЗНП / ТЗНП 4 ст.: Функция введена в работу"/>
+                  <w:listItem w:displayText="ТЗНП / ТЗНП 4 ст.: Функция оперативно выведена из работы" w:value="ТЗНП / ТЗНП 4 ст.: Функция оперативно выведена из работы"/>
                   <w:listItem w:displayText="ТК ЗДЗ / ТК ЗДЗ: Пуск" w:value="ТК ЗДЗ / ТК ЗДЗ: Пуск"/>
                   <w:listItem w:displayText="ТК ЗДЗ / ТК ЗДЗ: Пуск ИО тока" w:value="ТК ЗДЗ / ТК ЗДЗ: Пуск ИО тока"/>
                   <w:listItem w:displayText="ТК ЗДЗ / ТК ЗДЗ: Функция введена в работу" w:value="ТК ЗДЗ / ТК ЗДЗ: Функция введена в работу"/>
@@ -5895,20 +4667,14 @@
                   <w:listItem w:displayText="Слот М6. Реле8. Статус" w:value="Слот М6. Реле8. Статус"/>
                   <w:listItem w:displayText="Слот М7. Отказ модуля" w:value="Слот М7. Отказ модуля"/>
                   <w:listItem w:displayText="Слот М7. Модуль не определен" w:value="Слот М7. Модуль не определен"/>
-                  <w:listItem w:displayText="Слот М7. ДВ1. Статус" w:value="Слот М7. ДВ1. Статус"/>
-                  <w:listItem w:displayText="Слот М7. ДВ2. Статус" w:value="Слот М7. ДВ2. Статус"/>
-                  <w:listItem w:displayText="Слот М7. ДВ3. Статус" w:value="Слот М7. ДВ3. Статус"/>
-                  <w:listItem w:displayText="Слот М7. ДВ4. Статус" w:value="Слот М7. ДВ4. Статус"/>
-                  <w:listItem w:displayText="Слот М7. ДВ5. Статус" w:value="Слот М7. ДВ5. Статус"/>
-                  <w:listItem w:displayText="Слот М7. ДВ6. Статус" w:value="Слот М7. ДВ6. Статус"/>
-                  <w:listItem w:displayText="Слот М7. ДВ7. Статус" w:value="Слот М7. ДВ7. Статус"/>
-                  <w:listItem w:displayText="Слот М7. ДВ8. Статус" w:value="Слот М7. ДВ8. Статус"/>
-                  <w:listItem w:displayText="Слот М7. ДВ9. Статус" w:value="Слот М7. ДВ9. Статус"/>
-                  <w:listItem w:displayText="Слот М7. ДВ10. Статус" w:value="Слот М7. ДВ10. Статус"/>
-                  <w:listItem w:displayText="Слот М7. ДВ11. Статус" w:value="Слот М7. ДВ11. Статус"/>
-                  <w:listItem w:displayText="Слот М7. ДВ12. Статус" w:value="Слот М7. ДВ12. Статус"/>
-                  <w:listItem w:displayText="Слот М7. ДВ13. Статус" w:value="Слот М7. ДВ13. Статус"/>
-                  <w:listItem w:displayText="Слот М7. ДВ14. Статус" w:value="Слот М7. ДВ14. Статус"/>
+                  <w:listItem w:displayText="Слот М7. Реле1. Статус" w:value="Слот М7. Реле1. Статус"/>
+                  <w:listItem w:displayText="Слот М7. Реле2. Статус" w:value="Слот М7. Реле2. Статус"/>
+                  <w:listItem w:displayText="Слот М7. Реле3. Статус" w:value="Слот М7. Реле3. Статус"/>
+                  <w:listItem w:displayText="Слот М7. Реле4. Статус" w:value="Слот М7. Реле4. Статус"/>
+                  <w:listItem w:displayText="Слот М7. Реле5. Статус" w:value="Слот М7. Реле5. Статус"/>
+                  <w:listItem w:displayText="Слот М7. Реле6. Статус" w:value="Слот М7. Реле6. Статус"/>
+                  <w:listItem w:displayText="Слот М7. Реле7. Статус" w:value="Слот М7. Реле7. Статус"/>
+                  <w:listItem w:displayText="Слот М7. Реле8. Статус" w:value="Слот М7. Реле8. Статус"/>
                   <w:listItem w:displayText="Слот М8. Отказ модуля" w:value="Слот М8. Отказ модуля"/>
                   <w:listItem w:displayText="Слот М8. Модуль не определен" w:value="Слот М8. Модуль не определен"/>
                   <w:listItem w:displayText="Слот М8. ДВ1. Статус" w:value="Слот М8. ДВ1. Статус"/>
@@ -5951,6 +4717,22 @@
                   <w:listItem w:displayText="Слот М10. ДВ6. Статус" w:value="Слот М10. ДВ6. Статус"/>
                   <w:listItem w:displayText="Слот М10. ДВ7. Статус" w:value="Слот М10. ДВ7. Статус"/>
                   <w:listItem w:displayText="Слот М10. ДВ8. Статус" w:value="Слот М10. ДВ8. Статус"/>
+                  <w:listItem w:displayText="Слот М10. ДВ9. Статус" w:value="Слот М10. ДВ9. Статус"/>
+                  <w:listItem w:displayText="Слот М10. ДВ10. Статус" w:value="Слот М10. ДВ10. Статус"/>
+                  <w:listItem w:displayText="Слот М10. ДВ11. Статус" w:value="Слот М10. ДВ11. Статус"/>
+                  <w:listItem w:displayText="Слот М10. ДВ12. Статус" w:value="Слот М10. ДВ12. Статус"/>
+                  <w:listItem w:displayText="Слот М10. ДВ13. Статус" w:value="Слот М10. ДВ13. Статус"/>
+                  <w:listItem w:displayText="Слот М10. ДВ14. Статус" w:value="Слот М10. ДВ14. Статус"/>
+                  <w:listItem w:displayText="Слот М11. Отказ модуля" w:value="Слот М11. Отказ модуля"/>
+                  <w:listItem w:displayText="Слот М11. Модуль не определен" w:value="Слот М11. Модуль не определен"/>
+                  <w:listItem w:displayText="Слот М11. ДВ1. Статус" w:value="Слот М11. ДВ1. Статус"/>
+                  <w:listItem w:displayText="Слот М11. ДВ2. Статус" w:value="Слот М11. ДВ2. Статус"/>
+                  <w:listItem w:displayText="Слот М11. ДВ3. Статус" w:value="Слот М11. ДВ3. Статус"/>
+                  <w:listItem w:displayText="Слот М11. ДВ4. Статус" w:value="Слот М11. ДВ4. Статус"/>
+                  <w:listItem w:displayText="Слот М11. ДВ5. Статус" w:value="Слот М11. ДВ5. Статус"/>
+                  <w:listItem w:displayText="Слот М11. ДВ6. Статус" w:value="Слот М11. ДВ6. Статус"/>
+                  <w:listItem w:displayText="Слот М11. ДВ7. Статус" w:value="Слот М11. ДВ7. Статус"/>
+                  <w:listItem w:displayText="Слот М11. ДВ8. Статус" w:value="Слот М11. ДВ8. Статус"/>
                   <w:listItem w:displayText="Отказ модуля ЦП" w:value="Отказ модуля ЦП"/>
                   <w:listItem w:displayText="Неисправность ПЗУ ЦП" w:value="Неисправность ПЗУ ЦП"/>
                   <w:listItem w:displayText="Неисправность ПЗУ MPU" w:value="Неисправность ПЗУ MPU"/>
@@ -6033,58 +4815,39 @@
                   <w:listItem w:displayText="Не назначено" w:value=""/>
                   <w:listItem w:displayText="──────── Сигналы РЗиА ────────" w:value="INPUTS_HEADER" w:disabled="true"/>
                   <w:listItem w:displayText="АВР / АВР: Включить" w:value="АВР / АВР: Включить"/>
-                  <w:listItem w:displayText="АВР / АВР: Включить резервный ввод или секционный выключатель" w:value="АВР / АВР: Включить резервный ввод или секционный выключатель"/>
                   <w:listItem w:displayText="АВР / АВР: Готовность" w:value="АВР / АВР: Готовность"/>
-                  <w:listItem w:displayText="АВР / АВР: Разрешение" w:value="АВР / АВР: Разрешение"/>
+                  <w:listItem w:displayText="АВР / АВР: Пуск" w:value="АВР / АВР: Пуск"/>
+                  <w:listItem w:displayText="АВР / АВР: Разрешение отключения ВВ 1 секции шин" w:value="АВР / АВР: Разрешение отключения ВВ 1 секции шин"/>
+                  <w:listItem w:displayText="АВР / АВР: Разрешение отключения ВВ 2 секции шин" w:value="АВР / АВР: Разрешение отключения ВВ 2 секции шин"/>
                   <w:listItem w:displayText="АВР / АВР: Функция введена в работу" w:value="АВР / АВР: Функция введена в работу"/>
                   <w:listItem w:displayText="АВР / АВР: Функция оперативно выведена из работы" w:value="АВР / АВР: Функция оперативно выведена из работы"/>
                   <w:listItem w:displayText="АВР / ЗАВР: Запрет АВР" w:value="АВР / ЗАВР: Запрет АВР"/>
-                  <w:listItem w:displayText="АПВ ВВ / АПВ ВВ: АПВ неуспешно" w:value="АПВ ВВ / АПВ ВВ: АПВ неуспешно"/>
-                  <w:listItem w:displayText="АПВ ВВ / АПВ ВВ: АПВ успешно" w:value="АПВ ВВ / АПВ ВВ: АПВ успешно"/>
-                  <w:listItem w:displayText="АПВ ВВ / АПВ ВВ: Аварийное отключение" w:value="АПВ ВВ / АПВ ВВ: Аварийное отключение"/>
-                  <w:listItem w:displayText="АПВ ВВ / АПВ ВВ: Включение с контролем синхронизма" w:value="АПВ ВВ / АПВ ВВ: Включение с контролем синхронизма"/>
-                  <w:listItem w:displayText="АПВ ВВ / АПВ ВВ: Включить" w:value="АПВ ВВ / АПВ ВВ: Включить"/>
-                  <w:listItem w:displayText="АПВ ВВ / АПВ ВВ: Выключатель включен" w:value="АПВ ВВ / АПВ ВВ: Выключатель включен"/>
-                  <w:listItem w:displayText="АПВ ВВ / АПВ ВВ: Готовность" w:value="АПВ ВВ / АПВ ВВ: Готовность"/>
-                  <w:listItem w:displayText="АПВ ВВ / АПВ ВВ: Задержка включения" w:value="АПВ ВВ / АПВ ВВ: Задержка включения"/>
-                  <w:listItem w:displayText="АПВ ВВ / АПВ ВВ: Неуспешный цикл" w:value="АПВ ВВ / АПВ ВВ: Неуспешный цикл"/>
-                  <w:listItem w:displayText="АПВ ВВ / АПВ ВВ: Общая готовность" w:value="АПВ ВВ / АПВ ВВ: Общая готовность"/>
-                  <w:listItem w:displayText="АПВ ВВ / АПВ ВВ: Ожидание срабатывания" w:value="АПВ ВВ / АПВ ВВ: Ожидание срабатывания"/>
-                  <w:listItem w:displayText="АПВ ВВ / АПВ ВВ: Пуск" w:value="АПВ ВВ / АПВ ВВ: Пуск"/>
-                  <w:listItem w:displayText="АПВ ВВ / АПВ ВВ: Функция введена в работу" w:value="АПВ ВВ / АПВ ВВ: Функция введена в работу"/>
-                  <w:listItem w:displayText="АПВ ВВ / АПВ ВВ: Функция оперативно выведена из работы" w:value="АПВ ВВ / АПВ ВВ: Функция оперативно выведена из работы"/>
-                  <w:listItem w:displayText="АПВ ВВ / АПВ ВВ: Цикл АПВ прерван" w:value="АПВ ВВ / АПВ ВВ: Цикл АПВ прерван"/>
-                  <w:listItem w:displayText="АУ / АУ: Ввод ускорения" w:value="АУ / АУ: Ввод ускорения"/>
-                  <w:listItem w:displayText="АУ / АУ: Срабатывание" w:value="АУ / АУ: Срабатывание"/>
-                  <w:listItem w:displayText="АУ / АУ: Функция введена в работу" w:value="АУ / АУ: Функция введена в работу"/>
-                  <w:listItem w:displayText="АУ / АУ: Функция оперативно выведена из работы" w:value="АУ / АУ: Функция оперативно выведена из работы"/>
                   <w:listItem w:displayText="БК / БК: Срабатывание быстродействующих ступеней" w:value="БК / БК: Срабатывание быстродействующих ступеней"/>
                   <w:listItem w:displayText="БК / БК: Срабатывание медленнодействующих ступеней" w:value="БК / БК: Срабатывание медленнодействующих ступеней"/>
                   <w:listItem w:displayText="БК / БК: Функция введена в работу" w:value="БК / БК: Функция введена в работу"/>
                   <w:listItem w:displayText="БК / БК: Функция оперативно выведена из работы" w:value="БК / БК: Функция оперативно выведена из работы"/>
-                  <w:listItem w:displayText="БННвв / БННвв: Неисправность ЦН" w:value="БННвв / БННвв: Неисправность ЦН"/>
-                  <w:listItem w:displayText="БННвв / БННвв: Отключение автомата ТН" w:value="БННвв / БННвв: Отключение автомата ТН"/>
-                  <w:listItem w:displayText="БННвв / БННвв: Пуск 3U03f" w:value="БННвв / БННвв: Пуск 3U03f"/>
-                  <w:listItem w:displayText="БННвв / БННвв: Пуск U2I2" w:value="БННвв / БННвв: Пуск U2I2"/>
-                  <w:listItem w:displayText="БННвв / БННвв: Пуск dU0" w:value="БННвв / БННвв: Пуск dU0"/>
-                  <w:listItem w:displayText="БННвв / БННвв: Пуск minU3p" w:value="БННвв / БННвв: Пуск minU3p"/>
-                  <w:listItem w:displayText="БННвв / БННвв: Срабатывание" w:value="БННвв / БННвв: Срабатывание"/>
-                  <w:listItem w:displayText="БННвв / БННвв: Функция введена в работу" w:value="БННвв / БННвв: Функция введена в работу"/>
-                  <w:listItem w:displayText="БННвв / БННвв: Функция оперативно выведена из работы" w:value="БННвв / БННвв: Функция оперативно выведена из работы"/>
-                  <w:listItem w:displayText="БННш / БННш: Неисправность ЦН" w:value="БННш / БННш: Неисправность ЦН"/>
-                  <w:listItem w:displayText="БННш / БННш: Отключение автомата ТН" w:value="БННш / БННш: Отключение автомата ТН"/>
-                  <w:listItem w:displayText="БННш / БННш: Пуск 3U03f" w:value="БННш / БННш: Пуск 3U03f"/>
-                  <w:listItem w:displayText="БННш / БННш: Пуск U2I2" w:value="БННш / БННш: Пуск U2I2"/>
-                  <w:listItem w:displayText="БННш / БННш: Пуск dU0" w:value="БННш / БННш: Пуск dU0"/>
-                  <w:listItem w:displayText="БННш / БННш: Пуск minU3p" w:value="БННш / БННш: Пуск minU3p"/>
-                  <w:listItem w:displayText="БННш / БННш: Срабатывание" w:value="БННш / БННш: Срабатывание"/>
-                  <w:listItem w:displayText="БННш / БННш: Функция введена в работу" w:value="БННш / БННш: Функция введена в работу"/>
-                  <w:listItem w:displayText="БННш / БННш: Функция оперативно выведена из работы" w:value="БННш / БННш: Функция оперативно выведена из работы"/>
-                  <w:listItem w:displayText="ВНР / ВНР: Включение с КС" w:value="ВНР / ВНР: Включение с КС"/>
-                  <w:listItem w:displayText="ВНР / ВНР: Включить" w:value="ВНР / ВНР: Включить"/>
-                  <w:listItem w:displayText="ВНР / ВНР: Задержка включения с КС" w:value="ВНР / ВНР: Задержка включения с КС"/>
+                  <w:listItem w:displayText="БНН 1сш / БНН 1сш: Неисправность ЦН" w:value="БНН 1сш / БНН 1сш: Неисправность ЦН"/>
+                  <w:listItem w:displayText="БНН 1сш / БНН 1сш: Отключение автомата ТН" w:value="БНН 1сш / БНН 1сш: Отключение автомата ТН"/>
+                  <w:listItem w:displayText="БНН 1сш / БНН 1сш: Пуск 3U03f" w:value="БНН 1сш / БНН 1сш: Пуск 3U03f"/>
+                  <w:listItem w:displayText="БНН 1сш / БНН 1сш: Пуск U2I2" w:value="БНН 1сш / БНН 1сш: Пуск U2I2"/>
+                  <w:listItem w:displayText="БНН 1сш / БНН 1сш: Пуск dU0" w:value="БНН 1сш / БНН 1сш: Пуск dU0"/>
+                  <w:listItem w:displayText="БНН 1сш / БНН 1сш: Пуск minU3p" w:value="БНН 1сш / БНН 1сш: Пуск minU3p"/>
+                  <w:listItem w:displayText="БНН 1сш / БНН 1сш: Срабатывание" w:value="БНН 1сш / БНН 1сш: Срабатывание"/>
+                  <w:listItem w:displayText="БНН 1сш / БНН 1сш: Функция введена в работу" w:value="БНН 1сш / БНН 1сш: Функция введена в работу"/>
+                  <w:listItem w:displayText="БНН 1сш / БНН 1сш: Функция оперативно выведена из работы" w:value="БНН 1сш / БНН 1сш: Функция оперативно выведена из работы"/>
+                  <w:listItem w:displayText="БНН 2сш / БНН 2сш: Неисправность ЦН" w:value="БНН 2сш / БНН 2сш: Неисправность ЦН"/>
+                  <w:listItem w:displayText="БНН 2сш / БНН 2сш: Отключение автомата ТН" w:value="БНН 2сш / БНН 2сш: Отключение автомата ТН"/>
+                  <w:listItem w:displayText="БНН 2сш / БНН 2сш: Пуск U2I2" w:value="БНН 2сш / БНН 2сш: Пуск U2I2"/>
+                  <w:listItem w:displayText="БНН 2сш / БНН 2сш: Пуск minU3p" w:value="БНН 2сш / БНН 2сш: Пуск minU3p"/>
+                  <w:listItem w:displayText="БНН 2сш / БНН 2сш: Срабатывание" w:value="БНН 2сш / БНН 2сш: Срабатывание"/>
+                  <w:listItem w:displayText="БНН 2сш / БНН 2сш: Функция введена в работу" w:value="БНН 2сш / БНН 2сш: Функция введена в работу"/>
+                  <w:listItem w:displayText="БНН 2сш / БНН 2сш: Функция оперативно выведена из работы" w:value="БНН 2сш / БНН 2сш: Функция оперативно выведена из работы"/>
+                  <w:listItem w:displayText="ВНР / ВНР: Включение ВВ 1 секции шин" w:value="ВНР / ВНР: Включение ВВ 1 секции шин"/>
+                  <w:listItem w:displayText="ВНР / ВНР: Включение ВВ 2 секции шин" w:value="ВНР / ВНР: Включение ВВ 2 секции шин"/>
+                  <w:listItem w:displayText="ВНР / ВНР: Готовность ВВ 1 секции шин" w:value="ВНР / ВНР: Готовность ВВ 1 секции шин"/>
+                  <w:listItem w:displayText="ВНР / ВНР: Готовность ВВ 2 секции шин" w:value="ВНР / ВНР: Готовность ВВ 2 секции шин"/>
                   <w:listItem w:displayText="ВНР / ВНР: Ожидание ВНР" w:value="ВНР / ВНР: Ожидание ВНР"/>
-                  <w:listItem w:displayText="ВНР / ВНР: Отключить резервный ВВ или СВ" w:value="ВНР / ВНР: Отключить резервный ВВ или СВ"/>
+                  <w:listItem w:displayText="ВНР / ВНР: Отключить" w:value="ВНР / ВНР: Отключить"/>
                   <w:listItem w:displayText="ВНР / ВНР: Функция введена в работу" w:value="ВНР / ВНР: Функция введена в работу"/>
                   <w:listItem w:displayText="ВНР / ВНР: Функция оперативно выведена из работы" w:value="ВНР / ВНР: Функция оперативно выведена из работы"/>
                   <w:listItem w:displayText="ДЗ / АУ ДЗ: Пуск автоматического ускорения ДЗ" w:value="ДЗ / АУ ДЗ: Пуск автоматического ускорения ДЗ"/>
@@ -6112,7 +4875,14 @@
                   <w:listItem w:displayText="ДЗ / ДЗ-фф 3ст.: Срабатывание на сигнал" w:value="ДЗ / ДЗ-фф 3ст.: Срабатывание на сигнал"/>
                   <w:listItem w:displayText="ДЗ / ДЗ-фф 3ст.: Функция введена в работу" w:value="ДЗ / ДЗ-фф 3ст.: Функция введена в работу"/>
                   <w:listItem w:displayText="ДЗ / ДЗ-фф 3ст.: Функция оперативно выведена из работы" w:value="ДЗ / ДЗ-фф 3ст.: Функция оперативно выведена из работы"/>
-                  <w:listItem w:displayText="ДЗ / ДЗ: Пуск" w:value="ДЗ / ДЗ: Пуск"/>
+                  <w:listItem w:displayText="ДЗ / ДЗ-фф 4ст.: Пуск ДЗ-фф 4 ст." w:value="ДЗ / ДЗ-фф 4ст.: Пуск ДЗ-фф 4 ст."/>
+                  <w:listItem w:displayText="ДЗ / ДЗ-фф 4ст.: Пуск ИО сопротивления Zab (фаза-фаза4)" w:value="ДЗ / ДЗ-фф 4ст.: Пуск ИО сопротивления Zab (фаза-фаза4)"/>
+                  <w:listItem w:displayText="ДЗ / ДЗ-фф 4ст.: Пуск ИО сопротивления Zbc (фаза-фаза4)" w:value="ДЗ / ДЗ-фф 4ст.: Пуск ИО сопротивления Zbc (фаза-фаза4)"/>
+                  <w:listItem w:displayText="ДЗ / ДЗ-фф 4ст.: Пуск ИО сопротивления Zca (фаза-фаза4)" w:value="ДЗ / ДЗ-фф 4ст.: Пуск ИО сопротивления Zca (фаза-фаза4)"/>
+                  <w:listItem w:displayText="ДЗ / ДЗ-фф 4ст.: Срабатывание ДЗ-фф 4 ст." w:value="ДЗ / ДЗ-фф 4ст.: Срабатывание ДЗ-фф 4 ст."/>
+                  <w:listItem w:displayText="ДЗ / ДЗ-фф 4ст.: Срабатывание на сигнал" w:value="ДЗ / ДЗ-фф 4ст.: Срабатывание на сигнал"/>
+                  <w:listItem w:displayText="ДЗ / ДЗ-фф 4ст.: Функция введена в работу" w:value="ДЗ / ДЗ-фф 4ст.: Функция введена в работу"/>
+                  <w:listItem w:displayText="ДЗ / ДЗ-фф 4ст.: Функция оперативно выведена из работы" w:value="ДЗ / ДЗ-фф 4ст.: Функция оперативно выведена из работы"/>
                   <w:listItem w:displayText="ДЗ / ОН: Обратное" w:value="ДЗ / ОН: Обратное"/>
                   <w:listItem w:displayText="ДЗ / ОН: Обратное направление контура BC" w:value="ДЗ / ОН: Обратное направление контура BC"/>
                   <w:listItem w:displayText="ДЗ / ОН: Обратное направление контура CA" w:value="ДЗ / ОН: Обратное направление контура CA"/>
@@ -6137,13 +4907,6 @@
                   <w:listItem w:displayText="ЗДЗ / ЗДЗ: Срабатывание на сигнал" w:value="ЗДЗ / ЗДЗ: Срабатывание на сигнал"/>
                   <w:listItem w:displayText="ЗДЗ / ЗДЗ: Функция введена в работу" w:value="ЗДЗ / ЗДЗ: Функция введена в работу"/>
                   <w:listItem w:displayText="ЗДЗ / ЗДЗ: Функция оперативно выведена из работы" w:value="ЗДЗ / ЗДЗ: Функция оперативно выведена из работы"/>
-                  <w:listItem w:displayText="ЗМН / ЗМН: Пуск" w:value="ЗМН / ЗМН: Пуск"/>
-                  <w:listItem w:displayText="ЗМН / ЗМН: Пуск ИО напряжения" w:value="ЗМН / ЗМН: Пуск ИО напряжения"/>
-                  <w:listItem w:displayText="ЗМН / ЗМН: Пуск ИО напряжения ОП" w:value="ЗМН / ЗМН: Пуск ИО напряжения ОП"/>
-                  <w:listItem w:displayText="ЗМН / ЗМН: Срабатывание" w:value="ЗМН / ЗМН: Срабатывание"/>
-                  <w:listItem w:displayText="ЗМН / ЗМН: Срабатывание на сигнал" w:value="ЗМН / ЗМН: Срабатывание на сигнал"/>
-                  <w:listItem w:displayText="ЗМН / ЗМН: Функция введена в работу" w:value="ЗМН / ЗМН: Функция введена в работу"/>
-                  <w:listItem w:displayText="ЗМН / ЗМН: Функция оперативно выведена из работы" w:value="ЗМН / ЗМН: Функция оперативно выведена из работы"/>
                   <w:listItem w:displayText="ЗОП / ЗОП: Пуск" w:value="ЗОП / ЗОП: Пуск"/>
                   <w:listItem w:displayText="ЗОП / ЗОП: Пуск ИО по несимметрии токов прямой и обратной последовательности" w:value="ЗОП / ЗОП: Пуск ИО по несимметрии токов прямой и обратной последовательности"/>
                   <w:listItem w:displayText="ЗОП / ЗОП: Пуск ИО тока обратной последовательности" w:value="ЗОП / ЗОП: Пуск ИО тока обратной последовательности"/>
@@ -6151,126 +4914,26 @@
                   <w:listItem w:displayText="ЗОП / ЗОП: Срабатывание на сигнал" w:value="ЗОП / ЗОП: Срабатывание на сигнал"/>
                   <w:listItem w:displayText="ЗОП / ЗОП: Функция введена в работу" w:value="ЗОП / ЗОП: Функция введена в работу"/>
                   <w:listItem w:displayText="ЗОП / ЗОП: Функция оперативно выведена из работы" w:value="ЗОП / ЗОП: Функция оперативно выведена из работы"/>
-                  <w:listItem w:displayText="ЗП / ЗП: Пуск" w:value="ЗП / ЗП: Пуск"/>
-                  <w:listItem w:displayText="ЗП / ЗП: Пуск ИО максимального тока" w:value="ЗП / ЗП: Пуск ИО максимального тока"/>
-                  <w:listItem w:displayText="ЗП / ЗП: Срабатывание" w:value="ЗП / ЗП: Срабатывание"/>
-                  <w:listItem w:displayText="ЗП / ЗП: Срабатывание на сигнал" w:value="ЗП / ЗП: Срабатывание на сигнал"/>
-                  <w:listItem w:displayText="ЗП / ЗП: Функция введена в работу" w:value="ЗП / ЗП: Функция введена в работу"/>
-                  <w:listItem w:displayText="ЗП / ЗП: Функция оперативно выведена из работы" w:value="ЗП / ЗП: Функция оперативно выведена из работы"/>
-                  <w:listItem w:displayText="КА / В: Выключатель включен" w:value="КА / В: Выключатель включен"/>
-                  <w:listItem w:displayText="КА / В: Выключатель отключен" w:value="КА / В: Выключатель отключен"/>
-                  <w:listItem w:displayText="КА / В: Команда «включить» выключатель через выходное реле" w:value="КА / В: Команда «включить» выключатель через выходное реле"/>
-                  <w:listItem w:displayText="КА / В: Команда «отключить» выключатель через выходное реле" w:value="КА / В: Команда «отключить» выключатель через выходное реле"/>
-                  <w:listItem w:displayText="КА / В: Неисправное положение выключателя" w:value="КА / В: Неисправное положение выключателя"/>
-                  <w:listItem w:displayText="КА / В: Промежуточное положение выключателя" w:value="КА / В: Промежуточное положение выключателя"/>
-                  <w:listItem w:displayText="КА / В: Функция введена в работу" w:value="КА / В: Функция введена в работу"/>
-                  <w:listItem w:displayText="КА / ВЭ1: Команда «вкатить» выкатной элемент через выходное реле" w:value="КА / ВЭ1: Команда «вкатить» выкатной элемент через выходное реле"/>
-                  <w:listItem w:displayText="КА / ВЭ1: Команда «выкатить» выкатной элемент через выходное реле" w:value="КА / ВЭ1: Команда «выкатить» выкатной элемент через выходное реле"/>
-                  <w:listItem w:displayText="КА / ВЭ1: Неисправное положение выкатного элемента" w:value="КА / ВЭ1: Неисправное положение выкатного элемента"/>
-                  <w:listItem w:displayText="КА / ВЭ1: Положение выкатного элемента «Вкачен»" w:value="КА / ВЭ1: Положение выкатного элемента «Вкачен»"/>
-                  <w:listItem w:displayText="КА / ВЭ1: Положение выкатного элемента «Выкачен»" w:value="КА / ВЭ1: Положение выкатного элемента «Выкачен»"/>
-                  <w:listItem w:displayText="КА / ВЭ1: Промежуточное положение выкатного элемента" w:value="КА / ВЭ1: Промежуточное положение выкатного элемента"/>
-                  <w:listItem w:displayText="КА / ВЭ1: Ремонтное положение выкатного элемента" w:value="КА / ВЭ1: Ремонтное положение выкатного элемента"/>
-                  <w:listItem w:displayText="КА / ВЭ1: Функция введена в работу" w:value="КА / ВЭ1: Функция введена в работу"/>
-                  <w:listItem w:displayText="КА / ВЭ2: Команда «вкатить» выкатной элемент через выходное реле" w:value="КА / ВЭ2: Команда «вкатить» выкатной элемент через выходное реле"/>
-                  <w:listItem w:displayText="КА / ВЭ2: Команда «выкатить» выкатной элемент через выходное реле" w:value="КА / ВЭ2: Команда «выкатить» выкатной элемент через выходное реле"/>
-                  <w:listItem w:displayText="КА / ВЭ2: Неисправное положение выкатного элемента" w:value="КА / ВЭ2: Неисправное положение выкатного элемента"/>
-                  <w:listItem w:displayText="КА / ВЭ2: Положение выкатного элемента «Вкачен»" w:value="КА / ВЭ2: Положение выкатного элемента «Вкачен»"/>
-                  <w:listItem w:displayText="КА / ВЭ2: Положение выкатного элемента «Выкачен»" w:value="КА / ВЭ2: Положение выкатного элемента «Выкачен»"/>
-                  <w:listItem w:displayText="КА / ВЭ2: Промежуточное положение выкатного элемента" w:value="КА / ВЭ2: Промежуточное положение выкатного элемента"/>
-                  <w:listItem w:displayText="КА / ВЭ2: Ремонтное положение выкатного элемента" w:value="КА / ВЭ2: Ремонтное положение выкатного элемента"/>
-                  <w:listItem w:displayText="КА / ВЭ2: Функция введена в работу" w:value="КА / ВЭ2: Функция введена в работу"/>
-                  <w:listItem w:displayText="КА / ЗН: Заземляющий нож включен" w:value="КА / ЗН: Заземляющий нож включен"/>
-                  <w:listItem w:displayText="КА / ЗН: Заземляющий нож отключен" w:value="КА / ЗН: Заземляющий нож отключен"/>
-                  <w:listItem w:displayText="КА / ЗН: Команда «включить» заземляющий нож через выходное реле" w:value="КА / ЗН: Команда «включить» заземляющий нож через выходное реле"/>
-                  <w:listItem w:displayText="КА / ЗН: Команда «отключить» заземляющий нож через выходное реле" w:value="КА / ЗН: Команда «отключить» заземляющий нож через выходное реле"/>
-                  <w:listItem w:displayText="КА / ЗН: Неисправное положение заземляющего ножа" w:value="КА / ЗН: Неисправное положение заземляющего ножа"/>
-                  <w:listItem w:displayText="КА / ЗН: Промежуточное положение заземляющего ножа" w:value="КА / ЗН: Промежуточное положение заземляющего ножа"/>
-                  <w:listItem w:displayText="КА / ЗН: Функция введена в работу" w:value="КА / ЗН: Функция введена в работу"/>
-                  <w:listItem w:displayText="КА / КА: Функция введена в работу" w:value="КА / КА: Функция введена в работу"/>
-                  <w:listItem w:displayText="КА / КА: Функция оперативно выведена из работы" w:value="КА / КА: Функция оперативно выведена из работы"/>
-                  <w:listItem w:displayText="КННвв / КННвв: Пуск" w:value="КННвв / КННвв: Пуск"/>
-                  <w:listItem w:displayText="КННвв / КННвв: Пуск ИО напряжения" w:value="КННвв / КННвв: Пуск ИО напряжения"/>
-                  <w:listItem w:displayText="КННвв / КННвв: Пуск ИО напряжения ОП" w:value="КННвв / КННвв: Пуск ИО напряжения ОП"/>
-                  <w:listItem w:displayText="КННвв / КННвв: Функция введена в работу" w:value="КННвв / КННвв: Функция введена в работу"/>
-                  <w:listItem w:displayText="КННвв / КННвв: Функция оперативно выведена из работы" w:value="КННвв / КННвв: Функция оперативно выведена из работы"/>
-                  <w:listItem w:displayText="КННш / КННш: Пуск" w:value="КННш / КННш: Пуск"/>
-                  <w:listItem w:displayText="КННш / КННш: Пуск ИО напряжения" w:value="КННш / КННш: Пуск ИО напряжения"/>
-                  <w:listItem w:displayText="КННш / КННш: Пуск ИО напряжения ОП" w:value="КННш / КННш: Пуск ИО напряжения ОП"/>
-                  <w:listItem w:displayText="КННш / КННш: Функция введена в работу" w:value="КННш / КННш: Функция введена в работу"/>
-                  <w:listItem w:displayText="КННш / КННш: Функция оперативно выведена из работы" w:value="КННш / КННш: Функция оперативно выведена из работы"/>
-                  <w:listItem w:displayText="КОНвв / КОНвв: Пуск" w:value="КОНвв / КОНвв: Пуск"/>
-                  <w:listItem w:displayText="КОНвв / КОНвв: Пуск ИО напряжения" w:value="КОНвв / КОНвв: Пуск ИО напряжения"/>
-                  <w:listItem w:displayText="КОНвв / КОНвв: Пуск ИО напряжения ОП" w:value="КОНвв / КОНвв: Пуск ИО напряжения ОП"/>
-                  <w:listItem w:displayText="КОНвв / КОНвв: Функция введена в работу" w:value="КОНвв / КОНвв: Функция введена в работу"/>
-                  <w:listItem w:displayText="КОНвв / КОНвв: Функция оперативно выведена из работы" w:value="КОНвв / КОНвв: Функция оперативно выведена из работы"/>
-                  <w:listItem w:displayText="КОНш / КОНш: Пуск" w:value="КОНш / КОНш: Пуск"/>
-                  <w:listItem w:displayText="КОНш / КОНш: Пуск ИО напряжения" w:value="КОНш / КОНш: Пуск ИО напряжения"/>
-                  <w:listItem w:displayText="КОНш / КОНш: Пуск ИО напряжения ОП" w:value="КОНш / КОНш: Пуск ИО напряжения ОП"/>
-                  <w:listItem w:displayText="КОНш / КОНш: Функция введена в работу" w:value="КОНш / КОНш: Функция введена в работу"/>
-                  <w:listItem w:displayText="КОНш / КОНш: Функция оперативно выведена из работы" w:value="КОНш / КОНш: Функция оперативно выведена из работы"/>
-                  <w:listItem w:displayText="КП / КП: Идет переключение" w:value="КП / КП: Идет переключение"/>
-                  <w:listItem w:displayText="КП / КП: Функция введена в работу" w:value="КП / КП: Функция введена в работу"/>
-                  <w:listItem w:displayText="КП / КП: Функция оперативно выведена из работы" w:value="КП / КП: Функция оперативно выведена из работы"/>
-                  <w:listItem w:displayText="КП / ОБР В: Блокировка включения" w:value="КП / ОБР В: Блокировка включения"/>
-                  <w:listItem w:displayText="КП / ОБР В: Разрешить включение" w:value="КП / ОБР В: Разрешить включение"/>
-                  <w:listItem w:displayText="КП / ОБР ВЭ1: Разрешение управления первым выкатным элементом" w:value="КП / ОБР ВЭ1: Разрешение управления первым выкатным элементом"/>
-                  <w:listItem w:displayText="КП / ОБР ВЭ2: Разрешение управления вторым выкатным элементом" w:value="КП / ОБР ВЭ2: Разрешение управления вторым выкатным элементом"/>
-                  <w:listItem w:displayText="КП / ОБР ЗН: Разрешение управления заземляющим ножом" w:value="КП / ОБР ЗН: Разрешение управления заземляющим ножом"/>
-                  <w:listItem w:displayText="КП / УВ: Включение с контролем синхронизма" w:value="КП / УВ: Включение с контролем синхронизма"/>
-                  <w:listItem w:displayText="КП / УВ: Включить выключатель" w:value="КП / УВ: Включить выключатель"/>
-                  <w:listItem w:displayText="КП / УВ: Задержка включения с контролем синхронизма" w:value="КП / УВ: Задержка включения с контролем синхронизма"/>
-                  <w:listItem w:displayText="КП / УВ: Идет переключение" w:value="КП / УВ: Идет переключение"/>
-                  <w:listItem w:displayText="КП / УВ: Отключить выключатель" w:value="КП / УВ: Отключить выключатель"/>
-                  <w:listItem w:displayText="КП / УВ: Поведение местного управления" w:value="КП / УВ: Поведение местного управления"/>
-                  <w:listItem w:displayText="КП / УВ: Положение В (Включено)" w:value="КП / УВ: Положение В (Включено)"/>
-                  <w:listItem w:displayText="КП / УВ: Положение В (Не определено)" w:value="КП / УВ: Положение В (Не определено)"/>
-                  <w:listItem w:displayText="КП / УВ: Положение В (Неисправность)" w:value="КП / УВ: Положение В (Неисправность)"/>
-                  <w:listItem w:displayText="КП / УВ: Положение В (Отключено)" w:value="КП / УВ: Положение В (Отключено)"/>
-                  <w:listItem w:displayText="КП / УВ: Положение ключа режима управления" w:value="КП / УВ: Положение ключа режима управления"/>
-                  <w:listItem w:displayText="КП / УВ: Право переключения на уровне станции" w:value="КП / УВ: Право переключения на уровне станции"/>
-                  <w:listItem w:displayText="КП / УВ: Сигнал превышения допустимого времени переключения" w:value="КП / УВ: Сигнал превышения допустимого времени переключения"/>
-                  <w:listItem w:displayText="КП / УВ: Функция введена в работу" w:value="КП / УВ: Функция введена в работу"/>
-                  <w:listItem w:displayText="КП / УВЭ1: Вкатить первый выкатной элемент" w:value="КП / УВЭ1: Вкатить первый выкатной элемент"/>
-                  <w:listItem w:displayText="КП / УВЭ1: Выкатить первый выкатной элемент" w:value="КП / УВЭ1: Выкатить первый выкатной элемент"/>
-                  <w:listItem w:displayText="КП / УВЭ1: Идет переключение" w:value="КП / УВЭ1: Идет переключение"/>
-                  <w:listItem w:displayText="КП / УВЭ1: Поведение местного управления" w:value="КП / УВЭ1: Поведение местного управления"/>
-                  <w:listItem w:displayText="КП / УВЭ1: Положение ВЭ1 (Вкачен)" w:value="КП / УВЭ1: Положение ВЭ1 (Вкачен)"/>
-                  <w:listItem w:displayText="КП / УВЭ1: Положение ВЭ1 (Выкачен)" w:value="КП / УВЭ1: Положение ВЭ1 (Выкачен)"/>
-                  <w:listItem w:displayText="КП / УВЭ1: Положение ВЭ1 (Не определено)" w:value="КП / УВЭ1: Положение ВЭ1 (Не определено)"/>
-                  <w:listItem w:displayText="КП / УВЭ1: Положение ВЭ1 (Неисправность)" w:value="КП / УВЭ1: Положение ВЭ1 (Неисправность)"/>
-                  <w:listItem w:displayText="КП / УВЭ1: Положение ключа режима управления" w:value="КП / УВЭ1: Положение ключа режима управления"/>
-                  <w:listItem w:displayText="КП / УВЭ1: Право переключения на уровне станции" w:value="КП / УВЭ1: Право переключения на уровне станции"/>
-                  <w:listItem w:displayText="КП / УВЭ1: Сигнал превышения допустимого времени переключения" w:value="КП / УВЭ1: Сигнал превышения допустимого времени переключения"/>
-                  <w:listItem w:displayText="КП / УВЭ1: Функция введена в работу" w:value="КП / УВЭ1: Функция введена в работу"/>
-                  <w:listItem w:displayText="КП / УВЭ2: Вкатить второй выкатной элемент" w:value="КП / УВЭ2: Вкатить второй выкатной элемент"/>
-                  <w:listItem w:displayText="КП / УВЭ2: Выкатить второй выкатной элемент" w:value="КП / УВЭ2: Выкатить второй выкатной элемент"/>
-                  <w:listItem w:displayText="КП / УВЭ2: Идет переключение" w:value="КП / УВЭ2: Идет переключение"/>
-                  <w:listItem w:displayText="КП / УВЭ2: Поведение местного управления" w:value="КП / УВЭ2: Поведение местного управления"/>
-                  <w:listItem w:displayText="КП / УВЭ2: Положение ВЭ2 (Вкачен)" w:value="КП / УВЭ2: Положение ВЭ2 (Вкачен)"/>
-                  <w:listItem w:displayText="КП / УВЭ2: Положение ВЭ2 (Выкачен)" w:value="КП / УВЭ2: Положение ВЭ2 (Выкачен)"/>
-                  <w:listItem w:displayText="КП / УВЭ2: Положение ВЭ2 (Не определено)" w:value="КП / УВЭ2: Положение ВЭ2 (Не определено)"/>
-                  <w:listItem w:displayText="КП / УВЭ2: Положение ВЭ2 (Неисправность)" w:value="КП / УВЭ2: Положение ВЭ2 (Неисправность)"/>
-                  <w:listItem w:displayText="КП / УВЭ2: Положение ключа режима управления" w:value="КП / УВЭ2: Положение ключа режима управления"/>
-                  <w:listItem w:displayText="КП / УВЭ2: Право переключения на уровне станции" w:value="КП / УВЭ2: Право переключения на уровне станции"/>
-                  <w:listItem w:displayText="КП / УВЭ2: Сигнал превышения допустимого времени переключения" w:value="КП / УВЭ2: Сигнал превышения допустимого времени переключения"/>
-                  <w:listItem w:displayText="КП / УВЭ2: Функция введена в работу" w:value="КП / УВЭ2: Функция введена в работу"/>
-                  <w:listItem w:displayText="КП / УЗН: Включить заземляющий нож" w:value="КП / УЗН: Включить заземляющий нож"/>
-                  <w:listItem w:displayText="КП / УЗН: Идет переключение" w:value="КП / УЗН: Идет переключение"/>
-                  <w:listItem w:displayText="КП / УЗН: Отключить заземляющий нож" w:value="КП / УЗН: Отключить заземляющий нож"/>
-                  <w:listItem w:displayText="КП / УЗН: Поведение местного управления" w:value="КП / УЗН: Поведение местного управления"/>
-                  <w:listItem w:displayText="КП / УЗН: Положение ЗН (Включено)" w:value="КП / УЗН: Положение ЗН (Включено)"/>
-                  <w:listItem w:displayText="КП / УЗН: Положение ЗН (Не определено)" w:value="КП / УЗН: Положение ЗН (Не определено)"/>
-                  <w:listItem w:displayText="КП / УЗН: Положение ЗН (Неисправность)" w:value="КП / УЗН: Положение ЗН (Неисправность)"/>
-                  <w:listItem w:displayText="КП / УЗН: Положение ЗН (Отключено)" w:value="КП / УЗН: Положение ЗН (Отключено)"/>
-                  <w:listItem w:displayText="КП / УЗН: Положение ключа режима управления" w:value="КП / УЗН: Положение ключа режима управления"/>
-                  <w:listItem w:displayText="КП / УЗН: Право переключения на уровне станции" w:value="КП / УЗН: Право переключения на уровне станции"/>
-                  <w:listItem w:displayText="КП / УЗН: Сигнал превышения допустимого времени переключения" w:value="КП / УЗН: Сигнал превышения допустимого времени переключения"/>
-                  <w:listItem w:displayText="КП / УЗН: Функция введена в работу" w:value="КП / УЗН: Функция введена в работу"/>
-                  <w:listItem w:displayText="КРВ / КРВ: Превышен коммутационный ресурс выключателя" w:value="КРВ / КРВ: Превышен коммутационный ресурс выключателя"/>
-                  <w:listItem w:displayText="КРВ / КРВ: Превышен механический ресурс выключателя" w:value="КРВ / КРВ: Превышен механический ресурс выключателя"/>
-                  <w:listItem w:displayText="КРВ / КРВ: Превышен ресурс выключателя" w:value="КРВ / КРВ: Превышен ресурс выключателя"/>
-                  <w:listItem w:displayText="КРВ / КРВ: Функция введена в работу" w:value="КРВ / КРВ: Функция введена в работу"/>
+                  <w:listItem w:displayText="КНН 1сш / КНН 1сш: Пуск" w:value="КНН 1сш / КНН 1сш: Пуск"/>
+                  <w:listItem w:displayText="КНН 1сш / КНН 1сш: Пуск ИО напряжения" w:value="КНН 1сш / КНН 1сш: Пуск ИО напряжения"/>
+                  <w:listItem w:displayText="КНН 1сш / КНН 1сш: Пуск ИО напряжения ОП" w:value="КНН 1сш / КНН 1сш: Пуск ИО напряжения ОП"/>
+                  <w:listItem w:displayText="КНН 1сш / КНН 1сш: Функция введена в работу" w:value="КНН 1сш / КНН 1сш: Функция введена в работу"/>
+                  <w:listItem w:displayText="КНН 1сш / КНН 1сш: Функция оперативно выведена из работы" w:value="КНН 1сш / КНН 1сш: Функция оперативно выведена из работы"/>
+                  <w:listItem w:displayText="КНН 2сш / КНН 2сш: Пуск" w:value="КНН 2сш / КНН 2сш: Пуск"/>
+                  <w:listItem w:displayText="КНН 2сш / КНН 2сш: Пуск ИО напряжения" w:value="КНН 2сш / КНН 2сш: Пуск ИО напряжения"/>
+                  <w:listItem w:displayText="КНН 2сш / КНН 2сш: Пуск ИО напряжения ОП" w:value="КНН 2сш / КНН 2сш: Пуск ИО напряжения ОП"/>
+                  <w:listItem w:displayText="КНН 2сш / КНН 2сш: Функция введена в работу" w:value="КНН 2сш / КНН 2сш: Функция введена в работу"/>
+                  <w:listItem w:displayText="КНН 2сш / КНН 2сш: Функция оперативно выведена из работы" w:value="КНН 2сш / КНН 2сш: Функция оперативно выведена из работы"/>
+                  <w:listItem w:displayText="КОН 1сш / КОН 1сш: Пуск" w:value="КОН 1сш / КОН 1сш: Пуск"/>
+                  <w:listItem w:displayText="КОН 1сш / КОН 1сш: Пуск ИО напряжения" w:value="КОН 1сш / КОН 1сш: Пуск ИО напряжения"/>
+                  <w:listItem w:displayText="КОН 1сш / КОН 1сш: Пуск ИО напряжения ОП" w:value="КОН 1сш / КОН 1сш: Пуск ИО напряжения ОП"/>
+                  <w:listItem w:displayText="КОН 1сш / КОН 1сш: Функция введена в работу" w:value="КОН 1сш / КОН 1сш: Функция введена в работу"/>
+                  <w:listItem w:displayText="КОН 1сш / КОН 1сш: Функция оперативно выведена из работы" w:value="КОН 1сш / КОН 1сш: Функция оперативно выведена из работы"/>
+                  <w:listItem w:displayText="КОН 2сш / КОН 2сш: Пуск" w:value="КОН 2сш / КОН 2сш: Пуск"/>
+                  <w:listItem w:displayText="КОН 2сш / КОН 2сш: Пуск ИО напряжения" w:value="КОН 2сш / КОН 2сш: Пуск ИО напряжения"/>
+                  <w:listItem w:displayText="КОН 2сш / КОН 2сш: Пуск ИО напряжения ОП" w:value="КОН 2сш / КОН 2сш: Пуск ИО напряжения ОП"/>
+                  <w:listItem w:displayText="КОН 2сш / КОН 2сш: Функция введена в работу" w:value="КОН 2сш / КОН 2сш: Функция введена в работу"/>
+                  <w:listItem w:displayText="КОН 2сш / КОН 2сш: Функция оперативно выведена из работы" w:value="КОН 2сш / КОН 2сш: Функция оперативно выведена из работы"/>
                   <w:listItem w:displayText="КС / КС: Блокировка по скорости изменения частоты" w:value="КС / КС: Блокировка по скорости изменения частоты"/>
                   <w:listItem w:displayText="КС / КС: Нет условий по напряжению" w:value="КС / КС: Нет условий по напряжению"/>
                   <w:listItem w:displayText="КС / КС: Нет условий по углу" w:value="КС / КС: Нет условий по углу"/>
@@ -6280,22 +4943,9 @@
                   <w:listItem w:displayText="КС / КС: Общий пуск" w:value="КС / КС: Общий пуск"/>
                   <w:listItem w:displayText="КС / КС: Пуск условий ожидания синхронизма" w:value="КС / КС: Пуск условий ожидания синхронизма"/>
                   <w:listItem w:displayText="КС / КС: Пуск условий улавливания синхронизма" w:value="КС / КС: Пуск условий улавливания синхронизма"/>
-                  <w:listItem w:displayText="КС / КС: Разрешение автоматического включения" w:value="КС / КС: Разрешение автоматического включения"/>
                   <w:listItem w:displayText="КС / КС: Разрешение оперативного включения" w:value="КС / КС: Разрешение оперативного включения"/>
                   <w:listItem w:displayText="КС / КС: Функция введена в работу" w:value="КС / КС: Функция введена в работу"/>
                   <w:listItem w:displayText="КС / КС: Функция оперативно выведена из работы" w:value="КС / КС: Функция оперативно выведена из работы"/>
-                  <w:listItem w:displayText="КСВ / КСВ: Блокировка включения В" w:value="КСВ / КСВ: Блокировка включения В"/>
-                  <w:listItem w:displayText="КСВ / КСВ: Блокировка отключения В" w:value="КСВ / КСВ: Блокировка отключения В"/>
-                  <w:listItem w:displayText="КСВ / КСВ: В аварийно отключен" w:value="КСВ / КСВ: В аварийно отключен"/>
-                  <w:listItem w:displayText="КСВ / КСВ: В самопроизвольно отключен" w:value="КСВ / КСВ: В самопроизвольно отключен"/>
-                  <w:listItem w:displayText="КСВ / КСВ: Защита ЭМВ" w:value="КСВ / КСВ: Защита ЭМВ"/>
-                  <w:listItem w:displayText="КСВ / КСВ: Защита ЭМО1" w:value="КСВ / КСВ: Защита ЭМО1"/>
-                  <w:listItem w:displayText="КСВ / КСВ: Защита ЭМО2" w:value="КСВ / КСВ: Защита ЭМО2"/>
-                  <w:listItem w:displayText="КСВ / КСВ: Неисправность В" w:value="КСВ / КСВ: Неисправность В"/>
-                  <w:listItem w:displayText="КСВ / КСВ: Неисправность цепей ЭМУ" w:value="КСВ / КСВ: Неисправность цепей ЭМУ"/>
-                  <w:listItem w:displayText="КСВ / КСВ: Реле фиксации команды" w:value="КСВ / КСВ: Реле фиксации команды"/>
-                  <w:listItem w:displayText="КСВ / КСВ: Функция введена в работу" w:value="КСВ / КСВ: Функция введена в работу"/>
-                  <w:listItem w:displayText="КСВ / КСВ: Функция оперативно выведена из работы" w:value="КСВ / КСВ: Функция оперативно выведена из работы"/>
                   <w:listItem w:displayText="ЛЗШ / ЛЗШ: Обнаружение неисправности" w:value="ЛЗШ / ЛЗШ: Обнаружение неисправности"/>
                   <w:listItem w:displayText="ЛЗШ / ЛЗШ: Пуск" w:value="ЛЗШ / ЛЗШ: Пуск"/>
                   <w:listItem w:displayText="ЛЗШ / ЛЗШ: Пуск ИО тока по фазе B" w:value="ЛЗШ / ЛЗШ: Пуск ИО тока по фазе B"/>
@@ -6308,27 +4958,19 @@
                   <w:listItem w:displayText="ЛЗШ / ЛЗШ: Срабатывание на сигнал" w:value="ЛЗШ / ЛЗШ: Срабатывание на сигнал"/>
                   <w:listItem w:displayText="ЛЗШ / ЛЗШ: Функция введена в работу" w:value="ЛЗШ / ЛЗШ: Функция введена в работу"/>
                   <w:listItem w:displayText="ЛЗШ / ЛЗШ: Функция оперативно выведена из работы" w:value="ЛЗШ / ЛЗШ: Функция оперативно выведена из работы"/>
-                  <w:listItem w:displayText="ЛОВ / ЗАВР ЛО: Запрет АВР" w:value="ЛОВ / ЗАВР ЛО: Запрет АВР"/>
-                  <w:listItem w:displayText="ЛОВ / ЗАВР ЛО: Функция введена в работу" w:value="ЛОВ / ЗАВР ЛО: Функция введена в работу"/>
-                  <w:listItem w:displayText="ЛОВ / ЗАВР ЛО: Функция оперативно выведена из работы" w:value="ЛОВ / ЗАВР ЛО: Функция оперативно выведена из работы"/>
-                  <w:listItem w:displayText="ЛОВ / ЗАПВ: Запрет АПВ" w:value="ЛОВ / ЗАПВ: Запрет АПВ"/>
-                  <w:listItem w:displayText="ЛОВ / ЗАПВ: Функция введена в работу" w:value="ЛОВ / ЗАПВ: Функция введена в работу"/>
-                  <w:listItem w:displayText="ЛОВ / ЗАПВ: Функция оперативно выведена из работы" w:value="ЛОВ / ЗАПВ: Функция оперативно выведена из работы"/>
-                  <w:listItem w:displayText="ЛОВ / ЛВ ВНР: Включение с КС" w:value="ЛОВ / ЛВ ВНР: Включение с КС"/>
-                  <w:listItem w:displayText="ЛОВ / ЛВ ВНР: Включить" w:value="ЛОВ / ЛВ ВНР: Включить"/>
-                  <w:listItem w:displayText="ЛОВ / ЛВ ВНР: Задержка включения с КС" w:value="ЛОВ / ЛВ ВНР: Задержка включения с КС"/>
-                  <w:listItem w:displayText="ЛОВ / ЛВ ВНР: Функция введена в работу" w:value="ЛОВ / ЛВ ВНР: Функция введена в работу"/>
-                  <w:listItem w:displayText="ЛОВ / ЛВ ВНР: Функция оперативно выведена из работы" w:value="ЛОВ / ЛВ ВНР: Функция оперативно выведена из работы"/>
-                  <w:listItem w:displayText="ЛОВ / ЛО ВНР: Отключение" w:value="ЛОВ / ЛО ВНР: Отключение"/>
-                  <w:listItem w:displayText="ЛОВ / ЛО ВНР: Отключить" w:value="ЛОВ / ЛО ВНР: Отключить"/>
-                  <w:listItem w:displayText="ЛОВ / ЛО ВНР: Функция введена в работу" w:value="ЛОВ / ЛО ВНР: Функция введена в работу"/>
-                  <w:listItem w:displayText="ЛОВ / ЛО ВНР: Функция оперативно выведена из работы" w:value="ЛОВ / ЛО ВНР: Функция оперативно выведена из работы"/>
-                  <w:listItem w:displayText="ЛОВ / ЛО РЗ: Отключение" w:value="ЛОВ / ЛО РЗ: Отключение"/>
-                  <w:listItem w:displayText="ЛОВ / ЛО РЗ: Отключить" w:value="ЛОВ / ЛО РЗ: Отключить"/>
-                  <w:listItem w:displayText="ЛОВ / ЛО РЗ: Функция введена в работу" w:value="ЛОВ / ЛО РЗ: Функция введена в работу"/>
-                  <w:listItem w:displayText="ЛОВ / ЛО РЗ: Функция оперативно выведена из работы" w:value="ЛОВ / ЛО РЗ: Функция оперативно выведена из работы"/>
+                  <w:listItem w:displayText="ЛО / ЗАВР ЛО: Запрет АВР" w:value="ЛО / ЗАВР ЛО: Запрет АВР"/>
+                  <w:listItem w:displayText="ЛО / ЗАВР ЛО: Функция введена в работу" w:value="ЛО / ЗАВР ЛО: Функция введена в работу"/>
+                  <w:listItem w:displayText="ЛО / ЗАВР ЛО: Функция оперативно выведена из работы" w:value="ЛО / ЗАВР ЛО: Функция оперативно выведена из работы"/>
+                  <w:listItem w:displayText="ЛО / ЛО ВНР: Отключение" w:value="ЛО / ЛО ВНР: Отключение"/>
+                  <w:listItem w:displayText="ЛО / ЛО ВНР: Отключить" w:value="ЛО / ЛО ВНР: Отключить"/>
+                  <w:listItem w:displayText="ЛО / ЛО ВНР: Функция введена в работу" w:value="ЛО / ЛО ВНР: Функция введена в работу"/>
+                  <w:listItem w:displayText="ЛО / ЛО ВНР: Функция оперативно выведена из работы" w:value="ЛО / ЛО ВНР: Функция оперативно выведена из работы"/>
+                  <w:listItem w:displayText="ЛО / ЛО РЗ: Отключение" w:value="ЛО / ЛО РЗ: Отключение"/>
+                  <w:listItem w:displayText="ЛО / ЛО РЗ: Отключить" w:value="ЛО / ЛО РЗ: Отключить"/>
+                  <w:listItem w:displayText="ЛО / ЛО РЗ: Функция введена в работу" w:value="ЛО / ЛО РЗ: Функция введена в работу"/>
+                  <w:listItem w:displayText="ЛО / ЛО РЗ: Функция оперативно выведена из работы" w:value="ЛО / ЛО РЗ: Функция оперативно выведена из работы"/>
                   <w:listItem w:displayText="МТЗ / АУ МТЗ: Пуск АУ" w:value="МТЗ / АУ МТЗ: Пуск АУ"/>
-                  <w:listItem w:displayText="МТЗ / БЛЗТ: Блокировка" w:value="МТЗ / БЛЗТ: Блокировка"/>
+                  <w:listItem w:displayText="МТЗ / БЛЗШ: Блокировка ЛЗШ" w:value="МТЗ / БЛЗШ: Блокировка ЛЗШ"/>
                   <w:listItem w:displayText="МТЗ / БНТ: Пуск БНТ" w:value="МТЗ / БНТ: Пуск БНТ"/>
                   <w:listItem w:displayText="МТЗ / БНТ: Пуск БНТ по фазе A" w:value="МТЗ / БНТ: Пуск БНТ по фазе A"/>
                   <w:listItem w:displayText="МТЗ / БНТ: Пуск БНТ по фазе B" w:value="МТЗ / БНТ: Пуск БНТ по фазе B"/>
@@ -6370,6 +5012,18 @@
                   <w:listItem w:displayText="МТЗ / МТЗ 3 ст.: Срабатывание на сигнал" w:value="МТЗ / МТЗ 3 ст.: Срабатывание на сигнал"/>
                   <w:listItem w:displayText="МТЗ / МТЗ 3 ст.: Функция введена в работу" w:value="МТЗ / МТЗ 3 ст.: Функция введена в работу"/>
                   <w:listItem w:displayText="МТЗ / МТЗ 3 ст.: Функция оперативно выведена из работы" w:value="МТЗ / МТЗ 3 ст.: Функция оперативно выведена из работы"/>
+                  <w:listItem w:displayText="МТЗ / МТЗ 4 ст.: Пуск" w:value="МТЗ / МТЗ 4 ст.: Пуск"/>
+                  <w:listItem w:displayText="МТЗ / МТЗ 4 ст.: Пуск ИО тока по фазе B" w:value="МТЗ / МТЗ 4 ст.: Пуск ИО тока по фазе B"/>
+                  <w:listItem w:displayText="МТЗ / МТЗ 4 ст.: Пуск ИО тока по фазе C" w:value="МТЗ / МТЗ 4 ст.: Пуск ИО тока по фазе C"/>
+                  <w:listItem w:displayText="МТЗ / МТЗ 4 ст.: Пуск ИО тока по фазе А" w:value="МТЗ / МТЗ 4 ст.: Пуск ИО тока по фазе А"/>
+                  <w:listItem w:displayText="МТЗ / МТЗ 4 ст.: Пуск ФВН" w:value="МТЗ / МТЗ 4 ст.: Пуск ФВН"/>
+                  <w:listItem w:displayText="МТЗ / МТЗ 4 ст.: Пуск по фазе B" w:value="МТЗ / МТЗ 4 ст.: Пуск по фазе B"/>
+                  <w:listItem w:displayText="МТЗ / МТЗ 4 ст.: Пуск по фазе C" w:value="МТЗ / МТЗ 4 ст.: Пуск по фазе C"/>
+                  <w:listItem w:displayText="МТЗ / МТЗ 4 ст.: Пуск по фазе А" w:value="МТЗ / МТЗ 4 ст.: Пуск по фазе А"/>
+                  <w:listItem w:displayText="МТЗ / МТЗ 4 ст.: Срабатывание" w:value="МТЗ / МТЗ 4 ст.: Срабатывание"/>
+                  <w:listItem w:displayText="МТЗ / МТЗ 4 ст.: Срабатывание на сигнал" w:value="МТЗ / МТЗ 4 ст.: Срабатывание на сигнал"/>
+                  <w:listItem w:displayText="МТЗ / МТЗ 4 ст.: Функция введена в работу" w:value="МТЗ / МТЗ 4 ст.: Функция введена в работу"/>
+                  <w:listItem w:displayText="МТЗ / МТЗ 4 ст.: Функция оперативно выведена из работы" w:value="МТЗ / МТЗ 4 ст.: Функция оперативно выведена из работы"/>
                   <w:listItem w:displayText="МТЗ / МТЗ: Пуск" w:value="МТЗ / МТЗ: Пуск"/>
                   <w:listItem w:displayText="МТЗ / ОНМ: Обратное направление" w:value="МТЗ / ОНМ: Обратное направление"/>
                   <w:listItem w:displayText="МТЗ / ОНМ: Обратное направление по фазе B" w:value="МТЗ / ОНМ: Обратное направление по фазе B"/>
@@ -6384,59 +5038,6 @@
                   <w:listItem w:displayText="МТЗ / ОНМ: Пуск по фазе C" w:value="МТЗ / ОНМ: Пуск по фазе C"/>
                   <w:listItem w:displayText="МТЗ / ОНМ: Пуск по фазе А" w:value="МТЗ / ОНМ: Пуск по фазе А"/>
                   <w:listItem w:displayText="МТЗ / ОУ МТЗ: Срабатывание" w:value="МТЗ / ОУ МТЗ: Срабатывание"/>
-                  <w:listItem w:displayText="ПДС / В: Поведение местного управления" w:value="ПДС / В: Поведение местного управления"/>
-                  <w:listItem w:displayText="ПДС / В: Положение ключа режима управления" w:value="ПДС / В: Положение ключа режима управления"/>
-                  <w:listItem w:displayText="ПДС / В: Положение ключа режима управления привода В" w:value="ПДС / В: Положение ключа режима управления привода В"/>
-                  <w:listItem w:displayText="ПДС / В: Право переключения на уровне станции" w:value="ПДС / В: Право переключения на уровне станции"/>
-                  <w:listItem w:displayText="ПДС / ВЭ1: Поведение местного управления" w:value="ПДС / ВЭ1: Поведение местного управления"/>
-                  <w:listItem w:displayText="ПДС / ВЭ1: Положение ключа режима управления" w:value="ПДС / ВЭ1: Положение ключа режима управления"/>
-                  <w:listItem w:displayText="ПДС / ВЭ1: Право переключения на уровне станции" w:value="ПДС / ВЭ1: Право переключения на уровне станции"/>
-                  <w:listItem w:displayText="ПДС / ВЭ1: Ремонтное положение коммутационного аппарата" w:value="ПДС / ВЭ1: Ремонтное положение коммутационного аппарата"/>
-                  <w:listItem w:displayText="ПДС / ВЭ2: Поведение местного управления" w:value="ПДС / ВЭ2: Поведение местного управления"/>
-                  <w:listItem w:displayText="ПДС / ВЭ2: Положение ключа режима управления" w:value="ПДС / ВЭ2: Положение ключа режима управления"/>
-                  <w:listItem w:displayText="ПДС / ВЭ2: Право переключения на уровне станции" w:value="ПДС / ВЭ2: Право переключения на уровне станции"/>
-                  <w:listItem w:displayText="ПДС / ВЭ2: Ремонтное положение коммутационного аппарата" w:value="ПДС / ВЭ2: Ремонтное положение коммутационного аппарата"/>
-                  <w:listItem w:displayText="ПДС / ЗН: Поведение местного управления" w:value="ПДС / ЗН: Поведение местного управления"/>
-                  <w:listItem w:displayText="ПДС / ЗН: Положение ключа режима управления" w:value="ПДС / ЗН: Положение ключа режима управления"/>
-                  <w:listItem w:displayText="ПДС / ЗН: Право переключения на уровне станции" w:value="ПДС / ЗН: Право переключения на уровне станции"/>
-                  <w:listItem w:displayText="ПДС / КИ: Аварийный уровень изоляции" w:value="ПДС / КИ: Аварийный уровень изоляции"/>
-                  <w:listItem w:displayText="ПДС / КИ: Низкий уровень изоляции" w:value="ПДС / КИ: Низкий уровень изоляции"/>
-                  <w:listItem w:displayText="ПДС / КПруж: Пружина не заведена" w:value="ПДС / КПруж: Пружина не заведена"/>
-                  <w:listItem w:displayText="ПДС / КЦВ: Контроль цепи ЭМВ" w:value="ПДС / КЦВ: Контроль цепи ЭМВ"/>
-                  <w:listItem w:displayText="ПДС / КЦВ: Контроль цепи ЭМО1" w:value="ПДС / КЦВ: Контроль цепи ЭМО1"/>
-                  <w:listItem w:displayText="ПДС / КЦВ: Контроль цепи ЭМО2" w:value="ПДС / КЦВ: Контроль цепи ЭМО2"/>
-                  <w:listItem w:displayText="ПДС / КЦВ: Работа ЭМВ" w:value="ПДС / КЦВ: Работа ЭМВ"/>
-                  <w:listItem w:displayText="ПДС / КЦВ: Работа ЭМО1" w:value="ПДС / КЦВ: Работа ЭМО1"/>
-                  <w:listItem w:displayText="ПДС / КЦВ: Работа ЭМО2" w:value="ПДС / КЦВ: Работа ЭМО2"/>
-                  <w:listItem w:displayText="ПДС / ПДС: Функция введена в работу" w:value="ПДС / ПДС: Функция введена в работу"/>
-                  <w:listItem w:displayText="ПДС / ПДС: Функция оперативно выведена из работы" w:value="ПДС / ПДС: Функция оперативно выведена из работы"/>
-                  <w:listItem w:displayText="ПДС НКУ / SA1: Цепь управления введена" w:value="ПДС НКУ / SA1: Цепь управления введена"/>
-                  <w:listItem w:displayText="ПДС НКУ / SA2: Цепь управления введена" w:value="ПДС НКУ / SA2: Цепь управления введена"/>
-                  <w:listItem w:displayText="ПДС НКУ / SA3: Цепь управления введена" w:value="ПДС НКУ / SA3: Цепь управления введена"/>
-                  <w:listItem w:displayText="ПДС НКУ / SA4: Цепь управления введена" w:value="ПДС НКУ / SA4: Цепь управления введена"/>
-                  <w:listItem w:displayText="ПДС НКУ / SF1: Автоматический выключатель отключен" w:value="ПДС НКУ / SF1: Автоматический выключатель отключен"/>
-                  <w:listItem w:displayText="ПДС НКУ / SF2: Автоматический выключатель отключен" w:value="ПДС НКУ / SF2: Автоматический выключатель отключен"/>
-                  <w:listItem w:displayText="ПДС НКУ / SG1: Рабочее положение испытательного блока" w:value="ПДС НКУ / SG1: Рабочее положение испытательного блока"/>
-                  <w:listItem w:displayText="ПДС НКУ / SG2: Рабочее положение испытательного блока" w:value="ПДС НКУ / SG2: Рабочее положение испытательного блока"/>
-                  <w:listItem w:displayText="ПДС НКУ / SG3: Рабочее положение испытательного блока" w:value="ПДС НКУ / SG3: Рабочее положение испытательного блока"/>
-                  <w:listItem w:displayText="ПДС НКУ / Дверь: Дверь отсека/ шкафа закрыта" w:value="ПДС НКУ / Дверь: Дверь отсека/ шкафа закрыта"/>
-                  <w:listItem w:displayText="ПДС НКУ / Дверь: Дверь отсека/ шкафа открыта" w:value="ПДС НКУ / Дверь: Дверь отсека/ шкафа открыта"/>
-                  <w:listItem w:displayText="ПДС НКУ / ОТ ОБР 1: Неисправность оперативного тока цепей ОБР 1" w:value="ПДС НКУ / ОТ ОБР 1: Неисправность оперативного тока цепей ОБР 1"/>
-                  <w:listItem w:displayText="ПДС НКУ / ОТ ОБР 2: Неисправность оперативного тока цепей ОБР 2" w:value="ПДС НКУ / ОТ ОБР 2: Неисправность оперативного тока цепей ОБР 2"/>
-                  <w:listItem w:displayText="ПДС НКУ / ОТ ЦСВ: Неисправность ОТ цепей сигнализации В" w:value="ПДС НКУ / ОТ ЦСВ: Неисправность ОТ цепей сигнализации В"/>
-                  <w:listItem w:displayText="ПДС НКУ / ОТ ЭМО1, ЭМВ: Неисправность оперативного тока цепей ЭМВ, ЭМО1" w:value="ПДС НКУ / ОТ ЭМО1, ЭМВ: Неисправность оперативного тока цепей ЭМВ, ЭМО1"/>
-                  <w:listItem w:displayText="ПДС НКУ / ОТ ЭМО2: Неисправность оперативного тока цепей ЭМО2" w:value="ПДС НКУ / ОТ ЭМО2: Неисправность оперативного тока цепей ЭМО2"/>
-                  <w:listItem w:displayText="ПДС НКУ / ПДС НКУ: Функция введена в работу" w:value="ПДС НКУ / ПДС НКУ: Функция введена в работу"/>
-                  <w:listItem w:displayText="ПДС НКУ / ПДС НКУ: Функция оперативно выведена из работы" w:value="ПДС НКУ / ПДС НКУ: Функция оперативно выведена из работы"/>
-                  <w:listItem w:displayText="ПДС НКУ / Пер.ав.дебл.см.яч.: Цепи аварийной деблокировки ячейки выведены" w:value="ПДС НКУ / Пер.ав.дебл.см.яч.: Цепи аварийной деблокировки ячейки выведены"/>
-                  <w:listItem w:displayText="ПС / ПС: Пуск предупредительной сигнализации" w:value="ПС / ПС: Пуск предупредительной сигнализации"/>
-                  <w:listItem w:displayText="ПС / ПС: Пуск предупредительной сигнализации (импульс)" w:value="ПС / ПС: Пуск предупредительной сигнализации (импульс)"/>
-                  <w:listItem w:displayText="СС / СС: БИ выведены" w:value="СС / СС: БИ выведены"/>
-                  <w:listItem w:displayText="СС / СС: Выходные цепи разобраны" w:value="СС / СС: Выходные цепи разобраны"/>
-                  <w:listItem w:displayText="СС / СС: Неисправность КА" w:value="СС / СС: Неисправность КА"/>
-                  <w:listItem w:displayText="СС / СС: Общий внешний сигнал" w:value="СС / СС: Общий внешний сигнал"/>
-                  <w:listItem w:displayText="СС / СС: Превышение времени переключения КА" w:value="СС / СС: Превышение времени переключения КА"/>
-                  <w:listItem w:displayText="СС / СС: Сигнализация цепей опер.тока" w:value="СС / СС: Сигнализация цепей опер.тока"/>
                   <w:listItem w:displayText="ТЗНП / АУ ТЗНП: Пуск автоматического ускорения ТЗНП" w:value="ТЗНП / АУ ТЗНП: Пуск автоматического ускорения ТЗНП"/>
                   <w:listItem w:displayText="ТЗНП / БНТ НП: Пуск БНТ НП" w:value="ТЗНП / БНТ НП: Пуск БНТ НП"/>
                   <w:listItem w:displayText="ТЗНП / БЧС: Блокировка чувствительных ступеней" w:value="ТЗНП / БЧС: Блокировка чувствительных ступеней"/>
@@ -6458,6 +5059,20 @@
                   <w:listItem w:displayText="ТЗНП / ТЗНП 2 ст.: Срабатывание на сигнал" w:value="ТЗНП / ТЗНП 2 ст.: Срабатывание на сигнал"/>
                   <w:listItem w:displayText="ТЗНП / ТЗНП 2 ст.: Функция введена в работу" w:value="ТЗНП / ТЗНП 2 ст.: Функция введена в работу"/>
                   <w:listItem w:displayText="ТЗНП / ТЗНП 2 ст.: Функция оперативно выведена из работы" w:value="ТЗНП / ТЗНП 2 ст.: Функция оперативно выведена из работы"/>
+                  <w:listItem w:displayText="ТЗНП / ТЗНП 3 ст.: Пуск" w:value="ТЗНП / ТЗНП 3 ст.: Пуск"/>
+                  <w:listItem w:displayText="ТЗНП / ТЗНП 3 ст.: Пуск ИО напряжения НП" w:value="ТЗНП / ТЗНП 3 ст.: Пуск ИО напряжения НП"/>
+                  <w:listItem w:displayText="ТЗНП / ТЗНП 3 ст.: Пуск ИО тока НП" w:value="ТЗНП / ТЗНП 3 ст.: Пуск ИО тока НП"/>
+                  <w:listItem w:displayText="ТЗНП / ТЗНП 3 ст.: Срабатывание" w:value="ТЗНП / ТЗНП 3 ст.: Срабатывание"/>
+                  <w:listItem w:displayText="ТЗНП / ТЗНП 3 ст.: Срабатывание на сигнал" w:value="ТЗНП / ТЗНП 3 ст.: Срабатывание на сигнал"/>
+                  <w:listItem w:displayText="ТЗНП / ТЗНП 3 ст.: Функция введена в работу" w:value="ТЗНП / ТЗНП 3 ст.: Функция введена в работу"/>
+                  <w:listItem w:displayText="ТЗНП / ТЗНП 3 ст.: Функция оперативно выведена из работы" w:value="ТЗНП / ТЗНП 3 ст.: Функция оперативно выведена из работы"/>
+                  <w:listItem w:displayText="ТЗНП / ТЗНП 4 ст.: Пуск" w:value="ТЗНП / ТЗНП 4 ст.: Пуск"/>
+                  <w:listItem w:displayText="ТЗНП / ТЗНП 4 ст.: Пуск ИО напряжения НП" w:value="ТЗНП / ТЗНП 4 ст.: Пуск ИО напряжения НП"/>
+                  <w:listItem w:displayText="ТЗНП / ТЗНП 4 ст.: Пуск ИО тока НП" w:value="ТЗНП / ТЗНП 4 ст.: Пуск ИО тока НП"/>
+                  <w:listItem w:displayText="ТЗНП / ТЗНП 4 ст.: Срабатывание" w:value="ТЗНП / ТЗНП 4 ст.: Срабатывание"/>
+                  <w:listItem w:displayText="ТЗНП / ТЗНП 4 ст.: Срабатывание на сигнал" w:value="ТЗНП / ТЗНП 4 ст.: Срабатывание на сигнал"/>
+                  <w:listItem w:displayText="ТЗНП / ТЗНП 4 ст.: Функция введена в работу" w:value="ТЗНП / ТЗНП 4 ст.: Функция введена в работу"/>
+                  <w:listItem w:displayText="ТЗНП / ТЗНП 4 ст.: Функция оперативно выведена из работы" w:value="ТЗНП / ТЗНП 4 ст.: Функция оперативно выведена из работы"/>
                   <w:listItem w:displayText="ТК ЗДЗ / ТК ЗДЗ: Пуск" w:value="ТК ЗДЗ / ТК ЗДЗ: Пуск"/>
                   <w:listItem w:displayText="ТК ЗДЗ / ТК ЗДЗ: Пуск ИО тока" w:value="ТК ЗДЗ / ТК ЗДЗ: Пуск ИО тока"/>
                   <w:listItem w:displayText="ТК ЗДЗ / ТК ЗДЗ: Функция введена в работу" w:value="ТК ЗДЗ / ТК ЗДЗ: Функция введена в работу"/>
@@ -6530,20 +5145,14 @@
                   <w:listItem w:displayText="Слот М6. Реле8. Статус" w:value="Слот М6. Реле8. Статус"/>
                   <w:listItem w:displayText="Слот М7. Отказ модуля" w:value="Слот М7. Отказ модуля"/>
                   <w:listItem w:displayText="Слот М7. Модуль не определен" w:value="Слот М7. Модуль не определен"/>
-                  <w:listItem w:displayText="Слот М7. ДВ1. Статус" w:value="Слот М7. ДВ1. Статус"/>
-                  <w:listItem w:displayText="Слот М7. ДВ2. Статус" w:value="Слот М7. ДВ2. Статус"/>
-                  <w:listItem w:displayText="Слот М7. ДВ3. Статус" w:value="Слот М7. ДВ3. Статус"/>
-                  <w:listItem w:displayText="Слот М7. ДВ4. Статус" w:value="Слот М7. ДВ4. Статус"/>
-                  <w:listItem w:displayText="Слот М7. ДВ5. Статус" w:value="Слот М7. ДВ5. Статус"/>
-                  <w:listItem w:displayText="Слот М7. ДВ6. Статус" w:value="Слот М7. ДВ6. Статус"/>
-                  <w:listItem w:displayText="Слот М7. ДВ7. Статус" w:value="Слот М7. ДВ7. Статус"/>
-                  <w:listItem w:displayText="Слот М7. ДВ8. Статус" w:value="Слот М7. ДВ8. Статус"/>
-                  <w:listItem w:displayText="Слот М7. ДВ9. Статус" w:value="Слот М7. ДВ9. Статус"/>
-                  <w:listItem w:displayText="Слот М7. ДВ10. Статус" w:value="Слот М7. ДВ10. Статус"/>
-                  <w:listItem w:displayText="Слот М7. ДВ11. Статус" w:value="Слот М7. ДВ11. Статус"/>
-                  <w:listItem w:displayText="Слот М7. ДВ12. Статус" w:value="Слот М7. ДВ12. Статус"/>
-                  <w:listItem w:displayText="Слот М7. ДВ13. Статус" w:value="Слот М7. ДВ13. Статус"/>
-                  <w:listItem w:displayText="Слот М7. ДВ14. Статус" w:value="Слот М7. ДВ14. Статус"/>
+                  <w:listItem w:displayText="Слот М7. Реле1. Статус" w:value="Слот М7. Реле1. Статус"/>
+                  <w:listItem w:displayText="Слот М7. Реле2. Статус" w:value="Слот М7. Реле2. Статус"/>
+                  <w:listItem w:displayText="Слот М7. Реле3. Статус" w:value="Слот М7. Реле3. Статус"/>
+                  <w:listItem w:displayText="Слот М7. Реле4. Статус" w:value="Слот М7. Реле4. Статус"/>
+                  <w:listItem w:displayText="Слот М7. Реле5. Статус" w:value="Слот М7. Реле5. Статус"/>
+                  <w:listItem w:displayText="Слот М7. Реле6. Статус" w:value="Слот М7. Реле6. Статус"/>
+                  <w:listItem w:displayText="Слот М7. Реле7. Статус" w:value="Слот М7. Реле7. Статус"/>
+                  <w:listItem w:displayText="Слот М7. Реле8. Статус" w:value="Слот М7. Реле8. Статус"/>
                   <w:listItem w:displayText="Слот М8. Отказ модуля" w:value="Слот М8. Отказ модуля"/>
                   <w:listItem w:displayText="Слот М8. Модуль не определен" w:value="Слот М8. Модуль не определен"/>
                   <w:listItem w:displayText="Слот М8. ДВ1. Статус" w:value="Слот М8. ДВ1. Статус"/>
@@ -6586,6 +5195,22 @@
                   <w:listItem w:displayText="Слот М10. ДВ6. Статус" w:value="Слот М10. ДВ6. Статус"/>
                   <w:listItem w:displayText="Слот М10. ДВ7. Статус" w:value="Слот М10. ДВ7. Статус"/>
                   <w:listItem w:displayText="Слот М10. ДВ8. Статус" w:value="Слот М10. ДВ8. Статус"/>
+                  <w:listItem w:displayText="Слот М10. ДВ9. Статус" w:value="Слот М10. ДВ9. Статус"/>
+                  <w:listItem w:displayText="Слот М10. ДВ10. Статус" w:value="Слот М10. ДВ10. Статус"/>
+                  <w:listItem w:displayText="Слот М10. ДВ11. Статус" w:value="Слот М10. ДВ11. Статус"/>
+                  <w:listItem w:displayText="Слот М10. ДВ12. Статус" w:value="Слот М10. ДВ12. Статус"/>
+                  <w:listItem w:displayText="Слот М10. ДВ13. Статус" w:value="Слот М10. ДВ13. Статус"/>
+                  <w:listItem w:displayText="Слот М10. ДВ14. Статус" w:value="Слот М10. ДВ14. Статус"/>
+                  <w:listItem w:displayText="Слот М11. Отказ модуля" w:value="Слот М11. Отказ модуля"/>
+                  <w:listItem w:displayText="Слот М11. Модуль не определен" w:value="Слот М11. Модуль не определен"/>
+                  <w:listItem w:displayText="Слот М11. ДВ1. Статус" w:value="Слот М11. ДВ1. Статус"/>
+                  <w:listItem w:displayText="Слот М11. ДВ2. Статус" w:value="Слот М11. ДВ2. Статус"/>
+                  <w:listItem w:displayText="Слот М11. ДВ3. Статус" w:value="Слот М11. ДВ3. Статус"/>
+                  <w:listItem w:displayText="Слот М11. ДВ4. Статус" w:value="Слот М11. ДВ4. Статус"/>
+                  <w:listItem w:displayText="Слот М11. ДВ5. Статус" w:value="Слот М11. ДВ5. Статус"/>
+                  <w:listItem w:displayText="Слот М11. ДВ6. Статус" w:value="Слот М11. ДВ6. Статус"/>
+                  <w:listItem w:displayText="Слот М11. ДВ7. Статус" w:value="Слот М11. ДВ7. Статус"/>
+                  <w:listItem w:displayText="Слот М11. ДВ8. Статус" w:value="Слот М11. ДВ8. Статус"/>
                   <w:listItem w:displayText="Отказ модуля ЦП" w:value="Отказ модуля ЦП"/>
                   <w:listItem w:displayText="Неисправность ПЗУ ЦП" w:value="Неисправность ПЗУ ЦП"/>
                   <w:listItem w:displayText="Неисправность ПЗУ MPU" w:value="Неисправность ПЗУ MPU"/>
@@ -6668,58 +5293,39 @@
                   <w:listItem w:displayText="Не назначено" w:value=""/>
                   <w:listItem w:displayText="──────── Сигналы РЗиА ────────" w:value="INPUTS_HEADER" w:disabled="true"/>
                   <w:listItem w:displayText="АВР / АВР: Включить" w:value="АВР / АВР: Включить"/>
-                  <w:listItem w:displayText="АВР / АВР: Включить резервный ввод или секционный выключатель" w:value="АВР / АВР: Включить резервный ввод или секционный выключатель"/>
                   <w:listItem w:displayText="АВР / АВР: Готовность" w:value="АВР / АВР: Готовность"/>
-                  <w:listItem w:displayText="АВР / АВР: Разрешение" w:value="АВР / АВР: Разрешение"/>
+                  <w:listItem w:displayText="АВР / АВР: Пуск" w:value="АВР / АВР: Пуск"/>
+                  <w:listItem w:displayText="АВР / АВР: Разрешение отключения ВВ 1 секции шин" w:value="АВР / АВР: Разрешение отключения ВВ 1 секции шин"/>
+                  <w:listItem w:displayText="АВР / АВР: Разрешение отключения ВВ 2 секции шин" w:value="АВР / АВР: Разрешение отключения ВВ 2 секции шин"/>
                   <w:listItem w:displayText="АВР / АВР: Функция введена в работу" w:value="АВР / АВР: Функция введена в работу"/>
                   <w:listItem w:displayText="АВР / АВР: Функция оперативно выведена из работы" w:value="АВР / АВР: Функция оперативно выведена из работы"/>
                   <w:listItem w:displayText="АВР / ЗАВР: Запрет АВР" w:value="АВР / ЗАВР: Запрет АВР"/>
-                  <w:listItem w:displayText="АПВ ВВ / АПВ ВВ: АПВ неуспешно" w:value="АПВ ВВ / АПВ ВВ: АПВ неуспешно"/>
-                  <w:listItem w:displayText="АПВ ВВ / АПВ ВВ: АПВ успешно" w:value="АПВ ВВ / АПВ ВВ: АПВ успешно"/>
-                  <w:listItem w:displayText="АПВ ВВ / АПВ ВВ: Аварийное отключение" w:value="АПВ ВВ / АПВ ВВ: Аварийное отключение"/>
-                  <w:listItem w:displayText="АПВ ВВ / АПВ ВВ: Включение с контролем синхронизма" w:value="АПВ ВВ / АПВ ВВ: Включение с контролем синхронизма"/>
-                  <w:listItem w:displayText="АПВ ВВ / АПВ ВВ: Включить" w:value="АПВ ВВ / АПВ ВВ: Включить"/>
-                  <w:listItem w:displayText="АПВ ВВ / АПВ ВВ: Выключатель включен" w:value="АПВ ВВ / АПВ ВВ: Выключатель включен"/>
-                  <w:listItem w:displayText="АПВ ВВ / АПВ ВВ: Готовность" w:value="АПВ ВВ / АПВ ВВ: Готовность"/>
-                  <w:listItem w:displayText="АПВ ВВ / АПВ ВВ: Задержка включения" w:value="АПВ ВВ / АПВ ВВ: Задержка включения"/>
-                  <w:listItem w:displayText="АПВ ВВ / АПВ ВВ: Неуспешный цикл" w:value="АПВ ВВ / АПВ ВВ: Неуспешный цикл"/>
-                  <w:listItem w:displayText="АПВ ВВ / АПВ ВВ: Общая готовность" w:value="АПВ ВВ / АПВ ВВ: Общая готовность"/>
-                  <w:listItem w:displayText="АПВ ВВ / АПВ ВВ: Ожидание срабатывания" w:value="АПВ ВВ / АПВ ВВ: Ожидание срабатывания"/>
-                  <w:listItem w:displayText="АПВ ВВ / АПВ ВВ: Пуск" w:value="АПВ ВВ / АПВ ВВ: Пуск"/>
-                  <w:listItem w:displayText="АПВ ВВ / АПВ ВВ: Функция введена в работу" w:value="АПВ ВВ / АПВ ВВ: Функция введена в работу"/>
-                  <w:listItem w:displayText="АПВ ВВ / АПВ ВВ: Функция оперативно выведена из работы" w:value="АПВ ВВ / АПВ ВВ: Функция оперативно выведена из работы"/>
-                  <w:listItem w:displayText="АПВ ВВ / АПВ ВВ: Цикл АПВ прерван" w:value="АПВ ВВ / АПВ ВВ: Цикл АПВ прерван"/>
-                  <w:listItem w:displayText="АУ / АУ: Ввод ускорения" w:value="АУ / АУ: Ввод ускорения"/>
-                  <w:listItem w:displayText="АУ / АУ: Срабатывание" w:value="АУ / АУ: Срабатывание"/>
-                  <w:listItem w:displayText="АУ / АУ: Функция введена в работу" w:value="АУ / АУ: Функция введена в работу"/>
-                  <w:listItem w:displayText="АУ / АУ: Функция оперативно выведена из работы" w:value="АУ / АУ: Функция оперативно выведена из работы"/>
                   <w:listItem w:displayText="БК / БК: Срабатывание быстродействующих ступеней" w:value="БК / БК: Срабатывание быстродействующих ступеней"/>
                   <w:listItem w:displayText="БК / БК: Срабатывание медленнодействующих ступеней" w:value="БК / БК: Срабатывание медленнодействующих ступеней"/>
                   <w:listItem w:displayText="БК / БК: Функция введена в работу" w:value="БК / БК: Функция введена в работу"/>
                   <w:listItem w:displayText="БК / БК: Функция оперативно выведена из работы" w:value="БК / БК: Функция оперативно выведена из работы"/>
-                  <w:listItem w:displayText="БННвв / БННвв: Неисправность ЦН" w:value="БННвв / БННвв: Неисправность ЦН"/>
-                  <w:listItem w:displayText="БННвв / БННвв: Отключение автомата ТН" w:value="БННвв / БННвв: Отключение автомата ТН"/>
-                  <w:listItem w:displayText="БННвв / БННвв: Пуск 3U03f" w:value="БННвв / БННвв: Пуск 3U03f"/>
-                  <w:listItem w:displayText="БННвв / БННвв: Пуск U2I2" w:value="БННвв / БННвв: Пуск U2I2"/>
-                  <w:listItem w:displayText="БННвв / БННвв: Пуск dU0" w:value="БННвв / БННвв: Пуск dU0"/>
-                  <w:listItem w:displayText="БННвв / БННвв: Пуск minU3p" w:value="БННвв / БННвв: Пуск minU3p"/>
-                  <w:listItem w:displayText="БННвв / БННвв: Срабатывание" w:value="БННвв / БННвв: Срабатывание"/>
-                  <w:listItem w:displayText="БННвв / БННвв: Функция введена в работу" w:value="БННвв / БННвв: Функция введена в работу"/>
-                  <w:listItem w:displayText="БННвв / БННвв: Функция оперативно выведена из работы" w:value="БННвв / БННвв: Функция оперативно выведена из работы"/>
-                  <w:listItem w:displayText="БННш / БННш: Неисправность ЦН" w:value="БННш / БННш: Неисправность ЦН"/>
-                  <w:listItem w:displayText="БННш / БННш: Отключение автомата ТН" w:value="БННш / БННш: Отключение автомата ТН"/>
-                  <w:listItem w:displayText="БННш / БННш: Пуск 3U03f" w:value="БННш / БННш: Пуск 3U03f"/>
-                  <w:listItem w:displayText="БННш / БННш: Пуск U2I2" w:value="БННш / БННш: Пуск U2I2"/>
-                  <w:listItem w:displayText="БННш / БННш: Пуск dU0" w:value="БННш / БННш: Пуск dU0"/>
-                  <w:listItem w:displayText="БННш / БННш: Пуск minU3p" w:value="БННш / БННш: Пуск minU3p"/>
-                  <w:listItem w:displayText="БННш / БННш: Срабатывание" w:value="БННш / БННш: Срабатывание"/>
-                  <w:listItem w:displayText="БННш / БННш: Функция введена в работу" w:value="БННш / БННш: Функция введена в работу"/>
-                  <w:listItem w:displayText="БННш / БННш: Функция оперативно выведена из работы" w:value="БННш / БННш: Функция оперативно выведена из работы"/>
-                  <w:listItem w:displayText="ВНР / ВНР: Включение с КС" w:value="ВНР / ВНР: Включение с КС"/>
-                  <w:listItem w:displayText="ВНР / ВНР: Включить" w:value="ВНР / ВНР: Включить"/>
-                  <w:listItem w:displayText="ВНР / ВНР: Задержка включения с КС" w:value="ВНР / ВНР: Задержка включения с КС"/>
+                  <w:listItem w:displayText="БНН 1сш / БНН 1сш: Неисправность ЦН" w:value="БНН 1сш / БНН 1сш: Неисправность ЦН"/>
+                  <w:listItem w:displayText="БНН 1сш / БНН 1сш: Отключение автомата ТН" w:value="БНН 1сш / БНН 1сш: Отключение автомата ТН"/>
+                  <w:listItem w:displayText="БНН 1сш / БНН 1сш: Пуск 3U03f" w:value="БНН 1сш / БНН 1сш: Пуск 3U03f"/>
+                  <w:listItem w:displayText="БНН 1сш / БНН 1сш: Пуск U2I2" w:value="БНН 1сш / БНН 1сш: Пуск U2I2"/>
+                  <w:listItem w:displayText="БНН 1сш / БНН 1сш: Пуск dU0" w:value="БНН 1сш / БНН 1сш: Пуск dU0"/>
+                  <w:listItem w:displayText="БНН 1сш / БНН 1сш: Пуск minU3p" w:value="БНН 1сш / БНН 1сш: Пуск minU3p"/>
+                  <w:listItem w:displayText="БНН 1сш / БНН 1сш: Срабатывание" w:value="БНН 1сш / БНН 1сш: Срабатывание"/>
+                  <w:listItem w:displayText="БНН 1сш / БНН 1сш: Функция введена в работу" w:value="БНН 1сш / БНН 1сш: Функция введена в работу"/>
+                  <w:listItem w:displayText="БНН 1сш / БНН 1сш: Функция оперативно выведена из работы" w:value="БНН 1сш / БНН 1сш: Функция оперативно выведена из работы"/>
+                  <w:listItem w:displayText="БНН 2сш / БНН 2сш: Неисправность ЦН" w:value="БНН 2сш / БНН 2сш: Неисправность ЦН"/>
+                  <w:listItem w:displayText="БНН 2сш / БНН 2сш: Отключение автомата ТН" w:value="БНН 2сш / БНН 2сш: Отключение автомата ТН"/>
+                  <w:listItem w:displayText="БНН 2сш / БНН 2сш: Пуск U2I2" w:value="БНН 2сш / БНН 2сш: Пуск U2I2"/>
+                  <w:listItem w:displayText="БНН 2сш / БНН 2сш: Пуск minU3p" w:value="БНН 2сш / БНН 2сш: Пуск minU3p"/>
+                  <w:listItem w:displayText="БНН 2сш / БНН 2сш: Срабатывание" w:value="БНН 2сш / БНН 2сш: Срабатывание"/>
+                  <w:listItem w:displayText="БНН 2сш / БНН 2сш: Функция введена в работу" w:value="БНН 2сш / БНН 2сш: Функция введена в работу"/>
+                  <w:listItem w:displayText="БНН 2сш / БНН 2сш: Функция оперативно выведена из работы" w:value="БНН 2сш / БНН 2сш: Функция оперативно выведена из работы"/>
+                  <w:listItem w:displayText="ВНР / ВНР: Включение ВВ 1 секции шин" w:value="ВНР / ВНР: Включение ВВ 1 секции шин"/>
+                  <w:listItem w:displayText="ВНР / ВНР: Включение ВВ 2 секции шин" w:value="ВНР / ВНР: Включение ВВ 2 секции шин"/>
+                  <w:listItem w:displayText="ВНР / ВНР: Готовность ВВ 1 секции шин" w:value="ВНР / ВНР: Готовность ВВ 1 секции шин"/>
+                  <w:listItem w:displayText="ВНР / ВНР: Готовность ВВ 2 секции шин" w:value="ВНР / ВНР: Готовность ВВ 2 секции шин"/>
                   <w:listItem w:displayText="ВНР / ВНР: Ожидание ВНР" w:value="ВНР / ВНР: Ожидание ВНР"/>
-                  <w:listItem w:displayText="ВНР / ВНР: Отключить резервный ВВ или СВ" w:value="ВНР / ВНР: Отключить резервный ВВ или СВ"/>
+                  <w:listItem w:displayText="ВНР / ВНР: Отключить" w:value="ВНР / ВНР: Отключить"/>
                   <w:listItem w:displayText="ВНР / ВНР: Функция введена в работу" w:value="ВНР / ВНР: Функция введена в работу"/>
                   <w:listItem w:displayText="ВНР / ВНР: Функция оперативно выведена из работы" w:value="ВНР / ВНР: Функция оперативно выведена из работы"/>
                   <w:listItem w:displayText="ДЗ / АУ ДЗ: Пуск автоматического ускорения ДЗ" w:value="ДЗ / АУ ДЗ: Пуск автоматического ускорения ДЗ"/>
@@ -6747,7 +5353,14 @@
                   <w:listItem w:displayText="ДЗ / ДЗ-фф 3ст.: Срабатывание на сигнал" w:value="ДЗ / ДЗ-фф 3ст.: Срабатывание на сигнал"/>
                   <w:listItem w:displayText="ДЗ / ДЗ-фф 3ст.: Функция введена в работу" w:value="ДЗ / ДЗ-фф 3ст.: Функция введена в работу"/>
                   <w:listItem w:displayText="ДЗ / ДЗ-фф 3ст.: Функция оперативно выведена из работы" w:value="ДЗ / ДЗ-фф 3ст.: Функция оперативно выведена из работы"/>
-                  <w:listItem w:displayText="ДЗ / ДЗ: Пуск" w:value="ДЗ / ДЗ: Пуск"/>
+                  <w:listItem w:displayText="ДЗ / ДЗ-фф 4ст.: Пуск ДЗ-фф 4 ст." w:value="ДЗ / ДЗ-фф 4ст.: Пуск ДЗ-фф 4 ст."/>
+                  <w:listItem w:displayText="ДЗ / ДЗ-фф 4ст.: Пуск ИО сопротивления Zab (фаза-фаза4)" w:value="ДЗ / ДЗ-фф 4ст.: Пуск ИО сопротивления Zab (фаза-фаза4)"/>
+                  <w:listItem w:displayText="ДЗ / ДЗ-фф 4ст.: Пуск ИО сопротивления Zbc (фаза-фаза4)" w:value="ДЗ / ДЗ-фф 4ст.: Пуск ИО сопротивления Zbc (фаза-фаза4)"/>
+                  <w:listItem w:displayText="ДЗ / ДЗ-фф 4ст.: Пуск ИО сопротивления Zca (фаза-фаза4)" w:value="ДЗ / ДЗ-фф 4ст.: Пуск ИО сопротивления Zca (фаза-фаза4)"/>
+                  <w:listItem w:displayText="ДЗ / ДЗ-фф 4ст.: Срабатывание ДЗ-фф 4 ст." w:value="ДЗ / ДЗ-фф 4ст.: Срабатывание ДЗ-фф 4 ст."/>
+                  <w:listItem w:displayText="ДЗ / ДЗ-фф 4ст.: Срабатывание на сигнал" w:value="ДЗ / ДЗ-фф 4ст.: Срабатывание на сигнал"/>
+                  <w:listItem w:displayText="ДЗ / ДЗ-фф 4ст.: Функция введена в работу" w:value="ДЗ / ДЗ-фф 4ст.: Функция введена в работу"/>
+                  <w:listItem w:displayText="ДЗ / ДЗ-фф 4ст.: Функция оперативно выведена из работы" w:value="ДЗ / ДЗ-фф 4ст.: Функция оперативно выведена из работы"/>
                   <w:listItem w:displayText="ДЗ / ОН: Обратное" w:value="ДЗ / ОН: Обратное"/>
                   <w:listItem w:displayText="ДЗ / ОН: Обратное направление контура BC" w:value="ДЗ / ОН: Обратное направление контура BC"/>
                   <w:listItem w:displayText="ДЗ / ОН: Обратное направление контура CA" w:value="ДЗ / ОН: Обратное направление контура CA"/>
@@ -6772,13 +5385,6 @@
                   <w:listItem w:displayText="ЗДЗ / ЗДЗ: Срабатывание на сигнал" w:value="ЗДЗ / ЗДЗ: Срабатывание на сигнал"/>
                   <w:listItem w:displayText="ЗДЗ / ЗДЗ: Функция введена в работу" w:value="ЗДЗ / ЗДЗ: Функция введена в работу"/>
                   <w:listItem w:displayText="ЗДЗ / ЗДЗ: Функция оперативно выведена из работы" w:value="ЗДЗ / ЗДЗ: Функция оперативно выведена из работы"/>
-                  <w:listItem w:displayText="ЗМН / ЗМН: Пуск" w:value="ЗМН / ЗМН: Пуск"/>
-                  <w:listItem w:displayText="ЗМН / ЗМН: Пуск ИО напряжения" w:value="ЗМН / ЗМН: Пуск ИО напряжения"/>
-                  <w:listItem w:displayText="ЗМН / ЗМН: Пуск ИО напряжения ОП" w:value="ЗМН / ЗМН: Пуск ИО напряжения ОП"/>
-                  <w:listItem w:displayText="ЗМН / ЗМН: Срабатывание" w:value="ЗМН / ЗМН: Срабатывание"/>
-                  <w:listItem w:displayText="ЗМН / ЗМН: Срабатывание на сигнал" w:value="ЗМН / ЗМН: Срабатывание на сигнал"/>
-                  <w:listItem w:displayText="ЗМН / ЗМН: Функция введена в работу" w:value="ЗМН / ЗМН: Функция введена в работу"/>
-                  <w:listItem w:displayText="ЗМН / ЗМН: Функция оперативно выведена из работы" w:value="ЗМН / ЗМН: Функция оперативно выведена из работы"/>
                   <w:listItem w:displayText="ЗОП / ЗОП: Пуск" w:value="ЗОП / ЗОП: Пуск"/>
                   <w:listItem w:displayText="ЗОП / ЗОП: Пуск ИО по несимметрии токов прямой и обратной последовательности" w:value="ЗОП / ЗОП: Пуск ИО по несимметрии токов прямой и обратной последовательности"/>
                   <w:listItem w:displayText="ЗОП / ЗОП: Пуск ИО тока обратной последовательности" w:value="ЗОП / ЗОП: Пуск ИО тока обратной последовательности"/>
@@ -6786,126 +5392,26 @@
                   <w:listItem w:displayText="ЗОП / ЗОП: Срабатывание на сигнал" w:value="ЗОП / ЗОП: Срабатывание на сигнал"/>
                   <w:listItem w:displayText="ЗОП / ЗОП: Функция введена в работу" w:value="ЗОП / ЗОП: Функция введена в работу"/>
                   <w:listItem w:displayText="ЗОП / ЗОП: Функция оперативно выведена из работы" w:value="ЗОП / ЗОП: Функция оперативно выведена из работы"/>
-                  <w:listItem w:displayText="ЗП / ЗП: Пуск" w:value="ЗП / ЗП: Пуск"/>
-                  <w:listItem w:displayText="ЗП / ЗП: Пуск ИО максимального тока" w:value="ЗП / ЗП: Пуск ИО максимального тока"/>
-                  <w:listItem w:displayText="ЗП / ЗП: Срабатывание" w:value="ЗП / ЗП: Срабатывание"/>
-                  <w:listItem w:displayText="ЗП / ЗП: Срабатывание на сигнал" w:value="ЗП / ЗП: Срабатывание на сигнал"/>
-                  <w:listItem w:displayText="ЗП / ЗП: Функция введена в работу" w:value="ЗП / ЗП: Функция введена в работу"/>
-                  <w:listItem w:displayText="ЗП / ЗП: Функция оперативно выведена из работы" w:value="ЗП / ЗП: Функция оперативно выведена из работы"/>
-                  <w:listItem w:displayText="КА / В: Выключатель включен" w:value="КА / В: Выключатель включен"/>
-                  <w:listItem w:displayText="КА / В: Выключатель отключен" w:value="КА / В: Выключатель отключен"/>
-                  <w:listItem w:displayText="КА / В: Команда «включить» выключатель через выходное реле" w:value="КА / В: Команда «включить» выключатель через выходное реле"/>
-                  <w:listItem w:displayText="КА / В: Команда «отключить» выключатель через выходное реле" w:value="КА / В: Команда «отключить» выключатель через выходное реле"/>
-                  <w:listItem w:displayText="КА / В: Неисправное положение выключателя" w:value="КА / В: Неисправное положение выключателя"/>
-                  <w:listItem w:displayText="КА / В: Промежуточное положение выключателя" w:value="КА / В: Промежуточное положение выключателя"/>
-                  <w:listItem w:displayText="КА / В: Функция введена в работу" w:value="КА / В: Функция введена в работу"/>
-                  <w:listItem w:displayText="КА / ВЭ1: Команда «вкатить» выкатной элемент через выходное реле" w:value="КА / ВЭ1: Команда «вкатить» выкатной элемент через выходное реле"/>
-                  <w:listItem w:displayText="КА / ВЭ1: Команда «выкатить» выкатной элемент через выходное реле" w:value="КА / ВЭ1: Команда «выкатить» выкатной элемент через выходное реле"/>
-                  <w:listItem w:displayText="КА / ВЭ1: Неисправное положение выкатного элемента" w:value="КА / ВЭ1: Неисправное положение выкатного элемента"/>
-                  <w:listItem w:displayText="КА / ВЭ1: Положение выкатного элемента «Вкачен»" w:value="КА / ВЭ1: Положение выкатного элемента «Вкачен»"/>
-                  <w:listItem w:displayText="КА / ВЭ1: Положение выкатного элемента «Выкачен»" w:value="КА / ВЭ1: Положение выкатного элемента «Выкачен»"/>
-                  <w:listItem w:displayText="КА / ВЭ1: Промежуточное положение выкатного элемента" w:value="КА / ВЭ1: Промежуточное положение выкатного элемента"/>
-                  <w:listItem w:displayText="КА / ВЭ1: Ремонтное положение выкатного элемента" w:value="КА / ВЭ1: Ремонтное положение выкатного элемента"/>
-                  <w:listItem w:displayText="КА / ВЭ1: Функция введена в работу" w:value="КА / ВЭ1: Функция введена в работу"/>
-                  <w:listItem w:displayText="КА / ВЭ2: Команда «вкатить» выкатной элемент через выходное реле" w:value="КА / ВЭ2: Команда «вкатить» выкатной элемент через выходное реле"/>
-                  <w:listItem w:displayText="КА / ВЭ2: Команда «выкатить» выкатной элемент через выходное реле" w:value="КА / ВЭ2: Команда «выкатить» выкатной элемент через выходное реле"/>
-                  <w:listItem w:displayText="КА / ВЭ2: Неисправное положение выкатного элемента" w:value="КА / ВЭ2: Неисправное положение выкатного элемента"/>
-                  <w:listItem w:displayText="КА / ВЭ2: Положение выкатного элемента «Вкачен»" w:value="КА / ВЭ2: Положение выкатного элемента «Вкачен»"/>
-                  <w:listItem w:displayText="КА / ВЭ2: Положение выкатного элемента «Выкачен»" w:value="КА / ВЭ2: Положение выкатного элемента «Выкачен»"/>
-                  <w:listItem w:displayText="КА / ВЭ2: Промежуточное положение выкатного элемента" w:value="КА / ВЭ2: Промежуточное положение выкатного элемента"/>
-                  <w:listItem w:displayText="КА / ВЭ2: Ремонтное положение выкатного элемента" w:value="КА / ВЭ2: Ремонтное положение выкатного элемента"/>
-                  <w:listItem w:displayText="КА / ВЭ2: Функция введена в работу" w:value="КА / ВЭ2: Функция введена в работу"/>
-                  <w:listItem w:displayText="КА / ЗН: Заземляющий нож включен" w:value="КА / ЗН: Заземляющий нож включен"/>
-                  <w:listItem w:displayText="КА / ЗН: Заземляющий нож отключен" w:value="КА / ЗН: Заземляющий нож отключен"/>
-                  <w:listItem w:displayText="КА / ЗН: Команда «включить» заземляющий нож через выходное реле" w:value="КА / ЗН: Команда «включить» заземляющий нож через выходное реле"/>
-                  <w:listItem w:displayText="КА / ЗН: Команда «отключить» заземляющий нож через выходное реле" w:value="КА / ЗН: Команда «отключить» заземляющий нож через выходное реле"/>
-                  <w:listItem w:displayText="КА / ЗН: Неисправное положение заземляющего ножа" w:value="КА / ЗН: Неисправное положение заземляющего ножа"/>
-                  <w:listItem w:displayText="КА / ЗН: Промежуточное положение заземляющего ножа" w:value="КА / ЗН: Промежуточное положение заземляющего ножа"/>
-                  <w:listItem w:displayText="КА / ЗН: Функция введена в работу" w:value="КА / ЗН: Функция введена в работу"/>
-                  <w:listItem w:displayText="КА / КА: Функция введена в работу" w:value="КА / КА: Функция введена в работу"/>
-                  <w:listItem w:displayText="КА / КА: Функция оперативно выведена из работы" w:value="КА / КА: Функция оперативно выведена из работы"/>
-                  <w:listItem w:displayText="КННвв / КННвв: Пуск" w:value="КННвв / КННвв: Пуск"/>
-                  <w:listItem w:displayText="КННвв / КННвв: Пуск ИО напряжения" w:value="КННвв / КННвв: Пуск ИО напряжения"/>
-                  <w:listItem w:displayText="КННвв / КННвв: Пуск ИО напряжения ОП" w:value="КННвв / КННвв: Пуск ИО напряжения ОП"/>
-                  <w:listItem w:displayText="КННвв / КННвв: Функция введена в работу" w:value="КННвв / КННвв: Функция введена в работу"/>
-                  <w:listItem w:displayText="КННвв / КННвв: Функция оперативно выведена из работы" w:value="КННвв / КННвв: Функция оперативно выведена из работы"/>
-                  <w:listItem w:displayText="КННш / КННш: Пуск" w:value="КННш / КННш: Пуск"/>
-                  <w:listItem w:displayText="КННш / КННш: Пуск ИО напряжения" w:value="КННш / КННш: Пуск ИО напряжения"/>
-                  <w:listItem w:displayText="КННш / КННш: Пуск ИО напряжения ОП" w:value="КННш / КННш: Пуск ИО напряжения ОП"/>
-                  <w:listItem w:displayText="КННш / КННш: Функция введена в работу" w:value="КННш / КННш: Функция введена в работу"/>
-                  <w:listItem w:displayText="КННш / КННш: Функция оперативно выведена из работы" w:value="КННш / КННш: Функция оперативно выведена из работы"/>
-                  <w:listItem w:displayText="КОНвв / КОНвв: Пуск" w:value="КОНвв / КОНвв: Пуск"/>
-                  <w:listItem w:displayText="КОНвв / КОНвв: Пуск ИО напряжения" w:value="КОНвв / КОНвв: Пуск ИО напряжения"/>
-                  <w:listItem w:displayText="КОНвв / КОНвв: Пуск ИО напряжения ОП" w:value="КОНвв / КОНвв: Пуск ИО напряжения ОП"/>
-                  <w:listItem w:displayText="КОНвв / КОНвв: Функция введена в работу" w:value="КОНвв / КОНвв: Функция введена в работу"/>
-                  <w:listItem w:displayText="КОНвв / КОНвв: Функция оперативно выведена из работы" w:value="КОНвв / КОНвв: Функция оперативно выведена из работы"/>
-                  <w:listItem w:displayText="КОНш / КОНш: Пуск" w:value="КОНш / КОНш: Пуск"/>
-                  <w:listItem w:displayText="КОНш / КОНш: Пуск ИО напряжения" w:value="КОНш / КОНш: Пуск ИО напряжения"/>
-                  <w:listItem w:displayText="КОНш / КОНш: Пуск ИО напряжения ОП" w:value="КОНш / КОНш: Пуск ИО напряжения ОП"/>
-                  <w:listItem w:displayText="КОНш / КОНш: Функция введена в работу" w:value="КОНш / КОНш: Функция введена в работу"/>
-                  <w:listItem w:displayText="КОНш / КОНш: Функция оперативно выведена из работы" w:value="КОНш / КОНш: Функция оперативно выведена из работы"/>
-                  <w:listItem w:displayText="КП / КП: Идет переключение" w:value="КП / КП: Идет переключение"/>
-                  <w:listItem w:displayText="КП / КП: Функция введена в работу" w:value="КП / КП: Функция введена в работу"/>
-                  <w:listItem w:displayText="КП / КП: Функция оперативно выведена из работы" w:value="КП / КП: Функция оперативно выведена из работы"/>
-                  <w:listItem w:displayText="КП / ОБР В: Блокировка включения" w:value="КП / ОБР В: Блокировка включения"/>
-                  <w:listItem w:displayText="КП / ОБР В: Разрешить включение" w:value="КП / ОБР В: Разрешить включение"/>
-                  <w:listItem w:displayText="КП / ОБР ВЭ1: Разрешение управления первым выкатным элементом" w:value="КП / ОБР ВЭ1: Разрешение управления первым выкатным элементом"/>
-                  <w:listItem w:displayText="КП / ОБР ВЭ2: Разрешение управления вторым выкатным элементом" w:value="КП / ОБР ВЭ2: Разрешение управления вторым выкатным элементом"/>
-                  <w:listItem w:displayText="КП / ОБР ЗН: Разрешение управления заземляющим ножом" w:value="КП / ОБР ЗН: Разрешение управления заземляющим ножом"/>
-                  <w:listItem w:displayText="КП / УВ: Включение с контролем синхронизма" w:value="КП / УВ: Включение с контролем синхронизма"/>
-                  <w:listItem w:displayText="КП / УВ: Включить выключатель" w:value="КП / УВ: Включить выключатель"/>
-                  <w:listItem w:displayText="КП / УВ: Задержка включения с контролем синхронизма" w:value="КП / УВ: Задержка включения с контролем синхронизма"/>
-                  <w:listItem w:displayText="КП / УВ: Идет переключение" w:value="КП / УВ: Идет переключение"/>
-                  <w:listItem w:displayText="КП / УВ: Отключить выключатель" w:value="КП / УВ: Отключить выключатель"/>
-                  <w:listItem w:displayText="КП / УВ: Поведение местного управления" w:value="КП / УВ: Поведение местного управления"/>
-                  <w:listItem w:displayText="КП / УВ: Положение В (Включено)" w:value="КП / УВ: Положение В (Включено)"/>
-                  <w:listItem w:displayText="КП / УВ: Положение В (Не определено)" w:value="КП / УВ: Положение В (Не определено)"/>
-                  <w:listItem w:displayText="КП / УВ: Положение В (Неисправность)" w:value="КП / УВ: Положение В (Неисправность)"/>
-                  <w:listItem w:displayText="КП / УВ: Положение В (Отключено)" w:value="КП / УВ: Положение В (Отключено)"/>
-                  <w:listItem w:displayText="КП / УВ: Положение ключа режима управления" w:value="КП / УВ: Положение ключа режима управления"/>
-                  <w:listItem w:displayText="КП / УВ: Право переключения на уровне станции" w:value="КП / УВ: Право переключения на уровне станции"/>
-                  <w:listItem w:displayText="КП / УВ: Сигнал превышения допустимого времени переключения" w:value="КП / УВ: Сигнал превышения допустимого времени переключения"/>
-                  <w:listItem w:displayText="КП / УВ: Функция введена в работу" w:value="КП / УВ: Функция введена в работу"/>
-                  <w:listItem w:displayText="КП / УВЭ1: Вкатить первый выкатной элемент" w:value="КП / УВЭ1: Вкатить первый выкатной элемент"/>
-                  <w:listItem w:displayText="КП / УВЭ1: Выкатить первый выкатной элемент" w:value="КП / УВЭ1: Выкатить первый выкатной элемент"/>
-                  <w:listItem w:displayText="КП / УВЭ1: Идет переключение" w:value="КП / УВЭ1: Идет переключение"/>
-                  <w:listItem w:displayText="КП / УВЭ1: Поведение местного управления" w:value="КП / УВЭ1: Поведение местного управления"/>
-                  <w:listItem w:displayText="КП / УВЭ1: Положение ВЭ1 (Вкачен)" w:value="КП / УВЭ1: Положение ВЭ1 (Вкачен)"/>
-                  <w:listItem w:displayText="КП / УВЭ1: Положение ВЭ1 (Выкачен)" w:value="КП / УВЭ1: Положение ВЭ1 (Выкачен)"/>
-                  <w:listItem w:displayText="КП / УВЭ1: Положение ВЭ1 (Не определено)" w:value="КП / УВЭ1: Положение ВЭ1 (Не определено)"/>
-                  <w:listItem w:displayText="КП / УВЭ1: Положение ВЭ1 (Неисправность)" w:value="КП / УВЭ1: Положение ВЭ1 (Неисправность)"/>
-                  <w:listItem w:displayText="КП / УВЭ1: Положение ключа режима управления" w:value="КП / УВЭ1: Положение ключа режима управления"/>
-                  <w:listItem w:displayText="КП / УВЭ1: Право переключения на уровне станции" w:value="КП / УВЭ1: Право переключения на уровне станции"/>
-                  <w:listItem w:displayText="КП / УВЭ1: Сигнал превышения допустимого времени переключения" w:value="КП / УВЭ1: Сигнал превышения допустимого времени переключения"/>
-                  <w:listItem w:displayText="КП / УВЭ1: Функция введена в работу" w:value="КП / УВЭ1: Функция введена в работу"/>
-                  <w:listItem w:displayText="КП / УВЭ2: Вкатить второй выкатной элемент" w:value="КП / УВЭ2: Вкатить второй выкатной элемент"/>
-                  <w:listItem w:displayText="КП / УВЭ2: Выкатить второй выкатной элемент" w:value="КП / УВЭ2: Выкатить второй выкатной элемент"/>
-                  <w:listItem w:displayText="КП / УВЭ2: Идет переключение" w:value="КП / УВЭ2: Идет переключение"/>
-                  <w:listItem w:displayText="КП / УВЭ2: Поведение местного управления" w:value="КП / УВЭ2: Поведение местного управления"/>
-                  <w:listItem w:displayText="КП / УВЭ2: Положение ВЭ2 (Вкачен)" w:value="КП / УВЭ2: Положение ВЭ2 (Вкачен)"/>
-                  <w:listItem w:displayText="КП / УВЭ2: Положение ВЭ2 (Выкачен)" w:value="КП / УВЭ2: Положение ВЭ2 (Выкачен)"/>
-                  <w:listItem w:displayText="КП / УВЭ2: Положение ВЭ2 (Не определено)" w:value="КП / УВЭ2: Положение ВЭ2 (Не определено)"/>
-                  <w:listItem w:displayText="КП / УВЭ2: Положение ВЭ2 (Неисправность)" w:value="КП / УВЭ2: Положение ВЭ2 (Неисправность)"/>
-                  <w:listItem w:displayText="КП / УВЭ2: Положение ключа режима управления" w:value="КП / УВЭ2: Положение ключа режима управления"/>
-                  <w:listItem w:displayText="КП / УВЭ2: Право переключения на уровне станции" w:value="КП / УВЭ2: Право переключения на уровне станции"/>
-                  <w:listItem w:displayText="КП / УВЭ2: Сигнал превышения допустимого времени переключения" w:value="КП / УВЭ2: Сигнал превышения допустимого времени переключения"/>
-                  <w:listItem w:displayText="КП / УВЭ2: Функция введена в работу" w:value="КП / УВЭ2: Функция введена в работу"/>
-                  <w:listItem w:displayText="КП / УЗН: Включить заземляющий нож" w:value="КП / УЗН: Включить заземляющий нож"/>
-                  <w:listItem w:displayText="КП / УЗН: Идет переключение" w:value="КП / УЗН: Идет переключение"/>
-                  <w:listItem w:displayText="КП / УЗН: Отключить заземляющий нож" w:value="КП / УЗН: Отключить заземляющий нож"/>
-                  <w:listItem w:displayText="КП / УЗН: Поведение местного управления" w:value="КП / УЗН: Поведение местного управления"/>
-                  <w:listItem w:displayText="КП / УЗН: Положение ЗН (Включено)" w:value="КП / УЗН: Положение ЗН (Включено)"/>
-                  <w:listItem w:displayText="КП / УЗН: Положение ЗН (Не определено)" w:value="КП / УЗН: Положение ЗН (Не определено)"/>
-                  <w:listItem w:displayText="КП / УЗН: Положение ЗН (Неисправность)" w:value="КП / УЗН: Положение ЗН (Неисправность)"/>
-                  <w:listItem w:displayText="КП / УЗН: Положение ЗН (Отключено)" w:value="КП / УЗН: Положение ЗН (Отключено)"/>
-                  <w:listItem w:displayText="КП / УЗН: Положение ключа режима управления" w:value="КП / УЗН: Положение ключа режима управления"/>
-                  <w:listItem w:displayText="КП / УЗН: Право переключения на уровне станции" w:value="КП / УЗН: Право переключения на уровне станции"/>
-                  <w:listItem w:displayText="КП / УЗН: Сигнал превышения допустимого времени переключения" w:value="КП / УЗН: Сигнал превышения допустимого времени переключения"/>
-                  <w:listItem w:displayText="КП / УЗН: Функция введена в работу" w:value="КП / УЗН: Функция введена в работу"/>
-                  <w:listItem w:displayText="КРВ / КРВ: Превышен коммутационный ресурс выключателя" w:value="КРВ / КРВ: Превышен коммутационный ресурс выключателя"/>
-                  <w:listItem w:displayText="КРВ / КРВ: Превышен механический ресурс выключателя" w:value="КРВ / КРВ: Превышен механический ресурс выключателя"/>
-                  <w:listItem w:displayText="КРВ / КРВ: Превышен ресурс выключателя" w:value="КРВ / КРВ: Превышен ресурс выключателя"/>
-                  <w:listItem w:displayText="КРВ / КРВ: Функция введена в работу" w:value="КРВ / КРВ: Функция введена в работу"/>
+                  <w:listItem w:displayText="КНН 1сш / КНН 1сш: Пуск" w:value="КНН 1сш / КНН 1сш: Пуск"/>
+                  <w:listItem w:displayText="КНН 1сш / КНН 1сш: Пуск ИО напряжения" w:value="КНН 1сш / КНН 1сш: Пуск ИО напряжения"/>
+                  <w:listItem w:displayText="КНН 1сш / КНН 1сш: Пуск ИО напряжения ОП" w:value="КНН 1сш / КНН 1сш: Пуск ИО напряжения ОП"/>
+                  <w:listItem w:displayText="КНН 1сш / КНН 1сш: Функция введена в работу" w:value="КНН 1сш / КНН 1сш: Функция введена в работу"/>
+                  <w:listItem w:displayText="КНН 1сш / КНН 1сш: Функция оперативно выведена из работы" w:value="КНН 1сш / КНН 1сш: Функция оперативно выведена из работы"/>
+                  <w:listItem w:displayText="КНН 2сш / КНН 2сш: Пуск" w:value="КНН 2сш / КНН 2сш: Пуск"/>
+                  <w:listItem w:displayText="КНН 2сш / КНН 2сш: Пуск ИО напряжения" w:value="КНН 2сш / КНН 2сш: Пуск ИО напряжения"/>
+                  <w:listItem w:displayText="КНН 2сш / КНН 2сш: Пуск ИО напряжения ОП" w:value="КНН 2сш / КНН 2сш: Пуск ИО напряжения ОП"/>
+                  <w:listItem w:displayText="КНН 2сш / КНН 2сш: Функция введена в работу" w:value="КНН 2сш / КНН 2сш: Функция введена в работу"/>
+                  <w:listItem w:displayText="КНН 2сш / КНН 2сш: Функция оперативно выведена из работы" w:value="КНН 2сш / КНН 2сш: Функция оперативно выведена из работы"/>
+                  <w:listItem w:displayText="КОН 1сш / КОН 1сш: Пуск" w:value="КОН 1сш / КОН 1сш: Пуск"/>
+                  <w:listItem w:displayText="КОН 1сш / КОН 1сш: Пуск ИО напряжения" w:value="КОН 1сш / КОН 1сш: Пуск ИО напряжения"/>
+                  <w:listItem w:displayText="КОН 1сш / КОН 1сш: Пуск ИО напряжения ОП" w:value="КОН 1сш / КОН 1сш: Пуск ИО напряжения ОП"/>
+                  <w:listItem w:displayText="КОН 1сш / КОН 1сш: Функция введена в работу" w:value="КОН 1сш / КОН 1сш: Функция введена в работу"/>
+                  <w:listItem w:displayText="КОН 1сш / КОН 1сш: Функция оперативно выведена из работы" w:value="КОН 1сш / КОН 1сш: Функция оперативно выведена из работы"/>
+                  <w:listItem w:displayText="КОН 2сш / КОН 2сш: Пуск" w:value="КОН 2сш / КОН 2сш: Пуск"/>
+                  <w:listItem w:displayText="КОН 2сш / КОН 2сш: Пуск ИО напряжения" w:value="КОН 2сш / КОН 2сш: Пуск ИО напряжения"/>
+                  <w:listItem w:displayText="КОН 2сш / КОН 2сш: Пуск ИО напряжения ОП" w:value="КОН 2сш / КОН 2сш: Пуск ИО напряжения ОП"/>
+                  <w:listItem w:displayText="КОН 2сш / КОН 2сш: Функция введена в работу" w:value="КОН 2сш / КОН 2сш: Функция введена в работу"/>
+                  <w:listItem w:displayText="КОН 2сш / КОН 2сш: Функция оперативно выведена из работы" w:value="КОН 2сш / КОН 2сш: Функция оперативно выведена из работы"/>
                   <w:listItem w:displayText="КС / КС: Блокировка по скорости изменения частоты" w:value="КС / КС: Блокировка по скорости изменения частоты"/>
                   <w:listItem w:displayText="КС / КС: Нет условий по напряжению" w:value="КС / КС: Нет условий по напряжению"/>
                   <w:listItem w:displayText="КС / КС: Нет условий по углу" w:value="КС / КС: Нет условий по углу"/>
@@ -6915,22 +5421,9 @@
                   <w:listItem w:displayText="КС / КС: Общий пуск" w:value="КС / КС: Общий пуск"/>
                   <w:listItem w:displayText="КС / КС: Пуск условий ожидания синхронизма" w:value="КС / КС: Пуск условий ожидания синхронизма"/>
                   <w:listItem w:displayText="КС / КС: Пуск условий улавливания синхронизма" w:value="КС / КС: Пуск условий улавливания синхронизма"/>
-                  <w:listItem w:displayText="КС / КС: Разрешение автоматического включения" w:value="КС / КС: Разрешение автоматического включения"/>
                   <w:listItem w:displayText="КС / КС: Разрешение оперативного включения" w:value="КС / КС: Разрешение оперативного включения"/>
                   <w:listItem w:displayText="КС / КС: Функция введена в работу" w:value="КС / КС: Функция введена в работу"/>
                   <w:listItem w:displayText="КС / КС: Функция оперативно выведена из работы" w:value="КС / КС: Функция оперативно выведена из работы"/>
-                  <w:listItem w:displayText="КСВ / КСВ: Блокировка включения В" w:value="КСВ / КСВ: Блокировка включения В"/>
-                  <w:listItem w:displayText="КСВ / КСВ: Блокировка отключения В" w:value="КСВ / КСВ: Блокировка отключения В"/>
-                  <w:listItem w:displayText="КСВ / КСВ: В аварийно отключен" w:value="КСВ / КСВ: В аварийно отключен"/>
-                  <w:listItem w:displayText="КСВ / КСВ: В самопроизвольно отключен" w:value="КСВ / КСВ: В самопроизвольно отключен"/>
-                  <w:listItem w:displayText="КСВ / КСВ: Защита ЭМВ" w:value="КСВ / КСВ: Защита ЭМВ"/>
-                  <w:listItem w:displayText="КСВ / КСВ: Защита ЭМО1" w:value="КСВ / КСВ: Защита ЭМО1"/>
-                  <w:listItem w:displayText="КСВ / КСВ: Защита ЭМО2" w:value="КСВ / КСВ: Защита ЭМО2"/>
-                  <w:listItem w:displayText="КСВ / КСВ: Неисправность В" w:value="КСВ / КСВ: Неисправность В"/>
-                  <w:listItem w:displayText="КСВ / КСВ: Неисправность цепей ЭМУ" w:value="КСВ / КСВ: Неисправность цепей ЭМУ"/>
-                  <w:listItem w:displayText="КСВ / КСВ: Реле фиксации команды" w:value="КСВ / КСВ: Реле фиксации команды"/>
-                  <w:listItem w:displayText="КСВ / КСВ: Функция введена в работу" w:value="КСВ / КСВ: Функция введена в работу"/>
-                  <w:listItem w:displayText="КСВ / КСВ: Функция оперативно выведена из работы" w:value="КСВ / КСВ: Функция оперативно выведена из работы"/>
                   <w:listItem w:displayText="ЛЗШ / ЛЗШ: Обнаружение неисправности" w:value="ЛЗШ / ЛЗШ: Обнаружение неисправности"/>
                   <w:listItem w:displayText="ЛЗШ / ЛЗШ: Пуск" w:value="ЛЗШ / ЛЗШ: Пуск"/>
                   <w:listItem w:displayText="ЛЗШ / ЛЗШ: Пуск ИО тока по фазе B" w:value="ЛЗШ / ЛЗШ: Пуск ИО тока по фазе B"/>
@@ -6943,27 +5436,19 @@
                   <w:listItem w:displayText="ЛЗШ / ЛЗШ: Срабатывание на сигнал" w:value="ЛЗШ / ЛЗШ: Срабатывание на сигнал"/>
                   <w:listItem w:displayText="ЛЗШ / ЛЗШ: Функция введена в работу" w:value="ЛЗШ / ЛЗШ: Функция введена в работу"/>
                   <w:listItem w:displayText="ЛЗШ / ЛЗШ: Функция оперативно выведена из работы" w:value="ЛЗШ / ЛЗШ: Функция оперативно выведена из работы"/>
-                  <w:listItem w:displayText="ЛОВ / ЗАВР ЛО: Запрет АВР" w:value="ЛОВ / ЗАВР ЛО: Запрет АВР"/>
-                  <w:listItem w:displayText="ЛОВ / ЗАВР ЛО: Функция введена в работу" w:value="ЛОВ / ЗАВР ЛО: Функция введена в работу"/>
-                  <w:listItem w:displayText="ЛОВ / ЗАВР ЛО: Функция оперативно выведена из работы" w:value="ЛОВ / ЗАВР ЛО: Функция оперативно выведена из работы"/>
-                  <w:listItem w:displayText="ЛОВ / ЗАПВ: Запрет АПВ" w:value="ЛОВ / ЗАПВ: Запрет АПВ"/>
-                  <w:listItem w:displayText="ЛОВ / ЗАПВ: Функция введена в работу" w:value="ЛОВ / ЗАПВ: Функция введена в работу"/>
-                  <w:listItem w:displayText="ЛОВ / ЗАПВ: Функция оперативно выведена из работы" w:value="ЛОВ / ЗАПВ: Функция оперативно выведена из работы"/>
-                  <w:listItem w:displayText="ЛОВ / ЛВ ВНР: Включение с КС" w:value="ЛОВ / ЛВ ВНР: Включение с КС"/>
-                  <w:listItem w:displayText="ЛОВ / ЛВ ВНР: Включить" w:value="ЛОВ / ЛВ ВНР: Включить"/>
-                  <w:listItem w:displayText="ЛОВ / ЛВ ВНР: Задержка включения с КС" w:value="ЛОВ / ЛВ ВНР: Задержка включения с КС"/>
-                  <w:listItem w:displayText="ЛОВ / ЛВ ВНР: Функция введена в работу" w:value="ЛОВ / ЛВ ВНР: Функция введена в работу"/>
-                  <w:listItem w:displayText="ЛОВ / ЛВ ВНР: Функция оперативно выведена из работы" w:value="ЛОВ / ЛВ ВНР: Функция оперативно выведена из работы"/>
-                  <w:listItem w:displayText="ЛОВ / ЛО ВНР: Отключение" w:value="ЛОВ / ЛО ВНР: Отключение"/>
-                  <w:listItem w:displayText="ЛОВ / ЛО ВНР: Отключить" w:value="ЛОВ / ЛО ВНР: Отключить"/>
-                  <w:listItem w:displayText="ЛОВ / ЛО ВНР: Функция введена в работу" w:value="ЛОВ / ЛО ВНР: Функция введена в работу"/>
-                  <w:listItem w:displayText="ЛОВ / ЛО ВНР: Функция оперативно выведена из работы" w:value="ЛОВ / ЛО ВНР: Функция оперативно выведена из работы"/>
-                  <w:listItem w:displayText="ЛОВ / ЛО РЗ: Отключение" w:value="ЛОВ / ЛО РЗ: Отключение"/>
-                  <w:listItem w:displayText="ЛОВ / ЛО РЗ: Отключить" w:value="ЛОВ / ЛО РЗ: Отключить"/>
-                  <w:listItem w:displayText="ЛОВ / ЛО РЗ: Функция введена в работу" w:value="ЛОВ / ЛО РЗ: Функция введена в работу"/>
-                  <w:listItem w:displayText="ЛОВ / ЛО РЗ: Функция оперативно выведена из работы" w:value="ЛОВ / ЛО РЗ: Функция оперативно выведена из работы"/>
+                  <w:listItem w:displayText="ЛО / ЗАВР ЛО: Запрет АВР" w:value="ЛО / ЗАВР ЛО: Запрет АВР"/>
+                  <w:listItem w:displayText="ЛО / ЗАВР ЛО: Функция введена в работу" w:value="ЛО / ЗАВР ЛО: Функция введена в работу"/>
+                  <w:listItem w:displayText="ЛО / ЗАВР ЛО: Функция оперативно выведена из работы" w:value="ЛО / ЗАВР ЛО: Функция оперативно выведена из работы"/>
+                  <w:listItem w:displayText="ЛО / ЛО ВНР: Отключение" w:value="ЛО / ЛО ВНР: Отключение"/>
+                  <w:listItem w:displayText="ЛО / ЛО ВНР: Отключить" w:value="ЛО / ЛО ВНР: Отключить"/>
+                  <w:listItem w:displayText="ЛО / ЛО ВНР: Функция введена в работу" w:value="ЛО / ЛО ВНР: Функция введена в работу"/>
+                  <w:listItem w:displayText="ЛО / ЛО ВНР: Функция оперативно выведена из работы" w:value="ЛО / ЛО ВНР: Функция оперативно выведена из работы"/>
+                  <w:listItem w:displayText="ЛО / ЛО РЗ: Отключение" w:value="ЛО / ЛО РЗ: Отключение"/>
+                  <w:listItem w:displayText="ЛО / ЛО РЗ: Отключить" w:value="ЛО / ЛО РЗ: Отключить"/>
+                  <w:listItem w:displayText="ЛО / ЛО РЗ: Функция введена в работу" w:value="ЛО / ЛО РЗ: Функция введена в работу"/>
+                  <w:listItem w:displayText="ЛО / ЛО РЗ: Функция оперативно выведена из работы" w:value="ЛО / ЛО РЗ: Функция оперативно выведена из работы"/>
                   <w:listItem w:displayText="МТЗ / АУ МТЗ: Пуск АУ" w:value="МТЗ / АУ МТЗ: Пуск АУ"/>
-                  <w:listItem w:displayText="МТЗ / БЛЗТ: Блокировка" w:value="МТЗ / БЛЗТ: Блокировка"/>
+                  <w:listItem w:displayText="МТЗ / БЛЗШ: Блокировка ЛЗШ" w:value="МТЗ / БЛЗШ: Блокировка ЛЗШ"/>
                   <w:listItem w:displayText="МТЗ / БНТ: Пуск БНТ" w:value="МТЗ / БНТ: Пуск БНТ"/>
                   <w:listItem w:displayText="МТЗ / БНТ: Пуск БНТ по фазе A" w:value="МТЗ / БНТ: Пуск БНТ по фазе A"/>
                   <w:listItem w:displayText="МТЗ / БНТ: Пуск БНТ по фазе B" w:value="МТЗ / БНТ: Пуск БНТ по фазе B"/>
@@ -7005,6 +5490,18 @@
                   <w:listItem w:displayText="МТЗ / МТЗ 3 ст.: Срабатывание на сигнал" w:value="МТЗ / МТЗ 3 ст.: Срабатывание на сигнал"/>
                   <w:listItem w:displayText="МТЗ / МТЗ 3 ст.: Функция введена в работу" w:value="МТЗ / МТЗ 3 ст.: Функция введена в работу"/>
                   <w:listItem w:displayText="МТЗ / МТЗ 3 ст.: Функция оперативно выведена из работы" w:value="МТЗ / МТЗ 3 ст.: Функция оперативно выведена из работы"/>
+                  <w:listItem w:displayText="МТЗ / МТЗ 4 ст.: Пуск" w:value="МТЗ / МТЗ 4 ст.: Пуск"/>
+                  <w:listItem w:displayText="МТЗ / МТЗ 4 ст.: Пуск ИО тока по фазе B" w:value="МТЗ / МТЗ 4 ст.: Пуск ИО тока по фазе B"/>
+                  <w:listItem w:displayText="МТЗ / МТЗ 4 ст.: Пуск ИО тока по фазе C" w:value="МТЗ / МТЗ 4 ст.: Пуск ИО тока по фазе C"/>
+                  <w:listItem w:displayText="МТЗ / МТЗ 4 ст.: Пуск ИО тока по фазе А" w:value="МТЗ / МТЗ 4 ст.: Пуск ИО тока по фазе А"/>
+                  <w:listItem w:displayText="МТЗ / МТЗ 4 ст.: Пуск ФВН" w:value="МТЗ / МТЗ 4 ст.: Пуск ФВН"/>
+                  <w:listItem w:displayText="МТЗ / МТЗ 4 ст.: Пуск по фазе B" w:value="МТЗ / МТЗ 4 ст.: Пуск по фазе B"/>
+                  <w:listItem w:displayText="МТЗ / МТЗ 4 ст.: Пуск по фазе C" w:value="МТЗ / МТЗ 4 ст.: Пуск по фазе C"/>
+                  <w:listItem w:displayText="МТЗ / МТЗ 4 ст.: Пуск по фазе А" w:value="МТЗ / МТЗ 4 ст.: Пуск по фазе А"/>
+                  <w:listItem w:displayText="МТЗ / МТЗ 4 ст.: Срабатывание" w:value="МТЗ / МТЗ 4 ст.: Срабатывание"/>
+                  <w:listItem w:displayText="МТЗ / МТЗ 4 ст.: Срабатывание на сигнал" w:value="МТЗ / МТЗ 4 ст.: Срабатывание на сигнал"/>
+                  <w:listItem w:displayText="МТЗ / МТЗ 4 ст.: Функция введена в работу" w:value="МТЗ / МТЗ 4 ст.: Функция введена в работу"/>
+                  <w:listItem w:displayText="МТЗ / МТЗ 4 ст.: Функция оперативно выведена из работы" w:value="МТЗ / МТЗ 4 ст.: Функция оперативно выведена из работы"/>
                   <w:listItem w:displayText="МТЗ / МТЗ: Пуск" w:value="МТЗ / МТЗ: Пуск"/>
                   <w:listItem w:displayText="МТЗ / ОНМ: Обратное направление" w:value="МТЗ / ОНМ: Обратное направление"/>
                   <w:listItem w:displayText="МТЗ / ОНМ: Обратное направление по фазе B" w:value="МТЗ / ОНМ: Обратное направление по фазе B"/>
@@ -7019,59 +5516,6 @@
                   <w:listItem w:displayText="МТЗ / ОНМ: Пуск по фазе C" w:value="МТЗ / ОНМ: Пуск по фазе C"/>
                   <w:listItem w:displayText="МТЗ / ОНМ: Пуск по фазе А" w:value="МТЗ / ОНМ: Пуск по фазе А"/>
                   <w:listItem w:displayText="МТЗ / ОУ МТЗ: Срабатывание" w:value="МТЗ / ОУ МТЗ: Срабатывание"/>
-                  <w:listItem w:displayText="ПДС / В: Поведение местного управления" w:value="ПДС / В: Поведение местного управления"/>
-                  <w:listItem w:displayText="ПДС / В: Положение ключа режима управления" w:value="ПДС / В: Положение ключа режима управления"/>
-                  <w:listItem w:displayText="ПДС / В: Положение ключа режима управления привода В" w:value="ПДС / В: Положение ключа режима управления привода В"/>
-                  <w:listItem w:displayText="ПДС / В: Право переключения на уровне станции" w:value="ПДС / В: Право переключения на уровне станции"/>
-                  <w:listItem w:displayText="ПДС / ВЭ1: Поведение местного управления" w:value="ПДС / ВЭ1: Поведение местного управления"/>
-                  <w:listItem w:displayText="ПДС / ВЭ1: Положение ключа режима управления" w:value="ПДС / ВЭ1: Положение ключа режима управления"/>
-                  <w:listItem w:displayText="ПДС / ВЭ1: Право переключения на уровне станции" w:value="ПДС / ВЭ1: Право переключения на уровне станции"/>
-                  <w:listItem w:displayText="ПДС / ВЭ1: Ремонтное положение коммутационного аппарата" w:value="ПДС / ВЭ1: Ремонтное положение коммутационного аппарата"/>
-                  <w:listItem w:displayText="ПДС / ВЭ2: Поведение местного управления" w:value="ПДС / ВЭ2: Поведение местного управления"/>
-                  <w:listItem w:displayText="ПДС / ВЭ2: Положение ключа режима управления" w:value="ПДС / ВЭ2: Положение ключа режима управления"/>
-                  <w:listItem w:displayText="ПДС / ВЭ2: Право переключения на уровне станции" w:value="ПДС / ВЭ2: Право переключения на уровне станции"/>
-                  <w:listItem w:displayText="ПДС / ВЭ2: Ремонтное положение коммутационного аппарата" w:value="ПДС / ВЭ2: Ремонтное положение коммутационного аппарата"/>
-                  <w:listItem w:displayText="ПДС / ЗН: Поведение местного управления" w:value="ПДС / ЗН: Поведение местного управления"/>
-                  <w:listItem w:displayText="ПДС / ЗН: Положение ключа режима управления" w:value="ПДС / ЗН: Положение ключа режима управления"/>
-                  <w:listItem w:displayText="ПДС / ЗН: Право переключения на уровне станции" w:value="ПДС / ЗН: Право переключения на уровне станции"/>
-                  <w:listItem w:displayText="ПДС / КИ: Аварийный уровень изоляции" w:value="ПДС / КИ: Аварийный уровень изоляции"/>
-                  <w:listItem w:displayText="ПДС / КИ: Низкий уровень изоляции" w:value="ПДС / КИ: Низкий уровень изоляции"/>
-                  <w:listItem w:displayText="ПДС / КПруж: Пружина не заведена" w:value="ПДС / КПруж: Пружина не заведена"/>
-                  <w:listItem w:displayText="ПДС / КЦВ: Контроль цепи ЭМВ" w:value="ПДС / КЦВ: Контроль цепи ЭМВ"/>
-                  <w:listItem w:displayText="ПДС / КЦВ: Контроль цепи ЭМО1" w:value="ПДС / КЦВ: Контроль цепи ЭМО1"/>
-                  <w:listItem w:displayText="ПДС / КЦВ: Контроль цепи ЭМО2" w:value="ПДС / КЦВ: Контроль цепи ЭМО2"/>
-                  <w:listItem w:displayText="ПДС / КЦВ: Работа ЭМВ" w:value="ПДС / КЦВ: Работа ЭМВ"/>
-                  <w:listItem w:displayText="ПДС / КЦВ: Работа ЭМО1" w:value="ПДС / КЦВ: Работа ЭМО1"/>
-                  <w:listItem w:displayText="ПДС / КЦВ: Работа ЭМО2" w:value="ПДС / КЦВ: Работа ЭМО2"/>
-                  <w:listItem w:displayText="ПДС / ПДС: Функция введена в работу" w:value="ПДС / ПДС: Функция введена в работу"/>
-                  <w:listItem w:displayText="ПДС / ПДС: Функция оперативно выведена из работы" w:value="ПДС / ПДС: Функция оперативно выведена из работы"/>
-                  <w:listItem w:displayText="ПДС НКУ / SA1: Цепь управления введена" w:value="ПДС НКУ / SA1: Цепь управления введена"/>
-                  <w:listItem w:displayText="ПДС НКУ / SA2: Цепь управления введена" w:value="ПДС НКУ / SA2: Цепь управления введена"/>
-                  <w:listItem w:displayText="ПДС НКУ / SA3: Цепь управления введена" w:value="ПДС НКУ / SA3: Цепь управления введена"/>
-                  <w:listItem w:displayText="ПДС НКУ / SA4: Цепь управления введена" w:value="ПДС НКУ / SA4: Цепь управления введена"/>
-                  <w:listItem w:displayText="ПДС НКУ / SF1: Автоматический выключатель отключен" w:value="ПДС НКУ / SF1: Автоматический выключатель отключен"/>
-                  <w:listItem w:displayText="ПДС НКУ / SF2: Автоматический выключатель отключен" w:value="ПДС НКУ / SF2: Автоматический выключатель отключен"/>
-                  <w:listItem w:displayText="ПДС НКУ / SG1: Рабочее положение испытательного блока" w:value="ПДС НКУ / SG1: Рабочее положение испытательного блока"/>
-                  <w:listItem w:displayText="ПДС НКУ / SG2: Рабочее положение испытательного блока" w:value="ПДС НКУ / SG2: Рабочее положение испытательного блока"/>
-                  <w:listItem w:displayText="ПДС НКУ / SG3: Рабочее положение испытательного блока" w:value="ПДС НКУ / SG3: Рабочее положение испытательного блока"/>
-                  <w:listItem w:displayText="ПДС НКУ / Дверь: Дверь отсека/ шкафа закрыта" w:value="ПДС НКУ / Дверь: Дверь отсека/ шкафа закрыта"/>
-                  <w:listItem w:displayText="ПДС НКУ / Дверь: Дверь отсека/ шкафа открыта" w:value="ПДС НКУ / Дверь: Дверь отсека/ шкафа открыта"/>
-                  <w:listItem w:displayText="ПДС НКУ / ОТ ОБР 1: Неисправность оперативного тока цепей ОБР 1" w:value="ПДС НКУ / ОТ ОБР 1: Неисправность оперативного тока цепей ОБР 1"/>
-                  <w:listItem w:displayText="ПДС НКУ / ОТ ОБР 2: Неисправность оперативного тока цепей ОБР 2" w:value="ПДС НКУ / ОТ ОБР 2: Неисправность оперативного тока цепей ОБР 2"/>
-                  <w:listItem w:displayText="ПДС НКУ / ОТ ЦСВ: Неисправность ОТ цепей сигнализации В" w:value="ПДС НКУ / ОТ ЦСВ: Неисправность ОТ цепей сигнализации В"/>
-                  <w:listItem w:displayText="ПДС НКУ / ОТ ЭМО1, ЭМВ: Неисправность оперативного тока цепей ЭМВ, ЭМО1" w:value="ПДС НКУ / ОТ ЭМО1, ЭМВ: Неисправность оперативного тока цепей ЭМВ, ЭМО1"/>
-                  <w:listItem w:displayText="ПДС НКУ / ОТ ЭМО2: Неисправность оперативного тока цепей ЭМО2" w:value="ПДС НКУ / ОТ ЭМО2: Неисправность оперативного тока цепей ЭМО2"/>
-                  <w:listItem w:displayText="ПДС НКУ / ПДС НКУ: Функция введена в работу" w:value="ПДС НКУ / ПДС НКУ: Функция введена в работу"/>
-                  <w:listItem w:displayText="ПДС НКУ / ПДС НКУ: Функция оперативно выведена из работы" w:value="ПДС НКУ / ПДС НКУ: Функция оперативно выведена из работы"/>
-                  <w:listItem w:displayText="ПДС НКУ / Пер.ав.дебл.см.яч.: Цепи аварийной деблокировки ячейки выведены" w:value="ПДС НКУ / Пер.ав.дебл.см.яч.: Цепи аварийной деблокировки ячейки выведены"/>
-                  <w:listItem w:displayText="ПС / ПС: Пуск предупредительной сигнализации" w:value="ПС / ПС: Пуск предупредительной сигнализации"/>
-                  <w:listItem w:displayText="ПС / ПС: Пуск предупредительной сигнализации (импульс)" w:value="ПС / ПС: Пуск предупредительной сигнализации (импульс)"/>
-                  <w:listItem w:displayText="СС / СС: БИ выведены" w:value="СС / СС: БИ выведены"/>
-                  <w:listItem w:displayText="СС / СС: Выходные цепи разобраны" w:value="СС / СС: Выходные цепи разобраны"/>
-                  <w:listItem w:displayText="СС / СС: Неисправность КА" w:value="СС / СС: Неисправность КА"/>
-                  <w:listItem w:displayText="СС / СС: Общий внешний сигнал" w:value="СС / СС: Общий внешний сигнал"/>
-                  <w:listItem w:displayText="СС / СС: Превышение времени переключения КА" w:value="СС / СС: Превышение времени переключения КА"/>
-                  <w:listItem w:displayText="СС / СС: Сигнализация цепей опер.тока" w:value="СС / СС: Сигнализация цепей опер.тока"/>
                   <w:listItem w:displayText="ТЗНП / АУ ТЗНП: Пуск автоматического ускорения ТЗНП" w:value="ТЗНП / АУ ТЗНП: Пуск автоматического ускорения ТЗНП"/>
                   <w:listItem w:displayText="ТЗНП / БНТ НП: Пуск БНТ НП" w:value="ТЗНП / БНТ НП: Пуск БНТ НП"/>
                   <w:listItem w:displayText="ТЗНП / БЧС: Блокировка чувствительных ступеней" w:value="ТЗНП / БЧС: Блокировка чувствительных ступеней"/>
@@ -7093,6 +5537,20 @@
                   <w:listItem w:displayText="ТЗНП / ТЗНП 2 ст.: Срабатывание на сигнал" w:value="ТЗНП / ТЗНП 2 ст.: Срабатывание на сигнал"/>
                   <w:listItem w:displayText="ТЗНП / ТЗНП 2 ст.: Функция введена в работу" w:value="ТЗНП / ТЗНП 2 ст.: Функция введена в работу"/>
                   <w:listItem w:displayText="ТЗНП / ТЗНП 2 ст.: Функция оперативно выведена из работы" w:value="ТЗНП / ТЗНП 2 ст.: Функция оперативно выведена из работы"/>
+                  <w:listItem w:displayText="ТЗНП / ТЗНП 3 ст.: Пуск" w:value="ТЗНП / ТЗНП 3 ст.: Пуск"/>
+                  <w:listItem w:displayText="ТЗНП / ТЗНП 3 ст.: Пуск ИО напряжения НП" w:value="ТЗНП / ТЗНП 3 ст.: Пуск ИО напряжения НП"/>
+                  <w:listItem w:displayText="ТЗНП / ТЗНП 3 ст.: Пуск ИО тока НП" w:value="ТЗНП / ТЗНП 3 ст.: Пуск ИО тока НП"/>
+                  <w:listItem w:displayText="ТЗНП / ТЗНП 3 ст.: Срабатывание" w:value="ТЗНП / ТЗНП 3 ст.: Срабатывание"/>
+                  <w:listItem w:displayText="ТЗНП / ТЗНП 3 ст.: Срабатывание на сигнал" w:value="ТЗНП / ТЗНП 3 ст.: Срабатывание на сигнал"/>
+                  <w:listItem w:displayText="ТЗНП / ТЗНП 3 ст.: Функция введена в работу" w:value="ТЗНП / ТЗНП 3 ст.: Функция введена в работу"/>
+                  <w:listItem w:displayText="ТЗНП / ТЗНП 3 ст.: Функция оперативно выведена из работы" w:value="ТЗНП / ТЗНП 3 ст.: Функция оперативно выведена из работы"/>
+                  <w:listItem w:displayText="ТЗНП / ТЗНП 4 ст.: Пуск" w:value="ТЗНП / ТЗНП 4 ст.: Пуск"/>
+                  <w:listItem w:displayText="ТЗНП / ТЗНП 4 ст.: Пуск ИО напряжения НП" w:value="ТЗНП / ТЗНП 4 ст.: Пуск ИО напряжения НП"/>
+                  <w:listItem w:displayText="ТЗНП / ТЗНП 4 ст.: Пуск ИО тока НП" w:value="ТЗНП / ТЗНП 4 ст.: Пуск ИО тока НП"/>
+                  <w:listItem w:displayText="ТЗНП / ТЗНП 4 ст.: Срабатывание" w:value="ТЗНП / ТЗНП 4 ст.: Срабатывание"/>
+                  <w:listItem w:displayText="ТЗНП / ТЗНП 4 ст.: Срабатывание на сигнал" w:value="ТЗНП / ТЗНП 4 ст.: Срабатывание на сигнал"/>
+                  <w:listItem w:displayText="ТЗНП / ТЗНП 4 ст.: Функция введена в работу" w:value="ТЗНП / ТЗНП 4 ст.: Функция введена в работу"/>
+                  <w:listItem w:displayText="ТЗНП / ТЗНП 4 ст.: Функция оперативно выведена из работы" w:value="ТЗНП / ТЗНП 4 ст.: Функция оперативно выведена из работы"/>
                   <w:listItem w:displayText="ТК ЗДЗ / ТК ЗДЗ: Пуск" w:value="ТК ЗДЗ / ТК ЗДЗ: Пуск"/>
                   <w:listItem w:displayText="ТК ЗДЗ / ТК ЗДЗ: Пуск ИО тока" w:value="ТК ЗДЗ / ТК ЗДЗ: Пуск ИО тока"/>
                   <w:listItem w:displayText="ТК ЗДЗ / ТК ЗДЗ: Функция введена в работу" w:value="ТК ЗДЗ / ТК ЗДЗ: Функция введена в работу"/>
@@ -7165,20 +5623,14 @@
                   <w:listItem w:displayText="Слот М6. Реле8. Статус" w:value="Слот М6. Реле8. Статус"/>
                   <w:listItem w:displayText="Слот М7. Отказ модуля" w:value="Слот М7. Отказ модуля"/>
                   <w:listItem w:displayText="Слот М7. Модуль не определен" w:value="Слот М7. Модуль не определен"/>
-                  <w:listItem w:displayText="Слот М7. ДВ1. Статус" w:value="Слот М7. ДВ1. Статус"/>
-                  <w:listItem w:displayText="Слот М7. ДВ2. Статус" w:value="Слот М7. ДВ2. Статус"/>
-                  <w:listItem w:displayText="Слот М7. ДВ3. Статус" w:value="Слот М7. ДВ3. Статус"/>
-                  <w:listItem w:displayText="Слот М7. ДВ4. Статус" w:value="Слот М7. ДВ4. Статус"/>
-                  <w:listItem w:displayText="Слот М7. ДВ5. Статус" w:value="Слот М7. ДВ5. Статус"/>
-                  <w:listItem w:displayText="Слот М7. ДВ6. Статус" w:value="Слот М7. ДВ6. Статус"/>
-                  <w:listItem w:displayText="Слот М7. ДВ7. Статус" w:value="Слот М7. ДВ7. Статус"/>
-                  <w:listItem w:displayText="Слот М7. ДВ8. Статус" w:value="Слот М7. ДВ8. Статус"/>
-                  <w:listItem w:displayText="Слот М7. ДВ9. Статус" w:value="Слот М7. ДВ9. Статус"/>
-                  <w:listItem w:displayText="Слот М7. ДВ10. Статус" w:value="Слот М7. ДВ10. Статус"/>
-                  <w:listItem w:displayText="Слот М7. ДВ11. Статус" w:value="Слот М7. ДВ11. Статус"/>
-                  <w:listItem w:displayText="Слот М7. ДВ12. Статус" w:value="Слот М7. ДВ12. Статус"/>
-                  <w:listItem w:displayText="Слот М7. ДВ13. Статус" w:value="Слот М7. ДВ13. Статус"/>
-                  <w:listItem w:displayText="Слот М7. ДВ14. Статус" w:value="Слот М7. ДВ14. Статус"/>
+                  <w:listItem w:displayText="Слот М7. Реле1. Статус" w:value="Слот М7. Реле1. Статус"/>
+                  <w:listItem w:displayText="Слот М7. Реле2. Статус" w:value="Слот М7. Реле2. Статус"/>
+                  <w:listItem w:displayText="Слот М7. Реле3. Статус" w:value="Слот М7. Реле3. Статус"/>
+                  <w:listItem w:displayText="Слот М7. Реле4. Статус" w:value="Слот М7. Реле4. Статус"/>
+                  <w:listItem w:displayText="Слот М7. Реле5. Статус" w:value="Слот М7. Реле5. Статус"/>
+                  <w:listItem w:displayText="Слот М7. Реле6. Статус" w:value="Слот М7. Реле6. Статус"/>
+                  <w:listItem w:displayText="Слот М7. Реле7. Статус" w:value="Слот М7. Реле7. Статус"/>
+                  <w:listItem w:displayText="Слот М7. Реле8. Статус" w:value="Слот М7. Реле8. Статус"/>
                   <w:listItem w:displayText="Слот М8. Отказ модуля" w:value="Слот М8. Отказ модуля"/>
                   <w:listItem w:displayText="Слот М8. Модуль не определен" w:value="Слот М8. Модуль не определен"/>
                   <w:listItem w:displayText="Слот М8. ДВ1. Статус" w:value="Слот М8. ДВ1. Статус"/>
@@ -7221,6 +5673,22 @@
                   <w:listItem w:displayText="Слот М10. ДВ6. Статус" w:value="Слот М10. ДВ6. Статус"/>
                   <w:listItem w:displayText="Слот М10. ДВ7. Статус" w:value="Слот М10. ДВ7. Статус"/>
                   <w:listItem w:displayText="Слот М10. ДВ8. Статус" w:value="Слот М10. ДВ8. Статус"/>
+                  <w:listItem w:displayText="Слот М10. ДВ9. Статус" w:value="Слот М10. ДВ9. Статус"/>
+                  <w:listItem w:displayText="Слот М10. ДВ10. Статус" w:value="Слот М10. ДВ10. Статус"/>
+                  <w:listItem w:displayText="Слот М10. ДВ11. Статус" w:value="Слот М10. ДВ11. Статус"/>
+                  <w:listItem w:displayText="Слот М10. ДВ12. Статус" w:value="Слот М10. ДВ12. Статус"/>
+                  <w:listItem w:displayText="Слот М10. ДВ13. Статус" w:value="Слот М10. ДВ13. Статус"/>
+                  <w:listItem w:displayText="Слот М10. ДВ14. Статус" w:value="Слот М10. ДВ14. Статус"/>
+                  <w:listItem w:displayText="Слот М11. Отказ модуля" w:value="Слот М11. Отказ модуля"/>
+                  <w:listItem w:displayText="Слот М11. Модуль не определен" w:value="Слот М11. Модуль не определен"/>
+                  <w:listItem w:displayText="Слот М11. ДВ1. Статус" w:value="Слот М11. ДВ1. Статус"/>
+                  <w:listItem w:displayText="Слот М11. ДВ2. Статус" w:value="Слот М11. ДВ2. Статус"/>
+                  <w:listItem w:displayText="Слот М11. ДВ3. Статус" w:value="Слот М11. ДВ3. Статус"/>
+                  <w:listItem w:displayText="Слот М11. ДВ4. Статус" w:value="Слот М11. ДВ4. Статус"/>
+                  <w:listItem w:displayText="Слот М11. ДВ5. Статус" w:value="Слот М11. ДВ5. Статус"/>
+                  <w:listItem w:displayText="Слот М11. ДВ6. Статус" w:value="Слот М11. ДВ6. Статус"/>
+                  <w:listItem w:displayText="Слот М11. ДВ7. Статус" w:value="Слот М11. ДВ7. Статус"/>
+                  <w:listItem w:displayText="Слот М11. ДВ8. Статус" w:value="Слот М11. ДВ8. Статус"/>
                   <w:listItem w:displayText="Отказ модуля ЦП" w:value="Отказ модуля ЦП"/>
                   <w:listItem w:displayText="Неисправность ПЗУ ЦП" w:value="Неисправность ПЗУ ЦП"/>
                   <w:listItem w:displayText="Неисправность ПЗУ MPU" w:value="Неисправность ПЗУ MPU"/>
@@ -7303,58 +5771,39 @@
                   <w:listItem w:displayText="Не назначено" w:value=""/>
                   <w:listItem w:displayText="──────── Сигналы РЗиА ────────" w:value="INPUTS_HEADER" w:disabled="true"/>
                   <w:listItem w:displayText="АВР / АВР: Включить" w:value="АВР / АВР: Включить"/>
-                  <w:listItem w:displayText="АВР / АВР: Включить резервный ввод или секционный выключатель" w:value="АВР / АВР: Включить резервный ввод или секционный выключатель"/>
                   <w:listItem w:displayText="АВР / АВР: Готовность" w:value="АВР / АВР: Готовность"/>
-                  <w:listItem w:displayText="АВР / АВР: Разрешение" w:value="АВР / АВР: Разрешение"/>
+                  <w:listItem w:displayText="АВР / АВР: Пуск" w:value="АВР / АВР: Пуск"/>
+                  <w:listItem w:displayText="АВР / АВР: Разрешение отключения ВВ 1 секции шин" w:value="АВР / АВР: Разрешение отключения ВВ 1 секции шин"/>
+                  <w:listItem w:displayText="АВР / АВР: Разрешение отключения ВВ 2 секции шин" w:value="АВР / АВР: Разрешение отключения ВВ 2 секции шин"/>
                   <w:listItem w:displayText="АВР / АВР: Функция введена в работу" w:value="АВР / АВР: Функция введена в работу"/>
                   <w:listItem w:displayText="АВР / АВР: Функция оперативно выведена из работы" w:value="АВР / АВР: Функция оперативно выведена из работы"/>
                   <w:listItem w:displayText="АВР / ЗАВР: Запрет АВР" w:value="АВР / ЗАВР: Запрет АВР"/>
-                  <w:listItem w:displayText="АПВ ВВ / АПВ ВВ: АПВ неуспешно" w:value="АПВ ВВ / АПВ ВВ: АПВ неуспешно"/>
-                  <w:listItem w:displayText="АПВ ВВ / АПВ ВВ: АПВ успешно" w:value="АПВ ВВ / АПВ ВВ: АПВ успешно"/>
-                  <w:listItem w:displayText="АПВ ВВ / АПВ ВВ: Аварийное отключение" w:value="АПВ ВВ / АПВ ВВ: Аварийное отключение"/>
-                  <w:listItem w:displayText="АПВ ВВ / АПВ ВВ: Включение с контролем синхронизма" w:value="АПВ ВВ / АПВ ВВ: Включение с контролем синхронизма"/>
-                  <w:listItem w:displayText="АПВ ВВ / АПВ ВВ: Включить" w:value="АПВ ВВ / АПВ ВВ: Включить"/>
-                  <w:listItem w:displayText="АПВ ВВ / АПВ ВВ: Выключатель включен" w:value="АПВ ВВ / АПВ ВВ: Выключатель включен"/>
-                  <w:listItem w:displayText="АПВ ВВ / АПВ ВВ: Готовность" w:value="АПВ ВВ / АПВ ВВ: Готовность"/>
-                  <w:listItem w:displayText="АПВ ВВ / АПВ ВВ: Задержка включения" w:value="АПВ ВВ / АПВ ВВ: Задержка включения"/>
-                  <w:listItem w:displayText="АПВ ВВ / АПВ ВВ: Неуспешный цикл" w:value="АПВ ВВ / АПВ ВВ: Неуспешный цикл"/>
-                  <w:listItem w:displayText="АПВ ВВ / АПВ ВВ: Общая готовность" w:value="АПВ ВВ / АПВ ВВ: Общая готовность"/>
-                  <w:listItem w:displayText="АПВ ВВ / АПВ ВВ: Ожидание срабатывания" w:value="АПВ ВВ / АПВ ВВ: Ожидание срабатывания"/>
-                  <w:listItem w:displayText="АПВ ВВ / АПВ ВВ: Пуск" w:value="АПВ ВВ / АПВ ВВ: Пуск"/>
-                  <w:listItem w:displayText="АПВ ВВ / АПВ ВВ: Функция введена в работу" w:value="АПВ ВВ / АПВ ВВ: Функция введена в работу"/>
-                  <w:listItem w:displayText="АПВ ВВ / АПВ ВВ: Функция оперативно выведена из работы" w:value="АПВ ВВ / АПВ ВВ: Функция оперативно выведена из работы"/>
-                  <w:listItem w:displayText="АПВ ВВ / АПВ ВВ: Цикл АПВ прерван" w:value="АПВ ВВ / АПВ ВВ: Цикл АПВ прерван"/>
-                  <w:listItem w:displayText="АУ / АУ: Ввод ускорения" w:value="АУ / АУ: Ввод ускорения"/>
-                  <w:listItem w:displayText="АУ / АУ: Срабатывание" w:value="АУ / АУ: Срабатывание"/>
-                  <w:listItem w:displayText="АУ / АУ: Функция введена в работу" w:value="АУ / АУ: Функция введена в работу"/>
-                  <w:listItem w:displayText="АУ / АУ: Функция оперативно выведена из работы" w:value="АУ / АУ: Функция оперативно выведена из работы"/>
                   <w:listItem w:displayText="БК / БК: Срабатывание быстродействующих ступеней" w:value="БК / БК: Срабатывание быстродействующих ступеней"/>
                   <w:listItem w:displayText="БК / БК: Срабатывание медленнодействующих ступеней" w:value="БК / БК: Срабатывание медленнодействующих ступеней"/>
                   <w:listItem w:displayText="БК / БК: Функция введена в работу" w:value="БК / БК: Функция введена в работу"/>
                   <w:listItem w:displayText="БК / БК: Функция оперативно выведена из работы" w:value="БК / БК: Функция оперативно выведена из работы"/>
-                  <w:listItem w:displayText="БННвв / БННвв: Неисправность ЦН" w:value="БННвв / БННвв: Неисправность ЦН"/>
-                  <w:listItem w:displayText="БННвв / БННвв: Отключение автомата ТН" w:value="БННвв / БННвв: Отключение автомата ТН"/>
-                  <w:listItem w:displayText="БННвв / БННвв: Пуск 3U03f" w:value="БННвв / БННвв: Пуск 3U03f"/>
-                  <w:listItem w:displayText="БННвв / БННвв: Пуск U2I2" w:value="БННвв / БННвв: Пуск U2I2"/>
-                  <w:listItem w:displayText="БННвв / БННвв: Пуск dU0" w:value="БННвв / БННвв: Пуск dU0"/>
-                  <w:listItem w:displayText="БННвв / БННвв: Пуск minU3p" w:value="БННвв / БННвв: Пуск minU3p"/>
-                  <w:listItem w:displayText="БННвв / БННвв: Срабатывание" w:value="БННвв / БННвв: Срабатывание"/>
-                  <w:listItem w:displayText="БННвв / БННвв: Функция введена в работу" w:value="БННвв / БННвв: Функция введена в работу"/>
-                  <w:listItem w:displayText="БННвв / БННвв: Функция оперативно выведена из работы" w:value="БННвв / БННвв: Функция оперативно выведена из работы"/>
-                  <w:listItem w:displayText="БННш / БННш: Неисправность ЦН" w:value="БННш / БННш: Неисправность ЦН"/>
-                  <w:listItem w:displayText="БННш / БННш: Отключение автомата ТН" w:value="БННш / БННш: Отключение автомата ТН"/>
-                  <w:listItem w:displayText="БННш / БННш: Пуск 3U03f" w:value="БННш / БННш: Пуск 3U03f"/>
-                  <w:listItem w:displayText="БННш / БННш: Пуск U2I2" w:value="БННш / БННш: Пуск U2I2"/>
-                  <w:listItem w:displayText="БННш / БННш: Пуск dU0" w:value="БННш / БННш: Пуск dU0"/>
-                  <w:listItem w:displayText="БННш / БННш: Пуск minU3p" w:value="БННш / БННш: Пуск minU3p"/>
-                  <w:listItem w:displayText="БННш / БННш: Срабатывание" w:value="БННш / БННш: Срабатывание"/>
-                  <w:listItem w:displayText="БННш / БННш: Функция введена в работу" w:value="БННш / БННш: Функция введена в работу"/>
-                  <w:listItem w:displayText="БННш / БННш: Функция оперативно выведена из работы" w:value="БННш / БННш: Функция оперативно выведена из работы"/>
-                  <w:listItem w:displayText="ВНР / ВНР: Включение с КС" w:value="ВНР / ВНР: Включение с КС"/>
-                  <w:listItem w:displayText="ВНР / ВНР: Включить" w:value="ВНР / ВНР: Включить"/>
-                  <w:listItem w:displayText="ВНР / ВНР: Задержка включения с КС" w:value="ВНР / ВНР: Задержка включения с КС"/>
+                  <w:listItem w:displayText="БНН 1сш / БНН 1сш: Неисправность ЦН" w:value="БНН 1сш / БНН 1сш: Неисправность ЦН"/>
+                  <w:listItem w:displayText="БНН 1сш / БНН 1сш: Отключение автомата ТН" w:value="БНН 1сш / БНН 1сш: Отключение автомата ТН"/>
+                  <w:listItem w:displayText="БНН 1сш / БНН 1сш: Пуск 3U03f" w:value="БНН 1сш / БНН 1сш: Пуск 3U03f"/>
+                  <w:listItem w:displayText="БНН 1сш / БНН 1сш: Пуск U2I2" w:value="БНН 1сш / БНН 1сш: Пуск U2I2"/>
+                  <w:listItem w:displayText="БНН 1сш / БНН 1сш: Пуск dU0" w:value="БНН 1сш / БНН 1сш: Пуск dU0"/>
+                  <w:listItem w:displayText="БНН 1сш / БНН 1сш: Пуск minU3p" w:value="БНН 1сш / БНН 1сш: Пуск minU3p"/>
+                  <w:listItem w:displayText="БНН 1сш / БНН 1сш: Срабатывание" w:value="БНН 1сш / БНН 1сш: Срабатывание"/>
+                  <w:listItem w:displayText="БНН 1сш / БНН 1сш: Функция введена в работу" w:value="БНН 1сш / БНН 1сш: Функция введена в работу"/>
+                  <w:listItem w:displayText="БНН 1сш / БНН 1сш: Функция оперативно выведена из работы" w:value="БНН 1сш / БНН 1сш: Функция оперативно выведена из работы"/>
+                  <w:listItem w:displayText="БНН 2сш / БНН 2сш: Неисправность ЦН" w:value="БНН 2сш / БНН 2сш: Неисправность ЦН"/>
+                  <w:listItem w:displayText="БНН 2сш / БНН 2сш: Отключение автомата ТН" w:value="БНН 2сш / БНН 2сш: Отключение автомата ТН"/>
+                  <w:listItem w:displayText="БНН 2сш / БНН 2сш: Пуск U2I2" w:value="БНН 2сш / БНН 2сш: Пуск U2I2"/>
+                  <w:listItem w:displayText="БНН 2сш / БНН 2сш: Пуск minU3p" w:value="БНН 2сш / БНН 2сш: Пуск minU3p"/>
+                  <w:listItem w:displayText="БНН 2сш / БНН 2сш: Срабатывание" w:value="БНН 2сш / БНН 2сш: Срабатывание"/>
+                  <w:listItem w:displayText="БНН 2сш / БНН 2сш: Функция введена в работу" w:value="БНН 2сш / БНН 2сш: Функция введена в работу"/>
+                  <w:listItem w:displayText="БНН 2сш / БНН 2сш: Функция оперативно выведена из работы" w:value="БНН 2сш / БНН 2сш: Функция оперативно выведена из работы"/>
+                  <w:listItem w:displayText="ВНР / ВНР: Включение ВВ 1 секции шин" w:value="ВНР / ВНР: Включение ВВ 1 секции шин"/>
+                  <w:listItem w:displayText="ВНР / ВНР: Включение ВВ 2 секции шин" w:value="ВНР / ВНР: Включение ВВ 2 секции шин"/>
+                  <w:listItem w:displayText="ВНР / ВНР: Готовность ВВ 1 секции шин" w:value="ВНР / ВНР: Готовность ВВ 1 секции шин"/>
+                  <w:listItem w:displayText="ВНР / ВНР: Готовность ВВ 2 секции шин" w:value="ВНР / ВНР: Готовность ВВ 2 секции шин"/>
                   <w:listItem w:displayText="ВНР / ВНР: Ожидание ВНР" w:value="ВНР / ВНР: Ожидание ВНР"/>
-                  <w:listItem w:displayText="ВНР / ВНР: Отключить резервный ВВ или СВ" w:value="ВНР / ВНР: Отключить резервный ВВ или СВ"/>
+                  <w:listItem w:displayText="ВНР / ВНР: Отключить" w:value="ВНР / ВНР: Отключить"/>
                   <w:listItem w:displayText="ВНР / ВНР: Функция введена в работу" w:value="ВНР / ВНР: Функция введена в работу"/>
                   <w:listItem w:displayText="ВНР / ВНР: Функция оперативно выведена из работы" w:value="ВНР / ВНР: Функция оперативно выведена из работы"/>
                   <w:listItem w:displayText="ДЗ / АУ ДЗ: Пуск автоматического ускорения ДЗ" w:value="ДЗ / АУ ДЗ: Пуск автоматического ускорения ДЗ"/>
@@ -7382,7 +5831,14 @@
                   <w:listItem w:displayText="ДЗ / ДЗ-фф 3ст.: Срабатывание на сигнал" w:value="ДЗ / ДЗ-фф 3ст.: Срабатывание на сигнал"/>
                   <w:listItem w:displayText="ДЗ / ДЗ-фф 3ст.: Функция введена в работу" w:value="ДЗ / ДЗ-фф 3ст.: Функция введена в работу"/>
                   <w:listItem w:displayText="ДЗ / ДЗ-фф 3ст.: Функция оперативно выведена из работы" w:value="ДЗ / ДЗ-фф 3ст.: Функция оперативно выведена из работы"/>
-                  <w:listItem w:displayText="ДЗ / ДЗ: Пуск" w:value="ДЗ / ДЗ: Пуск"/>
+                  <w:listItem w:displayText="ДЗ / ДЗ-фф 4ст.: Пуск ДЗ-фф 4 ст." w:value="ДЗ / ДЗ-фф 4ст.: Пуск ДЗ-фф 4 ст."/>
+                  <w:listItem w:displayText="ДЗ / ДЗ-фф 4ст.: Пуск ИО сопротивления Zab (фаза-фаза4)" w:value="ДЗ / ДЗ-фф 4ст.: Пуск ИО сопротивления Zab (фаза-фаза4)"/>
+                  <w:listItem w:displayText="ДЗ / ДЗ-фф 4ст.: Пуск ИО сопротивления Zbc (фаза-фаза4)" w:value="ДЗ / ДЗ-фф 4ст.: Пуск ИО сопротивления Zbc (фаза-фаза4)"/>
+                  <w:listItem w:displayText="ДЗ / ДЗ-фф 4ст.: Пуск ИО сопротивления Zca (фаза-фаза4)" w:value="ДЗ / ДЗ-фф 4ст.: Пуск ИО сопротивления Zca (фаза-фаза4)"/>
+                  <w:listItem w:displayText="ДЗ / ДЗ-фф 4ст.: Срабатывание ДЗ-фф 4 ст." w:value="ДЗ / ДЗ-фф 4ст.: Срабатывание ДЗ-фф 4 ст."/>
+                  <w:listItem w:displayText="ДЗ / ДЗ-фф 4ст.: Срабатывание на сигнал" w:value="ДЗ / ДЗ-фф 4ст.: Срабатывание на сигнал"/>
+                  <w:listItem w:displayText="ДЗ / ДЗ-фф 4ст.: Функция введена в работу" w:value="ДЗ / ДЗ-фф 4ст.: Функция введена в работу"/>
+                  <w:listItem w:displayText="ДЗ / ДЗ-фф 4ст.: Функция оперативно выведена из работы" w:value="ДЗ / ДЗ-фф 4ст.: Функция оперативно выведена из работы"/>
                   <w:listItem w:displayText="ДЗ / ОН: Обратное" w:value="ДЗ / ОН: Обратное"/>
                   <w:listItem w:displayText="ДЗ / ОН: Обратное направление контура BC" w:value="ДЗ / ОН: Обратное направление контура BC"/>
                   <w:listItem w:displayText="ДЗ / ОН: Обратное направление контура CA" w:value="ДЗ / ОН: Обратное направление контура CA"/>
@@ -7407,13 +5863,6 @@
                   <w:listItem w:displayText="ЗДЗ / ЗДЗ: Срабатывание на сигнал" w:value="ЗДЗ / ЗДЗ: Срабатывание на сигнал"/>
                   <w:listItem w:displayText="ЗДЗ / ЗДЗ: Функция введена в работу" w:value="ЗДЗ / ЗДЗ: Функция введена в работу"/>
                   <w:listItem w:displayText="ЗДЗ / ЗДЗ: Функция оперативно выведена из работы" w:value="ЗДЗ / ЗДЗ: Функция оперативно выведена из работы"/>
-                  <w:listItem w:displayText="ЗМН / ЗМН: Пуск" w:value="ЗМН / ЗМН: Пуск"/>
-                  <w:listItem w:displayText="ЗМН / ЗМН: Пуск ИО напряжения" w:value="ЗМН / ЗМН: Пуск ИО напряжения"/>
-                  <w:listItem w:displayText="ЗМН / ЗМН: Пуск ИО напряжения ОП" w:value="ЗМН / ЗМН: Пуск ИО напряжения ОП"/>
-                  <w:listItem w:displayText="ЗМН / ЗМН: Срабатывание" w:value="ЗМН / ЗМН: Срабатывание"/>
-                  <w:listItem w:displayText="ЗМН / ЗМН: Срабатывание на сигнал" w:value="ЗМН / ЗМН: Срабатывание на сигнал"/>
-                  <w:listItem w:displayText="ЗМН / ЗМН: Функция введена в работу" w:value="ЗМН / ЗМН: Функция введена в работу"/>
-                  <w:listItem w:displayText="ЗМН / ЗМН: Функция оперативно выведена из работы" w:value="ЗМН / ЗМН: Функция оперативно выведена из работы"/>
                   <w:listItem w:displayText="ЗОП / ЗОП: Пуск" w:value="ЗОП / ЗОП: Пуск"/>
                   <w:listItem w:displayText="ЗОП / ЗОП: Пуск ИО по несимметрии токов прямой и обратной последовательности" w:value="ЗОП / ЗОП: Пуск ИО по несимметрии токов прямой и обратной последовательности"/>
                   <w:listItem w:displayText="ЗОП / ЗОП: Пуск ИО тока обратной последовательности" w:value="ЗОП / ЗОП: Пуск ИО тока обратной последовательности"/>
@@ -7421,126 +5870,26 @@
                   <w:listItem w:displayText="ЗОП / ЗОП: Срабатывание на сигнал" w:value="ЗОП / ЗОП: Срабатывание на сигнал"/>
                   <w:listItem w:displayText="ЗОП / ЗОП: Функция введена в работу" w:value="ЗОП / ЗОП: Функция введена в работу"/>
                   <w:listItem w:displayText="ЗОП / ЗОП: Функция оперативно выведена из работы" w:value="ЗОП / ЗОП: Функция оперативно выведена из работы"/>
-                  <w:listItem w:displayText="ЗП / ЗП: Пуск" w:value="ЗП / ЗП: Пуск"/>
-                  <w:listItem w:displayText="ЗП / ЗП: Пуск ИО максимального тока" w:value="ЗП / ЗП: Пуск ИО максимального тока"/>
-                  <w:listItem w:displayText="ЗП / ЗП: Срабатывание" w:value="ЗП / ЗП: Срабатывание"/>
-                  <w:listItem w:displayText="ЗП / ЗП: Срабатывание на сигнал" w:value="ЗП / ЗП: Срабатывание на сигнал"/>
-                  <w:listItem w:displayText="ЗП / ЗП: Функция введена в работу" w:value="ЗП / ЗП: Функция введена в работу"/>
-                  <w:listItem w:displayText="ЗП / ЗП: Функция оперативно выведена из работы" w:value="ЗП / ЗП: Функция оперативно выведена из работы"/>
-                  <w:listItem w:displayText="КА / В: Выключатель включен" w:value="КА / В: Выключатель включен"/>
-                  <w:listItem w:displayText="КА / В: Выключатель отключен" w:value="КА / В: Выключатель отключен"/>
-                  <w:listItem w:displayText="КА / В: Команда «включить» выключатель через выходное реле" w:value="КА / В: Команда «включить» выключатель через выходное реле"/>
-                  <w:listItem w:displayText="КА / В: Команда «отключить» выключатель через выходное реле" w:value="КА / В: Команда «отключить» выключатель через выходное реле"/>
-                  <w:listItem w:displayText="КА / В: Неисправное положение выключателя" w:value="КА / В: Неисправное положение выключателя"/>
-                  <w:listItem w:displayText="КА / В: Промежуточное положение выключателя" w:value="КА / В: Промежуточное положение выключателя"/>
-                  <w:listItem w:displayText="КА / В: Функция введена в работу" w:value="КА / В: Функция введена в работу"/>
-                  <w:listItem w:displayText="КА / ВЭ1: Команда «вкатить» выкатной элемент через выходное реле" w:value="КА / ВЭ1: Команда «вкатить» выкатной элемент через выходное реле"/>
-                  <w:listItem w:displayText="КА / ВЭ1: Команда «выкатить» выкатной элемент через выходное реле" w:value="КА / ВЭ1: Команда «выкатить» выкатной элемент через выходное реле"/>
-                  <w:listItem w:displayText="КА / ВЭ1: Неисправное положение выкатного элемента" w:value="КА / ВЭ1: Неисправное положение выкатного элемента"/>
-                  <w:listItem w:displayText="КА / ВЭ1: Положение выкатного элемента «Вкачен»" w:value="КА / ВЭ1: Положение выкатного элемента «Вкачен»"/>
-                  <w:listItem w:displayText="КА / ВЭ1: Положение выкатного элемента «Выкачен»" w:value="КА / ВЭ1: Положение выкатного элемента «Выкачен»"/>
-                  <w:listItem w:displayText="КА / ВЭ1: Промежуточное положение выкатного элемента" w:value="КА / ВЭ1: Промежуточное положение выкатного элемента"/>
-                  <w:listItem w:displayText="КА / ВЭ1: Ремонтное положение выкатного элемента" w:value="КА / ВЭ1: Ремонтное положение выкатного элемента"/>
-                  <w:listItem w:displayText="КА / ВЭ1: Функция введена в работу" w:value="КА / ВЭ1: Функция введена в работу"/>
-                  <w:listItem w:displayText="КА / ВЭ2: Команда «вкатить» выкатной элемент через выходное реле" w:value="КА / ВЭ2: Команда «вкатить» выкатной элемент через выходное реле"/>
-                  <w:listItem w:displayText="КА / ВЭ2: Команда «выкатить» выкатной элемент через выходное реле" w:value="КА / ВЭ2: Команда «выкатить» выкатной элемент через выходное реле"/>
-                  <w:listItem w:displayText="КА / ВЭ2: Неисправное положение выкатного элемента" w:value="КА / ВЭ2: Неисправное положение выкатного элемента"/>
-                  <w:listItem w:displayText="КА / ВЭ2: Положение выкатного элемента «Вкачен»" w:value="КА / ВЭ2: Положение выкатного элемента «Вкачен»"/>
-                  <w:listItem w:displayText="КА / ВЭ2: Положение выкатного элемента «Выкачен»" w:value="КА / ВЭ2: Положение выкатного элемента «Выкачен»"/>
-                  <w:listItem w:displayText="КА / ВЭ2: Промежуточное положение выкатного элемента" w:value="КА / ВЭ2: Промежуточное положение выкатного элемента"/>
-                  <w:listItem w:displayText="КА / ВЭ2: Ремонтное положение выкатного элемента" w:value="КА / ВЭ2: Ремонтное положение выкатного элемента"/>
-                  <w:listItem w:displayText="КА / ВЭ2: Функция введена в работу" w:value="КА / ВЭ2: Функция введена в работу"/>
-                  <w:listItem w:displayText="КА / ЗН: Заземляющий нож включен" w:value="КА / ЗН: Заземляющий нож включен"/>
-                  <w:listItem w:displayText="КА / ЗН: Заземляющий нож отключен" w:value="КА / ЗН: Заземляющий нож отключен"/>
-                  <w:listItem w:displayText="КА / ЗН: Команда «включить» заземляющий нож через выходное реле" w:value="КА / ЗН: Команда «включить» заземляющий нож через выходное реле"/>
-                  <w:listItem w:displayText="КА / ЗН: Команда «отключить» заземляющий нож через выходное реле" w:value="КА / ЗН: Команда «отключить» заземляющий нож через выходное реле"/>
-                  <w:listItem w:displayText="КА / ЗН: Неисправное положение заземляющего ножа" w:value="КА / ЗН: Неисправное положение заземляющего ножа"/>
-                  <w:listItem w:displayText="КА / ЗН: Промежуточное положение заземляющего ножа" w:value="КА / ЗН: Промежуточное положение заземляющего ножа"/>
-                  <w:listItem w:displayText="КА / ЗН: Функция введена в работу" w:value="КА / ЗН: Функция введена в работу"/>
-                  <w:listItem w:displayText="КА / КА: Функция введена в работу" w:value="КА / КА: Функция введена в работу"/>
-                  <w:listItem w:displayText="КА / КА: Функция оперативно выведена из работы" w:value="КА / КА: Функция оперативно выведена из работы"/>
-                  <w:listItem w:displayText="КННвв / КННвв: Пуск" w:value="КННвв / КННвв: Пуск"/>
-                  <w:listItem w:displayText="КННвв / КННвв: Пуск ИО напряжения" w:value="КННвв / КННвв: Пуск ИО напряжения"/>
-                  <w:listItem w:displayText="КННвв / КННвв: Пуск ИО напряжения ОП" w:value="КННвв / КННвв: Пуск ИО напряжения ОП"/>
-                  <w:listItem w:displayText="КННвв / КННвв: Функция введена в работу" w:value="КННвв / КННвв: Функция введена в работу"/>
-                  <w:listItem w:displayText="КННвв / КННвв: Функция оперативно выведена из работы" w:value="КННвв / КННвв: Функция оперативно выведена из работы"/>
-                  <w:listItem w:displayText="КННш / КННш: Пуск" w:value="КННш / КННш: Пуск"/>
-                  <w:listItem w:displayText="КННш / КННш: Пуск ИО напряжения" w:value="КННш / КННш: Пуск ИО напряжения"/>
-                  <w:listItem w:displayText="КННш / КННш: Пуск ИО напряжения ОП" w:value="КННш / КННш: Пуск ИО напряжения ОП"/>
-                  <w:listItem w:displayText="КННш / КННш: Функция введена в работу" w:value="КННш / КННш: Функция введена в работу"/>
-                  <w:listItem w:displayText="КННш / КННш: Функция оперативно выведена из работы" w:value="КННш / КННш: Функция оперативно выведена из работы"/>
-                  <w:listItem w:displayText="КОНвв / КОНвв: Пуск" w:value="КОНвв / КОНвв: Пуск"/>
-                  <w:listItem w:displayText="КОНвв / КОНвв: Пуск ИО напряжения" w:value="КОНвв / КОНвв: Пуск ИО напряжения"/>
-                  <w:listItem w:displayText="КОНвв / КОНвв: Пуск ИО напряжения ОП" w:value="КОНвв / КОНвв: Пуск ИО напряжения ОП"/>
-                  <w:listItem w:displayText="КОНвв / КОНвв: Функция введена в работу" w:value="КОНвв / КОНвв: Функция введена в работу"/>
-                  <w:listItem w:displayText="КОНвв / КОНвв: Функция оперативно выведена из работы" w:value="КОНвв / КОНвв: Функция оперативно выведена из работы"/>
-                  <w:listItem w:displayText="КОНш / КОНш: Пуск" w:value="КОНш / КОНш: Пуск"/>
-                  <w:listItem w:displayText="КОНш / КОНш: Пуск ИО напряжения" w:value="КОНш / КОНш: Пуск ИО напряжения"/>
-                  <w:listItem w:displayText="КОНш / КОНш: Пуск ИО напряжения ОП" w:value="КОНш / КОНш: Пуск ИО напряжения ОП"/>
-                  <w:listItem w:displayText="КОНш / КОНш: Функция введена в работу" w:value="КОНш / КОНш: Функция введена в работу"/>
-                  <w:listItem w:displayText="КОНш / КОНш: Функция оперативно выведена из работы" w:value="КОНш / КОНш: Функция оперативно выведена из работы"/>
-                  <w:listItem w:displayText="КП / КП: Идет переключение" w:value="КП / КП: Идет переключение"/>
-                  <w:listItem w:displayText="КП / КП: Функция введена в работу" w:value="КП / КП: Функция введена в работу"/>
-                  <w:listItem w:displayText="КП / КП: Функция оперативно выведена из работы" w:value="КП / КП: Функция оперативно выведена из работы"/>
-                  <w:listItem w:displayText="КП / ОБР В: Блокировка включения" w:value="КП / ОБР В: Блокировка включения"/>
-                  <w:listItem w:displayText="КП / ОБР В: Разрешить включение" w:value="КП / ОБР В: Разрешить включение"/>
-                  <w:listItem w:displayText="КП / ОБР ВЭ1: Разрешение управления первым выкатным элементом" w:value="КП / ОБР ВЭ1: Разрешение управления первым выкатным элементом"/>
-                  <w:listItem w:displayText="КП / ОБР ВЭ2: Разрешение управления вторым выкатным элементом" w:value="КП / ОБР ВЭ2: Разрешение управления вторым выкатным элементом"/>
-                  <w:listItem w:displayText="КП / ОБР ЗН: Разрешение управления заземляющим ножом" w:value="КП / ОБР ЗН: Разрешение управления заземляющим ножом"/>
-                  <w:listItem w:displayText="КП / УВ: Включение с контролем синхронизма" w:value="КП / УВ: Включение с контролем синхронизма"/>
-                  <w:listItem w:displayText="КП / УВ: Включить выключатель" w:value="КП / УВ: Включить выключатель"/>
-                  <w:listItem w:displayText="КП / УВ: Задержка включения с контролем синхронизма" w:value="КП / УВ: Задержка включения с контролем синхронизма"/>
-                  <w:listItem w:displayText="КП / УВ: Идет переключение" w:value="КП / УВ: Идет переключение"/>
-                  <w:listItem w:displayText="КП / УВ: Отключить выключатель" w:value="КП / УВ: Отключить выключатель"/>
-                  <w:listItem w:displayText="КП / УВ: Поведение местного управления" w:value="КП / УВ: Поведение местного управления"/>
-                  <w:listItem w:displayText="КП / УВ: Положение В (Включено)" w:value="КП / УВ: Положение В (Включено)"/>
-                  <w:listItem w:displayText="КП / УВ: Положение В (Не определено)" w:value="КП / УВ: Положение В (Не определено)"/>
-                  <w:listItem w:displayText="КП / УВ: Положение В (Неисправность)" w:value="КП / УВ: Положение В (Неисправность)"/>
-                  <w:listItem w:displayText="КП / УВ: Положение В (Отключено)" w:value="КП / УВ: Положение В (Отключено)"/>
-                  <w:listItem w:displayText="КП / УВ: Положение ключа режима управления" w:value="КП / УВ: Положение ключа режима управления"/>
-                  <w:listItem w:displayText="КП / УВ: Право переключения на уровне станции" w:value="КП / УВ: Право переключения на уровне станции"/>
-                  <w:listItem w:displayText="КП / УВ: Сигнал превышения допустимого времени переключения" w:value="КП / УВ: Сигнал превышения допустимого времени переключения"/>
-                  <w:listItem w:displayText="КП / УВ: Функция введена в работу" w:value="КП / УВ: Функция введена в работу"/>
-                  <w:listItem w:displayText="КП / УВЭ1: Вкатить первый выкатной элемент" w:value="КП / УВЭ1: Вкатить первый выкатной элемент"/>
-                  <w:listItem w:displayText="КП / УВЭ1: Выкатить первый выкатной элемент" w:value="КП / УВЭ1: Выкатить первый выкатной элемент"/>
-                  <w:listItem w:displayText="КП / УВЭ1: Идет переключение" w:value="КП / УВЭ1: Идет переключение"/>
-                  <w:listItem w:displayText="КП / УВЭ1: Поведение местного управления" w:value="КП / УВЭ1: Поведение местного управления"/>
-                  <w:listItem w:displayText="КП / УВЭ1: Положение ВЭ1 (Вкачен)" w:value="КП / УВЭ1: Положение ВЭ1 (Вкачен)"/>
-                  <w:listItem w:displayText="КП / УВЭ1: Положение ВЭ1 (Выкачен)" w:value="КП / УВЭ1: Положение ВЭ1 (Выкачен)"/>
-                  <w:listItem w:displayText="КП / УВЭ1: Положение ВЭ1 (Не определено)" w:value="КП / УВЭ1: Положение ВЭ1 (Не определено)"/>
-                  <w:listItem w:displayText="КП / УВЭ1: Положение ВЭ1 (Неисправность)" w:value="КП / УВЭ1: Положение ВЭ1 (Неисправность)"/>
-                  <w:listItem w:displayText="КП / УВЭ1: Положение ключа режима управления" w:value="КП / УВЭ1: Положение ключа режима управления"/>
-                  <w:listItem w:displayText="КП / УВЭ1: Право переключения на уровне станции" w:value="КП / УВЭ1: Право переключения на уровне станции"/>
-                  <w:listItem w:displayText="КП / УВЭ1: Сигнал превышения допустимого времени переключения" w:value="КП / УВЭ1: Сигнал превышения допустимого времени переключения"/>
-                  <w:listItem w:displayText="КП / УВЭ1: Функция введена в работу" w:value="КП / УВЭ1: Функция введена в работу"/>
-                  <w:listItem w:displayText="КП / УВЭ2: Вкатить второй выкатной элемент" w:value="КП / УВЭ2: Вкатить второй выкатной элемент"/>
-                  <w:listItem w:displayText="КП / УВЭ2: Выкатить второй выкатной элемент" w:value="КП / УВЭ2: Выкатить второй выкатной элемент"/>
-                  <w:listItem w:displayText="КП / УВЭ2: Идет переключение" w:value="КП / УВЭ2: Идет переключение"/>
-                  <w:listItem w:displayText="КП / УВЭ2: Поведение местного управления" w:value="КП / УВЭ2: Поведение местного управления"/>
-                  <w:listItem w:displayText="КП / УВЭ2: Положение ВЭ2 (Вкачен)" w:value="КП / УВЭ2: Положение ВЭ2 (Вкачен)"/>
-                  <w:listItem w:displayText="КП / УВЭ2: Положение ВЭ2 (Выкачен)" w:value="КП / УВЭ2: Положение ВЭ2 (Выкачен)"/>
-                  <w:listItem w:displayText="КП / УВЭ2: Положение ВЭ2 (Не определено)" w:value="КП / УВЭ2: Положение ВЭ2 (Не определено)"/>
-                  <w:listItem w:displayText="КП / УВЭ2: Положение ВЭ2 (Неисправность)" w:value="КП / УВЭ2: Положение ВЭ2 (Неисправность)"/>
-                  <w:listItem w:displayText="КП / УВЭ2: Положение ключа режима управления" w:value="КП / УВЭ2: Положение ключа режима управления"/>
-                  <w:listItem w:displayText="КП / УВЭ2: Право переключения на уровне станции" w:value="КП / УВЭ2: Право переключения на уровне станции"/>
-                  <w:listItem w:displayText="КП / УВЭ2: Сигнал превышения допустимого времени переключения" w:value="КП / УВЭ2: Сигнал превышения допустимого времени переключения"/>
-                  <w:listItem w:displayText="КП / УВЭ2: Функция введена в работу" w:value="КП / УВЭ2: Функция введена в работу"/>
-                  <w:listItem w:displayText="КП / УЗН: Включить заземляющий нож" w:value="КП / УЗН: Включить заземляющий нож"/>
-                  <w:listItem w:displayText="КП / УЗН: Идет переключение" w:value="КП / УЗН: Идет переключение"/>
-                  <w:listItem w:displayText="КП / УЗН: Отключить заземляющий нож" w:value="КП / УЗН: Отключить заземляющий нож"/>
-                  <w:listItem w:displayText="КП / УЗН: Поведение местного управления" w:value="КП / УЗН: Поведение местного управления"/>
-                  <w:listItem w:displayText="КП / УЗН: Положение ЗН (Включено)" w:value="КП / УЗН: Положение ЗН (Включено)"/>
-                  <w:listItem w:displayText="КП / УЗН: Положение ЗН (Не определено)" w:value="КП / УЗН: Положение ЗН (Не определено)"/>
-                  <w:listItem w:displayText="КП / УЗН: Положение ЗН (Неисправность)" w:value="КП / УЗН: Положение ЗН (Неисправность)"/>
-                  <w:listItem w:displayText="КП / УЗН: Положение ЗН (Отключено)" w:value="КП / УЗН: Положение ЗН (Отключено)"/>
-                  <w:listItem w:displayText="КП / УЗН: Положение ключа режима управления" w:value="КП / УЗН: Положение ключа режима управления"/>
-                  <w:listItem w:displayText="КП / УЗН: Право переключения на уровне станции" w:value="КП / УЗН: Право переключения на уровне станции"/>
-                  <w:listItem w:displayText="КП / УЗН: Сигнал превышения допустимого времени переключения" w:value="КП / УЗН: Сигнал превышения допустимого времени переключения"/>
-                  <w:listItem w:displayText="КП / УЗН: Функция введена в работу" w:value="КП / УЗН: Функция введена в работу"/>
-                  <w:listItem w:displayText="КРВ / КРВ: Превышен коммутационный ресурс выключателя" w:value="КРВ / КРВ: Превышен коммутационный ресурс выключателя"/>
-                  <w:listItem w:displayText="КРВ / КРВ: Превышен механический ресурс выключателя" w:value="КРВ / КРВ: Превышен механический ресурс выключателя"/>
-                  <w:listItem w:displayText="КРВ / КРВ: Превышен ресурс выключателя" w:value="КРВ / КРВ: Превышен ресурс выключателя"/>
-                  <w:listItem w:displayText="КРВ / КРВ: Функция введена в работу" w:value="КРВ / КРВ: Функция введена в работу"/>
+                  <w:listItem w:displayText="КНН 1сш / КНН 1сш: Пуск" w:value="КНН 1сш / КНН 1сш: Пуск"/>
+                  <w:listItem w:displayText="КНН 1сш / КНН 1сш: Пуск ИО напряжения" w:value="КНН 1сш / КНН 1сш: Пуск ИО напряжения"/>
+                  <w:listItem w:displayText="КНН 1сш / КНН 1сш: Пуск ИО напряжения ОП" w:value="КНН 1сш / КНН 1сш: Пуск ИО напряжения ОП"/>
+                  <w:listItem w:displayText="КНН 1сш / КНН 1сш: Функция введена в работу" w:value="КНН 1сш / КНН 1сш: Функция введена в работу"/>
+                  <w:listItem w:displayText="КНН 1сш / КНН 1сш: Функция оперативно выведена из работы" w:value="КНН 1сш / КНН 1сш: Функция оперативно выведена из работы"/>
+                  <w:listItem w:displayText="КНН 2сш / КНН 2сш: Пуск" w:value="КНН 2сш / КНН 2сш: Пуск"/>
+                  <w:listItem w:displayText="КНН 2сш / КНН 2сш: Пуск ИО напряжения" w:value="КНН 2сш / КНН 2сш: Пуск ИО напряжения"/>
+                  <w:listItem w:displayText="КНН 2сш / КНН 2сш: Пуск ИО напряжения ОП" w:value="КНН 2сш / КНН 2сш: Пуск ИО напряжения ОП"/>
+                  <w:listItem w:displayText="КНН 2сш / КНН 2сш: Функция введена в работу" w:value="КНН 2сш / КНН 2сш: Функция введена в работу"/>
+                  <w:listItem w:displayText="КНН 2сш / КНН 2сш: Функция оперативно выведена из работы" w:value="КНН 2сш / КНН 2сш: Функция оперативно выведена из работы"/>
+                  <w:listItem w:displayText="КОН 1сш / КОН 1сш: Пуск" w:value="КОН 1сш / КОН 1сш: Пуск"/>
+                  <w:listItem w:displayText="КОН 1сш / КОН 1сш: Пуск ИО напряжения" w:value="КОН 1сш / КОН 1сш: Пуск ИО напряжения"/>
+                  <w:listItem w:displayText="КОН 1сш / КОН 1сш: Пуск ИО напряжения ОП" w:value="КОН 1сш / КОН 1сш: Пуск ИО напряжения ОП"/>
+                  <w:listItem w:displayText="КОН 1сш / КОН 1сш: Функция введена в работу" w:value="КОН 1сш / КОН 1сш: Функция введена в работу"/>
+                  <w:listItem w:displayText="КОН 1сш / КОН 1сш: Функция оперативно выведена из работы" w:value="КОН 1сш / КОН 1сш: Функция оперативно выведена из работы"/>
+                  <w:listItem w:displayText="КОН 2сш / КОН 2сш: Пуск" w:value="КОН 2сш / КОН 2сш: Пуск"/>
+                  <w:listItem w:displayText="КОН 2сш / КОН 2сш: Пуск ИО напряжения" w:value="КОН 2сш / КОН 2сш: Пуск ИО напряжения"/>
+                  <w:listItem w:displayText="КОН 2сш / КОН 2сш: Пуск ИО напряжения ОП" w:value="КОН 2сш / КОН 2сш: Пуск ИО напряжения ОП"/>
+                  <w:listItem w:displayText="КОН 2сш / КОН 2сш: Функция введена в работу" w:value="КОН 2сш / КОН 2сш: Функция введена в работу"/>
+                  <w:listItem w:displayText="КОН 2сш / КОН 2сш: Функция оперативно выведена из работы" w:value="КОН 2сш / КОН 2сш: Функция оперативно выведена из работы"/>
                   <w:listItem w:displayText="КС / КС: Блокировка по скорости изменения частоты" w:value="КС / КС: Блокировка по скорости изменения частоты"/>
                   <w:listItem w:displayText="КС / КС: Нет условий по напряжению" w:value="КС / КС: Нет условий по напряжению"/>
                   <w:listItem w:displayText="КС / КС: Нет условий по углу" w:value="КС / КС: Нет условий по углу"/>
@@ -7550,22 +5899,9 @@
                   <w:listItem w:displayText="КС / КС: Общий пуск" w:value="КС / КС: Общий пуск"/>
                   <w:listItem w:displayText="КС / КС: Пуск условий ожидания синхронизма" w:value="КС / КС: Пуск условий ожидания синхронизма"/>
                   <w:listItem w:displayText="КС / КС: Пуск условий улавливания синхронизма" w:value="КС / КС: Пуск условий улавливания синхронизма"/>
-                  <w:listItem w:displayText="КС / КС: Разрешение автоматического включения" w:value="КС / КС: Разрешение автоматического включения"/>
                   <w:listItem w:displayText="КС / КС: Разрешение оперативного включения" w:value="КС / КС: Разрешение оперативного включения"/>
                   <w:listItem w:displayText="КС / КС: Функция введена в работу" w:value="КС / КС: Функция введена в работу"/>
                   <w:listItem w:displayText="КС / КС: Функция оперативно выведена из работы" w:value="КС / КС: Функция оперативно выведена из работы"/>
-                  <w:listItem w:displayText="КСВ / КСВ: Блокировка включения В" w:value="КСВ / КСВ: Блокировка включения В"/>
-                  <w:listItem w:displayText="КСВ / КСВ: Блокировка отключения В" w:value="КСВ / КСВ: Блокировка отключения В"/>
-                  <w:listItem w:displayText="КСВ / КСВ: В аварийно отключен" w:value="КСВ / КСВ: В аварийно отключен"/>
-                  <w:listItem w:displayText="КСВ / КСВ: В самопроизвольно отключен" w:value="КСВ / КСВ: В самопроизвольно отключен"/>
-                  <w:listItem w:displayText="КСВ / КСВ: Защита ЭМВ" w:value="КСВ / КСВ: Защита ЭМВ"/>
-                  <w:listItem w:displayText="КСВ / КСВ: Защита ЭМО1" w:value="КСВ / КСВ: Защита ЭМО1"/>
-                  <w:listItem w:displayText="КСВ / КСВ: Защита ЭМО2" w:value="КСВ / КСВ: Защита ЭМО2"/>
-                  <w:listItem w:displayText="КСВ / КСВ: Неисправность В" w:value="КСВ / КСВ: Неисправность В"/>
-                  <w:listItem w:displayText="КСВ / КСВ: Неисправность цепей ЭМУ" w:value="КСВ / КСВ: Неисправность цепей ЭМУ"/>
-                  <w:listItem w:displayText="КСВ / КСВ: Реле фиксации команды" w:value="КСВ / КСВ: Реле фиксации команды"/>
-                  <w:listItem w:displayText="КСВ / КСВ: Функция введена в работу" w:value="КСВ / КСВ: Функция введена в работу"/>
-                  <w:listItem w:displayText="КСВ / КСВ: Функция оперативно выведена из работы" w:value="КСВ / КСВ: Функция оперативно выведена из работы"/>
                   <w:listItem w:displayText="ЛЗШ / ЛЗШ: Обнаружение неисправности" w:value="ЛЗШ / ЛЗШ: Обнаружение неисправности"/>
                   <w:listItem w:displayText="ЛЗШ / ЛЗШ: Пуск" w:value="ЛЗШ / ЛЗШ: Пуск"/>
                   <w:listItem w:displayText="ЛЗШ / ЛЗШ: Пуск ИО тока по фазе B" w:value="ЛЗШ / ЛЗШ: Пуск ИО тока по фазе B"/>
@@ -7578,27 +5914,19 @@
                   <w:listItem w:displayText="ЛЗШ / ЛЗШ: Срабатывание на сигнал" w:value="ЛЗШ / ЛЗШ: Срабатывание на сигнал"/>
                   <w:listItem w:displayText="ЛЗШ / ЛЗШ: Функция введена в работу" w:value="ЛЗШ / ЛЗШ: Функция введена в работу"/>
                   <w:listItem w:displayText="ЛЗШ / ЛЗШ: Функция оперативно выведена из работы" w:value="ЛЗШ / ЛЗШ: Функция оперативно выведена из работы"/>
-                  <w:listItem w:displayText="ЛОВ / ЗАВР ЛО: Запрет АВР" w:value="ЛОВ / ЗАВР ЛО: Запрет АВР"/>
-                  <w:listItem w:displayText="ЛОВ / ЗАВР ЛО: Функция введена в работу" w:value="ЛОВ / ЗАВР ЛО: Функция введена в работу"/>
-                  <w:listItem w:displayText="ЛОВ / ЗАВР ЛО: Функция оперативно выведена из работы" w:value="ЛОВ / ЗАВР ЛО: Функция оперативно выведена из работы"/>
-                  <w:listItem w:displayText="ЛОВ / ЗАПВ: Запрет АПВ" w:value="ЛОВ / ЗАПВ: Запрет АПВ"/>
-                  <w:listItem w:displayText="ЛОВ / ЗАПВ: Функция введена в работу" w:value="ЛОВ / ЗАПВ: Функция введена в работу"/>
-                  <w:listItem w:displayText="ЛОВ / ЗАПВ: Функция оперативно выведена из работы" w:value="ЛОВ / ЗАПВ: Функция оперативно выведена из работы"/>
-                  <w:listItem w:displayText="ЛОВ / ЛВ ВНР: Включение с КС" w:value="ЛОВ / ЛВ ВНР: Включение с КС"/>
-                  <w:listItem w:displayText="ЛОВ / ЛВ ВНР: Включить" w:value="ЛОВ / ЛВ ВНР: Включить"/>
-                  <w:listItem w:displayText="ЛОВ / ЛВ ВНР: Задержка включения с КС" w:value="ЛОВ / ЛВ ВНР: Задержка включения с КС"/>
-                  <w:listItem w:displayText="ЛОВ / ЛВ ВНР: Функция введена в работу" w:value="ЛОВ / ЛВ ВНР: Функция введена в работу"/>
-                  <w:listItem w:displayText="ЛОВ / ЛВ ВНР: Функция оперативно выведена из работы" w:value="ЛОВ / ЛВ ВНР: Функция оперативно выведена из работы"/>
-                  <w:listItem w:displayText="ЛОВ / ЛО ВНР: Отключение" w:value="ЛОВ / ЛО ВНР: Отключение"/>
-                  <w:listItem w:displayText="ЛОВ / ЛО ВНР: Отключить" w:value="ЛОВ / ЛО ВНР: Отключить"/>
-                  <w:listItem w:displayText="ЛОВ / ЛО ВНР: Функция введена в работу" w:value="ЛОВ / ЛО ВНР: Функция введена в работу"/>
-                  <w:listItem w:displayText="ЛОВ / ЛО ВНР: Функция оперативно выведена из работы" w:value="ЛОВ / ЛО ВНР: Функция оперативно выведена из работы"/>
-                  <w:listItem w:displayText="ЛОВ / ЛО РЗ: Отключение" w:value="ЛОВ / ЛО РЗ: Отключение"/>
-                  <w:listItem w:displayText="ЛОВ / ЛО РЗ: Отключить" w:value="ЛОВ / ЛО РЗ: Отключить"/>
-                  <w:listItem w:displayText="ЛОВ / ЛО РЗ: Функция введена в работу" w:value="ЛОВ / ЛО РЗ: Функция введена в работу"/>
-                  <w:listItem w:displayText="ЛОВ / ЛО РЗ: Функция оперативно выведена из работы" w:value="ЛОВ / ЛО РЗ: Функция оперативно выведена из работы"/>
+                  <w:listItem w:displayText="ЛО / ЗАВР ЛО: Запрет АВР" w:value="ЛО / ЗАВР ЛО: Запрет АВР"/>
+                  <w:listItem w:displayText="ЛО / ЗАВР ЛО: Функция введена в работу" w:value="ЛО / ЗАВР ЛО: Функция введена в работу"/>
+                  <w:listItem w:displayText="ЛО / ЗАВР ЛО: Функция оперативно выведена из работы" w:value="ЛО / ЗАВР ЛО: Функция оперативно выведена из работы"/>
+                  <w:listItem w:displayText="ЛО / ЛО ВНР: Отключение" w:value="ЛО / ЛО ВНР: Отключение"/>
+                  <w:listItem w:displayText="ЛО / ЛО ВНР: Отключить" w:value="ЛО / ЛО ВНР: Отключить"/>
+                  <w:listItem w:displayText="ЛО / ЛО ВНР: Функция введена в работу" w:value="ЛО / ЛО ВНР: Функция введена в работу"/>
+                  <w:listItem w:displayText="ЛО / ЛО ВНР: Функция оперативно выведена из работы" w:value="ЛО / ЛО ВНР: Функция оперативно выведена из работы"/>
+                  <w:listItem w:displayText="ЛО / ЛО РЗ: Отключение" w:value="ЛО / ЛО РЗ: Отключение"/>
+                  <w:listItem w:displayText="ЛО / ЛО РЗ: Отключить" w:value="ЛО / ЛО РЗ: Отключить"/>
+                  <w:listItem w:displayText="ЛО / ЛО РЗ: Функция введена в работу" w:value="ЛО / ЛО РЗ: Функция введена в работу"/>
+                  <w:listItem w:displayText="ЛО / ЛО РЗ: Функция оперативно выведена из работы" w:value="ЛО / ЛО РЗ: Функция оперативно выведена из работы"/>
                   <w:listItem w:displayText="МТЗ / АУ МТЗ: Пуск АУ" w:value="МТЗ / АУ МТЗ: Пуск АУ"/>
-                  <w:listItem w:displayText="МТЗ / БЛЗТ: Блокировка" w:value="МТЗ / БЛЗТ: Блокировка"/>
+                  <w:listItem w:displayText="МТЗ / БЛЗШ: Блокировка ЛЗШ" w:value="МТЗ / БЛЗШ: Блокировка ЛЗШ"/>
                   <w:listItem w:displayText="МТЗ / БНТ: Пуск БНТ" w:value="МТЗ / БНТ: Пуск БНТ"/>
                   <w:listItem w:displayText="МТЗ / БНТ: Пуск БНТ по фазе A" w:value="МТЗ / БНТ: Пуск БНТ по фазе A"/>
                   <w:listItem w:displayText="МТЗ / БНТ: Пуск БНТ по фазе B" w:value="МТЗ / БНТ: Пуск БНТ по фазе B"/>
@@ -7640,6 +5968,18 @@
                   <w:listItem w:displayText="МТЗ / МТЗ 3 ст.: Срабатывание на сигнал" w:value="МТЗ / МТЗ 3 ст.: Срабатывание на сигнал"/>
                   <w:listItem w:displayText="МТЗ / МТЗ 3 ст.: Функция введена в работу" w:value="МТЗ / МТЗ 3 ст.: Функция введена в работу"/>
                   <w:listItem w:displayText="МТЗ / МТЗ 3 ст.: Функция оперативно выведена из работы" w:value="МТЗ / МТЗ 3 ст.: Функция оперативно выведена из работы"/>
+                  <w:listItem w:displayText="МТЗ / МТЗ 4 ст.: Пуск" w:value="МТЗ / МТЗ 4 ст.: Пуск"/>
+                  <w:listItem w:displayText="МТЗ / МТЗ 4 ст.: Пуск ИО тока по фазе B" w:value="МТЗ / МТЗ 4 ст.: Пуск ИО тока по фазе B"/>
+                  <w:listItem w:displayText="МТЗ / МТЗ 4 ст.: Пуск ИО тока по фазе C" w:value="МТЗ / МТЗ 4 ст.: Пуск ИО тока по фазе C"/>
+                  <w:listItem w:displayText="МТЗ / МТЗ 4 ст.: Пуск ИО тока по фазе А" w:value="МТЗ / МТЗ 4 ст.: Пуск ИО тока по фазе А"/>
+                  <w:listItem w:displayText="МТЗ / МТЗ 4 ст.: Пуск ФВН" w:value="МТЗ / МТЗ 4 ст.: Пуск ФВН"/>
+                  <w:listItem w:displayText="МТЗ / МТЗ 4 ст.: Пуск по фазе B" w:value="МТЗ / МТЗ 4 ст.: Пуск по фазе B"/>
+                  <w:listItem w:displayText="МТЗ / МТЗ 4 ст.: Пуск по фазе C" w:value="МТЗ / МТЗ 4 ст.: Пуск по фазе C"/>
+                  <w:listItem w:displayText="МТЗ / МТЗ 4 ст.: Пуск по фазе А" w:value="МТЗ / МТЗ 4 ст.: Пуск по фазе А"/>
+                  <w:listItem w:displayText="МТЗ / МТЗ 4 ст.: Срабатывание" w:value="МТЗ / МТЗ 4 ст.: Срабатывание"/>
+                  <w:listItem w:displayText="МТЗ / МТЗ 4 ст.: Срабатывание на сигнал" w:value="МТЗ / МТЗ 4 ст.: Срабатывание на сигнал"/>
+                  <w:listItem w:displayText="МТЗ / МТЗ 4 ст.: Функция введена в работу" w:value="МТЗ / МТЗ 4 ст.: Функция введена в работу"/>
+                  <w:listItem w:displayText="МТЗ / МТЗ 4 ст.: Функция оперативно выведена из работы" w:value="МТЗ / МТЗ 4 ст.: Функция оперативно выведена из работы"/>
                   <w:listItem w:displayText="МТЗ / МТЗ: Пуск" w:value="МТЗ / МТЗ: Пуск"/>
                   <w:listItem w:displayText="МТЗ / ОНМ: Обратное направление" w:value="МТЗ / ОНМ: Обратное направление"/>
                   <w:listItem w:displayText="МТЗ / ОНМ: Обратное направление по фазе B" w:value="МТЗ / ОНМ: Обратное направление по фазе B"/>
@@ -7654,59 +5994,6 @@
                   <w:listItem w:displayText="МТЗ / ОНМ: Пуск по фазе C" w:value="МТЗ / ОНМ: Пуск по фазе C"/>
                   <w:listItem w:displayText="МТЗ / ОНМ: Пуск по фазе А" w:value="МТЗ / ОНМ: Пуск по фазе А"/>
                   <w:listItem w:displayText="МТЗ / ОУ МТЗ: Срабатывание" w:value="МТЗ / ОУ МТЗ: Срабатывание"/>
-                  <w:listItem w:displayText="ПДС / В: Поведение местного управления" w:value="ПДС / В: Поведение местного управления"/>
-                  <w:listItem w:displayText="ПДС / В: Положение ключа режима управления" w:value="ПДС / В: Положение ключа режима управления"/>
-                  <w:listItem w:displayText="ПДС / В: Положение ключа режима управления привода В" w:value="ПДС / В: Положение ключа режима управления привода В"/>
-                  <w:listItem w:displayText="ПДС / В: Право переключения на уровне станции" w:value="ПДС / В: Право переключения на уровне станции"/>
-                  <w:listItem w:displayText="ПДС / ВЭ1: Поведение местного управления" w:value="ПДС / ВЭ1: Поведение местного управления"/>
-                  <w:listItem w:displayText="ПДС / ВЭ1: Положение ключа режима управления" w:value="ПДС / ВЭ1: Положение ключа режима управления"/>
-                  <w:listItem w:displayText="ПДС / ВЭ1: Право переключения на уровне станции" w:value="ПДС / ВЭ1: Право переключения на уровне станции"/>
-                  <w:listItem w:displayText="ПДС / ВЭ1: Ремонтное положение коммутационного аппарата" w:value="ПДС / ВЭ1: Ремонтное положение коммутационного аппарата"/>
-                  <w:listItem w:displayText="ПДС / ВЭ2: Поведение местного управления" w:value="ПДС / ВЭ2: Поведение местного управления"/>
-                  <w:listItem w:displayText="ПДС / ВЭ2: Положение ключа режима управления" w:value="ПДС / ВЭ2: Положение ключа режима управления"/>
-                  <w:listItem w:displayText="ПДС / ВЭ2: Право переключения на уровне станции" w:value="ПДС / ВЭ2: Право переключения на уровне станции"/>
-                  <w:listItem w:displayText="ПДС / ВЭ2: Ремонтное положение коммутационного аппарата" w:value="ПДС / ВЭ2: Ремонтное положение коммутационного аппарата"/>
-                  <w:listItem w:displayText="ПДС / ЗН: Поведение местного управления" w:value="ПДС / ЗН: Поведение местного управления"/>
-                  <w:listItem w:displayText="ПДС / ЗН: Положение ключа режима управления" w:value="ПДС / ЗН: Положение ключа режима управления"/>
-                  <w:listItem w:displayText="ПДС / ЗН: Право переключения на уровне станции" w:value="ПДС / ЗН: Право переключения на уровне станции"/>
-                  <w:listItem w:displayText="ПДС / КИ: Аварийный уровень изоляции" w:value="ПДС / КИ: Аварийный уровень изоляции"/>
-                  <w:listItem w:displayText="ПДС / КИ: Низкий уровень изоляции" w:value="ПДС / КИ: Низкий уровень изоляции"/>
-                  <w:listItem w:displayText="ПДС / КПруж: Пружина не заведена" w:value="ПДС / КПруж: Пружина не заведена"/>
-                  <w:listItem w:displayText="ПДС / КЦВ: Контроль цепи ЭМВ" w:value="ПДС / КЦВ: Контроль цепи ЭМВ"/>
-                  <w:listItem w:displayText="ПДС / КЦВ: Контроль цепи ЭМО1" w:value="ПДС / КЦВ: Контроль цепи ЭМО1"/>
-                  <w:listItem w:displayText="ПДС / КЦВ: Контроль цепи ЭМО2" w:value="ПДС / КЦВ: Контроль цепи ЭМО2"/>
-                  <w:listItem w:displayText="ПДС / КЦВ: Работа ЭМВ" w:value="ПДС / КЦВ: Работа ЭМВ"/>
-                  <w:listItem w:displayText="ПДС / КЦВ: Работа ЭМО1" w:value="ПДС / КЦВ: Работа ЭМО1"/>
-                  <w:listItem w:displayText="ПДС / КЦВ: Работа ЭМО2" w:value="ПДС / КЦВ: Работа ЭМО2"/>
-                  <w:listItem w:displayText="ПДС / ПДС: Функция введена в работу" w:value="ПДС / ПДС: Функция введена в работу"/>
-                  <w:listItem w:displayText="ПДС / ПДС: Функция оперативно выведена из работы" w:value="ПДС / ПДС: Функция оперативно выведена из работы"/>
-                  <w:listItem w:displayText="ПДС НКУ / SA1: Цепь управления введена" w:value="ПДС НКУ / SA1: Цепь управления введена"/>
-                  <w:listItem w:displayText="ПДС НКУ / SA2: Цепь управления введена" w:value="ПДС НКУ / SA2: Цепь управления введена"/>
-                  <w:listItem w:displayText="ПДС НКУ / SA3: Цепь управления введена" w:value="ПДС НКУ / SA3: Цепь управления введена"/>
-                  <w:listItem w:displayText="ПДС НКУ / SA4: Цепь управления введена" w:value="ПДС НКУ / SA4: Цепь управления введена"/>
-                  <w:listItem w:displayText="ПДС НКУ / SF1: Автоматический выключатель отключен" w:value="ПДС НКУ / SF1: Автоматический выключатель отключен"/>
-                  <w:listItem w:displayText="ПДС НКУ / SF2: Автоматический выключатель отключен" w:value="ПДС НКУ / SF2: Автоматический выключатель отключен"/>
-                  <w:listItem w:displayText="ПДС НКУ / SG1: Рабочее положение испытательного блока" w:value="ПДС НКУ / SG1: Рабочее положение испытательного блока"/>
-                  <w:listItem w:displayText="ПДС НКУ / SG2: Рабочее положение испытательного блока" w:value="ПДС НКУ / SG2: Рабочее положение испытательного блока"/>
-                  <w:listItem w:displayText="ПДС НКУ / SG3: Рабочее положение испытательного блока" w:value="ПДС НКУ / SG3: Рабочее положение испытательного блока"/>
-                  <w:listItem w:displayText="ПДС НКУ / Дверь: Дверь отсека/ шкафа закрыта" w:value="ПДС НКУ / Дверь: Дверь отсека/ шкафа закрыта"/>
-                  <w:listItem w:displayText="ПДС НКУ / Дверь: Дверь отсека/ шкафа открыта" w:value="ПДС НКУ / Дверь: Дверь отсека/ шкафа открыта"/>
-                  <w:listItem w:displayText="ПДС НКУ / ОТ ОБР 1: Неисправность оперативного тока цепей ОБР 1" w:value="ПДС НКУ / ОТ ОБР 1: Неисправность оперативного тока цепей ОБР 1"/>
-                  <w:listItem w:displayText="ПДС НКУ / ОТ ОБР 2: Неисправность оперативного тока цепей ОБР 2" w:value="ПДС НКУ / ОТ ОБР 2: Неисправность оперативного тока цепей ОБР 2"/>
-                  <w:listItem w:displayText="ПДС НКУ / ОТ ЦСВ: Неисправность ОТ цепей сигнализации В" w:value="ПДС НКУ / ОТ ЦСВ: Неисправность ОТ цепей сигнализации В"/>
-                  <w:listItem w:displayText="ПДС НКУ / ОТ ЭМО1, ЭМВ: Неисправность оперативного тока цепей ЭМВ, ЭМО1" w:value="ПДС НКУ / ОТ ЭМО1, ЭМВ: Неисправность оперативного тока цепей ЭМВ, ЭМО1"/>
-                  <w:listItem w:displayText="ПДС НКУ / ОТ ЭМО2: Неисправность оперативного тока цепей ЭМО2" w:value="ПДС НКУ / ОТ ЭМО2: Неисправность оперативного тока цепей ЭМО2"/>
-                  <w:listItem w:displayText="ПДС НКУ / ПДС НКУ: Функция введена в работу" w:value="ПДС НКУ / ПДС НКУ: Функция введена в работу"/>
-                  <w:listItem w:displayText="ПДС НКУ / ПДС НКУ: Функция оперативно выведена из работы" w:value="ПДС НКУ / ПДС НКУ: Функция оперативно выведена из работы"/>
-                  <w:listItem w:displayText="ПДС НКУ / Пер.ав.дебл.см.яч.: Цепи аварийной деблокировки ячейки выведены" w:value="ПДС НКУ / Пер.ав.дебл.см.яч.: Цепи аварийной деблокировки ячейки выведены"/>
-                  <w:listItem w:displayText="ПС / ПС: Пуск предупредительной сигнализации" w:value="ПС / ПС: Пуск предупредительной сигнализации"/>
-                  <w:listItem w:displayText="ПС / ПС: Пуск предупредительной сигнализации (импульс)" w:value="ПС / ПС: Пуск предупредительной сигнализации (импульс)"/>
-                  <w:listItem w:displayText="СС / СС: БИ выведены" w:value="СС / СС: БИ выведены"/>
-                  <w:listItem w:displayText="СС / СС: Выходные цепи разобраны" w:value="СС / СС: Выходные цепи разобраны"/>
-                  <w:listItem w:displayText="СС / СС: Неисправность КА" w:value="СС / СС: Неисправность КА"/>
-                  <w:listItem w:displayText="СС / СС: Общий внешний сигнал" w:value="СС / СС: Общий внешний сигнал"/>
-                  <w:listItem w:displayText="СС / СС: Превышение времени переключения КА" w:value="СС / СС: Превышение времени переключения КА"/>
-                  <w:listItem w:displayText="СС / СС: Сигнализация цепей опер.тока" w:value="СС / СС: Сигнализация цепей опер.тока"/>
                   <w:listItem w:displayText="ТЗНП / АУ ТЗНП: Пуск автоматического ускорения ТЗНП" w:value="ТЗНП / АУ ТЗНП: Пуск автоматического ускорения ТЗНП"/>
                   <w:listItem w:displayText="ТЗНП / БНТ НП: Пуск БНТ НП" w:value="ТЗНП / БНТ НП: Пуск БНТ НП"/>
                   <w:listItem w:displayText="ТЗНП / БЧС: Блокировка чувствительных ступеней" w:value="ТЗНП / БЧС: Блокировка чувствительных ступеней"/>
@@ -7728,6 +6015,20 @@
                   <w:listItem w:displayText="ТЗНП / ТЗНП 2 ст.: Срабатывание на сигнал" w:value="ТЗНП / ТЗНП 2 ст.: Срабатывание на сигнал"/>
                   <w:listItem w:displayText="ТЗНП / ТЗНП 2 ст.: Функция введена в работу" w:value="ТЗНП / ТЗНП 2 ст.: Функция введена в работу"/>
                   <w:listItem w:displayText="ТЗНП / ТЗНП 2 ст.: Функция оперативно выведена из работы" w:value="ТЗНП / ТЗНП 2 ст.: Функция оперативно выведена из работы"/>
+                  <w:listItem w:displayText="ТЗНП / ТЗНП 3 ст.: Пуск" w:value="ТЗНП / ТЗНП 3 ст.: Пуск"/>
+                  <w:listItem w:displayText="ТЗНП / ТЗНП 3 ст.: Пуск ИО напряжения НП" w:value="ТЗНП / ТЗНП 3 ст.: Пуск ИО напряжения НП"/>
+                  <w:listItem w:displayText="ТЗНП / ТЗНП 3 ст.: Пуск ИО тока НП" w:value="ТЗНП / ТЗНП 3 ст.: Пуск ИО тока НП"/>
+                  <w:listItem w:displayText="ТЗНП / ТЗНП 3 ст.: Срабатывание" w:value="ТЗНП / ТЗНП 3 ст.: Срабатывание"/>
+                  <w:listItem w:displayText="ТЗНП / ТЗНП 3 ст.: Срабатывание на сигнал" w:value="ТЗНП / ТЗНП 3 ст.: Срабатывание на сигнал"/>
+                  <w:listItem w:displayText="ТЗНП / ТЗНП 3 ст.: Функция введена в работу" w:value="ТЗНП / ТЗНП 3 ст.: Функция введена в работу"/>
+                  <w:listItem w:displayText="ТЗНП / ТЗНП 3 ст.: Функция оперативно выведена из работы" w:value="ТЗНП / ТЗНП 3 ст.: Функция оперативно выведена из работы"/>
+                  <w:listItem w:displayText="ТЗНП / ТЗНП 4 ст.: Пуск" w:value="ТЗНП / ТЗНП 4 ст.: Пуск"/>
+                  <w:listItem w:displayText="ТЗНП / ТЗНП 4 ст.: Пуск ИО напряжения НП" w:value="ТЗНП / ТЗНП 4 ст.: Пуск ИО напряжения НП"/>
+                  <w:listItem w:displayText="ТЗНП / ТЗНП 4 ст.: Пуск ИО тока НП" w:value="ТЗНП / ТЗНП 4 ст.: Пуск ИО тока НП"/>
+                  <w:listItem w:displayText="ТЗНП / ТЗНП 4 ст.: Срабатывание" w:value="ТЗНП / ТЗНП 4 ст.: Срабатывание"/>
+                  <w:listItem w:displayText="ТЗНП / ТЗНП 4 ст.: Срабатывание на сигнал" w:value="ТЗНП / ТЗНП 4 ст.: Срабатывание на сигнал"/>
+                  <w:listItem w:displayText="ТЗНП / ТЗНП 4 ст.: Функция введена в работу" w:value="ТЗНП / ТЗНП 4 ст.: Функция введена в работу"/>
+                  <w:listItem w:displayText="ТЗНП / ТЗНП 4 ст.: Функция оперативно выведена из работы" w:value="ТЗНП / ТЗНП 4 ст.: Функция оперативно выведена из работы"/>
                   <w:listItem w:displayText="ТК ЗДЗ / ТК ЗДЗ: Пуск" w:value="ТК ЗДЗ / ТК ЗДЗ: Пуск"/>
                   <w:listItem w:displayText="ТК ЗДЗ / ТК ЗДЗ: Пуск ИО тока" w:value="ТК ЗДЗ / ТК ЗДЗ: Пуск ИО тока"/>
                   <w:listItem w:displayText="ТК ЗДЗ / ТК ЗДЗ: Функция введена в работу" w:value="ТК ЗДЗ / ТК ЗДЗ: Функция введена в работу"/>
@@ -7800,20 +6101,14 @@
                   <w:listItem w:displayText="Слот М6. Реле8. Статус" w:value="Слот М6. Реле8. Статус"/>
                   <w:listItem w:displayText="Слот М7. Отказ модуля" w:value="Слот М7. Отказ модуля"/>
                   <w:listItem w:displayText="Слот М7. Модуль не определен" w:value="Слот М7. Модуль не определен"/>
-                  <w:listItem w:displayText="Слот М7. ДВ1. Статус" w:value="Слот М7. ДВ1. Статус"/>
-                  <w:listItem w:displayText="Слот М7. ДВ2. Статус" w:value="Слот М7. ДВ2. Статус"/>
-                  <w:listItem w:displayText="Слот М7. ДВ3. Статус" w:value="Слот М7. ДВ3. Статус"/>
-                  <w:listItem w:displayText="Слот М7. ДВ4. Статус" w:value="Слот М7. ДВ4. Статус"/>
-                  <w:listItem w:displayText="Слот М7. ДВ5. Статус" w:value="Слот М7. ДВ5. Статус"/>
-                  <w:listItem w:displayText="Слот М7. ДВ6. Статус" w:value="Слот М7. ДВ6. Статус"/>
-                  <w:listItem w:displayText="Слот М7. ДВ7. Статус" w:value="Слот М7. ДВ7. Статус"/>
-                  <w:listItem w:displayText="Слот М7. ДВ8. Статус" w:value="Слот М7. ДВ8. Статус"/>
-                  <w:listItem w:displayText="Слот М7. ДВ9. Статус" w:value="Слот М7. ДВ9. Статус"/>
-                  <w:listItem w:displayText="Слот М7. ДВ10. Статус" w:value="Слот М7. ДВ10. Статус"/>
-                  <w:listItem w:displayText="Слот М7. ДВ11. Статус" w:value="Слот М7. ДВ11. Статус"/>
-                  <w:listItem w:displayText="Слот М7. ДВ12. Статус" w:value="Слот М7. ДВ12. Статус"/>
-                  <w:listItem w:displayText="Слот М7. ДВ13. Статус" w:value="Слот М7. ДВ13. Статус"/>
-                  <w:listItem w:displayText="Слот М7. ДВ14. Статус" w:value="Слот М7. ДВ14. Статус"/>
+                  <w:listItem w:displayText="Слот М7. Реле1. Статус" w:value="Слот М7. Реле1. Статус"/>
+                  <w:listItem w:displayText="Слот М7. Реле2. Статус" w:value="Слот М7. Реле2. Статус"/>
+                  <w:listItem w:displayText="Слот М7. Реле3. Статус" w:value="Слот М7. Реле3. Статус"/>
+                  <w:listItem w:displayText="Слот М7. Реле4. Статус" w:value="Слот М7. Реле4. Статус"/>
+                  <w:listItem w:displayText="Слот М7. Реле5. Статус" w:value="Слот М7. Реле5. Статус"/>
+                  <w:listItem w:displayText="Слот М7. Реле6. Статус" w:value="Слот М7. Реле6. Статус"/>
+                  <w:listItem w:displayText="Слот М7. Реле7. Статус" w:value="Слот М7. Реле7. Статус"/>
+                  <w:listItem w:displayText="Слот М7. Реле8. Статус" w:value="Слот М7. Реле8. Статус"/>
                   <w:listItem w:displayText="Слот М8. Отказ модуля" w:value="Слот М8. Отказ модуля"/>
                   <w:listItem w:displayText="Слот М8. Модуль не определен" w:value="Слот М8. Модуль не определен"/>
                   <w:listItem w:displayText="Слот М8. ДВ1. Статус" w:value="Слот М8. ДВ1. Статус"/>
@@ -7856,6 +6151,22 @@
                   <w:listItem w:displayText="Слот М10. ДВ6. Статус" w:value="Слот М10. ДВ6. Статус"/>
                   <w:listItem w:displayText="Слот М10. ДВ7. Статус" w:value="Слот М10. ДВ7. Статус"/>
                   <w:listItem w:displayText="Слот М10. ДВ8. Статус" w:value="Слот М10. ДВ8. Статус"/>
+                  <w:listItem w:displayText="Слот М10. ДВ9. Статус" w:value="Слот М10. ДВ9. Статус"/>
+                  <w:listItem w:displayText="Слот М10. ДВ10. Статус" w:value="Слот М10. ДВ10. Статус"/>
+                  <w:listItem w:displayText="Слот М10. ДВ11. Статус" w:value="Слот М10. ДВ11. Статус"/>
+                  <w:listItem w:displayText="Слот М10. ДВ12. Статус" w:value="Слот М10. ДВ12. Статус"/>
+                  <w:listItem w:displayText="Слот М10. ДВ13. Статус" w:value="Слот М10. ДВ13. Статус"/>
+                  <w:listItem w:displayText="Слот М10. ДВ14. Статус" w:value="Слот М10. ДВ14. Статус"/>
+                  <w:listItem w:displayText="Слот М11. Отказ модуля" w:value="Слот М11. Отказ модуля"/>
+                  <w:listItem w:displayText="Слот М11. Модуль не определен" w:value="Слот М11. Модуль не определен"/>
+                  <w:listItem w:displayText="Слот М11. ДВ1. Статус" w:value="Слот М11. ДВ1. Статус"/>
+                  <w:listItem w:displayText="Слот М11. ДВ2. Статус" w:value="Слот М11. ДВ2. Статус"/>
+                  <w:listItem w:displayText="Слот М11. ДВ3. Статус" w:value="Слот М11. ДВ3. Статус"/>
+                  <w:listItem w:displayText="Слот М11. ДВ4. Статус" w:value="Слот М11. ДВ4. Статус"/>
+                  <w:listItem w:displayText="Слот М11. ДВ5. Статус" w:value="Слот М11. ДВ5. Статус"/>
+                  <w:listItem w:displayText="Слот М11. ДВ6. Статус" w:value="Слот М11. ДВ6. Статус"/>
+                  <w:listItem w:displayText="Слот М11. ДВ7. Статус" w:value="Слот М11. ДВ7. Статус"/>
+                  <w:listItem w:displayText="Слот М11. ДВ8. Статус" w:value="Слот М11. ДВ8. Статус"/>
                   <w:listItem w:displayText="Отказ модуля ЦП" w:value="Отказ модуля ЦП"/>
                   <w:listItem w:displayText="Неисправность ПЗУ ЦП" w:value="Неисправность ПЗУ ЦП"/>
                   <w:listItem w:displayText="Неисправность ПЗУ MPU" w:value="Неисправность ПЗУ MPU"/>
@@ -7989,58 +6300,39 @@
                   <w:listItem w:displayText="Не назначено" w:value=""/>
                   <w:listItem w:displayText="──────── Сигналы РЗиА ────────" w:value="INPUTS_HEADER" w:disabled="true"/>
                   <w:listItem w:displayText="АВР / АВР: Включить" w:value="АВР / АВР: Включить"/>
-                  <w:listItem w:displayText="АВР / АВР: Включить резервный ввод или секционный выключатель" w:value="АВР / АВР: Включить резервный ввод или секционный выключатель"/>
                   <w:listItem w:displayText="АВР / АВР: Готовность" w:value="АВР / АВР: Готовность"/>
-                  <w:listItem w:displayText="АВР / АВР: Разрешение" w:value="АВР / АВР: Разрешение"/>
+                  <w:listItem w:displayText="АВР / АВР: Пуск" w:value="АВР / АВР: Пуск"/>
+                  <w:listItem w:displayText="АВР / АВР: Разрешение отключения ВВ 1 секции шин" w:value="АВР / АВР: Разрешение отключения ВВ 1 секции шин"/>
+                  <w:listItem w:displayText="АВР / АВР: Разрешение отключения ВВ 2 секции шин" w:value="АВР / АВР: Разрешение отключения ВВ 2 секции шин"/>
                   <w:listItem w:displayText="АВР / АВР: Функция введена в работу" w:value="АВР / АВР: Функция введена в работу"/>
                   <w:listItem w:displayText="АВР / АВР: Функция оперативно выведена из работы" w:value="АВР / АВР: Функция оперативно выведена из работы"/>
                   <w:listItem w:displayText="АВР / ЗАВР: Запрет АВР" w:value="АВР / ЗАВР: Запрет АВР"/>
-                  <w:listItem w:displayText="АПВ ВВ / АПВ ВВ: АПВ неуспешно" w:value="АПВ ВВ / АПВ ВВ: АПВ неуспешно"/>
-                  <w:listItem w:displayText="АПВ ВВ / АПВ ВВ: АПВ успешно" w:value="АПВ ВВ / АПВ ВВ: АПВ успешно"/>
-                  <w:listItem w:displayText="АПВ ВВ / АПВ ВВ: Аварийное отключение" w:value="АПВ ВВ / АПВ ВВ: Аварийное отключение"/>
-                  <w:listItem w:displayText="АПВ ВВ / АПВ ВВ: Включение с контролем синхронизма" w:value="АПВ ВВ / АПВ ВВ: Включение с контролем синхронизма"/>
-                  <w:listItem w:displayText="АПВ ВВ / АПВ ВВ: Включить" w:value="АПВ ВВ / АПВ ВВ: Включить"/>
-                  <w:listItem w:displayText="АПВ ВВ / АПВ ВВ: Выключатель включен" w:value="АПВ ВВ / АПВ ВВ: Выключатель включен"/>
-                  <w:listItem w:displayText="АПВ ВВ / АПВ ВВ: Готовность" w:value="АПВ ВВ / АПВ ВВ: Готовность"/>
-                  <w:listItem w:displayText="АПВ ВВ / АПВ ВВ: Задержка включения" w:value="АПВ ВВ / АПВ ВВ: Задержка включения"/>
-                  <w:listItem w:displayText="АПВ ВВ / АПВ ВВ: Неуспешный цикл" w:value="АПВ ВВ / АПВ ВВ: Неуспешный цикл"/>
-                  <w:listItem w:displayText="АПВ ВВ / АПВ ВВ: Общая готовность" w:value="АПВ ВВ / АПВ ВВ: Общая готовность"/>
-                  <w:listItem w:displayText="АПВ ВВ / АПВ ВВ: Ожидание срабатывания" w:value="АПВ ВВ / АПВ ВВ: Ожидание срабатывания"/>
-                  <w:listItem w:displayText="АПВ ВВ / АПВ ВВ: Пуск" w:value="АПВ ВВ / АПВ ВВ: Пуск"/>
-                  <w:listItem w:displayText="АПВ ВВ / АПВ ВВ: Функция введена в работу" w:value="АПВ ВВ / АПВ ВВ: Функция введена в работу"/>
-                  <w:listItem w:displayText="АПВ ВВ / АПВ ВВ: Функция оперативно выведена из работы" w:value="АПВ ВВ / АПВ ВВ: Функция оперативно выведена из работы"/>
-                  <w:listItem w:displayText="АПВ ВВ / АПВ ВВ: Цикл АПВ прерван" w:value="АПВ ВВ / АПВ ВВ: Цикл АПВ прерван"/>
-                  <w:listItem w:displayText="АУ / АУ: Ввод ускорения" w:value="АУ / АУ: Ввод ускорения"/>
-                  <w:listItem w:displayText="АУ / АУ: Срабатывание" w:value="АУ / АУ: Срабатывание"/>
-                  <w:listItem w:displayText="АУ / АУ: Функция введена в работу" w:value="АУ / АУ: Функция введена в работу"/>
-                  <w:listItem w:displayText="АУ / АУ: Функция оперативно выведена из работы" w:value="АУ / АУ: Функция оперативно выведена из работы"/>
                   <w:listItem w:displayText="БК / БК: Срабатывание быстродействующих ступеней" w:value="БК / БК: Срабатывание быстродействующих ступеней"/>
                   <w:listItem w:displayText="БК / БК: Срабатывание медленнодействующих ступеней" w:value="БК / БК: Срабатывание медленнодействующих ступеней"/>
                   <w:listItem w:displayText="БК / БК: Функция введена в работу" w:value="БК / БК: Функция введена в работу"/>
                   <w:listItem w:displayText="БК / БК: Функция оперативно выведена из работы" w:value="БК / БК: Функция оперативно выведена из работы"/>
-                  <w:listItem w:displayText="БННвв / БННвв: Неисправность ЦН" w:value="БННвв / БННвв: Неисправность ЦН"/>
-                  <w:listItem w:displayText="БННвв / БННвв: Отключение автомата ТН" w:value="БННвв / БННвв: Отключение автомата ТН"/>
-                  <w:listItem w:displayText="БННвв / БННвв: Пуск 3U03f" w:value="БННвв / БННвв: Пуск 3U03f"/>
-                  <w:listItem w:displayText="БННвв / БННвв: Пуск U2I2" w:value="БННвв / БННвв: Пуск U2I2"/>
-                  <w:listItem w:displayText="БННвв / БННвв: Пуск dU0" w:value="БННвв / БННвв: Пуск dU0"/>
-                  <w:listItem w:displayText="БННвв / БННвв: Пуск minU3p" w:value="БННвв / БННвв: Пуск minU3p"/>
-                  <w:listItem w:displayText="БННвв / БННвв: Срабатывание" w:value="БННвв / БННвв: Срабатывание"/>
-                  <w:listItem w:displayText="БННвв / БННвв: Функция введена в работу" w:value="БННвв / БННвв: Функция введена в работу"/>
-                  <w:listItem w:displayText="БННвв / БННвв: Функция оперативно выведена из работы" w:value="БННвв / БННвв: Функция оперативно выведена из работы"/>
-                  <w:listItem w:displayText="БННш / БННш: Неисправность ЦН" w:value="БННш / БННш: Неисправность ЦН"/>
-                  <w:listItem w:displayText="БННш / БННш: Отключение автомата ТН" w:value="БННш / БННш: Отключение автомата ТН"/>
-                  <w:listItem w:displayText="БННш / БННш: Пуск 3U03f" w:value="БННш / БННш: Пуск 3U03f"/>
-                  <w:listItem w:displayText="БННш / БННш: Пуск U2I2" w:value="БННш / БННш: Пуск U2I2"/>
-                  <w:listItem w:displayText="БННш / БННш: Пуск dU0" w:value="БННш / БННш: Пуск dU0"/>
-                  <w:listItem w:displayText="БННш / БННш: Пуск minU3p" w:value="БННш / БННш: Пуск minU3p"/>
-                  <w:listItem w:displayText="БННш / БННш: Срабатывание" w:value="БННш / БННш: Срабатывание"/>
-                  <w:listItem w:displayText="БННш / БННш: Функция введена в работу" w:value="БННш / БННш: Функция введена в работу"/>
-                  <w:listItem w:displayText="БННш / БННш: Функция оперативно выведена из работы" w:value="БННш / БННш: Функция оперативно выведена из работы"/>
-                  <w:listItem w:displayText="ВНР / ВНР: Включение с КС" w:value="ВНР / ВНР: Включение с КС"/>
-                  <w:listItem w:displayText="ВНР / ВНР: Включить" w:value="ВНР / ВНР: Включить"/>
-                  <w:listItem w:displayText="ВНР / ВНР: Задержка включения с КС" w:value="ВНР / ВНР: Задержка включения с КС"/>
+                  <w:listItem w:displayText="БНН 1сш / БНН 1сш: Неисправность ЦН" w:value="БНН 1сш / БНН 1сш: Неисправность ЦН"/>
+                  <w:listItem w:displayText="БНН 1сш / БНН 1сш: Отключение автомата ТН" w:value="БНН 1сш / БНН 1сш: Отключение автомата ТН"/>
+                  <w:listItem w:displayText="БНН 1сш / БНН 1сш: Пуск 3U03f" w:value="БНН 1сш / БНН 1сш: Пуск 3U03f"/>
+                  <w:listItem w:displayText="БНН 1сш / БНН 1сш: Пуск U2I2" w:value="БНН 1сш / БНН 1сш: Пуск U2I2"/>
+                  <w:listItem w:displayText="БНН 1сш / БНН 1сш: Пуск dU0" w:value="БНН 1сш / БНН 1сш: Пуск dU0"/>
+                  <w:listItem w:displayText="БНН 1сш / БНН 1сш: Пуск minU3p" w:value="БНН 1сш / БНН 1сш: Пуск minU3p"/>
+                  <w:listItem w:displayText="БНН 1сш / БНН 1сш: Срабатывание" w:value="БНН 1сш / БНН 1сш: Срабатывание"/>
+                  <w:listItem w:displayText="БНН 1сш / БНН 1сш: Функция введена в работу" w:value="БНН 1сш / БНН 1сш: Функция введена в работу"/>
+                  <w:listItem w:displayText="БНН 1сш / БНН 1сш: Функция оперативно выведена из работы" w:value="БНН 1сш / БНН 1сш: Функция оперативно выведена из работы"/>
+                  <w:listItem w:displayText="БНН 2сш / БНН 2сш: Неисправность ЦН" w:value="БНН 2сш / БНН 2сш: Неисправность ЦН"/>
+                  <w:listItem w:displayText="БНН 2сш / БНН 2сш: Отключение автомата ТН" w:value="БНН 2сш / БНН 2сш: Отключение автомата ТН"/>
+                  <w:listItem w:displayText="БНН 2сш / БНН 2сш: Пуск U2I2" w:value="БНН 2сш / БНН 2сш: Пуск U2I2"/>
+                  <w:listItem w:displayText="БНН 2сш / БНН 2сш: Пуск minU3p" w:value="БНН 2сш / БНН 2сш: Пуск minU3p"/>
+                  <w:listItem w:displayText="БНН 2сш / БНН 2сш: Срабатывание" w:value="БНН 2сш / БНН 2сш: Срабатывание"/>
+                  <w:listItem w:displayText="БНН 2сш / БНН 2сш: Функция введена в работу" w:value="БНН 2сш / БНН 2сш: Функция введена в работу"/>
+                  <w:listItem w:displayText="БНН 2сш / БНН 2сш: Функция оперативно выведена из работы" w:value="БНН 2сш / БНН 2сш: Функция оперативно выведена из работы"/>
+                  <w:listItem w:displayText="ВНР / ВНР: Включение ВВ 1 секции шин" w:value="ВНР / ВНР: Включение ВВ 1 секции шин"/>
+                  <w:listItem w:displayText="ВНР / ВНР: Включение ВВ 2 секции шин" w:value="ВНР / ВНР: Включение ВВ 2 секции шин"/>
+                  <w:listItem w:displayText="ВНР / ВНР: Готовность ВВ 1 секции шин" w:value="ВНР / ВНР: Готовность ВВ 1 секции шин"/>
+                  <w:listItem w:displayText="ВНР / ВНР: Готовность ВВ 2 секции шин" w:value="ВНР / ВНР: Готовность ВВ 2 секции шин"/>
                   <w:listItem w:displayText="ВНР / ВНР: Ожидание ВНР" w:value="ВНР / ВНР: Ожидание ВНР"/>
-                  <w:listItem w:displayText="ВНР / ВНР: Отключить резервный ВВ или СВ" w:value="ВНР / ВНР: Отключить резервный ВВ или СВ"/>
+                  <w:listItem w:displayText="ВНР / ВНР: Отключить" w:value="ВНР / ВНР: Отключить"/>
                   <w:listItem w:displayText="ВНР / ВНР: Функция введена в работу" w:value="ВНР / ВНР: Функция введена в работу"/>
                   <w:listItem w:displayText="ВНР / ВНР: Функция оперативно выведена из работы" w:value="ВНР / ВНР: Функция оперативно выведена из работы"/>
                   <w:listItem w:displayText="ДЗ / АУ ДЗ: Пуск автоматического ускорения ДЗ" w:value="ДЗ / АУ ДЗ: Пуск автоматического ускорения ДЗ"/>
@@ -8068,7 +6360,14 @@
                   <w:listItem w:displayText="ДЗ / ДЗ-фф 3ст.: Срабатывание на сигнал" w:value="ДЗ / ДЗ-фф 3ст.: Срабатывание на сигнал"/>
                   <w:listItem w:displayText="ДЗ / ДЗ-фф 3ст.: Функция введена в работу" w:value="ДЗ / ДЗ-фф 3ст.: Функция введена в работу"/>
                   <w:listItem w:displayText="ДЗ / ДЗ-фф 3ст.: Функция оперативно выведена из работы" w:value="ДЗ / ДЗ-фф 3ст.: Функция оперативно выведена из работы"/>
-                  <w:listItem w:displayText="ДЗ / ДЗ: Пуск" w:value="ДЗ / ДЗ: Пуск"/>
+                  <w:listItem w:displayText="ДЗ / ДЗ-фф 4ст.: Пуск ДЗ-фф 4 ст." w:value="ДЗ / ДЗ-фф 4ст.: Пуск ДЗ-фф 4 ст."/>
+                  <w:listItem w:displayText="ДЗ / ДЗ-фф 4ст.: Пуск ИО сопротивления Zab (фаза-фаза4)" w:value="ДЗ / ДЗ-фф 4ст.: Пуск ИО сопротивления Zab (фаза-фаза4)"/>
+                  <w:listItem w:displayText="ДЗ / ДЗ-фф 4ст.: Пуск ИО сопротивления Zbc (фаза-фаза4)" w:value="ДЗ / ДЗ-фф 4ст.: Пуск ИО сопротивления Zbc (фаза-фаза4)"/>
+                  <w:listItem w:displayText="ДЗ / ДЗ-фф 4ст.: Пуск ИО сопротивления Zca (фаза-фаза4)" w:value="ДЗ / ДЗ-фф 4ст.: Пуск ИО сопротивления Zca (фаза-фаза4)"/>
+                  <w:listItem w:displayText="ДЗ / ДЗ-фф 4ст.: Срабатывание ДЗ-фф 4 ст." w:value="ДЗ / ДЗ-фф 4ст.: Срабатывание ДЗ-фф 4 ст."/>
+                  <w:listItem w:displayText="ДЗ / ДЗ-фф 4ст.: Срабатывание на сигнал" w:value="ДЗ / ДЗ-фф 4ст.: Срабатывание на сигнал"/>
+                  <w:listItem w:displayText="ДЗ / ДЗ-фф 4ст.: Функция введена в работу" w:value="ДЗ / ДЗ-фф 4ст.: Функция введена в работу"/>
+                  <w:listItem w:displayText="ДЗ / ДЗ-фф 4ст.: Функция оперативно выведена из работы" w:value="ДЗ / ДЗ-фф 4ст.: Функция оперативно выведена из работы"/>
                   <w:listItem w:displayText="ДЗ / ОН: Обратное" w:value="ДЗ / ОН: Обратное"/>
                   <w:listItem w:displayText="ДЗ / ОН: Обратное направление контура BC" w:value="ДЗ / ОН: Обратное направление контура BC"/>
                   <w:listItem w:displayText="ДЗ / ОН: Обратное направление контура CA" w:value="ДЗ / ОН: Обратное направление контура CA"/>
@@ -8093,13 +6392,6 @@
                   <w:listItem w:displayText="ЗДЗ / ЗДЗ: Срабатывание на сигнал" w:value="ЗДЗ / ЗДЗ: Срабатывание на сигнал"/>
                   <w:listItem w:displayText="ЗДЗ / ЗДЗ: Функция введена в работу" w:value="ЗДЗ / ЗДЗ: Функция введена в работу"/>
                   <w:listItem w:displayText="ЗДЗ / ЗДЗ: Функция оперативно выведена из работы" w:value="ЗДЗ / ЗДЗ: Функция оперативно выведена из работы"/>
-                  <w:listItem w:displayText="ЗМН / ЗМН: Пуск" w:value="ЗМН / ЗМН: Пуск"/>
-                  <w:listItem w:displayText="ЗМН / ЗМН: Пуск ИО напряжения" w:value="ЗМН / ЗМН: Пуск ИО напряжения"/>
-                  <w:listItem w:displayText="ЗМН / ЗМН: Пуск ИО напряжения ОП" w:value="ЗМН / ЗМН: Пуск ИО напряжения ОП"/>
-                  <w:listItem w:displayText="ЗМН / ЗМН: Срабатывание" w:value="ЗМН / ЗМН: Срабатывание"/>
-                  <w:listItem w:displayText="ЗМН / ЗМН: Срабатывание на сигнал" w:value="ЗМН / ЗМН: Срабатывание на сигнал"/>
-                  <w:listItem w:displayText="ЗМН / ЗМН: Функция введена в работу" w:value="ЗМН / ЗМН: Функция введена в работу"/>
-                  <w:listItem w:displayText="ЗМН / ЗМН: Функция оперативно выведена из работы" w:value="ЗМН / ЗМН: Функция оперативно выведена из работы"/>
                   <w:listItem w:displayText="ЗОП / ЗОП: Пуск" w:value="ЗОП / ЗОП: Пуск"/>
                   <w:listItem w:displayText="ЗОП / ЗОП: Пуск ИО по несимметрии токов прямой и обратной последовательности" w:value="ЗОП / ЗОП: Пуск ИО по несимметрии токов прямой и обратной последовательности"/>
                   <w:listItem w:displayText="ЗОП / ЗОП: Пуск ИО тока обратной последовательности" w:value="ЗОП / ЗОП: Пуск ИО тока обратной последовательности"/>
@@ -8107,126 +6399,26 @@
                   <w:listItem w:displayText="ЗОП / ЗОП: Срабатывание на сигнал" w:value="ЗОП / ЗОП: Срабатывание на сигнал"/>
                   <w:listItem w:displayText="ЗОП / ЗОП: Функция введена в работу" w:value="ЗОП / ЗОП: Функция введена в работу"/>
                   <w:listItem w:displayText="ЗОП / ЗОП: Функция оперативно выведена из работы" w:value="ЗОП / ЗОП: Функция оперативно выведена из работы"/>
-                  <w:listItem w:displayText="ЗП / ЗП: Пуск" w:value="ЗП / ЗП: Пуск"/>
-                  <w:listItem w:displayText="ЗП / ЗП: Пуск ИО максимального тока" w:value="ЗП / ЗП: Пуск ИО максимального тока"/>
-                  <w:listItem w:displayText="ЗП / ЗП: Срабатывание" w:value="ЗП / ЗП: Срабатывание"/>
-                  <w:listItem w:displayText="ЗП / ЗП: Срабатывание на сигнал" w:value="ЗП / ЗП: Срабатывание на сигнал"/>
-                  <w:listItem w:displayText="ЗП / ЗП: Функция введена в работу" w:value="ЗП / ЗП: Функция введена в работу"/>
-                  <w:listItem w:displayText="ЗП / ЗП: Функция оперативно выведена из работы" w:value="ЗП / ЗП: Функция оперативно выведена из работы"/>
-                  <w:listItem w:displayText="КА / В: Выключатель включен" w:value="КА / В: Выключатель включен"/>
-                  <w:listItem w:displayText="КА / В: Выключатель отключен" w:value="КА / В: Выключатель отключен"/>
-                  <w:listItem w:displayText="КА / В: Команда «включить» выключатель через выходное реле" w:value="КА / В: Команда «включить» выключатель через выходное реле"/>
-                  <w:listItem w:displayText="КА / В: Команда «отключить» выключатель через выходное реле" w:value="КА / В: Команда «отключить» выключатель через выходное реле"/>
-                  <w:listItem w:displayText="КА / В: Неисправное положение выключателя" w:value="КА / В: Неисправное положение выключателя"/>
-                  <w:listItem w:displayText="КА / В: Промежуточное положение выключателя" w:value="КА / В: Промежуточное положение выключателя"/>
-                  <w:listItem w:displayText="КА / В: Функция введена в работу" w:value="КА / В: Функция введена в работу"/>
-                  <w:listItem w:displayText="КА / ВЭ1: Команда «вкатить» выкатной элемент через выходное реле" w:value="КА / ВЭ1: Команда «вкатить» выкатной элемент через выходное реле"/>
-                  <w:listItem w:displayText="КА / ВЭ1: Команда «выкатить» выкатной элемент через выходное реле" w:value="КА / ВЭ1: Команда «выкатить» выкатной элемент через выходное реле"/>
-                  <w:listItem w:displayText="КА / ВЭ1: Неисправное положение выкатного элемента" w:value="КА / ВЭ1: Неисправное положение выкатного элемента"/>
-                  <w:listItem w:displayText="КА / ВЭ1: Положение выкатного элемента «Вкачен»" w:value="КА / ВЭ1: Положение выкатного элемента «Вкачен»"/>
-                  <w:listItem w:displayText="КА / ВЭ1: Положение выкатного элемента «Выкачен»" w:value="КА / ВЭ1: Положение выкатного элемента «Выкачен»"/>
-                  <w:listItem w:displayText="КА / ВЭ1: Промежуточное положение выкатного элемента" w:value="КА / ВЭ1: Промежуточное положение выкатного элемента"/>
-                  <w:listItem w:displayText="КА / ВЭ1: Ремонтное положение выкатного элемента" w:value="КА / ВЭ1: Ремонтное положение выкатного элемента"/>
-                  <w:listItem w:displayText="КА / ВЭ1: Функция введена в работу" w:value="КА / ВЭ1: Функция введена в работу"/>
-                  <w:listItem w:displayText="КА / ВЭ2: Команда «вкатить» выкатной элемент через выходное реле" w:value="КА / ВЭ2: Команда «вкатить» выкатной элемент через выходное реле"/>
-                  <w:listItem w:displayText="КА / ВЭ2: Команда «выкатить» выкатной элемент через выходное реле" w:value="КА / ВЭ2: Команда «выкатить» выкатной элемент через выходное реле"/>
-                  <w:listItem w:displayText="КА / ВЭ2: Неисправное положение выкатного элемента" w:value="КА / ВЭ2: Неисправное положение выкатного элемента"/>
-                  <w:listItem w:displayText="КА / ВЭ2: Положение выкатного элемента «Вкачен»" w:value="КА / ВЭ2: Положение выкатного элемента «Вкачен»"/>
-                  <w:listItem w:displayText="КА / ВЭ2: Положение выкатного элемента «Выкачен»" w:value="КА / ВЭ2: Положение выкатного элемента «Выкачен»"/>
-                  <w:listItem w:displayText="КА / ВЭ2: Промежуточное положение выкатного элемента" w:value="КА / ВЭ2: Промежуточное положение выкатного элемента"/>
-                  <w:listItem w:displayText="КА / ВЭ2: Ремонтное положение выкатного элемента" w:value="КА / ВЭ2: Ремонтное положение выкатного элемента"/>
-                  <w:listItem w:displayText="КА / ВЭ2: Функция введена в работу" w:value="КА / ВЭ2: Функция введена в работу"/>
-                  <w:listItem w:displayText="КА / ЗН: Заземляющий нож включен" w:value="КА / ЗН: Заземляющий нож включен"/>
-                  <w:listItem w:displayText="КА / ЗН: Заземляющий нож отключен" w:value="КА / ЗН: Заземляющий нож отключен"/>
-                  <w:listItem w:displayText="КА / ЗН: Команда «включить» заземляющий нож через выходное реле" w:value="КА / ЗН: Команда «включить» заземляющий нож через выходное реле"/>
-                  <w:listItem w:displayText="КА / ЗН: Команда «отключить» заземляющий нож через выходное реле" w:value="КА / ЗН: Команда «отключить» заземляющий нож через выходное реле"/>
-                  <w:listItem w:displayText="КА / ЗН: Неисправное положение заземляющего ножа" w:value="КА / ЗН: Неисправное положение заземляющего ножа"/>
-                  <w:listItem w:displayText="КА / ЗН: Промежуточное положение заземляющего ножа" w:value="КА / ЗН: Промежуточное положение заземляющего ножа"/>
-                  <w:listItem w:displayText="КА / ЗН: Функция введена в работу" w:value="КА / ЗН: Функция введена в работу"/>
-                  <w:listItem w:displayText="КА / КА: Функция введена в работу" w:value="КА / КА: Функция введена в работу"/>
-                  <w:listItem w:displayText="КА / КА: Функция оперативно выведена из работы" w:value="КА / КА: Функция оперативно выведена из работы"/>
-                  <w:listItem w:displayText="КННвв / КННвв: Пуск" w:value="КННвв / КННвв: Пуск"/>
-                  <w:listItem w:displayText="КННвв / КННвв: Пуск ИО напряжения" w:value="КННвв / КННвв: Пуск ИО напряжения"/>
-                  <w:listItem w:displayText="КННвв / КННвв: Пуск ИО напряжения ОП" w:value="КННвв / КННвв: Пуск ИО напряжения ОП"/>
-                  <w:listItem w:displayText="КННвв / КННвв: Функция введена в работу" w:value="КННвв / КННвв: Функция введена в работу"/>
-                  <w:listItem w:displayText="КННвв / КННвв: Функция оперативно выведена из работы" w:value="КННвв / КННвв: Функция оперативно выведена из работы"/>
-                  <w:listItem w:displayText="КННш / КННш: Пуск" w:value="КННш / КННш: Пуск"/>
-                  <w:listItem w:displayText="КННш / КННш: Пуск ИО напряжения" w:value="КННш / КННш: Пуск ИО напряжения"/>
-                  <w:listItem w:displayText="КННш / КННш: Пуск ИО напряжения ОП" w:value="КННш / КННш: Пуск ИО напряжения ОП"/>
-                  <w:listItem w:displayText="КННш / КННш: Функция введена в работу" w:value="КННш / КННш: Функция введена в работу"/>
-                  <w:listItem w:displayText="КННш / КННш: Функция оперативно выведена из работы" w:value="КННш / КННш: Функция оперативно выведена из работы"/>
-                  <w:listItem w:displayText="КОНвв / КОНвв: Пуск" w:value="КОНвв / КОНвв: Пуск"/>
-                  <w:listItem w:displayText="КОНвв / КОНвв: Пуск ИО напряжения" w:value="КОНвв / КОНвв: Пуск ИО напряжения"/>
-                  <w:listItem w:displayText="КОНвв / КОНвв: Пуск ИО напряжения ОП" w:value="КОНвв / КОНвв: Пуск ИО напряжения ОП"/>
-                  <w:listItem w:displayText="КОНвв / КОНвв: Функция введена в работу" w:value="КОНвв / КОНвв: Функция введена в работу"/>
-                  <w:listItem w:displayText="КОНвв / КОНвв: Функция оперативно выведена из работы" w:value="КОНвв / КОНвв: Функция оперативно выведена из работы"/>
-                  <w:listItem w:displayText="КОНш / КОНш: Пуск" w:value="КОНш / КОНш: Пуск"/>
-                  <w:listItem w:displayText="КОНш / КОНш: Пуск ИО напряжения" w:value="КОНш / КОНш: Пуск ИО напряжения"/>
-                  <w:listItem w:displayText="КОНш / КОНш: Пуск ИО напряжения ОП" w:value="КОНш / КОНш: Пуск ИО напряжения ОП"/>
-                  <w:listItem w:displayText="КОНш / КОНш: Функция введена в работу" w:value="КОНш / КОНш: Функция введена в работу"/>
-                  <w:listItem w:displayText="КОНш / КОНш: Функция оперативно выведена из работы" w:value="КОНш / КОНш: Функция оперативно выведена из работы"/>
-                  <w:listItem w:displayText="КП / КП: Идет переключение" w:value="КП / КП: Идет переключение"/>
-                  <w:listItem w:displayText="КП / КП: Функция введена в работу" w:value="КП / КП: Функция введена в работу"/>
-                  <w:listItem w:displayText="КП / КП: Функция оперативно выведена из работы" w:value="КП / КП: Функция оперативно выведена из работы"/>
-                  <w:listItem w:displayText="КП / ОБР В: Блокировка включения" w:value="КП / ОБР В: Блокировка включения"/>
-                  <w:listItem w:displayText="КП / ОБР В: Разрешить включение" w:value="КП / ОБР В: Разрешить включение"/>
-                  <w:listItem w:displayText="КП / ОБР ВЭ1: Разрешение управления первым выкатным элементом" w:value="КП / ОБР ВЭ1: Разрешение управления первым выкатным элементом"/>
-                  <w:listItem w:displayText="КП / ОБР ВЭ2: Разрешение управления вторым выкатным элементом" w:value="КП / ОБР ВЭ2: Разрешение управления вторым выкатным элементом"/>
-                  <w:listItem w:displayText="КП / ОБР ЗН: Разрешение управления заземляющим ножом" w:value="КП / ОБР ЗН: Разрешение управления заземляющим ножом"/>
-                  <w:listItem w:displayText="КП / УВ: Включение с контролем синхронизма" w:value="КП / УВ: Включение с контролем синхронизма"/>
-                  <w:listItem w:displayText="КП / УВ: Включить выключатель" w:value="КП / УВ: Включить выключатель"/>
-                  <w:listItem w:displayText="КП / УВ: Задержка включения с контролем синхронизма" w:value="КП / УВ: Задержка включения с контролем синхронизма"/>
-                  <w:listItem w:displayText="КП / УВ: Идет переключение" w:value="КП / УВ: Идет переключение"/>
-                  <w:listItem w:displayText="КП / УВ: Отключить выключатель" w:value="КП / УВ: Отключить выключатель"/>
-                  <w:listItem w:displayText="КП / УВ: Поведение местного управления" w:value="КП / УВ: Поведение местного управления"/>
-                  <w:listItem w:displayText="КП / УВ: Положение В (Включено)" w:value="КП / УВ: Положение В (Включено)"/>
-                  <w:listItem w:displayText="КП / УВ: Положение В (Не определено)" w:value="КП / УВ: Положение В (Не определено)"/>
-                  <w:listItem w:displayText="КП / УВ: Положение В (Неисправность)" w:value="КП / УВ: Положение В (Неисправность)"/>
-                  <w:listItem w:displayText="КП / УВ: Положение В (Отключено)" w:value="КП / УВ: Положение В (Отключено)"/>
-                  <w:listItem w:displayText="КП / УВ: Положение ключа режима управления" w:value="КП / УВ: Положение ключа режима управления"/>
-                  <w:listItem w:displayText="КП / УВ: Право переключения на уровне станции" w:value="КП / УВ: Право переключения на уровне станции"/>
-                  <w:listItem w:displayText="КП / УВ: Сигнал превышения допустимого времени переключения" w:value="КП / УВ: Сигнал превышения допустимого времени переключения"/>
-                  <w:listItem w:displayText="КП / УВ: Функция введена в работу" w:value="КП / УВ: Функция введена в работу"/>
-                  <w:listItem w:displayText="КП / УВЭ1: Вкатить первый выкатной элемент" w:value="КП / УВЭ1: Вкатить первый выкатной элемент"/>
-                  <w:listItem w:displayText="КП / УВЭ1: Выкатить первый выкатной элемент" w:value="КП / УВЭ1: Выкатить первый выкатной элемент"/>
-                  <w:listItem w:displayText="КП / УВЭ1: Идет переключение" w:value="КП / УВЭ1: Идет переключение"/>
-                  <w:listItem w:displayText="КП / УВЭ1: Поведение местного управления" w:value="КП / УВЭ1: Поведение местного управления"/>
-                  <w:listItem w:displayText="КП / УВЭ1: Положение ВЭ1 (Вкачен)" w:value="КП / УВЭ1: Положение ВЭ1 (Вкачен)"/>
-                  <w:listItem w:displayText="КП / УВЭ1: Положение ВЭ1 (Выкачен)" w:value="КП / УВЭ1: Положение ВЭ1 (Выкачен)"/>
-                  <w:listItem w:displayText="КП / УВЭ1: Положение ВЭ1 (Не определено)" w:value="КП / УВЭ1: Положение ВЭ1 (Не определено)"/>
-                  <w:listItem w:displayText="КП / УВЭ1: Положение ВЭ1 (Неисправность)" w:value="КП / УВЭ1: Положение ВЭ1 (Неисправность)"/>
-                  <w:listItem w:displayText="КП / УВЭ1: Положение ключа режима управления" w:value="КП / УВЭ1: Положение ключа режима управления"/>
-                  <w:listItem w:displayText="КП / УВЭ1: Право переключения на уровне станции" w:value="КП / УВЭ1: Право переключения на уровне станции"/>
-                  <w:listItem w:displayText="КП / УВЭ1: Сигнал превышения допустимого времени переключения" w:value="КП / УВЭ1: Сигнал превышения допустимого времени переключения"/>
-                  <w:listItem w:displayText="КП / УВЭ1: Функция введена в работу" w:value="КП / УВЭ1: Функция введена в работу"/>
-                  <w:listItem w:displayText="КП / УВЭ2: Вкатить второй выкатной элемент" w:value="КП / УВЭ2: Вкатить второй выкатной элемент"/>
-                  <w:listItem w:displayText="КП / УВЭ2: Выкатить второй выкатной элемент" w:value="КП / УВЭ2: Выкатить второй выкатной элемент"/>
-                  <w:listItem w:displayText="КП / УВЭ2: Идет переключение" w:value="КП / УВЭ2: Идет переключение"/>
-                  <w:listItem w:displayText="КП / УВЭ2: Поведение местного управления" w:value="КП / УВЭ2: Поведение местного управления"/>
-                  <w:listItem w:displayText="КП / УВЭ2: Положение ВЭ2 (Вкачен)" w:value="КП / УВЭ2: Положение ВЭ2 (Вкачен)"/>
-                  <w:listItem w:displayText="КП / УВЭ2: Положение ВЭ2 (Выкачен)" w:value="КП / УВЭ2: Положение ВЭ2 (Выкачен)"/>
-                  <w:listItem w:displayText="КП / УВЭ2: Положение ВЭ2 (Не определено)" w:value="КП / УВЭ2: Положение ВЭ2 (Не определено)"/>
-                  <w:listItem w:displayText="КП / УВЭ2: Положение ВЭ2 (Неисправность)" w:value="КП / УВЭ2: Положение ВЭ2 (Неисправность)"/>
-                  <w:listItem w:displayText="КП / УВЭ2: Положение ключа режима управления" w:value="КП / УВЭ2: Положение ключа режима управления"/>
-                  <w:listItem w:displayText="КП / УВЭ2: Право переключения на уровне станции" w:value="КП / УВЭ2: Право переключения на уровне станции"/>
-                  <w:listItem w:displayText="КП / УВЭ2: Сигнал превышения допустимого времени переключения" w:value="КП / УВЭ2: Сигнал превышения допустимого времени переключения"/>
-                  <w:listItem w:displayText="КП / УВЭ2: Функция введена в работу" w:value="КП / УВЭ2: Функция введена в работу"/>
-                  <w:listItem w:displayText="КП / УЗН: Включить заземляющий нож" w:value="КП / УЗН: Включить заземляющий нож"/>
-                  <w:listItem w:displayText="КП / УЗН: Идет переключение" w:value="КП / УЗН: Идет переключение"/>
-                  <w:listItem w:displayText="КП / УЗН: Отключить заземляющий нож" w:value="КП / УЗН: Отключить заземляющий нож"/>
-                  <w:listItem w:displayText="КП / УЗН: Поведение местного управления" w:value="КП / УЗН: Поведение местного управления"/>
-                  <w:listItem w:displayText="КП / УЗН: Положение ЗН (Включено)" w:value="КП / УЗН: Положение ЗН (Включено)"/>
-                  <w:listItem w:displayText="КП / УЗН: Положение ЗН (Не определено)" w:value="КП / УЗН: Положение ЗН (Не определено)"/>
-                  <w:listItem w:displayText="КП / УЗН: Положение ЗН (Неисправность)" w:value="КП / УЗН: Положение ЗН (Неисправность)"/>
-                  <w:listItem w:displayText="КП / УЗН: Положение ЗН (Отключено)" w:value="КП / УЗН: Положение ЗН (Отключено)"/>
-                  <w:listItem w:displayText="КП / УЗН: Положение ключа режима управления" w:value="КП / УЗН: Положение ключа режима управления"/>
-                  <w:listItem w:displayText="КП / УЗН: Право переключения на уровне станции" w:value="КП / УЗН: Право переключения на уровне станции"/>
-                  <w:listItem w:displayText="КП / УЗН: Сигнал превышения допустимого времени переключения" w:value="КП / УЗН: Сигнал превышения допустимого времени переключения"/>
-                  <w:listItem w:displayText="КП / УЗН: Функция введена в работу" w:value="КП / УЗН: Функция введена в работу"/>
-                  <w:listItem w:displayText="КРВ / КРВ: Превышен коммутационный ресурс выключателя" w:value="КРВ / КРВ: Превышен коммутационный ресурс выключателя"/>
-                  <w:listItem w:displayText="КРВ / КРВ: Превышен механический ресурс выключателя" w:value="КРВ / КРВ: Превышен механический ресурс выключателя"/>
-                  <w:listItem w:displayText="КРВ / КРВ: Превышен ресурс выключателя" w:value="КРВ / КРВ: Превышен ресурс выключателя"/>
-                  <w:listItem w:displayText="КРВ / КРВ: Функция введена в работу" w:value="КРВ / КРВ: Функция введена в работу"/>
+                  <w:listItem w:displayText="КНН 1сш / КНН 1сш: Пуск" w:value="КНН 1сш / КНН 1сш: Пуск"/>
+                  <w:listItem w:displayText="КНН 1сш / КНН 1сш: Пуск ИО напряжения" w:value="КНН 1сш / КНН 1сш: Пуск ИО напряжения"/>
+                  <w:listItem w:displayText="КНН 1сш / КНН 1сш: Пуск ИО напряжения ОП" w:value="КНН 1сш / КНН 1сш: Пуск ИО напряжения ОП"/>
+                  <w:listItem w:displayText="КНН 1сш / КНН 1сш: Функция введена в работу" w:value="КНН 1сш / КНН 1сш: Функция введена в работу"/>
+                  <w:listItem w:displayText="КНН 1сш / КНН 1сш: Функция оперативно выведена из работы" w:value="КНН 1сш / КНН 1сш: Функция оперативно выведена из работы"/>
+                  <w:listItem w:displayText="КНН 2сш / КНН 2сш: Пуск" w:value="КНН 2сш / КНН 2сш: Пуск"/>
+                  <w:listItem w:displayText="КНН 2сш / КНН 2сш: Пуск ИО напряжения" w:value="КНН 2сш / КНН 2сш: Пуск ИО напряжения"/>
+                  <w:listItem w:displayText="КНН 2сш / КНН 2сш: Пуск ИО напряжения ОП" w:value="КНН 2сш / КНН 2сш: Пуск ИО напряжения ОП"/>
+                  <w:listItem w:displayText="КНН 2сш / КНН 2сш: Функция введена в работу" w:value="КНН 2сш / КНН 2сш: Функция введена в работу"/>
+                  <w:listItem w:displayText="КНН 2сш / КНН 2сш: Функция оперативно выведена из работы" w:value="КНН 2сш / КНН 2сш: Функция оперативно выведена из работы"/>
+                  <w:listItem w:displayText="КОН 1сш / КОН 1сш: Пуск" w:value="КОН 1сш / КОН 1сш: Пуск"/>
+                  <w:listItem w:displayText="КОН 1сш / КОН 1сш: Пуск ИО напряжения" w:value="КОН 1сш / КОН 1сш: Пуск ИО напряжения"/>
+                  <w:listItem w:displayText="КОН 1сш / КОН 1сш: Пуск ИО напряжения ОП" w:value="КОН 1сш / КОН 1сш: Пуск ИО напряжения ОП"/>
+                  <w:listItem w:displayText="КОН 1сш / КОН 1сш: Функция введена в работу" w:value="КОН 1сш / КОН 1сш: Функция введена в работу"/>
+                  <w:listItem w:displayText="КОН 1сш / КОН 1сш: Функция оперативно выведена из работы" w:value="КОН 1сш / КОН 1сш: Функция оперативно выведена из работы"/>
+                  <w:listItem w:displayText="КОН 2сш / КОН 2сш: Пуск" w:value="КОН 2сш / КОН 2сш: Пуск"/>
+                  <w:listItem w:displayText="КОН 2сш / КОН 2сш: Пуск ИО напряжения" w:value="КОН 2сш / КОН 2сш: Пуск ИО напряжения"/>
+                  <w:listItem w:displayText="КОН 2сш / КОН 2сш: Пуск ИО напряжения ОП" w:value="КОН 2сш / КОН 2сш: Пуск ИО напряжения ОП"/>
+                  <w:listItem w:displayText="КОН 2сш / КОН 2сш: Функция введена в работу" w:value="КОН 2сш / КОН 2сш: Функция введена в работу"/>
+                  <w:listItem w:displayText="КОН 2сш / КОН 2сш: Функция оперативно выведена из работы" w:value="КОН 2сш / КОН 2сш: Функция оперативно выведена из работы"/>
                   <w:listItem w:displayText="КС / КС: Блокировка по скорости изменения частоты" w:value="КС / КС: Блокировка по скорости изменения частоты"/>
                   <w:listItem w:displayText="КС / КС: Нет условий по напряжению" w:value="КС / КС: Нет условий по напряжению"/>
                   <w:listItem w:displayText="КС / КС: Нет условий по углу" w:value="КС / КС: Нет условий по углу"/>
@@ -8236,22 +6428,9 @@
                   <w:listItem w:displayText="КС / КС: Общий пуск" w:value="КС / КС: Общий пуск"/>
                   <w:listItem w:displayText="КС / КС: Пуск условий ожидания синхронизма" w:value="КС / КС: Пуск условий ожидания синхронизма"/>
                   <w:listItem w:displayText="КС / КС: Пуск условий улавливания синхронизма" w:value="КС / КС: Пуск условий улавливания синхронизма"/>
-                  <w:listItem w:displayText="КС / КС: Разрешение автоматического включения" w:value="КС / КС: Разрешение автоматического включения"/>
                   <w:listItem w:displayText="КС / КС: Разрешение оперативного включения" w:value="КС / КС: Разрешение оперативного включения"/>
                   <w:listItem w:displayText="КС / КС: Функция введена в работу" w:value="КС / КС: Функция введена в работу"/>
                   <w:listItem w:displayText="КС / КС: Функция оперативно выведена из работы" w:value="КС / КС: Функция оперативно выведена из работы"/>
-                  <w:listItem w:displayText="КСВ / КСВ: Блокировка включения В" w:value="КСВ / КСВ: Блокировка включения В"/>
-                  <w:listItem w:displayText="КСВ / КСВ: Блокировка отключения В" w:value="КСВ / КСВ: Блокировка отключения В"/>
-                  <w:listItem w:displayText="КСВ / КСВ: В аварийно отключен" w:value="КСВ / КСВ: В аварийно отключен"/>
-                  <w:listItem w:displayText="КСВ / КСВ: В самопроизвольно отключен" w:value="КСВ / КСВ: В самопроизвольно отключен"/>
-                  <w:listItem w:displayText="КСВ / КСВ: Защита ЭМВ" w:value="КСВ / КСВ: Защита ЭМВ"/>
-                  <w:listItem w:displayText="КСВ / КСВ: Защита ЭМО1" w:value="КСВ / КСВ: Защита ЭМО1"/>
-                  <w:listItem w:displayText="КСВ / КСВ: Защита ЭМО2" w:value="КСВ / КСВ: Защита ЭМО2"/>
-                  <w:listItem w:displayText="КСВ / КСВ: Неисправность В" w:value="КСВ / КСВ: Неисправность В"/>
-                  <w:listItem w:displayText="КСВ / КСВ: Неисправность цепей ЭМУ" w:value="КСВ / КСВ: Неисправность цепей ЭМУ"/>
-                  <w:listItem w:displayText="КСВ / КСВ: Реле фиксации команды" w:value="КСВ / КСВ: Реле фиксации команды"/>
-                  <w:listItem w:displayText="КСВ / КСВ: Функция введена в работу" w:value="КСВ / КСВ: Функция введена в работу"/>
-                  <w:listItem w:displayText="КСВ / КСВ: Функция оперативно выведена из работы" w:value="КСВ / КСВ: Функция оперативно выведена из работы"/>
                   <w:listItem w:displayText="ЛЗШ / ЛЗШ: Обнаружение неисправности" w:value="ЛЗШ / ЛЗШ: Обнаружение неисправности"/>
                   <w:listItem w:displayText="ЛЗШ / ЛЗШ: Пуск" w:value="ЛЗШ / ЛЗШ: Пуск"/>
                   <w:listItem w:displayText="ЛЗШ / ЛЗШ: Пуск ИО тока по фазе B" w:value="ЛЗШ / ЛЗШ: Пуск ИО тока по фазе B"/>
@@ -8264,27 +6443,19 @@
                   <w:listItem w:displayText="ЛЗШ / ЛЗШ: Срабатывание на сигнал" w:value="ЛЗШ / ЛЗШ: Срабатывание на сигнал"/>
                   <w:listItem w:displayText="ЛЗШ / ЛЗШ: Функция введена в работу" w:value="ЛЗШ / ЛЗШ: Функция введена в работу"/>
                   <w:listItem w:displayText="ЛЗШ / ЛЗШ: Функция оперативно выведена из работы" w:value="ЛЗШ / ЛЗШ: Функция оперативно выведена из работы"/>
-                  <w:listItem w:displayText="ЛОВ / ЗАВР ЛО: Запрет АВР" w:value="ЛОВ / ЗАВР ЛО: Запрет АВР"/>
-                  <w:listItem w:displayText="ЛОВ / ЗАВР ЛО: Функция введена в работу" w:value="ЛОВ / ЗАВР ЛО: Функция введена в работу"/>
-                  <w:listItem w:displayText="ЛОВ / ЗАВР ЛО: Функция оперативно выведена из работы" w:value="ЛОВ / ЗАВР ЛО: Функция оперативно выведена из работы"/>
-                  <w:listItem w:displayText="ЛОВ / ЗАПВ: Запрет АПВ" w:value="ЛОВ / ЗАПВ: Запрет АПВ"/>
-                  <w:listItem w:displayText="ЛОВ / ЗАПВ: Функция введена в работу" w:value="ЛОВ / ЗАПВ: Функция введена в работу"/>
-                  <w:listItem w:displayText="ЛОВ / ЗАПВ: Функция оперативно выведена из работы" w:value="ЛОВ / ЗАПВ: Функция оперативно выведена из работы"/>
-                  <w:listItem w:displayText="ЛОВ / ЛВ ВНР: Включение с КС" w:value="ЛОВ / ЛВ ВНР: Включение с КС"/>
-                  <w:listItem w:displayText="ЛОВ / ЛВ ВНР: Включить" w:value="ЛОВ / ЛВ ВНР: Включить"/>
-                  <w:listItem w:displayText="ЛОВ / ЛВ ВНР: Задержка включения с КС" w:value="ЛОВ / ЛВ ВНР: Задержка включения с КС"/>
-                  <w:listItem w:displayText="ЛОВ / ЛВ ВНР: Функция введена в работу" w:value="ЛОВ / ЛВ ВНР: Функция введена в работу"/>
-                  <w:listItem w:displayText="ЛОВ / ЛВ ВНР: Функция оперативно выведена из работы" w:value="ЛОВ / ЛВ ВНР: Функция оперативно выведена из работы"/>
-                  <w:listItem w:displayText="ЛОВ / ЛО ВНР: Отключение" w:value="ЛОВ / ЛО ВНР: Отключение"/>
-                  <w:listItem w:displayText="ЛОВ / ЛО ВНР: Отключить" w:value="ЛОВ / ЛО ВНР: Отключить"/>
-                  <w:listItem w:displayText="ЛОВ / ЛО ВНР: Функция введена в работу" w:value="ЛОВ / ЛО ВНР: Функция введена в работу"/>
-                  <w:listItem w:displayText="ЛОВ / ЛО ВНР: Функция оперативно выведена из работы" w:value="ЛОВ / ЛО ВНР: Функция оперативно выведена из работы"/>
-                  <w:listItem w:displayText="ЛОВ / ЛО РЗ: Отключение" w:value="ЛОВ / ЛО РЗ: Отключение"/>
-                  <w:listItem w:displayText="ЛОВ / ЛО РЗ: Отключить" w:value="ЛОВ / ЛО РЗ: Отключить"/>
-                  <w:listItem w:displayText="ЛОВ / ЛО РЗ: Функция введена в работу" w:value="ЛОВ / ЛО РЗ: Функция введена в работу"/>
-                  <w:listItem w:displayText="ЛОВ / ЛО РЗ: Функция оперативно выведена из работы" w:value="ЛОВ / ЛО РЗ: Функция оперативно выведена из работы"/>
+                  <w:listItem w:displayText="ЛО / ЗАВР ЛО: Запрет АВР" w:value="ЛО / ЗАВР ЛО: Запрет АВР"/>
+                  <w:listItem w:displayText="ЛО / ЗАВР ЛО: Функция введена в работу" w:value="ЛО / ЗАВР ЛО: Функция введена в работу"/>
+                  <w:listItem w:displayText="ЛО / ЗАВР ЛО: Функция оперативно выведена из работы" w:value="ЛО / ЗАВР ЛО: Функция оперативно выведена из работы"/>
+                  <w:listItem w:displayText="ЛО / ЛО ВНР: Отключение" w:value="ЛО / ЛО ВНР: Отключение"/>
+                  <w:listItem w:displayText="ЛО / ЛО ВНР: Отключить" w:value="ЛО / ЛО ВНР: Отключить"/>
+                  <w:listItem w:displayText="ЛО / ЛО ВНР: Функция введена в работу" w:value="ЛО / ЛО ВНР: Функция введена в работу"/>
+                  <w:listItem w:displayText="ЛО / ЛО ВНР: Функция оперативно выведена из работы" w:value="ЛО / ЛО ВНР: Функция оперативно выведена из работы"/>
+                  <w:listItem w:displayText="ЛО / ЛО РЗ: Отключение" w:value="ЛО / ЛО РЗ: Отключение"/>
+                  <w:listItem w:displayText="ЛО / ЛО РЗ: Отключить" w:value="ЛО / ЛО РЗ: Отключить"/>
+                  <w:listItem w:displayText="ЛО / ЛО РЗ: Функция введена в работу" w:value="ЛО / ЛО РЗ: Функция введена в работу"/>
+                  <w:listItem w:displayText="ЛО / ЛО РЗ: Функция оперативно выведена из работы" w:value="ЛО / ЛО РЗ: Функция оперативно выведена из работы"/>
                   <w:listItem w:displayText="МТЗ / АУ МТЗ: Пуск АУ" w:value="МТЗ / АУ МТЗ: Пуск АУ"/>
-                  <w:listItem w:displayText="МТЗ / БЛЗТ: Блокировка" w:value="МТЗ / БЛЗТ: Блокировка"/>
+                  <w:listItem w:displayText="МТЗ / БЛЗШ: Блокировка ЛЗШ" w:value="МТЗ / БЛЗШ: Блокировка ЛЗШ"/>
                   <w:listItem w:displayText="МТЗ / БНТ: Пуск БНТ" w:value="МТЗ / БНТ: Пуск БНТ"/>
                   <w:listItem w:displayText="МТЗ / БНТ: Пуск БНТ по фазе A" w:value="МТЗ / БНТ: Пуск БНТ по фазе A"/>
                   <w:listItem w:displayText="МТЗ / БНТ: Пуск БНТ по фазе B" w:value="МТЗ / БНТ: Пуск БНТ по фазе B"/>
@@ -8326,6 +6497,18 @@
                   <w:listItem w:displayText="МТЗ / МТЗ 3 ст.: Срабатывание на сигнал" w:value="МТЗ / МТЗ 3 ст.: Срабатывание на сигнал"/>
                   <w:listItem w:displayText="МТЗ / МТЗ 3 ст.: Функция введена в работу" w:value="МТЗ / МТЗ 3 ст.: Функция введена в работу"/>
                   <w:listItem w:displayText="МТЗ / МТЗ 3 ст.: Функция оперативно выведена из работы" w:value="МТЗ / МТЗ 3 ст.: Функция оперативно выведена из работы"/>
+                  <w:listItem w:displayText="МТЗ / МТЗ 4 ст.: Пуск" w:value="МТЗ / МТЗ 4 ст.: Пуск"/>
+                  <w:listItem w:displayText="МТЗ / МТЗ 4 ст.: Пуск ИО тока по фазе B" w:value="МТЗ / МТЗ 4 ст.: Пуск ИО тока по фазе B"/>
+                  <w:listItem w:displayText="МТЗ / МТЗ 4 ст.: Пуск ИО тока по фазе C" w:value="МТЗ / МТЗ 4 ст.: Пуск ИО тока по фазе C"/>
+                  <w:listItem w:displayText="МТЗ / МТЗ 4 ст.: Пуск ИО тока по фазе А" w:value="МТЗ / МТЗ 4 ст.: Пуск ИО тока по фазе А"/>
+                  <w:listItem w:displayText="МТЗ / МТЗ 4 ст.: Пуск ФВН" w:value="МТЗ / МТЗ 4 ст.: Пуск ФВН"/>
+                  <w:listItem w:displayText="МТЗ / МТЗ 4 ст.: Пуск по фазе B" w:value="МТЗ / МТЗ 4 ст.: Пуск по фазе B"/>
+                  <w:listItem w:displayText="МТЗ / МТЗ 4 ст.: Пуск по фазе C" w:value="МТЗ / МТЗ 4 ст.: Пуск по фазе C"/>
+                  <w:listItem w:displayText="МТЗ / МТЗ 4 ст.: Пуск по фазе А" w:value="МТЗ / МТЗ 4 ст.: Пуск по фазе А"/>
+                  <w:listItem w:displayText="МТЗ / МТЗ 4 ст.: Срабатывание" w:value="МТЗ / МТЗ 4 ст.: Срабатывание"/>
+                  <w:listItem w:displayText="МТЗ / МТЗ 4 ст.: Срабатывание на сигнал" w:value="МТЗ / МТЗ 4 ст.: Срабатывание на сигнал"/>
+                  <w:listItem w:displayText="МТЗ / МТЗ 4 ст.: Функция введена в работу" w:value="МТЗ / МТЗ 4 ст.: Функция введена в работу"/>
+                  <w:listItem w:displayText="МТЗ / МТЗ 4 ст.: Функция оперативно выведена из работы" w:value="МТЗ / МТЗ 4 ст.: Функция оперативно выведена из работы"/>
                   <w:listItem w:displayText="МТЗ / МТЗ: Пуск" w:value="МТЗ / МТЗ: Пуск"/>
                   <w:listItem w:displayText="МТЗ / ОНМ: Обратное направление" w:value="МТЗ / ОНМ: Обратное направление"/>
                   <w:listItem w:displayText="МТЗ / ОНМ: Обратное направление по фазе B" w:value="МТЗ / ОНМ: Обратное направление по фазе B"/>
@@ -8340,59 +6523,6 @@
                   <w:listItem w:displayText="МТЗ / ОНМ: Пуск по фазе C" w:value="МТЗ / ОНМ: Пуск по фазе C"/>
                   <w:listItem w:displayText="МТЗ / ОНМ: Пуск по фазе А" w:value="МТЗ / ОНМ: Пуск по фазе А"/>
                   <w:listItem w:displayText="МТЗ / ОУ МТЗ: Срабатывание" w:value="МТЗ / ОУ МТЗ: Срабатывание"/>
-                  <w:listItem w:displayText="ПДС / В: Поведение местного управления" w:value="ПДС / В: Поведение местного управления"/>
-                  <w:listItem w:displayText="ПДС / В: Положение ключа режима управления" w:value="ПДС / В: Положение ключа режима управления"/>
-                  <w:listItem w:displayText="ПДС / В: Положение ключа режима управления привода В" w:value="ПДС / В: Положение ключа режима управления привода В"/>
-                  <w:listItem w:displayText="ПДС / В: Право переключения на уровне станции" w:value="ПДС / В: Право переключения на уровне станции"/>
-                  <w:listItem w:displayText="ПДС / ВЭ1: Поведение местного управления" w:value="ПДС / ВЭ1: Поведение местного управления"/>
-                  <w:listItem w:displayText="ПДС / ВЭ1: Положение ключа режима управления" w:value="ПДС / ВЭ1: Положение ключа режима управления"/>
-                  <w:listItem w:displayText="ПДС / ВЭ1: Право переключения на уровне станции" w:value="ПДС / ВЭ1: Право переключения на уровне станции"/>
-                  <w:listItem w:displayText="ПДС / ВЭ1: Ремонтное положение коммутационного аппарата" w:value="ПДС / ВЭ1: Ремонтное положение коммутационного аппарата"/>
-                  <w:listItem w:displayText="ПДС / ВЭ2: Поведение местного управления" w:value="ПДС / ВЭ2: Поведение местного управления"/>
-                  <w:listItem w:displayText="ПДС / ВЭ2: Положение ключа режима управления" w:value="ПДС / ВЭ2: Положение ключа режима управления"/>
-                  <w:listItem w:displayText="ПДС / ВЭ2: Право переключения на уровне станции" w:value="ПДС / ВЭ2: Право переключения на уровне станции"/>
-                  <w:listItem w:displayText="ПДС / ВЭ2: Ремонтное положение коммутационного аппарата" w:value="ПДС / ВЭ2: Ремонтное положение коммутационного аппарата"/>
-                  <w:listItem w:displayText="ПДС / ЗН: Поведение местного управления" w:value="ПДС / ЗН: Поведение местного управления"/>
-                  <w:listItem w:displayText="ПДС / ЗН: Положение ключа режима управления" w:value="ПДС / ЗН: Положение ключа режима управления"/>
-                  <w:listItem w:displayText="ПДС / ЗН: Право переключения на уровне станции" w:value="ПДС / ЗН: Право переключения на уровне станции"/>
-                  <w:listItem w:displayText="ПДС / КИ: Аварийный уровень изоляции" w:value="ПДС / КИ: Аварийный уровень изоляции"/>
-                  <w:listItem w:displayText="ПДС / КИ: Низкий уровень изоляции" w:value="ПДС / КИ: Низкий уровень изоляции"/>
-                  <w:listItem w:displayText="ПДС / КПруж: Пружина не заведена" w:value="ПДС / КПруж: Пружина не заведена"/>
-                  <w:listItem w:displayText="ПДС / КЦВ: Контроль цепи ЭМВ" w:value="ПДС / КЦВ: Контроль цепи ЭМВ"/>
-                  <w:listItem w:displayText="ПДС / КЦВ: Контроль цепи ЭМО1" w:value="ПДС / КЦВ: Контроль цепи ЭМО1"/>
-                  <w:listItem w:displayText="ПДС / КЦВ: Контроль цепи ЭМО2" w:value="ПДС / КЦВ: Контроль цепи ЭМО2"/>
-                  <w:listItem w:displayText="ПДС / КЦВ: Работа ЭМВ" w:value="ПДС / КЦВ: Работа ЭМВ"/>
-                  <w:listItem w:displayText="ПДС / КЦВ: Работа ЭМО1" w:value="ПДС / КЦВ: Работа ЭМО1"/>
-                  <w:listItem w:displayText="ПДС / КЦВ: Работа ЭМО2" w:value="ПДС / КЦВ: Работа ЭМО2"/>
-                  <w:listItem w:displayText="ПДС / ПДС: Функция введена в работу" w:value="ПДС / ПДС: Функция введена в работу"/>
-                  <w:listItem w:displayText="ПДС / ПДС: Функция оперативно выведена из работы" w:value="ПДС / ПДС: Функция оперативно выведена из работы"/>
-                  <w:listItem w:displayText="ПДС НКУ / SA1: Цепь управления введена" w:value="ПДС НКУ / SA1: Цепь управления введена"/>
-                  <w:listItem w:displayText="ПДС НКУ / SA2: Цепь управления введена" w:value="ПДС НКУ / SA2: Цепь управления введена"/>
-                  <w:listItem w:displayText="ПДС НКУ / SA3: Цепь управления введена" w:value="ПДС НКУ / SA3: Цепь управления введена"/>
-                  <w:listItem w:displayText="ПДС НКУ / SA4: Цепь управления введена" w:value="ПДС НКУ / SA4: Цепь управления введена"/>
-                  <w:listItem w:displayText="ПДС НКУ / SF1: Автоматический выключатель отключен" w:value="ПДС НКУ / SF1: Автоматический выключатель отключен"/>
-                  <w:listItem w:displayText="ПДС НКУ / SF2: Автоматический выключатель отключен" w:value="ПДС НКУ / SF2: Автоматический выключатель отключен"/>
-                  <w:listItem w:displayText="ПДС НКУ / SG1: Рабочее положение испытательного блока" w:value="ПДС НКУ / SG1: Рабочее положение испытательного блока"/>
-                  <w:listItem w:displayText="ПДС НКУ / SG2: Рабочее положение испытательного блока" w:value="ПДС НКУ / SG2: Рабочее положение испытательного блока"/>
-                  <w:listItem w:displayText="ПДС НКУ / SG3: Рабочее положение испытательного блока" w:value="ПДС НКУ / SG3: Рабочее положение испытательного блока"/>
-                  <w:listItem w:displayText="ПДС НКУ / Дверь: Дверь отсека/ шкафа закрыта" w:value="ПДС НКУ / Дверь: Дверь отсека/ шкафа закрыта"/>
-                  <w:listItem w:displayText="ПДС НКУ / Дверь: Дверь отсека/ шкафа открыта" w:value="ПДС НКУ / Дверь: Дверь отсека/ шкафа открыта"/>
-                  <w:listItem w:displayText="ПДС НКУ / ОТ ОБР 1: Неисправность оперативного тока цепей ОБР 1" w:value="ПДС НКУ / ОТ ОБР 1: Неисправность оперативного тока цепей ОБР 1"/>
-                  <w:listItem w:displayText="ПДС НКУ / ОТ ОБР 2: Неисправность оперативного тока цепей ОБР 2" w:value="ПДС НКУ / ОТ ОБР 2: Неисправность оперативного тока цепей ОБР 2"/>
-                  <w:listItem w:displayText="ПДС НКУ / ОТ ЦСВ: Неисправность ОТ цепей сигнализации В" w:value="ПДС НКУ / ОТ ЦСВ: Неисправность ОТ цепей сигнализации В"/>
-                  <w:listItem w:displayText="ПДС НКУ / ОТ ЭМО1, ЭМВ: Неисправность оперативного тока цепей ЭМВ, ЭМО1" w:value="ПДС НКУ / ОТ ЭМО1, ЭМВ: Неисправность оперативного тока цепей ЭМВ, ЭМО1"/>
-                  <w:listItem w:displayText="ПДС НКУ / ОТ ЭМО2: Неисправность оперативного тока цепей ЭМО2" w:value="ПДС НКУ / ОТ ЭМО2: Неисправность оперативного тока цепей ЭМО2"/>
-                  <w:listItem w:displayText="ПДС НКУ / ПДС НКУ: Функция введена в работу" w:value="ПДС НКУ / ПДС НКУ: Функция введена в работу"/>
-                  <w:listItem w:displayText="ПДС НКУ / ПДС НКУ: Функция оперативно выведена из работы" w:value="ПДС НКУ / ПДС НКУ: Функция оперативно выведена из работы"/>
-                  <w:listItem w:displayText="ПДС НКУ / Пер.ав.дебл.см.яч.: Цепи аварийной деблокировки ячейки выведены" w:value="ПДС НКУ / Пер.ав.дебл.см.яч.: Цепи аварийной деблокировки ячейки выведены"/>
-                  <w:listItem w:displayText="ПС / ПС: Пуск предупредительной сигнализации" w:value="ПС / ПС: Пуск предупредительной сигнализации"/>
-                  <w:listItem w:displayText="ПС / ПС: Пуск предупредительной сигнализации (импульс)" w:value="ПС / ПС: Пуск предупредительной сигнализации (импульс)"/>
-                  <w:listItem w:displayText="СС / СС: БИ выведены" w:value="СС / СС: БИ выведены"/>
-                  <w:listItem w:displayText="СС / СС: Выходные цепи разобраны" w:value="СС / СС: Выходные цепи разобраны"/>
-                  <w:listItem w:displayText="СС / СС: Неисправность КА" w:value="СС / СС: Неисправность КА"/>
-                  <w:listItem w:displayText="СС / СС: Общий внешний сигнал" w:value="СС / СС: Общий внешний сигнал"/>
-                  <w:listItem w:displayText="СС / СС: Превышение времени переключения КА" w:value="СС / СС: Превышение времени переключения КА"/>
-                  <w:listItem w:displayText="СС / СС: Сигнализация цепей опер.тока" w:value="СС / СС: Сигнализация цепей опер.тока"/>
                   <w:listItem w:displayText="ТЗНП / АУ ТЗНП: Пуск автоматического ускорения ТЗНП" w:value="ТЗНП / АУ ТЗНП: Пуск автоматического ускорения ТЗНП"/>
                   <w:listItem w:displayText="ТЗНП / БНТ НП: Пуск БНТ НП" w:value="ТЗНП / БНТ НП: Пуск БНТ НП"/>
                   <w:listItem w:displayText="ТЗНП / БЧС: Блокировка чувствительных ступеней" w:value="ТЗНП / БЧС: Блокировка чувствительных ступеней"/>
@@ -8414,6 +6544,20 @@
                   <w:listItem w:displayText="ТЗНП / ТЗНП 2 ст.: Срабатывание на сигнал" w:value="ТЗНП / ТЗНП 2 ст.: Срабатывание на сигнал"/>
                   <w:listItem w:displayText="ТЗНП / ТЗНП 2 ст.: Функция введена в работу" w:value="ТЗНП / ТЗНП 2 ст.: Функция введена в работу"/>
                   <w:listItem w:displayText="ТЗНП / ТЗНП 2 ст.: Функция оперативно выведена из работы" w:value="ТЗНП / ТЗНП 2 ст.: Функция оперативно выведена из работы"/>
+                  <w:listItem w:displayText="ТЗНП / ТЗНП 3 ст.: Пуск" w:value="ТЗНП / ТЗНП 3 ст.: Пуск"/>
+                  <w:listItem w:displayText="ТЗНП / ТЗНП 3 ст.: Пуск ИО напряжения НП" w:value="ТЗНП / ТЗНП 3 ст.: Пуск ИО напряжения НП"/>
+                  <w:listItem w:displayText="ТЗНП / ТЗНП 3 ст.: Пуск ИО тока НП" w:value="ТЗНП / ТЗНП 3 ст.: Пуск ИО тока НП"/>
+                  <w:listItem w:displayText="ТЗНП / ТЗНП 3 ст.: Срабатывание" w:value="ТЗНП / ТЗНП 3 ст.: Срабатывание"/>
+                  <w:listItem w:displayText="ТЗНП / ТЗНП 3 ст.: Срабатывание на сигнал" w:value="ТЗНП / ТЗНП 3 ст.: Срабатывание на сигнал"/>
+                  <w:listItem w:displayText="ТЗНП / ТЗНП 3 ст.: Функция введена в работу" w:value="ТЗНП / ТЗНП 3 ст.: Функция введена в работу"/>
+                  <w:listItem w:displayText="ТЗНП / ТЗНП 3 ст.: Функция оперативно выведена из работы" w:value="ТЗНП / ТЗНП 3 ст.: Функция оперативно выведена из работы"/>
+                  <w:listItem w:displayText="ТЗНП / ТЗНП 4 ст.: Пуск" w:value="ТЗНП / ТЗНП 4 ст.: Пуск"/>
+                  <w:listItem w:displayText="ТЗНП / ТЗНП 4 ст.: Пуск ИО напряжения НП" w:value="ТЗНП / ТЗНП 4 ст.: Пуск ИО напряжения НП"/>
+                  <w:listItem w:displayText="ТЗНП / ТЗНП 4 ст.: Пуск ИО тока НП" w:value="ТЗНП / ТЗНП 4 ст.: Пуск ИО тока НП"/>
+                  <w:listItem w:displayText="ТЗНП / ТЗНП 4 ст.: Срабатывание" w:value="ТЗНП / ТЗНП 4 ст.: Срабатывание"/>
+                  <w:listItem w:displayText="ТЗНП / ТЗНП 4 ст.: Срабатывание на сигнал" w:value="ТЗНП / ТЗНП 4 ст.: Срабатывание на сигнал"/>
+                  <w:listItem w:displayText="ТЗНП / ТЗНП 4 ст.: Функция введена в работу" w:value="ТЗНП / ТЗНП 4 ст.: Функция введена в работу"/>
+                  <w:listItem w:displayText="ТЗНП / ТЗНП 4 ст.: Функция оперативно выведена из работы" w:value="ТЗНП / ТЗНП 4 ст.: Функция оперативно выведена из работы"/>
                   <w:listItem w:displayText="ТК ЗДЗ / ТК ЗДЗ: Пуск" w:value="ТК ЗДЗ / ТК ЗДЗ: Пуск"/>
                   <w:listItem w:displayText="ТК ЗДЗ / ТК ЗДЗ: Пуск ИО тока" w:value="ТК ЗДЗ / ТК ЗДЗ: Пуск ИО тока"/>
                   <w:listItem w:displayText="ТК ЗДЗ / ТК ЗДЗ: Функция введена в работу" w:value="ТК ЗДЗ / ТК ЗДЗ: Функция введена в работу"/>
@@ -8486,20 +6630,14 @@
                   <w:listItem w:displayText="Слот М6. Реле8. Статус" w:value="Слот М6. Реле8. Статус"/>
                   <w:listItem w:displayText="Слот М7. Отказ модуля" w:value="Слот М7. Отказ модуля"/>
                   <w:listItem w:displayText="Слот М7. Модуль не определен" w:value="Слот М7. Модуль не определен"/>
-                  <w:listItem w:displayText="Слот М7. ДВ1. Статус" w:value="Слот М7. ДВ1. Статус"/>
-                  <w:listItem w:displayText="Слот М7. ДВ2. Статус" w:value="Слот М7. ДВ2. Статус"/>
-                  <w:listItem w:displayText="Слот М7. ДВ3. Статус" w:value="Слот М7. ДВ3. Статус"/>
-                  <w:listItem w:displayText="Слот М7. ДВ4. Статус" w:value="Слот М7. ДВ4. Статус"/>
-                  <w:listItem w:displayText="Слот М7. ДВ5. Статус" w:value="Слот М7. ДВ5. Статус"/>
-                  <w:listItem w:displayText="Слот М7. ДВ6. Статус" w:value="Слот М7. ДВ6. Статус"/>
-                  <w:listItem w:displayText="Слот М7. ДВ7. Статус" w:value="Слот М7. ДВ7. Статус"/>
-                  <w:listItem w:displayText="Слот М7. ДВ8. Статус" w:value="Слот М7. ДВ8. Статус"/>
-                  <w:listItem w:displayText="Слот М7. ДВ9. Статус" w:value="Слот М7. ДВ9. Статус"/>
-                  <w:listItem w:displayText="Слот М7. ДВ10. Статус" w:value="Слот М7. ДВ10. Статус"/>
-                  <w:listItem w:displayText="Слот М7. ДВ11. Статус" w:value="Слот М7. ДВ11. Статус"/>
-                  <w:listItem w:displayText="Слот М7. ДВ12. Статус" w:value="Слот М7. ДВ12. Статус"/>
-                  <w:listItem w:displayText="Слот М7. ДВ13. Статус" w:value="Слот М7. ДВ13. Статус"/>
-                  <w:listItem w:displayText="Слот М7. ДВ14. Статус" w:value="Слот М7. ДВ14. Статус"/>
+                  <w:listItem w:displayText="Слот М7. Реле1. Статус" w:value="Слот М7. Реле1. Статус"/>
+                  <w:listItem w:displayText="Слот М7. Реле2. Статус" w:value="Слот М7. Реле2. Статус"/>
+                  <w:listItem w:displayText="Слот М7. Реле3. Статус" w:value="Слот М7. Реле3. Статус"/>
+                  <w:listItem w:displayText="Слот М7. Реле4. Статус" w:value="Слот М7. Реле4. Статус"/>
+                  <w:listItem w:displayText="Слот М7. Реле5. Статус" w:value="Слот М7. Реле5. Статус"/>
+                  <w:listItem w:displayText="Слот М7. Реле6. Статус" w:value="Слот М7. Реле6. Статус"/>
+                  <w:listItem w:displayText="Слот М7. Реле7. Статус" w:value="Слот М7. Реле7. Статус"/>
+                  <w:listItem w:displayText="Слот М7. Реле8. Статус" w:value="Слот М7. Реле8. Статус"/>
                   <w:listItem w:displayText="Слот М8. Отказ модуля" w:value="Слот М8. Отказ модуля"/>
                   <w:listItem w:displayText="Слот М8. Модуль не определен" w:value="Слот М8. Модуль не определен"/>
                   <w:listItem w:displayText="Слот М8. ДВ1. Статус" w:value="Слот М8. ДВ1. Статус"/>
@@ -8542,6 +6680,22 @@
                   <w:listItem w:displayText="Слот М10. ДВ6. Статус" w:value="Слот М10. ДВ6. Статус"/>
                   <w:listItem w:displayText="Слот М10. ДВ7. Статус" w:value="Слот М10. ДВ7. Статус"/>
                   <w:listItem w:displayText="Слот М10. ДВ8. Статус" w:value="Слот М10. ДВ8. Статус"/>
+                  <w:listItem w:displayText="Слот М10. ДВ9. Статус" w:value="Слот М10. ДВ9. Статус"/>
+                  <w:listItem w:displayText="Слот М10. ДВ10. Статус" w:value="Слот М10. ДВ10. Статус"/>
+                  <w:listItem w:displayText="Слот М10. ДВ11. Статус" w:value="Слот М10. ДВ11. Статус"/>
+                  <w:listItem w:displayText="Слот М10. ДВ12. Статус" w:value="Слот М10. ДВ12. Статус"/>
+                  <w:listItem w:displayText="Слот М10. ДВ13. Статус" w:value="Слот М10. ДВ13. Статус"/>
+                  <w:listItem w:displayText="Слот М10. ДВ14. Статус" w:value="Слот М10. ДВ14. Статус"/>
+                  <w:listItem w:displayText="Слот М11. Отказ модуля" w:value="Слот М11. Отказ модуля"/>
+                  <w:listItem w:displayText="Слот М11. Модуль не определен" w:value="Слот М11. Модуль не определен"/>
+                  <w:listItem w:displayText="Слот М11. ДВ1. Статус" w:value="Слот М11. ДВ1. Статус"/>
+                  <w:listItem w:displayText="Слот М11. ДВ2. Статус" w:value="Слот М11. ДВ2. Статус"/>
+                  <w:listItem w:displayText="Слот М11. ДВ3. Статус" w:value="Слот М11. ДВ3. Статус"/>
+                  <w:listItem w:displayText="Слот М11. ДВ4. Статус" w:value="Слот М11. ДВ4. Статус"/>
+                  <w:listItem w:displayText="Слот М11. ДВ5. Статус" w:value="Слот М11. ДВ5. Статус"/>
+                  <w:listItem w:displayText="Слот М11. ДВ6. Статус" w:value="Слот М11. ДВ6. Статус"/>
+                  <w:listItem w:displayText="Слот М11. ДВ7. Статус" w:value="Слот М11. ДВ7. Статус"/>
+                  <w:listItem w:displayText="Слот М11. ДВ8. Статус" w:value="Слот М11. ДВ8. Статус"/>
                   <w:listItem w:displayText="Отказ модуля ЦП" w:value="Отказ модуля ЦП"/>
                   <w:listItem w:displayText="Неисправность ПЗУ ЦП" w:value="Неисправность ПЗУ ЦП"/>
                   <w:listItem w:displayText="Неисправность ПЗУ MPU" w:value="Неисправность ПЗУ MPU"/>
@@ -8624,58 +6778,39 @@
                   <w:listItem w:displayText="Не назначено" w:value=""/>
                   <w:listItem w:displayText="──────── Сигналы РЗиА ────────" w:value="INPUTS_HEADER" w:disabled="true"/>
                   <w:listItem w:displayText="АВР / АВР: Включить" w:value="АВР / АВР: Включить"/>
-                  <w:listItem w:displayText="АВР / АВР: Включить резервный ввод или секционный выключатель" w:value="АВР / АВР: Включить резервный ввод или секционный выключатель"/>
                   <w:listItem w:displayText="АВР / АВР: Готовность" w:value="АВР / АВР: Готовность"/>
-                  <w:listItem w:displayText="АВР / АВР: Разрешение" w:value="АВР / АВР: Разрешение"/>
+                  <w:listItem w:displayText="АВР / АВР: Пуск" w:value="АВР / АВР: Пуск"/>
+                  <w:listItem w:displayText="АВР / АВР: Разрешение отключения ВВ 1 секции шин" w:value="АВР / АВР: Разрешение отключения ВВ 1 секции шин"/>
+                  <w:listItem w:displayText="АВР / АВР: Разрешение отключения ВВ 2 секции шин" w:value="АВР / АВР: Разрешение отключения ВВ 2 секции шин"/>
                   <w:listItem w:displayText="АВР / АВР: Функция введена в работу" w:value="АВР / АВР: Функция введена в работу"/>
                   <w:listItem w:displayText="АВР / АВР: Функция оперативно выведена из работы" w:value="АВР / АВР: Функция оперативно выведена из работы"/>
                   <w:listItem w:displayText="АВР / ЗАВР: Запрет АВР" w:value="АВР / ЗАВР: Запрет АВР"/>
-                  <w:listItem w:displayText="АПВ ВВ / АПВ ВВ: АПВ неуспешно" w:value="АПВ ВВ / АПВ ВВ: АПВ неуспешно"/>
-                  <w:listItem w:displayText="АПВ ВВ / АПВ ВВ: АПВ успешно" w:value="АПВ ВВ / АПВ ВВ: АПВ успешно"/>
-                  <w:listItem w:displayText="АПВ ВВ / АПВ ВВ: Аварийное отключение" w:value="АПВ ВВ / АПВ ВВ: Аварийное отключение"/>
-                  <w:listItem w:displayText="АПВ ВВ / АПВ ВВ: Включение с контролем синхронизма" w:value="АПВ ВВ / АПВ ВВ: Включение с контролем синхронизма"/>
-                  <w:listItem w:displayText="АПВ ВВ / АПВ ВВ: Включить" w:value="АПВ ВВ / АПВ ВВ: Включить"/>
-                  <w:listItem w:displayText="АПВ ВВ / АПВ ВВ: Выключатель включен" w:value="АПВ ВВ / АПВ ВВ: Выключатель включен"/>
-                  <w:listItem w:displayText="АПВ ВВ / АПВ ВВ: Готовность" w:value="АПВ ВВ / АПВ ВВ: Готовность"/>
-                  <w:listItem w:displayText="АПВ ВВ / АПВ ВВ: Задержка включения" w:value="АПВ ВВ / АПВ ВВ: Задержка включения"/>
-                  <w:listItem w:displayText="АПВ ВВ / АПВ ВВ: Неуспешный цикл" w:value="АПВ ВВ / АПВ ВВ: Неуспешный цикл"/>
-                  <w:listItem w:displayText="АПВ ВВ / АПВ ВВ: Общая готовность" w:value="АПВ ВВ / АПВ ВВ: Общая готовность"/>
-                  <w:listItem w:displayText="АПВ ВВ / АПВ ВВ: Ожидание срабатывания" w:value="АПВ ВВ / АПВ ВВ: Ожидание срабатывания"/>
-                  <w:listItem w:displayText="АПВ ВВ / АПВ ВВ: Пуск" w:value="АПВ ВВ / АПВ ВВ: Пуск"/>
-                  <w:listItem w:displayText="АПВ ВВ / АПВ ВВ: Функция введена в работу" w:value="АПВ ВВ / АПВ ВВ: Функция введена в работу"/>
-                  <w:listItem w:displayText="АПВ ВВ / АПВ ВВ: Функция оперативно выведена из работы" w:value="АПВ ВВ / АПВ ВВ: Функция оперативно выведена из работы"/>
-                  <w:listItem w:displayText="АПВ ВВ / АПВ ВВ: Цикл АПВ прерван" w:value="АПВ ВВ / АПВ ВВ: Цикл АПВ прерван"/>
-                  <w:listItem w:displayText="АУ / АУ: Ввод ускорения" w:value="АУ / АУ: Ввод ускорения"/>
-                  <w:listItem w:displayText="АУ / АУ: Срабатывание" w:value="АУ / АУ: Срабатывание"/>
-                  <w:listItem w:displayText="АУ / АУ: Функция введена в работу" w:value="АУ / АУ: Функция введена в работу"/>
-                  <w:listItem w:displayText="АУ / АУ: Функция оперативно выведена из работы" w:value="АУ / АУ: Функция оперативно выведена из работы"/>
                   <w:listItem w:displayText="БК / БК: Срабатывание быстродействующих ступеней" w:value="БК / БК: Срабатывание быстродействующих ступеней"/>
                   <w:listItem w:displayText="БК / БК: Срабатывание медленнодействующих ступеней" w:value="БК / БК: Срабатывание медленнодействующих ступеней"/>
                   <w:listItem w:displayText="БК / БК: Функция введена в работу" w:value="БК / БК: Функция введена в работу"/>
                   <w:listItem w:displayText="БК / БК: Функция оперативно выведена из работы" w:value="БК / БК: Функция оперативно выведена из работы"/>
-                  <w:listItem w:displayText="БННвв / БННвв: Неисправность ЦН" w:value="БННвв / БННвв: Неисправность ЦН"/>
-                  <w:listItem w:displayText="БННвв / БННвв: Отключение автомата ТН" w:value="БННвв / БННвв: Отключение автомата ТН"/>
-                  <w:listItem w:displayText="БННвв / БННвв: Пуск 3U03f" w:value="БННвв / БННвв: Пуск 3U03f"/>
-                  <w:listItem w:displayText="БННвв / БННвв: Пуск U2I2" w:value="БННвв / БННвв: Пуск U2I2"/>
-                  <w:listItem w:displayText="БННвв / БННвв: Пуск dU0" w:value="БННвв / БННвв: Пуск dU0"/>
-                  <w:listItem w:displayText="БННвв / БННвв: Пуск minU3p" w:value="БННвв / БННвв: Пуск minU3p"/>
-                  <w:listItem w:displayText="БННвв / БННвв: Срабатывание" w:value="БННвв / БННвв: Срабатывание"/>
-                  <w:listItem w:displayText="БННвв / БННвв: Функция введена в работу" w:value="БННвв / БННвв: Функция введена в работу"/>
-                  <w:listItem w:displayText="БННвв / БННвв: Функция оперативно выведена из работы" w:value="БННвв / БННвв: Функция оперативно выведена из работы"/>
-                  <w:listItem w:displayText="БННш / БННш: Неисправность ЦН" w:value="БННш / БННш: Неисправность ЦН"/>
-                  <w:listItem w:displayText="БННш / БННш: Отключение автомата ТН" w:value="БННш / БННш: Отключение автомата ТН"/>
-                  <w:listItem w:displayText="БННш / БННш: Пуск 3U03f" w:value="БННш / БННш: Пуск 3U03f"/>
-                  <w:listItem w:displayText="БННш / БННш: Пуск U2I2" w:value="БННш / БННш: Пуск U2I2"/>
-                  <w:listItem w:displayText="БННш / БННш: Пуск dU0" w:value="БННш / БННш: Пуск dU0"/>
-                  <w:listItem w:displayText="БННш / БННш: Пуск minU3p" w:value="БННш / БННш: Пуск minU3p"/>
-                  <w:listItem w:displayText="БННш / БННш: Срабатывание" w:value="БННш / БННш: Срабатывание"/>
-                  <w:listItem w:displayText="БННш / БННш: Функция введена в работу" w:value="БННш / БННш: Функция введена в работу"/>
-                  <w:listItem w:displayText="БННш / БННш: Функция оперативно выведена из работы" w:value="БННш / БННш: Функция оперативно выведена из работы"/>
-                  <w:listItem w:displayText="ВНР / ВНР: Включение с КС" w:value="ВНР / ВНР: Включение с КС"/>
-                  <w:listItem w:displayText="ВНР / ВНР: Включить" w:value="ВНР / ВНР: Включить"/>
-                  <w:listItem w:displayText="ВНР / ВНР: Задержка включения с КС" w:value="ВНР / ВНР: Задержка включения с КС"/>
+                  <w:listItem w:displayText="БНН 1сш / БНН 1сш: Неисправность ЦН" w:value="БНН 1сш / БНН 1сш: Неисправность ЦН"/>
+                  <w:listItem w:displayText="БНН 1сш / БНН 1сш: Отключение автомата ТН" w:value="БНН 1сш / БНН 1сш: Отключение автомата ТН"/>
+                  <w:listItem w:displayText="БНН 1сш / БНН 1сш: Пуск 3U03f" w:value="БНН 1сш / БНН 1сш: Пуск 3U03f"/>
+                  <w:listItem w:displayText="БНН 1сш / БНН 1сш: Пуск U2I2" w:value="БНН 1сш / БНН 1сш: Пуск U2I2"/>
+                  <w:listItem w:displayText="БНН 1сш / БНН 1сш: Пуск dU0" w:value="БНН 1сш / БНН 1сш: Пуск dU0"/>
+                  <w:listItem w:displayText="БНН 1сш / БНН 1сш: Пуск minU3p" w:value="БНН 1сш / БНН 1сш: Пуск minU3p"/>
+                  <w:listItem w:displayText="БНН 1сш / БНН 1сш: Срабатывание" w:value="БНН 1сш / БНН 1сш: Срабатывание"/>
+                  <w:listItem w:displayText="БНН 1сш / БНН 1сш: Функция введена в работу" w:value="БНН 1сш / БНН 1сш: Функция введена в работу"/>
+                  <w:listItem w:displayText="БНН 1сш / БНН 1сш: Функция оперативно выведена из работы" w:value="БНН 1сш / БНН 1сш: Функция оперативно выведена из работы"/>
+                  <w:listItem w:displayText="БНН 2сш / БНН 2сш: Неисправность ЦН" w:value="БНН 2сш / БНН 2сш: Неисправность ЦН"/>
+                  <w:listItem w:displayText="БНН 2сш / БНН 2сш: Отключение автомата ТН" w:value="БНН 2сш / БНН 2сш: Отключение автомата ТН"/>
+                  <w:listItem w:displayText="БНН 2сш / БНН 2сш: Пуск U2I2" w:value="БНН 2сш / БНН 2сш: Пуск U2I2"/>
+                  <w:listItem w:displayText="БНН 2сш / БНН 2сш: Пуск minU3p" w:value="БНН 2сш / БНН 2сш: Пуск minU3p"/>
+                  <w:listItem w:displayText="БНН 2сш / БНН 2сш: Срабатывание" w:value="БНН 2сш / БНН 2сш: Срабатывание"/>
+                  <w:listItem w:displayText="БНН 2сш / БНН 2сш: Функция введена в работу" w:value="БНН 2сш / БНН 2сш: Функция введена в работу"/>
+                  <w:listItem w:displayText="БНН 2сш / БНН 2сш: Функция оперативно выведена из работы" w:value="БНН 2сш / БНН 2сш: Функция оперативно выведена из работы"/>
+                  <w:listItem w:displayText="ВНР / ВНР: Включение ВВ 1 секции шин" w:value="ВНР / ВНР: Включение ВВ 1 секции шин"/>
+                  <w:listItem w:displayText="ВНР / ВНР: Включение ВВ 2 секции шин" w:value="ВНР / ВНР: Включение ВВ 2 секции шин"/>
+                  <w:listItem w:displayText="ВНР / ВНР: Готовность ВВ 1 секции шин" w:value="ВНР / ВНР: Готовность ВВ 1 секции шин"/>
+                  <w:listItem w:displayText="ВНР / ВНР: Готовность ВВ 2 секции шин" w:value="ВНР / ВНР: Готовность ВВ 2 секции шин"/>
                   <w:listItem w:displayText="ВНР / ВНР: Ожидание ВНР" w:value="ВНР / ВНР: Ожидание ВНР"/>
-                  <w:listItem w:displayText="ВНР / ВНР: Отключить резервный ВВ или СВ" w:value="ВНР / ВНР: Отключить резервный ВВ или СВ"/>
+                  <w:listItem w:displayText="ВНР / ВНР: Отключить" w:value="ВНР / ВНР: Отключить"/>
                   <w:listItem w:displayText="ВНР / ВНР: Функция введена в работу" w:value="ВНР / ВНР: Функция введена в работу"/>
                   <w:listItem w:displayText="ВНР / ВНР: Функция оперативно выведена из работы" w:value="ВНР / ВНР: Функция оперативно выведена из работы"/>
                   <w:listItem w:displayText="ДЗ / АУ ДЗ: Пуск автоматического ускорения ДЗ" w:value="ДЗ / АУ ДЗ: Пуск автоматического ускорения ДЗ"/>
@@ -8703,7 +6838,14 @@
                   <w:listItem w:displayText="ДЗ / ДЗ-фф 3ст.: Срабатывание на сигнал" w:value="ДЗ / ДЗ-фф 3ст.: Срабатывание на сигнал"/>
                   <w:listItem w:displayText="ДЗ / ДЗ-фф 3ст.: Функция введена в работу" w:value="ДЗ / ДЗ-фф 3ст.: Функция введена в работу"/>
                   <w:listItem w:displayText="ДЗ / ДЗ-фф 3ст.: Функция оперативно выведена из работы" w:value="ДЗ / ДЗ-фф 3ст.: Функция оперативно выведена из работы"/>
-                  <w:listItem w:displayText="ДЗ / ДЗ: Пуск" w:value="ДЗ / ДЗ: Пуск"/>
+                  <w:listItem w:displayText="ДЗ / ДЗ-фф 4ст.: Пуск ДЗ-фф 4 ст." w:value="ДЗ / ДЗ-фф 4ст.: Пуск ДЗ-фф 4 ст."/>
+                  <w:listItem w:displayText="ДЗ / ДЗ-фф 4ст.: Пуск ИО сопротивления Zab (фаза-фаза4)" w:value="ДЗ / ДЗ-фф 4ст.: Пуск ИО сопротивления Zab (фаза-фаза4)"/>
+                  <w:listItem w:displayText="ДЗ / ДЗ-фф 4ст.: Пуск ИО сопротивления Zbc (фаза-фаза4)" w:value="ДЗ / ДЗ-фф 4ст.: Пуск ИО сопротивления Zbc (фаза-фаза4)"/>
+                  <w:listItem w:displayText="ДЗ / ДЗ-фф 4ст.: Пуск ИО сопротивления Zca (фаза-фаза4)" w:value="ДЗ / ДЗ-фф 4ст.: Пуск ИО сопротивления Zca (фаза-фаза4)"/>
+                  <w:listItem w:displayText="ДЗ / ДЗ-фф 4ст.: Срабатывание ДЗ-фф 4 ст." w:value="ДЗ / ДЗ-фф 4ст.: Срабатывание ДЗ-фф 4 ст."/>
+                  <w:listItem w:displayText="ДЗ / ДЗ-фф 4ст.: Срабатывание на сигнал" w:value="ДЗ / ДЗ-фф 4ст.: Срабатывание на сигнал"/>
+                  <w:listItem w:displayText="ДЗ / ДЗ-фф 4ст.: Функция введена в работу" w:value="ДЗ / ДЗ-фф 4ст.: Функция введена в работу"/>
+                  <w:listItem w:displayText="ДЗ / ДЗ-фф 4ст.: Функция оперативно выведена из работы" w:value="ДЗ / ДЗ-фф 4ст.: Функция оперативно выведена из работы"/>
                   <w:listItem w:displayText="ДЗ / ОН: Обратное" w:value="ДЗ / ОН: Обратное"/>
                   <w:listItem w:displayText="ДЗ / ОН: Обратное направление контура BC" w:value="ДЗ / ОН: Обратное направление контура BC"/>
                   <w:listItem w:displayText="ДЗ / ОН: Обратное направление контура CA" w:value="ДЗ / ОН: Обратное направление контура CA"/>
@@ -8728,13 +6870,6 @@
                   <w:listItem w:displayText="ЗДЗ / ЗДЗ: Срабатывание на сигнал" w:value="ЗДЗ / ЗДЗ: Срабатывание на сигнал"/>
                   <w:listItem w:displayText="ЗДЗ / ЗДЗ: Функция введена в работу" w:value="ЗДЗ / ЗДЗ: Функция введена в работу"/>
                   <w:listItem w:displayText="ЗДЗ / ЗДЗ: Функция оперативно выведена из работы" w:value="ЗДЗ / ЗДЗ: Функция оперативно выведена из работы"/>
-                  <w:listItem w:displayText="ЗМН / ЗМН: Пуск" w:value="ЗМН / ЗМН: Пуск"/>
-                  <w:listItem w:displayText="ЗМН / ЗМН: Пуск ИО напряжения" w:value="ЗМН / ЗМН: Пуск ИО напряжения"/>
-                  <w:listItem w:displayText="ЗМН / ЗМН: Пуск ИО напряжения ОП" w:value="ЗМН / ЗМН: Пуск ИО напряжения ОП"/>
-                  <w:listItem w:displayText="ЗМН / ЗМН: Срабатывание" w:value="ЗМН / ЗМН: Срабатывание"/>
-                  <w:listItem w:displayText="ЗМН / ЗМН: Срабатывание на сигнал" w:value="ЗМН / ЗМН: Срабатывание на сигнал"/>
-                  <w:listItem w:displayText="ЗМН / ЗМН: Функция введена в работу" w:value="ЗМН / ЗМН: Функция введена в работу"/>
-                  <w:listItem w:displayText="ЗМН / ЗМН: Функция оперативно выведена из работы" w:value="ЗМН / ЗМН: Функция оперативно выведена из работы"/>
                   <w:listItem w:displayText="ЗОП / ЗОП: Пуск" w:value="ЗОП / ЗОП: Пуск"/>
                   <w:listItem w:displayText="ЗОП / ЗОП: Пуск ИО по несимметрии токов прямой и обратной последовательности" w:value="ЗОП / ЗОП: Пуск ИО по несимметрии токов прямой и обратной последовательности"/>
                   <w:listItem w:displayText="ЗОП / ЗОП: Пуск ИО тока обратной последовательности" w:value="ЗОП / ЗОП: Пуск ИО тока обратной последовательности"/>
@@ -8742,126 +6877,26 @@
                   <w:listItem w:displayText="ЗОП / ЗОП: Срабатывание на сигнал" w:value="ЗОП / ЗОП: Срабатывание на сигнал"/>
                   <w:listItem w:displayText="ЗОП / ЗОП: Функция введена в работу" w:value="ЗОП / ЗОП: Функция введена в работу"/>
                   <w:listItem w:displayText="ЗОП / ЗОП: Функция оперативно выведена из работы" w:value="ЗОП / ЗОП: Функция оперативно выведена из работы"/>
-                  <w:listItem w:displayText="ЗП / ЗП: Пуск" w:value="ЗП / ЗП: Пуск"/>
-                  <w:listItem w:displayText="ЗП / ЗП: Пуск ИО максимального тока" w:value="ЗП / ЗП: Пуск ИО максимального тока"/>
-                  <w:listItem w:displayText="ЗП / ЗП: Срабатывание" w:value="ЗП / ЗП: Срабатывание"/>
-                  <w:listItem w:displayText="ЗП / ЗП: Срабатывание на сигнал" w:value="ЗП / ЗП: Срабатывание на сигнал"/>
-                  <w:listItem w:displayText="ЗП / ЗП: Функция введена в работу" w:value="ЗП / ЗП: Функция введена в работу"/>
-                  <w:listItem w:displayText="ЗП / ЗП: Функция оперативно выведена из работы" w:value="ЗП / ЗП: Функция оперативно выведена из работы"/>
-                  <w:listItem w:displayText="КА / В: Выключатель включен" w:value="КА / В: Выключатель включен"/>
-                  <w:listItem w:displayText="КА / В: Выключатель отключен" w:value="КА / В: Выключатель отключен"/>
-                  <w:listItem w:displayText="КА / В: Команда «включить» выключатель через выходное реле" w:value="КА / В: Команда «включить» выключатель через выходное реле"/>
-                  <w:listItem w:displayText="КА / В: Команда «отключить» выключатель через выходное реле" w:value="КА / В: Команда «отключить» выключатель через выходное реле"/>
-                  <w:listItem w:displayText="КА / В: Неисправное положение выключателя" w:value="КА / В: Неисправное положение выключателя"/>
-                  <w:listItem w:displayText="КА / В: Промежуточное положение выключателя" w:value="КА / В: Промежуточное положение выключателя"/>
-                  <w:listItem w:displayText="КА / В: Функция введена в работу" w:value="КА / В: Функция введена в работу"/>
-                  <w:listItem w:displayText="КА / ВЭ1: Команда «вкатить» выкатной элемент через выходное реле" w:value="КА / ВЭ1: Команда «вкатить» выкатной элемент через выходное реле"/>
-                  <w:listItem w:displayText="КА / ВЭ1: Команда «выкатить» выкатной элемент через выходное реле" w:value="КА / ВЭ1: Команда «выкатить» выкатной элемент через выходное реле"/>
-                  <w:listItem w:displayText="КА / ВЭ1: Неисправное положение выкатного элемента" w:value="КА / ВЭ1: Неисправное положение выкатного элемента"/>
-                  <w:listItem w:displayText="КА / ВЭ1: Положение выкатного элемента «Вкачен»" w:value="КА / ВЭ1: Положение выкатного элемента «Вкачен»"/>
-                  <w:listItem w:displayText="КА / ВЭ1: Положение выкатного элемента «Выкачен»" w:value="КА / ВЭ1: Положение выкатного элемента «Выкачен»"/>
-                  <w:listItem w:displayText="КА / ВЭ1: Промежуточное положение выкатного элемента" w:value="КА / ВЭ1: Промежуточное положение выкатного элемента"/>
-                  <w:listItem w:displayText="КА / ВЭ1: Ремонтное положение выкатного элемента" w:value="КА / ВЭ1: Ремонтное положение выкатного элемента"/>
-                  <w:listItem w:displayText="КА / ВЭ1: Функция введена в работу" w:value="КА / ВЭ1: Функция введена в работу"/>
-                  <w:listItem w:displayText="КА / ВЭ2: Команда «вкатить» выкатной элемент через выходное реле" w:value="КА / ВЭ2: Команда «вкатить» выкатной элемент через выходное реле"/>
-                  <w:listItem w:displayText="КА / ВЭ2: Команда «выкатить» выкатной элемент через выходное реле" w:value="КА / ВЭ2: Команда «выкатить» выкатной элемент через выходное реле"/>
-                  <w:listItem w:displayText="КА / ВЭ2: Неисправное положение выкатного элемента" w:value="КА / ВЭ2: Неисправное положение выкатного элемента"/>
-                  <w:listItem w:displayText="КА / ВЭ2: Положение выкатного элемента «Вкачен»" w:value="КА / ВЭ2: Положение выкатного элемента «Вкачен»"/>
-                  <w:listItem w:displayText="КА / ВЭ2: Положение выкатного элемента «Выкачен»" w:value="КА / ВЭ2: Положение выкатного элемента «Выкачен»"/>
-                  <w:listItem w:displayText="КА / ВЭ2: Промежуточное положение выкатного элемента" w:value="КА / ВЭ2: Промежуточное положение выкатного элемента"/>
-                  <w:listItem w:displayText="КА / ВЭ2: Ремонтное положение выкатного элемента" w:value="КА / ВЭ2: Ремонтное положение выкатного элемента"/>
-                  <w:listItem w:displayText="КА / ВЭ2: Функция введена в работу" w:value="КА / ВЭ2: Функция введена в работу"/>
-                  <w:listItem w:displayText="КА / ЗН: Заземляющий нож включен" w:value="КА / ЗН: Заземляющий нож включен"/>
-                  <w:listItem w:displayText="КА / ЗН: Заземляющий нож отключен" w:value="КА / ЗН: Заземляющий нож отключен"/>
-                  <w:listItem w:displayText="КА / ЗН: Команда «включить» заземляющий нож через выходное реле" w:value="КА / ЗН: Команда «включить» заземляющий нож через выходное реле"/>
-                  <w:listItem w:displayText="КА / ЗН: Команда «отключить» заземляющий нож через выходное реле" w:value="КА / ЗН: Команда «отключить» заземляющий нож через выходное реле"/>
-                  <w:listItem w:displayText="КА / ЗН: Неисправное положение заземляющего ножа" w:value="КА / ЗН: Неисправное положение заземляющего ножа"/>
-                  <w:listItem w:displayText="КА / ЗН: Промежуточное положение заземляющего ножа" w:value="КА / ЗН: Промежуточное положение заземляющего ножа"/>
-                  <w:listItem w:displayText="КА / ЗН: Функция введена в работу" w:value="КА / ЗН: Функция введена в работу"/>
-                  <w:listItem w:displayText="КА / КА: Функция введена в работу" w:value="КА / КА: Функция введена в работу"/>
-                  <w:listItem w:displayText="КА / КА: Функция оперативно выведена из работы" w:value="КА / КА: Функция оперативно выведена из работы"/>
-                  <w:listItem w:displayText="КННвв / КННвв: Пуск" w:value="КННвв / КННвв: Пуск"/>
-                  <w:listItem w:displayText="КННвв / КННвв: Пуск ИО напряжения" w:value="КННвв / КННвв: Пуск ИО напряжения"/>
-                  <w:listItem w:displayText="КННвв / КННвв: Пуск ИО напряжения ОП" w:value="КННвв / КННвв: Пуск ИО напряжения ОП"/>
-                  <w:listItem w:displayText="КННвв / КННвв: Функция введена в работу" w:value="КННвв / КННвв: Функция введена в работу"/>
-                  <w:listItem w:displayText="КННвв / КННвв: Функция оперативно выведена из работы" w:value="КННвв / КННвв: Функция оперативно выведена из работы"/>
-                  <w:listItem w:displayText="КННш / КННш: Пуск" w:value="КННш / КННш: Пуск"/>
-                  <w:listItem w:displayText="КННш / КННш: Пуск ИО напряжения" w:value="КННш / КННш: Пуск ИО напряжения"/>
-                  <w:listItem w:displayText="КННш / КННш: Пуск ИО напряжения ОП" w:value="КННш / КННш: Пуск ИО напряжения ОП"/>
-                  <w:listItem w:displayText="КННш / КННш: Функция введена в работу" w:value="КННш / КННш: Функция введена в работу"/>
-                  <w:listItem w:displayText="КННш / КННш: Функция оперативно выведена из работы" w:value="КННш / КННш: Функция оперативно выведена из работы"/>
-                  <w:listItem w:displayText="КОНвв / КОНвв: Пуск" w:value="КОНвв / КОНвв: Пуск"/>
-                  <w:listItem w:displayText="КОНвв / КОНвв: Пуск ИО напряжения" w:value="КОНвв / КОНвв: Пуск ИО напряжения"/>
-                  <w:listItem w:displayText="КОНвв / КОНвв: Пуск ИО напряжения ОП" w:value="КОНвв / КОНвв: Пуск ИО напряжения ОП"/>
-                  <w:listItem w:displayText="КОНвв / КОНвв: Функция введена в работу" w:value="КОНвв / КОНвв: Функция введена в работу"/>
-                  <w:listItem w:displayText="КОНвв / КОНвв: Функция оперативно выведена из работы" w:value="КОНвв / КОНвв: Функция оперативно выведена из работы"/>
-                  <w:listItem w:displayText="КОНш / КОНш: Пуск" w:value="КОНш / КОНш: Пуск"/>
-                  <w:listItem w:displayText="КОНш / КОНш: Пуск ИО напряжения" w:value="КОНш / КОНш: Пуск ИО напряжения"/>
-                  <w:listItem w:displayText="КОНш / КОНш: Пуск ИО напряжения ОП" w:value="КОНш / КОНш: Пуск ИО напряжения ОП"/>
-                  <w:listItem w:displayText="КОНш / КОНш: Функция введена в работу" w:value="КОНш / КОНш: Функция введена в работу"/>
-                  <w:listItem w:displayText="КОНш / КОНш: Функция оперативно выведена из работы" w:value="КОНш / КОНш: Функция оперативно выведена из работы"/>
-                  <w:listItem w:displayText="КП / КП: Идет переключение" w:value="КП / КП: Идет переключение"/>
-                  <w:listItem w:displayText="КП / КП: Функция введена в работу" w:value="КП / КП: Функция введена в работу"/>
-                  <w:listItem w:displayText="КП / КП: Функция оперативно выведена из работы" w:value="КП / КП: Функция оперативно выведена из работы"/>
-                  <w:listItem w:displayText="КП / ОБР В: Блокировка включения" w:value="КП / ОБР В: Блокировка включения"/>
-                  <w:listItem w:displayText="КП / ОБР В: Разрешить включение" w:value="КП / ОБР В: Разрешить включение"/>
-                  <w:listItem w:displayText="КП / ОБР ВЭ1: Разрешение управления первым выкатным элементом" w:value="КП / ОБР ВЭ1: Разрешение управления первым выкатным элементом"/>
-                  <w:listItem w:displayText="КП / ОБР ВЭ2: Разрешение управления вторым выкатным элементом" w:value="КП / ОБР ВЭ2: Разрешение управления вторым выкатным элементом"/>
-                  <w:listItem w:displayText="КП / ОБР ЗН: Разрешение управления заземляющим ножом" w:value="КП / ОБР ЗН: Разрешение управления заземляющим ножом"/>
-                  <w:listItem w:displayText="КП / УВ: Включение с контролем синхронизма" w:value="КП / УВ: Включение с контролем синхронизма"/>
-                  <w:listItem w:displayText="КП / УВ: Включить выключатель" w:value="КП / УВ: Включить выключатель"/>
-                  <w:listItem w:displayText="КП / УВ: Задержка включения с контролем синхронизма" w:value="КП / УВ: Задержка включения с контролем синхронизма"/>
-                  <w:listItem w:displayText="КП / УВ: Идет переключение" w:value="КП / УВ: Идет переключение"/>
-                  <w:listItem w:displayText="КП / УВ: Отключить выключатель" w:value="КП / УВ: Отключить выключатель"/>
-                  <w:listItem w:displayText="КП / УВ: Поведение местного управления" w:value="КП / УВ: Поведение местного управления"/>
-                  <w:listItem w:displayText="КП / УВ: Положение В (Включено)" w:value="КП / УВ: Положение В (Включено)"/>
-                  <w:listItem w:displayText="КП / УВ: Положение В (Не определено)" w:value="КП / УВ: Положение В (Не определено)"/>
-                  <w:listItem w:displayText="КП / УВ: Положение В (Неисправность)" w:value="КП / УВ: Положение В (Неисправность)"/>
-                  <w:listItem w:displayText="КП / УВ: Положение В (Отключено)" w:value="КП / УВ: Положение В (Отключено)"/>
-                  <w:listItem w:displayText="КП / УВ: Положение ключа режима управления" w:value="КП / УВ: Положение ключа режима управления"/>
-                  <w:listItem w:displayText="КП / УВ: Право переключения на уровне станции" w:value="КП / УВ: Право переключения на уровне станции"/>
-                  <w:listItem w:displayText="КП / УВ: Сигнал превышения допустимого времени переключения" w:value="КП / УВ: Сигнал превышения допустимого времени переключения"/>
-                  <w:listItem w:displayText="КП / УВ: Функция введена в работу" w:value="КП / УВ: Функция введена в работу"/>
-                  <w:listItem w:displayText="КП / УВЭ1: Вкатить первый выкатной элемент" w:value="КП / УВЭ1: Вкатить первый выкатной элемент"/>
-                  <w:listItem w:displayText="КП / УВЭ1: Выкатить первый выкатной элемент" w:value="КП / УВЭ1: Выкатить первый выкатной элемент"/>
-                  <w:listItem w:displayText="КП / УВЭ1: Идет переключение" w:value="КП / УВЭ1: Идет переключение"/>
-                  <w:listItem w:displayText="КП / УВЭ1: Поведение местного управления" w:value="КП / УВЭ1: Поведение местного управления"/>
-                  <w:listItem w:displayText="КП / УВЭ1: Положение ВЭ1 (Вкачен)" w:value="КП / УВЭ1: Положение ВЭ1 (Вкачен)"/>
-                  <w:listItem w:displayText="КП / УВЭ1: Положение ВЭ1 (Выкачен)" w:value="КП / УВЭ1: Положение ВЭ1 (Выкачен)"/>
-                  <w:listItem w:displayText="КП / УВЭ1: Положение ВЭ1 (Не определено)" w:value="КП / УВЭ1: Положение ВЭ1 (Не определено)"/>
-                  <w:listItem w:displayText="КП / УВЭ1: Положение ВЭ1 (Неисправность)" w:value="КП / УВЭ1: Положение ВЭ1 (Неисправность)"/>
-                  <w:listItem w:displayText="КП / УВЭ1: Положение ключа режима управления" w:value="КП / УВЭ1: Положение ключа режима управления"/>
-                  <w:listItem w:displayText="КП / УВЭ1: Право переключения на уровне станции" w:value="КП / УВЭ1: Право переключения на уровне станции"/>
-                  <w:listItem w:displayText="КП / УВЭ1: Сигнал превышения допустимого времени переключения" w:value="КП / УВЭ1: Сигнал превышения допустимого времени переключения"/>
-                  <w:listItem w:displayText="КП / УВЭ1: Функция введена в работу" w:value="КП / УВЭ1: Функция введена в работу"/>
-                  <w:listItem w:displayText="КП / УВЭ2: Вкатить второй выкатной элемент" w:value="КП / УВЭ2: Вкатить второй выкатной элемент"/>
-                  <w:listItem w:displayText="КП / УВЭ2: Выкатить второй выкатной элемент" w:value="КП / УВЭ2: Выкатить второй выкатной элемент"/>
-                  <w:listItem w:displayText="КП / УВЭ2: Идет переключение" w:value="КП / УВЭ2: Идет переключение"/>
-                  <w:listItem w:displayText="КП / УВЭ2: Поведение местного управления" w:value="КП / УВЭ2: Поведение местного управления"/>
-                  <w:listItem w:displayText="КП / УВЭ2: Положение ВЭ2 (Вкачен)" w:value="КП / УВЭ2: Положение ВЭ2 (Вкачен)"/>
-                  <w:listItem w:displayText="КП / УВЭ2: Положение ВЭ2 (Выкачен)" w:value="КП / УВЭ2: Положение ВЭ2 (Выкачен)"/>
-                  <w:listItem w:displayText="КП / УВЭ2: Положение ВЭ2 (Не определено)" w:value="КП / УВЭ2: Положение ВЭ2 (Не определено)"/>
-                  <w:listItem w:displayText="КП / УВЭ2: Положение ВЭ2 (Неисправность)" w:value="КП / УВЭ2: Положение ВЭ2 (Неисправность)"/>
-                  <w:listItem w:displayText="КП / УВЭ2: Положение ключа режима управления" w:value="КП / УВЭ2: Положение ключа режима управления"/>
-                  <w:listItem w:displayText="КП / УВЭ2: Право переключения на уровне станции" w:value="КП / УВЭ2: Право переключения на уровне станции"/>
-                  <w:listItem w:displayText="КП / УВЭ2: Сигнал превышения допустимого времени переключения" w:value="КП / УВЭ2: Сигнал превышения допустимого времени переключения"/>
-                  <w:listItem w:displayText="КП / УВЭ2: Функция введена в работу" w:value="КП / УВЭ2: Функция введена в работу"/>
-                  <w:listItem w:displayText="КП / УЗН: Включить заземляющий нож" w:value="КП / УЗН: Включить заземляющий нож"/>
-                  <w:listItem w:displayText="КП / УЗН: Идет переключение" w:value="КП / УЗН: Идет переключение"/>
-                  <w:listItem w:displayText="КП / УЗН: Отключить заземляющий нож" w:value="КП / УЗН: Отключить заземляющий нож"/>
-                  <w:listItem w:displayText="КП / УЗН: Поведение местного управления" w:value="КП / УЗН: Поведение местного управления"/>
-                  <w:listItem w:displayText="КП / УЗН: Положение ЗН (Включено)" w:value="КП / УЗН: Положение ЗН (Включено)"/>
-                  <w:listItem w:displayText="КП / УЗН: Положение ЗН (Не определено)" w:value="КП / УЗН: Положение ЗН (Не определено)"/>
-                  <w:listItem w:displayText="КП / УЗН: Положение ЗН (Неисправность)" w:value="КП / УЗН: Положение ЗН (Неисправность)"/>
-                  <w:listItem w:displayText="КП / УЗН: Положение ЗН (Отключено)" w:value="КП / УЗН: Положение ЗН (Отключено)"/>
-                  <w:listItem w:displayText="КП / УЗН: Положение ключа режима управления" w:value="КП / УЗН: Положение ключа режима управления"/>
-                  <w:listItem w:displayText="КП / УЗН: Право переключения на уровне станции" w:value="КП / УЗН: Право переключения на уровне станции"/>
-                  <w:listItem w:displayText="КП / УЗН: Сигнал превышения допустимого времени переключения" w:value="КП / УЗН: Сигнал превышения допустимого времени переключения"/>
-                  <w:listItem w:displayText="КП / УЗН: Функция введена в работу" w:value="КП / УЗН: Функция введена в работу"/>
-                  <w:listItem w:displayText="КРВ / КРВ: Превышен коммутационный ресурс выключателя" w:value="КРВ / КРВ: Превышен коммутационный ресурс выключателя"/>
-                  <w:listItem w:displayText="КРВ / КРВ: Превышен механический ресурс выключателя" w:value="КРВ / КРВ: Превышен механический ресурс выключателя"/>
-                  <w:listItem w:displayText="КРВ / КРВ: Превышен ресурс выключателя" w:value="КРВ / КРВ: Превышен ресурс выключателя"/>
-                  <w:listItem w:displayText="КРВ / КРВ: Функция введена в работу" w:value="КРВ / КРВ: Функция введена в работу"/>
+                  <w:listItem w:displayText="КНН 1сш / КНН 1сш: Пуск" w:value="КНН 1сш / КНН 1сш: Пуск"/>
+                  <w:listItem w:displayText="КНН 1сш / КНН 1сш: Пуск ИО напряжения" w:value="КНН 1сш / КНН 1сш: Пуск ИО напряжения"/>
+                  <w:listItem w:displayText="КНН 1сш / КНН 1сш: Пуск ИО напряжения ОП" w:value="КНН 1сш / КНН 1сш: Пуск ИО напряжения ОП"/>
+                  <w:listItem w:displayText="КНН 1сш / КНН 1сш: Функция введена в работу" w:value="КНН 1сш / КНН 1сш: Функция введена в работу"/>
+                  <w:listItem w:displayText="КНН 1сш / КНН 1сш: Функция оперативно выведена из работы" w:value="КНН 1сш / КНН 1сш: Функция оперативно выведена из работы"/>
+                  <w:listItem w:displayText="КНН 2сш / КНН 2сш: Пуск" w:value="КНН 2сш / КНН 2сш: Пуск"/>
+                  <w:listItem w:displayText="КНН 2сш / КНН 2сш: Пуск ИО напряжения" w:value="КНН 2сш / КНН 2сш: Пуск ИО напряжения"/>
+                  <w:listItem w:displayText="КНН 2сш / КНН 2сш: Пуск ИО напряжения ОП" w:value="КНН 2сш / КНН 2сш: Пуск ИО напряжения ОП"/>
+                  <w:listItem w:displayText="КНН 2сш / КНН 2сш: Функция введена в работу" w:value="КНН 2сш / КНН 2сш: Функция введена в работу"/>
+                  <w:listItem w:displayText="КНН 2сш / КНН 2сш: Функция оперативно выведена из работы" w:value="КНН 2сш / КНН 2сш: Функция оперативно выведена из работы"/>
+                  <w:listItem w:displayText="КОН 1сш / КОН 1сш: Пуск" w:value="КОН 1сш / КОН 1сш: Пуск"/>
+                  <w:listItem w:displayText="КОН 1сш / КОН 1сш: Пуск ИО напряжения" w:value="КОН 1сш / КОН 1сш: Пуск ИО напряжения"/>
+                  <w:listItem w:displayText="КОН 1сш / КОН 1сш: Пуск ИО напряжения ОП" w:value="КОН 1сш / КОН 1сш: Пуск ИО напряжения ОП"/>
+                  <w:listItem w:displayText="КОН 1сш / КОН 1сш: Функция введена в работу" w:value="КОН 1сш / КОН 1сш: Функция введена в работу"/>
+                  <w:listItem w:displayText="КОН 1сш / КОН 1сш: Функция оперативно выведена из работы" w:value="КОН 1сш / КОН 1сш: Функция оперативно выведена из работы"/>
+                  <w:listItem w:displayText="КОН 2сш / КОН 2сш: Пуск" w:value="КОН 2сш / КОН 2сш: Пуск"/>
+                  <w:listItem w:displayText="КОН 2сш / КОН 2сш: Пуск ИО напряжения" w:value="КОН 2сш / КОН 2сш: Пуск ИО напряжения"/>
+                  <w:listItem w:displayText="КОН 2сш / КОН 2сш: Пуск ИО напряжения ОП" w:value="КОН 2сш / КОН 2сш: Пуск ИО напряжения ОП"/>
+                  <w:listItem w:displayText="КОН 2сш / КОН 2сш: Функция введена в работу" w:value="КОН 2сш / КОН 2сш: Функция введена в работу"/>
+                  <w:listItem w:displayText="КОН 2сш / КОН 2сш: Функция оперативно выведена из работы" w:value="КОН 2сш / КОН 2сш: Функция оперативно выведена из работы"/>
                   <w:listItem w:displayText="КС / КС: Блокировка по скорости изменения частоты" w:value="КС / КС: Блокировка по скорости изменения частоты"/>
                   <w:listItem w:displayText="КС / КС: Нет условий по напряжению" w:value="КС / КС: Нет условий по напряжению"/>
                   <w:listItem w:displayText="КС / КС: Нет условий по углу" w:value="КС / КС: Нет условий по углу"/>
@@ -8871,22 +6906,9 @@
                   <w:listItem w:displayText="КС / КС: Общий пуск" w:value="КС / КС: Общий пуск"/>
                   <w:listItem w:displayText="КС / КС: Пуск условий ожидания синхронизма" w:value="КС / КС: Пуск условий ожидания синхронизма"/>
                   <w:listItem w:displayText="КС / КС: Пуск условий улавливания синхронизма" w:value="КС / КС: Пуск условий улавливания синхронизма"/>
-                  <w:listItem w:displayText="КС / КС: Разрешение автоматического включения" w:value="КС / КС: Разрешение автоматического включения"/>
                   <w:listItem w:displayText="КС / КС: Разрешение оперативного включения" w:value="КС / КС: Разрешение оперативного включения"/>
                   <w:listItem w:displayText="КС / КС: Функция введена в работу" w:value="КС / КС: Функция введена в работу"/>
                   <w:listItem w:displayText="КС / КС: Функция оперативно выведена из работы" w:value="КС / КС: Функция оперативно выведена из работы"/>
-                  <w:listItem w:displayText="КСВ / КСВ: Блокировка включения В" w:value="КСВ / КСВ: Блокировка включения В"/>
-                  <w:listItem w:displayText="КСВ / КСВ: Блокировка отключения В" w:value="КСВ / КСВ: Блокировка отключения В"/>
-                  <w:listItem w:displayText="КСВ / КСВ: В аварийно отключен" w:value="КСВ / КСВ: В аварийно отключен"/>
-                  <w:listItem w:displayText="КСВ / КСВ: В самопроизвольно отключен" w:value="КСВ / КСВ: В самопроизвольно отключен"/>
-                  <w:listItem w:displayText="КСВ / КСВ: Защита ЭМВ" w:value="КСВ / КСВ: Защита ЭМВ"/>
-                  <w:listItem w:displayText="КСВ / КСВ: Защита ЭМО1" w:value="КСВ / КСВ: Защита ЭМО1"/>
-                  <w:listItem w:displayText="КСВ / КСВ: Защита ЭМО2" w:value="КСВ / КСВ: Защита ЭМО2"/>
-                  <w:listItem w:displayText="КСВ / КСВ: Неисправность В" w:value="КСВ / КСВ: Неисправность В"/>
-                  <w:listItem w:displayText="КСВ / КСВ: Неисправность цепей ЭМУ" w:value="КСВ / КСВ: Неисправность цепей ЭМУ"/>
-                  <w:listItem w:displayText="КСВ / КСВ: Реле фиксации команды" w:value="КСВ / КСВ: Реле фиксации команды"/>
-                  <w:listItem w:displayText="КСВ / КСВ: Функция введена в работу" w:value="КСВ / КСВ: Функция введена в работу"/>
-                  <w:listItem w:displayText="КСВ / КСВ: Функция оперативно выведена из работы" w:value="КСВ / КСВ: Функция оперативно выведена из работы"/>
                   <w:listItem w:displayText="ЛЗШ / ЛЗШ: Обнаружение неисправности" w:value="ЛЗШ / ЛЗШ: Обнаружение неисправности"/>
                   <w:listItem w:displayText="ЛЗШ / ЛЗШ: Пуск" w:value="ЛЗШ / ЛЗШ: Пуск"/>
                   <w:listItem w:displayText="ЛЗШ / ЛЗШ: Пуск ИО тока по фазе B" w:value="ЛЗШ / ЛЗШ: Пуск ИО тока по фазе B"/>
@@ -8899,27 +6921,19 @@
                   <w:listItem w:displayText="ЛЗШ / ЛЗШ: Срабатывание на сигнал" w:value="ЛЗШ / ЛЗШ: Срабатывание на сигнал"/>
                   <w:listItem w:displayText="ЛЗШ / ЛЗШ: Функция введена в работу" w:value="ЛЗШ / ЛЗШ: Функция введена в работу"/>
                   <w:listItem w:displayText="ЛЗШ / ЛЗШ: Функция оперативно выведена из работы" w:value="ЛЗШ / ЛЗШ: Функция оперативно выведена из работы"/>
-                  <w:listItem w:displayText="ЛОВ / ЗАВР ЛО: Запрет АВР" w:value="ЛОВ / ЗАВР ЛО: Запрет АВР"/>
-                  <w:listItem w:displayText="ЛОВ / ЗАВР ЛО: Функция введена в работу" w:value="ЛОВ / ЗАВР ЛО: Функция введена в работу"/>
-                  <w:listItem w:displayText="ЛОВ / ЗАВР ЛО: Функция оперативно выведена из работы" w:value="ЛОВ / ЗАВР ЛО: Функция оперативно выведена из работы"/>
-                  <w:listItem w:displayText="ЛОВ / ЗАПВ: Запрет АПВ" w:value="ЛОВ / ЗАПВ: Запрет АПВ"/>
-                  <w:listItem w:displayText="ЛОВ / ЗАПВ: Функция введена в работу" w:value="ЛОВ / ЗАПВ: Функция введена в работу"/>
-                  <w:listItem w:displayText="ЛОВ / ЗАПВ: Функция оперативно выведена из работы" w:value="ЛОВ / ЗАПВ: Функция оперативно выведена из работы"/>
-                  <w:listItem w:displayText="ЛОВ / ЛВ ВНР: Включение с КС" w:value="ЛОВ / ЛВ ВНР: Включение с КС"/>
-                  <w:listItem w:displayText="ЛОВ / ЛВ ВНР: Включить" w:value="ЛОВ / ЛВ ВНР: Включить"/>
-                  <w:listItem w:displayText="ЛОВ / ЛВ ВНР: Задержка включения с КС" w:value="ЛОВ / ЛВ ВНР: Задержка включения с КС"/>
-                  <w:listItem w:displayText="ЛОВ / ЛВ ВНР: Функция введена в работу" w:value="ЛОВ / ЛВ ВНР: Функция введена в работу"/>
-                  <w:listItem w:displayText="ЛОВ / ЛВ ВНР: Функция оперативно выведена из работы" w:value="ЛОВ / ЛВ ВНР: Функция оперативно выведена из работы"/>
-                  <w:listItem w:displayText="ЛОВ / ЛО ВНР: Отключение" w:value="ЛОВ / ЛО ВНР: Отключение"/>
-                  <w:listItem w:displayText="ЛОВ / ЛО ВНР: Отключить" w:value="ЛОВ / ЛО ВНР: Отключить"/>
-                  <w:listItem w:displayText="ЛОВ / ЛО ВНР: Функция введена в работу" w:value="ЛОВ / ЛО ВНР: Функция введена в работу"/>
-                  <w:listItem w:displayText="ЛОВ / ЛО ВНР: Функция оперативно выведена из работы" w:value="ЛОВ / ЛО ВНР: Функция оперативно выведена из работы"/>
-                  <w:listItem w:displayText="ЛОВ / ЛО РЗ: Отключение" w:value="ЛОВ / ЛО РЗ: Отключение"/>
-                  <w:listItem w:displayText="ЛОВ / ЛО РЗ: Отключить" w:value="ЛОВ / ЛО РЗ: Отключить"/>
-                  <w:listItem w:displayText="ЛОВ / ЛО РЗ: Функция введена в работу" w:value="ЛОВ / ЛО РЗ: Функция введена в работу"/>
-                  <w:listItem w:displayText="ЛОВ / ЛО РЗ: Функция оперативно выведена из работы" w:value="ЛОВ / ЛО РЗ: Функция оперативно выведена из работы"/>
+                  <w:listItem w:displayText="ЛО / ЗАВР ЛО: Запрет АВР" w:value="ЛО / ЗАВР ЛО: Запрет АВР"/>
+                  <w:listItem w:displayText="ЛО / ЗАВР ЛО: Функция введена в работу" w:value="ЛО / ЗАВР ЛО: Функция введена в работу"/>
+                  <w:listItem w:displayText="ЛО / ЗАВР ЛО: Функция оперативно выведена из работы" w:value="ЛО / ЗАВР ЛО: Функция оперативно выведена из работы"/>
+                  <w:listItem w:displayText="ЛО / ЛО ВНР: Отключение" w:value="ЛО / ЛО ВНР: Отключение"/>
+                  <w:listItem w:displayText="ЛО / ЛО ВНР: Отключить" w:value="ЛО / ЛО ВНР: Отключить"/>
+                  <w:listItem w:displayText="ЛО / ЛО ВНР: Функция введена в работу" w:value="ЛО / ЛО ВНР: Функция введена в работу"/>
+                  <w:listItem w:displayText="ЛО / ЛО ВНР: Функция оперативно выведена из работы" w:value="ЛО / ЛО ВНР: Функция оперативно выведена из работы"/>
+                  <w:listItem w:displayText="ЛО / ЛО РЗ: Отключение" w:value="ЛО / ЛО РЗ: Отключение"/>
+                  <w:listItem w:displayText="ЛО / ЛО РЗ: Отключить" w:value="ЛО / ЛО РЗ: Отключить"/>
+                  <w:listItem w:displayText="ЛО / ЛО РЗ: Функция введена в работу" w:value="ЛО / ЛО РЗ: Функция введена в работу"/>
+                  <w:listItem w:displayText="ЛО / ЛО РЗ: Функция оперативно выведена из работы" w:value="ЛО / ЛО РЗ: Функция оперативно выведена из работы"/>
                   <w:listItem w:displayText="МТЗ / АУ МТЗ: Пуск АУ" w:value="МТЗ / АУ МТЗ: Пуск АУ"/>
-                  <w:listItem w:displayText="МТЗ / БЛЗТ: Блокировка" w:value="МТЗ / БЛЗТ: Блокировка"/>
+                  <w:listItem w:displayText="МТЗ / БЛЗШ: Блокировка ЛЗШ" w:value="МТЗ / БЛЗШ: Блокировка ЛЗШ"/>
                   <w:listItem w:displayText="МТЗ / БНТ: Пуск БНТ" w:value="МТЗ / БНТ: Пуск БНТ"/>
                   <w:listItem w:displayText="МТЗ / БНТ: Пуск БНТ по фазе A" w:value="МТЗ / БНТ: Пуск БНТ по фазе A"/>
                   <w:listItem w:displayText="МТЗ / БНТ: Пуск БНТ по фазе B" w:value="МТЗ / БНТ: Пуск БНТ по фазе B"/>
@@ -8961,6 +6975,18 @@
                   <w:listItem w:displayText="МТЗ / МТЗ 3 ст.: Срабатывание на сигнал" w:value="МТЗ / МТЗ 3 ст.: Срабатывание на сигнал"/>
                   <w:listItem w:displayText="МТЗ / МТЗ 3 ст.: Функция введена в работу" w:value="МТЗ / МТЗ 3 ст.: Функция введена в работу"/>
                   <w:listItem w:displayText="МТЗ / МТЗ 3 ст.: Функция оперативно выведена из работы" w:value="МТЗ / МТЗ 3 ст.: Функция оперативно выведена из работы"/>
+                  <w:listItem w:displayText="МТЗ / МТЗ 4 ст.: Пуск" w:value="МТЗ / МТЗ 4 ст.: Пуск"/>
+                  <w:listItem w:displayText="МТЗ / МТЗ 4 ст.: Пуск ИО тока по фазе B" w:value="МТЗ / МТЗ 4 ст.: Пуск ИО тока по фазе B"/>
+                  <w:listItem w:displayText="МТЗ / МТЗ 4 ст.: Пуск ИО тока по фазе C" w:value="МТЗ / МТЗ 4 ст.: Пуск ИО тока по фазе C"/>
+                  <w:listItem w:displayText="МТЗ / МТЗ 4 ст.: Пуск ИО тока по фазе А" w:value="МТЗ / МТЗ 4 ст.: Пуск ИО тока по фазе А"/>
+                  <w:listItem w:displayText="МТЗ / МТЗ 4 ст.: Пуск ФВН" w:value="МТЗ / МТЗ 4 ст.: Пуск ФВН"/>
+                  <w:listItem w:displayText="МТЗ / МТЗ 4 ст.: Пуск по фазе B" w:value="МТЗ / МТЗ 4 ст.: Пуск по фазе B"/>
+                  <w:listItem w:displayText="МТЗ / МТЗ 4 ст.: Пуск по фазе C" w:value="МТЗ / МТЗ 4 ст.: Пуск по фазе C"/>
+                  <w:listItem w:displayText="МТЗ / МТЗ 4 ст.: Пуск по фазе А" w:value="МТЗ / МТЗ 4 ст.: Пуск по фазе А"/>
+                  <w:listItem w:displayText="МТЗ / МТЗ 4 ст.: Срабатывание" w:value="МТЗ / МТЗ 4 ст.: Срабатывание"/>
+                  <w:listItem w:displayText="МТЗ / МТЗ 4 ст.: Срабатывание на сигнал" w:value="МТЗ / МТЗ 4 ст.: Срабатывание на сигнал"/>
+                  <w:listItem w:displayText="МТЗ / МТЗ 4 ст.: Функция введена в работу" w:value="МТЗ / МТЗ 4 ст.: Функция введена в работу"/>
+                  <w:listItem w:displayText="МТЗ / МТЗ 4 ст.: Функция оперативно выведена из работы" w:value="МТЗ / МТЗ 4 ст.: Функция оперативно выведена из работы"/>
                   <w:listItem w:displayText="МТЗ / МТЗ: Пуск" w:value="МТЗ / МТЗ: Пуск"/>
                   <w:listItem w:displayText="МТЗ / ОНМ: Обратное направление" w:value="МТЗ / ОНМ: Обратное направление"/>
                   <w:listItem w:displayText="МТЗ / ОНМ: Обратное направление по фазе B" w:value="МТЗ / ОНМ: Обратное направление по фазе B"/>
@@ -8975,59 +7001,6 @@
                   <w:listItem w:displayText="МТЗ / ОНМ: Пуск по фазе C" w:value="МТЗ / ОНМ: Пуск по фазе C"/>
                   <w:listItem w:displayText="МТЗ / ОНМ: Пуск по фазе А" w:value="МТЗ / ОНМ: Пуск по фазе А"/>
                   <w:listItem w:displayText="МТЗ / ОУ МТЗ: Срабатывание" w:value="МТЗ / ОУ МТЗ: Срабатывание"/>
-                  <w:listItem w:displayText="ПДС / В: Поведение местного управления" w:value="ПДС / В: Поведение местного управления"/>
-                  <w:listItem w:displayText="ПДС / В: Положение ключа режима управления" w:value="ПДС / В: Положение ключа режима управления"/>
-                  <w:listItem w:displayText="ПДС / В: Положение ключа режима управления привода В" w:value="ПДС / В: Положение ключа режима управления привода В"/>
-                  <w:listItem w:displayText="ПДС / В: Право переключения на уровне станции" w:value="ПДС / В: Право переключения на уровне станции"/>
-                  <w:listItem w:displayText="ПДС / ВЭ1: Поведение местного управления" w:value="ПДС / ВЭ1: Поведение местного управления"/>
-                  <w:listItem w:displayText="ПДС / ВЭ1: Положение ключа режима управления" w:value="ПДС / ВЭ1: Положение ключа режима управления"/>
-                  <w:listItem w:displayText="ПДС / ВЭ1: Право переключения на уровне станции" w:value="ПДС / ВЭ1: Право переключения на уровне станции"/>
-                  <w:listItem w:displayText="ПДС / ВЭ1: Ремонтное положение коммутационного аппарата" w:value="ПДС / ВЭ1: Ремонтное положение коммутационного аппарата"/>
-                  <w:listItem w:displayText="ПДС / ВЭ2: Поведение местного управления" w:value="ПДС / ВЭ2: Поведение местного управления"/>
-                  <w:listItem w:displayText="ПДС / ВЭ2: Положение ключа режима управления" w:value="ПДС / ВЭ2: Положение ключа режима управления"/>
-                  <w:listItem w:displayText="ПДС / ВЭ2: Право переключения на уровне станции" w:value="ПДС / ВЭ2: Право переключения на уровне станции"/>
-                  <w:listItem w:displayText="ПДС / ВЭ2: Ремонтное положение коммутационного аппарата" w:value="ПДС / ВЭ2: Ремонтное положение коммутационного аппарата"/>
-                  <w:listItem w:displayText="ПДС / ЗН: Поведение местного управления" w:value="ПДС / ЗН: Поведение местного управления"/>
-                  <w:listItem w:displayText="ПДС / ЗН: Положение ключа режима управления" w:value="ПДС / ЗН: Положение ключа режима управления"/>
-                  <w:listItem w:displayText="ПДС / ЗН: Право переключения на уровне станции" w:value="ПДС / ЗН: Право переключения на уровне станции"/>
-                  <w:listItem w:displayText="ПДС / КИ: Аварийный уровень изоляции" w:value="ПДС / КИ: Аварийный уровень изоляции"/>
-                  <w:listItem w:displayText="ПДС / КИ: Низкий уровень изоляции" w:value="ПДС / КИ: Низкий уровень изоляции"/>
-                  <w:listItem w:displayText="ПДС / КПруж: Пружина не заведена" w:value="ПДС / КПруж: Пружина не заведена"/>
-                  <w:listItem w:displayText="ПДС / КЦВ: Контроль цепи ЭМВ" w:value="ПДС / КЦВ: Контроль цепи ЭМВ"/>
-                  <w:listItem w:displayText="ПДС / КЦВ: Контроль цепи ЭМО1" w:value="ПДС / КЦВ: Контроль цепи ЭМО1"/>
-                  <w:listItem w:displayText="ПДС / КЦВ: Контроль цепи ЭМО2" w:value="ПДС / КЦВ: Контроль цепи ЭМО2"/>
-                  <w:listItem w:displayText="ПДС / КЦВ: Работа ЭМВ" w:value="ПДС / КЦВ: Работа ЭМВ"/>
-                  <w:listItem w:displayText="ПДС / КЦВ: Работа ЭМО1" w:value="ПДС / КЦВ: Работа ЭМО1"/>
-                  <w:listItem w:displayText="ПДС / КЦВ: Работа ЭМО2" w:value="ПДС / КЦВ: Работа ЭМО2"/>
-                  <w:listItem w:displayText="ПДС / ПДС: Функция введена в работу" w:value="ПДС / ПДС: Функция введена в работу"/>
-                  <w:listItem w:displayText="ПДС / ПДС: Функция оперативно выведена из работы" w:value="ПДС / ПДС: Функция оперативно выведена из работы"/>
-                  <w:listItem w:displayText="ПДС НКУ / SA1: Цепь управления введена" w:value="ПДС НКУ / SA1: Цепь управления введена"/>
-                  <w:listItem w:displayText="ПДС НКУ / SA2: Цепь управления введена" w:value="ПДС НКУ / SA2: Цепь управления введена"/>
-                  <w:listItem w:displayText="ПДС НКУ / SA3: Цепь управления введена" w:value="ПДС НКУ / SA3: Цепь управления введена"/>
-                  <w:listItem w:displayText="ПДС НКУ / SA4: Цепь управления введена" w:value="ПДС НКУ / SA4: Цепь управления введена"/>
-                  <w:listItem w:displayText="ПДС НКУ / SF1: Автоматический выключатель отключен" w:value="ПДС НКУ / SF1: Автоматический выключатель отключен"/>
-                  <w:listItem w:displayText="ПДС НКУ / SF2: Автоматический выключатель отключен" w:value="ПДС НКУ / SF2: Автоматический выключатель отключен"/>
-                  <w:listItem w:displayText="ПДС НКУ / SG1: Рабочее положение испытательного блока" w:value="ПДС НКУ / SG1: Рабочее положение испытательного блока"/>
-                  <w:listItem w:displayText="ПДС НКУ / SG2: Рабочее положение испытательного блока" w:value="ПДС НКУ / SG2: Рабочее положение испытательного блока"/>
-                  <w:listItem w:displayText="ПДС НКУ / SG3: Рабочее положение испытательного блока" w:value="ПДС НКУ / SG3: Рабочее положение испытательного блока"/>
-                  <w:listItem w:displayText="ПДС НКУ / Дверь: Дверь отсека/ шкафа закрыта" w:value="ПДС НКУ / Дверь: Дверь отсека/ шкафа закрыта"/>
-                  <w:listItem w:displayText="ПДС НКУ / Дверь: Дверь отсека/ шкафа открыта" w:value="ПДС НКУ / Дверь: Дверь отсека/ шкафа открыта"/>
-                  <w:listItem w:displayText="ПДС НКУ / ОТ ОБР 1: Неисправность оперативного тока цепей ОБР 1" w:value="ПДС НКУ / ОТ ОБР 1: Неисправность оперативного тока цепей ОБР 1"/>
-                  <w:listItem w:displayText="ПДС НКУ / ОТ ОБР 2: Неисправность оперативного тока цепей ОБР 2" w:value="ПДС НКУ / ОТ ОБР 2: Неисправность оперативного тока цепей ОБР 2"/>
-                  <w:listItem w:displayText="ПДС НКУ / ОТ ЦСВ: Неисправность ОТ цепей сигнализации В" w:value="ПДС НКУ / ОТ ЦСВ: Неисправность ОТ цепей сигнализации В"/>
-                  <w:listItem w:displayText="ПДС НКУ / ОТ ЭМО1, ЭМВ: Неисправность оперативного тока цепей ЭМВ, ЭМО1" w:value="ПДС НКУ / ОТ ЭМО1, ЭМВ: Неисправность оперативного тока цепей ЭМВ, ЭМО1"/>
-                  <w:listItem w:displayText="ПДС НКУ / ОТ ЭМО2: Неисправность оперативного тока цепей ЭМО2" w:value="ПДС НКУ / ОТ ЭМО2: Неисправность оперативного тока цепей ЭМО2"/>
-                  <w:listItem w:displayText="ПДС НКУ / ПДС НКУ: Функция введена в работу" w:value="ПДС НКУ / ПДС НКУ: Функция введена в работу"/>
-                  <w:listItem w:displayText="ПДС НКУ / ПДС НКУ: Функция оперативно выведена из работы" w:value="ПДС НКУ / ПДС НКУ: Функция оперативно выведена из работы"/>
-                  <w:listItem w:displayText="ПДС НКУ / Пер.ав.дебл.см.яч.: Цепи аварийной деблокировки ячейки выведены" w:value="ПДС НКУ / Пер.ав.дебл.см.яч.: Цепи аварийной деблокировки ячейки выведены"/>
-                  <w:listItem w:displayText="ПС / ПС: Пуск предупредительной сигнализации" w:value="ПС / ПС: Пуск предупредительной сигнализации"/>
-                  <w:listItem w:displayText="ПС / ПС: Пуск предупредительной сигнализации (импульс)" w:value="ПС / ПС: Пуск предупредительной сигнализации (импульс)"/>
-                  <w:listItem w:displayText="СС / СС: БИ выведены" w:value="СС / СС: БИ выведены"/>
-                  <w:listItem w:displayText="СС / СС: Выходные цепи разобраны" w:value="СС / СС: Выходные цепи разобраны"/>
-                  <w:listItem w:displayText="СС / СС: Неисправность КА" w:value="СС / СС: Неисправность КА"/>
-                  <w:listItem w:displayText="СС / СС: Общий внешний сигнал" w:value="СС / СС: Общий внешний сигнал"/>
-                  <w:listItem w:displayText="СС / СС: Превышение времени переключения КА" w:value="СС / СС: Превышение времени переключения КА"/>
-                  <w:listItem w:displayText="СС / СС: Сигнализация цепей опер.тока" w:value="СС / СС: Сигнализация цепей опер.тока"/>
                   <w:listItem w:displayText="ТЗНП / АУ ТЗНП: Пуск автоматического ускорения ТЗНП" w:value="ТЗНП / АУ ТЗНП: Пуск автоматического ускорения ТЗНП"/>
                   <w:listItem w:displayText="ТЗНП / БНТ НП: Пуск БНТ НП" w:value="ТЗНП / БНТ НП: Пуск БНТ НП"/>
                   <w:listItem w:displayText="ТЗНП / БЧС: Блокировка чувствительных ступеней" w:value="ТЗНП / БЧС: Блокировка чувствительных ступеней"/>
@@ -9049,6 +7022,20 @@
                   <w:listItem w:displayText="ТЗНП / ТЗНП 2 ст.: Срабатывание на сигнал" w:value="ТЗНП / ТЗНП 2 ст.: Срабатывание на сигнал"/>
                   <w:listItem w:displayText="ТЗНП / ТЗНП 2 ст.: Функция введена в работу" w:value="ТЗНП / ТЗНП 2 ст.: Функция введена в работу"/>
                   <w:listItem w:displayText="ТЗНП / ТЗНП 2 ст.: Функция оперативно выведена из работы" w:value="ТЗНП / ТЗНП 2 ст.: Функция оперативно выведена из работы"/>
+                  <w:listItem w:displayText="ТЗНП / ТЗНП 3 ст.: Пуск" w:value="ТЗНП / ТЗНП 3 ст.: Пуск"/>
+                  <w:listItem w:displayText="ТЗНП / ТЗНП 3 ст.: Пуск ИО напряжения НП" w:value="ТЗНП / ТЗНП 3 ст.: Пуск ИО напряжения НП"/>
+                  <w:listItem w:displayText="ТЗНП / ТЗНП 3 ст.: Пуск ИО тока НП" w:value="ТЗНП / ТЗНП 3 ст.: Пуск ИО тока НП"/>
+                  <w:listItem w:displayText="ТЗНП / ТЗНП 3 ст.: Срабатывание" w:value="ТЗНП / ТЗНП 3 ст.: Срабатывание"/>
+                  <w:listItem w:displayText="ТЗНП / ТЗНП 3 ст.: Срабатывание на сигнал" w:value="ТЗНП / ТЗНП 3 ст.: Срабатывание на сигнал"/>
+                  <w:listItem w:displayText="ТЗНП / ТЗНП 3 ст.: Функция введена в работу" w:value="ТЗНП / ТЗНП 3 ст.: Функция введена в работу"/>
+                  <w:listItem w:displayText="ТЗНП / ТЗНП 3 ст.: Функция оперативно выведена из работы" w:value="ТЗНП / ТЗНП 3 ст.: Функция оперативно выведена из работы"/>
+                  <w:listItem w:displayText="ТЗНП / ТЗНП 4 ст.: Пуск" w:value="ТЗНП / ТЗНП 4 ст.: Пуск"/>
+                  <w:listItem w:displayText="ТЗНП / ТЗНП 4 ст.: Пуск ИО напряжения НП" w:value="ТЗНП / ТЗНП 4 ст.: Пуск ИО напряжения НП"/>
+                  <w:listItem w:displayText="ТЗНП / ТЗНП 4 ст.: Пуск ИО тока НП" w:value="ТЗНП / ТЗНП 4 ст.: Пуск ИО тока НП"/>
+                  <w:listItem w:displayText="ТЗНП / ТЗНП 4 ст.: Срабатывание" w:value="ТЗНП / ТЗНП 4 ст.: Срабатывание"/>
+                  <w:listItem w:displayText="ТЗНП / ТЗНП 4 ст.: Срабатывание на сигнал" w:value="ТЗНП / ТЗНП 4 ст.: Срабатывание на сигнал"/>
+                  <w:listItem w:displayText="ТЗНП / ТЗНП 4 ст.: Функция введена в работу" w:value="ТЗНП / ТЗНП 4 ст.: Функция введена в работу"/>
+                  <w:listItem w:displayText="ТЗНП / ТЗНП 4 ст.: Функция оперативно выведена из работы" w:value="ТЗНП / ТЗНП 4 ст.: Функция оперативно выведена из работы"/>
                   <w:listItem w:displayText="ТК ЗДЗ / ТК ЗДЗ: Пуск" w:value="ТК ЗДЗ / ТК ЗДЗ: Пуск"/>
                   <w:listItem w:displayText="ТК ЗДЗ / ТК ЗДЗ: Пуск ИО тока" w:value="ТК ЗДЗ / ТК ЗДЗ: Пуск ИО тока"/>
                   <w:listItem w:displayText="ТК ЗДЗ / ТК ЗДЗ: Функция введена в работу" w:value="ТК ЗДЗ / ТК ЗДЗ: Функция введена в работу"/>
@@ -9121,20 +7108,14 @@
                   <w:listItem w:displayText="Слот М6. Реле8. Статус" w:value="Слот М6. Реле8. Статус"/>
                   <w:listItem w:displayText="Слот М7. Отказ модуля" w:value="Слот М7. Отказ модуля"/>
                   <w:listItem w:displayText="Слот М7. Модуль не определен" w:value="Слот М7. Модуль не определен"/>
-                  <w:listItem w:displayText="Слот М7. ДВ1. Статус" w:value="Слот М7. ДВ1. Статус"/>
-                  <w:listItem w:displayText="Слот М7. ДВ2. Статус" w:value="Слот М7. ДВ2. Статус"/>
-                  <w:listItem w:displayText="Слот М7. ДВ3. Статус" w:value="Слот М7. ДВ3. Статус"/>
-                  <w:listItem w:displayText="Слот М7. ДВ4. Статус" w:value="Слот М7. ДВ4. Статус"/>
-                  <w:listItem w:displayText="Слот М7. ДВ5. Статус" w:value="Слот М7. ДВ5. Статус"/>
-                  <w:listItem w:displayText="Слот М7. ДВ6. Статус" w:value="Слот М7. ДВ6. Статус"/>
-                  <w:listItem w:displayText="Слот М7. ДВ7. Статус" w:value="Слот М7. ДВ7. Статус"/>
-                  <w:listItem w:displayText="Слот М7. ДВ8. Статус" w:value="Слот М7. ДВ8. Статус"/>
-                  <w:listItem w:displayText="Слот М7. ДВ9. Статус" w:value="Слот М7. ДВ9. Статус"/>
-                  <w:listItem w:displayText="Слот М7. ДВ10. Статус" w:value="Слот М7. ДВ10. Статус"/>
-                  <w:listItem w:displayText="Слот М7. ДВ11. Статус" w:value="Слот М7. ДВ11. Статус"/>
-                  <w:listItem w:displayText="Слот М7. ДВ12. Статус" w:value="Слот М7. ДВ12. Статус"/>
-                  <w:listItem w:displayText="Слот М7. ДВ13. Статус" w:value="Слот М7. ДВ13. Статус"/>
-                  <w:listItem w:displayText="Слот М7. ДВ14. Статус" w:value="Слот М7. ДВ14. Статус"/>
+                  <w:listItem w:displayText="Слот М7. Реле1. Статус" w:value="Слот М7. Реле1. Статус"/>
+                  <w:listItem w:displayText="Слот М7. Реле2. Статус" w:value="Слот М7. Реле2. Статус"/>
+                  <w:listItem w:displayText="Слот М7. Реле3. Статус" w:value="Слот М7. Реле3. Статус"/>
+                  <w:listItem w:displayText="Слот М7. Реле4. Статус" w:value="Слот М7. Реле4. Статус"/>
+                  <w:listItem w:displayText="Слот М7. Реле5. Статус" w:value="Слот М7. Реле5. Статус"/>
+                  <w:listItem w:displayText="Слот М7. Реле6. Статус" w:value="Слот М7. Реле6. Статус"/>
+                  <w:listItem w:displayText="Слот М7. Реле7. Статус" w:value="Слот М7. Реле7. Статус"/>
+                  <w:listItem w:displayText="Слот М7. Реле8. Статус" w:value="Слот М7. Реле8. Статус"/>
                   <w:listItem w:displayText="Слот М8. Отказ модуля" w:value="Слот М8. Отказ модуля"/>
                   <w:listItem w:displayText="Слот М8. Модуль не определен" w:value="Слот М8. Модуль не определен"/>
                   <w:listItem w:displayText="Слот М8. ДВ1. Статус" w:value="Слот М8. ДВ1. Статус"/>
@@ -9177,6 +7158,22 @@
                   <w:listItem w:displayText="Слот М10. ДВ6. Статус" w:value="Слот М10. ДВ6. Статус"/>
                   <w:listItem w:displayText="Слот М10. ДВ7. Статус" w:value="Слот М10. ДВ7. Статус"/>
                   <w:listItem w:displayText="Слот М10. ДВ8. Статус" w:value="Слот М10. ДВ8. Статус"/>
+                  <w:listItem w:displayText="Слот М10. ДВ9. Статус" w:value="Слот М10. ДВ9. Статус"/>
+                  <w:listItem w:displayText="Слот М10. ДВ10. Статус" w:value="Слот М10. ДВ10. Статус"/>
+                  <w:listItem w:displayText="Слот М10. ДВ11. Статус" w:value="Слот М10. ДВ11. Статус"/>
+                  <w:listItem w:displayText="Слот М10. ДВ12. Статус" w:value="Слот М10. ДВ12. Статус"/>
+                  <w:listItem w:displayText="Слот М10. ДВ13. Статус" w:value="Слот М10. ДВ13. Статус"/>
+                  <w:listItem w:displayText="Слот М10. ДВ14. Статус" w:value="Слот М10. ДВ14. Статус"/>
+                  <w:listItem w:displayText="Слот М11. Отказ модуля" w:value="Слот М11. Отказ модуля"/>
+                  <w:listItem w:displayText="Слот М11. Модуль не определен" w:value="Слот М11. Модуль не определен"/>
+                  <w:listItem w:displayText="Слот М11. ДВ1. Статус" w:value="Слот М11. ДВ1. Статус"/>
+                  <w:listItem w:displayText="Слот М11. ДВ2. Статус" w:value="Слот М11. ДВ2. Статус"/>
+                  <w:listItem w:displayText="Слот М11. ДВ3. Статус" w:value="Слот М11. ДВ3. Статус"/>
+                  <w:listItem w:displayText="Слот М11. ДВ4. Статус" w:value="Слот М11. ДВ4. Статус"/>
+                  <w:listItem w:displayText="Слот М11. ДВ5. Статус" w:value="Слот М11. ДВ5. Статус"/>
+                  <w:listItem w:displayText="Слот М11. ДВ6. Статус" w:value="Слот М11. ДВ6. Статус"/>
+                  <w:listItem w:displayText="Слот М11. ДВ7. Статус" w:value="Слот М11. ДВ7. Статус"/>
+                  <w:listItem w:displayText="Слот М11. ДВ8. Статус" w:value="Слот М11. ДВ8. Статус"/>
                   <w:listItem w:displayText="Отказ модуля ЦП" w:value="Отказ модуля ЦП"/>
                   <w:listItem w:displayText="Неисправность ПЗУ ЦП" w:value="Неисправность ПЗУ ЦП"/>
                   <w:listItem w:displayText="Неисправность ПЗУ MPU" w:value="Неисправность ПЗУ MPU"/>
@@ -9259,58 +7256,39 @@
                   <w:listItem w:displayText="Не назначено" w:value=""/>
                   <w:listItem w:displayText="──────── Сигналы РЗиА ────────" w:value="INPUTS_HEADER" w:disabled="true"/>
                   <w:listItem w:displayText="АВР / АВР: Включить" w:value="АВР / АВР: Включить"/>
-                  <w:listItem w:displayText="АВР / АВР: Включить резервный ввод или секционный выключатель" w:value="АВР / АВР: Включить резервный ввод или секционный выключатель"/>
                   <w:listItem w:displayText="АВР / АВР: Готовность" w:value="АВР / АВР: Готовность"/>
-                  <w:listItem w:displayText="АВР / АВР: Разрешение" w:value="АВР / АВР: Разрешение"/>
+                  <w:listItem w:displayText="АВР / АВР: Пуск" w:value="АВР / АВР: Пуск"/>
+                  <w:listItem w:displayText="АВР / АВР: Разрешение отключения ВВ 1 секции шин" w:value="АВР / АВР: Разрешение отключения ВВ 1 секции шин"/>
+                  <w:listItem w:displayText="АВР / АВР: Разрешение отключения ВВ 2 секции шин" w:value="АВР / АВР: Разрешение отключения ВВ 2 секции шин"/>
                   <w:listItem w:displayText="АВР / АВР: Функция введена в работу" w:value="АВР / АВР: Функция введена в работу"/>
                   <w:listItem w:displayText="АВР / АВР: Функция оперативно выведена из работы" w:value="АВР / АВР: Функция оперативно выведена из работы"/>
                   <w:listItem w:displayText="АВР / ЗАВР: Запрет АВР" w:value="АВР / ЗАВР: Запрет АВР"/>
-                  <w:listItem w:displayText="АПВ ВВ / АПВ ВВ: АПВ неуспешно" w:value="АПВ ВВ / АПВ ВВ: АПВ неуспешно"/>
-                  <w:listItem w:displayText="АПВ ВВ / АПВ ВВ: АПВ успешно" w:value="АПВ ВВ / АПВ ВВ: АПВ успешно"/>
-                  <w:listItem w:displayText="АПВ ВВ / АПВ ВВ: Аварийное отключение" w:value="АПВ ВВ / АПВ ВВ: Аварийное отключение"/>
-                  <w:listItem w:displayText="АПВ ВВ / АПВ ВВ: Включение с контролем синхронизма" w:value="АПВ ВВ / АПВ ВВ: Включение с контролем синхронизма"/>
-                  <w:listItem w:displayText="АПВ ВВ / АПВ ВВ: Включить" w:value="АПВ ВВ / АПВ ВВ: Включить"/>
-                  <w:listItem w:displayText="АПВ ВВ / АПВ ВВ: Выключатель включен" w:value="АПВ ВВ / АПВ ВВ: Выключатель включен"/>
-                  <w:listItem w:displayText="АПВ ВВ / АПВ ВВ: Готовность" w:value="АПВ ВВ / АПВ ВВ: Готовность"/>
-                  <w:listItem w:displayText="АПВ ВВ / АПВ ВВ: Задержка включения" w:value="АПВ ВВ / АПВ ВВ: Задержка включения"/>
-                  <w:listItem w:displayText="АПВ ВВ / АПВ ВВ: Неуспешный цикл" w:value="АПВ ВВ / АПВ ВВ: Неуспешный цикл"/>
-                  <w:listItem w:displayText="АПВ ВВ / АПВ ВВ: Общая готовность" w:value="АПВ ВВ / АПВ ВВ: Общая готовность"/>
-                  <w:listItem w:displayText="АПВ ВВ / АПВ ВВ: Ожидание срабатывания" w:value="АПВ ВВ / АПВ ВВ: Ожидание срабатывания"/>
-                  <w:listItem w:displayText="АПВ ВВ / АПВ ВВ: Пуск" w:value="АПВ ВВ / АПВ ВВ: Пуск"/>
-                  <w:listItem w:displayText="АПВ ВВ / АПВ ВВ: Функция введена в работу" w:value="АПВ ВВ / АПВ ВВ: Функция введена в работу"/>
-                  <w:listItem w:displayText="АПВ ВВ / АПВ ВВ: Функция оперативно выведена из работы" w:value="АПВ ВВ / АПВ ВВ: Функция оперативно выведена из работы"/>
-                  <w:listItem w:displayText="АПВ ВВ / АПВ ВВ: Цикл АПВ прерван" w:value="АПВ ВВ / АПВ ВВ: Цикл АПВ прерван"/>
-                  <w:listItem w:displayText="АУ / АУ: Ввод ускорения" w:value="АУ / АУ: Ввод ускорения"/>
-                  <w:listItem w:displayText="АУ / АУ: Срабатывание" w:value="АУ / АУ: Срабатывание"/>
-                  <w:listItem w:displayText="АУ / АУ: Функция введена в работу" w:value="АУ / АУ: Функция введена в работу"/>
-                  <w:listItem w:displayText="АУ / АУ: Функция оперативно выведена из работы" w:value="АУ / АУ: Функция оперативно выведена из работы"/>
                   <w:listItem w:displayText="БК / БК: Срабатывание быстродействующих ступеней" w:value="БК / БК: Срабатывание быстродействующих ступеней"/>
                   <w:listItem w:displayText="БК / БК: Срабатывание медленнодействующих ступеней" w:value="БК / БК: Срабатывание медленнодействующих ступеней"/>
                   <w:listItem w:displayText="БК / БК: Функция введена в работу" w:value="БК / БК: Функция введена в работу"/>
                   <w:listItem w:displayText="БК / БК: Функция оперативно выведена из работы" w:value="БК / БК: Функция оперативно выведена из работы"/>
-                  <w:listItem w:displayText="БННвв / БННвв: Неисправность ЦН" w:value="БННвв / БННвв: Неисправность ЦН"/>
-                  <w:listItem w:displayText="БННвв / БННвв: Отключение автомата ТН" w:value="БННвв / БННвв: Отключение автомата ТН"/>
-                  <w:listItem w:displayText="БННвв / БННвв: Пуск 3U03f" w:value="БННвв / БННвв: Пуск 3U03f"/>
-                  <w:listItem w:displayText="БННвв / БННвв: Пуск U2I2" w:value="БННвв / БННвв: Пуск U2I2"/>
-                  <w:listItem w:displayText="БННвв / БННвв: Пуск dU0" w:value="БННвв / БННвв: Пуск dU0"/>
-                  <w:listItem w:displayText="БННвв / БННвв: Пуск minU3p" w:value="БННвв / БННвв: Пуск minU3p"/>
-                  <w:listItem w:displayText="БННвв / БННвв: Срабатывание" w:value="БННвв / БННвв: Срабатывание"/>
-                  <w:listItem w:displayText="БННвв / БННвв: Функция введена в работу" w:value="БННвв / БННвв: Функция введена в работу"/>
-                  <w:listItem w:displayText="БННвв / БННвв: Функция оперативно выведена из работы" w:value="БННвв / БННвв: Функция оперативно выведена из работы"/>
-                  <w:listItem w:displayText="БННш / БННш: Неисправность ЦН" w:value="БННш / БННш: Неисправность ЦН"/>
-                  <w:listItem w:displayText="БННш / БННш: Отключение автомата ТН" w:value="БННш / БННш: Отключение автомата ТН"/>
-                  <w:listItem w:displayText="БННш / БННш: Пуск 3U03f" w:value="БННш / БННш: Пуск 3U03f"/>
-                  <w:listItem w:displayText="БННш / БННш: Пуск U2I2" w:value="БННш / БННш: Пуск U2I2"/>
-                  <w:listItem w:displayText="БННш / БННш: Пуск dU0" w:value="БННш / БННш: Пуск dU0"/>
-                  <w:listItem w:displayText="БННш / БННш: Пуск minU3p" w:value="БННш / БННш: Пуск minU3p"/>
-                  <w:listItem w:displayText="БННш / БННш: Срабатывание" w:value="БННш / БННш: Срабатывание"/>
-                  <w:listItem w:displayText="БННш / БННш: Функция введена в работу" w:value="БННш / БННш: Функция введена в работу"/>
-                  <w:listItem w:displayText="БННш / БННш: Функция оперативно выведена из работы" w:value="БННш / БННш: Функция оперативно выведена из работы"/>
-                  <w:listItem w:displayText="ВНР / ВНР: Включение с КС" w:value="ВНР / ВНР: Включение с КС"/>
-                  <w:listItem w:displayText="ВНР / ВНР: Включить" w:value="ВНР / ВНР: Включить"/>
-                  <w:listItem w:displayText="ВНР / ВНР: Задержка включения с КС" w:value="ВНР / ВНР: Задержка включения с КС"/>
+                  <w:listItem w:displayText="БНН 1сш / БНН 1сш: Неисправность ЦН" w:value="БНН 1сш / БНН 1сш: Неисправность ЦН"/>
+                  <w:listItem w:displayText="БНН 1сш / БНН 1сш: Отключение автомата ТН" w:value="БНН 1сш / БНН 1сш: Отключение автомата ТН"/>
+                  <w:listItem w:displayText="БНН 1сш / БНН 1сш: Пуск 3U03f" w:value="БНН 1сш / БНН 1сш: Пуск 3U03f"/>
+                  <w:listItem w:displayText="БНН 1сш / БНН 1сш: Пуск U2I2" w:value="БНН 1сш / БНН 1сш: Пуск U2I2"/>
+                  <w:listItem w:displayText="БНН 1сш / БНН 1сш: Пуск dU0" w:value="БНН 1сш / БНН 1сш: Пуск dU0"/>
+                  <w:listItem w:displayText="БНН 1сш / БНН 1сш: Пуск minU3p" w:value="БНН 1сш / БНН 1сш: Пуск minU3p"/>
+                  <w:listItem w:displayText="БНН 1сш / БНН 1сш: Срабатывание" w:value="БНН 1сш / БНН 1сш: Срабатывание"/>
+                  <w:listItem w:displayText="БНН 1сш / БНН 1сш: Функция введена в работу" w:value="БНН 1сш / БНН 1сш: Функция введена в работу"/>
+                  <w:listItem w:displayText="БНН 1сш / БНН 1сш: Функция оперативно выведена из работы" w:value="БНН 1сш / БНН 1сш: Функция оперативно выведена из работы"/>
+                  <w:listItem w:displayText="БНН 2сш / БНН 2сш: Неисправность ЦН" w:value="БНН 2сш / БНН 2сш: Неисправность ЦН"/>
+                  <w:listItem w:displayText="БНН 2сш / БНН 2сш: Отключение автомата ТН" w:value="БНН 2сш / БНН 2сш: Отключение автомата ТН"/>
+                  <w:listItem w:displayText="БНН 2сш / БНН 2сш: Пуск U2I2" w:value="БНН 2сш / БНН 2сш: Пуск U2I2"/>
+                  <w:listItem w:displayText="БНН 2сш / БНН 2сш: Пуск minU3p" w:value="БНН 2сш / БНН 2сш: Пуск minU3p"/>
+                  <w:listItem w:displayText="БНН 2сш / БНН 2сш: Срабатывание" w:value="БНН 2сш / БНН 2сш: Срабатывание"/>
+                  <w:listItem w:displayText="БНН 2сш / БНН 2сш: Функция введена в работу" w:value="БНН 2сш / БНН 2сш: Функция введена в работу"/>
+                  <w:listItem w:displayText="БНН 2сш / БНН 2сш: Функция оперативно выведена из работы" w:value="БНН 2сш / БНН 2сш: Функция оперативно выведена из работы"/>
+                  <w:listItem w:displayText="ВНР / ВНР: Включение ВВ 1 секции шин" w:value="ВНР / ВНР: Включение ВВ 1 секции шин"/>
+                  <w:listItem w:displayText="ВНР / ВНР: Включение ВВ 2 секции шин" w:value="ВНР / ВНР: Включение ВВ 2 секции шин"/>
+                  <w:listItem w:displayText="ВНР / ВНР: Готовность ВВ 1 секции шин" w:value="ВНР / ВНР: Готовность ВВ 1 секции шин"/>
+                  <w:listItem w:displayText="ВНР / ВНР: Готовность ВВ 2 секции шин" w:value="ВНР / ВНР: Готовность ВВ 2 секции шин"/>
                   <w:listItem w:displayText="ВНР / ВНР: Ожидание ВНР" w:value="ВНР / ВНР: Ожидание ВНР"/>
-                  <w:listItem w:displayText="ВНР / ВНР: Отключить резервный ВВ или СВ" w:value="ВНР / ВНР: Отключить резервный ВВ или СВ"/>
+                  <w:listItem w:displayText="ВНР / ВНР: Отключить" w:value="ВНР / ВНР: Отключить"/>
                   <w:listItem w:displayText="ВНР / ВНР: Функция введена в работу" w:value="ВНР / ВНР: Функция введена в работу"/>
                   <w:listItem w:displayText="ВНР / ВНР: Функция оперативно выведена из работы" w:value="ВНР / ВНР: Функция оперативно выведена из работы"/>
                   <w:listItem w:displayText="ДЗ / АУ ДЗ: Пуск автоматического ускорения ДЗ" w:value="ДЗ / АУ ДЗ: Пуск автоматического ускорения ДЗ"/>
@@ -9338,7 +7316,14 @@
                   <w:listItem w:displayText="ДЗ / ДЗ-фф 3ст.: Срабатывание на сигнал" w:value="ДЗ / ДЗ-фф 3ст.: Срабатывание на сигнал"/>
                   <w:listItem w:displayText="ДЗ / ДЗ-фф 3ст.: Функция введена в работу" w:value="ДЗ / ДЗ-фф 3ст.: Функция введена в работу"/>
                   <w:listItem w:displayText="ДЗ / ДЗ-фф 3ст.: Функция оперативно выведена из работы" w:value="ДЗ / ДЗ-фф 3ст.: Функция оперативно выведена из работы"/>
-                  <w:listItem w:displayText="ДЗ / ДЗ: Пуск" w:value="ДЗ / ДЗ: Пуск"/>
+                  <w:listItem w:displayText="ДЗ / ДЗ-фф 4ст.: Пуск ДЗ-фф 4 ст." w:value="ДЗ / ДЗ-фф 4ст.: Пуск ДЗ-фф 4 ст."/>
+                  <w:listItem w:displayText="ДЗ / ДЗ-фф 4ст.: Пуск ИО сопротивления Zab (фаза-фаза4)" w:value="ДЗ / ДЗ-фф 4ст.: Пуск ИО сопротивления Zab (фаза-фаза4)"/>
+                  <w:listItem w:displayText="ДЗ / ДЗ-фф 4ст.: Пуск ИО сопротивления Zbc (фаза-фаза4)" w:value="ДЗ / ДЗ-фф 4ст.: Пуск ИО сопротивления Zbc (фаза-фаза4)"/>
+                  <w:listItem w:displayText="ДЗ / ДЗ-фф 4ст.: Пуск ИО сопротивления Zca (фаза-фаза4)" w:value="ДЗ / ДЗ-фф 4ст.: Пуск ИО сопротивления Zca (фаза-фаза4)"/>
+                  <w:listItem w:displayText="ДЗ / ДЗ-фф 4ст.: Срабатывание ДЗ-фф 4 ст." w:value="ДЗ / ДЗ-фф 4ст.: Срабатывание ДЗ-фф 4 ст."/>
+                  <w:listItem w:displayText="ДЗ / ДЗ-фф 4ст.: Срабатывание на сигнал" w:value="ДЗ / ДЗ-фф 4ст.: Срабатывание на сигнал"/>
+                  <w:listItem w:displayText="ДЗ / ДЗ-фф 4ст.: Функция введена в работу" w:value="ДЗ / ДЗ-фф 4ст.: Функция введена в работу"/>
+                  <w:listItem w:displayText="ДЗ / ДЗ-фф 4ст.: Функция оперативно выведена из работы" w:value="ДЗ / ДЗ-фф 4ст.: Функция оперативно выведена из работы"/>
                   <w:listItem w:displayText="ДЗ / ОН: Обратное" w:value="ДЗ / ОН: Обратное"/>
                   <w:listItem w:displayText="ДЗ / ОН: Обратное направление контура BC" w:value="ДЗ / ОН: Обратное направление контура BC"/>
                   <w:listItem w:displayText="ДЗ / ОН: Обратное направление контура CA" w:value="ДЗ / ОН: Обратное направление контура CA"/>
@@ -9363,13 +7348,6 @@
                   <w:listItem w:displayText="ЗДЗ / ЗДЗ: Срабатывание на сигнал" w:value="ЗДЗ / ЗДЗ: Срабатывание на сигнал"/>
                   <w:listItem w:displayText="ЗДЗ / ЗДЗ: Функция введена в работу" w:value="ЗДЗ / ЗДЗ: Функция введена в работу"/>
                   <w:listItem w:displayText="ЗДЗ / ЗДЗ: Функция оперативно выведена из работы" w:value="ЗДЗ / ЗДЗ: Функция оперативно выведена из работы"/>
-                  <w:listItem w:displayText="ЗМН / ЗМН: Пуск" w:value="ЗМН / ЗМН: Пуск"/>
-                  <w:listItem w:displayText="ЗМН / ЗМН: Пуск ИО напряжения" w:value="ЗМН / ЗМН: Пуск ИО напряжения"/>
-                  <w:listItem w:displayText="ЗМН / ЗМН: Пуск ИО напряжения ОП" w:value="ЗМН / ЗМН: Пуск ИО напряжения ОП"/>
-                  <w:listItem w:displayText="ЗМН / ЗМН: Срабатывание" w:value="ЗМН / ЗМН: Срабатывание"/>
-                  <w:listItem w:displayText="ЗМН / ЗМН: Срабатывание на сигнал" w:value="ЗМН / ЗМН: Срабатывание на сигнал"/>
-                  <w:listItem w:displayText="ЗМН / ЗМН: Функция введена в работу" w:value="ЗМН / ЗМН: Функция введена в работу"/>
-                  <w:listItem w:displayText="ЗМН / ЗМН: Функция оперативно выведена из работы" w:value="ЗМН / ЗМН: Функция оперативно выведена из работы"/>
                   <w:listItem w:displayText="ЗОП / ЗОП: Пуск" w:value="ЗОП / ЗОП: Пуск"/>
                   <w:listItem w:displayText="ЗОП / ЗОП: Пуск ИО по несимметрии токов прямой и обратной последовательности" w:value="ЗОП / ЗОП: Пуск ИО по несимметрии токов прямой и обратной последовательности"/>
                   <w:listItem w:displayText="ЗОП / ЗОП: Пуск ИО тока обратной последовательности" w:value="ЗОП / ЗОП: Пуск ИО тока обратной последовательности"/>
@@ -9377,126 +7355,26 @@
                   <w:listItem w:displayText="ЗОП / ЗОП: Срабатывание на сигнал" w:value="ЗОП / ЗОП: Срабатывание на сигнал"/>
                   <w:listItem w:displayText="ЗОП / ЗОП: Функция введена в работу" w:value="ЗОП / ЗОП: Функция введена в работу"/>
                   <w:listItem w:displayText="ЗОП / ЗОП: Функция оперативно выведена из работы" w:value="ЗОП / ЗОП: Функция оперативно выведена из работы"/>
-                  <w:listItem w:displayText="ЗП / ЗП: Пуск" w:value="ЗП / ЗП: Пуск"/>
-                  <w:listItem w:displayText="ЗП / ЗП: Пуск ИО максимального тока" w:value="ЗП / ЗП: Пуск ИО максимального тока"/>
-                  <w:listItem w:displayText="ЗП / ЗП: Срабатывание" w:value="ЗП / ЗП: Срабатывание"/>
-                  <w:listItem w:displayText="ЗП / ЗП: Срабатывание на сигнал" w:value="ЗП / ЗП: Срабатывание на сигнал"/>
-                  <w:listItem w:displayText="ЗП / ЗП: Функция введена в работу" w:value="ЗП / ЗП: Функция введена в работу"/>
-                  <w:listItem w:displayText="ЗП / ЗП: Функция оперативно выведена из работы" w:value="ЗП / ЗП: Функция оперативно выведена из работы"/>
-                  <w:listItem w:displayText="КА / В: Выключатель включен" w:value="КА / В: Выключатель включен"/>
-                  <w:listItem w:displayText="КА / В: Выключатель отключен" w:value="КА / В: Выключатель отключен"/>
-                  <w:listItem w:displayText="КА / В: Команда «включить» выключатель через выходное реле" w:value="КА / В: Команда «включить» выключатель через выходное реле"/>
-                  <w:listItem w:displayText="КА / В: Команда «отключить» выключатель через выходное реле" w:value="КА / В: Команда «отключить» выключатель через выходное реле"/>
-                  <w:listItem w:displayText="КА / В: Неисправное положение выключателя" w:value="КА / В: Неисправное положение выключателя"/>
-                  <w:listItem w:displayText="КА / В: Промежуточное положение выключателя" w:value="КА / В: Промежуточное положение выключателя"/>
-                  <w:listItem w:displayText="КА / В: Функция введена в работу" w:value="КА / В: Функция введена в работу"/>
-                  <w:listItem w:displayText="КА / ВЭ1: Команда «вкатить» выкатной элемент через выходное реле" w:value="КА / ВЭ1: Команда «вкатить» выкатной элемент через выходное реле"/>
-                  <w:listItem w:displayText="КА / ВЭ1: Команда «выкатить» выкатной элемент через выходное реле" w:value="КА / ВЭ1: Команда «выкатить» выкатной элемент через выходное реле"/>
-                  <w:listItem w:displayText="КА / ВЭ1: Неисправное положение выкатного элемента" w:value="КА / ВЭ1: Неисправное положение выкатного элемента"/>
-                  <w:listItem w:displayText="КА / ВЭ1: Положение выкатного элемента «Вкачен»" w:value="КА / ВЭ1: Положение выкатного элемента «Вкачен»"/>
-                  <w:listItem w:displayText="КА / ВЭ1: Положение выкатного элемента «Выкачен»" w:value="КА / ВЭ1: Положение выкатного элемента «Выкачен»"/>
-                  <w:listItem w:displayText="КА / ВЭ1: Промежуточное положение выкатного элемента" w:value="КА / ВЭ1: Промежуточное положение выкатного элемента"/>
-                  <w:listItem w:displayText="КА / ВЭ1: Ремонтное положение выкатного элемента" w:value="КА / ВЭ1: Ремонтное положение выкатного элемента"/>
-                  <w:listItem w:displayText="КА / ВЭ1: Функция введена в работу" w:value="КА / ВЭ1: Функция введена в работу"/>
-                  <w:listItem w:displayText="КА / ВЭ2: Команда «вкатить» выкатной элемент через выходное реле" w:value="КА / ВЭ2: Команда «вкатить» выкатной элемент через выходное реле"/>
-                  <w:listItem w:displayText="КА / ВЭ2: Команда «выкатить» выкатной элемент через выходное реле" w:value="КА / ВЭ2: Команда «выкатить» выкатной элемент через выходное реле"/>
-                  <w:listItem w:displayText="КА / ВЭ2: Неисправное положение выкатного элемента" w:value="КА / ВЭ2: Неисправное положение выкатного элемента"/>
-                  <w:listItem w:displayText="КА / ВЭ2: Положение выкатного элемента «Вкачен»" w:value="КА / ВЭ2: Положение выкатного элемента «Вкачен»"/>
-                  <w:listItem w:displayText="КА / ВЭ2: Положение выкатного элемента «Выкачен»" w:value="КА / ВЭ2: Положение выкатного элемента «Выкачен»"/>
-                  <w:listItem w:displayText="КА / ВЭ2: Промежуточное положение выкатного элемента" w:value="КА / ВЭ2: Промежуточное положение выкатного элемента"/>
-                  <w:listItem w:displayText="КА / ВЭ2: Ремонтное положение выкатного элемента" w:value="КА / ВЭ2: Ремонтное положение выкатного элемента"/>
-                  <w:listItem w:displayText="КА / ВЭ2: Функция введена в работу" w:value="КА / ВЭ2: Функция введена в работу"/>
-                  <w:listItem w:displayText="КА / ЗН: Заземляющий нож включен" w:value="КА / ЗН: Заземляющий нож включен"/>
-                  <w:listItem w:displayText="КА / ЗН: Заземляющий нож отключен" w:value="КА / ЗН: Заземляющий нож отключен"/>
-                  <w:listItem w:displayText="КА / ЗН: Команда «включить» заземляющий нож через выходное реле" w:value="КА / ЗН: Команда «включить» заземляющий нож через выходное реле"/>
-                  <w:listItem w:displayText="КА / ЗН: Команда «отключить» заземляющий нож через выходное реле" w:value="КА / ЗН: Команда «отключить» заземляющий нож через выходное реле"/>
-                  <w:listItem w:displayText="КА / ЗН: Неисправное положение заземляющего ножа" w:value="КА / ЗН: Неисправное положение заземляющего ножа"/>
-                  <w:listItem w:displayText="КА / ЗН: Промежуточное положение заземляющего ножа" w:value="КА / ЗН: Промежуточное положение заземляющего ножа"/>
-                  <w:listItem w:displayText="КА / ЗН: Функция введена в работу" w:value="КА / ЗН: Функция введена в работу"/>
-                  <w:listItem w:displayText="КА / КА: Функция введена в работу" w:value="КА / КА: Функция введена в работу"/>
-                  <w:listItem w:displayText="КА / КА: Функция оперативно выведена из работы" w:value="КА / КА: Функция оперативно выведена из работы"/>
-                  <w:listItem w:displayText="КННвв / КННвв: Пуск" w:value="КННвв / КННвв: Пуск"/>
-                  <w:listItem w:displayText="КННвв / КННвв: Пуск ИО напряжения" w:value="КННвв / КННвв: Пуск ИО напряжения"/>
-                  <w:listItem w:displayText="КННвв / КННвв: Пуск ИО напряжения ОП" w:value="КННвв / КННвв: Пуск ИО напряжения ОП"/>
-                  <w:listItem w:displayText="КННвв / КННвв: Функция введена в работу" w:value="КННвв / КННвв: Функция введена в работу"/>
-                  <w:listItem w:displayText="КННвв / КННвв: Функция оперативно выведена из работы" w:value="КННвв / КННвв: Функция оперативно выведена из работы"/>
-                  <w:listItem w:displayText="КННш / КННш: Пуск" w:value="КННш / КННш: Пуск"/>
-                  <w:listItem w:displayText="КННш / КННш: Пуск ИО напряжения" w:value="КННш / КННш: Пуск ИО напряжения"/>
-                  <w:listItem w:displayText="КННш / КННш: Пуск ИО напряжения ОП" w:value="КННш / КННш: Пуск ИО напряжения ОП"/>
-                  <w:listItem w:displayText="КННш / КННш: Функция введена в работу" w:value="КННш / КННш: Функция введена в работу"/>
-                  <w:listItem w:displayText="КННш / КННш: Функция оперативно выведена из работы" w:value="КННш / КННш: Функция оперативно выведена из работы"/>
-                  <w:listItem w:displayText="КОНвв / КОНвв: Пуск" w:value="КОНвв / КОНвв: Пуск"/>
-                  <w:listItem w:displayText="КОНвв / КОНвв: Пуск ИО напряжения" w:value="КОНвв / КОНвв: Пуск ИО напряжения"/>
-                  <w:listItem w:displayText="КОНвв / КОНвв: Пуск ИО напряжения ОП" w:value="КОНвв / КОНвв: Пуск ИО напряжения ОП"/>
-                  <w:listItem w:displayText="КОНвв / КОНвв: Функция введена в работу" w:value="КОНвв / КОНвв: Функция введена в работу"/>
-                  <w:listItem w:displayText="КОНвв / КОНвв: Функция оперативно выведена из работы" w:value="КОНвв / КОНвв: Функция оперативно выведена из работы"/>
-                  <w:listItem w:displayText="КОНш / КОНш: Пуск" w:value="КОНш / КОНш: Пуск"/>
-                  <w:listItem w:displayText="КОНш / КОНш: Пуск ИО напряжения" w:value="КОНш / КОНш: Пуск ИО напряжения"/>
-                  <w:listItem w:displayText="КОНш / КОНш: Пуск ИО напряжения ОП" w:value="КОНш / КОНш: Пуск ИО напряжения ОП"/>
-                  <w:listItem w:displayText="КОНш / КОНш: Функция введена в работу" w:value="КОНш / КОНш: Функция введена в работу"/>
-                  <w:listItem w:displayText="КОНш / КОНш: Функция оперативно выведена из работы" w:value="КОНш / КОНш: Функция оперативно выведена из работы"/>
-                  <w:listItem w:displayText="КП / КП: Идет переключение" w:value="КП / КП: Идет переключение"/>
-                  <w:listItem w:displayText="КП / КП: Функция введена в работу" w:value="КП / КП: Функция введена в работу"/>
-                  <w:listItem w:displayText="КП / КП: Функция оперативно выведена из работы" w:value="КП / КП: Функция оперативно выведена из работы"/>
-                  <w:listItem w:displayText="КП / ОБР В: Блокировка включения" w:value="КП / ОБР В: Блокировка включения"/>
-                  <w:listItem w:displayText="КП / ОБР В: Разрешить включение" w:value="КП / ОБР В: Разрешить включение"/>
-                  <w:listItem w:displayText="КП / ОБР ВЭ1: Разрешение управления первым выкатным элементом" w:value="КП / ОБР ВЭ1: Разрешение управления первым выкатным элементом"/>
-                  <w:listItem w:displayText="КП / ОБР ВЭ2: Разрешение управления вторым выкатным элементом" w:value="КП / ОБР ВЭ2: Разрешение управления вторым выкатным элементом"/>
-                  <w:listItem w:displayText="КП / ОБР ЗН: Разрешение управления заземляющим ножом" w:value="КП / ОБР ЗН: Разрешение управления заземляющим ножом"/>
-                  <w:listItem w:displayText="КП / УВ: Включение с контролем синхронизма" w:value="КП / УВ: Включение с контролем синхронизма"/>
-                  <w:listItem w:displayText="КП / УВ: Включить выключатель" w:value="КП / УВ: Включить выключатель"/>
-                  <w:listItem w:displayText="КП / УВ: Задержка включения с контролем синхронизма" w:value="КП / УВ: Задержка включения с контролем синхронизма"/>
-                  <w:listItem w:displayText="КП / УВ: Идет переключение" w:value="КП / УВ: Идет переключение"/>
-                  <w:listItem w:displayText="КП / УВ: Отключить выключатель" w:value="КП / УВ: Отключить выключатель"/>
-                  <w:listItem w:displayText="КП / УВ: Поведение местного управления" w:value="КП / УВ: Поведение местного управления"/>
-                  <w:listItem w:displayText="КП / УВ: Положение В (Включено)" w:value="КП / УВ: Положение В (Включено)"/>
-                  <w:listItem w:displayText="КП / УВ: Положение В (Не определено)" w:value="КП / УВ: Положение В (Не определено)"/>
-                  <w:listItem w:displayText="КП / УВ: Положение В (Неисправность)" w:value="КП / УВ: Положение В (Неисправность)"/>
-                  <w:listItem w:displayText="КП / УВ: Положение В (Отключено)" w:value="КП / УВ: Положение В (Отключено)"/>
-                  <w:listItem w:displayText="КП / УВ: Положение ключа режима управления" w:value="КП / УВ: Положение ключа режима управления"/>
-                  <w:listItem w:displayText="КП / УВ: Право переключения на уровне станции" w:value="КП / УВ: Право переключения на уровне станции"/>
-                  <w:listItem w:displayText="КП / УВ: Сигнал превышения допустимого времени переключения" w:value="КП / УВ: Сигнал превышения допустимого времени переключения"/>
-                  <w:listItem w:displayText="КП / УВ: Функция введена в работу" w:value="КП / УВ: Функция введена в работу"/>
-                  <w:listItem w:displayText="КП / УВЭ1: Вкатить первый выкатной элемент" w:value="КП / УВЭ1: Вкатить первый выкатной элемент"/>
-                  <w:listItem w:displayText="КП / УВЭ1: Выкатить первый выкатной элемент" w:value="КП / УВЭ1: Выкатить первый выкатной элемент"/>
-                  <w:listItem w:displayText="КП / УВЭ1: Идет переключение" w:value="КП / УВЭ1: Идет переключение"/>
-                  <w:listItem w:displayText="КП / УВЭ1: Поведение местного управления" w:value="КП / УВЭ1: Поведение местного управления"/>
-                  <w:listItem w:displayText="КП / УВЭ1: Положение ВЭ1 (Вкачен)" w:value="КП / УВЭ1: Положение ВЭ1 (Вкачен)"/>
-                  <w:listItem w:displayText="КП / УВЭ1: Положение ВЭ1 (Выкачен)" w:value="КП / УВЭ1: Положение ВЭ1 (Выкачен)"/>
-                  <w:listItem w:displayText="КП / УВЭ1: Положение ВЭ1 (Не определено)" w:value="КП / УВЭ1: Положение ВЭ1 (Не определено)"/>
-                  <w:listItem w:displayText="КП / УВЭ1: Положение ВЭ1 (Неисправность)" w:value="КП / УВЭ1: Положение ВЭ1 (Неисправность)"/>
-                  <w:listItem w:displayText="КП / УВЭ1: Положение ключа режима управления" w:value="КП / УВЭ1: Положение ключа режима управления"/>
-                  <w:listItem w:displayText="КП / УВЭ1: Право переключения на уровне станции" w:value="КП / УВЭ1: Право переключения на уровне станции"/>
-                  <w:listItem w:displayText="КП / УВЭ1: Сигнал превышения допустимого времени переключения" w:value="КП / УВЭ1: Сигнал превышения допустимого времени переключения"/>
-                  <w:listItem w:displayText="КП / УВЭ1: Функция введена в работу" w:value="КП / УВЭ1: Функция введена в работу"/>
-                  <w:listItem w:displayText="КП / УВЭ2: Вкатить второй выкатной элемент" w:value="КП / УВЭ2: Вкатить второй выкатной элемент"/>
-                  <w:listItem w:displayText="КП / УВЭ2: Выкатить второй выкатной элемент" w:value="КП / УВЭ2: Выкатить второй выкатной элемент"/>
-                  <w:listItem w:displayText="КП / УВЭ2: Идет переключение" w:value="КП / УВЭ2: Идет переключение"/>
-                  <w:listItem w:displayText="КП / УВЭ2: Поведение местного управления" w:value="КП / УВЭ2: Поведение местного управления"/>
-                  <w:listItem w:displayText="КП / УВЭ2: Положение ВЭ2 (Вкачен)" w:value="КП / УВЭ2: Положение ВЭ2 (Вкачен)"/>
-                  <w:listItem w:displayText="КП / УВЭ2: Положение ВЭ2 (Выкачен)" w:value="КП / УВЭ2: Положение ВЭ2 (Выкачен)"/>
-                  <w:listItem w:displayText="КП / УВЭ2: Положение ВЭ2 (Не определено)" w:value="КП / УВЭ2: Положение ВЭ2 (Не определено)"/>
-                  <w:listItem w:displayText="КП / УВЭ2: Положение ВЭ2 (Неисправность)" w:value="КП / УВЭ2: Положение ВЭ2 (Неисправность)"/>
-                  <w:listItem w:displayText="КП / УВЭ2: Положение ключа режима управления" w:value="КП / УВЭ2: Положение ключа режима управления"/>
-                  <w:listItem w:displayText="КП / УВЭ2: Право переключения на уровне станции" w:value="КП / УВЭ2: Право переключения на уровне станции"/>
-                  <w:listItem w:displayText="КП / УВЭ2: Сигнал превышения допустимого времени переключения" w:value="КП / УВЭ2: Сигнал превышения допустимого времени переключения"/>
-                  <w:listItem w:displayText="КП / УВЭ2: Функция введена в работу" w:value="КП / УВЭ2: Функция введена в работу"/>
-                  <w:listItem w:displayText="КП / УЗН: Включить заземляющий нож" w:value="КП / УЗН: Включить заземляющий нож"/>
-                  <w:listItem w:displayText="КП / УЗН: Идет переключение" w:value="КП / УЗН: Идет переключение"/>
-                  <w:listItem w:displayText="КП / УЗН: Отключить заземляющий нож" w:value="КП / УЗН: Отключить заземляющий нож"/>
-                  <w:listItem w:displayText="КП / УЗН: Поведение местного управления" w:value="КП / УЗН: Поведение местного управления"/>
-                  <w:listItem w:displayText="КП / УЗН: Положение ЗН (Включено)" w:value="КП / УЗН: Положение ЗН (Включено)"/>
-                  <w:listItem w:displayText="КП / УЗН: Положение ЗН (Не определено)" w:value="КП / УЗН: Положение ЗН (Не определено)"/>
-                  <w:listItem w:displayText="КП / УЗН: Положение ЗН (Неисправность)" w:value="КП / УЗН: Положение ЗН (Неисправность)"/>
-                  <w:listItem w:displayText="КП / УЗН: Положение ЗН (Отключено)" w:value="КП / УЗН: Положение ЗН (Отключено)"/>
-                  <w:listItem w:displayText="КП / УЗН: Положение ключа режима управления" w:value="КП / УЗН: Положение ключа режима управления"/>
-                  <w:listItem w:displayText="КП / УЗН: Право переключения на уровне станции" w:value="КП / УЗН: Право переключения на уровне станции"/>
-                  <w:listItem w:displayText="КП / УЗН: Сигнал превышения допустимого времени переключения" w:value="КП / УЗН: Сигнал превышения допустимого времени переключения"/>
-                  <w:listItem w:displayText="КП / УЗН: Функция введена в работу" w:value="КП / УЗН: Функция введена в работу"/>
-                  <w:listItem w:displayText="КРВ / КРВ: Превышен коммутационный ресурс выключателя" w:value="КРВ / КРВ: Превышен коммутационный ресурс выключателя"/>
-                  <w:listItem w:displayText="КРВ / КРВ: Превышен механический ресурс выключателя" w:value="КРВ / КРВ: Превышен механический ресурс выключателя"/>
-                  <w:listItem w:displayText="КРВ / КРВ: Превышен ресурс выключателя" w:value="КРВ / КРВ: Превышен ресурс выключателя"/>
-                  <w:listItem w:displayText="КРВ / КРВ: Функция введена в работу" w:value="КРВ / КРВ: Функция введена в работу"/>
+                  <w:listItem w:displayText="КНН 1сш / КНН 1сш: Пуск" w:value="КНН 1сш / КНН 1сш: Пуск"/>
+                  <w:listItem w:displayText="КНН 1сш / КНН 1сш: Пуск ИО напряжения" w:value="КНН 1сш / КНН 1сш: Пуск ИО напряжения"/>
+                  <w:listItem w:displayText="КНН 1сш / КНН 1сш: Пуск ИО напряжения ОП" w:value="КНН 1сш / КНН 1сш: Пуск ИО напряжения ОП"/>
+                  <w:listItem w:displayText="КНН 1сш / КНН 1сш: Функция введена в работу" w:value="КНН 1сш / КНН 1сш: Функция введена в работу"/>
+                  <w:listItem w:displayText="КНН 1сш / КНН 1сш: Функция оперативно выведена из работы" w:value="КНН 1сш / КНН 1сш: Функция оперативно выведена из работы"/>
+                  <w:listItem w:displayText="КНН 2сш / КНН 2сш: Пуск" w:value="КНН 2сш / КНН 2сш: Пуск"/>
+                  <w:listItem w:displayText="КНН 2сш / КНН 2сш: Пуск ИО напряжения" w:value="КНН 2сш / КНН 2сш: Пуск ИО напряжения"/>
+                  <w:listItem w:displayText="КНН 2сш / КНН 2сш: Пуск ИО напряжения ОП" w:value="КНН 2сш / КНН 2сш: Пуск ИО напряжения ОП"/>
+                  <w:listItem w:displayText="КНН 2сш / КНН 2сш: Функция введена в работу" w:value="КНН 2сш / КНН 2сш: Функция введена в работу"/>
+                  <w:listItem w:displayText="КНН 2сш / КНН 2сш: Функция оперативно выведена из работы" w:value="КНН 2сш / КНН 2сш: Функция оперативно выведена из работы"/>
+                  <w:listItem w:displayText="КОН 1сш / КОН 1сш: Пуск" w:value="КОН 1сш / КОН 1сш: Пуск"/>
+                  <w:listItem w:displayText="КОН 1сш / КОН 1сш: Пуск ИО напряжения" w:value="КОН 1сш / КОН 1сш: Пуск ИО напряжения"/>
+                  <w:listItem w:displayText="КОН 1сш / КОН 1сш: Пуск ИО напряжения ОП" w:value="КОН 1сш / КОН 1сш: Пуск ИО напряжения ОП"/>
+                  <w:listItem w:displayText="КОН 1сш / КОН 1сш: Функция введена в работу" w:value="КОН 1сш / КОН 1сш: Функция введена в работу"/>
+                  <w:listItem w:displayText="КОН 1сш / КОН 1сш: Функция оперативно выведена из работы" w:value="КОН 1сш / КОН 1сш: Функция оперативно выведена из работы"/>
+                  <w:listItem w:displayText="КОН 2сш / КОН 2сш: Пуск" w:value="КОН 2сш / КОН 2сш: Пуск"/>
+                  <w:listItem w:displayText="КОН 2сш / КОН 2сш: Пуск ИО напряжения" w:value="КОН 2сш / КОН 2сш: Пуск ИО напряжения"/>
+                  <w:listItem w:displayText="КОН 2сш / КОН 2сш: Пуск ИО напряжения ОП" w:value="КОН 2сш / КОН 2сш: Пуск ИО напряжения ОП"/>
+                  <w:listItem w:displayText="КОН 2сш / КОН 2сш: Функция введена в работу" w:value="КОН 2сш / КОН 2сш: Функция введена в работу"/>
+                  <w:listItem w:displayText="КОН 2сш / КОН 2сш: Функция оперативно выведена из работы" w:value="КОН 2сш / КОН 2сш: Функция оперативно выведена из работы"/>
                   <w:listItem w:displayText="КС / КС: Блокировка по скорости изменения частоты" w:value="КС / КС: Блокировка по скорости изменения частоты"/>
                   <w:listItem w:displayText="КС / КС: Нет условий по напряжению" w:value="КС / КС: Нет условий по напряжению"/>
                   <w:listItem w:displayText="КС / КС: Нет условий по углу" w:value="КС / КС: Нет условий по углу"/>
@@ -9506,22 +7384,9 @@
                   <w:listItem w:displayText="КС / КС: Общий пуск" w:value="КС / КС: Общий пуск"/>
                   <w:listItem w:displayText="КС / КС: Пуск условий ожидания синхронизма" w:value="КС / КС: Пуск условий ожидания синхронизма"/>
                   <w:listItem w:displayText="КС / КС: Пуск условий улавливания синхронизма" w:value="КС / КС: Пуск условий улавливания синхронизма"/>
-                  <w:listItem w:displayText="КС / КС: Разрешение автоматического включения" w:value="КС / КС: Разрешение автоматического включения"/>
                   <w:listItem w:displayText="КС / КС: Разрешение оперативного включения" w:value="КС / КС: Разрешение оперативного включения"/>
                   <w:listItem w:displayText="КС / КС: Функция введена в работу" w:value="КС / КС: Функция введена в работу"/>
                   <w:listItem w:displayText="КС / КС: Функция оперативно выведена из работы" w:value="КС / КС: Функция оперативно выведена из работы"/>
-                  <w:listItem w:displayText="КСВ / КСВ: Блокировка включения В" w:value="КСВ / КСВ: Блокировка включения В"/>
-                  <w:listItem w:displayText="КСВ / КСВ: Блокировка отключения В" w:value="КСВ / КСВ: Блокировка отключения В"/>
-                  <w:listItem w:displayText="КСВ / КСВ: В аварийно отключен" w:value="КСВ / КСВ: В аварийно отключен"/>
-                  <w:listItem w:displayText="КСВ / КСВ: В самопроизвольно отключен" w:value="КСВ / КСВ: В самопроизвольно отключен"/>
-                  <w:listItem w:displayText="КСВ / КСВ: Защита ЭМВ" w:value="КСВ / КСВ: Защита ЭМВ"/>
-                  <w:listItem w:displayText="КСВ / КСВ: Защита ЭМО1" w:value="КСВ / КСВ: Защита ЭМО1"/>
-                  <w:listItem w:displayText="КСВ / КСВ: Защита ЭМО2" w:value="КСВ / КСВ: Защита ЭМО2"/>
-                  <w:listItem w:displayText="КСВ / КСВ: Неисправность В" w:value="КСВ / КСВ: Неисправность В"/>
-                  <w:listItem w:displayText="КСВ / КСВ: Неисправность цепей ЭМУ" w:value="КСВ / КСВ: Неисправность цепей ЭМУ"/>
-                  <w:listItem w:displayText="КСВ / КСВ: Реле фиксации команды" w:value="КСВ / КСВ: Реле фиксации команды"/>
-                  <w:listItem w:displayText="КСВ / КСВ: Функция введена в работу" w:value="КСВ / КСВ: Функция введена в работу"/>
-                  <w:listItem w:displayText="КСВ / КСВ: Функция оперативно выведена из работы" w:value="КСВ / КСВ: Функция оперативно выведена из работы"/>
                   <w:listItem w:displayText="ЛЗШ / ЛЗШ: Обнаружение неисправности" w:value="ЛЗШ / ЛЗШ: Обнаружение неисправности"/>
                   <w:listItem w:displayText="ЛЗШ / ЛЗШ: Пуск" w:value="ЛЗШ / ЛЗШ: Пуск"/>
                   <w:listItem w:displayText="ЛЗШ / ЛЗШ: Пуск ИО тока по фазе B" w:value="ЛЗШ / ЛЗШ: Пуск ИО тока по фазе B"/>
@@ -9534,27 +7399,19 @@
                   <w:listItem w:displayText="ЛЗШ / ЛЗШ: Срабатывание на сигнал" w:value="ЛЗШ / ЛЗШ: Срабатывание на сигнал"/>
                   <w:listItem w:displayText="ЛЗШ / ЛЗШ: Функция введена в работу" w:value="ЛЗШ / ЛЗШ: Функция введена в работу"/>
                   <w:listItem w:displayText="ЛЗШ / ЛЗШ: Функция оперативно выведена из работы" w:value="ЛЗШ / ЛЗШ: Функция оперативно выведена из работы"/>
-                  <w:listItem w:displayText="ЛОВ / ЗАВР ЛО: Запрет АВР" w:value="ЛОВ / ЗАВР ЛО: Запрет АВР"/>
-                  <w:listItem w:displayText="ЛОВ / ЗАВР ЛО: Функция введена в работу" w:value="ЛОВ / ЗАВР ЛО: Функция введена в работу"/>
-                  <w:listItem w:displayText="ЛОВ / ЗАВР ЛО: Функция оперативно выведена из работы" w:value="ЛОВ / ЗАВР ЛО: Функция оперативно выведена из работы"/>
-                  <w:listItem w:displayText="ЛОВ / ЗАПВ: Запрет АПВ" w:value="ЛОВ / ЗАПВ: Запрет АПВ"/>
-                  <w:listItem w:displayText="ЛОВ / ЗАПВ: Функция введена в работу" w:value="ЛОВ / ЗАПВ: Функция введена в работу"/>
-                  <w:listItem w:displayText="ЛОВ / ЗАПВ: Функция оперативно выведена из работы" w:value="ЛОВ / ЗАПВ: Функция оперативно выведена из работы"/>
-                  <w:listItem w:displayText="ЛОВ / ЛВ ВНР: Включение с КС" w:value="ЛОВ / ЛВ ВНР: Включение с КС"/>
-                  <w:listItem w:displayText="ЛОВ / ЛВ ВНР: Включить" w:value="ЛОВ / ЛВ ВНР: Включить"/>
-                  <w:listItem w:displayText="ЛОВ / ЛВ ВНР: Задержка включения с КС" w:value="ЛОВ / ЛВ ВНР: Задержка включения с КС"/>
-                  <w:listItem w:displayText="ЛОВ / ЛВ ВНР: Функция введена в работу" w:value="ЛОВ / ЛВ ВНР: Функция введена в работу"/>
-                  <w:listItem w:displayText="ЛОВ / ЛВ ВНР: Функция оперативно выведена из работы" w:value="ЛОВ / ЛВ ВНР: Функция оперативно выведена из работы"/>
-                  <w:listItem w:displayText="ЛОВ / ЛО ВНР: Отключение" w:value="ЛОВ / ЛО ВНР: Отключение"/>
-                  <w:listItem w:displayText="ЛОВ / ЛО ВНР: Отключить" w:value="ЛОВ / ЛО ВНР: Отключить"/>
-                  <w:listItem w:displayText="ЛОВ / ЛО ВНР: Функция введена в работу" w:value="ЛОВ / ЛО ВНР: Функция введена в работу"/>
-                  <w:listItem w:displayText="ЛОВ / ЛО ВНР: Функция оперативно выведена из работы" w:value="ЛОВ / ЛО ВНР: Функция оперативно выведена из работы"/>
-                  <w:listItem w:displayText="ЛОВ / ЛО РЗ: Отключение" w:value="ЛОВ / ЛО РЗ: Отключение"/>
-                  <w:listItem w:displayText="ЛОВ / ЛО РЗ: Отключить" w:value="ЛОВ / ЛО РЗ: Отключить"/>
-                  <w:listItem w:displayText="ЛОВ / ЛО РЗ: Функция введена в работу" w:value="ЛОВ / ЛО РЗ: Функция введена в работу"/>
-                  <w:listItem w:displayText="ЛОВ / ЛО РЗ: Функция оперативно выведена из работы" w:value="ЛОВ / ЛО РЗ: Функция оперативно выведена из работы"/>
+                  <w:listItem w:displayText="ЛО / ЗАВР ЛО: Запрет АВР" w:value="ЛО / ЗАВР ЛО: Запрет АВР"/>
+                  <w:listItem w:displayText="ЛО / ЗАВР ЛО: Функция введена в работу" w:value="ЛО / ЗАВР ЛО: Функция введена в работу"/>
+                  <w:listItem w:displayText="ЛО / ЗАВР ЛО: Функция оперативно выведена из работы" w:value="ЛО / ЗАВР ЛО: Функция оперативно выведена из работы"/>
+                  <w:listItem w:displayText="ЛО / ЛО ВНР: Отключение" w:value="ЛО / ЛО ВНР: Отключение"/>
+                  <w:listItem w:displayText="ЛО / ЛО ВНР: Отключить" w:value="ЛО / ЛО ВНР: Отключить"/>
+                  <w:listItem w:displayText="ЛО / ЛО ВНР: Функция введена в работу" w:value="ЛО / ЛО ВНР: Функция введена в работу"/>
+                  <w:listItem w:displayText="ЛО / ЛО ВНР: Функция оперативно выведена из работы" w:value="ЛО / ЛО ВНР: Функция оперативно выведена из работы"/>
+                  <w:listItem w:displayText="ЛО / ЛО РЗ: Отключение" w:value="ЛО / ЛО РЗ: Отключение"/>
+                  <w:listItem w:displayText="ЛО / ЛО РЗ: Отключить" w:value="ЛО / ЛО РЗ: Отключить"/>
+                  <w:listItem w:displayText="ЛО / ЛО РЗ: Функция введена в работу" w:value="ЛО / ЛО РЗ: Функция введена в работу"/>
+                  <w:listItem w:displayText="ЛО / ЛО РЗ: Функция оперативно выведена из работы" w:value="ЛО / ЛО РЗ: Функция оперативно выведена из работы"/>
                   <w:listItem w:displayText="МТЗ / АУ МТЗ: Пуск АУ" w:value="МТЗ / АУ МТЗ: Пуск АУ"/>
-                  <w:listItem w:displayText="МТЗ / БЛЗТ: Блокировка" w:value="МТЗ / БЛЗТ: Блокировка"/>
+                  <w:listItem w:displayText="МТЗ / БЛЗШ: Блокировка ЛЗШ" w:value="МТЗ / БЛЗШ: Блокировка ЛЗШ"/>
                   <w:listItem w:displayText="МТЗ / БНТ: Пуск БНТ" w:value="МТЗ / БНТ: Пуск БНТ"/>
                   <w:listItem w:displayText="МТЗ / БНТ: Пуск БНТ по фазе A" w:value="МТЗ / БНТ: Пуск БНТ по фазе A"/>
                   <w:listItem w:displayText="МТЗ / БНТ: Пуск БНТ по фазе B" w:value="МТЗ / БНТ: Пуск БНТ по фазе B"/>
@@ -9596,6 +7453,18 @@
                   <w:listItem w:displayText="МТЗ / МТЗ 3 ст.: Срабатывание на сигнал" w:value="МТЗ / МТЗ 3 ст.: Срабатывание на сигнал"/>
                   <w:listItem w:displayText="МТЗ / МТЗ 3 ст.: Функция введена в работу" w:value="МТЗ / МТЗ 3 ст.: Функция введена в работу"/>
                   <w:listItem w:displayText="МТЗ / МТЗ 3 ст.: Функция оперативно выведена из работы" w:value="МТЗ / МТЗ 3 ст.: Функция оперативно выведена из работы"/>
+                  <w:listItem w:displayText="МТЗ / МТЗ 4 ст.: Пуск" w:value="МТЗ / МТЗ 4 ст.: Пуск"/>
+                  <w:listItem w:displayText="МТЗ / МТЗ 4 ст.: Пуск ИО тока по фазе B" w:value="МТЗ / МТЗ 4 ст.: Пуск ИО тока по фазе B"/>
+                  <w:listItem w:displayText="МТЗ / МТЗ 4 ст.: Пуск ИО тока по фазе C" w:value="МТЗ / МТЗ 4 ст.: Пуск ИО тока по фазе C"/>
+                  <w:listItem w:displayText="МТЗ / МТЗ 4 ст.: Пуск ИО тока по фазе А" w:value="МТЗ / МТЗ 4 ст.: Пуск ИО тока по фазе А"/>
+                  <w:listItem w:displayText="МТЗ / МТЗ 4 ст.: Пуск ФВН" w:value="МТЗ / МТЗ 4 ст.: Пуск ФВН"/>
+                  <w:listItem w:displayText="МТЗ / МТЗ 4 ст.: Пуск по фазе B" w:value="МТЗ / МТЗ 4 ст.: Пуск по фазе B"/>
+                  <w:listItem w:displayText="МТЗ / МТЗ 4 ст.: Пуск по фазе C" w:value="МТЗ / МТЗ 4 ст.: Пуск по фазе C"/>
+                  <w:listItem w:displayText="МТЗ / МТЗ 4 ст.: Пуск по фазе А" w:value="МТЗ / МТЗ 4 ст.: Пуск по фазе А"/>
+                  <w:listItem w:displayText="МТЗ / МТЗ 4 ст.: Срабатывание" w:value="МТЗ / МТЗ 4 ст.: Срабатывание"/>
+                  <w:listItem w:displayText="МТЗ / МТЗ 4 ст.: Срабатывание на сигнал" w:value="МТЗ / МТЗ 4 ст.: Срабатывание на сигнал"/>
+                  <w:listItem w:displayText="МТЗ / МТЗ 4 ст.: Функция введена в работу" w:value="МТЗ / МТЗ 4 ст.: Функция введена в работу"/>
+                  <w:listItem w:displayText="МТЗ / МТЗ 4 ст.: Функция оперативно выведена из работы" w:value="МТЗ / МТЗ 4 ст.: Функция оперативно выведена из работы"/>
                   <w:listItem w:displayText="МТЗ / МТЗ: Пуск" w:value="МТЗ / МТЗ: Пуск"/>
                   <w:listItem w:displayText="МТЗ / ОНМ: Обратное направление" w:value="МТЗ / ОНМ: Обратное направление"/>
                   <w:listItem w:displayText="МТЗ / ОНМ: Обратное направление по фазе B" w:value="МТЗ / ОНМ: Обратное направление по фазе B"/>
@@ -9610,59 +7479,6 @@
                   <w:listItem w:displayText="МТЗ / ОНМ: Пуск по фазе C" w:value="МТЗ / ОНМ: Пуск по фазе C"/>
                   <w:listItem w:displayText="МТЗ / ОНМ: Пуск по фазе А" w:value="МТЗ / ОНМ: Пуск по фазе А"/>
                   <w:listItem w:displayText="МТЗ / ОУ МТЗ: Срабатывание" w:value="МТЗ / ОУ МТЗ: Срабатывание"/>
-                  <w:listItem w:displayText="ПДС / В: Поведение местного управления" w:value="ПДС / В: Поведение местного управления"/>
-                  <w:listItem w:displayText="ПДС / В: Положение ключа режима управления" w:value="ПДС / В: Положение ключа режима управления"/>
-                  <w:listItem w:displayText="ПДС / В: Положение ключа режима управления привода В" w:value="ПДС / В: Положение ключа режима управления привода В"/>
-                  <w:listItem w:displayText="ПДС / В: Право переключения на уровне станции" w:value="ПДС / В: Право переключения на уровне станции"/>
-                  <w:listItem w:displayText="ПДС / ВЭ1: Поведение местного управления" w:value="ПДС / ВЭ1: Поведение местного управления"/>
-                  <w:listItem w:displayText="ПДС / ВЭ1: Положение ключа режима управления" w:value="ПДС / ВЭ1: Положение ключа режима управления"/>
-                  <w:listItem w:displayText="ПДС / ВЭ1: Право переключения на уровне станции" w:value="ПДС / ВЭ1: Право переключения на уровне станции"/>
-                  <w:listItem w:displayText="ПДС / ВЭ1: Ремонтное положение коммутационного аппарата" w:value="ПДС / ВЭ1: Ремонтное положение коммутационного аппарата"/>
-                  <w:listItem w:displayText="ПДС / ВЭ2: Поведение местного управления" w:value="ПДС / ВЭ2: Поведение местного управления"/>
-                  <w:listItem w:displayText="ПДС / ВЭ2: Положение ключа режима управления" w:value="ПДС / ВЭ2: Положение ключа режима управления"/>
-                  <w:listItem w:displayText="ПДС / ВЭ2: Право переключения на уровне станции" w:value="ПДС / ВЭ2: Право переключения на уровне станции"/>
-                  <w:listItem w:displayText="ПДС / ВЭ2: Ремонтное положение коммутационного аппарата" w:value="ПДС / ВЭ2: Ремонтное положение коммутационного аппарата"/>
-                  <w:listItem w:displayText="ПДС / ЗН: Поведение местного управления" w:value="ПДС / ЗН: Поведение местного управления"/>
-                  <w:listItem w:displayText="ПДС / ЗН: Положение ключа режима управления" w:value="ПДС / ЗН: Положение ключа режима управления"/>
-                  <w:listItem w:displayText="ПДС / ЗН: Право переключения на уровне станции" w:value="ПДС / ЗН: Право переключения на уровне станции"/>
-                  <w:listItem w:displayText="ПДС / КИ: Аварийный уровень изоляции" w:value="ПДС / КИ: Аварийный уровень изоляции"/>
-                  <w:listItem w:displayText="ПДС / КИ: Низкий уровень изоляции" w:value="ПДС / КИ: Низкий уровень изоляции"/>
-                  <w:listItem w:displayText="ПДС / КПруж: Пружина не заведена" w:value="ПДС / КПруж: Пружина не заведена"/>
-                  <w:listItem w:displayText="ПДС / КЦВ: Контроль цепи ЭМВ" w:value="ПДС / КЦВ: Контроль цепи ЭМВ"/>
-                  <w:listItem w:displayText="ПДС / КЦВ: Контроль цепи ЭМО1" w:value="ПДС / КЦВ: Контроль цепи ЭМО1"/>
-                  <w:listItem w:displayText="ПДС / КЦВ: Контроль цепи ЭМО2" w:value="ПДС / КЦВ: Контроль цепи ЭМО2"/>
-                  <w:listItem w:displayText="ПДС / КЦВ: Работа ЭМВ" w:value="ПДС / КЦВ: Работа ЭМВ"/>
-                  <w:listItem w:displayText="ПДС / КЦВ: Работа ЭМО1" w:value="ПДС / КЦВ: Работа ЭМО1"/>
-                  <w:listItem w:displayText="ПДС / КЦВ: Работа ЭМО2" w:value="ПДС / КЦВ: Работа ЭМО2"/>
-                  <w:listItem w:displayText="ПДС / ПДС: Функция введена в работу" w:value="ПДС / ПДС: Функция введена в работу"/>
-                  <w:listItem w:displayText="ПДС / ПДС: Функция оперативно выведена из работы" w:value="ПДС / ПДС: Функция оперативно выведена из работы"/>
-                  <w:listItem w:displayText="ПДС НКУ / SA1: Цепь управления введена" w:value="ПДС НКУ / SA1: Цепь управления введена"/>
-                  <w:listItem w:displayText="ПДС НКУ / SA2: Цепь управления введена" w:value="ПДС НКУ / SA2: Цепь управления введена"/>
-                  <w:listItem w:displayText="ПДС НКУ / SA3: Цепь управления введена" w:value="ПДС НКУ / SA3: Цепь управления введена"/>
-                  <w:listItem w:displayText="ПДС НКУ / SA4: Цепь управления введена" w:value="ПДС НКУ / SA4: Цепь управления введена"/>
-                  <w:listItem w:displayText="ПДС НКУ / SF1: Автоматический выключатель отключен" w:value="ПДС НКУ / SF1: Автоматический выключатель отключен"/>
-                  <w:listItem w:displayText="ПДС НКУ / SF2: Автоматический выключатель отключен" w:value="ПДС НКУ / SF2: Автоматический выключатель отключен"/>
-                  <w:listItem w:displayText="ПДС НКУ / SG1: Рабочее положение испытательного блока" w:value="ПДС НКУ / SG1: Рабочее положение испытательного блока"/>
-                  <w:listItem w:displayText="ПДС НКУ / SG2: Рабочее положение испытательного блока" w:value="ПДС НКУ / SG2: Рабочее положение испытательного блока"/>
-                  <w:listItem w:displayText="ПДС НКУ / SG3: Рабочее положение испытательного блока" w:value="ПДС НКУ / SG3: Рабочее положение испытательного блока"/>
-                  <w:listItem w:displayText="ПДС НКУ / Дверь: Дверь отсека/ шкафа закрыта" w:value="ПДС НКУ / Дверь: Дверь отсека/ шкафа закрыта"/>
-                  <w:listItem w:displayText="ПДС НКУ / Дверь: Дверь отсека/ шкафа открыта" w:value="ПДС НКУ / Дверь: Дверь отсека/ шкафа открыта"/>
-                  <w:listItem w:displayText="ПДС НКУ / ОТ ОБР 1: Неисправность оперативного тока цепей ОБР 1" w:value="ПДС НКУ / ОТ ОБР 1: Неисправность оперативного тока цепей ОБР 1"/>
-                  <w:listItem w:displayText="ПДС НКУ / ОТ ОБР 2: Неисправность оперативного тока цепей ОБР 2" w:value="ПДС НКУ / ОТ ОБР 2: Неисправность оперативного тока цепей ОБР 2"/>
-                  <w:listItem w:displayText="ПДС НКУ / ОТ ЦСВ: Неисправность ОТ цепей сигнализации В" w:value="ПДС НКУ / ОТ ЦСВ: Неисправность ОТ цепей сигнализации В"/>
-                  <w:listItem w:displayText="ПДС НКУ / ОТ ЭМО1, ЭМВ: Неисправность оперативного тока цепей ЭМВ, ЭМО1" w:value="ПДС НКУ / ОТ ЭМО1, ЭМВ: Неисправность оперативного тока цепей ЭМВ, ЭМО1"/>
-                  <w:listItem w:displayText="ПДС НКУ / ОТ ЭМО2: Неисправность оперативного тока цепей ЭМО2" w:value="ПДС НКУ / ОТ ЭМО2: Неисправность оперативного тока цепей ЭМО2"/>
-                  <w:listItem w:displayText="ПДС НКУ / ПДС НКУ: Функция введена в работу" w:value="ПДС НКУ / ПДС НКУ: Функция введена в работу"/>
-                  <w:listItem w:displayText="ПДС НКУ / ПДС НКУ: Функция оперативно выведена из работы" w:value="ПДС НКУ / ПДС НКУ: Функция оперативно выведена из работы"/>
-                  <w:listItem w:displayText="ПДС НКУ / Пер.ав.дебл.см.яч.: Цепи аварийной деблокировки ячейки выведены" w:value="ПДС НКУ / Пер.ав.дебл.см.яч.: Цепи аварийной деблокировки ячейки выведены"/>
-                  <w:listItem w:displayText="ПС / ПС: Пуск предупредительной сигнализации" w:value="ПС / ПС: Пуск предупредительной сигнализации"/>
-                  <w:listItem w:displayText="ПС / ПС: Пуск предупредительной сигнализации (импульс)" w:value="ПС / ПС: Пуск предупредительной сигнализации (импульс)"/>
-                  <w:listItem w:displayText="СС / СС: БИ выведены" w:value="СС / СС: БИ выведены"/>
-                  <w:listItem w:displayText="СС / СС: Выходные цепи разобраны" w:value="СС / СС: Выходные цепи разобраны"/>
-                  <w:listItem w:displayText="СС / СС: Неисправность КА" w:value="СС / СС: Неисправность КА"/>
-                  <w:listItem w:displayText="СС / СС: Общий внешний сигнал" w:value="СС / СС: Общий внешний сигнал"/>
-                  <w:listItem w:displayText="СС / СС: Превышение времени переключения КА" w:value="СС / СС: Превышение времени переключения КА"/>
-                  <w:listItem w:displayText="СС / СС: Сигнализация цепей опер.тока" w:value="СС / СС: Сигнализация цепей опер.тока"/>
                   <w:listItem w:displayText="ТЗНП / АУ ТЗНП: Пуск автоматического ускорения ТЗНП" w:value="ТЗНП / АУ ТЗНП: Пуск автоматического ускорения ТЗНП"/>
                   <w:listItem w:displayText="ТЗНП / БНТ НП: Пуск БНТ НП" w:value="ТЗНП / БНТ НП: Пуск БНТ НП"/>
                   <w:listItem w:displayText="ТЗНП / БЧС: Блокировка чувствительных ступеней" w:value="ТЗНП / БЧС: Блокировка чувствительных ступеней"/>
@@ -9684,6 +7500,20 @@
                   <w:listItem w:displayText="ТЗНП / ТЗНП 2 ст.: Срабатывание на сигнал" w:value="ТЗНП / ТЗНП 2 ст.: Срабатывание на сигнал"/>
                   <w:listItem w:displayText="ТЗНП / ТЗНП 2 ст.: Функция введена в работу" w:value="ТЗНП / ТЗНП 2 ст.: Функция введена в работу"/>
                   <w:listItem w:displayText="ТЗНП / ТЗНП 2 ст.: Функция оперативно выведена из работы" w:value="ТЗНП / ТЗНП 2 ст.: Функция оперативно выведена из работы"/>
+                  <w:listItem w:displayText="ТЗНП / ТЗНП 3 ст.: Пуск" w:value="ТЗНП / ТЗНП 3 ст.: Пуск"/>
+                  <w:listItem w:displayText="ТЗНП / ТЗНП 3 ст.: Пуск ИО напряжения НП" w:value="ТЗНП / ТЗНП 3 ст.: Пуск ИО напряжения НП"/>
+                  <w:listItem w:displayText="ТЗНП / ТЗНП 3 ст.: Пуск ИО тока НП" w:value="ТЗНП / ТЗНП 3 ст.: Пуск ИО тока НП"/>
+                  <w:listItem w:displayText="ТЗНП / ТЗНП 3 ст.: Срабатывание" w:value="ТЗНП / ТЗНП 3 ст.: Срабатывание"/>
+                  <w:listItem w:displayText="ТЗНП / ТЗНП 3 ст.: Срабатывание на сигнал" w:value="ТЗНП / ТЗНП 3 ст.: Срабатывание на сигнал"/>
+                  <w:listItem w:displayText="ТЗНП / ТЗНП 3 ст.: Функция введена в работу" w:value="ТЗНП / ТЗНП 3 ст.: Функция введена в работу"/>
+                  <w:listItem w:displayText="ТЗНП / ТЗНП 3 ст.: Функция оперативно выведена из работы" w:value="ТЗНП / ТЗНП 3 ст.: Функция оперативно выведена из работы"/>
+                  <w:listItem w:displayText="ТЗНП / ТЗНП 4 ст.: Пуск" w:value="ТЗНП / ТЗНП 4 ст.: Пуск"/>
+                  <w:listItem w:displayText="ТЗНП / ТЗНП 4 ст.: Пуск ИО напряжения НП" w:value="ТЗНП / ТЗНП 4 ст.: Пуск ИО напряжения НП"/>
+                  <w:listItem w:displayText="ТЗНП / ТЗНП 4 ст.: Пуск ИО тока НП" w:value="ТЗНП / ТЗНП 4 ст.: Пуск ИО тока НП"/>
+                  <w:listItem w:displayText="ТЗНП / ТЗНП 4 ст.: Срабатывание" w:value="ТЗНП / ТЗНП 4 ст.: Срабатывание"/>
+                  <w:listItem w:displayText="ТЗНП / ТЗНП 4 ст.: Срабатывание на сигнал" w:value="ТЗНП / ТЗНП 4 ст.: Срабатывание на сигнал"/>
+                  <w:listItem w:displayText="ТЗНП / ТЗНП 4 ст.: Функция введена в работу" w:value="ТЗНП / ТЗНП 4 ст.: Функция введена в работу"/>
+                  <w:listItem w:displayText="ТЗНП / ТЗНП 4 ст.: Функция оперативно выведена из работы" w:value="ТЗНП / ТЗНП 4 ст.: Функция оперативно выведена из работы"/>
                   <w:listItem w:displayText="ТК ЗДЗ / ТК ЗДЗ: Пуск" w:value="ТК ЗДЗ / ТК ЗДЗ: Пуск"/>
                   <w:listItem w:displayText="ТК ЗДЗ / ТК ЗДЗ: Пуск ИО тока" w:value="ТК ЗДЗ / ТК ЗДЗ: Пуск ИО тока"/>
                   <w:listItem w:displayText="ТК ЗДЗ / ТК ЗДЗ: Функция введена в работу" w:value="ТК ЗДЗ / ТК ЗДЗ: Функция введена в работу"/>
@@ -9756,20 +7586,14 @@
                   <w:listItem w:displayText="Слот М6. Реле8. Статус" w:value="Слот М6. Реле8. Статус"/>
                   <w:listItem w:displayText="Слот М7. Отказ модуля" w:value="Слот М7. Отказ модуля"/>
                   <w:listItem w:displayText="Слот М7. Модуль не определен" w:value="Слот М7. Модуль не определен"/>
-                  <w:listItem w:displayText="Слот М7. ДВ1. Статус" w:value="Слот М7. ДВ1. Статус"/>
-                  <w:listItem w:displayText="Слот М7. ДВ2. Статус" w:value="Слот М7. ДВ2. Статус"/>
-                  <w:listItem w:displayText="Слот М7. ДВ3. Статус" w:value="Слот М7. ДВ3. Статус"/>
-                  <w:listItem w:displayText="Слот М7. ДВ4. Статус" w:value="Слот М7. ДВ4. Статус"/>
-                  <w:listItem w:displayText="Слот М7. ДВ5. Статус" w:value="Слот М7. ДВ5. Статус"/>
-                  <w:listItem w:displayText="Слот М7. ДВ6. Статус" w:value="Слот М7. ДВ6. Статус"/>
-                  <w:listItem w:displayText="Слот М7. ДВ7. Статус" w:value="Слот М7. ДВ7. Статус"/>
-                  <w:listItem w:displayText="Слот М7. ДВ8. Статус" w:value="Слот М7. ДВ8. Статус"/>
-                  <w:listItem w:displayText="Слот М7. ДВ9. Статус" w:value="Слот М7. ДВ9. Статус"/>
-                  <w:listItem w:displayText="Слот М7. ДВ10. Статус" w:value="Слот М7. ДВ10. Статус"/>
-                  <w:listItem w:displayText="Слот М7. ДВ11. Статус" w:value="Слот М7. ДВ11. Статус"/>
-                  <w:listItem w:displayText="Слот М7. ДВ12. Статус" w:value="Слот М7. ДВ12. Статус"/>
-                  <w:listItem w:displayText="Слот М7. ДВ13. Статус" w:value="Слот М7. ДВ13. Статус"/>
-                  <w:listItem w:displayText="Слот М7. ДВ14. Статус" w:value="Слот М7. ДВ14. Статус"/>
+                  <w:listItem w:displayText="Слот М7. Реле1. Статус" w:value="Слот М7. Реле1. Статус"/>
+                  <w:listItem w:displayText="Слот М7. Реле2. Статус" w:value="Слот М7. Реле2. Статус"/>
+                  <w:listItem w:displayText="Слот М7. Реле3. Статус" w:value="Слот М7. Реле3. Статус"/>
+                  <w:listItem w:displayText="Слот М7. Реле4. Статус" w:value="Слот М7. Реле4. Статус"/>
+                  <w:listItem w:displayText="Слот М7. Реле5. Статус" w:value="Слот М7. Реле5. Статус"/>
+                  <w:listItem w:displayText="Слот М7. Реле6. Статус" w:value="Слот М7. Реле6. Статус"/>
+                  <w:listItem w:displayText="Слот М7. Реле7. Статус" w:value="Слот М7. Реле7. Статус"/>
+                  <w:listItem w:displayText="Слот М7. Реле8. Статус" w:value="Слот М7. Реле8. Статус"/>
                   <w:listItem w:displayText="Слот М8. Отказ модуля" w:value="Слот М8. Отказ модуля"/>
                   <w:listItem w:displayText="Слот М8. Модуль не определен" w:value="Слот М8. Модуль не определен"/>
                   <w:listItem w:displayText="Слот М8. ДВ1. Статус" w:value="Слот М8. ДВ1. Статус"/>
@@ -9812,6 +7636,22 @@
                   <w:listItem w:displayText="Слот М10. ДВ6. Статус" w:value="Слот М10. ДВ6. Статус"/>
                   <w:listItem w:displayText="Слот М10. ДВ7. Статус" w:value="Слот М10. ДВ7. Статус"/>
                   <w:listItem w:displayText="Слот М10. ДВ8. Статус" w:value="Слот М10. ДВ8. Статус"/>
+                  <w:listItem w:displayText="Слот М10. ДВ9. Статус" w:value="Слот М10. ДВ9. Статус"/>
+                  <w:listItem w:displayText="Слот М10. ДВ10. Статус" w:value="Слот М10. ДВ10. Статус"/>
+                  <w:listItem w:displayText="Слот М10. ДВ11. Статус" w:value="Слот М10. ДВ11. Статус"/>
+                  <w:listItem w:displayText="Слот М10. ДВ12. Статус" w:value="Слот М10. ДВ12. Статус"/>
+                  <w:listItem w:displayText="Слот М10. ДВ13. Статус" w:value="Слот М10. ДВ13. Статус"/>
+                  <w:listItem w:displayText="Слот М10. ДВ14. Статус" w:value="Слот М10. ДВ14. Статус"/>
+                  <w:listItem w:displayText="Слот М11. Отказ модуля" w:value="Слот М11. Отказ модуля"/>
+                  <w:listItem w:displayText="Слот М11. Модуль не определен" w:value="Слот М11. Модуль не определен"/>
+                  <w:listItem w:displayText="Слот М11. ДВ1. Статус" w:value="Слот М11. ДВ1. Статус"/>
+                  <w:listItem w:displayText="Слот М11. ДВ2. Статус" w:value="Слот М11. ДВ2. Статус"/>
+                  <w:listItem w:displayText="Слот М11. ДВ3. Статус" w:value="Слот М11. ДВ3. Статус"/>
+                  <w:listItem w:displayText="Слот М11. ДВ4. Статус" w:value="Слот М11. ДВ4. Статус"/>
+                  <w:listItem w:displayText="Слот М11. ДВ5. Статус" w:value="Слот М11. ДВ5. Статус"/>
+                  <w:listItem w:displayText="Слот М11. ДВ6. Статус" w:value="Слот М11. ДВ6. Статус"/>
+                  <w:listItem w:displayText="Слот М11. ДВ7. Статус" w:value="Слот М11. ДВ7. Статус"/>
+                  <w:listItem w:displayText="Слот М11. ДВ8. Статус" w:value="Слот М11. ДВ8. Статус"/>
                   <w:listItem w:displayText="Отказ модуля ЦП" w:value="Отказ модуля ЦП"/>
                   <w:listItem w:displayText="Неисправность ПЗУ ЦП" w:value="Неисправность ПЗУ ЦП"/>
                   <w:listItem w:displayText="Неисправность ПЗУ MPU" w:value="Неисправность ПЗУ MPU"/>
@@ -9894,58 +7734,39 @@
                   <w:listItem w:displayText="Не назначено" w:value=""/>
                   <w:listItem w:displayText="──────── Сигналы РЗиА ────────" w:value="INPUTS_HEADER" w:disabled="true"/>
                   <w:listItem w:displayText="АВР / АВР: Включить" w:value="АВР / АВР: Включить"/>
-                  <w:listItem w:displayText="АВР / АВР: Включить резервный ввод или секционный выключатель" w:value="АВР / АВР: Включить резервный ввод или секционный выключатель"/>
                   <w:listItem w:displayText="АВР / АВР: Готовность" w:value="АВР / АВР: Готовность"/>
-                  <w:listItem w:displayText="АВР / АВР: Разрешение" w:value="АВР / АВР: Разрешение"/>
+                  <w:listItem w:displayText="АВР / АВР: Пуск" w:value="АВР / АВР: Пуск"/>
+                  <w:listItem w:displayText="АВР / АВР: Разрешение отключения ВВ 1 секции шин" w:value="АВР / АВР: Разрешение отключения ВВ 1 секции шин"/>
+                  <w:listItem w:displayText="АВР / АВР: Разрешение отключения ВВ 2 секции шин" w:value="АВР / АВР: Разрешение отключения ВВ 2 секции шин"/>
                   <w:listItem w:displayText="АВР / АВР: Функция введена в работу" w:value="АВР / АВР: Функция введена в работу"/>
                   <w:listItem w:displayText="АВР / АВР: Функция оперативно выведена из работы" w:value="АВР / АВР: Функция оперативно выведена из работы"/>
                   <w:listItem w:displayText="АВР / ЗАВР: Запрет АВР" w:value="АВР / ЗАВР: Запрет АВР"/>
-                  <w:listItem w:displayText="АПВ ВВ / АПВ ВВ: АПВ неуспешно" w:value="АПВ ВВ / АПВ ВВ: АПВ неуспешно"/>
-                  <w:listItem w:displayText="АПВ ВВ / АПВ ВВ: АПВ успешно" w:value="АПВ ВВ / АПВ ВВ: АПВ успешно"/>
-                  <w:listItem w:displayText="АПВ ВВ / АПВ ВВ: Аварийное отключение" w:value="АПВ ВВ / АПВ ВВ: Аварийное отключение"/>
-                  <w:listItem w:displayText="АПВ ВВ / АПВ ВВ: Включение с контролем синхронизма" w:value="АПВ ВВ / АПВ ВВ: Включение с контролем синхронизма"/>
-                  <w:listItem w:displayText="АПВ ВВ / АПВ ВВ: Включить" w:value="АПВ ВВ / АПВ ВВ: Включить"/>
-                  <w:listItem w:displayText="АПВ ВВ / АПВ ВВ: Выключатель включен" w:value="АПВ ВВ / АПВ ВВ: Выключатель включен"/>
-                  <w:listItem w:displayText="АПВ ВВ / АПВ ВВ: Готовность" w:value="АПВ ВВ / АПВ ВВ: Готовность"/>
-                  <w:listItem w:displayText="АПВ ВВ / АПВ ВВ: Задержка включения" w:value="АПВ ВВ / АПВ ВВ: Задержка включения"/>
-                  <w:listItem w:displayText="АПВ ВВ / АПВ ВВ: Неуспешный цикл" w:value="АПВ ВВ / АПВ ВВ: Неуспешный цикл"/>
-                  <w:listItem w:displayText="АПВ ВВ / АПВ ВВ: Общая готовность" w:value="АПВ ВВ / АПВ ВВ: Общая готовность"/>
-                  <w:listItem w:displayText="АПВ ВВ / АПВ ВВ: Ожидание срабатывания" w:value="АПВ ВВ / АПВ ВВ: Ожидание срабатывания"/>
-                  <w:listItem w:displayText="АПВ ВВ / АПВ ВВ: Пуск" w:value="АПВ ВВ / АПВ ВВ: Пуск"/>
-                  <w:listItem w:displayText="АПВ ВВ / АПВ ВВ: Функция введена в работу" w:value="АПВ ВВ / АПВ ВВ: Функция введена в работу"/>
-                  <w:listItem w:displayText="АПВ ВВ / АПВ ВВ: Функция оперативно выведена из работы" w:value="АПВ ВВ / АПВ ВВ: Функция оперативно выведена из работы"/>
-                  <w:listItem w:displayText="АПВ ВВ / АПВ ВВ: Цикл АПВ прерван" w:value="АПВ ВВ / АПВ ВВ: Цикл АПВ прерван"/>
-                  <w:listItem w:displayText="АУ / АУ: Ввод ускорения" w:value="АУ / АУ: Ввод ускорения"/>
-                  <w:listItem w:displayText="АУ / АУ: Срабатывание" w:value="АУ / АУ: Срабатывание"/>
-                  <w:listItem w:displayText="АУ / АУ: Функция введена в работу" w:value="АУ / АУ: Функция введена в работу"/>
-                  <w:listItem w:displayText="АУ / АУ: Функция оперативно выведена из работы" w:value="АУ / АУ: Функция оперативно выведена из работы"/>
                   <w:listItem w:displayText="БК / БК: Срабатывание быстродействующих ступеней" w:value="БК / БК: Срабатывание быстродействующих ступеней"/>
                   <w:listItem w:displayText="БК / БК: Срабатывание медленнодействующих ступеней" w:value="БК / БК: Срабатывание медленнодействующих ступеней"/>
                   <w:listItem w:displayText="БК / БК: Функция введена в работу" w:value="БК / БК: Функция введена в работу"/>
                   <w:listItem w:displayText="БК / БК: Функция оперативно выведена из работы" w:value="БК / БК: Функция оперативно выведена из работы"/>
-                  <w:listItem w:displayText="БННвв / БННвв: Неисправность ЦН" w:value="БННвв / БННвв: Неисправность ЦН"/>
-                  <w:listItem w:displayText="БННвв / БННвв: Отключение автомата ТН" w:value="БННвв / БННвв: Отключение автомата ТН"/>
-                  <w:listItem w:displayText="БННвв / БННвв: Пуск 3U03f" w:value="БННвв / БННвв: Пуск 3U03f"/>
-                  <w:listItem w:displayText="БННвв / БННвв: Пуск U2I2" w:value="БННвв / БННвв: Пуск U2I2"/>
-                  <w:listItem w:displayText="БННвв / БННвв: Пуск dU0" w:value="БННвв / БННвв: Пуск dU0"/>
-                  <w:listItem w:displayText="БННвв / БННвв: Пуск minU3p" w:value="БННвв / БННвв: Пуск minU3p"/>
-                  <w:listItem w:displayText="БННвв / БННвв: Срабатывание" w:value="БННвв / БННвв: Срабатывание"/>
-                  <w:listItem w:displayText="БННвв / БННвв: Функция введена в работу" w:value="БННвв / БННвв: Функция введена в работу"/>
-                  <w:listItem w:displayText="БННвв / БННвв: Функция оперативно выведена из работы" w:value="БННвв / БННвв: Функция оперативно выведена из работы"/>
-                  <w:listItem w:displayText="БННш / БННш: Неисправность ЦН" w:value="БННш / БННш: Неисправность ЦН"/>
-                  <w:listItem w:displayText="БННш / БННш: Отключение автомата ТН" w:value="БННш / БННш: Отключение автомата ТН"/>
-                  <w:listItem w:displayText="БННш / БННш: Пуск 3U03f" w:value="БННш / БННш: Пуск 3U03f"/>
-                  <w:listItem w:displayText="БННш / БННш: Пуск U2I2" w:value="БННш / БННш: Пуск U2I2"/>
-                  <w:listItem w:displayText="БННш / БННш: Пуск dU0" w:value="БННш / БННш: Пуск dU0"/>
-                  <w:listItem w:displayText="БННш / БННш: Пуск minU3p" w:value="БННш / БННш: Пуск minU3p"/>
-                  <w:listItem w:displayText="БННш / БННш: Срабатывание" w:value="БННш / БННш: Срабатывание"/>
-                  <w:listItem w:displayText="БННш / БННш: Функция введена в работу" w:value="БННш / БННш: Функция введена в работу"/>
-                  <w:listItem w:displayText="БННш / БННш: Функция оперативно выведена из работы" w:value="БННш / БННш: Функция оперативно выведена из работы"/>
-                  <w:listItem w:displayText="ВНР / ВНР: Включение с КС" w:value="ВНР / ВНР: Включение с КС"/>
-                  <w:listItem w:displayText="ВНР / ВНР: Включить" w:value="ВНР / ВНР: Включить"/>
-                  <w:listItem w:displayText="ВНР / ВНР: Задержка включения с КС" w:value="ВНР / ВНР: Задержка включения с КС"/>
+                  <w:listItem w:displayText="БНН 1сш / БНН 1сш: Неисправность ЦН" w:value="БНН 1сш / БНН 1сш: Неисправность ЦН"/>
+                  <w:listItem w:displayText="БНН 1сш / БНН 1сш: Отключение автомата ТН" w:value="БНН 1сш / БНН 1сш: Отключение автомата ТН"/>
+                  <w:listItem w:displayText="БНН 1сш / БНН 1сш: Пуск 3U03f" w:value="БНН 1сш / БНН 1сш: Пуск 3U03f"/>
+                  <w:listItem w:displayText="БНН 1сш / БНН 1сш: Пуск U2I2" w:value="БНН 1сш / БНН 1сш: Пуск U2I2"/>
+                  <w:listItem w:displayText="БНН 1сш / БНН 1сш: Пуск dU0" w:value="БНН 1сш / БНН 1сш: Пуск dU0"/>
+                  <w:listItem w:displayText="БНН 1сш / БНН 1сш: Пуск minU3p" w:value="БНН 1сш / БНН 1сш: Пуск minU3p"/>
+                  <w:listItem w:displayText="БНН 1сш / БНН 1сш: Срабатывание" w:value="БНН 1сш / БНН 1сш: Срабатывание"/>
+                  <w:listItem w:displayText="БНН 1сш / БНН 1сш: Функция введена в работу" w:value="БНН 1сш / БНН 1сш: Функция введена в работу"/>
+                  <w:listItem w:displayText="БНН 1сш / БНН 1сш: Функция оперативно выведена из работы" w:value="БНН 1сш / БНН 1сш: Функция оперативно выведена из работы"/>
+                  <w:listItem w:displayText="БНН 2сш / БНН 2сш: Неисправность ЦН" w:value="БНН 2сш / БНН 2сш: Неисправность ЦН"/>
+                  <w:listItem w:displayText="БНН 2сш / БНН 2сш: Отключение автомата ТН" w:value="БНН 2сш / БНН 2сш: Отключение автомата ТН"/>
+                  <w:listItem w:displayText="БНН 2сш / БНН 2сш: Пуск U2I2" w:value="БНН 2сш / БНН 2сш: Пуск U2I2"/>
+                  <w:listItem w:displayText="БНН 2сш / БНН 2сш: Пуск minU3p" w:value="БНН 2сш / БНН 2сш: Пуск minU3p"/>
+                  <w:listItem w:displayText="БНН 2сш / БНН 2сш: Срабатывание" w:value="БНН 2сш / БНН 2сш: Срабатывание"/>
+                  <w:listItem w:displayText="БНН 2сш / БНН 2сш: Функция введена в работу" w:value="БНН 2сш / БНН 2сш: Функция введена в работу"/>
+                  <w:listItem w:displayText="БНН 2сш / БНН 2сш: Функция оперативно выведена из работы" w:value="БНН 2сш / БНН 2сш: Функция оперативно выведена из работы"/>
+                  <w:listItem w:displayText="ВНР / ВНР: Включение ВВ 1 секции шин" w:value="ВНР / ВНР: Включение ВВ 1 секции шин"/>
+                  <w:listItem w:displayText="ВНР / ВНР: Включение ВВ 2 секции шин" w:value="ВНР / ВНР: Включение ВВ 2 секции шин"/>
+                  <w:listItem w:displayText="ВНР / ВНР: Готовность ВВ 1 секции шин" w:value="ВНР / ВНР: Готовность ВВ 1 секции шин"/>
+                  <w:listItem w:displayText="ВНР / ВНР: Готовность ВВ 2 секции шин" w:value="ВНР / ВНР: Готовность ВВ 2 секции шин"/>
                   <w:listItem w:displayText="ВНР / ВНР: Ожидание ВНР" w:value="ВНР / ВНР: Ожидание ВНР"/>
-                  <w:listItem w:displayText="ВНР / ВНР: Отключить резервный ВВ или СВ" w:value="ВНР / ВНР: Отключить резервный ВВ или СВ"/>
+                  <w:listItem w:displayText="ВНР / ВНР: Отключить" w:value="ВНР / ВНР: Отключить"/>
                   <w:listItem w:displayText="ВНР / ВНР: Функция введена в работу" w:value="ВНР / ВНР: Функция введена в работу"/>
                   <w:listItem w:displayText="ВНР / ВНР: Функция оперативно выведена из работы" w:value="ВНР / ВНР: Функция оперативно выведена из работы"/>
                   <w:listItem w:displayText="ДЗ / АУ ДЗ: Пуск автоматического ускорения ДЗ" w:value="ДЗ / АУ ДЗ: Пуск автоматического ускорения ДЗ"/>
@@ -9973,7 +7794,14 @@
                   <w:listItem w:displayText="ДЗ / ДЗ-фф 3ст.: Срабатывание на сигнал" w:value="ДЗ / ДЗ-фф 3ст.: Срабатывание на сигнал"/>
                   <w:listItem w:displayText="ДЗ / ДЗ-фф 3ст.: Функция введена в работу" w:value="ДЗ / ДЗ-фф 3ст.: Функция введена в работу"/>
                   <w:listItem w:displayText="ДЗ / ДЗ-фф 3ст.: Функция оперативно выведена из работы" w:value="ДЗ / ДЗ-фф 3ст.: Функция оперативно выведена из работы"/>
-                  <w:listItem w:displayText="ДЗ / ДЗ: Пуск" w:value="ДЗ / ДЗ: Пуск"/>
+                  <w:listItem w:displayText="ДЗ / ДЗ-фф 4ст.: Пуск ДЗ-фф 4 ст." w:value="ДЗ / ДЗ-фф 4ст.: Пуск ДЗ-фф 4 ст."/>
+                  <w:listItem w:displayText="ДЗ / ДЗ-фф 4ст.: Пуск ИО сопротивления Zab (фаза-фаза4)" w:value="ДЗ / ДЗ-фф 4ст.: Пуск ИО сопротивления Zab (фаза-фаза4)"/>
+                  <w:listItem w:displayText="ДЗ / ДЗ-фф 4ст.: Пуск ИО сопротивления Zbc (фаза-фаза4)" w:value="ДЗ / ДЗ-фф 4ст.: Пуск ИО сопротивления Zbc (фаза-фаза4)"/>
+                  <w:listItem w:displayText="ДЗ / ДЗ-фф 4ст.: Пуск ИО сопротивления Zca (фаза-фаза4)" w:value="ДЗ / ДЗ-фф 4ст.: Пуск ИО сопротивления Zca (фаза-фаза4)"/>
+                  <w:listItem w:displayText="ДЗ / ДЗ-фф 4ст.: Срабатывание ДЗ-фф 4 ст." w:value="ДЗ / ДЗ-фф 4ст.: Срабатывание ДЗ-фф 4 ст."/>
+                  <w:listItem w:displayText="ДЗ / ДЗ-фф 4ст.: Срабатывание на сигнал" w:value="ДЗ / ДЗ-фф 4ст.: Срабатывание на сигнал"/>
+                  <w:listItem w:displayText="ДЗ / ДЗ-фф 4ст.: Функция введена в работу" w:value="ДЗ / ДЗ-фф 4ст.: Функция введена в работу"/>
+                  <w:listItem w:displayText="ДЗ / ДЗ-фф 4ст.: Функция оперативно выведена из работы" w:value="ДЗ / ДЗ-фф 4ст.: Функция оперативно выведена из работы"/>
                   <w:listItem w:displayText="ДЗ / ОН: Обратное" w:value="ДЗ / ОН: Обратное"/>
                   <w:listItem w:displayText="ДЗ / ОН: Обратное направление контура BC" w:value="ДЗ / ОН: Обратное направление контура BC"/>
                   <w:listItem w:displayText="ДЗ / ОН: Обратное направление контура CA" w:value="ДЗ / ОН: Обратное направление контура CA"/>
@@ -9998,13 +7826,6 @@
                   <w:listItem w:displayText="ЗДЗ / ЗДЗ: Срабатывание на сигнал" w:value="ЗДЗ / ЗДЗ: Срабатывание на сигнал"/>
                   <w:listItem w:displayText="ЗДЗ / ЗДЗ: Функция введена в работу" w:value="ЗДЗ / ЗДЗ: Функция введена в работу"/>
                   <w:listItem w:displayText="ЗДЗ / ЗДЗ: Функция оперативно выведена из работы" w:value="ЗДЗ / ЗДЗ: Функция оперативно выведена из работы"/>
-                  <w:listItem w:displayText="ЗМН / ЗМН: Пуск" w:value="ЗМН / ЗМН: Пуск"/>
-                  <w:listItem w:displayText="ЗМН / ЗМН: Пуск ИО напряжения" w:value="ЗМН / ЗМН: Пуск ИО напряжения"/>
-                  <w:listItem w:displayText="ЗМН / ЗМН: Пуск ИО напряжения ОП" w:value="ЗМН / ЗМН: Пуск ИО напряжения ОП"/>
-                  <w:listItem w:displayText="ЗМН / ЗМН: Срабатывание" w:value="ЗМН / ЗМН: Срабатывание"/>
-                  <w:listItem w:displayText="ЗМН / ЗМН: Срабатывание на сигнал" w:value="ЗМН / ЗМН: Срабатывание на сигнал"/>
-                  <w:listItem w:displayText="ЗМН / ЗМН: Функция введена в работу" w:value="ЗМН / ЗМН: Функция введена в работу"/>
-                  <w:listItem w:displayText="ЗМН / ЗМН: Функция оперативно выведена из работы" w:value="ЗМН / ЗМН: Функция оперативно выведена из работы"/>
                   <w:listItem w:displayText="ЗОП / ЗОП: Пуск" w:value="ЗОП / ЗОП: Пуск"/>
                   <w:listItem w:displayText="ЗОП / ЗОП: Пуск ИО по несимметрии токов прямой и обратной последовательности" w:value="ЗОП / ЗОП: Пуск ИО по несимметрии токов прямой и обратной последовательности"/>
                   <w:listItem w:displayText="ЗОП / ЗОП: Пуск ИО тока обратной последовательности" w:value="ЗОП / ЗОП: Пуск ИО тока обратной последовательности"/>
@@ -10012,126 +7833,26 @@
                   <w:listItem w:displayText="ЗОП / ЗОП: Срабатывание на сигнал" w:value="ЗОП / ЗОП: Срабатывание на сигнал"/>
                   <w:listItem w:displayText="ЗОП / ЗОП: Функция введена в работу" w:value="ЗОП / ЗОП: Функция введена в работу"/>
                   <w:listItem w:displayText="ЗОП / ЗОП: Функция оперативно выведена из работы" w:value="ЗОП / ЗОП: Функция оперативно выведена из работы"/>
-                  <w:listItem w:displayText="ЗП / ЗП: Пуск" w:value="ЗП / ЗП: Пуск"/>
-                  <w:listItem w:displayText="ЗП / ЗП: Пуск ИО максимального тока" w:value="ЗП / ЗП: Пуск ИО максимального тока"/>
-                  <w:listItem w:displayText="ЗП / ЗП: Срабатывание" w:value="ЗП / ЗП: Срабатывание"/>
-                  <w:listItem w:displayText="ЗП / ЗП: Срабатывание на сигнал" w:value="ЗП / ЗП: Срабатывание на сигнал"/>
-                  <w:listItem w:displayText="ЗП / ЗП: Функция введена в работу" w:value="ЗП / ЗП: Функция введена в работу"/>
-                  <w:listItem w:displayText="ЗП / ЗП: Функция оперативно выведена из работы" w:value="ЗП / ЗП: Функция оперативно выведена из работы"/>
-                  <w:listItem w:displayText="КА / В: Выключатель включен" w:value="КА / В: Выключатель включен"/>
-                  <w:listItem w:displayText="КА / В: Выключатель отключен" w:value="КА / В: Выключатель отключен"/>
-                  <w:listItem w:displayText="КА / В: Команда «включить» выключатель через выходное реле" w:value="КА / В: Команда «включить» выключатель через выходное реле"/>
-                  <w:listItem w:displayText="КА / В: Команда «отключить» выключатель через выходное реле" w:value="КА / В: Команда «отключить» выключатель через выходное реле"/>
-                  <w:listItem w:displayText="КА / В: Неисправное положение выключателя" w:value="КА / В: Неисправное положение выключателя"/>
-                  <w:listItem w:displayText="КА / В: Промежуточное положение выключателя" w:value="КА / В: Промежуточное положение выключателя"/>
-                  <w:listItem w:displayText="КА / В: Функция введена в работу" w:value="КА / В: Функция введена в работу"/>
-                  <w:listItem w:displayText="КА / ВЭ1: Команда «вкатить» выкатной элемент через выходное реле" w:value="КА / ВЭ1: Команда «вкатить» выкатной элемент через выходное реле"/>
-                  <w:listItem w:displayText="КА / ВЭ1: Команда «выкатить» выкатной элемент через выходное реле" w:value="КА / ВЭ1: Команда «выкатить» выкатной элемент через выходное реле"/>
-                  <w:listItem w:displayText="КА / ВЭ1: Неисправное положение выкатного элемента" w:value="КА / ВЭ1: Неисправное положение выкатного элемента"/>
-                  <w:listItem w:displayText="КА / ВЭ1: Положение выкатного элемента «Вкачен»" w:value="КА / ВЭ1: Положение выкатного элемента «Вкачен»"/>
-                  <w:listItem w:displayText="КА / ВЭ1: Положение выкатного элемента «Выкачен»" w:value="КА / ВЭ1: Положение выкатного элемента «Выкачен»"/>
-                  <w:listItem w:displayText="КА / ВЭ1: Промежуточное положение выкатного элемента" w:value="КА / ВЭ1: Промежуточное положение выкатного элемента"/>
-                  <w:listItem w:displayText="КА / ВЭ1: Ремонтное положение выкатного элемента" w:value="КА / ВЭ1: Ремонтное положение выкатного элемента"/>
-                  <w:listItem w:displayText="КА / ВЭ1: Функция введена в работу" w:value="КА / ВЭ1: Функция введена в работу"/>
-                  <w:listItem w:displayText="КА / ВЭ2: Команда «вкатить» выкатной элемент через выходное реле" w:value="КА / ВЭ2: Команда «вкатить» выкатной элемент через выходное реле"/>
-                  <w:listItem w:displayText="КА / ВЭ2: Команда «выкатить» выкатной элемент через выходное реле" w:value="КА / ВЭ2: Команда «выкатить» выкатной элемент через выходное реле"/>
-                  <w:listItem w:displayText="КА / ВЭ2: Неисправное положение выкатного элемента" w:value="КА / ВЭ2: Неисправное положение выкатного элемента"/>
-                  <w:listItem w:displayText="КА / ВЭ2: Положение выкатного элемента «Вкачен»" w:value="КА / ВЭ2: Положение выкатного элемента «Вкачен»"/>
-                  <w:listItem w:displayText="КА / ВЭ2: Положение выкатного элемента «Выкачен»" w:value="КА / ВЭ2: Положение выкатного элемента «Выкачен»"/>
-                  <w:listItem w:displayText="КА / ВЭ2: Промежуточное положение выкатного элемента" w:value="КА / ВЭ2: Промежуточное положение выкатного элемента"/>
-                  <w:listItem w:displayText="КА / ВЭ2: Ремонтное положение выкатного элемента" w:value="КА / ВЭ2: Ремонтное положение выкатного элемента"/>
-                  <w:listItem w:displayText="КА / ВЭ2: Функция введена в работу" w:value="КА / ВЭ2: Функция введена в работу"/>
-                  <w:listItem w:displayText="КА / ЗН: Заземляющий нож включен" w:value="КА / ЗН: Заземляющий нож включен"/>
-                  <w:listItem w:displayText="КА / ЗН: Заземляющий нож отключен" w:value="КА / ЗН: Заземляющий нож отключен"/>
-                  <w:listItem w:displayText="КА / ЗН: Команда «включить» заземляющий нож через выходное реле" w:value="КА / ЗН: Команда «включить» заземляющий нож через выходное реле"/>
-                  <w:listItem w:displayText="КА / ЗН: Команда «отключить» заземляющий нож через выходное реле" w:value="КА / ЗН: Команда «отключить» заземляющий нож через выходное реле"/>
-                  <w:listItem w:displayText="КА / ЗН: Неисправное положение заземляющего ножа" w:value="КА / ЗН: Неисправное положение заземляющего ножа"/>
-                  <w:listItem w:displayText="КА / ЗН: Промежуточное положение заземляющего ножа" w:value="КА / ЗН: Промежуточное положение заземляющего ножа"/>
-                  <w:listItem w:displayText="КА / ЗН: Функция введена в работу" w:value="КА / ЗН: Функция введена в работу"/>
-                  <w:listItem w:displayText="КА / КА: Функция введена в работу" w:value="КА / КА: Функция введена в работу"/>
-                  <w:listItem w:displayText="КА / КА: Функция оперативно выведена из работы" w:value="КА / КА: Функция оперативно выведена из работы"/>
-                  <w:listItem w:displayText="КННвв / КННвв: Пуск" w:value="КННвв / КННвв: Пуск"/>
-                  <w:listItem w:displayText="КННвв / КННвв: Пуск ИО напряжения" w:value="КННвв / КННвв: Пуск ИО напряжения"/>
-                  <w:listItem w:displayText="КННвв / КННвв: Пуск ИО напряжения ОП" w:value="КННвв / КННвв: Пуск ИО напряжения ОП"/>
-                  <w:listItem w:displayText="КННвв / КННвв: Функция введена в работу" w:value="КННвв / КННвв: Функция введена в работу"/>
-                  <w:listItem w:displayText="КННвв / КННвв: Функция оперативно выведена из работы" w:value="КННвв / КННвв: Функция оперативно выведена из работы"/>
-                  <w:listItem w:displayText="КННш / КННш: Пуск" w:value="КННш / КННш: Пуск"/>
-                  <w:listItem w:displayText="КННш / КННш: Пуск ИО напряжения" w:value="КННш / КННш: Пуск ИО напряжения"/>
-                  <w:listItem w:displayText="КННш / КННш: Пуск ИО напряжения ОП" w:value="КННш / КННш: Пуск ИО напряжения ОП"/>
-                  <w:listItem w:displayText="КННш / КННш: Функция введена в работу" w:value="КННш / КННш: Функция введена в работу"/>
-                  <w:listItem w:displayText="КННш / КННш: Функция оперативно выведена из работы" w:value="КННш / КННш: Функция оперативно выведена из работы"/>
-                  <w:listItem w:displayText="КОНвв / КОНвв: Пуск" w:value="КОНвв / КОНвв: Пуск"/>
-                  <w:listItem w:displayText="КОНвв / КОНвв: Пуск ИО напряжения" w:value="КОНвв / КОНвв: Пуск ИО напряжения"/>
-                  <w:listItem w:displayText="КОНвв / КОНвв: Пуск ИО напряжения ОП" w:value="КОНвв / КОНвв: Пуск ИО напряжения ОП"/>
-                  <w:listItem w:displayText="КОНвв / КОНвв: Функция введена в работу" w:value="КОНвв / КОНвв: Функция введена в работу"/>
-                  <w:listItem w:displayText="КОНвв / КОНвв: Функция оперативно выведена из работы" w:value="КОНвв / КОНвв: Функция оперативно выведена из работы"/>
-                  <w:listItem w:displayText="КОНш / КОНш: Пуск" w:value="КОНш / КОНш: Пуск"/>
-                  <w:listItem w:displayText="КОНш / КОНш: Пуск ИО напряжения" w:value="КОНш / КОНш: Пуск ИО напряжения"/>
-                  <w:listItem w:displayText="КОНш / КОНш: Пуск ИО напряжения ОП" w:value="КОНш / КОНш: Пуск ИО напряжения ОП"/>
-                  <w:listItem w:displayText="КОНш / КОНш: Функция введена в работу" w:value="КОНш / КОНш: Функция введена в работу"/>
-                  <w:listItem w:displayText="КОНш / КОНш: Функция оперативно выведена из работы" w:value="КОНш / КОНш: Функция оперативно выведена из работы"/>
-                  <w:listItem w:displayText="КП / КП: Идет переключение" w:value="КП / КП: Идет переключение"/>
-                  <w:listItem w:displayText="КП / КП: Функция введена в работу" w:value="КП / КП: Функция введена в работу"/>
-                  <w:listItem w:displayText="КП / КП: Функция оперативно выведена из работы" w:value="КП / КП: Функция оперативно выведена из работы"/>
-                  <w:listItem w:displayText="КП / ОБР В: Блокировка включения" w:value="КП / ОБР В: Блокировка включения"/>
-                  <w:listItem w:displayText="КП / ОБР В: Разрешить включение" w:value="КП / ОБР В: Разрешить включение"/>
-                  <w:listItem w:displayText="КП / ОБР ВЭ1: Разрешение управления первым выкатным элементом" w:value="КП / ОБР ВЭ1: Разрешение управления первым выкатным элементом"/>
-                  <w:listItem w:displayText="КП / ОБР ВЭ2: Разрешение управления вторым выкатным элементом" w:value="КП / ОБР ВЭ2: Разрешение управления вторым выкатным элементом"/>
-                  <w:listItem w:displayText="КП / ОБР ЗН: Разрешение управления заземляющим ножом" w:value="КП / ОБР ЗН: Разрешение управления заземляющим ножом"/>
-                  <w:listItem w:displayText="КП / УВ: Включение с контролем синхронизма" w:value="КП / УВ: Включение с контролем синхронизма"/>
-                  <w:listItem w:displayText="КП / УВ: Включить выключатель" w:value="КП / УВ: Включить выключатель"/>
-                  <w:listItem w:displayText="КП / УВ: Задержка включения с контролем синхронизма" w:value="КП / УВ: Задержка включения с контролем синхронизма"/>
-                  <w:listItem w:displayText="КП / УВ: Идет переключение" w:value="КП / УВ: Идет переключение"/>
-                  <w:listItem w:displayText="КП / УВ: Отключить выключатель" w:value="КП / УВ: Отключить выключатель"/>
-                  <w:listItem w:displayText="КП / УВ: Поведение местного управления" w:value="КП / УВ: Поведение местного управления"/>
-                  <w:listItem w:displayText="КП / УВ: Положение В (Включено)" w:value="КП / УВ: Положение В (Включено)"/>
-                  <w:listItem w:displayText="КП / УВ: Положение В (Не определено)" w:value="КП / УВ: Положение В (Не определено)"/>
-                  <w:listItem w:displayText="КП / УВ: Положение В (Неисправность)" w:value="КП / УВ: Положение В (Неисправность)"/>
-                  <w:listItem w:displayText="КП / УВ: Положение В (Отключено)" w:value="КП / УВ: Положение В (Отключено)"/>
-                  <w:listItem w:displayText="КП / УВ: Положение ключа режима управления" w:value="КП / УВ: Положение ключа режима управления"/>
-                  <w:listItem w:displayText="КП / УВ: Право переключения на уровне станции" w:value="КП / УВ: Право переключения на уровне станции"/>
-                  <w:listItem w:displayText="КП / УВ: Сигнал превышения допустимого времени переключения" w:value="КП / УВ: Сигнал превышения допустимого времени переключения"/>
-                  <w:listItem w:displayText="КП / УВ: Функция введена в работу" w:value="КП / УВ: Функция введена в работу"/>
-                  <w:listItem w:displayText="КП / УВЭ1: Вкатить первый выкатной элемент" w:value="КП / УВЭ1: Вкатить первый выкатной элемент"/>
-                  <w:listItem w:displayText="КП / УВЭ1: Выкатить первый выкатной элемент" w:value="КП / УВЭ1: Выкатить первый выкатной элемент"/>
-                  <w:listItem w:displayText="КП / УВЭ1: Идет переключение" w:value="КП / УВЭ1: Идет переключение"/>
-                  <w:listItem w:displayText="КП / УВЭ1: Поведение местного управления" w:value="КП / УВЭ1: Поведение местного управления"/>
-                  <w:listItem w:displayText="КП / УВЭ1: Положение ВЭ1 (Вкачен)" w:value="КП / УВЭ1: Положение ВЭ1 (Вкачен)"/>
-                  <w:listItem w:displayText="КП / УВЭ1: Положение ВЭ1 (Выкачен)" w:value="КП / УВЭ1: Положение ВЭ1 (Выкачен)"/>
-                  <w:listItem w:displayText="КП / УВЭ1: Положение ВЭ1 (Не определено)" w:value="КП / УВЭ1: Положение ВЭ1 (Не определено)"/>
-                  <w:listItem w:displayText="КП / УВЭ1: Положение ВЭ1 (Неисправность)" w:value="КП / УВЭ1: Положение ВЭ1 (Неисправность)"/>
-                  <w:listItem w:displayText="КП / УВЭ1: Положение ключа режима управления" w:value="КП / УВЭ1: Положение ключа режима управления"/>
-                  <w:listItem w:displayText="КП / УВЭ1: Право переключения на уровне станции" w:value="КП / УВЭ1: Право переключения на уровне станции"/>
-                  <w:listItem w:displayText="КП / УВЭ1: Сигнал превышения допустимого времени переключения" w:value="КП / УВЭ1: Сигнал превышения допустимого времени переключения"/>
-                  <w:listItem w:displayText="КП / УВЭ1: Функция введена в работу" w:value="КП / УВЭ1: Функция введена в работу"/>
-                  <w:listItem w:displayText="КП / УВЭ2: Вкатить второй выкатной элемент" w:value="КП / УВЭ2: Вкатить второй выкатной элемент"/>
-                  <w:listItem w:displayText="КП / УВЭ2: Выкатить второй выкатной элемент" w:value="КП / УВЭ2: Выкатить второй выкатной элемент"/>
-                  <w:listItem w:displayText="КП / УВЭ2: Идет переключение" w:value="КП / УВЭ2: Идет переключение"/>
-                  <w:listItem w:displayText="КП / УВЭ2: Поведение местного управления" w:value="КП / УВЭ2: Поведение местного управления"/>
-                  <w:listItem w:displayText="КП / УВЭ2: Положение ВЭ2 (Вкачен)" w:value="КП / УВЭ2: Положение ВЭ2 (Вкачен)"/>
-                  <w:listItem w:displayText="КП / УВЭ2: Положение ВЭ2 (Выкачен)" w:value="КП / УВЭ2: Положение ВЭ2 (Выкачен)"/>
-                  <w:listItem w:displayText="КП / УВЭ2: Положение ВЭ2 (Не определено)" w:value="КП / УВЭ2: Положение ВЭ2 (Не определено)"/>
-                  <w:listItem w:displayText="КП / УВЭ2: Положение ВЭ2 (Неисправность)" w:value="КП / УВЭ2: Положение ВЭ2 (Неисправность)"/>
-                  <w:listItem w:displayText="КП / УВЭ2: Положение ключа режима управления" w:value="КП / УВЭ2: Положение ключа режима управления"/>
-                  <w:listItem w:displayText="КП / УВЭ2: Право переключения на уровне станции" w:value="КП / УВЭ2: Право переключения на уровне станции"/>
-                  <w:listItem w:displayText="КП / УВЭ2: Сигнал превышения допустимого времени переключения" w:value="КП / УВЭ2: Сигнал превышения допустимого времени переключения"/>
-                  <w:listItem w:displayText="КП / УВЭ2: Функция введена в работу" w:value="КП / УВЭ2: Функция введена в работу"/>
-                  <w:listItem w:displayText="КП / УЗН: Включить заземляющий нож" w:value="КП / УЗН: Включить заземляющий нож"/>
-                  <w:listItem w:displayText="КП / УЗН: Идет переключение" w:value="КП / УЗН: Идет переключение"/>
-                  <w:listItem w:displayText="КП / УЗН: Отключить заземляющий нож" w:value="КП / УЗН: Отключить заземляющий нож"/>
-                  <w:listItem w:displayText="КП / УЗН: Поведение местного управления" w:value="КП / УЗН: Поведение местного управления"/>
-                  <w:listItem w:displayText="КП / УЗН: Положение ЗН (Включено)" w:value="КП / УЗН: Положение ЗН (Включено)"/>
-                  <w:listItem w:displayText="КП / УЗН: Положение ЗН (Не определено)" w:value="КП / УЗН: Положение ЗН (Не определено)"/>
-                  <w:listItem w:displayText="КП / УЗН: Положение ЗН (Неисправность)" w:value="КП / УЗН: Положение ЗН (Неисправность)"/>
-                  <w:listItem w:displayText="КП / УЗН: Положение ЗН (Отключено)" w:value="КП / УЗН: Положение ЗН (Отключено)"/>
-                  <w:listItem w:displayText="КП / УЗН: Положение ключа режима управления" w:value="КП / УЗН: Положение ключа режима управления"/>
-                  <w:listItem w:displayText="КП / УЗН: Право переключения на уровне станции" w:value="КП / УЗН: Право переключения на уровне станции"/>
-                  <w:listItem w:displayText="КП / УЗН: Сигнал превышения допустимого времени переключения" w:value="КП / УЗН: Сигнал превышения допустимого времени переключения"/>
-                  <w:listItem w:displayText="КП / УЗН: Функция введена в работу" w:value="КП / УЗН: Функция введена в работу"/>
-                  <w:listItem w:displayText="КРВ / КРВ: Превышен коммутационный ресурс выключателя" w:value="КРВ / КРВ: Превышен коммутационный ресурс выключателя"/>
-                  <w:listItem w:displayText="КРВ / КРВ: Превышен механический ресурс выключателя" w:value="КРВ / КРВ: Превышен механический ресурс выключателя"/>
-                  <w:listItem w:displayText="КРВ / КРВ: Превышен ресурс выключателя" w:value="КРВ / КРВ: Превышен ресурс выключателя"/>
-                  <w:listItem w:displayText="КРВ / КРВ: Функция введена в работу" w:value="КРВ / КРВ: Функция введена в работу"/>
+                  <w:listItem w:displayText="КНН 1сш / КНН 1сш: Пуск" w:value="КНН 1сш / КНН 1сш: Пуск"/>
+                  <w:listItem w:displayText="КНН 1сш / КНН 1сш: Пуск ИО напряжения" w:value="КНН 1сш / КНН 1сш: Пуск ИО напряжения"/>
+                  <w:listItem w:displayText="КНН 1сш / КНН 1сш: Пуск ИО напряжения ОП" w:value="КНН 1сш / КНН 1сш: Пуск ИО напряжения ОП"/>
+                  <w:listItem w:displayText="КНН 1сш / КНН 1сш: Функция введена в работу" w:value="КНН 1сш / КНН 1сш: Функция введена в работу"/>
+                  <w:listItem w:displayText="КНН 1сш / КНН 1сш: Функция оперативно выведена из работы" w:value="КНН 1сш / КНН 1сш: Функция оперативно выведена из работы"/>
+                  <w:listItem w:displayText="КНН 2сш / КНН 2сш: Пуск" w:value="КНН 2сш / КНН 2сш: Пуск"/>
+                  <w:listItem w:displayText="КНН 2сш / КНН 2сш: Пуск ИО напряжения" w:value="КНН 2сш / КНН 2сш: Пуск ИО напряжения"/>
+                  <w:listItem w:displayText="КНН 2сш / КНН 2сш: Пуск ИО напряжения ОП" w:value="КНН 2сш / КНН 2сш: Пуск ИО напряжения ОП"/>
+                  <w:listItem w:displayText="КНН 2сш / КНН 2сш: Функция введена в работу" w:value="КНН 2сш / КНН 2сш: Функция введена в работу"/>
+                  <w:listItem w:displayText="КНН 2сш / КНН 2сш: Функция оперативно выведена из работы" w:value="КНН 2сш / КНН 2сш: Функция оперативно выведена из работы"/>
+                  <w:listItem w:displayText="КОН 1сш / КОН 1сш: Пуск" w:value="КОН 1сш / КОН 1сш: Пуск"/>
+                  <w:listItem w:displayText="КОН 1сш / КОН 1сш: Пуск ИО напряжения" w:value="КОН 1сш / КОН 1сш: Пуск ИО напряжения"/>
+                  <w:listItem w:displayText="КОН 1сш / КОН 1сш: Пуск ИО напряжения ОП" w:value="КОН 1сш / КОН 1сш: Пуск ИО напряжения ОП"/>
+                  <w:listItem w:displayText="КОН 1сш / КОН 1сш: Функция введена в работу" w:value="КОН 1сш / КОН 1сш: Функция введена в работу"/>
+                  <w:listItem w:displayText="КОН 1сш / КОН 1сш: Функция оперативно выведена из работы" w:value="КОН 1сш / КОН 1сш: Функция оперативно выведена из работы"/>
+                  <w:listItem w:displayText="КОН 2сш / КОН 2сш: Пуск" w:value="КОН 2сш / КОН 2сш: Пуск"/>
+                  <w:listItem w:displayText="КОН 2сш / КОН 2сш: Пуск ИО напряжения" w:value="КОН 2сш / КОН 2сш: Пуск ИО напряжения"/>
+                  <w:listItem w:displayText="КОН 2сш / КОН 2сш: Пуск ИО напряжения ОП" w:value="КОН 2сш / КОН 2сш: Пуск ИО напряжения ОП"/>
+                  <w:listItem w:displayText="КОН 2сш / КОН 2сш: Функция введена в работу" w:value="КОН 2сш / КОН 2сш: Функция введена в работу"/>
+                  <w:listItem w:displayText="КОН 2сш / КОН 2сш: Функция оперативно выведена из работы" w:value="КОН 2сш / КОН 2сш: Функция оперативно выведена из работы"/>
                   <w:listItem w:displayText="КС / КС: Блокировка по скорости изменения частоты" w:value="КС / КС: Блокировка по скорости изменения частоты"/>
                   <w:listItem w:displayText="КС / КС: Нет условий по напряжению" w:value="КС / КС: Нет условий по напряжению"/>
                   <w:listItem w:displayText="КС / КС: Нет условий по углу" w:value="КС / КС: Нет условий по углу"/>
@@ -10141,22 +7862,9 @@
                   <w:listItem w:displayText="КС / КС: Общий пуск" w:value="КС / КС: Общий пуск"/>
                   <w:listItem w:displayText="КС / КС: Пуск условий ожидания синхронизма" w:value="КС / КС: Пуск условий ожидания синхронизма"/>
                   <w:listItem w:displayText="КС / КС: Пуск условий улавливания синхронизма" w:value="КС / КС: Пуск условий улавливания синхронизма"/>
-                  <w:listItem w:displayText="КС / КС: Разрешение автоматического включения" w:value="КС / КС: Разрешение автоматического включения"/>
                   <w:listItem w:displayText="КС / КС: Разрешение оперативного включения" w:value="КС / КС: Разрешение оперативного включения"/>
                   <w:listItem w:displayText="КС / КС: Функция введена в работу" w:value="КС / КС: Функция введена в работу"/>
                   <w:listItem w:displayText="КС / КС: Функция оперативно выведена из работы" w:value="КС / КС: Функция оперативно выведена из работы"/>
-                  <w:listItem w:displayText="КСВ / КСВ: Блокировка включения В" w:value="КСВ / КСВ: Блокировка включения В"/>
-                  <w:listItem w:displayText="КСВ / КСВ: Блокировка отключения В" w:value="КСВ / КСВ: Блокировка отключения В"/>
-                  <w:listItem w:displayText="КСВ / КСВ: В аварийно отключен" w:value="КСВ / КСВ: В аварийно отключен"/>
-                  <w:listItem w:displayText="КСВ / КСВ: В самопроизвольно отключен" w:value="КСВ / КСВ: В самопроизвольно отключен"/>
-                  <w:listItem w:displayText="КСВ / КСВ: Защита ЭМВ" w:value="КСВ / КСВ: Защита ЭМВ"/>
-                  <w:listItem w:displayText="КСВ / КСВ: Защита ЭМО1" w:value="КСВ / КСВ: Защита ЭМО1"/>
-                  <w:listItem w:displayText="КСВ / КСВ: Защита ЭМО2" w:value="КСВ / КСВ: Защита ЭМО2"/>
-                  <w:listItem w:displayText="КСВ / КСВ: Неисправность В" w:value="КСВ / КСВ: Неисправность В"/>
-                  <w:listItem w:displayText="КСВ / КСВ: Неисправность цепей ЭМУ" w:value="КСВ / КСВ: Неисправность цепей ЭМУ"/>
-                  <w:listItem w:displayText="КСВ / КСВ: Реле фиксации команды" w:value="КСВ / КСВ: Реле фиксации команды"/>
-                  <w:listItem w:displayText="КСВ / КСВ: Функция введена в работу" w:value="КСВ / КСВ: Функция введена в работу"/>
-                  <w:listItem w:displayText="КСВ / КСВ: Функция оперативно выведена из работы" w:value="КСВ / КСВ: Функция оперативно выведена из работы"/>
                   <w:listItem w:displayText="ЛЗШ / ЛЗШ: Обнаружение неисправности" w:value="ЛЗШ / ЛЗШ: Обнаружение неисправности"/>
                   <w:listItem w:displayText="ЛЗШ / ЛЗШ: Пуск" w:value="ЛЗШ / ЛЗШ: Пуск"/>
                   <w:listItem w:displayText="ЛЗШ / ЛЗШ: Пуск ИО тока по фазе B" w:value="ЛЗШ / ЛЗШ: Пуск ИО тока по фазе B"/>
@@ -10169,27 +7877,19 @@
                   <w:listItem w:displayText="ЛЗШ / ЛЗШ: Срабатывание на сигнал" w:value="ЛЗШ / ЛЗШ: Срабатывание на сигнал"/>
                   <w:listItem w:displayText="ЛЗШ / ЛЗШ: Функция введена в работу" w:value="ЛЗШ / ЛЗШ: Функция введена в работу"/>
                   <w:listItem w:displayText="ЛЗШ / ЛЗШ: Функция оперативно выведена из работы" w:value="ЛЗШ / ЛЗШ: Функция оперативно выведена из работы"/>
-                  <w:listItem w:displayText="ЛОВ / ЗАВР ЛО: Запрет АВР" w:value="ЛОВ / ЗАВР ЛО: Запрет АВР"/>
-                  <w:listItem w:displayText="ЛОВ / ЗАВР ЛО: Функция введена в работу" w:value="ЛОВ / ЗАВР ЛО: Функция введена в работу"/>
-                  <w:listItem w:displayText="ЛОВ / ЗАВР ЛО: Функция оперативно выведена из работы" w:value="ЛОВ / ЗАВР ЛО: Функция оперативно выведена из работы"/>
-                  <w:listItem w:displayText="ЛОВ / ЗАПВ: Запрет АПВ" w:value="ЛОВ / ЗАПВ: Запрет АПВ"/>
-                  <w:listItem w:displayText="ЛОВ / ЗАПВ: Функция введена в работу" w:value="ЛОВ / ЗАПВ: Функция введена в работу"/>
-                  <w:listItem w:displayText="ЛОВ / ЗАПВ: Функция оперативно выведена из работы" w:value="ЛОВ / ЗАПВ: Функция оперативно выведена из работы"/>
-                  <w:listItem w:displayText="ЛОВ / ЛВ ВНР: Включение с КС" w:value="ЛОВ / ЛВ ВНР: Включение с КС"/>
-                  <w:listItem w:displayText="ЛОВ / ЛВ ВНР: Включить" w:value="ЛОВ / ЛВ ВНР: Включить"/>
-                  <w:listItem w:displayText="ЛОВ / ЛВ ВНР: Задержка включения с КС" w:value="ЛОВ / ЛВ ВНР: Задержка включения с КС"/>
-                  <w:listItem w:displayText="ЛОВ / ЛВ ВНР: Функция введена в работу" w:value="ЛОВ / ЛВ ВНР: Функция введена в работу"/>
-                  <w:listItem w:displayText="ЛОВ / ЛВ ВНР: Функция оперативно выведена из работы" w:value="ЛОВ / ЛВ ВНР: Функция оперативно выведена из работы"/>
-                  <w:listItem w:displayText="ЛОВ / ЛО ВНР: Отключение" w:value="ЛОВ / ЛО ВНР: Отключение"/>
-                  <w:listItem w:displayText="ЛОВ / ЛО ВНР: Отключить" w:value="ЛОВ / ЛО ВНР: Отключить"/>
-                  <w:listItem w:displayText="ЛОВ / ЛО ВНР: Функция введена в работу" w:value="ЛОВ / ЛО ВНР: Функция введена в работу"/>
-                  <w:listItem w:displayText="ЛОВ / ЛО ВНР: Функция оперативно выведена из работы" w:value="ЛОВ / ЛО ВНР: Функция оперативно выведена из работы"/>
-                  <w:listItem w:displayText="ЛОВ / ЛО РЗ: Отключение" w:value="ЛОВ / ЛО РЗ: Отключение"/>
-                  <w:listItem w:displayText="ЛОВ / ЛО РЗ: Отключить" w:value="ЛОВ / ЛО РЗ: Отключить"/>
-                  <w:listItem w:displayText="ЛОВ / ЛО РЗ: Функция введена в работу" w:value="ЛОВ / ЛО РЗ: Функция введена в работу"/>
-                  <w:listItem w:displayText="ЛОВ / ЛО РЗ: Функция оперативно выведена из работы" w:value="ЛОВ / ЛО РЗ: Функция оперативно выведена из работы"/>
+                  <w:listItem w:displayText="ЛО / ЗАВР ЛО: Запрет АВР" w:value="ЛО / ЗАВР ЛО: Запрет АВР"/>
+                  <w:listItem w:displayText="ЛО / ЗАВР ЛО: Функция введена в работу" w:value="ЛО / ЗАВР ЛО: Функция введена в работу"/>
+                  <w:listItem w:displayText="ЛО / ЗАВР ЛО: Функция оперативно выведена из работы" w:value="ЛО / ЗАВР ЛО: Функция оперативно выведена из работы"/>
+                  <w:listItem w:displayText="ЛО / ЛО ВНР: Отключение" w:value="ЛО / ЛО ВНР: Отключение"/>
+                  <w:listItem w:displayText="ЛО / ЛО ВНР: Отключить" w:value="ЛО / ЛО ВНР: Отключить"/>
+                  <w:listItem w:displayText="ЛО / ЛО ВНР: Функция введена в работу" w:value="ЛО / ЛО ВНР: Функция введена в работу"/>
+                  <w:listItem w:displayText="ЛО / ЛО ВНР: Функция оперативно выведена из работы" w:value="ЛО / ЛО ВНР: Функция оперативно выведена из работы"/>
+                  <w:listItem w:displayText="ЛО / ЛО РЗ: Отключение" w:value="ЛО / ЛО РЗ: Отключение"/>
+                  <w:listItem w:displayText="ЛО / ЛО РЗ: Отключить" w:value="ЛО / ЛО РЗ: Отключить"/>
+                  <w:listItem w:displayText="ЛО / ЛО РЗ: Функция введена в работу" w:value="ЛО / ЛО РЗ: Функция введена в работу"/>
+                  <w:listItem w:displayText="ЛО / ЛО РЗ: Функция оперативно выведена из работы" w:value="ЛО / ЛО РЗ: Функция оперативно выведена из работы"/>
                   <w:listItem w:displayText="МТЗ / АУ МТЗ: Пуск АУ" w:value="МТЗ / АУ МТЗ: Пуск АУ"/>
-                  <w:listItem w:displayText="МТЗ / БЛЗТ: Блокировка" w:value="МТЗ / БЛЗТ: Блокировка"/>
+                  <w:listItem w:displayText="МТЗ / БЛЗШ: Блокировка ЛЗШ" w:value="МТЗ / БЛЗШ: Блокировка ЛЗШ"/>
                   <w:listItem w:displayText="МТЗ / БНТ: Пуск БНТ" w:value="МТЗ / БНТ: Пуск БНТ"/>
                   <w:listItem w:displayText="МТЗ / БНТ: Пуск БНТ по фазе A" w:value="МТЗ / БНТ: Пуск БНТ по фазе A"/>
                   <w:listItem w:displayText="МТЗ / БНТ: Пуск БНТ по фазе B" w:value="МТЗ / БНТ: Пуск БНТ по фазе B"/>
@@ -10231,6 +7931,18 @@
                   <w:listItem w:displayText="МТЗ / МТЗ 3 ст.: Срабатывание на сигнал" w:value="МТЗ / МТЗ 3 ст.: Срабатывание на сигнал"/>
                   <w:listItem w:displayText="МТЗ / МТЗ 3 ст.: Функция введена в работу" w:value="МТЗ / МТЗ 3 ст.: Функция введена в работу"/>
                   <w:listItem w:displayText="МТЗ / МТЗ 3 ст.: Функция оперативно выведена из работы" w:value="МТЗ / МТЗ 3 ст.: Функция оперативно выведена из работы"/>
+                  <w:listItem w:displayText="МТЗ / МТЗ 4 ст.: Пуск" w:value="МТЗ / МТЗ 4 ст.: Пуск"/>
+                  <w:listItem w:displayText="МТЗ / МТЗ 4 ст.: Пуск ИО тока по фазе B" w:value="МТЗ / МТЗ 4 ст.: Пуск ИО тока по фазе B"/>
+                  <w:listItem w:displayText="МТЗ / МТЗ 4 ст.: Пуск ИО тока по фазе C" w:value="МТЗ / МТЗ 4 ст.: Пуск ИО тока по фазе C"/>
+                  <w:listItem w:displayText="МТЗ / МТЗ 4 ст.: Пуск ИО тока по фазе А" w:value="МТЗ / МТЗ 4 ст.: Пуск ИО тока по фазе А"/>
+                  <w:listItem w:displayText="МТЗ / МТЗ 4 ст.: Пуск ФВН" w:value="МТЗ / МТЗ 4 ст.: Пуск ФВН"/>
+                  <w:listItem w:displayText="МТЗ / МТЗ 4 ст.: Пуск по фазе B" w:value="МТЗ / МТЗ 4 ст.: Пуск по фазе B"/>
+                  <w:listItem w:displayText="МТЗ / МТЗ 4 ст.: Пуск по фазе C" w:value="МТЗ / МТЗ 4 ст.: Пуск по фазе C"/>
+                  <w:listItem w:displayText="МТЗ / МТЗ 4 ст.: Пуск по фазе А" w:value="МТЗ / МТЗ 4 ст.: Пуск по фазе А"/>
+                  <w:listItem w:displayText="МТЗ / МТЗ 4 ст.: Срабатывание" w:value="МТЗ / МТЗ 4 ст.: Срабатывание"/>
+                  <w:listItem w:displayText="МТЗ / МТЗ 4 ст.: Срабатывание на сигнал" w:value="МТЗ / МТЗ 4 ст.: Срабатывание на сигнал"/>
+                  <w:listItem w:displayText="МТЗ / МТЗ 4 ст.: Функция введена в работу" w:value="МТЗ / МТЗ 4 ст.: Функция введена в работу"/>
+                  <w:listItem w:displayText="МТЗ / МТЗ 4 ст.: Функция оперативно выведена из работы" w:value="МТЗ / МТЗ 4 ст.: Функция оперативно выведена из работы"/>
                   <w:listItem w:displayText="МТЗ / МТЗ: Пуск" w:value="МТЗ / МТЗ: Пуск"/>
                   <w:listItem w:displayText="МТЗ / ОНМ: Обратное направление" w:value="МТЗ / ОНМ: Обратное направление"/>
                   <w:listItem w:displayText="МТЗ / ОНМ: Обратное направление по фазе B" w:value="МТЗ / ОНМ: Обратное направление по фазе B"/>
@@ -10245,59 +7957,6 @@
                   <w:listItem w:displayText="МТЗ / ОНМ: Пуск по фазе C" w:value="МТЗ / ОНМ: Пуск по фазе C"/>
                   <w:listItem w:displayText="МТЗ / ОНМ: Пуск по фазе А" w:value="МТЗ / ОНМ: Пуск по фазе А"/>
                   <w:listItem w:displayText="МТЗ / ОУ МТЗ: Срабатывание" w:value="МТЗ / ОУ МТЗ: Срабатывание"/>
-                  <w:listItem w:displayText="ПДС / В: Поведение местного управления" w:value="ПДС / В: Поведение местного управления"/>
-                  <w:listItem w:displayText="ПДС / В: Положение ключа режима управления" w:value="ПДС / В: Положение ключа режима управления"/>
-                  <w:listItem w:displayText="ПДС / В: Положение ключа режима управления привода В" w:value="ПДС / В: Положение ключа режима управления привода В"/>
-                  <w:listItem w:displayText="ПДС / В: Право переключения на уровне станции" w:value="ПДС / В: Право переключения на уровне станции"/>
-                  <w:listItem w:displayText="ПДС / ВЭ1: Поведение местного управления" w:value="ПДС / ВЭ1: Поведение местного управления"/>
-                  <w:listItem w:displayText="ПДС / ВЭ1: Положение ключа режима управления" w:value="ПДС / ВЭ1: Положение ключа режима управления"/>
-                  <w:listItem w:displayText="ПДС / ВЭ1: Право переключения на уровне станции" w:value="ПДС / ВЭ1: Право переключения на уровне станции"/>
-                  <w:listItem w:displayText="ПДС / ВЭ1: Ремонтное положение коммутационного аппарата" w:value="ПДС / ВЭ1: Ремонтное положение коммутационного аппарата"/>
-                  <w:listItem w:displayText="ПДС / ВЭ2: Поведение местного управления" w:value="ПДС / ВЭ2: Поведение местного управления"/>
-                  <w:listItem w:displayText="ПДС / ВЭ2: Положение ключа режима управления" w:value="ПДС / ВЭ2: Положение ключа режима управления"/>
-                  <w:listItem w:displayText="ПДС / ВЭ2: Право переключения на уровне станции" w:value="ПДС / ВЭ2: Право переключения на уровне станции"/>
-                  <w:listItem w:displayText="ПДС / ВЭ2: Ремонтное положение коммутационного аппарата" w:value="ПДС / ВЭ2: Ремонтное положение коммутационного аппарата"/>
-                  <w:listItem w:displayText="ПДС / ЗН: Поведение местного управления" w:value="ПДС / ЗН: Поведение местного управления"/>
-                  <w:listItem w:displayText="ПДС / ЗН: Положение ключа режима управления" w:value="ПДС / ЗН: Положение ключа режима управления"/>
-                  <w:listItem w:displayText="ПДС / ЗН: Право переключения на уровне станции" w:value="ПДС / ЗН: Право переключения на уровне станции"/>
-                  <w:listItem w:displayText="ПДС / КИ: Аварийный уровень изоляции" w:value="ПДС / КИ: Аварийный уровень изоляции"/>
-                  <w:listItem w:displayText="ПДС / КИ: Низкий уровень изоляции" w:value="ПДС / КИ: Низкий уровень изоляции"/>
-                  <w:listItem w:displayText="ПДС / КПруж: Пружина не заведена" w:value="ПДС / КПруж: Пружина не заведена"/>
-                  <w:listItem w:displayText="ПДС / КЦВ: Контроль цепи ЭМВ" w:value="ПДС / КЦВ: Контроль цепи ЭМВ"/>
-                  <w:listItem w:displayText="ПДС / КЦВ: Контроль цепи ЭМО1" w:value="ПДС / КЦВ: Контроль цепи ЭМО1"/>
-                  <w:listItem w:displayText="ПДС / КЦВ: Контроль цепи ЭМО2" w:value="ПДС / КЦВ: Контроль цепи ЭМО2"/>
-                  <w:listItem w:displayText="ПДС / КЦВ: Работа ЭМВ" w:value="ПДС / КЦВ: Работа ЭМВ"/>
-                  <w:listItem w:displayText="ПДС / КЦВ: Работа ЭМО1" w:value="ПДС / КЦВ: Работа ЭМО1"/>
-                  <w:listItem w:displayText="ПДС / КЦВ: Работа ЭМО2" w:value="ПДС / КЦВ: Работа ЭМО2"/>
-                  <w:listItem w:displayText="ПДС / ПДС: Функция введена в работу" w:value="ПДС / ПДС: Функция введена в работу"/>
-                  <w:listItem w:displayText="ПДС / ПДС: Функция оперативно выведена из работы" w:value="ПДС / ПДС: Функция оперативно выведена из работы"/>
-                  <w:listItem w:displayText="ПДС НКУ / SA1: Цепь управления введена" w:value="ПДС НКУ / SA1: Цепь управления введена"/>
-                  <w:listItem w:displayText="ПДС НКУ / SA2: Цепь управления введена" w:value="ПДС НКУ / SA2: Цепь управления введена"/>
-                  <w:listItem w:displayText="ПДС НКУ / SA3: Цепь управления введена" w:value="ПДС НКУ / SA3: Цепь управления введена"/>
-                  <w:listItem w:displayText="ПДС НКУ / SA4: Цепь управления введена" w:value="ПДС НКУ / SA4: Цепь управления введена"/>
-                  <w:listItem w:displayText="ПДС НКУ / SF1: Автоматический выключатель отключен" w:value="ПДС НКУ / SF1: Автоматический выключатель отключен"/>
-                  <w:listItem w:displayText="ПДС НКУ / SF2: Автоматический выключатель отключен" w:value="ПДС НКУ / SF2: Автоматический выключатель отключен"/>
-                  <w:listItem w:displayText="ПДС НКУ / SG1: Рабочее положение испытательного блока" w:value="ПДС НКУ / SG1: Рабочее положение испытательного блока"/>
-                  <w:listItem w:displayText="ПДС НКУ / SG2: Рабочее положение испытательного блока" w:value="ПДС НКУ / SG2: Рабочее положение испытательного блока"/>
-                  <w:listItem w:displayText="ПДС НКУ / SG3: Рабочее положение испытательного блока" w:value="ПДС НКУ / SG3: Рабочее положение испытательного блока"/>
-                  <w:listItem w:displayText="ПДС НКУ / Дверь: Дверь отсека/ шкафа закрыта" w:value="ПДС НКУ / Дверь: Дверь отсека/ шкафа закрыта"/>
-                  <w:listItem w:displayText="ПДС НКУ / Дверь: Дверь отсека/ шкафа открыта" w:value="ПДС НКУ / Дверь: Дверь отсека/ шкафа открыта"/>
-                  <w:listItem w:displayText="ПДС НКУ / ОТ ОБР 1: Неисправность оперативного тока цепей ОБР 1" w:value="ПДС НКУ / ОТ ОБР 1: Неисправность оперативного тока цепей ОБР 1"/>
-                  <w:listItem w:displayText="ПДС НКУ / ОТ ОБР 2: Неисправность оперативного тока цепей ОБР 2" w:value="ПДС НКУ / ОТ ОБР 2: Неисправность оперативного тока цепей ОБР 2"/>
-                  <w:listItem w:displayText="ПДС НКУ / ОТ ЦСВ: Неисправность ОТ цепей сигнализации В" w:value="ПДС НКУ / ОТ ЦСВ: Неисправность ОТ цепей сигнализации В"/>
-                  <w:listItem w:displayText="ПДС НКУ / ОТ ЭМО1, ЭМВ: Неисправность оперативного тока цепей ЭМВ, ЭМО1" w:value="ПДС НКУ / ОТ ЭМО1, ЭМВ: Неисправность оперативного тока цепей ЭМВ, ЭМО1"/>
-                  <w:listItem w:displayText="ПДС НКУ / ОТ ЭМО2: Неисправность оперативного тока цепей ЭМО2" w:value="ПДС НКУ / ОТ ЭМО2: Неисправность оперативного тока цепей ЭМО2"/>
-                  <w:listItem w:displayText="ПДС НКУ / ПДС НКУ: Функция введена в работу" w:value="ПДС НКУ / ПДС НКУ: Функция введена в работу"/>
-                  <w:listItem w:displayText="ПДС НКУ / ПДС НКУ: Функция оперативно выведена из работы" w:value="ПДС НКУ / ПДС НКУ: Функция оперативно выведена из работы"/>
-                  <w:listItem w:displayText="ПДС НКУ / Пер.ав.дебл.см.яч.: Цепи аварийной деблокировки ячейки выведены" w:value="ПДС НКУ / Пер.ав.дебл.см.яч.: Цепи аварийной деблокировки ячейки выведены"/>
-                  <w:listItem w:displayText="ПС / ПС: Пуск предупредительной сигнализации" w:value="ПС / ПС: Пуск предупредительной сигнализации"/>
-                  <w:listItem w:displayText="ПС / ПС: Пуск предупредительной сигнализации (импульс)" w:value="ПС / ПС: Пуск предупредительной сигнализации (импульс)"/>
-                  <w:listItem w:displayText="СС / СС: БИ выведены" w:value="СС / СС: БИ выведены"/>
-                  <w:listItem w:displayText="СС / СС: Выходные цепи разобраны" w:value="СС / СС: Выходные цепи разобраны"/>
-                  <w:listItem w:displayText="СС / СС: Неисправность КА" w:value="СС / СС: Неисправность КА"/>
-                  <w:listItem w:displayText="СС / СС: Общий внешний сигнал" w:value="СС / СС: Общий внешний сигнал"/>
-                  <w:listItem w:displayText="СС / СС: Превышение времени переключения КА" w:value="СС / СС: Превышение времени переключения КА"/>
-                  <w:listItem w:displayText="СС / СС: Сигнализация цепей опер.тока" w:value="СС / СС: Сигнализация цепей опер.тока"/>
                   <w:listItem w:displayText="ТЗНП / АУ ТЗНП: Пуск автоматического ускорения ТЗНП" w:value="ТЗНП / АУ ТЗНП: Пуск автоматического ускорения ТЗНП"/>
                   <w:listItem w:displayText="ТЗНП / БНТ НП: Пуск БНТ НП" w:value="ТЗНП / БНТ НП: Пуск БНТ НП"/>
                   <w:listItem w:displayText="ТЗНП / БЧС: Блокировка чувствительных ступеней" w:value="ТЗНП / БЧС: Блокировка чувствительных ступеней"/>
@@ -10319,6 +7978,20 @@
                   <w:listItem w:displayText="ТЗНП / ТЗНП 2 ст.: Срабатывание на сигнал" w:value="ТЗНП / ТЗНП 2 ст.: Срабатывание на сигнал"/>
                   <w:listItem w:displayText="ТЗНП / ТЗНП 2 ст.: Функция введена в работу" w:value="ТЗНП / ТЗНП 2 ст.: Функция введена в работу"/>
                   <w:listItem w:displayText="ТЗНП / ТЗНП 2 ст.: Функция оперативно выведена из работы" w:value="ТЗНП / ТЗНП 2 ст.: Функция оперативно выведена из работы"/>
+                  <w:listItem w:displayText="ТЗНП / ТЗНП 3 ст.: Пуск" w:value="ТЗНП / ТЗНП 3 ст.: Пуск"/>
+                  <w:listItem w:displayText="ТЗНП / ТЗНП 3 ст.: Пуск ИО напряжения НП" w:value="ТЗНП / ТЗНП 3 ст.: Пуск ИО напряжения НП"/>
+                  <w:listItem w:displayText="ТЗНП / ТЗНП 3 ст.: Пуск ИО тока НП" w:value="ТЗНП / ТЗНП 3 ст.: Пуск ИО тока НП"/>
+                  <w:listItem w:displayText="ТЗНП / ТЗНП 3 ст.: Срабатывание" w:value="ТЗНП / ТЗНП 3 ст.: Срабатывание"/>
+                  <w:listItem w:displayText="ТЗНП / ТЗНП 3 ст.: Срабатывание на сигнал" w:value="ТЗНП / ТЗНП 3 ст.: Срабатывание на сигнал"/>
+                  <w:listItem w:displayText="ТЗНП / ТЗНП 3 ст.: Функция введена в работу" w:value="ТЗНП / ТЗНП 3 ст.: Функция введена в работу"/>
+                  <w:listItem w:displayText="ТЗНП / ТЗНП 3 ст.: Функция оперативно выведена из работы" w:value="ТЗНП / ТЗНП 3 ст.: Функция оперативно выведена из работы"/>
+                  <w:listItem w:displayText="ТЗНП / ТЗНП 4 ст.: Пуск" w:value="ТЗНП / ТЗНП 4 ст.: Пуск"/>
+                  <w:listItem w:displayText="ТЗНП / ТЗНП 4 ст.: Пуск ИО напряжения НП" w:value="ТЗНП / ТЗНП 4 ст.: Пуск ИО напряжения НП"/>
+                  <w:listItem w:displayText="ТЗНП / ТЗНП 4 ст.: Пуск ИО тока НП" w:value="ТЗНП / ТЗНП 4 ст.: Пуск ИО тока НП"/>
+                  <w:listItem w:displayText="ТЗНП / ТЗНП 4 ст.: Срабатывание" w:value="ТЗНП / ТЗНП 4 ст.: Срабатывание"/>
+                  <w:listItem w:displayText="ТЗНП / ТЗНП 4 ст.: Срабатывание на сигнал" w:value="ТЗНП / ТЗНП 4 ст.: Срабатывание на сигнал"/>
+                  <w:listItem w:displayText="ТЗНП / ТЗНП 4 ст.: Функция введена в работу" w:value="ТЗНП / ТЗНП 4 ст.: Функция введена в работу"/>
+                  <w:listItem w:displayText="ТЗНП / ТЗНП 4 ст.: Функция оперативно выведена из работы" w:value="ТЗНП / ТЗНП 4 ст.: Функция оперативно выведена из работы"/>
                   <w:listItem w:displayText="ТК ЗДЗ / ТК ЗДЗ: Пуск" w:value="ТК ЗДЗ / ТК ЗДЗ: Пуск"/>
                   <w:listItem w:displayText="ТК ЗДЗ / ТК ЗДЗ: Пуск ИО тока" w:value="ТК ЗДЗ / ТК ЗДЗ: Пуск ИО тока"/>
                   <w:listItem w:displayText="ТК ЗДЗ / ТК ЗДЗ: Функция введена в работу" w:value="ТК ЗДЗ / ТК ЗДЗ: Функция введена в работу"/>
@@ -10391,20 +8064,14 @@
                   <w:listItem w:displayText="Слот М6. Реле8. Статус" w:value="Слот М6. Реле8. Статус"/>
                   <w:listItem w:displayText="Слот М7. Отказ модуля" w:value="Слот М7. Отказ модуля"/>
                   <w:listItem w:displayText="Слот М7. Модуль не определен" w:value="Слот М7. Модуль не определен"/>
-                  <w:listItem w:displayText="Слот М7. ДВ1. Статус" w:value="Слот М7. ДВ1. Статус"/>
-                  <w:listItem w:displayText="Слот М7. ДВ2. Статус" w:value="Слот М7. ДВ2. Статус"/>
-                  <w:listItem w:displayText="Слот М7. ДВ3. Статус" w:value="Слот М7. ДВ3. Статус"/>
-                  <w:listItem w:displayText="Слот М7. ДВ4. Статус" w:value="Слот М7. ДВ4. Статус"/>
-                  <w:listItem w:displayText="Слот М7. ДВ5. Статус" w:value="Слот М7. ДВ5. Статус"/>
-                  <w:listItem w:displayText="Слот М7. ДВ6. Статус" w:value="Слот М7. ДВ6. Статус"/>
-                  <w:listItem w:displayText="Слот М7. ДВ7. Статус" w:value="Слот М7. ДВ7. Статус"/>
-                  <w:listItem w:displayText="Слот М7. ДВ8. Статус" w:value="Слот М7. ДВ8. Статус"/>
-                  <w:listItem w:displayText="Слот М7. ДВ9. Статус" w:value="Слот М7. ДВ9. Статус"/>
-                  <w:listItem w:displayText="Слот М7. ДВ10. Статус" w:value="Слот М7. ДВ10. Статус"/>
-                  <w:listItem w:displayText="Слот М7. ДВ11. Статус" w:value="Слот М7. ДВ11. Статус"/>
-                  <w:listItem w:displayText="Слот М7. ДВ12. Статус" w:value="Слот М7. ДВ12. Статус"/>
-                  <w:listItem w:displayText="Слот М7. ДВ13. Статус" w:value="Слот М7. ДВ13. Статус"/>
-                  <w:listItem w:displayText="Слот М7. ДВ14. Статус" w:value="Слот М7. ДВ14. Статус"/>
+                  <w:listItem w:displayText="Слот М7. Реле1. Статус" w:value="Слот М7. Реле1. Статус"/>
+                  <w:listItem w:displayText="Слот М7. Реле2. Статус" w:value="Слот М7. Реле2. Статус"/>
+                  <w:listItem w:displayText="Слот М7. Реле3. Статус" w:value="Слот М7. Реле3. Статус"/>
+                  <w:listItem w:displayText="Слот М7. Реле4. Статус" w:value="Слот М7. Реле4. Статус"/>
+                  <w:listItem w:displayText="Слот М7. Реле5. Статус" w:value="Слот М7. Реле5. Статус"/>
+                  <w:listItem w:displayText="Слот М7. Реле6. Статус" w:value="Слот М7. Реле6. Статус"/>
+                  <w:listItem w:displayText="Слот М7. Реле7. Статус" w:value="Слот М7. Реле7. Статус"/>
+                  <w:listItem w:displayText="Слот М7. Реле8. Статус" w:value="Слот М7. Реле8. Статус"/>
                   <w:listItem w:displayText="Слот М8. Отказ модуля" w:value="Слот М8. Отказ модуля"/>
                   <w:listItem w:displayText="Слот М8. Модуль не определен" w:value="Слот М8. Модуль не определен"/>
                   <w:listItem w:displayText="Слот М8. ДВ1. Статус" w:value="Слот М8. ДВ1. Статус"/>
@@ -10447,6 +8114,22 @@
                   <w:listItem w:displayText="Слот М10. ДВ6. Статус" w:value="Слот М10. ДВ6. Статус"/>
                   <w:listItem w:displayText="Слот М10. ДВ7. Статус" w:value="Слот М10. ДВ7. Статус"/>
                   <w:listItem w:displayText="Слот М10. ДВ8. Статус" w:value="Слот М10. ДВ8. Статус"/>
+                  <w:listItem w:displayText="Слот М10. ДВ9. Статус" w:value="Слот М10. ДВ9. Статус"/>
+                  <w:listItem w:displayText="Слот М10. ДВ10. Статус" w:value="Слот М10. ДВ10. Статус"/>
+                  <w:listItem w:displayText="Слот М10. ДВ11. Статус" w:value="Слот М10. ДВ11. Статус"/>
+                  <w:listItem w:displayText="Слот М10. ДВ12. Статус" w:value="Слот М10. ДВ12. Статус"/>
+                  <w:listItem w:displayText="Слот М10. ДВ13. Статус" w:value="Слот М10. ДВ13. Статус"/>
+                  <w:listItem w:displayText="Слот М10. ДВ14. Статус" w:value="Слот М10. ДВ14. Статус"/>
+                  <w:listItem w:displayText="Слот М11. Отказ модуля" w:value="Слот М11. Отказ модуля"/>
+                  <w:listItem w:displayText="Слот М11. Модуль не определен" w:value="Слот М11. Модуль не определен"/>
+                  <w:listItem w:displayText="Слот М11. ДВ1. Статус" w:value="Слот М11. ДВ1. Статус"/>
+                  <w:listItem w:displayText="Слот М11. ДВ2. Статус" w:value="Слот М11. ДВ2. Статус"/>
+                  <w:listItem w:displayText="Слот М11. ДВ3. Статус" w:value="Слот М11. ДВ3. Статус"/>
+                  <w:listItem w:displayText="Слот М11. ДВ4. Статус" w:value="Слот М11. ДВ4. Статус"/>
+                  <w:listItem w:displayText="Слот М11. ДВ5. Статус" w:value="Слот М11. ДВ5. Статус"/>
+                  <w:listItem w:displayText="Слот М11. ДВ6. Статус" w:value="Слот М11. ДВ6. Статус"/>
+                  <w:listItem w:displayText="Слот М11. ДВ7. Статус" w:value="Слот М11. ДВ7. Статус"/>
+                  <w:listItem w:displayText="Слот М11. ДВ8. Статус" w:value="Слот М11. ДВ8. Статус"/>
                   <w:listItem w:displayText="Отказ модуля ЦП" w:value="Отказ модуля ЦП"/>
                   <w:listItem w:displayText="Неисправность ПЗУ ЦП" w:value="Неисправность ПЗУ ЦП"/>
                   <w:listItem w:displayText="Неисправность ПЗУ MPU" w:value="Неисправность ПЗУ MPU"/>
@@ -10529,58 +8212,39 @@
                   <w:listItem w:displayText="Не назначено" w:value=""/>
                   <w:listItem w:displayText="──────── Сигналы РЗиА ────────" w:value="INPUTS_HEADER" w:disabled="true"/>
                   <w:listItem w:displayText="АВР / АВР: Включить" w:value="АВР / АВР: Включить"/>
-                  <w:listItem w:displayText="АВР / АВР: Включить резервный ввод или секционный выключатель" w:value="АВР / АВР: Включить резервный ввод или секционный выключатель"/>
                   <w:listItem w:displayText="АВР / АВР: Готовность" w:value="АВР / АВР: Готовность"/>
-                  <w:listItem w:displayText="АВР / АВР: Разрешение" w:value="АВР / АВР: Разрешение"/>
+                  <w:listItem w:displayText="АВР / АВР: Пуск" w:value="АВР / АВР: Пуск"/>
+                  <w:listItem w:displayText="АВР / АВР: Разрешение отключения ВВ 1 секции шин" w:value="АВР / АВР: Разрешение отключения ВВ 1 секции шин"/>
+                  <w:listItem w:displayText="АВР / АВР: Разрешение отключения ВВ 2 секции шин" w:value="АВР / АВР: Разрешение отключения ВВ 2 секции шин"/>
                   <w:listItem w:displayText="АВР / АВР: Функция введена в работу" w:value="АВР / АВР: Функция введена в работу"/>
                   <w:listItem w:displayText="АВР / АВР: Функция оперативно выведена из работы" w:value="АВР / АВР: Функция оперативно выведена из работы"/>
                   <w:listItem w:displayText="АВР / ЗАВР: Запрет АВР" w:value="АВР / ЗАВР: Запрет АВР"/>
-                  <w:listItem w:displayText="АПВ ВВ / АПВ ВВ: АПВ неуспешно" w:value="АПВ ВВ / АПВ ВВ: АПВ неуспешно"/>
-                  <w:listItem w:displayText="АПВ ВВ / АПВ ВВ: АПВ успешно" w:value="АПВ ВВ / АПВ ВВ: АПВ успешно"/>
-                  <w:listItem w:displayText="АПВ ВВ / АПВ ВВ: Аварийное отключение" w:value="АПВ ВВ / АПВ ВВ: Аварийное отключение"/>
-                  <w:listItem w:displayText="АПВ ВВ / АПВ ВВ: Включение с контролем синхронизма" w:value="АПВ ВВ / АПВ ВВ: Включение с контролем синхронизма"/>
-                  <w:listItem w:displayText="АПВ ВВ / АПВ ВВ: Включить" w:value="АПВ ВВ / АПВ ВВ: Включить"/>
-                  <w:listItem w:displayText="АПВ ВВ / АПВ ВВ: Выключатель включен" w:value="АПВ ВВ / АПВ ВВ: Выключатель включен"/>
-                  <w:listItem w:displayText="АПВ ВВ / АПВ ВВ: Готовность" w:value="АПВ ВВ / АПВ ВВ: Готовность"/>
-                  <w:listItem w:displayText="АПВ ВВ / АПВ ВВ: Задержка включения" w:value="АПВ ВВ / АПВ ВВ: Задержка включения"/>
-                  <w:listItem w:displayText="АПВ ВВ / АПВ ВВ: Неуспешный цикл" w:value="АПВ ВВ / АПВ ВВ: Неуспешный цикл"/>
-                  <w:listItem w:displayText="АПВ ВВ / АПВ ВВ: Общая готовность" w:value="АПВ ВВ / АПВ ВВ: Общая готовность"/>
-                  <w:listItem w:displayText="АПВ ВВ / АПВ ВВ: Ожидание срабатывания" w:value="АПВ ВВ / АПВ ВВ: Ожидание срабатывания"/>
-                  <w:listItem w:displayText="АПВ ВВ / АПВ ВВ: Пуск" w:value="АПВ ВВ / АПВ ВВ: Пуск"/>
-                  <w:listItem w:displayText="АПВ ВВ / АПВ ВВ: Функция введена в работу" w:value="АПВ ВВ / АПВ ВВ: Функция введена в работу"/>
-                  <w:listItem w:displayText="АПВ ВВ / АПВ ВВ: Функция оперативно выведена из работы" w:value="АПВ ВВ / АПВ ВВ: Функция оперативно выведена из работы"/>
-                  <w:listItem w:displayText="АПВ ВВ / АПВ ВВ: Цикл АПВ прерван" w:value="АПВ ВВ / АПВ ВВ: Цикл АПВ прерван"/>
-                  <w:listItem w:displayText="АУ / АУ: Ввод ускорения" w:value="АУ / АУ: Ввод ускорения"/>
-                  <w:listItem w:displayText="АУ / АУ: Срабатывание" w:value="АУ / АУ: Срабатывание"/>
-                  <w:listItem w:displayText="АУ / АУ: Функция введена в работу" w:value="АУ / АУ: Функция введена в работу"/>
-                  <w:listItem w:displayText="АУ / АУ: Функция оперативно выведена из работы" w:value="АУ / АУ: Функция оперативно выведена из работы"/>
                   <w:listItem w:displayText="БК / БК: Срабатывание быстродействующих ступеней" w:value="БК / БК: Срабатывание быстродействующих ступеней"/>
                   <w:listItem w:displayText="БК / БК: Срабатывание медленнодействующих ступеней" w:value="БК / БК: Срабатывание медленнодействующих ступеней"/>
                   <w:listItem w:displayText="БК / БК: Функция введена в работу" w:value="БК / БК: Функция введена в работу"/>
                   <w:listItem w:displayText="БК / БК: Функция оперативно выведена из работы" w:value="БК / БК: Функция оперативно выведена из работы"/>
-                  <w:listItem w:displayText="БННвв / БННвв: Неисправность ЦН" w:value="БННвв / БННвв: Неисправность ЦН"/>
-                  <w:listItem w:displayText="БННвв / БННвв: Отключение автомата ТН" w:value="БННвв / БННвв: Отключение автомата ТН"/>
-                  <w:listItem w:displayText="БННвв / БННвв: Пуск 3U03f" w:value="БННвв / БННвв: Пуск 3U03f"/>
-                  <w:listItem w:displayText="БННвв / БННвв: Пуск U2I2" w:value="БННвв / БННвв: Пуск U2I2"/>
-                  <w:listItem w:displayText="БННвв / БННвв: Пуск dU0" w:value="БННвв / БННвв: Пуск dU0"/>
-                  <w:listItem w:displayText="БННвв / БННвв: Пуск minU3p" w:value="БННвв / БННвв: Пуск minU3p"/>
-                  <w:listItem w:displayText="БННвв / БННвв: Срабатывание" w:value="БННвв / БННвв: Срабатывание"/>
-                  <w:listItem w:displayText="БННвв / БННвв: Функция введена в работу" w:value="БННвв / БННвв: Функция введена в работу"/>
-                  <w:listItem w:displayText="БННвв / БННвв: Функция оперативно выведена из работы" w:value="БННвв / БННвв: Функция оперативно выведена из работы"/>
-                  <w:listItem w:displayText="БННш / БННш: Неисправность ЦН" w:value="БННш / БННш: Неисправность ЦН"/>
-                  <w:listItem w:displayText="БННш / БННш: Отключение автомата ТН" w:value="БННш / БННш: Отключение автомата ТН"/>
-                  <w:listItem w:displayText="БННш / БННш: Пуск 3U03f" w:value="БННш / БННш: Пуск 3U03f"/>
-                  <w:listItem w:displayText="БННш / БННш: Пуск U2I2" w:value="БННш / БННш: Пуск U2I2"/>
-                  <w:listItem w:displayText="БННш / БННш: Пуск dU0" w:value="БННш / БННш: Пуск dU0"/>
-                  <w:listItem w:displayText="БННш / БННш: Пуск minU3p" w:value="БННш / БННш: Пуск minU3p"/>
-                  <w:listItem w:displayText="БННш / БННш: Срабатывание" w:value="БННш / БННш: Срабатывание"/>
-                  <w:listItem w:displayText="БННш / БННш: Функция введена в работу" w:value="БННш / БННш: Функция введена в работу"/>
-                  <w:listItem w:displayText="БННш / БННш: Функция оперативно выведена из работы" w:value="БННш / БННш: Функция оперативно выведена из работы"/>
-                  <w:listItem w:displayText="ВНР / ВНР: Включение с КС" w:value="ВНР / ВНР: Включение с КС"/>
-                  <w:listItem w:displayText="ВНР / ВНР: Включить" w:value="ВНР / ВНР: Включить"/>
-                  <w:listItem w:displayText="ВНР / ВНР: Задержка включения с КС" w:value="ВНР / ВНР: Задержка включения с КС"/>
+                  <w:listItem w:displayText="БНН 1сш / БНН 1сш: Неисправность ЦН" w:value="БНН 1сш / БНН 1сш: Неисправность ЦН"/>
+                  <w:listItem w:displayText="БНН 1сш / БНН 1сш: Отключение автомата ТН" w:value="БНН 1сш / БНН 1сш: Отключение автомата ТН"/>
+                  <w:listItem w:displayText="БНН 1сш / БНН 1сш: Пуск 3U03f" w:value="БНН 1сш / БНН 1сш: Пуск 3U03f"/>
+                  <w:listItem w:displayText="БНН 1сш / БНН 1сш: Пуск U2I2" w:value="БНН 1сш / БНН 1сш: Пуск U2I2"/>
+                  <w:listItem w:displayText="БНН 1сш / БНН 1сш: Пуск dU0" w:value="БНН 1сш / БНН 1сш: Пуск dU0"/>
+                  <w:listItem w:displayText="БНН 1сш / БНН 1сш: Пуск minU3p" w:value="БНН 1сш / БНН 1сш: Пуск minU3p"/>
+                  <w:listItem w:displayText="БНН 1сш / БНН 1сш: Срабатывание" w:value="БНН 1сш / БНН 1сш: Срабатывание"/>
+                  <w:listItem w:displayText="БНН 1сш / БНН 1сш: Функция введена в работу" w:value="БНН 1сш / БНН 1сш: Функция введена в работу"/>
+                  <w:listItem w:displayText="БНН 1сш / БНН 1сш: Функция оперативно выведена из работы" w:value="БНН 1сш / БНН 1сш: Функция оперативно выведена из работы"/>
+                  <w:listItem w:displayText="БНН 2сш / БНН 2сш: Неисправность ЦН" w:value="БНН 2сш / БНН 2сш: Неисправность ЦН"/>
+                  <w:listItem w:displayText="БНН 2сш / БНН 2сш: Отключение автомата ТН" w:value="БНН 2сш / БНН 2сш: Отключение автомата ТН"/>
+                  <w:listItem w:displayText="БНН 2сш / БНН 2сш: Пуск U2I2" w:value="БНН 2сш / БНН 2сш: Пуск U2I2"/>
+                  <w:listItem w:displayText="БНН 2сш / БНН 2сш: Пуск minU3p" w:value="БНН 2сш / БНН 2сш: Пуск minU3p"/>
+                  <w:listItem w:displayText="БНН 2сш / БНН 2сш: Срабатывание" w:value="БНН 2сш / БНН 2сш: Срабатывание"/>
+                  <w:listItem w:displayText="БНН 2сш / БНН 2сш: Функция введена в работу" w:value="БНН 2сш / БНН 2сш: Функция введена в работу"/>
+                  <w:listItem w:displayText="БНН 2сш / БНН 2сш: Функция оперативно выведена из работы" w:value="БНН 2сш / БНН 2сш: Функция оперативно выведена из работы"/>
+                  <w:listItem w:displayText="ВНР / ВНР: Включение ВВ 1 секции шин" w:value="ВНР / ВНР: Включение ВВ 1 секции шин"/>
+                  <w:listItem w:displayText="ВНР / ВНР: Включение ВВ 2 секции шин" w:value="ВНР / ВНР: Включение ВВ 2 секции шин"/>
+                  <w:listItem w:displayText="ВНР / ВНР: Готовность ВВ 1 секции шин" w:value="ВНР / ВНР: Готовность ВВ 1 секции шин"/>
+                  <w:listItem w:displayText="ВНР / ВНР: Готовность ВВ 2 секции шин" w:value="ВНР / ВНР: Готовность ВВ 2 секции шин"/>
                   <w:listItem w:displayText="ВНР / ВНР: Ожидание ВНР" w:value="ВНР / ВНР: Ожидание ВНР"/>
-                  <w:listItem w:displayText="ВНР / ВНР: Отключить резервный ВВ или СВ" w:value="ВНР / ВНР: Отключить резервный ВВ или СВ"/>
+                  <w:listItem w:displayText="ВНР / ВНР: Отключить" w:value="ВНР / ВНР: Отключить"/>
                   <w:listItem w:displayText="ВНР / ВНР: Функция введена в работу" w:value="ВНР / ВНР: Функция введена в работу"/>
                   <w:listItem w:displayText="ВНР / ВНР: Функция оперативно выведена из работы" w:value="ВНР / ВНР: Функция оперативно выведена из работы"/>
                   <w:listItem w:displayText="ДЗ / АУ ДЗ: Пуск автоматического ускорения ДЗ" w:value="ДЗ / АУ ДЗ: Пуск автоматического ускорения ДЗ"/>
@@ -10608,7 +8272,14 @@
                   <w:listItem w:displayText="ДЗ / ДЗ-фф 3ст.: Срабатывание на сигнал" w:value="ДЗ / ДЗ-фф 3ст.: Срабатывание на сигнал"/>
                   <w:listItem w:displayText="ДЗ / ДЗ-фф 3ст.: Функция введена в работу" w:value="ДЗ / ДЗ-фф 3ст.: Функция введена в работу"/>
                   <w:listItem w:displayText="ДЗ / ДЗ-фф 3ст.: Функция оперативно выведена из работы" w:value="ДЗ / ДЗ-фф 3ст.: Функция оперативно выведена из работы"/>
-                  <w:listItem w:displayText="ДЗ / ДЗ: Пуск" w:value="ДЗ / ДЗ: Пуск"/>
+                  <w:listItem w:displayText="ДЗ / ДЗ-фф 4ст.: Пуск ДЗ-фф 4 ст." w:value="ДЗ / ДЗ-фф 4ст.: Пуск ДЗ-фф 4 ст."/>
+                  <w:listItem w:displayText="ДЗ / ДЗ-фф 4ст.: Пуск ИО сопротивления Zab (фаза-фаза4)" w:value="ДЗ / ДЗ-фф 4ст.: Пуск ИО сопротивления Zab (фаза-фаза4)"/>
+                  <w:listItem w:displayText="ДЗ / ДЗ-фф 4ст.: Пуск ИО сопротивления Zbc (фаза-фаза4)" w:value="ДЗ / ДЗ-фф 4ст.: Пуск ИО сопротивления Zbc (фаза-фаза4)"/>
+                  <w:listItem w:displayText="ДЗ / ДЗ-фф 4ст.: Пуск ИО сопротивления Zca (фаза-фаза4)" w:value="ДЗ / ДЗ-фф 4ст.: Пуск ИО сопротивления Zca (фаза-фаза4)"/>
+                  <w:listItem w:displayText="ДЗ / ДЗ-фф 4ст.: Срабатывание ДЗ-фф 4 ст." w:value="ДЗ / ДЗ-фф 4ст.: Срабатывание ДЗ-фф 4 ст."/>
+                  <w:listItem w:displayText="ДЗ / ДЗ-фф 4ст.: Срабатывание на сигнал" w:value="ДЗ / ДЗ-фф 4ст.: Срабатывание на сигнал"/>
+                  <w:listItem w:displayText="ДЗ / ДЗ-фф 4ст.: Функция введена в работу" w:value="ДЗ / ДЗ-фф 4ст.: Функция введена в работу"/>
+                  <w:listItem w:displayText="ДЗ / ДЗ-фф 4ст.: Функция оперативно выведена из работы" w:value="ДЗ / ДЗ-фф 4ст.: Функция оперативно выведена из работы"/>
                   <w:listItem w:displayText="ДЗ / ОН: Обратное" w:value="ДЗ / ОН: Обратное"/>
                   <w:listItem w:displayText="ДЗ / ОН: Обратное направление контура BC" w:value="ДЗ / ОН: Обратное направление контура BC"/>
                   <w:listItem w:displayText="ДЗ / ОН: Обратное направление контура CA" w:value="ДЗ / ОН: Обратное направление контура CA"/>
@@ -10633,13 +8304,6 @@
                   <w:listItem w:displayText="ЗДЗ / ЗДЗ: Срабатывание на сигнал" w:value="ЗДЗ / ЗДЗ: Срабатывание на сигнал"/>
                   <w:listItem w:displayText="ЗДЗ / ЗДЗ: Функция введена в работу" w:value="ЗДЗ / ЗДЗ: Функция введена в работу"/>
                   <w:listItem w:displayText="ЗДЗ / ЗДЗ: Функция оперативно выведена из работы" w:value="ЗДЗ / ЗДЗ: Функция оперативно выведена из работы"/>
-                  <w:listItem w:displayText="ЗМН / ЗМН: Пуск" w:value="ЗМН / ЗМН: Пуск"/>
-                  <w:listItem w:displayText="ЗМН / ЗМН: Пуск ИО напряжения" w:value="ЗМН / ЗМН: Пуск ИО напряжения"/>
-                  <w:listItem w:displayText="ЗМН / ЗМН: Пуск ИО напряжения ОП" w:value="ЗМН / ЗМН: Пуск ИО напряжения ОП"/>
-                  <w:listItem w:displayText="ЗМН / ЗМН: Срабатывание" w:value="ЗМН / ЗМН: Срабатывание"/>
-                  <w:listItem w:displayText="ЗМН / ЗМН: Срабатывание на сигнал" w:value="ЗМН / ЗМН: Срабатывание на сигнал"/>
-                  <w:listItem w:displayText="ЗМН / ЗМН: Функция введена в работу" w:value="ЗМН / ЗМН: Функция введена в работу"/>
-                  <w:listItem w:displayText="ЗМН / ЗМН: Функция оперативно выведена из работы" w:value="ЗМН / ЗМН: Функция оперативно выведена из работы"/>
                   <w:listItem w:displayText="ЗОП / ЗОП: Пуск" w:value="ЗОП / ЗОП: Пуск"/>
                   <w:listItem w:displayText="ЗОП / ЗОП: Пуск ИО по несимметрии токов прямой и обратной последовательности" w:value="ЗОП / ЗОП: Пуск ИО по несимметрии токов прямой и обратной последовательности"/>
                   <w:listItem w:displayText="ЗОП / ЗОП: Пуск ИО тока обратной последовательности" w:value="ЗОП / ЗОП: Пуск ИО тока обратной последовательности"/>
@@ -10647,126 +8311,26 @@
                   <w:listItem w:displayText="ЗОП / ЗОП: Срабатывание на сигнал" w:value="ЗОП / ЗОП: Срабатывание на сигнал"/>
                   <w:listItem w:displayText="ЗОП / ЗОП: Функция введена в работу" w:value="ЗОП / ЗОП: Функция введена в работу"/>
                   <w:listItem w:displayText="ЗОП / ЗОП: Функция оперативно выведена из работы" w:value="ЗОП / ЗОП: Функция оперативно выведена из работы"/>
-                  <w:listItem w:displayText="ЗП / ЗП: Пуск" w:value="ЗП / ЗП: Пуск"/>
-                  <w:listItem w:displayText="ЗП / ЗП: Пуск ИО максимального тока" w:value="ЗП / ЗП: Пуск ИО максимального тока"/>
-                  <w:listItem w:displayText="ЗП / ЗП: Срабатывание" w:value="ЗП / ЗП: Срабатывание"/>
-                  <w:listItem w:displayText="ЗП / ЗП: Срабатывание на сигнал" w:value="ЗП / ЗП: Срабатывание на сигнал"/>
-                  <w:listItem w:displayText="ЗП / ЗП: Функция введена в работу" w:value="ЗП / ЗП: Функция введена в работу"/>
-                  <w:listItem w:displayText="ЗП / ЗП: Функция оперативно выведена из работы" w:value="ЗП / ЗП: Функция оперативно выведена из работы"/>
-                  <w:listItem w:displayText="КА / В: Выключатель включен" w:value="КА / В: Выключатель включен"/>
-                  <w:listItem w:displayText="КА / В: Выключатель отключен" w:value="КА / В: Выключатель отключен"/>
-                  <w:listItem w:displayText="КА / В: Команда «включить» выключатель через выходное реле" w:value="КА / В: Команда «включить» выключатель через выходное реле"/>
-                  <w:listItem w:displayText="КА / В: Команда «отключить» выключатель через выходное реле" w:value="КА / В: Команда «отключить» выключатель через выходное реле"/>
-                  <w:listItem w:displayText="КА / В: Неисправное положение выключателя" w:value="КА / В: Неисправное положение выключателя"/>
-                  <w:listItem w:displayText="КА / В: Промежуточное положение выключателя" w:value="КА / В: Промежуточное положение выключателя"/>
-                  <w:listItem w:displayText="КА / В: Функция введена в работу" w:value="КА / В: Функция введена в работу"/>
-                  <w:listItem w:displayText="КА / ВЭ1: Команда «вкатить» выкатной элемент через выходное реле" w:value="КА / ВЭ1: Команда «вкатить» выкатной элемент через выходное реле"/>
-                  <w:listItem w:displayText="КА / ВЭ1: Команда «выкатить» выкатной элемент через выходное реле" w:value="КА / ВЭ1: Команда «выкатить» выкатной элемент через выходное реле"/>
-                  <w:listItem w:displayText="КА / ВЭ1: Неисправное положение выкатного элемента" w:value="КА / ВЭ1: Неисправное положение выкатного элемента"/>
-                  <w:listItem w:displayText="КА / ВЭ1: Положение выкатного элемента «Вкачен»" w:value="КА / ВЭ1: Положение выкатного элемента «Вкачен»"/>
-                  <w:listItem w:displayText="КА / ВЭ1: Положение выкатного элемента «Выкачен»" w:value="КА / ВЭ1: Положение выкатного элемента «Выкачен»"/>
-                  <w:listItem w:displayText="КА / ВЭ1: Промежуточное положение выкатного элемента" w:value="КА / ВЭ1: Промежуточное положение выкатного элемента"/>
-                  <w:listItem w:displayText="КА / ВЭ1: Ремонтное положение выкатного элемента" w:value="КА / ВЭ1: Ремонтное положение выкатного элемента"/>
-                  <w:listItem w:displayText="КА / ВЭ1: Функция введена в работу" w:value="КА / ВЭ1: Функция введена в работу"/>
-                  <w:listItem w:displayText="КА / ВЭ2: Команда «вкатить» выкатной элемент через выходное реле" w:value="КА / ВЭ2: Команда «вкатить» выкатной элемент через выходное реле"/>
-                  <w:listItem w:displayText="КА / ВЭ2: Команда «выкатить» выкатной элемент через выходное реле" w:value="КА / ВЭ2: Команда «выкатить» выкатной элемент через выходное реле"/>
-                  <w:listItem w:displayText="КА / ВЭ2: Неисправное положение выкатного элемента" w:value="КА / ВЭ2: Неисправное положение выкатного элемента"/>
-                  <w:listItem w:displayText="КА / ВЭ2: Положение выкатного элемента «Вкачен»" w:value="КА / ВЭ2: Положение выкатного элемента «Вкачен»"/>
-                  <w:listItem w:displayText="КА / ВЭ2: Положение выкатного элемента «Выкачен»" w:value="КА / ВЭ2: Положение выкатного элемента «Выкачен»"/>
-                  <w:listItem w:displayText="КА / ВЭ2: Промежуточное положение выкатного элемента" w:value="КА / ВЭ2: Промежуточное положение выкатного элемента"/>
-                  <w:listItem w:displayText="КА / ВЭ2: Ремонтное положение выкатного элемента" w:value="КА / ВЭ2: Ремонтное положение выкатного элемента"/>
-                  <w:listItem w:displayText="КА / ВЭ2: Функция введена в работу" w:value="КА / ВЭ2: Функция введена в работу"/>
-                  <w:listItem w:displayText="КА / ЗН: Заземляющий нож включен" w:value="КА / ЗН: Заземляющий нож включен"/>
-                  <w:listItem w:displayText="КА / ЗН: Заземляющий нож отключен" w:value="КА / ЗН: Заземляющий нож отключен"/>
-                  <w:listItem w:displayText="КА / ЗН: Команда «включить» заземляющий нож через выходное реле" w:value="КА / ЗН: Команда «включить» заземляющий нож через выходное реле"/>
-                  <w:listItem w:displayText="КА / ЗН: Команда «отключить» заземляющий нож через выходное реле" w:value="КА / ЗН: Команда «отключить» заземляющий нож через выходное реле"/>
-                  <w:listItem w:displayText="КА / ЗН: Неисправное положение заземляющего ножа" w:value="КА / ЗН: Неисправное положение заземляющего ножа"/>
-                  <w:listItem w:displayText="КА / ЗН: Промежуточное положение заземляющего ножа" w:value="КА / ЗН: Промежуточное положение заземляющего ножа"/>
-                  <w:listItem w:displayText="КА / ЗН: Функция введена в работу" w:value="КА / ЗН: Функция введена в работу"/>
-                  <w:listItem w:displayText="КА / КА: Функция введена в работу" w:value="КА / КА: Функция введена в работу"/>
-                  <w:listItem w:displayText="КА / КА: Функция оперативно выведена из работы" w:value="КА / КА: Функция оперативно выведена из работы"/>
-                  <w:listItem w:displayText="КННвв / КННвв: Пуск" w:value="КННвв / КННвв: Пуск"/>
-                  <w:listItem w:displayText="КННвв / КННвв: Пуск ИО напряжения" w:value="КННвв / КННвв: Пуск ИО напряжения"/>
-                  <w:listItem w:displayText="КННвв / КННвв: Пуск ИО напряжения ОП" w:value="КННвв / КННвв: Пуск ИО напряжения ОП"/>
-                  <w:listItem w:displayText="КННвв / КННвв: Функция введена в работу" w:value="КННвв / КННвв: Функция введена в работу"/>
-                  <w:listItem w:displayText="КННвв / КННвв: Функция оперативно выведена из работы" w:value="КННвв / КННвв: Функция оперативно выведена из работы"/>
-                  <w:listItem w:displayText="КННш / КННш: Пуск" w:value="КННш / КННш: Пуск"/>
-                  <w:listItem w:displayText="КННш / КННш: Пуск ИО напряжения" w:value="КННш / КННш: Пуск ИО напряжения"/>
-                  <w:listItem w:displayText="КННш / КННш: Пуск ИО напряжения ОП" w:value="КННш / КННш: Пуск ИО напряжения ОП"/>
-                  <w:listItem w:displayText="КННш / КННш: Функция введена в работу" w:value="КННш / КННш: Функция введена в работу"/>
-                  <w:listItem w:displayText="КННш / КННш: Функция оперативно выведена из работы" w:value="КННш / КННш: Функция оперативно выведена из работы"/>
-                  <w:listItem w:displayText="КОНвв / КОНвв: Пуск" w:value="КОНвв / КОНвв: Пуск"/>
-                  <w:listItem w:displayText="КОНвв / КОНвв: Пуск ИО напряжения" w:value="КОНвв / КОНвв: Пуск ИО напряжения"/>
-                  <w:listItem w:displayText="КОНвв / КОНвв: Пуск ИО напряжения ОП" w:value="КОНвв / КОНвв: Пуск ИО напряжения ОП"/>
-                  <w:listItem w:displayText="КОНвв / КОНвв: Функция введена в работу" w:value="КОНвв / КОНвв: Функция введена в работу"/>
-                  <w:listItem w:displayText="КОНвв / КОНвв: Функция оперативно выведена из работы" w:value="КОНвв / КОНвв: Функция оперативно выведена из работы"/>
-                  <w:listItem w:displayText="КОНш / КОНш: Пуск" w:value="КОНш / КОНш: Пуск"/>
-                  <w:listItem w:displayText="КОНш / КОНш: Пуск ИО напряжения" w:value="КОНш / КОНш: Пуск ИО напряжения"/>
-                  <w:listItem w:displayText="КОНш / КОНш: Пуск ИО напряжения ОП" w:value="КОНш / КОНш: Пуск ИО напряжения ОП"/>
-                  <w:listItem w:displayText="КОНш / КОНш: Функция введена в работу" w:value="КОНш / КОНш: Функция введена в работу"/>
-                  <w:listItem w:displayText="КОНш / КОНш: Функция оперативно выведена из работы" w:value="КОНш / КОНш: Функция оперативно выведена из работы"/>
-                  <w:listItem w:displayText="КП / КП: Идет переключение" w:value="КП / КП: Идет переключение"/>
-                  <w:listItem w:displayText="КП / КП: Функция введена в работу" w:value="КП / КП: Функция введена в работу"/>
-                  <w:listItem w:displayText="КП / КП: Функция оперативно выведена из работы" w:value="КП / КП: Функция оперативно выведена из работы"/>
-                  <w:listItem w:displayText="КП / ОБР В: Блокировка включения" w:value="КП / ОБР В: Блокировка включения"/>
-                  <w:listItem w:displayText="КП / ОБР В: Разрешить включение" w:value="КП / ОБР В: Разрешить включение"/>
-                  <w:listItem w:displayText="КП / ОБР ВЭ1: Разрешение управления первым выкатным элементом" w:value="КП / ОБР ВЭ1: Разрешение управления первым выкатным элементом"/>
-                  <w:listItem w:displayText="КП / ОБР ВЭ2: Разрешение управления вторым выкатным элементом" w:value="КП / ОБР ВЭ2: Разрешение управления вторым выкатным элементом"/>
-                  <w:listItem w:displayText="КП / ОБР ЗН: Разрешение управления заземляющим ножом" w:value="КП / ОБР ЗН: Разрешение управления заземляющим ножом"/>
-                  <w:listItem w:displayText="КП / УВ: Включение с контролем синхронизма" w:value="КП / УВ: Включение с контролем синхронизма"/>
-                  <w:listItem w:displayText="КП / УВ: Включить выключатель" w:value="КП / УВ: Включить выключатель"/>
-                  <w:listItem w:displayText="КП / УВ: Задержка включения с контролем синхронизма" w:value="КП / УВ: Задержка включения с контролем синхронизма"/>
-                  <w:listItem w:displayText="КП / УВ: Идет переключение" w:value="КП / УВ: Идет переключение"/>
-                  <w:listItem w:displayText="КП / УВ: Отключить выключатель" w:value="КП / УВ: Отключить выключатель"/>
-                  <w:listItem w:displayText="КП / УВ: Поведение местного управления" w:value="КП / УВ: Поведение местного управления"/>
-                  <w:listItem w:displayText="КП / УВ: Положение В (Включено)" w:value="КП / УВ: Положение В (Включено)"/>
-                  <w:listItem w:displayText="КП / УВ: Положение В (Не определено)" w:value="КП / УВ: Положение В (Не определено)"/>
-                  <w:listItem w:displayText="КП / УВ: Положение В (Неисправность)" w:value="КП / УВ: Положение В (Неисправность)"/>
-                  <w:listItem w:displayText="КП / УВ: Положение В (Отключено)" w:value="КП / УВ: Положение В (Отключено)"/>
-                  <w:listItem w:displayText="КП / УВ: Положение ключа режима управления" w:value="КП / УВ: Положение ключа режима управления"/>
-                  <w:listItem w:displayText="КП / УВ: Право переключения на уровне станции" w:value="КП / УВ: Право переключения на уровне станции"/>
-                  <w:listItem w:displayText="КП / УВ: Сигнал превышения допустимого времени переключения" w:value="КП / УВ: Сигнал превышения допустимого времени переключения"/>
-                  <w:listItem w:displayText="КП / УВ: Функция введена в работу" w:value="КП / УВ: Функция введена в работу"/>
-                  <w:listItem w:displayText="КП / УВЭ1: Вкатить первый выкатной элемент" w:value="КП / УВЭ1: Вкатить первый выкатной элемент"/>
-                  <w:listItem w:displayText="КП / УВЭ1: Выкатить первый выкатной элемент" w:value="КП / УВЭ1: Выкатить первый выкатной элемент"/>
-                  <w:listItem w:displayText="КП / УВЭ1: Идет переключение" w:value="КП / УВЭ1: Идет переключение"/>
-                  <w:listItem w:displayText="КП / УВЭ1: Поведение местного управления" w:value="КП / УВЭ1: Поведение местного управления"/>
-                  <w:listItem w:displayText="КП / УВЭ1: Положение ВЭ1 (Вкачен)" w:value="КП / УВЭ1: Положение ВЭ1 (Вкачен)"/>
-                  <w:listItem w:displayText="КП / УВЭ1: Положение ВЭ1 (Выкачен)" w:value="КП / УВЭ1: Положение ВЭ1 (Выкачен)"/>
-                  <w:listItem w:displayText="КП / УВЭ1: Положение ВЭ1 (Не определено)" w:value="КП / УВЭ1: Положение ВЭ1 (Не определено)"/>
-                  <w:listItem w:displayText="КП / УВЭ1: Положение ВЭ1 (Неисправность)" w:value="КП / УВЭ1: Положение ВЭ1 (Неисправность)"/>
-                  <w:listItem w:displayText="КП / УВЭ1: Положение ключа режима управления" w:value="КП / УВЭ1: Положение ключа режима управления"/>
-                  <w:listItem w:displayText="КП / УВЭ1: Право переключения на уровне станции" w:value="КП / УВЭ1: Право переключения на уровне станции"/>
-                  <w:listItem w:displayText="КП / УВЭ1: Сигнал превышения допустимого времени переключения" w:value="КП / УВЭ1: Сигнал превышения допустимого времени переключения"/>
-                  <w:listItem w:displayText="КП / УВЭ1: Функция введена в работу" w:value="КП / УВЭ1: Функция введена в работу"/>
-                  <w:listItem w:displayText="КП / УВЭ2: Вкатить второй выкатной элемент" w:value="КП / УВЭ2: Вкатить второй выкатной элемент"/>
-                  <w:listItem w:displayText="КП / УВЭ2: Выкатить второй выкатной элемент" w:value="КП / УВЭ2: Выкатить второй выкатной элемент"/>
-                  <w:listItem w:displayText="КП / УВЭ2: Идет переключение" w:value="КП / УВЭ2: Идет переключение"/>
-                  <w:listItem w:displayText="КП / УВЭ2: Поведение местного управления" w:value="КП / УВЭ2: Поведение местного управления"/>
-                  <w:listItem w:displayText="КП / УВЭ2: Положение ВЭ2 (Вкачен)" w:value="КП / УВЭ2: Положение ВЭ2 (Вкачен)"/>
-                  <w:listItem w:displayText="КП / УВЭ2: Положение ВЭ2 (Выкачен)" w:value="КП / УВЭ2: Положение ВЭ2 (Выкачен)"/>
-                  <w:listItem w:displayText="КП / УВЭ2: Положение ВЭ2 (Не определено)" w:value="КП / УВЭ2: Положение ВЭ2 (Не определено)"/>
-                  <w:listItem w:displayText="КП / УВЭ2: Положение ВЭ2 (Неисправность)" w:value="КП / УВЭ2: Положение ВЭ2 (Неисправность)"/>
-                  <w:listItem w:displayText="КП / УВЭ2: Положение ключа режима управления" w:value="КП / УВЭ2: Положение ключа режима управления"/>
-                  <w:listItem w:displayText="КП / УВЭ2: Право переключения на уровне станции" w:value="КП / УВЭ2: Право переключения на уровне станции"/>
-                  <w:listItem w:displayText="КП / УВЭ2: Сигнал превышения допустимого времени переключения" w:value="КП / УВЭ2: Сигнал превышения допустимого времени переключения"/>
-                  <w:listItem w:displayText="КП / УВЭ2: Функция введена в работу" w:value="КП / УВЭ2: Функция введена в работу"/>
-                  <w:listItem w:displayText="КП / УЗН: Включить заземляющий нож" w:value="КП / УЗН: Включить заземляющий нож"/>
-                  <w:listItem w:displayText="КП / УЗН: Идет переключение" w:value="КП / УЗН: Идет переключение"/>
-                  <w:listItem w:displayText="КП / УЗН: Отключить заземляющий нож" w:value="КП / УЗН: Отключить заземляющий нож"/>
-                  <w:listItem w:displayText="КП / УЗН: Поведение местного управления" w:value="КП / УЗН: Поведение местного управления"/>
-                  <w:listItem w:displayText="КП / УЗН: Положение ЗН (Включено)" w:value="КП / УЗН: Положение ЗН (Включено)"/>
-                  <w:listItem w:displayText="КП / УЗН: Положение ЗН (Не определено)" w:value="КП / УЗН: Положение ЗН (Не определено)"/>
-                  <w:listItem w:displayText="КП / УЗН: Положение ЗН (Неисправность)" w:value="КП / УЗН: Положение ЗН (Неисправность)"/>
-                  <w:listItem w:displayText="КП / УЗН: Положение ЗН (Отключено)" w:value="КП / УЗН: Положение ЗН (Отключено)"/>
-                  <w:listItem w:displayText="КП / УЗН: Положение ключа режима управления" w:value="КП / УЗН: Положение ключа режима управления"/>
-                  <w:listItem w:displayText="КП / УЗН: Право переключения на уровне станции" w:value="КП / УЗН: Право переключения на уровне станции"/>
-                  <w:listItem w:displayText="КП / УЗН: Сигнал превышения допустимого времени переключения" w:value="КП / УЗН: Сигнал превышения допустимого времени переключения"/>
-                  <w:listItem w:displayText="КП / УЗН: Функция введена в работу" w:value="КП / УЗН: Функция введена в работу"/>
-                  <w:listItem w:displayText="КРВ / КРВ: Превышен коммутационный ресурс выключателя" w:value="КРВ / КРВ: Превышен коммутационный ресурс выключателя"/>
-                  <w:listItem w:displayText="КРВ / КРВ: Превышен механический ресурс выключателя" w:value="КРВ / КРВ: Превышен механический ресурс выключателя"/>
-                  <w:listItem w:displayText="КРВ / КРВ: Превышен ресурс выключателя" w:value="КРВ / КРВ: Превышен ресурс выключателя"/>
-                  <w:listItem w:displayText="КРВ / КРВ: Функция введена в работу" w:value="КРВ / КРВ: Функция введена в работу"/>
+                  <w:listItem w:displayText="КНН 1сш / КНН 1сш: Пуск" w:value="КНН 1сш / КНН 1сш: Пуск"/>
+                  <w:listItem w:displayText="КНН 1сш / КНН 1сш: Пуск ИО напряжения" w:value="КНН 1сш / КНН 1сш: Пуск ИО напряжения"/>
+                  <w:listItem w:displayText="КНН 1сш / КНН 1сш: Пуск ИО напряжения ОП" w:value="КНН 1сш / КНН 1сш: Пуск ИО напряжения ОП"/>
+                  <w:listItem w:displayText="КНН 1сш / КНН 1сш: Функция введена в работу" w:value="КНН 1сш / КНН 1сш: Функция введена в работу"/>
+                  <w:listItem w:displayText="КНН 1сш / КНН 1сш: Функция оперативно выведена из работы" w:value="КНН 1сш / КНН 1сш: Функция оперативно выведена из работы"/>
+                  <w:listItem w:displayText="КНН 2сш / КНН 2сш: Пуск" w:value="КНН 2сш / КНН 2сш: Пуск"/>
+                  <w:listItem w:displayText="КНН 2сш / КНН 2сш: Пуск ИО напряжения" w:value="КНН 2сш / КНН 2сш: Пуск ИО напряжения"/>
+                  <w:listItem w:displayText="КНН 2сш / КНН 2сш: Пуск ИО напряжения ОП" w:value="КНН 2сш / КНН 2сш: Пуск ИО напряжения ОП"/>
+                  <w:listItem w:displayText="КНН 2сш / КНН 2сш: Функция введена в работу" w:value="КНН 2сш / КНН 2сш: Функция введена в работу"/>
+                  <w:listItem w:displayText="КНН 2сш / КНН 2сш: Функция оперативно выведена из работы" w:value="КНН 2сш / КНН 2сш: Функция оперативно выведена из работы"/>
+                  <w:listItem w:displayText="КОН 1сш / КОН 1сш: Пуск" w:value="КОН 1сш / КОН 1сш: Пуск"/>
+                  <w:listItem w:displayText="КОН 1сш / КОН 1сш: Пуск ИО напряжения" w:value="КОН 1сш / КОН 1сш: Пуск ИО напряжения"/>
+                  <w:listItem w:displayText="КОН 1сш / КОН 1сш: Пуск ИО напряжения ОП" w:value="КОН 1сш / КОН 1сш: Пуск ИО напряжения ОП"/>
+                  <w:listItem w:displayText="КОН 1сш / КОН 1сш: Функция введена в работу" w:value="КОН 1сш / КОН 1сш: Функция введена в работу"/>
+                  <w:listItem w:displayText="КОН 1сш / КОН 1сш: Функция оперативно выведена из работы" w:value="КОН 1сш / КОН 1сш: Функция оперативно выведена из работы"/>
+                  <w:listItem w:displayText="КОН 2сш / КОН 2сш: Пуск" w:value="КОН 2сш / КОН 2сш: Пуск"/>
+                  <w:listItem w:displayText="КОН 2сш / КОН 2сш: Пуск ИО напряжения" w:value="КОН 2сш / КОН 2сш: Пуск ИО напряжения"/>
+                  <w:listItem w:displayText="КОН 2сш / КОН 2сш: Пуск ИО напряжения ОП" w:value="КОН 2сш / КОН 2сш: Пуск ИО напряжения ОП"/>
+                  <w:listItem w:displayText="КОН 2сш / КОН 2сш: Функция введена в работу" w:value="КОН 2сш / КОН 2сш: Функция введена в работу"/>
+                  <w:listItem w:displayText="КОН 2сш / КОН 2сш: Функция оперативно выведена из работы" w:value="КОН 2сш / КОН 2сш: Функция оперативно выведена из работы"/>
                   <w:listItem w:displayText="КС / КС: Блокировка по скорости изменения частоты" w:value="КС / КС: Блокировка по скорости изменения частоты"/>
                   <w:listItem w:displayText="КС / КС: Нет условий по напряжению" w:value="КС / КС: Нет условий по напряжению"/>
                   <w:listItem w:displayText="КС / КС: Нет условий по углу" w:value="КС / КС: Нет условий по углу"/>
@@ -10776,22 +8340,9 @@
                   <w:listItem w:displayText="КС / КС: Общий пуск" w:value="КС / КС: Общий пуск"/>
                   <w:listItem w:displayText="КС / КС: Пуск условий ожидания синхронизма" w:value="КС / КС: Пуск условий ожидания синхронизма"/>
                   <w:listItem w:displayText="КС / КС: Пуск условий улавливания синхронизма" w:value="КС / КС: Пуск условий улавливания синхронизма"/>
-                  <w:listItem w:displayText="КС / КС: Разрешение автоматического включения" w:value="КС / КС: Разрешение автоматического включения"/>
                   <w:listItem w:displayText="КС / КС: Разрешение оперативного включения" w:value="КС / КС: Разрешение оперативного включения"/>
                   <w:listItem w:displayText="КС / КС: Функция введена в работу" w:value="КС / КС: Функция введена в работу"/>
                   <w:listItem w:displayText="КС / КС: Функция оперативно выведена из работы" w:value="КС / КС: Функция оперативно выведена из работы"/>
-                  <w:listItem w:displayText="КСВ / КСВ: Блокировка включения В" w:value="КСВ / КСВ: Блокировка включения В"/>
-                  <w:listItem w:displayText="КСВ / КСВ: Блокировка отключения В" w:value="КСВ / КСВ: Блокировка отключения В"/>
-                  <w:listItem w:displayText="КСВ / КСВ: В аварийно отключен" w:value="КСВ / КСВ: В аварийно отключен"/>
-                  <w:listItem w:displayText="КСВ / КСВ: В самопроизвольно отключен" w:value="КСВ / КСВ: В самопроизвольно отключен"/>
-                  <w:listItem w:displayText="КСВ / КСВ: Защита ЭМВ" w:value="КСВ / КСВ: Защита ЭМВ"/>
-                  <w:listItem w:displayText="КСВ / КСВ: Защита ЭМО1" w:value="КСВ / КСВ: Защита ЭМО1"/>
-                  <w:listItem w:displayText="КСВ / КСВ: Защита ЭМО2" w:value="КСВ / КСВ: Защита ЭМО2"/>
-                  <w:listItem w:displayText="КСВ / КСВ: Неисправность В" w:value="КСВ / КСВ: Неисправность В"/>
-                  <w:listItem w:displayText="КСВ / КСВ: Неисправность цепей ЭМУ" w:value="КСВ / КСВ: Неисправность цепей ЭМУ"/>
-                  <w:listItem w:displayText="КСВ / КСВ: Реле фиксации команды" w:value="КСВ / КСВ: Реле фиксации команды"/>
-                  <w:listItem w:displayText="КСВ / КСВ: Функция введена в работу" w:value="КСВ / КСВ: Функция введена в работу"/>
-                  <w:listItem w:displayText="КСВ / КСВ: Функция оперативно выведена из работы" w:value="КСВ / КСВ: Функция оперативно выведена из работы"/>
                   <w:listItem w:displayText="ЛЗШ / ЛЗШ: Обнаружение неисправности" w:value="ЛЗШ / ЛЗШ: Обнаружение неисправности"/>
                   <w:listItem w:displayText="ЛЗШ / ЛЗШ: Пуск" w:value="ЛЗШ / ЛЗШ: Пуск"/>
                   <w:listItem w:displayText="ЛЗШ / ЛЗШ: Пуск ИО тока по фазе B" w:value="ЛЗШ / ЛЗШ: Пуск ИО тока по фазе B"/>
@@ -10804,27 +8355,19 @@
                   <w:listItem w:displayText="ЛЗШ / ЛЗШ: Срабатывание на сигнал" w:value="ЛЗШ / ЛЗШ: Срабатывание на сигнал"/>
                   <w:listItem w:displayText="ЛЗШ / ЛЗШ: Функция введена в работу" w:value="ЛЗШ / ЛЗШ: Функция введена в работу"/>
                   <w:listItem w:displayText="ЛЗШ / ЛЗШ: Функция оперативно выведена из работы" w:value="ЛЗШ / ЛЗШ: Функция оперативно выведена из работы"/>
-                  <w:listItem w:displayText="ЛОВ / ЗАВР ЛО: Запрет АВР" w:value="ЛОВ / ЗАВР ЛО: Запрет АВР"/>
-                  <w:listItem w:displayText="ЛОВ / ЗАВР ЛО: Функция введена в работу" w:value="ЛОВ / ЗАВР ЛО: Функция введена в работу"/>
-                  <w:listItem w:displayText="ЛОВ / ЗАВР ЛО: Функция оперативно выведена из работы" w:value="ЛОВ / ЗАВР ЛО: Функция оперативно выведена из работы"/>
-                  <w:listItem w:displayText="ЛОВ / ЗАПВ: Запрет АПВ" w:value="ЛОВ / ЗАПВ: Запрет АПВ"/>
-                  <w:listItem w:displayText="ЛОВ / ЗАПВ: Функция введена в работу" w:value="ЛОВ / ЗАПВ: Функция введена в работу"/>
-                  <w:listItem w:displayText="ЛОВ / ЗАПВ: Функция оперативно выведена из работы" w:value="ЛОВ / ЗАПВ: Функция оперативно выведена из работы"/>
-                  <w:listItem w:displayText="ЛОВ / ЛВ ВНР: Включение с КС" w:value="ЛОВ / ЛВ ВНР: Включение с КС"/>
-                  <w:listItem w:displayText="ЛОВ / ЛВ ВНР: Включить" w:value="ЛОВ / ЛВ ВНР: Включить"/>
-                  <w:listItem w:displayText="ЛОВ / ЛВ ВНР: Задержка включения с КС" w:value="ЛОВ / ЛВ ВНР: Задержка включения с КС"/>
-                  <w:listItem w:displayText="ЛОВ / ЛВ ВНР: Функция введена в работу" w:value="ЛОВ / ЛВ ВНР: Функция введена в работу"/>
-                  <w:listItem w:displayText="ЛОВ / ЛВ ВНР: Функция оперативно выведена из работы" w:value="ЛОВ / ЛВ ВНР: Функция оперативно выведена из работы"/>
-                  <w:listItem w:displayText="ЛОВ / ЛО ВНР: Отключение" w:value="ЛОВ / ЛО ВНР: Отключение"/>
-                  <w:listItem w:displayText="ЛОВ / ЛО ВНР: Отключить" w:value="ЛОВ / ЛО ВНР: Отключить"/>
-                  <w:listItem w:displayText="ЛОВ / ЛО ВНР: Функция введена в работу" w:value="ЛОВ / ЛО ВНР: Функция введена в работу"/>
-                  <w:listItem w:displayText="ЛОВ / ЛО ВНР: Функция оперативно выведена из работы" w:value="ЛОВ / ЛО ВНР: Функция оперативно выведена из работы"/>
-                  <w:listItem w:displayText="ЛОВ / ЛО РЗ: Отключение" w:value="ЛОВ / ЛО РЗ: Отключение"/>
-                  <w:listItem w:displayText="ЛОВ / ЛО РЗ: Отключить" w:value="ЛОВ / ЛО РЗ: Отключить"/>
-                  <w:listItem w:displayText="ЛОВ / ЛО РЗ: Функция введена в работу" w:value="ЛОВ / ЛО РЗ: Функция введена в работу"/>
-                  <w:listItem w:displayText="ЛОВ / ЛО РЗ: Функция оперативно выведена из работы" w:value="ЛОВ / ЛО РЗ: Функция оперативно выведена из работы"/>
+                  <w:listItem w:displayText="ЛО / ЗАВР ЛО: Запрет АВР" w:value="ЛО / ЗАВР ЛО: Запрет АВР"/>
+                  <w:listItem w:displayText="ЛО / ЗАВР ЛО: Функция введена в работу" w:value="ЛО / ЗАВР ЛО: Функция введена в работу"/>
+                  <w:listItem w:displayText="ЛО / ЗАВР ЛО: Функция оперативно выведена из работы" w:value="ЛО / ЗАВР ЛО: Функция оперативно выведена из работы"/>
+                  <w:listItem w:displayText="ЛО / ЛО ВНР: Отключение" w:value="ЛО / ЛО ВНР: Отключение"/>
+                  <w:listItem w:displayText="ЛО / ЛО ВНР: Отключить" w:value="ЛО / ЛО ВНР: Отключить"/>
+                  <w:listItem w:displayText="ЛО / ЛО ВНР: Функция введена в работу" w:value="ЛО / ЛО ВНР: Функция введена в работу"/>
+                  <w:listItem w:displayText="ЛО / ЛО ВНР: Функция оперативно выведена из работы" w:value="ЛО / ЛО ВНР: Функция оперативно выведена из работы"/>
+                  <w:listItem w:displayText="ЛО / ЛО РЗ: Отключение" w:value="ЛО / ЛО РЗ: Отключение"/>
+                  <w:listItem w:displayText="ЛО / ЛО РЗ: Отключить" w:value="ЛО / ЛО РЗ: Отключить"/>
+                  <w:listItem w:displayText="ЛО / ЛО РЗ: Функция введена в работу" w:value="ЛО / ЛО РЗ: Функция введена в работу"/>
+                  <w:listItem w:displayText="ЛО / ЛО РЗ: Функция оперативно выведена из работы" w:value="ЛО / ЛО РЗ: Функция оперативно выведена из работы"/>
                   <w:listItem w:displayText="МТЗ / АУ МТЗ: Пуск АУ" w:value="МТЗ / АУ МТЗ: Пуск АУ"/>
-                  <w:listItem w:displayText="МТЗ / БЛЗТ: Блокировка" w:value="МТЗ / БЛЗТ: Блокировка"/>
+                  <w:listItem w:displayText="МТЗ / БЛЗШ: Блокировка ЛЗШ" w:value="МТЗ / БЛЗШ: Блокировка ЛЗШ"/>
                   <w:listItem w:displayText="МТЗ / БНТ: Пуск БНТ" w:value="МТЗ / БНТ: Пуск БНТ"/>
                   <w:listItem w:displayText="МТЗ / БНТ: Пуск БНТ по фазе A" w:value="МТЗ / БНТ: Пуск БНТ по фазе A"/>
                   <w:listItem w:displayText="МТЗ / БНТ: Пуск БНТ по фазе B" w:value="МТЗ / БНТ: Пуск БНТ по фазе B"/>
@@ -10866,6 +8409,18 @@
                   <w:listItem w:displayText="МТЗ / МТЗ 3 ст.: Срабатывание на сигнал" w:value="МТЗ / МТЗ 3 ст.: Срабатывание на сигнал"/>
                   <w:listItem w:displayText="МТЗ / МТЗ 3 ст.: Функция введена в работу" w:value="МТЗ / МТЗ 3 ст.: Функция введена в работу"/>
                   <w:listItem w:displayText="МТЗ / МТЗ 3 ст.: Функция оперативно выведена из работы" w:value="МТЗ / МТЗ 3 ст.: Функция оперативно выведена из работы"/>
+                  <w:listItem w:displayText="МТЗ / МТЗ 4 ст.: Пуск" w:value="МТЗ / МТЗ 4 ст.: Пуск"/>
+                  <w:listItem w:displayText="МТЗ / МТЗ 4 ст.: Пуск ИО тока по фазе B" w:value="МТЗ / МТЗ 4 ст.: Пуск ИО тока по фазе B"/>
+                  <w:listItem w:displayText="МТЗ / МТЗ 4 ст.: Пуск ИО тока по фазе C" w:value="МТЗ / МТЗ 4 ст.: Пуск ИО тока по фазе C"/>
+                  <w:listItem w:displayText="МТЗ / МТЗ 4 ст.: Пуск ИО тока по фазе А" w:value="МТЗ / МТЗ 4 ст.: Пуск ИО тока по фазе А"/>
+                  <w:listItem w:displayText="МТЗ / МТЗ 4 ст.: Пуск ФВН" w:value="МТЗ / МТЗ 4 ст.: Пуск ФВН"/>
+                  <w:listItem w:displayText="МТЗ / МТЗ 4 ст.: Пуск по фазе B" w:value="МТЗ / МТЗ 4 ст.: Пуск по фазе B"/>
+                  <w:listItem w:displayText="МТЗ / МТЗ 4 ст.: Пуск по фазе C" w:value="МТЗ / МТЗ 4 ст.: Пуск по фазе C"/>
+                  <w:listItem w:displayText="МТЗ / МТЗ 4 ст.: Пуск по фазе А" w:value="МТЗ / МТЗ 4 ст.: Пуск по фазе А"/>
+                  <w:listItem w:displayText="МТЗ / МТЗ 4 ст.: Срабатывание" w:value="МТЗ / МТЗ 4 ст.: Срабатывание"/>
+                  <w:listItem w:displayText="МТЗ / МТЗ 4 ст.: Срабатывание на сигнал" w:value="МТЗ / МТЗ 4 ст.: Срабатывание на сигнал"/>
+                  <w:listItem w:displayText="МТЗ / МТЗ 4 ст.: Функция введена в работу" w:value="МТЗ / МТЗ 4 ст.: Функция введена в работу"/>
+                  <w:listItem w:displayText="МТЗ / МТЗ 4 ст.: Функция оперативно выведена из работы" w:value="МТЗ / МТЗ 4 ст.: Функция оперативно выведена из работы"/>
                   <w:listItem w:displayText="МТЗ / МТЗ: Пуск" w:value="МТЗ / МТЗ: Пуск"/>
                   <w:listItem w:displayText="МТЗ / ОНМ: Обратное направление" w:value="МТЗ / ОНМ: Обратное направление"/>
                   <w:listItem w:displayText="МТЗ / ОНМ: Обратное направление по фазе B" w:value="МТЗ / ОНМ: Обратное направление по фазе B"/>
@@ -10880,59 +8435,6 @@
                   <w:listItem w:displayText="МТЗ / ОНМ: Пуск по фазе C" w:value="МТЗ / ОНМ: Пуск по фазе C"/>
                   <w:listItem w:displayText="МТЗ / ОНМ: Пуск по фазе А" w:value="МТЗ / ОНМ: Пуск по фазе А"/>
                   <w:listItem w:displayText="МТЗ / ОУ МТЗ: Срабатывание" w:value="МТЗ / ОУ МТЗ: Срабатывание"/>
-                  <w:listItem w:displayText="ПДС / В: Поведение местного управления" w:value="ПДС / В: Поведение местного управления"/>
-                  <w:listItem w:displayText="ПДС / В: Положение ключа режима управления" w:value="ПДС / В: Положение ключа режима управления"/>
-                  <w:listItem w:displayText="ПДС / В: Положение ключа режима управления привода В" w:value="ПДС / В: Положение ключа режима управления привода В"/>
-                  <w:listItem w:displayText="ПДС / В: Право переключения на уровне станции" w:value="ПДС / В: Право переключения на уровне станции"/>
-                  <w:listItem w:displayText="ПДС / ВЭ1: Поведение местного управления" w:value="ПДС / ВЭ1: Поведение местного управления"/>
-                  <w:listItem w:displayText="ПДС / ВЭ1: Положение ключа режима управления" w:value="ПДС / ВЭ1: Положение ключа режима управления"/>
-                  <w:listItem w:displayText="ПДС / ВЭ1: Право переключения на уровне станции" w:value="ПДС / ВЭ1: Право переключения на уровне станции"/>
-                  <w:listItem w:displayText="ПДС / ВЭ1: Ремонтное положение коммутационного аппарата" w:value="ПДС / ВЭ1: Ремонтное положение коммутационного аппарата"/>
-                  <w:listItem w:displayText="ПДС / ВЭ2: Поведение местного управления" w:value="ПДС / ВЭ2: Поведение местного управления"/>
-                  <w:listItem w:displayText="ПДС / ВЭ2: Положение ключа режима управления" w:value="ПДС / ВЭ2: Положение ключа режима управления"/>
-                  <w:listItem w:displayText="ПДС / ВЭ2: Право переключения на уровне станции" w:value="ПДС / ВЭ2: Право переключения на уровне станции"/>
-                  <w:listItem w:displayText="ПДС / ВЭ2: Ремонтное положение коммутационного аппарата" w:value="ПДС / ВЭ2: Ремонтное положение коммутационного аппарата"/>
-                  <w:listItem w:displayText="ПДС / ЗН: Поведение местного управления" w:value="ПДС / ЗН: Поведение местного управления"/>
-                  <w:listItem w:displayText="ПДС / ЗН: Положение ключа режима управления" w:value="ПДС / ЗН: Положение ключа режима управления"/>
-                  <w:listItem w:displayText="ПДС / ЗН: Право переключения на уровне станции" w:value="ПДС / ЗН: Право переключения на уровне станции"/>
-                  <w:listItem w:displayText="ПДС / КИ: Аварийный уровень изоляции" w:value="ПДС / КИ: Аварийный уровень изоляции"/>
-                  <w:listItem w:displayText="ПДС / КИ: Низкий уровень изоляции" w:value="ПДС / КИ: Низкий уровень изоляции"/>
-                  <w:listItem w:displayText="ПДС / КПруж: Пружина не заведена" w:value="ПДС / КПруж: Пружина не заведена"/>
-                  <w:listItem w:displayText="ПДС / КЦВ: Контроль цепи ЭМВ" w:value="ПДС / КЦВ: Контроль цепи ЭМВ"/>
-                  <w:listItem w:displayText="ПДС / КЦВ: Контроль цепи ЭМО1" w:value="ПДС / КЦВ: Контроль цепи ЭМО1"/>
-                  <w:listItem w:displayText="ПДС / КЦВ: Контроль цепи ЭМО2" w:value="ПДС / КЦВ: Контроль цепи ЭМО2"/>
-                  <w:listItem w:displayText="ПДС / КЦВ: Работа ЭМВ" w:value="ПДС / КЦВ: Работа ЭМВ"/>
-                  <w:listItem w:displayText="ПДС / КЦВ: Работа ЭМО1" w:value="ПДС / КЦВ: Работа ЭМО1"/>
-                  <w:listItem w:displayText="ПДС / КЦВ: Работа ЭМО2" w:value="ПДС / КЦВ: Работа ЭМО2"/>
-                  <w:listItem w:displayText="ПДС / ПДС: Функция введена в работу" w:value="ПДС / ПДС: Функция введена в работу"/>
-                  <w:listItem w:displayText="ПДС / ПДС: Функция оперативно выведена из работы" w:value="ПДС / ПДС: Функция оперативно выведена из работы"/>
-                  <w:listItem w:displayText="ПДС НКУ / SA1: Цепь управления введена" w:value="ПДС НКУ / SA1: Цепь управления введена"/>
-                  <w:listItem w:displayText="ПДС НКУ / SA2: Цепь управления введена" w:value="ПДС НКУ / SA2: Цепь управления введена"/>
-                  <w:listItem w:displayText="ПДС НКУ / SA3: Цепь управления введена" w:value="ПДС НКУ / SA3: Цепь управления введена"/>
-                  <w:listItem w:displayText="ПДС НКУ / SA4: Цепь управления введена" w:value="ПДС НКУ / SA4: Цепь управления введена"/>
-                  <w:listItem w:displayText="ПДС НКУ / SF1: Автоматический выключатель отключен" w:value="ПДС НКУ / SF1: Автоматический выключатель отключен"/>
-                  <w:listItem w:displayText="ПДС НКУ / SF2: Автоматический выключатель отключен" w:value="ПДС НКУ / SF2: Автоматический выключатель отключен"/>
-                  <w:listItem w:displayText="ПДС НКУ / SG1: Рабочее положение испытательного блока" w:value="ПДС НКУ / SG1: Рабочее положение испытательного блока"/>
-                  <w:listItem w:displayText="ПДС НКУ / SG2: Рабочее положение испытательного блока" w:value="ПДС НКУ / SG2: Рабочее положение испытательного блока"/>
-                  <w:listItem w:displayText="ПДС НКУ / SG3: Рабочее положение испытательного блока" w:value="ПДС НКУ / SG3: Рабочее положение испытательного блока"/>
-                  <w:listItem w:displayText="ПДС НКУ / Дверь: Дверь отсека/ шкафа закрыта" w:value="ПДС НКУ / Дверь: Дверь отсека/ шкафа закрыта"/>
-                  <w:listItem w:displayText="ПДС НКУ / Дверь: Дверь отсека/ шкафа открыта" w:value="ПДС НКУ / Дверь: Дверь отсека/ шкафа открыта"/>
-                  <w:listItem w:displayText="ПДС НКУ / ОТ ОБР 1: Неисправность оперативного тока цепей ОБР 1" w:value="ПДС НКУ / ОТ ОБР 1: Неисправность оперативного тока цепей ОБР 1"/>
-                  <w:listItem w:displayText="ПДС НКУ / ОТ ОБР 2: Неисправность оперативного тока цепей ОБР 2" w:value="ПДС НКУ / ОТ ОБР 2: Неисправность оперативного тока цепей ОБР 2"/>
-                  <w:listItem w:displayText="ПДС НКУ / ОТ ЦСВ: Неисправность ОТ цепей сигнализации В" w:value="ПДС НКУ / ОТ ЦСВ: Неисправность ОТ цепей сигнализации В"/>
-                  <w:listItem w:displayText="ПДС НКУ / ОТ ЭМО1, ЭМВ: Неисправность оперативного тока цепей ЭМВ, ЭМО1" w:value="ПДС НКУ / ОТ ЭМО1, ЭМВ: Неисправность оперативного тока цепей ЭМВ, ЭМО1"/>
-                  <w:listItem w:displayText="ПДС НКУ / ОТ ЭМО2: Неисправность оперативного тока цепей ЭМО2" w:value="ПДС НКУ / ОТ ЭМО2: Неисправность оперативного тока цепей ЭМО2"/>
-                  <w:listItem w:displayText="ПДС НКУ / ПДС НКУ: Функция введена в работу" w:value="ПДС НКУ / ПДС НКУ: Функция введена в работу"/>
-                  <w:listItem w:displayText="ПДС НКУ / ПДС НКУ: Функция оперативно выведена из работы" w:value="ПДС НКУ / ПДС НКУ: Функция оперативно выведена из работы"/>
-                  <w:listItem w:displayText="ПДС НКУ / Пер.ав.дебл.см.яч.: Цепи аварийной деблокировки ячейки выведены" w:value="ПДС НКУ / Пер.ав.дебл.см.яч.: Цепи аварийной деблокировки ячейки выведены"/>
-                  <w:listItem w:displayText="ПС / ПС: Пуск предупредительной сигнализации" w:value="ПС / ПС: Пуск предупредительной сигнализации"/>
-                  <w:listItem w:displayText="ПС / ПС: Пуск предупредительной сигнализации (импульс)" w:value="ПС / ПС: Пуск предупредительной сигнализации (импульс)"/>
-                  <w:listItem w:displayText="СС / СС: БИ выведены" w:value="СС / СС: БИ выведены"/>
-                  <w:listItem w:displayText="СС / СС: Выходные цепи разобраны" w:value="СС / СС: Выходные цепи разобраны"/>
-                  <w:listItem w:displayText="СС / СС: Неисправность КА" w:value="СС / СС: Неисправность КА"/>
-                  <w:listItem w:displayText="СС / СС: Общий внешний сигнал" w:value="СС / СС: Общий внешний сигнал"/>
-                  <w:listItem w:displayText="СС / СС: Превышение времени переключения КА" w:value="СС / СС: Превышение времени переключения КА"/>
-                  <w:listItem w:displayText="СС / СС: Сигнализация цепей опер.тока" w:value="СС / СС: Сигнализация цепей опер.тока"/>
                   <w:listItem w:displayText="ТЗНП / АУ ТЗНП: Пуск автоматического ускорения ТЗНП" w:value="ТЗНП / АУ ТЗНП: Пуск автоматического ускорения ТЗНП"/>
                   <w:listItem w:displayText="ТЗНП / БНТ НП: Пуск БНТ НП" w:value="ТЗНП / БНТ НП: Пуск БНТ НП"/>
                   <w:listItem w:displayText="ТЗНП / БЧС: Блокировка чувствительных ступеней" w:value="ТЗНП / БЧС: Блокировка чувствительных ступеней"/>
@@ -10954,6 +8456,20 @@
                   <w:listItem w:displayText="ТЗНП / ТЗНП 2 ст.: Срабатывание на сигнал" w:value="ТЗНП / ТЗНП 2 ст.: Срабатывание на сигнал"/>
                   <w:listItem w:displayText="ТЗНП / ТЗНП 2 ст.: Функция введена в работу" w:value="ТЗНП / ТЗНП 2 ст.: Функция введена в работу"/>
                   <w:listItem w:displayText="ТЗНП / ТЗНП 2 ст.: Функция оперативно выведена из работы" w:value="ТЗНП / ТЗНП 2 ст.: Функция оперативно выведена из работы"/>
+                  <w:listItem w:displayText="ТЗНП / ТЗНП 3 ст.: Пуск" w:value="ТЗНП / ТЗНП 3 ст.: Пуск"/>
+                  <w:listItem w:displayText="ТЗНП / ТЗНП 3 ст.: Пуск ИО напряжения НП" w:value="ТЗНП / ТЗНП 3 ст.: Пуск ИО напряжения НП"/>
+                  <w:listItem w:displayText="ТЗНП / ТЗНП 3 ст.: Пуск ИО тока НП" w:value="ТЗНП / ТЗНП 3 ст.: Пуск ИО тока НП"/>
+                  <w:listItem w:displayText="ТЗНП / ТЗНП 3 ст.: Срабатывание" w:value="ТЗНП / ТЗНП 3 ст.: Срабатывание"/>
+                  <w:listItem w:displayText="ТЗНП / ТЗНП 3 ст.: Срабатывание на сигнал" w:value="ТЗНП / ТЗНП 3 ст.: Срабатывание на сигнал"/>
+                  <w:listItem w:displayText="ТЗНП / ТЗНП 3 ст.: Функция введена в работу" w:value="ТЗНП / ТЗНП 3 ст.: Функция введена в работу"/>
+                  <w:listItem w:displayText="ТЗНП / ТЗНП 3 ст.: Функция оперативно выведена из работы" w:value="ТЗНП / ТЗНП 3 ст.: Функция оперативно выведена из работы"/>
+                  <w:listItem w:displayText="ТЗНП / ТЗНП 4 ст.: Пуск" w:value="ТЗНП / ТЗНП 4 ст.: Пуск"/>
+                  <w:listItem w:displayText="ТЗНП / ТЗНП 4 ст.: Пуск ИО напряжения НП" w:value="ТЗНП / ТЗНП 4 ст.: Пуск ИО напряжения НП"/>
+                  <w:listItem w:displayText="ТЗНП / ТЗНП 4 ст.: Пуск ИО тока НП" w:value="ТЗНП / ТЗНП 4 ст.: Пуск ИО тока НП"/>
+                  <w:listItem w:displayText="ТЗНП / ТЗНП 4 ст.: Срабатывание" w:value="ТЗНП / ТЗНП 4 ст.: Срабатывание"/>
+                  <w:listItem w:displayText="ТЗНП / ТЗНП 4 ст.: Срабатывание на сигнал" w:value="ТЗНП / ТЗНП 4 ст.: Срабатывание на сигнал"/>
+                  <w:listItem w:displayText="ТЗНП / ТЗНП 4 ст.: Функция введена в работу" w:value="ТЗНП / ТЗНП 4 ст.: Функция введена в работу"/>
+                  <w:listItem w:displayText="ТЗНП / ТЗНП 4 ст.: Функция оперативно выведена из работы" w:value="ТЗНП / ТЗНП 4 ст.: Функция оперативно выведена из работы"/>
                   <w:listItem w:displayText="ТК ЗДЗ / ТК ЗДЗ: Пуск" w:value="ТК ЗДЗ / ТК ЗДЗ: Пуск"/>
                   <w:listItem w:displayText="ТК ЗДЗ / ТК ЗДЗ: Пуск ИО тока" w:value="ТК ЗДЗ / ТК ЗДЗ: Пуск ИО тока"/>
                   <w:listItem w:displayText="ТК ЗДЗ / ТК ЗДЗ: Функция введена в работу" w:value="ТК ЗДЗ / ТК ЗДЗ: Функция введена в работу"/>
@@ -11026,20 +8542,14 @@
                   <w:listItem w:displayText="Слот М6. Реле8. Статус" w:value="Слот М6. Реле8. Статус"/>
                   <w:listItem w:displayText="Слот М7. Отказ модуля" w:value="Слот М7. Отказ модуля"/>
                   <w:listItem w:displayText="Слот М7. Модуль не определен" w:value="Слот М7. Модуль не определен"/>
-                  <w:listItem w:displayText="Слот М7. ДВ1. Статус" w:value="Слот М7. ДВ1. Статус"/>
-                  <w:listItem w:displayText="Слот М7. ДВ2. Статус" w:value="Слот М7. ДВ2. Статус"/>
-                  <w:listItem w:displayText="Слот М7. ДВ3. Статус" w:value="Слот М7. ДВ3. Статус"/>
-                  <w:listItem w:displayText="Слот М7. ДВ4. Статус" w:value="Слот М7. ДВ4. Статус"/>
-                  <w:listItem w:displayText="Слот М7. ДВ5. Статус" w:value="Слот М7. ДВ5. Статус"/>
-                  <w:listItem w:displayText="Слот М7. ДВ6. Статус" w:value="Слот М7. ДВ6. Статус"/>
-                  <w:listItem w:displayText="Слот М7. ДВ7. Статус" w:value="Слот М7. ДВ7. Статус"/>
-                  <w:listItem w:displayText="Слот М7. ДВ8. Статус" w:value="Слот М7. ДВ8. Статус"/>
-                  <w:listItem w:displayText="Слот М7. ДВ9. Статус" w:value="Слот М7. ДВ9. Статус"/>
-                  <w:listItem w:displayText="Слот М7. ДВ10. Статус" w:value="Слот М7. ДВ10. Статус"/>
-                  <w:listItem w:displayText="Слот М7. ДВ11. Статус" w:value="Слот М7. ДВ11. Статус"/>
-                  <w:listItem w:displayText="Слот М7. ДВ12. Статус" w:value="Слот М7. ДВ12. Статус"/>
-                  <w:listItem w:displayText="Слот М7. ДВ13. Статус" w:value="Слот М7. ДВ13. Статус"/>
-                  <w:listItem w:displayText="Слот М7. ДВ14. Статус" w:value="Слот М7. ДВ14. Статус"/>
+                  <w:listItem w:displayText="Слот М7. Реле1. Статус" w:value="Слот М7. Реле1. Статус"/>
+                  <w:listItem w:displayText="Слот М7. Реле2. Статус" w:value="Слот М7. Реле2. Статус"/>
+                  <w:listItem w:displayText="Слот М7. Реле3. Статус" w:value="Слот М7. Реле3. Статус"/>
+                  <w:listItem w:displayText="Слот М7. Реле4. Статус" w:value="Слот М7. Реле4. Статус"/>
+                  <w:listItem w:displayText="Слот М7. Реле5. Статус" w:value="Слот М7. Реле5. Статус"/>
+                  <w:listItem w:displayText="Слот М7. Реле6. Статус" w:value="Слот М7. Реле6. Статус"/>
+                  <w:listItem w:displayText="Слот М7. Реле7. Статус" w:value="Слот М7. Реле7. Статус"/>
+                  <w:listItem w:displayText="Слот М7. Реле8. Статус" w:value="Слот М7. Реле8. Статус"/>
                   <w:listItem w:displayText="Слот М8. Отказ модуля" w:value="Слот М8. Отказ модуля"/>
                   <w:listItem w:displayText="Слот М8. Модуль не определен" w:value="Слот М8. Модуль не определен"/>
                   <w:listItem w:displayText="Слот М8. ДВ1. Статус" w:value="Слот М8. ДВ1. Статус"/>
@@ -11082,6 +8592,22 @@
                   <w:listItem w:displayText="Слот М10. ДВ6. Статус" w:value="Слот М10. ДВ6. Статус"/>
                   <w:listItem w:displayText="Слот М10. ДВ7. Статус" w:value="Слот М10. ДВ7. Статус"/>
                   <w:listItem w:displayText="Слот М10. ДВ8. Статус" w:value="Слот М10. ДВ8. Статус"/>
+                  <w:listItem w:displayText="Слот М10. ДВ9. Статус" w:value="Слот М10. ДВ9. Статус"/>
+                  <w:listItem w:displayText="Слот М10. ДВ10. Статус" w:value="Слот М10. ДВ10. Статус"/>
+                  <w:listItem w:displayText="Слот М10. ДВ11. Статус" w:value="Слот М10. ДВ11. Статус"/>
+                  <w:listItem w:displayText="Слот М10. ДВ12. Статус" w:value="Слот М10. ДВ12. Статус"/>
+                  <w:listItem w:displayText="Слот М10. ДВ13. Статус" w:value="Слот М10. ДВ13. Статус"/>
+                  <w:listItem w:displayText="Слот М10. ДВ14. Статус" w:value="Слот М10. ДВ14. Статус"/>
+                  <w:listItem w:displayText="Слот М11. Отказ модуля" w:value="Слот М11. Отказ модуля"/>
+                  <w:listItem w:displayText="Слот М11. Модуль не определен" w:value="Слот М11. Модуль не определен"/>
+                  <w:listItem w:displayText="Слот М11. ДВ1. Статус" w:value="Слот М11. ДВ1. Статус"/>
+                  <w:listItem w:displayText="Слот М11. ДВ2. Статус" w:value="Слот М11. ДВ2. Статус"/>
+                  <w:listItem w:displayText="Слот М11. ДВ3. Статус" w:value="Слот М11. ДВ3. Статус"/>
+                  <w:listItem w:displayText="Слот М11. ДВ4. Статус" w:value="Слот М11. ДВ4. Статус"/>
+                  <w:listItem w:displayText="Слот М11. ДВ5. Статус" w:value="Слот М11. ДВ5. Статус"/>
+                  <w:listItem w:displayText="Слот М11. ДВ6. Статус" w:value="Слот М11. ДВ6. Статус"/>
+                  <w:listItem w:displayText="Слот М11. ДВ7. Статус" w:value="Слот М11. ДВ7. Статус"/>
+                  <w:listItem w:displayText="Слот М11. ДВ8. Статус" w:value="Слот М11. ДВ8. Статус"/>
                   <w:listItem w:displayText="Отказ модуля ЦП" w:value="Отказ модуля ЦП"/>
                   <w:listItem w:displayText="Неисправность ПЗУ ЦП" w:value="Неисправность ПЗУ ЦП"/>
                   <w:listItem w:displayText="Неисправность ПЗУ MPU" w:value="Неисправность ПЗУ MPU"/>
@@ -11317,9 +8843,6 @@
                 <w:id w:val="0"/>
                 <w:dropDownList>
                   <w:listItem w:displayText="Не назначено" w:value=""/>
-                  <w:listItem w:displayText="АПВ Без контролей" w:value="АПВ Без контролей"/>
-                  <w:listItem w:displayText="АПВ КННш+КОНвв" w:value="АПВ КННш+КОНвв"/>
-                  <w:listItem w:displayText="АПВ КОНш+КННвв" w:value="АПВ КОНш+КННвв"/>
                   <w:listItem w:displayText="Ввод ОУ ДЗ" w:value="Ввод ОУ ДЗ"/>
                   <w:listItem w:displayText="Ввод ОУ МТЗ" w:value="Ввод ОУ МТЗ"/>
                   <w:listItem w:displayText="Ввод ОУ ТЗНП" w:value="Ввод ОУ ТЗНП"/>
@@ -11327,58 +8850,48 @@
                   <w:listItem w:displayText="ДЗ-фф 1ст. на сигн" w:value="ДЗ-фф 1ст. на сигн"/>
                   <w:listItem w:displayText="ДЗ-фф 2ст. на сигн" w:value="ДЗ-фф 2ст. на сигн"/>
                   <w:listItem w:displayText="ДЗ-фф 3ст. на сигн" w:value="ДЗ-фф 3ст. на сигн"/>
+                  <w:listItem w:displayText="ДЗ-фф 4ст. на сигн" w:value="ДЗ-фф 4ст. на сигн"/>
                   <w:listItem w:displayText="ЗДЗ на сигн" w:value="ЗДЗ на сигн"/>
-                  <w:listItem w:displayText="ЗМН на сигн" w:value="ЗМН на сигн"/>
                   <w:listItem w:displayText="ЗОП на сигн" w:value="ЗОП на сигн"/>
-                  <w:listItem w:displayText="ЗП на откл" w:value="ЗП на откл"/>
                   <w:listItem w:displayText="ЛЗШ на сигн" w:value="ЛЗШ на сигн"/>
                   <w:listItem w:displayText="МТЗ 1ст. на сигн" w:value="МТЗ 1ст. на сигн"/>
                   <w:listItem w:displayText="МТЗ 2ст. на сигн" w:value="МТЗ 2ст. на сигн"/>
                   <w:listItem w:displayText="МТЗ 3ст. на сигн" w:value="МТЗ 3ст. на сигн"/>
+                  <w:listItem w:displayText="МТЗ 4ст. на сигн" w:value="МТЗ 4ст. на сигн"/>
                   <w:listItem w:displayText="ОВ АВР" w:value="ОВ АВР"/>
-                  <w:listItem w:displayText="ОВ АПВ" w:value="ОВ АПВ"/>
-                  <w:listItem w:displayText="ОВ АУ" w:value="ОВ АУ"/>
                   <w:listItem w:displayText="ОВ БК" w:value="ОВ БК"/>
-                  <w:listItem w:displayText="ОВ БННвв" w:value="ОВ БННвв"/>
-                  <w:listItem w:displayText="ОВ БННш" w:value="ОВ БННш"/>
+                  <w:listItem w:displayText="ОВ БНН 1сш" w:value="ОВ БНН 1сш"/>
+                  <w:listItem w:displayText="ОВ БНН 2сш" w:value="ОВ БНН 2сш"/>
                   <w:listItem w:displayText="ОВ ВНР" w:value="ОВ ВНР"/>
                   <w:listItem w:displayText="ОВ ДЗ" w:value="ОВ ДЗ"/>
                   <w:listItem w:displayText="ОВ ДЗ-фф 1ст." w:value="ОВ ДЗ-фф 1ст."/>
                   <w:listItem w:displayText="ОВ ДЗ-фф 2ст." w:value="ОВ ДЗ-фф 2ст."/>
                   <w:listItem w:displayText="ОВ ДЗ-фф 3ст." w:value="ОВ ДЗ-фф 3ст."/>
+                  <w:listItem w:displayText="ОВ ДЗ-фф 4ст." w:value="ОВ ДЗ-фф 4ст."/>
                   <w:listItem w:displayText="ОВ ЗДЗ" w:value="ОВ ЗДЗ"/>
-                  <w:listItem w:displayText="ОВ ЗМН" w:value="ОВ ЗМН"/>
                   <w:listItem w:displayText="ОВ ЗОП" w:value="ОВ ЗОП"/>
-                  <w:listItem w:displayText="ОВ ЗП" w:value="ОВ ЗП"/>
-                  <w:listItem w:displayText="ОВ КА" w:value="ОВ КА"/>
-                  <w:listItem w:displayText="ОВ КННвв" w:value="ОВ КННвв"/>
-                  <w:listItem w:displayText="ОВ КННш" w:value="ОВ КННш"/>
-                  <w:listItem w:displayText="ОВ КОНвв" w:value="ОВ КОНвв"/>
-                  <w:listItem w:displayText="ОВ КОНш" w:value="ОВ КОНш"/>
-                  <w:listItem w:displayText="ОВ КП" w:value="ОВ КП"/>
+                  <w:listItem w:displayText="ОВ КНН 1сш" w:value="ОВ КНН 1сш"/>
+                  <w:listItem w:displayText="ОВ КНН 2сш" w:value="ОВ КНН 2сш"/>
+                  <w:listItem w:displayText="ОВ КОН 1сш" w:value="ОВ КОН 1сш"/>
+                  <w:listItem w:displayText="ОВ КОН 2сш" w:value="ОВ КОН 2сш"/>
                   <w:listItem w:displayText="ОВ КС" w:value="ОВ КС"/>
-                  <w:listItem w:displayText="ОВ КСВ" w:value="ОВ КСВ"/>
-                  <w:listItem w:displayText="ОВ ЛВ ВНР" w:value="ОВ ЛВ ВНР"/>
                   <w:listItem w:displayText="ОВ ЛЗШ" w:value="ОВ ЛЗШ"/>
+                  <w:listItem w:displayText="ОВ ЛО" w:value="ОВ ЛО"/>
                   <w:listItem w:displayText="ОВ ЛО ВНР" w:value="ОВ ЛО ВНР"/>
                   <w:listItem w:displayText="ОВ ЛО РЗ" w:value="ОВ ЛО РЗ"/>
-                  <w:listItem w:displayText="ОВ ЛОВ" w:value="ОВ ЛОВ"/>
                   <w:listItem w:displayText="ОВ МТЗ" w:value="ОВ МТЗ"/>
                   <w:listItem w:displayText="ОВ МТЗ 1 ст." w:value="ОВ МТЗ 1 ст."/>
                   <w:listItem w:displayText="ОВ МТЗ 2 ст." w:value="ОВ МТЗ 2 ст."/>
                   <w:listItem w:displayText="ОВ МТЗ 3 ст." w:value="ОВ МТЗ 3 ст."/>
-                  <w:listItem w:displayText="ОВ ПДС НКУ" w:value="ОВ ПДС НКУ"/>
+                  <w:listItem w:displayText="ОВ МТЗ 4 ст." w:value="ОВ МТЗ 4 ст."/>
                   <w:listItem w:displayText="ОВ ТЗНП" w:value="ОВ ТЗНП"/>
                   <w:listItem w:displayText="ОВ ТК ЗДЗ" w:value="ОВ ТК ЗДЗ"/>
                   <w:listItem w:displayText="ОВ УРОВ" w:value="ОВ УРОВ"/>
-                  <w:listItem w:displayText="Програм.деблок. ВЭ1" w:value="Програм.деблок. ВЭ1"/>
-                  <w:listItem w:displayText="Програм.деблок. ВЭ2" w:value="Програм.деблок. ВЭ2"/>
-                  <w:listItem w:displayText="Програм.деблок. ЗН" w:value="Програм.деблок. ЗН"/>
                   <w:listItem w:displayText="Режим работы ЧС" w:value="Режим работы ЧС"/>
-                  <w:listItem w:displayText="Сброс" w:value="Сброс"/>
-                  <w:listItem w:displayText="Сброс КРВ" w:value="Сброс КРВ"/>
                   <w:listItem w:displayText="ТЗНП 1ст. на сигн" w:value="ТЗНП 1ст. на сигн"/>
                   <w:listItem w:displayText="ТЗНП 2ст. на сигн" w:value="ТЗНП 2ст. на сигн"/>
+                  <w:listItem w:displayText="ТЗНП 3ст. на сигн" w:value="ТЗНП 3ст. на сигн"/>
+                  <w:listItem w:displayText="ТЗНП 4ст. на сигн" w:value="ТЗНП 4ст. на сигн"/>
                   <w:listItem w:displayText="Фикс.неисп.ЦНш" w:value="Фикс.неисп.ЦНш"/>
                 </w:dropDownList>
                 <w:showingPlcHdr/>

--- a/temp.docx
+++ b/temp.docx
@@ -1676,36 +1676,96 @@
                 <w:dropDownList>
                   <w:listItem w:displayText="Не назначено" w:value=""/>
                   <w:listItem w:displayText="──────── Сигналы РЗиА ────────" w:value="INPUTS_HEADER" w:disabled="true"/>
+                  <w:listItem w:displayText="KA1 Отключен" w:value="KA1 Отключен"/>
+                  <w:listItem w:displayText="KA2 Отключен" w:value="KA2 Отключен"/>
+                  <w:listItem w:displayText="KA3 Отключен" w:value="KA3 Отключен"/>
+                  <w:listItem w:displayText="KA4 Отключен" w:value="KA4 Отключен"/>
+                  <w:listItem w:displayText="KA5 Отключен" w:value="KA5 Отключен"/>
+                  <w:listItem w:displayText="Аварийный уровень изоляции В" w:value="Аварийный уровень изоляции В"/>
                   <w:listItem w:displayText="Блокировка ВНР" w:value="Блокировка ВНР"/>
                   <w:listItem w:displayText="Блокировка ЛЗШ 1" w:value="Блокировка ЛЗШ 1"/>
                   <w:listItem w:displayText="Блокировка ЛЗШ 2" w:value="Блокировка ЛЗШ 2"/>
                   <w:listItem w:displayText="ВВ 1 секции шин отключен" w:value="ВВ 1 секции шин отключен"/>
                   <w:listItem w:displayText="ВВ 2 секции шин отключен" w:value="ВВ 2 секции шин отключен"/>
+                  <w:listItem w:displayText="Включить В от пульта управления" w:value="Включить В от пульта управления"/>
+                  <w:listItem w:displayText="Включить В от телеуправления" w:value="Включить В от телеуправления"/>
                   <w:listItem w:displayText="Включить СВ от ВВ 1 секции шин" w:value="Включить СВ от ВВ 1 секции шин"/>
                   <w:listItem w:displayText="Включить СВ от ВВ 2 секции шин" w:value="Включить СВ от ВВ 2 секции шин"/>
                   <w:listItem w:displayText="Внешний запрет АВР1" w:value="Внешний запрет АВР1"/>
                   <w:listItem w:displayText="Внешний запрет АВР2" w:value="Внешний запрет АВР2"/>
+                  <w:listItem w:displayText="Внешняя блокировка управления В" w:value="Внешняя блокировка управления В"/>
+                  <w:listItem w:displayText="Выключатель включен (блок контакт)" w:value="Выключатель включен (блок контакт)"/>
+                  <w:listItem w:displayText="Выключатель отключен (блок контакт)" w:value="Выключатель отключен (блок контакт)"/>
+                  <w:listItem w:displayText="Заземляющий нож включен (блок контакт)" w:value="Заземляющий нож включен (блок контакт)"/>
+                  <w:listItem w:displayText="Заземляющий нож отключен (блок контакт)" w:value="Заземляющий нож отключен (блок контакт)"/>
+                  <w:listItem w:displayText="Ключ М/Д привода В" w:value="Ключ М/Д привода В"/>
                   <w:listItem w:displayText="Контроль автоматов ТН 1 секции шин" w:value="Контроль автоматов ТН 1 секции шин"/>
                   <w:listItem w:displayText="Контроль автоматов ТН 2 секции шин" w:value="Контроль автоматов ТН 2 секции шин"/>
+                  <w:listItem w:displayText="Контроль оперативного тока ЭМО1, ЭМВ" w:value="Контроль оперативного тока ЭМО1, ЭМВ"/>
+                  <w:listItem w:displayText="Контроль оперативного тока ЭМО2" w:value="Контроль оперативного тока ЭМО2"/>
+                  <w:listItem w:displayText="Контроль оперативного тока цепей ОБР 1" w:value="Контроль оперативного тока цепей ОБР 1"/>
+                  <w:listItem w:displayText="Контроль оперативного тока цепей ОБР 2" w:value="Контроль оперативного тока цепей ОБР 2"/>
+                  <w:listItem w:displayText="Контроль оперативного тока цепей ЭМО1, ЭМВ" w:value="Контроль оперативного тока цепей ЭМО1, ЭМВ"/>
+                  <w:listItem w:displayText="Контроль оперативного тока цепей ЭМО2" w:value="Контроль оперативного тока цепей ЭМО2"/>
+                  <w:listItem w:displayText="Контроль оперативного тока цепей сигнализации В" w:value="Контроль оперативного тока цепей сигнализации В"/>
                   <w:listItem w:displayText="Контроль тока ЗДЗ" w:value="Контроль тока ЗДЗ"/>
+                  <w:listItem w:displayText="Контроль цепи ЭМВ" w:value="Контроль цепи ЭМВ"/>
                   <w:listItem w:displayText="Контроль цепи ЭМО1" w:value="Контроль цепи ЭМО1"/>
                   <w:listItem w:displayText="Контроль цепи ЭМО2" w:value="Контроль цепи ЭМО2"/>
+                  <w:listItem w:displayText="Контроль шлейфа управления ячейкой ВЭ1" w:value="Контроль шлейфа управления ячейкой ВЭ1"/>
+                  <w:listItem w:displayText="Контроль шлейфа управления ячейкой ВЭ2" w:value="Контроль шлейфа управления ячейкой ВЭ2"/>
+                  <w:listItem w:displayText="Контрольное положение ВЭ1" w:value="Контрольное положение ВЭ1"/>
+                  <w:listItem w:displayText="Контрольное положение ВЭ2" w:value="Контрольное положение ВЭ2"/>
                   <w:listItem w:displayText="Наличие напряжения на 1 секции шин" w:value="Наличие напряжения на 1 секции шин"/>
                   <w:listItem w:displayText="Наличие напряжения на 2 секции шин" w:value="Наличие напряжения на 2 секции шин"/>
                   <w:listItem w:displayText="Неисправность ТН 2 секции шин" w:value="Неисправность ТН 2 секции шин"/>
                   <w:listItem w:displayText="Неисправность ТН секции шин" w:value="Неисправность ТН секции шин"/>
+                  <w:listItem w:displayText="Неисправность опер. тока цепей ОБР 1" w:value="Неисправность опер. тока цепей ОБР 1"/>
+                  <w:listItem w:displayText="Неисправность опер. тока цепей ОБР 2" w:value="Неисправность опер. тока цепей ОБР 2"/>
+                  <w:listItem w:displayText="Неисправность опер. тока цепей сигнализации выключателя" w:value="Неисправность опер. тока цепей сигнализации выключателя"/>
+                  <w:listItem w:displayText="Низкий уровень изоляции В" w:value="Низкий уровень изоляции В"/>
+                  <w:listItem w:displayText="Оперативно включить В" w:value="Оперативно включить В"/>
+                  <w:listItem w:displayText="Оперативно отключить В" w:value="Оперативно отключить В"/>
                   <w:listItem w:displayText="Оперативное отключение ВВ 1 секции шин" w:value="Оперативное отключение ВВ 1 секции шин"/>
                   <w:listItem w:displayText="Оперативное отключение ВВ 2 секции шин" w:value="Оперативное отключение ВВ 2 секции шин"/>
                   <w:listItem w:displayText="Отключение внешнее 1" w:value="Отключение внешнее 1"/>
                   <w:listItem w:displayText="Отключение внешнее 2" w:value="Отключение внешнее 2"/>
                   <w:listItem w:displayText="Отключение внешнее 3" w:value="Отключение внешнее 3"/>
                   <w:listItem w:displayText="Отключение внешнее 4" w:value="Отключение внешнее 4"/>
+                  <w:listItem w:displayText="Отключение от кнопки" w:value="Отключение от кнопки"/>
                   <w:listItem w:displayText="Отключить В оперативно" w:value="Отключить В оперативно"/>
+                  <w:listItem w:displayText="Отключить В от пульта управления" w:value="Отключить В от пульта управления"/>
+                  <w:listItem w:displayText="Отключить В от телеуправления" w:value="Отключить В от телеуправления"/>
                   <w:listItem w:displayText="Отсутствие напряжения на 1 секции шин" w:value="Отсутствие напряжения на 1 секции шин"/>
                   <w:listItem w:displayText="Отсутствие напряжения на 2 секции шин" w:value="Отсутствие напряжения на 2 секции шин"/>
+                  <w:listItem w:displayText="Положение ВЭ1 «Вкачен»" w:value="Положение ВЭ1 «Вкачен»"/>
+                  <w:listItem w:displayText="Положение ВЭ1 «Выкачен»" w:value="Положение ВЭ1 «Выкачен»"/>
+                  <w:listItem w:displayText="Положение ВЭ2 «Вкачен»" w:value="Положение ВЭ2 «Вкачен»"/>
+                  <w:listItem w:displayText="Положение ВЭ2 «Выкачен»" w:value="Положение ВЭ2 «Выкачен»"/>
+                  <w:listItem w:displayText="Положение двери шкафа/отсека" w:value="Положение двери шкафа/отсека"/>
+                  <w:listItem w:displayText="Положение испытательного блока SG1" w:value="Положение испытательного блока SG1"/>
+                  <w:listItem w:displayText="Положение испытательного блока SG2" w:value="Положение испытательного блока SG2"/>
+                  <w:listItem w:displayText="Положение испытательного блока SG3" w:value="Положение испытательного блока SG3"/>
+                  <w:listItem w:displayText="Положение переключателя SA1 цепей управления" w:value="Положение переключателя SA1 цепей управления"/>
+                  <w:listItem w:displayText="Положение переключателя SA2 цепей управления" w:value="Положение переключателя SA2 цепей управления"/>
+                  <w:listItem w:displayText="Положение переключателя SA3 цепей управления" w:value="Положение переключателя SA3 цепей управления"/>
+                  <w:listItem w:displayText="Положение переключателя SA4 цепей управления" w:value="Положение переключателя SA4 цепей управления"/>
+                  <w:listItem w:displayText="Положение переключателя аварийной деблокировки 1" w:value="Положение переключателя аварийной деблокировки 1"/>
+                  <w:listItem w:displayText="Положение переключателя аварийной деблокировки 2" w:value="Положение переключателя аварийной деблокировки 2"/>
+                  <w:listItem w:displayText="Положение переключателя аварийной деблокировки ячейки" w:value="Положение переключателя аварийной деблокировки ячейки"/>
+                  <w:listItem w:displayText="Пружина не заведена" w:value="Пружина не заведена"/>
                   <w:listItem w:displayText="Пуск КНН до ввода 1 секции шин" w:value="Пуск КНН до ввода 1 секции шин"/>
                   <w:listItem w:displayText="Пуск КНН до ввода 2 секции шин" w:value="Пуск КНН до ввода 2 секции шин"/>
                   <w:listItem w:displayText="Пуск УРОВ внешний" w:value="Пуск УРОВ внешний"/>
+                  <w:listItem w:displayText="Работа ЭМВ" w:value="Работа ЭМВ"/>
+                  <w:listItem w:displayText="Работа ЭМО1" w:value="Работа ЭМО1"/>
+                  <w:listItem w:displayText="Работа ЭМО2" w:value="Работа ЭМО2"/>
+                  <w:listItem w:displayText="Рабочее положение ВЭ1" w:value="Рабочее положение ВЭ1"/>
+                  <w:listItem w:displayText="Рабочее положение ВЭ2" w:value="Рабочее положение ВЭ2"/>
+                  <w:listItem w:displayText="Сигнал внешний 1" w:value="Сигнал внешний 1"/>
+                  <w:listItem w:displayText="Сигнал внешний 2" w:value="Сигнал внешний 2"/>
+                  <w:listItem w:displayText="Сигнал внешний 3" w:value="Сигнал внешний 3"/>
+                  <w:listItem w:displayText="Сигнал внешний 4" w:value="Сигнал внешний 4"/>
                   <w:listItem w:displayText="Сигнал отключения от ВНР" w:value="Сигнал отключения от ВНР"/>
                   <w:listItem w:displayText="Срабатывание ЗДЗ 1 секции шин" w:value="Срабатывание ЗДЗ 1 секции шин"/>
                   <w:listItem w:displayText="Срабатывание ЗДЗ 2 секции шин" w:value="Срабатывание ЗДЗ 2 секции шин"/>
@@ -1733,16 +1793,21 @@
                   <w:listItem w:displayText="Оперативный вывод функции ДЗ" w:value="Оперативный вывод функции ДЗ"/>
                   <w:listItem w:displayText="Оперативный вывод функции ЗДЗ" w:value="Оперативный вывод функции ЗДЗ"/>
                   <w:listItem w:displayText="Оперативный вывод функции ЗОП" w:value="Оперативный вывод функции ЗОП"/>
+                  <w:listItem w:displayText="Оперативный вывод функции КА" w:value="Оперативный вывод функции КА"/>
                   <w:listItem w:displayText="Оперативный вывод функции КНН 1 секции шин" w:value="Оперативный вывод функции КНН 1 секции шин"/>
                   <w:listItem w:displayText="Оперативный вывод функции КНН 2 секции шин" w:value="Оперативный вывод функции КНН 2 секции шин"/>
                   <w:listItem w:displayText="Оперативный вывод функции КОН 1 секции шин" w:value="Оперативный вывод функции КОН 1 секции шин"/>
                   <w:listItem w:displayText="Оперативный вывод функции КОН 2 секции шин" w:value="Оперативный вывод функции КОН 2 секции шин"/>
+                  <w:listItem w:displayText="Оперативный вывод функции КП" w:value="Оперативный вывод функции КП"/>
                   <w:listItem w:displayText="Оперативный вывод функции КС" w:value="Оперативный вывод функции КС"/>
+                  <w:listItem w:displayText="Оперативный вывод функции КСВ" w:value="Оперативный вывод функции КСВ"/>
                   <w:listItem w:displayText="Оперативный вывод функции ЛЗШ" w:value="Оперативный вывод функции ЛЗШ"/>
                   <w:listItem w:displayText="Оперативный вывод функции ЛО" w:value="Оперативный вывод функции ЛО"/>
                   <w:listItem w:displayText="Оперативный вывод функции МТЗ" w:value="Оперативный вывод функции МТЗ"/>
+                  <w:listItem w:displayText="Оперативный вывод функции ПДС НКУ" w:value="Оперативный вывод функции ПДС НКУ"/>
                   <w:listItem w:displayText="Оперативный вывод функции ТЗНП" w:value="Оперативный вывод функции ТЗНП"/>
                   <w:listItem w:displayText="Оперативный вывод функции ТК ЗДЗ" w:value="Оперативный вывод функции ТК ЗДЗ"/>
+                  <w:listItem w:displayText="Оперативный вывод функции УВ" w:value="Оперативный вывод функции УВ"/>
                   <w:listItem w:displayText="Оперативный вывод функции УРОВ" w:value="Оперативный вывод функции УРОВ"/>
                   <w:listItem w:displayText="Перевод 1 ступени ДЗ-фф на сигнал" w:value="Перевод 1 ступени ДЗ-фф на сигнал"/>
                   <w:listItem w:displayText="Перевод 2 ступени ДЗ-фф на сигнал" w:value="Перевод 2 ступени ДЗ-фф на сигнал"/>
@@ -1759,7 +1824,12 @@
                   <w:listItem w:displayText="Перевод ТЗНП 2 ступени на сигнал" w:value="Перевод ТЗНП 2 ступени на сигнал"/>
                   <w:listItem w:displayText="Перевод ТЗНП 3 ступени на сигнал" w:value="Перевод ТЗНП 3 ступени на сигнал"/>
                   <w:listItem w:displayText="Перевод ТЗНП 4 ступени на сигнал" w:value="Перевод ТЗНП 4 ступени на сигнал"/>
+                  <w:listItem w:displayText="Программная деблокировка управления вторым выкатным элементом" w:value="Программная деблокировка управления вторым выкатным элементом"/>
+                  <w:listItem w:displayText="Программная деблокировка управления заземляющим ножом" w:value="Программная деблокировка управления заземляющим ножом"/>
+                  <w:listItem w:displayText="Программная деблокировка управления первым выкатным элементом" w:value="Программная деблокировка управления первым выкатным элементом"/>
                   <w:listItem w:displayText="Режим работы ЧС" w:value="Режим работы ЧС"/>
+                  <w:listItem w:displayText="Сброс" w:value="Сброс"/>
+                  <w:listItem w:displayText="Сброс счетчиков ресурса выключателя" w:value="Сброс счетчиков ресурса выключателя"/>
                   <w:listItem w:displayText="Сигнал ввода оперативного ускорения ДЗ" w:value="Сигнал ввода оперативного ускорения ДЗ"/>
                   <w:listItem w:displayText="Сигнал ввода оперативного ускорения МТЗ" w:value="Сигнал ввода оперативного ускорения МТЗ"/>
                   <w:listItem w:displayText="Сигнал ввода оперативного ускорения ТЗНП" w:value="Сигнал ввода оперативного ускорения ТЗНП"/>
@@ -2117,6 +2187,38 @@
                   <w:listItem w:displayText="ЗОП / ЗОП: Срабатывание на сигнал" w:value="ЗОП / ЗОП: Срабатывание на сигнал"/>
                   <w:listItem w:displayText="ЗОП / ЗОП: Функция введена в работу" w:value="ЗОП / ЗОП: Функция введена в работу"/>
                   <w:listItem w:displayText="ЗОП / ЗОП: Функция оперативно выведена из работы" w:value="ЗОП / ЗОП: Функция оперативно выведена из работы"/>
+                  <w:listItem w:displayText="КА / В: Выключатель включен" w:value="КА / В: Выключатель включен"/>
+                  <w:listItem w:displayText="КА / В: Выключатель отключен" w:value="КА / В: Выключатель отключен"/>
+                  <w:listItem w:displayText="КА / В: Команда «включить» выключатель через выходное реле" w:value="КА / В: Команда «включить» выключатель через выходное реле"/>
+                  <w:listItem w:displayText="КА / В: Команда «отключить» выключатель через выходное реле" w:value="КА / В: Команда «отключить» выключатель через выходное реле"/>
+                  <w:listItem w:displayText="КА / В: Неисправное положение выключателя" w:value="КА / В: Неисправное положение выключателя"/>
+                  <w:listItem w:displayText="КА / В: Промежуточное положение выключателя" w:value="КА / В: Промежуточное положение выключателя"/>
+                  <w:listItem w:displayText="КА / В: Функция введена в работу" w:value="КА / В: Функция введена в работу"/>
+                  <w:listItem w:displayText="КА / ВЭ1: Команда «вкатить» выкатной элемент через выходное реле" w:value="КА / ВЭ1: Команда «вкатить» выкатной элемент через выходное реле"/>
+                  <w:listItem w:displayText="КА / ВЭ1: Команда «выкатить» выкатной элемент через выходное реле" w:value="КА / ВЭ1: Команда «выкатить» выкатной элемент через выходное реле"/>
+                  <w:listItem w:displayText="КА / ВЭ1: Неисправное положение выкатного элемента" w:value="КА / ВЭ1: Неисправное положение выкатного элемента"/>
+                  <w:listItem w:displayText="КА / ВЭ1: Положение выкатного элемента «Вкачен»" w:value="КА / ВЭ1: Положение выкатного элемента «Вкачен»"/>
+                  <w:listItem w:displayText="КА / ВЭ1: Положение выкатного элемента «Выкачен»" w:value="КА / ВЭ1: Положение выкатного элемента «Выкачен»"/>
+                  <w:listItem w:displayText="КА / ВЭ1: Промежуточное положение выкатного элемента" w:value="КА / ВЭ1: Промежуточное положение выкатного элемента"/>
+                  <w:listItem w:displayText="КА / ВЭ1: Ремонтное положение выкатного элемента" w:value="КА / ВЭ1: Ремонтное положение выкатного элемента"/>
+                  <w:listItem w:displayText="КА / ВЭ1: Функция введена в работу" w:value="КА / ВЭ1: Функция введена в работу"/>
+                  <w:listItem w:displayText="КА / ВЭ2: Команда «вкатить» выкатной элемент через выходное реле" w:value="КА / ВЭ2: Команда «вкатить» выкатной элемент через выходное реле"/>
+                  <w:listItem w:displayText="КА / ВЭ2: Команда «выкатить» выкатной элемент через выходное реле" w:value="КА / ВЭ2: Команда «выкатить» выкатной элемент через выходное реле"/>
+                  <w:listItem w:displayText="КА / ВЭ2: Неисправное положение выкатного элемента" w:value="КА / ВЭ2: Неисправное положение выкатного элемента"/>
+                  <w:listItem w:displayText="КА / ВЭ2: Положение выкатного элемента «Вкачен»" w:value="КА / ВЭ2: Положение выкатного элемента «Вкачен»"/>
+                  <w:listItem w:displayText="КА / ВЭ2: Положение выкатного элемента «Выкачен»" w:value="КА / ВЭ2: Положение выкатного элемента «Выкачен»"/>
+                  <w:listItem w:displayText="КА / ВЭ2: Промежуточное положение выкатного элемента" w:value="КА / ВЭ2: Промежуточное положение выкатного элемента"/>
+                  <w:listItem w:displayText="КА / ВЭ2: Ремонтное положение выкатного элемента" w:value="КА / ВЭ2: Ремонтное положение выкатного элемента"/>
+                  <w:listItem w:displayText="КА / ВЭ2: Функция введена в работу" w:value="КА / ВЭ2: Функция введена в работу"/>
+                  <w:listItem w:displayText="КА / ЗН: Заземляющий нож включен" w:value="КА / ЗН: Заземляющий нож включен"/>
+                  <w:listItem w:displayText="КА / ЗН: Заземляющий нож отключен" w:value="КА / ЗН: Заземляющий нож отключен"/>
+                  <w:listItem w:displayText="КА / ЗН: Команда «включить» заземляющий нож через выходное реле" w:value="КА / ЗН: Команда «включить» заземляющий нож через выходное реле"/>
+                  <w:listItem w:displayText="КА / ЗН: Команда «отключить» заземляющий нож через выходное реле" w:value="КА / ЗН: Команда «отключить» заземляющий нож через выходное реле"/>
+                  <w:listItem w:displayText="КА / ЗН: Неисправное положение заземляющего ножа" w:value="КА / ЗН: Неисправное положение заземляющего ножа"/>
+                  <w:listItem w:displayText="КА / ЗН: Промежуточное положение заземляющего ножа" w:value="КА / ЗН: Промежуточное положение заземляющего ножа"/>
+                  <w:listItem w:displayText="КА / ЗН: Функция введена в работу" w:value="КА / ЗН: Функция введена в работу"/>
+                  <w:listItem w:displayText="КА / КА: Функция введена в работу" w:value="КА / КА: Функция введена в работу"/>
+                  <w:listItem w:displayText="КА / КА: Функция оперативно выведена из работы" w:value="КА / КА: Функция оперативно выведена из работы"/>
                   <w:listItem w:displayText="КНН 1сш / КНН 1сш: Пуск" w:value="КНН 1сш / КНН 1сш: Пуск"/>
                   <w:listItem w:displayText="КНН 1сш / КНН 1сш: Пуск ИО напряжения" w:value="КНН 1сш / КНН 1сш: Пуск ИО напряжения"/>
                   <w:listItem w:displayText="КНН 1сш / КНН 1сш: Пуск ИО напряжения ОП" w:value="КНН 1сш / КНН 1сш: Пуск ИО напряжения ОП"/>
@@ -2137,6 +2239,68 @@
                   <w:listItem w:displayText="КОН 2сш / КОН 2сш: Пуск ИО напряжения ОП" w:value="КОН 2сш / КОН 2сш: Пуск ИО напряжения ОП"/>
                   <w:listItem w:displayText="КОН 2сш / КОН 2сш: Функция введена в работу" w:value="КОН 2сш / КОН 2сш: Функция введена в работу"/>
                   <w:listItem w:displayText="КОН 2сш / КОН 2сш: Функция оперативно выведена из работы" w:value="КОН 2сш / КОН 2сш: Функция оперативно выведена из работы"/>
+                  <w:listItem w:displayText="КП / КП: Идет переключение" w:value="КП / КП: Идет переключение"/>
+                  <w:listItem w:displayText="КП / КП: Функция введена в работу" w:value="КП / КП: Функция введена в работу"/>
+                  <w:listItem w:displayText="КП / КП: Функция оперативно выведена из работы" w:value="КП / КП: Функция оперативно выведена из работы"/>
+                  <w:listItem w:displayText="КП / ОБР В: Блокировка включения" w:value="КП / ОБР В: Блокировка включения"/>
+                  <w:listItem w:displayText="КП / ОБР В: Разрешить включение" w:value="КП / ОБР В: Разрешить включение"/>
+                  <w:listItem w:displayText="КП / ОБР ВЭ1: Разрешение управления первым выкатным элементом" w:value="КП / ОБР ВЭ1: Разрешение управления первым выкатным элементом"/>
+                  <w:listItem w:displayText="КП / ОБР ВЭ2: Разрешение управления вторым выкатным элементом" w:value="КП / ОБР ВЭ2: Разрешение управления вторым выкатным элементом"/>
+                  <w:listItem w:displayText="КП / ОБР ЗН: Разрешение управления заземляющим ножом" w:value="КП / ОБР ЗН: Разрешение управления заземляющим ножом"/>
+                  <w:listItem w:displayText="КП / УВ: Включение с контролем синхронизма" w:value="КП / УВ: Включение с контролем синхронизма"/>
+                  <w:listItem w:displayText="КП / УВ: Включить выключатель" w:value="КП / УВ: Включить выключатель"/>
+                  <w:listItem w:displayText="КП / УВ: Задержка включения с контролем синхронизма" w:value="КП / УВ: Задержка включения с контролем синхронизма"/>
+                  <w:listItem w:displayText="КП / УВ: Идет переключение" w:value="КП / УВ: Идет переключение"/>
+                  <w:listItem w:displayText="КП / УВ: Отключить выключатель" w:value="КП / УВ: Отключить выключатель"/>
+                  <w:listItem w:displayText="КП / УВ: Поведение местного управления" w:value="КП / УВ: Поведение местного управления"/>
+                  <w:listItem w:displayText="КП / УВ: Положение В (Включено)" w:value="КП / УВ: Положение В (Включено)"/>
+                  <w:listItem w:displayText="КП / УВ: Положение В (Не определено)" w:value="КП / УВ: Положение В (Не определено)"/>
+                  <w:listItem w:displayText="КП / УВ: Положение В (Неисправность)" w:value="КП / УВ: Положение В (Неисправность)"/>
+                  <w:listItem w:displayText="КП / УВ: Положение В (Отключено)" w:value="КП / УВ: Положение В (Отключено)"/>
+                  <w:listItem w:displayText="КП / УВ: Положение ключа режима управления" w:value="КП / УВ: Положение ключа режима управления"/>
+                  <w:listItem w:displayText="КП / УВ: Право переключения на уровне станции" w:value="КП / УВ: Право переключения на уровне станции"/>
+                  <w:listItem w:displayText="КП / УВ: Сигнал превышения допустимого времени переключения" w:value="КП / УВ: Сигнал превышения допустимого времени переключения"/>
+                  <w:listItem w:displayText="КП / УВ: Функция введена в работу" w:value="КП / УВ: Функция введена в работу"/>
+                  <w:listItem w:displayText="КП / УВЭ1: Вкатить первый выкатной элемент" w:value="КП / УВЭ1: Вкатить первый выкатной элемент"/>
+                  <w:listItem w:displayText="КП / УВЭ1: Выкатить первый выкатной элемент" w:value="КП / УВЭ1: Выкатить первый выкатной элемент"/>
+                  <w:listItem w:displayText="КП / УВЭ1: Идет переключение" w:value="КП / УВЭ1: Идет переключение"/>
+                  <w:listItem w:displayText="КП / УВЭ1: Поведение местного управления" w:value="КП / УВЭ1: Поведение местного управления"/>
+                  <w:listItem w:displayText="КП / УВЭ1: Положение ВЭ1 (Вкачен)" w:value="КП / УВЭ1: Положение ВЭ1 (Вкачен)"/>
+                  <w:listItem w:displayText="КП / УВЭ1: Положение ВЭ1 (Выкачен)" w:value="КП / УВЭ1: Положение ВЭ1 (Выкачен)"/>
+                  <w:listItem w:displayText="КП / УВЭ1: Положение ВЭ1 (Не определено)" w:value="КП / УВЭ1: Положение ВЭ1 (Не определено)"/>
+                  <w:listItem w:displayText="КП / УВЭ1: Положение ВЭ1 (Неисправность)" w:value="КП / УВЭ1: Положение ВЭ1 (Неисправность)"/>
+                  <w:listItem w:displayText="КП / УВЭ1: Положение ключа режима управления" w:value="КП / УВЭ1: Положение ключа режима управления"/>
+                  <w:listItem w:displayText="КП / УВЭ1: Право переключения на уровне станции" w:value="КП / УВЭ1: Право переключения на уровне станции"/>
+                  <w:listItem w:displayText="КП / УВЭ1: Сигнал превышения допустимого времени переключения" w:value="КП / УВЭ1: Сигнал превышения допустимого времени переключения"/>
+                  <w:listItem w:displayText="КП / УВЭ1: Функция введена в работу" w:value="КП / УВЭ1: Функция введена в работу"/>
+                  <w:listItem w:displayText="КП / УВЭ2: Вкатить второй выкатной элемент" w:value="КП / УВЭ2: Вкатить второй выкатной элемент"/>
+                  <w:listItem w:displayText="КП / УВЭ2: Выкатить второй выкатной элемент" w:value="КП / УВЭ2: Выкатить второй выкатной элемент"/>
+                  <w:listItem w:displayText="КП / УВЭ2: Идет переключение" w:value="КП / УВЭ2: Идет переключение"/>
+                  <w:listItem w:displayText="КП / УВЭ2: Поведение местного управления" w:value="КП / УВЭ2: Поведение местного управления"/>
+                  <w:listItem w:displayText="КП / УВЭ2: Положение ВЭ2 (Вкачен)" w:value="КП / УВЭ2: Положение ВЭ2 (Вкачен)"/>
+                  <w:listItem w:displayText="КП / УВЭ2: Положение ВЭ2 (Выкачен)" w:value="КП / УВЭ2: Положение ВЭ2 (Выкачен)"/>
+                  <w:listItem w:displayText="КП / УВЭ2: Положение ВЭ2 (Не определено)" w:value="КП / УВЭ2: Положение ВЭ2 (Не определено)"/>
+                  <w:listItem w:displayText="КП / УВЭ2: Положение ВЭ2 (Неисправность)" w:value="КП / УВЭ2: Положение ВЭ2 (Неисправность)"/>
+                  <w:listItem w:displayText="КП / УВЭ2: Положение ключа режима управления" w:value="КП / УВЭ2: Положение ключа режима управления"/>
+                  <w:listItem w:displayText="КП / УВЭ2: Право переключения на уровне станции" w:value="КП / УВЭ2: Право переключения на уровне станции"/>
+                  <w:listItem w:displayText="КП / УВЭ2: Сигнал превышения допустимого времени переключения" w:value="КП / УВЭ2: Сигнал превышения допустимого времени переключения"/>
+                  <w:listItem w:displayText="КП / УВЭ2: Функция введена в работу" w:value="КП / УВЭ2: Функция введена в работу"/>
+                  <w:listItem w:displayText="КП / УЗН: Включить заземляющий нож" w:value="КП / УЗН: Включить заземляющий нож"/>
+                  <w:listItem w:displayText="КП / УЗН: Идет переключение" w:value="КП / УЗН: Идет переключение"/>
+                  <w:listItem w:displayText="КП / УЗН: Отключить заземляющий нож" w:value="КП / УЗН: Отключить заземляющий нож"/>
+                  <w:listItem w:displayText="КП / УЗН: Поведение местного управления" w:value="КП / УЗН: Поведение местного управления"/>
+                  <w:listItem w:displayText="КП / УЗН: Положение ЗН (Включено)" w:value="КП / УЗН: Положение ЗН (Включено)"/>
+                  <w:listItem w:displayText="КП / УЗН: Положение ЗН (Не определено)" w:value="КП / УЗН: Положение ЗН (Не определено)"/>
+                  <w:listItem w:displayText="КП / УЗН: Положение ЗН (Неисправность)" w:value="КП / УЗН: Положение ЗН (Неисправность)"/>
+                  <w:listItem w:displayText="КП / УЗН: Положение ЗН (Отключено)" w:value="КП / УЗН: Положение ЗН (Отключено)"/>
+                  <w:listItem w:displayText="КП / УЗН: Положение ключа режима управления" w:value="КП / УЗН: Положение ключа режима управления"/>
+                  <w:listItem w:displayText="КП / УЗН: Право переключения на уровне станции" w:value="КП / УЗН: Право переключения на уровне станции"/>
+                  <w:listItem w:displayText="КП / УЗН: Сигнал превышения допустимого времени переключения" w:value="КП / УЗН: Сигнал превышения допустимого времени переключения"/>
+                  <w:listItem w:displayText="КП / УЗН: Функция введена в работу" w:value="КП / УЗН: Функция введена в работу"/>
+                  <w:listItem w:displayText="КРВ / КРВ: Превышен коммутационный ресурс выключателя" w:value="КРВ / КРВ: Превышен коммутационный ресурс выключателя"/>
+                  <w:listItem w:displayText="КРВ / КРВ: Превышен механический ресурс выключателя" w:value="КРВ / КРВ: Превышен механический ресурс выключателя"/>
+                  <w:listItem w:displayText="КРВ / КРВ: Превышен ресурс выключателя" w:value="КРВ / КРВ: Превышен ресурс выключателя"/>
+                  <w:listItem w:displayText="КРВ / КРВ: Функция введена в работу" w:value="КРВ / КРВ: Функция введена в работу"/>
                   <w:listItem w:displayText="КС / КС: Блокировка по скорости изменения частоты" w:value="КС / КС: Блокировка по скорости изменения частоты"/>
                   <w:listItem w:displayText="КС / КС: Нет условий по напряжению" w:value="КС / КС: Нет условий по напряжению"/>
                   <w:listItem w:displayText="КС / КС: Нет условий по углу" w:value="КС / КС: Нет условий по углу"/>
@@ -2149,6 +2313,18 @@
                   <w:listItem w:displayText="КС / КС: Разрешение оперативного включения" w:value="КС / КС: Разрешение оперативного включения"/>
                   <w:listItem w:displayText="КС / КС: Функция введена в работу" w:value="КС / КС: Функция введена в работу"/>
                   <w:listItem w:displayText="КС / КС: Функция оперативно выведена из работы" w:value="КС / КС: Функция оперативно выведена из работы"/>
+                  <w:listItem w:displayText="КСВ / КСВ: Блокировка включения В" w:value="КСВ / КСВ: Блокировка включения В"/>
+                  <w:listItem w:displayText="КСВ / КСВ: Блокировка отключения В" w:value="КСВ / КСВ: Блокировка отключения В"/>
+                  <w:listItem w:displayText="КСВ / КСВ: В аварийно отключен" w:value="КСВ / КСВ: В аварийно отключен"/>
+                  <w:listItem w:displayText="КСВ / КСВ: В самопроизвольно отключен" w:value="КСВ / КСВ: В самопроизвольно отключен"/>
+                  <w:listItem w:displayText="КСВ / КСВ: Защита ЭМВ" w:value="КСВ / КСВ: Защита ЭМВ"/>
+                  <w:listItem w:displayText="КСВ / КСВ: Защита ЭМО1" w:value="КСВ / КСВ: Защита ЭМО1"/>
+                  <w:listItem w:displayText="КСВ / КСВ: Защита ЭМО2" w:value="КСВ / КСВ: Защита ЭМО2"/>
+                  <w:listItem w:displayText="КСВ / КСВ: Неисправность В" w:value="КСВ / КСВ: Неисправность В"/>
+                  <w:listItem w:displayText="КСВ / КСВ: Неисправность цепей ЭМУ" w:value="КСВ / КСВ: Неисправность цепей ЭМУ"/>
+                  <w:listItem w:displayText="КСВ / КСВ: Реле фиксации команды" w:value="КСВ / КСВ: Реле фиксации команды"/>
+                  <w:listItem w:displayText="КСВ / КСВ: Функция введена в работу" w:value="КСВ / КСВ: Функция введена в работу"/>
+                  <w:listItem w:displayText="КСВ / КСВ: Функция оперативно выведена из работы" w:value="КСВ / КСВ: Функция оперативно выведена из работы"/>
                   <w:listItem w:displayText="ЛЗШ / ЛЗШ: Обнаружение неисправности" w:value="ЛЗШ / ЛЗШ: Обнаружение неисправности"/>
                   <w:listItem w:displayText="ЛЗШ / ЛЗШ: Пуск" w:value="ЛЗШ / ЛЗШ: Пуск"/>
                   <w:listItem w:displayText="ЛЗШ / ЛЗШ: Пуск ИО тока по фазе B" w:value="ЛЗШ / ЛЗШ: Пуск ИО тока по фазе B"/>
@@ -2241,6 +2417,57 @@
                   <w:listItem w:displayText="МТЗ / ОНМ: Пуск по фазе C" w:value="МТЗ / ОНМ: Пуск по фазе C"/>
                   <w:listItem w:displayText="МТЗ / ОНМ: Пуск по фазе А" w:value="МТЗ / ОНМ: Пуск по фазе А"/>
                   <w:listItem w:displayText="МТЗ / ОУ МТЗ: Срабатывание" w:value="МТЗ / ОУ МТЗ: Срабатывание"/>
+                  <w:listItem w:displayText="ПДС / В: Поведение местного управления" w:value="ПДС / В: Поведение местного управления"/>
+                  <w:listItem w:displayText="ПДС / В: Положение ключа режима управления" w:value="ПДС / В: Положение ключа режима управления"/>
+                  <w:listItem w:displayText="ПДС / В: Положение ключа режима управления привода В" w:value="ПДС / В: Положение ключа режима управления привода В"/>
+                  <w:listItem w:displayText="ПДС / В: Право переключения на уровне станции" w:value="ПДС / В: Право переключения на уровне станции"/>
+                  <w:listItem w:displayText="ПДС / ВЭ1: Поведение местного управления" w:value="ПДС / ВЭ1: Поведение местного управления"/>
+                  <w:listItem w:displayText="ПДС / ВЭ1: Положение ключа режима управления" w:value="ПДС / ВЭ1: Положение ключа режима управления"/>
+                  <w:listItem w:displayText="ПДС / ВЭ1: Право переключения на уровне станции" w:value="ПДС / ВЭ1: Право переключения на уровне станции"/>
+                  <w:listItem w:displayText="ПДС / ВЭ1: Ремонтное положение коммутационного аппарата" w:value="ПДС / ВЭ1: Ремонтное положение коммутационного аппарата"/>
+                  <w:listItem w:displayText="ПДС / ВЭ2: Поведение местного управления" w:value="ПДС / ВЭ2: Поведение местного управления"/>
+                  <w:listItem w:displayText="ПДС / ВЭ2: Положение ключа режима управления" w:value="ПДС / ВЭ2: Положение ключа режима управления"/>
+                  <w:listItem w:displayText="ПДС / ВЭ2: Право переключения на уровне станции" w:value="ПДС / ВЭ2: Право переключения на уровне станции"/>
+                  <w:listItem w:displayText="ПДС / ВЭ2: Ремонтное положение коммутационного аппарата" w:value="ПДС / ВЭ2: Ремонтное положение коммутационного аппарата"/>
+                  <w:listItem w:displayText="ПДС / ЗН: Поведение местного управления" w:value="ПДС / ЗН: Поведение местного управления"/>
+                  <w:listItem w:displayText="ПДС / ЗН: Положение ключа режима управления" w:value="ПДС / ЗН: Положение ключа режима управления"/>
+                  <w:listItem w:displayText="ПДС / ЗН: Право переключения на уровне станции" w:value="ПДС / ЗН: Право переключения на уровне станции"/>
+                  <w:listItem w:displayText="ПДС / КИ: Аварийный уровень изоляции" w:value="ПДС / КИ: Аварийный уровень изоляции"/>
+                  <w:listItem w:displayText="ПДС / КИ: Низкий уровень изоляции" w:value="ПДС / КИ: Низкий уровень изоляции"/>
+                  <w:listItem w:displayText="ПДС / КПруж: Пружина не заведена" w:value="ПДС / КПруж: Пружина не заведена"/>
+                  <w:listItem w:displayText="ПДС / КЦВ: Контроль цепи ЭМВ" w:value="ПДС / КЦВ: Контроль цепи ЭМВ"/>
+                  <w:listItem w:displayText="ПДС / КЦВ: Контроль цепи ЭМО1" w:value="ПДС / КЦВ: Контроль цепи ЭМО1"/>
+                  <w:listItem w:displayText="ПДС / КЦВ: Контроль цепи ЭМО2" w:value="ПДС / КЦВ: Контроль цепи ЭМО2"/>
+                  <w:listItem w:displayText="ПДС / КЦВ: Работа ЭМВ" w:value="ПДС / КЦВ: Работа ЭМВ"/>
+                  <w:listItem w:displayText="ПДС / КЦВ: Работа ЭМО1" w:value="ПДС / КЦВ: Работа ЭМО1"/>
+                  <w:listItem w:displayText="ПДС / КЦВ: Работа ЭМО2" w:value="ПДС / КЦВ: Работа ЭМО2"/>
+                  <w:listItem w:displayText="ПДС / ПДС: Функция введена в работу" w:value="ПДС / ПДС: Функция введена в работу"/>
+                  <w:listItem w:displayText="ПДС / ПДС: Функция оперативно выведена из работы" w:value="ПДС / ПДС: Функция оперативно выведена из работы"/>
+                  <w:listItem w:displayText="ПДС НКУ / SA1: Цепь управления введена" w:value="ПДС НКУ / SA1: Цепь управления введена"/>
+                  <w:listItem w:displayText="ПДС НКУ / SA2: Цепь управления введена" w:value="ПДС НКУ / SA2: Цепь управления введена"/>
+                  <w:listItem w:displayText="ПДС НКУ / SA3: Цепь управления введена" w:value="ПДС НКУ / SA3: Цепь управления введена"/>
+                  <w:listItem w:displayText="ПДС НКУ / SA4: Цепь управления введена" w:value="ПДС НКУ / SA4: Цепь управления введена"/>
+                  <w:listItem w:displayText="ПДС НКУ / SG1: Рабочее положение испытательного блока" w:value="ПДС НКУ / SG1: Рабочее положение испытательного блока"/>
+                  <w:listItem w:displayText="ПДС НКУ / SG2: Рабочее положение испытательного блока" w:value="ПДС НКУ / SG2: Рабочее положение испытательного блока"/>
+                  <w:listItem w:displayText="ПДС НКУ / SG3: Рабочее положение испытательного блока" w:value="ПДС НКУ / SG3: Рабочее положение испытательного блока"/>
+                  <w:listItem w:displayText="ПДС НКУ / Дверь: Дверь отсека/ шкафа закрыта" w:value="ПДС НКУ / Дверь: Дверь отсека/ шкафа закрыта"/>
+                  <w:listItem w:displayText="ПДС НКУ / Дверь: Дверь отсека/ шкафа открыта" w:value="ПДС НКУ / Дверь: Дверь отсека/ шкафа открыта"/>
+                  <w:listItem w:displayText="ПДС НКУ / ОТ ОБР 1: Неисправность оперативного тока цепей ОБР 1" w:value="ПДС НКУ / ОТ ОБР 1: Неисправность оперативного тока цепей ОБР 1"/>
+                  <w:listItem w:displayText="ПДС НКУ / ОТ ОБР 2: Неисправность оперативного тока цепей ОБР 2" w:value="ПДС НКУ / ОТ ОБР 2: Неисправность оперативного тока цепей ОБР 2"/>
+                  <w:listItem w:displayText="ПДС НКУ / ОТ ЦСВ: Неисправность ОТ цепей сигнализации В" w:value="ПДС НКУ / ОТ ЦСВ: Неисправность ОТ цепей сигнализации В"/>
+                  <w:listItem w:displayText="ПДС НКУ / ОТ ЭМО1, ЭМВ: Неисправность оперативного тока цепей ЭМВ, ЭМО1" w:value="ПДС НКУ / ОТ ЭМО1, ЭМВ: Неисправность оперативного тока цепей ЭМВ, ЭМО1"/>
+                  <w:listItem w:displayText="ПДС НКУ / ОТ ЭМО2: Неисправность оперативного тока цепей ЭМО2" w:value="ПДС НКУ / ОТ ЭМО2: Неисправность оперативного тока цепей ЭМО2"/>
+                  <w:listItem w:displayText="ПДС НКУ / ПДС НКУ: Функция введена в работу" w:value="ПДС НКУ / ПДС НКУ: Функция введена в работу"/>
+                  <w:listItem w:displayText="ПДС НКУ / ПДС НКУ: Функция оперативно выведена из работы" w:value="ПДС НКУ / ПДС НКУ: Функция оперативно выведена из работы"/>
+                  <w:listItem w:displayText="ПДС НКУ / Пер.ав.дебл.см.яч.: Цепи аварийной деблокировки ячейки выведены" w:value="ПДС НКУ / Пер.ав.дебл.см.яч.: Цепи аварийной деблокировки ячейки выведены"/>
+                  <w:listItem w:displayText="ПС / ПС: Пуск предупредительной сигнализации" w:value="ПС / ПС: Пуск предупредительной сигнализации"/>
+                  <w:listItem w:displayText="ПС / ПС: Пуск предупредительной сигнализации (импульс)" w:value="ПС / ПС: Пуск предупредительной сигнализации (импульс)"/>
+                  <w:listItem w:displayText="СС / СС: БИ выведены" w:value="СС / СС: БИ выведены"/>
+                  <w:listItem w:displayText="СС / СС: Выходные цепи разобраны" w:value="СС / СС: Выходные цепи разобраны"/>
+                  <w:listItem w:displayText="СС / СС: Неисправность КА" w:value="СС / СС: Неисправность КА"/>
+                  <w:listItem w:displayText="СС / СС: Общий внешний сигнал" w:value="СС / СС: Общий внешний сигнал"/>
+                  <w:listItem w:displayText="СС / СС: Превышение времени переключения КА" w:value="СС / СС: Превышение времени переключения КА"/>
+                  <w:listItem w:displayText="СС / СС: Сигнализация цепей опер.тока" w:value="СС / СС: Сигнализация цепей опер.тока"/>
                   <w:listItem w:displayText="ТЗНП / АУ ТЗНП: Пуск автоматического ускорения ТЗНП" w:value="ТЗНП / АУ ТЗНП: Пуск автоматического ускорения ТЗНП"/>
                   <w:listItem w:displayText="ТЗНП / БНТ НП: Пуск БНТ НП" w:value="ТЗНП / БНТ НП: Пуск БНТ НП"/>
                   <w:listItem w:displayText="ТЗНП / БЧС: Блокировка чувствительных ступеней" w:value="ТЗНП / БЧС: Блокировка чувствительных ступеней"/>
@@ -2280,6 +2507,11 @@
                   <w:listItem w:displayText="ТК ЗДЗ / ТК ЗДЗ: Пуск ИО тока" w:value="ТК ЗДЗ / ТК ЗДЗ: Пуск ИО тока"/>
                   <w:listItem w:displayText="ТК ЗДЗ / ТК ЗДЗ: Функция введена в работу" w:value="ТК ЗДЗ / ТК ЗДЗ: Функция введена в работу"/>
                   <w:listItem w:displayText="ТК ЗДЗ / ТК ЗДЗ: Функция оперативно выведена из работы" w:value="ТК ЗДЗ / ТК ЗДЗ: Функция оперативно выведена из работы"/>
+                  <w:listItem w:displayText="УВ / УВ: Включение с контролем синхронизма" w:value="УВ / УВ: Включение с контролем синхронизма"/>
+                  <w:listItem w:displayText="УВ / УВ: Включить выключатель" w:value="УВ / УВ: Включить выключатель"/>
+                  <w:listItem w:displayText="УВ / УВ: Задержка включения с контролем синхронизма" w:value="УВ / УВ: Задержка включения с контролем синхронизма"/>
+                  <w:listItem w:displayText="УВ / УВ: Функция введена в работу" w:value="УВ / УВ: Функция введена в работу"/>
+                  <w:listItem w:displayText="УВ / УВ: Функция оперативно выведена из работы" w:value="УВ / УВ: Функция оперативно выведена из работы"/>
                   <w:listItem w:displayText="УРОВ / УРОВ: Пуск" w:value="УРОВ / УРОВ: Пуск"/>
                   <w:listItem w:displayText="УРОВ / УРОВ: Пуск ИО максимального тока" w:value="УРОВ / УРОВ: Пуск ИО максимального тока"/>
                   <w:listItem w:displayText="УРОВ / УРОВ: Срабатывание" w:value="УРОВ / УРОВ: Срабатывание"/>
@@ -2422,6 +2654,38 @@
                   <w:listItem w:displayText="ЗОП / ЗОП: Срабатывание на сигнал" w:value="ЗОП / ЗОП: Срабатывание на сигнал"/>
                   <w:listItem w:displayText="ЗОП / ЗОП: Функция введена в работу" w:value="ЗОП / ЗОП: Функция введена в работу"/>
                   <w:listItem w:displayText="ЗОП / ЗОП: Функция оперативно выведена из работы" w:value="ЗОП / ЗОП: Функция оперативно выведена из работы"/>
+                  <w:listItem w:displayText="КА / В: Выключатель включен" w:value="КА / В: Выключатель включен"/>
+                  <w:listItem w:displayText="КА / В: Выключатель отключен" w:value="КА / В: Выключатель отключен"/>
+                  <w:listItem w:displayText="КА / В: Команда «включить» выключатель через выходное реле" w:value="КА / В: Команда «включить» выключатель через выходное реле"/>
+                  <w:listItem w:displayText="КА / В: Команда «отключить» выключатель через выходное реле" w:value="КА / В: Команда «отключить» выключатель через выходное реле"/>
+                  <w:listItem w:displayText="КА / В: Неисправное положение выключателя" w:value="КА / В: Неисправное положение выключателя"/>
+                  <w:listItem w:displayText="КА / В: Промежуточное положение выключателя" w:value="КА / В: Промежуточное положение выключателя"/>
+                  <w:listItem w:displayText="КА / В: Функция введена в работу" w:value="КА / В: Функция введена в работу"/>
+                  <w:listItem w:displayText="КА / ВЭ1: Команда «вкатить» выкатной элемент через выходное реле" w:value="КА / ВЭ1: Команда «вкатить» выкатной элемент через выходное реле"/>
+                  <w:listItem w:displayText="КА / ВЭ1: Команда «выкатить» выкатной элемент через выходное реле" w:value="КА / ВЭ1: Команда «выкатить» выкатной элемент через выходное реле"/>
+                  <w:listItem w:displayText="КА / ВЭ1: Неисправное положение выкатного элемента" w:value="КА / ВЭ1: Неисправное положение выкатного элемента"/>
+                  <w:listItem w:displayText="КА / ВЭ1: Положение выкатного элемента «Вкачен»" w:value="КА / ВЭ1: Положение выкатного элемента «Вкачен»"/>
+                  <w:listItem w:displayText="КА / ВЭ1: Положение выкатного элемента «Выкачен»" w:value="КА / ВЭ1: Положение выкатного элемента «Выкачен»"/>
+                  <w:listItem w:displayText="КА / ВЭ1: Промежуточное положение выкатного элемента" w:value="КА / ВЭ1: Промежуточное положение выкатного элемента"/>
+                  <w:listItem w:displayText="КА / ВЭ1: Ремонтное положение выкатного элемента" w:value="КА / ВЭ1: Ремонтное положение выкатного элемента"/>
+                  <w:listItem w:displayText="КА / ВЭ1: Функция введена в работу" w:value="КА / ВЭ1: Функция введена в работу"/>
+                  <w:listItem w:displayText="КА / ВЭ2: Команда «вкатить» выкатной элемент через выходное реле" w:value="КА / ВЭ2: Команда «вкатить» выкатной элемент через выходное реле"/>
+                  <w:listItem w:displayText="КА / ВЭ2: Команда «выкатить» выкатной элемент через выходное реле" w:value="КА / ВЭ2: Команда «выкатить» выкатной элемент через выходное реле"/>
+                  <w:listItem w:displayText="КА / ВЭ2: Неисправное положение выкатного элемента" w:value="КА / ВЭ2: Неисправное положение выкатного элемента"/>
+                  <w:listItem w:displayText="КА / ВЭ2: Положение выкатного элемента «Вкачен»" w:value="КА / ВЭ2: Положение выкатного элемента «Вкачен»"/>
+                  <w:listItem w:displayText="КА / ВЭ2: Положение выкатного элемента «Выкачен»" w:value="КА / ВЭ2: Положение выкатного элемента «Выкачен»"/>
+                  <w:listItem w:displayText="КА / ВЭ2: Промежуточное положение выкатного элемента" w:value="КА / ВЭ2: Промежуточное положение выкатного элемента"/>
+                  <w:listItem w:displayText="КА / ВЭ2: Ремонтное положение выкатного элемента" w:value="КА / ВЭ2: Ремонтное положение выкатного элемента"/>
+                  <w:listItem w:displayText="КА / ВЭ2: Функция введена в работу" w:value="КА / ВЭ2: Функция введена в работу"/>
+                  <w:listItem w:displayText="КА / ЗН: Заземляющий нож включен" w:value="КА / ЗН: Заземляющий нож включен"/>
+                  <w:listItem w:displayText="КА / ЗН: Заземляющий нож отключен" w:value="КА / ЗН: Заземляющий нож отключен"/>
+                  <w:listItem w:displayText="КА / ЗН: Команда «включить» заземляющий нож через выходное реле" w:value="КА / ЗН: Команда «включить» заземляющий нож через выходное реле"/>
+                  <w:listItem w:displayText="КА / ЗН: Команда «отключить» заземляющий нож через выходное реле" w:value="КА / ЗН: Команда «отключить» заземляющий нож через выходное реле"/>
+                  <w:listItem w:displayText="КА / ЗН: Неисправное положение заземляющего ножа" w:value="КА / ЗН: Неисправное положение заземляющего ножа"/>
+                  <w:listItem w:displayText="КА / ЗН: Промежуточное положение заземляющего ножа" w:value="КА / ЗН: Промежуточное положение заземляющего ножа"/>
+                  <w:listItem w:displayText="КА / ЗН: Функция введена в работу" w:value="КА / ЗН: Функция введена в работу"/>
+                  <w:listItem w:displayText="КА / КА: Функция введена в работу" w:value="КА / КА: Функция введена в работу"/>
+                  <w:listItem w:displayText="КА / КА: Функция оперативно выведена из работы" w:value="КА / КА: Функция оперативно выведена из работы"/>
                   <w:listItem w:displayText="КНН 1сш / КНН 1сш: Пуск" w:value="КНН 1сш / КНН 1сш: Пуск"/>
                   <w:listItem w:displayText="КНН 1сш / КНН 1сш: Пуск ИО напряжения" w:value="КНН 1сш / КНН 1сш: Пуск ИО напряжения"/>
                   <w:listItem w:displayText="КНН 1сш / КНН 1сш: Пуск ИО напряжения ОП" w:value="КНН 1сш / КНН 1сш: Пуск ИО напряжения ОП"/>
@@ -2442,6 +2706,68 @@
                   <w:listItem w:displayText="КОН 2сш / КОН 2сш: Пуск ИО напряжения ОП" w:value="КОН 2сш / КОН 2сш: Пуск ИО напряжения ОП"/>
                   <w:listItem w:displayText="КОН 2сш / КОН 2сш: Функция введена в работу" w:value="КОН 2сш / КОН 2сш: Функция введена в работу"/>
                   <w:listItem w:displayText="КОН 2сш / КОН 2сш: Функция оперативно выведена из работы" w:value="КОН 2сш / КОН 2сш: Функция оперативно выведена из работы"/>
+                  <w:listItem w:displayText="КП / КП: Идет переключение" w:value="КП / КП: Идет переключение"/>
+                  <w:listItem w:displayText="КП / КП: Функция введена в работу" w:value="КП / КП: Функция введена в работу"/>
+                  <w:listItem w:displayText="КП / КП: Функция оперативно выведена из работы" w:value="КП / КП: Функция оперативно выведена из работы"/>
+                  <w:listItem w:displayText="КП / ОБР В: Блокировка включения" w:value="КП / ОБР В: Блокировка включения"/>
+                  <w:listItem w:displayText="КП / ОБР В: Разрешить включение" w:value="КП / ОБР В: Разрешить включение"/>
+                  <w:listItem w:displayText="КП / ОБР ВЭ1: Разрешение управления первым выкатным элементом" w:value="КП / ОБР ВЭ1: Разрешение управления первым выкатным элементом"/>
+                  <w:listItem w:displayText="КП / ОБР ВЭ2: Разрешение управления вторым выкатным элементом" w:value="КП / ОБР ВЭ2: Разрешение управления вторым выкатным элементом"/>
+                  <w:listItem w:displayText="КП / ОБР ЗН: Разрешение управления заземляющим ножом" w:value="КП / ОБР ЗН: Разрешение управления заземляющим ножом"/>
+                  <w:listItem w:displayText="КП / УВ: Включение с контролем синхронизма" w:value="КП / УВ: Включение с контролем синхронизма"/>
+                  <w:listItem w:displayText="КП / УВ: Включить выключатель" w:value="КП / УВ: Включить выключатель"/>
+                  <w:listItem w:displayText="КП / УВ: Задержка включения с контролем синхронизма" w:value="КП / УВ: Задержка включения с контролем синхронизма"/>
+                  <w:listItem w:displayText="КП / УВ: Идет переключение" w:value="КП / УВ: Идет переключение"/>
+                  <w:listItem w:displayText="КП / УВ: Отключить выключатель" w:value="КП / УВ: Отключить выключатель"/>
+                  <w:listItem w:displayText="КП / УВ: Поведение местного управления" w:value="КП / УВ: Поведение местного управления"/>
+                  <w:listItem w:displayText="КП / УВ: Положение В (Включено)" w:value="КП / УВ: Положение В (Включено)"/>
+                  <w:listItem w:displayText="КП / УВ: Положение В (Не определено)" w:value="КП / УВ: Положение В (Не определено)"/>
+                  <w:listItem w:displayText="КП / УВ: Положение В (Неисправность)" w:value="КП / УВ: Положение В (Неисправность)"/>
+                  <w:listItem w:displayText="КП / УВ: Положение В (Отключено)" w:value="КП / УВ: Положение В (Отключено)"/>
+                  <w:listItem w:displayText="КП / УВ: Положение ключа режима управления" w:value="КП / УВ: Положение ключа режима управления"/>
+                  <w:listItem w:displayText="КП / УВ: Право переключения на уровне станции" w:value="КП / УВ: Право переключения на уровне станции"/>
+                  <w:listItem w:displayText="КП / УВ: Сигнал превышения допустимого времени переключения" w:value="КП / УВ: Сигнал превышения допустимого времени переключения"/>
+                  <w:listItem w:displayText="КП / УВ: Функция введена в работу" w:value="КП / УВ: Функция введена в работу"/>
+                  <w:listItem w:displayText="КП / УВЭ1: Вкатить первый выкатной элемент" w:value="КП / УВЭ1: Вкатить первый выкатной элемент"/>
+                  <w:listItem w:displayText="КП / УВЭ1: Выкатить первый выкатной элемент" w:value="КП / УВЭ1: Выкатить первый выкатной элемент"/>
+                  <w:listItem w:displayText="КП / УВЭ1: Идет переключение" w:value="КП / УВЭ1: Идет переключение"/>
+                  <w:listItem w:displayText="КП / УВЭ1: Поведение местного управления" w:value="КП / УВЭ1: Поведение местного управления"/>
+                  <w:listItem w:displayText="КП / УВЭ1: Положение ВЭ1 (Вкачен)" w:value="КП / УВЭ1: Положение ВЭ1 (Вкачен)"/>
+                  <w:listItem w:displayText="КП / УВЭ1: Положение ВЭ1 (Выкачен)" w:value="КП / УВЭ1: Положение ВЭ1 (Выкачен)"/>
+                  <w:listItem w:displayText="КП / УВЭ1: Положение ВЭ1 (Не определено)" w:value="КП / УВЭ1: Положение ВЭ1 (Не определено)"/>
+                  <w:listItem w:displayText="КП / УВЭ1: Положение ВЭ1 (Неисправность)" w:value="КП / УВЭ1: Положение ВЭ1 (Неисправность)"/>
+                  <w:listItem w:displayText="КП / УВЭ1: Положение ключа режима управления" w:value="КП / УВЭ1: Положение ключа режима управления"/>
+                  <w:listItem w:displayText="КП / УВЭ1: Право переключения на уровне станции" w:value="КП / УВЭ1: Право переключения на уровне станции"/>
+                  <w:listItem w:displayText="КП / УВЭ1: Сигнал превышения допустимого времени переключения" w:value="КП / УВЭ1: Сигнал превышения допустимого времени переключения"/>
+                  <w:listItem w:displayText="КП / УВЭ1: Функция введена в работу" w:value="КП / УВЭ1: Функция введена в работу"/>
+                  <w:listItem w:displayText="КП / УВЭ2: Вкатить второй выкатной элемент" w:value="КП / УВЭ2: Вкатить второй выкатной элемент"/>
+                  <w:listItem w:displayText="КП / УВЭ2: Выкатить второй выкатной элемент" w:value="КП / УВЭ2: Выкатить второй выкатной элемент"/>
+                  <w:listItem w:displayText="КП / УВЭ2: Идет переключение" w:value="КП / УВЭ2: Идет переключение"/>
+                  <w:listItem w:displayText="КП / УВЭ2: Поведение местного управления" w:value="КП / УВЭ2: Поведение местного управления"/>
+                  <w:listItem w:displayText="КП / УВЭ2: Положение ВЭ2 (Вкачен)" w:value="КП / УВЭ2: Положение ВЭ2 (Вкачен)"/>
+                  <w:listItem w:displayText="КП / УВЭ2: Положение ВЭ2 (Выкачен)" w:value="КП / УВЭ2: Положение ВЭ2 (Выкачен)"/>
+                  <w:listItem w:displayText="КП / УВЭ2: Положение ВЭ2 (Не определено)" w:value="КП / УВЭ2: Положение ВЭ2 (Не определено)"/>
+                  <w:listItem w:displayText="КП / УВЭ2: Положение ВЭ2 (Неисправность)" w:value="КП / УВЭ2: Положение ВЭ2 (Неисправность)"/>
+                  <w:listItem w:displayText="КП / УВЭ2: Положение ключа режима управления" w:value="КП / УВЭ2: Положение ключа режима управления"/>
+                  <w:listItem w:displayText="КП / УВЭ2: Право переключения на уровне станции" w:value="КП / УВЭ2: Право переключения на уровне станции"/>
+                  <w:listItem w:displayText="КП / УВЭ2: Сигнал превышения допустимого времени переключения" w:value="КП / УВЭ2: Сигнал превышения допустимого времени переключения"/>
+                  <w:listItem w:displayText="КП / УВЭ2: Функция введена в работу" w:value="КП / УВЭ2: Функция введена в работу"/>
+                  <w:listItem w:displayText="КП / УЗН: Включить заземляющий нож" w:value="КП / УЗН: Включить заземляющий нож"/>
+                  <w:listItem w:displayText="КП / УЗН: Идет переключение" w:value="КП / УЗН: Идет переключение"/>
+                  <w:listItem w:displayText="КП / УЗН: Отключить заземляющий нож" w:value="КП / УЗН: Отключить заземляющий нож"/>
+                  <w:listItem w:displayText="КП / УЗН: Поведение местного управления" w:value="КП / УЗН: Поведение местного управления"/>
+                  <w:listItem w:displayText="КП / УЗН: Положение ЗН (Включено)" w:value="КП / УЗН: Положение ЗН (Включено)"/>
+                  <w:listItem w:displayText="КП / УЗН: Положение ЗН (Не определено)" w:value="КП / УЗН: Положение ЗН (Не определено)"/>
+                  <w:listItem w:displayText="КП / УЗН: Положение ЗН (Неисправность)" w:value="КП / УЗН: Положение ЗН (Неисправность)"/>
+                  <w:listItem w:displayText="КП / УЗН: Положение ЗН (Отключено)" w:value="КП / УЗН: Положение ЗН (Отключено)"/>
+                  <w:listItem w:displayText="КП / УЗН: Положение ключа режима управления" w:value="КП / УЗН: Положение ключа режима управления"/>
+                  <w:listItem w:displayText="КП / УЗН: Право переключения на уровне станции" w:value="КП / УЗН: Право переключения на уровне станции"/>
+                  <w:listItem w:displayText="КП / УЗН: Сигнал превышения допустимого времени переключения" w:value="КП / УЗН: Сигнал превышения допустимого времени переключения"/>
+                  <w:listItem w:displayText="КП / УЗН: Функция введена в работу" w:value="КП / УЗН: Функция введена в работу"/>
+                  <w:listItem w:displayText="КРВ / КРВ: Превышен коммутационный ресурс выключателя" w:value="КРВ / КРВ: Превышен коммутационный ресурс выключателя"/>
+                  <w:listItem w:displayText="КРВ / КРВ: Превышен механический ресурс выключателя" w:value="КРВ / КРВ: Превышен механический ресурс выключателя"/>
+                  <w:listItem w:displayText="КРВ / КРВ: Превышен ресурс выключателя" w:value="КРВ / КРВ: Превышен ресурс выключателя"/>
+                  <w:listItem w:displayText="КРВ / КРВ: Функция введена в работу" w:value="КРВ / КРВ: Функция введена в работу"/>
                   <w:listItem w:displayText="КС / КС: Блокировка по скорости изменения частоты" w:value="КС / КС: Блокировка по скорости изменения частоты"/>
                   <w:listItem w:displayText="КС / КС: Нет условий по напряжению" w:value="КС / КС: Нет условий по напряжению"/>
                   <w:listItem w:displayText="КС / КС: Нет условий по углу" w:value="КС / КС: Нет условий по углу"/>
@@ -2454,6 +2780,18 @@
                   <w:listItem w:displayText="КС / КС: Разрешение оперативного включения" w:value="КС / КС: Разрешение оперативного включения"/>
                   <w:listItem w:displayText="КС / КС: Функция введена в работу" w:value="КС / КС: Функция введена в работу"/>
                   <w:listItem w:displayText="КС / КС: Функция оперативно выведена из работы" w:value="КС / КС: Функция оперативно выведена из работы"/>
+                  <w:listItem w:displayText="КСВ / КСВ: Блокировка включения В" w:value="КСВ / КСВ: Блокировка включения В"/>
+                  <w:listItem w:displayText="КСВ / КСВ: Блокировка отключения В" w:value="КСВ / КСВ: Блокировка отключения В"/>
+                  <w:listItem w:displayText="КСВ / КСВ: В аварийно отключен" w:value="КСВ / КСВ: В аварийно отключен"/>
+                  <w:listItem w:displayText="КСВ / КСВ: В самопроизвольно отключен" w:value="КСВ / КСВ: В самопроизвольно отключен"/>
+                  <w:listItem w:displayText="КСВ / КСВ: Защита ЭМВ" w:value="КСВ / КСВ: Защита ЭМВ"/>
+                  <w:listItem w:displayText="КСВ / КСВ: Защита ЭМО1" w:value="КСВ / КСВ: Защита ЭМО1"/>
+                  <w:listItem w:displayText="КСВ / КСВ: Защита ЭМО2" w:value="КСВ / КСВ: Защита ЭМО2"/>
+                  <w:listItem w:displayText="КСВ / КСВ: Неисправность В" w:value="КСВ / КСВ: Неисправность В"/>
+                  <w:listItem w:displayText="КСВ / КСВ: Неисправность цепей ЭМУ" w:value="КСВ / КСВ: Неисправность цепей ЭМУ"/>
+                  <w:listItem w:displayText="КСВ / КСВ: Реле фиксации команды" w:value="КСВ / КСВ: Реле фиксации команды"/>
+                  <w:listItem w:displayText="КСВ / КСВ: Функция введена в работу" w:value="КСВ / КСВ: Функция введена в работу"/>
+                  <w:listItem w:displayText="КСВ / КСВ: Функция оперативно выведена из работы" w:value="КСВ / КСВ: Функция оперативно выведена из работы"/>
                   <w:listItem w:displayText="ЛЗШ / ЛЗШ: Обнаружение неисправности" w:value="ЛЗШ / ЛЗШ: Обнаружение неисправности"/>
                   <w:listItem w:displayText="ЛЗШ / ЛЗШ: Пуск" w:value="ЛЗШ / ЛЗШ: Пуск"/>
                   <w:listItem w:displayText="ЛЗШ / ЛЗШ: Пуск ИО тока по фазе B" w:value="ЛЗШ / ЛЗШ: Пуск ИО тока по фазе B"/>
@@ -2546,6 +2884,57 @@
                   <w:listItem w:displayText="МТЗ / ОНМ: Пуск по фазе C" w:value="МТЗ / ОНМ: Пуск по фазе C"/>
                   <w:listItem w:displayText="МТЗ / ОНМ: Пуск по фазе А" w:value="МТЗ / ОНМ: Пуск по фазе А"/>
                   <w:listItem w:displayText="МТЗ / ОУ МТЗ: Срабатывание" w:value="МТЗ / ОУ МТЗ: Срабатывание"/>
+                  <w:listItem w:displayText="ПДС / В: Поведение местного управления" w:value="ПДС / В: Поведение местного управления"/>
+                  <w:listItem w:displayText="ПДС / В: Положение ключа режима управления" w:value="ПДС / В: Положение ключа режима управления"/>
+                  <w:listItem w:displayText="ПДС / В: Положение ключа режима управления привода В" w:value="ПДС / В: Положение ключа режима управления привода В"/>
+                  <w:listItem w:displayText="ПДС / В: Право переключения на уровне станции" w:value="ПДС / В: Право переключения на уровне станции"/>
+                  <w:listItem w:displayText="ПДС / ВЭ1: Поведение местного управления" w:value="ПДС / ВЭ1: Поведение местного управления"/>
+                  <w:listItem w:displayText="ПДС / ВЭ1: Положение ключа режима управления" w:value="ПДС / ВЭ1: Положение ключа режима управления"/>
+                  <w:listItem w:displayText="ПДС / ВЭ1: Право переключения на уровне станции" w:value="ПДС / ВЭ1: Право переключения на уровне станции"/>
+                  <w:listItem w:displayText="ПДС / ВЭ1: Ремонтное положение коммутационного аппарата" w:value="ПДС / ВЭ1: Ремонтное положение коммутационного аппарата"/>
+                  <w:listItem w:displayText="ПДС / ВЭ2: Поведение местного управления" w:value="ПДС / ВЭ2: Поведение местного управления"/>
+                  <w:listItem w:displayText="ПДС / ВЭ2: Положение ключа режима управления" w:value="ПДС / ВЭ2: Положение ключа режима управления"/>
+                  <w:listItem w:displayText="ПДС / ВЭ2: Право переключения на уровне станции" w:value="ПДС / ВЭ2: Право переключения на уровне станции"/>
+                  <w:listItem w:displayText="ПДС / ВЭ2: Ремонтное положение коммутационного аппарата" w:value="ПДС / ВЭ2: Ремонтное положение коммутационного аппарата"/>
+                  <w:listItem w:displayText="ПДС / ЗН: Поведение местного управления" w:value="ПДС / ЗН: Поведение местного управления"/>
+                  <w:listItem w:displayText="ПДС / ЗН: Положение ключа режима управления" w:value="ПДС / ЗН: Положение ключа режима управления"/>
+                  <w:listItem w:displayText="ПДС / ЗН: Право переключения на уровне станции" w:value="ПДС / ЗН: Право переключения на уровне станции"/>
+                  <w:listItem w:displayText="ПДС / КИ: Аварийный уровень изоляции" w:value="ПДС / КИ: Аварийный уровень изоляции"/>
+                  <w:listItem w:displayText="ПДС / КИ: Низкий уровень изоляции" w:value="ПДС / КИ: Низкий уровень изоляции"/>
+                  <w:listItem w:displayText="ПДС / КПруж: Пружина не заведена" w:value="ПДС / КПруж: Пружина не заведена"/>
+                  <w:listItem w:displayText="ПДС / КЦВ: Контроль цепи ЭМВ" w:value="ПДС / КЦВ: Контроль цепи ЭМВ"/>
+                  <w:listItem w:displayText="ПДС / КЦВ: Контроль цепи ЭМО1" w:value="ПДС / КЦВ: Контроль цепи ЭМО1"/>
+                  <w:listItem w:displayText="ПДС / КЦВ: Контроль цепи ЭМО2" w:value="ПДС / КЦВ: Контроль цепи ЭМО2"/>
+                  <w:listItem w:displayText="ПДС / КЦВ: Работа ЭМВ" w:value="ПДС / КЦВ: Работа ЭМВ"/>
+                  <w:listItem w:displayText="ПДС / КЦВ: Работа ЭМО1" w:value="ПДС / КЦВ: Работа ЭМО1"/>
+                  <w:listItem w:displayText="ПДС / КЦВ: Работа ЭМО2" w:value="ПДС / КЦВ: Работа ЭМО2"/>
+                  <w:listItem w:displayText="ПДС / ПДС: Функция введена в работу" w:value="ПДС / ПДС: Функция введена в работу"/>
+                  <w:listItem w:displayText="ПДС / ПДС: Функция оперативно выведена из работы" w:value="ПДС / ПДС: Функция оперативно выведена из работы"/>
+                  <w:listItem w:displayText="ПДС НКУ / SA1: Цепь управления введена" w:value="ПДС НКУ / SA1: Цепь управления введена"/>
+                  <w:listItem w:displayText="ПДС НКУ / SA2: Цепь управления введена" w:value="ПДС НКУ / SA2: Цепь управления введена"/>
+                  <w:listItem w:displayText="ПДС НКУ / SA3: Цепь управления введена" w:value="ПДС НКУ / SA3: Цепь управления введена"/>
+                  <w:listItem w:displayText="ПДС НКУ / SA4: Цепь управления введена" w:value="ПДС НКУ / SA4: Цепь управления введена"/>
+                  <w:listItem w:displayText="ПДС НКУ / SG1: Рабочее положение испытательного блока" w:value="ПДС НКУ / SG1: Рабочее положение испытательного блока"/>
+                  <w:listItem w:displayText="ПДС НКУ / SG2: Рабочее положение испытательного блока" w:value="ПДС НКУ / SG2: Рабочее положение испытательного блока"/>
+                  <w:listItem w:displayText="ПДС НКУ / SG3: Рабочее положение испытательного блока" w:value="ПДС НКУ / SG3: Рабочее положение испытательного блока"/>
+                  <w:listItem w:displayText="ПДС НКУ / Дверь: Дверь отсека/ шкафа закрыта" w:value="ПДС НКУ / Дверь: Дверь отсека/ шкафа закрыта"/>
+                  <w:listItem w:displayText="ПДС НКУ / Дверь: Дверь отсека/ шкафа открыта" w:value="ПДС НКУ / Дверь: Дверь отсека/ шкафа открыта"/>
+                  <w:listItem w:displayText="ПДС НКУ / ОТ ОБР 1: Неисправность оперативного тока цепей ОБР 1" w:value="ПДС НКУ / ОТ ОБР 1: Неисправность оперативного тока цепей ОБР 1"/>
+                  <w:listItem w:displayText="ПДС НКУ / ОТ ОБР 2: Неисправность оперативного тока цепей ОБР 2" w:value="ПДС НКУ / ОТ ОБР 2: Неисправность оперативного тока цепей ОБР 2"/>
+                  <w:listItem w:displayText="ПДС НКУ / ОТ ЦСВ: Неисправность ОТ цепей сигнализации В" w:value="ПДС НКУ / ОТ ЦСВ: Неисправность ОТ цепей сигнализации В"/>
+                  <w:listItem w:displayText="ПДС НКУ / ОТ ЭМО1, ЭМВ: Неисправность оперативного тока цепей ЭМВ, ЭМО1" w:value="ПДС НКУ / ОТ ЭМО1, ЭМВ: Неисправность оперативного тока цепей ЭМВ, ЭМО1"/>
+                  <w:listItem w:displayText="ПДС НКУ / ОТ ЭМО2: Неисправность оперативного тока цепей ЭМО2" w:value="ПДС НКУ / ОТ ЭМО2: Неисправность оперативного тока цепей ЭМО2"/>
+                  <w:listItem w:displayText="ПДС НКУ / ПДС НКУ: Функция введена в работу" w:value="ПДС НКУ / ПДС НКУ: Функция введена в работу"/>
+                  <w:listItem w:displayText="ПДС НКУ / ПДС НКУ: Функция оперативно выведена из работы" w:value="ПДС НКУ / ПДС НКУ: Функция оперативно выведена из работы"/>
+                  <w:listItem w:displayText="ПДС НКУ / Пер.ав.дебл.см.яч.: Цепи аварийной деблокировки ячейки выведены" w:value="ПДС НКУ / Пер.ав.дебл.см.яч.: Цепи аварийной деблокировки ячейки выведены"/>
+                  <w:listItem w:displayText="ПС / ПС: Пуск предупредительной сигнализации" w:value="ПС / ПС: Пуск предупредительной сигнализации"/>
+                  <w:listItem w:displayText="ПС / ПС: Пуск предупредительной сигнализации (импульс)" w:value="ПС / ПС: Пуск предупредительной сигнализации (импульс)"/>
+                  <w:listItem w:displayText="СС / СС: БИ выведены" w:value="СС / СС: БИ выведены"/>
+                  <w:listItem w:displayText="СС / СС: Выходные цепи разобраны" w:value="СС / СС: Выходные цепи разобраны"/>
+                  <w:listItem w:displayText="СС / СС: Неисправность КА" w:value="СС / СС: Неисправность КА"/>
+                  <w:listItem w:displayText="СС / СС: Общий внешний сигнал" w:value="СС / СС: Общий внешний сигнал"/>
+                  <w:listItem w:displayText="СС / СС: Превышение времени переключения КА" w:value="СС / СС: Превышение времени переключения КА"/>
+                  <w:listItem w:displayText="СС / СС: Сигнализация цепей опер.тока" w:value="СС / СС: Сигнализация цепей опер.тока"/>
                   <w:listItem w:displayText="ТЗНП / АУ ТЗНП: Пуск автоматического ускорения ТЗНП" w:value="ТЗНП / АУ ТЗНП: Пуск автоматического ускорения ТЗНП"/>
                   <w:listItem w:displayText="ТЗНП / БНТ НП: Пуск БНТ НП" w:value="ТЗНП / БНТ НП: Пуск БНТ НП"/>
                   <w:listItem w:displayText="ТЗНП / БЧС: Блокировка чувствительных ступеней" w:value="ТЗНП / БЧС: Блокировка чувствительных ступеней"/>
@@ -2585,6 +2974,11 @@
                   <w:listItem w:displayText="ТК ЗДЗ / ТК ЗДЗ: Пуск ИО тока" w:value="ТК ЗДЗ / ТК ЗДЗ: Пуск ИО тока"/>
                   <w:listItem w:displayText="ТК ЗДЗ / ТК ЗДЗ: Функция введена в работу" w:value="ТК ЗДЗ / ТК ЗДЗ: Функция введена в работу"/>
                   <w:listItem w:displayText="ТК ЗДЗ / ТК ЗДЗ: Функция оперативно выведена из работы" w:value="ТК ЗДЗ / ТК ЗДЗ: Функция оперативно выведена из работы"/>
+                  <w:listItem w:displayText="УВ / УВ: Включение с контролем синхронизма" w:value="УВ / УВ: Включение с контролем синхронизма"/>
+                  <w:listItem w:displayText="УВ / УВ: Включить выключатель" w:value="УВ / УВ: Включить выключатель"/>
+                  <w:listItem w:displayText="УВ / УВ: Задержка включения с контролем синхронизма" w:value="УВ / УВ: Задержка включения с контролем синхронизма"/>
+                  <w:listItem w:displayText="УВ / УВ: Функция введена в работу" w:value="УВ / УВ: Функция введена в работу"/>
+                  <w:listItem w:displayText="УВ / УВ: Функция оперативно выведена из работы" w:value="УВ / УВ: Функция оперативно выведена из работы"/>
                   <w:listItem w:displayText="УРОВ / УРОВ: Пуск" w:value="УРОВ / УРОВ: Пуск"/>
                   <w:listItem w:displayText="УРОВ / УРОВ: Пуск ИО максимального тока" w:value="УРОВ / УРОВ: Пуск ИО максимального тока"/>
                   <w:listItem w:displayText="УРОВ / УРОВ: Срабатывание" w:value="УРОВ / УРОВ: Срабатывание"/>
@@ -2730,6 +3124,38 @@
                   <w:listItem w:displayText="ЗОП / ЗОП: Срабатывание на сигнал" w:value="ЗОП / ЗОП: Срабатывание на сигнал"/>
                   <w:listItem w:displayText="ЗОП / ЗОП: Функция введена в работу" w:value="ЗОП / ЗОП: Функция введена в работу"/>
                   <w:listItem w:displayText="ЗОП / ЗОП: Функция оперативно выведена из работы" w:value="ЗОП / ЗОП: Функция оперативно выведена из работы"/>
+                  <w:listItem w:displayText="КА / В: Выключатель включен" w:value="КА / В: Выключатель включен"/>
+                  <w:listItem w:displayText="КА / В: Выключатель отключен" w:value="КА / В: Выключатель отключен"/>
+                  <w:listItem w:displayText="КА / В: Команда «включить» выключатель через выходное реле" w:value="КА / В: Команда «включить» выключатель через выходное реле"/>
+                  <w:listItem w:displayText="КА / В: Команда «отключить» выключатель через выходное реле" w:value="КА / В: Команда «отключить» выключатель через выходное реле"/>
+                  <w:listItem w:displayText="КА / В: Неисправное положение выключателя" w:value="КА / В: Неисправное положение выключателя"/>
+                  <w:listItem w:displayText="КА / В: Промежуточное положение выключателя" w:value="КА / В: Промежуточное положение выключателя"/>
+                  <w:listItem w:displayText="КА / В: Функция введена в работу" w:value="КА / В: Функция введена в работу"/>
+                  <w:listItem w:displayText="КА / ВЭ1: Команда «вкатить» выкатной элемент через выходное реле" w:value="КА / ВЭ1: Команда «вкатить» выкатной элемент через выходное реле"/>
+                  <w:listItem w:displayText="КА / ВЭ1: Команда «выкатить» выкатной элемент через выходное реле" w:value="КА / ВЭ1: Команда «выкатить» выкатной элемент через выходное реле"/>
+                  <w:listItem w:displayText="КА / ВЭ1: Неисправное положение выкатного элемента" w:value="КА / ВЭ1: Неисправное положение выкатного элемента"/>
+                  <w:listItem w:displayText="КА / ВЭ1: Положение выкатного элемента «Вкачен»" w:value="КА / ВЭ1: Положение выкатного элемента «Вкачен»"/>
+                  <w:listItem w:displayText="КА / ВЭ1: Положение выкатного элемента «Выкачен»" w:value="КА / ВЭ1: Положение выкатного элемента «Выкачен»"/>
+                  <w:listItem w:displayText="КА / ВЭ1: Промежуточное положение выкатного элемента" w:value="КА / ВЭ1: Промежуточное положение выкатного элемента"/>
+                  <w:listItem w:displayText="КА / ВЭ1: Ремонтное положение выкатного элемента" w:value="КА / ВЭ1: Ремонтное положение выкатного элемента"/>
+                  <w:listItem w:displayText="КА / ВЭ1: Функция введена в работу" w:value="КА / ВЭ1: Функция введена в работу"/>
+                  <w:listItem w:displayText="КА / ВЭ2: Команда «вкатить» выкатной элемент через выходное реле" w:value="КА / ВЭ2: Команда «вкатить» выкатной элемент через выходное реле"/>
+                  <w:listItem w:displayText="КА / ВЭ2: Команда «выкатить» выкатной элемент через выходное реле" w:value="КА / ВЭ2: Команда «выкатить» выкатной элемент через выходное реле"/>
+                  <w:listItem w:displayText="КА / ВЭ2: Неисправное положение выкатного элемента" w:value="КА / ВЭ2: Неисправное положение выкатного элемента"/>
+                  <w:listItem w:displayText="КА / ВЭ2: Положение выкатного элемента «Вкачен»" w:value="КА / ВЭ2: Положение выкатного элемента «Вкачен»"/>
+                  <w:listItem w:displayText="КА / ВЭ2: Положение выкатного элемента «Выкачен»" w:value="КА / ВЭ2: Положение выкатного элемента «Выкачен»"/>
+                  <w:listItem w:displayText="КА / ВЭ2: Промежуточное положение выкатного элемента" w:value="КА / ВЭ2: Промежуточное положение выкатного элемента"/>
+                  <w:listItem w:displayText="КА / ВЭ2: Ремонтное положение выкатного элемента" w:value="КА / ВЭ2: Ремонтное положение выкатного элемента"/>
+                  <w:listItem w:displayText="КА / ВЭ2: Функция введена в работу" w:value="КА / ВЭ2: Функция введена в работу"/>
+                  <w:listItem w:displayText="КА / ЗН: Заземляющий нож включен" w:value="КА / ЗН: Заземляющий нож включен"/>
+                  <w:listItem w:displayText="КА / ЗН: Заземляющий нож отключен" w:value="КА / ЗН: Заземляющий нож отключен"/>
+                  <w:listItem w:displayText="КА / ЗН: Команда «включить» заземляющий нож через выходное реле" w:value="КА / ЗН: Команда «включить» заземляющий нож через выходное реле"/>
+                  <w:listItem w:displayText="КА / ЗН: Команда «отключить» заземляющий нож через выходное реле" w:value="КА / ЗН: Команда «отключить» заземляющий нож через выходное реле"/>
+                  <w:listItem w:displayText="КА / ЗН: Неисправное положение заземляющего ножа" w:value="КА / ЗН: Неисправное положение заземляющего ножа"/>
+                  <w:listItem w:displayText="КА / ЗН: Промежуточное положение заземляющего ножа" w:value="КА / ЗН: Промежуточное положение заземляющего ножа"/>
+                  <w:listItem w:displayText="КА / ЗН: Функция введена в работу" w:value="КА / ЗН: Функция введена в работу"/>
+                  <w:listItem w:displayText="КА / КА: Функция введена в работу" w:value="КА / КА: Функция введена в работу"/>
+                  <w:listItem w:displayText="КА / КА: Функция оперативно выведена из работы" w:value="КА / КА: Функция оперативно выведена из работы"/>
                   <w:listItem w:displayText="КНН 1сш / КНН 1сш: Пуск" w:value="КНН 1сш / КНН 1сш: Пуск"/>
                   <w:listItem w:displayText="КНН 1сш / КНН 1сш: Пуск ИО напряжения" w:value="КНН 1сш / КНН 1сш: Пуск ИО напряжения"/>
                   <w:listItem w:displayText="КНН 1сш / КНН 1сш: Пуск ИО напряжения ОП" w:value="КНН 1сш / КНН 1сш: Пуск ИО напряжения ОП"/>
@@ -2750,6 +3176,68 @@
                   <w:listItem w:displayText="КОН 2сш / КОН 2сш: Пуск ИО напряжения ОП" w:value="КОН 2сш / КОН 2сш: Пуск ИО напряжения ОП"/>
                   <w:listItem w:displayText="КОН 2сш / КОН 2сш: Функция введена в работу" w:value="КОН 2сш / КОН 2сш: Функция введена в работу"/>
                   <w:listItem w:displayText="КОН 2сш / КОН 2сш: Функция оперативно выведена из работы" w:value="КОН 2сш / КОН 2сш: Функция оперативно выведена из работы"/>
+                  <w:listItem w:displayText="КП / КП: Идет переключение" w:value="КП / КП: Идет переключение"/>
+                  <w:listItem w:displayText="КП / КП: Функция введена в работу" w:value="КП / КП: Функция введена в работу"/>
+                  <w:listItem w:displayText="КП / КП: Функция оперативно выведена из работы" w:value="КП / КП: Функция оперативно выведена из работы"/>
+                  <w:listItem w:displayText="КП / ОБР В: Блокировка включения" w:value="КП / ОБР В: Блокировка включения"/>
+                  <w:listItem w:displayText="КП / ОБР В: Разрешить включение" w:value="КП / ОБР В: Разрешить включение"/>
+                  <w:listItem w:displayText="КП / ОБР ВЭ1: Разрешение управления первым выкатным элементом" w:value="КП / ОБР ВЭ1: Разрешение управления первым выкатным элементом"/>
+                  <w:listItem w:displayText="КП / ОБР ВЭ2: Разрешение управления вторым выкатным элементом" w:value="КП / ОБР ВЭ2: Разрешение управления вторым выкатным элементом"/>
+                  <w:listItem w:displayText="КП / ОБР ЗН: Разрешение управления заземляющим ножом" w:value="КП / ОБР ЗН: Разрешение управления заземляющим ножом"/>
+                  <w:listItem w:displayText="КП / УВ: Включение с контролем синхронизма" w:value="КП / УВ: Включение с контролем синхронизма"/>
+                  <w:listItem w:displayText="КП / УВ: Включить выключатель" w:value="КП / УВ: Включить выключатель"/>
+                  <w:listItem w:displayText="КП / УВ: Задержка включения с контролем синхронизма" w:value="КП / УВ: Задержка включения с контролем синхронизма"/>
+                  <w:listItem w:displayText="КП / УВ: Идет переключение" w:value="КП / УВ: Идет переключение"/>
+                  <w:listItem w:displayText="КП / УВ: Отключить выключатель" w:value="КП / УВ: Отключить выключатель"/>
+                  <w:listItem w:displayText="КП / УВ: Поведение местного управления" w:value="КП / УВ: Поведение местного управления"/>
+                  <w:listItem w:displayText="КП / УВ: Положение В (Включено)" w:value="КП / УВ: Положение В (Включено)"/>
+                  <w:listItem w:displayText="КП / УВ: Положение В (Не определено)" w:value="КП / УВ: Положение В (Не определено)"/>
+                  <w:listItem w:displayText="КП / УВ: Положение В (Неисправность)" w:value="КП / УВ: Положение В (Неисправность)"/>
+                  <w:listItem w:displayText="КП / УВ: Положение В (Отключено)" w:value="КП / УВ: Положение В (Отключено)"/>
+                  <w:listItem w:displayText="КП / УВ: Положение ключа режима управления" w:value="КП / УВ: Положение ключа режима управления"/>
+                  <w:listItem w:displayText="КП / УВ: Право переключения на уровне станции" w:value="КП / УВ: Право переключения на уровне станции"/>
+                  <w:listItem w:displayText="КП / УВ: Сигнал превышения допустимого времени переключения" w:value="КП / УВ: Сигнал превышения допустимого времени переключения"/>
+                  <w:listItem w:displayText="КП / УВ: Функция введена в работу" w:value="КП / УВ: Функция введена в работу"/>
+                  <w:listItem w:displayText="КП / УВЭ1: Вкатить первый выкатной элемент" w:value="КП / УВЭ1: Вкатить первый выкатной элемент"/>
+                  <w:listItem w:displayText="КП / УВЭ1: Выкатить первый выкатной элемент" w:value="КП / УВЭ1: Выкатить первый выкатной элемент"/>
+                  <w:listItem w:displayText="КП / УВЭ1: Идет переключение" w:value="КП / УВЭ1: Идет переключение"/>
+                  <w:listItem w:displayText="КП / УВЭ1: Поведение местного управления" w:value="КП / УВЭ1: Поведение местного управления"/>
+                  <w:listItem w:displayText="КП / УВЭ1: Положение ВЭ1 (Вкачен)" w:value="КП / УВЭ1: Положение ВЭ1 (Вкачен)"/>
+                  <w:listItem w:displayText="КП / УВЭ1: Положение ВЭ1 (Выкачен)" w:value="КП / УВЭ1: Положение ВЭ1 (Выкачен)"/>
+                  <w:listItem w:displayText="КП / УВЭ1: Положение ВЭ1 (Не определено)" w:value="КП / УВЭ1: Положение ВЭ1 (Не определено)"/>
+                  <w:listItem w:displayText="КП / УВЭ1: Положение ВЭ1 (Неисправность)" w:value="КП / УВЭ1: Положение ВЭ1 (Неисправность)"/>
+                  <w:listItem w:displayText="КП / УВЭ1: Положение ключа режима управления" w:value="КП / УВЭ1: Положение ключа режима управления"/>
+                  <w:listItem w:displayText="КП / УВЭ1: Право переключения на уровне станции" w:value="КП / УВЭ1: Право переключения на уровне станции"/>
+                  <w:listItem w:displayText="КП / УВЭ1: Сигнал превышения допустимого времени переключения" w:value="КП / УВЭ1: Сигнал превышения допустимого времени переключения"/>
+                  <w:listItem w:displayText="КП / УВЭ1: Функция введена в работу" w:value="КП / УВЭ1: Функция введена в работу"/>
+                  <w:listItem w:displayText="КП / УВЭ2: Вкатить второй выкатной элемент" w:value="КП / УВЭ2: Вкатить второй выкатной элемент"/>
+                  <w:listItem w:displayText="КП / УВЭ2: Выкатить второй выкатной элемент" w:value="КП / УВЭ2: Выкатить второй выкатной элемент"/>
+                  <w:listItem w:displayText="КП / УВЭ2: Идет переключение" w:value="КП / УВЭ2: Идет переключение"/>
+                  <w:listItem w:displayText="КП / УВЭ2: Поведение местного управления" w:value="КП / УВЭ2: Поведение местного управления"/>
+                  <w:listItem w:displayText="КП / УВЭ2: Положение ВЭ2 (Вкачен)" w:value="КП / УВЭ2: Положение ВЭ2 (Вкачен)"/>
+                  <w:listItem w:displayText="КП / УВЭ2: Положение ВЭ2 (Выкачен)" w:value="КП / УВЭ2: Положение ВЭ2 (Выкачен)"/>
+                  <w:listItem w:displayText="КП / УВЭ2: Положение ВЭ2 (Не определено)" w:value="КП / УВЭ2: Положение ВЭ2 (Не определено)"/>
+                  <w:listItem w:displayText="КП / УВЭ2: Положение ВЭ2 (Неисправность)" w:value="КП / УВЭ2: Положение ВЭ2 (Неисправность)"/>
+                  <w:listItem w:displayText="КП / УВЭ2: Положение ключа режима управления" w:value="КП / УВЭ2: Положение ключа режима управления"/>
+                  <w:listItem w:displayText="КП / УВЭ2: Право переключения на уровне станции" w:value="КП / УВЭ2: Право переключения на уровне станции"/>
+                  <w:listItem w:displayText="КП / УВЭ2: Сигнал превышения допустимого времени переключения" w:value="КП / УВЭ2: Сигнал превышения допустимого времени переключения"/>
+                  <w:listItem w:displayText="КП / УВЭ2: Функция введена в работу" w:value="КП / УВЭ2: Функция введена в работу"/>
+                  <w:listItem w:displayText="КП / УЗН: Включить заземляющий нож" w:value="КП / УЗН: Включить заземляющий нож"/>
+                  <w:listItem w:displayText="КП / УЗН: Идет переключение" w:value="КП / УЗН: Идет переключение"/>
+                  <w:listItem w:displayText="КП / УЗН: Отключить заземляющий нож" w:value="КП / УЗН: Отключить заземляющий нож"/>
+                  <w:listItem w:displayText="КП / УЗН: Поведение местного управления" w:value="КП / УЗН: Поведение местного управления"/>
+                  <w:listItem w:displayText="КП / УЗН: Положение ЗН (Включено)" w:value="КП / УЗН: Положение ЗН (Включено)"/>
+                  <w:listItem w:displayText="КП / УЗН: Положение ЗН (Не определено)" w:value="КП / УЗН: Положение ЗН (Не определено)"/>
+                  <w:listItem w:displayText="КП / УЗН: Положение ЗН (Неисправность)" w:value="КП / УЗН: Положение ЗН (Неисправность)"/>
+                  <w:listItem w:displayText="КП / УЗН: Положение ЗН (Отключено)" w:value="КП / УЗН: Положение ЗН (Отключено)"/>
+                  <w:listItem w:displayText="КП / УЗН: Положение ключа режима управления" w:value="КП / УЗН: Положение ключа режима управления"/>
+                  <w:listItem w:displayText="КП / УЗН: Право переключения на уровне станции" w:value="КП / УЗН: Право переключения на уровне станции"/>
+                  <w:listItem w:displayText="КП / УЗН: Сигнал превышения допустимого времени переключения" w:value="КП / УЗН: Сигнал превышения допустимого времени переключения"/>
+                  <w:listItem w:displayText="КП / УЗН: Функция введена в работу" w:value="КП / УЗН: Функция введена в работу"/>
+                  <w:listItem w:displayText="КРВ / КРВ: Превышен коммутационный ресурс выключателя" w:value="КРВ / КРВ: Превышен коммутационный ресурс выключателя"/>
+                  <w:listItem w:displayText="КРВ / КРВ: Превышен механический ресурс выключателя" w:value="КРВ / КРВ: Превышен механический ресурс выключателя"/>
+                  <w:listItem w:displayText="КРВ / КРВ: Превышен ресурс выключателя" w:value="КРВ / КРВ: Превышен ресурс выключателя"/>
+                  <w:listItem w:displayText="КРВ / КРВ: Функция введена в работу" w:value="КРВ / КРВ: Функция введена в работу"/>
                   <w:listItem w:displayText="КС / КС: Блокировка по скорости изменения частоты" w:value="КС / КС: Блокировка по скорости изменения частоты"/>
                   <w:listItem w:displayText="КС / КС: Нет условий по напряжению" w:value="КС / КС: Нет условий по напряжению"/>
                   <w:listItem w:displayText="КС / КС: Нет условий по углу" w:value="КС / КС: Нет условий по углу"/>
@@ -2762,6 +3250,18 @@
                   <w:listItem w:displayText="КС / КС: Разрешение оперативного включения" w:value="КС / КС: Разрешение оперативного включения"/>
                   <w:listItem w:displayText="КС / КС: Функция введена в работу" w:value="КС / КС: Функция введена в работу"/>
                   <w:listItem w:displayText="КС / КС: Функция оперативно выведена из работы" w:value="КС / КС: Функция оперативно выведена из работы"/>
+                  <w:listItem w:displayText="КСВ / КСВ: Блокировка включения В" w:value="КСВ / КСВ: Блокировка включения В"/>
+                  <w:listItem w:displayText="КСВ / КСВ: Блокировка отключения В" w:value="КСВ / КСВ: Блокировка отключения В"/>
+                  <w:listItem w:displayText="КСВ / КСВ: В аварийно отключен" w:value="КСВ / КСВ: В аварийно отключен"/>
+                  <w:listItem w:displayText="КСВ / КСВ: В самопроизвольно отключен" w:value="КСВ / КСВ: В самопроизвольно отключен"/>
+                  <w:listItem w:displayText="КСВ / КСВ: Защита ЭМВ" w:value="КСВ / КСВ: Защита ЭМВ"/>
+                  <w:listItem w:displayText="КСВ / КСВ: Защита ЭМО1" w:value="КСВ / КСВ: Защита ЭМО1"/>
+                  <w:listItem w:displayText="КСВ / КСВ: Защита ЭМО2" w:value="КСВ / КСВ: Защита ЭМО2"/>
+                  <w:listItem w:displayText="КСВ / КСВ: Неисправность В" w:value="КСВ / КСВ: Неисправность В"/>
+                  <w:listItem w:displayText="КСВ / КСВ: Неисправность цепей ЭМУ" w:value="КСВ / КСВ: Неисправность цепей ЭМУ"/>
+                  <w:listItem w:displayText="КСВ / КСВ: Реле фиксации команды" w:value="КСВ / КСВ: Реле фиксации команды"/>
+                  <w:listItem w:displayText="КСВ / КСВ: Функция введена в работу" w:value="КСВ / КСВ: Функция введена в работу"/>
+                  <w:listItem w:displayText="КСВ / КСВ: Функция оперативно выведена из работы" w:value="КСВ / КСВ: Функция оперативно выведена из работы"/>
                   <w:listItem w:displayText="ЛЗШ / ЛЗШ: Обнаружение неисправности" w:value="ЛЗШ / ЛЗШ: Обнаружение неисправности"/>
                   <w:listItem w:displayText="ЛЗШ / ЛЗШ: Пуск" w:value="ЛЗШ / ЛЗШ: Пуск"/>
                   <w:listItem w:displayText="ЛЗШ / ЛЗШ: Пуск ИО тока по фазе B" w:value="ЛЗШ / ЛЗШ: Пуск ИО тока по фазе B"/>
@@ -2854,6 +3354,57 @@
                   <w:listItem w:displayText="МТЗ / ОНМ: Пуск по фазе C" w:value="МТЗ / ОНМ: Пуск по фазе C"/>
                   <w:listItem w:displayText="МТЗ / ОНМ: Пуск по фазе А" w:value="МТЗ / ОНМ: Пуск по фазе А"/>
                   <w:listItem w:displayText="МТЗ / ОУ МТЗ: Срабатывание" w:value="МТЗ / ОУ МТЗ: Срабатывание"/>
+                  <w:listItem w:displayText="ПДС / В: Поведение местного управления" w:value="ПДС / В: Поведение местного управления"/>
+                  <w:listItem w:displayText="ПДС / В: Положение ключа режима управления" w:value="ПДС / В: Положение ключа режима управления"/>
+                  <w:listItem w:displayText="ПДС / В: Положение ключа режима управления привода В" w:value="ПДС / В: Положение ключа режима управления привода В"/>
+                  <w:listItem w:displayText="ПДС / В: Право переключения на уровне станции" w:value="ПДС / В: Право переключения на уровне станции"/>
+                  <w:listItem w:displayText="ПДС / ВЭ1: Поведение местного управления" w:value="ПДС / ВЭ1: Поведение местного управления"/>
+                  <w:listItem w:displayText="ПДС / ВЭ1: Положение ключа режима управления" w:value="ПДС / ВЭ1: Положение ключа режима управления"/>
+                  <w:listItem w:displayText="ПДС / ВЭ1: Право переключения на уровне станции" w:value="ПДС / ВЭ1: Право переключения на уровне станции"/>
+                  <w:listItem w:displayText="ПДС / ВЭ1: Ремонтное положение коммутационного аппарата" w:value="ПДС / ВЭ1: Ремонтное положение коммутационного аппарата"/>
+                  <w:listItem w:displayText="ПДС / ВЭ2: Поведение местного управления" w:value="ПДС / ВЭ2: Поведение местного управления"/>
+                  <w:listItem w:displayText="ПДС / ВЭ2: Положение ключа режима управления" w:value="ПДС / ВЭ2: Положение ключа режима управления"/>
+                  <w:listItem w:displayText="ПДС / ВЭ2: Право переключения на уровне станции" w:value="ПДС / ВЭ2: Право переключения на уровне станции"/>
+                  <w:listItem w:displayText="ПДС / ВЭ2: Ремонтное положение коммутационного аппарата" w:value="ПДС / ВЭ2: Ремонтное положение коммутационного аппарата"/>
+                  <w:listItem w:displayText="ПДС / ЗН: Поведение местного управления" w:value="ПДС / ЗН: Поведение местного управления"/>
+                  <w:listItem w:displayText="ПДС / ЗН: Положение ключа режима управления" w:value="ПДС / ЗН: Положение ключа режима управления"/>
+                  <w:listItem w:displayText="ПДС / ЗН: Право переключения на уровне станции" w:value="ПДС / ЗН: Право переключения на уровне станции"/>
+                  <w:listItem w:displayText="ПДС / КИ: Аварийный уровень изоляции" w:value="ПДС / КИ: Аварийный уровень изоляции"/>
+                  <w:listItem w:displayText="ПДС / КИ: Низкий уровень изоляции" w:value="ПДС / КИ: Низкий уровень изоляции"/>
+                  <w:listItem w:displayText="ПДС / КПруж: Пружина не заведена" w:value="ПДС / КПруж: Пружина не заведена"/>
+                  <w:listItem w:displayText="ПДС / КЦВ: Контроль цепи ЭМВ" w:value="ПДС / КЦВ: Контроль цепи ЭМВ"/>
+                  <w:listItem w:displayText="ПДС / КЦВ: Контроль цепи ЭМО1" w:value="ПДС / КЦВ: Контроль цепи ЭМО1"/>
+                  <w:listItem w:displayText="ПДС / КЦВ: Контроль цепи ЭМО2" w:value="ПДС / КЦВ: Контроль цепи ЭМО2"/>
+                  <w:listItem w:displayText="ПДС / КЦВ: Работа ЭМВ" w:value="ПДС / КЦВ: Работа ЭМВ"/>
+                  <w:listItem w:displayText="ПДС / КЦВ: Работа ЭМО1" w:value="ПДС / КЦВ: Работа ЭМО1"/>
+                  <w:listItem w:displayText="ПДС / КЦВ: Работа ЭМО2" w:value="ПДС / КЦВ: Работа ЭМО2"/>
+                  <w:listItem w:displayText="ПДС / ПДС: Функция введена в работу" w:value="ПДС / ПДС: Функция введена в работу"/>
+                  <w:listItem w:displayText="ПДС / ПДС: Функция оперативно выведена из работы" w:value="ПДС / ПДС: Функция оперативно выведена из работы"/>
+                  <w:listItem w:displayText="ПДС НКУ / SA1: Цепь управления введена" w:value="ПДС НКУ / SA1: Цепь управления введена"/>
+                  <w:listItem w:displayText="ПДС НКУ / SA2: Цепь управления введена" w:value="ПДС НКУ / SA2: Цепь управления введена"/>
+                  <w:listItem w:displayText="ПДС НКУ / SA3: Цепь управления введена" w:value="ПДС НКУ / SA3: Цепь управления введена"/>
+                  <w:listItem w:displayText="ПДС НКУ / SA4: Цепь управления введена" w:value="ПДС НКУ / SA4: Цепь управления введена"/>
+                  <w:listItem w:displayText="ПДС НКУ / SG1: Рабочее положение испытательного блока" w:value="ПДС НКУ / SG1: Рабочее положение испытательного блока"/>
+                  <w:listItem w:displayText="ПДС НКУ / SG2: Рабочее положение испытательного блока" w:value="ПДС НКУ / SG2: Рабочее положение испытательного блока"/>
+                  <w:listItem w:displayText="ПДС НКУ / SG3: Рабочее положение испытательного блока" w:value="ПДС НКУ / SG3: Рабочее положение испытательного блока"/>
+                  <w:listItem w:displayText="ПДС НКУ / Дверь: Дверь отсека/ шкафа закрыта" w:value="ПДС НКУ / Дверь: Дверь отсека/ шкафа закрыта"/>
+                  <w:listItem w:displayText="ПДС НКУ / Дверь: Дверь отсека/ шкафа открыта" w:value="ПДС НКУ / Дверь: Дверь отсека/ шкафа открыта"/>
+                  <w:listItem w:displayText="ПДС НКУ / ОТ ОБР 1: Неисправность оперативного тока цепей ОБР 1" w:value="ПДС НКУ / ОТ ОБР 1: Неисправность оперативного тока цепей ОБР 1"/>
+                  <w:listItem w:displayText="ПДС НКУ / ОТ ОБР 2: Неисправность оперативного тока цепей ОБР 2" w:value="ПДС НКУ / ОТ ОБР 2: Неисправность оперативного тока цепей ОБР 2"/>
+                  <w:listItem w:displayText="ПДС НКУ / ОТ ЦСВ: Неисправность ОТ цепей сигнализации В" w:value="ПДС НКУ / ОТ ЦСВ: Неисправность ОТ цепей сигнализации В"/>
+                  <w:listItem w:displayText="ПДС НКУ / ОТ ЭМО1, ЭМВ: Неисправность оперативного тока цепей ЭМВ, ЭМО1" w:value="ПДС НКУ / ОТ ЭМО1, ЭМВ: Неисправность оперативного тока цепей ЭМВ, ЭМО1"/>
+                  <w:listItem w:displayText="ПДС НКУ / ОТ ЭМО2: Неисправность оперативного тока цепей ЭМО2" w:value="ПДС НКУ / ОТ ЭМО2: Неисправность оперативного тока цепей ЭМО2"/>
+                  <w:listItem w:displayText="ПДС НКУ / ПДС НКУ: Функция введена в работу" w:value="ПДС НКУ / ПДС НКУ: Функция введена в работу"/>
+                  <w:listItem w:displayText="ПДС НКУ / ПДС НКУ: Функция оперативно выведена из работы" w:value="ПДС НКУ / ПДС НКУ: Функция оперативно выведена из работы"/>
+                  <w:listItem w:displayText="ПДС НКУ / Пер.ав.дебл.см.яч.: Цепи аварийной деблокировки ячейки выведены" w:value="ПДС НКУ / Пер.ав.дебл.см.яч.: Цепи аварийной деблокировки ячейки выведены"/>
+                  <w:listItem w:displayText="ПС / ПС: Пуск предупредительной сигнализации" w:value="ПС / ПС: Пуск предупредительной сигнализации"/>
+                  <w:listItem w:displayText="ПС / ПС: Пуск предупредительной сигнализации (импульс)" w:value="ПС / ПС: Пуск предупредительной сигнализации (импульс)"/>
+                  <w:listItem w:displayText="СС / СС: БИ выведены" w:value="СС / СС: БИ выведены"/>
+                  <w:listItem w:displayText="СС / СС: Выходные цепи разобраны" w:value="СС / СС: Выходные цепи разобраны"/>
+                  <w:listItem w:displayText="СС / СС: Неисправность КА" w:value="СС / СС: Неисправность КА"/>
+                  <w:listItem w:displayText="СС / СС: Общий внешний сигнал" w:value="СС / СС: Общий внешний сигнал"/>
+                  <w:listItem w:displayText="СС / СС: Превышение времени переключения КА" w:value="СС / СС: Превышение времени переключения КА"/>
+                  <w:listItem w:displayText="СС / СС: Сигнализация цепей опер.тока" w:value="СС / СС: Сигнализация цепей опер.тока"/>
                   <w:listItem w:displayText="ТЗНП / АУ ТЗНП: Пуск автоматического ускорения ТЗНП" w:value="ТЗНП / АУ ТЗНП: Пуск автоматического ускорения ТЗНП"/>
                   <w:listItem w:displayText="ТЗНП / БНТ НП: Пуск БНТ НП" w:value="ТЗНП / БНТ НП: Пуск БНТ НП"/>
                   <w:listItem w:displayText="ТЗНП / БЧС: Блокировка чувствительных ступеней" w:value="ТЗНП / БЧС: Блокировка чувствительных ступеней"/>
@@ -2893,6 +3444,11 @@
                   <w:listItem w:displayText="ТК ЗДЗ / ТК ЗДЗ: Пуск ИО тока" w:value="ТК ЗДЗ / ТК ЗДЗ: Пуск ИО тока"/>
                   <w:listItem w:displayText="ТК ЗДЗ / ТК ЗДЗ: Функция введена в работу" w:value="ТК ЗДЗ / ТК ЗДЗ: Функция введена в работу"/>
                   <w:listItem w:displayText="ТК ЗДЗ / ТК ЗДЗ: Функция оперативно выведена из работы" w:value="ТК ЗДЗ / ТК ЗДЗ: Функция оперативно выведена из работы"/>
+                  <w:listItem w:displayText="УВ / УВ: Включение с контролем синхронизма" w:value="УВ / УВ: Включение с контролем синхронизма"/>
+                  <w:listItem w:displayText="УВ / УВ: Включить выключатель" w:value="УВ / УВ: Включить выключатель"/>
+                  <w:listItem w:displayText="УВ / УВ: Задержка включения с контролем синхронизма" w:value="УВ / УВ: Задержка включения с контролем синхронизма"/>
+                  <w:listItem w:displayText="УВ / УВ: Функция введена в работу" w:value="УВ / УВ: Функция введена в работу"/>
+                  <w:listItem w:displayText="УВ / УВ: Функция оперативно выведена из работы" w:value="УВ / УВ: Функция оперативно выведена из работы"/>
                   <w:listItem w:displayText="УРОВ / УРОВ: Пуск" w:value="УРОВ / УРОВ: Пуск"/>
                   <w:listItem w:displayText="УРОВ / УРОВ: Пуск ИО максимального тока" w:value="УРОВ / УРОВ: Пуск ИО максимального тока"/>
                   <w:listItem w:displayText="УРОВ / УРОВ: Срабатывание" w:value="УРОВ / УРОВ: Срабатывание"/>
@@ -3038,6 +3594,38 @@
                   <w:listItem w:displayText="ЗОП / ЗОП: Срабатывание на сигнал" w:value="ЗОП / ЗОП: Срабатывание на сигнал"/>
                   <w:listItem w:displayText="ЗОП / ЗОП: Функция введена в работу" w:value="ЗОП / ЗОП: Функция введена в работу"/>
                   <w:listItem w:displayText="ЗОП / ЗОП: Функция оперативно выведена из работы" w:value="ЗОП / ЗОП: Функция оперативно выведена из работы"/>
+                  <w:listItem w:displayText="КА / В: Выключатель включен" w:value="КА / В: Выключатель включен"/>
+                  <w:listItem w:displayText="КА / В: Выключатель отключен" w:value="КА / В: Выключатель отключен"/>
+                  <w:listItem w:displayText="КА / В: Команда «включить» выключатель через выходное реле" w:value="КА / В: Команда «включить» выключатель через выходное реле"/>
+                  <w:listItem w:displayText="КА / В: Команда «отключить» выключатель через выходное реле" w:value="КА / В: Команда «отключить» выключатель через выходное реле"/>
+                  <w:listItem w:displayText="КА / В: Неисправное положение выключателя" w:value="КА / В: Неисправное положение выключателя"/>
+                  <w:listItem w:displayText="КА / В: Промежуточное положение выключателя" w:value="КА / В: Промежуточное положение выключателя"/>
+                  <w:listItem w:displayText="КА / В: Функция введена в работу" w:value="КА / В: Функция введена в работу"/>
+                  <w:listItem w:displayText="КА / ВЭ1: Команда «вкатить» выкатной элемент через выходное реле" w:value="КА / ВЭ1: Команда «вкатить» выкатной элемент через выходное реле"/>
+                  <w:listItem w:displayText="КА / ВЭ1: Команда «выкатить» выкатной элемент через выходное реле" w:value="КА / ВЭ1: Команда «выкатить» выкатной элемент через выходное реле"/>
+                  <w:listItem w:displayText="КА / ВЭ1: Неисправное положение выкатного элемента" w:value="КА / ВЭ1: Неисправное положение выкатного элемента"/>
+                  <w:listItem w:displayText="КА / ВЭ1: Положение выкатного элемента «Вкачен»" w:value="КА / ВЭ1: Положение выкатного элемента «Вкачен»"/>
+                  <w:listItem w:displayText="КА / ВЭ1: Положение выкатного элемента «Выкачен»" w:value="КА / ВЭ1: Положение выкатного элемента «Выкачен»"/>
+                  <w:listItem w:displayText="КА / ВЭ1: Промежуточное положение выкатного элемента" w:value="КА / ВЭ1: Промежуточное положение выкатного элемента"/>
+                  <w:listItem w:displayText="КА / ВЭ1: Ремонтное положение выкатного элемента" w:value="КА / ВЭ1: Ремонтное положение выкатного элемента"/>
+                  <w:listItem w:displayText="КА / ВЭ1: Функция введена в работу" w:value="КА / ВЭ1: Функция введена в работу"/>
+                  <w:listItem w:displayText="КА / ВЭ2: Команда «вкатить» выкатной элемент через выходное реле" w:value="КА / ВЭ2: Команда «вкатить» выкатной элемент через выходное реле"/>
+                  <w:listItem w:displayText="КА / ВЭ2: Команда «выкатить» выкатной элемент через выходное реле" w:value="КА / ВЭ2: Команда «выкатить» выкатной элемент через выходное реле"/>
+                  <w:listItem w:displayText="КА / ВЭ2: Неисправное положение выкатного элемента" w:value="КА / ВЭ2: Неисправное положение выкатного элемента"/>
+                  <w:listItem w:displayText="КА / ВЭ2: Положение выкатного элемента «Вкачен»" w:value="КА / ВЭ2: Положение выкатного элемента «Вкачен»"/>
+                  <w:listItem w:displayText="КА / ВЭ2: Положение выкатного элемента «Выкачен»" w:value="КА / ВЭ2: Положение выкатного элемента «Выкачен»"/>
+                  <w:listItem w:displayText="КА / ВЭ2: Промежуточное положение выкатного элемента" w:value="КА / ВЭ2: Промежуточное положение выкатного элемента"/>
+                  <w:listItem w:displayText="КА / ВЭ2: Ремонтное положение выкатного элемента" w:value="КА / ВЭ2: Ремонтное положение выкатного элемента"/>
+                  <w:listItem w:displayText="КА / ВЭ2: Функция введена в работу" w:value="КА / ВЭ2: Функция введена в работу"/>
+                  <w:listItem w:displayText="КА / ЗН: Заземляющий нож включен" w:value="КА / ЗН: Заземляющий нож включен"/>
+                  <w:listItem w:displayText="КА / ЗН: Заземляющий нож отключен" w:value="КА / ЗН: Заземляющий нож отключен"/>
+                  <w:listItem w:displayText="КА / ЗН: Команда «включить» заземляющий нож через выходное реле" w:value="КА / ЗН: Команда «включить» заземляющий нож через выходное реле"/>
+                  <w:listItem w:displayText="КА / ЗН: Команда «отключить» заземляющий нож через выходное реле" w:value="КА / ЗН: Команда «отключить» заземляющий нож через выходное реле"/>
+                  <w:listItem w:displayText="КА / ЗН: Неисправное положение заземляющего ножа" w:value="КА / ЗН: Неисправное положение заземляющего ножа"/>
+                  <w:listItem w:displayText="КА / ЗН: Промежуточное положение заземляющего ножа" w:value="КА / ЗН: Промежуточное положение заземляющего ножа"/>
+                  <w:listItem w:displayText="КА / ЗН: Функция введена в работу" w:value="КА / ЗН: Функция введена в работу"/>
+                  <w:listItem w:displayText="КА / КА: Функция введена в работу" w:value="КА / КА: Функция введена в работу"/>
+                  <w:listItem w:displayText="КА / КА: Функция оперативно выведена из работы" w:value="КА / КА: Функция оперативно выведена из работы"/>
                   <w:listItem w:displayText="КНН 1сш / КНН 1сш: Пуск" w:value="КНН 1сш / КНН 1сш: Пуск"/>
                   <w:listItem w:displayText="КНН 1сш / КНН 1сш: Пуск ИО напряжения" w:value="КНН 1сш / КНН 1сш: Пуск ИО напряжения"/>
                   <w:listItem w:displayText="КНН 1сш / КНН 1сш: Пуск ИО напряжения ОП" w:value="КНН 1сш / КНН 1сш: Пуск ИО напряжения ОП"/>
@@ -3058,6 +3646,68 @@
                   <w:listItem w:displayText="КОН 2сш / КОН 2сш: Пуск ИО напряжения ОП" w:value="КОН 2сш / КОН 2сш: Пуск ИО напряжения ОП"/>
                   <w:listItem w:displayText="КОН 2сш / КОН 2сш: Функция введена в работу" w:value="КОН 2сш / КОН 2сш: Функция введена в работу"/>
                   <w:listItem w:displayText="КОН 2сш / КОН 2сш: Функция оперативно выведена из работы" w:value="КОН 2сш / КОН 2сш: Функция оперативно выведена из работы"/>
+                  <w:listItem w:displayText="КП / КП: Идет переключение" w:value="КП / КП: Идет переключение"/>
+                  <w:listItem w:displayText="КП / КП: Функция введена в работу" w:value="КП / КП: Функция введена в работу"/>
+                  <w:listItem w:displayText="КП / КП: Функция оперативно выведена из работы" w:value="КП / КП: Функция оперативно выведена из работы"/>
+                  <w:listItem w:displayText="КП / ОБР В: Блокировка включения" w:value="КП / ОБР В: Блокировка включения"/>
+                  <w:listItem w:displayText="КП / ОБР В: Разрешить включение" w:value="КП / ОБР В: Разрешить включение"/>
+                  <w:listItem w:displayText="КП / ОБР ВЭ1: Разрешение управления первым выкатным элементом" w:value="КП / ОБР ВЭ1: Разрешение управления первым выкатным элементом"/>
+                  <w:listItem w:displayText="КП / ОБР ВЭ2: Разрешение управления вторым выкатным элементом" w:value="КП / ОБР ВЭ2: Разрешение управления вторым выкатным элементом"/>
+                  <w:listItem w:displayText="КП / ОБР ЗН: Разрешение управления заземляющим ножом" w:value="КП / ОБР ЗН: Разрешение управления заземляющим ножом"/>
+                  <w:listItem w:displayText="КП / УВ: Включение с контролем синхронизма" w:value="КП / УВ: Включение с контролем синхронизма"/>
+                  <w:listItem w:displayText="КП / УВ: Включить выключатель" w:value="КП / УВ: Включить выключатель"/>
+                  <w:listItem w:displayText="КП / УВ: Задержка включения с контролем синхронизма" w:value="КП / УВ: Задержка включения с контролем синхронизма"/>
+                  <w:listItem w:displayText="КП / УВ: Идет переключение" w:value="КП / УВ: Идет переключение"/>
+                  <w:listItem w:displayText="КП / УВ: Отключить выключатель" w:value="КП / УВ: Отключить выключатель"/>
+                  <w:listItem w:displayText="КП / УВ: Поведение местного управления" w:value="КП / УВ: Поведение местного управления"/>
+                  <w:listItem w:displayText="КП / УВ: Положение В (Включено)" w:value="КП / УВ: Положение В (Включено)"/>
+                  <w:listItem w:displayText="КП / УВ: Положение В (Не определено)" w:value="КП / УВ: Положение В (Не определено)"/>
+                  <w:listItem w:displayText="КП / УВ: Положение В (Неисправность)" w:value="КП / УВ: Положение В (Неисправность)"/>
+                  <w:listItem w:displayText="КП / УВ: Положение В (Отключено)" w:value="КП / УВ: Положение В (Отключено)"/>
+                  <w:listItem w:displayText="КП / УВ: Положение ключа режима управления" w:value="КП / УВ: Положение ключа режима управления"/>
+                  <w:listItem w:displayText="КП / УВ: Право переключения на уровне станции" w:value="КП / УВ: Право переключения на уровне станции"/>
+                  <w:listItem w:displayText="КП / УВ: Сигнал превышения допустимого времени переключения" w:value="КП / УВ: Сигнал превышения допустимого времени переключения"/>
+                  <w:listItem w:displayText="КП / УВ: Функция введена в работу" w:value="КП / УВ: Функция введена в работу"/>
+                  <w:listItem w:displayText="КП / УВЭ1: Вкатить первый выкатной элемент" w:value="КП / УВЭ1: Вкатить первый выкатной элемент"/>
+                  <w:listItem w:displayText="КП / УВЭ1: Выкатить первый выкатной элемент" w:value="КП / УВЭ1: Выкатить первый выкатной элемент"/>
+                  <w:listItem w:displayText="КП / УВЭ1: Идет переключение" w:value="КП / УВЭ1: Идет переключение"/>
+                  <w:listItem w:displayText="КП / УВЭ1: Поведение местного управления" w:value="КП / УВЭ1: Поведение местного управления"/>
+                  <w:listItem w:displayText="КП / УВЭ1: Положение ВЭ1 (Вкачен)" w:value="КП / УВЭ1: Положение ВЭ1 (Вкачен)"/>
+                  <w:listItem w:displayText="КП / УВЭ1: Положение ВЭ1 (Выкачен)" w:value="КП / УВЭ1: Положение ВЭ1 (Выкачен)"/>
+                  <w:listItem w:displayText="КП / УВЭ1: Положение ВЭ1 (Не определено)" w:value="КП / УВЭ1: Положение ВЭ1 (Не определено)"/>
+                  <w:listItem w:displayText="КП / УВЭ1: Положение ВЭ1 (Неисправность)" w:value="КП / УВЭ1: Положение ВЭ1 (Неисправность)"/>
+                  <w:listItem w:displayText="КП / УВЭ1: Положение ключа режима управления" w:value="КП / УВЭ1: Положение ключа режима управления"/>
+                  <w:listItem w:displayText="КП / УВЭ1: Право переключения на уровне станции" w:value="КП / УВЭ1: Право переключения на уровне станции"/>
+                  <w:listItem w:displayText="КП / УВЭ1: Сигнал превышения допустимого времени переключения" w:value="КП / УВЭ1: Сигнал превышения допустимого времени переключения"/>
+                  <w:listItem w:displayText="КП / УВЭ1: Функция введена в работу" w:value="КП / УВЭ1: Функция введена в работу"/>
+                  <w:listItem w:displayText="КП / УВЭ2: Вкатить второй выкатной элемент" w:value="КП / УВЭ2: Вкатить второй выкатной элемент"/>
+                  <w:listItem w:displayText="КП / УВЭ2: Выкатить второй выкатной элемент" w:value="КП / УВЭ2: Выкатить второй выкатной элемент"/>
+                  <w:listItem w:displayText="КП / УВЭ2: Идет переключение" w:value="КП / УВЭ2: Идет переключение"/>
+                  <w:listItem w:displayText="КП / УВЭ2: Поведение местного управления" w:value="КП / УВЭ2: Поведение местного управления"/>
+                  <w:listItem w:displayText="КП / УВЭ2: Положение ВЭ2 (Вкачен)" w:value="КП / УВЭ2: Положение ВЭ2 (Вкачен)"/>
+                  <w:listItem w:displayText="КП / УВЭ2: Положение ВЭ2 (Выкачен)" w:value="КП / УВЭ2: Положение ВЭ2 (Выкачен)"/>
+                  <w:listItem w:displayText="КП / УВЭ2: Положение ВЭ2 (Не определено)" w:value="КП / УВЭ2: Положение ВЭ2 (Не определено)"/>
+                  <w:listItem w:displayText="КП / УВЭ2: Положение ВЭ2 (Неисправность)" w:value="КП / УВЭ2: Положение ВЭ2 (Неисправность)"/>
+                  <w:listItem w:displayText="КП / УВЭ2: Положение ключа режима управления" w:value="КП / УВЭ2: Положение ключа режима управления"/>
+                  <w:listItem w:displayText="КП / УВЭ2: Право переключения на уровне станции" w:value="КП / УВЭ2: Право переключения на уровне станции"/>
+                  <w:listItem w:displayText="КП / УВЭ2: Сигнал превышения допустимого времени переключения" w:value="КП / УВЭ2: Сигнал превышения допустимого времени переключения"/>
+                  <w:listItem w:displayText="КП / УВЭ2: Функция введена в работу" w:value="КП / УВЭ2: Функция введена в работу"/>
+                  <w:listItem w:displayText="КП / УЗН: Включить заземляющий нож" w:value="КП / УЗН: Включить заземляющий нож"/>
+                  <w:listItem w:displayText="КП / УЗН: Идет переключение" w:value="КП / УЗН: Идет переключение"/>
+                  <w:listItem w:displayText="КП / УЗН: Отключить заземляющий нож" w:value="КП / УЗН: Отключить заземляющий нож"/>
+                  <w:listItem w:displayText="КП / УЗН: Поведение местного управления" w:value="КП / УЗН: Поведение местного управления"/>
+                  <w:listItem w:displayText="КП / УЗН: Положение ЗН (Включено)" w:value="КП / УЗН: Положение ЗН (Включено)"/>
+                  <w:listItem w:displayText="КП / УЗН: Положение ЗН (Не определено)" w:value="КП / УЗН: Положение ЗН (Не определено)"/>
+                  <w:listItem w:displayText="КП / УЗН: Положение ЗН (Неисправность)" w:value="КП / УЗН: Положение ЗН (Неисправность)"/>
+                  <w:listItem w:displayText="КП / УЗН: Положение ЗН (Отключено)" w:value="КП / УЗН: Положение ЗН (Отключено)"/>
+                  <w:listItem w:displayText="КП / УЗН: Положение ключа режима управления" w:value="КП / УЗН: Положение ключа режима управления"/>
+                  <w:listItem w:displayText="КП / УЗН: Право переключения на уровне станции" w:value="КП / УЗН: Право переключения на уровне станции"/>
+                  <w:listItem w:displayText="КП / УЗН: Сигнал превышения допустимого времени переключения" w:value="КП / УЗН: Сигнал превышения допустимого времени переключения"/>
+                  <w:listItem w:displayText="КП / УЗН: Функция введена в работу" w:value="КП / УЗН: Функция введена в работу"/>
+                  <w:listItem w:displayText="КРВ / КРВ: Превышен коммутационный ресурс выключателя" w:value="КРВ / КРВ: Превышен коммутационный ресурс выключателя"/>
+                  <w:listItem w:displayText="КРВ / КРВ: Превышен механический ресурс выключателя" w:value="КРВ / КРВ: Превышен механический ресурс выключателя"/>
+                  <w:listItem w:displayText="КРВ / КРВ: Превышен ресурс выключателя" w:value="КРВ / КРВ: Превышен ресурс выключателя"/>
+                  <w:listItem w:displayText="КРВ / КРВ: Функция введена в работу" w:value="КРВ / КРВ: Функция введена в работу"/>
                   <w:listItem w:displayText="КС / КС: Блокировка по скорости изменения частоты" w:value="КС / КС: Блокировка по скорости изменения частоты"/>
                   <w:listItem w:displayText="КС / КС: Нет условий по напряжению" w:value="КС / КС: Нет условий по напряжению"/>
                   <w:listItem w:displayText="КС / КС: Нет условий по углу" w:value="КС / КС: Нет условий по углу"/>
@@ -3070,6 +3720,18 @@
                   <w:listItem w:displayText="КС / КС: Разрешение оперативного включения" w:value="КС / КС: Разрешение оперативного включения"/>
                   <w:listItem w:displayText="КС / КС: Функция введена в работу" w:value="КС / КС: Функция введена в работу"/>
                   <w:listItem w:displayText="КС / КС: Функция оперативно выведена из работы" w:value="КС / КС: Функция оперативно выведена из работы"/>
+                  <w:listItem w:displayText="КСВ / КСВ: Блокировка включения В" w:value="КСВ / КСВ: Блокировка включения В"/>
+                  <w:listItem w:displayText="КСВ / КСВ: Блокировка отключения В" w:value="КСВ / КСВ: Блокировка отключения В"/>
+                  <w:listItem w:displayText="КСВ / КСВ: В аварийно отключен" w:value="КСВ / КСВ: В аварийно отключен"/>
+                  <w:listItem w:displayText="КСВ / КСВ: В самопроизвольно отключен" w:value="КСВ / КСВ: В самопроизвольно отключен"/>
+                  <w:listItem w:displayText="КСВ / КСВ: Защита ЭМВ" w:value="КСВ / КСВ: Защита ЭМВ"/>
+                  <w:listItem w:displayText="КСВ / КСВ: Защита ЭМО1" w:value="КСВ / КСВ: Защита ЭМО1"/>
+                  <w:listItem w:displayText="КСВ / КСВ: Защита ЭМО2" w:value="КСВ / КСВ: Защита ЭМО2"/>
+                  <w:listItem w:displayText="КСВ / КСВ: Неисправность В" w:value="КСВ / КСВ: Неисправность В"/>
+                  <w:listItem w:displayText="КСВ / КСВ: Неисправность цепей ЭМУ" w:value="КСВ / КСВ: Неисправность цепей ЭМУ"/>
+                  <w:listItem w:displayText="КСВ / КСВ: Реле фиксации команды" w:value="КСВ / КСВ: Реле фиксации команды"/>
+                  <w:listItem w:displayText="КСВ / КСВ: Функция введена в работу" w:value="КСВ / КСВ: Функция введена в работу"/>
+                  <w:listItem w:displayText="КСВ / КСВ: Функция оперативно выведена из работы" w:value="КСВ / КСВ: Функция оперативно выведена из работы"/>
                   <w:listItem w:displayText="ЛЗШ / ЛЗШ: Обнаружение неисправности" w:value="ЛЗШ / ЛЗШ: Обнаружение неисправности"/>
                   <w:listItem w:displayText="ЛЗШ / ЛЗШ: Пуск" w:value="ЛЗШ / ЛЗШ: Пуск"/>
                   <w:listItem w:displayText="ЛЗШ / ЛЗШ: Пуск ИО тока по фазе B" w:value="ЛЗШ / ЛЗШ: Пуск ИО тока по фазе B"/>
@@ -3162,6 +3824,57 @@
                   <w:listItem w:displayText="МТЗ / ОНМ: Пуск по фазе C" w:value="МТЗ / ОНМ: Пуск по фазе C"/>
                   <w:listItem w:displayText="МТЗ / ОНМ: Пуск по фазе А" w:value="МТЗ / ОНМ: Пуск по фазе А"/>
                   <w:listItem w:displayText="МТЗ / ОУ МТЗ: Срабатывание" w:value="МТЗ / ОУ МТЗ: Срабатывание"/>
+                  <w:listItem w:displayText="ПДС / В: Поведение местного управления" w:value="ПДС / В: Поведение местного управления"/>
+                  <w:listItem w:displayText="ПДС / В: Положение ключа режима управления" w:value="ПДС / В: Положение ключа режима управления"/>
+                  <w:listItem w:displayText="ПДС / В: Положение ключа режима управления привода В" w:value="ПДС / В: Положение ключа режима управления привода В"/>
+                  <w:listItem w:displayText="ПДС / В: Право переключения на уровне станции" w:value="ПДС / В: Право переключения на уровне станции"/>
+                  <w:listItem w:displayText="ПДС / ВЭ1: Поведение местного управления" w:value="ПДС / ВЭ1: Поведение местного управления"/>
+                  <w:listItem w:displayText="ПДС / ВЭ1: Положение ключа режима управления" w:value="ПДС / ВЭ1: Положение ключа режима управления"/>
+                  <w:listItem w:displayText="ПДС / ВЭ1: Право переключения на уровне станции" w:value="ПДС / ВЭ1: Право переключения на уровне станции"/>
+                  <w:listItem w:displayText="ПДС / ВЭ1: Ремонтное положение коммутационного аппарата" w:value="ПДС / ВЭ1: Ремонтное положение коммутационного аппарата"/>
+                  <w:listItem w:displayText="ПДС / ВЭ2: Поведение местного управления" w:value="ПДС / ВЭ2: Поведение местного управления"/>
+                  <w:listItem w:displayText="ПДС / ВЭ2: Положение ключа режима управления" w:value="ПДС / ВЭ2: Положение ключа режима управления"/>
+                  <w:listItem w:displayText="ПДС / ВЭ2: Право переключения на уровне станции" w:value="ПДС / ВЭ2: Право переключения на уровне станции"/>
+                  <w:listItem w:displayText="ПДС / ВЭ2: Ремонтное положение коммутационного аппарата" w:value="ПДС / ВЭ2: Ремонтное положение коммутационного аппарата"/>
+                  <w:listItem w:displayText="ПДС / ЗН: Поведение местного управления" w:value="ПДС / ЗН: Поведение местного управления"/>
+                  <w:listItem w:displayText="ПДС / ЗН: Положение ключа режима управления" w:value="ПДС / ЗН: Положение ключа режима управления"/>
+                  <w:listItem w:displayText="ПДС / ЗН: Право переключения на уровне станции" w:value="ПДС / ЗН: Право переключения на уровне станции"/>
+                  <w:listItem w:displayText="ПДС / КИ: Аварийный уровень изоляции" w:value="ПДС / КИ: Аварийный уровень изоляции"/>
+                  <w:listItem w:displayText="ПДС / КИ: Низкий уровень изоляции" w:value="ПДС / КИ: Низкий уровень изоляции"/>
+                  <w:listItem w:displayText="ПДС / КПруж: Пружина не заведена" w:value="ПДС / КПруж: Пружина не заведена"/>
+                  <w:listItem w:displayText="ПДС / КЦВ: Контроль цепи ЭМВ" w:value="ПДС / КЦВ: Контроль цепи ЭМВ"/>
+                  <w:listItem w:displayText="ПДС / КЦВ: Контроль цепи ЭМО1" w:value="ПДС / КЦВ: Контроль цепи ЭМО1"/>
+                  <w:listItem w:displayText="ПДС / КЦВ: Контроль цепи ЭМО2" w:value="ПДС / КЦВ: Контроль цепи ЭМО2"/>
+                  <w:listItem w:displayText="ПДС / КЦВ: Работа ЭМВ" w:value="ПДС / КЦВ: Работа ЭМВ"/>
+                  <w:listItem w:displayText="ПДС / КЦВ: Работа ЭМО1" w:value="ПДС / КЦВ: Работа ЭМО1"/>
+                  <w:listItem w:displayText="ПДС / КЦВ: Работа ЭМО2" w:value="ПДС / КЦВ: Работа ЭМО2"/>
+                  <w:listItem w:displayText="ПДС / ПДС: Функция введена в работу" w:value="ПДС / ПДС: Функция введена в работу"/>
+                  <w:listItem w:displayText="ПДС / ПДС: Функция оперативно выведена из работы" w:value="ПДС / ПДС: Функция оперативно выведена из работы"/>
+                  <w:listItem w:displayText="ПДС НКУ / SA1: Цепь управления введена" w:value="ПДС НКУ / SA1: Цепь управления введена"/>
+                  <w:listItem w:displayText="ПДС НКУ / SA2: Цепь управления введена" w:value="ПДС НКУ / SA2: Цепь управления введена"/>
+                  <w:listItem w:displayText="ПДС НКУ / SA3: Цепь управления введена" w:value="ПДС НКУ / SA3: Цепь управления введена"/>
+                  <w:listItem w:displayText="ПДС НКУ / SA4: Цепь управления введена" w:value="ПДС НКУ / SA4: Цепь управления введена"/>
+                  <w:listItem w:displayText="ПДС НКУ / SG1: Рабочее положение испытательного блока" w:value="ПДС НКУ / SG1: Рабочее положение испытательного блока"/>
+                  <w:listItem w:displayText="ПДС НКУ / SG2: Рабочее положение испытательного блока" w:value="ПДС НКУ / SG2: Рабочее положение испытательного блока"/>
+                  <w:listItem w:displayText="ПДС НКУ / SG3: Рабочее положение испытательного блока" w:value="ПДС НКУ / SG3: Рабочее положение испытательного блока"/>
+                  <w:listItem w:displayText="ПДС НКУ / Дверь: Дверь отсека/ шкафа закрыта" w:value="ПДС НКУ / Дверь: Дверь отсека/ шкафа закрыта"/>
+                  <w:listItem w:displayText="ПДС НКУ / Дверь: Дверь отсека/ шкафа открыта" w:value="ПДС НКУ / Дверь: Дверь отсека/ шкафа открыта"/>
+                  <w:listItem w:displayText="ПДС НКУ / ОТ ОБР 1: Неисправность оперативного тока цепей ОБР 1" w:value="ПДС НКУ / ОТ ОБР 1: Неисправность оперативного тока цепей ОБР 1"/>
+                  <w:listItem w:displayText="ПДС НКУ / ОТ ОБР 2: Неисправность оперативного тока цепей ОБР 2" w:value="ПДС НКУ / ОТ ОБР 2: Неисправность оперативного тока цепей ОБР 2"/>
+                  <w:listItem w:displayText="ПДС НКУ / ОТ ЦСВ: Неисправность ОТ цепей сигнализации В" w:value="ПДС НКУ / ОТ ЦСВ: Неисправность ОТ цепей сигнализации В"/>
+                  <w:listItem w:displayText="ПДС НКУ / ОТ ЭМО1, ЭМВ: Неисправность оперативного тока цепей ЭМВ, ЭМО1" w:value="ПДС НКУ / ОТ ЭМО1, ЭМВ: Неисправность оперативного тока цепей ЭМВ, ЭМО1"/>
+                  <w:listItem w:displayText="ПДС НКУ / ОТ ЭМО2: Неисправность оперативного тока цепей ЭМО2" w:value="ПДС НКУ / ОТ ЭМО2: Неисправность оперативного тока цепей ЭМО2"/>
+                  <w:listItem w:displayText="ПДС НКУ / ПДС НКУ: Функция введена в работу" w:value="ПДС НКУ / ПДС НКУ: Функция введена в работу"/>
+                  <w:listItem w:displayText="ПДС НКУ / ПДС НКУ: Функция оперативно выведена из работы" w:value="ПДС НКУ / ПДС НКУ: Функция оперативно выведена из работы"/>
+                  <w:listItem w:displayText="ПДС НКУ / Пер.ав.дебл.см.яч.: Цепи аварийной деблокировки ячейки выведены" w:value="ПДС НКУ / Пер.ав.дебл.см.яч.: Цепи аварийной деблокировки ячейки выведены"/>
+                  <w:listItem w:displayText="ПС / ПС: Пуск предупредительной сигнализации" w:value="ПС / ПС: Пуск предупредительной сигнализации"/>
+                  <w:listItem w:displayText="ПС / ПС: Пуск предупредительной сигнализации (импульс)" w:value="ПС / ПС: Пуск предупредительной сигнализации (импульс)"/>
+                  <w:listItem w:displayText="СС / СС: БИ выведены" w:value="СС / СС: БИ выведены"/>
+                  <w:listItem w:displayText="СС / СС: Выходные цепи разобраны" w:value="СС / СС: Выходные цепи разобраны"/>
+                  <w:listItem w:displayText="СС / СС: Неисправность КА" w:value="СС / СС: Неисправность КА"/>
+                  <w:listItem w:displayText="СС / СС: Общий внешний сигнал" w:value="СС / СС: Общий внешний сигнал"/>
+                  <w:listItem w:displayText="СС / СС: Превышение времени переключения КА" w:value="СС / СС: Превышение времени переключения КА"/>
+                  <w:listItem w:displayText="СС / СС: Сигнализация цепей опер.тока" w:value="СС / СС: Сигнализация цепей опер.тока"/>
                   <w:listItem w:displayText="ТЗНП / АУ ТЗНП: Пуск автоматического ускорения ТЗНП" w:value="ТЗНП / АУ ТЗНП: Пуск автоматического ускорения ТЗНП"/>
                   <w:listItem w:displayText="ТЗНП / БНТ НП: Пуск БНТ НП" w:value="ТЗНП / БНТ НП: Пуск БНТ НП"/>
                   <w:listItem w:displayText="ТЗНП / БЧС: Блокировка чувствительных ступеней" w:value="ТЗНП / БЧС: Блокировка чувствительных ступеней"/>
@@ -3201,6 +3914,11 @@
                   <w:listItem w:displayText="ТК ЗДЗ / ТК ЗДЗ: Пуск ИО тока" w:value="ТК ЗДЗ / ТК ЗДЗ: Пуск ИО тока"/>
                   <w:listItem w:displayText="ТК ЗДЗ / ТК ЗДЗ: Функция введена в работу" w:value="ТК ЗДЗ / ТК ЗДЗ: Функция введена в работу"/>
                   <w:listItem w:displayText="ТК ЗДЗ / ТК ЗДЗ: Функция оперативно выведена из работы" w:value="ТК ЗДЗ / ТК ЗДЗ: Функция оперативно выведена из работы"/>
+                  <w:listItem w:displayText="УВ / УВ: Включение с контролем синхронизма" w:value="УВ / УВ: Включение с контролем синхронизма"/>
+                  <w:listItem w:displayText="УВ / УВ: Включить выключатель" w:value="УВ / УВ: Включить выключатель"/>
+                  <w:listItem w:displayText="УВ / УВ: Задержка включения с контролем синхронизма" w:value="УВ / УВ: Задержка включения с контролем синхронизма"/>
+                  <w:listItem w:displayText="УВ / УВ: Функция введена в работу" w:value="УВ / УВ: Функция введена в работу"/>
+                  <w:listItem w:displayText="УВ / УВ: Функция оперативно выведена из работы" w:value="УВ / УВ: Функция оперативно выведена из работы"/>
                   <w:listItem w:displayText="УРОВ / УРОВ: Пуск" w:value="УРОВ / УРОВ: Пуск"/>
                   <w:listItem w:displayText="УРОВ / УРОВ: Пуск ИО максимального тока" w:value="УРОВ / УРОВ: Пуск ИО максимального тока"/>
                   <w:listItem w:displayText="УРОВ / УРОВ: Срабатывание" w:value="УРОВ / УРОВ: Срабатывание"/>
@@ -3346,6 +4064,38 @@
                   <w:listItem w:displayText="ЗОП / ЗОП: Срабатывание на сигнал" w:value="ЗОП / ЗОП: Срабатывание на сигнал"/>
                   <w:listItem w:displayText="ЗОП / ЗОП: Функция введена в работу" w:value="ЗОП / ЗОП: Функция введена в работу"/>
                   <w:listItem w:displayText="ЗОП / ЗОП: Функция оперативно выведена из работы" w:value="ЗОП / ЗОП: Функция оперативно выведена из работы"/>
+                  <w:listItem w:displayText="КА / В: Выключатель включен" w:value="КА / В: Выключатель включен"/>
+                  <w:listItem w:displayText="КА / В: Выключатель отключен" w:value="КА / В: Выключатель отключен"/>
+                  <w:listItem w:displayText="КА / В: Команда «включить» выключатель через выходное реле" w:value="КА / В: Команда «включить» выключатель через выходное реле"/>
+                  <w:listItem w:displayText="КА / В: Команда «отключить» выключатель через выходное реле" w:value="КА / В: Команда «отключить» выключатель через выходное реле"/>
+                  <w:listItem w:displayText="КА / В: Неисправное положение выключателя" w:value="КА / В: Неисправное положение выключателя"/>
+                  <w:listItem w:displayText="КА / В: Промежуточное положение выключателя" w:value="КА / В: Промежуточное положение выключателя"/>
+                  <w:listItem w:displayText="КА / В: Функция введена в работу" w:value="КА / В: Функция введена в работу"/>
+                  <w:listItem w:displayText="КА / ВЭ1: Команда «вкатить» выкатной элемент через выходное реле" w:value="КА / ВЭ1: Команда «вкатить» выкатной элемент через выходное реле"/>
+                  <w:listItem w:displayText="КА / ВЭ1: Команда «выкатить» выкатной элемент через выходное реле" w:value="КА / ВЭ1: Команда «выкатить» выкатной элемент через выходное реле"/>
+                  <w:listItem w:displayText="КА / ВЭ1: Неисправное положение выкатного элемента" w:value="КА / ВЭ1: Неисправное положение выкатного элемента"/>
+                  <w:listItem w:displayText="КА / ВЭ1: Положение выкатного элемента «Вкачен»" w:value="КА / ВЭ1: Положение выкатного элемента «Вкачен»"/>
+                  <w:listItem w:displayText="КА / ВЭ1: Положение выкатного элемента «Выкачен»" w:value="КА / ВЭ1: Положение выкатного элемента «Выкачен»"/>
+                  <w:listItem w:displayText="КА / ВЭ1: Промежуточное положение выкатного элемента" w:value="КА / ВЭ1: Промежуточное положение выкатного элемента"/>
+                  <w:listItem w:displayText="КА / ВЭ1: Ремонтное положение выкатного элемента" w:value="КА / ВЭ1: Ремонтное положение выкатного элемента"/>
+                  <w:listItem w:displayText="КА / ВЭ1: Функция введена в работу" w:value="КА / ВЭ1: Функция введена в работу"/>
+                  <w:listItem w:displayText="КА / ВЭ2: Команда «вкатить» выкатной элемент через выходное реле" w:value="КА / ВЭ2: Команда «вкатить» выкатной элемент через выходное реле"/>
+                  <w:listItem w:displayText="КА / ВЭ2: Команда «выкатить» выкатной элемент через выходное реле" w:value="КА / ВЭ2: Команда «выкатить» выкатной элемент через выходное реле"/>
+                  <w:listItem w:displayText="КА / ВЭ2: Неисправное положение выкатного элемента" w:value="КА / ВЭ2: Неисправное положение выкатного элемента"/>
+                  <w:listItem w:displayText="КА / ВЭ2: Положение выкатного элемента «Вкачен»" w:value="КА / ВЭ2: Положение выкатного элемента «Вкачен»"/>
+                  <w:listItem w:displayText="КА / ВЭ2: Положение выкатного элемента «Выкачен»" w:value="КА / ВЭ2: Положение выкатного элемента «Выкачен»"/>
+                  <w:listItem w:displayText="КА / ВЭ2: Промежуточное положение выкатного элемента" w:value="КА / ВЭ2: Промежуточное положение выкатного элемента"/>
+                  <w:listItem w:displayText="КА / ВЭ2: Ремонтное положение выкатного элемента" w:value="КА / ВЭ2: Ремонтное положение выкатного элемента"/>
+                  <w:listItem w:displayText="КА / ВЭ2: Функция введена в работу" w:value="КА / ВЭ2: Функция введена в работу"/>
+                  <w:listItem w:displayText="КА / ЗН: Заземляющий нож включен" w:value="КА / ЗН: Заземляющий нож включен"/>
+                  <w:listItem w:displayText="КА / ЗН: Заземляющий нож отключен" w:value="КА / ЗН: Заземляющий нож отключен"/>
+                  <w:listItem w:displayText="КА / ЗН: Команда «включить» заземляющий нож через выходное реле" w:value="КА / ЗН: Команда «включить» заземляющий нож через выходное реле"/>
+                  <w:listItem w:displayText="КА / ЗН: Команда «отключить» заземляющий нож через выходное реле" w:value="КА / ЗН: Команда «отключить» заземляющий нож через выходное реле"/>
+                  <w:listItem w:displayText="КА / ЗН: Неисправное положение заземляющего ножа" w:value="КА / ЗН: Неисправное положение заземляющего ножа"/>
+                  <w:listItem w:displayText="КА / ЗН: Промежуточное положение заземляющего ножа" w:value="КА / ЗН: Промежуточное положение заземляющего ножа"/>
+                  <w:listItem w:displayText="КА / ЗН: Функция введена в работу" w:value="КА / ЗН: Функция введена в работу"/>
+                  <w:listItem w:displayText="КА / КА: Функция введена в работу" w:value="КА / КА: Функция введена в работу"/>
+                  <w:listItem w:displayText="КА / КА: Функция оперативно выведена из работы" w:value="КА / КА: Функция оперативно выведена из работы"/>
                   <w:listItem w:displayText="КНН 1сш / КНН 1сш: Пуск" w:value="КНН 1сш / КНН 1сш: Пуск"/>
                   <w:listItem w:displayText="КНН 1сш / КНН 1сш: Пуск ИО напряжения" w:value="КНН 1сш / КНН 1сш: Пуск ИО напряжения"/>
                   <w:listItem w:displayText="КНН 1сш / КНН 1сш: Пуск ИО напряжения ОП" w:value="КНН 1сш / КНН 1сш: Пуск ИО напряжения ОП"/>
@@ -3366,6 +4116,68 @@
                   <w:listItem w:displayText="КОН 2сш / КОН 2сш: Пуск ИО напряжения ОП" w:value="КОН 2сш / КОН 2сш: Пуск ИО напряжения ОП"/>
                   <w:listItem w:displayText="КОН 2сш / КОН 2сш: Функция введена в работу" w:value="КОН 2сш / КОН 2сш: Функция введена в работу"/>
                   <w:listItem w:displayText="КОН 2сш / КОН 2сш: Функция оперативно выведена из работы" w:value="КОН 2сш / КОН 2сш: Функция оперативно выведена из работы"/>
+                  <w:listItem w:displayText="КП / КП: Идет переключение" w:value="КП / КП: Идет переключение"/>
+                  <w:listItem w:displayText="КП / КП: Функция введена в работу" w:value="КП / КП: Функция введена в работу"/>
+                  <w:listItem w:displayText="КП / КП: Функция оперативно выведена из работы" w:value="КП / КП: Функция оперативно выведена из работы"/>
+                  <w:listItem w:displayText="КП / ОБР В: Блокировка включения" w:value="КП / ОБР В: Блокировка включения"/>
+                  <w:listItem w:displayText="КП / ОБР В: Разрешить включение" w:value="КП / ОБР В: Разрешить включение"/>
+                  <w:listItem w:displayText="КП / ОБР ВЭ1: Разрешение управления первым выкатным элементом" w:value="КП / ОБР ВЭ1: Разрешение управления первым выкатным элементом"/>
+                  <w:listItem w:displayText="КП / ОБР ВЭ2: Разрешение управления вторым выкатным элементом" w:value="КП / ОБР ВЭ2: Разрешение управления вторым выкатным элементом"/>
+                  <w:listItem w:displayText="КП / ОБР ЗН: Разрешение управления заземляющим ножом" w:value="КП / ОБР ЗН: Разрешение управления заземляющим ножом"/>
+                  <w:listItem w:displayText="КП / УВ: Включение с контролем синхронизма" w:value="КП / УВ: Включение с контролем синхронизма"/>
+                  <w:listItem w:displayText="КП / УВ: Включить выключатель" w:value="КП / УВ: Включить выключатель"/>
+                  <w:listItem w:displayText="КП / УВ: Задержка включения с контролем синхронизма" w:value="КП / УВ: Задержка включения с контролем синхронизма"/>
+                  <w:listItem w:displayText="КП / УВ: Идет переключение" w:value="КП / УВ: Идет переключение"/>
+                  <w:listItem w:displayText="КП / УВ: Отключить выключатель" w:value="КП / УВ: Отключить выключатель"/>
+                  <w:listItem w:displayText="КП / УВ: Поведение местного управления" w:value="КП / УВ: Поведение местного управления"/>
+                  <w:listItem w:displayText="КП / УВ: Положение В (Включено)" w:value="КП / УВ: Положение В (Включено)"/>
+                  <w:listItem w:displayText="КП / УВ: Положение В (Не определено)" w:value="КП / УВ: Положение В (Не определено)"/>
+                  <w:listItem w:displayText="КП / УВ: Положение В (Неисправность)" w:value="КП / УВ: Положение В (Неисправность)"/>
+                  <w:listItem w:displayText="КП / УВ: Положение В (Отключено)" w:value="КП / УВ: Положение В (Отключено)"/>
+                  <w:listItem w:displayText="КП / УВ: Положение ключа режима управления" w:value="КП / УВ: Положение ключа режима управления"/>
+                  <w:listItem w:displayText="КП / УВ: Право переключения на уровне станции" w:value="КП / УВ: Право переключения на уровне станции"/>
+                  <w:listItem w:displayText="КП / УВ: Сигнал превышения допустимого времени переключения" w:value="КП / УВ: Сигнал превышения допустимого времени переключения"/>
+                  <w:listItem w:displayText="КП / УВ: Функция введена в работу" w:value="КП / УВ: Функция введена в работу"/>
+                  <w:listItem w:displayText="КП / УВЭ1: Вкатить первый выкатной элемент" w:value="КП / УВЭ1: Вкатить первый выкатной элемент"/>
+                  <w:listItem w:displayText="КП / УВЭ1: Выкатить первый выкатной элемент" w:value="КП / УВЭ1: Выкатить первый выкатной элемент"/>
+                  <w:listItem w:displayText="КП / УВЭ1: Идет переключение" w:value="КП / УВЭ1: Идет переключение"/>
+                  <w:listItem w:displayText="КП / УВЭ1: Поведение местного управления" w:value="КП / УВЭ1: Поведение местного управления"/>
+                  <w:listItem w:displayText="КП / УВЭ1: Положение ВЭ1 (Вкачен)" w:value="КП / УВЭ1: Положение ВЭ1 (Вкачен)"/>
+                  <w:listItem w:displayText="КП / УВЭ1: Положение ВЭ1 (Выкачен)" w:value="КП / УВЭ1: Положение ВЭ1 (Выкачен)"/>
+                  <w:listItem w:displayText="КП / УВЭ1: Положение ВЭ1 (Не определено)" w:value="КП / УВЭ1: Положение ВЭ1 (Не определено)"/>
+                  <w:listItem w:displayText="КП / УВЭ1: Положение ВЭ1 (Неисправность)" w:value="КП / УВЭ1: Положение ВЭ1 (Неисправность)"/>
+                  <w:listItem w:displayText="КП / УВЭ1: Положение ключа режима управления" w:value="КП / УВЭ1: Положение ключа режима управления"/>
+                  <w:listItem w:displayText="КП / УВЭ1: Право переключения на уровне станции" w:value="КП / УВЭ1: Право переключения на уровне станции"/>
+                  <w:listItem w:displayText="КП / УВЭ1: Сигнал превышения допустимого времени переключения" w:value="КП / УВЭ1: Сигнал превышения допустимого времени переключения"/>
+                  <w:listItem w:displayText="КП / УВЭ1: Функция введена в работу" w:value="КП / УВЭ1: Функция введена в работу"/>
+                  <w:listItem w:displayText="КП / УВЭ2: Вкатить второй выкатной элемент" w:value="КП / УВЭ2: Вкатить второй выкатной элемент"/>
+                  <w:listItem w:displayText="КП / УВЭ2: Выкатить второй выкатной элемент" w:value="КП / УВЭ2: Выкатить второй выкатной элемент"/>
+                  <w:listItem w:displayText="КП / УВЭ2: Идет переключение" w:value="КП / УВЭ2: Идет переключение"/>
+                  <w:listItem w:displayText="КП / УВЭ2: Поведение местного управления" w:value="КП / УВЭ2: Поведение местного управления"/>
+                  <w:listItem w:displayText="КП / УВЭ2: Положение ВЭ2 (Вкачен)" w:value="КП / УВЭ2: Положение ВЭ2 (Вкачен)"/>
+                  <w:listItem w:displayText="КП / УВЭ2: Положение ВЭ2 (Выкачен)" w:value="КП / УВЭ2: Положение ВЭ2 (Выкачен)"/>
+                  <w:listItem w:displayText="КП / УВЭ2: Положение ВЭ2 (Не определено)" w:value="КП / УВЭ2: Положение ВЭ2 (Не определено)"/>
+                  <w:listItem w:displayText="КП / УВЭ2: Положение ВЭ2 (Неисправность)" w:value="КП / УВЭ2: Положение ВЭ2 (Неисправность)"/>
+                  <w:listItem w:displayText="КП / УВЭ2: Положение ключа режима управления" w:value="КП / УВЭ2: Положение ключа режима управления"/>
+                  <w:listItem w:displayText="КП / УВЭ2: Право переключения на уровне станции" w:value="КП / УВЭ2: Право переключения на уровне станции"/>
+                  <w:listItem w:displayText="КП / УВЭ2: Сигнал превышения допустимого времени переключения" w:value="КП / УВЭ2: Сигнал превышения допустимого времени переключения"/>
+                  <w:listItem w:displayText="КП / УВЭ2: Функция введена в работу" w:value="КП / УВЭ2: Функция введена в работу"/>
+                  <w:listItem w:displayText="КП / УЗН: Включить заземляющий нож" w:value="КП / УЗН: Включить заземляющий нож"/>
+                  <w:listItem w:displayText="КП / УЗН: Идет переключение" w:value="КП / УЗН: Идет переключение"/>
+                  <w:listItem w:displayText="КП / УЗН: Отключить заземляющий нож" w:value="КП / УЗН: Отключить заземляющий нож"/>
+                  <w:listItem w:displayText="КП / УЗН: Поведение местного управления" w:value="КП / УЗН: Поведение местного управления"/>
+                  <w:listItem w:displayText="КП / УЗН: Положение ЗН (Включено)" w:value="КП / УЗН: Положение ЗН (Включено)"/>
+                  <w:listItem w:displayText="КП / УЗН: Положение ЗН (Не определено)" w:value="КП / УЗН: Положение ЗН (Не определено)"/>
+                  <w:listItem w:displayText="КП / УЗН: Положение ЗН (Неисправность)" w:value="КП / УЗН: Положение ЗН (Неисправность)"/>
+                  <w:listItem w:displayText="КП / УЗН: Положение ЗН (Отключено)" w:value="КП / УЗН: Положение ЗН (Отключено)"/>
+                  <w:listItem w:displayText="КП / УЗН: Положение ключа режима управления" w:value="КП / УЗН: Положение ключа режима управления"/>
+                  <w:listItem w:displayText="КП / УЗН: Право переключения на уровне станции" w:value="КП / УЗН: Право переключения на уровне станции"/>
+                  <w:listItem w:displayText="КП / УЗН: Сигнал превышения допустимого времени переключения" w:value="КП / УЗН: Сигнал превышения допустимого времени переключения"/>
+                  <w:listItem w:displayText="КП / УЗН: Функция введена в работу" w:value="КП / УЗН: Функция введена в работу"/>
+                  <w:listItem w:displayText="КРВ / КРВ: Превышен коммутационный ресурс выключателя" w:value="КРВ / КРВ: Превышен коммутационный ресурс выключателя"/>
+                  <w:listItem w:displayText="КРВ / КРВ: Превышен механический ресурс выключателя" w:value="КРВ / КРВ: Превышен механический ресурс выключателя"/>
+                  <w:listItem w:displayText="КРВ / КРВ: Превышен ресурс выключателя" w:value="КРВ / КРВ: Превышен ресурс выключателя"/>
+                  <w:listItem w:displayText="КРВ / КРВ: Функция введена в работу" w:value="КРВ / КРВ: Функция введена в работу"/>
                   <w:listItem w:displayText="КС / КС: Блокировка по скорости изменения частоты" w:value="КС / КС: Блокировка по скорости изменения частоты"/>
                   <w:listItem w:displayText="КС / КС: Нет условий по напряжению" w:value="КС / КС: Нет условий по напряжению"/>
                   <w:listItem w:displayText="КС / КС: Нет условий по углу" w:value="КС / КС: Нет условий по углу"/>
@@ -3378,6 +4190,18 @@
                   <w:listItem w:displayText="КС / КС: Разрешение оперативного включения" w:value="КС / КС: Разрешение оперативного включения"/>
                   <w:listItem w:displayText="КС / КС: Функция введена в работу" w:value="КС / КС: Функция введена в работу"/>
                   <w:listItem w:displayText="КС / КС: Функция оперативно выведена из работы" w:value="КС / КС: Функция оперативно выведена из работы"/>
+                  <w:listItem w:displayText="КСВ / КСВ: Блокировка включения В" w:value="КСВ / КСВ: Блокировка включения В"/>
+                  <w:listItem w:displayText="КСВ / КСВ: Блокировка отключения В" w:value="КСВ / КСВ: Блокировка отключения В"/>
+                  <w:listItem w:displayText="КСВ / КСВ: В аварийно отключен" w:value="КСВ / КСВ: В аварийно отключен"/>
+                  <w:listItem w:displayText="КСВ / КСВ: В самопроизвольно отключен" w:value="КСВ / КСВ: В самопроизвольно отключен"/>
+                  <w:listItem w:displayText="КСВ / КСВ: Защита ЭМВ" w:value="КСВ / КСВ: Защита ЭМВ"/>
+                  <w:listItem w:displayText="КСВ / КСВ: Защита ЭМО1" w:value="КСВ / КСВ: Защита ЭМО1"/>
+                  <w:listItem w:displayText="КСВ / КСВ: Защита ЭМО2" w:value="КСВ / КСВ: Защита ЭМО2"/>
+                  <w:listItem w:displayText="КСВ / КСВ: Неисправность В" w:value="КСВ / КСВ: Неисправность В"/>
+                  <w:listItem w:displayText="КСВ / КСВ: Неисправность цепей ЭМУ" w:value="КСВ / КСВ: Неисправность цепей ЭМУ"/>
+                  <w:listItem w:displayText="КСВ / КСВ: Реле фиксации команды" w:value="КСВ / КСВ: Реле фиксации команды"/>
+                  <w:listItem w:displayText="КСВ / КСВ: Функция введена в работу" w:value="КСВ / КСВ: Функция введена в работу"/>
+                  <w:listItem w:displayText="КСВ / КСВ: Функция оперативно выведена из работы" w:value="КСВ / КСВ: Функция оперативно выведена из работы"/>
                   <w:listItem w:displayText="ЛЗШ / ЛЗШ: Обнаружение неисправности" w:value="ЛЗШ / ЛЗШ: Обнаружение неисправности"/>
                   <w:listItem w:displayText="ЛЗШ / ЛЗШ: Пуск" w:value="ЛЗШ / ЛЗШ: Пуск"/>
                   <w:listItem w:displayText="ЛЗШ / ЛЗШ: Пуск ИО тока по фазе B" w:value="ЛЗШ / ЛЗШ: Пуск ИО тока по фазе B"/>
@@ -3470,6 +4294,57 @@
                   <w:listItem w:displayText="МТЗ / ОНМ: Пуск по фазе C" w:value="МТЗ / ОНМ: Пуск по фазе C"/>
                   <w:listItem w:displayText="МТЗ / ОНМ: Пуск по фазе А" w:value="МТЗ / ОНМ: Пуск по фазе А"/>
                   <w:listItem w:displayText="МТЗ / ОУ МТЗ: Срабатывание" w:value="МТЗ / ОУ МТЗ: Срабатывание"/>
+                  <w:listItem w:displayText="ПДС / В: Поведение местного управления" w:value="ПДС / В: Поведение местного управления"/>
+                  <w:listItem w:displayText="ПДС / В: Положение ключа режима управления" w:value="ПДС / В: Положение ключа режима управления"/>
+                  <w:listItem w:displayText="ПДС / В: Положение ключа режима управления привода В" w:value="ПДС / В: Положение ключа режима управления привода В"/>
+                  <w:listItem w:displayText="ПДС / В: Право переключения на уровне станции" w:value="ПДС / В: Право переключения на уровне станции"/>
+                  <w:listItem w:displayText="ПДС / ВЭ1: Поведение местного управления" w:value="ПДС / ВЭ1: Поведение местного управления"/>
+                  <w:listItem w:displayText="ПДС / ВЭ1: Положение ключа режима управления" w:value="ПДС / ВЭ1: Положение ключа режима управления"/>
+                  <w:listItem w:displayText="ПДС / ВЭ1: Право переключения на уровне станции" w:value="ПДС / ВЭ1: Право переключения на уровне станции"/>
+                  <w:listItem w:displayText="ПДС / ВЭ1: Ремонтное положение коммутационного аппарата" w:value="ПДС / ВЭ1: Ремонтное положение коммутационного аппарата"/>
+                  <w:listItem w:displayText="ПДС / ВЭ2: Поведение местного управления" w:value="ПДС / ВЭ2: Поведение местного управления"/>
+                  <w:listItem w:displayText="ПДС / ВЭ2: Положение ключа режима управления" w:value="ПДС / ВЭ2: Положение ключа режима управления"/>
+                  <w:listItem w:displayText="ПДС / ВЭ2: Право переключения на уровне станции" w:value="ПДС / ВЭ2: Право переключения на уровне станции"/>
+                  <w:listItem w:displayText="ПДС / ВЭ2: Ремонтное положение коммутационного аппарата" w:value="ПДС / ВЭ2: Ремонтное положение коммутационного аппарата"/>
+                  <w:listItem w:displayText="ПДС / ЗН: Поведение местного управления" w:value="ПДС / ЗН: Поведение местного управления"/>
+                  <w:listItem w:displayText="ПДС / ЗН: Положение ключа режима управления" w:value="ПДС / ЗН: Положение ключа режима управления"/>
+                  <w:listItem w:displayText="ПДС / ЗН: Право переключения на уровне станции" w:value="ПДС / ЗН: Право переключения на уровне станции"/>
+                  <w:listItem w:displayText="ПДС / КИ: Аварийный уровень изоляции" w:value="ПДС / КИ: Аварийный уровень изоляции"/>
+                  <w:listItem w:displayText="ПДС / КИ: Низкий уровень изоляции" w:value="ПДС / КИ: Низкий уровень изоляции"/>
+                  <w:listItem w:displayText="ПДС / КПруж: Пружина не заведена" w:value="ПДС / КПруж: Пружина не заведена"/>
+                  <w:listItem w:displayText="ПДС / КЦВ: Контроль цепи ЭМВ" w:value="ПДС / КЦВ: Контроль цепи ЭМВ"/>
+                  <w:listItem w:displayText="ПДС / КЦВ: Контроль цепи ЭМО1" w:value="ПДС / КЦВ: Контроль цепи ЭМО1"/>
+                  <w:listItem w:displayText="ПДС / КЦВ: Контроль цепи ЭМО2" w:value="ПДС / КЦВ: Контроль цепи ЭМО2"/>
+                  <w:listItem w:displayText="ПДС / КЦВ: Работа ЭМВ" w:value="ПДС / КЦВ: Работа ЭМВ"/>
+                  <w:listItem w:displayText="ПДС / КЦВ: Работа ЭМО1" w:value="ПДС / КЦВ: Работа ЭМО1"/>
+                  <w:listItem w:displayText="ПДС / КЦВ: Работа ЭМО2" w:value="ПДС / КЦВ: Работа ЭМО2"/>
+                  <w:listItem w:displayText="ПДС / ПДС: Функция введена в работу" w:value="ПДС / ПДС: Функция введена в работу"/>
+                  <w:listItem w:displayText="ПДС / ПДС: Функция оперативно выведена из работы" w:value="ПДС / ПДС: Функция оперативно выведена из работы"/>
+                  <w:listItem w:displayText="ПДС НКУ / SA1: Цепь управления введена" w:value="ПДС НКУ / SA1: Цепь управления введена"/>
+                  <w:listItem w:displayText="ПДС НКУ / SA2: Цепь управления введена" w:value="ПДС НКУ / SA2: Цепь управления введена"/>
+                  <w:listItem w:displayText="ПДС НКУ / SA3: Цепь управления введена" w:value="ПДС НКУ / SA3: Цепь управления введена"/>
+                  <w:listItem w:displayText="ПДС НКУ / SA4: Цепь управления введена" w:value="ПДС НКУ / SA4: Цепь управления введена"/>
+                  <w:listItem w:displayText="ПДС НКУ / SG1: Рабочее положение испытательного блока" w:value="ПДС НКУ / SG1: Рабочее положение испытательного блока"/>
+                  <w:listItem w:displayText="ПДС НКУ / SG2: Рабочее положение испытательного блока" w:value="ПДС НКУ / SG2: Рабочее положение испытательного блока"/>
+                  <w:listItem w:displayText="ПДС НКУ / SG3: Рабочее положение испытательного блока" w:value="ПДС НКУ / SG3: Рабочее положение испытательного блока"/>
+                  <w:listItem w:displayText="ПДС НКУ / Дверь: Дверь отсека/ шкафа закрыта" w:value="ПДС НКУ / Дверь: Дверь отсека/ шкафа закрыта"/>
+                  <w:listItem w:displayText="ПДС НКУ / Дверь: Дверь отсека/ шкафа открыта" w:value="ПДС НКУ / Дверь: Дверь отсека/ шкафа открыта"/>
+                  <w:listItem w:displayText="ПДС НКУ / ОТ ОБР 1: Неисправность оперативного тока цепей ОБР 1" w:value="ПДС НКУ / ОТ ОБР 1: Неисправность оперативного тока цепей ОБР 1"/>
+                  <w:listItem w:displayText="ПДС НКУ / ОТ ОБР 2: Неисправность оперативного тока цепей ОБР 2" w:value="ПДС НКУ / ОТ ОБР 2: Неисправность оперативного тока цепей ОБР 2"/>
+                  <w:listItem w:displayText="ПДС НКУ / ОТ ЦСВ: Неисправность ОТ цепей сигнализации В" w:value="ПДС НКУ / ОТ ЦСВ: Неисправность ОТ цепей сигнализации В"/>
+                  <w:listItem w:displayText="ПДС НКУ / ОТ ЭМО1, ЭМВ: Неисправность оперативного тока цепей ЭМВ, ЭМО1" w:value="ПДС НКУ / ОТ ЭМО1, ЭМВ: Неисправность оперативного тока цепей ЭМВ, ЭМО1"/>
+                  <w:listItem w:displayText="ПДС НКУ / ОТ ЭМО2: Неисправность оперативного тока цепей ЭМО2" w:value="ПДС НКУ / ОТ ЭМО2: Неисправность оперативного тока цепей ЭМО2"/>
+                  <w:listItem w:displayText="ПДС НКУ / ПДС НКУ: Функция введена в работу" w:value="ПДС НКУ / ПДС НКУ: Функция введена в работу"/>
+                  <w:listItem w:displayText="ПДС НКУ / ПДС НКУ: Функция оперативно выведена из работы" w:value="ПДС НКУ / ПДС НКУ: Функция оперативно выведена из работы"/>
+                  <w:listItem w:displayText="ПДС НКУ / Пер.ав.дебл.см.яч.: Цепи аварийной деблокировки ячейки выведены" w:value="ПДС НКУ / Пер.ав.дебл.см.яч.: Цепи аварийной деблокировки ячейки выведены"/>
+                  <w:listItem w:displayText="ПС / ПС: Пуск предупредительной сигнализации" w:value="ПС / ПС: Пуск предупредительной сигнализации"/>
+                  <w:listItem w:displayText="ПС / ПС: Пуск предупредительной сигнализации (импульс)" w:value="ПС / ПС: Пуск предупредительной сигнализации (импульс)"/>
+                  <w:listItem w:displayText="СС / СС: БИ выведены" w:value="СС / СС: БИ выведены"/>
+                  <w:listItem w:displayText="СС / СС: Выходные цепи разобраны" w:value="СС / СС: Выходные цепи разобраны"/>
+                  <w:listItem w:displayText="СС / СС: Неисправность КА" w:value="СС / СС: Неисправность КА"/>
+                  <w:listItem w:displayText="СС / СС: Общий внешний сигнал" w:value="СС / СС: Общий внешний сигнал"/>
+                  <w:listItem w:displayText="СС / СС: Превышение времени переключения КА" w:value="СС / СС: Превышение времени переключения КА"/>
+                  <w:listItem w:displayText="СС / СС: Сигнализация цепей опер.тока" w:value="СС / СС: Сигнализация цепей опер.тока"/>
                   <w:listItem w:displayText="ТЗНП / АУ ТЗНП: Пуск автоматического ускорения ТЗНП" w:value="ТЗНП / АУ ТЗНП: Пуск автоматического ускорения ТЗНП"/>
                   <w:listItem w:displayText="ТЗНП / БНТ НП: Пуск БНТ НП" w:value="ТЗНП / БНТ НП: Пуск БНТ НП"/>
                   <w:listItem w:displayText="ТЗНП / БЧС: Блокировка чувствительных ступеней" w:value="ТЗНП / БЧС: Блокировка чувствительных ступеней"/>
@@ -3509,6 +4384,11 @@
                   <w:listItem w:displayText="ТК ЗДЗ / ТК ЗДЗ: Пуск ИО тока" w:value="ТК ЗДЗ / ТК ЗДЗ: Пуск ИО тока"/>
                   <w:listItem w:displayText="ТК ЗДЗ / ТК ЗДЗ: Функция введена в работу" w:value="ТК ЗДЗ / ТК ЗДЗ: Функция введена в работу"/>
                   <w:listItem w:displayText="ТК ЗДЗ / ТК ЗДЗ: Функция оперативно выведена из работы" w:value="ТК ЗДЗ / ТК ЗДЗ: Функция оперативно выведена из работы"/>
+                  <w:listItem w:displayText="УВ / УВ: Включение с контролем синхронизма" w:value="УВ / УВ: Включение с контролем синхронизма"/>
+                  <w:listItem w:displayText="УВ / УВ: Включить выключатель" w:value="УВ / УВ: Включить выключатель"/>
+                  <w:listItem w:displayText="УВ / УВ: Задержка включения с контролем синхронизма" w:value="УВ / УВ: Задержка включения с контролем синхронизма"/>
+                  <w:listItem w:displayText="УВ / УВ: Функция введена в работу" w:value="УВ / УВ: Функция введена в работу"/>
+                  <w:listItem w:displayText="УВ / УВ: Функция оперативно выведена из работы" w:value="УВ / УВ: Функция оперативно выведена из работы"/>
                   <w:listItem w:displayText="УРОВ / УРОВ: Пуск" w:value="УРОВ / УРОВ: Пуск"/>
                   <w:listItem w:displayText="УРОВ / УРОВ: Пуск ИО максимального тока" w:value="УРОВ / УРОВ: Пуск ИО максимального тока"/>
                   <w:listItem w:displayText="УРОВ / УРОВ: Срабатывание" w:value="УРОВ / УРОВ: Срабатывание"/>
@@ -3958,6 +4838,38 @@
                   <w:listItem w:displayText="ЗОП / ЗОП: Срабатывание на сигнал" w:value="ЗОП / ЗОП: Срабатывание на сигнал"/>
                   <w:listItem w:displayText="ЗОП / ЗОП: Функция введена в работу" w:value="ЗОП / ЗОП: Функция введена в работу"/>
                   <w:listItem w:displayText="ЗОП / ЗОП: Функция оперативно выведена из работы" w:value="ЗОП / ЗОП: Функция оперативно выведена из работы"/>
+                  <w:listItem w:displayText="КА / В: Выключатель включен" w:value="КА / В: Выключатель включен"/>
+                  <w:listItem w:displayText="КА / В: Выключатель отключен" w:value="КА / В: Выключатель отключен"/>
+                  <w:listItem w:displayText="КА / В: Команда «включить» выключатель через выходное реле" w:value="КА / В: Команда «включить» выключатель через выходное реле"/>
+                  <w:listItem w:displayText="КА / В: Команда «отключить» выключатель через выходное реле" w:value="КА / В: Команда «отключить» выключатель через выходное реле"/>
+                  <w:listItem w:displayText="КА / В: Неисправное положение выключателя" w:value="КА / В: Неисправное положение выключателя"/>
+                  <w:listItem w:displayText="КА / В: Промежуточное положение выключателя" w:value="КА / В: Промежуточное положение выключателя"/>
+                  <w:listItem w:displayText="КА / В: Функция введена в работу" w:value="КА / В: Функция введена в работу"/>
+                  <w:listItem w:displayText="КА / ВЭ1: Команда «вкатить» выкатной элемент через выходное реле" w:value="КА / ВЭ1: Команда «вкатить» выкатной элемент через выходное реле"/>
+                  <w:listItem w:displayText="КА / ВЭ1: Команда «выкатить» выкатной элемент через выходное реле" w:value="КА / ВЭ1: Команда «выкатить» выкатной элемент через выходное реле"/>
+                  <w:listItem w:displayText="КА / ВЭ1: Неисправное положение выкатного элемента" w:value="КА / ВЭ1: Неисправное положение выкатного элемента"/>
+                  <w:listItem w:displayText="КА / ВЭ1: Положение выкатного элемента «Вкачен»" w:value="КА / ВЭ1: Положение выкатного элемента «Вкачен»"/>
+                  <w:listItem w:displayText="КА / ВЭ1: Положение выкатного элемента «Выкачен»" w:value="КА / ВЭ1: Положение выкатного элемента «Выкачен»"/>
+                  <w:listItem w:displayText="КА / ВЭ1: Промежуточное положение выкатного элемента" w:value="КА / ВЭ1: Промежуточное положение выкатного элемента"/>
+                  <w:listItem w:displayText="КА / ВЭ1: Ремонтное положение выкатного элемента" w:value="КА / ВЭ1: Ремонтное положение выкатного элемента"/>
+                  <w:listItem w:displayText="КА / ВЭ1: Функция введена в работу" w:value="КА / ВЭ1: Функция введена в работу"/>
+                  <w:listItem w:displayText="КА / ВЭ2: Команда «вкатить» выкатной элемент через выходное реле" w:value="КА / ВЭ2: Команда «вкатить» выкатной элемент через выходное реле"/>
+                  <w:listItem w:displayText="КА / ВЭ2: Команда «выкатить» выкатной элемент через выходное реле" w:value="КА / ВЭ2: Команда «выкатить» выкатной элемент через выходное реле"/>
+                  <w:listItem w:displayText="КА / ВЭ2: Неисправное положение выкатного элемента" w:value="КА / ВЭ2: Неисправное положение выкатного элемента"/>
+                  <w:listItem w:displayText="КА / ВЭ2: Положение выкатного элемента «Вкачен»" w:value="КА / ВЭ2: Положение выкатного элемента «Вкачен»"/>
+                  <w:listItem w:displayText="КА / ВЭ2: Положение выкатного элемента «Выкачен»" w:value="КА / ВЭ2: Положение выкатного элемента «Выкачен»"/>
+                  <w:listItem w:displayText="КА / ВЭ2: Промежуточное положение выкатного элемента" w:value="КА / ВЭ2: Промежуточное положение выкатного элемента"/>
+                  <w:listItem w:displayText="КА / ВЭ2: Ремонтное положение выкатного элемента" w:value="КА / ВЭ2: Ремонтное положение выкатного элемента"/>
+                  <w:listItem w:displayText="КА / ВЭ2: Функция введена в работу" w:value="КА / ВЭ2: Функция введена в работу"/>
+                  <w:listItem w:displayText="КА / ЗН: Заземляющий нож включен" w:value="КА / ЗН: Заземляющий нож включен"/>
+                  <w:listItem w:displayText="КА / ЗН: Заземляющий нож отключен" w:value="КА / ЗН: Заземляющий нож отключен"/>
+                  <w:listItem w:displayText="КА / ЗН: Команда «включить» заземляющий нож через выходное реле" w:value="КА / ЗН: Команда «включить» заземляющий нож через выходное реле"/>
+                  <w:listItem w:displayText="КА / ЗН: Команда «отключить» заземляющий нож через выходное реле" w:value="КА / ЗН: Команда «отключить» заземляющий нож через выходное реле"/>
+                  <w:listItem w:displayText="КА / ЗН: Неисправное положение заземляющего ножа" w:value="КА / ЗН: Неисправное положение заземляющего ножа"/>
+                  <w:listItem w:displayText="КА / ЗН: Промежуточное положение заземляющего ножа" w:value="КА / ЗН: Промежуточное положение заземляющего ножа"/>
+                  <w:listItem w:displayText="КА / ЗН: Функция введена в работу" w:value="КА / ЗН: Функция введена в работу"/>
+                  <w:listItem w:displayText="КА / КА: Функция введена в работу" w:value="КА / КА: Функция введена в работу"/>
+                  <w:listItem w:displayText="КА / КА: Функция оперативно выведена из работы" w:value="КА / КА: Функция оперативно выведена из работы"/>
                   <w:listItem w:displayText="КНН 1сш / КНН 1сш: Пуск" w:value="КНН 1сш / КНН 1сш: Пуск"/>
                   <w:listItem w:displayText="КНН 1сш / КНН 1сш: Пуск ИО напряжения" w:value="КНН 1сш / КНН 1сш: Пуск ИО напряжения"/>
                   <w:listItem w:displayText="КНН 1сш / КНН 1сш: Пуск ИО напряжения ОП" w:value="КНН 1сш / КНН 1сш: Пуск ИО напряжения ОП"/>
@@ -3978,6 +4890,68 @@
                   <w:listItem w:displayText="КОН 2сш / КОН 2сш: Пуск ИО напряжения ОП" w:value="КОН 2сш / КОН 2сш: Пуск ИО напряжения ОП"/>
                   <w:listItem w:displayText="КОН 2сш / КОН 2сш: Функция введена в работу" w:value="КОН 2сш / КОН 2сш: Функция введена в работу"/>
                   <w:listItem w:displayText="КОН 2сш / КОН 2сш: Функция оперативно выведена из работы" w:value="КОН 2сш / КОН 2сш: Функция оперативно выведена из работы"/>
+                  <w:listItem w:displayText="КП / КП: Идет переключение" w:value="КП / КП: Идет переключение"/>
+                  <w:listItem w:displayText="КП / КП: Функция введена в работу" w:value="КП / КП: Функция введена в работу"/>
+                  <w:listItem w:displayText="КП / КП: Функция оперативно выведена из работы" w:value="КП / КП: Функция оперативно выведена из работы"/>
+                  <w:listItem w:displayText="КП / ОБР В: Блокировка включения" w:value="КП / ОБР В: Блокировка включения"/>
+                  <w:listItem w:displayText="КП / ОБР В: Разрешить включение" w:value="КП / ОБР В: Разрешить включение"/>
+                  <w:listItem w:displayText="КП / ОБР ВЭ1: Разрешение управления первым выкатным элементом" w:value="КП / ОБР ВЭ1: Разрешение управления первым выкатным элементом"/>
+                  <w:listItem w:displayText="КП / ОБР ВЭ2: Разрешение управления вторым выкатным элементом" w:value="КП / ОБР ВЭ2: Разрешение управления вторым выкатным элементом"/>
+                  <w:listItem w:displayText="КП / ОБР ЗН: Разрешение управления заземляющим ножом" w:value="КП / ОБР ЗН: Разрешение управления заземляющим ножом"/>
+                  <w:listItem w:displayText="КП / УВ: Включение с контролем синхронизма" w:value="КП / УВ: Включение с контролем синхронизма"/>
+                  <w:listItem w:displayText="КП / УВ: Включить выключатель" w:value="КП / УВ: Включить выключатель"/>
+                  <w:listItem w:displayText="КП / УВ: Задержка включения с контролем синхронизма" w:value="КП / УВ: Задержка включения с контролем синхронизма"/>
+                  <w:listItem w:displayText="КП / УВ: Идет переключение" w:value="КП / УВ: Идет переключение"/>
+                  <w:listItem w:displayText="КП / УВ: Отключить выключатель" w:value="КП / УВ: Отключить выключатель"/>
+                  <w:listItem w:displayText="КП / УВ: Поведение местного управления" w:value="КП / УВ: Поведение местного управления"/>
+                  <w:listItem w:displayText="КП / УВ: Положение В (Включено)" w:value="КП / УВ: Положение В (Включено)"/>
+                  <w:listItem w:displayText="КП / УВ: Положение В (Не определено)" w:value="КП / УВ: Положение В (Не определено)"/>
+                  <w:listItem w:displayText="КП / УВ: Положение В (Неисправность)" w:value="КП / УВ: Положение В (Неисправность)"/>
+                  <w:listItem w:displayText="КП / УВ: Положение В (Отключено)" w:value="КП / УВ: Положение В (Отключено)"/>
+                  <w:listItem w:displayText="КП / УВ: Положение ключа режима управления" w:value="КП / УВ: Положение ключа режима управления"/>
+                  <w:listItem w:displayText="КП / УВ: Право переключения на уровне станции" w:value="КП / УВ: Право переключения на уровне станции"/>
+                  <w:listItem w:displayText="КП / УВ: Сигнал превышения допустимого времени переключения" w:value="КП / УВ: Сигнал превышения допустимого времени переключения"/>
+                  <w:listItem w:displayText="КП / УВ: Функция введена в работу" w:value="КП / УВ: Функция введена в работу"/>
+                  <w:listItem w:displayText="КП / УВЭ1: Вкатить первый выкатной элемент" w:value="КП / УВЭ1: Вкатить первый выкатной элемент"/>
+                  <w:listItem w:displayText="КП / УВЭ1: Выкатить первый выкатной элемент" w:value="КП / УВЭ1: Выкатить первый выкатной элемент"/>
+                  <w:listItem w:displayText="КП / УВЭ1: Идет переключение" w:value="КП / УВЭ1: Идет переключение"/>
+                  <w:listItem w:displayText="КП / УВЭ1: Поведение местного управления" w:value="КП / УВЭ1: Поведение местного управления"/>
+                  <w:listItem w:displayText="КП / УВЭ1: Положение ВЭ1 (Вкачен)" w:value="КП / УВЭ1: Положение ВЭ1 (Вкачен)"/>
+                  <w:listItem w:displayText="КП / УВЭ1: Положение ВЭ1 (Выкачен)" w:value="КП / УВЭ1: Положение ВЭ1 (Выкачен)"/>
+                  <w:listItem w:displayText="КП / УВЭ1: Положение ВЭ1 (Не определено)" w:value="КП / УВЭ1: Положение ВЭ1 (Не определено)"/>
+                  <w:listItem w:displayText="КП / УВЭ1: Положение ВЭ1 (Неисправность)" w:value="КП / УВЭ1: Положение ВЭ1 (Неисправность)"/>
+                  <w:listItem w:displayText="КП / УВЭ1: Положение ключа режима управления" w:value="КП / УВЭ1: Положение ключа режима управления"/>
+                  <w:listItem w:displayText="КП / УВЭ1: Право переключения на уровне станции" w:value="КП / УВЭ1: Право переключения на уровне станции"/>
+                  <w:listItem w:displayText="КП / УВЭ1: Сигнал превышения допустимого времени переключения" w:value="КП / УВЭ1: Сигнал превышения допустимого времени переключения"/>
+                  <w:listItem w:displayText="КП / УВЭ1: Функция введена в работу" w:value="КП / УВЭ1: Функция введена в работу"/>
+                  <w:listItem w:displayText="КП / УВЭ2: Вкатить второй выкатной элемент" w:value="КП / УВЭ2: Вкатить второй выкатной элемент"/>
+                  <w:listItem w:displayText="КП / УВЭ2: Выкатить второй выкатной элемент" w:value="КП / УВЭ2: Выкатить второй выкатной элемент"/>
+                  <w:listItem w:displayText="КП / УВЭ2: Идет переключение" w:value="КП / УВЭ2: Идет переключение"/>
+                  <w:listItem w:displayText="КП / УВЭ2: Поведение местного управления" w:value="КП / УВЭ2: Поведение местного управления"/>
+                  <w:listItem w:displayText="КП / УВЭ2: Положение ВЭ2 (Вкачен)" w:value="КП / УВЭ2: Положение ВЭ2 (Вкачен)"/>
+                  <w:listItem w:displayText="КП / УВЭ2: Положение ВЭ2 (Выкачен)" w:value="КП / УВЭ2: Положение ВЭ2 (Выкачен)"/>
+                  <w:listItem w:displayText="КП / УВЭ2: Положение ВЭ2 (Не определено)" w:value="КП / УВЭ2: Положение ВЭ2 (Не определено)"/>
+                  <w:listItem w:displayText="КП / УВЭ2: Положение ВЭ2 (Неисправность)" w:value="КП / УВЭ2: Положение ВЭ2 (Неисправность)"/>
+                  <w:listItem w:displayText="КП / УВЭ2: Положение ключа режима управления" w:value="КП / УВЭ2: Положение ключа режима управления"/>
+                  <w:listItem w:displayText="КП / УВЭ2: Право переключения на уровне станции" w:value="КП / УВЭ2: Право переключения на уровне станции"/>
+                  <w:listItem w:displayText="КП / УВЭ2: Сигнал превышения допустимого времени переключения" w:value="КП / УВЭ2: Сигнал превышения допустимого времени переключения"/>
+                  <w:listItem w:displayText="КП / УВЭ2: Функция введена в работу" w:value="КП / УВЭ2: Функция введена в работу"/>
+                  <w:listItem w:displayText="КП / УЗН: Включить заземляющий нож" w:value="КП / УЗН: Включить заземляющий нож"/>
+                  <w:listItem w:displayText="КП / УЗН: Идет переключение" w:value="КП / УЗН: Идет переключение"/>
+                  <w:listItem w:displayText="КП / УЗН: Отключить заземляющий нож" w:value="КП / УЗН: Отключить заземляющий нож"/>
+                  <w:listItem w:displayText="КП / УЗН: Поведение местного управления" w:value="КП / УЗН: Поведение местного управления"/>
+                  <w:listItem w:displayText="КП / УЗН: Положение ЗН (Включено)" w:value="КП / УЗН: Положение ЗН (Включено)"/>
+                  <w:listItem w:displayText="КП / УЗН: Положение ЗН (Не определено)" w:value="КП / УЗН: Положение ЗН (Не определено)"/>
+                  <w:listItem w:displayText="КП / УЗН: Положение ЗН (Неисправность)" w:value="КП / УЗН: Положение ЗН (Неисправность)"/>
+                  <w:listItem w:displayText="КП / УЗН: Положение ЗН (Отключено)" w:value="КП / УЗН: Положение ЗН (Отключено)"/>
+                  <w:listItem w:displayText="КП / УЗН: Положение ключа режима управления" w:value="КП / УЗН: Положение ключа режима управления"/>
+                  <w:listItem w:displayText="КП / УЗН: Право переключения на уровне станции" w:value="КП / УЗН: Право переключения на уровне станции"/>
+                  <w:listItem w:displayText="КП / УЗН: Сигнал превышения допустимого времени переключения" w:value="КП / УЗН: Сигнал превышения допустимого времени переключения"/>
+                  <w:listItem w:displayText="КП / УЗН: Функция введена в работу" w:value="КП / УЗН: Функция введена в работу"/>
+                  <w:listItem w:displayText="КРВ / КРВ: Превышен коммутационный ресурс выключателя" w:value="КРВ / КРВ: Превышен коммутационный ресурс выключателя"/>
+                  <w:listItem w:displayText="КРВ / КРВ: Превышен механический ресурс выключателя" w:value="КРВ / КРВ: Превышен механический ресурс выключателя"/>
+                  <w:listItem w:displayText="КРВ / КРВ: Превышен ресурс выключателя" w:value="КРВ / КРВ: Превышен ресурс выключателя"/>
+                  <w:listItem w:displayText="КРВ / КРВ: Функция введена в работу" w:value="КРВ / КРВ: Функция введена в работу"/>
                   <w:listItem w:displayText="КС / КС: Блокировка по скорости изменения частоты" w:value="КС / КС: Блокировка по скорости изменения частоты"/>
                   <w:listItem w:displayText="КС / КС: Нет условий по напряжению" w:value="КС / КС: Нет условий по напряжению"/>
                   <w:listItem w:displayText="КС / КС: Нет условий по углу" w:value="КС / КС: Нет условий по углу"/>
@@ -3990,6 +4964,18 @@
                   <w:listItem w:displayText="КС / КС: Разрешение оперативного включения" w:value="КС / КС: Разрешение оперативного включения"/>
                   <w:listItem w:displayText="КС / КС: Функция введена в работу" w:value="КС / КС: Функция введена в работу"/>
                   <w:listItem w:displayText="КС / КС: Функция оперативно выведена из работы" w:value="КС / КС: Функция оперативно выведена из работы"/>
+                  <w:listItem w:displayText="КСВ / КСВ: Блокировка включения В" w:value="КСВ / КСВ: Блокировка включения В"/>
+                  <w:listItem w:displayText="КСВ / КСВ: Блокировка отключения В" w:value="КСВ / КСВ: Блокировка отключения В"/>
+                  <w:listItem w:displayText="КСВ / КСВ: В аварийно отключен" w:value="КСВ / КСВ: В аварийно отключен"/>
+                  <w:listItem w:displayText="КСВ / КСВ: В самопроизвольно отключен" w:value="КСВ / КСВ: В самопроизвольно отключен"/>
+                  <w:listItem w:displayText="КСВ / КСВ: Защита ЭМВ" w:value="КСВ / КСВ: Защита ЭМВ"/>
+                  <w:listItem w:displayText="КСВ / КСВ: Защита ЭМО1" w:value="КСВ / КСВ: Защита ЭМО1"/>
+                  <w:listItem w:displayText="КСВ / КСВ: Защита ЭМО2" w:value="КСВ / КСВ: Защита ЭМО2"/>
+                  <w:listItem w:displayText="КСВ / КСВ: Неисправность В" w:value="КСВ / КСВ: Неисправность В"/>
+                  <w:listItem w:displayText="КСВ / КСВ: Неисправность цепей ЭМУ" w:value="КСВ / КСВ: Неисправность цепей ЭМУ"/>
+                  <w:listItem w:displayText="КСВ / КСВ: Реле фиксации команды" w:value="КСВ / КСВ: Реле фиксации команды"/>
+                  <w:listItem w:displayText="КСВ / КСВ: Функция введена в работу" w:value="КСВ / КСВ: Функция введена в работу"/>
+                  <w:listItem w:displayText="КСВ / КСВ: Функция оперативно выведена из работы" w:value="КСВ / КСВ: Функция оперативно выведена из работы"/>
                   <w:listItem w:displayText="ЛЗШ / ЛЗШ: Обнаружение неисправности" w:value="ЛЗШ / ЛЗШ: Обнаружение неисправности"/>
                   <w:listItem w:displayText="ЛЗШ / ЛЗШ: Пуск" w:value="ЛЗШ / ЛЗШ: Пуск"/>
                   <w:listItem w:displayText="ЛЗШ / ЛЗШ: Пуск ИО тока по фазе B" w:value="ЛЗШ / ЛЗШ: Пуск ИО тока по фазе B"/>
@@ -4082,6 +5068,57 @@
                   <w:listItem w:displayText="МТЗ / ОНМ: Пуск по фазе C" w:value="МТЗ / ОНМ: Пуск по фазе C"/>
                   <w:listItem w:displayText="МТЗ / ОНМ: Пуск по фазе А" w:value="МТЗ / ОНМ: Пуск по фазе А"/>
                   <w:listItem w:displayText="МТЗ / ОУ МТЗ: Срабатывание" w:value="МТЗ / ОУ МТЗ: Срабатывание"/>
+                  <w:listItem w:displayText="ПДС / В: Поведение местного управления" w:value="ПДС / В: Поведение местного управления"/>
+                  <w:listItem w:displayText="ПДС / В: Положение ключа режима управления" w:value="ПДС / В: Положение ключа режима управления"/>
+                  <w:listItem w:displayText="ПДС / В: Положение ключа режима управления привода В" w:value="ПДС / В: Положение ключа режима управления привода В"/>
+                  <w:listItem w:displayText="ПДС / В: Право переключения на уровне станции" w:value="ПДС / В: Право переключения на уровне станции"/>
+                  <w:listItem w:displayText="ПДС / ВЭ1: Поведение местного управления" w:value="ПДС / ВЭ1: Поведение местного управления"/>
+                  <w:listItem w:displayText="ПДС / ВЭ1: Положение ключа режима управления" w:value="ПДС / ВЭ1: Положение ключа режима управления"/>
+                  <w:listItem w:displayText="ПДС / ВЭ1: Право переключения на уровне станции" w:value="ПДС / ВЭ1: Право переключения на уровне станции"/>
+                  <w:listItem w:displayText="ПДС / ВЭ1: Ремонтное положение коммутационного аппарата" w:value="ПДС / ВЭ1: Ремонтное положение коммутационного аппарата"/>
+                  <w:listItem w:displayText="ПДС / ВЭ2: Поведение местного управления" w:value="ПДС / ВЭ2: Поведение местного управления"/>
+                  <w:listItem w:displayText="ПДС / ВЭ2: Положение ключа режима управления" w:value="ПДС / ВЭ2: Положение ключа режима управления"/>
+                  <w:listItem w:displayText="ПДС / ВЭ2: Право переключения на уровне станции" w:value="ПДС / ВЭ2: Право переключения на уровне станции"/>
+                  <w:listItem w:displayText="ПДС / ВЭ2: Ремонтное положение коммутационного аппарата" w:value="ПДС / ВЭ2: Ремонтное положение коммутационного аппарата"/>
+                  <w:listItem w:displayText="ПДС / ЗН: Поведение местного управления" w:value="ПДС / ЗН: Поведение местного управления"/>
+                  <w:listItem w:displayText="ПДС / ЗН: Положение ключа режима управления" w:value="ПДС / ЗН: Положение ключа режима управления"/>
+                  <w:listItem w:displayText="ПДС / ЗН: Право переключения на уровне станции" w:value="ПДС / ЗН: Право переключения на уровне станции"/>
+                  <w:listItem w:displayText="ПДС / КИ: Аварийный уровень изоляции" w:value="ПДС / КИ: Аварийный уровень изоляции"/>
+                  <w:listItem w:displayText="ПДС / КИ: Низкий уровень изоляции" w:value="ПДС / КИ: Низкий уровень изоляции"/>
+                  <w:listItem w:displayText="ПДС / КПруж: Пружина не заведена" w:value="ПДС / КПруж: Пружина не заведена"/>
+                  <w:listItem w:displayText="ПДС / КЦВ: Контроль цепи ЭМВ" w:value="ПДС / КЦВ: Контроль цепи ЭМВ"/>
+                  <w:listItem w:displayText="ПДС / КЦВ: Контроль цепи ЭМО1" w:value="ПДС / КЦВ: Контроль цепи ЭМО1"/>
+                  <w:listItem w:displayText="ПДС / КЦВ: Контроль цепи ЭМО2" w:value="ПДС / КЦВ: Контроль цепи ЭМО2"/>
+                  <w:listItem w:displayText="ПДС / КЦВ: Работа ЭМВ" w:value="ПДС / КЦВ: Работа ЭМВ"/>
+                  <w:listItem w:displayText="ПДС / КЦВ: Работа ЭМО1" w:value="ПДС / КЦВ: Работа ЭМО1"/>
+                  <w:listItem w:displayText="ПДС / КЦВ: Работа ЭМО2" w:value="ПДС / КЦВ: Работа ЭМО2"/>
+                  <w:listItem w:displayText="ПДС / ПДС: Функция введена в работу" w:value="ПДС / ПДС: Функция введена в работу"/>
+                  <w:listItem w:displayText="ПДС / ПДС: Функция оперативно выведена из работы" w:value="ПДС / ПДС: Функция оперативно выведена из работы"/>
+                  <w:listItem w:displayText="ПДС НКУ / SA1: Цепь управления введена" w:value="ПДС НКУ / SA1: Цепь управления введена"/>
+                  <w:listItem w:displayText="ПДС НКУ / SA2: Цепь управления введена" w:value="ПДС НКУ / SA2: Цепь управления введена"/>
+                  <w:listItem w:displayText="ПДС НКУ / SA3: Цепь управления введена" w:value="ПДС НКУ / SA3: Цепь управления введена"/>
+                  <w:listItem w:displayText="ПДС НКУ / SA4: Цепь управления введена" w:value="ПДС НКУ / SA4: Цепь управления введена"/>
+                  <w:listItem w:displayText="ПДС НКУ / SG1: Рабочее положение испытательного блока" w:value="ПДС НКУ / SG1: Рабочее положение испытательного блока"/>
+                  <w:listItem w:displayText="ПДС НКУ / SG2: Рабочее положение испытательного блока" w:value="ПДС НКУ / SG2: Рабочее положение испытательного блока"/>
+                  <w:listItem w:displayText="ПДС НКУ / SG3: Рабочее положение испытательного блока" w:value="ПДС НКУ / SG3: Рабочее положение испытательного блока"/>
+                  <w:listItem w:displayText="ПДС НКУ / Дверь: Дверь отсека/ шкафа закрыта" w:value="ПДС НКУ / Дверь: Дверь отсека/ шкафа закрыта"/>
+                  <w:listItem w:displayText="ПДС НКУ / Дверь: Дверь отсека/ шкафа открыта" w:value="ПДС НКУ / Дверь: Дверь отсека/ шкафа открыта"/>
+                  <w:listItem w:displayText="ПДС НКУ / ОТ ОБР 1: Неисправность оперативного тока цепей ОБР 1" w:value="ПДС НКУ / ОТ ОБР 1: Неисправность оперативного тока цепей ОБР 1"/>
+                  <w:listItem w:displayText="ПДС НКУ / ОТ ОБР 2: Неисправность оперативного тока цепей ОБР 2" w:value="ПДС НКУ / ОТ ОБР 2: Неисправность оперативного тока цепей ОБР 2"/>
+                  <w:listItem w:displayText="ПДС НКУ / ОТ ЦСВ: Неисправность ОТ цепей сигнализации В" w:value="ПДС НКУ / ОТ ЦСВ: Неисправность ОТ цепей сигнализации В"/>
+                  <w:listItem w:displayText="ПДС НКУ / ОТ ЭМО1, ЭМВ: Неисправность оперативного тока цепей ЭМВ, ЭМО1" w:value="ПДС НКУ / ОТ ЭМО1, ЭМВ: Неисправность оперативного тока цепей ЭМВ, ЭМО1"/>
+                  <w:listItem w:displayText="ПДС НКУ / ОТ ЭМО2: Неисправность оперативного тока цепей ЭМО2" w:value="ПДС НКУ / ОТ ЭМО2: Неисправность оперативного тока цепей ЭМО2"/>
+                  <w:listItem w:displayText="ПДС НКУ / ПДС НКУ: Функция введена в работу" w:value="ПДС НКУ / ПДС НКУ: Функция введена в работу"/>
+                  <w:listItem w:displayText="ПДС НКУ / ПДС НКУ: Функция оперативно выведена из работы" w:value="ПДС НКУ / ПДС НКУ: Функция оперативно выведена из работы"/>
+                  <w:listItem w:displayText="ПДС НКУ / Пер.ав.дебл.см.яч.: Цепи аварийной деблокировки ячейки выведены" w:value="ПДС НКУ / Пер.ав.дебл.см.яч.: Цепи аварийной деблокировки ячейки выведены"/>
+                  <w:listItem w:displayText="ПС / ПС: Пуск предупредительной сигнализации" w:value="ПС / ПС: Пуск предупредительной сигнализации"/>
+                  <w:listItem w:displayText="ПС / ПС: Пуск предупредительной сигнализации (импульс)" w:value="ПС / ПС: Пуск предупредительной сигнализации (импульс)"/>
+                  <w:listItem w:displayText="СС / СС: БИ выведены" w:value="СС / СС: БИ выведены"/>
+                  <w:listItem w:displayText="СС / СС: Выходные цепи разобраны" w:value="СС / СС: Выходные цепи разобраны"/>
+                  <w:listItem w:displayText="СС / СС: Неисправность КА" w:value="СС / СС: Неисправность КА"/>
+                  <w:listItem w:displayText="СС / СС: Общий внешний сигнал" w:value="СС / СС: Общий внешний сигнал"/>
+                  <w:listItem w:displayText="СС / СС: Превышение времени переключения КА" w:value="СС / СС: Превышение времени переключения КА"/>
+                  <w:listItem w:displayText="СС / СС: Сигнализация цепей опер.тока" w:value="СС / СС: Сигнализация цепей опер.тока"/>
                   <w:listItem w:displayText="ТЗНП / АУ ТЗНП: Пуск автоматического ускорения ТЗНП" w:value="ТЗНП / АУ ТЗНП: Пуск автоматического ускорения ТЗНП"/>
                   <w:listItem w:displayText="ТЗНП / БНТ НП: Пуск БНТ НП" w:value="ТЗНП / БНТ НП: Пуск БНТ НП"/>
                   <w:listItem w:displayText="ТЗНП / БЧС: Блокировка чувствительных ступеней" w:value="ТЗНП / БЧС: Блокировка чувствительных ступеней"/>
@@ -4121,6 +5158,11 @@
                   <w:listItem w:displayText="ТК ЗДЗ / ТК ЗДЗ: Пуск ИО тока" w:value="ТК ЗДЗ / ТК ЗДЗ: Пуск ИО тока"/>
                   <w:listItem w:displayText="ТК ЗДЗ / ТК ЗДЗ: Функция введена в работу" w:value="ТК ЗДЗ / ТК ЗДЗ: Функция введена в работу"/>
                   <w:listItem w:displayText="ТК ЗДЗ / ТК ЗДЗ: Функция оперативно выведена из работы" w:value="ТК ЗДЗ / ТК ЗДЗ: Функция оперативно выведена из работы"/>
+                  <w:listItem w:displayText="УВ / УВ: Включение с контролем синхронизма" w:value="УВ / УВ: Включение с контролем синхронизма"/>
+                  <w:listItem w:displayText="УВ / УВ: Включить выключатель" w:value="УВ / УВ: Включить выключатель"/>
+                  <w:listItem w:displayText="УВ / УВ: Задержка включения с контролем синхронизма" w:value="УВ / УВ: Задержка включения с контролем синхронизма"/>
+                  <w:listItem w:displayText="УВ / УВ: Функция введена в работу" w:value="УВ / УВ: Функция введена в работу"/>
+                  <w:listItem w:displayText="УВ / УВ: Функция оперативно выведена из работы" w:value="УВ / УВ: Функция оперативно выведена из работы"/>
                   <w:listItem w:displayText="УРОВ / УРОВ: Пуск" w:value="УРОВ / УРОВ: Пуск"/>
                   <w:listItem w:displayText="УРОВ / УРОВ: Пуск ИО максимального тока" w:value="УРОВ / УРОВ: Пуск ИО максимального тока"/>
                   <w:listItem w:displayText="УРОВ / УРОВ: Срабатывание" w:value="УРОВ / УРОВ: Срабатывание"/>
@@ -4436,6 +5478,38 @@
                   <w:listItem w:displayText="ЗОП / ЗОП: Срабатывание на сигнал" w:value="ЗОП / ЗОП: Срабатывание на сигнал"/>
                   <w:listItem w:displayText="ЗОП / ЗОП: Функция введена в работу" w:value="ЗОП / ЗОП: Функция введена в работу"/>
                   <w:listItem w:displayText="ЗОП / ЗОП: Функция оперативно выведена из работы" w:value="ЗОП / ЗОП: Функция оперативно выведена из работы"/>
+                  <w:listItem w:displayText="КА / В: Выключатель включен" w:value="КА / В: Выключатель включен"/>
+                  <w:listItem w:displayText="КА / В: Выключатель отключен" w:value="КА / В: Выключатель отключен"/>
+                  <w:listItem w:displayText="КА / В: Команда «включить» выключатель через выходное реле" w:value="КА / В: Команда «включить» выключатель через выходное реле"/>
+                  <w:listItem w:displayText="КА / В: Команда «отключить» выключатель через выходное реле" w:value="КА / В: Команда «отключить» выключатель через выходное реле"/>
+                  <w:listItem w:displayText="КА / В: Неисправное положение выключателя" w:value="КА / В: Неисправное положение выключателя"/>
+                  <w:listItem w:displayText="КА / В: Промежуточное положение выключателя" w:value="КА / В: Промежуточное положение выключателя"/>
+                  <w:listItem w:displayText="КА / В: Функция введена в работу" w:value="КА / В: Функция введена в работу"/>
+                  <w:listItem w:displayText="КА / ВЭ1: Команда «вкатить» выкатной элемент через выходное реле" w:value="КА / ВЭ1: Команда «вкатить» выкатной элемент через выходное реле"/>
+                  <w:listItem w:displayText="КА / ВЭ1: Команда «выкатить» выкатной элемент через выходное реле" w:value="КА / ВЭ1: Команда «выкатить» выкатной элемент через выходное реле"/>
+                  <w:listItem w:displayText="КА / ВЭ1: Неисправное положение выкатного элемента" w:value="КА / ВЭ1: Неисправное положение выкатного элемента"/>
+                  <w:listItem w:displayText="КА / ВЭ1: Положение выкатного элемента «Вкачен»" w:value="КА / ВЭ1: Положение выкатного элемента «Вкачен»"/>
+                  <w:listItem w:displayText="КА / ВЭ1: Положение выкатного элемента «Выкачен»" w:value="КА / ВЭ1: Положение выкатного элемента «Выкачен»"/>
+                  <w:listItem w:displayText="КА / ВЭ1: Промежуточное положение выкатного элемента" w:value="КА / ВЭ1: Промежуточное положение выкатного элемента"/>
+                  <w:listItem w:displayText="КА / ВЭ1: Ремонтное положение выкатного элемента" w:value="КА / ВЭ1: Ремонтное положение выкатного элемента"/>
+                  <w:listItem w:displayText="КА / ВЭ1: Функция введена в работу" w:value="КА / ВЭ1: Функция введена в работу"/>
+                  <w:listItem w:displayText="КА / ВЭ2: Команда «вкатить» выкатной элемент через выходное реле" w:value="КА / ВЭ2: Команда «вкатить» выкатной элемент через выходное реле"/>
+                  <w:listItem w:displayText="КА / ВЭ2: Команда «выкатить» выкатной элемент через выходное реле" w:value="КА / ВЭ2: Команда «выкатить» выкатной элемент через выходное реле"/>
+                  <w:listItem w:displayText="КА / ВЭ2: Неисправное положение выкатного элемента" w:value="КА / ВЭ2: Неисправное положение выкатного элемента"/>
+                  <w:listItem w:displayText="КА / ВЭ2: Положение выкатного элемента «Вкачен»" w:value="КА / ВЭ2: Положение выкатного элемента «Вкачен»"/>
+                  <w:listItem w:displayText="КА / ВЭ2: Положение выкатного элемента «Выкачен»" w:value="КА / ВЭ2: Положение выкатного элемента «Выкачен»"/>
+                  <w:listItem w:displayText="КА / ВЭ2: Промежуточное положение выкатного элемента" w:value="КА / ВЭ2: Промежуточное положение выкатного элемента"/>
+                  <w:listItem w:displayText="КА / ВЭ2: Ремонтное положение выкатного элемента" w:value="КА / ВЭ2: Ремонтное положение выкатного элемента"/>
+                  <w:listItem w:displayText="КА / ВЭ2: Функция введена в работу" w:value="КА / ВЭ2: Функция введена в работу"/>
+                  <w:listItem w:displayText="КА / ЗН: Заземляющий нож включен" w:value="КА / ЗН: Заземляющий нож включен"/>
+                  <w:listItem w:displayText="КА / ЗН: Заземляющий нож отключен" w:value="КА / ЗН: Заземляющий нож отключен"/>
+                  <w:listItem w:displayText="КА / ЗН: Команда «включить» заземляющий нож через выходное реле" w:value="КА / ЗН: Команда «включить» заземляющий нож через выходное реле"/>
+                  <w:listItem w:displayText="КА / ЗН: Команда «отключить» заземляющий нож через выходное реле" w:value="КА / ЗН: Команда «отключить» заземляющий нож через выходное реле"/>
+                  <w:listItem w:displayText="КА / ЗН: Неисправное положение заземляющего ножа" w:value="КА / ЗН: Неисправное положение заземляющего ножа"/>
+                  <w:listItem w:displayText="КА / ЗН: Промежуточное положение заземляющего ножа" w:value="КА / ЗН: Промежуточное положение заземляющего ножа"/>
+                  <w:listItem w:displayText="КА / ЗН: Функция введена в работу" w:value="КА / ЗН: Функция введена в работу"/>
+                  <w:listItem w:displayText="КА / КА: Функция введена в работу" w:value="КА / КА: Функция введена в работу"/>
+                  <w:listItem w:displayText="КА / КА: Функция оперативно выведена из работы" w:value="КА / КА: Функция оперативно выведена из работы"/>
                   <w:listItem w:displayText="КНН 1сш / КНН 1сш: Пуск" w:value="КНН 1сш / КНН 1сш: Пуск"/>
                   <w:listItem w:displayText="КНН 1сш / КНН 1сш: Пуск ИО напряжения" w:value="КНН 1сш / КНН 1сш: Пуск ИО напряжения"/>
                   <w:listItem w:displayText="КНН 1сш / КНН 1сш: Пуск ИО напряжения ОП" w:value="КНН 1сш / КНН 1сш: Пуск ИО напряжения ОП"/>
@@ -4456,6 +5530,68 @@
                   <w:listItem w:displayText="КОН 2сш / КОН 2сш: Пуск ИО напряжения ОП" w:value="КОН 2сш / КОН 2сш: Пуск ИО напряжения ОП"/>
                   <w:listItem w:displayText="КОН 2сш / КОН 2сш: Функция введена в работу" w:value="КОН 2сш / КОН 2сш: Функция введена в работу"/>
                   <w:listItem w:displayText="КОН 2сш / КОН 2сш: Функция оперативно выведена из работы" w:value="КОН 2сш / КОН 2сш: Функция оперативно выведена из работы"/>
+                  <w:listItem w:displayText="КП / КП: Идет переключение" w:value="КП / КП: Идет переключение"/>
+                  <w:listItem w:displayText="КП / КП: Функция введена в работу" w:value="КП / КП: Функция введена в работу"/>
+                  <w:listItem w:displayText="КП / КП: Функция оперативно выведена из работы" w:value="КП / КП: Функция оперативно выведена из работы"/>
+                  <w:listItem w:displayText="КП / ОБР В: Блокировка включения" w:value="КП / ОБР В: Блокировка включения"/>
+                  <w:listItem w:displayText="КП / ОБР В: Разрешить включение" w:value="КП / ОБР В: Разрешить включение"/>
+                  <w:listItem w:displayText="КП / ОБР ВЭ1: Разрешение управления первым выкатным элементом" w:value="КП / ОБР ВЭ1: Разрешение управления первым выкатным элементом"/>
+                  <w:listItem w:displayText="КП / ОБР ВЭ2: Разрешение управления вторым выкатным элементом" w:value="КП / ОБР ВЭ2: Разрешение управления вторым выкатным элементом"/>
+                  <w:listItem w:displayText="КП / ОБР ЗН: Разрешение управления заземляющим ножом" w:value="КП / ОБР ЗН: Разрешение управления заземляющим ножом"/>
+                  <w:listItem w:displayText="КП / УВ: Включение с контролем синхронизма" w:value="КП / УВ: Включение с контролем синхронизма"/>
+                  <w:listItem w:displayText="КП / УВ: Включить выключатель" w:value="КП / УВ: Включить выключатель"/>
+                  <w:listItem w:displayText="КП / УВ: Задержка включения с контролем синхронизма" w:value="КП / УВ: Задержка включения с контролем синхронизма"/>
+                  <w:listItem w:displayText="КП / УВ: Идет переключение" w:value="КП / УВ: Идет переключение"/>
+                  <w:listItem w:displayText="КП / УВ: Отключить выключатель" w:value="КП / УВ: Отключить выключатель"/>
+                  <w:listItem w:displayText="КП / УВ: Поведение местного управления" w:value="КП / УВ: Поведение местного управления"/>
+                  <w:listItem w:displayText="КП / УВ: Положение В (Включено)" w:value="КП / УВ: Положение В (Включено)"/>
+                  <w:listItem w:displayText="КП / УВ: Положение В (Не определено)" w:value="КП / УВ: Положение В (Не определено)"/>
+                  <w:listItem w:displayText="КП / УВ: Положение В (Неисправность)" w:value="КП / УВ: Положение В (Неисправность)"/>
+                  <w:listItem w:displayText="КП / УВ: Положение В (Отключено)" w:value="КП / УВ: Положение В (Отключено)"/>
+                  <w:listItem w:displayText="КП / УВ: Положение ключа режима управления" w:value="КП / УВ: Положение ключа режима управления"/>
+                  <w:listItem w:displayText="КП / УВ: Право переключения на уровне станции" w:value="КП / УВ: Право переключения на уровне станции"/>
+                  <w:listItem w:displayText="КП / УВ: Сигнал превышения допустимого времени переключения" w:value="КП / УВ: Сигнал превышения допустимого времени переключения"/>
+                  <w:listItem w:displayText="КП / УВ: Функция введена в работу" w:value="КП / УВ: Функция введена в работу"/>
+                  <w:listItem w:displayText="КП / УВЭ1: Вкатить первый выкатной элемент" w:value="КП / УВЭ1: Вкатить первый выкатной элемент"/>
+                  <w:listItem w:displayText="КП / УВЭ1: Выкатить первый выкатной элемент" w:value="КП / УВЭ1: Выкатить первый выкатной элемент"/>
+                  <w:listItem w:displayText="КП / УВЭ1: Идет переключение" w:value="КП / УВЭ1: Идет переключение"/>
+                  <w:listItem w:displayText="КП / УВЭ1: Поведение местного управления" w:value="КП / УВЭ1: Поведение местного управления"/>
+                  <w:listItem w:displayText="КП / УВЭ1: Положение ВЭ1 (Вкачен)" w:value="КП / УВЭ1: Положение ВЭ1 (Вкачен)"/>
+                  <w:listItem w:displayText="КП / УВЭ1: Положение ВЭ1 (Выкачен)" w:value="КП / УВЭ1: Положение ВЭ1 (Выкачен)"/>
+                  <w:listItem w:displayText="КП / УВЭ1: Положение ВЭ1 (Не определено)" w:value="КП / УВЭ1: Положение ВЭ1 (Не определено)"/>
+                  <w:listItem w:displayText="КП / УВЭ1: Положение ВЭ1 (Неисправность)" w:value="КП / УВЭ1: Положение ВЭ1 (Неисправность)"/>
+                  <w:listItem w:displayText="КП / УВЭ1: Положение ключа режима управления" w:value="КП / УВЭ1: Положение ключа режима управления"/>
+                  <w:listItem w:displayText="КП / УВЭ1: Право переключения на уровне станции" w:value="КП / УВЭ1: Право переключения на уровне станции"/>
+                  <w:listItem w:displayText="КП / УВЭ1: Сигнал превышения допустимого времени переключения" w:value="КП / УВЭ1: Сигнал превышения допустимого времени переключения"/>
+                  <w:listItem w:displayText="КП / УВЭ1: Функция введена в работу" w:value="КП / УВЭ1: Функция введена в работу"/>
+                  <w:listItem w:displayText="КП / УВЭ2: Вкатить второй выкатной элемент" w:value="КП / УВЭ2: Вкатить второй выкатной элемент"/>
+                  <w:listItem w:displayText="КП / УВЭ2: Выкатить второй выкатной элемент" w:value="КП / УВЭ2: Выкатить второй выкатной элемент"/>
+                  <w:listItem w:displayText="КП / УВЭ2: Идет переключение" w:value="КП / УВЭ2: Идет переключение"/>
+                  <w:listItem w:displayText="КП / УВЭ2: Поведение местного управления" w:value="КП / УВЭ2: Поведение местного управления"/>
+                  <w:listItem w:displayText="КП / УВЭ2: Положение ВЭ2 (Вкачен)" w:value="КП / УВЭ2: Положение ВЭ2 (Вкачен)"/>
+                  <w:listItem w:displayText="КП / УВЭ2: Положение ВЭ2 (Выкачен)" w:value="КП / УВЭ2: Положение ВЭ2 (Выкачен)"/>
+                  <w:listItem w:displayText="КП / УВЭ2: Положение ВЭ2 (Не определено)" w:value="КП / УВЭ2: Положение ВЭ2 (Не определено)"/>
+                  <w:listItem w:displayText="КП / УВЭ2: Положение ВЭ2 (Неисправность)" w:value="КП / УВЭ2: Положение ВЭ2 (Неисправность)"/>
+                  <w:listItem w:displayText="КП / УВЭ2: Положение ключа режима управления" w:value="КП / УВЭ2: Положение ключа режима управления"/>
+                  <w:listItem w:displayText="КП / УВЭ2: Право переключения на уровне станции" w:value="КП / УВЭ2: Право переключения на уровне станции"/>
+                  <w:listItem w:displayText="КП / УВЭ2: Сигнал превышения допустимого времени переключения" w:value="КП / УВЭ2: Сигнал превышения допустимого времени переключения"/>
+                  <w:listItem w:displayText="КП / УВЭ2: Функция введена в работу" w:value="КП / УВЭ2: Функция введена в работу"/>
+                  <w:listItem w:displayText="КП / УЗН: Включить заземляющий нож" w:value="КП / УЗН: Включить заземляющий нож"/>
+                  <w:listItem w:displayText="КП / УЗН: Идет переключение" w:value="КП / УЗН: Идет переключение"/>
+                  <w:listItem w:displayText="КП / УЗН: Отключить заземляющий нож" w:value="КП / УЗН: Отключить заземляющий нож"/>
+                  <w:listItem w:displayText="КП / УЗН: Поведение местного управления" w:value="КП / УЗН: Поведение местного управления"/>
+                  <w:listItem w:displayText="КП / УЗН: Положение ЗН (Включено)" w:value="КП / УЗН: Положение ЗН (Включено)"/>
+                  <w:listItem w:displayText="КП / УЗН: Положение ЗН (Не определено)" w:value="КП / УЗН: Положение ЗН (Не определено)"/>
+                  <w:listItem w:displayText="КП / УЗН: Положение ЗН (Неисправность)" w:value="КП / УЗН: Положение ЗН (Неисправность)"/>
+                  <w:listItem w:displayText="КП / УЗН: Положение ЗН (Отключено)" w:value="КП / УЗН: Положение ЗН (Отключено)"/>
+                  <w:listItem w:displayText="КП / УЗН: Положение ключа режима управления" w:value="КП / УЗН: Положение ключа режима управления"/>
+                  <w:listItem w:displayText="КП / УЗН: Право переключения на уровне станции" w:value="КП / УЗН: Право переключения на уровне станции"/>
+                  <w:listItem w:displayText="КП / УЗН: Сигнал превышения допустимого времени переключения" w:value="КП / УЗН: Сигнал превышения допустимого времени переключения"/>
+                  <w:listItem w:displayText="КП / УЗН: Функция введена в работу" w:value="КП / УЗН: Функция введена в работу"/>
+                  <w:listItem w:displayText="КРВ / КРВ: Превышен коммутационный ресурс выключателя" w:value="КРВ / КРВ: Превышен коммутационный ресурс выключателя"/>
+                  <w:listItem w:displayText="КРВ / КРВ: Превышен механический ресурс выключателя" w:value="КРВ / КРВ: Превышен механический ресурс выключателя"/>
+                  <w:listItem w:displayText="КРВ / КРВ: Превышен ресурс выключателя" w:value="КРВ / КРВ: Превышен ресурс выключателя"/>
+                  <w:listItem w:displayText="КРВ / КРВ: Функция введена в работу" w:value="КРВ / КРВ: Функция введена в работу"/>
                   <w:listItem w:displayText="КС / КС: Блокировка по скорости изменения частоты" w:value="КС / КС: Блокировка по скорости изменения частоты"/>
                   <w:listItem w:displayText="КС / КС: Нет условий по напряжению" w:value="КС / КС: Нет условий по напряжению"/>
                   <w:listItem w:displayText="КС / КС: Нет условий по углу" w:value="КС / КС: Нет условий по углу"/>
@@ -4468,6 +5604,18 @@
                   <w:listItem w:displayText="КС / КС: Разрешение оперативного включения" w:value="КС / КС: Разрешение оперативного включения"/>
                   <w:listItem w:displayText="КС / КС: Функция введена в работу" w:value="КС / КС: Функция введена в работу"/>
                   <w:listItem w:displayText="КС / КС: Функция оперативно выведена из работы" w:value="КС / КС: Функция оперативно выведена из работы"/>
+                  <w:listItem w:displayText="КСВ / КСВ: Блокировка включения В" w:value="КСВ / КСВ: Блокировка включения В"/>
+                  <w:listItem w:displayText="КСВ / КСВ: Блокировка отключения В" w:value="КСВ / КСВ: Блокировка отключения В"/>
+                  <w:listItem w:displayText="КСВ / КСВ: В аварийно отключен" w:value="КСВ / КСВ: В аварийно отключен"/>
+                  <w:listItem w:displayText="КСВ / КСВ: В самопроизвольно отключен" w:value="КСВ / КСВ: В самопроизвольно отключен"/>
+                  <w:listItem w:displayText="КСВ / КСВ: Защита ЭМВ" w:value="КСВ / КСВ: Защита ЭМВ"/>
+                  <w:listItem w:displayText="КСВ / КСВ: Защита ЭМО1" w:value="КСВ / КСВ: Защита ЭМО1"/>
+                  <w:listItem w:displayText="КСВ / КСВ: Защита ЭМО2" w:value="КСВ / КСВ: Защита ЭМО2"/>
+                  <w:listItem w:displayText="КСВ / КСВ: Неисправность В" w:value="КСВ / КСВ: Неисправность В"/>
+                  <w:listItem w:displayText="КСВ / КСВ: Неисправность цепей ЭМУ" w:value="КСВ / КСВ: Неисправность цепей ЭМУ"/>
+                  <w:listItem w:displayText="КСВ / КСВ: Реле фиксации команды" w:value="КСВ / КСВ: Реле фиксации команды"/>
+                  <w:listItem w:displayText="КСВ / КСВ: Функция введена в работу" w:value="КСВ / КСВ: Функция введена в работу"/>
+                  <w:listItem w:displayText="КСВ / КСВ: Функция оперативно выведена из работы" w:value="КСВ / КСВ: Функция оперативно выведена из работы"/>
                   <w:listItem w:displayText="ЛЗШ / ЛЗШ: Обнаружение неисправности" w:value="ЛЗШ / ЛЗШ: Обнаружение неисправности"/>
                   <w:listItem w:displayText="ЛЗШ / ЛЗШ: Пуск" w:value="ЛЗШ / ЛЗШ: Пуск"/>
                   <w:listItem w:displayText="ЛЗШ / ЛЗШ: Пуск ИО тока по фазе B" w:value="ЛЗШ / ЛЗШ: Пуск ИО тока по фазе B"/>
@@ -4560,6 +5708,57 @@
                   <w:listItem w:displayText="МТЗ / ОНМ: Пуск по фазе C" w:value="МТЗ / ОНМ: Пуск по фазе C"/>
                   <w:listItem w:displayText="МТЗ / ОНМ: Пуск по фазе А" w:value="МТЗ / ОНМ: Пуск по фазе А"/>
                   <w:listItem w:displayText="МТЗ / ОУ МТЗ: Срабатывание" w:value="МТЗ / ОУ МТЗ: Срабатывание"/>
+                  <w:listItem w:displayText="ПДС / В: Поведение местного управления" w:value="ПДС / В: Поведение местного управления"/>
+                  <w:listItem w:displayText="ПДС / В: Положение ключа режима управления" w:value="ПДС / В: Положение ключа режима управления"/>
+                  <w:listItem w:displayText="ПДС / В: Положение ключа режима управления привода В" w:value="ПДС / В: Положение ключа режима управления привода В"/>
+                  <w:listItem w:displayText="ПДС / В: Право переключения на уровне станции" w:value="ПДС / В: Право переключения на уровне станции"/>
+                  <w:listItem w:displayText="ПДС / ВЭ1: Поведение местного управления" w:value="ПДС / ВЭ1: Поведение местного управления"/>
+                  <w:listItem w:displayText="ПДС / ВЭ1: Положение ключа режима управления" w:value="ПДС / ВЭ1: Положение ключа режима управления"/>
+                  <w:listItem w:displayText="ПДС / ВЭ1: Право переключения на уровне станции" w:value="ПДС / ВЭ1: Право переключения на уровне станции"/>
+                  <w:listItem w:displayText="ПДС / ВЭ1: Ремонтное положение коммутационного аппарата" w:value="ПДС / ВЭ1: Ремонтное положение коммутационного аппарата"/>
+                  <w:listItem w:displayText="ПДС / ВЭ2: Поведение местного управления" w:value="ПДС / ВЭ2: Поведение местного управления"/>
+                  <w:listItem w:displayText="ПДС / ВЭ2: Положение ключа режима управления" w:value="ПДС / ВЭ2: Положение ключа режима управления"/>
+                  <w:listItem w:displayText="ПДС / ВЭ2: Право переключения на уровне станции" w:value="ПДС / ВЭ2: Право переключения на уровне станции"/>
+                  <w:listItem w:displayText="ПДС / ВЭ2: Ремонтное положение коммутационного аппарата" w:value="ПДС / ВЭ2: Ремонтное положение коммутационного аппарата"/>
+                  <w:listItem w:displayText="ПДС / ЗН: Поведение местного управления" w:value="ПДС / ЗН: Поведение местного управления"/>
+                  <w:listItem w:displayText="ПДС / ЗН: Положение ключа режима управления" w:value="ПДС / ЗН: Положение ключа режима управления"/>
+                  <w:listItem w:displayText="ПДС / ЗН: Право переключения на уровне станции" w:value="ПДС / ЗН: Право переключения на уровне станции"/>
+                  <w:listItem w:displayText="ПДС / КИ: Аварийный уровень изоляции" w:value="ПДС / КИ: Аварийный уровень изоляции"/>
+                  <w:listItem w:displayText="ПДС / КИ: Низкий уровень изоляции" w:value="ПДС / КИ: Низкий уровень изоляции"/>
+                  <w:listItem w:displayText="ПДС / КПруж: Пружина не заведена" w:value="ПДС / КПруж: Пружина не заведена"/>
+                  <w:listItem w:displayText="ПДС / КЦВ: Контроль цепи ЭМВ" w:value="ПДС / КЦВ: Контроль цепи ЭМВ"/>
+                  <w:listItem w:displayText="ПДС / КЦВ: Контроль цепи ЭМО1" w:value="ПДС / КЦВ: Контроль цепи ЭМО1"/>
+                  <w:listItem w:displayText="ПДС / КЦВ: Контроль цепи ЭМО2" w:value="ПДС / КЦВ: Контроль цепи ЭМО2"/>
+                  <w:listItem w:displayText="ПДС / КЦВ: Работа ЭМВ" w:value="ПДС / КЦВ: Работа ЭМВ"/>
+                  <w:listItem w:displayText="ПДС / КЦВ: Работа ЭМО1" w:value="ПДС / КЦВ: Работа ЭМО1"/>
+                  <w:listItem w:displayText="ПДС / КЦВ: Работа ЭМО2" w:value="ПДС / КЦВ: Работа ЭМО2"/>
+                  <w:listItem w:displayText="ПДС / ПДС: Функция введена в работу" w:value="ПДС / ПДС: Функция введена в работу"/>
+                  <w:listItem w:displayText="ПДС / ПДС: Функция оперативно выведена из работы" w:value="ПДС / ПДС: Функция оперативно выведена из работы"/>
+                  <w:listItem w:displayText="ПДС НКУ / SA1: Цепь управления введена" w:value="ПДС НКУ / SA1: Цепь управления введена"/>
+                  <w:listItem w:displayText="ПДС НКУ / SA2: Цепь управления введена" w:value="ПДС НКУ / SA2: Цепь управления введена"/>
+                  <w:listItem w:displayText="ПДС НКУ / SA3: Цепь управления введена" w:value="ПДС НКУ / SA3: Цепь управления введена"/>
+                  <w:listItem w:displayText="ПДС НКУ / SA4: Цепь управления введена" w:value="ПДС НКУ / SA4: Цепь управления введена"/>
+                  <w:listItem w:displayText="ПДС НКУ / SG1: Рабочее положение испытательного блока" w:value="ПДС НКУ / SG1: Рабочее положение испытательного блока"/>
+                  <w:listItem w:displayText="ПДС НКУ / SG2: Рабочее положение испытательного блока" w:value="ПДС НКУ / SG2: Рабочее положение испытательного блока"/>
+                  <w:listItem w:displayText="ПДС НКУ / SG3: Рабочее положение испытательного блока" w:value="ПДС НКУ / SG3: Рабочее положение испытательного блока"/>
+                  <w:listItem w:displayText="ПДС НКУ / Дверь: Дверь отсека/ шкафа закрыта" w:value="ПДС НКУ / Дверь: Дверь отсека/ шкафа закрыта"/>
+                  <w:listItem w:displayText="ПДС НКУ / Дверь: Дверь отсека/ шкафа открыта" w:value="ПДС НКУ / Дверь: Дверь отсека/ шкафа открыта"/>
+                  <w:listItem w:displayText="ПДС НКУ / ОТ ОБР 1: Неисправность оперативного тока цепей ОБР 1" w:value="ПДС НКУ / ОТ ОБР 1: Неисправность оперативного тока цепей ОБР 1"/>
+                  <w:listItem w:displayText="ПДС НКУ / ОТ ОБР 2: Неисправность оперативного тока цепей ОБР 2" w:value="ПДС НКУ / ОТ ОБР 2: Неисправность оперативного тока цепей ОБР 2"/>
+                  <w:listItem w:displayText="ПДС НКУ / ОТ ЦСВ: Неисправность ОТ цепей сигнализации В" w:value="ПДС НКУ / ОТ ЦСВ: Неисправность ОТ цепей сигнализации В"/>
+                  <w:listItem w:displayText="ПДС НКУ / ОТ ЭМО1, ЭМВ: Неисправность оперативного тока цепей ЭМВ, ЭМО1" w:value="ПДС НКУ / ОТ ЭМО1, ЭМВ: Неисправность оперативного тока цепей ЭМВ, ЭМО1"/>
+                  <w:listItem w:displayText="ПДС НКУ / ОТ ЭМО2: Неисправность оперативного тока цепей ЭМО2" w:value="ПДС НКУ / ОТ ЭМО2: Неисправность оперативного тока цепей ЭМО2"/>
+                  <w:listItem w:displayText="ПДС НКУ / ПДС НКУ: Функция введена в работу" w:value="ПДС НКУ / ПДС НКУ: Функция введена в работу"/>
+                  <w:listItem w:displayText="ПДС НКУ / ПДС НКУ: Функция оперативно выведена из работы" w:value="ПДС НКУ / ПДС НКУ: Функция оперативно выведена из работы"/>
+                  <w:listItem w:displayText="ПДС НКУ / Пер.ав.дебл.см.яч.: Цепи аварийной деблокировки ячейки выведены" w:value="ПДС НКУ / Пер.ав.дебл.см.яч.: Цепи аварийной деблокировки ячейки выведены"/>
+                  <w:listItem w:displayText="ПС / ПС: Пуск предупредительной сигнализации" w:value="ПС / ПС: Пуск предупредительной сигнализации"/>
+                  <w:listItem w:displayText="ПС / ПС: Пуск предупредительной сигнализации (импульс)" w:value="ПС / ПС: Пуск предупредительной сигнализации (импульс)"/>
+                  <w:listItem w:displayText="СС / СС: БИ выведены" w:value="СС / СС: БИ выведены"/>
+                  <w:listItem w:displayText="СС / СС: Выходные цепи разобраны" w:value="СС / СС: Выходные цепи разобраны"/>
+                  <w:listItem w:displayText="СС / СС: Неисправность КА" w:value="СС / СС: Неисправность КА"/>
+                  <w:listItem w:displayText="СС / СС: Общий внешний сигнал" w:value="СС / СС: Общий внешний сигнал"/>
+                  <w:listItem w:displayText="СС / СС: Превышение времени переключения КА" w:value="СС / СС: Превышение времени переключения КА"/>
+                  <w:listItem w:displayText="СС / СС: Сигнализация цепей опер.тока" w:value="СС / СС: Сигнализация цепей опер.тока"/>
                   <w:listItem w:displayText="ТЗНП / АУ ТЗНП: Пуск автоматического ускорения ТЗНП" w:value="ТЗНП / АУ ТЗНП: Пуск автоматического ускорения ТЗНП"/>
                   <w:listItem w:displayText="ТЗНП / БНТ НП: Пуск БНТ НП" w:value="ТЗНП / БНТ НП: Пуск БНТ НП"/>
                   <w:listItem w:displayText="ТЗНП / БЧС: Блокировка чувствительных ступеней" w:value="ТЗНП / БЧС: Блокировка чувствительных ступеней"/>
@@ -4599,6 +5798,11 @@
                   <w:listItem w:displayText="ТК ЗДЗ / ТК ЗДЗ: Пуск ИО тока" w:value="ТК ЗДЗ / ТК ЗДЗ: Пуск ИО тока"/>
                   <w:listItem w:displayText="ТК ЗДЗ / ТК ЗДЗ: Функция введена в работу" w:value="ТК ЗДЗ / ТК ЗДЗ: Функция введена в работу"/>
                   <w:listItem w:displayText="ТК ЗДЗ / ТК ЗДЗ: Функция оперативно выведена из работы" w:value="ТК ЗДЗ / ТК ЗДЗ: Функция оперативно выведена из работы"/>
+                  <w:listItem w:displayText="УВ / УВ: Включение с контролем синхронизма" w:value="УВ / УВ: Включение с контролем синхронизма"/>
+                  <w:listItem w:displayText="УВ / УВ: Включить выключатель" w:value="УВ / УВ: Включить выключатель"/>
+                  <w:listItem w:displayText="УВ / УВ: Задержка включения с контролем синхронизма" w:value="УВ / УВ: Задержка включения с контролем синхронизма"/>
+                  <w:listItem w:displayText="УВ / УВ: Функция введена в работу" w:value="УВ / УВ: Функция введена в работу"/>
+                  <w:listItem w:displayText="УВ / УВ: Функция оперативно выведена из работы" w:value="УВ / УВ: Функция оперативно выведена из работы"/>
                   <w:listItem w:displayText="УРОВ / УРОВ: Пуск" w:value="УРОВ / УРОВ: Пуск"/>
                   <w:listItem w:displayText="УРОВ / УРОВ: Пуск ИО максимального тока" w:value="УРОВ / УРОВ: Пуск ИО максимального тока"/>
                   <w:listItem w:displayText="УРОВ / УРОВ: Срабатывание" w:value="УРОВ / УРОВ: Срабатывание"/>
@@ -4914,6 +6118,38 @@
                   <w:listItem w:displayText="ЗОП / ЗОП: Срабатывание на сигнал" w:value="ЗОП / ЗОП: Срабатывание на сигнал"/>
                   <w:listItem w:displayText="ЗОП / ЗОП: Функция введена в работу" w:value="ЗОП / ЗОП: Функция введена в работу"/>
                   <w:listItem w:displayText="ЗОП / ЗОП: Функция оперативно выведена из работы" w:value="ЗОП / ЗОП: Функция оперативно выведена из работы"/>
+                  <w:listItem w:displayText="КА / В: Выключатель включен" w:value="КА / В: Выключатель включен"/>
+                  <w:listItem w:displayText="КА / В: Выключатель отключен" w:value="КА / В: Выключатель отключен"/>
+                  <w:listItem w:displayText="КА / В: Команда «включить» выключатель через выходное реле" w:value="КА / В: Команда «включить» выключатель через выходное реле"/>
+                  <w:listItem w:displayText="КА / В: Команда «отключить» выключатель через выходное реле" w:value="КА / В: Команда «отключить» выключатель через выходное реле"/>
+                  <w:listItem w:displayText="КА / В: Неисправное положение выключателя" w:value="КА / В: Неисправное положение выключателя"/>
+                  <w:listItem w:displayText="КА / В: Промежуточное положение выключателя" w:value="КА / В: Промежуточное положение выключателя"/>
+                  <w:listItem w:displayText="КА / В: Функция введена в работу" w:value="КА / В: Функция введена в работу"/>
+                  <w:listItem w:displayText="КА / ВЭ1: Команда «вкатить» выкатной элемент через выходное реле" w:value="КА / ВЭ1: Команда «вкатить» выкатной элемент через выходное реле"/>
+                  <w:listItem w:displayText="КА / ВЭ1: Команда «выкатить» выкатной элемент через выходное реле" w:value="КА / ВЭ1: Команда «выкатить» выкатной элемент через выходное реле"/>
+                  <w:listItem w:displayText="КА / ВЭ1: Неисправное положение выкатного элемента" w:value="КА / ВЭ1: Неисправное положение выкатного элемента"/>
+                  <w:listItem w:displayText="КА / ВЭ1: Положение выкатного элемента «Вкачен»" w:value="КА / ВЭ1: Положение выкатного элемента «Вкачен»"/>
+                  <w:listItem w:displayText="КА / ВЭ1: Положение выкатного элемента «Выкачен»" w:value="КА / ВЭ1: Положение выкатного элемента «Выкачен»"/>
+                  <w:listItem w:displayText="КА / ВЭ1: Промежуточное положение выкатного элемента" w:value="КА / ВЭ1: Промежуточное положение выкатного элемента"/>
+                  <w:listItem w:displayText="КА / ВЭ1: Ремонтное положение выкатного элемента" w:value="КА / ВЭ1: Ремонтное положение выкатного элемента"/>
+                  <w:listItem w:displayText="КА / ВЭ1: Функция введена в работу" w:value="КА / ВЭ1: Функция введена в работу"/>
+                  <w:listItem w:displayText="КА / ВЭ2: Команда «вкатить» выкатной элемент через выходное реле" w:value="КА / ВЭ2: Команда «вкатить» выкатной элемент через выходное реле"/>
+                  <w:listItem w:displayText="КА / ВЭ2: Команда «выкатить» выкатной элемент через выходное реле" w:value="КА / ВЭ2: Команда «выкатить» выкатной элемент через выходное реле"/>
+                  <w:listItem w:displayText="КА / ВЭ2: Неисправное положение выкатного элемента" w:value="КА / ВЭ2: Неисправное положение выкатного элемента"/>
+                  <w:listItem w:displayText="КА / ВЭ2: Положение выкатного элемента «Вкачен»" w:value="КА / ВЭ2: Положение выкатного элемента «Вкачен»"/>
+                  <w:listItem w:displayText="КА / ВЭ2: Положение выкатного элемента «Выкачен»" w:value="КА / ВЭ2: Положение выкатного элемента «Выкачен»"/>
+                  <w:listItem w:displayText="КА / ВЭ2: Промежуточное положение выкатного элемента" w:value="КА / ВЭ2: Промежуточное положение выкатного элемента"/>
+                  <w:listItem w:displayText="КА / ВЭ2: Ремонтное положение выкатного элемента" w:value="КА / ВЭ2: Ремонтное положение выкатного элемента"/>
+                  <w:listItem w:displayText="КА / ВЭ2: Функция введена в работу" w:value="КА / ВЭ2: Функция введена в работу"/>
+                  <w:listItem w:displayText="КА / ЗН: Заземляющий нож включен" w:value="КА / ЗН: Заземляющий нож включен"/>
+                  <w:listItem w:displayText="КА / ЗН: Заземляющий нож отключен" w:value="КА / ЗН: Заземляющий нож отключен"/>
+                  <w:listItem w:displayText="КА / ЗН: Команда «включить» заземляющий нож через выходное реле" w:value="КА / ЗН: Команда «включить» заземляющий нож через выходное реле"/>
+                  <w:listItem w:displayText="КА / ЗН: Команда «отключить» заземляющий нож через выходное реле" w:value="КА / ЗН: Команда «отключить» заземляющий нож через выходное реле"/>
+                  <w:listItem w:displayText="КА / ЗН: Неисправное положение заземляющего ножа" w:value="КА / ЗН: Неисправное положение заземляющего ножа"/>
+                  <w:listItem w:displayText="КА / ЗН: Промежуточное положение заземляющего ножа" w:value="КА / ЗН: Промежуточное положение заземляющего ножа"/>
+                  <w:listItem w:displayText="КА / ЗН: Функция введена в работу" w:value="КА / ЗН: Функция введена в работу"/>
+                  <w:listItem w:displayText="КА / КА: Функция введена в работу" w:value="КА / КА: Функция введена в работу"/>
+                  <w:listItem w:displayText="КА / КА: Функция оперативно выведена из работы" w:value="КА / КА: Функция оперативно выведена из работы"/>
                   <w:listItem w:displayText="КНН 1сш / КНН 1сш: Пуск" w:value="КНН 1сш / КНН 1сш: Пуск"/>
                   <w:listItem w:displayText="КНН 1сш / КНН 1сш: Пуск ИО напряжения" w:value="КНН 1сш / КНН 1сш: Пуск ИО напряжения"/>
                   <w:listItem w:displayText="КНН 1сш / КНН 1сш: Пуск ИО напряжения ОП" w:value="КНН 1сш / КНН 1сш: Пуск ИО напряжения ОП"/>
@@ -4934,6 +6170,68 @@
                   <w:listItem w:displayText="КОН 2сш / КОН 2сш: Пуск ИО напряжения ОП" w:value="КОН 2сш / КОН 2сш: Пуск ИО напряжения ОП"/>
                   <w:listItem w:displayText="КОН 2сш / КОН 2сш: Функция введена в работу" w:value="КОН 2сш / КОН 2сш: Функция введена в работу"/>
                   <w:listItem w:displayText="КОН 2сш / КОН 2сш: Функция оперативно выведена из работы" w:value="КОН 2сш / КОН 2сш: Функция оперативно выведена из работы"/>
+                  <w:listItem w:displayText="КП / КП: Идет переключение" w:value="КП / КП: Идет переключение"/>
+                  <w:listItem w:displayText="КП / КП: Функция введена в работу" w:value="КП / КП: Функция введена в работу"/>
+                  <w:listItem w:displayText="КП / КП: Функция оперативно выведена из работы" w:value="КП / КП: Функция оперативно выведена из работы"/>
+                  <w:listItem w:displayText="КП / ОБР В: Блокировка включения" w:value="КП / ОБР В: Блокировка включения"/>
+                  <w:listItem w:displayText="КП / ОБР В: Разрешить включение" w:value="КП / ОБР В: Разрешить включение"/>
+                  <w:listItem w:displayText="КП / ОБР ВЭ1: Разрешение управления первым выкатным элементом" w:value="КП / ОБР ВЭ1: Разрешение управления первым выкатным элементом"/>
+                  <w:listItem w:displayText="КП / ОБР ВЭ2: Разрешение управления вторым выкатным элементом" w:value="КП / ОБР ВЭ2: Разрешение управления вторым выкатным элементом"/>
+                  <w:listItem w:displayText="КП / ОБР ЗН: Разрешение управления заземляющим ножом" w:value="КП / ОБР ЗН: Разрешение управления заземляющим ножом"/>
+                  <w:listItem w:displayText="КП / УВ: Включение с контролем синхронизма" w:value="КП / УВ: Включение с контролем синхронизма"/>
+                  <w:listItem w:displayText="КП / УВ: Включить выключатель" w:value="КП / УВ: Включить выключатель"/>
+                  <w:listItem w:displayText="КП / УВ: Задержка включения с контролем синхронизма" w:value="КП / УВ: Задержка включения с контролем синхронизма"/>
+                  <w:listItem w:displayText="КП / УВ: Идет переключение" w:value="КП / УВ: Идет переключение"/>
+                  <w:listItem w:displayText="КП / УВ: Отключить выключатель" w:value="КП / УВ: Отключить выключатель"/>
+                  <w:listItem w:displayText="КП / УВ: Поведение местного управления" w:value="КП / УВ: Поведение местного управления"/>
+                  <w:listItem w:displayText="КП / УВ: Положение В (Включено)" w:value="КП / УВ: Положение В (Включено)"/>
+                  <w:listItem w:displayText="КП / УВ: Положение В (Не определено)" w:value="КП / УВ: Положение В (Не определено)"/>
+                  <w:listItem w:displayText="КП / УВ: Положение В (Неисправность)" w:value="КП / УВ: Положение В (Неисправность)"/>
+                  <w:listItem w:displayText="КП / УВ: Положение В (Отключено)" w:value="КП / УВ: Положение В (Отключено)"/>
+                  <w:listItem w:displayText="КП / УВ: Положение ключа режима управления" w:value="КП / УВ: Положение ключа режима управления"/>
+                  <w:listItem w:displayText="КП / УВ: Право переключения на уровне станции" w:value="КП / УВ: Право переключения на уровне станции"/>
+                  <w:listItem w:displayText="КП / УВ: Сигнал превышения допустимого времени переключения" w:value="КП / УВ: Сигнал превышения допустимого времени переключения"/>
+                  <w:listItem w:displayText="КП / УВ: Функция введена в работу" w:value="КП / УВ: Функция введена в работу"/>
+                  <w:listItem w:displayText="КП / УВЭ1: Вкатить первый выкатной элемент" w:value="КП / УВЭ1: Вкатить первый выкатной элемент"/>
+                  <w:listItem w:displayText="КП / УВЭ1: Выкатить первый выкатной элемент" w:value="КП / УВЭ1: Выкатить первый выкатной элемент"/>
+                  <w:listItem w:displayText="КП / УВЭ1: Идет переключение" w:value="КП / УВЭ1: Идет переключение"/>
+                  <w:listItem w:displayText="КП / УВЭ1: Поведение местного управления" w:value="КП / УВЭ1: Поведение местного управления"/>
+                  <w:listItem w:displayText="КП / УВЭ1: Положение ВЭ1 (Вкачен)" w:value="КП / УВЭ1: Положение ВЭ1 (Вкачен)"/>
+                  <w:listItem w:displayText="КП / УВЭ1: Положение ВЭ1 (Выкачен)" w:value="КП / УВЭ1: Положение ВЭ1 (Выкачен)"/>
+                  <w:listItem w:displayText="КП / УВЭ1: Положение ВЭ1 (Не определено)" w:value="КП / УВЭ1: Положение ВЭ1 (Не определено)"/>
+                  <w:listItem w:displayText="КП / УВЭ1: Положение ВЭ1 (Неисправность)" w:value="КП / УВЭ1: Положение ВЭ1 (Неисправность)"/>
+                  <w:listItem w:displayText="КП / УВЭ1: Положение ключа режима управления" w:value="КП / УВЭ1: Положение ключа режима управления"/>
+                  <w:listItem w:displayText="КП / УВЭ1: Право переключения на уровне станции" w:value="КП / УВЭ1: Право переключения на уровне станции"/>
+                  <w:listItem w:displayText="КП / УВЭ1: Сигнал превышения допустимого времени переключения" w:value="КП / УВЭ1: Сигнал превышения допустимого времени переключения"/>
+                  <w:listItem w:displayText="КП / УВЭ1: Функция введена в работу" w:value="КП / УВЭ1: Функция введена в работу"/>
+                  <w:listItem w:displayText="КП / УВЭ2: Вкатить второй выкатной элемент" w:value="КП / УВЭ2: Вкатить второй выкатной элемент"/>
+                  <w:listItem w:displayText="КП / УВЭ2: Выкатить второй выкатной элемент" w:value="КП / УВЭ2: Выкатить второй выкатной элемент"/>
+                  <w:listItem w:displayText="КП / УВЭ2: Идет переключение" w:value="КП / УВЭ2: Идет переключение"/>
+                  <w:listItem w:displayText="КП / УВЭ2: Поведение местного управления" w:value="КП / УВЭ2: Поведение местного управления"/>
+                  <w:listItem w:displayText="КП / УВЭ2: Положение ВЭ2 (Вкачен)" w:value="КП / УВЭ2: Положение ВЭ2 (Вкачен)"/>
+                  <w:listItem w:displayText="КП / УВЭ2: Положение ВЭ2 (Выкачен)" w:value="КП / УВЭ2: Положение ВЭ2 (Выкачен)"/>
+                  <w:listItem w:displayText="КП / УВЭ2: Положение ВЭ2 (Не определено)" w:value="КП / УВЭ2: Положение ВЭ2 (Не определено)"/>
+                  <w:listItem w:displayText="КП / УВЭ2: Положение ВЭ2 (Неисправность)" w:value="КП / УВЭ2: Положение ВЭ2 (Неисправность)"/>
+                  <w:listItem w:displayText="КП / УВЭ2: Положение ключа режима управления" w:value="КП / УВЭ2: Положение ключа режима управления"/>
+                  <w:listItem w:displayText="КП / УВЭ2: Право переключения на уровне станции" w:value="КП / УВЭ2: Право переключения на уровне станции"/>
+                  <w:listItem w:displayText="КП / УВЭ2: Сигнал превышения допустимого времени переключения" w:value="КП / УВЭ2: Сигнал превышения допустимого времени переключения"/>
+                  <w:listItem w:displayText="КП / УВЭ2: Функция введена в работу" w:value="КП / УВЭ2: Функция введена в работу"/>
+                  <w:listItem w:displayText="КП / УЗН: Включить заземляющий нож" w:value="КП / УЗН: Включить заземляющий нож"/>
+                  <w:listItem w:displayText="КП / УЗН: Идет переключение" w:value="КП / УЗН: Идет переключение"/>
+                  <w:listItem w:displayText="КП / УЗН: Отключить заземляющий нож" w:value="КП / УЗН: Отключить заземляющий нож"/>
+                  <w:listItem w:displayText="КП / УЗН: Поведение местного управления" w:value="КП / УЗН: Поведение местного управления"/>
+                  <w:listItem w:displayText="КП / УЗН: Положение ЗН (Включено)" w:value="КП / УЗН: Положение ЗН (Включено)"/>
+                  <w:listItem w:displayText="КП / УЗН: Положение ЗН (Не определено)" w:value="КП / УЗН: Положение ЗН (Не определено)"/>
+                  <w:listItem w:displayText="КП / УЗН: Положение ЗН (Неисправность)" w:value="КП / УЗН: Положение ЗН (Неисправность)"/>
+                  <w:listItem w:displayText="КП / УЗН: Положение ЗН (Отключено)" w:value="КП / УЗН: Положение ЗН (Отключено)"/>
+                  <w:listItem w:displayText="КП / УЗН: Положение ключа режима управления" w:value="КП / УЗН: Положение ключа режима управления"/>
+                  <w:listItem w:displayText="КП / УЗН: Право переключения на уровне станции" w:value="КП / УЗН: Право переключения на уровне станции"/>
+                  <w:listItem w:displayText="КП / УЗН: Сигнал превышения допустимого времени переключения" w:value="КП / УЗН: Сигнал превышения допустимого времени переключения"/>
+                  <w:listItem w:displayText="КП / УЗН: Функция введена в работу" w:value="КП / УЗН: Функция введена в работу"/>
+                  <w:listItem w:displayText="КРВ / КРВ: Превышен коммутационный ресурс выключателя" w:value="КРВ / КРВ: Превышен коммутационный ресурс выключателя"/>
+                  <w:listItem w:displayText="КРВ / КРВ: Превышен механический ресурс выключателя" w:value="КРВ / КРВ: Превышен механический ресурс выключателя"/>
+                  <w:listItem w:displayText="КРВ / КРВ: Превышен ресурс выключателя" w:value="КРВ / КРВ: Превышен ресурс выключателя"/>
+                  <w:listItem w:displayText="КРВ / КРВ: Функция введена в работу" w:value="КРВ / КРВ: Функция введена в работу"/>
                   <w:listItem w:displayText="КС / КС: Блокировка по скорости изменения частоты" w:value="КС / КС: Блокировка по скорости изменения частоты"/>
                   <w:listItem w:displayText="КС / КС: Нет условий по напряжению" w:value="КС / КС: Нет условий по напряжению"/>
                   <w:listItem w:displayText="КС / КС: Нет условий по углу" w:value="КС / КС: Нет условий по углу"/>
@@ -4946,6 +6244,18 @@
                   <w:listItem w:displayText="КС / КС: Разрешение оперативного включения" w:value="КС / КС: Разрешение оперативного включения"/>
                   <w:listItem w:displayText="КС / КС: Функция введена в работу" w:value="КС / КС: Функция введена в работу"/>
                   <w:listItem w:displayText="КС / КС: Функция оперативно выведена из работы" w:value="КС / КС: Функция оперативно выведена из работы"/>
+                  <w:listItem w:displayText="КСВ / КСВ: Блокировка включения В" w:value="КСВ / КСВ: Блокировка включения В"/>
+                  <w:listItem w:displayText="КСВ / КСВ: Блокировка отключения В" w:value="КСВ / КСВ: Блокировка отключения В"/>
+                  <w:listItem w:displayText="КСВ / КСВ: В аварийно отключен" w:value="КСВ / КСВ: В аварийно отключен"/>
+                  <w:listItem w:displayText="КСВ / КСВ: В самопроизвольно отключен" w:value="КСВ / КСВ: В самопроизвольно отключен"/>
+                  <w:listItem w:displayText="КСВ / КСВ: Защита ЭМВ" w:value="КСВ / КСВ: Защита ЭМВ"/>
+                  <w:listItem w:displayText="КСВ / КСВ: Защита ЭМО1" w:value="КСВ / КСВ: Защита ЭМО1"/>
+                  <w:listItem w:displayText="КСВ / КСВ: Защита ЭМО2" w:value="КСВ / КСВ: Защита ЭМО2"/>
+                  <w:listItem w:displayText="КСВ / КСВ: Неисправность В" w:value="КСВ / КСВ: Неисправность В"/>
+                  <w:listItem w:displayText="КСВ / КСВ: Неисправность цепей ЭМУ" w:value="КСВ / КСВ: Неисправность цепей ЭМУ"/>
+                  <w:listItem w:displayText="КСВ / КСВ: Реле фиксации команды" w:value="КСВ / КСВ: Реле фиксации команды"/>
+                  <w:listItem w:displayText="КСВ / КСВ: Функция введена в работу" w:value="КСВ / КСВ: Функция введена в работу"/>
+                  <w:listItem w:displayText="КСВ / КСВ: Функция оперативно выведена из работы" w:value="КСВ / КСВ: Функция оперативно выведена из работы"/>
                   <w:listItem w:displayText="ЛЗШ / ЛЗШ: Обнаружение неисправности" w:value="ЛЗШ / ЛЗШ: Обнаружение неисправности"/>
                   <w:listItem w:displayText="ЛЗШ / ЛЗШ: Пуск" w:value="ЛЗШ / ЛЗШ: Пуск"/>
                   <w:listItem w:displayText="ЛЗШ / ЛЗШ: Пуск ИО тока по фазе B" w:value="ЛЗШ / ЛЗШ: Пуск ИО тока по фазе B"/>
@@ -5038,6 +6348,57 @@
                   <w:listItem w:displayText="МТЗ / ОНМ: Пуск по фазе C" w:value="МТЗ / ОНМ: Пуск по фазе C"/>
                   <w:listItem w:displayText="МТЗ / ОНМ: Пуск по фазе А" w:value="МТЗ / ОНМ: Пуск по фазе А"/>
                   <w:listItem w:displayText="МТЗ / ОУ МТЗ: Срабатывание" w:value="МТЗ / ОУ МТЗ: Срабатывание"/>
+                  <w:listItem w:displayText="ПДС / В: Поведение местного управления" w:value="ПДС / В: Поведение местного управления"/>
+                  <w:listItem w:displayText="ПДС / В: Положение ключа режима управления" w:value="ПДС / В: Положение ключа режима управления"/>
+                  <w:listItem w:displayText="ПДС / В: Положение ключа режима управления привода В" w:value="ПДС / В: Положение ключа режима управления привода В"/>
+                  <w:listItem w:displayText="ПДС / В: Право переключения на уровне станции" w:value="ПДС / В: Право переключения на уровне станции"/>
+                  <w:listItem w:displayText="ПДС / ВЭ1: Поведение местного управления" w:value="ПДС / ВЭ1: Поведение местного управления"/>
+                  <w:listItem w:displayText="ПДС / ВЭ1: Положение ключа режима управления" w:value="ПДС / ВЭ1: Положение ключа режима управления"/>
+                  <w:listItem w:displayText="ПДС / ВЭ1: Право переключения на уровне станции" w:value="ПДС / ВЭ1: Право переключения на уровне станции"/>
+                  <w:listItem w:displayText="ПДС / ВЭ1: Ремонтное положение коммутационного аппарата" w:value="ПДС / ВЭ1: Ремонтное положение коммутационного аппарата"/>
+                  <w:listItem w:displayText="ПДС / ВЭ2: Поведение местного управления" w:value="ПДС / ВЭ2: Поведение местного управления"/>
+                  <w:listItem w:displayText="ПДС / ВЭ2: Положение ключа режима управления" w:value="ПДС / ВЭ2: Положение ключа режима управления"/>
+                  <w:listItem w:displayText="ПДС / ВЭ2: Право переключения на уровне станции" w:value="ПДС / ВЭ2: Право переключения на уровне станции"/>
+                  <w:listItem w:displayText="ПДС / ВЭ2: Ремонтное положение коммутационного аппарата" w:value="ПДС / ВЭ2: Ремонтное положение коммутационного аппарата"/>
+                  <w:listItem w:displayText="ПДС / ЗН: Поведение местного управления" w:value="ПДС / ЗН: Поведение местного управления"/>
+                  <w:listItem w:displayText="ПДС / ЗН: Положение ключа режима управления" w:value="ПДС / ЗН: Положение ключа режима управления"/>
+                  <w:listItem w:displayText="ПДС / ЗН: Право переключения на уровне станции" w:value="ПДС / ЗН: Право переключения на уровне станции"/>
+                  <w:listItem w:displayText="ПДС / КИ: Аварийный уровень изоляции" w:value="ПДС / КИ: Аварийный уровень изоляции"/>
+                  <w:listItem w:displayText="ПДС / КИ: Низкий уровень изоляции" w:value="ПДС / КИ: Низкий уровень изоляции"/>
+                  <w:listItem w:displayText="ПДС / КПруж: Пружина не заведена" w:value="ПДС / КПруж: Пружина не заведена"/>
+                  <w:listItem w:displayText="ПДС / КЦВ: Контроль цепи ЭМВ" w:value="ПДС / КЦВ: Контроль цепи ЭМВ"/>
+                  <w:listItem w:displayText="ПДС / КЦВ: Контроль цепи ЭМО1" w:value="ПДС / КЦВ: Контроль цепи ЭМО1"/>
+                  <w:listItem w:displayText="ПДС / КЦВ: Контроль цепи ЭМО2" w:value="ПДС / КЦВ: Контроль цепи ЭМО2"/>
+                  <w:listItem w:displayText="ПДС / КЦВ: Работа ЭМВ" w:value="ПДС / КЦВ: Работа ЭМВ"/>
+                  <w:listItem w:displayText="ПДС / КЦВ: Работа ЭМО1" w:value="ПДС / КЦВ: Работа ЭМО1"/>
+                  <w:listItem w:displayText="ПДС / КЦВ: Работа ЭМО2" w:value="ПДС / КЦВ: Работа ЭМО2"/>
+                  <w:listItem w:displayText="ПДС / ПДС: Функция введена в работу" w:value="ПДС / ПДС: Функция введена в работу"/>
+                  <w:listItem w:displayText="ПДС / ПДС: Функция оперативно выведена из работы" w:value="ПДС / ПДС: Функция оперативно выведена из работы"/>
+                  <w:listItem w:displayText="ПДС НКУ / SA1: Цепь управления введена" w:value="ПДС НКУ / SA1: Цепь управления введена"/>
+                  <w:listItem w:displayText="ПДС НКУ / SA2: Цепь управления введена" w:value="ПДС НКУ / SA2: Цепь управления введена"/>
+                  <w:listItem w:displayText="ПДС НКУ / SA3: Цепь управления введена" w:value="ПДС НКУ / SA3: Цепь управления введена"/>
+                  <w:listItem w:displayText="ПДС НКУ / SA4: Цепь управления введена" w:value="ПДС НКУ / SA4: Цепь управления введена"/>
+                  <w:listItem w:displayText="ПДС НКУ / SG1: Рабочее положение испытательного блока" w:value="ПДС НКУ / SG1: Рабочее положение испытательного блока"/>
+                  <w:listItem w:displayText="ПДС НКУ / SG2: Рабочее положение испытательного блока" w:value="ПДС НКУ / SG2: Рабочее положение испытательного блока"/>
+                  <w:listItem w:displayText="ПДС НКУ / SG3: Рабочее положение испытательного блока" w:value="ПДС НКУ / SG3: Рабочее положение испытательного блока"/>
+                  <w:listItem w:displayText="ПДС НКУ / Дверь: Дверь отсека/ шкафа закрыта" w:value="ПДС НКУ / Дверь: Дверь отсека/ шкафа закрыта"/>
+                  <w:listItem w:displayText="ПДС НКУ / Дверь: Дверь отсека/ шкафа открыта" w:value="ПДС НКУ / Дверь: Дверь отсека/ шкафа открыта"/>
+                  <w:listItem w:displayText="ПДС НКУ / ОТ ОБР 1: Неисправность оперативного тока цепей ОБР 1" w:value="ПДС НКУ / ОТ ОБР 1: Неисправность оперативного тока цепей ОБР 1"/>
+                  <w:listItem w:displayText="ПДС НКУ / ОТ ОБР 2: Неисправность оперативного тока цепей ОБР 2" w:value="ПДС НКУ / ОТ ОБР 2: Неисправность оперативного тока цепей ОБР 2"/>
+                  <w:listItem w:displayText="ПДС НКУ / ОТ ЦСВ: Неисправность ОТ цепей сигнализации В" w:value="ПДС НКУ / ОТ ЦСВ: Неисправность ОТ цепей сигнализации В"/>
+                  <w:listItem w:displayText="ПДС НКУ / ОТ ЭМО1, ЭМВ: Неисправность оперативного тока цепей ЭМВ, ЭМО1" w:value="ПДС НКУ / ОТ ЭМО1, ЭМВ: Неисправность оперативного тока цепей ЭМВ, ЭМО1"/>
+                  <w:listItem w:displayText="ПДС НКУ / ОТ ЭМО2: Неисправность оперативного тока цепей ЭМО2" w:value="ПДС НКУ / ОТ ЭМО2: Неисправность оперативного тока цепей ЭМО2"/>
+                  <w:listItem w:displayText="ПДС НКУ / ПДС НКУ: Функция введена в работу" w:value="ПДС НКУ / ПДС НКУ: Функция введена в работу"/>
+                  <w:listItem w:displayText="ПДС НКУ / ПДС НКУ: Функция оперативно выведена из работы" w:value="ПДС НКУ / ПДС НКУ: Функция оперативно выведена из работы"/>
+                  <w:listItem w:displayText="ПДС НКУ / Пер.ав.дебл.см.яч.: Цепи аварийной деблокировки ячейки выведены" w:value="ПДС НКУ / Пер.ав.дебл.см.яч.: Цепи аварийной деблокировки ячейки выведены"/>
+                  <w:listItem w:displayText="ПС / ПС: Пуск предупредительной сигнализации" w:value="ПС / ПС: Пуск предупредительной сигнализации"/>
+                  <w:listItem w:displayText="ПС / ПС: Пуск предупредительной сигнализации (импульс)" w:value="ПС / ПС: Пуск предупредительной сигнализации (импульс)"/>
+                  <w:listItem w:displayText="СС / СС: БИ выведены" w:value="СС / СС: БИ выведены"/>
+                  <w:listItem w:displayText="СС / СС: Выходные цепи разобраны" w:value="СС / СС: Выходные цепи разобраны"/>
+                  <w:listItem w:displayText="СС / СС: Неисправность КА" w:value="СС / СС: Неисправность КА"/>
+                  <w:listItem w:displayText="СС / СС: Общий внешний сигнал" w:value="СС / СС: Общий внешний сигнал"/>
+                  <w:listItem w:displayText="СС / СС: Превышение времени переключения КА" w:value="СС / СС: Превышение времени переключения КА"/>
+                  <w:listItem w:displayText="СС / СС: Сигнализация цепей опер.тока" w:value="СС / СС: Сигнализация цепей опер.тока"/>
                   <w:listItem w:displayText="ТЗНП / АУ ТЗНП: Пуск автоматического ускорения ТЗНП" w:value="ТЗНП / АУ ТЗНП: Пуск автоматического ускорения ТЗНП"/>
                   <w:listItem w:displayText="ТЗНП / БНТ НП: Пуск БНТ НП" w:value="ТЗНП / БНТ НП: Пуск БНТ НП"/>
                   <w:listItem w:displayText="ТЗНП / БЧС: Блокировка чувствительных ступеней" w:value="ТЗНП / БЧС: Блокировка чувствительных ступеней"/>
@@ -5077,6 +6438,11 @@
                   <w:listItem w:displayText="ТК ЗДЗ / ТК ЗДЗ: Пуск ИО тока" w:value="ТК ЗДЗ / ТК ЗДЗ: Пуск ИО тока"/>
                   <w:listItem w:displayText="ТК ЗДЗ / ТК ЗДЗ: Функция введена в работу" w:value="ТК ЗДЗ / ТК ЗДЗ: Функция введена в работу"/>
                   <w:listItem w:displayText="ТК ЗДЗ / ТК ЗДЗ: Функция оперативно выведена из работы" w:value="ТК ЗДЗ / ТК ЗДЗ: Функция оперативно выведена из работы"/>
+                  <w:listItem w:displayText="УВ / УВ: Включение с контролем синхронизма" w:value="УВ / УВ: Включение с контролем синхронизма"/>
+                  <w:listItem w:displayText="УВ / УВ: Включить выключатель" w:value="УВ / УВ: Включить выключатель"/>
+                  <w:listItem w:displayText="УВ / УВ: Задержка включения с контролем синхронизма" w:value="УВ / УВ: Задержка включения с контролем синхронизма"/>
+                  <w:listItem w:displayText="УВ / УВ: Функция введена в работу" w:value="УВ / УВ: Функция введена в работу"/>
+                  <w:listItem w:displayText="УВ / УВ: Функция оперативно выведена из работы" w:value="УВ / УВ: Функция оперативно выведена из работы"/>
                   <w:listItem w:displayText="УРОВ / УРОВ: Пуск" w:value="УРОВ / УРОВ: Пуск"/>
                   <w:listItem w:displayText="УРОВ / УРОВ: Пуск ИО максимального тока" w:value="УРОВ / УРОВ: Пуск ИО максимального тока"/>
                   <w:listItem w:displayText="УРОВ / УРОВ: Срабатывание" w:value="УРОВ / УРОВ: Срабатывание"/>
@@ -5392,6 +6758,38 @@
                   <w:listItem w:displayText="ЗОП / ЗОП: Срабатывание на сигнал" w:value="ЗОП / ЗОП: Срабатывание на сигнал"/>
                   <w:listItem w:displayText="ЗОП / ЗОП: Функция введена в работу" w:value="ЗОП / ЗОП: Функция введена в работу"/>
                   <w:listItem w:displayText="ЗОП / ЗОП: Функция оперативно выведена из работы" w:value="ЗОП / ЗОП: Функция оперативно выведена из работы"/>
+                  <w:listItem w:displayText="КА / В: Выключатель включен" w:value="КА / В: Выключатель включен"/>
+                  <w:listItem w:displayText="КА / В: Выключатель отключен" w:value="КА / В: Выключатель отключен"/>
+                  <w:listItem w:displayText="КА / В: Команда «включить» выключатель через выходное реле" w:value="КА / В: Команда «включить» выключатель через выходное реле"/>
+                  <w:listItem w:displayText="КА / В: Команда «отключить» выключатель через выходное реле" w:value="КА / В: Команда «отключить» выключатель через выходное реле"/>
+                  <w:listItem w:displayText="КА / В: Неисправное положение выключателя" w:value="КА / В: Неисправное положение выключателя"/>
+                  <w:listItem w:displayText="КА / В: Промежуточное положение выключателя" w:value="КА / В: Промежуточное положение выключателя"/>
+                  <w:listItem w:displayText="КА / В: Функция введена в работу" w:value="КА / В: Функция введена в работу"/>
+                  <w:listItem w:displayText="КА / ВЭ1: Команда «вкатить» выкатной элемент через выходное реле" w:value="КА / ВЭ1: Команда «вкатить» выкатной элемент через выходное реле"/>
+                  <w:listItem w:displayText="КА / ВЭ1: Команда «выкатить» выкатной элемент через выходное реле" w:value="КА / ВЭ1: Команда «выкатить» выкатной элемент через выходное реле"/>
+                  <w:listItem w:displayText="КА / ВЭ1: Неисправное положение выкатного элемента" w:value="КА / ВЭ1: Неисправное положение выкатного элемента"/>
+                  <w:listItem w:displayText="КА / ВЭ1: Положение выкатного элемента «Вкачен»" w:value="КА / ВЭ1: Положение выкатного элемента «Вкачен»"/>
+                  <w:listItem w:displayText="КА / ВЭ1: Положение выкатного элемента «Выкачен»" w:value="КА / ВЭ1: Положение выкатного элемента «Выкачен»"/>
+                  <w:listItem w:displayText="КА / ВЭ1: Промежуточное положение выкатного элемента" w:value="КА / ВЭ1: Промежуточное положение выкатного элемента"/>
+                  <w:listItem w:displayText="КА / ВЭ1: Ремонтное положение выкатного элемента" w:value="КА / ВЭ1: Ремонтное положение выкатного элемента"/>
+                  <w:listItem w:displayText="КА / ВЭ1: Функция введена в работу" w:value="КА / ВЭ1: Функция введена в работу"/>
+                  <w:listItem w:displayText="КА / ВЭ2: Команда «вкатить» выкатной элемент через выходное реле" w:value="КА / ВЭ2: Команда «вкатить» выкатной элемент через выходное реле"/>
+                  <w:listItem w:displayText="КА / ВЭ2: Команда «выкатить» выкатной элемент через выходное реле" w:value="КА / ВЭ2: Команда «выкатить» выкатной элемент через выходное реле"/>
+                  <w:listItem w:displayText="КА / ВЭ2: Неисправное положение выкатного элемента" w:value="КА / ВЭ2: Неисправное положение выкатного элемента"/>
+                  <w:listItem w:displayText="КА / ВЭ2: Положение выкатного элемента «Вкачен»" w:value="КА / ВЭ2: Положение выкатного элемента «Вкачен»"/>
+                  <w:listItem w:displayText="КА / ВЭ2: Положение выкатного элемента «Выкачен»" w:value="КА / ВЭ2: Положение выкатного элемента «Выкачен»"/>
+                  <w:listItem w:displayText="КА / ВЭ2: Промежуточное положение выкатного элемента" w:value="КА / ВЭ2: Промежуточное положение выкатного элемента"/>
+                  <w:listItem w:displayText="КА / ВЭ2: Ремонтное положение выкатного элемента" w:value="КА / ВЭ2: Ремонтное положение выкатного элемента"/>
+                  <w:listItem w:displayText="КА / ВЭ2: Функция введена в работу" w:value="КА / ВЭ2: Функция введена в работу"/>
+                  <w:listItem w:displayText="КА / ЗН: Заземляющий нож включен" w:value="КА / ЗН: Заземляющий нож включен"/>
+                  <w:listItem w:displayText="КА / ЗН: Заземляющий нож отключен" w:value="КА / ЗН: Заземляющий нож отключен"/>
+                  <w:listItem w:displayText="КА / ЗН: Команда «включить» заземляющий нож через выходное реле" w:value="КА / ЗН: Команда «включить» заземляющий нож через выходное реле"/>
+                  <w:listItem w:displayText="КА / ЗН: Команда «отключить» заземляющий нож через выходное реле" w:value="КА / ЗН: Команда «отключить» заземляющий нож через выходное реле"/>
+                  <w:listItem w:displayText="КА / ЗН: Неисправное положение заземляющего ножа" w:value="КА / ЗН: Неисправное положение заземляющего ножа"/>
+                  <w:listItem w:displayText="КА / ЗН: Промежуточное положение заземляющего ножа" w:value="КА / ЗН: Промежуточное положение заземляющего ножа"/>
+                  <w:listItem w:displayText="КА / ЗН: Функция введена в работу" w:value="КА / ЗН: Функция введена в работу"/>
+                  <w:listItem w:displayText="КА / КА: Функция введена в работу" w:value="КА / КА: Функция введена в работу"/>
+                  <w:listItem w:displayText="КА / КА: Функция оперативно выведена из работы" w:value="КА / КА: Функция оперативно выведена из работы"/>
                   <w:listItem w:displayText="КНН 1сш / КНН 1сш: Пуск" w:value="КНН 1сш / КНН 1сш: Пуск"/>
                   <w:listItem w:displayText="КНН 1сш / КНН 1сш: Пуск ИО напряжения" w:value="КНН 1сш / КНН 1сш: Пуск ИО напряжения"/>
                   <w:listItem w:displayText="КНН 1сш / КНН 1сш: Пуск ИО напряжения ОП" w:value="КНН 1сш / КНН 1сш: Пуск ИО напряжения ОП"/>
@@ -5412,6 +6810,68 @@
                   <w:listItem w:displayText="КОН 2сш / КОН 2сш: Пуск ИО напряжения ОП" w:value="КОН 2сш / КОН 2сш: Пуск ИО напряжения ОП"/>
                   <w:listItem w:displayText="КОН 2сш / КОН 2сш: Функция введена в работу" w:value="КОН 2сш / КОН 2сш: Функция введена в работу"/>
                   <w:listItem w:displayText="КОН 2сш / КОН 2сш: Функция оперативно выведена из работы" w:value="КОН 2сш / КОН 2сш: Функция оперативно выведена из работы"/>
+                  <w:listItem w:displayText="КП / КП: Идет переключение" w:value="КП / КП: Идет переключение"/>
+                  <w:listItem w:displayText="КП / КП: Функция введена в работу" w:value="КП / КП: Функция введена в работу"/>
+                  <w:listItem w:displayText="КП / КП: Функция оперативно выведена из работы" w:value="КП / КП: Функция оперативно выведена из работы"/>
+                  <w:listItem w:displayText="КП / ОБР В: Блокировка включения" w:value="КП / ОБР В: Блокировка включения"/>
+                  <w:listItem w:displayText="КП / ОБР В: Разрешить включение" w:value="КП / ОБР В: Разрешить включение"/>
+                  <w:listItem w:displayText="КП / ОБР ВЭ1: Разрешение управления первым выкатным элементом" w:value="КП / ОБР ВЭ1: Разрешение управления первым выкатным элементом"/>
+                  <w:listItem w:displayText="КП / ОБР ВЭ2: Разрешение управления вторым выкатным элементом" w:value="КП / ОБР ВЭ2: Разрешение управления вторым выкатным элементом"/>
+                  <w:listItem w:displayText="КП / ОБР ЗН: Разрешение управления заземляющим ножом" w:value="КП / ОБР ЗН: Разрешение управления заземляющим ножом"/>
+                  <w:listItem w:displayText="КП / УВ: Включение с контролем синхронизма" w:value="КП / УВ: Включение с контролем синхронизма"/>
+                  <w:listItem w:displayText="КП / УВ: Включить выключатель" w:value="КП / УВ: Включить выключатель"/>
+                  <w:listItem w:displayText="КП / УВ: Задержка включения с контролем синхронизма" w:value="КП / УВ: Задержка включения с контролем синхронизма"/>
+                  <w:listItem w:displayText="КП / УВ: Идет переключение" w:value="КП / УВ: Идет переключение"/>
+                  <w:listItem w:displayText="КП / УВ: Отключить выключатель" w:value="КП / УВ: Отключить выключатель"/>
+                  <w:listItem w:displayText="КП / УВ: Поведение местного управления" w:value="КП / УВ: Поведение местного управления"/>
+                  <w:listItem w:displayText="КП / УВ: Положение В (Включено)" w:value="КП / УВ: Положение В (Включено)"/>
+                  <w:listItem w:displayText="КП / УВ: Положение В (Не определено)" w:value="КП / УВ: Положение В (Не определено)"/>
+                  <w:listItem w:displayText="КП / УВ: Положение В (Неисправность)" w:value="КП / УВ: Положение В (Неисправность)"/>
+                  <w:listItem w:displayText="КП / УВ: Положение В (Отключено)" w:value="КП / УВ: Положение В (Отключено)"/>
+                  <w:listItem w:displayText="КП / УВ: Положение ключа режима управления" w:value="КП / УВ: Положение ключа режима управления"/>
+                  <w:listItem w:displayText="КП / УВ: Право переключения на уровне станции" w:value="КП / УВ: Право переключения на уровне станции"/>
+                  <w:listItem w:displayText="КП / УВ: Сигнал превышения допустимого времени переключения" w:value="КП / УВ: Сигнал превышения допустимого времени переключения"/>
+                  <w:listItem w:displayText="КП / УВ: Функция введена в работу" w:value="КП / УВ: Функция введена в работу"/>
+                  <w:listItem w:displayText="КП / УВЭ1: Вкатить первый выкатной элемент" w:value="КП / УВЭ1: Вкатить первый выкатной элемент"/>
+                  <w:listItem w:displayText="КП / УВЭ1: Выкатить первый выкатной элемент" w:value="КП / УВЭ1: Выкатить первый выкатной элемент"/>
+                  <w:listItem w:displayText="КП / УВЭ1: Идет переключение" w:value="КП / УВЭ1: Идет переключение"/>
+                  <w:listItem w:displayText="КП / УВЭ1: Поведение местного управления" w:value="КП / УВЭ1: Поведение местного управления"/>
+                  <w:listItem w:displayText="КП / УВЭ1: Положение ВЭ1 (Вкачен)" w:value="КП / УВЭ1: Положение ВЭ1 (Вкачен)"/>
+                  <w:listItem w:displayText="КП / УВЭ1: Положение ВЭ1 (Выкачен)" w:value="КП / УВЭ1: Положение ВЭ1 (Выкачен)"/>
+                  <w:listItem w:displayText="КП / УВЭ1: Положение ВЭ1 (Не определено)" w:value="КП / УВЭ1: Положение ВЭ1 (Не определено)"/>
+                  <w:listItem w:displayText="КП / УВЭ1: Положение ВЭ1 (Неисправность)" w:value="КП / УВЭ1: Положение ВЭ1 (Неисправность)"/>
+                  <w:listItem w:displayText="КП / УВЭ1: Положение ключа режима управления" w:value="КП / УВЭ1: Положение ключа режима управления"/>
+                  <w:listItem w:displayText="КП / УВЭ1: Право переключения на уровне станции" w:value="КП / УВЭ1: Право переключения на уровне станции"/>
+                  <w:listItem w:displayText="КП / УВЭ1: Сигнал превышения допустимого времени переключения" w:value="КП / УВЭ1: Сигнал превышения допустимого времени переключения"/>
+                  <w:listItem w:displayText="КП / УВЭ1: Функция введена в работу" w:value="КП / УВЭ1: Функция введена в работу"/>
+                  <w:listItem w:displayText="КП / УВЭ2: Вкатить второй выкатной элемент" w:value="КП / УВЭ2: Вкатить второй выкатной элемент"/>
+                  <w:listItem w:displayText="КП / УВЭ2: Выкатить второй выкатной элемент" w:value="КП / УВЭ2: Выкатить второй выкатной элемент"/>
+                  <w:listItem w:displayText="КП / УВЭ2: Идет переключение" w:value="КП / УВЭ2: Идет переключение"/>
+                  <w:listItem w:displayText="КП / УВЭ2: Поведение местного управления" w:value="КП / УВЭ2: Поведение местного управления"/>
+                  <w:listItem w:displayText="КП / УВЭ2: Положение ВЭ2 (Вкачен)" w:value="КП / УВЭ2: Положение ВЭ2 (Вкачен)"/>
+                  <w:listItem w:displayText="КП / УВЭ2: Положение ВЭ2 (Выкачен)" w:value="КП / УВЭ2: Положение ВЭ2 (Выкачен)"/>
+                  <w:listItem w:displayText="КП / УВЭ2: Положение ВЭ2 (Не определено)" w:value="КП / УВЭ2: Положение ВЭ2 (Не определено)"/>
+                  <w:listItem w:displayText="КП / УВЭ2: Положение ВЭ2 (Неисправность)" w:value="КП / УВЭ2: Положение ВЭ2 (Неисправность)"/>
+                  <w:listItem w:displayText="КП / УВЭ2: Положение ключа режима управления" w:value="КП / УВЭ2: Положение ключа режима управления"/>
+                  <w:listItem w:displayText="КП / УВЭ2: Право переключения на уровне станции" w:value="КП / УВЭ2: Право переключения на уровне станции"/>
+                  <w:listItem w:displayText="КП / УВЭ2: Сигнал превышения допустимого времени переключения" w:value="КП / УВЭ2: Сигнал превышения допустимого времени переключения"/>
+                  <w:listItem w:displayText="КП / УВЭ2: Функция введена в работу" w:value="КП / УВЭ2: Функция введена в работу"/>
+                  <w:listItem w:displayText="КП / УЗН: Включить заземляющий нож" w:value="КП / УЗН: Включить заземляющий нож"/>
+                  <w:listItem w:displayText="КП / УЗН: Идет переключение" w:value="КП / УЗН: Идет переключение"/>
+                  <w:listItem w:displayText="КП / УЗН: Отключить заземляющий нож" w:value="КП / УЗН: Отключить заземляющий нож"/>
+                  <w:listItem w:displayText="КП / УЗН: Поведение местного управления" w:value="КП / УЗН: Поведение местного управления"/>
+                  <w:listItem w:displayText="КП / УЗН: Положение ЗН (Включено)" w:value="КП / УЗН: Положение ЗН (Включено)"/>
+                  <w:listItem w:displayText="КП / УЗН: Положение ЗН (Не определено)" w:value="КП / УЗН: Положение ЗН (Не определено)"/>
+                  <w:listItem w:displayText="КП / УЗН: Положение ЗН (Неисправность)" w:value="КП / УЗН: Положение ЗН (Неисправность)"/>
+                  <w:listItem w:displayText="КП / УЗН: Положение ЗН (Отключено)" w:value="КП / УЗН: Положение ЗН (Отключено)"/>
+                  <w:listItem w:displayText="КП / УЗН: Положение ключа режима управления" w:value="КП / УЗН: Положение ключа режима управления"/>
+                  <w:listItem w:displayText="КП / УЗН: Право переключения на уровне станции" w:value="КП / УЗН: Право переключения на уровне станции"/>
+                  <w:listItem w:displayText="КП / УЗН: Сигнал превышения допустимого времени переключения" w:value="КП / УЗН: Сигнал превышения допустимого времени переключения"/>
+                  <w:listItem w:displayText="КП / УЗН: Функция введена в работу" w:value="КП / УЗН: Функция введена в работу"/>
+                  <w:listItem w:displayText="КРВ / КРВ: Превышен коммутационный ресурс выключателя" w:value="КРВ / КРВ: Превышен коммутационный ресурс выключателя"/>
+                  <w:listItem w:displayText="КРВ / КРВ: Превышен механический ресурс выключателя" w:value="КРВ / КРВ: Превышен механический ресурс выключателя"/>
+                  <w:listItem w:displayText="КРВ / КРВ: Превышен ресурс выключателя" w:value="КРВ / КРВ: Превышен ресурс выключателя"/>
+                  <w:listItem w:displayText="КРВ / КРВ: Функция введена в работу" w:value="КРВ / КРВ: Функция введена в работу"/>
                   <w:listItem w:displayText="КС / КС: Блокировка по скорости изменения частоты" w:value="КС / КС: Блокировка по скорости изменения частоты"/>
                   <w:listItem w:displayText="КС / КС: Нет условий по напряжению" w:value="КС / КС: Нет условий по напряжению"/>
                   <w:listItem w:displayText="КС / КС: Нет условий по углу" w:value="КС / КС: Нет условий по углу"/>
@@ -5424,6 +6884,18 @@
                   <w:listItem w:displayText="КС / КС: Разрешение оперативного включения" w:value="КС / КС: Разрешение оперативного включения"/>
                   <w:listItem w:displayText="КС / КС: Функция введена в работу" w:value="КС / КС: Функция введена в работу"/>
                   <w:listItem w:displayText="КС / КС: Функция оперативно выведена из работы" w:value="КС / КС: Функция оперативно выведена из работы"/>
+                  <w:listItem w:displayText="КСВ / КСВ: Блокировка включения В" w:value="КСВ / КСВ: Блокировка включения В"/>
+                  <w:listItem w:displayText="КСВ / КСВ: Блокировка отключения В" w:value="КСВ / КСВ: Блокировка отключения В"/>
+                  <w:listItem w:displayText="КСВ / КСВ: В аварийно отключен" w:value="КСВ / КСВ: В аварийно отключен"/>
+                  <w:listItem w:displayText="КСВ / КСВ: В самопроизвольно отключен" w:value="КСВ / КСВ: В самопроизвольно отключен"/>
+                  <w:listItem w:displayText="КСВ / КСВ: Защита ЭМВ" w:value="КСВ / КСВ: Защита ЭМВ"/>
+                  <w:listItem w:displayText="КСВ / КСВ: Защита ЭМО1" w:value="КСВ / КСВ: Защита ЭМО1"/>
+                  <w:listItem w:displayText="КСВ / КСВ: Защита ЭМО2" w:value="КСВ / КСВ: Защита ЭМО2"/>
+                  <w:listItem w:displayText="КСВ / КСВ: Неисправность В" w:value="КСВ / КСВ: Неисправность В"/>
+                  <w:listItem w:displayText="КСВ / КСВ: Неисправность цепей ЭМУ" w:value="КСВ / КСВ: Неисправность цепей ЭМУ"/>
+                  <w:listItem w:displayText="КСВ / КСВ: Реле фиксации команды" w:value="КСВ / КСВ: Реле фиксации команды"/>
+                  <w:listItem w:displayText="КСВ / КСВ: Функция введена в работу" w:value="КСВ / КСВ: Функция введена в работу"/>
+                  <w:listItem w:displayText="КСВ / КСВ: Функция оперативно выведена из работы" w:value="КСВ / КСВ: Функция оперативно выведена из работы"/>
                   <w:listItem w:displayText="ЛЗШ / ЛЗШ: Обнаружение неисправности" w:value="ЛЗШ / ЛЗШ: Обнаружение неисправности"/>
                   <w:listItem w:displayText="ЛЗШ / ЛЗШ: Пуск" w:value="ЛЗШ / ЛЗШ: Пуск"/>
                   <w:listItem w:displayText="ЛЗШ / ЛЗШ: Пуск ИО тока по фазе B" w:value="ЛЗШ / ЛЗШ: Пуск ИО тока по фазе B"/>
@@ -5516,6 +6988,57 @@
                   <w:listItem w:displayText="МТЗ / ОНМ: Пуск по фазе C" w:value="МТЗ / ОНМ: Пуск по фазе C"/>
                   <w:listItem w:displayText="МТЗ / ОНМ: Пуск по фазе А" w:value="МТЗ / ОНМ: Пуск по фазе А"/>
                   <w:listItem w:displayText="МТЗ / ОУ МТЗ: Срабатывание" w:value="МТЗ / ОУ МТЗ: Срабатывание"/>
+                  <w:listItem w:displayText="ПДС / В: Поведение местного управления" w:value="ПДС / В: Поведение местного управления"/>
+                  <w:listItem w:displayText="ПДС / В: Положение ключа режима управления" w:value="ПДС / В: Положение ключа режима управления"/>
+                  <w:listItem w:displayText="ПДС / В: Положение ключа режима управления привода В" w:value="ПДС / В: Положение ключа режима управления привода В"/>
+                  <w:listItem w:displayText="ПДС / В: Право переключения на уровне станции" w:value="ПДС / В: Право переключения на уровне станции"/>
+                  <w:listItem w:displayText="ПДС / ВЭ1: Поведение местного управления" w:value="ПДС / ВЭ1: Поведение местного управления"/>
+                  <w:listItem w:displayText="ПДС / ВЭ1: Положение ключа режима управления" w:value="ПДС / ВЭ1: Положение ключа режима управления"/>
+                  <w:listItem w:displayText="ПДС / ВЭ1: Право переключения на уровне станции" w:value="ПДС / ВЭ1: Право переключения на уровне станции"/>
+                  <w:listItem w:displayText="ПДС / ВЭ1: Ремонтное положение коммутационного аппарата" w:value="ПДС / ВЭ1: Ремонтное положение коммутационного аппарата"/>
+                  <w:listItem w:displayText="ПДС / ВЭ2: Поведение местного управления" w:value="ПДС / ВЭ2: Поведение местного управления"/>
+                  <w:listItem w:displayText="ПДС / ВЭ2: Положение ключа режима управления" w:value="ПДС / ВЭ2: Положение ключа режима управления"/>
+                  <w:listItem w:displayText="ПДС / ВЭ2: Право переключения на уровне станции" w:value="ПДС / ВЭ2: Право переключения на уровне станции"/>
+                  <w:listItem w:displayText="ПДС / ВЭ2: Ремонтное положение коммутационного аппарата" w:value="ПДС / ВЭ2: Ремонтное положение коммутационного аппарата"/>
+                  <w:listItem w:displayText="ПДС / ЗН: Поведение местного управления" w:value="ПДС / ЗН: Поведение местного управления"/>
+                  <w:listItem w:displayText="ПДС / ЗН: Положение ключа режима управления" w:value="ПДС / ЗН: Положение ключа режима управления"/>
+                  <w:listItem w:displayText="ПДС / ЗН: Право переключения на уровне станции" w:value="ПДС / ЗН: Право переключения на уровне станции"/>
+                  <w:listItem w:displayText="ПДС / КИ: Аварийный уровень изоляции" w:value="ПДС / КИ: Аварийный уровень изоляции"/>
+                  <w:listItem w:displayText="ПДС / КИ: Низкий уровень изоляции" w:value="ПДС / КИ: Низкий уровень изоляции"/>
+                  <w:listItem w:displayText="ПДС / КПруж: Пружина не заведена" w:value="ПДС / КПруж: Пружина не заведена"/>
+                  <w:listItem w:displayText="ПДС / КЦВ: Контроль цепи ЭМВ" w:value="ПДС / КЦВ: Контроль цепи ЭМВ"/>
+                  <w:listItem w:displayText="ПДС / КЦВ: Контроль цепи ЭМО1" w:value="ПДС / КЦВ: Контроль цепи ЭМО1"/>
+                  <w:listItem w:displayText="ПДС / КЦВ: Контроль цепи ЭМО2" w:value="ПДС / КЦВ: Контроль цепи ЭМО2"/>
+                  <w:listItem w:displayText="ПДС / КЦВ: Работа ЭМВ" w:value="ПДС / КЦВ: Работа ЭМВ"/>
+                  <w:listItem w:displayText="ПДС / КЦВ: Работа ЭМО1" w:value="ПДС / КЦВ: Работа ЭМО1"/>
+                  <w:listItem w:displayText="ПДС / КЦВ: Работа ЭМО2" w:value="ПДС / КЦВ: Работа ЭМО2"/>
+                  <w:listItem w:displayText="ПДС / ПДС: Функция введена в работу" w:value="ПДС / ПДС: Функция введена в работу"/>
+                  <w:listItem w:displayText="ПДС / ПДС: Функция оперативно выведена из работы" w:value="ПДС / ПДС: Функция оперативно выведена из работы"/>
+                  <w:listItem w:displayText="ПДС НКУ / SA1: Цепь управления введена" w:value="ПДС НКУ / SA1: Цепь управления введена"/>
+                  <w:listItem w:displayText="ПДС НКУ / SA2: Цепь управления введена" w:value="ПДС НКУ / SA2: Цепь управления введена"/>
+                  <w:listItem w:displayText="ПДС НКУ / SA3: Цепь управления введена" w:value="ПДС НКУ / SA3: Цепь управления введена"/>
+                  <w:listItem w:displayText="ПДС НКУ / SA4: Цепь управления введена" w:value="ПДС НКУ / SA4: Цепь управления введена"/>
+                  <w:listItem w:displayText="ПДС НКУ / SG1: Рабочее положение испытательного блока" w:value="ПДС НКУ / SG1: Рабочее положение испытательного блока"/>
+                  <w:listItem w:displayText="ПДС НКУ / SG2: Рабочее положение испытательного блока" w:value="ПДС НКУ / SG2: Рабочее положение испытательного блока"/>
+                  <w:listItem w:displayText="ПДС НКУ / SG3: Рабочее положение испытательного блока" w:value="ПДС НКУ / SG3: Рабочее положение испытательного блока"/>
+                  <w:listItem w:displayText="ПДС НКУ / Дверь: Дверь отсека/ шкафа закрыта" w:value="ПДС НКУ / Дверь: Дверь отсека/ шкафа закрыта"/>
+                  <w:listItem w:displayText="ПДС НКУ / Дверь: Дверь отсека/ шкафа открыта" w:value="ПДС НКУ / Дверь: Дверь отсека/ шкафа открыта"/>
+                  <w:listItem w:displayText="ПДС НКУ / ОТ ОБР 1: Неисправность оперативного тока цепей ОБР 1" w:value="ПДС НКУ / ОТ ОБР 1: Неисправность оперативного тока цепей ОБР 1"/>
+                  <w:listItem w:displayText="ПДС НКУ / ОТ ОБР 2: Неисправность оперативного тока цепей ОБР 2" w:value="ПДС НКУ / ОТ ОБР 2: Неисправность оперативного тока цепей ОБР 2"/>
+                  <w:listItem w:displayText="ПДС НКУ / ОТ ЦСВ: Неисправность ОТ цепей сигнализации В" w:value="ПДС НКУ / ОТ ЦСВ: Неисправность ОТ цепей сигнализации В"/>
+                  <w:listItem w:displayText="ПДС НКУ / ОТ ЭМО1, ЭМВ: Неисправность оперативного тока цепей ЭМВ, ЭМО1" w:value="ПДС НКУ / ОТ ЭМО1, ЭМВ: Неисправность оперативного тока цепей ЭМВ, ЭМО1"/>
+                  <w:listItem w:displayText="ПДС НКУ / ОТ ЭМО2: Неисправность оперативного тока цепей ЭМО2" w:value="ПДС НКУ / ОТ ЭМО2: Неисправность оперативного тока цепей ЭМО2"/>
+                  <w:listItem w:displayText="ПДС НКУ / ПДС НКУ: Функция введена в работу" w:value="ПДС НКУ / ПДС НКУ: Функция введена в работу"/>
+                  <w:listItem w:displayText="ПДС НКУ / ПДС НКУ: Функция оперативно выведена из работы" w:value="ПДС НКУ / ПДС НКУ: Функция оперативно выведена из работы"/>
+                  <w:listItem w:displayText="ПДС НКУ / Пер.ав.дебл.см.яч.: Цепи аварийной деблокировки ячейки выведены" w:value="ПДС НКУ / Пер.ав.дебл.см.яч.: Цепи аварийной деблокировки ячейки выведены"/>
+                  <w:listItem w:displayText="ПС / ПС: Пуск предупредительной сигнализации" w:value="ПС / ПС: Пуск предупредительной сигнализации"/>
+                  <w:listItem w:displayText="ПС / ПС: Пуск предупредительной сигнализации (импульс)" w:value="ПС / ПС: Пуск предупредительной сигнализации (импульс)"/>
+                  <w:listItem w:displayText="СС / СС: БИ выведены" w:value="СС / СС: БИ выведены"/>
+                  <w:listItem w:displayText="СС / СС: Выходные цепи разобраны" w:value="СС / СС: Выходные цепи разобраны"/>
+                  <w:listItem w:displayText="СС / СС: Неисправность КА" w:value="СС / СС: Неисправность КА"/>
+                  <w:listItem w:displayText="СС / СС: Общий внешний сигнал" w:value="СС / СС: Общий внешний сигнал"/>
+                  <w:listItem w:displayText="СС / СС: Превышение времени переключения КА" w:value="СС / СС: Превышение времени переключения КА"/>
+                  <w:listItem w:displayText="СС / СС: Сигнализация цепей опер.тока" w:value="СС / СС: Сигнализация цепей опер.тока"/>
                   <w:listItem w:displayText="ТЗНП / АУ ТЗНП: Пуск автоматического ускорения ТЗНП" w:value="ТЗНП / АУ ТЗНП: Пуск автоматического ускорения ТЗНП"/>
                   <w:listItem w:displayText="ТЗНП / БНТ НП: Пуск БНТ НП" w:value="ТЗНП / БНТ НП: Пуск БНТ НП"/>
                   <w:listItem w:displayText="ТЗНП / БЧС: Блокировка чувствительных ступеней" w:value="ТЗНП / БЧС: Блокировка чувствительных ступеней"/>
@@ -5555,6 +7078,11 @@
                   <w:listItem w:displayText="ТК ЗДЗ / ТК ЗДЗ: Пуск ИО тока" w:value="ТК ЗДЗ / ТК ЗДЗ: Пуск ИО тока"/>
                   <w:listItem w:displayText="ТК ЗДЗ / ТК ЗДЗ: Функция введена в работу" w:value="ТК ЗДЗ / ТК ЗДЗ: Функция введена в работу"/>
                   <w:listItem w:displayText="ТК ЗДЗ / ТК ЗДЗ: Функция оперативно выведена из работы" w:value="ТК ЗДЗ / ТК ЗДЗ: Функция оперативно выведена из работы"/>
+                  <w:listItem w:displayText="УВ / УВ: Включение с контролем синхронизма" w:value="УВ / УВ: Включение с контролем синхронизма"/>
+                  <w:listItem w:displayText="УВ / УВ: Включить выключатель" w:value="УВ / УВ: Включить выключатель"/>
+                  <w:listItem w:displayText="УВ / УВ: Задержка включения с контролем синхронизма" w:value="УВ / УВ: Задержка включения с контролем синхронизма"/>
+                  <w:listItem w:displayText="УВ / УВ: Функция введена в работу" w:value="УВ / УВ: Функция введена в работу"/>
+                  <w:listItem w:displayText="УВ / УВ: Функция оперативно выведена из работы" w:value="УВ / УВ: Функция оперативно выведена из работы"/>
                   <w:listItem w:displayText="УРОВ / УРОВ: Пуск" w:value="УРОВ / УРОВ: Пуск"/>
                   <w:listItem w:displayText="УРОВ / УРОВ: Пуск ИО максимального тока" w:value="УРОВ / УРОВ: Пуск ИО максимального тока"/>
                   <w:listItem w:displayText="УРОВ / УРОВ: Срабатывание" w:value="УРОВ / УРОВ: Срабатывание"/>
@@ -5870,6 +7398,38 @@
                   <w:listItem w:displayText="ЗОП / ЗОП: Срабатывание на сигнал" w:value="ЗОП / ЗОП: Срабатывание на сигнал"/>
                   <w:listItem w:displayText="ЗОП / ЗОП: Функция введена в работу" w:value="ЗОП / ЗОП: Функция введена в работу"/>
                   <w:listItem w:displayText="ЗОП / ЗОП: Функция оперативно выведена из работы" w:value="ЗОП / ЗОП: Функция оперативно выведена из работы"/>
+                  <w:listItem w:displayText="КА / В: Выключатель включен" w:value="КА / В: Выключатель включен"/>
+                  <w:listItem w:displayText="КА / В: Выключатель отключен" w:value="КА / В: Выключатель отключен"/>
+                  <w:listItem w:displayText="КА / В: Команда «включить» выключатель через выходное реле" w:value="КА / В: Команда «включить» выключатель через выходное реле"/>
+                  <w:listItem w:displayText="КА / В: Команда «отключить» выключатель через выходное реле" w:value="КА / В: Команда «отключить» выключатель через выходное реле"/>
+                  <w:listItem w:displayText="КА / В: Неисправное положение выключателя" w:value="КА / В: Неисправное положение выключателя"/>
+                  <w:listItem w:displayText="КА / В: Промежуточное положение выключателя" w:value="КА / В: Промежуточное положение выключателя"/>
+                  <w:listItem w:displayText="КА / В: Функция введена в работу" w:value="КА / В: Функция введена в работу"/>
+                  <w:listItem w:displayText="КА / ВЭ1: Команда «вкатить» выкатной элемент через выходное реле" w:value="КА / ВЭ1: Команда «вкатить» выкатной элемент через выходное реле"/>
+                  <w:listItem w:displayText="КА / ВЭ1: Команда «выкатить» выкатной элемент через выходное реле" w:value="КА / ВЭ1: Команда «выкатить» выкатной элемент через выходное реле"/>
+                  <w:listItem w:displayText="КА / ВЭ1: Неисправное положение выкатного элемента" w:value="КА / ВЭ1: Неисправное положение выкатного элемента"/>
+                  <w:listItem w:displayText="КА / ВЭ1: Положение выкатного элемента «Вкачен»" w:value="КА / ВЭ1: Положение выкатного элемента «Вкачен»"/>
+                  <w:listItem w:displayText="КА / ВЭ1: Положение выкатного элемента «Выкачен»" w:value="КА / ВЭ1: Положение выкатного элемента «Выкачен»"/>
+                  <w:listItem w:displayText="КА / ВЭ1: Промежуточное положение выкатного элемента" w:value="КА / ВЭ1: Промежуточное положение выкатного элемента"/>
+                  <w:listItem w:displayText="КА / ВЭ1: Ремонтное положение выкатного элемента" w:value="КА / ВЭ1: Ремонтное положение выкатного элемента"/>
+                  <w:listItem w:displayText="КА / ВЭ1: Функция введена в работу" w:value="КА / ВЭ1: Функция введена в работу"/>
+                  <w:listItem w:displayText="КА / ВЭ2: Команда «вкатить» выкатной элемент через выходное реле" w:value="КА / ВЭ2: Команда «вкатить» выкатной элемент через выходное реле"/>
+                  <w:listItem w:displayText="КА / ВЭ2: Команда «выкатить» выкатной элемент через выходное реле" w:value="КА / ВЭ2: Команда «выкатить» выкатной элемент через выходное реле"/>
+                  <w:listItem w:displayText="КА / ВЭ2: Неисправное положение выкатного элемента" w:value="КА / ВЭ2: Неисправное положение выкатного элемента"/>
+                  <w:listItem w:displayText="КА / ВЭ2: Положение выкатного элемента «Вкачен»" w:value="КА / ВЭ2: Положение выкатного элемента «Вкачен»"/>
+                  <w:listItem w:displayText="КА / ВЭ2: Положение выкатного элемента «Выкачен»" w:value="КА / ВЭ2: Положение выкатного элемента «Выкачен»"/>
+                  <w:listItem w:displayText="КА / ВЭ2: Промежуточное положение выкатного элемента" w:value="КА / ВЭ2: Промежуточное положение выкатного элемента"/>
+                  <w:listItem w:displayText="КА / ВЭ2: Ремонтное положение выкатного элемента" w:value="КА / ВЭ2: Ремонтное положение выкатного элемента"/>
+                  <w:listItem w:displayText="КА / ВЭ2: Функция введена в работу" w:value="КА / ВЭ2: Функция введена в работу"/>
+                  <w:listItem w:displayText="КА / ЗН: Заземляющий нож включен" w:value="КА / ЗН: Заземляющий нож включен"/>
+                  <w:listItem w:displayText="КА / ЗН: Заземляющий нож отключен" w:value="КА / ЗН: Заземляющий нож отключен"/>
+                  <w:listItem w:displayText="КА / ЗН: Команда «включить» заземляющий нож через выходное реле" w:value="КА / ЗН: Команда «включить» заземляющий нож через выходное реле"/>
+                  <w:listItem w:displayText="КА / ЗН: Команда «отключить» заземляющий нож через выходное реле" w:value="КА / ЗН: Команда «отключить» заземляющий нож через выходное реле"/>
+                  <w:listItem w:displayText="КА / ЗН: Неисправное положение заземляющего ножа" w:value="КА / ЗН: Неисправное положение заземляющего ножа"/>
+                  <w:listItem w:displayText="КА / ЗН: Промежуточное положение заземляющего ножа" w:value="КА / ЗН: Промежуточное положение заземляющего ножа"/>
+                  <w:listItem w:displayText="КА / ЗН: Функция введена в работу" w:value="КА / ЗН: Функция введена в работу"/>
+                  <w:listItem w:displayText="КА / КА: Функция введена в работу" w:value="КА / КА: Функция введена в работу"/>
+                  <w:listItem w:displayText="КА / КА: Функция оперативно выведена из работы" w:value="КА / КА: Функция оперативно выведена из работы"/>
                   <w:listItem w:displayText="КНН 1сш / КНН 1сш: Пуск" w:value="КНН 1сш / КНН 1сш: Пуск"/>
                   <w:listItem w:displayText="КНН 1сш / КНН 1сш: Пуск ИО напряжения" w:value="КНН 1сш / КНН 1сш: Пуск ИО напряжения"/>
                   <w:listItem w:displayText="КНН 1сш / КНН 1сш: Пуск ИО напряжения ОП" w:value="КНН 1сш / КНН 1сш: Пуск ИО напряжения ОП"/>
@@ -5890,6 +7450,68 @@
                   <w:listItem w:displayText="КОН 2сш / КОН 2сш: Пуск ИО напряжения ОП" w:value="КОН 2сш / КОН 2сш: Пуск ИО напряжения ОП"/>
                   <w:listItem w:displayText="КОН 2сш / КОН 2сш: Функция введена в работу" w:value="КОН 2сш / КОН 2сш: Функция введена в работу"/>
                   <w:listItem w:displayText="КОН 2сш / КОН 2сш: Функция оперативно выведена из работы" w:value="КОН 2сш / КОН 2сш: Функция оперативно выведена из работы"/>
+                  <w:listItem w:displayText="КП / КП: Идет переключение" w:value="КП / КП: Идет переключение"/>
+                  <w:listItem w:displayText="КП / КП: Функция введена в работу" w:value="КП / КП: Функция введена в работу"/>
+                  <w:listItem w:displayText="КП / КП: Функция оперативно выведена из работы" w:value="КП / КП: Функция оперативно выведена из работы"/>
+                  <w:listItem w:displayText="КП / ОБР В: Блокировка включения" w:value="КП / ОБР В: Блокировка включения"/>
+                  <w:listItem w:displayText="КП / ОБР В: Разрешить включение" w:value="КП / ОБР В: Разрешить включение"/>
+                  <w:listItem w:displayText="КП / ОБР ВЭ1: Разрешение управления первым выкатным элементом" w:value="КП / ОБР ВЭ1: Разрешение управления первым выкатным элементом"/>
+                  <w:listItem w:displayText="КП / ОБР ВЭ2: Разрешение управления вторым выкатным элементом" w:value="КП / ОБР ВЭ2: Разрешение управления вторым выкатным элементом"/>
+                  <w:listItem w:displayText="КП / ОБР ЗН: Разрешение управления заземляющим ножом" w:value="КП / ОБР ЗН: Разрешение управления заземляющим ножом"/>
+                  <w:listItem w:displayText="КП / УВ: Включение с контролем синхронизма" w:value="КП / УВ: Включение с контролем синхронизма"/>
+                  <w:listItem w:displayText="КП / УВ: Включить выключатель" w:value="КП / УВ: Включить выключатель"/>
+                  <w:listItem w:displayText="КП / УВ: Задержка включения с контролем синхронизма" w:value="КП / УВ: Задержка включения с контролем синхронизма"/>
+                  <w:listItem w:displayText="КП / УВ: Идет переключение" w:value="КП / УВ: Идет переключение"/>
+                  <w:listItem w:displayText="КП / УВ: Отключить выключатель" w:value="КП / УВ: Отключить выключатель"/>
+                  <w:listItem w:displayText="КП / УВ: Поведение местного управления" w:value="КП / УВ: Поведение местного управления"/>
+                  <w:listItem w:displayText="КП / УВ: Положение В (Включено)" w:value="КП / УВ: Положение В (Включено)"/>
+                  <w:listItem w:displayText="КП / УВ: Положение В (Не определено)" w:value="КП / УВ: Положение В (Не определено)"/>
+                  <w:listItem w:displayText="КП / УВ: Положение В (Неисправность)" w:value="КП / УВ: Положение В (Неисправность)"/>
+                  <w:listItem w:displayText="КП / УВ: Положение В (Отключено)" w:value="КП / УВ: Положение В (Отключено)"/>
+                  <w:listItem w:displayText="КП / УВ: Положение ключа режима управления" w:value="КП / УВ: Положение ключа режима управления"/>
+                  <w:listItem w:displayText="КП / УВ: Право переключения на уровне станции" w:value="КП / УВ: Право переключения на уровне станции"/>
+                  <w:listItem w:displayText="КП / УВ: Сигнал превышения допустимого времени переключения" w:value="КП / УВ: Сигнал превышения допустимого времени переключения"/>
+                  <w:listItem w:displayText="КП / УВ: Функция введена в работу" w:value="КП / УВ: Функция введена в работу"/>
+                  <w:listItem w:displayText="КП / УВЭ1: Вкатить первый выкатной элемент" w:value="КП / УВЭ1: Вкатить первый выкатной элемент"/>
+                  <w:listItem w:displayText="КП / УВЭ1: Выкатить первый выкатной элемент" w:value="КП / УВЭ1: Выкатить первый выкатной элемент"/>
+                  <w:listItem w:displayText="КП / УВЭ1: Идет переключение" w:value="КП / УВЭ1: Идет переключение"/>
+                  <w:listItem w:displayText="КП / УВЭ1: Поведение местного управления" w:value="КП / УВЭ1: Поведение местного управления"/>
+                  <w:listItem w:displayText="КП / УВЭ1: Положение ВЭ1 (Вкачен)" w:value="КП / УВЭ1: Положение ВЭ1 (Вкачен)"/>
+                  <w:listItem w:displayText="КП / УВЭ1: Положение ВЭ1 (Выкачен)" w:value="КП / УВЭ1: Положение ВЭ1 (Выкачен)"/>
+                  <w:listItem w:displayText="КП / УВЭ1: Положение ВЭ1 (Не определено)" w:value="КП / УВЭ1: Положение ВЭ1 (Не определено)"/>
+                  <w:listItem w:displayText="КП / УВЭ1: Положение ВЭ1 (Неисправность)" w:value="КП / УВЭ1: Положение ВЭ1 (Неисправность)"/>
+                  <w:listItem w:displayText="КП / УВЭ1: Положение ключа режима управления" w:value="КП / УВЭ1: Положение ключа режима управления"/>
+                  <w:listItem w:displayText="КП / УВЭ1: Право переключения на уровне станции" w:value="КП / УВЭ1: Право переключения на уровне станции"/>
+                  <w:listItem w:displayText="КП / УВЭ1: Сигнал превышения допустимого времени переключения" w:value="КП / УВЭ1: Сигнал превышения допустимого времени переключения"/>
+                  <w:listItem w:displayText="КП / УВЭ1: Функция введена в работу" w:value="КП / УВЭ1: Функция введена в работу"/>
+                  <w:listItem w:displayText="КП / УВЭ2: Вкатить второй выкатной элемент" w:value="КП / УВЭ2: Вкатить второй выкатной элемент"/>
+                  <w:listItem w:displayText="КП / УВЭ2: Выкатить второй выкатной элемент" w:value="КП / УВЭ2: Выкатить второй выкатной элемент"/>
+                  <w:listItem w:displayText="КП / УВЭ2: Идет переключение" w:value="КП / УВЭ2: Идет переключение"/>
+                  <w:listItem w:displayText="КП / УВЭ2: Поведение местного управления" w:value="КП / УВЭ2: Поведение местного управления"/>
+                  <w:listItem w:displayText="КП / УВЭ2: Положение ВЭ2 (Вкачен)" w:value="КП / УВЭ2: Положение ВЭ2 (Вкачен)"/>
+                  <w:listItem w:displayText="КП / УВЭ2: Положение ВЭ2 (Выкачен)" w:value="КП / УВЭ2: Положение ВЭ2 (Выкачен)"/>
+                  <w:listItem w:displayText="КП / УВЭ2: Положение ВЭ2 (Не определено)" w:value="КП / УВЭ2: Положение ВЭ2 (Не определено)"/>
+                  <w:listItem w:displayText="КП / УВЭ2: Положение ВЭ2 (Неисправность)" w:value="КП / УВЭ2: Положение ВЭ2 (Неисправность)"/>
+                  <w:listItem w:displayText="КП / УВЭ2: Положение ключа режима управления" w:value="КП / УВЭ2: Положение ключа режима управления"/>
+                  <w:listItem w:displayText="КП / УВЭ2: Право переключения на уровне станции" w:value="КП / УВЭ2: Право переключения на уровне станции"/>
+                  <w:listItem w:displayText="КП / УВЭ2: Сигнал превышения допустимого времени переключения" w:value="КП / УВЭ2: Сигнал превышения допустимого времени переключения"/>
+                  <w:listItem w:displayText="КП / УВЭ2: Функция введена в работу" w:value="КП / УВЭ2: Функция введена в работу"/>
+                  <w:listItem w:displayText="КП / УЗН: Включить заземляющий нож" w:value="КП / УЗН: Включить заземляющий нож"/>
+                  <w:listItem w:displayText="КП / УЗН: Идет переключение" w:value="КП / УЗН: Идет переключение"/>
+                  <w:listItem w:displayText="КП / УЗН: Отключить заземляющий нож" w:value="КП / УЗН: Отключить заземляющий нож"/>
+                  <w:listItem w:displayText="КП / УЗН: Поведение местного управления" w:value="КП / УЗН: Поведение местного управления"/>
+                  <w:listItem w:displayText="КП / УЗН: Положение ЗН (Включено)" w:value="КП / УЗН: Положение ЗН (Включено)"/>
+                  <w:listItem w:displayText="КП / УЗН: Положение ЗН (Не определено)" w:value="КП / УЗН: Положение ЗН (Не определено)"/>
+                  <w:listItem w:displayText="КП / УЗН: Положение ЗН (Неисправность)" w:value="КП / УЗН: Положение ЗН (Неисправность)"/>
+                  <w:listItem w:displayText="КП / УЗН: Положение ЗН (Отключено)" w:value="КП / УЗН: Положение ЗН (Отключено)"/>
+                  <w:listItem w:displayText="КП / УЗН: Положение ключа режима управления" w:value="КП / УЗН: Положение ключа режима управления"/>
+                  <w:listItem w:displayText="КП / УЗН: Право переключения на уровне станции" w:value="КП / УЗН: Право переключения на уровне станции"/>
+                  <w:listItem w:displayText="КП / УЗН: Сигнал превышения допустимого времени переключения" w:value="КП / УЗН: Сигнал превышения допустимого времени переключения"/>
+                  <w:listItem w:displayText="КП / УЗН: Функция введена в работу" w:value="КП / УЗН: Функция введена в работу"/>
+                  <w:listItem w:displayText="КРВ / КРВ: Превышен коммутационный ресурс выключателя" w:value="КРВ / КРВ: Превышен коммутационный ресурс выключателя"/>
+                  <w:listItem w:displayText="КРВ / КРВ: Превышен механический ресурс выключателя" w:value="КРВ / КРВ: Превышен механический ресурс выключателя"/>
+                  <w:listItem w:displayText="КРВ / КРВ: Превышен ресурс выключателя" w:value="КРВ / КРВ: Превышен ресурс выключателя"/>
+                  <w:listItem w:displayText="КРВ / КРВ: Функция введена в работу" w:value="КРВ / КРВ: Функция введена в работу"/>
                   <w:listItem w:displayText="КС / КС: Блокировка по скорости изменения частоты" w:value="КС / КС: Блокировка по скорости изменения частоты"/>
                   <w:listItem w:displayText="КС / КС: Нет условий по напряжению" w:value="КС / КС: Нет условий по напряжению"/>
                   <w:listItem w:displayText="КС / КС: Нет условий по углу" w:value="КС / КС: Нет условий по углу"/>
@@ -5902,6 +7524,18 @@
                   <w:listItem w:displayText="КС / КС: Разрешение оперативного включения" w:value="КС / КС: Разрешение оперативного включения"/>
                   <w:listItem w:displayText="КС / КС: Функция введена в работу" w:value="КС / КС: Функция введена в работу"/>
                   <w:listItem w:displayText="КС / КС: Функция оперативно выведена из работы" w:value="КС / КС: Функция оперативно выведена из работы"/>
+                  <w:listItem w:displayText="КСВ / КСВ: Блокировка включения В" w:value="КСВ / КСВ: Блокировка включения В"/>
+                  <w:listItem w:displayText="КСВ / КСВ: Блокировка отключения В" w:value="КСВ / КСВ: Блокировка отключения В"/>
+                  <w:listItem w:displayText="КСВ / КСВ: В аварийно отключен" w:value="КСВ / КСВ: В аварийно отключен"/>
+                  <w:listItem w:displayText="КСВ / КСВ: В самопроизвольно отключен" w:value="КСВ / КСВ: В самопроизвольно отключен"/>
+                  <w:listItem w:displayText="КСВ / КСВ: Защита ЭМВ" w:value="КСВ / КСВ: Защита ЭМВ"/>
+                  <w:listItem w:displayText="КСВ / КСВ: Защита ЭМО1" w:value="КСВ / КСВ: Защита ЭМО1"/>
+                  <w:listItem w:displayText="КСВ / КСВ: Защита ЭМО2" w:value="КСВ / КСВ: Защита ЭМО2"/>
+                  <w:listItem w:displayText="КСВ / КСВ: Неисправность В" w:value="КСВ / КСВ: Неисправность В"/>
+                  <w:listItem w:displayText="КСВ / КСВ: Неисправность цепей ЭМУ" w:value="КСВ / КСВ: Неисправность цепей ЭМУ"/>
+                  <w:listItem w:displayText="КСВ / КСВ: Реле фиксации команды" w:value="КСВ / КСВ: Реле фиксации команды"/>
+                  <w:listItem w:displayText="КСВ / КСВ: Функция введена в работу" w:value="КСВ / КСВ: Функция введена в работу"/>
+                  <w:listItem w:displayText="КСВ / КСВ: Функция оперативно выведена из работы" w:value="КСВ / КСВ: Функция оперативно выведена из работы"/>
                   <w:listItem w:displayText="ЛЗШ / ЛЗШ: Обнаружение неисправности" w:value="ЛЗШ / ЛЗШ: Обнаружение неисправности"/>
                   <w:listItem w:displayText="ЛЗШ / ЛЗШ: Пуск" w:value="ЛЗШ / ЛЗШ: Пуск"/>
                   <w:listItem w:displayText="ЛЗШ / ЛЗШ: Пуск ИО тока по фазе B" w:value="ЛЗШ / ЛЗШ: Пуск ИО тока по фазе B"/>
@@ -5994,6 +7628,57 @@
                   <w:listItem w:displayText="МТЗ / ОНМ: Пуск по фазе C" w:value="МТЗ / ОНМ: Пуск по фазе C"/>
                   <w:listItem w:displayText="МТЗ / ОНМ: Пуск по фазе А" w:value="МТЗ / ОНМ: Пуск по фазе А"/>
                   <w:listItem w:displayText="МТЗ / ОУ МТЗ: Срабатывание" w:value="МТЗ / ОУ МТЗ: Срабатывание"/>
+                  <w:listItem w:displayText="ПДС / В: Поведение местного управления" w:value="ПДС / В: Поведение местного управления"/>
+                  <w:listItem w:displayText="ПДС / В: Положение ключа режима управления" w:value="ПДС / В: Положение ключа режима управления"/>
+                  <w:listItem w:displayText="ПДС / В: Положение ключа режима управления привода В" w:value="ПДС / В: Положение ключа режима управления привода В"/>
+                  <w:listItem w:displayText="ПДС / В: Право переключения на уровне станции" w:value="ПДС / В: Право переключения на уровне станции"/>
+                  <w:listItem w:displayText="ПДС / ВЭ1: Поведение местного управления" w:value="ПДС / ВЭ1: Поведение местного управления"/>
+                  <w:listItem w:displayText="ПДС / ВЭ1: Положение ключа режима управления" w:value="ПДС / ВЭ1: Положение ключа режима управления"/>
+                  <w:listItem w:displayText="ПДС / ВЭ1: Право переключения на уровне станции" w:value="ПДС / ВЭ1: Право переключения на уровне станции"/>
+                  <w:listItem w:displayText="ПДС / ВЭ1: Ремонтное положение коммутационного аппарата" w:value="ПДС / ВЭ1: Ремонтное положение коммутационного аппарата"/>
+                  <w:listItem w:displayText="ПДС / ВЭ2: Поведение местного управления" w:value="ПДС / ВЭ2: Поведение местного управления"/>
+                  <w:listItem w:displayText="ПДС / ВЭ2: Положение ключа режима управления" w:value="ПДС / ВЭ2: Положение ключа режима управления"/>
+                  <w:listItem w:displayText="ПДС / ВЭ2: Право переключения на уровне станции" w:value="ПДС / ВЭ2: Право переключения на уровне станции"/>
+                  <w:listItem w:displayText="ПДС / ВЭ2: Ремонтное положение коммутационного аппарата" w:value="ПДС / ВЭ2: Ремонтное положение коммутационного аппарата"/>
+                  <w:listItem w:displayText="ПДС / ЗН: Поведение местного управления" w:value="ПДС / ЗН: Поведение местного управления"/>
+                  <w:listItem w:displayText="ПДС / ЗН: Положение ключа режима управления" w:value="ПДС / ЗН: Положение ключа режима управления"/>
+                  <w:listItem w:displayText="ПДС / ЗН: Право переключения на уровне станции" w:value="ПДС / ЗН: Право переключения на уровне станции"/>
+                  <w:listItem w:displayText="ПДС / КИ: Аварийный уровень изоляции" w:value="ПДС / КИ: Аварийный уровень изоляции"/>
+                  <w:listItem w:displayText="ПДС / КИ: Низкий уровень изоляции" w:value="ПДС / КИ: Низкий уровень изоляции"/>
+                  <w:listItem w:displayText="ПДС / КПруж: Пружина не заведена" w:value="ПДС / КПруж: Пружина не заведена"/>
+                  <w:listItem w:displayText="ПДС / КЦВ: Контроль цепи ЭМВ" w:value="ПДС / КЦВ: Контроль цепи ЭМВ"/>
+                  <w:listItem w:displayText="ПДС / КЦВ: Контроль цепи ЭМО1" w:value="ПДС / КЦВ: Контроль цепи ЭМО1"/>
+                  <w:listItem w:displayText="ПДС / КЦВ: Контроль цепи ЭМО2" w:value="ПДС / КЦВ: Контроль цепи ЭМО2"/>
+                  <w:listItem w:displayText="ПДС / КЦВ: Работа ЭМВ" w:value="ПДС / КЦВ: Работа ЭМВ"/>
+                  <w:listItem w:displayText="ПДС / КЦВ: Работа ЭМО1" w:value="ПДС / КЦВ: Работа ЭМО1"/>
+                  <w:listItem w:displayText="ПДС / КЦВ: Работа ЭМО2" w:value="ПДС / КЦВ: Работа ЭМО2"/>
+                  <w:listItem w:displayText="ПДС / ПДС: Функция введена в работу" w:value="ПДС / ПДС: Функция введена в работу"/>
+                  <w:listItem w:displayText="ПДС / ПДС: Функция оперативно выведена из работы" w:value="ПДС / ПДС: Функция оперативно выведена из работы"/>
+                  <w:listItem w:displayText="ПДС НКУ / SA1: Цепь управления введена" w:value="ПДС НКУ / SA1: Цепь управления введена"/>
+                  <w:listItem w:displayText="ПДС НКУ / SA2: Цепь управления введена" w:value="ПДС НКУ / SA2: Цепь управления введена"/>
+                  <w:listItem w:displayText="ПДС НКУ / SA3: Цепь управления введена" w:value="ПДС НКУ / SA3: Цепь управления введена"/>
+                  <w:listItem w:displayText="ПДС НКУ / SA4: Цепь управления введена" w:value="ПДС НКУ / SA4: Цепь управления введена"/>
+                  <w:listItem w:displayText="ПДС НКУ / SG1: Рабочее положение испытательного блока" w:value="ПДС НКУ / SG1: Рабочее положение испытательного блока"/>
+                  <w:listItem w:displayText="ПДС НКУ / SG2: Рабочее положение испытательного блока" w:value="ПДС НКУ / SG2: Рабочее положение испытательного блока"/>
+                  <w:listItem w:displayText="ПДС НКУ / SG3: Рабочее положение испытательного блока" w:value="ПДС НКУ / SG3: Рабочее положение испытательного блока"/>
+                  <w:listItem w:displayText="ПДС НКУ / Дверь: Дверь отсека/ шкафа закрыта" w:value="ПДС НКУ / Дверь: Дверь отсека/ шкафа закрыта"/>
+                  <w:listItem w:displayText="ПДС НКУ / Дверь: Дверь отсека/ шкафа открыта" w:value="ПДС НКУ / Дверь: Дверь отсека/ шкафа открыта"/>
+                  <w:listItem w:displayText="ПДС НКУ / ОТ ОБР 1: Неисправность оперативного тока цепей ОБР 1" w:value="ПДС НКУ / ОТ ОБР 1: Неисправность оперативного тока цепей ОБР 1"/>
+                  <w:listItem w:displayText="ПДС НКУ / ОТ ОБР 2: Неисправность оперативного тока цепей ОБР 2" w:value="ПДС НКУ / ОТ ОБР 2: Неисправность оперативного тока цепей ОБР 2"/>
+                  <w:listItem w:displayText="ПДС НКУ / ОТ ЦСВ: Неисправность ОТ цепей сигнализации В" w:value="ПДС НКУ / ОТ ЦСВ: Неисправность ОТ цепей сигнализации В"/>
+                  <w:listItem w:displayText="ПДС НКУ / ОТ ЭМО1, ЭМВ: Неисправность оперативного тока цепей ЭМВ, ЭМО1" w:value="ПДС НКУ / ОТ ЭМО1, ЭМВ: Неисправность оперативного тока цепей ЭМВ, ЭМО1"/>
+                  <w:listItem w:displayText="ПДС НКУ / ОТ ЭМО2: Неисправность оперативного тока цепей ЭМО2" w:value="ПДС НКУ / ОТ ЭМО2: Неисправность оперативного тока цепей ЭМО2"/>
+                  <w:listItem w:displayText="ПДС НКУ / ПДС НКУ: Функция введена в работу" w:value="ПДС НКУ / ПДС НКУ: Функция введена в работу"/>
+                  <w:listItem w:displayText="ПДС НКУ / ПДС НКУ: Функция оперативно выведена из работы" w:value="ПДС НКУ / ПДС НКУ: Функция оперативно выведена из работы"/>
+                  <w:listItem w:displayText="ПДС НКУ / Пер.ав.дебл.см.яч.: Цепи аварийной деблокировки ячейки выведены" w:value="ПДС НКУ / Пер.ав.дебл.см.яч.: Цепи аварийной деблокировки ячейки выведены"/>
+                  <w:listItem w:displayText="ПС / ПС: Пуск предупредительной сигнализации" w:value="ПС / ПС: Пуск предупредительной сигнализации"/>
+                  <w:listItem w:displayText="ПС / ПС: Пуск предупредительной сигнализации (импульс)" w:value="ПС / ПС: Пуск предупредительной сигнализации (импульс)"/>
+                  <w:listItem w:displayText="СС / СС: БИ выведены" w:value="СС / СС: БИ выведены"/>
+                  <w:listItem w:displayText="СС / СС: Выходные цепи разобраны" w:value="СС / СС: Выходные цепи разобраны"/>
+                  <w:listItem w:displayText="СС / СС: Неисправность КА" w:value="СС / СС: Неисправность КА"/>
+                  <w:listItem w:displayText="СС / СС: Общий внешний сигнал" w:value="СС / СС: Общий внешний сигнал"/>
+                  <w:listItem w:displayText="СС / СС: Превышение времени переключения КА" w:value="СС / СС: Превышение времени переключения КА"/>
+                  <w:listItem w:displayText="СС / СС: Сигнализация цепей опер.тока" w:value="СС / СС: Сигнализация цепей опер.тока"/>
                   <w:listItem w:displayText="ТЗНП / АУ ТЗНП: Пуск автоматического ускорения ТЗНП" w:value="ТЗНП / АУ ТЗНП: Пуск автоматического ускорения ТЗНП"/>
                   <w:listItem w:displayText="ТЗНП / БНТ НП: Пуск БНТ НП" w:value="ТЗНП / БНТ НП: Пуск БНТ НП"/>
                   <w:listItem w:displayText="ТЗНП / БЧС: Блокировка чувствительных ступеней" w:value="ТЗНП / БЧС: Блокировка чувствительных ступеней"/>
@@ -6033,6 +7718,11 @@
                   <w:listItem w:displayText="ТК ЗДЗ / ТК ЗДЗ: Пуск ИО тока" w:value="ТК ЗДЗ / ТК ЗДЗ: Пуск ИО тока"/>
                   <w:listItem w:displayText="ТК ЗДЗ / ТК ЗДЗ: Функция введена в работу" w:value="ТК ЗДЗ / ТК ЗДЗ: Функция введена в работу"/>
                   <w:listItem w:displayText="ТК ЗДЗ / ТК ЗДЗ: Функция оперативно выведена из работы" w:value="ТК ЗДЗ / ТК ЗДЗ: Функция оперативно выведена из работы"/>
+                  <w:listItem w:displayText="УВ / УВ: Включение с контролем синхронизма" w:value="УВ / УВ: Включение с контролем синхронизма"/>
+                  <w:listItem w:displayText="УВ / УВ: Включить выключатель" w:value="УВ / УВ: Включить выключатель"/>
+                  <w:listItem w:displayText="УВ / УВ: Задержка включения с контролем синхронизма" w:value="УВ / УВ: Задержка включения с контролем синхронизма"/>
+                  <w:listItem w:displayText="УВ / УВ: Функция введена в работу" w:value="УВ / УВ: Функция введена в работу"/>
+                  <w:listItem w:displayText="УВ / УВ: Функция оперативно выведена из работы" w:value="УВ / УВ: Функция оперативно выведена из работы"/>
                   <w:listItem w:displayText="УРОВ / УРОВ: Пуск" w:value="УРОВ / УРОВ: Пуск"/>
                   <w:listItem w:displayText="УРОВ / УРОВ: Пуск ИО максимального тока" w:value="УРОВ / УРОВ: Пуск ИО максимального тока"/>
                   <w:listItem w:displayText="УРОВ / УРОВ: Срабатывание" w:value="УРОВ / УРОВ: Срабатывание"/>
@@ -6399,6 +8089,38 @@
                   <w:listItem w:displayText="ЗОП / ЗОП: Срабатывание на сигнал" w:value="ЗОП / ЗОП: Срабатывание на сигнал"/>
                   <w:listItem w:displayText="ЗОП / ЗОП: Функция введена в работу" w:value="ЗОП / ЗОП: Функция введена в работу"/>
                   <w:listItem w:displayText="ЗОП / ЗОП: Функция оперативно выведена из работы" w:value="ЗОП / ЗОП: Функция оперативно выведена из работы"/>
+                  <w:listItem w:displayText="КА / В: Выключатель включен" w:value="КА / В: Выключатель включен"/>
+                  <w:listItem w:displayText="КА / В: Выключатель отключен" w:value="КА / В: Выключатель отключен"/>
+                  <w:listItem w:displayText="КА / В: Команда «включить» выключатель через выходное реле" w:value="КА / В: Команда «включить» выключатель через выходное реле"/>
+                  <w:listItem w:displayText="КА / В: Команда «отключить» выключатель через выходное реле" w:value="КА / В: Команда «отключить» выключатель через выходное реле"/>
+                  <w:listItem w:displayText="КА / В: Неисправное положение выключателя" w:value="КА / В: Неисправное положение выключателя"/>
+                  <w:listItem w:displayText="КА / В: Промежуточное положение выключателя" w:value="КА / В: Промежуточное положение выключателя"/>
+                  <w:listItem w:displayText="КА / В: Функция введена в работу" w:value="КА / В: Функция введена в работу"/>
+                  <w:listItem w:displayText="КА / ВЭ1: Команда «вкатить» выкатной элемент через выходное реле" w:value="КА / ВЭ1: Команда «вкатить» выкатной элемент через выходное реле"/>
+                  <w:listItem w:displayText="КА / ВЭ1: Команда «выкатить» выкатной элемент через выходное реле" w:value="КА / ВЭ1: Команда «выкатить» выкатной элемент через выходное реле"/>
+                  <w:listItem w:displayText="КА / ВЭ1: Неисправное положение выкатного элемента" w:value="КА / ВЭ1: Неисправное положение выкатного элемента"/>
+                  <w:listItem w:displayText="КА / ВЭ1: Положение выкатного элемента «Вкачен»" w:value="КА / ВЭ1: Положение выкатного элемента «Вкачен»"/>
+                  <w:listItem w:displayText="КА / ВЭ1: Положение выкатного элемента «Выкачен»" w:value="КА / ВЭ1: Положение выкатного элемента «Выкачен»"/>
+                  <w:listItem w:displayText="КА / ВЭ1: Промежуточное положение выкатного элемента" w:value="КА / ВЭ1: Промежуточное положение выкатного элемента"/>
+                  <w:listItem w:displayText="КА / ВЭ1: Ремонтное положение выкатного элемента" w:value="КА / ВЭ1: Ремонтное положение выкатного элемента"/>
+                  <w:listItem w:displayText="КА / ВЭ1: Функция введена в работу" w:value="КА / ВЭ1: Функция введена в работу"/>
+                  <w:listItem w:displayText="КА / ВЭ2: Команда «вкатить» выкатной элемент через выходное реле" w:value="КА / ВЭ2: Команда «вкатить» выкатной элемент через выходное реле"/>
+                  <w:listItem w:displayText="КА / ВЭ2: Команда «выкатить» выкатной элемент через выходное реле" w:value="КА / ВЭ2: Команда «выкатить» выкатной элемент через выходное реле"/>
+                  <w:listItem w:displayText="КА / ВЭ2: Неисправное положение выкатного элемента" w:value="КА / ВЭ2: Неисправное положение выкатного элемента"/>
+                  <w:listItem w:displayText="КА / ВЭ2: Положение выкатного элемента «Вкачен»" w:value="КА / ВЭ2: Положение выкатного элемента «Вкачен»"/>
+                  <w:listItem w:displayText="КА / ВЭ2: Положение выкатного элемента «Выкачен»" w:value="КА / ВЭ2: Положение выкатного элемента «Выкачен»"/>
+                  <w:listItem w:displayText="КА / ВЭ2: Промежуточное положение выкатного элемента" w:value="КА / ВЭ2: Промежуточное положение выкатного элемента"/>
+                  <w:listItem w:displayText="КА / ВЭ2: Ремонтное положение выкатного элемента" w:value="КА / ВЭ2: Ремонтное положение выкатного элемента"/>
+                  <w:listItem w:displayText="КА / ВЭ2: Функция введена в работу" w:value="КА / ВЭ2: Функция введена в работу"/>
+                  <w:listItem w:displayText="КА / ЗН: Заземляющий нож включен" w:value="КА / ЗН: Заземляющий нож включен"/>
+                  <w:listItem w:displayText="КА / ЗН: Заземляющий нож отключен" w:value="КА / ЗН: Заземляющий нож отключен"/>
+                  <w:listItem w:displayText="КА / ЗН: Команда «включить» заземляющий нож через выходное реле" w:value="КА / ЗН: Команда «включить» заземляющий нож через выходное реле"/>
+                  <w:listItem w:displayText="КА / ЗН: Команда «отключить» заземляющий нож через выходное реле" w:value="КА / ЗН: Команда «отключить» заземляющий нож через выходное реле"/>
+                  <w:listItem w:displayText="КА / ЗН: Неисправное положение заземляющего ножа" w:value="КА / ЗН: Неисправное положение заземляющего ножа"/>
+                  <w:listItem w:displayText="КА / ЗН: Промежуточное положение заземляющего ножа" w:value="КА / ЗН: Промежуточное положение заземляющего ножа"/>
+                  <w:listItem w:displayText="КА / ЗН: Функция введена в работу" w:value="КА / ЗН: Функция введена в работу"/>
+                  <w:listItem w:displayText="КА / КА: Функция введена в работу" w:value="КА / КА: Функция введена в работу"/>
+                  <w:listItem w:displayText="КА / КА: Функция оперативно выведена из работы" w:value="КА / КА: Функция оперативно выведена из работы"/>
                   <w:listItem w:displayText="КНН 1сш / КНН 1сш: Пуск" w:value="КНН 1сш / КНН 1сш: Пуск"/>
                   <w:listItem w:displayText="КНН 1сш / КНН 1сш: Пуск ИО напряжения" w:value="КНН 1сш / КНН 1сш: Пуск ИО напряжения"/>
                   <w:listItem w:displayText="КНН 1сш / КНН 1сш: Пуск ИО напряжения ОП" w:value="КНН 1сш / КНН 1сш: Пуск ИО напряжения ОП"/>
@@ -6419,6 +8141,68 @@
                   <w:listItem w:displayText="КОН 2сш / КОН 2сш: Пуск ИО напряжения ОП" w:value="КОН 2сш / КОН 2сш: Пуск ИО напряжения ОП"/>
                   <w:listItem w:displayText="КОН 2сш / КОН 2сш: Функция введена в работу" w:value="КОН 2сш / КОН 2сш: Функция введена в работу"/>
                   <w:listItem w:displayText="КОН 2сш / КОН 2сш: Функция оперативно выведена из работы" w:value="КОН 2сш / КОН 2сш: Функция оперативно выведена из работы"/>
+                  <w:listItem w:displayText="КП / КП: Идет переключение" w:value="КП / КП: Идет переключение"/>
+                  <w:listItem w:displayText="КП / КП: Функция введена в работу" w:value="КП / КП: Функция введена в работу"/>
+                  <w:listItem w:displayText="КП / КП: Функция оперативно выведена из работы" w:value="КП / КП: Функция оперативно выведена из работы"/>
+                  <w:listItem w:displayText="КП / ОБР В: Блокировка включения" w:value="КП / ОБР В: Блокировка включения"/>
+                  <w:listItem w:displayText="КП / ОБР В: Разрешить включение" w:value="КП / ОБР В: Разрешить включение"/>
+                  <w:listItem w:displayText="КП / ОБР ВЭ1: Разрешение управления первым выкатным элементом" w:value="КП / ОБР ВЭ1: Разрешение управления первым выкатным элементом"/>
+                  <w:listItem w:displayText="КП / ОБР ВЭ2: Разрешение управления вторым выкатным элементом" w:value="КП / ОБР ВЭ2: Разрешение управления вторым выкатным элементом"/>
+                  <w:listItem w:displayText="КП / ОБР ЗН: Разрешение управления заземляющим ножом" w:value="КП / ОБР ЗН: Разрешение управления заземляющим ножом"/>
+                  <w:listItem w:displayText="КП / УВ: Включение с контролем синхронизма" w:value="КП / УВ: Включение с контролем синхронизма"/>
+                  <w:listItem w:displayText="КП / УВ: Включить выключатель" w:value="КП / УВ: Включить выключатель"/>
+                  <w:listItem w:displayText="КП / УВ: Задержка включения с контролем синхронизма" w:value="КП / УВ: Задержка включения с контролем синхронизма"/>
+                  <w:listItem w:displayText="КП / УВ: Идет переключение" w:value="КП / УВ: Идет переключение"/>
+                  <w:listItem w:displayText="КП / УВ: Отключить выключатель" w:value="КП / УВ: Отключить выключатель"/>
+                  <w:listItem w:displayText="КП / УВ: Поведение местного управления" w:value="КП / УВ: Поведение местного управления"/>
+                  <w:listItem w:displayText="КП / УВ: Положение В (Включено)" w:value="КП / УВ: Положение В (Включено)"/>
+                  <w:listItem w:displayText="КП / УВ: Положение В (Не определено)" w:value="КП / УВ: Положение В (Не определено)"/>
+                  <w:listItem w:displayText="КП / УВ: Положение В (Неисправность)" w:value="КП / УВ: Положение В (Неисправность)"/>
+                  <w:listItem w:displayText="КП / УВ: Положение В (Отключено)" w:value="КП / УВ: Положение В (Отключено)"/>
+                  <w:listItem w:displayText="КП / УВ: Положение ключа режима управления" w:value="КП / УВ: Положение ключа режима управления"/>
+                  <w:listItem w:displayText="КП / УВ: Право переключения на уровне станции" w:value="КП / УВ: Право переключения на уровне станции"/>
+                  <w:listItem w:displayText="КП / УВ: Сигнал превышения допустимого времени переключения" w:value="КП / УВ: Сигнал превышения допустимого времени переключения"/>
+                  <w:listItem w:displayText="КП / УВ: Функция введена в работу" w:value="КП / УВ: Функция введена в работу"/>
+                  <w:listItem w:displayText="КП / УВЭ1: Вкатить первый выкатной элемент" w:value="КП / УВЭ1: Вкатить первый выкатной элемент"/>
+                  <w:listItem w:displayText="КП / УВЭ1: Выкатить первый выкатной элемент" w:value="КП / УВЭ1: Выкатить первый выкатной элемент"/>
+                  <w:listItem w:displayText="КП / УВЭ1: Идет переключение" w:value="КП / УВЭ1: Идет переключение"/>
+                  <w:listItem w:displayText="КП / УВЭ1: Поведение местного управления" w:value="КП / УВЭ1: Поведение местного управления"/>
+                  <w:listItem w:displayText="КП / УВЭ1: Положение ВЭ1 (Вкачен)" w:value="КП / УВЭ1: Положение ВЭ1 (Вкачен)"/>
+                  <w:listItem w:displayText="КП / УВЭ1: Положение ВЭ1 (Выкачен)" w:value="КП / УВЭ1: Положение ВЭ1 (Выкачен)"/>
+                  <w:listItem w:displayText="КП / УВЭ1: Положение ВЭ1 (Не определено)" w:value="КП / УВЭ1: Положение ВЭ1 (Не определено)"/>
+                  <w:listItem w:displayText="КП / УВЭ1: Положение ВЭ1 (Неисправность)" w:value="КП / УВЭ1: Положение ВЭ1 (Неисправность)"/>
+                  <w:listItem w:displayText="КП / УВЭ1: Положение ключа режима управления" w:value="КП / УВЭ1: Положение ключа режима управления"/>
+                  <w:listItem w:displayText="КП / УВЭ1: Право переключения на уровне станции" w:value="КП / УВЭ1: Право переключения на уровне станции"/>
+                  <w:listItem w:displayText="КП / УВЭ1: Сигнал превышения допустимого времени переключения" w:value="КП / УВЭ1: Сигнал превышения допустимого времени переключения"/>
+                  <w:listItem w:displayText="КП / УВЭ1: Функция введена в работу" w:value="КП / УВЭ1: Функция введена в работу"/>
+                  <w:listItem w:displayText="КП / УВЭ2: Вкатить второй выкатной элемент" w:value="КП / УВЭ2: Вкатить второй выкатной элемент"/>
+                  <w:listItem w:displayText="КП / УВЭ2: Выкатить второй выкатной элемент" w:value="КП / УВЭ2: Выкатить второй выкатной элемент"/>
+                  <w:listItem w:displayText="КП / УВЭ2: Идет переключение" w:value="КП / УВЭ2: Идет переключение"/>
+                  <w:listItem w:displayText="КП / УВЭ2: Поведение местного управления" w:value="КП / УВЭ2: Поведение местного управления"/>
+                  <w:listItem w:displayText="КП / УВЭ2: Положение ВЭ2 (Вкачен)" w:value="КП / УВЭ2: Положение ВЭ2 (Вкачен)"/>
+                  <w:listItem w:displayText="КП / УВЭ2: Положение ВЭ2 (Выкачен)" w:value="КП / УВЭ2: Положение ВЭ2 (Выкачен)"/>
+                  <w:listItem w:displayText="КП / УВЭ2: Положение ВЭ2 (Не определено)" w:value="КП / УВЭ2: Положение ВЭ2 (Не определено)"/>
+                  <w:listItem w:displayText="КП / УВЭ2: Положение ВЭ2 (Неисправность)" w:value="КП / УВЭ2: Положение ВЭ2 (Неисправность)"/>
+                  <w:listItem w:displayText="КП / УВЭ2: Положение ключа режима управления" w:value="КП / УВЭ2: Положение ключа режима управления"/>
+                  <w:listItem w:displayText="КП / УВЭ2: Право переключения на уровне станции" w:value="КП / УВЭ2: Право переключения на уровне станции"/>
+                  <w:listItem w:displayText="КП / УВЭ2: Сигнал превышения допустимого времени переключения" w:value="КП / УВЭ2: Сигнал превышения допустимого времени переключения"/>
+                  <w:listItem w:displayText="КП / УВЭ2: Функция введена в работу" w:value="КП / УВЭ2: Функция введена в работу"/>
+                  <w:listItem w:displayText="КП / УЗН: Включить заземляющий нож" w:value="КП / УЗН: Включить заземляющий нож"/>
+                  <w:listItem w:displayText="КП / УЗН: Идет переключение" w:value="КП / УЗН: Идет переключение"/>
+                  <w:listItem w:displayText="КП / УЗН: Отключить заземляющий нож" w:value="КП / УЗН: Отключить заземляющий нож"/>
+                  <w:listItem w:displayText="КП / УЗН: Поведение местного управления" w:value="КП / УЗН: Поведение местного управления"/>
+                  <w:listItem w:displayText="КП / УЗН: Положение ЗН (Включено)" w:value="КП / УЗН: Положение ЗН (Включено)"/>
+                  <w:listItem w:displayText="КП / УЗН: Положение ЗН (Не определено)" w:value="КП / УЗН: Положение ЗН (Не определено)"/>
+                  <w:listItem w:displayText="КП / УЗН: Положение ЗН (Неисправность)" w:value="КП / УЗН: Положение ЗН (Неисправность)"/>
+                  <w:listItem w:displayText="КП / УЗН: Положение ЗН (Отключено)" w:value="КП / УЗН: Положение ЗН (Отключено)"/>
+                  <w:listItem w:displayText="КП / УЗН: Положение ключа режима управления" w:value="КП / УЗН: Положение ключа режима управления"/>
+                  <w:listItem w:displayText="КП / УЗН: Право переключения на уровне станции" w:value="КП / УЗН: Право переключения на уровне станции"/>
+                  <w:listItem w:displayText="КП / УЗН: Сигнал превышения допустимого времени переключения" w:value="КП / УЗН: Сигнал превышения допустимого времени переключения"/>
+                  <w:listItem w:displayText="КП / УЗН: Функция введена в работу" w:value="КП / УЗН: Функция введена в работу"/>
+                  <w:listItem w:displayText="КРВ / КРВ: Превышен коммутационный ресурс выключателя" w:value="КРВ / КРВ: Превышен коммутационный ресурс выключателя"/>
+                  <w:listItem w:displayText="КРВ / КРВ: Превышен механический ресурс выключателя" w:value="КРВ / КРВ: Превышен механический ресурс выключателя"/>
+                  <w:listItem w:displayText="КРВ / КРВ: Превышен ресурс выключателя" w:value="КРВ / КРВ: Превышен ресурс выключателя"/>
+                  <w:listItem w:displayText="КРВ / КРВ: Функция введена в работу" w:value="КРВ / КРВ: Функция введена в работу"/>
                   <w:listItem w:displayText="КС / КС: Блокировка по скорости изменения частоты" w:value="КС / КС: Блокировка по скорости изменения частоты"/>
                   <w:listItem w:displayText="КС / КС: Нет условий по напряжению" w:value="КС / КС: Нет условий по напряжению"/>
                   <w:listItem w:displayText="КС / КС: Нет условий по углу" w:value="КС / КС: Нет условий по углу"/>
@@ -6431,6 +8215,18 @@
                   <w:listItem w:displayText="КС / КС: Разрешение оперативного включения" w:value="КС / КС: Разрешение оперативного включения"/>
                   <w:listItem w:displayText="КС / КС: Функция введена в работу" w:value="КС / КС: Функция введена в работу"/>
                   <w:listItem w:displayText="КС / КС: Функция оперативно выведена из работы" w:value="КС / КС: Функция оперативно выведена из работы"/>
+                  <w:listItem w:displayText="КСВ / КСВ: Блокировка включения В" w:value="КСВ / КСВ: Блокировка включения В"/>
+                  <w:listItem w:displayText="КСВ / КСВ: Блокировка отключения В" w:value="КСВ / КСВ: Блокировка отключения В"/>
+                  <w:listItem w:displayText="КСВ / КСВ: В аварийно отключен" w:value="КСВ / КСВ: В аварийно отключен"/>
+                  <w:listItem w:displayText="КСВ / КСВ: В самопроизвольно отключен" w:value="КСВ / КСВ: В самопроизвольно отключен"/>
+                  <w:listItem w:displayText="КСВ / КСВ: Защита ЭМВ" w:value="КСВ / КСВ: Защита ЭМВ"/>
+                  <w:listItem w:displayText="КСВ / КСВ: Защита ЭМО1" w:value="КСВ / КСВ: Защита ЭМО1"/>
+                  <w:listItem w:displayText="КСВ / КСВ: Защита ЭМО2" w:value="КСВ / КСВ: Защита ЭМО2"/>
+                  <w:listItem w:displayText="КСВ / КСВ: Неисправность В" w:value="КСВ / КСВ: Неисправность В"/>
+                  <w:listItem w:displayText="КСВ / КСВ: Неисправность цепей ЭМУ" w:value="КСВ / КСВ: Неисправность цепей ЭМУ"/>
+                  <w:listItem w:displayText="КСВ / КСВ: Реле фиксации команды" w:value="КСВ / КСВ: Реле фиксации команды"/>
+                  <w:listItem w:displayText="КСВ / КСВ: Функция введена в работу" w:value="КСВ / КСВ: Функция введена в работу"/>
+                  <w:listItem w:displayText="КСВ / КСВ: Функция оперативно выведена из работы" w:value="КСВ / КСВ: Функция оперативно выведена из работы"/>
                   <w:listItem w:displayText="ЛЗШ / ЛЗШ: Обнаружение неисправности" w:value="ЛЗШ / ЛЗШ: Обнаружение неисправности"/>
                   <w:listItem w:displayText="ЛЗШ / ЛЗШ: Пуск" w:value="ЛЗШ / ЛЗШ: Пуск"/>
                   <w:listItem w:displayText="ЛЗШ / ЛЗШ: Пуск ИО тока по фазе B" w:value="ЛЗШ / ЛЗШ: Пуск ИО тока по фазе B"/>
@@ -6523,6 +8319,57 @@
                   <w:listItem w:displayText="МТЗ / ОНМ: Пуск по фазе C" w:value="МТЗ / ОНМ: Пуск по фазе C"/>
                   <w:listItem w:displayText="МТЗ / ОНМ: Пуск по фазе А" w:value="МТЗ / ОНМ: Пуск по фазе А"/>
                   <w:listItem w:displayText="МТЗ / ОУ МТЗ: Срабатывание" w:value="МТЗ / ОУ МТЗ: Срабатывание"/>
+                  <w:listItem w:displayText="ПДС / В: Поведение местного управления" w:value="ПДС / В: Поведение местного управления"/>
+                  <w:listItem w:displayText="ПДС / В: Положение ключа режима управления" w:value="ПДС / В: Положение ключа режима управления"/>
+                  <w:listItem w:displayText="ПДС / В: Положение ключа режима управления привода В" w:value="ПДС / В: Положение ключа режима управления привода В"/>
+                  <w:listItem w:displayText="ПДС / В: Право переключения на уровне станции" w:value="ПДС / В: Право переключения на уровне станции"/>
+                  <w:listItem w:displayText="ПДС / ВЭ1: Поведение местного управления" w:value="ПДС / ВЭ1: Поведение местного управления"/>
+                  <w:listItem w:displayText="ПДС / ВЭ1: Положение ключа режима управления" w:value="ПДС / ВЭ1: Положение ключа режима управления"/>
+                  <w:listItem w:displayText="ПДС / ВЭ1: Право переключения на уровне станции" w:value="ПДС / ВЭ1: Право переключения на уровне станции"/>
+                  <w:listItem w:displayText="ПДС / ВЭ1: Ремонтное положение коммутационного аппарата" w:value="ПДС / ВЭ1: Ремонтное положение коммутационного аппарата"/>
+                  <w:listItem w:displayText="ПДС / ВЭ2: Поведение местного управления" w:value="ПДС / ВЭ2: Поведение местного управления"/>
+                  <w:listItem w:displayText="ПДС / ВЭ2: Положение ключа режима управления" w:value="ПДС / ВЭ2: Положение ключа режима управления"/>
+                  <w:listItem w:displayText="ПДС / ВЭ2: Право переключения на уровне станции" w:value="ПДС / ВЭ2: Право переключения на уровне станции"/>
+                  <w:listItem w:displayText="ПДС / ВЭ2: Ремонтное положение коммутационного аппарата" w:value="ПДС / ВЭ2: Ремонтное положение коммутационного аппарата"/>
+                  <w:listItem w:displayText="ПДС / ЗН: Поведение местного управления" w:value="ПДС / ЗН: Поведение местного управления"/>
+                  <w:listItem w:displayText="ПДС / ЗН: Положение ключа режима управления" w:value="ПДС / ЗН: Положение ключа режима управления"/>
+                  <w:listItem w:displayText="ПДС / ЗН: Право переключения на уровне станции" w:value="ПДС / ЗН: Право переключения на уровне станции"/>
+                  <w:listItem w:displayText="ПДС / КИ: Аварийный уровень изоляции" w:value="ПДС / КИ: Аварийный уровень изоляции"/>
+                  <w:listItem w:displayText="ПДС / КИ: Низкий уровень изоляции" w:value="ПДС / КИ: Низкий уровень изоляции"/>
+                  <w:listItem w:displayText="ПДС / КПруж: Пружина не заведена" w:value="ПДС / КПруж: Пружина не заведена"/>
+                  <w:listItem w:displayText="ПДС / КЦВ: Контроль цепи ЭМВ" w:value="ПДС / КЦВ: Контроль цепи ЭМВ"/>
+                  <w:listItem w:displayText="ПДС / КЦВ: Контроль цепи ЭМО1" w:value="ПДС / КЦВ: Контроль цепи ЭМО1"/>
+                  <w:listItem w:displayText="ПДС / КЦВ: Контроль цепи ЭМО2" w:value="ПДС / КЦВ: Контроль цепи ЭМО2"/>
+                  <w:listItem w:displayText="ПДС / КЦВ: Работа ЭМВ" w:value="ПДС / КЦВ: Работа ЭМВ"/>
+                  <w:listItem w:displayText="ПДС / КЦВ: Работа ЭМО1" w:value="ПДС / КЦВ: Работа ЭМО1"/>
+                  <w:listItem w:displayText="ПДС / КЦВ: Работа ЭМО2" w:value="ПДС / КЦВ: Работа ЭМО2"/>
+                  <w:listItem w:displayText="ПДС / ПДС: Функция введена в работу" w:value="ПДС / ПДС: Функция введена в работу"/>
+                  <w:listItem w:displayText="ПДС / ПДС: Функция оперативно выведена из работы" w:value="ПДС / ПДС: Функция оперативно выведена из работы"/>
+                  <w:listItem w:displayText="ПДС НКУ / SA1: Цепь управления введена" w:value="ПДС НКУ / SA1: Цепь управления введена"/>
+                  <w:listItem w:displayText="ПДС НКУ / SA2: Цепь управления введена" w:value="ПДС НКУ / SA2: Цепь управления введена"/>
+                  <w:listItem w:displayText="ПДС НКУ / SA3: Цепь управления введена" w:value="ПДС НКУ / SA3: Цепь управления введена"/>
+                  <w:listItem w:displayText="ПДС НКУ / SA4: Цепь управления введена" w:value="ПДС НКУ / SA4: Цепь управления введена"/>
+                  <w:listItem w:displayText="ПДС НКУ / SG1: Рабочее положение испытательного блока" w:value="ПДС НКУ / SG1: Рабочее положение испытательного блока"/>
+                  <w:listItem w:displayText="ПДС НКУ / SG2: Рабочее положение испытательного блока" w:value="ПДС НКУ / SG2: Рабочее положение испытательного блока"/>
+                  <w:listItem w:displayText="ПДС НКУ / SG3: Рабочее положение испытательного блока" w:value="ПДС НКУ / SG3: Рабочее положение испытательного блока"/>
+                  <w:listItem w:displayText="ПДС НКУ / Дверь: Дверь отсека/ шкафа закрыта" w:value="ПДС НКУ / Дверь: Дверь отсека/ шкафа закрыта"/>
+                  <w:listItem w:displayText="ПДС НКУ / Дверь: Дверь отсека/ шкафа открыта" w:value="ПДС НКУ / Дверь: Дверь отсека/ шкафа открыта"/>
+                  <w:listItem w:displayText="ПДС НКУ / ОТ ОБР 1: Неисправность оперативного тока цепей ОБР 1" w:value="ПДС НКУ / ОТ ОБР 1: Неисправность оперативного тока цепей ОБР 1"/>
+                  <w:listItem w:displayText="ПДС НКУ / ОТ ОБР 2: Неисправность оперативного тока цепей ОБР 2" w:value="ПДС НКУ / ОТ ОБР 2: Неисправность оперативного тока цепей ОБР 2"/>
+                  <w:listItem w:displayText="ПДС НКУ / ОТ ЦСВ: Неисправность ОТ цепей сигнализации В" w:value="ПДС НКУ / ОТ ЦСВ: Неисправность ОТ цепей сигнализации В"/>
+                  <w:listItem w:displayText="ПДС НКУ / ОТ ЭМО1, ЭМВ: Неисправность оперативного тока цепей ЭМВ, ЭМО1" w:value="ПДС НКУ / ОТ ЭМО1, ЭМВ: Неисправность оперативного тока цепей ЭМВ, ЭМО1"/>
+                  <w:listItem w:displayText="ПДС НКУ / ОТ ЭМО2: Неисправность оперативного тока цепей ЭМО2" w:value="ПДС НКУ / ОТ ЭМО2: Неисправность оперативного тока цепей ЭМО2"/>
+                  <w:listItem w:displayText="ПДС НКУ / ПДС НКУ: Функция введена в работу" w:value="ПДС НКУ / ПДС НКУ: Функция введена в работу"/>
+                  <w:listItem w:displayText="ПДС НКУ / ПДС НКУ: Функция оперативно выведена из работы" w:value="ПДС НКУ / ПДС НКУ: Функция оперативно выведена из работы"/>
+                  <w:listItem w:displayText="ПДС НКУ / Пер.ав.дебл.см.яч.: Цепи аварийной деблокировки ячейки выведены" w:value="ПДС НКУ / Пер.ав.дебл.см.яч.: Цепи аварийной деблокировки ячейки выведены"/>
+                  <w:listItem w:displayText="ПС / ПС: Пуск предупредительной сигнализации" w:value="ПС / ПС: Пуск предупредительной сигнализации"/>
+                  <w:listItem w:displayText="ПС / ПС: Пуск предупредительной сигнализации (импульс)" w:value="ПС / ПС: Пуск предупредительной сигнализации (импульс)"/>
+                  <w:listItem w:displayText="СС / СС: БИ выведены" w:value="СС / СС: БИ выведены"/>
+                  <w:listItem w:displayText="СС / СС: Выходные цепи разобраны" w:value="СС / СС: Выходные цепи разобраны"/>
+                  <w:listItem w:displayText="СС / СС: Неисправность КА" w:value="СС / СС: Неисправность КА"/>
+                  <w:listItem w:displayText="СС / СС: Общий внешний сигнал" w:value="СС / СС: Общий внешний сигнал"/>
+                  <w:listItem w:displayText="СС / СС: Превышение времени переключения КА" w:value="СС / СС: Превышение времени переключения КА"/>
+                  <w:listItem w:displayText="СС / СС: Сигнализация цепей опер.тока" w:value="СС / СС: Сигнализация цепей опер.тока"/>
                   <w:listItem w:displayText="ТЗНП / АУ ТЗНП: Пуск автоматического ускорения ТЗНП" w:value="ТЗНП / АУ ТЗНП: Пуск автоматического ускорения ТЗНП"/>
                   <w:listItem w:displayText="ТЗНП / БНТ НП: Пуск БНТ НП" w:value="ТЗНП / БНТ НП: Пуск БНТ НП"/>
                   <w:listItem w:displayText="ТЗНП / БЧС: Блокировка чувствительных ступеней" w:value="ТЗНП / БЧС: Блокировка чувствительных ступеней"/>
@@ -6562,6 +8409,11 @@
                   <w:listItem w:displayText="ТК ЗДЗ / ТК ЗДЗ: Пуск ИО тока" w:value="ТК ЗДЗ / ТК ЗДЗ: Пуск ИО тока"/>
                   <w:listItem w:displayText="ТК ЗДЗ / ТК ЗДЗ: Функция введена в работу" w:value="ТК ЗДЗ / ТК ЗДЗ: Функция введена в работу"/>
                   <w:listItem w:displayText="ТК ЗДЗ / ТК ЗДЗ: Функция оперативно выведена из работы" w:value="ТК ЗДЗ / ТК ЗДЗ: Функция оперативно выведена из работы"/>
+                  <w:listItem w:displayText="УВ / УВ: Включение с контролем синхронизма" w:value="УВ / УВ: Включение с контролем синхронизма"/>
+                  <w:listItem w:displayText="УВ / УВ: Включить выключатель" w:value="УВ / УВ: Включить выключатель"/>
+                  <w:listItem w:displayText="УВ / УВ: Задержка включения с контролем синхронизма" w:value="УВ / УВ: Задержка включения с контролем синхронизма"/>
+                  <w:listItem w:displayText="УВ / УВ: Функция введена в работу" w:value="УВ / УВ: Функция введена в работу"/>
+                  <w:listItem w:displayText="УВ / УВ: Функция оперативно выведена из работы" w:value="УВ / УВ: Функция оперативно выведена из работы"/>
                   <w:listItem w:displayText="УРОВ / УРОВ: Пуск" w:value="УРОВ / УРОВ: Пуск"/>
                   <w:listItem w:displayText="УРОВ / УРОВ: Пуск ИО максимального тока" w:value="УРОВ / УРОВ: Пуск ИО максимального тока"/>
                   <w:listItem w:displayText="УРОВ / УРОВ: Срабатывание" w:value="УРОВ / УРОВ: Срабатывание"/>
@@ -6877,6 +8729,38 @@
                   <w:listItem w:displayText="ЗОП / ЗОП: Срабатывание на сигнал" w:value="ЗОП / ЗОП: Срабатывание на сигнал"/>
                   <w:listItem w:displayText="ЗОП / ЗОП: Функция введена в работу" w:value="ЗОП / ЗОП: Функция введена в работу"/>
                   <w:listItem w:displayText="ЗОП / ЗОП: Функция оперативно выведена из работы" w:value="ЗОП / ЗОП: Функция оперативно выведена из работы"/>
+                  <w:listItem w:displayText="КА / В: Выключатель включен" w:value="КА / В: Выключатель включен"/>
+                  <w:listItem w:displayText="КА / В: Выключатель отключен" w:value="КА / В: Выключатель отключен"/>
+                  <w:listItem w:displayText="КА / В: Команда «включить» выключатель через выходное реле" w:value="КА / В: Команда «включить» выключатель через выходное реле"/>
+                  <w:listItem w:displayText="КА / В: Команда «отключить» выключатель через выходное реле" w:value="КА / В: Команда «отключить» выключатель через выходное реле"/>
+                  <w:listItem w:displayText="КА / В: Неисправное положение выключателя" w:value="КА / В: Неисправное положение выключателя"/>
+                  <w:listItem w:displayText="КА / В: Промежуточное положение выключателя" w:value="КА / В: Промежуточное положение выключателя"/>
+                  <w:listItem w:displayText="КА / В: Функция введена в работу" w:value="КА / В: Функция введена в работу"/>
+                  <w:listItem w:displayText="КА / ВЭ1: Команда «вкатить» выкатной элемент через выходное реле" w:value="КА / ВЭ1: Команда «вкатить» выкатной элемент через выходное реле"/>
+                  <w:listItem w:displayText="КА / ВЭ1: Команда «выкатить» выкатной элемент через выходное реле" w:value="КА / ВЭ1: Команда «выкатить» выкатной элемент через выходное реле"/>
+                  <w:listItem w:displayText="КА / ВЭ1: Неисправное положение выкатного элемента" w:value="КА / ВЭ1: Неисправное положение выкатного элемента"/>
+                  <w:listItem w:displayText="КА / ВЭ1: Положение выкатного элемента «Вкачен»" w:value="КА / ВЭ1: Положение выкатного элемента «Вкачен»"/>
+                  <w:listItem w:displayText="КА / ВЭ1: Положение выкатного элемента «Выкачен»" w:value="КА / ВЭ1: Положение выкатного элемента «Выкачен»"/>
+                  <w:listItem w:displayText="КА / ВЭ1: Промежуточное положение выкатного элемента" w:value="КА / ВЭ1: Промежуточное положение выкатного элемента"/>
+                  <w:listItem w:displayText="КА / ВЭ1: Ремонтное положение выкатного элемента" w:value="КА / ВЭ1: Ремонтное положение выкатного элемента"/>
+                  <w:listItem w:displayText="КА / ВЭ1: Функция введена в работу" w:value="КА / ВЭ1: Функция введена в работу"/>
+                  <w:listItem w:displayText="КА / ВЭ2: Команда «вкатить» выкатной элемент через выходное реле" w:value="КА / ВЭ2: Команда «вкатить» выкатной элемент через выходное реле"/>
+                  <w:listItem w:displayText="КА / ВЭ2: Команда «выкатить» выкатной элемент через выходное реле" w:value="КА / ВЭ2: Команда «выкатить» выкатной элемент через выходное реле"/>
+                  <w:listItem w:displayText="КА / ВЭ2: Неисправное положение выкатного элемента" w:value="КА / ВЭ2: Неисправное положение выкатного элемента"/>
+                  <w:listItem w:displayText="КА / ВЭ2: Положение выкатного элемента «Вкачен»" w:value="КА / ВЭ2: Положение выкатного элемента «Вкачен»"/>
+                  <w:listItem w:displayText="КА / ВЭ2: Положение выкатного элемента «Выкачен»" w:value="КА / ВЭ2: Положение выкатного элемента «Выкачен»"/>
+                  <w:listItem w:displayText="КА / ВЭ2: Промежуточное положение выкатного элемента" w:value="КА / ВЭ2: Промежуточное положение выкатного элемента"/>
+                  <w:listItem w:displayText="КА / ВЭ2: Ремонтное положение выкатного элемента" w:value="КА / ВЭ2: Ремонтное положение выкатного элемента"/>
+                  <w:listItem w:displayText="КА / ВЭ2: Функция введена в работу" w:value="КА / ВЭ2: Функция введена в работу"/>
+                  <w:listItem w:displayText="КА / ЗН: Заземляющий нож включен" w:value="КА / ЗН: Заземляющий нож включен"/>
+                  <w:listItem w:displayText="КА / ЗН: Заземляющий нож отключен" w:value="КА / ЗН: Заземляющий нож отключен"/>
+                  <w:listItem w:displayText="КА / ЗН: Команда «включить» заземляющий нож через выходное реле" w:value="КА / ЗН: Команда «включить» заземляющий нож через выходное реле"/>
+                  <w:listItem w:displayText="КА / ЗН: Команда «отключить» заземляющий нож через выходное реле" w:value="КА / ЗН: Команда «отключить» заземляющий нож через выходное реле"/>
+                  <w:listItem w:displayText="КА / ЗН: Неисправное положение заземляющего ножа" w:value="КА / ЗН: Неисправное положение заземляющего ножа"/>
+                  <w:listItem w:displayText="КА / ЗН: Промежуточное положение заземляющего ножа" w:value="КА / ЗН: Промежуточное положение заземляющего ножа"/>
+                  <w:listItem w:displayText="КА / ЗН: Функция введена в работу" w:value="КА / ЗН: Функция введена в работу"/>
+                  <w:listItem w:displayText="КА / КА: Функция введена в работу" w:value="КА / КА: Функция введена в работу"/>
+                  <w:listItem w:displayText="КА / КА: Функция оперативно выведена из работы" w:value="КА / КА: Функция оперативно выведена из работы"/>
                   <w:listItem w:displayText="КНН 1сш / КНН 1сш: Пуск" w:value="КНН 1сш / КНН 1сш: Пуск"/>
                   <w:listItem w:displayText="КНН 1сш / КНН 1сш: Пуск ИО напряжения" w:value="КНН 1сш / КНН 1сш: Пуск ИО напряжения"/>
                   <w:listItem w:displayText="КНН 1сш / КНН 1сш: Пуск ИО напряжения ОП" w:value="КНН 1сш / КНН 1сш: Пуск ИО напряжения ОП"/>
@@ -6897,6 +8781,68 @@
                   <w:listItem w:displayText="КОН 2сш / КОН 2сш: Пуск ИО напряжения ОП" w:value="КОН 2сш / КОН 2сш: Пуск ИО напряжения ОП"/>
                   <w:listItem w:displayText="КОН 2сш / КОН 2сш: Функция введена в работу" w:value="КОН 2сш / КОН 2сш: Функция введена в работу"/>
                   <w:listItem w:displayText="КОН 2сш / КОН 2сш: Функция оперативно выведена из работы" w:value="КОН 2сш / КОН 2сш: Функция оперативно выведена из работы"/>
+                  <w:listItem w:displayText="КП / КП: Идет переключение" w:value="КП / КП: Идет переключение"/>
+                  <w:listItem w:displayText="КП / КП: Функция введена в работу" w:value="КП / КП: Функция введена в работу"/>
+                  <w:listItem w:displayText="КП / КП: Функция оперативно выведена из работы" w:value="КП / КП: Функция оперативно выведена из работы"/>
+                  <w:listItem w:displayText="КП / ОБР В: Блокировка включения" w:value="КП / ОБР В: Блокировка включения"/>
+                  <w:listItem w:displayText="КП / ОБР В: Разрешить включение" w:value="КП / ОБР В: Разрешить включение"/>
+                  <w:listItem w:displayText="КП / ОБР ВЭ1: Разрешение управления первым выкатным элементом" w:value="КП / ОБР ВЭ1: Разрешение управления первым выкатным элементом"/>
+                  <w:listItem w:displayText="КП / ОБР ВЭ2: Разрешение управления вторым выкатным элементом" w:value="КП / ОБР ВЭ2: Разрешение управления вторым выкатным элементом"/>
+                  <w:listItem w:displayText="КП / ОБР ЗН: Разрешение управления заземляющим ножом" w:value="КП / ОБР ЗН: Разрешение управления заземляющим ножом"/>
+                  <w:listItem w:displayText="КП / УВ: Включение с контролем синхронизма" w:value="КП / УВ: Включение с контролем синхронизма"/>
+                  <w:listItem w:displayText="КП / УВ: Включить выключатель" w:value="КП / УВ: Включить выключатель"/>
+                  <w:listItem w:displayText="КП / УВ: Задержка включения с контролем синхронизма" w:value="КП / УВ: Задержка включения с контролем синхронизма"/>
+                  <w:listItem w:displayText="КП / УВ: Идет переключение" w:value="КП / УВ: Идет переключение"/>
+                  <w:listItem w:displayText="КП / УВ: Отключить выключатель" w:value="КП / УВ: Отключить выключатель"/>
+                  <w:listItem w:displayText="КП / УВ: Поведение местного управления" w:value="КП / УВ: Поведение местного управления"/>
+                  <w:listItem w:displayText="КП / УВ: Положение В (Включено)" w:value="КП / УВ: Положение В (Включено)"/>
+                  <w:listItem w:displayText="КП / УВ: Положение В (Не определено)" w:value="КП / УВ: Положение В (Не определено)"/>
+                  <w:listItem w:displayText="КП / УВ: Положение В (Неисправность)" w:value="КП / УВ: Положение В (Неисправность)"/>
+                  <w:listItem w:displayText="КП / УВ: Положение В (Отключено)" w:value="КП / УВ: Положение В (Отключено)"/>
+                  <w:listItem w:displayText="КП / УВ: Положение ключа режима управления" w:value="КП / УВ: Положение ключа режима управления"/>
+                  <w:listItem w:displayText="КП / УВ: Право переключения на уровне станции" w:value="КП / УВ: Право переключения на уровне станции"/>
+                  <w:listItem w:displayText="КП / УВ: Сигнал превышения допустимого времени переключения" w:value="КП / УВ: Сигнал превышения допустимого времени переключения"/>
+                  <w:listItem w:displayText="КП / УВ: Функция введена в работу" w:value="КП / УВ: Функция введена в работу"/>
+                  <w:listItem w:displayText="КП / УВЭ1: Вкатить первый выкатной элемент" w:value="КП / УВЭ1: Вкатить первый выкатной элемент"/>
+                  <w:listItem w:displayText="КП / УВЭ1: Выкатить первый выкатной элемент" w:value="КП / УВЭ1: Выкатить первый выкатной элемент"/>
+                  <w:listItem w:displayText="КП / УВЭ1: Идет переключение" w:value="КП / УВЭ1: Идет переключение"/>
+                  <w:listItem w:displayText="КП / УВЭ1: Поведение местного управления" w:value="КП / УВЭ1: Поведение местного управления"/>
+                  <w:listItem w:displayText="КП / УВЭ1: Положение ВЭ1 (Вкачен)" w:value="КП / УВЭ1: Положение ВЭ1 (Вкачен)"/>
+                  <w:listItem w:displayText="КП / УВЭ1: Положение ВЭ1 (Выкачен)" w:value="КП / УВЭ1: Положение ВЭ1 (Выкачен)"/>
+                  <w:listItem w:displayText="КП / УВЭ1: Положение ВЭ1 (Не определено)" w:value="КП / УВЭ1: Положение ВЭ1 (Не определено)"/>
+                  <w:listItem w:displayText="КП / УВЭ1: Положение ВЭ1 (Неисправность)" w:value="КП / УВЭ1: Положение ВЭ1 (Неисправность)"/>
+                  <w:listItem w:displayText="КП / УВЭ1: Положение ключа режима управления" w:value="КП / УВЭ1: Положение ключа режима управления"/>
+                  <w:listItem w:displayText="КП / УВЭ1: Право переключения на уровне станции" w:value="КП / УВЭ1: Право переключения на уровне станции"/>
+                  <w:listItem w:displayText="КП / УВЭ1: Сигнал превышения допустимого времени переключения" w:value="КП / УВЭ1: Сигнал превышения допустимого времени переключения"/>
+                  <w:listItem w:displayText="КП / УВЭ1: Функция введена в работу" w:value="КП / УВЭ1: Функция введена в работу"/>
+                  <w:listItem w:displayText="КП / УВЭ2: Вкатить второй выкатной элемент" w:value="КП / УВЭ2: Вкатить второй выкатной элемент"/>
+                  <w:listItem w:displayText="КП / УВЭ2: Выкатить второй выкатной элемент" w:value="КП / УВЭ2: Выкатить второй выкатной элемент"/>
+                  <w:listItem w:displayText="КП / УВЭ2: Идет переключение" w:value="КП / УВЭ2: Идет переключение"/>
+                  <w:listItem w:displayText="КП / УВЭ2: Поведение местного управления" w:value="КП / УВЭ2: Поведение местного управления"/>
+                  <w:listItem w:displayText="КП / УВЭ2: Положение ВЭ2 (Вкачен)" w:value="КП / УВЭ2: Положение ВЭ2 (Вкачен)"/>
+                  <w:listItem w:displayText="КП / УВЭ2: Положение ВЭ2 (Выкачен)" w:value="КП / УВЭ2: Положение ВЭ2 (Выкачен)"/>
+                  <w:listItem w:displayText="КП / УВЭ2: Положение ВЭ2 (Не определено)" w:value="КП / УВЭ2: Положение ВЭ2 (Не определено)"/>
+                  <w:listItem w:displayText="КП / УВЭ2: Положение ВЭ2 (Неисправность)" w:value="КП / УВЭ2: Положение ВЭ2 (Неисправность)"/>
+                  <w:listItem w:displayText="КП / УВЭ2: Положение ключа режима управления" w:value="КП / УВЭ2: Положение ключа режима управления"/>
+                  <w:listItem w:displayText="КП / УВЭ2: Право переключения на уровне станции" w:value="КП / УВЭ2: Право переключения на уровне станции"/>
+                  <w:listItem w:displayText="КП / УВЭ2: Сигнал превышения допустимого времени переключения" w:value="КП / УВЭ2: Сигнал превышения допустимого времени переключения"/>
+                  <w:listItem w:displayText="КП / УВЭ2: Функция введена в работу" w:value="КП / УВЭ2: Функция введена в работу"/>
+                  <w:listItem w:displayText="КП / УЗН: Включить заземляющий нож" w:value="КП / УЗН: Включить заземляющий нож"/>
+                  <w:listItem w:displayText="КП / УЗН: Идет переключение" w:value="КП / УЗН: Идет переключение"/>
+                  <w:listItem w:displayText="КП / УЗН: Отключить заземляющий нож" w:value="КП / УЗН: Отключить заземляющий нож"/>
+                  <w:listItem w:displayText="КП / УЗН: Поведение местного управления" w:value="КП / УЗН: Поведение местного управления"/>
+                  <w:listItem w:displayText="КП / УЗН: Положение ЗН (Включено)" w:value="КП / УЗН: Положение ЗН (Включено)"/>
+                  <w:listItem w:displayText="КП / УЗН: Положение ЗН (Не определено)" w:value="КП / УЗН: Положение ЗН (Не определено)"/>
+                  <w:listItem w:displayText="КП / УЗН: Положение ЗН (Неисправность)" w:value="КП / УЗН: Положение ЗН (Неисправность)"/>
+                  <w:listItem w:displayText="КП / УЗН: Положение ЗН (Отключено)" w:value="КП / УЗН: Положение ЗН (Отключено)"/>
+                  <w:listItem w:displayText="КП / УЗН: Положение ключа режима управления" w:value="КП / УЗН: Положение ключа режима управления"/>
+                  <w:listItem w:displayText="КП / УЗН: Право переключения на уровне станции" w:value="КП / УЗН: Право переключения на уровне станции"/>
+                  <w:listItem w:displayText="КП / УЗН: Сигнал превышения допустимого времени переключения" w:value="КП / УЗН: Сигнал превышения допустимого времени переключения"/>
+                  <w:listItem w:displayText="КП / УЗН: Функция введена в работу" w:value="КП / УЗН: Функция введена в работу"/>
+                  <w:listItem w:displayText="КРВ / КРВ: Превышен коммутационный ресурс выключателя" w:value="КРВ / КРВ: Превышен коммутационный ресурс выключателя"/>
+                  <w:listItem w:displayText="КРВ / КРВ: Превышен механический ресурс выключателя" w:value="КРВ / КРВ: Превышен механический ресурс выключателя"/>
+                  <w:listItem w:displayText="КРВ / КРВ: Превышен ресурс выключателя" w:value="КРВ / КРВ: Превышен ресурс выключателя"/>
+                  <w:listItem w:displayText="КРВ / КРВ: Функция введена в работу" w:value="КРВ / КРВ: Функция введена в работу"/>
                   <w:listItem w:displayText="КС / КС: Блокировка по скорости изменения частоты" w:value="КС / КС: Блокировка по скорости изменения частоты"/>
                   <w:listItem w:displayText="КС / КС: Нет условий по напряжению" w:value="КС / КС: Нет условий по напряжению"/>
                   <w:listItem w:displayText="КС / КС: Нет условий по углу" w:value="КС / КС: Нет условий по углу"/>
@@ -6909,6 +8855,18 @@
                   <w:listItem w:displayText="КС / КС: Разрешение оперативного включения" w:value="КС / КС: Разрешение оперативного включения"/>
                   <w:listItem w:displayText="КС / КС: Функция введена в работу" w:value="КС / КС: Функция введена в работу"/>
                   <w:listItem w:displayText="КС / КС: Функция оперативно выведена из работы" w:value="КС / КС: Функция оперативно выведена из работы"/>
+                  <w:listItem w:displayText="КСВ / КСВ: Блокировка включения В" w:value="КСВ / КСВ: Блокировка включения В"/>
+                  <w:listItem w:displayText="КСВ / КСВ: Блокировка отключения В" w:value="КСВ / КСВ: Блокировка отключения В"/>
+                  <w:listItem w:displayText="КСВ / КСВ: В аварийно отключен" w:value="КСВ / КСВ: В аварийно отключен"/>
+                  <w:listItem w:displayText="КСВ / КСВ: В самопроизвольно отключен" w:value="КСВ / КСВ: В самопроизвольно отключен"/>
+                  <w:listItem w:displayText="КСВ / КСВ: Защита ЭМВ" w:value="КСВ / КСВ: Защита ЭМВ"/>
+                  <w:listItem w:displayText="КСВ / КСВ: Защита ЭМО1" w:value="КСВ / КСВ: Защита ЭМО1"/>
+                  <w:listItem w:displayText="КСВ / КСВ: Защита ЭМО2" w:value="КСВ / КСВ: Защита ЭМО2"/>
+                  <w:listItem w:displayText="КСВ / КСВ: Неисправность В" w:value="КСВ / КСВ: Неисправность В"/>
+                  <w:listItem w:displayText="КСВ / КСВ: Неисправность цепей ЭМУ" w:value="КСВ / КСВ: Неисправность цепей ЭМУ"/>
+                  <w:listItem w:displayText="КСВ / КСВ: Реле фиксации команды" w:value="КСВ / КСВ: Реле фиксации команды"/>
+                  <w:listItem w:displayText="КСВ / КСВ: Функция введена в работу" w:value="КСВ / КСВ: Функция введена в работу"/>
+                  <w:listItem w:displayText="КСВ / КСВ: Функция оперативно выведена из работы" w:value="КСВ / КСВ: Функция оперативно выведена из работы"/>
                   <w:listItem w:displayText="ЛЗШ / ЛЗШ: Обнаружение неисправности" w:value="ЛЗШ / ЛЗШ: Обнаружение неисправности"/>
                   <w:listItem w:displayText="ЛЗШ / ЛЗШ: Пуск" w:value="ЛЗШ / ЛЗШ: Пуск"/>
                   <w:listItem w:displayText="ЛЗШ / ЛЗШ: Пуск ИО тока по фазе B" w:value="ЛЗШ / ЛЗШ: Пуск ИО тока по фазе B"/>
@@ -7001,6 +8959,57 @@
                   <w:listItem w:displayText="МТЗ / ОНМ: Пуск по фазе C" w:value="МТЗ / ОНМ: Пуск по фазе C"/>
                   <w:listItem w:displayText="МТЗ / ОНМ: Пуск по фазе А" w:value="МТЗ / ОНМ: Пуск по фазе А"/>
                   <w:listItem w:displayText="МТЗ / ОУ МТЗ: Срабатывание" w:value="МТЗ / ОУ МТЗ: Срабатывание"/>
+                  <w:listItem w:displayText="ПДС / В: Поведение местного управления" w:value="ПДС / В: Поведение местного управления"/>
+                  <w:listItem w:displayText="ПДС / В: Положение ключа режима управления" w:value="ПДС / В: Положение ключа режима управления"/>
+                  <w:listItem w:displayText="ПДС / В: Положение ключа режима управления привода В" w:value="ПДС / В: Положение ключа режима управления привода В"/>
+                  <w:listItem w:displayText="ПДС / В: Право переключения на уровне станции" w:value="ПДС / В: Право переключения на уровне станции"/>
+                  <w:listItem w:displayText="ПДС / ВЭ1: Поведение местного управления" w:value="ПДС / ВЭ1: Поведение местного управления"/>
+                  <w:listItem w:displayText="ПДС / ВЭ1: Положение ключа режима управления" w:value="ПДС / ВЭ1: Положение ключа режима управления"/>
+                  <w:listItem w:displayText="ПДС / ВЭ1: Право переключения на уровне станции" w:value="ПДС / ВЭ1: Право переключения на уровне станции"/>
+                  <w:listItem w:displayText="ПДС / ВЭ1: Ремонтное положение коммутационного аппарата" w:value="ПДС / ВЭ1: Ремонтное положение коммутационного аппарата"/>
+                  <w:listItem w:displayText="ПДС / ВЭ2: Поведение местного управления" w:value="ПДС / ВЭ2: Поведение местного управления"/>
+                  <w:listItem w:displayText="ПДС / ВЭ2: Положение ключа режима управления" w:value="ПДС / ВЭ2: Положение ключа режима управления"/>
+                  <w:listItem w:displayText="ПДС / ВЭ2: Право переключения на уровне станции" w:value="ПДС / ВЭ2: Право переключения на уровне станции"/>
+                  <w:listItem w:displayText="ПДС / ВЭ2: Ремонтное положение коммутационного аппарата" w:value="ПДС / ВЭ2: Ремонтное положение коммутационного аппарата"/>
+                  <w:listItem w:displayText="ПДС / ЗН: Поведение местного управления" w:value="ПДС / ЗН: Поведение местного управления"/>
+                  <w:listItem w:displayText="ПДС / ЗН: Положение ключа режима управления" w:value="ПДС / ЗН: Положение ключа режима управления"/>
+                  <w:listItem w:displayText="ПДС / ЗН: Право переключения на уровне станции" w:value="ПДС / ЗН: Право переключения на уровне станции"/>
+                  <w:listItem w:displayText="ПДС / КИ: Аварийный уровень изоляции" w:value="ПДС / КИ: Аварийный уровень изоляции"/>
+                  <w:listItem w:displayText="ПДС / КИ: Низкий уровень изоляции" w:value="ПДС / КИ: Низкий уровень изоляции"/>
+                  <w:listItem w:displayText="ПДС / КПруж: Пружина не заведена" w:value="ПДС / КПруж: Пружина не заведена"/>
+                  <w:listItem w:displayText="ПДС / КЦВ: Контроль цепи ЭМВ" w:value="ПДС / КЦВ: Контроль цепи ЭМВ"/>
+                  <w:listItem w:displayText="ПДС / КЦВ: Контроль цепи ЭМО1" w:value="ПДС / КЦВ: Контроль цепи ЭМО1"/>
+                  <w:listItem w:displayText="ПДС / КЦВ: Контроль цепи ЭМО2" w:value="ПДС / КЦВ: Контроль цепи ЭМО2"/>
+                  <w:listItem w:displayText="ПДС / КЦВ: Работа ЭМВ" w:value="ПДС / КЦВ: Работа ЭМВ"/>
+                  <w:listItem w:displayText="ПДС / КЦВ: Работа ЭМО1" w:value="ПДС / КЦВ: Работа ЭМО1"/>
+                  <w:listItem w:displayText="ПДС / КЦВ: Работа ЭМО2" w:value="ПДС / КЦВ: Работа ЭМО2"/>
+                  <w:listItem w:displayText="ПДС / ПДС: Функция введена в работу" w:value="ПДС / ПДС: Функция введена в работу"/>
+                  <w:listItem w:displayText="ПДС / ПДС: Функция оперативно выведена из работы" w:value="ПДС / ПДС: Функция оперативно выведена из работы"/>
+                  <w:listItem w:displayText="ПДС НКУ / SA1: Цепь управления введена" w:value="ПДС НКУ / SA1: Цепь управления введена"/>
+                  <w:listItem w:displayText="ПДС НКУ / SA2: Цепь управления введена" w:value="ПДС НКУ / SA2: Цепь управления введена"/>
+                  <w:listItem w:displayText="ПДС НКУ / SA3: Цепь управления введена" w:value="ПДС НКУ / SA3: Цепь управления введена"/>
+                  <w:listItem w:displayText="ПДС НКУ / SA4: Цепь управления введена" w:value="ПДС НКУ / SA4: Цепь управления введена"/>
+                  <w:listItem w:displayText="ПДС НКУ / SG1: Рабочее положение испытательного блока" w:value="ПДС НКУ / SG1: Рабочее положение испытательного блока"/>
+                  <w:listItem w:displayText="ПДС НКУ / SG2: Рабочее положение испытательного блока" w:value="ПДС НКУ / SG2: Рабочее положение испытательного блока"/>
+                  <w:listItem w:displayText="ПДС НКУ / SG3: Рабочее положение испытательного блока" w:value="ПДС НКУ / SG3: Рабочее положение испытательного блока"/>
+                  <w:listItem w:displayText="ПДС НКУ / Дверь: Дверь отсека/ шкафа закрыта" w:value="ПДС НКУ / Дверь: Дверь отсека/ шкафа закрыта"/>
+                  <w:listItem w:displayText="ПДС НКУ / Дверь: Дверь отсека/ шкафа открыта" w:value="ПДС НКУ / Дверь: Дверь отсека/ шкафа открыта"/>
+                  <w:listItem w:displayText="ПДС НКУ / ОТ ОБР 1: Неисправность оперативного тока цепей ОБР 1" w:value="ПДС НКУ / ОТ ОБР 1: Неисправность оперативного тока цепей ОБР 1"/>
+                  <w:listItem w:displayText="ПДС НКУ / ОТ ОБР 2: Неисправность оперативного тока цепей ОБР 2" w:value="ПДС НКУ / ОТ ОБР 2: Неисправность оперативного тока цепей ОБР 2"/>
+                  <w:listItem w:displayText="ПДС НКУ / ОТ ЦСВ: Неисправность ОТ цепей сигнализации В" w:value="ПДС НКУ / ОТ ЦСВ: Неисправность ОТ цепей сигнализации В"/>
+                  <w:listItem w:displayText="ПДС НКУ / ОТ ЭМО1, ЭМВ: Неисправность оперативного тока цепей ЭМВ, ЭМО1" w:value="ПДС НКУ / ОТ ЭМО1, ЭМВ: Неисправность оперативного тока цепей ЭМВ, ЭМО1"/>
+                  <w:listItem w:displayText="ПДС НКУ / ОТ ЭМО2: Неисправность оперативного тока цепей ЭМО2" w:value="ПДС НКУ / ОТ ЭМО2: Неисправность оперативного тока цепей ЭМО2"/>
+                  <w:listItem w:displayText="ПДС НКУ / ПДС НКУ: Функция введена в работу" w:value="ПДС НКУ / ПДС НКУ: Функция введена в работу"/>
+                  <w:listItem w:displayText="ПДС НКУ / ПДС НКУ: Функция оперативно выведена из работы" w:value="ПДС НКУ / ПДС НКУ: Функция оперативно выведена из работы"/>
+                  <w:listItem w:displayText="ПДС НКУ / Пер.ав.дебл.см.яч.: Цепи аварийной деблокировки ячейки выведены" w:value="ПДС НКУ / Пер.ав.дебл.см.яч.: Цепи аварийной деблокировки ячейки выведены"/>
+                  <w:listItem w:displayText="ПС / ПС: Пуск предупредительной сигнализации" w:value="ПС / ПС: Пуск предупредительной сигнализации"/>
+                  <w:listItem w:displayText="ПС / ПС: Пуск предупредительной сигнализации (импульс)" w:value="ПС / ПС: Пуск предупредительной сигнализации (импульс)"/>
+                  <w:listItem w:displayText="СС / СС: БИ выведены" w:value="СС / СС: БИ выведены"/>
+                  <w:listItem w:displayText="СС / СС: Выходные цепи разобраны" w:value="СС / СС: Выходные цепи разобраны"/>
+                  <w:listItem w:displayText="СС / СС: Неисправность КА" w:value="СС / СС: Неисправность КА"/>
+                  <w:listItem w:displayText="СС / СС: Общий внешний сигнал" w:value="СС / СС: Общий внешний сигнал"/>
+                  <w:listItem w:displayText="СС / СС: Превышение времени переключения КА" w:value="СС / СС: Превышение времени переключения КА"/>
+                  <w:listItem w:displayText="СС / СС: Сигнализация цепей опер.тока" w:value="СС / СС: Сигнализация цепей опер.тока"/>
                   <w:listItem w:displayText="ТЗНП / АУ ТЗНП: Пуск автоматического ускорения ТЗНП" w:value="ТЗНП / АУ ТЗНП: Пуск автоматического ускорения ТЗНП"/>
                   <w:listItem w:displayText="ТЗНП / БНТ НП: Пуск БНТ НП" w:value="ТЗНП / БНТ НП: Пуск БНТ НП"/>
                   <w:listItem w:displayText="ТЗНП / БЧС: Блокировка чувствительных ступеней" w:value="ТЗНП / БЧС: Блокировка чувствительных ступеней"/>
@@ -7040,6 +9049,11 @@
                   <w:listItem w:displayText="ТК ЗДЗ / ТК ЗДЗ: Пуск ИО тока" w:value="ТК ЗДЗ / ТК ЗДЗ: Пуск ИО тока"/>
                   <w:listItem w:displayText="ТК ЗДЗ / ТК ЗДЗ: Функция введена в работу" w:value="ТК ЗДЗ / ТК ЗДЗ: Функция введена в работу"/>
                   <w:listItem w:displayText="ТК ЗДЗ / ТК ЗДЗ: Функция оперативно выведена из работы" w:value="ТК ЗДЗ / ТК ЗДЗ: Функция оперативно выведена из работы"/>
+                  <w:listItem w:displayText="УВ / УВ: Включение с контролем синхронизма" w:value="УВ / УВ: Включение с контролем синхронизма"/>
+                  <w:listItem w:displayText="УВ / УВ: Включить выключатель" w:value="УВ / УВ: Включить выключатель"/>
+                  <w:listItem w:displayText="УВ / УВ: Задержка включения с контролем синхронизма" w:value="УВ / УВ: Задержка включения с контролем синхронизма"/>
+                  <w:listItem w:displayText="УВ / УВ: Функция введена в работу" w:value="УВ / УВ: Функция введена в работу"/>
+                  <w:listItem w:displayText="УВ / УВ: Функция оперативно выведена из работы" w:value="УВ / УВ: Функция оперативно выведена из работы"/>
                   <w:listItem w:displayText="УРОВ / УРОВ: Пуск" w:value="УРОВ / УРОВ: Пуск"/>
                   <w:listItem w:displayText="УРОВ / УРОВ: Пуск ИО максимального тока" w:value="УРОВ / УРОВ: Пуск ИО максимального тока"/>
                   <w:listItem w:displayText="УРОВ / УРОВ: Срабатывание" w:value="УРОВ / УРОВ: Срабатывание"/>
@@ -7355,6 +9369,38 @@
                   <w:listItem w:displayText="ЗОП / ЗОП: Срабатывание на сигнал" w:value="ЗОП / ЗОП: Срабатывание на сигнал"/>
                   <w:listItem w:displayText="ЗОП / ЗОП: Функция введена в работу" w:value="ЗОП / ЗОП: Функция введена в работу"/>
                   <w:listItem w:displayText="ЗОП / ЗОП: Функция оперативно выведена из работы" w:value="ЗОП / ЗОП: Функция оперативно выведена из работы"/>
+                  <w:listItem w:displayText="КА / В: Выключатель включен" w:value="КА / В: Выключатель включен"/>
+                  <w:listItem w:displayText="КА / В: Выключатель отключен" w:value="КА / В: Выключатель отключен"/>
+                  <w:listItem w:displayText="КА / В: Команда «включить» выключатель через выходное реле" w:value="КА / В: Команда «включить» выключатель через выходное реле"/>
+                  <w:listItem w:displayText="КА / В: Команда «отключить» выключатель через выходное реле" w:value="КА / В: Команда «отключить» выключатель через выходное реле"/>
+                  <w:listItem w:displayText="КА / В: Неисправное положение выключателя" w:value="КА / В: Неисправное положение выключателя"/>
+                  <w:listItem w:displayText="КА / В: Промежуточное положение выключателя" w:value="КА / В: Промежуточное положение выключателя"/>
+                  <w:listItem w:displayText="КА / В: Функция введена в работу" w:value="КА / В: Функция введена в работу"/>
+                  <w:listItem w:displayText="КА / ВЭ1: Команда «вкатить» выкатной элемент через выходное реле" w:value="КА / ВЭ1: Команда «вкатить» выкатной элемент через выходное реле"/>
+                  <w:listItem w:displayText="КА / ВЭ1: Команда «выкатить» выкатной элемент через выходное реле" w:value="КА / ВЭ1: Команда «выкатить» выкатной элемент через выходное реле"/>
+                  <w:listItem w:displayText="КА / ВЭ1: Неисправное положение выкатного элемента" w:value="КА / ВЭ1: Неисправное положение выкатного элемента"/>
+                  <w:listItem w:displayText="КА / ВЭ1: Положение выкатного элемента «Вкачен»" w:value="КА / ВЭ1: Положение выкатного элемента «Вкачен»"/>
+                  <w:listItem w:displayText="КА / ВЭ1: Положение выкатного элемента «Выкачен»" w:value="КА / ВЭ1: Положение выкатного элемента «Выкачен»"/>
+                  <w:listItem w:displayText="КА / ВЭ1: Промежуточное положение выкатного элемента" w:value="КА / ВЭ1: Промежуточное положение выкатного элемента"/>
+                  <w:listItem w:displayText="КА / ВЭ1: Ремонтное положение выкатного элемента" w:value="КА / ВЭ1: Ремонтное положение выкатного элемента"/>
+                  <w:listItem w:displayText="КА / ВЭ1: Функция введена в работу" w:value="КА / ВЭ1: Функция введена в работу"/>
+                  <w:listItem w:displayText="КА / ВЭ2: Команда «вкатить» выкатной элемент через выходное реле" w:value="КА / ВЭ2: Команда «вкатить» выкатной элемент через выходное реле"/>
+                  <w:listItem w:displayText="КА / ВЭ2: Команда «выкатить» выкатной элемент через выходное реле" w:value="КА / ВЭ2: Команда «выкатить» выкатной элемент через выходное реле"/>
+                  <w:listItem w:displayText="КА / ВЭ2: Неисправное положение выкатного элемента" w:value="КА / ВЭ2: Неисправное положение выкатного элемента"/>
+                  <w:listItem w:displayText="КА / ВЭ2: Положение выкатного элемента «Вкачен»" w:value="КА / ВЭ2: Положение выкатного элемента «Вкачен»"/>
+                  <w:listItem w:displayText="КА / ВЭ2: Положение выкатного элемента «Выкачен»" w:value="КА / ВЭ2: Положение выкатного элемента «Выкачен»"/>
+                  <w:listItem w:displayText="КА / ВЭ2: Промежуточное положение выкатного элемента" w:value="КА / ВЭ2: Промежуточное положение выкатного элемента"/>
+                  <w:listItem w:displayText="КА / ВЭ2: Ремонтное положение выкатного элемента" w:value="КА / ВЭ2: Ремонтное положение выкатного элемента"/>
+                  <w:listItem w:displayText="КА / ВЭ2: Функция введена в работу" w:value="КА / ВЭ2: Функция введена в работу"/>
+                  <w:listItem w:displayText="КА / ЗН: Заземляющий нож включен" w:value="КА / ЗН: Заземляющий нож включен"/>
+                  <w:listItem w:displayText="КА / ЗН: Заземляющий нож отключен" w:value="КА / ЗН: Заземляющий нож отключен"/>
+                  <w:listItem w:displayText="КА / ЗН: Команда «включить» заземляющий нож через выходное реле" w:value="КА / ЗН: Команда «включить» заземляющий нож через выходное реле"/>
+                  <w:listItem w:displayText="КА / ЗН: Команда «отключить» заземляющий нож через выходное реле" w:value="КА / ЗН: Команда «отключить» заземляющий нож через выходное реле"/>
+                  <w:listItem w:displayText="КА / ЗН: Неисправное положение заземляющего ножа" w:value="КА / ЗН: Неисправное положение заземляющего ножа"/>
+                  <w:listItem w:displayText="КА / ЗН: Промежуточное положение заземляющего ножа" w:value="КА / ЗН: Промежуточное положение заземляющего ножа"/>
+                  <w:listItem w:displayText="КА / ЗН: Функция введена в работу" w:value="КА / ЗН: Функция введена в работу"/>
+                  <w:listItem w:displayText="КА / КА: Функция введена в работу" w:value="КА / КА: Функция введена в работу"/>
+                  <w:listItem w:displayText="КА / КА: Функция оперативно выведена из работы" w:value="КА / КА: Функция оперативно выведена из работы"/>
                   <w:listItem w:displayText="КНН 1сш / КНН 1сш: Пуск" w:value="КНН 1сш / КНН 1сш: Пуск"/>
                   <w:listItem w:displayText="КНН 1сш / КНН 1сш: Пуск ИО напряжения" w:value="КНН 1сш / КНН 1сш: Пуск ИО напряжения"/>
                   <w:listItem w:displayText="КНН 1сш / КНН 1сш: Пуск ИО напряжения ОП" w:value="КНН 1сш / КНН 1сш: Пуск ИО напряжения ОП"/>
@@ -7375,6 +9421,68 @@
                   <w:listItem w:displayText="КОН 2сш / КОН 2сш: Пуск ИО напряжения ОП" w:value="КОН 2сш / КОН 2сш: Пуск ИО напряжения ОП"/>
                   <w:listItem w:displayText="КОН 2сш / КОН 2сш: Функция введена в работу" w:value="КОН 2сш / КОН 2сш: Функция введена в работу"/>
                   <w:listItem w:displayText="КОН 2сш / КОН 2сш: Функция оперативно выведена из работы" w:value="КОН 2сш / КОН 2сш: Функция оперативно выведена из работы"/>
+                  <w:listItem w:displayText="КП / КП: Идет переключение" w:value="КП / КП: Идет переключение"/>
+                  <w:listItem w:displayText="КП / КП: Функция введена в работу" w:value="КП / КП: Функция введена в работу"/>
+                  <w:listItem w:displayText="КП / КП: Функция оперативно выведена из работы" w:value="КП / КП: Функция оперативно выведена из работы"/>
+                  <w:listItem w:displayText="КП / ОБР В: Блокировка включения" w:value="КП / ОБР В: Блокировка включения"/>
+                  <w:listItem w:displayText="КП / ОБР В: Разрешить включение" w:value="КП / ОБР В: Разрешить включение"/>
+                  <w:listItem w:displayText="КП / ОБР ВЭ1: Разрешение управления первым выкатным элементом" w:value="КП / ОБР ВЭ1: Разрешение управления первым выкатным элементом"/>
+                  <w:listItem w:displayText="КП / ОБР ВЭ2: Разрешение управления вторым выкатным элементом" w:value="КП / ОБР ВЭ2: Разрешение управления вторым выкатным элементом"/>
+                  <w:listItem w:displayText="КП / ОБР ЗН: Разрешение управления заземляющим ножом" w:value="КП / ОБР ЗН: Разрешение управления заземляющим ножом"/>
+                  <w:listItem w:displayText="КП / УВ: Включение с контролем синхронизма" w:value="КП / УВ: Включение с контролем синхронизма"/>
+                  <w:listItem w:displayText="КП / УВ: Включить выключатель" w:value="КП / УВ: Включить выключатель"/>
+                  <w:listItem w:displayText="КП / УВ: Задержка включения с контролем синхронизма" w:value="КП / УВ: Задержка включения с контролем синхронизма"/>
+                  <w:listItem w:displayText="КП / УВ: Идет переключение" w:value="КП / УВ: Идет переключение"/>
+                  <w:listItem w:displayText="КП / УВ: Отключить выключатель" w:value="КП / УВ: Отключить выключатель"/>
+                  <w:listItem w:displayText="КП / УВ: Поведение местного управления" w:value="КП / УВ: Поведение местного управления"/>
+                  <w:listItem w:displayText="КП / УВ: Положение В (Включено)" w:value="КП / УВ: Положение В (Включено)"/>
+                  <w:listItem w:displayText="КП / УВ: Положение В (Не определено)" w:value="КП / УВ: Положение В (Не определено)"/>
+                  <w:listItem w:displayText="КП / УВ: Положение В (Неисправность)" w:value="КП / УВ: Положение В (Неисправность)"/>
+                  <w:listItem w:displayText="КП / УВ: Положение В (Отключено)" w:value="КП / УВ: Положение В (Отключено)"/>
+                  <w:listItem w:displayText="КП / УВ: Положение ключа режима управления" w:value="КП / УВ: Положение ключа режима управления"/>
+                  <w:listItem w:displayText="КП / УВ: Право переключения на уровне станции" w:value="КП / УВ: Право переключения на уровне станции"/>
+                  <w:listItem w:displayText="КП / УВ: Сигнал превышения допустимого времени переключения" w:value="КП / УВ: Сигнал превышения допустимого времени переключения"/>
+                  <w:listItem w:displayText="КП / УВ: Функция введена в работу" w:value="КП / УВ: Функция введена в работу"/>
+                  <w:listItem w:displayText="КП / УВЭ1: Вкатить первый выкатной элемент" w:value="КП / УВЭ1: Вкатить первый выкатной элемент"/>
+                  <w:listItem w:displayText="КП / УВЭ1: Выкатить первый выкатной элемент" w:value="КП / УВЭ1: Выкатить первый выкатной элемент"/>
+                  <w:listItem w:displayText="КП / УВЭ1: Идет переключение" w:value="КП / УВЭ1: Идет переключение"/>
+                  <w:listItem w:displayText="КП / УВЭ1: Поведение местного управления" w:value="КП / УВЭ1: Поведение местного управления"/>
+                  <w:listItem w:displayText="КП / УВЭ1: Положение ВЭ1 (Вкачен)" w:value="КП / УВЭ1: Положение ВЭ1 (Вкачен)"/>
+                  <w:listItem w:displayText="КП / УВЭ1: Положение ВЭ1 (Выкачен)" w:value="КП / УВЭ1: Положение ВЭ1 (Выкачен)"/>
+                  <w:listItem w:displayText="КП / УВЭ1: Положение ВЭ1 (Не определено)" w:value="КП / УВЭ1: Положение ВЭ1 (Не определено)"/>
+                  <w:listItem w:displayText="КП / УВЭ1: Положение ВЭ1 (Неисправность)" w:value="КП / УВЭ1: Положение ВЭ1 (Неисправность)"/>
+                  <w:listItem w:displayText="КП / УВЭ1: Положение ключа режима управления" w:value="КП / УВЭ1: Положение ключа режима управления"/>
+                  <w:listItem w:displayText="КП / УВЭ1: Право переключения на уровне станции" w:value="КП / УВЭ1: Право переключения на уровне станции"/>
+                  <w:listItem w:displayText="КП / УВЭ1: Сигнал превышения допустимого времени переключения" w:value="КП / УВЭ1: Сигнал превышения допустимого времени переключения"/>
+                  <w:listItem w:displayText="КП / УВЭ1: Функция введена в работу" w:value="КП / УВЭ1: Функция введена в работу"/>
+                  <w:listItem w:displayText="КП / УВЭ2: Вкатить второй выкатной элемент" w:value="КП / УВЭ2: Вкатить второй выкатной элемент"/>
+                  <w:listItem w:displayText="КП / УВЭ2: Выкатить второй выкатной элемент" w:value="КП / УВЭ2: Выкатить второй выкатной элемент"/>
+                  <w:listItem w:displayText="КП / УВЭ2: Идет переключение" w:value="КП / УВЭ2: Идет переключение"/>
+                  <w:listItem w:displayText="КП / УВЭ2: Поведение местного управления" w:value="КП / УВЭ2: Поведение местного управления"/>
+                  <w:listItem w:displayText="КП / УВЭ2: Положение ВЭ2 (Вкачен)" w:value="КП / УВЭ2: Положение ВЭ2 (Вкачен)"/>
+                  <w:listItem w:displayText="КП / УВЭ2: Положение ВЭ2 (Выкачен)" w:value="КП / УВЭ2: Положение ВЭ2 (Выкачен)"/>
+                  <w:listItem w:displayText="КП / УВЭ2: Положение ВЭ2 (Не определено)" w:value="КП / УВЭ2: Положение ВЭ2 (Не определено)"/>
+                  <w:listItem w:displayText="КП / УВЭ2: Положение ВЭ2 (Неисправность)" w:value="КП / УВЭ2: Положение ВЭ2 (Неисправность)"/>
+                  <w:listItem w:displayText="КП / УВЭ2: Положение ключа режима управления" w:value="КП / УВЭ2: Положение ключа режима управления"/>
+                  <w:listItem w:displayText="КП / УВЭ2: Право переключения на уровне станции" w:value="КП / УВЭ2: Право переключения на уровне станции"/>
+                  <w:listItem w:displayText="КП / УВЭ2: Сигнал превышения допустимого времени переключения" w:value="КП / УВЭ2: Сигнал превышения допустимого времени переключения"/>
+                  <w:listItem w:displayText="КП / УВЭ2: Функция введена в работу" w:value="КП / УВЭ2: Функция введена в работу"/>
+                  <w:listItem w:displayText="КП / УЗН: Включить заземляющий нож" w:value="КП / УЗН: Включить заземляющий нож"/>
+                  <w:listItem w:displayText="КП / УЗН: Идет переключение" w:value="КП / УЗН: Идет переключение"/>
+                  <w:listItem w:displayText="КП / УЗН: Отключить заземляющий нож" w:value="КП / УЗН: Отключить заземляющий нож"/>
+                  <w:listItem w:displayText="КП / УЗН: Поведение местного управления" w:value="КП / УЗН: Поведение местного управления"/>
+                  <w:listItem w:displayText="КП / УЗН: Положение ЗН (Включено)" w:value="КП / УЗН: Положение ЗН (Включено)"/>
+                  <w:listItem w:displayText="КП / УЗН: Положение ЗН (Не определено)" w:value="КП / УЗН: Положение ЗН (Не определено)"/>
+                  <w:listItem w:displayText="КП / УЗН: Положение ЗН (Неисправность)" w:value="КП / УЗН: Положение ЗН (Неисправность)"/>
+                  <w:listItem w:displayText="КП / УЗН: Положение ЗН (Отключено)" w:value="КП / УЗН: Положение ЗН (Отключено)"/>
+                  <w:listItem w:displayText="КП / УЗН: Положение ключа режима управления" w:value="КП / УЗН: Положение ключа режима управления"/>
+                  <w:listItem w:displayText="КП / УЗН: Право переключения на уровне станции" w:value="КП / УЗН: Право переключения на уровне станции"/>
+                  <w:listItem w:displayText="КП / УЗН: Сигнал превышения допустимого времени переключения" w:value="КП / УЗН: Сигнал превышения допустимого времени переключения"/>
+                  <w:listItem w:displayText="КП / УЗН: Функция введена в работу" w:value="КП / УЗН: Функция введена в работу"/>
+                  <w:listItem w:displayText="КРВ / КРВ: Превышен коммутационный ресурс выключателя" w:value="КРВ / КРВ: Превышен коммутационный ресурс выключателя"/>
+                  <w:listItem w:displayText="КРВ / КРВ: Превышен механический ресурс выключателя" w:value="КРВ / КРВ: Превышен механический ресурс выключателя"/>
+                  <w:listItem w:displayText="КРВ / КРВ: Превышен ресурс выключателя" w:value="КРВ / КРВ: Превышен ресурс выключателя"/>
+                  <w:listItem w:displayText="КРВ / КРВ: Функция введена в работу" w:value="КРВ / КРВ: Функция введена в работу"/>
                   <w:listItem w:displayText="КС / КС: Блокировка по скорости изменения частоты" w:value="КС / КС: Блокировка по скорости изменения частоты"/>
                   <w:listItem w:displayText="КС / КС: Нет условий по напряжению" w:value="КС / КС: Нет условий по напряжению"/>
                   <w:listItem w:displayText="КС / КС: Нет условий по углу" w:value="КС / КС: Нет условий по углу"/>
@@ -7387,6 +9495,18 @@
                   <w:listItem w:displayText="КС / КС: Разрешение оперативного включения" w:value="КС / КС: Разрешение оперативного включения"/>
                   <w:listItem w:displayText="КС / КС: Функция введена в работу" w:value="КС / КС: Функция введена в работу"/>
                   <w:listItem w:displayText="КС / КС: Функция оперативно выведена из работы" w:value="КС / КС: Функция оперативно выведена из работы"/>
+                  <w:listItem w:displayText="КСВ / КСВ: Блокировка включения В" w:value="КСВ / КСВ: Блокировка включения В"/>
+                  <w:listItem w:displayText="КСВ / КСВ: Блокировка отключения В" w:value="КСВ / КСВ: Блокировка отключения В"/>
+                  <w:listItem w:displayText="КСВ / КСВ: В аварийно отключен" w:value="КСВ / КСВ: В аварийно отключен"/>
+                  <w:listItem w:displayText="КСВ / КСВ: В самопроизвольно отключен" w:value="КСВ / КСВ: В самопроизвольно отключен"/>
+                  <w:listItem w:displayText="КСВ / КСВ: Защита ЭМВ" w:value="КСВ / КСВ: Защита ЭМВ"/>
+                  <w:listItem w:displayText="КСВ / КСВ: Защита ЭМО1" w:value="КСВ / КСВ: Защита ЭМО1"/>
+                  <w:listItem w:displayText="КСВ / КСВ: Защита ЭМО2" w:value="КСВ / КСВ: Защита ЭМО2"/>
+                  <w:listItem w:displayText="КСВ / КСВ: Неисправность В" w:value="КСВ / КСВ: Неисправность В"/>
+                  <w:listItem w:displayText="КСВ / КСВ: Неисправность цепей ЭМУ" w:value="КСВ / КСВ: Неисправность цепей ЭМУ"/>
+                  <w:listItem w:displayText="КСВ / КСВ: Реле фиксации команды" w:value="КСВ / КСВ: Реле фиксации команды"/>
+                  <w:listItem w:displayText="КСВ / КСВ: Функция введена в работу" w:value="КСВ / КСВ: Функция введена в работу"/>
+                  <w:listItem w:displayText="КСВ / КСВ: Функция оперативно выведена из работы" w:value="КСВ / КСВ: Функция оперативно выведена из работы"/>
                   <w:listItem w:displayText="ЛЗШ / ЛЗШ: Обнаружение неисправности" w:value="ЛЗШ / ЛЗШ: Обнаружение неисправности"/>
                   <w:listItem w:displayText="ЛЗШ / ЛЗШ: Пуск" w:value="ЛЗШ / ЛЗШ: Пуск"/>
                   <w:listItem w:displayText="ЛЗШ / ЛЗШ: Пуск ИО тока по фазе B" w:value="ЛЗШ / ЛЗШ: Пуск ИО тока по фазе B"/>
@@ -7479,6 +9599,57 @@
                   <w:listItem w:displayText="МТЗ / ОНМ: Пуск по фазе C" w:value="МТЗ / ОНМ: Пуск по фазе C"/>
                   <w:listItem w:displayText="МТЗ / ОНМ: Пуск по фазе А" w:value="МТЗ / ОНМ: Пуск по фазе А"/>
                   <w:listItem w:displayText="МТЗ / ОУ МТЗ: Срабатывание" w:value="МТЗ / ОУ МТЗ: Срабатывание"/>
+                  <w:listItem w:displayText="ПДС / В: Поведение местного управления" w:value="ПДС / В: Поведение местного управления"/>
+                  <w:listItem w:displayText="ПДС / В: Положение ключа режима управления" w:value="ПДС / В: Положение ключа режима управления"/>
+                  <w:listItem w:displayText="ПДС / В: Положение ключа режима управления привода В" w:value="ПДС / В: Положение ключа режима управления привода В"/>
+                  <w:listItem w:displayText="ПДС / В: Право переключения на уровне станции" w:value="ПДС / В: Право переключения на уровне станции"/>
+                  <w:listItem w:displayText="ПДС / ВЭ1: Поведение местного управления" w:value="ПДС / ВЭ1: Поведение местного управления"/>
+                  <w:listItem w:displayText="ПДС / ВЭ1: Положение ключа режима управления" w:value="ПДС / ВЭ1: Положение ключа режима управления"/>
+                  <w:listItem w:displayText="ПДС / ВЭ1: Право переключения на уровне станции" w:value="ПДС / ВЭ1: Право переключения на уровне станции"/>
+                  <w:listItem w:displayText="ПДС / ВЭ1: Ремонтное положение коммутационного аппарата" w:value="ПДС / ВЭ1: Ремонтное положение коммутационного аппарата"/>
+                  <w:listItem w:displayText="ПДС / ВЭ2: Поведение местного управления" w:value="ПДС / ВЭ2: Поведение местного управления"/>
+                  <w:listItem w:displayText="ПДС / ВЭ2: Положение ключа режима управления" w:value="ПДС / ВЭ2: Положение ключа режима управления"/>
+                  <w:listItem w:displayText="ПДС / ВЭ2: Право переключения на уровне станции" w:value="ПДС / ВЭ2: Право переключения на уровне станции"/>
+                  <w:listItem w:displayText="ПДС / ВЭ2: Ремонтное положение коммутационного аппарата" w:value="ПДС / ВЭ2: Ремонтное положение коммутационного аппарата"/>
+                  <w:listItem w:displayText="ПДС / ЗН: Поведение местного управления" w:value="ПДС / ЗН: Поведение местного управления"/>
+                  <w:listItem w:displayText="ПДС / ЗН: Положение ключа режима управления" w:value="ПДС / ЗН: Положение ключа режима управления"/>
+                  <w:listItem w:displayText="ПДС / ЗН: Право переключения на уровне станции" w:value="ПДС / ЗН: Право переключения на уровне станции"/>
+                  <w:listItem w:displayText="ПДС / КИ: Аварийный уровень изоляции" w:value="ПДС / КИ: Аварийный уровень изоляции"/>
+                  <w:listItem w:displayText="ПДС / КИ: Низкий уровень изоляции" w:value="ПДС / КИ: Низкий уровень изоляции"/>
+                  <w:listItem w:displayText="ПДС / КПруж: Пружина не заведена" w:value="ПДС / КПруж: Пружина не заведена"/>
+                  <w:listItem w:displayText="ПДС / КЦВ: Контроль цепи ЭМВ" w:value="ПДС / КЦВ: Контроль цепи ЭМВ"/>
+                  <w:listItem w:displayText="ПДС / КЦВ: Контроль цепи ЭМО1" w:value="ПДС / КЦВ: Контроль цепи ЭМО1"/>
+                  <w:listItem w:displayText="ПДС / КЦВ: Контроль цепи ЭМО2" w:value="ПДС / КЦВ: Контроль цепи ЭМО2"/>
+                  <w:listItem w:displayText="ПДС / КЦВ: Работа ЭМВ" w:value="ПДС / КЦВ: Работа ЭМВ"/>
+                  <w:listItem w:displayText="ПДС / КЦВ: Работа ЭМО1" w:value="ПДС / КЦВ: Работа ЭМО1"/>
+                  <w:listItem w:displayText="ПДС / КЦВ: Работа ЭМО2" w:value="ПДС / КЦВ: Работа ЭМО2"/>
+                  <w:listItem w:displayText="ПДС / ПДС: Функция введена в работу" w:value="ПДС / ПДС: Функция введена в работу"/>
+                  <w:listItem w:displayText="ПДС / ПДС: Функция оперативно выведена из работы" w:value="ПДС / ПДС: Функция оперативно выведена из работы"/>
+                  <w:listItem w:displayText="ПДС НКУ / SA1: Цепь управления введена" w:value="ПДС НКУ / SA1: Цепь управления введена"/>
+                  <w:listItem w:displayText="ПДС НКУ / SA2: Цепь управления введена" w:value="ПДС НКУ / SA2: Цепь управления введена"/>
+                  <w:listItem w:displayText="ПДС НКУ / SA3: Цепь управления введена" w:value="ПДС НКУ / SA3: Цепь управления введена"/>
+                  <w:listItem w:displayText="ПДС НКУ / SA4: Цепь управления введена" w:value="ПДС НКУ / SA4: Цепь управления введена"/>
+                  <w:listItem w:displayText="ПДС НКУ / SG1: Рабочее положение испытательного блока" w:value="ПДС НКУ / SG1: Рабочее положение испытательного блока"/>
+                  <w:listItem w:displayText="ПДС НКУ / SG2: Рабочее положение испытательного блока" w:value="ПДС НКУ / SG2: Рабочее положение испытательного блока"/>
+                  <w:listItem w:displayText="ПДС НКУ / SG3: Рабочее положение испытательного блока" w:value="ПДС НКУ / SG3: Рабочее положение испытательного блока"/>
+                  <w:listItem w:displayText="ПДС НКУ / Дверь: Дверь отсека/ шкафа закрыта" w:value="ПДС НКУ / Дверь: Дверь отсека/ шкафа закрыта"/>
+                  <w:listItem w:displayText="ПДС НКУ / Дверь: Дверь отсека/ шкафа открыта" w:value="ПДС НКУ / Дверь: Дверь отсека/ шкафа открыта"/>
+                  <w:listItem w:displayText="ПДС НКУ / ОТ ОБР 1: Неисправность оперативного тока цепей ОБР 1" w:value="ПДС НКУ / ОТ ОБР 1: Неисправность оперативного тока цепей ОБР 1"/>
+                  <w:listItem w:displayText="ПДС НКУ / ОТ ОБР 2: Неисправность оперативного тока цепей ОБР 2" w:value="ПДС НКУ / ОТ ОБР 2: Неисправность оперативного тока цепей ОБР 2"/>
+                  <w:listItem w:displayText="ПДС НКУ / ОТ ЦСВ: Неисправность ОТ цепей сигнализации В" w:value="ПДС НКУ / ОТ ЦСВ: Неисправность ОТ цепей сигнализации В"/>
+                  <w:listItem w:displayText="ПДС НКУ / ОТ ЭМО1, ЭМВ: Неисправность оперативного тока цепей ЭМВ, ЭМО1" w:value="ПДС НКУ / ОТ ЭМО1, ЭМВ: Неисправность оперативного тока цепей ЭМВ, ЭМО1"/>
+                  <w:listItem w:displayText="ПДС НКУ / ОТ ЭМО2: Неисправность оперативного тока цепей ЭМО2" w:value="ПДС НКУ / ОТ ЭМО2: Неисправность оперативного тока цепей ЭМО2"/>
+                  <w:listItem w:displayText="ПДС НКУ / ПДС НКУ: Функция введена в работу" w:value="ПДС НКУ / ПДС НКУ: Функция введена в работу"/>
+                  <w:listItem w:displayText="ПДС НКУ / ПДС НКУ: Функция оперативно выведена из работы" w:value="ПДС НКУ / ПДС НКУ: Функция оперативно выведена из работы"/>
+                  <w:listItem w:displayText="ПДС НКУ / Пер.ав.дебл.см.яч.: Цепи аварийной деблокировки ячейки выведены" w:value="ПДС НКУ / Пер.ав.дебл.см.яч.: Цепи аварийной деблокировки ячейки выведены"/>
+                  <w:listItem w:displayText="ПС / ПС: Пуск предупредительной сигнализации" w:value="ПС / ПС: Пуск предупредительной сигнализации"/>
+                  <w:listItem w:displayText="ПС / ПС: Пуск предупредительной сигнализации (импульс)" w:value="ПС / ПС: Пуск предупредительной сигнализации (импульс)"/>
+                  <w:listItem w:displayText="СС / СС: БИ выведены" w:value="СС / СС: БИ выведены"/>
+                  <w:listItem w:displayText="СС / СС: Выходные цепи разобраны" w:value="СС / СС: Выходные цепи разобраны"/>
+                  <w:listItem w:displayText="СС / СС: Неисправность КА" w:value="СС / СС: Неисправность КА"/>
+                  <w:listItem w:displayText="СС / СС: Общий внешний сигнал" w:value="СС / СС: Общий внешний сигнал"/>
+                  <w:listItem w:displayText="СС / СС: Превышение времени переключения КА" w:value="СС / СС: Превышение времени переключения КА"/>
+                  <w:listItem w:displayText="СС / СС: Сигнализация цепей опер.тока" w:value="СС / СС: Сигнализация цепей опер.тока"/>
                   <w:listItem w:displayText="ТЗНП / АУ ТЗНП: Пуск автоматического ускорения ТЗНП" w:value="ТЗНП / АУ ТЗНП: Пуск автоматического ускорения ТЗНП"/>
                   <w:listItem w:displayText="ТЗНП / БНТ НП: Пуск БНТ НП" w:value="ТЗНП / БНТ НП: Пуск БНТ НП"/>
                   <w:listItem w:displayText="ТЗНП / БЧС: Блокировка чувствительных ступеней" w:value="ТЗНП / БЧС: Блокировка чувствительных ступеней"/>
@@ -7518,6 +9689,11 @@
                   <w:listItem w:displayText="ТК ЗДЗ / ТК ЗДЗ: Пуск ИО тока" w:value="ТК ЗДЗ / ТК ЗДЗ: Пуск ИО тока"/>
                   <w:listItem w:displayText="ТК ЗДЗ / ТК ЗДЗ: Функция введена в работу" w:value="ТК ЗДЗ / ТК ЗДЗ: Функция введена в работу"/>
                   <w:listItem w:displayText="ТК ЗДЗ / ТК ЗДЗ: Функция оперативно выведена из работы" w:value="ТК ЗДЗ / ТК ЗДЗ: Функция оперативно выведена из работы"/>
+                  <w:listItem w:displayText="УВ / УВ: Включение с контролем синхронизма" w:value="УВ / УВ: Включение с контролем синхронизма"/>
+                  <w:listItem w:displayText="УВ / УВ: Включить выключатель" w:value="УВ / УВ: Включить выключатель"/>
+                  <w:listItem w:displayText="УВ / УВ: Задержка включения с контролем синхронизма" w:value="УВ / УВ: Задержка включения с контролем синхронизма"/>
+                  <w:listItem w:displayText="УВ / УВ: Функция введена в работу" w:value="УВ / УВ: Функция введена в работу"/>
+                  <w:listItem w:displayText="УВ / УВ: Функция оперативно выведена из работы" w:value="УВ / УВ: Функция оперативно выведена из работы"/>
                   <w:listItem w:displayText="УРОВ / УРОВ: Пуск" w:value="УРОВ / УРОВ: Пуск"/>
                   <w:listItem w:displayText="УРОВ / УРОВ: Пуск ИО максимального тока" w:value="УРОВ / УРОВ: Пуск ИО максимального тока"/>
                   <w:listItem w:displayText="УРОВ / УРОВ: Срабатывание" w:value="УРОВ / УРОВ: Срабатывание"/>
@@ -7833,6 +10009,38 @@
                   <w:listItem w:displayText="ЗОП / ЗОП: Срабатывание на сигнал" w:value="ЗОП / ЗОП: Срабатывание на сигнал"/>
                   <w:listItem w:displayText="ЗОП / ЗОП: Функция введена в работу" w:value="ЗОП / ЗОП: Функция введена в работу"/>
                   <w:listItem w:displayText="ЗОП / ЗОП: Функция оперативно выведена из работы" w:value="ЗОП / ЗОП: Функция оперативно выведена из работы"/>
+                  <w:listItem w:displayText="КА / В: Выключатель включен" w:value="КА / В: Выключатель включен"/>
+                  <w:listItem w:displayText="КА / В: Выключатель отключен" w:value="КА / В: Выключатель отключен"/>
+                  <w:listItem w:displayText="КА / В: Команда «включить» выключатель через выходное реле" w:value="КА / В: Команда «включить» выключатель через выходное реле"/>
+                  <w:listItem w:displayText="КА / В: Команда «отключить» выключатель через выходное реле" w:value="КА / В: Команда «отключить» выключатель через выходное реле"/>
+                  <w:listItem w:displayText="КА / В: Неисправное положение выключателя" w:value="КА / В: Неисправное положение выключателя"/>
+                  <w:listItem w:displayText="КА / В: Промежуточное положение выключателя" w:value="КА / В: Промежуточное положение выключателя"/>
+                  <w:listItem w:displayText="КА / В: Функция введена в работу" w:value="КА / В: Функция введена в работу"/>
+                  <w:listItem w:displayText="КА / ВЭ1: Команда «вкатить» выкатной элемент через выходное реле" w:value="КА / ВЭ1: Команда «вкатить» выкатной элемент через выходное реле"/>
+                  <w:listItem w:displayText="КА / ВЭ1: Команда «выкатить» выкатной элемент через выходное реле" w:value="КА / ВЭ1: Команда «выкатить» выкатной элемент через выходное реле"/>
+                  <w:listItem w:displayText="КА / ВЭ1: Неисправное положение выкатного элемента" w:value="КА / ВЭ1: Неисправное положение выкатного элемента"/>
+                  <w:listItem w:displayText="КА / ВЭ1: Положение выкатного элемента «Вкачен»" w:value="КА / ВЭ1: Положение выкатного элемента «Вкачен»"/>
+                  <w:listItem w:displayText="КА / ВЭ1: Положение выкатного элемента «Выкачен»" w:value="КА / ВЭ1: Положение выкатного элемента «Выкачен»"/>
+                  <w:listItem w:displayText="КА / ВЭ1: Промежуточное положение выкатного элемента" w:value="КА / ВЭ1: Промежуточное положение выкатного элемента"/>
+                  <w:listItem w:displayText="КА / ВЭ1: Ремонтное положение выкатного элемента" w:value="КА / ВЭ1: Ремонтное положение выкатного элемента"/>
+                  <w:listItem w:displayText="КА / ВЭ1: Функция введена в работу" w:value="КА / ВЭ1: Функция введена в работу"/>
+                  <w:listItem w:displayText="КА / ВЭ2: Команда «вкатить» выкатной элемент через выходное реле" w:value="КА / ВЭ2: Команда «вкатить» выкатной элемент через выходное реле"/>
+                  <w:listItem w:displayText="КА / ВЭ2: Команда «выкатить» выкатной элемент через выходное реле" w:value="КА / ВЭ2: Команда «выкатить» выкатной элемент через выходное реле"/>
+                  <w:listItem w:displayText="КА / ВЭ2: Неисправное положение выкатного элемента" w:value="КА / ВЭ2: Неисправное положение выкатного элемента"/>
+                  <w:listItem w:displayText="КА / ВЭ2: Положение выкатного элемента «Вкачен»" w:value="КА / ВЭ2: Положение выкатного элемента «Вкачен»"/>
+                  <w:listItem w:displayText="КА / ВЭ2: Положение выкатного элемента «Выкачен»" w:value="КА / ВЭ2: Положение выкатного элемента «Выкачен»"/>
+                  <w:listItem w:displayText="КА / ВЭ2: Промежуточное положение выкатного элемента" w:value="КА / ВЭ2: Промежуточное положение выкатного элемента"/>
+                  <w:listItem w:displayText="КА / ВЭ2: Ремонтное положение выкатного элемента" w:value="КА / ВЭ2: Ремонтное положение выкатного элемента"/>
+                  <w:listItem w:displayText="КА / ВЭ2: Функция введена в работу" w:value="КА / ВЭ2: Функция введена в работу"/>
+                  <w:listItem w:displayText="КА / ЗН: Заземляющий нож включен" w:value="КА / ЗН: Заземляющий нож включен"/>
+                  <w:listItem w:displayText="КА / ЗН: Заземляющий нож отключен" w:value="КА / ЗН: Заземляющий нож отключен"/>
+                  <w:listItem w:displayText="КА / ЗН: Команда «включить» заземляющий нож через выходное реле" w:value="КА / ЗН: Команда «включить» заземляющий нож через выходное реле"/>
+                  <w:listItem w:displayText="КА / ЗН: Команда «отключить» заземляющий нож через выходное реле" w:value="КА / ЗН: Команда «отключить» заземляющий нож через выходное реле"/>
+                  <w:listItem w:displayText="КА / ЗН: Неисправное положение заземляющего ножа" w:value="КА / ЗН: Неисправное положение заземляющего ножа"/>
+                  <w:listItem w:displayText="КА / ЗН: Промежуточное положение заземляющего ножа" w:value="КА / ЗН: Промежуточное положение заземляющего ножа"/>
+                  <w:listItem w:displayText="КА / ЗН: Функция введена в работу" w:value="КА / ЗН: Функция введена в работу"/>
+                  <w:listItem w:displayText="КА / КА: Функция введена в работу" w:value="КА / КА: Функция введена в работу"/>
+                  <w:listItem w:displayText="КА / КА: Функция оперативно выведена из работы" w:value="КА / КА: Функция оперативно выведена из работы"/>
                   <w:listItem w:displayText="КНН 1сш / КНН 1сш: Пуск" w:value="КНН 1сш / КНН 1сш: Пуск"/>
                   <w:listItem w:displayText="КНН 1сш / КНН 1сш: Пуск ИО напряжения" w:value="КНН 1сш / КНН 1сш: Пуск ИО напряжения"/>
                   <w:listItem w:displayText="КНН 1сш / КНН 1сш: Пуск ИО напряжения ОП" w:value="КНН 1сш / КНН 1сш: Пуск ИО напряжения ОП"/>
@@ -7853,6 +10061,68 @@
                   <w:listItem w:displayText="КОН 2сш / КОН 2сш: Пуск ИО напряжения ОП" w:value="КОН 2сш / КОН 2сш: Пуск ИО напряжения ОП"/>
                   <w:listItem w:displayText="КОН 2сш / КОН 2сш: Функция введена в работу" w:value="КОН 2сш / КОН 2сш: Функция введена в работу"/>
                   <w:listItem w:displayText="КОН 2сш / КОН 2сш: Функция оперативно выведена из работы" w:value="КОН 2сш / КОН 2сш: Функция оперативно выведена из работы"/>
+                  <w:listItem w:displayText="КП / КП: Идет переключение" w:value="КП / КП: Идет переключение"/>
+                  <w:listItem w:displayText="КП / КП: Функция введена в работу" w:value="КП / КП: Функция введена в работу"/>
+                  <w:listItem w:displayText="КП / КП: Функция оперативно выведена из работы" w:value="КП / КП: Функция оперативно выведена из работы"/>
+                  <w:listItem w:displayText="КП / ОБР В: Блокировка включения" w:value="КП / ОБР В: Блокировка включения"/>
+                  <w:listItem w:displayText="КП / ОБР В: Разрешить включение" w:value="КП / ОБР В: Разрешить включение"/>
+                  <w:listItem w:displayText="КП / ОБР ВЭ1: Разрешение управления первым выкатным элементом" w:value="КП / ОБР ВЭ1: Разрешение управления первым выкатным элементом"/>
+                  <w:listItem w:displayText="КП / ОБР ВЭ2: Разрешение управления вторым выкатным элементом" w:value="КП / ОБР ВЭ2: Разрешение управления вторым выкатным элементом"/>
+                  <w:listItem w:displayText="КП / ОБР ЗН: Разрешение управления заземляющим ножом" w:value="КП / ОБР ЗН: Разрешение управления заземляющим ножом"/>
+                  <w:listItem w:displayText="КП / УВ: Включение с контролем синхронизма" w:value="КП / УВ: Включение с контролем синхронизма"/>
+                  <w:listItem w:displayText="КП / УВ: Включить выключатель" w:value="КП / УВ: Включить выключатель"/>
+                  <w:listItem w:displayText="КП / УВ: Задержка включения с контролем синхронизма" w:value="КП / УВ: Задержка включения с контролем синхронизма"/>
+                  <w:listItem w:displayText="КП / УВ: Идет переключение" w:value="КП / УВ: Идет переключение"/>
+                  <w:listItem w:displayText="КП / УВ: Отключить выключатель" w:value="КП / УВ: Отключить выключатель"/>
+                  <w:listItem w:displayText="КП / УВ: Поведение местного управления" w:value="КП / УВ: Поведение местного управления"/>
+                  <w:listItem w:displayText="КП / УВ: Положение В (Включено)" w:value="КП / УВ: Положение В (Включено)"/>
+                  <w:listItem w:displayText="КП / УВ: Положение В (Не определено)" w:value="КП / УВ: Положение В (Не определено)"/>
+                  <w:listItem w:displayText="КП / УВ: Положение В (Неисправность)" w:value="КП / УВ: Положение В (Неисправность)"/>
+                  <w:listItem w:displayText="КП / УВ: Положение В (Отключено)" w:value="КП / УВ: Положение В (Отключено)"/>
+                  <w:listItem w:displayText="КП / УВ: Положение ключа режима управления" w:value="КП / УВ: Положение ключа режима управления"/>
+                  <w:listItem w:displayText="КП / УВ: Право переключения на уровне станции" w:value="КП / УВ: Право переключения на уровне станции"/>
+                  <w:listItem w:displayText="КП / УВ: Сигнал превышения допустимого времени переключения" w:value="КП / УВ: Сигнал превышения допустимого времени переключения"/>
+                  <w:listItem w:displayText="КП / УВ: Функция введена в работу" w:value="КП / УВ: Функция введена в работу"/>
+                  <w:listItem w:displayText="КП / УВЭ1: Вкатить первый выкатной элемент" w:value="КП / УВЭ1: Вкатить первый выкатной элемент"/>
+                  <w:listItem w:displayText="КП / УВЭ1: Выкатить первый выкатной элемент" w:value="КП / УВЭ1: Выкатить первый выкатной элемент"/>
+                  <w:listItem w:displayText="КП / УВЭ1: Идет переключение" w:value="КП / УВЭ1: Идет переключение"/>
+                  <w:listItem w:displayText="КП / УВЭ1: Поведение местного управления" w:value="КП / УВЭ1: Поведение местного управления"/>
+                  <w:listItem w:displayText="КП / УВЭ1: Положение ВЭ1 (Вкачен)" w:value="КП / УВЭ1: Положение ВЭ1 (Вкачен)"/>
+                  <w:listItem w:displayText="КП / УВЭ1: Положение ВЭ1 (Выкачен)" w:value="КП / УВЭ1: Положение ВЭ1 (Выкачен)"/>
+                  <w:listItem w:displayText="КП / УВЭ1: Положение ВЭ1 (Не определено)" w:value="КП / УВЭ1: Положение ВЭ1 (Не определено)"/>
+                  <w:listItem w:displayText="КП / УВЭ1: Положение ВЭ1 (Неисправность)" w:value="КП / УВЭ1: Положение ВЭ1 (Неисправность)"/>
+                  <w:listItem w:displayText="КП / УВЭ1: Положение ключа режима управления" w:value="КП / УВЭ1: Положение ключа режима управления"/>
+                  <w:listItem w:displayText="КП / УВЭ1: Право переключения на уровне станции" w:value="КП / УВЭ1: Право переключения на уровне станции"/>
+                  <w:listItem w:displayText="КП / УВЭ1: Сигнал превышения допустимого времени переключения" w:value="КП / УВЭ1: Сигнал превышения допустимого времени переключения"/>
+                  <w:listItem w:displayText="КП / УВЭ1: Функция введена в работу" w:value="КП / УВЭ1: Функция введена в работу"/>
+                  <w:listItem w:displayText="КП / УВЭ2: Вкатить второй выкатной элемент" w:value="КП / УВЭ2: Вкатить второй выкатной элемент"/>
+                  <w:listItem w:displayText="КП / УВЭ2: Выкатить второй выкатной элемент" w:value="КП / УВЭ2: Выкатить второй выкатной элемент"/>
+                  <w:listItem w:displayText="КП / УВЭ2: Идет переключение" w:value="КП / УВЭ2: Идет переключение"/>
+                  <w:listItem w:displayText="КП / УВЭ2: Поведение местного управления" w:value="КП / УВЭ2: Поведение местного управления"/>
+                  <w:listItem w:displayText="КП / УВЭ2: Положение ВЭ2 (Вкачен)" w:value="КП / УВЭ2: Положение ВЭ2 (Вкачен)"/>
+                  <w:listItem w:displayText="КП / УВЭ2: Положение ВЭ2 (Выкачен)" w:value="КП / УВЭ2: Положение ВЭ2 (Выкачен)"/>
+                  <w:listItem w:displayText="КП / УВЭ2: Положение ВЭ2 (Не определено)" w:value="КП / УВЭ2: Положение ВЭ2 (Не определено)"/>
+                  <w:listItem w:displayText="КП / УВЭ2: Положение ВЭ2 (Неисправность)" w:value="КП / УВЭ2: Положение ВЭ2 (Неисправность)"/>
+                  <w:listItem w:displayText="КП / УВЭ2: Положение ключа режима управления" w:value="КП / УВЭ2: Положение ключа режима управления"/>
+                  <w:listItem w:displayText="КП / УВЭ2: Право переключения на уровне станции" w:value="КП / УВЭ2: Право переключения на уровне станции"/>
+                  <w:listItem w:displayText="КП / УВЭ2: Сигнал превышения допустимого времени переключения" w:value="КП / УВЭ2: Сигнал превышения допустимого времени переключения"/>
+                  <w:listItem w:displayText="КП / УВЭ2: Функция введена в работу" w:value="КП / УВЭ2: Функция введена в работу"/>
+                  <w:listItem w:displayText="КП / УЗН: Включить заземляющий нож" w:value="КП / УЗН: Включить заземляющий нож"/>
+                  <w:listItem w:displayText="КП / УЗН: Идет переключение" w:value="КП / УЗН: Идет переключение"/>
+                  <w:listItem w:displayText="КП / УЗН: Отключить заземляющий нож" w:value="КП / УЗН: Отключить заземляющий нож"/>
+                  <w:listItem w:displayText="КП / УЗН: Поведение местного управления" w:value="КП / УЗН: Поведение местного управления"/>
+                  <w:listItem w:displayText="КП / УЗН: Положение ЗН (Включено)" w:value="КП / УЗН: Положение ЗН (Включено)"/>
+                  <w:listItem w:displayText="КП / УЗН: Положение ЗН (Не определено)" w:value="КП / УЗН: Положение ЗН (Не определено)"/>
+                  <w:listItem w:displayText="КП / УЗН: Положение ЗН (Неисправность)" w:value="КП / УЗН: Положение ЗН (Неисправность)"/>
+                  <w:listItem w:displayText="КП / УЗН: Положение ЗН (Отключено)" w:value="КП / УЗН: Положение ЗН (Отключено)"/>
+                  <w:listItem w:displayText="КП / УЗН: Положение ключа режима управления" w:value="КП / УЗН: Положение ключа режима управления"/>
+                  <w:listItem w:displayText="КП / УЗН: Право переключения на уровне станции" w:value="КП / УЗН: Право переключения на уровне станции"/>
+                  <w:listItem w:displayText="КП / УЗН: Сигнал превышения допустимого времени переключения" w:value="КП / УЗН: Сигнал превышения допустимого времени переключения"/>
+                  <w:listItem w:displayText="КП / УЗН: Функция введена в работу" w:value="КП / УЗН: Функция введена в работу"/>
+                  <w:listItem w:displayText="КРВ / КРВ: Превышен коммутационный ресурс выключателя" w:value="КРВ / КРВ: Превышен коммутационный ресурс выключателя"/>
+                  <w:listItem w:displayText="КРВ / КРВ: Превышен механический ресурс выключателя" w:value="КРВ / КРВ: Превышен механический ресурс выключателя"/>
+                  <w:listItem w:displayText="КРВ / КРВ: Превышен ресурс выключателя" w:value="КРВ / КРВ: Превышен ресурс выключателя"/>
+                  <w:listItem w:displayText="КРВ / КРВ: Функция введена в работу" w:value="КРВ / КРВ: Функция введена в работу"/>
                   <w:listItem w:displayText="КС / КС: Блокировка по скорости изменения частоты" w:value="КС / КС: Блокировка по скорости изменения частоты"/>
                   <w:listItem w:displayText="КС / КС: Нет условий по напряжению" w:value="КС / КС: Нет условий по напряжению"/>
                   <w:listItem w:displayText="КС / КС: Нет условий по углу" w:value="КС / КС: Нет условий по углу"/>
@@ -7865,6 +10135,18 @@
                   <w:listItem w:displayText="КС / КС: Разрешение оперативного включения" w:value="КС / КС: Разрешение оперативного включения"/>
                   <w:listItem w:displayText="КС / КС: Функция введена в работу" w:value="КС / КС: Функция введена в работу"/>
                   <w:listItem w:displayText="КС / КС: Функция оперативно выведена из работы" w:value="КС / КС: Функция оперативно выведена из работы"/>
+                  <w:listItem w:displayText="КСВ / КСВ: Блокировка включения В" w:value="КСВ / КСВ: Блокировка включения В"/>
+                  <w:listItem w:displayText="КСВ / КСВ: Блокировка отключения В" w:value="КСВ / КСВ: Блокировка отключения В"/>
+                  <w:listItem w:displayText="КСВ / КСВ: В аварийно отключен" w:value="КСВ / КСВ: В аварийно отключен"/>
+                  <w:listItem w:displayText="КСВ / КСВ: В самопроизвольно отключен" w:value="КСВ / КСВ: В самопроизвольно отключен"/>
+                  <w:listItem w:displayText="КСВ / КСВ: Защита ЭМВ" w:value="КСВ / КСВ: Защита ЭМВ"/>
+                  <w:listItem w:displayText="КСВ / КСВ: Защита ЭМО1" w:value="КСВ / КСВ: Защита ЭМО1"/>
+                  <w:listItem w:displayText="КСВ / КСВ: Защита ЭМО2" w:value="КСВ / КСВ: Защита ЭМО2"/>
+                  <w:listItem w:displayText="КСВ / КСВ: Неисправность В" w:value="КСВ / КСВ: Неисправность В"/>
+                  <w:listItem w:displayText="КСВ / КСВ: Неисправность цепей ЭМУ" w:value="КСВ / КСВ: Неисправность цепей ЭМУ"/>
+                  <w:listItem w:displayText="КСВ / КСВ: Реле фиксации команды" w:value="КСВ / КСВ: Реле фиксации команды"/>
+                  <w:listItem w:displayText="КСВ / КСВ: Функция введена в работу" w:value="КСВ / КСВ: Функция введена в работу"/>
+                  <w:listItem w:displayText="КСВ / КСВ: Функция оперативно выведена из работы" w:value="КСВ / КСВ: Функция оперативно выведена из работы"/>
                   <w:listItem w:displayText="ЛЗШ / ЛЗШ: Обнаружение неисправности" w:value="ЛЗШ / ЛЗШ: Обнаружение неисправности"/>
                   <w:listItem w:displayText="ЛЗШ / ЛЗШ: Пуск" w:value="ЛЗШ / ЛЗШ: Пуск"/>
                   <w:listItem w:displayText="ЛЗШ / ЛЗШ: Пуск ИО тока по фазе B" w:value="ЛЗШ / ЛЗШ: Пуск ИО тока по фазе B"/>
@@ -7957,6 +10239,57 @@
                   <w:listItem w:displayText="МТЗ / ОНМ: Пуск по фазе C" w:value="МТЗ / ОНМ: Пуск по фазе C"/>
                   <w:listItem w:displayText="МТЗ / ОНМ: Пуск по фазе А" w:value="МТЗ / ОНМ: Пуск по фазе А"/>
                   <w:listItem w:displayText="МТЗ / ОУ МТЗ: Срабатывание" w:value="МТЗ / ОУ МТЗ: Срабатывание"/>
+                  <w:listItem w:displayText="ПДС / В: Поведение местного управления" w:value="ПДС / В: Поведение местного управления"/>
+                  <w:listItem w:displayText="ПДС / В: Положение ключа режима управления" w:value="ПДС / В: Положение ключа режима управления"/>
+                  <w:listItem w:displayText="ПДС / В: Положение ключа режима управления привода В" w:value="ПДС / В: Положение ключа режима управления привода В"/>
+                  <w:listItem w:displayText="ПДС / В: Право переключения на уровне станции" w:value="ПДС / В: Право переключения на уровне станции"/>
+                  <w:listItem w:displayText="ПДС / ВЭ1: Поведение местного управления" w:value="ПДС / ВЭ1: Поведение местного управления"/>
+                  <w:listItem w:displayText="ПДС / ВЭ1: Положение ключа режима управления" w:value="ПДС / ВЭ1: Положение ключа режима управления"/>
+                  <w:listItem w:displayText="ПДС / ВЭ1: Право переключения на уровне станции" w:value="ПДС / ВЭ1: Право переключения на уровне станции"/>
+                  <w:listItem w:displayText="ПДС / ВЭ1: Ремонтное положение коммутационного аппарата" w:value="ПДС / ВЭ1: Ремонтное положение коммутационного аппарата"/>
+                  <w:listItem w:displayText="ПДС / ВЭ2: Поведение местного управления" w:value="ПДС / ВЭ2: Поведение местного управления"/>
+                  <w:listItem w:displayText="ПДС / ВЭ2: Положение ключа режима управления" w:value="ПДС / ВЭ2: Положение ключа режима управления"/>
+                  <w:listItem w:displayText="ПДС / ВЭ2: Право переключения на уровне станции" w:value="ПДС / ВЭ2: Право переключения на уровне станции"/>
+                  <w:listItem w:displayText="ПДС / ВЭ2: Ремонтное положение коммутационного аппарата" w:value="ПДС / ВЭ2: Ремонтное положение коммутационного аппарата"/>
+                  <w:listItem w:displayText="ПДС / ЗН: Поведение местного управления" w:value="ПДС / ЗН: Поведение местного управления"/>
+                  <w:listItem w:displayText="ПДС / ЗН: Положение ключа режима управления" w:value="ПДС / ЗН: Положение ключа режима управления"/>
+                  <w:listItem w:displayText="ПДС / ЗН: Право переключения на уровне станции" w:value="ПДС / ЗН: Право переключения на уровне станции"/>
+                  <w:listItem w:displayText="ПДС / КИ: Аварийный уровень изоляции" w:value="ПДС / КИ: Аварийный уровень изоляции"/>
+                  <w:listItem w:displayText="ПДС / КИ: Низкий уровень изоляции" w:value="ПДС / КИ: Низкий уровень изоляции"/>
+                  <w:listItem w:displayText="ПДС / КПруж: Пружина не заведена" w:value="ПДС / КПруж: Пружина не заведена"/>
+                  <w:listItem w:displayText="ПДС / КЦВ: Контроль цепи ЭМВ" w:value="ПДС / КЦВ: Контроль цепи ЭМВ"/>
+                  <w:listItem w:displayText="ПДС / КЦВ: Контроль цепи ЭМО1" w:value="ПДС / КЦВ: Контроль цепи ЭМО1"/>
+                  <w:listItem w:displayText="ПДС / КЦВ: Контроль цепи ЭМО2" w:value="ПДС / КЦВ: Контроль цепи ЭМО2"/>
+                  <w:listItem w:displayText="ПДС / КЦВ: Работа ЭМВ" w:value="ПДС / КЦВ: Работа ЭМВ"/>
+                  <w:listItem w:displayText="ПДС / КЦВ: Работа ЭМО1" w:value="ПДС / КЦВ: Работа ЭМО1"/>
+                  <w:listItem w:displayText="ПДС / КЦВ: Работа ЭМО2" w:value="ПДС / КЦВ: Работа ЭМО2"/>
+                  <w:listItem w:displayText="ПДС / ПДС: Функция введена в работу" w:value="ПДС / ПДС: Функция введена в работу"/>
+                  <w:listItem w:displayText="ПДС / ПДС: Функция оперативно выведена из работы" w:value="ПДС / ПДС: Функция оперативно выведена из работы"/>
+                  <w:listItem w:displayText="ПДС НКУ / SA1: Цепь управления введена" w:value="ПДС НКУ / SA1: Цепь управления введена"/>
+                  <w:listItem w:displayText="ПДС НКУ / SA2: Цепь управления введена" w:value="ПДС НКУ / SA2: Цепь управления введена"/>
+                  <w:listItem w:displayText="ПДС НКУ / SA3: Цепь управления введена" w:value="ПДС НКУ / SA3: Цепь управления введена"/>
+                  <w:listItem w:displayText="ПДС НКУ / SA4: Цепь управления введена" w:value="ПДС НКУ / SA4: Цепь управления введена"/>
+                  <w:listItem w:displayText="ПДС НКУ / SG1: Рабочее положение испытательного блока" w:value="ПДС НКУ / SG1: Рабочее положение испытательного блока"/>
+                  <w:listItem w:displayText="ПДС НКУ / SG2: Рабочее положение испытательного блока" w:value="ПДС НКУ / SG2: Рабочее положение испытательного блока"/>
+                  <w:listItem w:displayText="ПДС НКУ / SG3: Рабочее положение испытательного блока" w:value="ПДС НКУ / SG3: Рабочее положение испытательного блока"/>
+                  <w:listItem w:displayText="ПДС НКУ / Дверь: Дверь отсека/ шкафа закрыта" w:value="ПДС НКУ / Дверь: Дверь отсека/ шкафа закрыта"/>
+                  <w:listItem w:displayText="ПДС НКУ / Дверь: Дверь отсека/ шкафа открыта" w:value="ПДС НКУ / Дверь: Дверь отсека/ шкафа открыта"/>
+                  <w:listItem w:displayText="ПДС НКУ / ОТ ОБР 1: Неисправность оперативного тока цепей ОБР 1" w:value="ПДС НКУ / ОТ ОБР 1: Неисправность оперативного тока цепей ОБР 1"/>
+                  <w:listItem w:displayText="ПДС НКУ / ОТ ОБР 2: Неисправность оперативного тока цепей ОБР 2" w:value="ПДС НКУ / ОТ ОБР 2: Неисправность оперативного тока цепей ОБР 2"/>
+                  <w:listItem w:displayText="ПДС НКУ / ОТ ЦСВ: Неисправность ОТ цепей сигнализации В" w:value="ПДС НКУ / ОТ ЦСВ: Неисправность ОТ цепей сигнализации В"/>
+                  <w:listItem w:displayText="ПДС НКУ / ОТ ЭМО1, ЭМВ: Неисправность оперативного тока цепей ЭМВ, ЭМО1" w:value="ПДС НКУ / ОТ ЭМО1, ЭМВ: Неисправность оперативного тока цепей ЭМВ, ЭМО1"/>
+                  <w:listItem w:displayText="ПДС НКУ / ОТ ЭМО2: Неисправность оперативного тока цепей ЭМО2" w:value="ПДС НКУ / ОТ ЭМО2: Неисправность оперативного тока цепей ЭМО2"/>
+                  <w:listItem w:displayText="ПДС НКУ / ПДС НКУ: Функция введена в работу" w:value="ПДС НКУ / ПДС НКУ: Функция введена в работу"/>
+                  <w:listItem w:displayText="ПДС НКУ / ПДС НКУ: Функция оперативно выведена из работы" w:value="ПДС НКУ / ПДС НКУ: Функция оперативно выведена из работы"/>
+                  <w:listItem w:displayText="ПДС НКУ / Пер.ав.дебл.см.яч.: Цепи аварийной деблокировки ячейки выведены" w:value="ПДС НКУ / Пер.ав.дебл.см.яч.: Цепи аварийной деблокировки ячейки выведены"/>
+                  <w:listItem w:displayText="ПС / ПС: Пуск предупредительной сигнализации" w:value="ПС / ПС: Пуск предупредительной сигнализации"/>
+                  <w:listItem w:displayText="ПС / ПС: Пуск предупредительной сигнализации (импульс)" w:value="ПС / ПС: Пуск предупредительной сигнализации (импульс)"/>
+                  <w:listItem w:displayText="СС / СС: БИ выведены" w:value="СС / СС: БИ выведены"/>
+                  <w:listItem w:displayText="СС / СС: Выходные цепи разобраны" w:value="СС / СС: Выходные цепи разобраны"/>
+                  <w:listItem w:displayText="СС / СС: Неисправность КА" w:value="СС / СС: Неисправность КА"/>
+                  <w:listItem w:displayText="СС / СС: Общий внешний сигнал" w:value="СС / СС: Общий внешний сигнал"/>
+                  <w:listItem w:displayText="СС / СС: Превышение времени переключения КА" w:value="СС / СС: Превышение времени переключения КА"/>
+                  <w:listItem w:displayText="СС / СС: Сигнализация цепей опер.тока" w:value="СС / СС: Сигнализация цепей опер.тока"/>
                   <w:listItem w:displayText="ТЗНП / АУ ТЗНП: Пуск автоматического ускорения ТЗНП" w:value="ТЗНП / АУ ТЗНП: Пуск автоматического ускорения ТЗНП"/>
                   <w:listItem w:displayText="ТЗНП / БНТ НП: Пуск БНТ НП" w:value="ТЗНП / БНТ НП: Пуск БНТ НП"/>
                   <w:listItem w:displayText="ТЗНП / БЧС: Блокировка чувствительных ступеней" w:value="ТЗНП / БЧС: Блокировка чувствительных ступеней"/>
@@ -7996,6 +10329,11 @@
                   <w:listItem w:displayText="ТК ЗДЗ / ТК ЗДЗ: Пуск ИО тока" w:value="ТК ЗДЗ / ТК ЗДЗ: Пуск ИО тока"/>
                   <w:listItem w:displayText="ТК ЗДЗ / ТК ЗДЗ: Функция введена в работу" w:value="ТК ЗДЗ / ТК ЗДЗ: Функция введена в работу"/>
                   <w:listItem w:displayText="ТК ЗДЗ / ТК ЗДЗ: Функция оперативно выведена из работы" w:value="ТК ЗДЗ / ТК ЗДЗ: Функция оперативно выведена из работы"/>
+                  <w:listItem w:displayText="УВ / УВ: Включение с контролем синхронизма" w:value="УВ / УВ: Включение с контролем синхронизма"/>
+                  <w:listItem w:displayText="УВ / УВ: Включить выключатель" w:value="УВ / УВ: Включить выключатель"/>
+                  <w:listItem w:displayText="УВ / УВ: Задержка включения с контролем синхронизма" w:value="УВ / УВ: Задержка включения с контролем синхронизма"/>
+                  <w:listItem w:displayText="УВ / УВ: Функция введена в работу" w:value="УВ / УВ: Функция введена в работу"/>
+                  <w:listItem w:displayText="УВ / УВ: Функция оперативно выведена из работы" w:value="УВ / УВ: Функция оперативно выведена из работы"/>
                   <w:listItem w:displayText="УРОВ / УРОВ: Пуск" w:value="УРОВ / УРОВ: Пуск"/>
                   <w:listItem w:displayText="УРОВ / УРОВ: Пуск ИО максимального тока" w:value="УРОВ / УРОВ: Пуск ИО максимального тока"/>
                   <w:listItem w:displayText="УРОВ / УРОВ: Срабатывание" w:value="УРОВ / УРОВ: Срабатывание"/>
@@ -8311,6 +10649,38 @@
                   <w:listItem w:displayText="ЗОП / ЗОП: Срабатывание на сигнал" w:value="ЗОП / ЗОП: Срабатывание на сигнал"/>
                   <w:listItem w:displayText="ЗОП / ЗОП: Функция введена в работу" w:value="ЗОП / ЗОП: Функция введена в работу"/>
                   <w:listItem w:displayText="ЗОП / ЗОП: Функция оперативно выведена из работы" w:value="ЗОП / ЗОП: Функция оперативно выведена из работы"/>
+                  <w:listItem w:displayText="КА / В: Выключатель включен" w:value="КА / В: Выключатель включен"/>
+                  <w:listItem w:displayText="КА / В: Выключатель отключен" w:value="КА / В: Выключатель отключен"/>
+                  <w:listItem w:displayText="КА / В: Команда «включить» выключатель через выходное реле" w:value="КА / В: Команда «включить» выключатель через выходное реле"/>
+                  <w:listItem w:displayText="КА / В: Команда «отключить» выключатель через выходное реле" w:value="КА / В: Команда «отключить» выключатель через выходное реле"/>
+                  <w:listItem w:displayText="КА / В: Неисправное положение выключателя" w:value="КА / В: Неисправное положение выключателя"/>
+                  <w:listItem w:displayText="КА / В: Промежуточное положение выключателя" w:value="КА / В: Промежуточное положение выключателя"/>
+                  <w:listItem w:displayText="КА / В: Функция введена в работу" w:value="КА / В: Функция введена в работу"/>
+                  <w:listItem w:displayText="КА / ВЭ1: Команда «вкатить» выкатной элемент через выходное реле" w:value="КА / ВЭ1: Команда «вкатить» выкатной элемент через выходное реле"/>
+                  <w:listItem w:displayText="КА / ВЭ1: Команда «выкатить» выкатной элемент через выходное реле" w:value="КА / ВЭ1: Команда «выкатить» выкатной элемент через выходное реле"/>
+                  <w:listItem w:displayText="КА / ВЭ1: Неисправное положение выкатного элемента" w:value="КА / ВЭ1: Неисправное положение выкатного элемента"/>
+                  <w:listItem w:displayText="КА / ВЭ1: Положение выкатного элемента «Вкачен»" w:value="КА / ВЭ1: Положение выкатного элемента «Вкачен»"/>
+                  <w:listItem w:displayText="КА / ВЭ1: Положение выкатного элемента «Выкачен»" w:value="КА / ВЭ1: Положение выкатного элемента «Выкачен»"/>
+                  <w:listItem w:displayText="КА / ВЭ1: Промежуточное положение выкатного элемента" w:value="КА / ВЭ1: Промежуточное положение выкатного элемента"/>
+                  <w:listItem w:displayText="КА / ВЭ1: Ремонтное положение выкатного элемента" w:value="КА / ВЭ1: Ремонтное положение выкатного элемента"/>
+                  <w:listItem w:displayText="КА / ВЭ1: Функция введена в работу" w:value="КА / ВЭ1: Функция введена в работу"/>
+                  <w:listItem w:displayText="КА / ВЭ2: Команда «вкатить» выкатной элемент через выходное реле" w:value="КА / ВЭ2: Команда «вкатить» выкатной элемент через выходное реле"/>
+                  <w:listItem w:displayText="КА / ВЭ2: Команда «выкатить» выкатной элемент через выходное реле" w:value="КА / ВЭ2: Команда «выкатить» выкатной элемент через выходное реле"/>
+                  <w:listItem w:displayText="КА / ВЭ2: Неисправное положение выкатного элемента" w:value="КА / ВЭ2: Неисправное положение выкатного элемента"/>
+                  <w:listItem w:displayText="КА / ВЭ2: Положение выкатного элемента «Вкачен»" w:value="КА / ВЭ2: Положение выкатного элемента «Вкачен»"/>
+                  <w:listItem w:displayText="КА / ВЭ2: Положение выкатного элемента «Выкачен»" w:value="КА / ВЭ2: Положение выкатного элемента «Выкачен»"/>
+                  <w:listItem w:displayText="КА / ВЭ2: Промежуточное положение выкатного элемента" w:value="КА / ВЭ2: Промежуточное положение выкатного элемента"/>
+                  <w:listItem w:displayText="КА / ВЭ2: Ремонтное положение выкатного элемента" w:value="КА / ВЭ2: Ремонтное положение выкатного элемента"/>
+                  <w:listItem w:displayText="КА / ВЭ2: Функция введена в работу" w:value="КА / ВЭ2: Функция введена в работу"/>
+                  <w:listItem w:displayText="КА / ЗН: Заземляющий нож включен" w:value="КА / ЗН: Заземляющий нож включен"/>
+                  <w:listItem w:displayText="КА / ЗН: Заземляющий нож отключен" w:value="КА / ЗН: Заземляющий нож отключен"/>
+                  <w:listItem w:displayText="КА / ЗН: Команда «включить» заземляющий нож через выходное реле" w:value="КА / ЗН: Команда «включить» заземляющий нож через выходное реле"/>
+                  <w:listItem w:displayText="КА / ЗН: Команда «отключить» заземляющий нож через выходное реле" w:value="КА / ЗН: Команда «отключить» заземляющий нож через выходное реле"/>
+                  <w:listItem w:displayText="КА / ЗН: Неисправное положение заземляющего ножа" w:value="КА / ЗН: Неисправное положение заземляющего ножа"/>
+                  <w:listItem w:displayText="КА / ЗН: Промежуточное положение заземляющего ножа" w:value="КА / ЗН: Промежуточное положение заземляющего ножа"/>
+                  <w:listItem w:displayText="КА / ЗН: Функция введена в работу" w:value="КА / ЗН: Функция введена в работу"/>
+                  <w:listItem w:displayText="КА / КА: Функция введена в работу" w:value="КА / КА: Функция введена в работу"/>
+                  <w:listItem w:displayText="КА / КА: Функция оперативно выведена из работы" w:value="КА / КА: Функция оперативно выведена из работы"/>
                   <w:listItem w:displayText="КНН 1сш / КНН 1сш: Пуск" w:value="КНН 1сш / КНН 1сш: Пуск"/>
                   <w:listItem w:displayText="КНН 1сш / КНН 1сш: Пуск ИО напряжения" w:value="КНН 1сш / КНН 1сш: Пуск ИО напряжения"/>
                   <w:listItem w:displayText="КНН 1сш / КНН 1сш: Пуск ИО напряжения ОП" w:value="КНН 1сш / КНН 1сш: Пуск ИО напряжения ОП"/>
@@ -8331,6 +10701,68 @@
                   <w:listItem w:displayText="КОН 2сш / КОН 2сш: Пуск ИО напряжения ОП" w:value="КОН 2сш / КОН 2сш: Пуск ИО напряжения ОП"/>
                   <w:listItem w:displayText="КОН 2сш / КОН 2сш: Функция введена в работу" w:value="КОН 2сш / КОН 2сш: Функция введена в работу"/>
                   <w:listItem w:displayText="КОН 2сш / КОН 2сш: Функция оперативно выведена из работы" w:value="КОН 2сш / КОН 2сш: Функция оперативно выведена из работы"/>
+                  <w:listItem w:displayText="КП / КП: Идет переключение" w:value="КП / КП: Идет переключение"/>
+                  <w:listItem w:displayText="КП / КП: Функция введена в работу" w:value="КП / КП: Функция введена в работу"/>
+                  <w:listItem w:displayText="КП / КП: Функция оперативно выведена из работы" w:value="КП / КП: Функция оперативно выведена из работы"/>
+                  <w:listItem w:displayText="КП / ОБР В: Блокировка включения" w:value="КП / ОБР В: Блокировка включения"/>
+                  <w:listItem w:displayText="КП / ОБР В: Разрешить включение" w:value="КП / ОБР В: Разрешить включение"/>
+                  <w:listItem w:displayText="КП / ОБР ВЭ1: Разрешение управления первым выкатным элементом" w:value="КП / ОБР ВЭ1: Разрешение управления первым выкатным элементом"/>
+                  <w:listItem w:displayText="КП / ОБР ВЭ2: Разрешение управления вторым выкатным элементом" w:value="КП / ОБР ВЭ2: Разрешение управления вторым выкатным элементом"/>
+                  <w:listItem w:displayText="КП / ОБР ЗН: Разрешение управления заземляющим ножом" w:value="КП / ОБР ЗН: Разрешение управления заземляющим ножом"/>
+                  <w:listItem w:displayText="КП / УВ: Включение с контролем синхронизма" w:value="КП / УВ: Включение с контролем синхронизма"/>
+                  <w:listItem w:displayText="КП / УВ: Включить выключатель" w:value="КП / УВ: Включить выключатель"/>
+                  <w:listItem w:displayText="КП / УВ: Задержка включения с контролем синхронизма" w:value="КП / УВ: Задержка включения с контролем синхронизма"/>
+                  <w:listItem w:displayText="КП / УВ: Идет переключение" w:value="КП / УВ: Идет переключение"/>
+                  <w:listItem w:displayText="КП / УВ: Отключить выключатель" w:value="КП / УВ: Отключить выключатель"/>
+                  <w:listItem w:displayText="КП / УВ: Поведение местного управления" w:value="КП / УВ: Поведение местного управления"/>
+                  <w:listItem w:displayText="КП / УВ: Положение В (Включено)" w:value="КП / УВ: Положение В (Включено)"/>
+                  <w:listItem w:displayText="КП / УВ: Положение В (Не определено)" w:value="КП / УВ: Положение В (Не определено)"/>
+                  <w:listItem w:displayText="КП / УВ: Положение В (Неисправность)" w:value="КП / УВ: Положение В (Неисправность)"/>
+                  <w:listItem w:displayText="КП / УВ: Положение В (Отключено)" w:value="КП / УВ: Положение В (Отключено)"/>
+                  <w:listItem w:displayText="КП / УВ: Положение ключа режима управления" w:value="КП / УВ: Положение ключа режима управления"/>
+                  <w:listItem w:displayText="КП / УВ: Право переключения на уровне станции" w:value="КП / УВ: Право переключения на уровне станции"/>
+                  <w:listItem w:displayText="КП / УВ: Сигнал превышения допустимого времени переключения" w:value="КП / УВ: Сигнал превышения допустимого времени переключения"/>
+                  <w:listItem w:displayText="КП / УВ: Функция введена в работу" w:value="КП / УВ: Функция введена в работу"/>
+                  <w:listItem w:displayText="КП / УВЭ1: Вкатить первый выкатной элемент" w:value="КП / УВЭ1: Вкатить первый выкатной элемент"/>
+                  <w:listItem w:displayText="КП / УВЭ1: Выкатить первый выкатной элемент" w:value="КП / УВЭ1: Выкатить первый выкатной элемент"/>
+                  <w:listItem w:displayText="КП / УВЭ1: Идет переключение" w:value="КП / УВЭ1: Идет переключение"/>
+                  <w:listItem w:displayText="КП / УВЭ1: Поведение местного управления" w:value="КП / УВЭ1: Поведение местного управления"/>
+                  <w:listItem w:displayText="КП / УВЭ1: Положение ВЭ1 (Вкачен)" w:value="КП / УВЭ1: Положение ВЭ1 (Вкачен)"/>
+                  <w:listItem w:displayText="КП / УВЭ1: Положение ВЭ1 (Выкачен)" w:value="КП / УВЭ1: Положение ВЭ1 (Выкачен)"/>
+                  <w:listItem w:displayText="КП / УВЭ1: Положение ВЭ1 (Не определено)" w:value="КП / УВЭ1: Положение ВЭ1 (Не определено)"/>
+                  <w:listItem w:displayText="КП / УВЭ1: Положение ВЭ1 (Неисправность)" w:value="КП / УВЭ1: Положение ВЭ1 (Неисправность)"/>
+                  <w:listItem w:displayText="КП / УВЭ1: Положение ключа режима управления" w:value="КП / УВЭ1: Положение ключа режима управления"/>
+                  <w:listItem w:displayText="КП / УВЭ1: Право переключения на уровне станции" w:value="КП / УВЭ1: Право переключения на уровне станции"/>
+                  <w:listItem w:displayText="КП / УВЭ1: Сигнал превышения допустимого времени переключения" w:value="КП / УВЭ1: Сигнал превышения допустимого времени переключения"/>
+                  <w:listItem w:displayText="КП / УВЭ1: Функция введена в работу" w:value="КП / УВЭ1: Функция введена в работу"/>
+                  <w:listItem w:displayText="КП / УВЭ2: Вкатить второй выкатной элемент" w:value="КП / УВЭ2: Вкатить второй выкатной элемент"/>
+                  <w:listItem w:displayText="КП / УВЭ2: Выкатить второй выкатной элемент" w:value="КП / УВЭ2: Выкатить второй выкатной элемент"/>
+                  <w:listItem w:displayText="КП / УВЭ2: Идет переключение" w:value="КП / УВЭ2: Идет переключение"/>
+                  <w:listItem w:displayText="КП / УВЭ2: Поведение местного управления" w:value="КП / УВЭ2: Поведение местного управления"/>
+                  <w:listItem w:displayText="КП / УВЭ2: Положение ВЭ2 (Вкачен)" w:value="КП / УВЭ2: Положение ВЭ2 (Вкачен)"/>
+                  <w:listItem w:displayText="КП / УВЭ2: Положение ВЭ2 (Выкачен)" w:value="КП / УВЭ2: Положение ВЭ2 (Выкачен)"/>
+                  <w:listItem w:displayText="КП / УВЭ2: Положение ВЭ2 (Не определено)" w:value="КП / УВЭ2: Положение ВЭ2 (Не определено)"/>
+                  <w:listItem w:displayText="КП / УВЭ2: Положение ВЭ2 (Неисправность)" w:value="КП / УВЭ2: Положение ВЭ2 (Неисправность)"/>
+                  <w:listItem w:displayText="КП / УВЭ2: Положение ключа режима управления" w:value="КП / УВЭ2: Положение ключа режима управления"/>
+                  <w:listItem w:displayText="КП / УВЭ2: Право переключения на уровне станции" w:value="КП / УВЭ2: Право переключения на уровне станции"/>
+                  <w:listItem w:displayText="КП / УВЭ2: Сигнал превышения допустимого времени переключения" w:value="КП / УВЭ2: Сигнал превышения допустимого времени переключения"/>
+                  <w:listItem w:displayText="КП / УВЭ2: Функция введена в работу" w:value="КП / УВЭ2: Функция введена в работу"/>
+                  <w:listItem w:displayText="КП / УЗН: Включить заземляющий нож" w:value="КП / УЗН: Включить заземляющий нож"/>
+                  <w:listItem w:displayText="КП / УЗН: Идет переключение" w:value="КП / УЗН: Идет переключение"/>
+                  <w:listItem w:displayText="КП / УЗН: Отключить заземляющий нож" w:value="КП / УЗН: Отключить заземляющий нож"/>
+                  <w:listItem w:displayText="КП / УЗН: Поведение местного управления" w:value="КП / УЗН: Поведение местного управления"/>
+                  <w:listItem w:displayText="КП / УЗН: Положение ЗН (Включено)" w:value="КП / УЗН: Положение ЗН (Включено)"/>
+                  <w:listItem w:displayText="КП / УЗН: Положение ЗН (Не определено)" w:value="КП / УЗН: Положение ЗН (Не определено)"/>
+                  <w:listItem w:displayText="КП / УЗН: Положение ЗН (Неисправность)" w:value="КП / УЗН: Положение ЗН (Неисправность)"/>
+                  <w:listItem w:displayText="КП / УЗН: Положение ЗН (Отключено)" w:value="КП / УЗН: Положение ЗН (Отключено)"/>
+                  <w:listItem w:displayText="КП / УЗН: Положение ключа режима управления" w:value="КП / УЗН: Положение ключа режима управления"/>
+                  <w:listItem w:displayText="КП / УЗН: Право переключения на уровне станции" w:value="КП / УЗН: Право переключения на уровне станции"/>
+                  <w:listItem w:displayText="КП / УЗН: Сигнал превышения допустимого времени переключения" w:value="КП / УЗН: Сигнал превышения допустимого времени переключения"/>
+                  <w:listItem w:displayText="КП / УЗН: Функция введена в работу" w:value="КП / УЗН: Функция введена в работу"/>
+                  <w:listItem w:displayText="КРВ / КРВ: Превышен коммутационный ресурс выключателя" w:value="КРВ / КРВ: Превышен коммутационный ресурс выключателя"/>
+                  <w:listItem w:displayText="КРВ / КРВ: Превышен механический ресурс выключателя" w:value="КРВ / КРВ: Превышен механический ресурс выключателя"/>
+                  <w:listItem w:displayText="КРВ / КРВ: Превышен ресурс выключателя" w:value="КРВ / КРВ: Превышен ресурс выключателя"/>
+                  <w:listItem w:displayText="КРВ / КРВ: Функция введена в работу" w:value="КРВ / КРВ: Функция введена в работу"/>
                   <w:listItem w:displayText="КС / КС: Блокировка по скорости изменения частоты" w:value="КС / КС: Блокировка по скорости изменения частоты"/>
                   <w:listItem w:displayText="КС / КС: Нет условий по напряжению" w:value="КС / КС: Нет условий по напряжению"/>
                   <w:listItem w:displayText="КС / КС: Нет условий по углу" w:value="КС / КС: Нет условий по углу"/>
@@ -8343,6 +10775,18 @@
                   <w:listItem w:displayText="КС / КС: Разрешение оперативного включения" w:value="КС / КС: Разрешение оперативного включения"/>
                   <w:listItem w:displayText="КС / КС: Функция введена в работу" w:value="КС / КС: Функция введена в работу"/>
                   <w:listItem w:displayText="КС / КС: Функция оперативно выведена из работы" w:value="КС / КС: Функция оперативно выведена из работы"/>
+                  <w:listItem w:displayText="КСВ / КСВ: Блокировка включения В" w:value="КСВ / КСВ: Блокировка включения В"/>
+                  <w:listItem w:displayText="КСВ / КСВ: Блокировка отключения В" w:value="КСВ / КСВ: Блокировка отключения В"/>
+                  <w:listItem w:displayText="КСВ / КСВ: В аварийно отключен" w:value="КСВ / КСВ: В аварийно отключен"/>
+                  <w:listItem w:displayText="КСВ / КСВ: В самопроизвольно отключен" w:value="КСВ / КСВ: В самопроизвольно отключен"/>
+                  <w:listItem w:displayText="КСВ / КСВ: Защита ЭМВ" w:value="КСВ / КСВ: Защита ЭМВ"/>
+                  <w:listItem w:displayText="КСВ / КСВ: Защита ЭМО1" w:value="КСВ / КСВ: Защита ЭМО1"/>
+                  <w:listItem w:displayText="КСВ / КСВ: Защита ЭМО2" w:value="КСВ / КСВ: Защита ЭМО2"/>
+                  <w:listItem w:displayText="КСВ / КСВ: Неисправность В" w:value="КСВ / КСВ: Неисправность В"/>
+                  <w:listItem w:displayText="КСВ / КСВ: Неисправность цепей ЭМУ" w:value="КСВ / КСВ: Неисправность цепей ЭМУ"/>
+                  <w:listItem w:displayText="КСВ / КСВ: Реле фиксации команды" w:value="КСВ / КСВ: Реле фиксации команды"/>
+                  <w:listItem w:displayText="КСВ / КСВ: Функция введена в работу" w:value="КСВ / КСВ: Функция введена в работу"/>
+                  <w:listItem w:displayText="КСВ / КСВ: Функция оперативно выведена из работы" w:value="КСВ / КСВ: Функция оперативно выведена из работы"/>
                   <w:listItem w:displayText="ЛЗШ / ЛЗШ: Обнаружение неисправности" w:value="ЛЗШ / ЛЗШ: Обнаружение неисправности"/>
                   <w:listItem w:displayText="ЛЗШ / ЛЗШ: Пуск" w:value="ЛЗШ / ЛЗШ: Пуск"/>
                   <w:listItem w:displayText="ЛЗШ / ЛЗШ: Пуск ИО тока по фазе B" w:value="ЛЗШ / ЛЗШ: Пуск ИО тока по фазе B"/>
@@ -8435,6 +10879,57 @@
                   <w:listItem w:displayText="МТЗ / ОНМ: Пуск по фазе C" w:value="МТЗ / ОНМ: Пуск по фазе C"/>
                   <w:listItem w:displayText="МТЗ / ОНМ: Пуск по фазе А" w:value="МТЗ / ОНМ: Пуск по фазе А"/>
                   <w:listItem w:displayText="МТЗ / ОУ МТЗ: Срабатывание" w:value="МТЗ / ОУ МТЗ: Срабатывание"/>
+                  <w:listItem w:displayText="ПДС / В: Поведение местного управления" w:value="ПДС / В: Поведение местного управления"/>
+                  <w:listItem w:displayText="ПДС / В: Положение ключа режима управления" w:value="ПДС / В: Положение ключа режима управления"/>
+                  <w:listItem w:displayText="ПДС / В: Положение ключа режима управления привода В" w:value="ПДС / В: Положение ключа режима управления привода В"/>
+                  <w:listItem w:displayText="ПДС / В: Право переключения на уровне станции" w:value="ПДС / В: Право переключения на уровне станции"/>
+                  <w:listItem w:displayText="ПДС / ВЭ1: Поведение местного управления" w:value="ПДС / ВЭ1: Поведение местного управления"/>
+                  <w:listItem w:displayText="ПДС / ВЭ1: Положение ключа режима управления" w:value="ПДС / ВЭ1: Положение ключа режима управления"/>
+                  <w:listItem w:displayText="ПДС / ВЭ1: Право переключения на уровне станции" w:value="ПДС / ВЭ1: Право переключения на уровне станции"/>
+                  <w:listItem w:displayText="ПДС / ВЭ1: Ремонтное положение коммутационного аппарата" w:value="ПДС / ВЭ1: Ремонтное положение коммутационного аппарата"/>
+                  <w:listItem w:displayText="ПДС / ВЭ2: Поведение местного управления" w:value="ПДС / ВЭ2: Поведение местного управления"/>
+                  <w:listItem w:displayText="ПДС / ВЭ2: Положение ключа режима управления" w:value="ПДС / ВЭ2: Положение ключа режима управления"/>
+                  <w:listItem w:displayText="ПДС / ВЭ2: Право переключения на уровне станции" w:value="ПДС / ВЭ2: Право переключения на уровне станции"/>
+                  <w:listItem w:displayText="ПДС / ВЭ2: Ремонтное положение коммутационного аппарата" w:value="ПДС / ВЭ2: Ремонтное положение коммутационного аппарата"/>
+                  <w:listItem w:displayText="ПДС / ЗН: Поведение местного управления" w:value="ПДС / ЗН: Поведение местного управления"/>
+                  <w:listItem w:displayText="ПДС / ЗН: Положение ключа режима управления" w:value="ПДС / ЗН: Положение ключа режима управления"/>
+                  <w:listItem w:displayText="ПДС / ЗН: Право переключения на уровне станции" w:value="ПДС / ЗН: Право переключения на уровне станции"/>
+                  <w:listItem w:displayText="ПДС / КИ: Аварийный уровень изоляции" w:value="ПДС / КИ: Аварийный уровень изоляции"/>
+                  <w:listItem w:displayText="ПДС / КИ: Низкий уровень изоляции" w:value="ПДС / КИ: Низкий уровень изоляции"/>
+                  <w:listItem w:displayText="ПДС / КПруж: Пружина не заведена" w:value="ПДС / КПруж: Пружина не заведена"/>
+                  <w:listItem w:displayText="ПДС / КЦВ: Контроль цепи ЭМВ" w:value="ПДС / КЦВ: Контроль цепи ЭМВ"/>
+                  <w:listItem w:displayText="ПДС / КЦВ: Контроль цепи ЭМО1" w:value="ПДС / КЦВ: Контроль цепи ЭМО1"/>
+                  <w:listItem w:displayText="ПДС / КЦВ: Контроль цепи ЭМО2" w:value="ПДС / КЦВ: Контроль цепи ЭМО2"/>
+                  <w:listItem w:displayText="ПДС / КЦВ: Работа ЭМВ" w:value="ПДС / КЦВ: Работа ЭМВ"/>
+                  <w:listItem w:displayText="ПДС / КЦВ: Работа ЭМО1" w:value="ПДС / КЦВ: Работа ЭМО1"/>
+                  <w:listItem w:displayText="ПДС / КЦВ: Работа ЭМО2" w:value="ПДС / КЦВ: Работа ЭМО2"/>
+                  <w:listItem w:displayText="ПДС / ПДС: Функция введена в работу" w:value="ПДС / ПДС: Функция введена в работу"/>
+                  <w:listItem w:displayText="ПДС / ПДС: Функция оперативно выведена из работы" w:value="ПДС / ПДС: Функция оперативно выведена из работы"/>
+                  <w:listItem w:displayText="ПДС НКУ / SA1: Цепь управления введена" w:value="ПДС НКУ / SA1: Цепь управления введена"/>
+                  <w:listItem w:displayText="ПДС НКУ / SA2: Цепь управления введена" w:value="ПДС НКУ / SA2: Цепь управления введена"/>
+                  <w:listItem w:displayText="ПДС НКУ / SA3: Цепь управления введена" w:value="ПДС НКУ / SA3: Цепь управления введена"/>
+                  <w:listItem w:displayText="ПДС НКУ / SA4: Цепь управления введена" w:value="ПДС НКУ / SA4: Цепь управления введена"/>
+                  <w:listItem w:displayText="ПДС НКУ / SG1: Рабочее положение испытательного блока" w:value="ПДС НКУ / SG1: Рабочее положение испытательного блока"/>
+                  <w:listItem w:displayText="ПДС НКУ / SG2: Рабочее положение испытательного блока" w:value="ПДС НКУ / SG2: Рабочее положение испытательного блока"/>
+                  <w:listItem w:displayText="ПДС НКУ / SG3: Рабочее положение испытательного блока" w:value="ПДС НКУ / SG3: Рабочее положение испытательного блока"/>
+                  <w:listItem w:displayText="ПДС НКУ / Дверь: Дверь отсека/ шкафа закрыта" w:value="ПДС НКУ / Дверь: Дверь отсека/ шкафа закрыта"/>
+                  <w:listItem w:displayText="ПДС НКУ / Дверь: Дверь отсека/ шкафа открыта" w:value="ПДС НКУ / Дверь: Дверь отсека/ шкафа открыта"/>
+                  <w:listItem w:displayText="ПДС НКУ / ОТ ОБР 1: Неисправность оперативного тока цепей ОБР 1" w:value="ПДС НКУ / ОТ ОБР 1: Неисправность оперативного тока цепей ОБР 1"/>
+                  <w:listItem w:displayText="ПДС НКУ / ОТ ОБР 2: Неисправность оперативного тока цепей ОБР 2" w:value="ПДС НКУ / ОТ ОБР 2: Неисправность оперативного тока цепей ОБР 2"/>
+                  <w:listItem w:displayText="ПДС НКУ / ОТ ЦСВ: Неисправность ОТ цепей сигнализации В" w:value="ПДС НКУ / ОТ ЦСВ: Неисправность ОТ цепей сигнализации В"/>
+                  <w:listItem w:displayText="ПДС НКУ / ОТ ЭМО1, ЭМВ: Неисправность оперативного тока цепей ЭМВ, ЭМО1" w:value="ПДС НКУ / ОТ ЭМО1, ЭМВ: Неисправность оперативного тока цепей ЭМВ, ЭМО1"/>
+                  <w:listItem w:displayText="ПДС НКУ / ОТ ЭМО2: Неисправность оперативного тока цепей ЭМО2" w:value="ПДС НКУ / ОТ ЭМО2: Неисправность оперативного тока цепей ЭМО2"/>
+                  <w:listItem w:displayText="ПДС НКУ / ПДС НКУ: Функция введена в работу" w:value="ПДС НКУ / ПДС НКУ: Функция введена в работу"/>
+                  <w:listItem w:displayText="ПДС НКУ / ПДС НКУ: Функция оперативно выведена из работы" w:value="ПДС НКУ / ПДС НКУ: Функция оперативно выведена из работы"/>
+                  <w:listItem w:displayText="ПДС НКУ / Пер.ав.дебл.см.яч.: Цепи аварийной деблокировки ячейки выведены" w:value="ПДС НКУ / Пер.ав.дебл.см.яч.: Цепи аварийной деблокировки ячейки выведены"/>
+                  <w:listItem w:displayText="ПС / ПС: Пуск предупредительной сигнализации" w:value="ПС / ПС: Пуск предупредительной сигнализации"/>
+                  <w:listItem w:displayText="ПС / ПС: Пуск предупредительной сигнализации (импульс)" w:value="ПС / ПС: Пуск предупредительной сигнализации (импульс)"/>
+                  <w:listItem w:displayText="СС / СС: БИ выведены" w:value="СС / СС: БИ выведены"/>
+                  <w:listItem w:displayText="СС / СС: Выходные цепи разобраны" w:value="СС / СС: Выходные цепи разобраны"/>
+                  <w:listItem w:displayText="СС / СС: Неисправность КА" w:value="СС / СС: Неисправность КА"/>
+                  <w:listItem w:displayText="СС / СС: Общий внешний сигнал" w:value="СС / СС: Общий внешний сигнал"/>
+                  <w:listItem w:displayText="СС / СС: Превышение времени переключения КА" w:value="СС / СС: Превышение времени переключения КА"/>
+                  <w:listItem w:displayText="СС / СС: Сигнализация цепей опер.тока" w:value="СС / СС: Сигнализация цепей опер.тока"/>
                   <w:listItem w:displayText="ТЗНП / АУ ТЗНП: Пуск автоматического ускорения ТЗНП" w:value="ТЗНП / АУ ТЗНП: Пуск автоматического ускорения ТЗНП"/>
                   <w:listItem w:displayText="ТЗНП / БНТ НП: Пуск БНТ НП" w:value="ТЗНП / БНТ НП: Пуск БНТ НП"/>
                   <w:listItem w:displayText="ТЗНП / БЧС: Блокировка чувствительных ступеней" w:value="ТЗНП / БЧС: Блокировка чувствительных ступеней"/>
@@ -8474,6 +10969,11 @@
                   <w:listItem w:displayText="ТК ЗДЗ / ТК ЗДЗ: Пуск ИО тока" w:value="ТК ЗДЗ / ТК ЗДЗ: Пуск ИО тока"/>
                   <w:listItem w:displayText="ТК ЗДЗ / ТК ЗДЗ: Функция введена в работу" w:value="ТК ЗДЗ / ТК ЗДЗ: Функция введена в работу"/>
                   <w:listItem w:displayText="ТК ЗДЗ / ТК ЗДЗ: Функция оперативно выведена из работы" w:value="ТК ЗДЗ / ТК ЗДЗ: Функция оперативно выведена из работы"/>
+                  <w:listItem w:displayText="УВ / УВ: Включение с контролем синхронизма" w:value="УВ / УВ: Включение с контролем синхронизма"/>
+                  <w:listItem w:displayText="УВ / УВ: Включить выключатель" w:value="УВ / УВ: Включить выключатель"/>
+                  <w:listItem w:displayText="УВ / УВ: Задержка включения с контролем синхронизма" w:value="УВ / УВ: Задержка включения с контролем синхронизма"/>
+                  <w:listItem w:displayText="УВ / УВ: Функция введена в работу" w:value="УВ / УВ: Функция введена в работу"/>
+                  <w:listItem w:displayText="УВ / УВ: Функция оперативно выведена из работы" w:value="УВ / УВ: Функция оперативно выведена из работы"/>
                   <w:listItem w:displayText="УРОВ / УРОВ: Пуск" w:value="УРОВ / УРОВ: Пуск"/>
                   <w:listItem w:displayText="УРОВ / УРОВ: Пуск ИО максимального тока" w:value="УРОВ / УРОВ: Пуск ИО максимального тока"/>
                   <w:listItem w:displayText="УРОВ / УРОВ: Срабатывание" w:value="УРОВ / УРОВ: Срабатывание"/>
@@ -8870,11 +11370,14 @@
                   <w:listItem w:displayText="ОВ ДЗ-фф 4ст." w:value="ОВ ДЗ-фф 4ст."/>
                   <w:listItem w:displayText="ОВ ЗДЗ" w:value="ОВ ЗДЗ"/>
                   <w:listItem w:displayText="ОВ ЗОП" w:value="ОВ ЗОП"/>
+                  <w:listItem w:displayText="ОВ КА" w:value="ОВ КА"/>
                   <w:listItem w:displayText="ОВ КНН 1сш" w:value="ОВ КНН 1сш"/>
                   <w:listItem w:displayText="ОВ КНН 2сш" w:value="ОВ КНН 2сш"/>
                   <w:listItem w:displayText="ОВ КОН 1сш" w:value="ОВ КОН 1сш"/>
                   <w:listItem w:displayText="ОВ КОН 2сш" w:value="ОВ КОН 2сш"/>
+                  <w:listItem w:displayText="ОВ КП" w:value="ОВ КП"/>
                   <w:listItem w:displayText="ОВ КС" w:value="ОВ КС"/>
+                  <w:listItem w:displayText="ОВ КСВ" w:value="ОВ КСВ"/>
                   <w:listItem w:displayText="ОВ ЛЗШ" w:value="ОВ ЛЗШ"/>
                   <w:listItem w:displayText="ОВ ЛО" w:value="ОВ ЛО"/>
                   <w:listItem w:displayText="ОВ ЛО ВНР" w:value="ОВ ЛО ВНР"/>
@@ -8884,10 +11387,17 @@
                   <w:listItem w:displayText="ОВ МТЗ 2 ст." w:value="ОВ МТЗ 2 ст."/>
                   <w:listItem w:displayText="ОВ МТЗ 3 ст." w:value="ОВ МТЗ 3 ст."/>
                   <w:listItem w:displayText="ОВ МТЗ 4 ст." w:value="ОВ МТЗ 4 ст."/>
+                  <w:listItem w:displayText="ОВ ПДС НКУ" w:value="ОВ ПДС НКУ"/>
                   <w:listItem w:displayText="ОВ ТЗНП" w:value="ОВ ТЗНП"/>
                   <w:listItem w:displayText="ОВ ТК ЗДЗ" w:value="ОВ ТК ЗДЗ"/>
+                  <w:listItem w:displayText="ОВ УВ" w:value="ОВ УВ"/>
                   <w:listItem w:displayText="ОВ УРОВ" w:value="ОВ УРОВ"/>
+                  <w:listItem w:displayText="Програм.деблок. ВЭ1" w:value="Програм.деблок. ВЭ1"/>
+                  <w:listItem w:displayText="Програм.деблок. ВЭ2" w:value="Програм.деблок. ВЭ2"/>
+                  <w:listItem w:displayText="Програм.деблок. ЗН" w:value="Програм.деблок. ЗН"/>
                   <w:listItem w:displayText="Режим работы ЧС" w:value="Режим работы ЧС"/>
+                  <w:listItem w:displayText="Сброс" w:value="Сброс"/>
+                  <w:listItem w:displayText="Сброс КРВ" w:value="Сброс КРВ"/>
                   <w:listItem w:displayText="ТЗНП 1ст. на сигн" w:value="ТЗНП 1ст. на сигн"/>
                   <w:listItem w:displayText="ТЗНП 2ст. на сигн" w:value="ТЗНП 2ст. на сигн"/>
                   <w:listItem w:displayText="ТЗНП 3ст. на сигн" w:value="ТЗНП 3ст. на сигн"/>

--- a/temp.docx
+++ b/temp.docx
@@ -1746,13 +1746,14 @@
                   <w:listItem w:displayText="Положение испытательного блока SG1" w:value="Положение испытательного блока SG1"/>
                   <w:listItem w:displayText="Положение испытательного блока SG2" w:value="Положение испытательного блока SG2"/>
                   <w:listItem w:displayText="Положение испытательного блока SG3" w:value="Положение испытательного блока SG3"/>
+                  <w:listItem w:displayText="Положение переключателя 1 аварийной деблокировки" w:value="Положение переключателя 1 аварийной деблокировки"/>
+                  <w:listItem w:displayText="Положение переключателя 2 аварийной деблокировки" w:value="Положение переключателя 2 аварийной деблокировки"/>
                   <w:listItem w:displayText="Положение переключателя SA1 цепей управления" w:value="Положение переключателя SA1 цепей управления"/>
                   <w:listItem w:displayText="Положение переключателя SA2 цепей управления" w:value="Положение переключателя SA2 цепей управления"/>
                   <w:listItem w:displayText="Положение переключателя SA3 цепей управления" w:value="Положение переключателя SA3 цепей управления"/>
                   <w:listItem w:displayText="Положение переключателя SA4 цепей управления" w:value="Положение переключателя SA4 цепей управления"/>
-                  <w:listItem w:displayText="Положение переключателя аварийной деблокировки 1" w:value="Положение переключателя аварийной деблокировки 1"/>
-                  <w:listItem w:displayText="Положение переключателя аварийной деблокировки 2" w:value="Положение переключателя аварийной деблокировки 2"/>
-                  <w:listItem w:displayText="Положение переключателя аварийной деблокировки ячейки" w:value="Положение переключателя аварийной деблокировки ячейки"/>
+                  <w:listItem w:displayText="Положение переключателя аварийной деблокировки ячейки 1" w:value="Положение переключателя аварийной деблокировки ячейки 1"/>
+                  <w:listItem w:displayText="Положение переключателя аварийной деблокировки ячейки 2" w:value="Положение переключателя аварийной деблокировки ячейки 2"/>
                   <w:listItem w:displayText="Пружина не заведена" w:value="Пружина не заведена"/>
                   <w:listItem w:displayText="Пуск КНН до ввода 1 секции шин" w:value="Пуск КНН до ввода 1 секции шин"/>
                   <w:listItem w:displayText="Пуск КНН до ввода 2 секции шин" w:value="Пуск КНН до ввода 2 секции шин"/>
@@ -2459,7 +2460,6 @@
                   <w:listItem w:displayText="ПДС НКУ / ОТ ЭМО2: Неисправность оперативного тока цепей ЭМО2" w:value="ПДС НКУ / ОТ ЭМО2: Неисправность оперативного тока цепей ЭМО2"/>
                   <w:listItem w:displayText="ПДС НКУ / ПДС НКУ: Функция введена в работу" w:value="ПДС НКУ / ПДС НКУ: Функция введена в работу"/>
                   <w:listItem w:displayText="ПДС НКУ / ПДС НКУ: Функция оперативно выведена из работы" w:value="ПДС НКУ / ПДС НКУ: Функция оперативно выведена из работы"/>
-                  <w:listItem w:displayText="ПДС НКУ / Пер.ав.дебл.см.яч.: Цепи аварийной деблокировки ячейки выведены" w:value="ПДС НКУ / Пер.ав.дебл.см.яч.: Цепи аварийной деблокировки ячейки выведены"/>
                   <w:listItem w:displayText="ПС / ПС: Пуск предупредительной сигнализации" w:value="ПС / ПС: Пуск предупредительной сигнализации"/>
                   <w:listItem w:displayText="ПС / ПС: Пуск предупредительной сигнализации (импульс)" w:value="ПС / ПС: Пуск предупредительной сигнализации (импульс)"/>
                   <w:listItem w:displayText="СС / СС: БИ выведены" w:value="СС / СС: БИ выведены"/>
@@ -2926,7 +2926,6 @@
                   <w:listItem w:displayText="ПДС НКУ / ОТ ЭМО2: Неисправность оперативного тока цепей ЭМО2" w:value="ПДС НКУ / ОТ ЭМО2: Неисправность оперативного тока цепей ЭМО2"/>
                   <w:listItem w:displayText="ПДС НКУ / ПДС НКУ: Функция введена в работу" w:value="ПДС НКУ / ПДС НКУ: Функция введена в работу"/>
                   <w:listItem w:displayText="ПДС НКУ / ПДС НКУ: Функция оперативно выведена из работы" w:value="ПДС НКУ / ПДС НКУ: Функция оперативно выведена из работы"/>
-                  <w:listItem w:displayText="ПДС НКУ / Пер.ав.дебл.см.яч.: Цепи аварийной деблокировки ячейки выведены" w:value="ПДС НКУ / Пер.ав.дебл.см.яч.: Цепи аварийной деблокировки ячейки выведены"/>
                   <w:listItem w:displayText="ПС / ПС: Пуск предупредительной сигнализации" w:value="ПС / ПС: Пуск предупредительной сигнализации"/>
                   <w:listItem w:displayText="ПС / ПС: Пуск предупредительной сигнализации (импульс)" w:value="ПС / ПС: Пуск предупредительной сигнализации (импульс)"/>
                   <w:listItem w:displayText="СС / СС: БИ выведены" w:value="СС / СС: БИ выведены"/>
@@ -3396,7 +3395,6 @@
                   <w:listItem w:displayText="ПДС НКУ / ОТ ЭМО2: Неисправность оперативного тока цепей ЭМО2" w:value="ПДС НКУ / ОТ ЭМО2: Неисправность оперативного тока цепей ЭМО2"/>
                   <w:listItem w:displayText="ПДС НКУ / ПДС НКУ: Функция введена в работу" w:value="ПДС НКУ / ПДС НКУ: Функция введена в работу"/>
                   <w:listItem w:displayText="ПДС НКУ / ПДС НКУ: Функция оперативно выведена из работы" w:value="ПДС НКУ / ПДС НКУ: Функция оперативно выведена из работы"/>
-                  <w:listItem w:displayText="ПДС НКУ / Пер.ав.дебл.см.яч.: Цепи аварийной деблокировки ячейки выведены" w:value="ПДС НКУ / Пер.ав.дебл.см.яч.: Цепи аварийной деблокировки ячейки выведены"/>
                   <w:listItem w:displayText="ПС / ПС: Пуск предупредительной сигнализации" w:value="ПС / ПС: Пуск предупредительной сигнализации"/>
                   <w:listItem w:displayText="ПС / ПС: Пуск предупредительной сигнализации (импульс)" w:value="ПС / ПС: Пуск предупредительной сигнализации (импульс)"/>
                   <w:listItem w:displayText="СС / СС: БИ выведены" w:value="СС / СС: БИ выведены"/>
@@ -3866,7 +3864,6 @@
                   <w:listItem w:displayText="ПДС НКУ / ОТ ЭМО2: Неисправность оперативного тока цепей ЭМО2" w:value="ПДС НКУ / ОТ ЭМО2: Неисправность оперативного тока цепей ЭМО2"/>
                   <w:listItem w:displayText="ПДС НКУ / ПДС НКУ: Функция введена в работу" w:value="ПДС НКУ / ПДС НКУ: Функция введена в работу"/>
                   <w:listItem w:displayText="ПДС НКУ / ПДС НКУ: Функция оперативно выведена из работы" w:value="ПДС НКУ / ПДС НКУ: Функция оперативно выведена из работы"/>
-                  <w:listItem w:displayText="ПДС НКУ / Пер.ав.дебл.см.яч.: Цепи аварийной деблокировки ячейки выведены" w:value="ПДС НКУ / Пер.ав.дебл.см.яч.: Цепи аварийной деблокировки ячейки выведены"/>
                   <w:listItem w:displayText="ПС / ПС: Пуск предупредительной сигнализации" w:value="ПС / ПС: Пуск предупредительной сигнализации"/>
                   <w:listItem w:displayText="ПС / ПС: Пуск предупредительной сигнализации (импульс)" w:value="ПС / ПС: Пуск предупредительной сигнализации (импульс)"/>
                   <w:listItem w:displayText="СС / СС: БИ выведены" w:value="СС / СС: БИ выведены"/>
@@ -4336,7 +4333,6 @@
                   <w:listItem w:displayText="ПДС НКУ / ОТ ЭМО2: Неисправность оперативного тока цепей ЭМО2" w:value="ПДС НКУ / ОТ ЭМО2: Неисправность оперативного тока цепей ЭМО2"/>
                   <w:listItem w:displayText="ПДС НКУ / ПДС НКУ: Функция введена в работу" w:value="ПДС НКУ / ПДС НКУ: Функция введена в работу"/>
                   <w:listItem w:displayText="ПДС НКУ / ПДС НКУ: Функция оперативно выведена из работы" w:value="ПДС НКУ / ПДС НКУ: Функция оперативно выведена из работы"/>
-                  <w:listItem w:displayText="ПДС НКУ / Пер.ав.дебл.см.яч.: Цепи аварийной деблокировки ячейки выведены" w:value="ПДС НКУ / Пер.ав.дебл.см.яч.: Цепи аварийной деблокировки ячейки выведены"/>
                   <w:listItem w:displayText="ПС / ПС: Пуск предупредительной сигнализации" w:value="ПС / ПС: Пуск предупредительной сигнализации"/>
                   <w:listItem w:displayText="ПС / ПС: Пуск предупредительной сигнализации (импульс)" w:value="ПС / ПС: Пуск предупредительной сигнализации (импульс)"/>
                   <w:listItem w:displayText="СС / СС: БИ выведены" w:value="СС / СС: БИ выведены"/>
@@ -5110,7 +5106,6 @@
                   <w:listItem w:displayText="ПДС НКУ / ОТ ЭМО2: Неисправность оперативного тока цепей ЭМО2" w:value="ПДС НКУ / ОТ ЭМО2: Неисправность оперативного тока цепей ЭМО2"/>
                   <w:listItem w:displayText="ПДС НКУ / ПДС НКУ: Функция введена в работу" w:value="ПДС НКУ / ПДС НКУ: Функция введена в работу"/>
                   <w:listItem w:displayText="ПДС НКУ / ПДС НКУ: Функция оперативно выведена из работы" w:value="ПДС НКУ / ПДС НКУ: Функция оперативно выведена из работы"/>
-                  <w:listItem w:displayText="ПДС НКУ / Пер.ав.дебл.см.яч.: Цепи аварийной деблокировки ячейки выведены" w:value="ПДС НКУ / Пер.ав.дебл.см.яч.: Цепи аварийной деблокировки ячейки выведены"/>
                   <w:listItem w:displayText="ПС / ПС: Пуск предупредительной сигнализации" w:value="ПС / ПС: Пуск предупредительной сигнализации"/>
                   <w:listItem w:displayText="ПС / ПС: Пуск предупредительной сигнализации (импульс)" w:value="ПС / ПС: Пуск предупредительной сигнализации (импульс)"/>
                   <w:listItem w:displayText="СС / СС: БИ выведены" w:value="СС / СС: БИ выведены"/>
@@ -5750,7 +5745,6 @@
                   <w:listItem w:displayText="ПДС НКУ / ОТ ЭМО2: Неисправность оперативного тока цепей ЭМО2" w:value="ПДС НКУ / ОТ ЭМО2: Неисправность оперативного тока цепей ЭМО2"/>
                   <w:listItem w:displayText="ПДС НКУ / ПДС НКУ: Функция введена в работу" w:value="ПДС НКУ / ПДС НКУ: Функция введена в работу"/>
                   <w:listItem w:displayText="ПДС НКУ / ПДС НКУ: Функция оперативно выведена из работы" w:value="ПДС НКУ / ПДС НКУ: Функция оперативно выведена из работы"/>
-                  <w:listItem w:displayText="ПДС НКУ / Пер.ав.дебл.см.яч.: Цепи аварийной деблокировки ячейки выведены" w:value="ПДС НКУ / Пер.ав.дебл.см.яч.: Цепи аварийной деблокировки ячейки выведены"/>
                   <w:listItem w:displayText="ПС / ПС: Пуск предупредительной сигнализации" w:value="ПС / ПС: Пуск предупредительной сигнализации"/>
                   <w:listItem w:displayText="ПС / ПС: Пуск предупредительной сигнализации (импульс)" w:value="ПС / ПС: Пуск предупредительной сигнализации (импульс)"/>
                   <w:listItem w:displayText="СС / СС: БИ выведены" w:value="СС / СС: БИ выведены"/>
@@ -6390,7 +6384,6 @@
                   <w:listItem w:displayText="ПДС НКУ / ОТ ЭМО2: Неисправность оперативного тока цепей ЭМО2" w:value="ПДС НКУ / ОТ ЭМО2: Неисправность оперативного тока цепей ЭМО2"/>
                   <w:listItem w:displayText="ПДС НКУ / ПДС НКУ: Функция введена в работу" w:value="ПДС НКУ / ПДС НКУ: Функция введена в работу"/>
                   <w:listItem w:displayText="ПДС НКУ / ПДС НКУ: Функция оперативно выведена из работы" w:value="ПДС НКУ / ПДС НКУ: Функция оперативно выведена из работы"/>
-                  <w:listItem w:displayText="ПДС НКУ / Пер.ав.дебл.см.яч.: Цепи аварийной деблокировки ячейки выведены" w:value="ПДС НКУ / Пер.ав.дебл.см.яч.: Цепи аварийной деблокировки ячейки выведены"/>
                   <w:listItem w:displayText="ПС / ПС: Пуск предупредительной сигнализации" w:value="ПС / ПС: Пуск предупредительной сигнализации"/>
                   <w:listItem w:displayText="ПС / ПС: Пуск предупредительной сигнализации (импульс)" w:value="ПС / ПС: Пуск предупредительной сигнализации (импульс)"/>
                   <w:listItem w:displayText="СС / СС: БИ выведены" w:value="СС / СС: БИ выведены"/>
@@ -7030,7 +7023,6 @@
                   <w:listItem w:displayText="ПДС НКУ / ОТ ЭМО2: Неисправность оперативного тока цепей ЭМО2" w:value="ПДС НКУ / ОТ ЭМО2: Неисправность оперативного тока цепей ЭМО2"/>
                   <w:listItem w:displayText="ПДС НКУ / ПДС НКУ: Функция введена в работу" w:value="ПДС НКУ / ПДС НКУ: Функция введена в работу"/>
                   <w:listItem w:displayText="ПДС НКУ / ПДС НКУ: Функция оперативно выведена из работы" w:value="ПДС НКУ / ПДС НКУ: Функция оперативно выведена из работы"/>
-                  <w:listItem w:displayText="ПДС НКУ / Пер.ав.дебл.см.яч.: Цепи аварийной деблокировки ячейки выведены" w:value="ПДС НКУ / Пер.ав.дебл.см.яч.: Цепи аварийной деблокировки ячейки выведены"/>
                   <w:listItem w:displayText="ПС / ПС: Пуск предупредительной сигнализации" w:value="ПС / ПС: Пуск предупредительной сигнализации"/>
                   <w:listItem w:displayText="ПС / ПС: Пуск предупредительной сигнализации (импульс)" w:value="ПС / ПС: Пуск предупредительной сигнализации (импульс)"/>
                   <w:listItem w:displayText="СС / СС: БИ выведены" w:value="СС / СС: БИ выведены"/>
@@ -7670,7 +7662,6 @@
                   <w:listItem w:displayText="ПДС НКУ / ОТ ЭМО2: Неисправность оперативного тока цепей ЭМО2" w:value="ПДС НКУ / ОТ ЭМО2: Неисправность оперативного тока цепей ЭМО2"/>
                   <w:listItem w:displayText="ПДС НКУ / ПДС НКУ: Функция введена в работу" w:value="ПДС НКУ / ПДС НКУ: Функция введена в работу"/>
                   <w:listItem w:displayText="ПДС НКУ / ПДС НКУ: Функция оперативно выведена из работы" w:value="ПДС НКУ / ПДС НКУ: Функция оперативно выведена из работы"/>
-                  <w:listItem w:displayText="ПДС НКУ / Пер.ав.дебл.см.яч.: Цепи аварийной деблокировки ячейки выведены" w:value="ПДС НКУ / Пер.ав.дебл.см.яч.: Цепи аварийной деблокировки ячейки выведены"/>
                   <w:listItem w:displayText="ПС / ПС: Пуск предупредительной сигнализации" w:value="ПС / ПС: Пуск предупредительной сигнализации"/>
                   <w:listItem w:displayText="ПС / ПС: Пуск предупредительной сигнализации (импульс)" w:value="ПС / ПС: Пуск предупредительной сигнализации (импульс)"/>
                   <w:listItem w:displayText="СС / СС: БИ выведены" w:value="СС / СС: БИ выведены"/>
@@ -8361,7 +8352,6 @@
                   <w:listItem w:displayText="ПДС НКУ / ОТ ЭМО2: Неисправность оперативного тока цепей ЭМО2" w:value="ПДС НКУ / ОТ ЭМО2: Неисправность оперативного тока цепей ЭМО2"/>
                   <w:listItem w:displayText="ПДС НКУ / ПДС НКУ: Функция введена в работу" w:value="ПДС НКУ / ПДС НКУ: Функция введена в работу"/>
                   <w:listItem w:displayText="ПДС НКУ / ПДС НКУ: Функция оперативно выведена из работы" w:value="ПДС НКУ / ПДС НКУ: Функция оперативно выведена из работы"/>
-                  <w:listItem w:displayText="ПДС НКУ / Пер.ав.дебл.см.яч.: Цепи аварийной деблокировки ячейки выведены" w:value="ПДС НКУ / Пер.ав.дебл.см.яч.: Цепи аварийной деблокировки ячейки выведены"/>
                   <w:listItem w:displayText="ПС / ПС: Пуск предупредительной сигнализации" w:value="ПС / ПС: Пуск предупредительной сигнализации"/>
                   <w:listItem w:displayText="ПС / ПС: Пуск предупредительной сигнализации (импульс)" w:value="ПС / ПС: Пуск предупредительной сигнализации (импульс)"/>
                   <w:listItem w:displayText="СС / СС: БИ выведены" w:value="СС / СС: БИ выведены"/>
@@ -9001,7 +8991,6 @@
                   <w:listItem w:displayText="ПДС НКУ / ОТ ЭМО2: Неисправность оперативного тока цепей ЭМО2" w:value="ПДС НКУ / ОТ ЭМО2: Неисправность оперативного тока цепей ЭМО2"/>
                   <w:listItem w:displayText="ПДС НКУ / ПДС НКУ: Функция введена в работу" w:value="ПДС НКУ / ПДС НКУ: Функция введена в работу"/>
                   <w:listItem w:displayText="ПДС НКУ / ПДС НКУ: Функция оперативно выведена из работы" w:value="ПДС НКУ / ПДС НКУ: Функция оперативно выведена из работы"/>
-                  <w:listItem w:displayText="ПДС НКУ / Пер.ав.дебл.см.яч.: Цепи аварийной деблокировки ячейки выведены" w:value="ПДС НКУ / Пер.ав.дебл.см.яч.: Цепи аварийной деблокировки ячейки выведены"/>
                   <w:listItem w:displayText="ПС / ПС: Пуск предупредительной сигнализации" w:value="ПС / ПС: Пуск предупредительной сигнализации"/>
                   <w:listItem w:displayText="ПС / ПС: Пуск предупредительной сигнализации (импульс)" w:value="ПС / ПС: Пуск предупредительной сигнализации (импульс)"/>
                   <w:listItem w:displayText="СС / СС: БИ выведены" w:value="СС / СС: БИ выведены"/>
@@ -9641,7 +9630,6 @@
                   <w:listItem w:displayText="ПДС НКУ / ОТ ЭМО2: Неисправность оперативного тока цепей ЭМО2" w:value="ПДС НКУ / ОТ ЭМО2: Неисправность оперативного тока цепей ЭМО2"/>
                   <w:listItem w:displayText="ПДС НКУ / ПДС НКУ: Функция введена в работу" w:value="ПДС НКУ / ПДС НКУ: Функция введена в работу"/>
                   <w:listItem w:displayText="ПДС НКУ / ПДС НКУ: Функция оперативно выведена из работы" w:value="ПДС НКУ / ПДС НКУ: Функция оперативно выведена из работы"/>
-                  <w:listItem w:displayText="ПДС НКУ / Пер.ав.дебл.см.яч.: Цепи аварийной деблокировки ячейки выведены" w:value="ПДС НКУ / Пер.ав.дебл.см.яч.: Цепи аварийной деблокировки ячейки выведены"/>
                   <w:listItem w:displayText="ПС / ПС: Пуск предупредительной сигнализации" w:value="ПС / ПС: Пуск предупредительной сигнализации"/>
                   <w:listItem w:displayText="ПС / ПС: Пуск предупредительной сигнализации (импульс)" w:value="ПС / ПС: Пуск предупредительной сигнализации (импульс)"/>
                   <w:listItem w:displayText="СС / СС: БИ выведены" w:value="СС / СС: БИ выведены"/>
@@ -10281,7 +10269,6 @@
                   <w:listItem w:displayText="ПДС НКУ / ОТ ЭМО2: Неисправность оперативного тока цепей ЭМО2" w:value="ПДС НКУ / ОТ ЭМО2: Неисправность оперативного тока цепей ЭМО2"/>
                   <w:listItem w:displayText="ПДС НКУ / ПДС НКУ: Функция введена в работу" w:value="ПДС НКУ / ПДС НКУ: Функция введена в работу"/>
                   <w:listItem w:displayText="ПДС НКУ / ПДС НКУ: Функция оперативно выведена из работы" w:value="ПДС НКУ / ПДС НКУ: Функция оперативно выведена из работы"/>
-                  <w:listItem w:displayText="ПДС НКУ / Пер.ав.дебл.см.яч.: Цепи аварийной деблокировки ячейки выведены" w:value="ПДС НКУ / Пер.ав.дебл.см.яч.: Цепи аварийной деблокировки ячейки выведены"/>
                   <w:listItem w:displayText="ПС / ПС: Пуск предупредительной сигнализации" w:value="ПС / ПС: Пуск предупредительной сигнализации"/>
                   <w:listItem w:displayText="ПС / ПС: Пуск предупредительной сигнализации (импульс)" w:value="ПС / ПС: Пуск предупредительной сигнализации (импульс)"/>
                   <w:listItem w:displayText="СС / СС: БИ выведены" w:value="СС / СС: БИ выведены"/>
@@ -10921,7 +10908,6 @@
                   <w:listItem w:displayText="ПДС НКУ / ОТ ЭМО2: Неисправность оперативного тока цепей ЭМО2" w:value="ПДС НКУ / ОТ ЭМО2: Неисправность оперативного тока цепей ЭМО2"/>
                   <w:listItem w:displayText="ПДС НКУ / ПДС НКУ: Функция введена в работу" w:value="ПДС НКУ / ПДС НКУ: Функция введена в работу"/>
                   <w:listItem w:displayText="ПДС НКУ / ПДС НКУ: Функция оперативно выведена из работы" w:value="ПДС НКУ / ПДС НКУ: Функция оперативно выведена из работы"/>
-                  <w:listItem w:displayText="ПДС НКУ / Пер.ав.дебл.см.яч.: Цепи аварийной деблокировки ячейки выведены" w:value="ПДС НКУ / Пер.ав.дебл.см.яч.: Цепи аварийной деблокировки ячейки выведены"/>
                   <w:listItem w:displayText="ПС / ПС: Пуск предупредительной сигнализации" w:value="ПС / ПС: Пуск предупредительной сигнализации"/>
                   <w:listItem w:displayText="ПС / ПС: Пуск предупредительной сигнализации (импульс)" w:value="ПС / ПС: Пуск предупредительной сигнализации (импульс)"/>
                   <w:listItem w:displayText="СС / СС: БИ выведены" w:value="СС / СС: БИ выведены"/>

--- a/temp.docx
+++ b/temp.docx
@@ -1676,124 +1676,23 @@
                 <w:dropDownList>
                   <w:listItem w:displayText="Не назначено" w:value=""/>
                   <w:listItem w:displayText="──────── Сигналы РЗиА ────────" w:value="INPUTS_HEADER" w:disabled="true"/>
-                  <w:listItem w:displayText="Аварийная температура масла" w:value="Аварийная температура масла"/>
-                  <w:listItem w:displayText="Аварийная температура обмотки" w:value="Аварийная температура обмотки"/>
-                  <w:listItem w:displayText="Внешнее отключение от ЗДЗ НН1" w:value="Внешнее отключение от ЗДЗ НН1"/>
-                  <w:listItem w:displayText="Внешнее отключение от ЗДЗ НН2" w:value="Внешнее отключение от ЗДЗ НН2"/>
-                  <w:listItem w:displayText="Внешнее отключение от СО" w:value="Внешнее отключение от СО"/>
-                  <w:listItem w:displayText="Внешнее отключение от УРОВ НН1" w:value="Внешнее отключение от УРОВ НН1"/>
-                  <w:listItem w:displayText="Внешнее отключение от УРОВ НН2" w:value="Внешнее отключение от УРОВ НН2"/>
-                  <w:listItem w:displayText="Высокий уровень масла РПН" w:value="Высокий уровень масла РПН"/>
-                  <w:listItem w:displayText="Высокий уровень масла трансформатора" w:value="Высокий уровень масла трансформатора"/>
-                  <w:listItem w:displayText="Контроль оперативного тока цепей ГЗ" w:value="Контроль оперативного тока цепей ГЗ"/>
-                  <w:listItem w:displayText="Контроль оперативного тока цепей ЗДЗ НН1" w:value="Контроль оперативного тока цепей ЗДЗ НН1"/>
-                  <w:listItem w:displayText="Контроль оперативного тока цепей ЗДЗ НН2" w:value="Контроль оперативного тока цепей ЗДЗ НН2"/>
-                  <w:listItem w:displayText="Контроль оперативного тока цепей ТЗ, ТС" w:value="Контроль оперативного тока цепей ТЗ, ТС"/>
-                  <w:listItem w:displayText="Контроль оперативного тока цепей УРОВ НН1" w:value="Контроль оперативного тока цепей УРОВ НН1"/>
-                  <w:listItem w:displayText="Контроль оперативного тока цепей УРОВ НН2" w:value="Контроль оперативного тока цепей УРОВ НН2"/>
-                  <w:listItem w:displayText="Неисправность опер. тока цепей ГЗ" w:value="Неисправность опер. тока цепей ГЗ"/>
-                  <w:listItem w:displayText="Неисправность опер. тока цепей ЗДЗ НН1" w:value="Неисправность опер. тока цепей ЗДЗ НН1"/>
-                  <w:listItem w:displayText="Неисправность опер. тока цепей ЗДЗ НН2" w:value="Неисправность опер. тока цепей ЗДЗ НН2"/>
-                  <w:listItem w:displayText="Неисправность опер. тока цепей ТЗ, ТС" w:value="Неисправность опер. тока цепей ТЗ, ТС"/>
-                  <w:listItem w:displayText="Неисправность опер. тока цепей УРОВ НН1" w:value="Неисправность опер. тока цепей УРОВ НН1"/>
-                  <w:listItem w:displayText="Неисправность опер. тока цепей УРОВ НН2" w:value="Неисправность опер. тока цепей УРОВ НН2"/>
-                  <w:listItem w:displayText="Неисправность системы охлаждения" w:value="Неисправность системы охлаждения"/>
-                  <w:listItem w:displayText="Низкая температура масла РПН" w:value="Низкая температура масла РПН"/>
-                  <w:listItem w:displayText="Низкий уровень масла РПН" w:value="Низкий уровень масла РПН"/>
-                  <w:listItem w:displayText="Низкий уровень масла трансформатора" w:value="Низкий уровень масла трансформатора"/>
-                  <w:listItem w:displayText="Отказ системы охлаждения" w:value="Отказ системы охлаждения"/>
-                  <w:listItem w:displayText="Повышенная температура масла" w:value="Повышенная температура масла"/>
-                  <w:listItem w:displayText="Повышенная температура обмотки" w:value="Повышенная температура обмотки"/>
-                  <w:listItem w:displayText="Положение двери шкафа" w:value="Положение двери шкафа"/>
-                  <w:listItem w:displayText="Положение испытательного блока SG1" w:value="Положение испытательного блока SG1"/>
-                  <w:listItem w:displayText="Положение испытательного блока SG2" w:value="Положение испытательного блока SG2"/>
-                  <w:listItem w:displayText="Положение испытательного блока SG3" w:value="Положение испытательного блока SG3"/>
-                  <w:listItem w:displayText="Положение переключателя SA1 цепей управления" w:value="Положение переключателя SA1 цепей управления"/>
-                  <w:listItem w:displayText="Положение переключателя SA2 цепей управления" w:value="Положение переключателя SA2 цепей управления"/>
-                  <w:listItem w:displayText="Положение переключателя SA3 цепей управления" w:value="Положение переключателя SA3 цепей управления"/>
-                  <w:listItem w:displayText="Положение переключателя SA4 цепей управления" w:value="Положение переключателя SA4 цепей управления"/>
-                  <w:listItem w:displayText="Пуск УРОВ внешний" w:value="Пуск УРОВ внешний"/>
-                  <w:listItem w:displayText="Сигнал внешний 1" w:value="Сигнал внешний 1"/>
-                  <w:listItem w:displayText="Сигнал внешний 2" w:value="Сигнал внешний 2"/>
-                  <w:listItem w:displayText="Сигнал внешний 3" w:value="Сигнал внешний 3"/>
-                  <w:listItem w:displayText="Сигнал внешний 4" w:value="Сигнал внешний 4"/>
-                  <w:listItem w:displayText="Срабатывание датчика давления" w:value="Срабатывание датчика давления"/>
-                  <w:listItem w:displayText="Срабатывание датчика контроля температуры масла ЗПО" w:value="Срабатывание датчика контроля температуры масла ЗПО"/>
-                  <w:listItem w:displayText="Срабатывание контакта струйного реле РПН" w:value="Срабатывание контакта струйного реле РПН"/>
-                  <w:listItem w:displayText="Срабатывание отключающего контакта газового реле" w:value="Срабатывание отключающего контакта газового реле"/>
-                  <w:listItem w:displayText="Срабатывание отсечного клапана" w:value="Срабатывание отсечного клапана"/>
-                  <w:listItem w:displayText="Срабатывание предохранительного клапана" w:value="Срабатывание предохранительного клапана"/>
-                  <w:listItem w:displayText="Срабатывание сигнального контакта газового реле" w:value="Срабатывание сигнального контакта газового реле"/>
-                  <w:listItem w:displayText="Срабатывание устройства контроля изоляции ГЗ РПН" w:value="Срабатывание устройства контроля изоляции ГЗ РПН"/>
-                  <w:listItem w:displayText="Срабатывание устройства контроля изоляции ГЗоткл" w:value="Срабатывание устройства контроля изоляции ГЗоткл"/>
-                  <w:listItem w:displayText="Срабатывание устройства контроля изоляции ГЗсигн" w:value="Срабатывание устройства контроля изоляции ГЗсигн"/>
-                  <w:listItem w:displayText="Срабатывание устройства контроля изоляции датчика давления" w:value="Срабатывание устройства контроля изоляции датчика давления"/>
-                  <w:listItem w:displayText="Срабатывание устройства контроля изоляции датчика температуры масла" w:value="Срабатывание устройства контроля изоляции датчика температуры масла"/>
-                  <w:listItem w:displayText="Срабатывание устройства контроля изоляции датчика температуры обмотки" w:value="Срабатывание устройства контроля изоляции датчика температуры обмотки"/>
+                  <w:listItem w:displayText="Идет переключение" w:value="Идет переключение"/>
+                  <w:listItem w:displayText="Команда «Прибавить» от АРНТ параллельно работающего трансформатора" w:value="Команда «Прибавить» от АРНТ параллельно работающего трансформатора"/>
+                  <w:listItem w:displayText="Команда «Убавить» от АРНТ параллельно работающего трансформатора" w:value="Команда «Убавить» от АРНТ параллельно работающего трансформатора"/>
+                  <w:listItem w:displayText="Секция 1 включена" w:value="Секция 1 включена"/>
+                  <w:listItem w:displayText="Секция 1 отключена" w:value="Секция 1 отключена"/>
+                  <w:listItem w:displayText="Секция 2 включена" w:value="Секция 2 включена"/>
+                  <w:listItem w:displayText="Секция 2 отключена" w:value="Секция 2 отключена"/>
                   <w:listItem w:displayText=" " w:value="SPACER" w:disabled="true"/>
                   <w:listItem w:displayText="────── Общие сигналы ФС ──────" w:value="CONTROLS_HEADER" w:disabled="true"/>
+                  <w:listItem w:displayText="Ввод режима автоматического выбора регулируемой секции" w:value="Ввод режима автоматического выбора регулируемой секции"/>
+                  <w:listItem w:displayText="Ввод режима приоритета регулирования по 2 секции" w:value="Ввод режима приоритета регулирования по 2 секции"/>
                   <w:listItem w:displayText="Вывод терминала" w:value="Вывод терминала"/>
-                  <w:listItem w:displayText="Оперативный вывод ДТЗт" w:value="Оперативный вывод ДТЗт"/>
-                  <w:listItem w:displayText="Оперативный вывод ДТО" w:value="Оперативный вывод ДТО"/>
-                  <w:listItem w:displayText="Оперативный вывод ЗП ВН" w:value="Оперативный вывод ЗП ВН"/>
-                  <w:listItem w:displayText="Оперативный вывод ЗП НН (НН2)" w:value="Оперативный вывод ЗП НН (НН2)"/>
-                  <w:listItem w:displayText="Оперативный вывод ЗП СН (НН1)" w:value="Оперативный вывод ЗП СН (НН1)"/>
-                  <w:listItem w:displayText="Оперативный вывод КЦТнеб" w:value="Оперативный вывод КЦТнеб"/>
-                  <w:listItem w:displayText="Оперативный вывод КЦТст стороны 1" w:value="Оперативный вывод КЦТст стороны 1"/>
-                  <w:listItem w:displayText="Оперативный вывод КЦТст стороны 2" w:value="Оперативный вывод КЦТст стороны 2"/>
-                  <w:listItem w:displayText="Оперативный вывод КЦТст стороны 3" w:value="Оперативный вывод КЦТст стороны 3"/>
-                  <w:listItem w:displayText="Оперативный вывод ЛО ДТм" w:value="Оперативный вывод ЛО ДТм"/>
-                  <w:listItem w:displayText="Оперативный вывод ЛО ДТо" w:value="Оперативный вывод ЛО ДТо"/>
-                  <w:listItem w:displayText="Оперативный вывод ЛО ДУм расширителя" w:value="Оперативный вывод ЛО ДУм расширителя"/>
-                  <w:listItem w:displayText="Оперативный вывод ЛО НН1 / ЗАПВ" w:value="Оперативный вывод ЛО НН1 / ЗАПВ"/>
-                  <w:listItem w:displayText="Оперативный вывод ЛО НН1 / ЛО" w:value="Оперативный вывод ЛО НН1 / ЛО"/>
-                  <w:listItem w:displayText="Оперативный вывод ЛО НН2 / ЗАПВ" w:value="Оперативный вывод ЛО НН2 / ЗАПВ"/>
-                  <w:listItem w:displayText="Оперативный вывод ЛО НН2 / ЛО" w:value="Оперативный вывод ЛО НН2 / ЛО"/>
-                  <w:listItem w:displayText="Оперативный вывод ЛО ОК" w:value="Оперативный вывод ЛО ОК"/>
-                  <w:listItem w:displayText="Оперативный вывод ЛО ПК" w:value="Оперативный вывод ЛО ПК"/>
-                  <w:listItem w:displayText="Оперативный вывод ЛО РД" w:value="Оперативный вывод ЛО РД"/>
-                  <w:listItem w:displayText="Оперативный вывод ЛО Т / ЗАПВ" w:value="Оперативный вывод ЛО Т / ЗАПВ"/>
-                  <w:listItem w:displayText="Оперативный вывод ЛО Т / ЛО" w:value="Оперативный вывод ЛО Т / ЛО"/>
-                  <w:listItem w:displayText="Оперативный вывод РТПО ВН" w:value="Оперативный вывод РТПО ВН"/>
-                  <w:listItem w:displayText="Оперативный вывод РТПО НН (НН2)" w:value="Оперативный вывод РТПО НН (НН2)"/>
-                  <w:listItem w:displayText="Оперативный вывод РТПО СН (НН1)" w:value="Оперативный вывод РТПО СН (НН1)"/>
-                  <w:listItem w:displayText="Оперативный вывод ТО ЗПО ВН" w:value="Оперативный вывод ТО ЗПО ВН"/>
-                  <w:listItem w:displayText="Оперативный вывод ТО ЗПО НН (НН2)" w:value="Оперативный вывод ТО ЗПО НН (НН2)"/>
-                  <w:listItem w:displayText="Оперативный вывод ТО ЗПО СН (НН1)" w:value="Оперативный вывод ТО ЗПО СН (НН1)"/>
-                  <w:listItem w:displayText="Оперативный вывод функции ГЗоткл" w:value="Оперативный вывод функции ГЗоткл"/>
-                  <w:listItem w:displayText="Оперативный вывод функции ГЗсигн" w:value="Оперативный вывод функции ГЗсигн"/>
-                  <w:listItem w:displayText="Оперативный вывод функции ДЗТ" w:value="Оперативный вывод функции ДЗТ"/>
-                  <w:listItem w:displayText="Оперативный вывод функции ЗП" w:value="Оперативный вывод функции ЗП"/>
-                  <w:listItem w:displayText="Оперативный вывод функции ЗПО" w:value="Оперативный вывод функции ЗПО"/>
-                  <w:listItem w:displayText="Оперативный вывод функции КЦТ" w:value="Оперативный вывод функции КЦТ"/>
-                  <w:listItem w:displayText="Оперативный вывод функции ЛО ВН" w:value="Оперативный вывод функции ЛО ВН"/>
-                  <w:listItem w:displayText="Оперативный вывод функции ЛО ГЗ РПН" w:value="Оперативный вывод функции ЛО ГЗ РПН"/>
-                  <w:listItem w:displayText="Оперативный вывод функции ЛО НН1" w:value="Оперативный вывод функции ЛО НН1"/>
-                  <w:listItem w:displayText="Оперативный вывод функции ЛО НН2" w:value="Оперативный вывод функции ЛО НН2"/>
-                  <w:listItem w:displayText="Оперативный вывод функции ЛО Т" w:value="Оперативный вывод функции ЛО Т"/>
-                  <w:listItem w:displayText="Оперативный вывод функции ЛО ТЗ" w:value="Оперативный вывод функции ЛО ТЗ"/>
-                  <w:listItem w:displayText="Оперативный вывод функции ЛО ТС" w:value="Оперативный вывод функции ЛО ТС"/>
-                  <w:listItem w:displayText="Оперативный вывод функции ПДС" w:value="Оперативный вывод функции ПДС"/>
-                  <w:listItem w:displayText="Оперативный вывод функции ПДС НКУ" w:value="Оперативный вывод функции ПДС НКУ"/>
-                  <w:listItem w:displayText="Оперативный вывод функции РТПО" w:value="Оперативный вывод функции РТПО"/>
-                  <w:listItem w:displayText="Оперативный вывод функции ТК ЗДЗ" w:value="Оперативный вывод функции ТК ЗДЗ"/>
-                  <w:listItem w:displayText="Оперативный вывод функции ТО ЗПО" w:value="Оперативный вывод функции ТО ЗПО"/>
-                  <w:listItem w:displayText="Оперативный вывод функции ТО РПН" w:value="Оперативный вывод функции ТО РПН"/>
-                  <w:listItem w:displayText="Оперативный вывод функции УРОВ ВН" w:value="Оперативный вывод функции УРОВ ВН"/>
-                  <w:listItem w:displayText="Перевод ГЗ РПН на сигнал" w:value="Перевод ГЗ РПН на сигнал"/>
-                  <w:listItem w:displayText="Перевод ГЗоткл на сигнал" w:value="Перевод ГЗоткл на сигнал"/>
-                  <w:listItem w:displayText="Перевод ГЗсигн на отключение" w:value="Перевод ГЗсигн на отключение"/>
-                  <w:listItem w:displayText="Перевод ДТЗт на сигнал" w:value="Перевод ДТЗт на сигнал"/>
-                  <w:listItem w:displayText="Перевод ДТО на сигнал" w:value="Перевод ДТО на сигнал"/>
-                  <w:listItem w:displayText="Перевод ДТм на сигнал" w:value="Перевод ДТм на сигнал"/>
-                  <w:listItem w:displayText="Перевод ДТо на сигнал" w:value="Перевод ДТо на сигнал"/>
-                  <w:listItem w:displayText="Перевод ЗП на отключение" w:value="Перевод ЗП на отключение"/>
-                  <w:listItem w:displayText="Перевод ЗПО на сигнал" w:value="Перевод ЗПО на сигнал"/>
-                  <w:listItem w:displayText="Перевод ЛО ДУм расширителя на сигнал" w:value="Перевод ЛО ДУм расширителя на сигнал"/>
-                  <w:listItem w:displayText="Перевод ЛО ОК на сигнал" w:value="Перевод ЛО ОК на сигнал"/>
-                  <w:listItem w:displayText="Перевод ЛО ПК на сигнал" w:value="Перевод ЛО ПК на сигнал"/>
-                  <w:listItem w:displayText="Перевод РД на сигнал" w:value="Перевод РД на сигнал"/>
-                  <w:listItem w:displayText="Сброс" w:value="Сброс"/>
+                  <w:listItem w:displayText="Команда сброс" w:value="Команда сброс"/>
+                  <w:listItem w:displayText="Команда сброса счетчика на начальное значение" w:value="Команда сброса счетчика на начальное значение"/>
+                  <w:listItem w:displayText="Оперативная команда «прибавить»" w:value="Оперативная команда «прибавить»"/>
+                  <w:listItem w:displayText="Оперативная команда «убавить»" w:value="Оперативная команда «убавить»"/>
+                  <w:listItem w:displayText="Режим работы «автоматическое регулирование»" w:value="Режим работы «автоматическое регулирование»"/>
                 </w:dropDownList>
                 <w:showingPlcHdr/>
                 <w:placeholder>
@@ -2047,270 +1946,28 @@
                 <w:dropDownList>
                   <w:listItem w:displayText="Не назначено" w:value=""/>
                   <w:listItem w:displayText="──────── Сигналы РЗиА ────────" w:value="INPUTS_HEADER" w:disabled="true"/>
-                  <w:listItem w:displayText="ДЗТ / БВКЗ: Срабатывание БВКЗ" w:value="ДЗТ / БВКЗ: Срабатывание БВКЗ"/>
-                  <w:listItem w:displayText="ДЗТ / БВКЗ: Срабатывание БВКЗ по фазе A" w:value="ДЗТ / БВКЗ: Срабатывание БВКЗ по фазе A"/>
-                  <w:listItem w:displayText="ДЗТ / БВКЗ: Срабатывание БВКЗ по фазе B" w:value="ДЗТ / БВКЗ: Срабатывание БВКЗ по фазе B"/>
-                  <w:listItem w:displayText="ДЗТ / БВКЗ: Срабатывание БВКЗ по фазе C" w:value="ДЗТ / БВКЗ: Срабатывание БВКЗ по фазе C"/>
-                  <w:listItem w:displayText="ДЗТ / Д2Г: Пуск Д2Г" w:value="ДЗТ / Д2Г: Пуск Д2Г"/>
-                  <w:listItem w:displayText="ДЗТ / Д2Г: Пуск Д2Г по фазе A" w:value="ДЗТ / Д2Г: Пуск Д2Г по фазе A"/>
-                  <w:listItem w:displayText="ДЗТ / Д2Г: Пуск Д2Г по фазе B" w:value="ДЗТ / Д2Г: Пуск Д2Г по фазе B"/>
-                  <w:listItem w:displayText="ДЗТ / Д2Г: Пуск Д2Г по фазе C" w:value="ДЗТ / Д2Г: Пуск Д2Г по фазе C"/>
-                  <w:listItem w:displayText="ДЗТ / Д5Г: Пуск Д5Г" w:value="ДЗТ / Д5Г: Пуск Д5Г"/>
-                  <w:listItem w:displayText="ДЗТ / Д5Г: Пуск Д5Г по фазе A" w:value="ДЗТ / Д5Г: Пуск Д5Г по фазе A"/>
-                  <w:listItem w:displayText="ДЗТ / Д5Г: Пуск Д5Г по фазе B" w:value="ДЗТ / Д5Г: Пуск Д5Г по фазе B"/>
-                  <w:listItem w:displayText="ДЗТ / Д5Г: Пуск Д5Г по фазе C" w:value="ДЗТ / Д5Г: Пуск Д5Г по фазе C"/>
-                  <w:listItem w:displayText="ДЗТ / ДЗТ: Срабатывание ДЗТ" w:value="ДЗТ / ДЗТ: Срабатывание ДЗТ"/>
-                  <w:listItem w:displayText="ДЗТ / ДТЗт: Пуск ДТЗт" w:value="ДЗТ / ДТЗт: Пуск ДТЗт"/>
-                  <w:listItem w:displayText="ДЗТ / ДТЗт: Пуск ДТЗт по фазе A" w:value="ДЗТ / ДТЗт: Пуск ДТЗт по фазе A"/>
-                  <w:listItem w:displayText="ДЗТ / ДТЗт: Пуск ДТЗт по фазе B" w:value="ДЗТ / ДТЗт: Пуск ДТЗт по фазе B"/>
-                  <w:listItem w:displayText="ДЗТ / ДТЗт: Пуск ДТЗт по фазе C" w:value="ДЗТ / ДТЗт: Пуск ДТЗт по фазе C"/>
-                  <w:listItem w:displayText="ДЗТ / ДТЗт: Пуск ИО по фазе A" w:value="ДЗТ / ДТЗт: Пуск ИО по фазе A"/>
-                  <w:listItem w:displayText="ДЗТ / ДТЗт: Пуск ИО по фазе B" w:value="ДЗТ / ДТЗт: Пуск ИО по фазе B"/>
-                  <w:listItem w:displayText="ДЗТ / ДТЗт: Пуск ИО по фазе C" w:value="ДЗТ / ДТЗт: Пуск ИО по фазе C"/>
-                  <w:listItem w:displayText="ДЗТ / ДТЗт: Срабатывание ДТЗт" w:value="ДЗТ / ДТЗт: Срабатывание ДТЗт"/>
-                  <w:listItem w:displayText="ДЗТ / ДТЗт: Срабатывание ДТЗт на сигнал" w:value="ДЗТ / ДТЗт: Срабатывание ДТЗт на сигнал"/>
-                  <w:listItem w:displayText="ДЗТ / ДТЗт: Срабатывание ДТЗт по фазе A" w:value="ДЗТ / ДТЗт: Срабатывание ДТЗт по фазе A"/>
-                  <w:listItem w:displayText="ДЗТ / ДТЗт: Срабатывание ДТЗт по фазе A на сигнал" w:value="ДЗТ / ДТЗт: Срабатывание ДТЗт по фазе A на сигнал"/>
-                  <w:listItem w:displayText="ДЗТ / ДТЗт: Срабатывание ДТЗт по фазе B" w:value="ДЗТ / ДТЗт: Срабатывание ДТЗт по фазе B"/>
-                  <w:listItem w:displayText="ДЗТ / ДТЗт: Срабатывание ДТЗт по фазе B на сигнал" w:value="ДЗТ / ДТЗт: Срабатывание ДТЗт по фазе B на сигнал"/>
-                  <w:listItem w:displayText="ДЗТ / ДТЗт: Срабатывание ДТЗт по фазе C" w:value="ДЗТ / ДТЗт: Срабатывание ДТЗт по фазе C"/>
-                  <w:listItem w:displayText="ДЗТ / ДТЗт: Срабатывание ДТЗт по фазе C на сигнал" w:value="ДЗТ / ДТЗт: Срабатывание ДТЗт по фазе C на сигнал"/>
-                  <w:listItem w:displayText="ДЗТ / ДТЗт: Функция введена в работу" w:value="ДЗТ / ДТЗт: Функция введена в работу"/>
-                  <w:listItem w:displayText="ДЗТ / ДТЗт: Функция оперативно выведена из работы" w:value="ДЗТ / ДТЗт: Функция оперативно выведена из работы"/>
-                  <w:listItem w:displayText="ДЗТ / ДТО: Пуск ДТО" w:value="ДЗТ / ДТО: Пуск ДТО"/>
-                  <w:listItem w:displayText="ДЗТ / ДТО: Пуск ДТО по фазе A" w:value="ДЗТ / ДТО: Пуск ДТО по фазе A"/>
-                  <w:listItem w:displayText="ДЗТ / ДТО: Пуск ДТО по фазе B" w:value="ДЗТ / ДТО: Пуск ДТО по фазе B"/>
-                  <w:listItem w:displayText="ДЗТ / ДТО: Пуск ДТО по фазе C" w:value="ДЗТ / ДТО: Пуск ДТО по фазе C"/>
-                  <w:listItem w:displayText="ДЗТ / ДТО: Пуск ИО по фазе A" w:value="ДЗТ / ДТО: Пуск ИО по фазе A"/>
-                  <w:listItem w:displayText="ДЗТ / ДТО: Пуск ИО по фазе B" w:value="ДЗТ / ДТО: Пуск ИО по фазе B"/>
-                  <w:listItem w:displayText="ДЗТ / ДТО: Пуск ИО по фазе C" w:value="ДЗТ / ДТО: Пуск ИО по фазе C"/>
-                  <w:listItem w:displayText="ДЗТ / ДТО: Срабатывание ДТО" w:value="ДЗТ / ДТО: Срабатывание ДТО"/>
-                  <w:listItem w:displayText="ДЗТ / ДТО: Срабатывание ДТО на сигнал" w:value="ДЗТ / ДТО: Срабатывание ДТО на сигнал"/>
-                  <w:listItem w:displayText="ДЗТ / ДТО: Срабатывание ДТО по фазе A" w:value="ДЗТ / ДТО: Срабатывание ДТО по фазе A"/>
-                  <w:listItem w:displayText="ДЗТ / ДТО: Срабатывание ДТО по фазе A на сигнал" w:value="ДЗТ / ДТО: Срабатывание ДТО по фазе A на сигнал"/>
-                  <w:listItem w:displayText="ДЗТ / ДТО: Срабатывание ДТО по фазе B" w:value="ДЗТ / ДТО: Срабатывание ДТО по фазе B"/>
-                  <w:listItem w:displayText="ДЗТ / ДТО: Срабатывание ДТО по фазе B на сигнал" w:value="ДЗТ / ДТО: Срабатывание ДТО по фазе B на сигнал"/>
-                  <w:listItem w:displayText="ДЗТ / ДТО: Срабатывание ДТО по фазе C" w:value="ДЗТ / ДТО: Срабатывание ДТО по фазе C"/>
-                  <w:listItem w:displayText="ДЗТ / ДТО: Срабатывание ДТО по фазе C на сигнал" w:value="ДЗТ / ДТО: Срабатывание ДТО по фазе C на сигнал"/>
-                  <w:listItem w:displayText="ДЗТ / ДТО: Функция введена в работу" w:value="ДЗТ / ДТО: Функция введена в работу"/>
-                  <w:listItem w:displayText="ДЗТ / ДТО: Функция оперативно выведена из работы" w:value="ДЗТ / ДТО: Функция оперативно выведена из работы"/>
-                  <w:listItem w:displayText="ДЗТ / КЦТнеб: Неисправность" w:value="ДЗТ / КЦТнеб: Неисправность"/>
-                  <w:listItem w:displayText="ДЗТ / КЦТнеб: Срабатывание" w:value="ДЗТ / КЦТнеб: Срабатывание"/>
-                  <w:listItem w:displayText="ДЗТ / КЦТнеб: Срабатывание фазы A" w:value="ДЗТ / КЦТнеб: Срабатывание фазы A"/>
-                  <w:listItem w:displayText="ДЗТ / КЦТнеб: Срабатывание фазы B" w:value="ДЗТ / КЦТнеб: Срабатывание фазы B"/>
-                  <w:listItem w:displayText="ДЗТ / КЦТнеб: Срабатывание фазы C" w:value="ДЗТ / КЦТнеб: Срабатывание фазы C"/>
-                  <w:listItem w:displayText="ДЗТ / КЦТнеб: Функция введена в работу" w:value="ДЗТ / КЦТнеб: Функция введена в работу"/>
-                  <w:listItem w:displayText="ДЗТ / КЦТнеб: Функция оперативно выведена из работы" w:value="ДЗТ / КЦТнеб: Функция оперативно выведена из работы"/>
-                  <w:listItem w:displayText="ЗП / ЗП ВН: Пуск" w:value="ЗП / ЗП ВН: Пуск"/>
-                  <w:listItem w:displayText="ЗП / ЗП ВН: Пуск ИО максимального тока" w:value="ЗП / ЗП ВН: Пуск ИО максимального тока"/>
-                  <w:listItem w:displayText="ЗП / ЗП ВН: Срабатывание" w:value="ЗП / ЗП ВН: Срабатывание"/>
-                  <w:listItem w:displayText="ЗП / ЗП ВН: Срабатывание на отключение" w:value="ЗП / ЗП ВН: Срабатывание на отключение"/>
-                  <w:listItem w:displayText="ЗП / ЗП ВН: Функция введена в работу" w:value="ЗП / ЗП ВН: Функция введена в работу"/>
-                  <w:listItem w:displayText="ЗП / ЗП ВН: Функция оперативно выведена из работы" w:value="ЗП / ЗП ВН: Функция оперативно выведена из работы"/>
-                  <w:listItem w:displayText="ЗП / ЗП НН (НН2): Пуск" w:value="ЗП / ЗП НН (НН2): Пуск"/>
-                  <w:listItem w:displayText="ЗП / ЗП НН (НН2): Пуск ИО максимального тока" w:value="ЗП / ЗП НН (НН2): Пуск ИО максимального тока"/>
-                  <w:listItem w:displayText="ЗП / ЗП НН (НН2): Срабатывание" w:value="ЗП / ЗП НН (НН2): Срабатывание"/>
-                  <w:listItem w:displayText="ЗП / ЗП НН (НН2): Срабатывание на отключение" w:value="ЗП / ЗП НН (НН2): Срабатывание на отключение"/>
-                  <w:listItem w:displayText="ЗП / ЗП НН (НН2): Функция введена в работу" w:value="ЗП / ЗП НН (НН2): Функция введена в работу"/>
-                  <w:listItem w:displayText="ЗП / ЗП НН (НН2): Функция оперативно выведена из работы" w:value="ЗП / ЗП НН (НН2): Функция оперативно выведена из работы"/>
-                  <w:listItem w:displayText="ЗП / ЗП СН (НН1): Пуск" w:value="ЗП / ЗП СН (НН1): Пуск"/>
-                  <w:listItem w:displayText="ЗП / ЗП СН (НН1): Пуск ИО максимального тока" w:value="ЗП / ЗП СН (НН1): Пуск ИО максимального тока"/>
-                  <w:listItem w:displayText="ЗП / ЗП СН (НН1): Срабатывание" w:value="ЗП / ЗП СН (НН1): Срабатывание"/>
-                  <w:listItem w:displayText="ЗП / ЗП СН (НН1): Срабатывание на отключение" w:value="ЗП / ЗП СН (НН1): Срабатывание на отключение"/>
-                  <w:listItem w:displayText="ЗП / ЗП СН (НН1): Функция введена в работу" w:value="ЗП / ЗП СН (НН1): Функция введена в работу"/>
-                  <w:listItem w:displayText="ЗП / ЗП СН (НН1): Функция оперативно выведена из работы" w:value="ЗП / ЗП СН (НН1): Функция оперативно выведена из работы"/>
-                  <w:listItem w:displayText="ЗП / ЗП: Срабатывание" w:value="ЗП / ЗП: Срабатывание"/>
-                  <w:listItem w:displayText="ЗПО / ЗПО: Пуск" w:value="ЗПО / ЗПО: Пуск"/>
-                  <w:listItem w:displayText="ЗПО / ЗПО: Срабатывание" w:value="ЗПО / ЗПО: Срабатывание"/>
-                  <w:listItem w:displayText="ЗПО / ЗПО: Срабатывание на сигнал" w:value="ЗПО / ЗПО: Срабатывание на сигнал"/>
-                  <w:listItem w:displayText="ЗПО / ЗПО: Функция введена в работу" w:value="ЗПО / ЗПО: Функция введена в работу"/>
-                  <w:listItem w:displayText="ЗПО / ЗПО: Функция оперативно выведена из работы" w:value="ЗПО / ЗПО: Функция оперативно выведена из работы"/>
-                  <w:listItem w:displayText="КЦТ / КЦТ: Срабатывание КЦТ" w:value="КЦТ / КЦТ: Срабатывание КЦТ"/>
-                  <w:listItem w:displayText="КЦТ / КЦТст1: Пуск КЦТст при асимметрии" w:value="КЦТ / КЦТст1: Пуск КЦТст при асимметрии"/>
-                  <w:listItem w:displayText="КЦТ / КЦТст1: Пуск КЦТст при обрыве провода" w:value="КЦТ / КЦТст1: Пуск КЦТст при обрыве провода"/>
-                  <w:listItem w:displayText="КЦТ / КЦТст1: Срабатывание КЦТст при асимметрии" w:value="КЦТ / КЦТст1: Срабатывание КЦТст при асимметрии"/>
-                  <w:listItem w:displayText="КЦТ / КЦТст1: Срабатывание КЦТст при обрыве провода" w:value="КЦТ / КЦТст1: Срабатывание КЦТст при обрыве провода"/>
-                  <w:listItem w:displayText="КЦТ / КЦТст1: Функция введена в работу" w:value="КЦТ / КЦТст1: Функция введена в работу"/>
-                  <w:listItem w:displayText="КЦТ / КЦТст1: Функция оперативно выведена из работы" w:value="КЦТ / КЦТст1: Функция оперативно выведена из работы"/>
-                  <w:listItem w:displayText="КЦТ / КЦТст2: Пуск КЦТст при асимметрии" w:value="КЦТ / КЦТст2: Пуск КЦТст при асимметрии"/>
-                  <w:listItem w:displayText="КЦТ / КЦТст2: Пуск КЦТст при обрыве провода" w:value="КЦТ / КЦТст2: Пуск КЦТст при обрыве провода"/>
-                  <w:listItem w:displayText="КЦТ / КЦТст2: Срабатывание КЦТст при асимметрии" w:value="КЦТ / КЦТст2: Срабатывание КЦТст при асимметрии"/>
-                  <w:listItem w:displayText="КЦТ / КЦТст2: Срабатывание КЦТст при обрыве провода" w:value="КЦТ / КЦТст2: Срабатывание КЦТст при обрыве провода"/>
-                  <w:listItem w:displayText="КЦТ / КЦТст2: Функция введена в работу" w:value="КЦТ / КЦТст2: Функция введена в работу"/>
-                  <w:listItem w:displayText="КЦТ / КЦТст2: Функция оперативно выведена из работы" w:value="КЦТ / КЦТст2: Функция оперативно выведена из работы"/>
-                  <w:listItem w:displayText="КЦТ / КЦТст3: Пуск КЦТст при асимметрии" w:value="КЦТ / КЦТст3: Пуск КЦТст при асимметрии"/>
-                  <w:listItem w:displayText="КЦТ / КЦТст3: Пуск КЦТст при обрыве провода" w:value="КЦТ / КЦТст3: Пуск КЦТст при обрыве провода"/>
-                  <w:listItem w:displayText="КЦТ / КЦТст3: Срабатывание КЦТст при асимметрии" w:value="КЦТ / КЦТст3: Срабатывание КЦТст при асимметрии"/>
-                  <w:listItem w:displayText="КЦТ / КЦТст3: Срабатывание КЦТст при обрыве провода" w:value="КЦТ / КЦТст3: Срабатывание КЦТст при обрыве провода"/>
-                  <w:listItem w:displayText="КЦТ / КЦТст3: Функция введена в работу" w:value="КЦТ / КЦТст3: Функция введена в работу"/>
-                  <w:listItem w:displayText="КЦТ / КЦТст3: Функция оперативно выведена из работы" w:value="КЦТ / КЦТст3: Функция оперативно выведена из работы"/>
-                  <w:listItem w:displayText="ЛО ВН / ЛО: Отключение" w:value="ЛО ВН / ЛО: Отключение"/>
-                  <w:listItem w:displayText="ЛО ВН / ЛО: Отключить аварийно" w:value="ЛО ВН / ЛО: Отключить аварийно"/>
-                  <w:listItem w:displayText="ЛО ВН / ЛО: Функция введена в работу" w:value="ЛО ВН / ЛО: Функция введена в работу"/>
-                  <w:listItem w:displayText="ЛО ВН / ЛО: Функция оперативно выведена из работы" w:value="ЛО ВН / ЛО: Функция оперативно выведена из работы"/>
-                  <w:listItem w:displayText="ЛО ГЗ РПН / ЛО: Блокировка ГЗ РПН" w:value="ЛО ГЗ РПН / ЛО: Блокировка ГЗ РПН"/>
-                  <w:listItem w:displayText="ЛО ГЗ РПН / ЛО: Срабатывание ГЗ РПН" w:value="ЛО ГЗ РПН / ЛО: Срабатывание ГЗ РПН"/>
-                  <w:listItem w:displayText="ЛО ГЗ РПН / ЛО: Срабатывание ГЗ РПН на сигнал" w:value="ЛО ГЗ РПН / ЛО: Срабатывание ГЗ РПН на сигнал"/>
-                  <w:listItem w:displayText="ЛО ГЗ РПН / ЛО: Функция введена в работу" w:value="ЛО ГЗ РПН / ЛО: Функция введена в работу"/>
-                  <w:listItem w:displayText="ЛО ГЗ РПН / ЛО: Функция оперативно выведена из работы" w:value="ЛО ГЗ РПН / ЛО: Функция оперативно выведена из работы"/>
-                  <w:listItem w:displayText="ЛО ГЗоткл / ЛО: Блокировка ГЗоткл" w:value="ЛО ГЗоткл / ЛО: Блокировка ГЗоткл"/>
-                  <w:listItem w:displayText="ЛО ГЗоткл / ЛО: Срабатывание" w:value="ЛО ГЗоткл / ЛО: Срабатывание"/>
-                  <w:listItem w:displayText="ЛО ГЗоткл / ЛО: Срабатывание на сигнал" w:value="ЛО ГЗоткл / ЛО: Срабатывание на сигнал"/>
-                  <w:listItem w:displayText="ЛО ГЗоткл / ЛО: Функция введена в работу" w:value="ЛО ГЗоткл / ЛО: Функция введена в работу"/>
-                  <w:listItem w:displayText="ЛО ГЗоткл / ЛО: Функция оперативно выведена из работы" w:value="ЛО ГЗоткл / ЛО: Функция оперативно выведена из работы"/>
-                  <w:listItem w:displayText="ЛО ГЗсигн / ЛО: Блокировка ГЗсигн" w:value="ЛО ГЗсигн / ЛО: Блокировка ГЗсигн"/>
-                  <w:listItem w:displayText="ЛО ГЗсигн / ЛО: Срабатывание" w:value="ЛО ГЗсигн / ЛО: Срабатывание"/>
-                  <w:listItem w:displayText="ЛО ГЗсигн / ЛО: Срабатывание на сигнал" w:value="ЛО ГЗсигн / ЛО: Срабатывание на сигнал"/>
-                  <w:listItem w:displayText="ЛО ГЗсигн / ЛО: Функция введена в работу" w:value="ЛО ГЗсигн / ЛО: Функция введена в работу"/>
-                  <w:listItem w:displayText="ЛО ГЗсигн / ЛО: Функция оперативно выведена из работы" w:value="ЛО ГЗсигн / ЛО: Функция оперативно выведена из работы"/>
-                  <w:listItem w:displayText="ЛО НН1 / ЗАПВ: Запрет АПВ" w:value="ЛО НН1 / ЗАПВ: Запрет АПВ"/>
-                  <w:listItem w:displayText="ЛО НН1 / ЗАПВ: Функция введена в работу" w:value="ЛО НН1 / ЗАПВ: Функция введена в работу"/>
-                  <w:listItem w:displayText="ЛО НН1 / ЗАПВ: Функция оперативно выведена из работы" w:value="ЛО НН1 / ЗАПВ: Функция оперативно выведена из работы"/>
-                  <w:listItem w:displayText="ЛО НН1 / ЛО: Отключение" w:value="ЛО НН1 / ЛО: Отключение"/>
-                  <w:listItem w:displayText="ЛО НН1 / ЛО: Отключить аварийно" w:value="ЛО НН1 / ЛО: Отключить аварийно"/>
-                  <w:listItem w:displayText="ЛО НН1 / ЛО: Функция введена в работу" w:value="ЛО НН1 / ЛО: Функция введена в работу"/>
-                  <w:listItem w:displayText="ЛО НН1 / ЛО: Функция оперативно выведена из работы" w:value="ЛО НН1 / ЛО: Функция оперативно выведена из работы"/>
-                  <w:listItem w:displayText="ЛО НН2 / ЗАПВ: Запрет АПВ" w:value="ЛО НН2 / ЗАПВ: Запрет АПВ"/>
-                  <w:listItem w:displayText="ЛО НН2 / ЗАПВ: Функция введена в работу" w:value="ЛО НН2 / ЗАПВ: Функция введена в работу"/>
-                  <w:listItem w:displayText="ЛО НН2 / ЗАПВ: Функция оперативно выведена из работы" w:value="ЛО НН2 / ЗАПВ: Функция оперативно выведена из работы"/>
-                  <w:listItem w:displayText="ЛО НН2 / ЛО: Отключение" w:value="ЛО НН2 / ЛО: Отключение"/>
-                  <w:listItem w:displayText="ЛО НН2 / ЛО: Отключить аварийно" w:value="ЛО НН2 / ЛО: Отключить аварийно"/>
-                  <w:listItem w:displayText="ЛО НН2 / ЛО: Функция введена в работу" w:value="ЛО НН2 / ЛО: Функция введена в работу"/>
-                  <w:listItem w:displayText="ЛО НН2 / ЛО: Функция оперативно выведена из работы" w:value="ЛО НН2 / ЛО: Функция оперативно выведена из работы"/>
-                  <w:listItem w:displayText="ЛО Т / ЗАПВ: Запрет АПВ" w:value="ЛО Т / ЗАПВ: Запрет АПВ"/>
-                  <w:listItem w:displayText="ЛО Т / ЗАПВ: Функция введена в работу" w:value="ЛО Т / ЗАПВ: Функция введена в работу"/>
-                  <w:listItem w:displayText="ЛО Т / ЗАПВ: Функция оперативно выведена из работы" w:value="ЛО Т / ЗАПВ: Функция оперативно выведена из работы"/>
-                  <w:listItem w:displayText="ЛО Т / ЛО: Срабатывание" w:value="ЛО Т / ЛО: Срабатывание"/>
-                  <w:listItem w:displayText="ЛО Т / ЛО: Функция введена в работу" w:value="ЛО Т / ЛО: Функция введена в работу"/>
-                  <w:listItem w:displayText="ЛО Т / ЛО: Функция оперативно выведена из работы" w:value="ЛО Т / ЛО: Функция оперативно выведена из работы"/>
-                  <w:listItem w:displayText="ЛО ТЗ / ЛО ДТм: Срабатывание" w:value="ЛО ТЗ / ЛО ДТм: Срабатывание"/>
-                  <w:listItem w:displayText="ЛО ТЗ / ЛО ДТм: Срабатывание датчика температуры масла заблокировано" w:value="ЛО ТЗ / ЛО ДТм: Срабатывание датчика температуры масла заблокировано"/>
-                  <w:listItem w:displayText="ЛО ТЗ / ЛО ДТм: Срабатывание на сигнал" w:value="ЛО ТЗ / ЛО ДТм: Срабатывание на сигнал"/>
-                  <w:listItem w:displayText="ЛО ТЗ / ЛО ДТм: Функция введена в работу" w:value="ЛО ТЗ / ЛО ДТм: Функция введена в работу"/>
-                  <w:listItem w:displayText="ЛО ТЗ / ЛО ДТм: Функция оперативно выведена из работы" w:value="ЛО ТЗ / ЛО ДТм: Функция оперативно выведена из работы"/>
-                  <w:listItem w:displayText="ЛО ТЗ / ЛО ДТо: Срабатывание" w:value="ЛО ТЗ / ЛО ДТо: Срабатывание"/>
-                  <w:listItem w:displayText="ЛО ТЗ / ЛО ДТо: Срабатывание датчика температуры обмотки заблокировано" w:value="ЛО ТЗ / ЛО ДТо: Срабатывание датчика температуры обмотки заблокировано"/>
-                  <w:listItem w:displayText="ЛО ТЗ / ЛО ДТо: Срабатывание на сигнал" w:value="ЛО ТЗ / ЛО ДТо: Срабатывание на сигнал"/>
-                  <w:listItem w:displayText="ЛО ТЗ / ЛО ДТо: Функция введена в работу" w:value="ЛО ТЗ / ЛО ДТо: Функция введена в работу"/>
-                  <w:listItem w:displayText="ЛО ТЗ / ЛО ДТо: Функция оперативно выведена из работы" w:value="ЛО ТЗ / ЛО ДТо: Функция оперативно выведена из работы"/>
-                  <w:listItem w:displayText="ЛО ТЗ / ЛО РД: Срабатывание" w:value="ЛО ТЗ / ЛО РД: Срабатывание"/>
-                  <w:listItem w:displayText="ЛО ТЗ / ЛО РД: Срабатывание на сигнал" w:value="ЛО ТЗ / ЛО РД: Срабатывание на сигнал"/>
-                  <w:listItem w:displayText="ЛО ТЗ / ЛО РД: Срабатывание реле давления заблокировано" w:value="ЛО ТЗ / ЛО РД: Срабатывание реле давления заблокировано"/>
-                  <w:listItem w:displayText="ЛО ТЗ / ЛО РД: Функция введена в работу" w:value="ЛО ТЗ / ЛО РД: Функция введена в работу"/>
-                  <w:listItem w:displayText="ЛО ТЗ / ЛО РД: Функция оперативно выведена из работы" w:value="ЛО ТЗ / ЛО РД: Функция оперативно выведена из работы"/>
-                  <w:listItem w:displayText="ЛО ТС / ЛО ДУм расширителя: Срабатывание" w:value="ЛО ТС / ЛО ДУм расширителя: Срабатывание"/>
-                  <w:listItem w:displayText="ЛО ТС / ЛО ДУм расширителя: Срабатывание на сигнал" w:value="ЛО ТС / ЛО ДУм расширителя: Срабатывание на сигнал"/>
-                  <w:listItem w:displayText="ЛО ТС / ЛО ДУм расширителя: Функция введена в работу" w:value="ЛО ТС / ЛО ДУм расширителя: Функция введена в работу"/>
-                  <w:listItem w:displayText="ЛО ТС / ЛО ДУм расширителя: Функция оперативно выведена из работы" w:value="ЛО ТС / ЛО ДУм расширителя: Функция оперативно выведена из работы"/>
-                  <w:listItem w:displayText="ЛО ТС / ЛО ОК: Срабатывание" w:value="ЛО ТС / ЛО ОК: Срабатывание"/>
-                  <w:listItem w:displayText="ЛО ТС / ЛО ОК: Срабатывание на сигнал" w:value="ЛО ТС / ЛО ОК: Срабатывание на сигнал"/>
-                  <w:listItem w:displayText="ЛО ТС / ЛО ОК: Функция введена в работу" w:value="ЛО ТС / ЛО ОК: Функция введена в работу"/>
-                  <w:listItem w:displayText="ЛО ТС / ЛО ОК: Функция оперативно выведена из работы" w:value="ЛО ТС / ЛО ОК: Функция оперативно выведена из работы"/>
-                  <w:listItem w:displayText="ЛО ТС / ЛО ПК: Срабатывание" w:value="ЛО ТС / ЛО ПК: Срабатывание"/>
-                  <w:listItem w:displayText="ЛО ТС / ЛО ПК: Срабатывание на сигнал" w:value="ЛО ТС / ЛО ПК: Срабатывание на сигнал"/>
-                  <w:listItem w:displayText="ЛО ТС / ЛО ПК: Функция введена в работу" w:value="ЛО ТС / ЛО ПК: Функция введена в работу"/>
-                  <w:listItem w:displayText="ЛО ТС / ЛО ПК: Функция оперативно выведена из работы" w:value="ЛО ТС / ЛО ПК: Функция оперативно выведена из работы"/>
-                  <w:listItem w:displayText="ПДС / ГЗ РПН: Низкая изоляция" w:value="ПДС / ГЗ РПН: Низкая изоляция"/>
-                  <w:listItem w:displayText="ПДС / ГЗ РПН: Отключение" w:value="ПДС / ГЗ РПН: Отключение"/>
-                  <w:listItem w:displayText="ПДС / ГЗ Т: Низкая изоляция ГЗоткл" w:value="ПДС / ГЗ Т: Низкая изоляция ГЗоткл"/>
-                  <w:listItem w:displayText="ПДС / ГЗ Т: Низкая изоляция ГЗсигн" w:value="ПДС / ГЗ Т: Низкая изоляция ГЗсигн"/>
-                  <w:listItem w:displayText="ПДС / ГЗ Т: Отключение" w:value="ПДС / ГЗ Т: Отключение"/>
-                  <w:listItem w:displayText="ПДС / ГЗ Т: Сигнал" w:value="ПДС / ГЗ Т: Сигнал"/>
-                  <w:listItem w:displayText="ПДС / ДТм: Низкая изоляция" w:value="ПДС / ДТм: Низкая изоляция"/>
-                  <w:listItem w:displayText="ПДС / ДТм: Отключение" w:value="ПДС / ДТм: Отключение"/>
-                  <w:listItem w:displayText="ПДС / ДТм: Сигнал" w:value="ПДС / ДТм: Сигнал"/>
-                  <w:listItem w:displayText="ПДС / ДТм_РПН: Срабатывание" w:value="ПДС / ДТм_РПН: Срабатывание"/>
-                  <w:listItem w:displayText="ПДС / ДТо: Низкая изоляция" w:value="ПДС / ДТо: Низкая изоляция"/>
-                  <w:listItem w:displayText="ПДС / ДТо: Отключение" w:value="ПДС / ДТо: Отключение"/>
-                  <w:listItem w:displayText="ПДС / ДТо: Сигнал" w:value="ПДС / ДТо: Сигнал"/>
-                  <w:listItem w:displayText="ПДС / ДУм РПН: Высокий уровень масла" w:value="ПДС / ДУм РПН: Высокий уровень масла"/>
-                  <w:listItem w:displayText="ПДС / ДУм РПН: Низкий уровень масла" w:value="ПДС / ДУм РПН: Низкий уровень масла"/>
-                  <w:listItem w:displayText="ПДС / ДУм расширителя: Высокий уровень масла" w:value="ПДС / ДУм расширителя: Высокий уровень масла"/>
-                  <w:listItem w:displayText="ПДС / ДУм расширителя: Низкий уровень масла" w:value="ПДС / ДУм расширителя: Низкий уровень масла"/>
-                  <w:listItem w:displayText="ПДС / КСО: Авария" w:value="ПДС / КСО: Авария"/>
-                  <w:listItem w:displayText="ПДС / КСО: Неисправность" w:value="ПДС / КСО: Неисправность"/>
-                  <w:listItem w:displayText="ПДС / ОК: Срабатывание" w:value="ПДС / ОК: Срабатывание"/>
-                  <w:listItem w:displayText="ПДС / ПДС: Функция введена в работу" w:value="ПДС / ПДС: Функция введена в работу"/>
-                  <w:listItem w:displayText="ПДС / ПДС: Функция оперативно выведена из работы" w:value="ПДС / ПДС: Функция оперативно выведена из работы"/>
-                  <w:listItem w:displayText="ПДС / ПК: Срабатывание" w:value="ПДС / ПК: Срабатывание"/>
-                  <w:listItem w:displayText="ПДС / РД: Низкая изоляция" w:value="ПДС / РД: Низкая изоляция"/>
-                  <w:listItem w:displayText="ПДС / РД: Отключение" w:value="ПДС / РД: Отключение"/>
-                  <w:listItem w:displayText="ПДС НКУ / SA1: Цепь управления введена" w:value="ПДС НКУ / SA1: Цепь управления введена"/>
-                  <w:listItem w:displayText="ПДС НКУ / SA2: Цепь управления введена" w:value="ПДС НКУ / SA2: Цепь управления введена"/>
-                  <w:listItem w:displayText="ПДС НКУ / SA3: Цепь управления введена" w:value="ПДС НКУ / SA3: Цепь управления введена"/>
-                  <w:listItem w:displayText="ПДС НКУ / SA4: Цепь управления введена" w:value="ПДС НКУ / SA4: Цепь управления введена"/>
-                  <w:listItem w:displayText="ПДС НКУ / SG1: Рабочее положение испытательного блока" w:value="ПДС НКУ / SG1: Рабочее положение испытательного блока"/>
-                  <w:listItem w:displayText="ПДС НКУ / SG2: Рабочее положение испытательного блока" w:value="ПДС НКУ / SG2: Рабочее положение испытательного блока"/>
-                  <w:listItem w:displayText="ПДС НКУ / SG3: Рабочее положение испытательного блока" w:value="ПДС НКУ / SG3: Рабочее положение испытательного блока"/>
-                  <w:listItem w:displayText="ПДС НКУ / Дверь: Дверь шкафа закрыта" w:value="ПДС НКУ / Дверь: Дверь шкафа закрыта"/>
-                  <w:listItem w:displayText="ПДС НКУ / Дверь: Дверь шкафа открыта" w:value="ПДС НКУ / Дверь: Дверь шкафа открыта"/>
-                  <w:listItem w:displayText="ПДС НКУ / ОТ ГЗ: Неисправность оперативного тока цепей ГЗ" w:value="ПДС НКУ / ОТ ГЗ: Неисправность оперативного тока цепей ГЗ"/>
-                  <w:listItem w:displayText="ПДС НКУ / ОТ ЗДЗ1: Неисправность оперативного тока цепей ЗДЗ НН1" w:value="ПДС НКУ / ОТ ЗДЗ1: Неисправность оперативного тока цепей ЗДЗ НН1"/>
-                  <w:listItem w:displayText="ПДС НКУ / ОТ ЗДЗ2: Неисправность оперативного тока цепей ЗДЗ НН2" w:value="ПДС НКУ / ОТ ЗДЗ2: Неисправность оперативного тока цепей ЗДЗ НН2"/>
-                  <w:listItem w:displayText="ПДС НКУ / ОТ ТЗ, ТС: Неисправность оперативного тока цепей ТЗ, ТС" w:value="ПДС НКУ / ОТ ТЗ, ТС: Неисправность оперативного тока цепей ТЗ, ТС"/>
-                  <w:listItem w:displayText="ПДС НКУ / ОТ УРОВ1: Неисправность оперативного тока цепей УРОВ НН1" w:value="ПДС НКУ / ОТ УРОВ1: Неисправность оперативного тока цепей УРОВ НН1"/>
-                  <w:listItem w:displayText="ПДС НКУ / ОТ УРОВ2: Неисправность оперативного тока цепей УРОВ НН2" w:value="ПДС НКУ / ОТ УРОВ2: Неисправность оперативного тока цепей УРОВ НН2"/>
-                  <w:listItem w:displayText="ПДС НКУ / ПДС НКУ: Функция введена в работу" w:value="ПДС НКУ / ПДС НКУ: Функция введена в работу"/>
-                  <w:listItem w:displayText="ПДС НКУ / ПДС НКУ: Функция оперативно выведена из работы" w:value="ПДС НКУ / ПДС НКУ: Функция оперативно выведена из работы"/>
-                  <w:listItem w:displayText="ПС / ПС: Пуск" w:value="ПС / ПС: Пуск"/>
-                  <w:listItem w:displayText="ПС / ПС: Пуск (импульс)" w:value="ПС / ПС: Пуск (импульс)"/>
-                  <w:listItem w:displayText="РТПО / РТПО ВН: Пуск" w:value="РТПО / РТПО ВН: Пуск"/>
-                  <w:listItem w:displayText="РТПО / РТПО ВН: Пуск ИО тока" w:value="РТПО / РТПО ВН: Пуск ИО тока"/>
-                  <w:listItem w:displayText="РТПО / РТПО ВН: Функция введена в работу" w:value="РТПО / РТПО ВН: Функция введена в работу"/>
-                  <w:listItem w:displayText="РТПО / РТПО ВН: Функция оперативно выведена из работы" w:value="РТПО / РТПО ВН: Функция оперативно выведена из работы"/>
-                  <w:listItem w:displayText="РТПО / РТПО НН (НН2): Пуск" w:value="РТПО / РТПО НН (НН2): Пуск"/>
-                  <w:listItem w:displayText="РТПО / РТПО НН (НН2): Пуск ИО тока" w:value="РТПО / РТПО НН (НН2): Пуск ИО тока"/>
-                  <w:listItem w:displayText="РТПО / РТПО НН (НН2): Функция введена в работу" w:value="РТПО / РТПО НН (НН2): Функция введена в работу"/>
-                  <w:listItem w:displayText="РТПО / РТПО НН (НН2): Функция оперативно выведена из работы" w:value="РТПО / РТПО НН (НН2): Функция оперативно выведена из работы"/>
-                  <w:listItem w:displayText="РТПО / РТПО СН (НН1): Пуск" w:value="РТПО / РТПО СН (НН1): Пуск"/>
-                  <w:listItem w:displayText="РТПО / РТПО СН (НН1): Пуск ИО тока" w:value="РТПО / РТПО СН (НН1): Пуск ИО тока"/>
-                  <w:listItem w:displayText="РТПО / РТПО СН (НН1): Функция введена в работу" w:value="РТПО / РТПО СН (НН1): Функция введена в работу"/>
-                  <w:listItem w:displayText="РТПО / РТПО СН (НН1): Функция оперативно выведена из работы" w:value="РТПО / РТПО СН (НН1): Функция оперативно выведена из работы"/>
-                  <w:listItem w:displayText="РТПО / РТПО_общ: Пуск" w:value="РТПО / РТПО_общ: Пуск"/>
-                  <w:listItem w:displayText="РТПО / РТПО_общ: Функция введена в работу" w:value="РТПО / РТПО_общ: Функция введена в работу"/>
-                  <w:listItem w:displayText="СС / СС: БИ выведены" w:value="СС / СС: БИ выведены"/>
-                  <w:listItem w:displayText="СС / СС: Внешнее отключение" w:value="СС / СС: Внешнее отключение"/>
-                  <w:listItem w:displayText="СС / СС: Выходные цепи разобраны" w:value="СС / СС: Выходные цепи разобраны"/>
-                  <w:listItem w:displayText="СС / СС: ГЗ заблокирована" w:value="СС / СС: ГЗ заблокирована"/>
-                  <w:listItem w:displayText="СС / СС: Неисправность ОТ цепей ГЗ" w:value="СС / СС: Неисправность ОТ цепей ГЗ"/>
-                  <w:listItem w:displayText="СС / СС: Неисправность ОТ цепей ТЗ, ТС" w:value="СС / СС: Неисправность ОТ цепей ТЗ, ТС"/>
-                  <w:listItem w:displayText="СС / СС: Низкая изоляция ГЗ" w:value="СС / СС: Низкая изоляция ГЗ"/>
-                  <w:listItem w:displayText="СС / СС: Низкая изоляция ТЗ" w:value="СС / СС: Низкая изоляция ТЗ"/>
-                  <w:listItem w:displayText="СС / СС: Общий внешний сигнал" w:value="СС / СС: Общий внешний сигнал"/>
-                  <w:listItem w:displayText="СС / СС: Сигнализация от ГЗ" w:value="СС / СС: Сигнализация от ГЗ"/>
-                  <w:listItem w:displayText="СС / СС: Сигнализация от ТЗ" w:value="СС / СС: Сигнализация от ТЗ"/>
-                  <w:listItem w:displayText="СС / СС: Сигнализация от ТС" w:value="СС / СС: Сигнализация от ТС"/>
-                  <w:listItem w:displayText="СС / СС: Сигнализация цепей опер.тока" w:value="СС / СС: Сигнализация цепей опер.тока"/>
-                  <w:listItem w:displayText="СС / СС: Сигнализация цепей опер.тока НН" w:value="СС / СС: Сигнализация цепей опер.тока НН"/>
-                  <w:listItem w:displayText="СС / СС: ТЗ заблокирована" w:value="СС / СС: ТЗ заблокирована"/>
-                  <w:listItem w:displayText="ТК ЗДЗ / ТК ЗДЗ: Пуск" w:value="ТК ЗДЗ / ТК ЗДЗ: Пуск"/>
-                  <w:listItem w:displayText="ТК ЗДЗ / ТК ЗДЗ: Пуск ИО тока" w:value="ТК ЗДЗ / ТК ЗДЗ: Пуск ИО тока"/>
-                  <w:listItem w:displayText="ТК ЗДЗ / ТК ЗДЗ: Функция введена в работу" w:value="ТК ЗДЗ / ТК ЗДЗ: Функция введена в работу"/>
-                  <w:listItem w:displayText="ТК ЗДЗ / ТК ЗДЗ: Функция оперативно выведена из работы" w:value="ТК ЗДЗ / ТК ЗДЗ: Функция оперативно выведена из работы"/>
-                  <w:listItem w:displayText="ТО ЗПО / ТО ЗПО ВН: Пуск" w:value="ТО ЗПО / ТО ЗПО ВН: Пуск"/>
-                  <w:listItem w:displayText="ТО ЗПО / ТО ЗПО ВН: Пуск ИО тока" w:value="ТО ЗПО / ТО ЗПО ВН: Пуск ИО тока"/>
-                  <w:listItem w:displayText="ТО ЗПО / ТО ЗПО ВН: Функция введена в работу" w:value="ТО ЗПО / ТО ЗПО ВН: Функция введена в работу"/>
-                  <w:listItem w:displayText="ТО ЗПО / ТО ЗПО ВН: Функция оперативно выведена из работы" w:value="ТО ЗПО / ТО ЗПО ВН: Функция оперативно выведена из работы"/>
-                  <w:listItem w:displayText="ТО ЗПО / ТО ЗПО НН (НН2): Пуск" w:value="ТО ЗПО / ТО ЗПО НН (НН2): Пуск"/>
-                  <w:listItem w:displayText="ТО ЗПО / ТО ЗПО НН (НН2): Пуск ИО тока" w:value="ТО ЗПО / ТО ЗПО НН (НН2): Пуск ИО тока"/>
-                  <w:listItem w:displayText="ТО ЗПО / ТО ЗПО НН (НН2): Функция введена в работу" w:value="ТО ЗПО / ТО ЗПО НН (НН2): Функция введена в работу"/>
-                  <w:listItem w:displayText="ТО ЗПО / ТО ЗПО НН (НН2): Функция оперативно выведена из работы" w:value="ТО ЗПО / ТО ЗПО НН (НН2): Функция оперативно выведена из работы"/>
-                  <w:listItem w:displayText="ТО ЗПО / ТО ЗПО СН (НН1): Пуск" w:value="ТО ЗПО / ТО ЗПО СН (НН1): Пуск"/>
-                  <w:listItem w:displayText="ТО ЗПО / ТО ЗПО СН (НН1): Пуск ИО тока" w:value="ТО ЗПО / ТО ЗПО СН (НН1): Пуск ИО тока"/>
-                  <w:listItem w:displayText="ТО ЗПО / ТО ЗПО СН (НН1): Функция введена в работу" w:value="ТО ЗПО / ТО ЗПО СН (НН1): Функция введена в работу"/>
-                  <w:listItem w:displayText="ТО ЗПО / ТО ЗПО СН (НН1): Функция оперативно выведена из работы" w:value="ТО ЗПО / ТО ЗПО СН (НН1): Функция оперативно выведена из работы"/>
-                  <w:listItem w:displayText="ТО ЗПО / ТО ЗПО_общ: Пуск" w:value="ТО ЗПО / ТО ЗПО_общ: Пуск"/>
-                  <w:listItem w:displayText="ТО ЗПО / ТО ЗПО_общ: Функция введена в работу" w:value="ТО ЗПО / ТО ЗПО_общ: Функция введена в работу"/>
-                  <w:listItem w:displayText="ТО РПН / ТО РПН: Пуск" w:value="ТО РПН / ТО РПН: Пуск"/>
-                  <w:listItem w:displayText="ТО РПН / ТО РПН: Пуск ИО тока" w:value="ТО РПН / ТО РПН: Пуск ИО тока"/>
-                  <w:listItem w:displayText="ТО РПН / ТО РПН: Функция введена в работу" w:value="ТО РПН / ТО РПН: Функция введена в работу"/>
-                  <w:listItem w:displayText="ТО РПН / ТО РПН: Функция оперативно выведена из работы" w:value="ТО РПН / ТО РПН: Функция оперативно выведена из работы"/>
-                  <w:listItem w:displayText="УРОВ ВН / УРОВ: Пуск" w:value="УРОВ ВН / УРОВ: Пуск"/>
-                  <w:listItem w:displayText="УРОВ ВН / УРОВ: Пуск ИО максимального тока" w:value="УРОВ ВН / УРОВ: Пуск ИО максимального тока"/>
-                  <w:listItem w:displayText="УРОВ ВН / УРОВ: Срабатывание" w:value="УРОВ ВН / УРОВ: Срабатывание"/>
-                  <w:listItem w:displayText="УРОВ ВН / УРОВ: Срабатывание «на себя»" w:value="УРОВ ВН / УРОВ: Срабатывание «на себя»"/>
-                  <w:listItem w:displayText="УРОВ ВН / УРОВ: Функция введена в работу" w:value="УРОВ ВН / УРОВ: Функция введена в работу"/>
-                  <w:listItem w:displayText="УРОВ ВН / УРОВ: Функция оперативно выведена из работы" w:value="УРОВ ВН / УРОВ: Функция оперативно выведена из работы"/>
+                  <w:listItem w:displayText="АРНТ / АРН: Блокировка автоматики регулирования" w:value="АРНТ / АРН: Блокировка автоматики регулирования"/>
+                  <w:listItem w:displayText="АРНТ / АРН: Действие АРНТ на привод РПН" w:value="АРНТ / АРН: Действие АРНТ на привод РПН"/>
+                  <w:listItem w:displayText="АРНТ / АРН: Команда «прибавить» в привод РПН" w:value="АРНТ / АРН: Команда «прибавить» в привод РПН"/>
+                  <w:listItem w:displayText="АРНТ / АРН: Команда «убавить» привод РПН" w:value="АРНТ / АРН: Команда «убавить» привод РПН"/>
+                  <w:listItem w:displayText="АРНТ / АРН: Команда на отключение автомата питания привода РПН" w:value="АРНТ / АРН: Команда на отключение автомата питания привода РПН"/>
+                  <w:listItem w:displayText="АРНТ / АРН: Напряжение выше границы зоны нечувствительности" w:value="АРНТ / АРН: Напряжение выше границы зоны нечувствительности"/>
+                  <w:listItem w:displayText="АРНТ / АРН: Напряжение значительно выше границы зоны нечувствительности" w:value="АРНТ / АРН: Напряжение значительно выше границы зоны нечувствительности"/>
+                  <w:listItem w:displayText="АРНТ / АРН: Напряжение ниже границы зоны нечувствительности" w:value="АРНТ / АРН: Напряжение ниже границы зоны нечувствительности"/>
+                  <w:listItem w:displayText="АРНТ / АРН: Нет связи с регулируемыми шинами" w:value="АРНТ / АРН: Нет связи с регулируемыми шинами"/>
+                  <w:listItem w:displayText="АРНТ / АРН: Режим автоматического регулирования" w:value="АРНТ / АРН: Режим автоматического регулирования"/>
+                  <w:listItem w:displayText="АРНТ / Выбор ТН: Автоматический выбор регулируемой секции" w:value="АРНТ / Выбор ТН: Автоматический выбор регулируемой секции"/>
+                  <w:listItem w:displayText="АРНТ / Выбор ТН: Контроль 1 секции" w:value="АРНТ / Выбор ТН: Контроль 1 секции"/>
+                  <w:listItem w:displayText="АРНТ / Выбор ТН: Контроль 2 секции" w:value="АРНТ / Выбор ТН: Контроль 2 секции"/>
+                  <w:listItem w:displayText="АРНТ / Выбор ТН: Приоритет регулирования по 2 секции" w:value="АРНТ / Выбор ТН: Приоритет регулирования по 2 секции"/>
+                  <w:listItem w:displayText="АРНТ / Выбор ТН: Регулирование по 1 секции" w:value="АРНТ / Выбор ТН: Регулирование по 1 секции"/>
+                  <w:listItem w:displayText="АРНТ / Выбор ТН: Регулирование по 2 секции" w:value="АРНТ / Выбор ТН: Регулирование по 2 секции"/>
+                  <w:listItem w:displayText="АРНТ / Контроль РПН: Длительное переключение (привод остановился в промежуточном положении)" w:value="АРНТ / Контроль РПН: Длительное переключение (привод остановился в промежуточном положении)"/>
+                  <w:listItem w:displayText="АРНТ / Контроль РПН: Отказ привода РПН" w:value="АРНТ / Контроль РПН: Отказ привода РПН"/>
+                  <w:listItem w:displayText="АРНТ / Контроль РПН: Переключение не началось" w:value="АРНТ / Контроль РПН: Переключение не началось"/>
+                  <w:listItem w:displayText="АРНТ / Контроль РПН: Самопроизвольное переключение" w:value="АРНТ / Контроль РПН: Самопроизвольное переключение"/>
+                  <w:listItem w:displayText="АРНТ / Контроль РПН: Сигнализация максимального количества переключений РПН" w:value="АРНТ / Контроль РПН: Сигнализация максимального количества переключений РПН"/>
+                  <w:listItem w:displayText="АРНТ / Привод РПН: Идет переключение" w:value="АРНТ / Привод РПН: Идет переключение"/>
                 </w:dropDownList>
                 <w:showingPlcHdr/>
                 <w:placeholder>
@@ -2346,270 +2003,28 @@
                 <w:id w:val="0"/>
                 <w:dropDownList>
                   <w:listItem w:displayText="Не назначено" w:value=""/>
-                  <w:listItem w:displayText="ДЗТ / БВКЗ: Срабатывание БВКЗ" w:value="ДЗТ / БВКЗ: Срабатывание БВКЗ"/>
-                  <w:listItem w:displayText="ДЗТ / БВКЗ: Срабатывание БВКЗ по фазе A" w:value="ДЗТ / БВКЗ: Срабатывание БВКЗ по фазе A"/>
-                  <w:listItem w:displayText="ДЗТ / БВКЗ: Срабатывание БВКЗ по фазе B" w:value="ДЗТ / БВКЗ: Срабатывание БВКЗ по фазе B"/>
-                  <w:listItem w:displayText="ДЗТ / БВКЗ: Срабатывание БВКЗ по фазе C" w:value="ДЗТ / БВКЗ: Срабатывание БВКЗ по фазе C"/>
-                  <w:listItem w:displayText="ДЗТ / Д2Г: Пуск Д2Г" w:value="ДЗТ / Д2Г: Пуск Д2Г"/>
-                  <w:listItem w:displayText="ДЗТ / Д2Г: Пуск Д2Г по фазе A" w:value="ДЗТ / Д2Г: Пуск Д2Г по фазе A"/>
-                  <w:listItem w:displayText="ДЗТ / Д2Г: Пуск Д2Г по фазе B" w:value="ДЗТ / Д2Г: Пуск Д2Г по фазе B"/>
-                  <w:listItem w:displayText="ДЗТ / Д2Г: Пуск Д2Г по фазе C" w:value="ДЗТ / Д2Г: Пуск Д2Г по фазе C"/>
-                  <w:listItem w:displayText="ДЗТ / Д5Г: Пуск Д5Г" w:value="ДЗТ / Д5Г: Пуск Д5Г"/>
-                  <w:listItem w:displayText="ДЗТ / Д5Г: Пуск Д5Г по фазе A" w:value="ДЗТ / Д5Г: Пуск Д5Г по фазе A"/>
-                  <w:listItem w:displayText="ДЗТ / Д5Г: Пуск Д5Г по фазе B" w:value="ДЗТ / Д5Г: Пуск Д5Г по фазе B"/>
-                  <w:listItem w:displayText="ДЗТ / Д5Г: Пуск Д5Г по фазе C" w:value="ДЗТ / Д5Г: Пуск Д5Г по фазе C"/>
-                  <w:listItem w:displayText="ДЗТ / ДЗТ: Срабатывание ДЗТ" w:value="ДЗТ / ДЗТ: Срабатывание ДЗТ"/>
-                  <w:listItem w:displayText="ДЗТ / ДТЗт: Пуск ДТЗт" w:value="ДЗТ / ДТЗт: Пуск ДТЗт"/>
-                  <w:listItem w:displayText="ДЗТ / ДТЗт: Пуск ДТЗт по фазе A" w:value="ДЗТ / ДТЗт: Пуск ДТЗт по фазе A"/>
-                  <w:listItem w:displayText="ДЗТ / ДТЗт: Пуск ДТЗт по фазе B" w:value="ДЗТ / ДТЗт: Пуск ДТЗт по фазе B"/>
-                  <w:listItem w:displayText="ДЗТ / ДТЗт: Пуск ДТЗт по фазе C" w:value="ДЗТ / ДТЗт: Пуск ДТЗт по фазе C"/>
-                  <w:listItem w:displayText="ДЗТ / ДТЗт: Пуск ИО по фазе A" w:value="ДЗТ / ДТЗт: Пуск ИО по фазе A"/>
-                  <w:listItem w:displayText="ДЗТ / ДТЗт: Пуск ИО по фазе B" w:value="ДЗТ / ДТЗт: Пуск ИО по фазе B"/>
-                  <w:listItem w:displayText="ДЗТ / ДТЗт: Пуск ИО по фазе C" w:value="ДЗТ / ДТЗт: Пуск ИО по фазе C"/>
-                  <w:listItem w:displayText="ДЗТ / ДТЗт: Срабатывание ДТЗт" w:value="ДЗТ / ДТЗт: Срабатывание ДТЗт"/>
-                  <w:listItem w:displayText="ДЗТ / ДТЗт: Срабатывание ДТЗт на сигнал" w:value="ДЗТ / ДТЗт: Срабатывание ДТЗт на сигнал"/>
-                  <w:listItem w:displayText="ДЗТ / ДТЗт: Срабатывание ДТЗт по фазе A" w:value="ДЗТ / ДТЗт: Срабатывание ДТЗт по фазе A"/>
-                  <w:listItem w:displayText="ДЗТ / ДТЗт: Срабатывание ДТЗт по фазе A на сигнал" w:value="ДЗТ / ДТЗт: Срабатывание ДТЗт по фазе A на сигнал"/>
-                  <w:listItem w:displayText="ДЗТ / ДТЗт: Срабатывание ДТЗт по фазе B" w:value="ДЗТ / ДТЗт: Срабатывание ДТЗт по фазе B"/>
-                  <w:listItem w:displayText="ДЗТ / ДТЗт: Срабатывание ДТЗт по фазе B на сигнал" w:value="ДЗТ / ДТЗт: Срабатывание ДТЗт по фазе B на сигнал"/>
-                  <w:listItem w:displayText="ДЗТ / ДТЗт: Срабатывание ДТЗт по фазе C" w:value="ДЗТ / ДТЗт: Срабатывание ДТЗт по фазе C"/>
-                  <w:listItem w:displayText="ДЗТ / ДТЗт: Срабатывание ДТЗт по фазе C на сигнал" w:value="ДЗТ / ДТЗт: Срабатывание ДТЗт по фазе C на сигнал"/>
-                  <w:listItem w:displayText="ДЗТ / ДТЗт: Функция введена в работу" w:value="ДЗТ / ДТЗт: Функция введена в работу"/>
-                  <w:listItem w:displayText="ДЗТ / ДТЗт: Функция оперативно выведена из работы" w:value="ДЗТ / ДТЗт: Функция оперативно выведена из работы"/>
-                  <w:listItem w:displayText="ДЗТ / ДТО: Пуск ДТО" w:value="ДЗТ / ДТО: Пуск ДТО"/>
-                  <w:listItem w:displayText="ДЗТ / ДТО: Пуск ДТО по фазе A" w:value="ДЗТ / ДТО: Пуск ДТО по фазе A"/>
-                  <w:listItem w:displayText="ДЗТ / ДТО: Пуск ДТО по фазе B" w:value="ДЗТ / ДТО: Пуск ДТО по фазе B"/>
-                  <w:listItem w:displayText="ДЗТ / ДТО: Пуск ДТО по фазе C" w:value="ДЗТ / ДТО: Пуск ДТО по фазе C"/>
-                  <w:listItem w:displayText="ДЗТ / ДТО: Пуск ИО по фазе A" w:value="ДЗТ / ДТО: Пуск ИО по фазе A"/>
-                  <w:listItem w:displayText="ДЗТ / ДТО: Пуск ИО по фазе B" w:value="ДЗТ / ДТО: Пуск ИО по фазе B"/>
-                  <w:listItem w:displayText="ДЗТ / ДТО: Пуск ИО по фазе C" w:value="ДЗТ / ДТО: Пуск ИО по фазе C"/>
-                  <w:listItem w:displayText="ДЗТ / ДТО: Срабатывание ДТО" w:value="ДЗТ / ДТО: Срабатывание ДТО"/>
-                  <w:listItem w:displayText="ДЗТ / ДТО: Срабатывание ДТО на сигнал" w:value="ДЗТ / ДТО: Срабатывание ДТО на сигнал"/>
-                  <w:listItem w:displayText="ДЗТ / ДТО: Срабатывание ДТО по фазе A" w:value="ДЗТ / ДТО: Срабатывание ДТО по фазе A"/>
-                  <w:listItem w:displayText="ДЗТ / ДТО: Срабатывание ДТО по фазе A на сигнал" w:value="ДЗТ / ДТО: Срабатывание ДТО по фазе A на сигнал"/>
-                  <w:listItem w:displayText="ДЗТ / ДТО: Срабатывание ДТО по фазе B" w:value="ДЗТ / ДТО: Срабатывание ДТО по фазе B"/>
-                  <w:listItem w:displayText="ДЗТ / ДТО: Срабатывание ДТО по фазе B на сигнал" w:value="ДЗТ / ДТО: Срабатывание ДТО по фазе B на сигнал"/>
-                  <w:listItem w:displayText="ДЗТ / ДТО: Срабатывание ДТО по фазе C" w:value="ДЗТ / ДТО: Срабатывание ДТО по фазе C"/>
-                  <w:listItem w:displayText="ДЗТ / ДТО: Срабатывание ДТО по фазе C на сигнал" w:value="ДЗТ / ДТО: Срабатывание ДТО по фазе C на сигнал"/>
-                  <w:listItem w:displayText="ДЗТ / ДТО: Функция введена в работу" w:value="ДЗТ / ДТО: Функция введена в работу"/>
-                  <w:listItem w:displayText="ДЗТ / ДТО: Функция оперативно выведена из работы" w:value="ДЗТ / ДТО: Функция оперативно выведена из работы"/>
-                  <w:listItem w:displayText="ДЗТ / КЦТнеб: Неисправность" w:value="ДЗТ / КЦТнеб: Неисправность"/>
-                  <w:listItem w:displayText="ДЗТ / КЦТнеб: Срабатывание" w:value="ДЗТ / КЦТнеб: Срабатывание"/>
-                  <w:listItem w:displayText="ДЗТ / КЦТнеб: Срабатывание фазы A" w:value="ДЗТ / КЦТнеб: Срабатывание фазы A"/>
-                  <w:listItem w:displayText="ДЗТ / КЦТнеб: Срабатывание фазы B" w:value="ДЗТ / КЦТнеб: Срабатывание фазы B"/>
-                  <w:listItem w:displayText="ДЗТ / КЦТнеб: Срабатывание фазы C" w:value="ДЗТ / КЦТнеб: Срабатывание фазы C"/>
-                  <w:listItem w:displayText="ДЗТ / КЦТнеб: Функция введена в работу" w:value="ДЗТ / КЦТнеб: Функция введена в работу"/>
-                  <w:listItem w:displayText="ДЗТ / КЦТнеб: Функция оперативно выведена из работы" w:value="ДЗТ / КЦТнеб: Функция оперативно выведена из работы"/>
-                  <w:listItem w:displayText="ЗП / ЗП ВН: Пуск" w:value="ЗП / ЗП ВН: Пуск"/>
-                  <w:listItem w:displayText="ЗП / ЗП ВН: Пуск ИО максимального тока" w:value="ЗП / ЗП ВН: Пуск ИО максимального тока"/>
-                  <w:listItem w:displayText="ЗП / ЗП ВН: Срабатывание" w:value="ЗП / ЗП ВН: Срабатывание"/>
-                  <w:listItem w:displayText="ЗП / ЗП ВН: Срабатывание на отключение" w:value="ЗП / ЗП ВН: Срабатывание на отключение"/>
-                  <w:listItem w:displayText="ЗП / ЗП ВН: Функция введена в работу" w:value="ЗП / ЗП ВН: Функция введена в работу"/>
-                  <w:listItem w:displayText="ЗП / ЗП ВН: Функция оперативно выведена из работы" w:value="ЗП / ЗП ВН: Функция оперативно выведена из работы"/>
-                  <w:listItem w:displayText="ЗП / ЗП НН (НН2): Пуск" w:value="ЗП / ЗП НН (НН2): Пуск"/>
-                  <w:listItem w:displayText="ЗП / ЗП НН (НН2): Пуск ИО максимального тока" w:value="ЗП / ЗП НН (НН2): Пуск ИО максимального тока"/>
-                  <w:listItem w:displayText="ЗП / ЗП НН (НН2): Срабатывание" w:value="ЗП / ЗП НН (НН2): Срабатывание"/>
-                  <w:listItem w:displayText="ЗП / ЗП НН (НН2): Срабатывание на отключение" w:value="ЗП / ЗП НН (НН2): Срабатывание на отключение"/>
-                  <w:listItem w:displayText="ЗП / ЗП НН (НН2): Функция введена в работу" w:value="ЗП / ЗП НН (НН2): Функция введена в работу"/>
-                  <w:listItem w:displayText="ЗП / ЗП НН (НН2): Функция оперативно выведена из работы" w:value="ЗП / ЗП НН (НН2): Функция оперативно выведена из работы"/>
-                  <w:listItem w:displayText="ЗП / ЗП СН (НН1): Пуск" w:value="ЗП / ЗП СН (НН1): Пуск"/>
-                  <w:listItem w:displayText="ЗП / ЗП СН (НН1): Пуск ИО максимального тока" w:value="ЗП / ЗП СН (НН1): Пуск ИО максимального тока"/>
-                  <w:listItem w:displayText="ЗП / ЗП СН (НН1): Срабатывание" w:value="ЗП / ЗП СН (НН1): Срабатывание"/>
-                  <w:listItem w:displayText="ЗП / ЗП СН (НН1): Срабатывание на отключение" w:value="ЗП / ЗП СН (НН1): Срабатывание на отключение"/>
-                  <w:listItem w:displayText="ЗП / ЗП СН (НН1): Функция введена в работу" w:value="ЗП / ЗП СН (НН1): Функция введена в работу"/>
-                  <w:listItem w:displayText="ЗП / ЗП СН (НН1): Функция оперативно выведена из работы" w:value="ЗП / ЗП СН (НН1): Функция оперативно выведена из работы"/>
-                  <w:listItem w:displayText="ЗП / ЗП: Срабатывание" w:value="ЗП / ЗП: Срабатывание"/>
-                  <w:listItem w:displayText="ЗПО / ЗПО: Пуск" w:value="ЗПО / ЗПО: Пуск"/>
-                  <w:listItem w:displayText="ЗПО / ЗПО: Срабатывание" w:value="ЗПО / ЗПО: Срабатывание"/>
-                  <w:listItem w:displayText="ЗПО / ЗПО: Срабатывание на сигнал" w:value="ЗПО / ЗПО: Срабатывание на сигнал"/>
-                  <w:listItem w:displayText="ЗПО / ЗПО: Функция введена в работу" w:value="ЗПО / ЗПО: Функция введена в работу"/>
-                  <w:listItem w:displayText="ЗПО / ЗПО: Функция оперативно выведена из работы" w:value="ЗПО / ЗПО: Функция оперативно выведена из работы"/>
-                  <w:listItem w:displayText="КЦТ / КЦТ: Срабатывание КЦТ" w:value="КЦТ / КЦТ: Срабатывание КЦТ"/>
-                  <w:listItem w:displayText="КЦТ / КЦТст1: Пуск КЦТст при асимметрии" w:value="КЦТ / КЦТст1: Пуск КЦТст при асимметрии"/>
-                  <w:listItem w:displayText="КЦТ / КЦТст1: Пуск КЦТст при обрыве провода" w:value="КЦТ / КЦТст1: Пуск КЦТст при обрыве провода"/>
-                  <w:listItem w:displayText="КЦТ / КЦТст1: Срабатывание КЦТст при асимметрии" w:value="КЦТ / КЦТст1: Срабатывание КЦТст при асимметрии"/>
-                  <w:listItem w:displayText="КЦТ / КЦТст1: Срабатывание КЦТст при обрыве провода" w:value="КЦТ / КЦТст1: Срабатывание КЦТст при обрыве провода"/>
-                  <w:listItem w:displayText="КЦТ / КЦТст1: Функция введена в работу" w:value="КЦТ / КЦТст1: Функция введена в работу"/>
-                  <w:listItem w:displayText="КЦТ / КЦТст1: Функция оперативно выведена из работы" w:value="КЦТ / КЦТст1: Функция оперативно выведена из работы"/>
-                  <w:listItem w:displayText="КЦТ / КЦТст2: Пуск КЦТст при асимметрии" w:value="КЦТ / КЦТст2: Пуск КЦТст при асимметрии"/>
-                  <w:listItem w:displayText="КЦТ / КЦТст2: Пуск КЦТст при обрыве провода" w:value="КЦТ / КЦТст2: Пуск КЦТст при обрыве провода"/>
-                  <w:listItem w:displayText="КЦТ / КЦТст2: Срабатывание КЦТст при асимметрии" w:value="КЦТ / КЦТст2: Срабатывание КЦТст при асимметрии"/>
-                  <w:listItem w:displayText="КЦТ / КЦТст2: Срабатывание КЦТст при обрыве провода" w:value="КЦТ / КЦТст2: Срабатывание КЦТст при обрыве провода"/>
-                  <w:listItem w:displayText="КЦТ / КЦТст2: Функция введена в работу" w:value="КЦТ / КЦТст2: Функция введена в работу"/>
-                  <w:listItem w:displayText="КЦТ / КЦТст2: Функция оперативно выведена из работы" w:value="КЦТ / КЦТст2: Функция оперативно выведена из работы"/>
-                  <w:listItem w:displayText="КЦТ / КЦТст3: Пуск КЦТст при асимметрии" w:value="КЦТ / КЦТст3: Пуск КЦТст при асимметрии"/>
-                  <w:listItem w:displayText="КЦТ / КЦТст3: Пуск КЦТст при обрыве провода" w:value="КЦТ / КЦТст3: Пуск КЦТст при обрыве провода"/>
-                  <w:listItem w:displayText="КЦТ / КЦТст3: Срабатывание КЦТст при асимметрии" w:value="КЦТ / КЦТст3: Срабатывание КЦТст при асимметрии"/>
-                  <w:listItem w:displayText="КЦТ / КЦТст3: Срабатывание КЦТст при обрыве провода" w:value="КЦТ / КЦТст3: Срабатывание КЦТст при обрыве провода"/>
-                  <w:listItem w:displayText="КЦТ / КЦТст3: Функция введена в работу" w:value="КЦТ / КЦТст3: Функция введена в работу"/>
-                  <w:listItem w:displayText="КЦТ / КЦТст3: Функция оперативно выведена из работы" w:value="КЦТ / КЦТст3: Функция оперативно выведена из работы"/>
-                  <w:listItem w:displayText="ЛО ВН / ЛО: Отключение" w:value="ЛО ВН / ЛО: Отключение"/>
-                  <w:listItem w:displayText="ЛО ВН / ЛО: Отключить аварийно" w:value="ЛО ВН / ЛО: Отключить аварийно"/>
-                  <w:listItem w:displayText="ЛО ВН / ЛО: Функция введена в работу" w:value="ЛО ВН / ЛО: Функция введена в работу"/>
-                  <w:listItem w:displayText="ЛО ВН / ЛО: Функция оперативно выведена из работы" w:value="ЛО ВН / ЛО: Функция оперативно выведена из работы"/>
-                  <w:listItem w:displayText="ЛО ГЗ РПН / ЛО: Блокировка ГЗ РПН" w:value="ЛО ГЗ РПН / ЛО: Блокировка ГЗ РПН"/>
-                  <w:listItem w:displayText="ЛО ГЗ РПН / ЛО: Срабатывание ГЗ РПН" w:value="ЛО ГЗ РПН / ЛО: Срабатывание ГЗ РПН"/>
-                  <w:listItem w:displayText="ЛО ГЗ РПН / ЛО: Срабатывание ГЗ РПН на сигнал" w:value="ЛО ГЗ РПН / ЛО: Срабатывание ГЗ РПН на сигнал"/>
-                  <w:listItem w:displayText="ЛО ГЗ РПН / ЛО: Функция введена в работу" w:value="ЛО ГЗ РПН / ЛО: Функция введена в работу"/>
-                  <w:listItem w:displayText="ЛО ГЗ РПН / ЛО: Функция оперативно выведена из работы" w:value="ЛО ГЗ РПН / ЛО: Функция оперативно выведена из работы"/>
-                  <w:listItem w:displayText="ЛО ГЗоткл / ЛО: Блокировка ГЗоткл" w:value="ЛО ГЗоткл / ЛО: Блокировка ГЗоткл"/>
-                  <w:listItem w:displayText="ЛО ГЗоткл / ЛО: Срабатывание" w:value="ЛО ГЗоткл / ЛО: Срабатывание"/>
-                  <w:listItem w:displayText="ЛО ГЗоткл / ЛО: Срабатывание на сигнал" w:value="ЛО ГЗоткл / ЛО: Срабатывание на сигнал"/>
-                  <w:listItem w:displayText="ЛО ГЗоткл / ЛО: Функция введена в работу" w:value="ЛО ГЗоткл / ЛО: Функция введена в работу"/>
-                  <w:listItem w:displayText="ЛО ГЗоткл / ЛО: Функция оперативно выведена из работы" w:value="ЛО ГЗоткл / ЛО: Функция оперативно выведена из работы"/>
-                  <w:listItem w:displayText="ЛО ГЗсигн / ЛО: Блокировка ГЗсигн" w:value="ЛО ГЗсигн / ЛО: Блокировка ГЗсигн"/>
-                  <w:listItem w:displayText="ЛО ГЗсигн / ЛО: Срабатывание" w:value="ЛО ГЗсигн / ЛО: Срабатывание"/>
-                  <w:listItem w:displayText="ЛО ГЗсигн / ЛО: Срабатывание на сигнал" w:value="ЛО ГЗсигн / ЛО: Срабатывание на сигнал"/>
-                  <w:listItem w:displayText="ЛО ГЗсигн / ЛО: Функция введена в работу" w:value="ЛО ГЗсигн / ЛО: Функция введена в работу"/>
-                  <w:listItem w:displayText="ЛО ГЗсигн / ЛО: Функция оперативно выведена из работы" w:value="ЛО ГЗсигн / ЛО: Функция оперативно выведена из работы"/>
-                  <w:listItem w:displayText="ЛО НН1 / ЗАПВ: Запрет АПВ" w:value="ЛО НН1 / ЗАПВ: Запрет АПВ"/>
-                  <w:listItem w:displayText="ЛО НН1 / ЗАПВ: Функция введена в работу" w:value="ЛО НН1 / ЗАПВ: Функция введена в работу"/>
-                  <w:listItem w:displayText="ЛО НН1 / ЗАПВ: Функция оперативно выведена из работы" w:value="ЛО НН1 / ЗАПВ: Функция оперативно выведена из работы"/>
-                  <w:listItem w:displayText="ЛО НН1 / ЛО: Отключение" w:value="ЛО НН1 / ЛО: Отключение"/>
-                  <w:listItem w:displayText="ЛО НН1 / ЛО: Отключить аварийно" w:value="ЛО НН1 / ЛО: Отключить аварийно"/>
-                  <w:listItem w:displayText="ЛО НН1 / ЛО: Функция введена в работу" w:value="ЛО НН1 / ЛО: Функция введена в работу"/>
-                  <w:listItem w:displayText="ЛО НН1 / ЛО: Функция оперативно выведена из работы" w:value="ЛО НН1 / ЛО: Функция оперативно выведена из работы"/>
-                  <w:listItem w:displayText="ЛО НН2 / ЗАПВ: Запрет АПВ" w:value="ЛО НН2 / ЗАПВ: Запрет АПВ"/>
-                  <w:listItem w:displayText="ЛО НН2 / ЗАПВ: Функция введена в работу" w:value="ЛО НН2 / ЗАПВ: Функция введена в работу"/>
-                  <w:listItem w:displayText="ЛО НН2 / ЗАПВ: Функция оперативно выведена из работы" w:value="ЛО НН2 / ЗАПВ: Функция оперативно выведена из работы"/>
-                  <w:listItem w:displayText="ЛО НН2 / ЛО: Отключение" w:value="ЛО НН2 / ЛО: Отключение"/>
-                  <w:listItem w:displayText="ЛО НН2 / ЛО: Отключить аварийно" w:value="ЛО НН2 / ЛО: Отключить аварийно"/>
-                  <w:listItem w:displayText="ЛО НН2 / ЛО: Функция введена в работу" w:value="ЛО НН2 / ЛО: Функция введена в работу"/>
-                  <w:listItem w:displayText="ЛО НН2 / ЛО: Функция оперативно выведена из работы" w:value="ЛО НН2 / ЛО: Функция оперативно выведена из работы"/>
-                  <w:listItem w:displayText="ЛО Т / ЗАПВ: Запрет АПВ" w:value="ЛО Т / ЗАПВ: Запрет АПВ"/>
-                  <w:listItem w:displayText="ЛО Т / ЗАПВ: Функция введена в работу" w:value="ЛО Т / ЗАПВ: Функция введена в работу"/>
-                  <w:listItem w:displayText="ЛО Т / ЗАПВ: Функция оперативно выведена из работы" w:value="ЛО Т / ЗАПВ: Функция оперативно выведена из работы"/>
-                  <w:listItem w:displayText="ЛО Т / ЛО: Срабатывание" w:value="ЛО Т / ЛО: Срабатывание"/>
-                  <w:listItem w:displayText="ЛО Т / ЛО: Функция введена в работу" w:value="ЛО Т / ЛО: Функция введена в работу"/>
-                  <w:listItem w:displayText="ЛО Т / ЛО: Функция оперативно выведена из работы" w:value="ЛО Т / ЛО: Функция оперативно выведена из работы"/>
-                  <w:listItem w:displayText="ЛО ТЗ / ЛО ДТм: Срабатывание" w:value="ЛО ТЗ / ЛО ДТм: Срабатывание"/>
-                  <w:listItem w:displayText="ЛО ТЗ / ЛО ДТм: Срабатывание датчика температуры масла заблокировано" w:value="ЛО ТЗ / ЛО ДТм: Срабатывание датчика температуры масла заблокировано"/>
-                  <w:listItem w:displayText="ЛО ТЗ / ЛО ДТм: Срабатывание на сигнал" w:value="ЛО ТЗ / ЛО ДТм: Срабатывание на сигнал"/>
-                  <w:listItem w:displayText="ЛО ТЗ / ЛО ДТм: Функция введена в работу" w:value="ЛО ТЗ / ЛО ДТм: Функция введена в работу"/>
-                  <w:listItem w:displayText="ЛО ТЗ / ЛО ДТм: Функция оперативно выведена из работы" w:value="ЛО ТЗ / ЛО ДТм: Функция оперативно выведена из работы"/>
-                  <w:listItem w:displayText="ЛО ТЗ / ЛО ДТо: Срабатывание" w:value="ЛО ТЗ / ЛО ДТо: Срабатывание"/>
-                  <w:listItem w:displayText="ЛО ТЗ / ЛО ДТо: Срабатывание датчика температуры обмотки заблокировано" w:value="ЛО ТЗ / ЛО ДТо: Срабатывание датчика температуры обмотки заблокировано"/>
-                  <w:listItem w:displayText="ЛО ТЗ / ЛО ДТо: Срабатывание на сигнал" w:value="ЛО ТЗ / ЛО ДТо: Срабатывание на сигнал"/>
-                  <w:listItem w:displayText="ЛО ТЗ / ЛО ДТо: Функция введена в работу" w:value="ЛО ТЗ / ЛО ДТо: Функция введена в работу"/>
-                  <w:listItem w:displayText="ЛО ТЗ / ЛО ДТо: Функция оперативно выведена из работы" w:value="ЛО ТЗ / ЛО ДТо: Функция оперативно выведена из работы"/>
-                  <w:listItem w:displayText="ЛО ТЗ / ЛО РД: Срабатывание" w:value="ЛО ТЗ / ЛО РД: Срабатывание"/>
-                  <w:listItem w:displayText="ЛО ТЗ / ЛО РД: Срабатывание на сигнал" w:value="ЛО ТЗ / ЛО РД: Срабатывание на сигнал"/>
-                  <w:listItem w:displayText="ЛО ТЗ / ЛО РД: Срабатывание реле давления заблокировано" w:value="ЛО ТЗ / ЛО РД: Срабатывание реле давления заблокировано"/>
-                  <w:listItem w:displayText="ЛО ТЗ / ЛО РД: Функция введена в работу" w:value="ЛО ТЗ / ЛО РД: Функция введена в работу"/>
-                  <w:listItem w:displayText="ЛО ТЗ / ЛО РД: Функция оперативно выведена из работы" w:value="ЛО ТЗ / ЛО РД: Функция оперативно выведена из работы"/>
-                  <w:listItem w:displayText="ЛО ТС / ЛО ДУм расширителя: Срабатывание" w:value="ЛО ТС / ЛО ДУм расширителя: Срабатывание"/>
-                  <w:listItem w:displayText="ЛО ТС / ЛО ДУм расширителя: Срабатывание на сигнал" w:value="ЛО ТС / ЛО ДУм расширителя: Срабатывание на сигнал"/>
-                  <w:listItem w:displayText="ЛО ТС / ЛО ДУм расширителя: Функция введена в работу" w:value="ЛО ТС / ЛО ДУм расширителя: Функция введена в работу"/>
-                  <w:listItem w:displayText="ЛО ТС / ЛО ДУм расширителя: Функция оперативно выведена из работы" w:value="ЛО ТС / ЛО ДУм расширителя: Функция оперативно выведена из работы"/>
-                  <w:listItem w:displayText="ЛО ТС / ЛО ОК: Срабатывание" w:value="ЛО ТС / ЛО ОК: Срабатывание"/>
-                  <w:listItem w:displayText="ЛО ТС / ЛО ОК: Срабатывание на сигнал" w:value="ЛО ТС / ЛО ОК: Срабатывание на сигнал"/>
-                  <w:listItem w:displayText="ЛО ТС / ЛО ОК: Функция введена в работу" w:value="ЛО ТС / ЛО ОК: Функция введена в работу"/>
-                  <w:listItem w:displayText="ЛО ТС / ЛО ОК: Функция оперативно выведена из работы" w:value="ЛО ТС / ЛО ОК: Функция оперативно выведена из работы"/>
-                  <w:listItem w:displayText="ЛО ТС / ЛО ПК: Срабатывание" w:value="ЛО ТС / ЛО ПК: Срабатывание"/>
-                  <w:listItem w:displayText="ЛО ТС / ЛО ПК: Срабатывание на сигнал" w:value="ЛО ТС / ЛО ПК: Срабатывание на сигнал"/>
-                  <w:listItem w:displayText="ЛО ТС / ЛО ПК: Функция введена в работу" w:value="ЛО ТС / ЛО ПК: Функция введена в работу"/>
-                  <w:listItem w:displayText="ЛО ТС / ЛО ПК: Функция оперативно выведена из работы" w:value="ЛО ТС / ЛО ПК: Функция оперативно выведена из работы"/>
-                  <w:listItem w:displayText="ПДС / ГЗ РПН: Низкая изоляция" w:value="ПДС / ГЗ РПН: Низкая изоляция"/>
-                  <w:listItem w:displayText="ПДС / ГЗ РПН: Отключение" w:value="ПДС / ГЗ РПН: Отключение"/>
-                  <w:listItem w:displayText="ПДС / ГЗ Т: Низкая изоляция ГЗоткл" w:value="ПДС / ГЗ Т: Низкая изоляция ГЗоткл"/>
-                  <w:listItem w:displayText="ПДС / ГЗ Т: Низкая изоляция ГЗсигн" w:value="ПДС / ГЗ Т: Низкая изоляция ГЗсигн"/>
-                  <w:listItem w:displayText="ПДС / ГЗ Т: Отключение" w:value="ПДС / ГЗ Т: Отключение"/>
-                  <w:listItem w:displayText="ПДС / ГЗ Т: Сигнал" w:value="ПДС / ГЗ Т: Сигнал"/>
-                  <w:listItem w:displayText="ПДС / ДТм: Низкая изоляция" w:value="ПДС / ДТм: Низкая изоляция"/>
-                  <w:listItem w:displayText="ПДС / ДТм: Отключение" w:value="ПДС / ДТм: Отключение"/>
-                  <w:listItem w:displayText="ПДС / ДТм: Сигнал" w:value="ПДС / ДТм: Сигнал"/>
-                  <w:listItem w:displayText="ПДС / ДТм_РПН: Срабатывание" w:value="ПДС / ДТм_РПН: Срабатывание"/>
-                  <w:listItem w:displayText="ПДС / ДТо: Низкая изоляция" w:value="ПДС / ДТо: Низкая изоляция"/>
-                  <w:listItem w:displayText="ПДС / ДТо: Отключение" w:value="ПДС / ДТо: Отключение"/>
-                  <w:listItem w:displayText="ПДС / ДТо: Сигнал" w:value="ПДС / ДТо: Сигнал"/>
-                  <w:listItem w:displayText="ПДС / ДУм РПН: Высокий уровень масла" w:value="ПДС / ДУм РПН: Высокий уровень масла"/>
-                  <w:listItem w:displayText="ПДС / ДУм РПН: Низкий уровень масла" w:value="ПДС / ДУм РПН: Низкий уровень масла"/>
-                  <w:listItem w:displayText="ПДС / ДУм расширителя: Высокий уровень масла" w:value="ПДС / ДУм расширителя: Высокий уровень масла"/>
-                  <w:listItem w:displayText="ПДС / ДУм расширителя: Низкий уровень масла" w:value="ПДС / ДУм расширителя: Низкий уровень масла"/>
-                  <w:listItem w:displayText="ПДС / КСО: Авария" w:value="ПДС / КСО: Авария"/>
-                  <w:listItem w:displayText="ПДС / КСО: Неисправность" w:value="ПДС / КСО: Неисправность"/>
-                  <w:listItem w:displayText="ПДС / ОК: Срабатывание" w:value="ПДС / ОК: Срабатывание"/>
-                  <w:listItem w:displayText="ПДС / ПДС: Функция введена в работу" w:value="ПДС / ПДС: Функция введена в работу"/>
-                  <w:listItem w:displayText="ПДС / ПДС: Функция оперативно выведена из работы" w:value="ПДС / ПДС: Функция оперативно выведена из работы"/>
-                  <w:listItem w:displayText="ПДС / ПК: Срабатывание" w:value="ПДС / ПК: Срабатывание"/>
-                  <w:listItem w:displayText="ПДС / РД: Низкая изоляция" w:value="ПДС / РД: Низкая изоляция"/>
-                  <w:listItem w:displayText="ПДС / РД: Отключение" w:value="ПДС / РД: Отключение"/>
-                  <w:listItem w:displayText="ПДС НКУ / SA1: Цепь управления введена" w:value="ПДС НКУ / SA1: Цепь управления введена"/>
-                  <w:listItem w:displayText="ПДС НКУ / SA2: Цепь управления введена" w:value="ПДС НКУ / SA2: Цепь управления введена"/>
-                  <w:listItem w:displayText="ПДС НКУ / SA3: Цепь управления введена" w:value="ПДС НКУ / SA3: Цепь управления введена"/>
-                  <w:listItem w:displayText="ПДС НКУ / SA4: Цепь управления введена" w:value="ПДС НКУ / SA4: Цепь управления введена"/>
-                  <w:listItem w:displayText="ПДС НКУ / SG1: Рабочее положение испытательного блока" w:value="ПДС НКУ / SG1: Рабочее положение испытательного блока"/>
-                  <w:listItem w:displayText="ПДС НКУ / SG2: Рабочее положение испытательного блока" w:value="ПДС НКУ / SG2: Рабочее положение испытательного блока"/>
-                  <w:listItem w:displayText="ПДС НКУ / SG3: Рабочее положение испытательного блока" w:value="ПДС НКУ / SG3: Рабочее положение испытательного блока"/>
-                  <w:listItem w:displayText="ПДС НКУ / Дверь: Дверь шкафа закрыта" w:value="ПДС НКУ / Дверь: Дверь шкафа закрыта"/>
-                  <w:listItem w:displayText="ПДС НКУ / Дверь: Дверь шкафа открыта" w:value="ПДС НКУ / Дверь: Дверь шкафа открыта"/>
-                  <w:listItem w:displayText="ПДС НКУ / ОТ ГЗ: Неисправность оперативного тока цепей ГЗ" w:value="ПДС НКУ / ОТ ГЗ: Неисправность оперативного тока цепей ГЗ"/>
-                  <w:listItem w:displayText="ПДС НКУ / ОТ ЗДЗ1: Неисправность оперативного тока цепей ЗДЗ НН1" w:value="ПДС НКУ / ОТ ЗДЗ1: Неисправность оперативного тока цепей ЗДЗ НН1"/>
-                  <w:listItem w:displayText="ПДС НКУ / ОТ ЗДЗ2: Неисправность оперативного тока цепей ЗДЗ НН2" w:value="ПДС НКУ / ОТ ЗДЗ2: Неисправность оперативного тока цепей ЗДЗ НН2"/>
-                  <w:listItem w:displayText="ПДС НКУ / ОТ ТЗ, ТС: Неисправность оперативного тока цепей ТЗ, ТС" w:value="ПДС НКУ / ОТ ТЗ, ТС: Неисправность оперативного тока цепей ТЗ, ТС"/>
-                  <w:listItem w:displayText="ПДС НКУ / ОТ УРОВ1: Неисправность оперативного тока цепей УРОВ НН1" w:value="ПДС НКУ / ОТ УРОВ1: Неисправность оперативного тока цепей УРОВ НН1"/>
-                  <w:listItem w:displayText="ПДС НКУ / ОТ УРОВ2: Неисправность оперативного тока цепей УРОВ НН2" w:value="ПДС НКУ / ОТ УРОВ2: Неисправность оперативного тока цепей УРОВ НН2"/>
-                  <w:listItem w:displayText="ПДС НКУ / ПДС НКУ: Функция введена в работу" w:value="ПДС НКУ / ПДС НКУ: Функция введена в работу"/>
-                  <w:listItem w:displayText="ПДС НКУ / ПДС НКУ: Функция оперативно выведена из работы" w:value="ПДС НКУ / ПДС НКУ: Функция оперативно выведена из работы"/>
-                  <w:listItem w:displayText="ПС / ПС: Пуск" w:value="ПС / ПС: Пуск"/>
-                  <w:listItem w:displayText="ПС / ПС: Пуск (импульс)" w:value="ПС / ПС: Пуск (импульс)"/>
-                  <w:listItem w:displayText="РТПО / РТПО ВН: Пуск" w:value="РТПО / РТПО ВН: Пуск"/>
-                  <w:listItem w:displayText="РТПО / РТПО ВН: Пуск ИО тока" w:value="РТПО / РТПО ВН: Пуск ИО тока"/>
-                  <w:listItem w:displayText="РТПО / РТПО ВН: Функция введена в работу" w:value="РТПО / РТПО ВН: Функция введена в работу"/>
-                  <w:listItem w:displayText="РТПО / РТПО ВН: Функция оперативно выведена из работы" w:value="РТПО / РТПО ВН: Функция оперативно выведена из работы"/>
-                  <w:listItem w:displayText="РТПО / РТПО НН (НН2): Пуск" w:value="РТПО / РТПО НН (НН2): Пуск"/>
-                  <w:listItem w:displayText="РТПО / РТПО НН (НН2): Пуск ИО тока" w:value="РТПО / РТПО НН (НН2): Пуск ИО тока"/>
-                  <w:listItem w:displayText="РТПО / РТПО НН (НН2): Функция введена в работу" w:value="РТПО / РТПО НН (НН2): Функция введена в работу"/>
-                  <w:listItem w:displayText="РТПО / РТПО НН (НН2): Функция оперативно выведена из работы" w:value="РТПО / РТПО НН (НН2): Функция оперативно выведена из работы"/>
-                  <w:listItem w:displayText="РТПО / РТПО СН (НН1): Пуск" w:value="РТПО / РТПО СН (НН1): Пуск"/>
-                  <w:listItem w:displayText="РТПО / РТПО СН (НН1): Пуск ИО тока" w:value="РТПО / РТПО СН (НН1): Пуск ИО тока"/>
-                  <w:listItem w:displayText="РТПО / РТПО СН (НН1): Функция введена в работу" w:value="РТПО / РТПО СН (НН1): Функция введена в работу"/>
-                  <w:listItem w:displayText="РТПО / РТПО СН (НН1): Функция оперативно выведена из работы" w:value="РТПО / РТПО СН (НН1): Функция оперативно выведена из работы"/>
-                  <w:listItem w:displayText="РТПО / РТПО_общ: Пуск" w:value="РТПО / РТПО_общ: Пуск"/>
-                  <w:listItem w:displayText="РТПО / РТПО_общ: Функция введена в работу" w:value="РТПО / РТПО_общ: Функция введена в работу"/>
-                  <w:listItem w:displayText="СС / СС: БИ выведены" w:value="СС / СС: БИ выведены"/>
-                  <w:listItem w:displayText="СС / СС: Внешнее отключение" w:value="СС / СС: Внешнее отключение"/>
-                  <w:listItem w:displayText="СС / СС: Выходные цепи разобраны" w:value="СС / СС: Выходные цепи разобраны"/>
-                  <w:listItem w:displayText="СС / СС: ГЗ заблокирована" w:value="СС / СС: ГЗ заблокирована"/>
-                  <w:listItem w:displayText="СС / СС: Неисправность ОТ цепей ГЗ" w:value="СС / СС: Неисправность ОТ цепей ГЗ"/>
-                  <w:listItem w:displayText="СС / СС: Неисправность ОТ цепей ТЗ, ТС" w:value="СС / СС: Неисправность ОТ цепей ТЗ, ТС"/>
-                  <w:listItem w:displayText="СС / СС: Низкая изоляция ГЗ" w:value="СС / СС: Низкая изоляция ГЗ"/>
-                  <w:listItem w:displayText="СС / СС: Низкая изоляция ТЗ" w:value="СС / СС: Низкая изоляция ТЗ"/>
-                  <w:listItem w:displayText="СС / СС: Общий внешний сигнал" w:value="СС / СС: Общий внешний сигнал"/>
-                  <w:listItem w:displayText="СС / СС: Сигнализация от ГЗ" w:value="СС / СС: Сигнализация от ГЗ"/>
-                  <w:listItem w:displayText="СС / СС: Сигнализация от ТЗ" w:value="СС / СС: Сигнализация от ТЗ"/>
-                  <w:listItem w:displayText="СС / СС: Сигнализация от ТС" w:value="СС / СС: Сигнализация от ТС"/>
-                  <w:listItem w:displayText="СС / СС: Сигнализация цепей опер.тока" w:value="СС / СС: Сигнализация цепей опер.тока"/>
-                  <w:listItem w:displayText="СС / СС: Сигнализация цепей опер.тока НН" w:value="СС / СС: Сигнализация цепей опер.тока НН"/>
-                  <w:listItem w:displayText="СС / СС: ТЗ заблокирована" w:value="СС / СС: ТЗ заблокирована"/>
-                  <w:listItem w:displayText="ТК ЗДЗ / ТК ЗДЗ: Пуск" w:value="ТК ЗДЗ / ТК ЗДЗ: Пуск"/>
-                  <w:listItem w:displayText="ТК ЗДЗ / ТК ЗДЗ: Пуск ИО тока" w:value="ТК ЗДЗ / ТК ЗДЗ: Пуск ИО тока"/>
-                  <w:listItem w:displayText="ТК ЗДЗ / ТК ЗДЗ: Функция введена в работу" w:value="ТК ЗДЗ / ТК ЗДЗ: Функция введена в работу"/>
-                  <w:listItem w:displayText="ТК ЗДЗ / ТК ЗДЗ: Функция оперативно выведена из работы" w:value="ТК ЗДЗ / ТК ЗДЗ: Функция оперативно выведена из работы"/>
-                  <w:listItem w:displayText="ТО ЗПО / ТО ЗПО ВН: Пуск" w:value="ТО ЗПО / ТО ЗПО ВН: Пуск"/>
-                  <w:listItem w:displayText="ТО ЗПО / ТО ЗПО ВН: Пуск ИО тока" w:value="ТО ЗПО / ТО ЗПО ВН: Пуск ИО тока"/>
-                  <w:listItem w:displayText="ТО ЗПО / ТО ЗПО ВН: Функция введена в работу" w:value="ТО ЗПО / ТО ЗПО ВН: Функция введена в работу"/>
-                  <w:listItem w:displayText="ТО ЗПО / ТО ЗПО ВН: Функция оперативно выведена из работы" w:value="ТО ЗПО / ТО ЗПО ВН: Функция оперативно выведена из работы"/>
-                  <w:listItem w:displayText="ТО ЗПО / ТО ЗПО НН (НН2): Пуск" w:value="ТО ЗПО / ТО ЗПО НН (НН2): Пуск"/>
-                  <w:listItem w:displayText="ТО ЗПО / ТО ЗПО НН (НН2): Пуск ИО тока" w:value="ТО ЗПО / ТО ЗПО НН (НН2): Пуск ИО тока"/>
-                  <w:listItem w:displayText="ТО ЗПО / ТО ЗПО НН (НН2): Функция введена в работу" w:value="ТО ЗПО / ТО ЗПО НН (НН2): Функция введена в работу"/>
-                  <w:listItem w:displayText="ТО ЗПО / ТО ЗПО НН (НН2): Функция оперативно выведена из работы" w:value="ТО ЗПО / ТО ЗПО НН (НН2): Функция оперативно выведена из работы"/>
-                  <w:listItem w:displayText="ТО ЗПО / ТО ЗПО СН (НН1): Пуск" w:value="ТО ЗПО / ТО ЗПО СН (НН1): Пуск"/>
-                  <w:listItem w:displayText="ТО ЗПО / ТО ЗПО СН (НН1): Пуск ИО тока" w:value="ТО ЗПО / ТО ЗПО СН (НН1): Пуск ИО тока"/>
-                  <w:listItem w:displayText="ТО ЗПО / ТО ЗПО СН (НН1): Функция введена в работу" w:value="ТО ЗПО / ТО ЗПО СН (НН1): Функция введена в работу"/>
-                  <w:listItem w:displayText="ТО ЗПО / ТО ЗПО СН (НН1): Функция оперативно выведена из работы" w:value="ТО ЗПО / ТО ЗПО СН (НН1): Функция оперативно выведена из работы"/>
-                  <w:listItem w:displayText="ТО ЗПО / ТО ЗПО_общ: Пуск" w:value="ТО ЗПО / ТО ЗПО_общ: Пуск"/>
-                  <w:listItem w:displayText="ТО ЗПО / ТО ЗПО_общ: Функция введена в работу" w:value="ТО ЗПО / ТО ЗПО_общ: Функция введена в работу"/>
-                  <w:listItem w:displayText="ТО РПН / ТО РПН: Пуск" w:value="ТО РПН / ТО РПН: Пуск"/>
-                  <w:listItem w:displayText="ТО РПН / ТО РПН: Пуск ИО тока" w:value="ТО РПН / ТО РПН: Пуск ИО тока"/>
-                  <w:listItem w:displayText="ТО РПН / ТО РПН: Функция введена в работу" w:value="ТО РПН / ТО РПН: Функция введена в работу"/>
-                  <w:listItem w:displayText="ТО РПН / ТО РПН: Функция оперативно выведена из работы" w:value="ТО РПН / ТО РПН: Функция оперативно выведена из работы"/>
-                  <w:listItem w:displayText="УРОВ ВН / УРОВ: Пуск" w:value="УРОВ ВН / УРОВ: Пуск"/>
-                  <w:listItem w:displayText="УРОВ ВН / УРОВ: Пуск ИО максимального тока" w:value="УРОВ ВН / УРОВ: Пуск ИО максимального тока"/>
-                  <w:listItem w:displayText="УРОВ ВН / УРОВ: Срабатывание" w:value="УРОВ ВН / УРОВ: Срабатывание"/>
-                  <w:listItem w:displayText="УРОВ ВН / УРОВ: Срабатывание «на себя»" w:value="УРОВ ВН / УРОВ: Срабатывание «на себя»"/>
-                  <w:listItem w:displayText="УРОВ ВН / УРОВ: Функция введена в работу" w:value="УРОВ ВН / УРОВ: Функция введена в работу"/>
-                  <w:listItem w:displayText="УРОВ ВН / УРОВ: Функция оперативно выведена из работы" w:value="УРОВ ВН / УРОВ: Функция оперативно выведена из работы"/>
+                  <w:listItem w:displayText="АРНТ / АРН: Блокировка автоматики регулирования" w:value="АРНТ / АРН: Блокировка автоматики регулирования"/>
+                  <w:listItem w:displayText="АРНТ / АРН: Действие АРНТ на привод РПН" w:value="АРНТ / АРН: Действие АРНТ на привод РПН"/>
+                  <w:listItem w:displayText="АРНТ / АРН: Команда «прибавить» в привод РПН" w:value="АРНТ / АРН: Команда «прибавить» в привод РПН"/>
+                  <w:listItem w:displayText="АРНТ / АРН: Команда «убавить» привод РПН" w:value="АРНТ / АРН: Команда «убавить» привод РПН"/>
+                  <w:listItem w:displayText="АРНТ / АРН: Команда на отключение автомата питания привода РПН" w:value="АРНТ / АРН: Команда на отключение автомата питания привода РПН"/>
+                  <w:listItem w:displayText="АРНТ / АРН: Напряжение выше границы зоны нечувствительности" w:value="АРНТ / АРН: Напряжение выше границы зоны нечувствительности"/>
+                  <w:listItem w:displayText="АРНТ / АРН: Напряжение значительно выше границы зоны нечувствительности" w:value="АРНТ / АРН: Напряжение значительно выше границы зоны нечувствительности"/>
+                  <w:listItem w:displayText="АРНТ / АРН: Напряжение ниже границы зоны нечувствительности" w:value="АРНТ / АРН: Напряжение ниже границы зоны нечувствительности"/>
+                  <w:listItem w:displayText="АРНТ / АРН: Нет связи с регулируемыми шинами" w:value="АРНТ / АРН: Нет связи с регулируемыми шинами"/>
+                  <w:listItem w:displayText="АРНТ / АРН: Режим автоматического регулирования" w:value="АРНТ / АРН: Режим автоматического регулирования"/>
+                  <w:listItem w:displayText="АРНТ / Выбор ТН: Автоматический выбор регулируемой секции" w:value="АРНТ / Выбор ТН: Автоматический выбор регулируемой секции"/>
+                  <w:listItem w:displayText="АРНТ / Выбор ТН: Контроль 1 секции" w:value="АРНТ / Выбор ТН: Контроль 1 секции"/>
+                  <w:listItem w:displayText="АРНТ / Выбор ТН: Контроль 2 секции" w:value="АРНТ / Выбор ТН: Контроль 2 секции"/>
+                  <w:listItem w:displayText="АРНТ / Выбор ТН: Приоритет регулирования по 2 секции" w:value="АРНТ / Выбор ТН: Приоритет регулирования по 2 секции"/>
+                  <w:listItem w:displayText="АРНТ / Выбор ТН: Регулирование по 1 секции" w:value="АРНТ / Выбор ТН: Регулирование по 1 секции"/>
+                  <w:listItem w:displayText="АРНТ / Выбор ТН: Регулирование по 2 секции" w:value="АРНТ / Выбор ТН: Регулирование по 2 секции"/>
+                  <w:listItem w:displayText="АРНТ / Контроль РПН: Длительное переключение (привод остановился в промежуточном положении)" w:value="АРНТ / Контроль РПН: Длительное переключение (привод остановился в промежуточном положении)"/>
+                  <w:listItem w:displayText="АРНТ / Контроль РПН: Отказ привода РПН" w:value="АРНТ / Контроль РПН: Отказ привода РПН"/>
+                  <w:listItem w:displayText="АРНТ / Контроль РПН: Переключение не началось" w:value="АРНТ / Контроль РПН: Переключение не началось"/>
+                  <w:listItem w:displayText="АРНТ / Контроль РПН: Самопроизвольное переключение" w:value="АРНТ / Контроль РПН: Самопроизвольное переключение"/>
+                  <w:listItem w:displayText="АРНТ / Контроль РПН: Сигнализация максимального количества переключений РПН" w:value="АРНТ / Контроль РПН: Сигнализация максимального количества переключений РПН"/>
+                  <w:listItem w:displayText="АРНТ / Привод РПН: Идет переключение" w:value="АРНТ / Привод РПН: Идет переключение"/>
                 </w:dropDownList>
                 <w:showingPlcHdr/>
                 <w:placeholder>
@@ -2648,270 +2063,28 @@
                 <w:id w:val="0"/>
                 <w:dropDownList>
                   <w:listItem w:displayText="Не назначено" w:value=""/>
-                  <w:listItem w:displayText="ДЗТ / БВКЗ: Срабатывание БВКЗ" w:value="ДЗТ / БВКЗ: Срабатывание БВКЗ"/>
-                  <w:listItem w:displayText="ДЗТ / БВКЗ: Срабатывание БВКЗ по фазе A" w:value="ДЗТ / БВКЗ: Срабатывание БВКЗ по фазе A"/>
-                  <w:listItem w:displayText="ДЗТ / БВКЗ: Срабатывание БВКЗ по фазе B" w:value="ДЗТ / БВКЗ: Срабатывание БВКЗ по фазе B"/>
-                  <w:listItem w:displayText="ДЗТ / БВКЗ: Срабатывание БВКЗ по фазе C" w:value="ДЗТ / БВКЗ: Срабатывание БВКЗ по фазе C"/>
-                  <w:listItem w:displayText="ДЗТ / Д2Г: